--- a/output/tables/COAD/COAD_survival_summary.docx
+++ b/output/tables/COAD/COAD_survival_summary.docx
@@ -25,7 +25,7 @@
         <w:ind w:left="60" w:right="60" w:firstLine="0" w:firstLineChars="0"/>
       </w:pPr>
       <w:r>
-        <w:t xml:space="preserve">Overall survival by gene expression (High vs Low), TCGA-COAD. HR from Cox regression; multivariable model adjusted for age (per 10 years), sex and pathologic stage. Sensitivity: stratified by tss. q = Benjamini–Hochberg across exploratory genes only; the primary gene (ROCK2) is reported with its unadjusted p. Time-split HRs (0–24 / &gt;24 months, adjusted) are shown only for genes whose expression term violated proportional hazards. RMST difference = High − Low restricted mean survival time up to 60 months.</w:t>
+        <w:t xml:space="preserve">Overall survival by gene expression (High vs Low), TCGA-COAD. HR from Cox regression; multivariable model adjusted for age group, years, sex, pathologic stage group and pretreatment cea. Sensitivity: stratified by tss. q = Benjamini–Hochberg across exploratory genes only; the primary gene (ROCK2) is reported with its unadjusted p. Time-split HRs (0–24 / &gt;24 months, adjusted) are shown only for genes whose expression term violated proportional hazards. RMST difference = High − Low restricted mean survival time up to 60 months.</w:t>
       </w:r>
     </w:p>
     <w:tbl xmlns:a="http://schemas.openxmlformats.org/drawingml/2006/main" xmlns:pic="http://schemas.openxmlformats.org/drawingml/2006/picture">
@@ -913,7 +913,7 @@
           <w:p>
             <w:pPr>
               <w:pStyle w:val="Normal"/>
-              <w:jc w:val="left"/>
+              <w:jc w:val="right"/>
               <w:pBdr>
                 <w:bottom w:val="none" w:sz="0" w:space="0" w:color="000000"/>
                 <w:top w:val="none" w:sz="0" w:space="0" w:color="000000"/>
@@ -2214,7 +2214,7 @@
                 <w:szCs w:val="12"/>
                 <w:color w:val="000000"/>
               </w:rPr>
-              <w:t xml:space="preserve">0.56 (0.37–0.86)</w:t>
+              <w:t xml:space="preserve">0.45 (0.25–0.82)</w:t>
             </w:r>
           </w:p>
         </w:tc>
@@ -2269,7 +2269,7 @@
                 <w:szCs w:val="12"/>
                 <w:color w:val="000000"/>
               </w:rPr>
-              <w:t xml:space="preserve">0.007</w:t>
+              <w:t xml:space="preserve">0.009</w:t>
             </w:r>
           </w:p>
         </w:tc>
@@ -2379,7 +2379,7 @@
                 <w:szCs w:val="12"/>
                 <w:color w:val="000000"/>
               </w:rPr>
-              <w:t xml:space="preserve">15.5</w:t>
+              <w:t xml:space="preserve">9.8</w:t>
             </w:r>
           </w:p>
         </w:tc>
@@ -2403,38 +2403,38 @@
           <w:p>
             <w:pPr>
               <w:pStyle w:val="Normal"/>
-              <w:jc w:val="left"/>
-              <w:pBdr>
-                <w:bottom w:val="none" w:sz="0" w:space="0" w:color="000000"/>
-                <w:top w:val="none" w:sz="0" w:space="0" w:color="000000"/>
-                <w:left w:val="none" w:sz="0" w:space="0" w:color="000000"/>
-                <w:right w:val="none" w:sz="0" w:space="0" w:color="000000"/>
-              </w:pBdr>
-              <w:spacing w:after="100" w:before="100" w:line="240"/>
-              <w:ind w:left="100" w:right="100" w:firstLine="0" w:firstLineChars="0"/>
-              <w:rPr>
-                <w:rFonts w:ascii="Times New Roman" w:hAnsi="Times New Roman" w:eastAsia="Times New Roman" w:cs="Times New Roman"/>
-                <w:i w:val="false"/>
-                <w:b w:val="false"/>
-                <w:u w:val="none"/>
-                <w:strike w:val="false"/>
-                <w:sz w:val="12"/>
-                <w:szCs w:val="12"/>
-                <w:color w:val="000000"/>
-              </w:rPr>
-            </w:pPr>
-            <w:r>
-              <w:rPr>
-                <w:rFonts w:ascii="Times New Roman" w:hAnsi="Times New Roman" w:eastAsia="Times New Roman" w:cs="Times New Roman"/>
-                <w:i w:val="false"/>
-                <w:b w:val="false"/>
-                <w:u w:val="none"/>
-                <w:strike w:val="false"/>
-                <w:sz w:val="12"/>
-                <w:szCs w:val="12"/>
-                <w:color w:val="000000"/>
-              </w:rPr>
-              <w:t xml:space="preserve">I–IV</w:t>
+              <w:jc w:val="right"/>
+              <w:pBdr>
+                <w:bottom w:val="none" w:sz="0" w:space="0" w:color="000000"/>
+                <w:top w:val="none" w:sz="0" w:space="0" w:color="000000"/>
+                <w:left w:val="none" w:sz="0" w:space="0" w:color="000000"/>
+                <w:right w:val="none" w:sz="0" w:space="0" w:color="000000"/>
+              </w:pBdr>
+              <w:spacing w:after="100" w:before="100" w:line="240"/>
+              <w:ind w:left="100" w:right="100" w:firstLine="0" w:firstLineChars="0"/>
+              <w:rPr>
+                <w:rFonts w:ascii="Times New Roman" w:hAnsi="Times New Roman" w:eastAsia="Times New Roman" w:cs="Times New Roman"/>
+                <w:i w:val="false"/>
+                <w:b w:val="false"/>
+                <w:u w:val="none"/>
+                <w:strike w:val="false"/>
+                <w:sz w:val="12"/>
+                <w:szCs w:val="12"/>
+                <w:color w:val="000000"/>
+              </w:rPr>
+            </w:pPr>
+            <w:r>
+              <w:rPr>
+                <w:rFonts w:ascii="Times New Roman" w:hAnsi="Times New Roman" w:eastAsia="Times New Roman" w:cs="Times New Roman"/>
+                <w:i w:val="false"/>
+                <w:b w:val="false"/>
+                <w:u w:val="none"/>
+                <w:strike w:val="false"/>
+                <w:sz w:val="12"/>
+                <w:szCs w:val="12"/>
+                <w:color w:val="000000"/>
+              </w:rPr>
+              <w:t xml:space="preserve"/>
             </w:r>
           </w:p>
         </w:tc>
@@ -2489,7 +2489,7 @@
                 <w:szCs w:val="12"/>
                 <w:color w:val="000000"/>
               </w:rPr>
-              <w:t xml:space="preserve">0.61 (0.39–0.98)</w:t>
+              <w:t xml:space="preserve">0.43 (0.22–0.85)</w:t>
             </w:r>
           </w:p>
         </w:tc>
@@ -2544,7 +2544,7 @@
                 <w:szCs w:val="12"/>
                 <w:color w:val="000000"/>
               </w:rPr>
-              <w:t xml:space="preserve">0.040</w:t>
+              <w:t xml:space="preserve">0.015</w:t>
             </w:r>
           </w:p>
         </w:tc>
@@ -2599,7 +2599,7 @@
                 <w:szCs w:val="12"/>
                 <w:color w:val="000000"/>
               </w:rPr>
-              <w:t xml:space="preserve">0.072</w:t>
+              <w:t xml:space="preserve">0.272</w:t>
             </w:r>
           </w:p>
         </w:tc>
@@ -2984,7 +2984,7 @@
                 <w:szCs w:val="12"/>
                 <w:color w:val="000000"/>
               </w:rPr>
-              <w:t xml:space="preserve">false</w:t>
+              <w:t xml:space="preserve">true</w:t>
             </w:r>
           </w:p>
         </w:tc>
@@ -3704,416 +3704,196 @@
                 <w:szCs w:val="12"/>
                 <w:color w:val="000000"/>
               </w:rPr>
-              <w:t xml:space="preserve">0.84 (0.56–1.27)</w:t>
-            </w:r>
-          </w:p>
-        </w:tc>
-        <w:tc>
-          <w:tcPr>
-            <w:tcBorders>
-              <w:bottom w:val="none" w:sz="0" w:space="0" w:color="000000"/>
-              <w:top w:val="none" w:sz="0" w:space="0" w:color="000000"/>
-              <w:left w:val="none" w:sz="0" w:space="0" w:color="000000"/>
-              <w:right w:val="none" w:sz="0" w:space="0" w:color="000000"/>
-            </w:tcBorders>
-            <w:shd w:val="clear" w:color="auto" w:fill="FFFFFF"/>
-            <w:tcMar>
-              <w:top w:w="0" w:type="dxa"/>
-              <w:bottom w:w="0" w:type="dxa"/>
-              <w:left w:w="0" w:type="dxa"/>
-              <w:right w:w="0" w:type="dxa"/>
-            </w:tcMar>
-            <w:vAlign w:val="center"/>
-          </w:tcPr>
-          <w:p>
-            <w:pPr>
-              <w:pStyle w:val="Normal"/>
-              <w:jc w:val="left"/>
-              <w:pBdr>
-                <w:bottom w:val="none" w:sz="0" w:space="0" w:color="000000"/>
-                <w:top w:val="none" w:sz="0" w:space="0" w:color="000000"/>
-                <w:left w:val="none" w:sz="0" w:space="0" w:color="000000"/>
-                <w:right w:val="none" w:sz="0" w:space="0" w:color="000000"/>
-              </w:pBdr>
-              <w:spacing w:after="100" w:before="100" w:line="240"/>
-              <w:ind w:left="100" w:right="100" w:firstLine="0" w:firstLineChars="0"/>
-              <w:rPr>
-                <w:rFonts w:ascii="Times New Roman" w:hAnsi="Times New Roman" w:eastAsia="Times New Roman" w:cs="Times New Roman"/>
-                <w:i w:val="false"/>
-                <w:b w:val="false"/>
-                <w:u w:val="none"/>
-                <w:strike w:val="false"/>
-                <w:sz w:val="12"/>
-                <w:szCs w:val="12"/>
-                <w:color w:val="000000"/>
-              </w:rPr>
-            </w:pPr>
-            <w:r>
-              <w:rPr>
-                <w:rFonts w:ascii="Times New Roman" w:hAnsi="Times New Roman" w:eastAsia="Times New Roman" w:cs="Times New Roman"/>
-                <w:i w:val="false"/>
-                <w:b w:val="false"/>
-                <w:u w:val="none"/>
-                <w:strike w:val="false"/>
-                <w:sz w:val="12"/>
-                <w:szCs w:val="12"/>
-                <w:color w:val="000000"/>
-              </w:rPr>
-              <w:t xml:space="preserve">0.409</w:t>
-            </w:r>
-          </w:p>
-        </w:tc>
-        <w:tc>
-          <w:tcPr>
-            <w:tcBorders>
-              <w:bottom w:val="none" w:sz="0" w:space="0" w:color="000000"/>
-              <w:top w:val="none" w:sz="0" w:space="0" w:color="000000"/>
-              <w:left w:val="none" w:sz="0" w:space="0" w:color="000000"/>
-              <w:right w:val="none" w:sz="0" w:space="0" w:color="000000"/>
-            </w:tcBorders>
-            <w:shd w:val="clear" w:color="auto" w:fill="FFFFFF"/>
-            <w:tcMar>
-              <w:top w:w="0" w:type="dxa"/>
-              <w:bottom w:w="0" w:type="dxa"/>
-              <w:left w:w="0" w:type="dxa"/>
-              <w:right w:w="0" w:type="dxa"/>
-            </w:tcMar>
-            <w:vAlign w:val="center"/>
-          </w:tcPr>
-          <w:p>
-            <w:pPr>
-              <w:pStyle w:val="Normal"/>
-              <w:jc w:val="left"/>
-              <w:pBdr>
-                <w:bottom w:val="none" w:sz="0" w:space="0" w:color="000000"/>
-                <w:top w:val="none" w:sz="0" w:space="0" w:color="000000"/>
-                <w:left w:val="none" w:sz="0" w:space="0" w:color="000000"/>
-                <w:right w:val="none" w:sz="0" w:space="0" w:color="000000"/>
-              </w:pBdr>
-              <w:spacing w:after="100" w:before="100" w:line="240"/>
-              <w:ind w:left="100" w:right="100" w:firstLine="0" w:firstLineChars="0"/>
-              <w:rPr>
-                <w:rFonts w:ascii="Times New Roman" w:hAnsi="Times New Roman" w:eastAsia="Times New Roman" w:cs="Times New Roman"/>
-                <w:i w:val="false"/>
-                <w:b w:val="false"/>
-                <w:u w:val="none"/>
-                <w:strike w:val="false"/>
-                <w:sz w:val="12"/>
-                <w:szCs w:val="12"/>
-                <w:color w:val="000000"/>
-              </w:rPr>
-            </w:pPr>
-            <w:r>
-              <w:rPr>
-                <w:rFonts w:ascii="Times New Roman" w:hAnsi="Times New Roman" w:eastAsia="Times New Roman" w:cs="Times New Roman"/>
-                <w:i w:val="false"/>
-                <w:b w:val="false"/>
-                <w:u w:val="none"/>
-                <w:strike w:val="false"/>
-                <w:sz w:val="12"/>
-                <w:szCs w:val="12"/>
-                <w:color w:val="000000"/>
-              </w:rPr>
-              <w:t xml:space="preserve">0.546</w:t>
-            </w:r>
-          </w:p>
-        </w:tc>
-        <w:tc>
-          <w:tcPr>
-            <w:tcBorders>
-              <w:bottom w:val="none" w:sz="0" w:space="0" w:color="000000"/>
-              <w:top w:val="none" w:sz="0" w:space="0" w:color="000000"/>
-              <w:left w:val="none" w:sz="0" w:space="0" w:color="000000"/>
-              <w:right w:val="none" w:sz="0" w:space="0" w:color="000000"/>
-            </w:tcBorders>
-            <w:shd w:val="clear" w:color="auto" w:fill="FFFFFF"/>
-            <w:tcMar>
-              <w:top w:w="0" w:type="dxa"/>
-              <w:bottom w:w="0" w:type="dxa"/>
-              <w:left w:w="0" w:type="dxa"/>
-              <w:right w:w="0" w:type="dxa"/>
-            </w:tcMar>
-            <w:vAlign w:val="center"/>
-          </w:tcPr>
-          <w:p>
-            <w:pPr>
-              <w:pStyle w:val="Normal"/>
-              <w:jc w:val="left"/>
-              <w:pBdr>
-                <w:bottom w:val="none" w:sz="0" w:space="0" w:color="000000"/>
-                <w:top w:val="none" w:sz="0" w:space="0" w:color="000000"/>
-                <w:left w:val="none" w:sz="0" w:space="0" w:color="000000"/>
-                <w:right w:val="none" w:sz="0" w:space="0" w:color="000000"/>
-              </w:pBdr>
-              <w:spacing w:after="100" w:before="100" w:line="240"/>
-              <w:ind w:left="100" w:right="100" w:firstLine="0" w:firstLineChars="0"/>
-              <w:rPr>
-                <w:rFonts w:ascii="Times New Roman" w:hAnsi="Times New Roman" w:eastAsia="Times New Roman" w:cs="Times New Roman"/>
-                <w:i w:val="false"/>
-                <w:b w:val="false"/>
-                <w:u w:val="none"/>
-                <w:strike w:val="false"/>
-                <w:sz w:val="12"/>
-                <w:szCs w:val="12"/>
-                <w:color w:val="000000"/>
-              </w:rPr>
-            </w:pPr>
-            <w:r>
-              <w:rPr>
-                <w:rFonts w:ascii="Times New Roman" w:hAnsi="Times New Roman" w:eastAsia="Times New Roman" w:cs="Times New Roman"/>
-                <w:i w:val="false"/>
-                <w:b w:val="false"/>
-                <w:u w:val="none"/>
-                <w:strike w:val="false"/>
-                <w:sz w:val="12"/>
-                <w:szCs w:val="12"/>
-                <w:color w:val="000000"/>
-              </w:rPr>
-              <w:t xml:space="preserve">15.5</w:t>
-            </w:r>
-          </w:p>
-        </w:tc>
-        <w:tc>
-          <w:tcPr>
-            <w:tcBorders>
-              <w:bottom w:val="none" w:sz="0" w:space="0" w:color="000000"/>
-              <w:top w:val="none" w:sz="0" w:space="0" w:color="000000"/>
-              <w:left w:val="none" w:sz="0" w:space="0" w:color="000000"/>
-              <w:right w:val="none" w:sz="0" w:space="0" w:color="000000"/>
-            </w:tcBorders>
-            <w:shd w:val="clear" w:color="auto" w:fill="FFFFFF"/>
-            <w:tcMar>
-              <w:top w:w="0" w:type="dxa"/>
-              <w:bottom w:w="0" w:type="dxa"/>
-              <w:left w:w="0" w:type="dxa"/>
-              <w:right w:w="0" w:type="dxa"/>
-            </w:tcMar>
-            <w:vAlign w:val="center"/>
-          </w:tcPr>
-          <w:p>
-            <w:pPr>
-              <w:pStyle w:val="Normal"/>
-              <w:jc w:val="left"/>
-              <w:pBdr>
-                <w:bottom w:val="none" w:sz="0" w:space="0" w:color="000000"/>
-                <w:top w:val="none" w:sz="0" w:space="0" w:color="000000"/>
-                <w:left w:val="none" w:sz="0" w:space="0" w:color="000000"/>
-                <w:right w:val="none" w:sz="0" w:space="0" w:color="000000"/>
-              </w:pBdr>
-              <w:spacing w:after="100" w:before="100" w:line="240"/>
-              <w:ind w:left="100" w:right="100" w:firstLine="0" w:firstLineChars="0"/>
-              <w:rPr>
-                <w:rFonts w:ascii="Times New Roman" w:hAnsi="Times New Roman" w:eastAsia="Times New Roman" w:cs="Times New Roman"/>
-                <w:i w:val="false"/>
-                <w:b w:val="false"/>
-                <w:u w:val="none"/>
-                <w:strike w:val="false"/>
-                <w:sz w:val="12"/>
-                <w:szCs w:val="12"/>
-                <w:color w:val="000000"/>
-              </w:rPr>
-            </w:pPr>
-            <w:r>
-              <w:rPr>
-                <w:rFonts w:ascii="Times New Roman" w:hAnsi="Times New Roman" w:eastAsia="Times New Roman" w:cs="Times New Roman"/>
-                <w:i w:val="false"/>
-                <w:b w:val="false"/>
-                <w:u w:val="none"/>
-                <w:strike w:val="false"/>
-                <w:sz w:val="12"/>
-                <w:szCs w:val="12"/>
-                <w:color w:val="000000"/>
-              </w:rPr>
-              <w:t xml:space="preserve">I–IV</w:t>
-            </w:r>
-          </w:p>
-        </w:tc>
-        <w:tc>
-          <w:tcPr>
-            <w:tcBorders>
-              <w:bottom w:val="none" w:sz="0" w:space="0" w:color="000000"/>
-              <w:top w:val="none" w:sz="0" w:space="0" w:color="000000"/>
-              <w:left w:val="none" w:sz="0" w:space="0" w:color="000000"/>
-              <w:right w:val="none" w:sz="0" w:space="0" w:color="000000"/>
-            </w:tcBorders>
-            <w:shd w:val="clear" w:color="auto" w:fill="FFFFFF"/>
-            <w:tcMar>
-              <w:top w:w="0" w:type="dxa"/>
-              <w:bottom w:w="0" w:type="dxa"/>
-              <w:left w:w="0" w:type="dxa"/>
-              <w:right w:w="0" w:type="dxa"/>
-            </w:tcMar>
-            <w:vAlign w:val="center"/>
-          </w:tcPr>
-          <w:p>
-            <w:pPr>
-              <w:pStyle w:val="Normal"/>
-              <w:jc w:val="left"/>
-              <w:pBdr>
-                <w:bottom w:val="none" w:sz="0" w:space="0" w:color="000000"/>
-                <w:top w:val="none" w:sz="0" w:space="0" w:color="000000"/>
-                <w:left w:val="none" w:sz="0" w:space="0" w:color="000000"/>
-                <w:right w:val="none" w:sz="0" w:space="0" w:color="000000"/>
-              </w:pBdr>
-              <w:spacing w:after="100" w:before="100" w:line="240"/>
-              <w:ind w:left="100" w:right="100" w:firstLine="0" w:firstLineChars="0"/>
-              <w:rPr>
-                <w:rFonts w:ascii="Times New Roman" w:hAnsi="Times New Roman" w:eastAsia="Times New Roman" w:cs="Times New Roman"/>
-                <w:i w:val="false"/>
-                <w:b w:val="false"/>
-                <w:u w:val="none"/>
-                <w:strike w:val="false"/>
-                <w:sz w:val="12"/>
-                <w:szCs w:val="12"/>
-                <w:color w:val="000000"/>
-              </w:rPr>
-            </w:pPr>
-            <w:r>
-              <w:rPr>
-                <w:rFonts w:ascii="Times New Roman" w:hAnsi="Times New Roman" w:eastAsia="Times New Roman" w:cs="Times New Roman"/>
-                <w:i w:val="false"/>
-                <w:b w:val="false"/>
-                <w:u w:val="none"/>
-                <w:strike w:val="false"/>
-                <w:sz w:val="12"/>
-                <w:szCs w:val="12"/>
-                <w:color w:val="000000"/>
-              </w:rPr>
-              <w:t xml:space="preserve">0.86 (0.54–1.37)</w:t>
-            </w:r>
-          </w:p>
-        </w:tc>
-        <w:tc>
-          <w:tcPr>
-            <w:tcBorders>
-              <w:bottom w:val="none" w:sz="0" w:space="0" w:color="000000"/>
-              <w:top w:val="none" w:sz="0" w:space="0" w:color="000000"/>
-              <w:left w:val="none" w:sz="0" w:space="0" w:color="000000"/>
-              <w:right w:val="none" w:sz="0" w:space="0" w:color="000000"/>
-            </w:tcBorders>
-            <w:shd w:val="clear" w:color="auto" w:fill="FFFFFF"/>
-            <w:tcMar>
-              <w:top w:w="0" w:type="dxa"/>
-              <w:bottom w:w="0" w:type="dxa"/>
-              <w:left w:w="0" w:type="dxa"/>
-              <w:right w:w="0" w:type="dxa"/>
-            </w:tcMar>
-            <w:vAlign w:val="center"/>
-          </w:tcPr>
-          <w:p>
-            <w:pPr>
-              <w:pStyle w:val="Normal"/>
-              <w:jc w:val="left"/>
-              <w:pBdr>
-                <w:bottom w:val="none" w:sz="0" w:space="0" w:color="000000"/>
-                <w:top w:val="none" w:sz="0" w:space="0" w:color="000000"/>
-                <w:left w:val="none" w:sz="0" w:space="0" w:color="000000"/>
-                <w:right w:val="none" w:sz="0" w:space="0" w:color="000000"/>
-              </w:pBdr>
-              <w:spacing w:after="100" w:before="100" w:line="240"/>
-              <w:ind w:left="100" w:right="100" w:firstLine="0" w:firstLineChars="0"/>
-              <w:rPr>
-                <w:rFonts w:ascii="Times New Roman" w:hAnsi="Times New Roman" w:eastAsia="Times New Roman" w:cs="Times New Roman"/>
-                <w:i w:val="false"/>
-                <w:b w:val="false"/>
-                <w:u w:val="none"/>
-                <w:strike w:val="false"/>
-                <w:sz w:val="12"/>
-                <w:szCs w:val="12"/>
-                <w:color w:val="000000"/>
-              </w:rPr>
-            </w:pPr>
-            <w:r>
-              <w:rPr>
-                <w:rFonts w:ascii="Times New Roman" w:hAnsi="Times New Roman" w:eastAsia="Times New Roman" w:cs="Times New Roman"/>
-                <w:i w:val="false"/>
-                <w:b w:val="false"/>
-                <w:u w:val="none"/>
-                <w:strike w:val="false"/>
-                <w:sz w:val="12"/>
-                <w:szCs w:val="12"/>
-                <w:color w:val="000000"/>
-              </w:rPr>
-              <w:t xml:space="preserve">0.524</w:t>
-            </w:r>
-          </w:p>
-        </w:tc>
-        <w:tc>
-          <w:tcPr>
-            <w:tcBorders>
-              <w:bottom w:val="none" w:sz="0" w:space="0" w:color="000000"/>
-              <w:top w:val="none" w:sz="0" w:space="0" w:color="000000"/>
-              <w:left w:val="none" w:sz="0" w:space="0" w:color="000000"/>
-              <w:right w:val="none" w:sz="0" w:space="0" w:color="000000"/>
-            </w:tcBorders>
-            <w:shd w:val="clear" w:color="auto" w:fill="FFFFFF"/>
-            <w:tcMar>
-              <w:top w:w="0" w:type="dxa"/>
-              <w:bottom w:w="0" w:type="dxa"/>
-              <w:left w:w="0" w:type="dxa"/>
-              <w:right w:w="0" w:type="dxa"/>
-            </w:tcMar>
-            <w:vAlign w:val="center"/>
-          </w:tcPr>
-          <w:p>
-            <w:pPr>
-              <w:pStyle w:val="Normal"/>
-              <w:jc w:val="left"/>
-              <w:pBdr>
-                <w:bottom w:val="none" w:sz="0" w:space="0" w:color="000000"/>
-                <w:top w:val="none" w:sz="0" w:space="0" w:color="000000"/>
-                <w:left w:val="none" w:sz="0" w:space="0" w:color="000000"/>
-                <w:right w:val="none" w:sz="0" w:space="0" w:color="000000"/>
-              </w:pBdr>
-              <w:spacing w:after="100" w:before="100" w:line="240"/>
-              <w:ind w:left="100" w:right="100" w:firstLine="0" w:firstLineChars="0"/>
-              <w:rPr>
-                <w:rFonts w:ascii="Times New Roman" w:hAnsi="Times New Roman" w:eastAsia="Times New Roman" w:cs="Times New Roman"/>
-                <w:i w:val="false"/>
-                <w:b w:val="false"/>
-                <w:u w:val="none"/>
-                <w:strike w:val="false"/>
-                <w:sz w:val="12"/>
-                <w:szCs w:val="12"/>
-                <w:color w:val="000000"/>
-              </w:rPr>
-            </w:pPr>
-            <w:r>
-              <w:rPr>
-                <w:rFonts w:ascii="Times New Roman" w:hAnsi="Times New Roman" w:eastAsia="Times New Roman" w:cs="Times New Roman"/>
-                <w:i w:val="false"/>
-                <w:b w:val="false"/>
-                <w:u w:val="none"/>
-                <w:strike w:val="false"/>
-                <w:sz w:val="12"/>
-                <w:szCs w:val="12"/>
-                <w:color w:val="000000"/>
-              </w:rPr>
-              <w:t xml:space="preserve">0.099</w:t>
-            </w:r>
-          </w:p>
-        </w:tc>
-        <w:tc>
-          <w:tcPr>
-            <w:tcBorders>
-              <w:bottom w:val="none" w:sz="0" w:space="0" w:color="000000"/>
-              <w:top w:val="none" w:sz="0" w:space="0" w:color="000000"/>
-              <w:left w:val="none" w:sz="0" w:space="0" w:color="000000"/>
-              <w:right w:val="none" w:sz="0" w:space="0" w:color="000000"/>
-            </w:tcBorders>
-            <w:shd w:val="clear" w:color="auto" w:fill="FFFFFF"/>
-            <w:tcMar>
-              <w:top w:w="0" w:type="dxa"/>
-              <w:bottom w:w="0" w:type="dxa"/>
-              <w:left w:w="0" w:type="dxa"/>
-              <w:right w:w="0" w:type="dxa"/>
-            </w:tcMar>
-            <w:vAlign w:val="center"/>
-          </w:tcPr>
-          <w:p>
-            <w:pPr>
-              <w:pStyle w:val="Normal"/>
-              <w:jc w:val="left"/>
+              <w:t xml:space="preserve">1.19 (0.68–2.11)</w:t>
+            </w:r>
+          </w:p>
+        </w:tc>
+        <w:tc>
+          <w:tcPr>
+            <w:tcBorders>
+              <w:bottom w:val="none" w:sz="0" w:space="0" w:color="000000"/>
+              <w:top w:val="none" w:sz="0" w:space="0" w:color="000000"/>
+              <w:left w:val="none" w:sz="0" w:space="0" w:color="000000"/>
+              <w:right w:val="none" w:sz="0" w:space="0" w:color="000000"/>
+            </w:tcBorders>
+            <w:shd w:val="clear" w:color="auto" w:fill="FFFFFF"/>
+            <w:tcMar>
+              <w:top w:w="0" w:type="dxa"/>
+              <w:bottom w:w="0" w:type="dxa"/>
+              <w:left w:w="0" w:type="dxa"/>
+              <w:right w:w="0" w:type="dxa"/>
+            </w:tcMar>
+            <w:vAlign w:val="center"/>
+          </w:tcPr>
+          <w:p>
+            <w:pPr>
+              <w:pStyle w:val="Normal"/>
+              <w:jc w:val="left"/>
+              <w:pBdr>
+                <w:bottom w:val="none" w:sz="0" w:space="0" w:color="000000"/>
+                <w:top w:val="none" w:sz="0" w:space="0" w:color="000000"/>
+                <w:left w:val="none" w:sz="0" w:space="0" w:color="000000"/>
+                <w:right w:val="none" w:sz="0" w:space="0" w:color="000000"/>
+              </w:pBdr>
+              <w:spacing w:after="100" w:before="100" w:line="240"/>
+              <w:ind w:left="100" w:right="100" w:firstLine="0" w:firstLineChars="0"/>
+              <w:rPr>
+                <w:rFonts w:ascii="Times New Roman" w:hAnsi="Times New Roman" w:eastAsia="Times New Roman" w:cs="Times New Roman"/>
+                <w:i w:val="false"/>
+                <w:b w:val="false"/>
+                <w:u w:val="none"/>
+                <w:strike w:val="false"/>
+                <w:sz w:val="12"/>
+                <w:szCs w:val="12"/>
+                <w:color w:val="000000"/>
+              </w:rPr>
+            </w:pPr>
+            <w:r>
+              <w:rPr>
+                <w:rFonts w:ascii="Times New Roman" w:hAnsi="Times New Roman" w:eastAsia="Times New Roman" w:cs="Times New Roman"/>
+                <w:i w:val="false"/>
+                <w:b w:val="false"/>
+                <w:u w:val="none"/>
+                <w:strike w:val="false"/>
+                <w:sz w:val="12"/>
+                <w:szCs w:val="12"/>
+                <w:color w:val="000000"/>
+              </w:rPr>
+              <w:t xml:space="preserve">0.543</w:t>
+            </w:r>
+          </w:p>
+        </w:tc>
+        <w:tc>
+          <w:tcPr>
+            <w:tcBorders>
+              <w:bottom w:val="none" w:sz="0" w:space="0" w:color="000000"/>
+              <w:top w:val="none" w:sz="0" w:space="0" w:color="000000"/>
+              <w:left w:val="none" w:sz="0" w:space="0" w:color="000000"/>
+              <w:right w:val="none" w:sz="0" w:space="0" w:color="000000"/>
+            </w:tcBorders>
+            <w:shd w:val="clear" w:color="auto" w:fill="FFFFFF"/>
+            <w:tcMar>
+              <w:top w:w="0" w:type="dxa"/>
+              <w:bottom w:w="0" w:type="dxa"/>
+              <w:left w:w="0" w:type="dxa"/>
+              <w:right w:w="0" w:type="dxa"/>
+            </w:tcMar>
+            <w:vAlign w:val="center"/>
+          </w:tcPr>
+          <w:p>
+            <w:pPr>
+              <w:pStyle w:val="Normal"/>
+              <w:jc w:val="left"/>
+              <w:pBdr>
+                <w:bottom w:val="none" w:sz="0" w:space="0" w:color="000000"/>
+                <w:top w:val="none" w:sz="0" w:space="0" w:color="000000"/>
+                <w:left w:val="none" w:sz="0" w:space="0" w:color="000000"/>
+                <w:right w:val="none" w:sz="0" w:space="0" w:color="000000"/>
+              </w:pBdr>
+              <w:spacing w:after="100" w:before="100" w:line="240"/>
+              <w:ind w:left="100" w:right="100" w:firstLine="0" w:firstLineChars="0"/>
+              <w:rPr>
+                <w:rFonts w:ascii="Times New Roman" w:hAnsi="Times New Roman" w:eastAsia="Times New Roman" w:cs="Times New Roman"/>
+                <w:i w:val="false"/>
+                <w:b w:val="false"/>
+                <w:u w:val="none"/>
+                <w:strike w:val="false"/>
+                <w:sz w:val="12"/>
+                <w:szCs w:val="12"/>
+                <w:color w:val="000000"/>
+              </w:rPr>
+            </w:pPr>
+            <w:r>
+              <w:rPr>
+                <w:rFonts w:ascii="Times New Roman" w:hAnsi="Times New Roman" w:eastAsia="Times New Roman" w:cs="Times New Roman"/>
+                <w:i w:val="false"/>
+                <w:b w:val="false"/>
+                <w:u w:val="none"/>
+                <w:strike w:val="false"/>
+                <w:sz w:val="12"/>
+                <w:szCs w:val="12"/>
+                <w:color w:val="000000"/>
+              </w:rPr>
+              <w:t xml:space="preserve">0.621</w:t>
+            </w:r>
+          </w:p>
+        </w:tc>
+        <w:tc>
+          <w:tcPr>
+            <w:tcBorders>
+              <w:bottom w:val="none" w:sz="0" w:space="0" w:color="000000"/>
+              <w:top w:val="none" w:sz="0" w:space="0" w:color="000000"/>
+              <w:left w:val="none" w:sz="0" w:space="0" w:color="000000"/>
+              <w:right w:val="none" w:sz="0" w:space="0" w:color="000000"/>
+            </w:tcBorders>
+            <w:shd w:val="clear" w:color="auto" w:fill="FFFFFF"/>
+            <w:tcMar>
+              <w:top w:w="0" w:type="dxa"/>
+              <w:bottom w:w="0" w:type="dxa"/>
+              <w:left w:w="0" w:type="dxa"/>
+              <w:right w:w="0" w:type="dxa"/>
+            </w:tcMar>
+            <w:vAlign w:val="center"/>
+          </w:tcPr>
+          <w:p>
+            <w:pPr>
+              <w:pStyle w:val="Normal"/>
+              <w:jc w:val="left"/>
+              <w:pBdr>
+                <w:bottom w:val="none" w:sz="0" w:space="0" w:color="000000"/>
+                <w:top w:val="none" w:sz="0" w:space="0" w:color="000000"/>
+                <w:left w:val="none" w:sz="0" w:space="0" w:color="000000"/>
+                <w:right w:val="none" w:sz="0" w:space="0" w:color="000000"/>
+              </w:pBdr>
+              <w:spacing w:after="100" w:before="100" w:line="240"/>
+              <w:ind w:left="100" w:right="100" w:firstLine="0" w:firstLineChars="0"/>
+              <w:rPr>
+                <w:rFonts w:ascii="Times New Roman" w:hAnsi="Times New Roman" w:eastAsia="Times New Roman" w:cs="Times New Roman"/>
+                <w:i w:val="false"/>
+                <w:b w:val="false"/>
+                <w:u w:val="none"/>
+                <w:strike w:val="false"/>
+                <w:sz w:val="12"/>
+                <w:szCs w:val="12"/>
+                <w:color w:val="000000"/>
+              </w:rPr>
+            </w:pPr>
+            <w:r>
+              <w:rPr>
+                <w:rFonts w:ascii="Times New Roman" w:hAnsi="Times New Roman" w:eastAsia="Times New Roman" w:cs="Times New Roman"/>
+                <w:i w:val="false"/>
+                <w:b w:val="false"/>
+                <w:u w:val="none"/>
+                <w:strike w:val="false"/>
+                <w:sz w:val="12"/>
+                <w:szCs w:val="12"/>
+                <w:color w:val="000000"/>
+              </w:rPr>
+              <w:t xml:space="preserve">9.8</w:t>
+            </w:r>
+          </w:p>
+        </w:tc>
+        <w:tc>
+          <w:tcPr>
+            <w:tcBorders>
+              <w:bottom w:val="none" w:sz="0" w:space="0" w:color="000000"/>
+              <w:top w:val="none" w:sz="0" w:space="0" w:color="000000"/>
+              <w:left w:val="none" w:sz="0" w:space="0" w:color="000000"/>
+              <w:right w:val="none" w:sz="0" w:space="0" w:color="000000"/>
+            </w:tcBorders>
+            <w:shd w:val="clear" w:color="auto" w:fill="FFFFFF"/>
+            <w:tcMar>
+              <w:top w:w="0" w:type="dxa"/>
+              <w:bottom w:w="0" w:type="dxa"/>
+              <w:left w:w="0" w:type="dxa"/>
+              <w:right w:w="0" w:type="dxa"/>
+            </w:tcMar>
+            <w:vAlign w:val="center"/>
+          </w:tcPr>
+          <w:p>
+            <w:pPr>
+              <w:pStyle w:val="Normal"/>
+              <w:jc w:val="right"/>
               <w:pBdr>
                 <w:bottom w:val="none" w:sz="0" w:space="0" w:color="000000"/>
                 <w:top w:val="none" w:sz="0" w:space="0" w:color="000000"/>
@@ -4199,6 +3979,171 @@
                 <w:szCs w:val="12"/>
                 <w:color w:val="000000"/>
               </w:rPr>
+              <w:t xml:space="preserve">1.24 (0.65–2.34)</w:t>
+            </w:r>
+          </w:p>
+        </w:tc>
+        <w:tc>
+          <w:tcPr>
+            <w:tcBorders>
+              <w:bottom w:val="none" w:sz="0" w:space="0" w:color="000000"/>
+              <w:top w:val="none" w:sz="0" w:space="0" w:color="000000"/>
+              <w:left w:val="none" w:sz="0" w:space="0" w:color="000000"/>
+              <w:right w:val="none" w:sz="0" w:space="0" w:color="000000"/>
+            </w:tcBorders>
+            <w:shd w:val="clear" w:color="auto" w:fill="FFFFFF"/>
+            <w:tcMar>
+              <w:top w:w="0" w:type="dxa"/>
+              <w:bottom w:w="0" w:type="dxa"/>
+              <w:left w:w="0" w:type="dxa"/>
+              <w:right w:w="0" w:type="dxa"/>
+            </w:tcMar>
+            <w:vAlign w:val="center"/>
+          </w:tcPr>
+          <w:p>
+            <w:pPr>
+              <w:pStyle w:val="Normal"/>
+              <w:jc w:val="left"/>
+              <w:pBdr>
+                <w:bottom w:val="none" w:sz="0" w:space="0" w:color="000000"/>
+                <w:top w:val="none" w:sz="0" w:space="0" w:color="000000"/>
+                <w:left w:val="none" w:sz="0" w:space="0" w:color="000000"/>
+                <w:right w:val="none" w:sz="0" w:space="0" w:color="000000"/>
+              </w:pBdr>
+              <w:spacing w:after="100" w:before="100" w:line="240"/>
+              <w:ind w:left="100" w:right="100" w:firstLine="0" w:firstLineChars="0"/>
+              <w:rPr>
+                <w:rFonts w:ascii="Times New Roman" w:hAnsi="Times New Roman" w:eastAsia="Times New Roman" w:cs="Times New Roman"/>
+                <w:i w:val="false"/>
+                <w:b w:val="false"/>
+                <w:u w:val="none"/>
+                <w:strike w:val="false"/>
+                <w:sz w:val="12"/>
+                <w:szCs w:val="12"/>
+                <w:color w:val="000000"/>
+              </w:rPr>
+            </w:pPr>
+            <w:r>
+              <w:rPr>
+                <w:rFonts w:ascii="Times New Roman" w:hAnsi="Times New Roman" w:eastAsia="Times New Roman" w:cs="Times New Roman"/>
+                <w:i w:val="false"/>
+                <w:b w:val="false"/>
+                <w:u w:val="none"/>
+                <w:strike w:val="false"/>
+                <w:sz w:val="12"/>
+                <w:szCs w:val="12"/>
+                <w:color w:val="000000"/>
+              </w:rPr>
+              <w:t xml:space="preserve">0.514</w:t>
+            </w:r>
+          </w:p>
+        </w:tc>
+        <w:tc>
+          <w:tcPr>
+            <w:tcBorders>
+              <w:bottom w:val="none" w:sz="0" w:space="0" w:color="000000"/>
+              <w:top w:val="none" w:sz="0" w:space="0" w:color="000000"/>
+              <w:left w:val="none" w:sz="0" w:space="0" w:color="000000"/>
+              <w:right w:val="none" w:sz="0" w:space="0" w:color="000000"/>
+            </w:tcBorders>
+            <w:shd w:val="clear" w:color="auto" w:fill="FFFFFF"/>
+            <w:tcMar>
+              <w:top w:w="0" w:type="dxa"/>
+              <w:bottom w:w="0" w:type="dxa"/>
+              <w:left w:w="0" w:type="dxa"/>
+              <w:right w:w="0" w:type="dxa"/>
+            </w:tcMar>
+            <w:vAlign w:val="center"/>
+          </w:tcPr>
+          <w:p>
+            <w:pPr>
+              <w:pStyle w:val="Normal"/>
+              <w:jc w:val="left"/>
+              <w:pBdr>
+                <w:bottom w:val="none" w:sz="0" w:space="0" w:color="000000"/>
+                <w:top w:val="none" w:sz="0" w:space="0" w:color="000000"/>
+                <w:left w:val="none" w:sz="0" w:space="0" w:color="000000"/>
+                <w:right w:val="none" w:sz="0" w:space="0" w:color="000000"/>
+              </w:pBdr>
+              <w:spacing w:after="100" w:before="100" w:line="240"/>
+              <w:ind w:left="100" w:right="100" w:firstLine="0" w:firstLineChars="0"/>
+              <w:rPr>
+                <w:rFonts w:ascii="Times New Roman" w:hAnsi="Times New Roman" w:eastAsia="Times New Roman" w:cs="Times New Roman"/>
+                <w:i w:val="false"/>
+                <w:b w:val="false"/>
+                <w:u w:val="none"/>
+                <w:strike w:val="false"/>
+                <w:sz w:val="12"/>
+                <w:szCs w:val="12"/>
+                <w:color w:val="000000"/>
+              </w:rPr>
+            </w:pPr>
+            <w:r>
+              <w:rPr>
+                <w:rFonts w:ascii="Times New Roman" w:hAnsi="Times New Roman" w:eastAsia="Times New Roman" w:cs="Times New Roman"/>
+                <w:i w:val="false"/>
+                <w:b w:val="false"/>
+                <w:u w:val="none"/>
+                <w:strike w:val="false"/>
+                <w:sz w:val="12"/>
+                <w:szCs w:val="12"/>
+                <w:color w:val="000000"/>
+              </w:rPr>
+              <w:t xml:space="preserve">0.171</w:t>
+            </w:r>
+          </w:p>
+        </w:tc>
+        <w:tc>
+          <w:tcPr>
+            <w:tcBorders>
+              <w:bottom w:val="none" w:sz="0" w:space="0" w:color="000000"/>
+              <w:top w:val="none" w:sz="0" w:space="0" w:color="000000"/>
+              <w:left w:val="none" w:sz="0" w:space="0" w:color="000000"/>
+              <w:right w:val="none" w:sz="0" w:space="0" w:color="000000"/>
+            </w:tcBorders>
+            <w:shd w:val="clear" w:color="auto" w:fill="FFFFFF"/>
+            <w:tcMar>
+              <w:top w:w="0" w:type="dxa"/>
+              <w:bottom w:w="0" w:type="dxa"/>
+              <w:left w:w="0" w:type="dxa"/>
+              <w:right w:w="0" w:type="dxa"/>
+            </w:tcMar>
+            <w:vAlign w:val="center"/>
+          </w:tcPr>
+          <w:p>
+            <w:pPr>
+              <w:pStyle w:val="Normal"/>
+              <w:jc w:val="left"/>
+              <w:pBdr>
+                <w:bottom w:val="none" w:sz="0" w:space="0" w:color="000000"/>
+                <w:top w:val="none" w:sz="0" w:space="0" w:color="000000"/>
+                <w:left w:val="none" w:sz="0" w:space="0" w:color="000000"/>
+                <w:right w:val="none" w:sz="0" w:space="0" w:color="000000"/>
+              </w:pBdr>
+              <w:spacing w:after="100" w:before="100" w:line="240"/>
+              <w:ind w:left="100" w:right="100" w:firstLine="0" w:firstLineChars="0"/>
+              <w:rPr>
+                <w:rFonts w:ascii="Times New Roman" w:hAnsi="Times New Roman" w:eastAsia="Times New Roman" w:cs="Times New Roman"/>
+                <w:i w:val="false"/>
+                <w:b w:val="false"/>
+                <w:u w:val="none"/>
+                <w:strike w:val="false"/>
+                <w:sz w:val="12"/>
+                <w:szCs w:val="12"/>
+                <w:color w:val="000000"/>
+              </w:rPr>
+            </w:pPr>
+            <w:r>
+              <w:rPr>
+                <w:rFonts w:ascii="Times New Roman" w:hAnsi="Times New Roman" w:eastAsia="Times New Roman" w:cs="Times New Roman"/>
+                <w:i w:val="false"/>
+                <w:b w:val="false"/>
+                <w:u w:val="none"/>
+                <w:strike w:val="false"/>
+                <w:sz w:val="12"/>
+                <w:szCs w:val="12"/>
+                <w:color w:val="000000"/>
+              </w:rPr>
               <w:t xml:space="preserve"/>
             </w:r>
           </w:p>
@@ -4364,6 +4309,61 @@
                 <w:szCs w:val="12"/>
                 <w:color w:val="000000"/>
               </w:rPr>
+              <w:t xml:space="preserve"/>
+            </w:r>
+          </w:p>
+        </w:tc>
+        <w:tc>
+          <w:tcPr>
+            <w:tcBorders>
+              <w:bottom w:val="none" w:sz="0" w:space="0" w:color="000000"/>
+              <w:top w:val="none" w:sz="0" w:space="0" w:color="000000"/>
+              <w:left w:val="none" w:sz="0" w:space="0" w:color="000000"/>
+              <w:right w:val="none" w:sz="0" w:space="0" w:color="000000"/>
+            </w:tcBorders>
+            <w:shd w:val="clear" w:color="auto" w:fill="FFFFFF"/>
+            <w:tcMar>
+              <w:top w:w="0" w:type="dxa"/>
+              <w:bottom w:w="0" w:type="dxa"/>
+              <w:left w:w="0" w:type="dxa"/>
+              <w:right w:w="0" w:type="dxa"/>
+            </w:tcMar>
+            <w:vAlign w:val="center"/>
+          </w:tcPr>
+          <w:p>
+            <w:pPr>
+              <w:pStyle w:val="Normal"/>
+              <w:jc w:val="left"/>
+              <w:pBdr>
+                <w:bottom w:val="none" w:sz="0" w:space="0" w:color="000000"/>
+                <w:top w:val="none" w:sz="0" w:space="0" w:color="000000"/>
+                <w:left w:val="none" w:sz="0" w:space="0" w:color="000000"/>
+                <w:right w:val="none" w:sz="0" w:space="0" w:color="000000"/>
+              </w:pBdr>
+              <w:spacing w:after="100" w:before="100" w:line="240"/>
+              <w:ind w:left="100" w:right="100" w:firstLine="0" w:firstLineChars="0"/>
+              <w:rPr>
+                <w:rFonts w:ascii="Times New Roman" w:hAnsi="Times New Roman" w:eastAsia="Times New Roman" w:cs="Times New Roman"/>
+                <w:i w:val="false"/>
+                <w:b w:val="false"/>
+                <w:u w:val="none"/>
+                <w:strike w:val="false"/>
+                <w:sz w:val="12"/>
+                <w:szCs w:val="12"/>
+                <w:color w:val="000000"/>
+              </w:rPr>
+            </w:pPr>
+            <w:r>
+              <w:rPr>
+                <w:rFonts w:ascii="Times New Roman" w:hAnsi="Times New Roman" w:eastAsia="Times New Roman" w:cs="Times New Roman"/>
+                <w:i w:val="false"/>
+                <w:b w:val="false"/>
+                <w:u w:val="none"/>
+                <w:strike w:val="false"/>
+                <w:sz w:val="12"/>
+                <w:szCs w:val="12"/>
+                <w:color w:val="000000"/>
+              </w:rPr>
               <w:t xml:space="preserve">1.16 (-3.17, 5.48)</w:t>
             </w:r>
           </w:p>
@@ -4474,7 +4474,7 @@
                 <w:szCs w:val="12"/>
                 <w:color w:val="000000"/>
               </w:rPr>
-              <w:t xml:space="preserve">false</w:t>
+              <w:t xml:space="preserve">true</w:t>
             </w:r>
           </w:p>
         </w:tc>
@@ -5194,416 +5194,196 @@
                 <w:szCs w:val="12"/>
                 <w:color w:val="000000"/>
               </w:rPr>
-              <w:t xml:space="preserve">1.09 (0.72–1.65)</w:t>
-            </w:r>
-          </w:p>
-        </w:tc>
-        <w:tc>
-          <w:tcPr>
-            <w:tcBorders>
-              <w:bottom w:val="none" w:sz="0" w:space="0" w:color="000000"/>
-              <w:top w:val="none" w:sz="0" w:space="0" w:color="000000"/>
-              <w:left w:val="none" w:sz="0" w:space="0" w:color="000000"/>
-              <w:right w:val="none" w:sz="0" w:space="0" w:color="000000"/>
-            </w:tcBorders>
-            <w:shd w:val="clear" w:color="auto" w:fill="FFFFFF"/>
-            <w:tcMar>
-              <w:top w:w="0" w:type="dxa"/>
-              <w:bottom w:w="0" w:type="dxa"/>
-              <w:left w:w="0" w:type="dxa"/>
-              <w:right w:w="0" w:type="dxa"/>
-            </w:tcMar>
-            <w:vAlign w:val="center"/>
-          </w:tcPr>
-          <w:p>
-            <w:pPr>
-              <w:pStyle w:val="Normal"/>
-              <w:jc w:val="left"/>
-              <w:pBdr>
-                <w:bottom w:val="none" w:sz="0" w:space="0" w:color="000000"/>
-                <w:top w:val="none" w:sz="0" w:space="0" w:color="000000"/>
-                <w:left w:val="none" w:sz="0" w:space="0" w:color="000000"/>
-                <w:right w:val="none" w:sz="0" w:space="0" w:color="000000"/>
-              </w:pBdr>
-              <w:spacing w:after="100" w:before="100" w:line="240"/>
-              <w:ind w:left="100" w:right="100" w:firstLine="0" w:firstLineChars="0"/>
-              <w:rPr>
-                <w:rFonts w:ascii="Times New Roman" w:hAnsi="Times New Roman" w:eastAsia="Times New Roman" w:cs="Times New Roman"/>
-                <w:i w:val="false"/>
-                <w:b w:val="false"/>
-                <w:u w:val="none"/>
-                <w:strike w:val="false"/>
-                <w:sz w:val="12"/>
-                <w:szCs w:val="12"/>
-                <w:color w:val="000000"/>
-              </w:rPr>
-            </w:pPr>
-            <w:r>
-              <w:rPr>
-                <w:rFonts w:ascii="Times New Roman" w:hAnsi="Times New Roman" w:eastAsia="Times New Roman" w:cs="Times New Roman"/>
-                <w:i w:val="false"/>
-                <w:b w:val="false"/>
-                <w:u w:val="none"/>
-                <w:strike w:val="false"/>
-                <w:sz w:val="12"/>
-                <w:szCs w:val="12"/>
-                <w:color w:val="000000"/>
-              </w:rPr>
-              <w:t xml:space="preserve">0.685</w:t>
-            </w:r>
-          </w:p>
-        </w:tc>
-        <w:tc>
-          <w:tcPr>
-            <w:tcBorders>
-              <w:bottom w:val="none" w:sz="0" w:space="0" w:color="000000"/>
-              <w:top w:val="none" w:sz="0" w:space="0" w:color="000000"/>
-              <w:left w:val="none" w:sz="0" w:space="0" w:color="000000"/>
-              <w:right w:val="none" w:sz="0" w:space="0" w:color="000000"/>
-            </w:tcBorders>
-            <w:shd w:val="clear" w:color="auto" w:fill="FFFFFF"/>
-            <w:tcMar>
-              <w:top w:w="0" w:type="dxa"/>
-              <w:bottom w:w="0" w:type="dxa"/>
-              <w:left w:w="0" w:type="dxa"/>
-              <w:right w:w="0" w:type="dxa"/>
-            </w:tcMar>
-            <w:vAlign w:val="center"/>
-          </w:tcPr>
-          <w:p>
-            <w:pPr>
-              <w:pStyle w:val="Normal"/>
-              <w:jc w:val="left"/>
-              <w:pBdr>
-                <w:bottom w:val="none" w:sz="0" w:space="0" w:color="000000"/>
-                <w:top w:val="none" w:sz="0" w:space="0" w:color="000000"/>
-                <w:left w:val="none" w:sz="0" w:space="0" w:color="000000"/>
-                <w:right w:val="none" w:sz="0" w:space="0" w:color="000000"/>
-              </w:pBdr>
-              <w:spacing w:after="100" w:before="100" w:line="240"/>
-              <w:ind w:left="100" w:right="100" w:firstLine="0" w:firstLineChars="0"/>
-              <w:rPr>
-                <w:rFonts w:ascii="Times New Roman" w:hAnsi="Times New Roman" w:eastAsia="Times New Roman" w:cs="Times New Roman"/>
-                <w:i w:val="false"/>
-                <w:b w:val="false"/>
-                <w:u w:val="none"/>
-                <w:strike w:val="false"/>
-                <w:sz w:val="12"/>
-                <w:szCs w:val="12"/>
-                <w:color w:val="000000"/>
-              </w:rPr>
-            </w:pPr>
-            <w:r>
-              <w:rPr>
-                <w:rFonts w:ascii="Times New Roman" w:hAnsi="Times New Roman" w:eastAsia="Times New Roman" w:cs="Times New Roman"/>
-                <w:i w:val="false"/>
-                <w:b w:val="false"/>
-                <w:u w:val="none"/>
-                <w:strike w:val="false"/>
-                <w:sz w:val="12"/>
-                <w:szCs w:val="12"/>
-                <w:color w:val="000000"/>
-              </w:rPr>
-              <w:t xml:space="preserve">0.783</w:t>
-            </w:r>
-          </w:p>
-        </w:tc>
-        <w:tc>
-          <w:tcPr>
-            <w:tcBorders>
-              <w:bottom w:val="none" w:sz="0" w:space="0" w:color="000000"/>
-              <w:top w:val="none" w:sz="0" w:space="0" w:color="000000"/>
-              <w:left w:val="none" w:sz="0" w:space="0" w:color="000000"/>
-              <w:right w:val="none" w:sz="0" w:space="0" w:color="000000"/>
-            </w:tcBorders>
-            <w:shd w:val="clear" w:color="auto" w:fill="FFFFFF"/>
-            <w:tcMar>
-              <w:top w:w="0" w:type="dxa"/>
-              <w:bottom w:w="0" w:type="dxa"/>
-              <w:left w:w="0" w:type="dxa"/>
-              <w:right w:w="0" w:type="dxa"/>
-            </w:tcMar>
-            <w:vAlign w:val="center"/>
-          </w:tcPr>
-          <w:p>
-            <w:pPr>
-              <w:pStyle w:val="Normal"/>
-              <w:jc w:val="left"/>
-              <w:pBdr>
-                <w:bottom w:val="none" w:sz="0" w:space="0" w:color="000000"/>
-                <w:top w:val="none" w:sz="0" w:space="0" w:color="000000"/>
-                <w:left w:val="none" w:sz="0" w:space="0" w:color="000000"/>
-                <w:right w:val="none" w:sz="0" w:space="0" w:color="000000"/>
-              </w:pBdr>
-              <w:spacing w:after="100" w:before="100" w:line="240"/>
-              <w:ind w:left="100" w:right="100" w:firstLine="0" w:firstLineChars="0"/>
-              <w:rPr>
-                <w:rFonts w:ascii="Times New Roman" w:hAnsi="Times New Roman" w:eastAsia="Times New Roman" w:cs="Times New Roman"/>
-                <w:i w:val="false"/>
-                <w:b w:val="false"/>
-                <w:u w:val="none"/>
-                <w:strike w:val="false"/>
-                <w:sz w:val="12"/>
-                <w:szCs w:val="12"/>
-                <w:color w:val="000000"/>
-              </w:rPr>
-            </w:pPr>
-            <w:r>
-              <w:rPr>
-                <w:rFonts w:ascii="Times New Roman" w:hAnsi="Times New Roman" w:eastAsia="Times New Roman" w:cs="Times New Roman"/>
-                <w:i w:val="false"/>
-                <w:b w:val="false"/>
-                <w:u w:val="none"/>
-                <w:strike w:val="false"/>
-                <w:sz w:val="12"/>
-                <w:szCs w:val="12"/>
-                <w:color w:val="000000"/>
-              </w:rPr>
-              <w:t xml:space="preserve">15.5</w:t>
-            </w:r>
-          </w:p>
-        </w:tc>
-        <w:tc>
-          <w:tcPr>
-            <w:tcBorders>
-              <w:bottom w:val="none" w:sz="0" w:space="0" w:color="000000"/>
-              <w:top w:val="none" w:sz="0" w:space="0" w:color="000000"/>
-              <w:left w:val="none" w:sz="0" w:space="0" w:color="000000"/>
-              <w:right w:val="none" w:sz="0" w:space="0" w:color="000000"/>
-            </w:tcBorders>
-            <w:shd w:val="clear" w:color="auto" w:fill="FFFFFF"/>
-            <w:tcMar>
-              <w:top w:w="0" w:type="dxa"/>
-              <w:bottom w:w="0" w:type="dxa"/>
-              <w:left w:w="0" w:type="dxa"/>
-              <w:right w:w="0" w:type="dxa"/>
-            </w:tcMar>
-            <w:vAlign w:val="center"/>
-          </w:tcPr>
-          <w:p>
-            <w:pPr>
-              <w:pStyle w:val="Normal"/>
-              <w:jc w:val="left"/>
-              <w:pBdr>
-                <w:bottom w:val="none" w:sz="0" w:space="0" w:color="000000"/>
-                <w:top w:val="none" w:sz="0" w:space="0" w:color="000000"/>
-                <w:left w:val="none" w:sz="0" w:space="0" w:color="000000"/>
-                <w:right w:val="none" w:sz="0" w:space="0" w:color="000000"/>
-              </w:pBdr>
-              <w:spacing w:after="100" w:before="100" w:line="240"/>
-              <w:ind w:left="100" w:right="100" w:firstLine="0" w:firstLineChars="0"/>
-              <w:rPr>
-                <w:rFonts w:ascii="Times New Roman" w:hAnsi="Times New Roman" w:eastAsia="Times New Roman" w:cs="Times New Roman"/>
-                <w:i w:val="false"/>
-                <w:b w:val="false"/>
-                <w:u w:val="none"/>
-                <w:strike w:val="false"/>
-                <w:sz w:val="12"/>
-                <w:szCs w:val="12"/>
-                <w:color w:val="000000"/>
-              </w:rPr>
-            </w:pPr>
-            <w:r>
-              <w:rPr>
-                <w:rFonts w:ascii="Times New Roman" w:hAnsi="Times New Roman" w:eastAsia="Times New Roman" w:cs="Times New Roman"/>
-                <w:i w:val="false"/>
-                <w:b w:val="false"/>
-                <w:u w:val="none"/>
-                <w:strike w:val="false"/>
-                <w:sz w:val="12"/>
-                <w:szCs w:val="12"/>
-                <w:color w:val="000000"/>
-              </w:rPr>
-              <w:t xml:space="preserve">I–IV</w:t>
-            </w:r>
-          </w:p>
-        </w:tc>
-        <w:tc>
-          <w:tcPr>
-            <w:tcBorders>
-              <w:bottom w:val="none" w:sz="0" w:space="0" w:color="000000"/>
-              <w:top w:val="none" w:sz="0" w:space="0" w:color="000000"/>
-              <w:left w:val="none" w:sz="0" w:space="0" w:color="000000"/>
-              <w:right w:val="none" w:sz="0" w:space="0" w:color="000000"/>
-            </w:tcBorders>
-            <w:shd w:val="clear" w:color="auto" w:fill="FFFFFF"/>
-            <w:tcMar>
-              <w:top w:w="0" w:type="dxa"/>
-              <w:bottom w:w="0" w:type="dxa"/>
-              <w:left w:w="0" w:type="dxa"/>
-              <w:right w:w="0" w:type="dxa"/>
-            </w:tcMar>
-            <w:vAlign w:val="center"/>
-          </w:tcPr>
-          <w:p>
-            <w:pPr>
-              <w:pStyle w:val="Normal"/>
-              <w:jc w:val="left"/>
-              <w:pBdr>
-                <w:bottom w:val="none" w:sz="0" w:space="0" w:color="000000"/>
-                <w:top w:val="none" w:sz="0" w:space="0" w:color="000000"/>
-                <w:left w:val="none" w:sz="0" w:space="0" w:color="000000"/>
-                <w:right w:val="none" w:sz="0" w:space="0" w:color="000000"/>
-              </w:pBdr>
-              <w:spacing w:after="100" w:before="100" w:line="240"/>
-              <w:ind w:left="100" w:right="100" w:firstLine="0" w:firstLineChars="0"/>
-              <w:rPr>
-                <w:rFonts w:ascii="Times New Roman" w:hAnsi="Times New Roman" w:eastAsia="Times New Roman" w:cs="Times New Roman"/>
-                <w:i w:val="false"/>
-                <w:b w:val="false"/>
-                <w:u w:val="none"/>
-                <w:strike w:val="false"/>
-                <w:sz w:val="12"/>
-                <w:szCs w:val="12"/>
-                <w:color w:val="000000"/>
-              </w:rPr>
-            </w:pPr>
-            <w:r>
-              <w:rPr>
-                <w:rFonts w:ascii="Times New Roman" w:hAnsi="Times New Roman" w:eastAsia="Times New Roman" w:cs="Times New Roman"/>
-                <w:i w:val="false"/>
-                <w:b w:val="false"/>
-                <w:u w:val="none"/>
-                <w:strike w:val="false"/>
-                <w:sz w:val="12"/>
-                <w:szCs w:val="12"/>
-                <w:color w:val="000000"/>
-              </w:rPr>
-              <w:t xml:space="preserve">1.14 (0.74–1.75)</w:t>
-            </w:r>
-          </w:p>
-        </w:tc>
-        <w:tc>
-          <w:tcPr>
-            <w:tcBorders>
-              <w:bottom w:val="none" w:sz="0" w:space="0" w:color="000000"/>
-              <w:top w:val="none" w:sz="0" w:space="0" w:color="000000"/>
-              <w:left w:val="none" w:sz="0" w:space="0" w:color="000000"/>
-              <w:right w:val="none" w:sz="0" w:space="0" w:color="000000"/>
-            </w:tcBorders>
-            <w:shd w:val="clear" w:color="auto" w:fill="FFFFFF"/>
-            <w:tcMar>
-              <w:top w:w="0" w:type="dxa"/>
-              <w:bottom w:w="0" w:type="dxa"/>
-              <w:left w:w="0" w:type="dxa"/>
-              <w:right w:w="0" w:type="dxa"/>
-            </w:tcMar>
-            <w:vAlign w:val="center"/>
-          </w:tcPr>
-          <w:p>
-            <w:pPr>
-              <w:pStyle w:val="Normal"/>
-              <w:jc w:val="left"/>
-              <w:pBdr>
-                <w:bottom w:val="none" w:sz="0" w:space="0" w:color="000000"/>
-                <w:top w:val="none" w:sz="0" w:space="0" w:color="000000"/>
-                <w:left w:val="none" w:sz="0" w:space="0" w:color="000000"/>
-                <w:right w:val="none" w:sz="0" w:space="0" w:color="000000"/>
-              </w:pBdr>
-              <w:spacing w:after="100" w:before="100" w:line="240"/>
-              <w:ind w:left="100" w:right="100" w:firstLine="0" w:firstLineChars="0"/>
-              <w:rPr>
-                <w:rFonts w:ascii="Times New Roman" w:hAnsi="Times New Roman" w:eastAsia="Times New Roman" w:cs="Times New Roman"/>
-                <w:i w:val="false"/>
-                <w:b w:val="false"/>
-                <w:u w:val="none"/>
-                <w:strike w:val="false"/>
-                <w:sz w:val="12"/>
-                <w:szCs w:val="12"/>
-                <w:color w:val="000000"/>
-              </w:rPr>
-            </w:pPr>
-            <w:r>
-              <w:rPr>
-                <w:rFonts w:ascii="Times New Roman" w:hAnsi="Times New Roman" w:eastAsia="Times New Roman" w:cs="Times New Roman"/>
-                <w:i w:val="false"/>
-                <w:b w:val="false"/>
-                <w:u w:val="none"/>
-                <w:strike w:val="false"/>
-                <w:sz w:val="12"/>
-                <w:szCs w:val="12"/>
-                <w:color w:val="000000"/>
-              </w:rPr>
-              <w:t xml:space="preserve">0.543</w:t>
-            </w:r>
-          </w:p>
-        </w:tc>
-        <w:tc>
-          <w:tcPr>
-            <w:tcBorders>
-              <w:bottom w:val="none" w:sz="0" w:space="0" w:color="000000"/>
-              <w:top w:val="none" w:sz="0" w:space="0" w:color="000000"/>
-              <w:left w:val="none" w:sz="0" w:space="0" w:color="000000"/>
-              <w:right w:val="none" w:sz="0" w:space="0" w:color="000000"/>
-            </w:tcBorders>
-            <w:shd w:val="clear" w:color="auto" w:fill="FFFFFF"/>
-            <w:tcMar>
-              <w:top w:w="0" w:type="dxa"/>
-              <w:bottom w:w="0" w:type="dxa"/>
-              <w:left w:w="0" w:type="dxa"/>
-              <w:right w:w="0" w:type="dxa"/>
-            </w:tcMar>
-            <w:vAlign w:val="center"/>
-          </w:tcPr>
-          <w:p>
-            <w:pPr>
-              <w:pStyle w:val="Normal"/>
-              <w:jc w:val="left"/>
-              <w:pBdr>
-                <w:bottom w:val="none" w:sz="0" w:space="0" w:color="000000"/>
-                <w:top w:val="none" w:sz="0" w:space="0" w:color="000000"/>
-                <w:left w:val="none" w:sz="0" w:space="0" w:color="000000"/>
-                <w:right w:val="none" w:sz="0" w:space="0" w:color="000000"/>
-              </w:pBdr>
-              <w:spacing w:after="100" w:before="100" w:line="240"/>
-              <w:ind w:left="100" w:right="100" w:firstLine="0" w:firstLineChars="0"/>
-              <w:rPr>
-                <w:rFonts w:ascii="Times New Roman" w:hAnsi="Times New Roman" w:eastAsia="Times New Roman" w:cs="Times New Roman"/>
-                <w:i w:val="false"/>
-                <w:b w:val="false"/>
-                <w:u w:val="none"/>
-                <w:strike w:val="false"/>
-                <w:sz w:val="12"/>
-                <w:szCs w:val="12"/>
-                <w:color w:val="000000"/>
-              </w:rPr>
-            </w:pPr>
-            <w:r>
-              <w:rPr>
-                <w:rFonts w:ascii="Times New Roman" w:hAnsi="Times New Roman" w:eastAsia="Times New Roman" w:cs="Times New Roman"/>
-                <w:i w:val="false"/>
-                <w:b w:val="false"/>
-                <w:u w:val="none"/>
-                <w:strike w:val="false"/>
-                <w:sz w:val="12"/>
-                <w:szCs w:val="12"/>
-                <w:color w:val="000000"/>
-              </w:rPr>
-              <w:t xml:space="preserve">0.074</w:t>
-            </w:r>
-          </w:p>
-        </w:tc>
-        <w:tc>
-          <w:tcPr>
-            <w:tcBorders>
-              <w:bottom w:val="none" w:sz="0" w:space="0" w:color="000000"/>
-              <w:top w:val="none" w:sz="0" w:space="0" w:color="000000"/>
-              <w:left w:val="none" w:sz="0" w:space="0" w:color="000000"/>
-              <w:right w:val="none" w:sz="0" w:space="0" w:color="000000"/>
-            </w:tcBorders>
-            <w:shd w:val="clear" w:color="auto" w:fill="FFFFFF"/>
-            <w:tcMar>
-              <w:top w:w="0" w:type="dxa"/>
-              <w:bottom w:w="0" w:type="dxa"/>
-              <w:left w:w="0" w:type="dxa"/>
-              <w:right w:w="0" w:type="dxa"/>
-            </w:tcMar>
-            <w:vAlign w:val="center"/>
-          </w:tcPr>
-          <w:p>
-            <w:pPr>
-              <w:pStyle w:val="Normal"/>
-              <w:jc w:val="left"/>
+              <w:t xml:space="preserve">1.52 (0.83–2.78)</w:t>
+            </w:r>
+          </w:p>
+        </w:tc>
+        <w:tc>
+          <w:tcPr>
+            <w:tcBorders>
+              <w:bottom w:val="none" w:sz="0" w:space="0" w:color="000000"/>
+              <w:top w:val="none" w:sz="0" w:space="0" w:color="000000"/>
+              <w:left w:val="none" w:sz="0" w:space="0" w:color="000000"/>
+              <w:right w:val="none" w:sz="0" w:space="0" w:color="000000"/>
+            </w:tcBorders>
+            <w:shd w:val="clear" w:color="auto" w:fill="FFFFFF"/>
+            <w:tcMar>
+              <w:top w:w="0" w:type="dxa"/>
+              <w:bottom w:w="0" w:type="dxa"/>
+              <w:left w:w="0" w:type="dxa"/>
+              <w:right w:w="0" w:type="dxa"/>
+            </w:tcMar>
+            <w:vAlign w:val="center"/>
+          </w:tcPr>
+          <w:p>
+            <w:pPr>
+              <w:pStyle w:val="Normal"/>
+              <w:jc w:val="left"/>
+              <w:pBdr>
+                <w:bottom w:val="none" w:sz="0" w:space="0" w:color="000000"/>
+                <w:top w:val="none" w:sz="0" w:space="0" w:color="000000"/>
+                <w:left w:val="none" w:sz="0" w:space="0" w:color="000000"/>
+                <w:right w:val="none" w:sz="0" w:space="0" w:color="000000"/>
+              </w:pBdr>
+              <w:spacing w:after="100" w:before="100" w:line="240"/>
+              <w:ind w:left="100" w:right="100" w:firstLine="0" w:firstLineChars="0"/>
+              <w:rPr>
+                <w:rFonts w:ascii="Times New Roman" w:hAnsi="Times New Roman" w:eastAsia="Times New Roman" w:cs="Times New Roman"/>
+                <w:i w:val="false"/>
+                <w:b w:val="false"/>
+                <w:u w:val="none"/>
+                <w:strike w:val="false"/>
+                <w:sz w:val="12"/>
+                <w:szCs w:val="12"/>
+                <w:color w:val="000000"/>
+              </w:rPr>
+            </w:pPr>
+            <w:r>
+              <w:rPr>
+                <w:rFonts w:ascii="Times New Roman" w:hAnsi="Times New Roman" w:eastAsia="Times New Roman" w:cs="Times New Roman"/>
+                <w:i w:val="false"/>
+                <w:b w:val="false"/>
+                <w:u w:val="none"/>
+                <w:strike w:val="false"/>
+                <w:sz w:val="12"/>
+                <w:szCs w:val="12"/>
+                <w:color w:val="000000"/>
+              </w:rPr>
+              <w:t xml:space="preserve">0.176</w:t>
+            </w:r>
+          </w:p>
+        </w:tc>
+        <w:tc>
+          <w:tcPr>
+            <w:tcBorders>
+              <w:bottom w:val="none" w:sz="0" w:space="0" w:color="000000"/>
+              <w:top w:val="none" w:sz="0" w:space="0" w:color="000000"/>
+              <w:left w:val="none" w:sz="0" w:space="0" w:color="000000"/>
+              <w:right w:val="none" w:sz="0" w:space="0" w:color="000000"/>
+            </w:tcBorders>
+            <w:shd w:val="clear" w:color="auto" w:fill="FFFFFF"/>
+            <w:tcMar>
+              <w:top w:w="0" w:type="dxa"/>
+              <w:bottom w:w="0" w:type="dxa"/>
+              <w:left w:w="0" w:type="dxa"/>
+              <w:right w:w="0" w:type="dxa"/>
+            </w:tcMar>
+            <w:vAlign w:val="center"/>
+          </w:tcPr>
+          <w:p>
+            <w:pPr>
+              <w:pStyle w:val="Normal"/>
+              <w:jc w:val="left"/>
+              <w:pBdr>
+                <w:bottom w:val="none" w:sz="0" w:space="0" w:color="000000"/>
+                <w:top w:val="none" w:sz="0" w:space="0" w:color="000000"/>
+                <w:left w:val="none" w:sz="0" w:space="0" w:color="000000"/>
+                <w:right w:val="none" w:sz="0" w:space="0" w:color="000000"/>
+              </w:pBdr>
+              <w:spacing w:after="100" w:before="100" w:line="240"/>
+              <w:ind w:left="100" w:right="100" w:firstLine="0" w:firstLineChars="0"/>
+              <w:rPr>
+                <w:rFonts w:ascii="Times New Roman" w:hAnsi="Times New Roman" w:eastAsia="Times New Roman" w:cs="Times New Roman"/>
+                <w:i w:val="false"/>
+                <w:b w:val="false"/>
+                <w:u w:val="none"/>
+                <w:strike w:val="false"/>
+                <w:sz w:val="12"/>
+                <w:szCs w:val="12"/>
+                <w:color w:val="000000"/>
+              </w:rPr>
+            </w:pPr>
+            <w:r>
+              <w:rPr>
+                <w:rFonts w:ascii="Times New Roman" w:hAnsi="Times New Roman" w:eastAsia="Times New Roman" w:cs="Times New Roman"/>
+                <w:i w:val="false"/>
+                <w:b w:val="false"/>
+                <w:u w:val="none"/>
+                <w:strike w:val="false"/>
+                <w:sz w:val="12"/>
+                <w:szCs w:val="12"/>
+                <w:color w:val="000000"/>
+              </w:rPr>
+              <w:t xml:space="preserve">0.282</w:t>
+            </w:r>
+          </w:p>
+        </w:tc>
+        <w:tc>
+          <w:tcPr>
+            <w:tcBorders>
+              <w:bottom w:val="none" w:sz="0" w:space="0" w:color="000000"/>
+              <w:top w:val="none" w:sz="0" w:space="0" w:color="000000"/>
+              <w:left w:val="none" w:sz="0" w:space="0" w:color="000000"/>
+              <w:right w:val="none" w:sz="0" w:space="0" w:color="000000"/>
+            </w:tcBorders>
+            <w:shd w:val="clear" w:color="auto" w:fill="FFFFFF"/>
+            <w:tcMar>
+              <w:top w:w="0" w:type="dxa"/>
+              <w:bottom w:w="0" w:type="dxa"/>
+              <w:left w:w="0" w:type="dxa"/>
+              <w:right w:w="0" w:type="dxa"/>
+            </w:tcMar>
+            <w:vAlign w:val="center"/>
+          </w:tcPr>
+          <w:p>
+            <w:pPr>
+              <w:pStyle w:val="Normal"/>
+              <w:jc w:val="left"/>
+              <w:pBdr>
+                <w:bottom w:val="none" w:sz="0" w:space="0" w:color="000000"/>
+                <w:top w:val="none" w:sz="0" w:space="0" w:color="000000"/>
+                <w:left w:val="none" w:sz="0" w:space="0" w:color="000000"/>
+                <w:right w:val="none" w:sz="0" w:space="0" w:color="000000"/>
+              </w:pBdr>
+              <w:spacing w:after="100" w:before="100" w:line="240"/>
+              <w:ind w:left="100" w:right="100" w:firstLine="0" w:firstLineChars="0"/>
+              <w:rPr>
+                <w:rFonts w:ascii="Times New Roman" w:hAnsi="Times New Roman" w:eastAsia="Times New Roman" w:cs="Times New Roman"/>
+                <w:i w:val="false"/>
+                <w:b w:val="false"/>
+                <w:u w:val="none"/>
+                <w:strike w:val="false"/>
+                <w:sz w:val="12"/>
+                <w:szCs w:val="12"/>
+                <w:color w:val="000000"/>
+              </w:rPr>
+            </w:pPr>
+            <w:r>
+              <w:rPr>
+                <w:rFonts w:ascii="Times New Roman" w:hAnsi="Times New Roman" w:eastAsia="Times New Roman" w:cs="Times New Roman"/>
+                <w:i w:val="false"/>
+                <w:b w:val="false"/>
+                <w:u w:val="none"/>
+                <w:strike w:val="false"/>
+                <w:sz w:val="12"/>
+                <w:szCs w:val="12"/>
+                <w:color w:val="000000"/>
+              </w:rPr>
+              <w:t xml:space="preserve">9.8</w:t>
+            </w:r>
+          </w:p>
+        </w:tc>
+        <w:tc>
+          <w:tcPr>
+            <w:tcBorders>
+              <w:bottom w:val="none" w:sz="0" w:space="0" w:color="000000"/>
+              <w:top w:val="none" w:sz="0" w:space="0" w:color="000000"/>
+              <w:left w:val="none" w:sz="0" w:space="0" w:color="000000"/>
+              <w:right w:val="none" w:sz="0" w:space="0" w:color="000000"/>
+            </w:tcBorders>
+            <w:shd w:val="clear" w:color="auto" w:fill="FFFFFF"/>
+            <w:tcMar>
+              <w:top w:w="0" w:type="dxa"/>
+              <w:bottom w:w="0" w:type="dxa"/>
+              <w:left w:w="0" w:type="dxa"/>
+              <w:right w:w="0" w:type="dxa"/>
+            </w:tcMar>
+            <w:vAlign w:val="center"/>
+          </w:tcPr>
+          <w:p>
+            <w:pPr>
+              <w:pStyle w:val="Normal"/>
+              <w:jc w:val="right"/>
               <w:pBdr>
                 <w:bottom w:val="none" w:sz="0" w:space="0" w:color="000000"/>
                 <w:top w:val="none" w:sz="0" w:space="0" w:color="000000"/>
@@ -5689,6 +5469,171 @@
                 <w:szCs w:val="12"/>
                 <w:color w:val="000000"/>
               </w:rPr>
+              <w:t xml:space="preserve">1.58 (0.85–2.93)</w:t>
+            </w:r>
+          </w:p>
+        </w:tc>
+        <w:tc>
+          <w:tcPr>
+            <w:tcBorders>
+              <w:bottom w:val="none" w:sz="0" w:space="0" w:color="000000"/>
+              <w:top w:val="none" w:sz="0" w:space="0" w:color="000000"/>
+              <w:left w:val="none" w:sz="0" w:space="0" w:color="000000"/>
+              <w:right w:val="none" w:sz="0" w:space="0" w:color="000000"/>
+            </w:tcBorders>
+            <w:shd w:val="clear" w:color="auto" w:fill="FFFFFF"/>
+            <w:tcMar>
+              <w:top w:w="0" w:type="dxa"/>
+              <w:bottom w:w="0" w:type="dxa"/>
+              <w:left w:w="0" w:type="dxa"/>
+              <w:right w:w="0" w:type="dxa"/>
+            </w:tcMar>
+            <w:vAlign w:val="center"/>
+          </w:tcPr>
+          <w:p>
+            <w:pPr>
+              <w:pStyle w:val="Normal"/>
+              <w:jc w:val="left"/>
+              <w:pBdr>
+                <w:bottom w:val="none" w:sz="0" w:space="0" w:color="000000"/>
+                <w:top w:val="none" w:sz="0" w:space="0" w:color="000000"/>
+                <w:left w:val="none" w:sz="0" w:space="0" w:color="000000"/>
+                <w:right w:val="none" w:sz="0" w:space="0" w:color="000000"/>
+              </w:pBdr>
+              <w:spacing w:after="100" w:before="100" w:line="240"/>
+              <w:ind w:left="100" w:right="100" w:firstLine="0" w:firstLineChars="0"/>
+              <w:rPr>
+                <w:rFonts w:ascii="Times New Roman" w:hAnsi="Times New Roman" w:eastAsia="Times New Roman" w:cs="Times New Roman"/>
+                <w:i w:val="false"/>
+                <w:b w:val="false"/>
+                <w:u w:val="none"/>
+                <w:strike w:val="false"/>
+                <w:sz w:val="12"/>
+                <w:szCs w:val="12"/>
+                <w:color w:val="000000"/>
+              </w:rPr>
+            </w:pPr>
+            <w:r>
+              <w:rPr>
+                <w:rFonts w:ascii="Times New Roman" w:hAnsi="Times New Roman" w:eastAsia="Times New Roman" w:cs="Times New Roman"/>
+                <w:i w:val="false"/>
+                <w:b w:val="false"/>
+                <w:u w:val="none"/>
+                <w:strike w:val="false"/>
+                <w:sz w:val="12"/>
+                <w:szCs w:val="12"/>
+                <w:color w:val="000000"/>
+              </w:rPr>
+              <w:t xml:space="preserve">0.150</w:t>
+            </w:r>
+          </w:p>
+        </w:tc>
+        <w:tc>
+          <w:tcPr>
+            <w:tcBorders>
+              <w:bottom w:val="none" w:sz="0" w:space="0" w:color="000000"/>
+              <w:top w:val="none" w:sz="0" w:space="0" w:color="000000"/>
+              <w:left w:val="none" w:sz="0" w:space="0" w:color="000000"/>
+              <w:right w:val="none" w:sz="0" w:space="0" w:color="000000"/>
+            </w:tcBorders>
+            <w:shd w:val="clear" w:color="auto" w:fill="FFFFFF"/>
+            <w:tcMar>
+              <w:top w:w="0" w:type="dxa"/>
+              <w:bottom w:w="0" w:type="dxa"/>
+              <w:left w:w="0" w:type="dxa"/>
+              <w:right w:w="0" w:type="dxa"/>
+            </w:tcMar>
+            <w:vAlign w:val="center"/>
+          </w:tcPr>
+          <w:p>
+            <w:pPr>
+              <w:pStyle w:val="Normal"/>
+              <w:jc w:val="left"/>
+              <w:pBdr>
+                <w:bottom w:val="none" w:sz="0" w:space="0" w:color="000000"/>
+                <w:top w:val="none" w:sz="0" w:space="0" w:color="000000"/>
+                <w:left w:val="none" w:sz="0" w:space="0" w:color="000000"/>
+                <w:right w:val="none" w:sz="0" w:space="0" w:color="000000"/>
+              </w:pBdr>
+              <w:spacing w:after="100" w:before="100" w:line="240"/>
+              <w:ind w:left="100" w:right="100" w:firstLine="0" w:firstLineChars="0"/>
+              <w:rPr>
+                <w:rFonts w:ascii="Times New Roman" w:hAnsi="Times New Roman" w:eastAsia="Times New Roman" w:cs="Times New Roman"/>
+                <w:i w:val="false"/>
+                <w:b w:val="false"/>
+                <w:u w:val="none"/>
+                <w:strike w:val="false"/>
+                <w:sz w:val="12"/>
+                <w:szCs w:val="12"/>
+                <w:color w:val="000000"/>
+              </w:rPr>
+            </w:pPr>
+            <w:r>
+              <w:rPr>
+                <w:rFonts w:ascii="Times New Roman" w:hAnsi="Times New Roman" w:eastAsia="Times New Roman" w:cs="Times New Roman"/>
+                <w:i w:val="false"/>
+                <w:b w:val="false"/>
+                <w:u w:val="none"/>
+                <w:strike w:val="false"/>
+                <w:sz w:val="12"/>
+                <w:szCs w:val="12"/>
+                <w:color w:val="000000"/>
+              </w:rPr>
+              <w:t xml:space="preserve">0.320</w:t>
+            </w:r>
+          </w:p>
+        </w:tc>
+        <w:tc>
+          <w:tcPr>
+            <w:tcBorders>
+              <w:bottom w:val="none" w:sz="0" w:space="0" w:color="000000"/>
+              <w:top w:val="none" w:sz="0" w:space="0" w:color="000000"/>
+              <w:left w:val="none" w:sz="0" w:space="0" w:color="000000"/>
+              <w:right w:val="none" w:sz="0" w:space="0" w:color="000000"/>
+            </w:tcBorders>
+            <w:shd w:val="clear" w:color="auto" w:fill="FFFFFF"/>
+            <w:tcMar>
+              <w:top w:w="0" w:type="dxa"/>
+              <w:bottom w:w="0" w:type="dxa"/>
+              <w:left w:w="0" w:type="dxa"/>
+              <w:right w:w="0" w:type="dxa"/>
+            </w:tcMar>
+            <w:vAlign w:val="center"/>
+          </w:tcPr>
+          <w:p>
+            <w:pPr>
+              <w:pStyle w:val="Normal"/>
+              <w:jc w:val="left"/>
+              <w:pBdr>
+                <w:bottom w:val="none" w:sz="0" w:space="0" w:color="000000"/>
+                <w:top w:val="none" w:sz="0" w:space="0" w:color="000000"/>
+                <w:left w:val="none" w:sz="0" w:space="0" w:color="000000"/>
+                <w:right w:val="none" w:sz="0" w:space="0" w:color="000000"/>
+              </w:pBdr>
+              <w:spacing w:after="100" w:before="100" w:line="240"/>
+              <w:ind w:left="100" w:right="100" w:firstLine="0" w:firstLineChars="0"/>
+              <w:rPr>
+                <w:rFonts w:ascii="Times New Roman" w:hAnsi="Times New Roman" w:eastAsia="Times New Roman" w:cs="Times New Roman"/>
+                <w:i w:val="false"/>
+                <w:b w:val="false"/>
+                <w:u w:val="none"/>
+                <w:strike w:val="false"/>
+                <w:sz w:val="12"/>
+                <w:szCs w:val="12"/>
+                <w:color w:val="000000"/>
+              </w:rPr>
+            </w:pPr>
+            <w:r>
+              <w:rPr>
+                <w:rFonts w:ascii="Times New Roman" w:hAnsi="Times New Roman" w:eastAsia="Times New Roman" w:cs="Times New Roman"/>
+                <w:i w:val="false"/>
+                <w:b w:val="false"/>
+                <w:u w:val="none"/>
+                <w:strike w:val="false"/>
+                <w:sz w:val="12"/>
+                <w:szCs w:val="12"/>
+                <w:color w:val="000000"/>
+              </w:rPr>
               <w:t xml:space="preserve"/>
             </w:r>
           </w:p>
@@ -5854,6 +5799,61 @@
                 <w:szCs w:val="12"/>
                 <w:color w:val="000000"/>
               </w:rPr>
+              <w:t xml:space="preserve"/>
+            </w:r>
+          </w:p>
+        </w:tc>
+        <w:tc>
+          <w:tcPr>
+            <w:tcBorders>
+              <w:bottom w:val="none" w:sz="0" w:space="0" w:color="000000"/>
+              <w:top w:val="none" w:sz="0" w:space="0" w:color="000000"/>
+              <w:left w:val="none" w:sz="0" w:space="0" w:color="000000"/>
+              <w:right w:val="none" w:sz="0" w:space="0" w:color="000000"/>
+            </w:tcBorders>
+            <w:shd w:val="clear" w:color="auto" w:fill="FFFFFF"/>
+            <w:tcMar>
+              <w:top w:w="0" w:type="dxa"/>
+              <w:bottom w:w="0" w:type="dxa"/>
+              <w:left w:w="0" w:type="dxa"/>
+              <w:right w:w="0" w:type="dxa"/>
+            </w:tcMar>
+            <w:vAlign w:val="center"/>
+          </w:tcPr>
+          <w:p>
+            <w:pPr>
+              <w:pStyle w:val="Normal"/>
+              <w:jc w:val="left"/>
+              <w:pBdr>
+                <w:bottom w:val="none" w:sz="0" w:space="0" w:color="000000"/>
+                <w:top w:val="none" w:sz="0" w:space="0" w:color="000000"/>
+                <w:left w:val="none" w:sz="0" w:space="0" w:color="000000"/>
+                <w:right w:val="none" w:sz="0" w:space="0" w:color="000000"/>
+              </w:pBdr>
+              <w:spacing w:after="100" w:before="100" w:line="240"/>
+              <w:ind w:left="100" w:right="100" w:firstLine="0" w:firstLineChars="0"/>
+              <w:rPr>
+                <w:rFonts w:ascii="Times New Roman" w:hAnsi="Times New Roman" w:eastAsia="Times New Roman" w:cs="Times New Roman"/>
+                <w:i w:val="false"/>
+                <w:b w:val="false"/>
+                <w:u w:val="none"/>
+                <w:strike w:val="false"/>
+                <w:sz w:val="12"/>
+                <w:szCs w:val="12"/>
+                <w:color w:val="000000"/>
+              </w:rPr>
+            </w:pPr>
+            <w:r>
+              <w:rPr>
+                <w:rFonts w:ascii="Times New Roman" w:hAnsi="Times New Roman" w:eastAsia="Times New Roman" w:cs="Times New Roman"/>
+                <w:i w:val="false"/>
+                <w:b w:val="false"/>
+                <w:u w:val="none"/>
+                <w:strike w:val="false"/>
+                <w:sz w:val="12"/>
+                <w:szCs w:val="12"/>
+                <w:color w:val="000000"/>
+              </w:rPr>
               <w:t xml:space="preserve">-2.15 (-6.46, 2.17)</w:t>
             </w:r>
           </w:p>
@@ -5964,7 +5964,7 @@
                 <w:szCs w:val="12"/>
                 <w:color w:val="000000"/>
               </w:rPr>
-              <w:t xml:space="preserve">false</w:t>
+              <w:t xml:space="preserve">true</w:t>
             </w:r>
           </w:p>
         </w:tc>
@@ -6684,416 +6684,196 @@
                 <w:szCs w:val="12"/>
                 <w:color w:val="000000"/>
               </w:rPr>
-              <w:t xml:space="preserve">0.77 (0.51–1.17)</w:t>
-            </w:r>
-          </w:p>
-        </w:tc>
-        <w:tc>
-          <w:tcPr>
-            <w:tcBorders>
-              <w:bottom w:val="none" w:sz="0" w:space="0" w:color="000000"/>
-              <w:top w:val="none" w:sz="0" w:space="0" w:color="000000"/>
-              <w:left w:val="none" w:sz="0" w:space="0" w:color="000000"/>
-              <w:right w:val="none" w:sz="0" w:space="0" w:color="000000"/>
-            </w:tcBorders>
-            <w:shd w:val="clear" w:color="auto" w:fill="FFFFFF"/>
-            <w:tcMar>
-              <w:top w:w="0" w:type="dxa"/>
-              <w:bottom w:w="0" w:type="dxa"/>
-              <w:left w:w="0" w:type="dxa"/>
-              <w:right w:w="0" w:type="dxa"/>
-            </w:tcMar>
-            <w:vAlign w:val="center"/>
-          </w:tcPr>
-          <w:p>
-            <w:pPr>
-              <w:pStyle w:val="Normal"/>
-              <w:jc w:val="left"/>
-              <w:pBdr>
-                <w:bottom w:val="none" w:sz="0" w:space="0" w:color="000000"/>
-                <w:top w:val="none" w:sz="0" w:space="0" w:color="000000"/>
-                <w:left w:val="none" w:sz="0" w:space="0" w:color="000000"/>
-                <w:right w:val="none" w:sz="0" w:space="0" w:color="000000"/>
-              </w:pBdr>
-              <w:spacing w:after="100" w:before="100" w:line="240"/>
-              <w:ind w:left="100" w:right="100" w:firstLine="0" w:firstLineChars="0"/>
-              <w:rPr>
-                <w:rFonts w:ascii="Times New Roman" w:hAnsi="Times New Roman" w:eastAsia="Times New Roman" w:cs="Times New Roman"/>
-                <w:i w:val="false"/>
-                <w:b w:val="false"/>
-                <w:u w:val="none"/>
-                <w:strike w:val="false"/>
-                <w:sz w:val="12"/>
-                <w:szCs w:val="12"/>
-                <w:color w:val="000000"/>
-              </w:rPr>
-            </w:pPr>
-            <w:r>
-              <w:rPr>
-                <w:rFonts w:ascii="Times New Roman" w:hAnsi="Times New Roman" w:eastAsia="Times New Roman" w:cs="Times New Roman"/>
-                <w:i w:val="false"/>
-                <w:b w:val="false"/>
-                <w:u w:val="none"/>
-                <w:strike w:val="false"/>
-                <w:sz w:val="12"/>
-                <w:szCs w:val="12"/>
-                <w:color w:val="000000"/>
-              </w:rPr>
-              <w:t xml:space="preserve">0.217</w:t>
-            </w:r>
-          </w:p>
-        </w:tc>
-        <w:tc>
-          <w:tcPr>
-            <w:tcBorders>
-              <w:bottom w:val="none" w:sz="0" w:space="0" w:color="000000"/>
-              <w:top w:val="none" w:sz="0" w:space="0" w:color="000000"/>
-              <w:left w:val="none" w:sz="0" w:space="0" w:color="000000"/>
-              <w:right w:val="none" w:sz="0" w:space="0" w:color="000000"/>
-            </w:tcBorders>
-            <w:shd w:val="clear" w:color="auto" w:fill="FFFFFF"/>
-            <w:tcMar>
-              <w:top w:w="0" w:type="dxa"/>
-              <w:bottom w:w="0" w:type="dxa"/>
-              <w:left w:w="0" w:type="dxa"/>
-              <w:right w:w="0" w:type="dxa"/>
-            </w:tcMar>
-            <w:vAlign w:val="center"/>
-          </w:tcPr>
-          <w:p>
-            <w:pPr>
-              <w:pStyle w:val="Normal"/>
-              <w:jc w:val="left"/>
-              <w:pBdr>
-                <w:bottom w:val="none" w:sz="0" w:space="0" w:color="000000"/>
-                <w:top w:val="none" w:sz="0" w:space="0" w:color="000000"/>
-                <w:left w:val="none" w:sz="0" w:space="0" w:color="000000"/>
-                <w:right w:val="none" w:sz="0" w:space="0" w:color="000000"/>
-              </w:pBdr>
-              <w:spacing w:after="100" w:before="100" w:line="240"/>
-              <w:ind w:left="100" w:right="100" w:firstLine="0" w:firstLineChars="0"/>
-              <w:rPr>
-                <w:rFonts w:ascii="Times New Roman" w:hAnsi="Times New Roman" w:eastAsia="Times New Roman" w:cs="Times New Roman"/>
-                <w:i w:val="false"/>
-                <w:b w:val="false"/>
-                <w:u w:val="none"/>
-                <w:strike w:val="false"/>
-                <w:sz w:val="12"/>
-                <w:szCs w:val="12"/>
-                <w:color w:val="000000"/>
-              </w:rPr>
-            </w:pPr>
-            <w:r>
-              <w:rPr>
-                <w:rFonts w:ascii="Times New Roman" w:hAnsi="Times New Roman" w:eastAsia="Times New Roman" w:cs="Times New Roman"/>
-                <w:i w:val="false"/>
-                <w:b w:val="false"/>
-                <w:u w:val="none"/>
-                <w:strike w:val="false"/>
-                <w:sz w:val="12"/>
-                <w:szCs w:val="12"/>
-                <w:color w:val="000000"/>
-              </w:rPr>
-              <w:t xml:space="preserve">0.546</w:t>
-            </w:r>
-          </w:p>
-        </w:tc>
-        <w:tc>
-          <w:tcPr>
-            <w:tcBorders>
-              <w:bottom w:val="none" w:sz="0" w:space="0" w:color="000000"/>
-              <w:top w:val="none" w:sz="0" w:space="0" w:color="000000"/>
-              <w:left w:val="none" w:sz="0" w:space="0" w:color="000000"/>
-              <w:right w:val="none" w:sz="0" w:space="0" w:color="000000"/>
-            </w:tcBorders>
-            <w:shd w:val="clear" w:color="auto" w:fill="FFFFFF"/>
-            <w:tcMar>
-              <w:top w:w="0" w:type="dxa"/>
-              <w:bottom w:w="0" w:type="dxa"/>
-              <w:left w:w="0" w:type="dxa"/>
-              <w:right w:w="0" w:type="dxa"/>
-            </w:tcMar>
-            <w:vAlign w:val="center"/>
-          </w:tcPr>
-          <w:p>
-            <w:pPr>
-              <w:pStyle w:val="Normal"/>
-              <w:jc w:val="left"/>
-              <w:pBdr>
-                <w:bottom w:val="none" w:sz="0" w:space="0" w:color="000000"/>
-                <w:top w:val="none" w:sz="0" w:space="0" w:color="000000"/>
-                <w:left w:val="none" w:sz="0" w:space="0" w:color="000000"/>
-                <w:right w:val="none" w:sz="0" w:space="0" w:color="000000"/>
-              </w:pBdr>
-              <w:spacing w:after="100" w:before="100" w:line="240"/>
-              <w:ind w:left="100" w:right="100" w:firstLine="0" w:firstLineChars="0"/>
-              <w:rPr>
-                <w:rFonts w:ascii="Times New Roman" w:hAnsi="Times New Roman" w:eastAsia="Times New Roman" w:cs="Times New Roman"/>
-                <w:i w:val="false"/>
-                <w:b w:val="false"/>
-                <w:u w:val="none"/>
-                <w:strike w:val="false"/>
-                <w:sz w:val="12"/>
-                <w:szCs w:val="12"/>
-                <w:color w:val="000000"/>
-              </w:rPr>
-            </w:pPr>
-            <w:r>
-              <w:rPr>
-                <w:rFonts w:ascii="Times New Roman" w:hAnsi="Times New Roman" w:eastAsia="Times New Roman" w:cs="Times New Roman"/>
-                <w:i w:val="false"/>
-                <w:b w:val="false"/>
-                <w:u w:val="none"/>
-                <w:strike w:val="false"/>
-                <w:sz w:val="12"/>
-                <w:szCs w:val="12"/>
-                <w:color w:val="000000"/>
-              </w:rPr>
-              <w:t xml:space="preserve">15.5</w:t>
-            </w:r>
-          </w:p>
-        </w:tc>
-        <w:tc>
-          <w:tcPr>
-            <w:tcBorders>
-              <w:bottom w:val="none" w:sz="0" w:space="0" w:color="000000"/>
-              <w:top w:val="none" w:sz="0" w:space="0" w:color="000000"/>
-              <w:left w:val="none" w:sz="0" w:space="0" w:color="000000"/>
-              <w:right w:val="none" w:sz="0" w:space="0" w:color="000000"/>
-            </w:tcBorders>
-            <w:shd w:val="clear" w:color="auto" w:fill="FFFFFF"/>
-            <w:tcMar>
-              <w:top w:w="0" w:type="dxa"/>
-              <w:bottom w:w="0" w:type="dxa"/>
-              <w:left w:w="0" w:type="dxa"/>
-              <w:right w:w="0" w:type="dxa"/>
-            </w:tcMar>
-            <w:vAlign w:val="center"/>
-          </w:tcPr>
-          <w:p>
-            <w:pPr>
-              <w:pStyle w:val="Normal"/>
-              <w:jc w:val="left"/>
-              <w:pBdr>
-                <w:bottom w:val="none" w:sz="0" w:space="0" w:color="000000"/>
-                <w:top w:val="none" w:sz="0" w:space="0" w:color="000000"/>
-                <w:left w:val="none" w:sz="0" w:space="0" w:color="000000"/>
-                <w:right w:val="none" w:sz="0" w:space="0" w:color="000000"/>
-              </w:pBdr>
-              <w:spacing w:after="100" w:before="100" w:line="240"/>
-              <w:ind w:left="100" w:right="100" w:firstLine="0" w:firstLineChars="0"/>
-              <w:rPr>
-                <w:rFonts w:ascii="Times New Roman" w:hAnsi="Times New Roman" w:eastAsia="Times New Roman" w:cs="Times New Roman"/>
-                <w:i w:val="false"/>
-                <w:b w:val="false"/>
-                <w:u w:val="none"/>
-                <w:strike w:val="false"/>
-                <w:sz w:val="12"/>
-                <w:szCs w:val="12"/>
-                <w:color w:val="000000"/>
-              </w:rPr>
-            </w:pPr>
-            <w:r>
-              <w:rPr>
-                <w:rFonts w:ascii="Times New Roman" w:hAnsi="Times New Roman" w:eastAsia="Times New Roman" w:cs="Times New Roman"/>
-                <w:i w:val="false"/>
-                <w:b w:val="false"/>
-                <w:u w:val="none"/>
-                <w:strike w:val="false"/>
-                <w:sz w:val="12"/>
-                <w:szCs w:val="12"/>
-                <w:color w:val="000000"/>
-              </w:rPr>
-              <w:t xml:space="preserve">I–IV</w:t>
-            </w:r>
-          </w:p>
-        </w:tc>
-        <w:tc>
-          <w:tcPr>
-            <w:tcBorders>
-              <w:bottom w:val="none" w:sz="0" w:space="0" w:color="000000"/>
-              <w:top w:val="none" w:sz="0" w:space="0" w:color="000000"/>
-              <w:left w:val="none" w:sz="0" w:space="0" w:color="000000"/>
-              <w:right w:val="none" w:sz="0" w:space="0" w:color="000000"/>
-            </w:tcBorders>
-            <w:shd w:val="clear" w:color="auto" w:fill="FFFFFF"/>
-            <w:tcMar>
-              <w:top w:w="0" w:type="dxa"/>
-              <w:bottom w:w="0" w:type="dxa"/>
-              <w:left w:w="0" w:type="dxa"/>
-              <w:right w:w="0" w:type="dxa"/>
-            </w:tcMar>
-            <w:vAlign w:val="center"/>
-          </w:tcPr>
-          <w:p>
-            <w:pPr>
-              <w:pStyle w:val="Normal"/>
-              <w:jc w:val="left"/>
-              <w:pBdr>
-                <w:bottom w:val="none" w:sz="0" w:space="0" w:color="000000"/>
-                <w:top w:val="none" w:sz="0" w:space="0" w:color="000000"/>
-                <w:left w:val="none" w:sz="0" w:space="0" w:color="000000"/>
-                <w:right w:val="none" w:sz="0" w:space="0" w:color="000000"/>
-              </w:pBdr>
-              <w:spacing w:after="100" w:before="100" w:line="240"/>
-              <w:ind w:left="100" w:right="100" w:firstLine="0" w:firstLineChars="0"/>
-              <w:rPr>
-                <w:rFonts w:ascii="Times New Roman" w:hAnsi="Times New Roman" w:eastAsia="Times New Roman" w:cs="Times New Roman"/>
-                <w:i w:val="false"/>
-                <w:b w:val="false"/>
-                <w:u w:val="none"/>
-                <w:strike w:val="false"/>
-                <w:sz w:val="12"/>
-                <w:szCs w:val="12"/>
-                <w:color w:val="000000"/>
-              </w:rPr>
-            </w:pPr>
-            <w:r>
-              <w:rPr>
-                <w:rFonts w:ascii="Times New Roman" w:hAnsi="Times New Roman" w:eastAsia="Times New Roman" w:cs="Times New Roman"/>
-                <w:i w:val="false"/>
-                <w:b w:val="false"/>
-                <w:u w:val="none"/>
-                <w:strike w:val="false"/>
-                <w:sz w:val="12"/>
-                <w:szCs w:val="12"/>
-                <w:color w:val="000000"/>
-              </w:rPr>
-              <w:t xml:space="preserve">0.89 (0.56–1.40)</w:t>
-            </w:r>
-          </w:p>
-        </w:tc>
-        <w:tc>
-          <w:tcPr>
-            <w:tcBorders>
-              <w:bottom w:val="none" w:sz="0" w:space="0" w:color="000000"/>
-              <w:top w:val="none" w:sz="0" w:space="0" w:color="000000"/>
-              <w:left w:val="none" w:sz="0" w:space="0" w:color="000000"/>
-              <w:right w:val="none" w:sz="0" w:space="0" w:color="000000"/>
-            </w:tcBorders>
-            <w:shd w:val="clear" w:color="auto" w:fill="FFFFFF"/>
-            <w:tcMar>
-              <w:top w:w="0" w:type="dxa"/>
-              <w:bottom w:w="0" w:type="dxa"/>
-              <w:left w:w="0" w:type="dxa"/>
-              <w:right w:w="0" w:type="dxa"/>
-            </w:tcMar>
-            <w:vAlign w:val="center"/>
-          </w:tcPr>
-          <w:p>
-            <w:pPr>
-              <w:pStyle w:val="Normal"/>
-              <w:jc w:val="left"/>
-              <w:pBdr>
-                <w:bottom w:val="none" w:sz="0" w:space="0" w:color="000000"/>
-                <w:top w:val="none" w:sz="0" w:space="0" w:color="000000"/>
-                <w:left w:val="none" w:sz="0" w:space="0" w:color="000000"/>
-                <w:right w:val="none" w:sz="0" w:space="0" w:color="000000"/>
-              </w:pBdr>
-              <w:spacing w:after="100" w:before="100" w:line="240"/>
-              <w:ind w:left="100" w:right="100" w:firstLine="0" w:firstLineChars="0"/>
-              <w:rPr>
-                <w:rFonts w:ascii="Times New Roman" w:hAnsi="Times New Roman" w:eastAsia="Times New Roman" w:cs="Times New Roman"/>
-                <w:i w:val="false"/>
-                <w:b w:val="false"/>
-                <w:u w:val="none"/>
-                <w:strike w:val="false"/>
-                <w:sz w:val="12"/>
-                <w:szCs w:val="12"/>
-                <w:color w:val="000000"/>
-              </w:rPr>
-            </w:pPr>
-            <w:r>
-              <w:rPr>
-                <w:rFonts w:ascii="Times New Roman" w:hAnsi="Times New Roman" w:eastAsia="Times New Roman" w:cs="Times New Roman"/>
-                <w:i w:val="false"/>
-                <w:b w:val="false"/>
-                <w:u w:val="none"/>
-                <w:strike w:val="false"/>
-                <w:sz w:val="12"/>
-                <w:szCs w:val="12"/>
-                <w:color w:val="000000"/>
-              </w:rPr>
-              <w:t xml:space="preserve">0.609</w:t>
-            </w:r>
-          </w:p>
-        </w:tc>
-        <w:tc>
-          <w:tcPr>
-            <w:tcBorders>
-              <w:bottom w:val="none" w:sz="0" w:space="0" w:color="000000"/>
-              <w:top w:val="none" w:sz="0" w:space="0" w:color="000000"/>
-              <w:left w:val="none" w:sz="0" w:space="0" w:color="000000"/>
-              <w:right w:val="none" w:sz="0" w:space="0" w:color="000000"/>
-            </w:tcBorders>
-            <w:shd w:val="clear" w:color="auto" w:fill="FFFFFF"/>
-            <w:tcMar>
-              <w:top w:w="0" w:type="dxa"/>
-              <w:bottom w:w="0" w:type="dxa"/>
-              <w:left w:w="0" w:type="dxa"/>
-              <w:right w:w="0" w:type="dxa"/>
-            </w:tcMar>
-            <w:vAlign w:val="center"/>
-          </w:tcPr>
-          <w:p>
-            <w:pPr>
-              <w:pStyle w:val="Normal"/>
-              <w:jc w:val="left"/>
-              <w:pBdr>
-                <w:bottom w:val="none" w:sz="0" w:space="0" w:color="000000"/>
-                <w:top w:val="none" w:sz="0" w:space="0" w:color="000000"/>
-                <w:left w:val="none" w:sz="0" w:space="0" w:color="000000"/>
-                <w:right w:val="none" w:sz="0" w:space="0" w:color="000000"/>
-              </w:pBdr>
-              <w:spacing w:after="100" w:before="100" w:line="240"/>
-              <w:ind w:left="100" w:right="100" w:firstLine="0" w:firstLineChars="0"/>
-              <w:rPr>
-                <w:rFonts w:ascii="Times New Roman" w:hAnsi="Times New Roman" w:eastAsia="Times New Roman" w:cs="Times New Roman"/>
-                <w:i w:val="false"/>
-                <w:b w:val="false"/>
-                <w:u w:val="none"/>
-                <w:strike w:val="false"/>
-                <w:sz w:val="12"/>
-                <w:szCs w:val="12"/>
-                <w:color w:val="000000"/>
-              </w:rPr>
-            </w:pPr>
-            <w:r>
-              <w:rPr>
-                <w:rFonts w:ascii="Times New Roman" w:hAnsi="Times New Roman" w:eastAsia="Times New Roman" w:cs="Times New Roman"/>
-                <w:i w:val="false"/>
-                <w:b w:val="false"/>
-                <w:u w:val="none"/>
-                <w:strike w:val="false"/>
-                <w:sz w:val="12"/>
-                <w:szCs w:val="12"/>
-                <w:color w:val="000000"/>
-              </w:rPr>
-              <w:t xml:space="preserve">0.082</w:t>
-            </w:r>
-          </w:p>
-        </w:tc>
-        <w:tc>
-          <w:tcPr>
-            <w:tcBorders>
-              <w:bottom w:val="none" w:sz="0" w:space="0" w:color="000000"/>
-              <w:top w:val="none" w:sz="0" w:space="0" w:color="000000"/>
-              <w:left w:val="none" w:sz="0" w:space="0" w:color="000000"/>
-              <w:right w:val="none" w:sz="0" w:space="0" w:color="000000"/>
-            </w:tcBorders>
-            <w:shd w:val="clear" w:color="auto" w:fill="FFFFFF"/>
-            <w:tcMar>
-              <w:top w:w="0" w:type="dxa"/>
-              <w:bottom w:w="0" w:type="dxa"/>
-              <w:left w:w="0" w:type="dxa"/>
-              <w:right w:w="0" w:type="dxa"/>
-            </w:tcMar>
-            <w:vAlign w:val="center"/>
-          </w:tcPr>
-          <w:p>
-            <w:pPr>
-              <w:pStyle w:val="Normal"/>
-              <w:jc w:val="left"/>
+              <w:t xml:space="preserve">0.58 (0.33–1.04)</w:t>
+            </w:r>
+          </w:p>
+        </w:tc>
+        <w:tc>
+          <w:tcPr>
+            <w:tcBorders>
+              <w:bottom w:val="none" w:sz="0" w:space="0" w:color="000000"/>
+              <w:top w:val="none" w:sz="0" w:space="0" w:color="000000"/>
+              <w:left w:val="none" w:sz="0" w:space="0" w:color="000000"/>
+              <w:right w:val="none" w:sz="0" w:space="0" w:color="000000"/>
+            </w:tcBorders>
+            <w:shd w:val="clear" w:color="auto" w:fill="FFFFFF"/>
+            <w:tcMar>
+              <w:top w:w="0" w:type="dxa"/>
+              <w:bottom w:w="0" w:type="dxa"/>
+              <w:left w:w="0" w:type="dxa"/>
+              <w:right w:w="0" w:type="dxa"/>
+            </w:tcMar>
+            <w:vAlign w:val="center"/>
+          </w:tcPr>
+          <w:p>
+            <w:pPr>
+              <w:pStyle w:val="Normal"/>
+              <w:jc w:val="left"/>
+              <w:pBdr>
+                <w:bottom w:val="none" w:sz="0" w:space="0" w:color="000000"/>
+                <w:top w:val="none" w:sz="0" w:space="0" w:color="000000"/>
+                <w:left w:val="none" w:sz="0" w:space="0" w:color="000000"/>
+                <w:right w:val="none" w:sz="0" w:space="0" w:color="000000"/>
+              </w:pBdr>
+              <w:spacing w:after="100" w:before="100" w:line="240"/>
+              <w:ind w:left="100" w:right="100" w:firstLine="0" w:firstLineChars="0"/>
+              <w:rPr>
+                <w:rFonts w:ascii="Times New Roman" w:hAnsi="Times New Roman" w:eastAsia="Times New Roman" w:cs="Times New Roman"/>
+                <w:i w:val="false"/>
+                <w:b w:val="false"/>
+                <w:u w:val="none"/>
+                <w:strike w:val="false"/>
+                <w:sz w:val="12"/>
+                <w:szCs w:val="12"/>
+                <w:color w:val="000000"/>
+              </w:rPr>
+            </w:pPr>
+            <w:r>
+              <w:rPr>
+                <w:rFonts w:ascii="Times New Roman" w:hAnsi="Times New Roman" w:eastAsia="Times New Roman" w:cs="Times New Roman"/>
+                <w:i w:val="false"/>
+                <w:b w:val="false"/>
+                <w:u w:val="none"/>
+                <w:strike w:val="false"/>
+                <w:sz w:val="12"/>
+                <w:szCs w:val="12"/>
+                <w:color w:val="000000"/>
+              </w:rPr>
+              <w:t xml:space="preserve">0.069</w:t>
+            </w:r>
+          </w:p>
+        </w:tc>
+        <w:tc>
+          <w:tcPr>
+            <w:tcBorders>
+              <w:bottom w:val="none" w:sz="0" w:space="0" w:color="000000"/>
+              <w:top w:val="none" w:sz="0" w:space="0" w:color="000000"/>
+              <w:left w:val="none" w:sz="0" w:space="0" w:color="000000"/>
+              <w:right w:val="none" w:sz="0" w:space="0" w:color="000000"/>
+            </w:tcBorders>
+            <w:shd w:val="clear" w:color="auto" w:fill="FFFFFF"/>
+            <w:tcMar>
+              <w:top w:w="0" w:type="dxa"/>
+              <w:bottom w:w="0" w:type="dxa"/>
+              <w:left w:w="0" w:type="dxa"/>
+              <w:right w:w="0" w:type="dxa"/>
+            </w:tcMar>
+            <w:vAlign w:val="center"/>
+          </w:tcPr>
+          <w:p>
+            <w:pPr>
+              <w:pStyle w:val="Normal"/>
+              <w:jc w:val="left"/>
+              <w:pBdr>
+                <w:bottom w:val="none" w:sz="0" w:space="0" w:color="000000"/>
+                <w:top w:val="none" w:sz="0" w:space="0" w:color="000000"/>
+                <w:left w:val="none" w:sz="0" w:space="0" w:color="000000"/>
+                <w:right w:val="none" w:sz="0" w:space="0" w:color="000000"/>
+              </w:pBdr>
+              <w:spacing w:after="100" w:before="100" w:line="240"/>
+              <w:ind w:left="100" w:right="100" w:firstLine="0" w:firstLineChars="0"/>
+              <w:rPr>
+                <w:rFonts w:ascii="Times New Roman" w:hAnsi="Times New Roman" w:eastAsia="Times New Roman" w:cs="Times New Roman"/>
+                <w:i w:val="false"/>
+                <w:b w:val="false"/>
+                <w:u w:val="none"/>
+                <w:strike w:val="false"/>
+                <w:sz w:val="12"/>
+                <w:szCs w:val="12"/>
+                <w:color w:val="000000"/>
+              </w:rPr>
+            </w:pPr>
+            <w:r>
+              <w:rPr>
+                <w:rFonts w:ascii="Times New Roman" w:hAnsi="Times New Roman" w:eastAsia="Times New Roman" w:cs="Times New Roman"/>
+                <w:i w:val="false"/>
+                <w:b w:val="false"/>
+                <w:u w:val="none"/>
+                <w:strike w:val="false"/>
+                <w:sz w:val="12"/>
+                <w:szCs w:val="12"/>
+                <w:color w:val="000000"/>
+              </w:rPr>
+              <w:t xml:space="preserve">0.250</w:t>
+            </w:r>
+          </w:p>
+        </w:tc>
+        <w:tc>
+          <w:tcPr>
+            <w:tcBorders>
+              <w:bottom w:val="none" w:sz="0" w:space="0" w:color="000000"/>
+              <w:top w:val="none" w:sz="0" w:space="0" w:color="000000"/>
+              <w:left w:val="none" w:sz="0" w:space="0" w:color="000000"/>
+              <w:right w:val="none" w:sz="0" w:space="0" w:color="000000"/>
+            </w:tcBorders>
+            <w:shd w:val="clear" w:color="auto" w:fill="FFFFFF"/>
+            <w:tcMar>
+              <w:top w:w="0" w:type="dxa"/>
+              <w:bottom w:w="0" w:type="dxa"/>
+              <w:left w:w="0" w:type="dxa"/>
+              <w:right w:w="0" w:type="dxa"/>
+            </w:tcMar>
+            <w:vAlign w:val="center"/>
+          </w:tcPr>
+          <w:p>
+            <w:pPr>
+              <w:pStyle w:val="Normal"/>
+              <w:jc w:val="left"/>
+              <w:pBdr>
+                <w:bottom w:val="none" w:sz="0" w:space="0" w:color="000000"/>
+                <w:top w:val="none" w:sz="0" w:space="0" w:color="000000"/>
+                <w:left w:val="none" w:sz="0" w:space="0" w:color="000000"/>
+                <w:right w:val="none" w:sz="0" w:space="0" w:color="000000"/>
+              </w:pBdr>
+              <w:spacing w:after="100" w:before="100" w:line="240"/>
+              <w:ind w:left="100" w:right="100" w:firstLine="0" w:firstLineChars="0"/>
+              <w:rPr>
+                <w:rFonts w:ascii="Times New Roman" w:hAnsi="Times New Roman" w:eastAsia="Times New Roman" w:cs="Times New Roman"/>
+                <w:i w:val="false"/>
+                <w:b w:val="false"/>
+                <w:u w:val="none"/>
+                <w:strike w:val="false"/>
+                <w:sz w:val="12"/>
+                <w:szCs w:val="12"/>
+                <w:color w:val="000000"/>
+              </w:rPr>
+            </w:pPr>
+            <w:r>
+              <w:rPr>
+                <w:rFonts w:ascii="Times New Roman" w:hAnsi="Times New Roman" w:eastAsia="Times New Roman" w:cs="Times New Roman"/>
+                <w:i w:val="false"/>
+                <w:b w:val="false"/>
+                <w:u w:val="none"/>
+                <w:strike w:val="false"/>
+                <w:sz w:val="12"/>
+                <w:szCs w:val="12"/>
+                <w:color w:val="000000"/>
+              </w:rPr>
+              <w:t xml:space="preserve">9.8</w:t>
+            </w:r>
+          </w:p>
+        </w:tc>
+        <w:tc>
+          <w:tcPr>
+            <w:tcBorders>
+              <w:bottom w:val="none" w:sz="0" w:space="0" w:color="000000"/>
+              <w:top w:val="none" w:sz="0" w:space="0" w:color="000000"/>
+              <w:left w:val="none" w:sz="0" w:space="0" w:color="000000"/>
+              <w:right w:val="none" w:sz="0" w:space="0" w:color="000000"/>
+            </w:tcBorders>
+            <w:shd w:val="clear" w:color="auto" w:fill="FFFFFF"/>
+            <w:tcMar>
+              <w:top w:w="0" w:type="dxa"/>
+              <w:bottom w:w="0" w:type="dxa"/>
+              <w:left w:w="0" w:type="dxa"/>
+              <w:right w:w="0" w:type="dxa"/>
+            </w:tcMar>
+            <w:vAlign w:val="center"/>
+          </w:tcPr>
+          <w:p>
+            <w:pPr>
+              <w:pStyle w:val="Normal"/>
+              <w:jc w:val="right"/>
               <w:pBdr>
                 <w:bottom w:val="none" w:sz="0" w:space="0" w:color="000000"/>
                 <w:top w:val="none" w:sz="0" w:space="0" w:color="000000"/>
@@ -7179,6 +6959,171 @@
                 <w:szCs w:val="12"/>
                 <w:color w:val="000000"/>
               </w:rPr>
+              <w:t xml:space="preserve">0.66 (0.35–1.26)</w:t>
+            </w:r>
+          </w:p>
+        </w:tc>
+        <w:tc>
+          <w:tcPr>
+            <w:tcBorders>
+              <w:bottom w:val="none" w:sz="0" w:space="0" w:color="000000"/>
+              <w:top w:val="none" w:sz="0" w:space="0" w:color="000000"/>
+              <w:left w:val="none" w:sz="0" w:space="0" w:color="000000"/>
+              <w:right w:val="none" w:sz="0" w:space="0" w:color="000000"/>
+            </w:tcBorders>
+            <w:shd w:val="clear" w:color="auto" w:fill="FFFFFF"/>
+            <w:tcMar>
+              <w:top w:w="0" w:type="dxa"/>
+              <w:bottom w:w="0" w:type="dxa"/>
+              <w:left w:w="0" w:type="dxa"/>
+              <w:right w:w="0" w:type="dxa"/>
+            </w:tcMar>
+            <w:vAlign w:val="center"/>
+          </w:tcPr>
+          <w:p>
+            <w:pPr>
+              <w:pStyle w:val="Normal"/>
+              <w:jc w:val="left"/>
+              <w:pBdr>
+                <w:bottom w:val="none" w:sz="0" w:space="0" w:color="000000"/>
+                <w:top w:val="none" w:sz="0" w:space="0" w:color="000000"/>
+                <w:left w:val="none" w:sz="0" w:space="0" w:color="000000"/>
+                <w:right w:val="none" w:sz="0" w:space="0" w:color="000000"/>
+              </w:pBdr>
+              <w:spacing w:after="100" w:before="100" w:line="240"/>
+              <w:ind w:left="100" w:right="100" w:firstLine="0" w:firstLineChars="0"/>
+              <w:rPr>
+                <w:rFonts w:ascii="Times New Roman" w:hAnsi="Times New Roman" w:eastAsia="Times New Roman" w:cs="Times New Roman"/>
+                <w:i w:val="false"/>
+                <w:b w:val="false"/>
+                <w:u w:val="none"/>
+                <w:strike w:val="false"/>
+                <w:sz w:val="12"/>
+                <w:szCs w:val="12"/>
+                <w:color w:val="000000"/>
+              </w:rPr>
+            </w:pPr>
+            <w:r>
+              <w:rPr>
+                <w:rFonts w:ascii="Times New Roman" w:hAnsi="Times New Roman" w:eastAsia="Times New Roman" w:cs="Times New Roman"/>
+                <w:i w:val="false"/>
+                <w:b w:val="false"/>
+                <w:u w:val="none"/>
+                <w:strike w:val="false"/>
+                <w:sz w:val="12"/>
+                <w:szCs w:val="12"/>
+                <w:color w:val="000000"/>
+              </w:rPr>
+              <w:t xml:space="preserve">0.212</w:t>
+            </w:r>
+          </w:p>
+        </w:tc>
+        <w:tc>
+          <w:tcPr>
+            <w:tcBorders>
+              <w:bottom w:val="none" w:sz="0" w:space="0" w:color="000000"/>
+              <w:top w:val="none" w:sz="0" w:space="0" w:color="000000"/>
+              <w:left w:val="none" w:sz="0" w:space="0" w:color="000000"/>
+              <w:right w:val="none" w:sz="0" w:space="0" w:color="000000"/>
+            </w:tcBorders>
+            <w:shd w:val="clear" w:color="auto" w:fill="FFFFFF"/>
+            <w:tcMar>
+              <w:top w:w="0" w:type="dxa"/>
+              <w:bottom w:w="0" w:type="dxa"/>
+              <w:left w:w="0" w:type="dxa"/>
+              <w:right w:w="0" w:type="dxa"/>
+            </w:tcMar>
+            <w:vAlign w:val="center"/>
+          </w:tcPr>
+          <w:p>
+            <w:pPr>
+              <w:pStyle w:val="Normal"/>
+              <w:jc w:val="left"/>
+              <w:pBdr>
+                <w:bottom w:val="none" w:sz="0" w:space="0" w:color="000000"/>
+                <w:top w:val="none" w:sz="0" w:space="0" w:color="000000"/>
+                <w:left w:val="none" w:sz="0" w:space="0" w:color="000000"/>
+                <w:right w:val="none" w:sz="0" w:space="0" w:color="000000"/>
+              </w:pBdr>
+              <w:spacing w:after="100" w:before="100" w:line="240"/>
+              <w:ind w:left="100" w:right="100" w:firstLine="0" w:firstLineChars="0"/>
+              <w:rPr>
+                <w:rFonts w:ascii="Times New Roman" w:hAnsi="Times New Roman" w:eastAsia="Times New Roman" w:cs="Times New Roman"/>
+                <w:i w:val="false"/>
+                <w:b w:val="false"/>
+                <w:u w:val="none"/>
+                <w:strike w:val="false"/>
+                <w:sz w:val="12"/>
+                <w:szCs w:val="12"/>
+                <w:color w:val="000000"/>
+              </w:rPr>
+            </w:pPr>
+            <w:r>
+              <w:rPr>
+                <w:rFonts w:ascii="Times New Roman" w:hAnsi="Times New Roman" w:eastAsia="Times New Roman" w:cs="Times New Roman"/>
+                <w:i w:val="false"/>
+                <w:b w:val="false"/>
+                <w:u w:val="none"/>
+                <w:strike w:val="false"/>
+                <w:sz w:val="12"/>
+                <w:szCs w:val="12"/>
+                <w:color w:val="000000"/>
+              </w:rPr>
+              <w:t xml:space="preserve">0.326</w:t>
+            </w:r>
+          </w:p>
+        </w:tc>
+        <w:tc>
+          <w:tcPr>
+            <w:tcBorders>
+              <w:bottom w:val="none" w:sz="0" w:space="0" w:color="000000"/>
+              <w:top w:val="none" w:sz="0" w:space="0" w:color="000000"/>
+              <w:left w:val="none" w:sz="0" w:space="0" w:color="000000"/>
+              <w:right w:val="none" w:sz="0" w:space="0" w:color="000000"/>
+            </w:tcBorders>
+            <w:shd w:val="clear" w:color="auto" w:fill="FFFFFF"/>
+            <w:tcMar>
+              <w:top w:w="0" w:type="dxa"/>
+              <w:bottom w:w="0" w:type="dxa"/>
+              <w:left w:w="0" w:type="dxa"/>
+              <w:right w:w="0" w:type="dxa"/>
+            </w:tcMar>
+            <w:vAlign w:val="center"/>
+          </w:tcPr>
+          <w:p>
+            <w:pPr>
+              <w:pStyle w:val="Normal"/>
+              <w:jc w:val="left"/>
+              <w:pBdr>
+                <w:bottom w:val="none" w:sz="0" w:space="0" w:color="000000"/>
+                <w:top w:val="none" w:sz="0" w:space="0" w:color="000000"/>
+                <w:left w:val="none" w:sz="0" w:space="0" w:color="000000"/>
+                <w:right w:val="none" w:sz="0" w:space="0" w:color="000000"/>
+              </w:pBdr>
+              <w:spacing w:after="100" w:before="100" w:line="240"/>
+              <w:ind w:left="100" w:right="100" w:firstLine="0" w:firstLineChars="0"/>
+              <w:rPr>
+                <w:rFonts w:ascii="Times New Roman" w:hAnsi="Times New Roman" w:eastAsia="Times New Roman" w:cs="Times New Roman"/>
+                <w:i w:val="false"/>
+                <w:b w:val="false"/>
+                <w:u w:val="none"/>
+                <w:strike w:val="false"/>
+                <w:sz w:val="12"/>
+                <w:szCs w:val="12"/>
+                <w:color w:val="000000"/>
+              </w:rPr>
+            </w:pPr>
+            <w:r>
+              <w:rPr>
+                <w:rFonts w:ascii="Times New Roman" w:hAnsi="Times New Roman" w:eastAsia="Times New Roman" w:cs="Times New Roman"/>
+                <w:i w:val="false"/>
+                <w:b w:val="false"/>
+                <w:u w:val="none"/>
+                <w:strike w:val="false"/>
+                <w:sz w:val="12"/>
+                <w:szCs w:val="12"/>
+                <w:color w:val="000000"/>
+              </w:rPr>
               <w:t xml:space="preserve"/>
             </w:r>
           </w:p>
@@ -7344,6 +7289,61 @@
                 <w:szCs w:val="12"/>
                 <w:color w:val="000000"/>
               </w:rPr>
+              <w:t xml:space="preserve"/>
+            </w:r>
+          </w:p>
+        </w:tc>
+        <w:tc>
+          <w:tcPr>
+            <w:tcBorders>
+              <w:bottom w:val="none" w:sz="0" w:space="0" w:color="000000"/>
+              <w:top w:val="none" w:sz="0" w:space="0" w:color="000000"/>
+              <w:left w:val="none" w:sz="0" w:space="0" w:color="000000"/>
+              <w:right w:val="none" w:sz="0" w:space="0" w:color="000000"/>
+            </w:tcBorders>
+            <w:shd w:val="clear" w:color="auto" w:fill="FFFFFF"/>
+            <w:tcMar>
+              <w:top w:w="0" w:type="dxa"/>
+              <w:bottom w:w="0" w:type="dxa"/>
+              <w:left w:w="0" w:type="dxa"/>
+              <w:right w:w="0" w:type="dxa"/>
+            </w:tcMar>
+            <w:vAlign w:val="center"/>
+          </w:tcPr>
+          <w:p>
+            <w:pPr>
+              <w:pStyle w:val="Normal"/>
+              <w:jc w:val="left"/>
+              <w:pBdr>
+                <w:bottom w:val="none" w:sz="0" w:space="0" w:color="000000"/>
+                <w:top w:val="none" w:sz="0" w:space="0" w:color="000000"/>
+                <w:left w:val="none" w:sz="0" w:space="0" w:color="000000"/>
+                <w:right w:val="none" w:sz="0" w:space="0" w:color="000000"/>
+              </w:pBdr>
+              <w:spacing w:after="100" w:before="100" w:line="240"/>
+              <w:ind w:left="100" w:right="100" w:firstLine="0" w:firstLineChars="0"/>
+              <w:rPr>
+                <w:rFonts w:ascii="Times New Roman" w:hAnsi="Times New Roman" w:eastAsia="Times New Roman" w:cs="Times New Roman"/>
+                <w:i w:val="false"/>
+                <w:b w:val="false"/>
+                <w:u w:val="none"/>
+                <w:strike w:val="false"/>
+                <w:sz w:val="12"/>
+                <w:szCs w:val="12"/>
+                <w:color w:val="000000"/>
+              </w:rPr>
+            </w:pPr>
+            <w:r>
+              <w:rPr>
+                <w:rFonts w:ascii="Times New Roman" w:hAnsi="Times New Roman" w:eastAsia="Times New Roman" w:cs="Times New Roman"/>
+                <w:i w:val="false"/>
+                <w:b w:val="false"/>
+                <w:u w:val="none"/>
+                <w:strike w:val="false"/>
+                <w:sz w:val="12"/>
+                <w:szCs w:val="12"/>
+                <w:color w:val="000000"/>
+              </w:rPr>
               <w:t xml:space="preserve">3.84 (-0.45, 8.14)</w:t>
             </w:r>
           </w:p>
@@ -7454,7 +7454,7 @@
                 <w:szCs w:val="12"/>
                 <w:color w:val="000000"/>
               </w:rPr>
-              <w:t xml:space="preserve">false</w:t>
+              <w:t xml:space="preserve">true</w:t>
             </w:r>
           </w:p>
         </w:tc>
@@ -8174,416 +8174,196 @@
                 <w:szCs w:val="12"/>
                 <w:color w:val="000000"/>
               </w:rPr>
-              <w:t xml:space="preserve">0.83 (0.55–1.26)</w:t>
-            </w:r>
-          </w:p>
-        </w:tc>
-        <w:tc>
-          <w:tcPr>
-            <w:tcBorders>
-              <w:bottom w:val="none" w:sz="0" w:space="0" w:color="000000"/>
-              <w:top w:val="none" w:sz="0" w:space="0" w:color="000000"/>
-              <w:left w:val="none" w:sz="0" w:space="0" w:color="000000"/>
-              <w:right w:val="none" w:sz="0" w:space="0" w:color="000000"/>
-            </w:tcBorders>
-            <w:shd w:val="clear" w:color="auto" w:fill="FFFFFF"/>
-            <w:tcMar>
-              <w:top w:w="0" w:type="dxa"/>
-              <w:bottom w:w="0" w:type="dxa"/>
-              <w:left w:w="0" w:type="dxa"/>
-              <w:right w:w="0" w:type="dxa"/>
-            </w:tcMar>
-            <w:vAlign w:val="center"/>
-          </w:tcPr>
-          <w:p>
-            <w:pPr>
-              <w:pStyle w:val="Normal"/>
-              <w:jc w:val="left"/>
-              <w:pBdr>
-                <w:bottom w:val="none" w:sz="0" w:space="0" w:color="000000"/>
-                <w:top w:val="none" w:sz="0" w:space="0" w:color="000000"/>
-                <w:left w:val="none" w:sz="0" w:space="0" w:color="000000"/>
-                <w:right w:val="none" w:sz="0" w:space="0" w:color="000000"/>
-              </w:pBdr>
-              <w:spacing w:after="100" w:before="100" w:line="240"/>
-              <w:ind w:left="100" w:right="100" w:firstLine="0" w:firstLineChars="0"/>
-              <w:rPr>
-                <w:rFonts w:ascii="Times New Roman" w:hAnsi="Times New Roman" w:eastAsia="Times New Roman" w:cs="Times New Roman"/>
-                <w:i w:val="false"/>
-                <w:b w:val="false"/>
-                <w:u w:val="none"/>
-                <w:strike w:val="false"/>
-                <w:sz w:val="12"/>
-                <w:szCs w:val="12"/>
-                <w:color w:val="000000"/>
-              </w:rPr>
-            </w:pPr>
-            <w:r>
-              <w:rPr>
-                <w:rFonts w:ascii="Times New Roman" w:hAnsi="Times New Roman" w:eastAsia="Times New Roman" w:cs="Times New Roman"/>
-                <w:i w:val="false"/>
-                <w:b w:val="false"/>
-                <w:u w:val="none"/>
-                <w:strike w:val="false"/>
-                <w:sz w:val="12"/>
-                <w:szCs w:val="12"/>
-                <w:color w:val="000000"/>
-              </w:rPr>
-              <w:t xml:space="preserve">0.390</w:t>
-            </w:r>
-          </w:p>
-        </w:tc>
-        <w:tc>
-          <w:tcPr>
-            <w:tcBorders>
-              <w:bottom w:val="none" w:sz="0" w:space="0" w:color="000000"/>
-              <w:top w:val="none" w:sz="0" w:space="0" w:color="000000"/>
-              <w:left w:val="none" w:sz="0" w:space="0" w:color="000000"/>
-              <w:right w:val="none" w:sz="0" w:space="0" w:color="000000"/>
-            </w:tcBorders>
-            <w:shd w:val="clear" w:color="auto" w:fill="FFFFFF"/>
-            <w:tcMar>
-              <w:top w:w="0" w:type="dxa"/>
-              <w:bottom w:w="0" w:type="dxa"/>
-              <w:left w:w="0" w:type="dxa"/>
-              <w:right w:w="0" w:type="dxa"/>
-            </w:tcMar>
-            <w:vAlign w:val="center"/>
-          </w:tcPr>
-          <w:p>
-            <w:pPr>
-              <w:pStyle w:val="Normal"/>
-              <w:jc w:val="left"/>
-              <w:pBdr>
-                <w:bottom w:val="none" w:sz="0" w:space="0" w:color="000000"/>
-                <w:top w:val="none" w:sz="0" w:space="0" w:color="000000"/>
-                <w:left w:val="none" w:sz="0" w:space="0" w:color="000000"/>
-                <w:right w:val="none" w:sz="0" w:space="0" w:color="000000"/>
-              </w:pBdr>
-              <w:spacing w:after="100" w:before="100" w:line="240"/>
-              <w:ind w:left="100" w:right="100" w:firstLine="0" w:firstLineChars="0"/>
-              <w:rPr>
-                <w:rFonts w:ascii="Times New Roman" w:hAnsi="Times New Roman" w:eastAsia="Times New Roman" w:cs="Times New Roman"/>
-                <w:i w:val="false"/>
-                <w:b w:val="false"/>
-                <w:u w:val="none"/>
-                <w:strike w:val="false"/>
-                <w:sz w:val="12"/>
-                <w:szCs w:val="12"/>
-                <w:color w:val="000000"/>
-              </w:rPr>
-            </w:pPr>
-            <w:r>
-              <w:rPr>
-                <w:rFonts w:ascii="Times New Roman" w:hAnsi="Times New Roman" w:eastAsia="Times New Roman" w:cs="Times New Roman"/>
-                <w:i w:val="false"/>
-                <w:b w:val="false"/>
-                <w:u w:val="none"/>
-                <w:strike w:val="false"/>
-                <w:sz w:val="12"/>
-                <w:szCs w:val="12"/>
-                <w:color w:val="000000"/>
-              </w:rPr>
-              <w:t xml:space="preserve">0.546</w:t>
-            </w:r>
-          </w:p>
-        </w:tc>
-        <w:tc>
-          <w:tcPr>
-            <w:tcBorders>
-              <w:bottom w:val="none" w:sz="0" w:space="0" w:color="000000"/>
-              <w:top w:val="none" w:sz="0" w:space="0" w:color="000000"/>
-              <w:left w:val="none" w:sz="0" w:space="0" w:color="000000"/>
-              <w:right w:val="none" w:sz="0" w:space="0" w:color="000000"/>
-            </w:tcBorders>
-            <w:shd w:val="clear" w:color="auto" w:fill="FFFFFF"/>
-            <w:tcMar>
-              <w:top w:w="0" w:type="dxa"/>
-              <w:bottom w:w="0" w:type="dxa"/>
-              <w:left w:w="0" w:type="dxa"/>
-              <w:right w:w="0" w:type="dxa"/>
-            </w:tcMar>
-            <w:vAlign w:val="center"/>
-          </w:tcPr>
-          <w:p>
-            <w:pPr>
-              <w:pStyle w:val="Normal"/>
-              <w:jc w:val="left"/>
-              <w:pBdr>
-                <w:bottom w:val="none" w:sz="0" w:space="0" w:color="000000"/>
-                <w:top w:val="none" w:sz="0" w:space="0" w:color="000000"/>
-                <w:left w:val="none" w:sz="0" w:space="0" w:color="000000"/>
-                <w:right w:val="none" w:sz="0" w:space="0" w:color="000000"/>
-              </w:pBdr>
-              <w:spacing w:after="100" w:before="100" w:line="240"/>
-              <w:ind w:left="100" w:right="100" w:firstLine="0" w:firstLineChars="0"/>
-              <w:rPr>
-                <w:rFonts w:ascii="Times New Roman" w:hAnsi="Times New Roman" w:eastAsia="Times New Roman" w:cs="Times New Roman"/>
-                <w:i w:val="false"/>
-                <w:b w:val="false"/>
-                <w:u w:val="none"/>
-                <w:strike w:val="false"/>
-                <w:sz w:val="12"/>
-                <w:szCs w:val="12"/>
-                <w:color w:val="000000"/>
-              </w:rPr>
-            </w:pPr>
-            <w:r>
-              <w:rPr>
-                <w:rFonts w:ascii="Times New Roman" w:hAnsi="Times New Roman" w:eastAsia="Times New Roman" w:cs="Times New Roman"/>
-                <w:i w:val="false"/>
-                <w:b w:val="false"/>
-                <w:u w:val="none"/>
-                <w:strike w:val="false"/>
-                <w:sz w:val="12"/>
-                <w:szCs w:val="12"/>
-                <w:color w:val="000000"/>
-              </w:rPr>
-              <w:t xml:space="preserve">15.5</w:t>
-            </w:r>
-          </w:p>
-        </w:tc>
-        <w:tc>
-          <w:tcPr>
-            <w:tcBorders>
-              <w:bottom w:val="none" w:sz="0" w:space="0" w:color="000000"/>
-              <w:top w:val="none" w:sz="0" w:space="0" w:color="000000"/>
-              <w:left w:val="none" w:sz="0" w:space="0" w:color="000000"/>
-              <w:right w:val="none" w:sz="0" w:space="0" w:color="000000"/>
-            </w:tcBorders>
-            <w:shd w:val="clear" w:color="auto" w:fill="FFFFFF"/>
-            <w:tcMar>
-              <w:top w:w="0" w:type="dxa"/>
-              <w:bottom w:w="0" w:type="dxa"/>
-              <w:left w:w="0" w:type="dxa"/>
-              <w:right w:w="0" w:type="dxa"/>
-            </w:tcMar>
-            <w:vAlign w:val="center"/>
-          </w:tcPr>
-          <w:p>
-            <w:pPr>
-              <w:pStyle w:val="Normal"/>
-              <w:jc w:val="left"/>
-              <w:pBdr>
-                <w:bottom w:val="none" w:sz="0" w:space="0" w:color="000000"/>
-                <w:top w:val="none" w:sz="0" w:space="0" w:color="000000"/>
-                <w:left w:val="none" w:sz="0" w:space="0" w:color="000000"/>
-                <w:right w:val="none" w:sz="0" w:space="0" w:color="000000"/>
-              </w:pBdr>
-              <w:spacing w:after="100" w:before="100" w:line="240"/>
-              <w:ind w:left="100" w:right="100" w:firstLine="0" w:firstLineChars="0"/>
-              <w:rPr>
-                <w:rFonts w:ascii="Times New Roman" w:hAnsi="Times New Roman" w:eastAsia="Times New Roman" w:cs="Times New Roman"/>
-                <w:i w:val="false"/>
-                <w:b w:val="false"/>
-                <w:u w:val="none"/>
-                <w:strike w:val="false"/>
-                <w:sz w:val="12"/>
-                <w:szCs w:val="12"/>
-                <w:color w:val="000000"/>
-              </w:rPr>
-            </w:pPr>
-            <w:r>
-              <w:rPr>
-                <w:rFonts w:ascii="Times New Roman" w:hAnsi="Times New Roman" w:eastAsia="Times New Roman" w:cs="Times New Roman"/>
-                <w:i w:val="false"/>
-                <w:b w:val="false"/>
-                <w:u w:val="none"/>
-                <w:strike w:val="false"/>
-                <w:sz w:val="12"/>
-                <w:szCs w:val="12"/>
-                <w:color w:val="000000"/>
-              </w:rPr>
-              <w:t xml:space="preserve">I–IV</w:t>
-            </w:r>
-          </w:p>
-        </w:tc>
-        <w:tc>
-          <w:tcPr>
-            <w:tcBorders>
-              <w:bottom w:val="none" w:sz="0" w:space="0" w:color="000000"/>
-              <w:top w:val="none" w:sz="0" w:space="0" w:color="000000"/>
-              <w:left w:val="none" w:sz="0" w:space="0" w:color="000000"/>
-              <w:right w:val="none" w:sz="0" w:space="0" w:color="000000"/>
-            </w:tcBorders>
-            <w:shd w:val="clear" w:color="auto" w:fill="FFFFFF"/>
-            <w:tcMar>
-              <w:top w:w="0" w:type="dxa"/>
-              <w:bottom w:w="0" w:type="dxa"/>
-              <w:left w:w="0" w:type="dxa"/>
-              <w:right w:w="0" w:type="dxa"/>
-            </w:tcMar>
-            <w:vAlign w:val="center"/>
-          </w:tcPr>
-          <w:p>
-            <w:pPr>
-              <w:pStyle w:val="Normal"/>
-              <w:jc w:val="left"/>
-              <w:pBdr>
-                <w:bottom w:val="none" w:sz="0" w:space="0" w:color="000000"/>
-                <w:top w:val="none" w:sz="0" w:space="0" w:color="000000"/>
-                <w:left w:val="none" w:sz="0" w:space="0" w:color="000000"/>
-                <w:right w:val="none" w:sz="0" w:space="0" w:color="000000"/>
-              </w:pBdr>
-              <w:spacing w:after="100" w:before="100" w:line="240"/>
-              <w:ind w:left="100" w:right="100" w:firstLine="0" w:firstLineChars="0"/>
-              <w:rPr>
-                <w:rFonts w:ascii="Times New Roman" w:hAnsi="Times New Roman" w:eastAsia="Times New Roman" w:cs="Times New Roman"/>
-                <w:i w:val="false"/>
-                <w:b w:val="false"/>
-                <w:u w:val="none"/>
-                <w:strike w:val="false"/>
-                <w:sz w:val="12"/>
-                <w:szCs w:val="12"/>
-                <w:color w:val="000000"/>
-              </w:rPr>
-            </w:pPr>
-            <w:r>
-              <w:rPr>
-                <w:rFonts w:ascii="Times New Roman" w:hAnsi="Times New Roman" w:eastAsia="Times New Roman" w:cs="Times New Roman"/>
-                <w:i w:val="false"/>
-                <w:b w:val="false"/>
-                <w:u w:val="none"/>
-                <w:strike w:val="false"/>
-                <w:sz w:val="12"/>
-                <w:szCs w:val="12"/>
-                <w:color w:val="000000"/>
-              </w:rPr>
-              <w:t xml:space="preserve">0.82 (0.52–1.28)</w:t>
-            </w:r>
-          </w:p>
-        </w:tc>
-        <w:tc>
-          <w:tcPr>
-            <w:tcBorders>
-              <w:bottom w:val="none" w:sz="0" w:space="0" w:color="000000"/>
-              <w:top w:val="none" w:sz="0" w:space="0" w:color="000000"/>
-              <w:left w:val="none" w:sz="0" w:space="0" w:color="000000"/>
-              <w:right w:val="none" w:sz="0" w:space="0" w:color="000000"/>
-            </w:tcBorders>
-            <w:shd w:val="clear" w:color="auto" w:fill="FFFFFF"/>
-            <w:tcMar>
-              <w:top w:w="0" w:type="dxa"/>
-              <w:bottom w:w="0" w:type="dxa"/>
-              <w:left w:w="0" w:type="dxa"/>
-              <w:right w:w="0" w:type="dxa"/>
-            </w:tcMar>
-            <w:vAlign w:val="center"/>
-          </w:tcPr>
-          <w:p>
-            <w:pPr>
-              <w:pStyle w:val="Normal"/>
-              <w:jc w:val="left"/>
-              <w:pBdr>
-                <w:bottom w:val="none" w:sz="0" w:space="0" w:color="000000"/>
-                <w:top w:val="none" w:sz="0" w:space="0" w:color="000000"/>
-                <w:left w:val="none" w:sz="0" w:space="0" w:color="000000"/>
-                <w:right w:val="none" w:sz="0" w:space="0" w:color="000000"/>
-              </w:pBdr>
-              <w:spacing w:after="100" w:before="100" w:line="240"/>
-              <w:ind w:left="100" w:right="100" w:firstLine="0" w:firstLineChars="0"/>
-              <w:rPr>
-                <w:rFonts w:ascii="Times New Roman" w:hAnsi="Times New Roman" w:eastAsia="Times New Roman" w:cs="Times New Roman"/>
-                <w:i w:val="false"/>
-                <w:b w:val="false"/>
-                <w:u w:val="none"/>
-                <w:strike w:val="false"/>
-                <w:sz w:val="12"/>
-                <w:szCs w:val="12"/>
-                <w:color w:val="000000"/>
-              </w:rPr>
-            </w:pPr>
-            <w:r>
-              <w:rPr>
-                <w:rFonts w:ascii="Times New Roman" w:hAnsi="Times New Roman" w:eastAsia="Times New Roman" w:cs="Times New Roman"/>
-                <w:i w:val="false"/>
-                <w:b w:val="false"/>
-                <w:u w:val="none"/>
-                <w:strike w:val="false"/>
-                <w:sz w:val="12"/>
-                <w:szCs w:val="12"/>
-                <w:color w:val="000000"/>
-              </w:rPr>
-              <w:t xml:space="preserve">0.380</w:t>
-            </w:r>
-          </w:p>
-        </w:tc>
-        <w:tc>
-          <w:tcPr>
-            <w:tcBorders>
-              <w:bottom w:val="none" w:sz="0" w:space="0" w:color="000000"/>
-              <w:top w:val="none" w:sz="0" w:space="0" w:color="000000"/>
-              <w:left w:val="none" w:sz="0" w:space="0" w:color="000000"/>
-              <w:right w:val="none" w:sz="0" w:space="0" w:color="000000"/>
-            </w:tcBorders>
-            <w:shd w:val="clear" w:color="auto" w:fill="FFFFFF"/>
-            <w:tcMar>
-              <w:top w:w="0" w:type="dxa"/>
-              <w:bottom w:w="0" w:type="dxa"/>
-              <w:left w:w="0" w:type="dxa"/>
-              <w:right w:w="0" w:type="dxa"/>
-            </w:tcMar>
-            <w:vAlign w:val="center"/>
-          </w:tcPr>
-          <w:p>
-            <w:pPr>
-              <w:pStyle w:val="Normal"/>
-              <w:jc w:val="left"/>
-              <w:pBdr>
-                <w:bottom w:val="none" w:sz="0" w:space="0" w:color="000000"/>
-                <w:top w:val="none" w:sz="0" w:space="0" w:color="000000"/>
-                <w:left w:val="none" w:sz="0" w:space="0" w:color="000000"/>
-                <w:right w:val="none" w:sz="0" w:space="0" w:color="000000"/>
-              </w:pBdr>
-              <w:spacing w:after="100" w:before="100" w:line="240"/>
-              <w:ind w:left="100" w:right="100" w:firstLine="0" w:firstLineChars="0"/>
-              <w:rPr>
-                <w:rFonts w:ascii="Times New Roman" w:hAnsi="Times New Roman" w:eastAsia="Times New Roman" w:cs="Times New Roman"/>
-                <w:i w:val="false"/>
-                <w:b w:val="false"/>
-                <w:u w:val="none"/>
-                <w:strike w:val="false"/>
-                <w:sz w:val="12"/>
-                <w:szCs w:val="12"/>
-                <w:color w:val="000000"/>
-              </w:rPr>
-            </w:pPr>
-            <w:r>
-              <w:rPr>
-                <w:rFonts w:ascii="Times New Roman" w:hAnsi="Times New Roman" w:eastAsia="Times New Roman" w:cs="Times New Roman"/>
-                <w:i w:val="false"/>
-                <w:b w:val="false"/>
-                <w:u w:val="none"/>
-                <w:strike w:val="false"/>
-                <w:sz w:val="12"/>
-                <w:szCs w:val="12"/>
-                <w:color w:val="000000"/>
-              </w:rPr>
-              <w:t xml:space="preserve">0.072</w:t>
-            </w:r>
-          </w:p>
-        </w:tc>
-        <w:tc>
-          <w:tcPr>
-            <w:tcBorders>
-              <w:bottom w:val="none" w:sz="0" w:space="0" w:color="000000"/>
-              <w:top w:val="none" w:sz="0" w:space="0" w:color="000000"/>
-              <w:left w:val="none" w:sz="0" w:space="0" w:color="000000"/>
-              <w:right w:val="none" w:sz="0" w:space="0" w:color="000000"/>
-            </w:tcBorders>
-            <w:shd w:val="clear" w:color="auto" w:fill="FFFFFF"/>
-            <w:tcMar>
-              <w:top w:w="0" w:type="dxa"/>
-              <w:bottom w:w="0" w:type="dxa"/>
-              <w:left w:w="0" w:type="dxa"/>
-              <w:right w:w="0" w:type="dxa"/>
-            </w:tcMar>
-            <w:vAlign w:val="center"/>
-          </w:tcPr>
-          <w:p>
-            <w:pPr>
-              <w:pStyle w:val="Normal"/>
-              <w:jc w:val="left"/>
+              <w:t xml:space="preserve">1.14 (0.64–2.01)</w:t>
+            </w:r>
+          </w:p>
+        </w:tc>
+        <w:tc>
+          <w:tcPr>
+            <w:tcBorders>
+              <w:bottom w:val="none" w:sz="0" w:space="0" w:color="000000"/>
+              <w:top w:val="none" w:sz="0" w:space="0" w:color="000000"/>
+              <w:left w:val="none" w:sz="0" w:space="0" w:color="000000"/>
+              <w:right w:val="none" w:sz="0" w:space="0" w:color="000000"/>
+            </w:tcBorders>
+            <w:shd w:val="clear" w:color="auto" w:fill="FFFFFF"/>
+            <w:tcMar>
+              <w:top w:w="0" w:type="dxa"/>
+              <w:bottom w:w="0" w:type="dxa"/>
+              <w:left w:w="0" w:type="dxa"/>
+              <w:right w:w="0" w:type="dxa"/>
+            </w:tcMar>
+            <w:vAlign w:val="center"/>
+          </w:tcPr>
+          <w:p>
+            <w:pPr>
+              <w:pStyle w:val="Normal"/>
+              <w:jc w:val="left"/>
+              <w:pBdr>
+                <w:bottom w:val="none" w:sz="0" w:space="0" w:color="000000"/>
+                <w:top w:val="none" w:sz="0" w:space="0" w:color="000000"/>
+                <w:left w:val="none" w:sz="0" w:space="0" w:color="000000"/>
+                <w:right w:val="none" w:sz="0" w:space="0" w:color="000000"/>
+              </w:pBdr>
+              <w:spacing w:after="100" w:before="100" w:line="240"/>
+              <w:ind w:left="100" w:right="100" w:firstLine="0" w:firstLineChars="0"/>
+              <w:rPr>
+                <w:rFonts w:ascii="Times New Roman" w:hAnsi="Times New Roman" w:eastAsia="Times New Roman" w:cs="Times New Roman"/>
+                <w:i w:val="false"/>
+                <w:b w:val="false"/>
+                <w:u w:val="none"/>
+                <w:strike w:val="false"/>
+                <w:sz w:val="12"/>
+                <w:szCs w:val="12"/>
+                <w:color w:val="000000"/>
+              </w:rPr>
+            </w:pPr>
+            <w:r>
+              <w:rPr>
+                <w:rFonts w:ascii="Times New Roman" w:hAnsi="Times New Roman" w:eastAsia="Times New Roman" w:cs="Times New Roman"/>
+                <w:i w:val="false"/>
+                <w:b w:val="false"/>
+                <w:u w:val="none"/>
+                <w:strike w:val="false"/>
+                <w:sz w:val="12"/>
+                <w:szCs w:val="12"/>
+                <w:color w:val="000000"/>
+              </w:rPr>
+              <w:t xml:space="preserve">0.662</w:t>
+            </w:r>
+          </w:p>
+        </w:tc>
+        <w:tc>
+          <w:tcPr>
+            <w:tcBorders>
+              <w:bottom w:val="none" w:sz="0" w:space="0" w:color="000000"/>
+              <w:top w:val="none" w:sz="0" w:space="0" w:color="000000"/>
+              <w:left w:val="none" w:sz="0" w:space="0" w:color="000000"/>
+              <w:right w:val="none" w:sz="0" w:space="0" w:color="000000"/>
+            </w:tcBorders>
+            <w:shd w:val="clear" w:color="auto" w:fill="FFFFFF"/>
+            <w:tcMar>
+              <w:top w:w="0" w:type="dxa"/>
+              <w:bottom w:w="0" w:type="dxa"/>
+              <w:left w:w="0" w:type="dxa"/>
+              <w:right w:w="0" w:type="dxa"/>
+            </w:tcMar>
+            <w:vAlign w:val="center"/>
+          </w:tcPr>
+          <w:p>
+            <w:pPr>
+              <w:pStyle w:val="Normal"/>
+              <w:jc w:val="left"/>
+              <w:pBdr>
+                <w:bottom w:val="none" w:sz="0" w:space="0" w:color="000000"/>
+                <w:top w:val="none" w:sz="0" w:space="0" w:color="000000"/>
+                <w:left w:val="none" w:sz="0" w:space="0" w:color="000000"/>
+                <w:right w:val="none" w:sz="0" w:space="0" w:color="000000"/>
+              </w:pBdr>
+              <w:spacing w:after="100" w:before="100" w:line="240"/>
+              <w:ind w:left="100" w:right="100" w:firstLine="0" w:firstLineChars="0"/>
+              <w:rPr>
+                <w:rFonts w:ascii="Times New Roman" w:hAnsi="Times New Roman" w:eastAsia="Times New Roman" w:cs="Times New Roman"/>
+                <w:i w:val="false"/>
+                <w:b w:val="false"/>
+                <w:u w:val="none"/>
+                <w:strike w:val="false"/>
+                <w:sz w:val="12"/>
+                <w:szCs w:val="12"/>
+                <w:color w:val="000000"/>
+              </w:rPr>
+            </w:pPr>
+            <w:r>
+              <w:rPr>
+                <w:rFonts w:ascii="Times New Roman" w:hAnsi="Times New Roman" w:eastAsia="Times New Roman" w:cs="Times New Roman"/>
+                <w:i w:val="false"/>
+                <w:b w:val="false"/>
+                <w:u w:val="none"/>
+                <w:strike w:val="false"/>
+                <w:sz w:val="12"/>
+                <w:szCs w:val="12"/>
+                <w:color w:val="000000"/>
+              </w:rPr>
+              <w:t xml:space="preserve">0.662</w:t>
+            </w:r>
+          </w:p>
+        </w:tc>
+        <w:tc>
+          <w:tcPr>
+            <w:tcBorders>
+              <w:bottom w:val="none" w:sz="0" w:space="0" w:color="000000"/>
+              <w:top w:val="none" w:sz="0" w:space="0" w:color="000000"/>
+              <w:left w:val="none" w:sz="0" w:space="0" w:color="000000"/>
+              <w:right w:val="none" w:sz="0" w:space="0" w:color="000000"/>
+            </w:tcBorders>
+            <w:shd w:val="clear" w:color="auto" w:fill="FFFFFF"/>
+            <w:tcMar>
+              <w:top w:w="0" w:type="dxa"/>
+              <w:bottom w:w="0" w:type="dxa"/>
+              <w:left w:w="0" w:type="dxa"/>
+              <w:right w:w="0" w:type="dxa"/>
+            </w:tcMar>
+            <w:vAlign w:val="center"/>
+          </w:tcPr>
+          <w:p>
+            <w:pPr>
+              <w:pStyle w:val="Normal"/>
+              <w:jc w:val="left"/>
+              <w:pBdr>
+                <w:bottom w:val="none" w:sz="0" w:space="0" w:color="000000"/>
+                <w:top w:val="none" w:sz="0" w:space="0" w:color="000000"/>
+                <w:left w:val="none" w:sz="0" w:space="0" w:color="000000"/>
+                <w:right w:val="none" w:sz="0" w:space="0" w:color="000000"/>
+              </w:pBdr>
+              <w:spacing w:after="100" w:before="100" w:line="240"/>
+              <w:ind w:left="100" w:right="100" w:firstLine="0" w:firstLineChars="0"/>
+              <w:rPr>
+                <w:rFonts w:ascii="Times New Roman" w:hAnsi="Times New Roman" w:eastAsia="Times New Roman" w:cs="Times New Roman"/>
+                <w:i w:val="false"/>
+                <w:b w:val="false"/>
+                <w:u w:val="none"/>
+                <w:strike w:val="false"/>
+                <w:sz w:val="12"/>
+                <w:szCs w:val="12"/>
+                <w:color w:val="000000"/>
+              </w:rPr>
+            </w:pPr>
+            <w:r>
+              <w:rPr>
+                <w:rFonts w:ascii="Times New Roman" w:hAnsi="Times New Roman" w:eastAsia="Times New Roman" w:cs="Times New Roman"/>
+                <w:i w:val="false"/>
+                <w:b w:val="false"/>
+                <w:u w:val="none"/>
+                <w:strike w:val="false"/>
+                <w:sz w:val="12"/>
+                <w:szCs w:val="12"/>
+                <w:color w:val="000000"/>
+              </w:rPr>
+              <w:t xml:space="preserve">9.8</w:t>
+            </w:r>
+          </w:p>
+        </w:tc>
+        <w:tc>
+          <w:tcPr>
+            <w:tcBorders>
+              <w:bottom w:val="none" w:sz="0" w:space="0" w:color="000000"/>
+              <w:top w:val="none" w:sz="0" w:space="0" w:color="000000"/>
+              <w:left w:val="none" w:sz="0" w:space="0" w:color="000000"/>
+              <w:right w:val="none" w:sz="0" w:space="0" w:color="000000"/>
+            </w:tcBorders>
+            <w:shd w:val="clear" w:color="auto" w:fill="FFFFFF"/>
+            <w:tcMar>
+              <w:top w:w="0" w:type="dxa"/>
+              <w:bottom w:w="0" w:type="dxa"/>
+              <w:left w:w="0" w:type="dxa"/>
+              <w:right w:w="0" w:type="dxa"/>
+            </w:tcMar>
+            <w:vAlign w:val="center"/>
+          </w:tcPr>
+          <w:p>
+            <w:pPr>
+              <w:pStyle w:val="Normal"/>
+              <w:jc w:val="right"/>
               <w:pBdr>
                 <w:bottom w:val="none" w:sz="0" w:space="0" w:color="000000"/>
                 <w:top w:val="none" w:sz="0" w:space="0" w:color="000000"/>
@@ -8669,6 +8449,171 @@
                 <w:szCs w:val="12"/>
                 <w:color w:val="000000"/>
               </w:rPr>
+              <w:t xml:space="preserve">1.10 (0.60–2.03)</w:t>
+            </w:r>
+          </w:p>
+        </w:tc>
+        <w:tc>
+          <w:tcPr>
+            <w:tcBorders>
+              <w:bottom w:val="none" w:sz="0" w:space="0" w:color="000000"/>
+              <w:top w:val="none" w:sz="0" w:space="0" w:color="000000"/>
+              <w:left w:val="none" w:sz="0" w:space="0" w:color="000000"/>
+              <w:right w:val="none" w:sz="0" w:space="0" w:color="000000"/>
+            </w:tcBorders>
+            <w:shd w:val="clear" w:color="auto" w:fill="FFFFFF"/>
+            <w:tcMar>
+              <w:top w:w="0" w:type="dxa"/>
+              <w:bottom w:w="0" w:type="dxa"/>
+              <w:left w:w="0" w:type="dxa"/>
+              <w:right w:w="0" w:type="dxa"/>
+            </w:tcMar>
+            <w:vAlign w:val="center"/>
+          </w:tcPr>
+          <w:p>
+            <w:pPr>
+              <w:pStyle w:val="Normal"/>
+              <w:jc w:val="left"/>
+              <w:pBdr>
+                <w:bottom w:val="none" w:sz="0" w:space="0" w:color="000000"/>
+                <w:top w:val="none" w:sz="0" w:space="0" w:color="000000"/>
+                <w:left w:val="none" w:sz="0" w:space="0" w:color="000000"/>
+                <w:right w:val="none" w:sz="0" w:space="0" w:color="000000"/>
+              </w:pBdr>
+              <w:spacing w:after="100" w:before="100" w:line="240"/>
+              <w:ind w:left="100" w:right="100" w:firstLine="0" w:firstLineChars="0"/>
+              <w:rPr>
+                <w:rFonts w:ascii="Times New Roman" w:hAnsi="Times New Roman" w:eastAsia="Times New Roman" w:cs="Times New Roman"/>
+                <w:i w:val="false"/>
+                <w:b w:val="false"/>
+                <w:u w:val="none"/>
+                <w:strike w:val="false"/>
+                <w:sz w:val="12"/>
+                <w:szCs w:val="12"/>
+                <w:color w:val="000000"/>
+              </w:rPr>
+            </w:pPr>
+            <w:r>
+              <w:rPr>
+                <w:rFonts w:ascii="Times New Roman" w:hAnsi="Times New Roman" w:eastAsia="Times New Roman" w:cs="Times New Roman"/>
+                <w:i w:val="false"/>
+                <w:b w:val="false"/>
+                <w:u w:val="none"/>
+                <w:strike w:val="false"/>
+                <w:sz w:val="12"/>
+                <w:szCs w:val="12"/>
+                <w:color w:val="000000"/>
+              </w:rPr>
+              <w:t xml:space="preserve">0.757</w:t>
+            </w:r>
+          </w:p>
+        </w:tc>
+        <w:tc>
+          <w:tcPr>
+            <w:tcBorders>
+              <w:bottom w:val="none" w:sz="0" w:space="0" w:color="000000"/>
+              <w:top w:val="none" w:sz="0" w:space="0" w:color="000000"/>
+              <w:left w:val="none" w:sz="0" w:space="0" w:color="000000"/>
+              <w:right w:val="none" w:sz="0" w:space="0" w:color="000000"/>
+            </w:tcBorders>
+            <w:shd w:val="clear" w:color="auto" w:fill="FFFFFF"/>
+            <w:tcMar>
+              <w:top w:w="0" w:type="dxa"/>
+              <w:bottom w:w="0" w:type="dxa"/>
+              <w:left w:w="0" w:type="dxa"/>
+              <w:right w:w="0" w:type="dxa"/>
+            </w:tcMar>
+            <w:vAlign w:val="center"/>
+          </w:tcPr>
+          <w:p>
+            <w:pPr>
+              <w:pStyle w:val="Normal"/>
+              <w:jc w:val="left"/>
+              <w:pBdr>
+                <w:bottom w:val="none" w:sz="0" w:space="0" w:color="000000"/>
+                <w:top w:val="none" w:sz="0" w:space="0" w:color="000000"/>
+                <w:left w:val="none" w:sz="0" w:space="0" w:color="000000"/>
+                <w:right w:val="none" w:sz="0" w:space="0" w:color="000000"/>
+              </w:pBdr>
+              <w:spacing w:after="100" w:before="100" w:line="240"/>
+              <w:ind w:left="100" w:right="100" w:firstLine="0" w:firstLineChars="0"/>
+              <w:rPr>
+                <w:rFonts w:ascii="Times New Roman" w:hAnsi="Times New Roman" w:eastAsia="Times New Roman" w:cs="Times New Roman"/>
+                <w:i w:val="false"/>
+                <w:b w:val="false"/>
+                <w:u w:val="none"/>
+                <w:strike w:val="false"/>
+                <w:sz w:val="12"/>
+                <w:szCs w:val="12"/>
+                <w:color w:val="000000"/>
+              </w:rPr>
+            </w:pPr>
+            <w:r>
+              <w:rPr>
+                <w:rFonts w:ascii="Times New Roman" w:hAnsi="Times New Roman" w:eastAsia="Times New Roman" w:cs="Times New Roman"/>
+                <w:i w:val="false"/>
+                <w:b w:val="false"/>
+                <w:u w:val="none"/>
+                <w:strike w:val="false"/>
+                <w:sz w:val="12"/>
+                <w:szCs w:val="12"/>
+                <w:color w:val="000000"/>
+              </w:rPr>
+              <w:t xml:space="preserve">0.322</w:t>
+            </w:r>
+          </w:p>
+        </w:tc>
+        <w:tc>
+          <w:tcPr>
+            <w:tcBorders>
+              <w:bottom w:val="none" w:sz="0" w:space="0" w:color="000000"/>
+              <w:top w:val="none" w:sz="0" w:space="0" w:color="000000"/>
+              <w:left w:val="none" w:sz="0" w:space="0" w:color="000000"/>
+              <w:right w:val="none" w:sz="0" w:space="0" w:color="000000"/>
+            </w:tcBorders>
+            <w:shd w:val="clear" w:color="auto" w:fill="FFFFFF"/>
+            <w:tcMar>
+              <w:top w:w="0" w:type="dxa"/>
+              <w:bottom w:w="0" w:type="dxa"/>
+              <w:left w:w="0" w:type="dxa"/>
+              <w:right w:w="0" w:type="dxa"/>
+            </w:tcMar>
+            <w:vAlign w:val="center"/>
+          </w:tcPr>
+          <w:p>
+            <w:pPr>
+              <w:pStyle w:val="Normal"/>
+              <w:jc w:val="left"/>
+              <w:pBdr>
+                <w:bottom w:val="none" w:sz="0" w:space="0" w:color="000000"/>
+                <w:top w:val="none" w:sz="0" w:space="0" w:color="000000"/>
+                <w:left w:val="none" w:sz="0" w:space="0" w:color="000000"/>
+                <w:right w:val="none" w:sz="0" w:space="0" w:color="000000"/>
+              </w:pBdr>
+              <w:spacing w:after="100" w:before="100" w:line="240"/>
+              <w:ind w:left="100" w:right="100" w:firstLine="0" w:firstLineChars="0"/>
+              <w:rPr>
+                <w:rFonts w:ascii="Times New Roman" w:hAnsi="Times New Roman" w:eastAsia="Times New Roman" w:cs="Times New Roman"/>
+                <w:i w:val="false"/>
+                <w:b w:val="false"/>
+                <w:u w:val="none"/>
+                <w:strike w:val="false"/>
+                <w:sz w:val="12"/>
+                <w:szCs w:val="12"/>
+                <w:color w:val="000000"/>
+              </w:rPr>
+            </w:pPr>
+            <w:r>
+              <w:rPr>
+                <w:rFonts w:ascii="Times New Roman" w:hAnsi="Times New Roman" w:eastAsia="Times New Roman" w:cs="Times New Roman"/>
+                <w:i w:val="false"/>
+                <w:b w:val="false"/>
+                <w:u w:val="none"/>
+                <w:strike w:val="false"/>
+                <w:sz w:val="12"/>
+                <w:szCs w:val="12"/>
+                <w:color w:val="000000"/>
+              </w:rPr>
               <w:t xml:space="preserve"/>
             </w:r>
           </w:p>
@@ -8834,6 +8779,61 @@
                 <w:szCs w:val="12"/>
                 <w:color w:val="000000"/>
               </w:rPr>
+              <w:t xml:space="preserve"/>
+            </w:r>
+          </w:p>
+        </w:tc>
+        <w:tc>
+          <w:tcPr>
+            <w:tcBorders>
+              <w:bottom w:val="none" w:sz="0" w:space="0" w:color="000000"/>
+              <w:top w:val="none" w:sz="0" w:space="0" w:color="000000"/>
+              <w:left w:val="none" w:sz="0" w:space="0" w:color="000000"/>
+              <w:right w:val="none" w:sz="0" w:space="0" w:color="000000"/>
+            </w:tcBorders>
+            <w:shd w:val="clear" w:color="auto" w:fill="FFFFFF"/>
+            <w:tcMar>
+              <w:top w:w="0" w:type="dxa"/>
+              <w:bottom w:w="0" w:type="dxa"/>
+              <w:left w:w="0" w:type="dxa"/>
+              <w:right w:w="0" w:type="dxa"/>
+            </w:tcMar>
+            <w:vAlign w:val="center"/>
+          </w:tcPr>
+          <w:p>
+            <w:pPr>
+              <w:pStyle w:val="Normal"/>
+              <w:jc w:val="left"/>
+              <w:pBdr>
+                <w:bottom w:val="none" w:sz="0" w:space="0" w:color="000000"/>
+                <w:top w:val="none" w:sz="0" w:space="0" w:color="000000"/>
+                <w:left w:val="none" w:sz="0" w:space="0" w:color="000000"/>
+                <w:right w:val="none" w:sz="0" w:space="0" w:color="000000"/>
+              </w:pBdr>
+              <w:spacing w:after="100" w:before="100" w:line="240"/>
+              <w:ind w:left="100" w:right="100" w:firstLine="0" w:firstLineChars="0"/>
+              <w:rPr>
+                <w:rFonts w:ascii="Times New Roman" w:hAnsi="Times New Roman" w:eastAsia="Times New Roman" w:cs="Times New Roman"/>
+                <w:i w:val="false"/>
+                <w:b w:val="false"/>
+                <w:u w:val="none"/>
+                <w:strike w:val="false"/>
+                <w:sz w:val="12"/>
+                <w:szCs w:val="12"/>
+                <w:color w:val="000000"/>
+              </w:rPr>
+            </w:pPr>
+            <w:r>
+              <w:rPr>
+                <w:rFonts w:ascii="Times New Roman" w:hAnsi="Times New Roman" w:eastAsia="Times New Roman" w:cs="Times New Roman"/>
+                <w:i w:val="false"/>
+                <w:b w:val="false"/>
+                <w:u w:val="none"/>
+                <w:strike w:val="false"/>
+                <w:sz w:val="12"/>
+                <w:szCs w:val="12"/>
+                <w:color w:val="000000"/>
+              </w:rPr>
               <w:t xml:space="preserve">1.29 (-3.00, 5.58)</w:t>
             </w:r>
           </w:p>
@@ -8944,7 +8944,7 @@
                 <w:szCs w:val="12"/>
                 <w:color w:val="000000"/>
               </w:rPr>
-              <w:t xml:space="preserve">false</w:t>
+              <w:t xml:space="preserve">true</w:t>
             </w:r>
           </w:p>
         </w:tc>
@@ -9664,416 +9664,196 @@
                 <w:szCs w:val="12"/>
                 <w:color w:val="000000"/>
               </w:rPr>
-              <w:t xml:space="preserve">0.96 (0.63–1.45)</w:t>
-            </w:r>
-          </w:p>
-        </w:tc>
-        <w:tc>
-          <w:tcPr>
-            <w:tcBorders>
-              <w:bottom w:val="none" w:sz="0" w:space="0" w:color="000000"/>
-              <w:top w:val="none" w:sz="0" w:space="0" w:color="000000"/>
-              <w:left w:val="none" w:sz="0" w:space="0" w:color="000000"/>
-              <w:right w:val="none" w:sz="0" w:space="0" w:color="000000"/>
-            </w:tcBorders>
-            <w:shd w:val="clear" w:color="auto" w:fill="FFFFFF"/>
-            <w:tcMar>
-              <w:top w:w="0" w:type="dxa"/>
-              <w:bottom w:w="0" w:type="dxa"/>
-              <w:left w:w="0" w:type="dxa"/>
-              <w:right w:w="0" w:type="dxa"/>
-            </w:tcMar>
-            <w:vAlign w:val="center"/>
-          </w:tcPr>
-          <w:p>
-            <w:pPr>
-              <w:pStyle w:val="Normal"/>
-              <w:jc w:val="left"/>
-              <w:pBdr>
-                <w:bottom w:val="none" w:sz="0" w:space="0" w:color="000000"/>
-                <w:top w:val="none" w:sz="0" w:space="0" w:color="000000"/>
-                <w:left w:val="none" w:sz="0" w:space="0" w:color="000000"/>
-                <w:right w:val="none" w:sz="0" w:space="0" w:color="000000"/>
-              </w:pBdr>
-              <w:spacing w:after="100" w:before="100" w:line="240"/>
-              <w:ind w:left="100" w:right="100" w:firstLine="0" w:firstLineChars="0"/>
-              <w:rPr>
-                <w:rFonts w:ascii="Times New Roman" w:hAnsi="Times New Roman" w:eastAsia="Times New Roman" w:cs="Times New Roman"/>
-                <w:i w:val="false"/>
-                <w:b w:val="false"/>
-                <w:u w:val="none"/>
-                <w:strike w:val="false"/>
-                <w:sz w:val="12"/>
-                <w:szCs w:val="12"/>
-                <w:color w:val="000000"/>
-              </w:rPr>
-            </w:pPr>
-            <w:r>
-              <w:rPr>
-                <w:rFonts w:ascii="Times New Roman" w:hAnsi="Times New Roman" w:eastAsia="Times New Roman" w:cs="Times New Roman"/>
-                <w:i w:val="false"/>
-                <w:b w:val="false"/>
-                <w:u w:val="none"/>
-                <w:strike w:val="false"/>
-                <w:sz w:val="12"/>
-                <w:szCs w:val="12"/>
-                <w:color w:val="000000"/>
-              </w:rPr>
-              <w:t xml:space="preserve">0.839</w:t>
-            </w:r>
-          </w:p>
-        </w:tc>
-        <w:tc>
-          <w:tcPr>
-            <w:tcBorders>
-              <w:bottom w:val="none" w:sz="0" w:space="0" w:color="000000"/>
-              <w:top w:val="none" w:sz="0" w:space="0" w:color="000000"/>
-              <w:left w:val="none" w:sz="0" w:space="0" w:color="000000"/>
-              <w:right w:val="none" w:sz="0" w:space="0" w:color="000000"/>
-            </w:tcBorders>
-            <w:shd w:val="clear" w:color="auto" w:fill="FFFFFF"/>
-            <w:tcMar>
-              <w:top w:w="0" w:type="dxa"/>
-              <w:bottom w:w="0" w:type="dxa"/>
-              <w:left w:w="0" w:type="dxa"/>
-              <w:right w:w="0" w:type="dxa"/>
-            </w:tcMar>
-            <w:vAlign w:val="center"/>
-          </w:tcPr>
-          <w:p>
-            <w:pPr>
-              <w:pStyle w:val="Normal"/>
-              <w:jc w:val="left"/>
-              <w:pBdr>
-                <w:bottom w:val="none" w:sz="0" w:space="0" w:color="000000"/>
-                <w:top w:val="none" w:sz="0" w:space="0" w:color="000000"/>
-                <w:left w:val="none" w:sz="0" w:space="0" w:color="000000"/>
-                <w:right w:val="none" w:sz="0" w:space="0" w:color="000000"/>
-              </w:pBdr>
-              <w:spacing w:after="100" w:before="100" w:line="240"/>
-              <w:ind w:left="100" w:right="100" w:firstLine="0" w:firstLineChars="0"/>
-              <w:rPr>
-                <w:rFonts w:ascii="Times New Roman" w:hAnsi="Times New Roman" w:eastAsia="Times New Roman" w:cs="Times New Roman"/>
-                <w:i w:val="false"/>
-                <w:b w:val="false"/>
-                <w:u w:val="none"/>
-                <w:strike w:val="false"/>
-                <w:sz w:val="12"/>
-                <w:szCs w:val="12"/>
-                <w:color w:val="000000"/>
-              </w:rPr>
-            </w:pPr>
-            <w:r>
-              <w:rPr>
-                <w:rFonts w:ascii="Times New Roman" w:hAnsi="Times New Roman" w:eastAsia="Times New Roman" w:cs="Times New Roman"/>
-                <w:i w:val="false"/>
-                <w:b w:val="false"/>
-                <w:u w:val="none"/>
-                <w:strike w:val="false"/>
-                <w:sz w:val="12"/>
-                <w:szCs w:val="12"/>
-                <w:color w:val="000000"/>
-              </w:rPr>
-              <w:t xml:space="preserve">0.839</w:t>
-            </w:r>
-          </w:p>
-        </w:tc>
-        <w:tc>
-          <w:tcPr>
-            <w:tcBorders>
-              <w:bottom w:val="none" w:sz="0" w:space="0" w:color="000000"/>
-              <w:top w:val="none" w:sz="0" w:space="0" w:color="000000"/>
-              <w:left w:val="none" w:sz="0" w:space="0" w:color="000000"/>
-              <w:right w:val="none" w:sz="0" w:space="0" w:color="000000"/>
-            </w:tcBorders>
-            <w:shd w:val="clear" w:color="auto" w:fill="FFFFFF"/>
-            <w:tcMar>
-              <w:top w:w="0" w:type="dxa"/>
-              <w:bottom w:w="0" w:type="dxa"/>
-              <w:left w:w="0" w:type="dxa"/>
-              <w:right w:w="0" w:type="dxa"/>
-            </w:tcMar>
-            <w:vAlign w:val="center"/>
-          </w:tcPr>
-          <w:p>
-            <w:pPr>
-              <w:pStyle w:val="Normal"/>
-              <w:jc w:val="left"/>
-              <w:pBdr>
-                <w:bottom w:val="none" w:sz="0" w:space="0" w:color="000000"/>
-                <w:top w:val="none" w:sz="0" w:space="0" w:color="000000"/>
-                <w:left w:val="none" w:sz="0" w:space="0" w:color="000000"/>
-                <w:right w:val="none" w:sz="0" w:space="0" w:color="000000"/>
-              </w:pBdr>
-              <w:spacing w:after="100" w:before="100" w:line="240"/>
-              <w:ind w:left="100" w:right="100" w:firstLine="0" w:firstLineChars="0"/>
-              <w:rPr>
-                <w:rFonts w:ascii="Times New Roman" w:hAnsi="Times New Roman" w:eastAsia="Times New Roman" w:cs="Times New Roman"/>
-                <w:i w:val="false"/>
-                <w:b w:val="false"/>
-                <w:u w:val="none"/>
-                <w:strike w:val="false"/>
-                <w:sz w:val="12"/>
-                <w:szCs w:val="12"/>
-                <w:color w:val="000000"/>
-              </w:rPr>
-            </w:pPr>
-            <w:r>
-              <w:rPr>
-                <w:rFonts w:ascii="Times New Roman" w:hAnsi="Times New Roman" w:eastAsia="Times New Roman" w:cs="Times New Roman"/>
-                <w:i w:val="false"/>
-                <w:b w:val="false"/>
-                <w:u w:val="none"/>
-                <w:strike w:val="false"/>
-                <w:sz w:val="12"/>
-                <w:szCs w:val="12"/>
-                <w:color w:val="000000"/>
-              </w:rPr>
-              <w:t xml:space="preserve">15.5</w:t>
-            </w:r>
-          </w:p>
-        </w:tc>
-        <w:tc>
-          <w:tcPr>
-            <w:tcBorders>
-              <w:bottom w:val="none" w:sz="0" w:space="0" w:color="000000"/>
-              <w:top w:val="none" w:sz="0" w:space="0" w:color="000000"/>
-              <w:left w:val="none" w:sz="0" w:space="0" w:color="000000"/>
-              <w:right w:val="none" w:sz="0" w:space="0" w:color="000000"/>
-            </w:tcBorders>
-            <w:shd w:val="clear" w:color="auto" w:fill="FFFFFF"/>
-            <w:tcMar>
-              <w:top w:w="0" w:type="dxa"/>
-              <w:bottom w:w="0" w:type="dxa"/>
-              <w:left w:w="0" w:type="dxa"/>
-              <w:right w:w="0" w:type="dxa"/>
-            </w:tcMar>
-            <w:vAlign w:val="center"/>
-          </w:tcPr>
-          <w:p>
-            <w:pPr>
-              <w:pStyle w:val="Normal"/>
-              <w:jc w:val="left"/>
-              <w:pBdr>
-                <w:bottom w:val="none" w:sz="0" w:space="0" w:color="000000"/>
-                <w:top w:val="none" w:sz="0" w:space="0" w:color="000000"/>
-                <w:left w:val="none" w:sz="0" w:space="0" w:color="000000"/>
-                <w:right w:val="none" w:sz="0" w:space="0" w:color="000000"/>
-              </w:pBdr>
-              <w:spacing w:after="100" w:before="100" w:line="240"/>
-              <w:ind w:left="100" w:right="100" w:firstLine="0" w:firstLineChars="0"/>
-              <w:rPr>
-                <w:rFonts w:ascii="Times New Roman" w:hAnsi="Times New Roman" w:eastAsia="Times New Roman" w:cs="Times New Roman"/>
-                <w:i w:val="false"/>
-                <w:b w:val="false"/>
-                <w:u w:val="none"/>
-                <w:strike w:val="false"/>
-                <w:sz w:val="12"/>
-                <w:szCs w:val="12"/>
-                <w:color w:val="000000"/>
-              </w:rPr>
-            </w:pPr>
-            <w:r>
-              <w:rPr>
-                <w:rFonts w:ascii="Times New Roman" w:hAnsi="Times New Roman" w:eastAsia="Times New Roman" w:cs="Times New Roman"/>
-                <w:i w:val="false"/>
-                <w:b w:val="false"/>
-                <w:u w:val="none"/>
-                <w:strike w:val="false"/>
-                <w:sz w:val="12"/>
-                <w:szCs w:val="12"/>
-                <w:color w:val="000000"/>
-              </w:rPr>
-              <w:t xml:space="preserve">I–IV</w:t>
-            </w:r>
-          </w:p>
-        </w:tc>
-        <w:tc>
-          <w:tcPr>
-            <w:tcBorders>
-              <w:bottom w:val="none" w:sz="0" w:space="0" w:color="000000"/>
-              <w:top w:val="none" w:sz="0" w:space="0" w:color="000000"/>
-              <w:left w:val="none" w:sz="0" w:space="0" w:color="000000"/>
-              <w:right w:val="none" w:sz="0" w:space="0" w:color="000000"/>
-            </w:tcBorders>
-            <w:shd w:val="clear" w:color="auto" w:fill="FFFFFF"/>
-            <w:tcMar>
-              <w:top w:w="0" w:type="dxa"/>
-              <w:bottom w:w="0" w:type="dxa"/>
-              <w:left w:w="0" w:type="dxa"/>
-              <w:right w:w="0" w:type="dxa"/>
-            </w:tcMar>
-            <w:vAlign w:val="center"/>
-          </w:tcPr>
-          <w:p>
-            <w:pPr>
-              <w:pStyle w:val="Normal"/>
-              <w:jc w:val="left"/>
-              <w:pBdr>
-                <w:bottom w:val="none" w:sz="0" w:space="0" w:color="000000"/>
-                <w:top w:val="none" w:sz="0" w:space="0" w:color="000000"/>
-                <w:left w:val="none" w:sz="0" w:space="0" w:color="000000"/>
-                <w:right w:val="none" w:sz="0" w:space="0" w:color="000000"/>
-              </w:pBdr>
-              <w:spacing w:after="100" w:before="100" w:line="240"/>
-              <w:ind w:left="100" w:right="100" w:firstLine="0" w:firstLineChars="0"/>
-              <w:rPr>
-                <w:rFonts w:ascii="Times New Roman" w:hAnsi="Times New Roman" w:eastAsia="Times New Roman" w:cs="Times New Roman"/>
-                <w:i w:val="false"/>
-                <w:b w:val="false"/>
-                <w:u w:val="none"/>
-                <w:strike w:val="false"/>
-                <w:sz w:val="12"/>
-                <w:szCs w:val="12"/>
-                <w:color w:val="000000"/>
-              </w:rPr>
-            </w:pPr>
-            <w:r>
-              <w:rPr>
-                <w:rFonts w:ascii="Times New Roman" w:hAnsi="Times New Roman" w:eastAsia="Times New Roman" w:cs="Times New Roman"/>
-                <w:i w:val="false"/>
-                <w:b w:val="false"/>
-                <w:u w:val="none"/>
-                <w:strike w:val="false"/>
-                <w:sz w:val="12"/>
-                <w:szCs w:val="12"/>
-                <w:color w:val="000000"/>
-              </w:rPr>
-              <w:t xml:space="preserve">0.94 (0.60–1.46)</w:t>
-            </w:r>
-          </w:p>
-        </w:tc>
-        <w:tc>
-          <w:tcPr>
-            <w:tcBorders>
-              <w:bottom w:val="none" w:sz="0" w:space="0" w:color="000000"/>
-              <w:top w:val="none" w:sz="0" w:space="0" w:color="000000"/>
-              <w:left w:val="none" w:sz="0" w:space="0" w:color="000000"/>
-              <w:right w:val="none" w:sz="0" w:space="0" w:color="000000"/>
-            </w:tcBorders>
-            <w:shd w:val="clear" w:color="auto" w:fill="FFFFFF"/>
-            <w:tcMar>
-              <w:top w:w="0" w:type="dxa"/>
-              <w:bottom w:w="0" w:type="dxa"/>
-              <w:left w:w="0" w:type="dxa"/>
-              <w:right w:w="0" w:type="dxa"/>
-            </w:tcMar>
-            <w:vAlign w:val="center"/>
-          </w:tcPr>
-          <w:p>
-            <w:pPr>
-              <w:pStyle w:val="Normal"/>
-              <w:jc w:val="left"/>
-              <w:pBdr>
-                <w:bottom w:val="none" w:sz="0" w:space="0" w:color="000000"/>
-                <w:top w:val="none" w:sz="0" w:space="0" w:color="000000"/>
-                <w:left w:val="none" w:sz="0" w:space="0" w:color="000000"/>
-                <w:right w:val="none" w:sz="0" w:space="0" w:color="000000"/>
-              </w:pBdr>
-              <w:spacing w:after="100" w:before="100" w:line="240"/>
-              <w:ind w:left="100" w:right="100" w:firstLine="0" w:firstLineChars="0"/>
-              <w:rPr>
-                <w:rFonts w:ascii="Times New Roman" w:hAnsi="Times New Roman" w:eastAsia="Times New Roman" w:cs="Times New Roman"/>
-                <w:i w:val="false"/>
-                <w:b w:val="false"/>
-                <w:u w:val="none"/>
-                <w:strike w:val="false"/>
-                <w:sz w:val="12"/>
-                <w:szCs w:val="12"/>
-                <w:color w:val="000000"/>
-              </w:rPr>
-            </w:pPr>
-            <w:r>
-              <w:rPr>
-                <w:rFonts w:ascii="Times New Roman" w:hAnsi="Times New Roman" w:eastAsia="Times New Roman" w:cs="Times New Roman"/>
-                <w:i w:val="false"/>
-                <w:b w:val="false"/>
-                <w:u w:val="none"/>
-                <w:strike w:val="false"/>
-                <w:sz w:val="12"/>
-                <w:szCs w:val="12"/>
-                <w:color w:val="000000"/>
-              </w:rPr>
-              <w:t xml:space="preserve">0.787</w:t>
-            </w:r>
-          </w:p>
-        </w:tc>
-        <w:tc>
-          <w:tcPr>
-            <w:tcBorders>
-              <w:bottom w:val="none" w:sz="0" w:space="0" w:color="000000"/>
-              <w:top w:val="none" w:sz="0" w:space="0" w:color="000000"/>
-              <w:left w:val="none" w:sz="0" w:space="0" w:color="000000"/>
-              <w:right w:val="none" w:sz="0" w:space="0" w:color="000000"/>
-            </w:tcBorders>
-            <w:shd w:val="clear" w:color="auto" w:fill="FFFFFF"/>
-            <w:tcMar>
-              <w:top w:w="0" w:type="dxa"/>
-              <w:bottom w:w="0" w:type="dxa"/>
-              <w:left w:w="0" w:type="dxa"/>
-              <w:right w:w="0" w:type="dxa"/>
-            </w:tcMar>
-            <w:vAlign w:val="center"/>
-          </w:tcPr>
-          <w:p>
-            <w:pPr>
-              <w:pStyle w:val="Normal"/>
-              <w:jc w:val="left"/>
-              <w:pBdr>
-                <w:bottom w:val="none" w:sz="0" w:space="0" w:color="000000"/>
-                <w:top w:val="none" w:sz="0" w:space="0" w:color="000000"/>
-                <w:left w:val="none" w:sz="0" w:space="0" w:color="000000"/>
-                <w:right w:val="none" w:sz="0" w:space="0" w:color="000000"/>
-              </w:pBdr>
-              <w:spacing w:after="100" w:before="100" w:line="240"/>
-              <w:ind w:left="100" w:right="100" w:firstLine="0" w:firstLineChars="0"/>
-              <w:rPr>
-                <w:rFonts w:ascii="Times New Roman" w:hAnsi="Times New Roman" w:eastAsia="Times New Roman" w:cs="Times New Roman"/>
-                <w:i w:val="false"/>
-                <w:b w:val="false"/>
-                <w:u w:val="none"/>
-                <w:strike w:val="false"/>
-                <w:sz w:val="12"/>
-                <w:szCs w:val="12"/>
-                <w:color w:val="000000"/>
-              </w:rPr>
-            </w:pPr>
-            <w:r>
-              <w:rPr>
-                <w:rFonts w:ascii="Times New Roman" w:hAnsi="Times New Roman" w:eastAsia="Times New Roman" w:cs="Times New Roman"/>
-                <w:i w:val="false"/>
-                <w:b w:val="false"/>
-                <w:u w:val="none"/>
-                <w:strike w:val="false"/>
-                <w:sz w:val="12"/>
-                <w:szCs w:val="12"/>
-                <w:color w:val="000000"/>
-              </w:rPr>
-              <w:t xml:space="preserve">0.056</w:t>
-            </w:r>
-          </w:p>
-        </w:tc>
-        <w:tc>
-          <w:tcPr>
-            <w:tcBorders>
-              <w:bottom w:val="none" w:sz="0" w:space="0" w:color="000000"/>
-              <w:top w:val="none" w:sz="0" w:space="0" w:color="000000"/>
-              <w:left w:val="none" w:sz="0" w:space="0" w:color="000000"/>
-              <w:right w:val="none" w:sz="0" w:space="0" w:color="000000"/>
-            </w:tcBorders>
-            <w:shd w:val="clear" w:color="auto" w:fill="FFFFFF"/>
-            <w:tcMar>
-              <w:top w:w="0" w:type="dxa"/>
-              <w:bottom w:w="0" w:type="dxa"/>
-              <w:left w:w="0" w:type="dxa"/>
-              <w:right w:w="0" w:type="dxa"/>
-            </w:tcMar>
-            <w:vAlign w:val="center"/>
-          </w:tcPr>
-          <w:p>
-            <w:pPr>
-              <w:pStyle w:val="Normal"/>
-              <w:jc w:val="left"/>
+              <w:t xml:space="preserve">1.34 (0.75–2.38)</w:t>
+            </w:r>
+          </w:p>
+        </w:tc>
+        <w:tc>
+          <w:tcPr>
+            <w:tcBorders>
+              <w:bottom w:val="none" w:sz="0" w:space="0" w:color="000000"/>
+              <w:top w:val="none" w:sz="0" w:space="0" w:color="000000"/>
+              <w:left w:val="none" w:sz="0" w:space="0" w:color="000000"/>
+              <w:right w:val="none" w:sz="0" w:space="0" w:color="000000"/>
+            </w:tcBorders>
+            <w:shd w:val="clear" w:color="auto" w:fill="FFFFFF"/>
+            <w:tcMar>
+              <w:top w:w="0" w:type="dxa"/>
+              <w:bottom w:w="0" w:type="dxa"/>
+              <w:left w:w="0" w:type="dxa"/>
+              <w:right w:w="0" w:type="dxa"/>
+            </w:tcMar>
+            <w:vAlign w:val="center"/>
+          </w:tcPr>
+          <w:p>
+            <w:pPr>
+              <w:pStyle w:val="Normal"/>
+              <w:jc w:val="left"/>
+              <w:pBdr>
+                <w:bottom w:val="none" w:sz="0" w:space="0" w:color="000000"/>
+                <w:top w:val="none" w:sz="0" w:space="0" w:color="000000"/>
+                <w:left w:val="none" w:sz="0" w:space="0" w:color="000000"/>
+                <w:right w:val="none" w:sz="0" w:space="0" w:color="000000"/>
+              </w:pBdr>
+              <w:spacing w:after="100" w:before="100" w:line="240"/>
+              <w:ind w:left="100" w:right="100" w:firstLine="0" w:firstLineChars="0"/>
+              <w:rPr>
+                <w:rFonts w:ascii="Times New Roman" w:hAnsi="Times New Roman" w:eastAsia="Times New Roman" w:cs="Times New Roman"/>
+                <w:i w:val="false"/>
+                <w:b w:val="false"/>
+                <w:u w:val="none"/>
+                <w:strike w:val="false"/>
+                <w:sz w:val="12"/>
+                <w:szCs w:val="12"/>
+                <w:color w:val="000000"/>
+              </w:rPr>
+            </w:pPr>
+            <w:r>
+              <w:rPr>
+                <w:rFonts w:ascii="Times New Roman" w:hAnsi="Times New Roman" w:eastAsia="Times New Roman" w:cs="Times New Roman"/>
+                <w:i w:val="false"/>
+                <w:b w:val="false"/>
+                <w:u w:val="none"/>
+                <w:strike w:val="false"/>
+                <w:sz w:val="12"/>
+                <w:szCs w:val="12"/>
+                <w:color w:val="000000"/>
+              </w:rPr>
+              <w:t xml:space="preserve">0.325</w:t>
+            </w:r>
+          </w:p>
+        </w:tc>
+        <w:tc>
+          <w:tcPr>
+            <w:tcBorders>
+              <w:bottom w:val="none" w:sz="0" w:space="0" w:color="000000"/>
+              <w:top w:val="none" w:sz="0" w:space="0" w:color="000000"/>
+              <w:left w:val="none" w:sz="0" w:space="0" w:color="000000"/>
+              <w:right w:val="none" w:sz="0" w:space="0" w:color="000000"/>
+            </w:tcBorders>
+            <w:shd w:val="clear" w:color="auto" w:fill="FFFFFF"/>
+            <w:tcMar>
+              <w:top w:w="0" w:type="dxa"/>
+              <w:bottom w:w="0" w:type="dxa"/>
+              <w:left w:w="0" w:type="dxa"/>
+              <w:right w:w="0" w:type="dxa"/>
+            </w:tcMar>
+            <w:vAlign w:val="center"/>
+          </w:tcPr>
+          <w:p>
+            <w:pPr>
+              <w:pStyle w:val="Normal"/>
+              <w:jc w:val="left"/>
+              <w:pBdr>
+                <w:bottom w:val="none" w:sz="0" w:space="0" w:color="000000"/>
+                <w:top w:val="none" w:sz="0" w:space="0" w:color="000000"/>
+                <w:left w:val="none" w:sz="0" w:space="0" w:color="000000"/>
+                <w:right w:val="none" w:sz="0" w:space="0" w:color="000000"/>
+              </w:pBdr>
+              <w:spacing w:after="100" w:before="100" w:line="240"/>
+              <w:ind w:left="100" w:right="100" w:firstLine="0" w:firstLineChars="0"/>
+              <w:rPr>
+                <w:rFonts w:ascii="Times New Roman" w:hAnsi="Times New Roman" w:eastAsia="Times New Roman" w:cs="Times New Roman"/>
+                <w:i w:val="false"/>
+                <w:b w:val="false"/>
+                <w:u w:val="none"/>
+                <w:strike w:val="false"/>
+                <w:sz w:val="12"/>
+                <w:szCs w:val="12"/>
+                <w:color w:val="000000"/>
+              </w:rPr>
+            </w:pPr>
+            <w:r>
+              <w:rPr>
+                <w:rFonts w:ascii="Times New Roman" w:hAnsi="Times New Roman" w:eastAsia="Times New Roman" w:cs="Times New Roman"/>
+                <w:i w:val="false"/>
+                <w:b w:val="false"/>
+                <w:u w:val="none"/>
+                <w:strike w:val="false"/>
+                <w:sz w:val="12"/>
+                <w:szCs w:val="12"/>
+                <w:color w:val="000000"/>
+              </w:rPr>
+              <w:t xml:space="preserve">0.434</w:t>
+            </w:r>
+          </w:p>
+        </w:tc>
+        <w:tc>
+          <w:tcPr>
+            <w:tcBorders>
+              <w:bottom w:val="none" w:sz="0" w:space="0" w:color="000000"/>
+              <w:top w:val="none" w:sz="0" w:space="0" w:color="000000"/>
+              <w:left w:val="none" w:sz="0" w:space="0" w:color="000000"/>
+              <w:right w:val="none" w:sz="0" w:space="0" w:color="000000"/>
+            </w:tcBorders>
+            <w:shd w:val="clear" w:color="auto" w:fill="FFFFFF"/>
+            <w:tcMar>
+              <w:top w:w="0" w:type="dxa"/>
+              <w:bottom w:w="0" w:type="dxa"/>
+              <w:left w:w="0" w:type="dxa"/>
+              <w:right w:w="0" w:type="dxa"/>
+            </w:tcMar>
+            <w:vAlign w:val="center"/>
+          </w:tcPr>
+          <w:p>
+            <w:pPr>
+              <w:pStyle w:val="Normal"/>
+              <w:jc w:val="left"/>
+              <w:pBdr>
+                <w:bottom w:val="none" w:sz="0" w:space="0" w:color="000000"/>
+                <w:top w:val="none" w:sz="0" w:space="0" w:color="000000"/>
+                <w:left w:val="none" w:sz="0" w:space="0" w:color="000000"/>
+                <w:right w:val="none" w:sz="0" w:space="0" w:color="000000"/>
+              </w:pBdr>
+              <w:spacing w:after="100" w:before="100" w:line="240"/>
+              <w:ind w:left="100" w:right="100" w:firstLine="0" w:firstLineChars="0"/>
+              <w:rPr>
+                <w:rFonts w:ascii="Times New Roman" w:hAnsi="Times New Roman" w:eastAsia="Times New Roman" w:cs="Times New Roman"/>
+                <w:i w:val="false"/>
+                <w:b w:val="false"/>
+                <w:u w:val="none"/>
+                <w:strike w:val="false"/>
+                <w:sz w:val="12"/>
+                <w:szCs w:val="12"/>
+                <w:color w:val="000000"/>
+              </w:rPr>
+            </w:pPr>
+            <w:r>
+              <w:rPr>
+                <w:rFonts w:ascii="Times New Roman" w:hAnsi="Times New Roman" w:eastAsia="Times New Roman" w:cs="Times New Roman"/>
+                <w:i w:val="false"/>
+                <w:b w:val="false"/>
+                <w:u w:val="none"/>
+                <w:strike w:val="false"/>
+                <w:sz w:val="12"/>
+                <w:szCs w:val="12"/>
+                <w:color w:val="000000"/>
+              </w:rPr>
+              <w:t xml:space="preserve">9.8</w:t>
+            </w:r>
+          </w:p>
+        </w:tc>
+        <w:tc>
+          <w:tcPr>
+            <w:tcBorders>
+              <w:bottom w:val="none" w:sz="0" w:space="0" w:color="000000"/>
+              <w:top w:val="none" w:sz="0" w:space="0" w:color="000000"/>
+              <w:left w:val="none" w:sz="0" w:space="0" w:color="000000"/>
+              <w:right w:val="none" w:sz="0" w:space="0" w:color="000000"/>
+            </w:tcBorders>
+            <w:shd w:val="clear" w:color="auto" w:fill="FFFFFF"/>
+            <w:tcMar>
+              <w:top w:w="0" w:type="dxa"/>
+              <w:bottom w:w="0" w:type="dxa"/>
+              <w:left w:w="0" w:type="dxa"/>
+              <w:right w:w="0" w:type="dxa"/>
+            </w:tcMar>
+            <w:vAlign w:val="center"/>
+          </w:tcPr>
+          <w:p>
+            <w:pPr>
+              <w:pStyle w:val="Normal"/>
+              <w:jc w:val="right"/>
               <w:pBdr>
                 <w:bottom w:val="none" w:sz="0" w:space="0" w:color="000000"/>
                 <w:top w:val="none" w:sz="0" w:space="0" w:color="000000"/>
@@ -10159,6 +9939,171 @@
                 <w:szCs w:val="12"/>
                 <w:color w:val="000000"/>
               </w:rPr>
+              <w:t xml:space="preserve">1.15 (0.61–2.14)</w:t>
+            </w:r>
+          </w:p>
+        </w:tc>
+        <w:tc>
+          <w:tcPr>
+            <w:tcBorders>
+              <w:bottom w:val="none" w:sz="0" w:space="0" w:color="000000"/>
+              <w:top w:val="none" w:sz="0" w:space="0" w:color="000000"/>
+              <w:left w:val="none" w:sz="0" w:space="0" w:color="000000"/>
+              <w:right w:val="none" w:sz="0" w:space="0" w:color="000000"/>
+            </w:tcBorders>
+            <w:shd w:val="clear" w:color="auto" w:fill="FFFFFF"/>
+            <w:tcMar>
+              <w:top w:w="0" w:type="dxa"/>
+              <w:bottom w:w="0" w:type="dxa"/>
+              <w:left w:w="0" w:type="dxa"/>
+              <w:right w:w="0" w:type="dxa"/>
+            </w:tcMar>
+            <w:vAlign w:val="center"/>
+          </w:tcPr>
+          <w:p>
+            <w:pPr>
+              <w:pStyle w:val="Normal"/>
+              <w:jc w:val="left"/>
+              <w:pBdr>
+                <w:bottom w:val="none" w:sz="0" w:space="0" w:color="000000"/>
+                <w:top w:val="none" w:sz="0" w:space="0" w:color="000000"/>
+                <w:left w:val="none" w:sz="0" w:space="0" w:color="000000"/>
+                <w:right w:val="none" w:sz="0" w:space="0" w:color="000000"/>
+              </w:pBdr>
+              <w:spacing w:after="100" w:before="100" w:line="240"/>
+              <w:ind w:left="100" w:right="100" w:firstLine="0" w:firstLineChars="0"/>
+              <w:rPr>
+                <w:rFonts w:ascii="Times New Roman" w:hAnsi="Times New Roman" w:eastAsia="Times New Roman" w:cs="Times New Roman"/>
+                <w:i w:val="false"/>
+                <w:b w:val="false"/>
+                <w:u w:val="none"/>
+                <w:strike w:val="false"/>
+                <w:sz w:val="12"/>
+                <w:szCs w:val="12"/>
+                <w:color w:val="000000"/>
+              </w:rPr>
+            </w:pPr>
+            <w:r>
+              <w:rPr>
+                <w:rFonts w:ascii="Times New Roman" w:hAnsi="Times New Roman" w:eastAsia="Times New Roman" w:cs="Times New Roman"/>
+                <w:i w:val="false"/>
+                <w:b w:val="false"/>
+                <w:u w:val="none"/>
+                <w:strike w:val="false"/>
+                <w:sz w:val="12"/>
+                <w:szCs w:val="12"/>
+                <w:color w:val="000000"/>
+              </w:rPr>
+              <w:t xml:space="preserve">0.670</w:t>
+            </w:r>
+          </w:p>
+        </w:tc>
+        <w:tc>
+          <w:tcPr>
+            <w:tcBorders>
+              <w:bottom w:val="none" w:sz="0" w:space="0" w:color="000000"/>
+              <w:top w:val="none" w:sz="0" w:space="0" w:color="000000"/>
+              <w:left w:val="none" w:sz="0" w:space="0" w:color="000000"/>
+              <w:right w:val="none" w:sz="0" w:space="0" w:color="000000"/>
+            </w:tcBorders>
+            <w:shd w:val="clear" w:color="auto" w:fill="FFFFFF"/>
+            <w:tcMar>
+              <w:top w:w="0" w:type="dxa"/>
+              <w:bottom w:w="0" w:type="dxa"/>
+              <w:left w:w="0" w:type="dxa"/>
+              <w:right w:w="0" w:type="dxa"/>
+            </w:tcMar>
+            <w:vAlign w:val="center"/>
+          </w:tcPr>
+          <w:p>
+            <w:pPr>
+              <w:pStyle w:val="Normal"/>
+              <w:jc w:val="left"/>
+              <w:pBdr>
+                <w:bottom w:val="none" w:sz="0" w:space="0" w:color="000000"/>
+                <w:top w:val="none" w:sz="0" w:space="0" w:color="000000"/>
+                <w:left w:val="none" w:sz="0" w:space="0" w:color="000000"/>
+                <w:right w:val="none" w:sz="0" w:space="0" w:color="000000"/>
+              </w:pBdr>
+              <w:spacing w:after="100" w:before="100" w:line="240"/>
+              <w:ind w:left="100" w:right="100" w:firstLine="0" w:firstLineChars="0"/>
+              <w:rPr>
+                <w:rFonts w:ascii="Times New Roman" w:hAnsi="Times New Roman" w:eastAsia="Times New Roman" w:cs="Times New Roman"/>
+                <w:i w:val="false"/>
+                <w:b w:val="false"/>
+                <w:u w:val="none"/>
+                <w:strike w:val="false"/>
+                <w:sz w:val="12"/>
+                <w:szCs w:val="12"/>
+                <w:color w:val="000000"/>
+              </w:rPr>
+            </w:pPr>
+            <w:r>
+              <w:rPr>
+                <w:rFonts w:ascii="Times New Roman" w:hAnsi="Times New Roman" w:eastAsia="Times New Roman" w:cs="Times New Roman"/>
+                <w:i w:val="false"/>
+                <w:b w:val="false"/>
+                <w:u w:val="none"/>
+                <w:strike w:val="false"/>
+                <w:sz w:val="12"/>
+                <w:szCs w:val="12"/>
+                <w:color w:val="000000"/>
+              </w:rPr>
+              <w:t xml:space="preserve">0.161</w:t>
+            </w:r>
+          </w:p>
+        </w:tc>
+        <w:tc>
+          <w:tcPr>
+            <w:tcBorders>
+              <w:bottom w:val="none" w:sz="0" w:space="0" w:color="000000"/>
+              <w:top w:val="none" w:sz="0" w:space="0" w:color="000000"/>
+              <w:left w:val="none" w:sz="0" w:space="0" w:color="000000"/>
+              <w:right w:val="none" w:sz="0" w:space="0" w:color="000000"/>
+            </w:tcBorders>
+            <w:shd w:val="clear" w:color="auto" w:fill="FFFFFF"/>
+            <w:tcMar>
+              <w:top w:w="0" w:type="dxa"/>
+              <w:bottom w:w="0" w:type="dxa"/>
+              <w:left w:w="0" w:type="dxa"/>
+              <w:right w:w="0" w:type="dxa"/>
+            </w:tcMar>
+            <w:vAlign w:val="center"/>
+          </w:tcPr>
+          <w:p>
+            <w:pPr>
+              <w:pStyle w:val="Normal"/>
+              <w:jc w:val="left"/>
+              <w:pBdr>
+                <w:bottom w:val="none" w:sz="0" w:space="0" w:color="000000"/>
+                <w:top w:val="none" w:sz="0" w:space="0" w:color="000000"/>
+                <w:left w:val="none" w:sz="0" w:space="0" w:color="000000"/>
+                <w:right w:val="none" w:sz="0" w:space="0" w:color="000000"/>
+              </w:pBdr>
+              <w:spacing w:after="100" w:before="100" w:line="240"/>
+              <w:ind w:left="100" w:right="100" w:firstLine="0" w:firstLineChars="0"/>
+              <w:rPr>
+                <w:rFonts w:ascii="Times New Roman" w:hAnsi="Times New Roman" w:eastAsia="Times New Roman" w:cs="Times New Roman"/>
+                <w:i w:val="false"/>
+                <w:b w:val="false"/>
+                <w:u w:val="none"/>
+                <w:strike w:val="false"/>
+                <w:sz w:val="12"/>
+                <w:szCs w:val="12"/>
+                <w:color w:val="000000"/>
+              </w:rPr>
+            </w:pPr>
+            <w:r>
+              <w:rPr>
+                <w:rFonts w:ascii="Times New Roman" w:hAnsi="Times New Roman" w:eastAsia="Times New Roman" w:cs="Times New Roman"/>
+                <w:i w:val="false"/>
+                <w:b w:val="false"/>
+                <w:u w:val="none"/>
+                <w:strike w:val="false"/>
+                <w:sz w:val="12"/>
+                <w:szCs w:val="12"/>
+                <w:color w:val="000000"/>
+              </w:rPr>
               <w:t xml:space="preserve"/>
             </w:r>
           </w:p>
@@ -10324,6 +10269,61 @@
                 <w:szCs w:val="12"/>
                 <w:color w:val="000000"/>
               </w:rPr>
+              <w:t xml:space="preserve"/>
+            </w:r>
+          </w:p>
+        </w:tc>
+        <w:tc>
+          <w:tcPr>
+            <w:tcBorders>
+              <w:bottom w:val="none" w:sz="0" w:space="0" w:color="000000"/>
+              <w:top w:val="none" w:sz="0" w:space="0" w:color="000000"/>
+              <w:left w:val="none" w:sz="0" w:space="0" w:color="000000"/>
+              <w:right w:val="none" w:sz="0" w:space="0" w:color="000000"/>
+            </w:tcBorders>
+            <w:shd w:val="clear" w:color="auto" w:fill="FFFFFF"/>
+            <w:tcMar>
+              <w:top w:w="0" w:type="dxa"/>
+              <w:bottom w:w="0" w:type="dxa"/>
+              <w:left w:w="0" w:type="dxa"/>
+              <w:right w:w="0" w:type="dxa"/>
+            </w:tcMar>
+            <w:vAlign w:val="center"/>
+          </w:tcPr>
+          <w:p>
+            <w:pPr>
+              <w:pStyle w:val="Normal"/>
+              <w:jc w:val="left"/>
+              <w:pBdr>
+                <w:bottom w:val="none" w:sz="0" w:space="0" w:color="000000"/>
+                <w:top w:val="none" w:sz="0" w:space="0" w:color="000000"/>
+                <w:left w:val="none" w:sz="0" w:space="0" w:color="000000"/>
+                <w:right w:val="none" w:sz="0" w:space="0" w:color="000000"/>
+              </w:pBdr>
+              <w:spacing w:after="100" w:before="100" w:line="240"/>
+              <w:ind w:left="100" w:right="100" w:firstLine="0" w:firstLineChars="0"/>
+              <w:rPr>
+                <w:rFonts w:ascii="Times New Roman" w:hAnsi="Times New Roman" w:eastAsia="Times New Roman" w:cs="Times New Roman"/>
+                <w:i w:val="false"/>
+                <w:b w:val="false"/>
+                <w:u w:val="none"/>
+                <w:strike w:val="false"/>
+                <w:sz w:val="12"/>
+                <w:szCs w:val="12"/>
+                <w:color w:val="000000"/>
+              </w:rPr>
+            </w:pPr>
+            <w:r>
+              <w:rPr>
+                <w:rFonts w:ascii="Times New Roman" w:hAnsi="Times New Roman" w:eastAsia="Times New Roman" w:cs="Times New Roman"/>
+                <w:i w:val="false"/>
+                <w:b w:val="false"/>
+                <w:u w:val="none"/>
+                <w:strike w:val="false"/>
+                <w:sz w:val="12"/>
+                <w:szCs w:val="12"/>
+                <w:color w:val="000000"/>
+              </w:rPr>
               <w:t xml:space="preserve">-1.18 (-5.48, 3.12)</w:t>
             </w:r>
           </w:p>
@@ -10434,7 +10434,7 @@
                 <w:szCs w:val="12"/>
                 <w:color w:val="000000"/>
               </w:rPr>
-              <w:t xml:space="preserve">false</w:t>
+              <w:t xml:space="preserve">true</w:t>
             </w:r>
           </w:p>
         </w:tc>
@@ -11154,7 +11154,7 @@
                 <w:szCs w:val="12"/>
                 <w:color w:val="000000"/>
               </w:rPr>
-              <w:t xml:space="preserve">1.72 (1.12–2.62)</w:t>
+              <w:t xml:space="preserve">2.16 (1.19–3.92)</w:t>
             </w:r>
           </w:p>
         </w:tc>
@@ -11264,306 +11264,86 @@
                 <w:szCs w:val="12"/>
                 <w:color w:val="000000"/>
               </w:rPr>
-              <w:t xml:space="preserve">0.049</w:t>
-            </w:r>
-          </w:p>
-        </w:tc>
-        <w:tc>
-          <w:tcPr>
-            <w:tcBorders>
-              <w:bottom w:val="none" w:sz="0" w:space="0" w:color="000000"/>
-              <w:top w:val="none" w:sz="0" w:space="0" w:color="000000"/>
-              <w:left w:val="none" w:sz="0" w:space="0" w:color="000000"/>
-              <w:right w:val="none" w:sz="0" w:space="0" w:color="000000"/>
-            </w:tcBorders>
-            <w:shd w:val="clear" w:color="auto" w:fill="FFFFFF"/>
-            <w:tcMar>
-              <w:top w:w="0" w:type="dxa"/>
-              <w:bottom w:w="0" w:type="dxa"/>
-              <w:left w:w="0" w:type="dxa"/>
-              <w:right w:w="0" w:type="dxa"/>
-            </w:tcMar>
-            <w:vAlign w:val="center"/>
-          </w:tcPr>
-          <w:p>
-            <w:pPr>
-              <w:pStyle w:val="Normal"/>
-              <w:jc w:val="left"/>
-              <w:pBdr>
-                <w:bottom w:val="none" w:sz="0" w:space="0" w:color="000000"/>
-                <w:top w:val="none" w:sz="0" w:space="0" w:color="000000"/>
-                <w:left w:val="none" w:sz="0" w:space="0" w:color="000000"/>
-                <w:right w:val="none" w:sz="0" w:space="0" w:color="000000"/>
-              </w:pBdr>
-              <w:spacing w:after="100" w:before="100" w:line="240"/>
-              <w:ind w:left="100" w:right="100" w:firstLine="0" w:firstLineChars="0"/>
-              <w:rPr>
-                <w:rFonts w:ascii="Times New Roman" w:hAnsi="Times New Roman" w:eastAsia="Times New Roman" w:cs="Times New Roman"/>
-                <w:i w:val="false"/>
-                <w:b w:val="false"/>
-                <w:u w:val="none"/>
-                <w:strike w:val="false"/>
-                <w:sz w:val="12"/>
-                <w:szCs w:val="12"/>
-                <w:color w:val="000000"/>
-              </w:rPr>
-            </w:pPr>
-            <w:r>
-              <w:rPr>
-                <w:rFonts w:ascii="Times New Roman" w:hAnsi="Times New Roman" w:eastAsia="Times New Roman" w:cs="Times New Roman"/>
-                <w:i w:val="false"/>
-                <w:b w:val="false"/>
-                <w:u w:val="none"/>
-                <w:strike w:val="false"/>
-                <w:sz w:val="12"/>
-                <w:szCs w:val="12"/>
-                <w:color w:val="000000"/>
-              </w:rPr>
-              <w:t xml:space="preserve">15.5</w:t>
-            </w:r>
-          </w:p>
-        </w:tc>
-        <w:tc>
-          <w:tcPr>
-            <w:tcBorders>
-              <w:bottom w:val="none" w:sz="0" w:space="0" w:color="000000"/>
-              <w:top w:val="none" w:sz="0" w:space="0" w:color="000000"/>
-              <w:left w:val="none" w:sz="0" w:space="0" w:color="000000"/>
-              <w:right w:val="none" w:sz="0" w:space="0" w:color="000000"/>
-            </w:tcBorders>
-            <w:shd w:val="clear" w:color="auto" w:fill="FFFFFF"/>
-            <w:tcMar>
-              <w:top w:w="0" w:type="dxa"/>
-              <w:bottom w:w="0" w:type="dxa"/>
-              <w:left w:w="0" w:type="dxa"/>
-              <w:right w:w="0" w:type="dxa"/>
-            </w:tcMar>
-            <w:vAlign w:val="center"/>
-          </w:tcPr>
-          <w:p>
-            <w:pPr>
-              <w:pStyle w:val="Normal"/>
-              <w:jc w:val="left"/>
-              <w:pBdr>
-                <w:bottom w:val="none" w:sz="0" w:space="0" w:color="000000"/>
-                <w:top w:val="none" w:sz="0" w:space="0" w:color="000000"/>
-                <w:left w:val="none" w:sz="0" w:space="0" w:color="000000"/>
-                <w:right w:val="none" w:sz="0" w:space="0" w:color="000000"/>
-              </w:pBdr>
-              <w:spacing w:after="100" w:before="100" w:line="240"/>
-              <w:ind w:left="100" w:right="100" w:firstLine="0" w:firstLineChars="0"/>
-              <w:rPr>
-                <w:rFonts w:ascii="Times New Roman" w:hAnsi="Times New Roman" w:eastAsia="Times New Roman" w:cs="Times New Roman"/>
-                <w:i w:val="false"/>
-                <w:b w:val="false"/>
-                <w:u w:val="none"/>
-                <w:strike w:val="false"/>
-                <w:sz w:val="12"/>
-                <w:szCs w:val="12"/>
-                <w:color w:val="000000"/>
-              </w:rPr>
-            </w:pPr>
-            <w:r>
-              <w:rPr>
-                <w:rFonts w:ascii="Times New Roman" w:hAnsi="Times New Roman" w:eastAsia="Times New Roman" w:cs="Times New Roman"/>
-                <w:i w:val="false"/>
-                <w:b w:val="false"/>
-                <w:u w:val="none"/>
-                <w:strike w:val="false"/>
-                <w:sz w:val="12"/>
-                <w:szCs w:val="12"/>
-                <w:color w:val="000000"/>
-              </w:rPr>
-              <w:t xml:space="preserve">I–IV</w:t>
-            </w:r>
-          </w:p>
-        </w:tc>
-        <w:tc>
-          <w:tcPr>
-            <w:tcBorders>
-              <w:bottom w:val="none" w:sz="0" w:space="0" w:color="000000"/>
-              <w:top w:val="none" w:sz="0" w:space="0" w:color="000000"/>
-              <w:left w:val="none" w:sz="0" w:space="0" w:color="000000"/>
-              <w:right w:val="none" w:sz="0" w:space="0" w:color="000000"/>
-            </w:tcBorders>
-            <w:shd w:val="clear" w:color="auto" w:fill="FFFFFF"/>
-            <w:tcMar>
-              <w:top w:w="0" w:type="dxa"/>
-              <w:bottom w:w="0" w:type="dxa"/>
-              <w:left w:w="0" w:type="dxa"/>
-              <w:right w:w="0" w:type="dxa"/>
-            </w:tcMar>
-            <w:vAlign w:val="center"/>
-          </w:tcPr>
-          <w:p>
-            <w:pPr>
-              <w:pStyle w:val="Normal"/>
-              <w:jc w:val="left"/>
-              <w:pBdr>
-                <w:bottom w:val="none" w:sz="0" w:space="0" w:color="000000"/>
-                <w:top w:val="none" w:sz="0" w:space="0" w:color="000000"/>
-                <w:left w:val="none" w:sz="0" w:space="0" w:color="000000"/>
-                <w:right w:val="none" w:sz="0" w:space="0" w:color="000000"/>
-              </w:pBdr>
-              <w:spacing w:after="100" w:before="100" w:line="240"/>
-              <w:ind w:left="100" w:right="100" w:firstLine="0" w:firstLineChars="0"/>
-              <w:rPr>
-                <w:rFonts w:ascii="Times New Roman" w:hAnsi="Times New Roman" w:eastAsia="Times New Roman" w:cs="Times New Roman"/>
-                <w:i w:val="false"/>
-                <w:b w:val="false"/>
-                <w:u w:val="none"/>
-                <w:strike w:val="false"/>
-                <w:sz w:val="12"/>
-                <w:szCs w:val="12"/>
-                <w:color w:val="000000"/>
-              </w:rPr>
-            </w:pPr>
-            <w:r>
-              <w:rPr>
-                <w:rFonts w:ascii="Times New Roman" w:hAnsi="Times New Roman" w:eastAsia="Times New Roman" w:cs="Times New Roman"/>
-                <w:i w:val="false"/>
-                <w:b w:val="false"/>
-                <w:u w:val="none"/>
-                <w:strike w:val="false"/>
-                <w:sz w:val="12"/>
-                <w:szCs w:val="12"/>
-                <w:color w:val="000000"/>
-              </w:rPr>
-              <w:t xml:space="preserve">1.70 (1.08–2.69)</w:t>
-            </w:r>
-          </w:p>
-        </w:tc>
-        <w:tc>
-          <w:tcPr>
-            <w:tcBorders>
-              <w:bottom w:val="none" w:sz="0" w:space="0" w:color="000000"/>
-              <w:top w:val="none" w:sz="0" w:space="0" w:color="000000"/>
-              <w:left w:val="none" w:sz="0" w:space="0" w:color="000000"/>
-              <w:right w:val="none" w:sz="0" w:space="0" w:color="000000"/>
-            </w:tcBorders>
-            <w:shd w:val="clear" w:color="auto" w:fill="FFFFFF"/>
-            <w:tcMar>
-              <w:top w:w="0" w:type="dxa"/>
-              <w:bottom w:w="0" w:type="dxa"/>
-              <w:left w:w="0" w:type="dxa"/>
-              <w:right w:w="0" w:type="dxa"/>
-            </w:tcMar>
-            <w:vAlign w:val="center"/>
-          </w:tcPr>
-          <w:p>
-            <w:pPr>
-              <w:pStyle w:val="Normal"/>
-              <w:jc w:val="left"/>
-              <w:pBdr>
-                <w:bottom w:val="none" w:sz="0" w:space="0" w:color="000000"/>
-                <w:top w:val="none" w:sz="0" w:space="0" w:color="000000"/>
-                <w:left w:val="none" w:sz="0" w:space="0" w:color="000000"/>
-                <w:right w:val="none" w:sz="0" w:space="0" w:color="000000"/>
-              </w:pBdr>
-              <w:spacing w:after="100" w:before="100" w:line="240"/>
-              <w:ind w:left="100" w:right="100" w:firstLine="0" w:firstLineChars="0"/>
-              <w:rPr>
-                <w:rFonts w:ascii="Times New Roman" w:hAnsi="Times New Roman" w:eastAsia="Times New Roman" w:cs="Times New Roman"/>
-                <w:i w:val="false"/>
-                <w:b w:val="false"/>
-                <w:u w:val="none"/>
-                <w:strike w:val="false"/>
-                <w:sz w:val="12"/>
-                <w:szCs w:val="12"/>
-                <w:color w:val="000000"/>
-              </w:rPr>
-            </w:pPr>
-            <w:r>
-              <w:rPr>
-                <w:rFonts w:ascii="Times New Roman" w:hAnsi="Times New Roman" w:eastAsia="Times New Roman" w:cs="Times New Roman"/>
-                <w:i w:val="false"/>
-                <w:b w:val="false"/>
-                <w:u w:val="none"/>
-                <w:strike w:val="false"/>
-                <w:sz w:val="12"/>
-                <w:szCs w:val="12"/>
-                <w:color w:val="000000"/>
-              </w:rPr>
-              <w:t xml:space="preserve">0.022</w:t>
-            </w:r>
-          </w:p>
-        </w:tc>
-        <w:tc>
-          <w:tcPr>
-            <w:tcBorders>
-              <w:bottom w:val="none" w:sz="0" w:space="0" w:color="000000"/>
-              <w:top w:val="none" w:sz="0" w:space="0" w:color="000000"/>
-              <w:left w:val="none" w:sz="0" w:space="0" w:color="000000"/>
-              <w:right w:val="none" w:sz="0" w:space="0" w:color="000000"/>
-            </w:tcBorders>
-            <w:shd w:val="clear" w:color="auto" w:fill="FFFFFF"/>
-            <w:tcMar>
-              <w:top w:w="0" w:type="dxa"/>
-              <w:bottom w:w="0" w:type="dxa"/>
-              <w:left w:w="0" w:type="dxa"/>
-              <w:right w:w="0" w:type="dxa"/>
-            </w:tcMar>
-            <w:vAlign w:val="center"/>
-          </w:tcPr>
-          <w:p>
-            <w:pPr>
-              <w:pStyle w:val="Normal"/>
-              <w:jc w:val="left"/>
-              <w:pBdr>
-                <w:bottom w:val="none" w:sz="0" w:space="0" w:color="000000"/>
-                <w:top w:val="none" w:sz="0" w:space="0" w:color="000000"/>
-                <w:left w:val="none" w:sz="0" w:space="0" w:color="000000"/>
-                <w:right w:val="none" w:sz="0" w:space="0" w:color="000000"/>
-              </w:pBdr>
-              <w:spacing w:after="100" w:before="100" w:line="240"/>
-              <w:ind w:left="100" w:right="100" w:firstLine="0" w:firstLineChars="0"/>
-              <w:rPr>
-                <w:rFonts w:ascii="Times New Roman" w:hAnsi="Times New Roman" w:eastAsia="Times New Roman" w:cs="Times New Roman"/>
-                <w:i w:val="false"/>
-                <w:b w:val="false"/>
-                <w:u w:val="none"/>
-                <w:strike w:val="false"/>
-                <w:sz w:val="12"/>
-                <w:szCs w:val="12"/>
-                <w:color w:val="000000"/>
-              </w:rPr>
-            </w:pPr>
-            <w:r>
-              <w:rPr>
-                <w:rFonts w:ascii="Times New Roman" w:hAnsi="Times New Roman" w:eastAsia="Times New Roman" w:cs="Times New Roman"/>
-                <w:i w:val="false"/>
-                <w:b w:val="false"/>
-                <w:u w:val="none"/>
-                <w:strike w:val="false"/>
-                <w:sz w:val="12"/>
-                <w:szCs w:val="12"/>
-                <w:color w:val="000000"/>
-              </w:rPr>
-              <w:t xml:space="preserve">0.078</w:t>
-            </w:r>
-          </w:p>
-        </w:tc>
-        <w:tc>
-          <w:tcPr>
-            <w:tcBorders>
-              <w:bottom w:val="none" w:sz="0" w:space="0" w:color="000000"/>
-              <w:top w:val="none" w:sz="0" w:space="0" w:color="000000"/>
-              <w:left w:val="none" w:sz="0" w:space="0" w:color="000000"/>
-              <w:right w:val="none" w:sz="0" w:space="0" w:color="000000"/>
-            </w:tcBorders>
-            <w:shd w:val="clear" w:color="auto" w:fill="FFFFFF"/>
-            <w:tcMar>
-              <w:top w:w="0" w:type="dxa"/>
-              <w:bottom w:w="0" w:type="dxa"/>
-              <w:left w:w="0" w:type="dxa"/>
-              <w:right w:w="0" w:type="dxa"/>
-            </w:tcMar>
-            <w:vAlign w:val="center"/>
-          </w:tcPr>
-          <w:p>
-            <w:pPr>
-              <w:pStyle w:val="Normal"/>
-              <w:jc w:val="left"/>
+              <w:t xml:space="preserve">0.092</w:t>
+            </w:r>
+          </w:p>
+        </w:tc>
+        <w:tc>
+          <w:tcPr>
+            <w:tcBorders>
+              <w:bottom w:val="none" w:sz="0" w:space="0" w:color="000000"/>
+              <w:top w:val="none" w:sz="0" w:space="0" w:color="000000"/>
+              <w:left w:val="none" w:sz="0" w:space="0" w:color="000000"/>
+              <w:right w:val="none" w:sz="0" w:space="0" w:color="000000"/>
+            </w:tcBorders>
+            <w:shd w:val="clear" w:color="auto" w:fill="FFFFFF"/>
+            <w:tcMar>
+              <w:top w:w="0" w:type="dxa"/>
+              <w:bottom w:w="0" w:type="dxa"/>
+              <w:left w:w="0" w:type="dxa"/>
+              <w:right w:w="0" w:type="dxa"/>
+            </w:tcMar>
+            <w:vAlign w:val="center"/>
+          </w:tcPr>
+          <w:p>
+            <w:pPr>
+              <w:pStyle w:val="Normal"/>
+              <w:jc w:val="left"/>
+              <w:pBdr>
+                <w:bottom w:val="none" w:sz="0" w:space="0" w:color="000000"/>
+                <w:top w:val="none" w:sz="0" w:space="0" w:color="000000"/>
+                <w:left w:val="none" w:sz="0" w:space="0" w:color="000000"/>
+                <w:right w:val="none" w:sz="0" w:space="0" w:color="000000"/>
+              </w:pBdr>
+              <w:spacing w:after="100" w:before="100" w:line="240"/>
+              <w:ind w:left="100" w:right="100" w:firstLine="0" w:firstLineChars="0"/>
+              <w:rPr>
+                <w:rFonts w:ascii="Times New Roman" w:hAnsi="Times New Roman" w:eastAsia="Times New Roman" w:cs="Times New Roman"/>
+                <w:i w:val="false"/>
+                <w:b w:val="false"/>
+                <w:u w:val="none"/>
+                <w:strike w:val="false"/>
+                <w:sz w:val="12"/>
+                <w:szCs w:val="12"/>
+                <w:color w:val="000000"/>
+              </w:rPr>
+            </w:pPr>
+            <w:r>
+              <w:rPr>
+                <w:rFonts w:ascii="Times New Roman" w:hAnsi="Times New Roman" w:eastAsia="Times New Roman" w:cs="Times New Roman"/>
+                <w:i w:val="false"/>
+                <w:b w:val="false"/>
+                <w:u w:val="none"/>
+                <w:strike w:val="false"/>
+                <w:sz w:val="12"/>
+                <w:szCs w:val="12"/>
+                <w:color w:val="000000"/>
+              </w:rPr>
+              <w:t xml:space="preserve">9.8</w:t>
+            </w:r>
+          </w:p>
+        </w:tc>
+        <w:tc>
+          <w:tcPr>
+            <w:tcBorders>
+              <w:bottom w:val="none" w:sz="0" w:space="0" w:color="000000"/>
+              <w:top w:val="none" w:sz="0" w:space="0" w:color="000000"/>
+              <w:left w:val="none" w:sz="0" w:space="0" w:color="000000"/>
+              <w:right w:val="none" w:sz="0" w:space="0" w:color="000000"/>
+            </w:tcBorders>
+            <w:shd w:val="clear" w:color="auto" w:fill="FFFFFF"/>
+            <w:tcMar>
+              <w:top w:w="0" w:type="dxa"/>
+              <w:bottom w:w="0" w:type="dxa"/>
+              <w:left w:w="0" w:type="dxa"/>
+              <w:right w:w="0" w:type="dxa"/>
+            </w:tcMar>
+            <w:vAlign w:val="center"/>
+          </w:tcPr>
+          <w:p>
+            <w:pPr>
+              <w:pStyle w:val="Normal"/>
+              <w:jc w:val="right"/>
               <w:pBdr>
                 <w:bottom w:val="none" w:sz="0" w:space="0" w:color="000000"/>
                 <w:top w:val="none" w:sz="0" w:space="0" w:color="000000"/>
@@ -11649,6 +11429,171 @@
                 <w:szCs w:val="12"/>
                 <w:color w:val="000000"/>
               </w:rPr>
+              <w:t xml:space="preserve">2.02 (1.07–3.81)</w:t>
+            </w:r>
+          </w:p>
+        </w:tc>
+        <w:tc>
+          <w:tcPr>
+            <w:tcBorders>
+              <w:bottom w:val="none" w:sz="0" w:space="0" w:color="000000"/>
+              <w:top w:val="none" w:sz="0" w:space="0" w:color="000000"/>
+              <w:left w:val="none" w:sz="0" w:space="0" w:color="000000"/>
+              <w:right w:val="none" w:sz="0" w:space="0" w:color="000000"/>
+            </w:tcBorders>
+            <w:shd w:val="clear" w:color="auto" w:fill="FFFFFF"/>
+            <w:tcMar>
+              <w:top w:w="0" w:type="dxa"/>
+              <w:bottom w:w="0" w:type="dxa"/>
+              <w:left w:w="0" w:type="dxa"/>
+              <w:right w:w="0" w:type="dxa"/>
+            </w:tcMar>
+            <w:vAlign w:val="center"/>
+          </w:tcPr>
+          <w:p>
+            <w:pPr>
+              <w:pStyle w:val="Normal"/>
+              <w:jc w:val="left"/>
+              <w:pBdr>
+                <w:bottom w:val="none" w:sz="0" w:space="0" w:color="000000"/>
+                <w:top w:val="none" w:sz="0" w:space="0" w:color="000000"/>
+                <w:left w:val="none" w:sz="0" w:space="0" w:color="000000"/>
+                <w:right w:val="none" w:sz="0" w:space="0" w:color="000000"/>
+              </w:pBdr>
+              <w:spacing w:after="100" w:before="100" w:line="240"/>
+              <w:ind w:left="100" w:right="100" w:firstLine="0" w:firstLineChars="0"/>
+              <w:rPr>
+                <w:rFonts w:ascii="Times New Roman" w:hAnsi="Times New Roman" w:eastAsia="Times New Roman" w:cs="Times New Roman"/>
+                <w:i w:val="false"/>
+                <w:b w:val="false"/>
+                <w:u w:val="none"/>
+                <w:strike w:val="false"/>
+                <w:sz w:val="12"/>
+                <w:szCs w:val="12"/>
+                <w:color w:val="000000"/>
+              </w:rPr>
+            </w:pPr>
+            <w:r>
+              <w:rPr>
+                <w:rFonts w:ascii="Times New Roman" w:hAnsi="Times New Roman" w:eastAsia="Times New Roman" w:cs="Times New Roman"/>
+                <w:i w:val="false"/>
+                <w:b w:val="false"/>
+                <w:u w:val="none"/>
+                <w:strike w:val="false"/>
+                <w:sz w:val="12"/>
+                <w:szCs w:val="12"/>
+                <w:color w:val="000000"/>
+              </w:rPr>
+              <w:t xml:space="preserve">0.030</w:t>
+            </w:r>
+          </w:p>
+        </w:tc>
+        <w:tc>
+          <w:tcPr>
+            <w:tcBorders>
+              <w:bottom w:val="none" w:sz="0" w:space="0" w:color="000000"/>
+              <w:top w:val="none" w:sz="0" w:space="0" w:color="000000"/>
+              <w:left w:val="none" w:sz="0" w:space="0" w:color="000000"/>
+              <w:right w:val="none" w:sz="0" w:space="0" w:color="000000"/>
+            </w:tcBorders>
+            <w:shd w:val="clear" w:color="auto" w:fill="FFFFFF"/>
+            <w:tcMar>
+              <w:top w:w="0" w:type="dxa"/>
+              <w:bottom w:w="0" w:type="dxa"/>
+              <w:left w:w="0" w:type="dxa"/>
+              <w:right w:w="0" w:type="dxa"/>
+            </w:tcMar>
+            <w:vAlign w:val="center"/>
+          </w:tcPr>
+          <w:p>
+            <w:pPr>
+              <w:pStyle w:val="Normal"/>
+              <w:jc w:val="left"/>
+              <w:pBdr>
+                <w:bottom w:val="none" w:sz="0" w:space="0" w:color="000000"/>
+                <w:top w:val="none" w:sz="0" w:space="0" w:color="000000"/>
+                <w:left w:val="none" w:sz="0" w:space="0" w:color="000000"/>
+                <w:right w:val="none" w:sz="0" w:space="0" w:color="000000"/>
+              </w:pBdr>
+              <w:spacing w:after="100" w:before="100" w:line="240"/>
+              <w:ind w:left="100" w:right="100" w:firstLine="0" w:firstLineChars="0"/>
+              <w:rPr>
+                <w:rFonts w:ascii="Times New Roman" w:hAnsi="Times New Roman" w:eastAsia="Times New Roman" w:cs="Times New Roman"/>
+                <w:i w:val="false"/>
+                <w:b w:val="false"/>
+                <w:u w:val="none"/>
+                <w:strike w:val="false"/>
+                <w:sz w:val="12"/>
+                <w:szCs w:val="12"/>
+                <w:color w:val="000000"/>
+              </w:rPr>
+            </w:pPr>
+            <w:r>
+              <w:rPr>
+                <w:rFonts w:ascii="Times New Roman" w:hAnsi="Times New Roman" w:eastAsia="Times New Roman" w:cs="Times New Roman"/>
+                <w:i w:val="false"/>
+                <w:b w:val="false"/>
+                <w:u w:val="none"/>
+                <w:strike w:val="false"/>
+                <w:sz w:val="12"/>
+                <w:szCs w:val="12"/>
+                <w:color w:val="000000"/>
+              </w:rPr>
+              <w:t xml:space="preserve">0.316</w:t>
+            </w:r>
+          </w:p>
+        </w:tc>
+        <w:tc>
+          <w:tcPr>
+            <w:tcBorders>
+              <w:bottom w:val="none" w:sz="0" w:space="0" w:color="000000"/>
+              <w:top w:val="none" w:sz="0" w:space="0" w:color="000000"/>
+              <w:left w:val="none" w:sz="0" w:space="0" w:color="000000"/>
+              <w:right w:val="none" w:sz="0" w:space="0" w:color="000000"/>
+            </w:tcBorders>
+            <w:shd w:val="clear" w:color="auto" w:fill="FFFFFF"/>
+            <w:tcMar>
+              <w:top w:w="0" w:type="dxa"/>
+              <w:bottom w:w="0" w:type="dxa"/>
+              <w:left w:w="0" w:type="dxa"/>
+              <w:right w:w="0" w:type="dxa"/>
+            </w:tcMar>
+            <w:vAlign w:val="center"/>
+          </w:tcPr>
+          <w:p>
+            <w:pPr>
+              <w:pStyle w:val="Normal"/>
+              <w:jc w:val="left"/>
+              <w:pBdr>
+                <w:bottom w:val="none" w:sz="0" w:space="0" w:color="000000"/>
+                <w:top w:val="none" w:sz="0" w:space="0" w:color="000000"/>
+                <w:left w:val="none" w:sz="0" w:space="0" w:color="000000"/>
+                <w:right w:val="none" w:sz="0" w:space="0" w:color="000000"/>
+              </w:pBdr>
+              <w:spacing w:after="100" w:before="100" w:line="240"/>
+              <w:ind w:left="100" w:right="100" w:firstLine="0" w:firstLineChars="0"/>
+              <w:rPr>
+                <w:rFonts w:ascii="Times New Roman" w:hAnsi="Times New Roman" w:eastAsia="Times New Roman" w:cs="Times New Roman"/>
+                <w:i w:val="false"/>
+                <w:b w:val="false"/>
+                <w:u w:val="none"/>
+                <w:strike w:val="false"/>
+                <w:sz w:val="12"/>
+                <w:szCs w:val="12"/>
+                <w:color w:val="000000"/>
+              </w:rPr>
+            </w:pPr>
+            <w:r>
+              <w:rPr>
+                <w:rFonts w:ascii="Times New Roman" w:hAnsi="Times New Roman" w:eastAsia="Times New Roman" w:cs="Times New Roman"/>
+                <w:i w:val="false"/>
+                <w:b w:val="false"/>
+                <w:u w:val="none"/>
+                <w:strike w:val="false"/>
+                <w:sz w:val="12"/>
+                <w:szCs w:val="12"/>
+                <w:color w:val="000000"/>
+              </w:rPr>
               <w:t xml:space="preserve"/>
             </w:r>
           </w:p>
@@ -11814,6 +11759,61 @@
                 <w:szCs w:val="12"/>
                 <w:color w:val="000000"/>
               </w:rPr>
+              <w:t xml:space="preserve"/>
+            </w:r>
+          </w:p>
+        </w:tc>
+        <w:tc>
+          <w:tcPr>
+            <w:tcBorders>
+              <w:bottom w:val="none" w:sz="0" w:space="0" w:color="000000"/>
+              <w:top w:val="none" w:sz="0" w:space="0" w:color="000000"/>
+              <w:left w:val="none" w:sz="0" w:space="0" w:color="000000"/>
+              <w:right w:val="none" w:sz="0" w:space="0" w:color="000000"/>
+            </w:tcBorders>
+            <w:shd w:val="clear" w:color="auto" w:fill="FFFFFF"/>
+            <w:tcMar>
+              <w:top w:w="0" w:type="dxa"/>
+              <w:bottom w:w="0" w:type="dxa"/>
+              <w:left w:w="0" w:type="dxa"/>
+              <w:right w:w="0" w:type="dxa"/>
+            </w:tcMar>
+            <w:vAlign w:val="center"/>
+          </w:tcPr>
+          <w:p>
+            <w:pPr>
+              <w:pStyle w:val="Normal"/>
+              <w:jc w:val="left"/>
+              <w:pBdr>
+                <w:bottom w:val="none" w:sz="0" w:space="0" w:color="000000"/>
+                <w:top w:val="none" w:sz="0" w:space="0" w:color="000000"/>
+                <w:left w:val="none" w:sz="0" w:space="0" w:color="000000"/>
+                <w:right w:val="none" w:sz="0" w:space="0" w:color="000000"/>
+              </w:pBdr>
+              <w:spacing w:after="100" w:before="100" w:line="240"/>
+              <w:ind w:left="100" w:right="100" w:firstLine="0" w:firstLineChars="0"/>
+              <w:rPr>
+                <w:rFonts w:ascii="Times New Roman" w:hAnsi="Times New Roman" w:eastAsia="Times New Roman" w:cs="Times New Roman"/>
+                <w:i w:val="false"/>
+                <w:b w:val="false"/>
+                <w:u w:val="none"/>
+                <w:strike w:val="false"/>
+                <w:sz w:val="12"/>
+                <w:szCs w:val="12"/>
+                <w:color w:val="000000"/>
+              </w:rPr>
+            </w:pPr>
+            <w:r>
+              <w:rPr>
+                <w:rFonts w:ascii="Times New Roman" w:hAnsi="Times New Roman" w:eastAsia="Times New Roman" w:cs="Times New Roman"/>
+                <w:i w:val="false"/>
+                <w:b w:val="false"/>
+                <w:u w:val="none"/>
+                <w:strike w:val="false"/>
+                <w:sz w:val="12"/>
+                <w:szCs w:val="12"/>
+                <w:color w:val="000000"/>
+              </w:rPr>
               <w:t xml:space="preserve">-5.81 (-10.10, -1.52)</w:t>
             </w:r>
           </w:p>
@@ -11924,7 +11924,7 @@
                 <w:szCs w:val="12"/>
                 <w:color w:val="000000"/>
               </w:rPr>
-              <w:t xml:space="preserve">false</w:t>
+              <w:t xml:space="preserve">true</w:t>
             </w:r>
           </w:p>
         </w:tc>
@@ -12644,416 +12644,196 @@
                 <w:szCs w:val="12"/>
                 <w:color w:val="000000"/>
               </w:rPr>
-              <w:t xml:space="preserve">0.82 (0.54–1.24)</w:t>
-            </w:r>
-          </w:p>
-        </w:tc>
-        <w:tc>
-          <w:tcPr>
-            <w:tcBorders>
-              <w:bottom w:val="none" w:sz="0" w:space="0" w:color="000000"/>
-              <w:top w:val="none" w:sz="0" w:space="0" w:color="000000"/>
-              <w:left w:val="none" w:sz="0" w:space="0" w:color="000000"/>
-              <w:right w:val="none" w:sz="0" w:space="0" w:color="000000"/>
-            </w:tcBorders>
-            <w:shd w:val="clear" w:color="auto" w:fill="FFFFFF"/>
-            <w:tcMar>
-              <w:top w:w="0" w:type="dxa"/>
-              <w:bottom w:w="0" w:type="dxa"/>
-              <w:left w:w="0" w:type="dxa"/>
-              <w:right w:w="0" w:type="dxa"/>
-            </w:tcMar>
-            <w:vAlign w:val="center"/>
-          </w:tcPr>
-          <w:p>
-            <w:pPr>
-              <w:pStyle w:val="Normal"/>
-              <w:jc w:val="left"/>
-              <w:pBdr>
-                <w:bottom w:val="none" w:sz="0" w:space="0" w:color="000000"/>
-                <w:top w:val="none" w:sz="0" w:space="0" w:color="000000"/>
-                <w:left w:val="none" w:sz="0" w:space="0" w:color="000000"/>
-                <w:right w:val="none" w:sz="0" w:space="0" w:color="000000"/>
-              </w:pBdr>
-              <w:spacing w:after="100" w:before="100" w:line="240"/>
-              <w:ind w:left="100" w:right="100" w:firstLine="0" w:firstLineChars="0"/>
-              <w:rPr>
-                <w:rFonts w:ascii="Times New Roman" w:hAnsi="Times New Roman" w:eastAsia="Times New Roman" w:cs="Times New Roman"/>
-                <w:i w:val="false"/>
-                <w:b w:val="false"/>
-                <w:u w:val="none"/>
-                <w:strike w:val="false"/>
-                <w:sz w:val="12"/>
-                <w:szCs w:val="12"/>
-                <w:color w:val="000000"/>
-              </w:rPr>
-            </w:pPr>
-            <w:r>
-              <w:rPr>
-                <w:rFonts w:ascii="Times New Roman" w:hAnsi="Times New Roman" w:eastAsia="Times New Roman" w:cs="Times New Roman"/>
-                <w:i w:val="false"/>
-                <w:b w:val="false"/>
-                <w:u w:val="none"/>
-                <w:strike w:val="false"/>
-                <w:sz w:val="12"/>
-                <w:szCs w:val="12"/>
-                <w:color w:val="000000"/>
-              </w:rPr>
-              <w:t xml:space="preserve">0.349</w:t>
-            </w:r>
-          </w:p>
-        </w:tc>
-        <w:tc>
-          <w:tcPr>
-            <w:tcBorders>
-              <w:bottom w:val="none" w:sz="0" w:space="0" w:color="000000"/>
-              <w:top w:val="none" w:sz="0" w:space="0" w:color="000000"/>
-              <w:left w:val="none" w:sz="0" w:space="0" w:color="000000"/>
-              <w:right w:val="none" w:sz="0" w:space="0" w:color="000000"/>
-            </w:tcBorders>
-            <w:shd w:val="clear" w:color="auto" w:fill="FFFFFF"/>
-            <w:tcMar>
-              <w:top w:w="0" w:type="dxa"/>
-              <w:bottom w:w="0" w:type="dxa"/>
-              <w:left w:w="0" w:type="dxa"/>
-              <w:right w:w="0" w:type="dxa"/>
-            </w:tcMar>
-            <w:vAlign w:val="center"/>
-          </w:tcPr>
-          <w:p>
-            <w:pPr>
-              <w:pStyle w:val="Normal"/>
-              <w:jc w:val="left"/>
-              <w:pBdr>
-                <w:bottom w:val="none" w:sz="0" w:space="0" w:color="000000"/>
-                <w:top w:val="none" w:sz="0" w:space="0" w:color="000000"/>
-                <w:left w:val="none" w:sz="0" w:space="0" w:color="000000"/>
-                <w:right w:val="none" w:sz="0" w:space="0" w:color="000000"/>
-              </w:pBdr>
-              <w:spacing w:after="100" w:before="100" w:line="240"/>
-              <w:ind w:left="100" w:right="100" w:firstLine="0" w:firstLineChars="0"/>
-              <w:rPr>
-                <w:rFonts w:ascii="Times New Roman" w:hAnsi="Times New Roman" w:eastAsia="Times New Roman" w:cs="Times New Roman"/>
-                <w:i w:val="false"/>
-                <w:b w:val="false"/>
-                <w:u w:val="none"/>
-                <w:strike w:val="false"/>
-                <w:sz w:val="12"/>
-                <w:szCs w:val="12"/>
-                <w:color w:val="000000"/>
-              </w:rPr>
-            </w:pPr>
-            <w:r>
-              <w:rPr>
-                <w:rFonts w:ascii="Times New Roman" w:hAnsi="Times New Roman" w:eastAsia="Times New Roman" w:cs="Times New Roman"/>
-                <w:i w:val="false"/>
-                <w:b w:val="false"/>
-                <w:u w:val="none"/>
-                <w:strike w:val="false"/>
-                <w:sz w:val="12"/>
-                <w:szCs w:val="12"/>
-                <w:color w:val="000000"/>
-              </w:rPr>
-              <w:t xml:space="preserve">0.546</w:t>
-            </w:r>
-          </w:p>
-        </w:tc>
-        <w:tc>
-          <w:tcPr>
-            <w:tcBorders>
-              <w:bottom w:val="none" w:sz="0" w:space="0" w:color="000000"/>
-              <w:top w:val="none" w:sz="0" w:space="0" w:color="000000"/>
-              <w:left w:val="none" w:sz="0" w:space="0" w:color="000000"/>
-              <w:right w:val="none" w:sz="0" w:space="0" w:color="000000"/>
-            </w:tcBorders>
-            <w:shd w:val="clear" w:color="auto" w:fill="FFFFFF"/>
-            <w:tcMar>
-              <w:top w:w="0" w:type="dxa"/>
-              <w:bottom w:w="0" w:type="dxa"/>
-              <w:left w:w="0" w:type="dxa"/>
-              <w:right w:w="0" w:type="dxa"/>
-            </w:tcMar>
-            <w:vAlign w:val="center"/>
-          </w:tcPr>
-          <w:p>
-            <w:pPr>
-              <w:pStyle w:val="Normal"/>
-              <w:jc w:val="left"/>
-              <w:pBdr>
-                <w:bottom w:val="none" w:sz="0" w:space="0" w:color="000000"/>
-                <w:top w:val="none" w:sz="0" w:space="0" w:color="000000"/>
-                <w:left w:val="none" w:sz="0" w:space="0" w:color="000000"/>
-                <w:right w:val="none" w:sz="0" w:space="0" w:color="000000"/>
-              </w:pBdr>
-              <w:spacing w:after="100" w:before="100" w:line="240"/>
-              <w:ind w:left="100" w:right="100" w:firstLine="0" w:firstLineChars="0"/>
-              <w:rPr>
-                <w:rFonts w:ascii="Times New Roman" w:hAnsi="Times New Roman" w:eastAsia="Times New Roman" w:cs="Times New Roman"/>
-                <w:i w:val="false"/>
-                <w:b w:val="false"/>
-                <w:u w:val="none"/>
-                <w:strike w:val="false"/>
-                <w:sz w:val="12"/>
-                <w:szCs w:val="12"/>
-                <w:color w:val="000000"/>
-              </w:rPr>
-            </w:pPr>
-            <w:r>
-              <w:rPr>
-                <w:rFonts w:ascii="Times New Roman" w:hAnsi="Times New Roman" w:eastAsia="Times New Roman" w:cs="Times New Roman"/>
-                <w:i w:val="false"/>
-                <w:b w:val="false"/>
-                <w:u w:val="none"/>
-                <w:strike w:val="false"/>
-                <w:sz w:val="12"/>
-                <w:szCs w:val="12"/>
-                <w:color w:val="000000"/>
-              </w:rPr>
-              <w:t xml:space="preserve">15.5</w:t>
-            </w:r>
-          </w:p>
-        </w:tc>
-        <w:tc>
-          <w:tcPr>
-            <w:tcBorders>
-              <w:bottom w:val="none" w:sz="0" w:space="0" w:color="000000"/>
-              <w:top w:val="none" w:sz="0" w:space="0" w:color="000000"/>
-              <w:left w:val="none" w:sz="0" w:space="0" w:color="000000"/>
-              <w:right w:val="none" w:sz="0" w:space="0" w:color="000000"/>
-            </w:tcBorders>
-            <w:shd w:val="clear" w:color="auto" w:fill="FFFFFF"/>
-            <w:tcMar>
-              <w:top w:w="0" w:type="dxa"/>
-              <w:bottom w:w="0" w:type="dxa"/>
-              <w:left w:w="0" w:type="dxa"/>
-              <w:right w:w="0" w:type="dxa"/>
-            </w:tcMar>
-            <w:vAlign w:val="center"/>
-          </w:tcPr>
-          <w:p>
-            <w:pPr>
-              <w:pStyle w:val="Normal"/>
-              <w:jc w:val="left"/>
-              <w:pBdr>
-                <w:bottom w:val="none" w:sz="0" w:space="0" w:color="000000"/>
-                <w:top w:val="none" w:sz="0" w:space="0" w:color="000000"/>
-                <w:left w:val="none" w:sz="0" w:space="0" w:color="000000"/>
-                <w:right w:val="none" w:sz="0" w:space="0" w:color="000000"/>
-              </w:pBdr>
-              <w:spacing w:after="100" w:before="100" w:line="240"/>
-              <w:ind w:left="100" w:right="100" w:firstLine="0" w:firstLineChars="0"/>
-              <w:rPr>
-                <w:rFonts w:ascii="Times New Roman" w:hAnsi="Times New Roman" w:eastAsia="Times New Roman" w:cs="Times New Roman"/>
-                <w:i w:val="false"/>
-                <w:b w:val="false"/>
-                <w:u w:val="none"/>
-                <w:strike w:val="false"/>
-                <w:sz w:val="12"/>
-                <w:szCs w:val="12"/>
-                <w:color w:val="000000"/>
-              </w:rPr>
-            </w:pPr>
-            <w:r>
-              <w:rPr>
-                <w:rFonts w:ascii="Times New Roman" w:hAnsi="Times New Roman" w:eastAsia="Times New Roman" w:cs="Times New Roman"/>
-                <w:i w:val="false"/>
-                <w:b w:val="false"/>
-                <w:u w:val="none"/>
-                <w:strike w:val="false"/>
-                <w:sz w:val="12"/>
-                <w:szCs w:val="12"/>
-                <w:color w:val="000000"/>
-              </w:rPr>
-              <w:t xml:space="preserve">I–IV</w:t>
-            </w:r>
-          </w:p>
-        </w:tc>
-        <w:tc>
-          <w:tcPr>
-            <w:tcBorders>
-              <w:bottom w:val="none" w:sz="0" w:space="0" w:color="000000"/>
-              <w:top w:val="none" w:sz="0" w:space="0" w:color="000000"/>
-              <w:left w:val="none" w:sz="0" w:space="0" w:color="000000"/>
-              <w:right w:val="none" w:sz="0" w:space="0" w:color="000000"/>
-            </w:tcBorders>
-            <w:shd w:val="clear" w:color="auto" w:fill="FFFFFF"/>
-            <w:tcMar>
-              <w:top w:w="0" w:type="dxa"/>
-              <w:bottom w:w="0" w:type="dxa"/>
-              <w:left w:w="0" w:type="dxa"/>
-              <w:right w:w="0" w:type="dxa"/>
-            </w:tcMar>
-            <w:vAlign w:val="center"/>
-          </w:tcPr>
-          <w:p>
-            <w:pPr>
-              <w:pStyle w:val="Normal"/>
-              <w:jc w:val="left"/>
-              <w:pBdr>
-                <w:bottom w:val="none" w:sz="0" w:space="0" w:color="000000"/>
-                <w:top w:val="none" w:sz="0" w:space="0" w:color="000000"/>
-                <w:left w:val="none" w:sz="0" w:space="0" w:color="000000"/>
-                <w:right w:val="none" w:sz="0" w:space="0" w:color="000000"/>
-              </w:pBdr>
-              <w:spacing w:after="100" w:before="100" w:line="240"/>
-              <w:ind w:left="100" w:right="100" w:firstLine="0" w:firstLineChars="0"/>
-              <w:rPr>
-                <w:rFonts w:ascii="Times New Roman" w:hAnsi="Times New Roman" w:eastAsia="Times New Roman" w:cs="Times New Roman"/>
-                <w:i w:val="false"/>
-                <w:b w:val="false"/>
-                <w:u w:val="none"/>
-                <w:strike w:val="false"/>
-                <w:sz w:val="12"/>
-                <w:szCs w:val="12"/>
-                <w:color w:val="000000"/>
-              </w:rPr>
-            </w:pPr>
-            <w:r>
-              <w:rPr>
-                <w:rFonts w:ascii="Times New Roman" w:hAnsi="Times New Roman" w:eastAsia="Times New Roman" w:cs="Times New Roman"/>
-                <w:i w:val="false"/>
-                <w:b w:val="false"/>
-                <w:u w:val="none"/>
-                <w:strike w:val="false"/>
-                <w:sz w:val="12"/>
-                <w:szCs w:val="12"/>
-                <w:color w:val="000000"/>
-              </w:rPr>
-              <w:t xml:space="preserve">0.82 (0.53–1.29)</w:t>
-            </w:r>
-          </w:p>
-        </w:tc>
-        <w:tc>
-          <w:tcPr>
-            <w:tcBorders>
-              <w:bottom w:val="none" w:sz="0" w:space="0" w:color="000000"/>
-              <w:top w:val="none" w:sz="0" w:space="0" w:color="000000"/>
-              <w:left w:val="none" w:sz="0" w:space="0" w:color="000000"/>
-              <w:right w:val="none" w:sz="0" w:space="0" w:color="000000"/>
-            </w:tcBorders>
-            <w:shd w:val="clear" w:color="auto" w:fill="FFFFFF"/>
-            <w:tcMar>
-              <w:top w:w="0" w:type="dxa"/>
-              <w:bottom w:w="0" w:type="dxa"/>
-              <w:left w:w="0" w:type="dxa"/>
-              <w:right w:w="0" w:type="dxa"/>
-            </w:tcMar>
-            <w:vAlign w:val="center"/>
-          </w:tcPr>
-          <w:p>
-            <w:pPr>
-              <w:pStyle w:val="Normal"/>
-              <w:jc w:val="left"/>
-              <w:pBdr>
-                <w:bottom w:val="none" w:sz="0" w:space="0" w:color="000000"/>
-                <w:top w:val="none" w:sz="0" w:space="0" w:color="000000"/>
-                <w:left w:val="none" w:sz="0" w:space="0" w:color="000000"/>
-                <w:right w:val="none" w:sz="0" w:space="0" w:color="000000"/>
-              </w:pBdr>
-              <w:spacing w:after="100" w:before="100" w:line="240"/>
-              <w:ind w:left="100" w:right="100" w:firstLine="0" w:firstLineChars="0"/>
-              <w:rPr>
-                <w:rFonts w:ascii="Times New Roman" w:hAnsi="Times New Roman" w:eastAsia="Times New Roman" w:cs="Times New Roman"/>
-                <w:i w:val="false"/>
-                <w:b w:val="false"/>
-                <w:u w:val="none"/>
-                <w:strike w:val="false"/>
-                <w:sz w:val="12"/>
-                <w:szCs w:val="12"/>
-                <w:color w:val="000000"/>
-              </w:rPr>
-            </w:pPr>
-            <w:r>
-              <w:rPr>
-                <w:rFonts w:ascii="Times New Roman" w:hAnsi="Times New Roman" w:eastAsia="Times New Roman" w:cs="Times New Roman"/>
-                <w:i w:val="false"/>
-                <w:b w:val="false"/>
-                <w:u w:val="none"/>
-                <w:strike w:val="false"/>
-                <w:sz w:val="12"/>
-                <w:szCs w:val="12"/>
-                <w:color w:val="000000"/>
-              </w:rPr>
-              <w:t xml:space="preserve">0.398</w:t>
-            </w:r>
-          </w:p>
-        </w:tc>
-        <w:tc>
-          <w:tcPr>
-            <w:tcBorders>
-              <w:bottom w:val="none" w:sz="0" w:space="0" w:color="000000"/>
-              <w:top w:val="none" w:sz="0" w:space="0" w:color="000000"/>
-              <w:left w:val="none" w:sz="0" w:space="0" w:color="000000"/>
-              <w:right w:val="none" w:sz="0" w:space="0" w:color="000000"/>
-            </w:tcBorders>
-            <w:shd w:val="clear" w:color="auto" w:fill="FFFFFF"/>
-            <w:tcMar>
-              <w:top w:w="0" w:type="dxa"/>
-              <w:bottom w:w="0" w:type="dxa"/>
-              <w:left w:w="0" w:type="dxa"/>
-              <w:right w:w="0" w:type="dxa"/>
-            </w:tcMar>
-            <w:vAlign w:val="center"/>
-          </w:tcPr>
-          <w:p>
-            <w:pPr>
-              <w:pStyle w:val="Normal"/>
-              <w:jc w:val="left"/>
-              <w:pBdr>
-                <w:bottom w:val="none" w:sz="0" w:space="0" w:color="000000"/>
-                <w:top w:val="none" w:sz="0" w:space="0" w:color="000000"/>
-                <w:left w:val="none" w:sz="0" w:space="0" w:color="000000"/>
-                <w:right w:val="none" w:sz="0" w:space="0" w:color="000000"/>
-              </w:pBdr>
-              <w:spacing w:after="100" w:before="100" w:line="240"/>
-              <w:ind w:left="100" w:right="100" w:firstLine="0" w:firstLineChars="0"/>
-              <w:rPr>
-                <w:rFonts w:ascii="Times New Roman" w:hAnsi="Times New Roman" w:eastAsia="Times New Roman" w:cs="Times New Roman"/>
-                <w:i w:val="false"/>
-                <w:b w:val="false"/>
-                <w:u w:val="none"/>
-                <w:strike w:val="false"/>
-                <w:sz w:val="12"/>
-                <w:szCs w:val="12"/>
-                <w:color w:val="000000"/>
-              </w:rPr>
-            </w:pPr>
-            <w:r>
-              <w:rPr>
-                <w:rFonts w:ascii="Times New Roman" w:hAnsi="Times New Roman" w:eastAsia="Times New Roman" w:cs="Times New Roman"/>
-                <w:i w:val="false"/>
-                <w:b w:val="false"/>
-                <w:u w:val="none"/>
-                <w:strike w:val="false"/>
-                <w:sz w:val="12"/>
-                <w:szCs w:val="12"/>
-                <w:color w:val="000000"/>
-              </w:rPr>
-              <w:t xml:space="preserve">0.080</w:t>
-            </w:r>
-          </w:p>
-        </w:tc>
-        <w:tc>
-          <w:tcPr>
-            <w:tcBorders>
-              <w:bottom w:val="none" w:sz="0" w:space="0" w:color="000000"/>
-              <w:top w:val="none" w:sz="0" w:space="0" w:color="000000"/>
-              <w:left w:val="none" w:sz="0" w:space="0" w:color="000000"/>
-              <w:right w:val="none" w:sz="0" w:space="0" w:color="000000"/>
-            </w:tcBorders>
-            <w:shd w:val="clear" w:color="auto" w:fill="FFFFFF"/>
-            <w:tcMar>
-              <w:top w:w="0" w:type="dxa"/>
-              <w:bottom w:w="0" w:type="dxa"/>
-              <w:left w:w="0" w:type="dxa"/>
-              <w:right w:w="0" w:type="dxa"/>
-            </w:tcMar>
-            <w:vAlign w:val="center"/>
-          </w:tcPr>
-          <w:p>
-            <w:pPr>
-              <w:pStyle w:val="Normal"/>
-              <w:jc w:val="left"/>
+              <w:t xml:space="preserve">0.63 (0.35–1.16)</w:t>
+            </w:r>
+          </w:p>
+        </w:tc>
+        <w:tc>
+          <w:tcPr>
+            <w:tcBorders>
+              <w:bottom w:val="none" w:sz="0" w:space="0" w:color="000000"/>
+              <w:top w:val="none" w:sz="0" w:space="0" w:color="000000"/>
+              <w:left w:val="none" w:sz="0" w:space="0" w:color="000000"/>
+              <w:right w:val="none" w:sz="0" w:space="0" w:color="000000"/>
+            </w:tcBorders>
+            <w:shd w:val="clear" w:color="auto" w:fill="FFFFFF"/>
+            <w:tcMar>
+              <w:top w:w="0" w:type="dxa"/>
+              <w:bottom w:w="0" w:type="dxa"/>
+              <w:left w:w="0" w:type="dxa"/>
+              <w:right w:w="0" w:type="dxa"/>
+            </w:tcMar>
+            <w:vAlign w:val="center"/>
+          </w:tcPr>
+          <w:p>
+            <w:pPr>
+              <w:pStyle w:val="Normal"/>
+              <w:jc w:val="left"/>
+              <w:pBdr>
+                <w:bottom w:val="none" w:sz="0" w:space="0" w:color="000000"/>
+                <w:top w:val="none" w:sz="0" w:space="0" w:color="000000"/>
+                <w:left w:val="none" w:sz="0" w:space="0" w:color="000000"/>
+                <w:right w:val="none" w:sz="0" w:space="0" w:color="000000"/>
+              </w:pBdr>
+              <w:spacing w:after="100" w:before="100" w:line="240"/>
+              <w:ind w:left="100" w:right="100" w:firstLine="0" w:firstLineChars="0"/>
+              <w:rPr>
+                <w:rFonts w:ascii="Times New Roman" w:hAnsi="Times New Roman" w:eastAsia="Times New Roman" w:cs="Times New Roman"/>
+                <w:i w:val="false"/>
+                <w:b w:val="false"/>
+                <w:u w:val="none"/>
+                <w:strike w:val="false"/>
+                <w:sz w:val="12"/>
+                <w:szCs w:val="12"/>
+                <w:color w:val="000000"/>
+              </w:rPr>
+            </w:pPr>
+            <w:r>
+              <w:rPr>
+                <w:rFonts w:ascii="Times New Roman" w:hAnsi="Times New Roman" w:eastAsia="Times New Roman" w:cs="Times New Roman"/>
+                <w:i w:val="false"/>
+                <w:b w:val="false"/>
+                <w:u w:val="none"/>
+                <w:strike w:val="false"/>
+                <w:sz w:val="12"/>
+                <w:szCs w:val="12"/>
+                <w:color w:val="000000"/>
+              </w:rPr>
+              <w:t xml:space="preserve">0.137</w:t>
+            </w:r>
+          </w:p>
+        </w:tc>
+        <w:tc>
+          <w:tcPr>
+            <w:tcBorders>
+              <w:bottom w:val="none" w:sz="0" w:space="0" w:color="000000"/>
+              <w:top w:val="none" w:sz="0" w:space="0" w:color="000000"/>
+              <w:left w:val="none" w:sz="0" w:space="0" w:color="000000"/>
+              <w:right w:val="none" w:sz="0" w:space="0" w:color="000000"/>
+            </w:tcBorders>
+            <w:shd w:val="clear" w:color="auto" w:fill="FFFFFF"/>
+            <w:tcMar>
+              <w:top w:w="0" w:type="dxa"/>
+              <w:bottom w:w="0" w:type="dxa"/>
+              <w:left w:w="0" w:type="dxa"/>
+              <w:right w:w="0" w:type="dxa"/>
+            </w:tcMar>
+            <w:vAlign w:val="center"/>
+          </w:tcPr>
+          <w:p>
+            <w:pPr>
+              <w:pStyle w:val="Normal"/>
+              <w:jc w:val="left"/>
+              <w:pBdr>
+                <w:bottom w:val="none" w:sz="0" w:space="0" w:color="000000"/>
+                <w:top w:val="none" w:sz="0" w:space="0" w:color="000000"/>
+                <w:left w:val="none" w:sz="0" w:space="0" w:color="000000"/>
+                <w:right w:val="none" w:sz="0" w:space="0" w:color="000000"/>
+              </w:pBdr>
+              <w:spacing w:after="100" w:before="100" w:line="240"/>
+              <w:ind w:left="100" w:right="100" w:firstLine="0" w:firstLineChars="0"/>
+              <w:rPr>
+                <w:rFonts w:ascii="Times New Roman" w:hAnsi="Times New Roman" w:eastAsia="Times New Roman" w:cs="Times New Roman"/>
+                <w:i w:val="false"/>
+                <w:b w:val="false"/>
+                <w:u w:val="none"/>
+                <w:strike w:val="false"/>
+                <w:sz w:val="12"/>
+                <w:szCs w:val="12"/>
+                <w:color w:val="000000"/>
+              </w:rPr>
+            </w:pPr>
+            <w:r>
+              <w:rPr>
+                <w:rFonts w:ascii="Times New Roman" w:hAnsi="Times New Roman" w:eastAsia="Times New Roman" w:cs="Times New Roman"/>
+                <w:i w:val="false"/>
+                <w:b w:val="false"/>
+                <w:u w:val="none"/>
+                <w:strike w:val="false"/>
+                <w:sz w:val="12"/>
+                <w:szCs w:val="12"/>
+                <w:color w:val="000000"/>
+              </w:rPr>
+              <w:t xml:space="preserve">0.274</w:t>
+            </w:r>
+          </w:p>
+        </w:tc>
+        <w:tc>
+          <w:tcPr>
+            <w:tcBorders>
+              <w:bottom w:val="none" w:sz="0" w:space="0" w:color="000000"/>
+              <w:top w:val="none" w:sz="0" w:space="0" w:color="000000"/>
+              <w:left w:val="none" w:sz="0" w:space="0" w:color="000000"/>
+              <w:right w:val="none" w:sz="0" w:space="0" w:color="000000"/>
+            </w:tcBorders>
+            <w:shd w:val="clear" w:color="auto" w:fill="FFFFFF"/>
+            <w:tcMar>
+              <w:top w:w="0" w:type="dxa"/>
+              <w:bottom w:w="0" w:type="dxa"/>
+              <w:left w:w="0" w:type="dxa"/>
+              <w:right w:w="0" w:type="dxa"/>
+            </w:tcMar>
+            <w:vAlign w:val="center"/>
+          </w:tcPr>
+          <w:p>
+            <w:pPr>
+              <w:pStyle w:val="Normal"/>
+              <w:jc w:val="left"/>
+              <w:pBdr>
+                <w:bottom w:val="none" w:sz="0" w:space="0" w:color="000000"/>
+                <w:top w:val="none" w:sz="0" w:space="0" w:color="000000"/>
+                <w:left w:val="none" w:sz="0" w:space="0" w:color="000000"/>
+                <w:right w:val="none" w:sz="0" w:space="0" w:color="000000"/>
+              </w:pBdr>
+              <w:spacing w:after="100" w:before="100" w:line="240"/>
+              <w:ind w:left="100" w:right="100" w:firstLine="0" w:firstLineChars="0"/>
+              <w:rPr>
+                <w:rFonts w:ascii="Times New Roman" w:hAnsi="Times New Roman" w:eastAsia="Times New Roman" w:cs="Times New Roman"/>
+                <w:i w:val="false"/>
+                <w:b w:val="false"/>
+                <w:u w:val="none"/>
+                <w:strike w:val="false"/>
+                <w:sz w:val="12"/>
+                <w:szCs w:val="12"/>
+                <w:color w:val="000000"/>
+              </w:rPr>
+            </w:pPr>
+            <w:r>
+              <w:rPr>
+                <w:rFonts w:ascii="Times New Roman" w:hAnsi="Times New Roman" w:eastAsia="Times New Roman" w:cs="Times New Roman"/>
+                <w:i w:val="false"/>
+                <w:b w:val="false"/>
+                <w:u w:val="none"/>
+                <w:strike w:val="false"/>
+                <w:sz w:val="12"/>
+                <w:szCs w:val="12"/>
+                <w:color w:val="000000"/>
+              </w:rPr>
+              <w:t xml:space="preserve">9.8</w:t>
+            </w:r>
+          </w:p>
+        </w:tc>
+        <w:tc>
+          <w:tcPr>
+            <w:tcBorders>
+              <w:bottom w:val="none" w:sz="0" w:space="0" w:color="000000"/>
+              <w:top w:val="none" w:sz="0" w:space="0" w:color="000000"/>
+              <w:left w:val="none" w:sz="0" w:space="0" w:color="000000"/>
+              <w:right w:val="none" w:sz="0" w:space="0" w:color="000000"/>
+            </w:tcBorders>
+            <w:shd w:val="clear" w:color="auto" w:fill="FFFFFF"/>
+            <w:tcMar>
+              <w:top w:w="0" w:type="dxa"/>
+              <w:bottom w:w="0" w:type="dxa"/>
+              <w:left w:w="0" w:type="dxa"/>
+              <w:right w:w="0" w:type="dxa"/>
+            </w:tcMar>
+            <w:vAlign w:val="center"/>
+          </w:tcPr>
+          <w:p>
+            <w:pPr>
+              <w:pStyle w:val="Normal"/>
+              <w:jc w:val="right"/>
               <w:pBdr>
                 <w:bottom w:val="none" w:sz="0" w:space="0" w:color="000000"/>
                 <w:top w:val="none" w:sz="0" w:space="0" w:color="000000"/>
@@ -13139,117 +12919,337 @@
                 <w:szCs w:val="12"/>
                 <w:color w:val="000000"/>
               </w:rPr>
-              <w:t xml:space="preserve"/>
-            </w:r>
-          </w:p>
-        </w:tc>
-        <w:tc>
-          <w:tcPr>
-            <w:tcBorders>
-              <w:bottom w:val="none" w:sz="0" w:space="0" w:color="000000"/>
-              <w:top w:val="none" w:sz="0" w:space="0" w:color="000000"/>
-              <w:left w:val="none" w:sz="0" w:space="0" w:color="000000"/>
-              <w:right w:val="none" w:sz="0" w:space="0" w:color="000000"/>
-            </w:tcBorders>
-            <w:shd w:val="clear" w:color="auto" w:fill="FFFFFF"/>
-            <w:tcMar>
-              <w:top w:w="0" w:type="dxa"/>
-              <w:bottom w:w="0" w:type="dxa"/>
-              <w:left w:w="0" w:type="dxa"/>
-              <w:right w:w="0" w:type="dxa"/>
-            </w:tcMar>
-            <w:vAlign w:val="center"/>
-          </w:tcPr>
-          <w:p>
-            <w:pPr>
-              <w:pStyle w:val="Normal"/>
-              <w:jc w:val="left"/>
-              <w:pBdr>
-                <w:bottom w:val="none" w:sz="0" w:space="0" w:color="000000"/>
-                <w:top w:val="none" w:sz="0" w:space="0" w:color="000000"/>
-                <w:left w:val="none" w:sz="0" w:space="0" w:color="000000"/>
-                <w:right w:val="none" w:sz="0" w:space="0" w:color="000000"/>
-              </w:pBdr>
-              <w:spacing w:after="100" w:before="100" w:line="240"/>
-              <w:ind w:left="100" w:right="100" w:firstLine="0" w:firstLineChars="0"/>
-              <w:rPr>
-                <w:rFonts w:ascii="Times New Roman" w:hAnsi="Times New Roman" w:eastAsia="Times New Roman" w:cs="Times New Roman"/>
-                <w:i w:val="false"/>
-                <w:b w:val="false"/>
-                <w:u w:val="none"/>
-                <w:strike w:val="false"/>
-                <w:sz w:val="12"/>
-                <w:szCs w:val="12"/>
-                <w:color w:val="000000"/>
-              </w:rPr>
-            </w:pPr>
-            <w:r>
-              <w:rPr>
-                <w:rFonts w:ascii="Times New Roman" w:hAnsi="Times New Roman" w:eastAsia="Times New Roman" w:cs="Times New Roman"/>
-                <w:i w:val="false"/>
-                <w:b w:val="false"/>
-                <w:u w:val="none"/>
-                <w:strike w:val="false"/>
-                <w:sz w:val="12"/>
-                <w:szCs w:val="12"/>
-                <w:color w:val="000000"/>
-              </w:rPr>
-              <w:t xml:space="preserve"/>
-            </w:r>
-          </w:p>
-        </w:tc>
-        <w:tc>
-          <w:tcPr>
-            <w:tcBorders>
-              <w:bottom w:val="none" w:sz="0" w:space="0" w:color="000000"/>
-              <w:top w:val="none" w:sz="0" w:space="0" w:color="000000"/>
-              <w:left w:val="none" w:sz="0" w:space="0" w:color="000000"/>
-              <w:right w:val="none" w:sz="0" w:space="0" w:color="000000"/>
-            </w:tcBorders>
-            <w:shd w:val="clear" w:color="auto" w:fill="FFFFFF"/>
-            <w:tcMar>
-              <w:top w:w="0" w:type="dxa"/>
-              <w:bottom w:w="0" w:type="dxa"/>
-              <w:left w:w="0" w:type="dxa"/>
-              <w:right w:w="0" w:type="dxa"/>
-            </w:tcMar>
-            <w:vAlign w:val="center"/>
-          </w:tcPr>
-          <w:p>
-            <w:pPr>
-              <w:pStyle w:val="Normal"/>
-              <w:jc w:val="left"/>
-              <w:pBdr>
-                <w:bottom w:val="none" w:sz="0" w:space="0" w:color="000000"/>
-                <w:top w:val="none" w:sz="0" w:space="0" w:color="000000"/>
-                <w:left w:val="none" w:sz="0" w:space="0" w:color="000000"/>
-                <w:right w:val="none" w:sz="0" w:space="0" w:color="000000"/>
-              </w:pBdr>
-              <w:spacing w:after="100" w:before="100" w:line="240"/>
-              <w:ind w:left="100" w:right="100" w:firstLine="0" w:firstLineChars="0"/>
-              <w:rPr>
-                <w:rFonts w:ascii="Times New Roman" w:hAnsi="Times New Roman" w:eastAsia="Times New Roman" w:cs="Times New Roman"/>
-                <w:i w:val="false"/>
-                <w:b w:val="false"/>
-                <w:u w:val="none"/>
-                <w:strike w:val="false"/>
-                <w:sz w:val="12"/>
-                <w:szCs w:val="12"/>
-                <w:color w:val="000000"/>
-              </w:rPr>
-            </w:pPr>
-            <w:r>
-              <w:rPr>
-                <w:rFonts w:ascii="Times New Roman" w:hAnsi="Times New Roman" w:eastAsia="Times New Roman" w:cs="Times New Roman"/>
-                <w:i w:val="false"/>
-                <w:b w:val="false"/>
-                <w:u w:val="none"/>
-                <w:strike w:val="false"/>
-                <w:sz w:val="12"/>
-                <w:szCs w:val="12"/>
-                <w:color w:val="000000"/>
-              </w:rPr>
-              <w:t xml:space="preserve"/>
+              <w:t xml:space="preserve">0.68 (0.36–1.29)</w:t>
+            </w:r>
+          </w:p>
+        </w:tc>
+        <w:tc>
+          <w:tcPr>
+            <w:tcBorders>
+              <w:bottom w:val="none" w:sz="0" w:space="0" w:color="000000"/>
+              <w:top w:val="none" w:sz="0" w:space="0" w:color="000000"/>
+              <w:left w:val="none" w:sz="0" w:space="0" w:color="000000"/>
+              <w:right w:val="none" w:sz="0" w:space="0" w:color="000000"/>
+            </w:tcBorders>
+            <w:shd w:val="clear" w:color="auto" w:fill="FFFFFF"/>
+            <w:tcMar>
+              <w:top w:w="0" w:type="dxa"/>
+              <w:bottom w:w="0" w:type="dxa"/>
+              <w:left w:w="0" w:type="dxa"/>
+              <w:right w:w="0" w:type="dxa"/>
+            </w:tcMar>
+            <w:vAlign w:val="center"/>
+          </w:tcPr>
+          <w:p>
+            <w:pPr>
+              <w:pStyle w:val="Normal"/>
+              <w:jc w:val="left"/>
+              <w:pBdr>
+                <w:bottom w:val="none" w:sz="0" w:space="0" w:color="000000"/>
+                <w:top w:val="none" w:sz="0" w:space="0" w:color="000000"/>
+                <w:left w:val="none" w:sz="0" w:space="0" w:color="000000"/>
+                <w:right w:val="none" w:sz="0" w:space="0" w:color="000000"/>
+              </w:pBdr>
+              <w:spacing w:after="100" w:before="100" w:line="240"/>
+              <w:ind w:left="100" w:right="100" w:firstLine="0" w:firstLineChars="0"/>
+              <w:rPr>
+                <w:rFonts w:ascii="Times New Roman" w:hAnsi="Times New Roman" w:eastAsia="Times New Roman" w:cs="Times New Roman"/>
+                <w:i w:val="false"/>
+                <w:b w:val="false"/>
+                <w:u w:val="none"/>
+                <w:strike w:val="false"/>
+                <w:sz w:val="12"/>
+                <w:szCs w:val="12"/>
+                <w:color w:val="000000"/>
+              </w:rPr>
+            </w:pPr>
+            <w:r>
+              <w:rPr>
+                <w:rFonts w:ascii="Times New Roman" w:hAnsi="Times New Roman" w:eastAsia="Times New Roman" w:cs="Times New Roman"/>
+                <w:i w:val="false"/>
+                <w:b w:val="false"/>
+                <w:u w:val="none"/>
+                <w:strike w:val="false"/>
+                <w:sz w:val="12"/>
+                <w:szCs w:val="12"/>
+                <w:color w:val="000000"/>
+              </w:rPr>
+              <w:t xml:space="preserve">0.240</w:t>
+            </w:r>
+          </w:p>
+        </w:tc>
+        <w:tc>
+          <w:tcPr>
+            <w:tcBorders>
+              <w:bottom w:val="none" w:sz="0" w:space="0" w:color="000000"/>
+              <w:top w:val="none" w:sz="0" w:space="0" w:color="000000"/>
+              <w:left w:val="none" w:sz="0" w:space="0" w:color="000000"/>
+              <w:right w:val="none" w:sz="0" w:space="0" w:color="000000"/>
+            </w:tcBorders>
+            <w:shd w:val="clear" w:color="auto" w:fill="FFFFFF"/>
+            <w:tcMar>
+              <w:top w:w="0" w:type="dxa"/>
+              <w:bottom w:w="0" w:type="dxa"/>
+              <w:left w:w="0" w:type="dxa"/>
+              <w:right w:w="0" w:type="dxa"/>
+            </w:tcMar>
+            <w:vAlign w:val="center"/>
+          </w:tcPr>
+          <w:p>
+            <w:pPr>
+              <w:pStyle w:val="Normal"/>
+              <w:jc w:val="left"/>
+              <w:pBdr>
+                <w:bottom w:val="none" w:sz="0" w:space="0" w:color="000000"/>
+                <w:top w:val="none" w:sz="0" w:space="0" w:color="000000"/>
+                <w:left w:val="none" w:sz="0" w:space="0" w:color="000000"/>
+                <w:right w:val="none" w:sz="0" w:space="0" w:color="000000"/>
+              </w:pBdr>
+              <w:spacing w:after="100" w:before="100" w:line="240"/>
+              <w:ind w:left="100" w:right="100" w:firstLine="0" w:firstLineChars="0"/>
+              <w:rPr>
+                <w:rFonts w:ascii="Times New Roman" w:hAnsi="Times New Roman" w:eastAsia="Times New Roman" w:cs="Times New Roman"/>
+                <w:i w:val="false"/>
+                <w:b w:val="false"/>
+                <w:u w:val="none"/>
+                <w:strike w:val="false"/>
+                <w:sz w:val="12"/>
+                <w:szCs w:val="12"/>
+                <w:color w:val="000000"/>
+              </w:rPr>
+            </w:pPr>
+            <w:r>
+              <w:rPr>
+                <w:rFonts w:ascii="Times New Roman" w:hAnsi="Times New Roman" w:eastAsia="Times New Roman" w:cs="Times New Roman"/>
+                <w:i w:val="false"/>
+                <w:b w:val="false"/>
+                <w:u w:val="none"/>
+                <w:strike w:val="false"/>
+                <w:sz w:val="12"/>
+                <w:szCs w:val="12"/>
+                <w:color w:val="000000"/>
+              </w:rPr>
+              <w:t xml:space="preserve">0.012</w:t>
+            </w:r>
+          </w:p>
+        </w:tc>
+        <w:tc>
+          <w:tcPr>
+            <w:tcBorders>
+              <w:bottom w:val="none" w:sz="0" w:space="0" w:color="000000"/>
+              <w:top w:val="none" w:sz="0" w:space="0" w:color="000000"/>
+              <w:left w:val="none" w:sz="0" w:space="0" w:color="000000"/>
+              <w:right w:val="none" w:sz="0" w:space="0" w:color="000000"/>
+            </w:tcBorders>
+            <w:shd w:val="clear" w:color="auto" w:fill="FFFFFF"/>
+            <w:tcMar>
+              <w:top w:w="0" w:type="dxa"/>
+              <w:bottom w:w="0" w:type="dxa"/>
+              <w:left w:w="0" w:type="dxa"/>
+              <w:right w:w="0" w:type="dxa"/>
+            </w:tcMar>
+            <w:vAlign w:val="center"/>
+          </w:tcPr>
+          <w:p>
+            <w:pPr>
+              <w:pStyle w:val="Normal"/>
+              <w:jc w:val="left"/>
+              <w:pBdr>
+                <w:bottom w:val="none" w:sz="0" w:space="0" w:color="000000"/>
+                <w:top w:val="none" w:sz="0" w:space="0" w:color="000000"/>
+                <w:left w:val="none" w:sz="0" w:space="0" w:color="000000"/>
+                <w:right w:val="none" w:sz="0" w:space="0" w:color="000000"/>
+              </w:pBdr>
+              <w:spacing w:after="100" w:before="100" w:line="240"/>
+              <w:ind w:left="100" w:right="100" w:firstLine="0" w:firstLineChars="0"/>
+              <w:rPr>
+                <w:rFonts w:ascii="Times New Roman" w:hAnsi="Times New Roman" w:eastAsia="Times New Roman" w:cs="Times New Roman"/>
+                <w:i w:val="false"/>
+                <w:b w:val="false"/>
+                <w:u w:val="none"/>
+                <w:strike w:val="false"/>
+                <w:sz w:val="12"/>
+                <w:szCs w:val="12"/>
+                <w:color w:val="000000"/>
+              </w:rPr>
+            </w:pPr>
+            <w:r>
+              <w:rPr>
+                <w:rFonts w:ascii="Times New Roman" w:hAnsi="Times New Roman" w:eastAsia="Times New Roman" w:cs="Times New Roman"/>
+                <w:i w:val="false"/>
+                <w:b w:val="false"/>
+                <w:u w:val="none"/>
+                <w:strike w:val="false"/>
+                <w:sz w:val="12"/>
+                <w:szCs w:val="12"/>
+                <w:color w:val="000000"/>
+              </w:rPr>
+              <w:t xml:space="preserve">1.06 (0.53–2.12)</w:t>
+            </w:r>
+          </w:p>
+        </w:tc>
+        <w:tc>
+          <w:tcPr>
+            <w:tcBorders>
+              <w:bottom w:val="none" w:sz="0" w:space="0" w:color="000000"/>
+              <w:top w:val="none" w:sz="0" w:space="0" w:color="000000"/>
+              <w:left w:val="none" w:sz="0" w:space="0" w:color="000000"/>
+              <w:right w:val="none" w:sz="0" w:space="0" w:color="000000"/>
+            </w:tcBorders>
+            <w:shd w:val="clear" w:color="auto" w:fill="FFFFFF"/>
+            <w:tcMar>
+              <w:top w:w="0" w:type="dxa"/>
+              <w:bottom w:w="0" w:type="dxa"/>
+              <w:left w:w="0" w:type="dxa"/>
+              <w:right w:w="0" w:type="dxa"/>
+            </w:tcMar>
+            <w:vAlign w:val="center"/>
+          </w:tcPr>
+          <w:p>
+            <w:pPr>
+              <w:pStyle w:val="Normal"/>
+              <w:jc w:val="left"/>
+              <w:pBdr>
+                <w:bottom w:val="none" w:sz="0" w:space="0" w:color="000000"/>
+                <w:top w:val="none" w:sz="0" w:space="0" w:color="000000"/>
+                <w:left w:val="none" w:sz="0" w:space="0" w:color="000000"/>
+                <w:right w:val="none" w:sz="0" w:space="0" w:color="000000"/>
+              </w:pBdr>
+              <w:spacing w:after="100" w:before="100" w:line="240"/>
+              <w:ind w:left="100" w:right="100" w:firstLine="0" w:firstLineChars="0"/>
+              <w:rPr>
+                <w:rFonts w:ascii="Times New Roman" w:hAnsi="Times New Roman" w:eastAsia="Times New Roman" w:cs="Times New Roman"/>
+                <w:i w:val="false"/>
+                <w:b w:val="false"/>
+                <w:u w:val="none"/>
+                <w:strike w:val="false"/>
+                <w:sz w:val="12"/>
+                <w:szCs w:val="12"/>
+                <w:color w:val="000000"/>
+              </w:rPr>
+            </w:pPr>
+            <w:r>
+              <w:rPr>
+                <w:rFonts w:ascii="Times New Roman" w:hAnsi="Times New Roman" w:eastAsia="Times New Roman" w:cs="Times New Roman"/>
+                <w:i w:val="false"/>
+                <w:b w:val="false"/>
+                <w:u w:val="none"/>
+                <w:strike w:val="false"/>
+                <w:sz w:val="12"/>
+                <w:szCs w:val="12"/>
+                <w:color w:val="000000"/>
+              </w:rPr>
+              <w:t xml:space="preserve">0.863</w:t>
+            </w:r>
+          </w:p>
+        </w:tc>
+        <w:tc>
+          <w:tcPr>
+            <w:tcBorders>
+              <w:bottom w:val="none" w:sz="0" w:space="0" w:color="000000"/>
+              <w:top w:val="none" w:sz="0" w:space="0" w:color="000000"/>
+              <w:left w:val="none" w:sz="0" w:space="0" w:color="000000"/>
+              <w:right w:val="none" w:sz="0" w:space="0" w:color="000000"/>
+            </w:tcBorders>
+            <w:shd w:val="clear" w:color="auto" w:fill="FFFFFF"/>
+            <w:tcMar>
+              <w:top w:w="0" w:type="dxa"/>
+              <w:bottom w:w="0" w:type="dxa"/>
+              <w:left w:w="0" w:type="dxa"/>
+              <w:right w:w="0" w:type="dxa"/>
+            </w:tcMar>
+            <w:vAlign w:val="center"/>
+          </w:tcPr>
+          <w:p>
+            <w:pPr>
+              <w:pStyle w:val="Normal"/>
+              <w:jc w:val="left"/>
+              <w:pBdr>
+                <w:bottom w:val="none" w:sz="0" w:space="0" w:color="000000"/>
+                <w:top w:val="none" w:sz="0" w:space="0" w:color="000000"/>
+                <w:left w:val="none" w:sz="0" w:space="0" w:color="000000"/>
+                <w:right w:val="none" w:sz="0" w:space="0" w:color="000000"/>
+              </w:pBdr>
+              <w:spacing w:after="100" w:before="100" w:line="240"/>
+              <w:ind w:left="100" w:right="100" w:firstLine="0" w:firstLineChars="0"/>
+              <w:rPr>
+                <w:rFonts w:ascii="Times New Roman" w:hAnsi="Times New Roman" w:eastAsia="Times New Roman" w:cs="Times New Roman"/>
+                <w:i w:val="false"/>
+                <w:b w:val="false"/>
+                <w:u w:val="none"/>
+                <w:strike w:val="false"/>
+                <w:sz w:val="12"/>
+                <w:szCs w:val="12"/>
+                <w:color w:val="000000"/>
+              </w:rPr>
+            </w:pPr>
+            <w:r>
+              <w:rPr>
+                <w:rFonts w:ascii="Times New Roman" w:hAnsi="Times New Roman" w:eastAsia="Times New Roman" w:cs="Times New Roman"/>
+                <w:i w:val="false"/>
+                <w:b w:val="false"/>
+                <w:u w:val="none"/>
+                <w:strike w:val="false"/>
+                <w:sz w:val="12"/>
+                <w:szCs w:val="12"/>
+                <w:color w:val="000000"/>
+              </w:rPr>
+              <w:t xml:space="preserve">0.14 (0.03–0.53)</w:t>
+            </w:r>
+          </w:p>
+        </w:tc>
+        <w:tc>
+          <w:tcPr>
+            <w:tcBorders>
+              <w:bottom w:val="none" w:sz="0" w:space="0" w:color="000000"/>
+              <w:top w:val="none" w:sz="0" w:space="0" w:color="000000"/>
+              <w:left w:val="none" w:sz="0" w:space="0" w:color="000000"/>
+              <w:right w:val="none" w:sz="0" w:space="0" w:color="000000"/>
+            </w:tcBorders>
+            <w:shd w:val="clear" w:color="auto" w:fill="FFFFFF"/>
+            <w:tcMar>
+              <w:top w:w="0" w:type="dxa"/>
+              <w:bottom w:w="0" w:type="dxa"/>
+              <w:left w:w="0" w:type="dxa"/>
+              <w:right w:w="0" w:type="dxa"/>
+            </w:tcMar>
+            <w:vAlign w:val="center"/>
+          </w:tcPr>
+          <w:p>
+            <w:pPr>
+              <w:pStyle w:val="Normal"/>
+              <w:jc w:val="left"/>
+              <w:pBdr>
+                <w:bottom w:val="none" w:sz="0" w:space="0" w:color="000000"/>
+                <w:top w:val="none" w:sz="0" w:space="0" w:color="000000"/>
+                <w:left w:val="none" w:sz="0" w:space="0" w:color="000000"/>
+                <w:right w:val="none" w:sz="0" w:space="0" w:color="000000"/>
+              </w:pBdr>
+              <w:spacing w:after="100" w:before="100" w:line="240"/>
+              <w:ind w:left="100" w:right="100" w:firstLine="0" w:firstLineChars="0"/>
+              <w:rPr>
+                <w:rFonts w:ascii="Times New Roman" w:hAnsi="Times New Roman" w:eastAsia="Times New Roman" w:cs="Times New Roman"/>
+                <w:i w:val="false"/>
+                <w:b w:val="false"/>
+                <w:u w:val="none"/>
+                <w:strike w:val="false"/>
+                <w:sz w:val="12"/>
+                <w:szCs w:val="12"/>
+                <w:color w:val="000000"/>
+              </w:rPr>
+            </w:pPr>
+            <w:r>
+              <w:rPr>
+                <w:rFonts w:ascii="Times New Roman" w:hAnsi="Times New Roman" w:eastAsia="Times New Roman" w:cs="Times New Roman"/>
+                <w:i w:val="false"/>
+                <w:b w:val="false"/>
+                <w:u w:val="none"/>
+                <w:strike w:val="false"/>
+                <w:sz w:val="12"/>
+                <w:szCs w:val="12"/>
+                <w:color w:val="000000"/>
+              </w:rPr>
+              <w:t xml:space="preserve">0.004</w:t>
             </w:r>
           </w:p>
         </w:tc>
@@ -13414,7 +13414,7 @@
                 <w:szCs w:val="12"/>
                 <w:color w:val="000000"/>
               </w:rPr>
-              <w:t xml:space="preserve">false</w:t>
+              <w:t xml:space="preserve">true</w:t>
             </w:r>
           </w:p>
         </w:tc>
@@ -14134,7 +14134,7 @@
                 <w:szCs w:val="12"/>
                 <w:color w:val="000000"/>
               </w:rPr>
-              <w:t xml:space="preserve">0.54 (0.35–0.84)</w:t>
+              <w:t xml:space="preserve">0.60 (0.34–1.09)</w:t>
             </w:r>
           </w:p>
         </w:tc>
@@ -14189,7 +14189,7 @@
                 <w:szCs w:val="12"/>
                 <w:color w:val="000000"/>
               </w:rPr>
-              <w:t xml:space="preserve">0.006</w:t>
+              <w:t xml:space="preserve">0.094</w:t>
             </w:r>
           </w:p>
         </w:tc>
@@ -14244,7 +14244,7 @@
                 <w:szCs w:val="12"/>
                 <w:color w:val="000000"/>
               </w:rPr>
-              <w:t xml:space="preserve">0.046</w:t>
+              <w:t xml:space="preserve">0.250</w:t>
             </w:r>
           </w:p>
         </w:tc>
@@ -14299,7 +14299,7 @@
                 <w:szCs w:val="12"/>
                 <w:color w:val="000000"/>
               </w:rPr>
-              <w:t xml:space="preserve">15.5</w:t>
+              <w:t xml:space="preserve">9.8</w:t>
             </w:r>
           </w:p>
         </w:tc>
@@ -14323,38 +14323,38 @@
           <w:p>
             <w:pPr>
               <w:pStyle w:val="Normal"/>
-              <w:jc w:val="left"/>
-              <w:pBdr>
-                <w:bottom w:val="none" w:sz="0" w:space="0" w:color="000000"/>
-                <w:top w:val="none" w:sz="0" w:space="0" w:color="000000"/>
-                <w:left w:val="none" w:sz="0" w:space="0" w:color="000000"/>
-                <w:right w:val="none" w:sz="0" w:space="0" w:color="000000"/>
-              </w:pBdr>
-              <w:spacing w:after="100" w:before="100" w:line="240"/>
-              <w:ind w:left="100" w:right="100" w:firstLine="0" w:firstLineChars="0"/>
-              <w:rPr>
-                <w:rFonts w:ascii="Times New Roman" w:hAnsi="Times New Roman" w:eastAsia="Times New Roman" w:cs="Times New Roman"/>
-                <w:i w:val="false"/>
-                <w:b w:val="false"/>
-                <w:u w:val="none"/>
-                <w:strike w:val="false"/>
-                <w:sz w:val="12"/>
-                <w:szCs w:val="12"/>
-                <w:color w:val="000000"/>
-              </w:rPr>
-            </w:pPr>
-            <w:r>
-              <w:rPr>
-                <w:rFonts w:ascii="Times New Roman" w:hAnsi="Times New Roman" w:eastAsia="Times New Roman" w:cs="Times New Roman"/>
-                <w:i w:val="false"/>
-                <w:b w:val="false"/>
-                <w:u w:val="none"/>
-                <w:strike w:val="false"/>
-                <w:sz w:val="12"/>
-                <w:szCs w:val="12"/>
-                <w:color w:val="000000"/>
-              </w:rPr>
-              <w:t xml:space="preserve">I–IV</w:t>
+              <w:jc w:val="right"/>
+              <w:pBdr>
+                <w:bottom w:val="none" w:sz="0" w:space="0" w:color="000000"/>
+                <w:top w:val="none" w:sz="0" w:space="0" w:color="000000"/>
+                <w:left w:val="none" w:sz="0" w:space="0" w:color="000000"/>
+                <w:right w:val="none" w:sz="0" w:space="0" w:color="000000"/>
+              </w:pBdr>
+              <w:spacing w:after="100" w:before="100" w:line="240"/>
+              <w:ind w:left="100" w:right="100" w:firstLine="0" w:firstLineChars="0"/>
+              <w:rPr>
+                <w:rFonts w:ascii="Times New Roman" w:hAnsi="Times New Roman" w:eastAsia="Times New Roman" w:cs="Times New Roman"/>
+                <w:i w:val="false"/>
+                <w:b w:val="false"/>
+                <w:u w:val="none"/>
+                <w:strike w:val="false"/>
+                <w:sz w:val="12"/>
+                <w:szCs w:val="12"/>
+                <w:color w:val="000000"/>
+              </w:rPr>
+            </w:pPr>
+            <w:r>
+              <w:rPr>
+                <w:rFonts w:ascii="Times New Roman" w:hAnsi="Times New Roman" w:eastAsia="Times New Roman" w:cs="Times New Roman"/>
+                <w:i w:val="false"/>
+                <w:b w:val="false"/>
+                <w:u w:val="none"/>
+                <w:strike w:val="false"/>
+                <w:sz w:val="12"/>
+                <w:szCs w:val="12"/>
+                <w:color w:val="000000"/>
+              </w:rPr>
+              <w:t xml:space="preserve"/>
             </w:r>
           </w:p>
         </w:tc>
@@ -14409,7 +14409,7 @@
                 <w:szCs w:val="12"/>
                 <w:color w:val="000000"/>
               </w:rPr>
-              <w:t xml:space="preserve">0.49 (0.30–0.79)</w:t>
+              <w:t xml:space="preserve">0.69 (0.38–1.28)</w:t>
             </w:r>
           </w:p>
         </w:tc>
@@ -14464,7 +14464,7 @@
                 <w:szCs w:val="12"/>
                 <w:color w:val="000000"/>
               </w:rPr>
-              <w:t xml:space="preserve">0.004</w:t>
+              <w:t xml:space="preserve">0.241</w:t>
             </w:r>
           </w:p>
         </w:tc>
@@ -14519,7 +14519,7 @@
                 <w:szCs w:val="12"/>
                 <w:color w:val="000000"/>
               </w:rPr>
-              <w:t xml:space="preserve">0.111</w:t>
+              <w:t xml:space="preserve">0.331</w:t>
             </w:r>
           </w:p>
         </w:tc>
@@ -14904,7 +14904,7 @@
                 <w:szCs w:val="12"/>
                 <w:color w:val="000000"/>
               </w:rPr>
-              <w:t xml:space="preserve">false</w:t>
+              <w:t xml:space="preserve">true</w:t>
             </w:r>
           </w:p>
         </w:tc>

--- a/output/tables/COAD/COAD_survival_summary.docx
+++ b/output/tables/COAD/COAD_survival_summary.docx
@@ -25,7 +25,7 @@
         <w:ind w:left="60" w:right="60" w:firstLine="0" w:firstLineChars="0"/>
       </w:pPr>
       <w:r>
-        <w:t xml:space="preserve">Overall survival by gene expression (High vs Low), TCGA-COAD. HR from Cox regression; multivariable model adjusted for age group, years, sex, pathologic stage group and pretreatment cea. Sensitivity: stratified by tss. q = Benjamini–Hochberg across exploratory genes only; the primary gene (ROCK2) is reported with its unadjusted p. Time-split HRs (0–24 / &gt;24 months, adjusted) are shown only for genes whose expression term violated proportional hazards. RMST difference = High − Low restricted mean survival time up to 60 months.</w:t>
+        <w:t xml:space="preserve">Overall survival by gene expression (High vs Low), TCGA-COAD. HR from Cox regression; multivariable model adjusted for age (per 10 years), sex, pathologic stage group and pretreatment cea. Sensitivity: stratified by tss. q = Benjamini–Hochberg across exploratory genes only; the primary gene (ROCK2) is reported with its unadjusted p. Time-split HRs (0–24 / &gt;24 months, adjusted) are shown only for genes whose expression term violated proportional hazards. RMST difference = High − Low restricted mean survival time up to 60 months.</w:t>
       </w:r>
     </w:p>
     <w:tbl xmlns:a="http://schemas.openxmlformats.org/drawingml/2006/main" xmlns:pic="http://schemas.openxmlformats.org/drawingml/2006/picture">
@@ -2214,7 +2214,7 @@
                 <w:szCs w:val="12"/>
                 <w:color w:val="000000"/>
               </w:rPr>
-              <w:t xml:space="preserve">0.45 (0.25–0.82)</w:t>
+              <w:t xml:space="preserve">0.46 (0.25–0.84)</w:t>
             </w:r>
           </w:p>
         </w:tc>
@@ -2269,7 +2269,7 @@
                 <w:szCs w:val="12"/>
                 <w:color w:val="000000"/>
               </w:rPr>
-              <w:t xml:space="preserve">0.009</w:t>
+              <w:t xml:space="preserve">0.011</w:t>
             </w:r>
           </w:p>
         </w:tc>
@@ -2489,7 +2489,7 @@
                 <w:szCs w:val="12"/>
                 <w:color w:val="000000"/>
               </w:rPr>
-              <w:t xml:space="preserve">0.43 (0.22–0.85)</w:t>
+              <w:t xml:space="preserve">0.44 (0.22–0.86)</w:t>
             </w:r>
           </w:p>
         </w:tc>
@@ -2544,7 +2544,7 @@
                 <w:szCs w:val="12"/>
                 <w:color w:val="000000"/>
               </w:rPr>
-              <w:t xml:space="preserve">0.015</w:t>
+              <w:t xml:space="preserve">0.017</w:t>
             </w:r>
           </w:p>
         </w:tc>
@@ -2599,7 +2599,7 @@
                 <w:szCs w:val="12"/>
                 <w:color w:val="000000"/>
               </w:rPr>
-              <w:t xml:space="preserve">0.272</w:t>
+              <w:t xml:space="preserve">0.363</w:t>
             </w:r>
           </w:p>
         </w:tc>
@@ -3704,117 +3704,117 @@
                 <w:szCs w:val="12"/>
                 <w:color w:val="000000"/>
               </w:rPr>
-              <w:t xml:space="preserve">1.19 (0.68–2.11)</w:t>
-            </w:r>
-          </w:p>
-        </w:tc>
-        <w:tc>
-          <w:tcPr>
-            <w:tcBorders>
-              <w:bottom w:val="none" w:sz="0" w:space="0" w:color="000000"/>
-              <w:top w:val="none" w:sz="0" w:space="0" w:color="000000"/>
-              <w:left w:val="none" w:sz="0" w:space="0" w:color="000000"/>
-              <w:right w:val="none" w:sz="0" w:space="0" w:color="000000"/>
-            </w:tcBorders>
-            <w:shd w:val="clear" w:color="auto" w:fill="FFFFFF"/>
-            <w:tcMar>
-              <w:top w:w="0" w:type="dxa"/>
-              <w:bottom w:w="0" w:type="dxa"/>
-              <w:left w:w="0" w:type="dxa"/>
-              <w:right w:w="0" w:type="dxa"/>
-            </w:tcMar>
-            <w:vAlign w:val="center"/>
-          </w:tcPr>
-          <w:p>
-            <w:pPr>
-              <w:pStyle w:val="Normal"/>
-              <w:jc w:val="left"/>
-              <w:pBdr>
-                <w:bottom w:val="none" w:sz="0" w:space="0" w:color="000000"/>
-                <w:top w:val="none" w:sz="0" w:space="0" w:color="000000"/>
-                <w:left w:val="none" w:sz="0" w:space="0" w:color="000000"/>
-                <w:right w:val="none" w:sz="0" w:space="0" w:color="000000"/>
-              </w:pBdr>
-              <w:spacing w:after="100" w:before="100" w:line="240"/>
-              <w:ind w:left="100" w:right="100" w:firstLine="0" w:firstLineChars="0"/>
-              <w:rPr>
-                <w:rFonts w:ascii="Times New Roman" w:hAnsi="Times New Roman" w:eastAsia="Times New Roman" w:cs="Times New Roman"/>
-                <w:i w:val="false"/>
-                <w:b w:val="false"/>
-                <w:u w:val="none"/>
-                <w:strike w:val="false"/>
-                <w:sz w:val="12"/>
-                <w:szCs w:val="12"/>
-                <w:color w:val="000000"/>
-              </w:rPr>
-            </w:pPr>
-            <w:r>
-              <w:rPr>
-                <w:rFonts w:ascii="Times New Roman" w:hAnsi="Times New Roman" w:eastAsia="Times New Roman" w:cs="Times New Roman"/>
-                <w:i w:val="false"/>
-                <w:b w:val="false"/>
-                <w:u w:val="none"/>
-                <w:strike w:val="false"/>
-                <w:sz w:val="12"/>
-                <w:szCs w:val="12"/>
-                <w:color w:val="000000"/>
-              </w:rPr>
-              <w:t xml:space="preserve">0.543</w:t>
-            </w:r>
-          </w:p>
-        </w:tc>
-        <w:tc>
-          <w:tcPr>
-            <w:tcBorders>
-              <w:bottom w:val="none" w:sz="0" w:space="0" w:color="000000"/>
-              <w:top w:val="none" w:sz="0" w:space="0" w:color="000000"/>
-              <w:left w:val="none" w:sz="0" w:space="0" w:color="000000"/>
-              <w:right w:val="none" w:sz="0" w:space="0" w:color="000000"/>
-            </w:tcBorders>
-            <w:shd w:val="clear" w:color="auto" w:fill="FFFFFF"/>
-            <w:tcMar>
-              <w:top w:w="0" w:type="dxa"/>
-              <w:bottom w:w="0" w:type="dxa"/>
-              <w:left w:w="0" w:type="dxa"/>
-              <w:right w:w="0" w:type="dxa"/>
-            </w:tcMar>
-            <w:vAlign w:val="center"/>
-          </w:tcPr>
-          <w:p>
-            <w:pPr>
-              <w:pStyle w:val="Normal"/>
-              <w:jc w:val="left"/>
-              <w:pBdr>
-                <w:bottom w:val="none" w:sz="0" w:space="0" w:color="000000"/>
-                <w:top w:val="none" w:sz="0" w:space="0" w:color="000000"/>
-                <w:left w:val="none" w:sz="0" w:space="0" w:color="000000"/>
-                <w:right w:val="none" w:sz="0" w:space="0" w:color="000000"/>
-              </w:pBdr>
-              <w:spacing w:after="100" w:before="100" w:line="240"/>
-              <w:ind w:left="100" w:right="100" w:firstLine="0" w:firstLineChars="0"/>
-              <w:rPr>
-                <w:rFonts w:ascii="Times New Roman" w:hAnsi="Times New Roman" w:eastAsia="Times New Roman" w:cs="Times New Roman"/>
-                <w:i w:val="false"/>
-                <w:b w:val="false"/>
-                <w:u w:val="none"/>
-                <w:strike w:val="false"/>
-                <w:sz w:val="12"/>
-                <w:szCs w:val="12"/>
-                <w:color w:val="000000"/>
-              </w:rPr>
-            </w:pPr>
-            <w:r>
-              <w:rPr>
-                <w:rFonts w:ascii="Times New Roman" w:hAnsi="Times New Roman" w:eastAsia="Times New Roman" w:cs="Times New Roman"/>
-                <w:i w:val="false"/>
-                <w:b w:val="false"/>
-                <w:u w:val="none"/>
-                <w:strike w:val="false"/>
-                <w:sz w:val="12"/>
-                <w:szCs w:val="12"/>
-                <w:color w:val="000000"/>
-              </w:rPr>
-              <w:t xml:space="preserve">0.621</w:t>
+              <w:t xml:space="preserve">1.13 (0.64–1.99)</w:t>
+            </w:r>
+          </w:p>
+        </w:tc>
+        <w:tc>
+          <w:tcPr>
+            <w:tcBorders>
+              <w:bottom w:val="none" w:sz="0" w:space="0" w:color="000000"/>
+              <w:top w:val="none" w:sz="0" w:space="0" w:color="000000"/>
+              <w:left w:val="none" w:sz="0" w:space="0" w:color="000000"/>
+              <w:right w:val="none" w:sz="0" w:space="0" w:color="000000"/>
+            </w:tcBorders>
+            <w:shd w:val="clear" w:color="auto" w:fill="FFFFFF"/>
+            <w:tcMar>
+              <w:top w:w="0" w:type="dxa"/>
+              <w:bottom w:w="0" w:type="dxa"/>
+              <w:left w:w="0" w:type="dxa"/>
+              <w:right w:w="0" w:type="dxa"/>
+            </w:tcMar>
+            <w:vAlign w:val="center"/>
+          </w:tcPr>
+          <w:p>
+            <w:pPr>
+              <w:pStyle w:val="Normal"/>
+              <w:jc w:val="left"/>
+              <w:pBdr>
+                <w:bottom w:val="none" w:sz="0" w:space="0" w:color="000000"/>
+                <w:top w:val="none" w:sz="0" w:space="0" w:color="000000"/>
+                <w:left w:val="none" w:sz="0" w:space="0" w:color="000000"/>
+                <w:right w:val="none" w:sz="0" w:space="0" w:color="000000"/>
+              </w:pBdr>
+              <w:spacing w:after="100" w:before="100" w:line="240"/>
+              <w:ind w:left="100" w:right="100" w:firstLine="0" w:firstLineChars="0"/>
+              <w:rPr>
+                <w:rFonts w:ascii="Times New Roman" w:hAnsi="Times New Roman" w:eastAsia="Times New Roman" w:cs="Times New Roman"/>
+                <w:i w:val="false"/>
+                <w:b w:val="false"/>
+                <w:u w:val="none"/>
+                <w:strike w:val="false"/>
+                <w:sz w:val="12"/>
+                <w:szCs w:val="12"/>
+                <w:color w:val="000000"/>
+              </w:rPr>
+            </w:pPr>
+            <w:r>
+              <w:rPr>
+                <w:rFonts w:ascii="Times New Roman" w:hAnsi="Times New Roman" w:eastAsia="Times New Roman" w:cs="Times New Roman"/>
+                <w:i w:val="false"/>
+                <w:b w:val="false"/>
+                <w:u w:val="none"/>
+                <w:strike w:val="false"/>
+                <w:sz w:val="12"/>
+                <w:szCs w:val="12"/>
+                <w:color w:val="000000"/>
+              </w:rPr>
+              <w:t xml:space="preserve">0.675</w:t>
+            </w:r>
+          </w:p>
+        </w:tc>
+        <w:tc>
+          <w:tcPr>
+            <w:tcBorders>
+              <w:bottom w:val="none" w:sz="0" w:space="0" w:color="000000"/>
+              <w:top w:val="none" w:sz="0" w:space="0" w:color="000000"/>
+              <w:left w:val="none" w:sz="0" w:space="0" w:color="000000"/>
+              <w:right w:val="none" w:sz="0" w:space="0" w:color="000000"/>
+            </w:tcBorders>
+            <w:shd w:val="clear" w:color="auto" w:fill="FFFFFF"/>
+            <w:tcMar>
+              <w:top w:w="0" w:type="dxa"/>
+              <w:bottom w:w="0" w:type="dxa"/>
+              <w:left w:w="0" w:type="dxa"/>
+              <w:right w:w="0" w:type="dxa"/>
+            </w:tcMar>
+            <w:vAlign w:val="center"/>
+          </w:tcPr>
+          <w:p>
+            <w:pPr>
+              <w:pStyle w:val="Normal"/>
+              <w:jc w:val="left"/>
+              <w:pBdr>
+                <w:bottom w:val="none" w:sz="0" w:space="0" w:color="000000"/>
+                <w:top w:val="none" w:sz="0" w:space="0" w:color="000000"/>
+                <w:left w:val="none" w:sz="0" w:space="0" w:color="000000"/>
+                <w:right w:val="none" w:sz="0" w:space="0" w:color="000000"/>
+              </w:pBdr>
+              <w:spacing w:after="100" w:before="100" w:line="240"/>
+              <w:ind w:left="100" w:right="100" w:firstLine="0" w:firstLineChars="0"/>
+              <w:rPr>
+                <w:rFonts w:ascii="Times New Roman" w:hAnsi="Times New Roman" w:eastAsia="Times New Roman" w:cs="Times New Roman"/>
+                <w:i w:val="false"/>
+                <w:b w:val="false"/>
+                <w:u w:val="none"/>
+                <w:strike w:val="false"/>
+                <w:sz w:val="12"/>
+                <w:szCs w:val="12"/>
+                <w:color w:val="000000"/>
+              </w:rPr>
+            </w:pPr>
+            <w:r>
+              <w:rPr>
+                <w:rFonts w:ascii="Times New Roman" w:hAnsi="Times New Roman" w:eastAsia="Times New Roman" w:cs="Times New Roman"/>
+                <w:i w:val="false"/>
+                <w:b w:val="false"/>
+                <w:u w:val="none"/>
+                <w:strike w:val="false"/>
+                <w:sz w:val="12"/>
+                <w:szCs w:val="12"/>
+                <w:color w:val="000000"/>
+              </w:rPr>
+              <w:t xml:space="preserve">0.675</w:t>
             </w:r>
           </w:p>
         </w:tc>
@@ -3979,117 +3979,117 @@
                 <w:szCs w:val="12"/>
                 <w:color w:val="000000"/>
               </w:rPr>
-              <w:t xml:space="preserve">1.24 (0.65–2.34)</w:t>
-            </w:r>
-          </w:p>
-        </w:tc>
-        <w:tc>
-          <w:tcPr>
-            <w:tcBorders>
-              <w:bottom w:val="none" w:sz="0" w:space="0" w:color="000000"/>
-              <w:top w:val="none" w:sz="0" w:space="0" w:color="000000"/>
-              <w:left w:val="none" w:sz="0" w:space="0" w:color="000000"/>
-              <w:right w:val="none" w:sz="0" w:space="0" w:color="000000"/>
-            </w:tcBorders>
-            <w:shd w:val="clear" w:color="auto" w:fill="FFFFFF"/>
-            <w:tcMar>
-              <w:top w:w="0" w:type="dxa"/>
-              <w:bottom w:w="0" w:type="dxa"/>
-              <w:left w:w="0" w:type="dxa"/>
-              <w:right w:w="0" w:type="dxa"/>
-            </w:tcMar>
-            <w:vAlign w:val="center"/>
-          </w:tcPr>
-          <w:p>
-            <w:pPr>
-              <w:pStyle w:val="Normal"/>
-              <w:jc w:val="left"/>
-              <w:pBdr>
-                <w:bottom w:val="none" w:sz="0" w:space="0" w:color="000000"/>
-                <w:top w:val="none" w:sz="0" w:space="0" w:color="000000"/>
-                <w:left w:val="none" w:sz="0" w:space="0" w:color="000000"/>
-                <w:right w:val="none" w:sz="0" w:space="0" w:color="000000"/>
-              </w:pBdr>
-              <w:spacing w:after="100" w:before="100" w:line="240"/>
-              <w:ind w:left="100" w:right="100" w:firstLine="0" w:firstLineChars="0"/>
-              <w:rPr>
-                <w:rFonts w:ascii="Times New Roman" w:hAnsi="Times New Roman" w:eastAsia="Times New Roman" w:cs="Times New Roman"/>
-                <w:i w:val="false"/>
-                <w:b w:val="false"/>
-                <w:u w:val="none"/>
-                <w:strike w:val="false"/>
-                <w:sz w:val="12"/>
-                <w:szCs w:val="12"/>
-                <w:color w:val="000000"/>
-              </w:rPr>
-            </w:pPr>
-            <w:r>
-              <w:rPr>
-                <w:rFonts w:ascii="Times New Roman" w:hAnsi="Times New Roman" w:eastAsia="Times New Roman" w:cs="Times New Roman"/>
-                <w:i w:val="false"/>
-                <w:b w:val="false"/>
-                <w:u w:val="none"/>
-                <w:strike w:val="false"/>
-                <w:sz w:val="12"/>
-                <w:szCs w:val="12"/>
-                <w:color w:val="000000"/>
-              </w:rPr>
-              <w:t xml:space="preserve">0.514</w:t>
-            </w:r>
-          </w:p>
-        </w:tc>
-        <w:tc>
-          <w:tcPr>
-            <w:tcBorders>
-              <w:bottom w:val="none" w:sz="0" w:space="0" w:color="000000"/>
-              <w:top w:val="none" w:sz="0" w:space="0" w:color="000000"/>
-              <w:left w:val="none" w:sz="0" w:space="0" w:color="000000"/>
-              <w:right w:val="none" w:sz="0" w:space="0" w:color="000000"/>
-            </w:tcBorders>
-            <w:shd w:val="clear" w:color="auto" w:fill="FFFFFF"/>
-            <w:tcMar>
-              <w:top w:w="0" w:type="dxa"/>
-              <w:bottom w:w="0" w:type="dxa"/>
-              <w:left w:w="0" w:type="dxa"/>
-              <w:right w:w="0" w:type="dxa"/>
-            </w:tcMar>
-            <w:vAlign w:val="center"/>
-          </w:tcPr>
-          <w:p>
-            <w:pPr>
-              <w:pStyle w:val="Normal"/>
-              <w:jc w:val="left"/>
-              <w:pBdr>
-                <w:bottom w:val="none" w:sz="0" w:space="0" w:color="000000"/>
-                <w:top w:val="none" w:sz="0" w:space="0" w:color="000000"/>
-                <w:left w:val="none" w:sz="0" w:space="0" w:color="000000"/>
-                <w:right w:val="none" w:sz="0" w:space="0" w:color="000000"/>
-              </w:pBdr>
-              <w:spacing w:after="100" w:before="100" w:line="240"/>
-              <w:ind w:left="100" w:right="100" w:firstLine="0" w:firstLineChars="0"/>
-              <w:rPr>
-                <w:rFonts w:ascii="Times New Roman" w:hAnsi="Times New Roman" w:eastAsia="Times New Roman" w:cs="Times New Roman"/>
-                <w:i w:val="false"/>
-                <w:b w:val="false"/>
-                <w:u w:val="none"/>
-                <w:strike w:val="false"/>
-                <w:sz w:val="12"/>
-                <w:szCs w:val="12"/>
-                <w:color w:val="000000"/>
-              </w:rPr>
-            </w:pPr>
-            <w:r>
-              <w:rPr>
-                <w:rFonts w:ascii="Times New Roman" w:hAnsi="Times New Roman" w:eastAsia="Times New Roman" w:cs="Times New Roman"/>
-                <w:i w:val="false"/>
-                <w:b w:val="false"/>
-                <w:u w:val="none"/>
-                <w:strike w:val="false"/>
-                <w:sz w:val="12"/>
-                <w:szCs w:val="12"/>
-                <w:color w:val="000000"/>
-              </w:rPr>
-              <w:t xml:space="preserve">0.171</w:t>
+              <w:t xml:space="preserve">1.22 (0.65–2.32)</w:t>
+            </w:r>
+          </w:p>
+        </w:tc>
+        <w:tc>
+          <w:tcPr>
+            <w:tcBorders>
+              <w:bottom w:val="none" w:sz="0" w:space="0" w:color="000000"/>
+              <w:top w:val="none" w:sz="0" w:space="0" w:color="000000"/>
+              <w:left w:val="none" w:sz="0" w:space="0" w:color="000000"/>
+              <w:right w:val="none" w:sz="0" w:space="0" w:color="000000"/>
+            </w:tcBorders>
+            <w:shd w:val="clear" w:color="auto" w:fill="FFFFFF"/>
+            <w:tcMar>
+              <w:top w:w="0" w:type="dxa"/>
+              <w:bottom w:w="0" w:type="dxa"/>
+              <w:left w:w="0" w:type="dxa"/>
+              <w:right w:w="0" w:type="dxa"/>
+            </w:tcMar>
+            <w:vAlign w:val="center"/>
+          </w:tcPr>
+          <w:p>
+            <w:pPr>
+              <w:pStyle w:val="Normal"/>
+              <w:jc w:val="left"/>
+              <w:pBdr>
+                <w:bottom w:val="none" w:sz="0" w:space="0" w:color="000000"/>
+                <w:top w:val="none" w:sz="0" w:space="0" w:color="000000"/>
+                <w:left w:val="none" w:sz="0" w:space="0" w:color="000000"/>
+                <w:right w:val="none" w:sz="0" w:space="0" w:color="000000"/>
+              </w:pBdr>
+              <w:spacing w:after="100" w:before="100" w:line="240"/>
+              <w:ind w:left="100" w:right="100" w:firstLine="0" w:firstLineChars="0"/>
+              <w:rPr>
+                <w:rFonts w:ascii="Times New Roman" w:hAnsi="Times New Roman" w:eastAsia="Times New Roman" w:cs="Times New Roman"/>
+                <w:i w:val="false"/>
+                <w:b w:val="false"/>
+                <w:u w:val="none"/>
+                <w:strike w:val="false"/>
+                <w:sz w:val="12"/>
+                <w:szCs w:val="12"/>
+                <w:color w:val="000000"/>
+              </w:rPr>
+            </w:pPr>
+            <w:r>
+              <w:rPr>
+                <w:rFonts w:ascii="Times New Roman" w:hAnsi="Times New Roman" w:eastAsia="Times New Roman" w:cs="Times New Roman"/>
+                <w:i w:val="false"/>
+                <w:b w:val="false"/>
+                <w:u w:val="none"/>
+                <w:strike w:val="false"/>
+                <w:sz w:val="12"/>
+                <w:szCs w:val="12"/>
+                <w:color w:val="000000"/>
+              </w:rPr>
+              <w:t xml:space="preserve">0.537</w:t>
+            </w:r>
+          </w:p>
+        </w:tc>
+        <w:tc>
+          <w:tcPr>
+            <w:tcBorders>
+              <w:bottom w:val="none" w:sz="0" w:space="0" w:color="000000"/>
+              <w:top w:val="none" w:sz="0" w:space="0" w:color="000000"/>
+              <w:left w:val="none" w:sz="0" w:space="0" w:color="000000"/>
+              <w:right w:val="none" w:sz="0" w:space="0" w:color="000000"/>
+            </w:tcBorders>
+            <w:shd w:val="clear" w:color="auto" w:fill="FFFFFF"/>
+            <w:tcMar>
+              <w:top w:w="0" w:type="dxa"/>
+              <w:bottom w:w="0" w:type="dxa"/>
+              <w:left w:w="0" w:type="dxa"/>
+              <w:right w:w="0" w:type="dxa"/>
+            </w:tcMar>
+            <w:vAlign w:val="center"/>
+          </w:tcPr>
+          <w:p>
+            <w:pPr>
+              <w:pStyle w:val="Normal"/>
+              <w:jc w:val="left"/>
+              <w:pBdr>
+                <w:bottom w:val="none" w:sz="0" w:space="0" w:color="000000"/>
+                <w:top w:val="none" w:sz="0" w:space="0" w:color="000000"/>
+                <w:left w:val="none" w:sz="0" w:space="0" w:color="000000"/>
+                <w:right w:val="none" w:sz="0" w:space="0" w:color="000000"/>
+              </w:pBdr>
+              <w:spacing w:after="100" w:before="100" w:line="240"/>
+              <w:ind w:left="100" w:right="100" w:firstLine="0" w:firstLineChars="0"/>
+              <w:rPr>
+                <w:rFonts w:ascii="Times New Roman" w:hAnsi="Times New Roman" w:eastAsia="Times New Roman" w:cs="Times New Roman"/>
+                <w:i w:val="false"/>
+                <w:b w:val="false"/>
+                <w:u w:val="none"/>
+                <w:strike w:val="false"/>
+                <w:sz w:val="12"/>
+                <w:szCs w:val="12"/>
+                <w:color w:val="000000"/>
+              </w:rPr>
+            </w:pPr>
+            <w:r>
+              <w:rPr>
+                <w:rFonts w:ascii="Times New Roman" w:hAnsi="Times New Roman" w:eastAsia="Times New Roman" w:cs="Times New Roman"/>
+                <w:i w:val="false"/>
+                <w:b w:val="false"/>
+                <w:u w:val="none"/>
+                <w:strike w:val="false"/>
+                <w:sz w:val="12"/>
+                <w:szCs w:val="12"/>
+                <w:color w:val="000000"/>
+              </w:rPr>
+              <w:t xml:space="preserve">0.210</w:t>
             </w:r>
           </w:p>
         </w:tc>
@@ -5194,117 +5194,117 @@
                 <w:szCs w:val="12"/>
                 <w:color w:val="000000"/>
               </w:rPr>
-              <w:t xml:space="preserve">1.52 (0.83–2.78)</w:t>
-            </w:r>
-          </w:p>
-        </w:tc>
-        <w:tc>
-          <w:tcPr>
-            <w:tcBorders>
-              <w:bottom w:val="none" w:sz="0" w:space="0" w:color="000000"/>
-              <w:top w:val="none" w:sz="0" w:space="0" w:color="000000"/>
-              <w:left w:val="none" w:sz="0" w:space="0" w:color="000000"/>
-              <w:right w:val="none" w:sz="0" w:space="0" w:color="000000"/>
-            </w:tcBorders>
-            <w:shd w:val="clear" w:color="auto" w:fill="FFFFFF"/>
-            <w:tcMar>
-              <w:top w:w="0" w:type="dxa"/>
-              <w:bottom w:w="0" w:type="dxa"/>
-              <w:left w:w="0" w:type="dxa"/>
-              <w:right w:w="0" w:type="dxa"/>
-            </w:tcMar>
-            <w:vAlign w:val="center"/>
-          </w:tcPr>
-          <w:p>
-            <w:pPr>
-              <w:pStyle w:val="Normal"/>
-              <w:jc w:val="left"/>
-              <w:pBdr>
-                <w:bottom w:val="none" w:sz="0" w:space="0" w:color="000000"/>
-                <w:top w:val="none" w:sz="0" w:space="0" w:color="000000"/>
-                <w:left w:val="none" w:sz="0" w:space="0" w:color="000000"/>
-                <w:right w:val="none" w:sz="0" w:space="0" w:color="000000"/>
-              </w:pBdr>
-              <w:spacing w:after="100" w:before="100" w:line="240"/>
-              <w:ind w:left="100" w:right="100" w:firstLine="0" w:firstLineChars="0"/>
-              <w:rPr>
-                <w:rFonts w:ascii="Times New Roman" w:hAnsi="Times New Roman" w:eastAsia="Times New Roman" w:cs="Times New Roman"/>
-                <w:i w:val="false"/>
-                <w:b w:val="false"/>
-                <w:u w:val="none"/>
-                <w:strike w:val="false"/>
-                <w:sz w:val="12"/>
-                <w:szCs w:val="12"/>
-                <w:color w:val="000000"/>
-              </w:rPr>
-            </w:pPr>
-            <w:r>
-              <w:rPr>
-                <w:rFonts w:ascii="Times New Roman" w:hAnsi="Times New Roman" w:eastAsia="Times New Roman" w:cs="Times New Roman"/>
-                <w:i w:val="false"/>
-                <w:b w:val="false"/>
-                <w:u w:val="none"/>
-                <w:strike w:val="false"/>
-                <w:sz w:val="12"/>
-                <w:szCs w:val="12"/>
-                <w:color w:val="000000"/>
-              </w:rPr>
-              <w:t xml:space="preserve">0.176</w:t>
-            </w:r>
-          </w:p>
-        </w:tc>
-        <w:tc>
-          <w:tcPr>
-            <w:tcBorders>
-              <w:bottom w:val="none" w:sz="0" w:space="0" w:color="000000"/>
-              <w:top w:val="none" w:sz="0" w:space="0" w:color="000000"/>
-              <w:left w:val="none" w:sz="0" w:space="0" w:color="000000"/>
-              <w:right w:val="none" w:sz="0" w:space="0" w:color="000000"/>
-            </w:tcBorders>
-            <w:shd w:val="clear" w:color="auto" w:fill="FFFFFF"/>
-            <w:tcMar>
-              <w:top w:w="0" w:type="dxa"/>
-              <w:bottom w:w="0" w:type="dxa"/>
-              <w:left w:w="0" w:type="dxa"/>
-              <w:right w:w="0" w:type="dxa"/>
-            </w:tcMar>
-            <w:vAlign w:val="center"/>
-          </w:tcPr>
-          <w:p>
-            <w:pPr>
-              <w:pStyle w:val="Normal"/>
-              <w:jc w:val="left"/>
-              <w:pBdr>
-                <w:bottom w:val="none" w:sz="0" w:space="0" w:color="000000"/>
-                <w:top w:val="none" w:sz="0" w:space="0" w:color="000000"/>
-                <w:left w:val="none" w:sz="0" w:space="0" w:color="000000"/>
-                <w:right w:val="none" w:sz="0" w:space="0" w:color="000000"/>
-              </w:pBdr>
-              <w:spacing w:after="100" w:before="100" w:line="240"/>
-              <w:ind w:left="100" w:right="100" w:firstLine="0" w:firstLineChars="0"/>
-              <w:rPr>
-                <w:rFonts w:ascii="Times New Roman" w:hAnsi="Times New Roman" w:eastAsia="Times New Roman" w:cs="Times New Roman"/>
-                <w:i w:val="false"/>
-                <w:b w:val="false"/>
-                <w:u w:val="none"/>
-                <w:strike w:val="false"/>
-                <w:sz w:val="12"/>
-                <w:szCs w:val="12"/>
-                <w:color w:val="000000"/>
-              </w:rPr>
-            </w:pPr>
-            <w:r>
-              <w:rPr>
-                <w:rFonts w:ascii="Times New Roman" w:hAnsi="Times New Roman" w:eastAsia="Times New Roman" w:cs="Times New Roman"/>
-                <w:i w:val="false"/>
-                <w:b w:val="false"/>
-                <w:u w:val="none"/>
-                <w:strike w:val="false"/>
-                <w:sz w:val="12"/>
-                <w:szCs w:val="12"/>
-                <w:color w:val="000000"/>
-              </w:rPr>
-              <w:t xml:space="preserve">0.282</w:t>
+              <w:t xml:space="preserve">1.66 (0.91–3.03)</w:t>
+            </w:r>
+          </w:p>
+        </w:tc>
+        <w:tc>
+          <w:tcPr>
+            <w:tcBorders>
+              <w:bottom w:val="none" w:sz="0" w:space="0" w:color="000000"/>
+              <w:top w:val="none" w:sz="0" w:space="0" w:color="000000"/>
+              <w:left w:val="none" w:sz="0" w:space="0" w:color="000000"/>
+              <w:right w:val="none" w:sz="0" w:space="0" w:color="000000"/>
+            </w:tcBorders>
+            <w:shd w:val="clear" w:color="auto" w:fill="FFFFFF"/>
+            <w:tcMar>
+              <w:top w:w="0" w:type="dxa"/>
+              <w:bottom w:w="0" w:type="dxa"/>
+              <w:left w:w="0" w:type="dxa"/>
+              <w:right w:w="0" w:type="dxa"/>
+            </w:tcMar>
+            <w:vAlign w:val="center"/>
+          </w:tcPr>
+          <w:p>
+            <w:pPr>
+              <w:pStyle w:val="Normal"/>
+              <w:jc w:val="left"/>
+              <w:pBdr>
+                <w:bottom w:val="none" w:sz="0" w:space="0" w:color="000000"/>
+                <w:top w:val="none" w:sz="0" w:space="0" w:color="000000"/>
+                <w:left w:val="none" w:sz="0" w:space="0" w:color="000000"/>
+                <w:right w:val="none" w:sz="0" w:space="0" w:color="000000"/>
+              </w:pBdr>
+              <w:spacing w:after="100" w:before="100" w:line="240"/>
+              <w:ind w:left="100" w:right="100" w:firstLine="0" w:firstLineChars="0"/>
+              <w:rPr>
+                <w:rFonts w:ascii="Times New Roman" w:hAnsi="Times New Roman" w:eastAsia="Times New Roman" w:cs="Times New Roman"/>
+                <w:i w:val="false"/>
+                <w:b w:val="false"/>
+                <w:u w:val="none"/>
+                <w:strike w:val="false"/>
+                <w:sz w:val="12"/>
+                <w:szCs w:val="12"/>
+                <w:color w:val="000000"/>
+              </w:rPr>
+            </w:pPr>
+            <w:r>
+              <w:rPr>
+                <w:rFonts w:ascii="Times New Roman" w:hAnsi="Times New Roman" w:eastAsia="Times New Roman" w:cs="Times New Roman"/>
+                <w:i w:val="false"/>
+                <w:b w:val="false"/>
+                <w:u w:val="none"/>
+                <w:strike w:val="false"/>
+                <w:sz w:val="12"/>
+                <w:szCs w:val="12"/>
+                <w:color w:val="000000"/>
+              </w:rPr>
+              <w:t xml:space="preserve">0.098</w:t>
+            </w:r>
+          </w:p>
+        </w:tc>
+        <w:tc>
+          <w:tcPr>
+            <w:tcBorders>
+              <w:bottom w:val="none" w:sz="0" w:space="0" w:color="000000"/>
+              <w:top w:val="none" w:sz="0" w:space="0" w:color="000000"/>
+              <w:left w:val="none" w:sz="0" w:space="0" w:color="000000"/>
+              <w:right w:val="none" w:sz="0" w:space="0" w:color="000000"/>
+            </w:tcBorders>
+            <w:shd w:val="clear" w:color="auto" w:fill="FFFFFF"/>
+            <w:tcMar>
+              <w:top w:w="0" w:type="dxa"/>
+              <w:bottom w:w="0" w:type="dxa"/>
+              <w:left w:w="0" w:type="dxa"/>
+              <w:right w:w="0" w:type="dxa"/>
+            </w:tcMar>
+            <w:vAlign w:val="center"/>
+          </w:tcPr>
+          <w:p>
+            <w:pPr>
+              <w:pStyle w:val="Normal"/>
+              <w:jc w:val="left"/>
+              <w:pBdr>
+                <w:bottom w:val="none" w:sz="0" w:space="0" w:color="000000"/>
+                <w:top w:val="none" w:sz="0" w:space="0" w:color="000000"/>
+                <w:left w:val="none" w:sz="0" w:space="0" w:color="000000"/>
+                <w:right w:val="none" w:sz="0" w:space="0" w:color="000000"/>
+              </w:pBdr>
+              <w:spacing w:after="100" w:before="100" w:line="240"/>
+              <w:ind w:left="100" w:right="100" w:firstLine="0" w:firstLineChars="0"/>
+              <w:rPr>
+                <w:rFonts w:ascii="Times New Roman" w:hAnsi="Times New Roman" w:eastAsia="Times New Roman" w:cs="Times New Roman"/>
+                <w:i w:val="false"/>
+                <w:b w:val="false"/>
+                <w:u w:val="none"/>
+                <w:strike w:val="false"/>
+                <w:sz w:val="12"/>
+                <w:szCs w:val="12"/>
+                <w:color w:val="000000"/>
+              </w:rPr>
+            </w:pPr>
+            <w:r>
+              <w:rPr>
+                <w:rFonts w:ascii="Times New Roman" w:hAnsi="Times New Roman" w:eastAsia="Times New Roman" w:cs="Times New Roman"/>
+                <w:i w:val="false"/>
+                <w:b w:val="false"/>
+                <w:u w:val="none"/>
+                <w:strike w:val="false"/>
+                <w:sz w:val="12"/>
+                <w:szCs w:val="12"/>
+                <w:color w:val="000000"/>
+              </w:rPr>
+              <w:t xml:space="preserve">0.209</w:t>
             </w:r>
           </w:p>
         </w:tc>
@@ -5469,117 +5469,117 @@
                 <w:szCs w:val="12"/>
                 <w:color w:val="000000"/>
               </w:rPr>
-              <w:t xml:space="preserve">1.58 (0.85–2.93)</w:t>
-            </w:r>
-          </w:p>
-        </w:tc>
-        <w:tc>
-          <w:tcPr>
-            <w:tcBorders>
-              <w:bottom w:val="none" w:sz="0" w:space="0" w:color="000000"/>
-              <w:top w:val="none" w:sz="0" w:space="0" w:color="000000"/>
-              <w:left w:val="none" w:sz="0" w:space="0" w:color="000000"/>
-              <w:right w:val="none" w:sz="0" w:space="0" w:color="000000"/>
-            </w:tcBorders>
-            <w:shd w:val="clear" w:color="auto" w:fill="FFFFFF"/>
-            <w:tcMar>
-              <w:top w:w="0" w:type="dxa"/>
-              <w:bottom w:w="0" w:type="dxa"/>
-              <w:left w:w="0" w:type="dxa"/>
-              <w:right w:w="0" w:type="dxa"/>
-            </w:tcMar>
-            <w:vAlign w:val="center"/>
-          </w:tcPr>
-          <w:p>
-            <w:pPr>
-              <w:pStyle w:val="Normal"/>
-              <w:jc w:val="left"/>
-              <w:pBdr>
-                <w:bottom w:val="none" w:sz="0" w:space="0" w:color="000000"/>
-                <w:top w:val="none" w:sz="0" w:space="0" w:color="000000"/>
-                <w:left w:val="none" w:sz="0" w:space="0" w:color="000000"/>
-                <w:right w:val="none" w:sz="0" w:space="0" w:color="000000"/>
-              </w:pBdr>
-              <w:spacing w:after="100" w:before="100" w:line="240"/>
-              <w:ind w:left="100" w:right="100" w:firstLine="0" w:firstLineChars="0"/>
-              <w:rPr>
-                <w:rFonts w:ascii="Times New Roman" w:hAnsi="Times New Roman" w:eastAsia="Times New Roman" w:cs="Times New Roman"/>
-                <w:i w:val="false"/>
-                <w:b w:val="false"/>
-                <w:u w:val="none"/>
-                <w:strike w:val="false"/>
-                <w:sz w:val="12"/>
-                <w:szCs w:val="12"/>
-                <w:color w:val="000000"/>
-              </w:rPr>
-            </w:pPr>
-            <w:r>
-              <w:rPr>
-                <w:rFonts w:ascii="Times New Roman" w:hAnsi="Times New Roman" w:eastAsia="Times New Roman" w:cs="Times New Roman"/>
-                <w:i w:val="false"/>
-                <w:b w:val="false"/>
-                <w:u w:val="none"/>
-                <w:strike w:val="false"/>
-                <w:sz w:val="12"/>
-                <w:szCs w:val="12"/>
-                <w:color w:val="000000"/>
-              </w:rPr>
-              <w:t xml:space="preserve">0.150</w:t>
-            </w:r>
-          </w:p>
-        </w:tc>
-        <w:tc>
-          <w:tcPr>
-            <w:tcBorders>
-              <w:bottom w:val="none" w:sz="0" w:space="0" w:color="000000"/>
-              <w:top w:val="none" w:sz="0" w:space="0" w:color="000000"/>
-              <w:left w:val="none" w:sz="0" w:space="0" w:color="000000"/>
-              <w:right w:val="none" w:sz="0" w:space="0" w:color="000000"/>
-            </w:tcBorders>
-            <w:shd w:val="clear" w:color="auto" w:fill="FFFFFF"/>
-            <w:tcMar>
-              <w:top w:w="0" w:type="dxa"/>
-              <w:bottom w:w="0" w:type="dxa"/>
-              <w:left w:w="0" w:type="dxa"/>
-              <w:right w:w="0" w:type="dxa"/>
-            </w:tcMar>
-            <w:vAlign w:val="center"/>
-          </w:tcPr>
-          <w:p>
-            <w:pPr>
-              <w:pStyle w:val="Normal"/>
-              <w:jc w:val="left"/>
-              <w:pBdr>
-                <w:bottom w:val="none" w:sz="0" w:space="0" w:color="000000"/>
-                <w:top w:val="none" w:sz="0" w:space="0" w:color="000000"/>
-                <w:left w:val="none" w:sz="0" w:space="0" w:color="000000"/>
-                <w:right w:val="none" w:sz="0" w:space="0" w:color="000000"/>
-              </w:pBdr>
-              <w:spacing w:after="100" w:before="100" w:line="240"/>
-              <w:ind w:left="100" w:right="100" w:firstLine="0" w:firstLineChars="0"/>
-              <w:rPr>
-                <w:rFonts w:ascii="Times New Roman" w:hAnsi="Times New Roman" w:eastAsia="Times New Roman" w:cs="Times New Roman"/>
-                <w:i w:val="false"/>
-                <w:b w:val="false"/>
-                <w:u w:val="none"/>
-                <w:strike w:val="false"/>
-                <w:sz w:val="12"/>
-                <w:szCs w:val="12"/>
-                <w:color w:val="000000"/>
-              </w:rPr>
-            </w:pPr>
-            <w:r>
-              <w:rPr>
-                <w:rFonts w:ascii="Times New Roman" w:hAnsi="Times New Roman" w:eastAsia="Times New Roman" w:cs="Times New Roman"/>
-                <w:i w:val="false"/>
-                <w:b w:val="false"/>
-                <w:u w:val="none"/>
-                <w:strike w:val="false"/>
-                <w:sz w:val="12"/>
-                <w:szCs w:val="12"/>
-                <w:color w:val="000000"/>
-              </w:rPr>
-              <w:t xml:space="preserve">0.320</w:t>
+              <w:t xml:space="preserve">1.83 (0.98–3.40)</w:t>
+            </w:r>
+          </w:p>
+        </w:tc>
+        <w:tc>
+          <w:tcPr>
+            <w:tcBorders>
+              <w:bottom w:val="none" w:sz="0" w:space="0" w:color="000000"/>
+              <w:top w:val="none" w:sz="0" w:space="0" w:color="000000"/>
+              <w:left w:val="none" w:sz="0" w:space="0" w:color="000000"/>
+              <w:right w:val="none" w:sz="0" w:space="0" w:color="000000"/>
+            </w:tcBorders>
+            <w:shd w:val="clear" w:color="auto" w:fill="FFFFFF"/>
+            <w:tcMar>
+              <w:top w:w="0" w:type="dxa"/>
+              <w:bottom w:w="0" w:type="dxa"/>
+              <w:left w:w="0" w:type="dxa"/>
+              <w:right w:w="0" w:type="dxa"/>
+            </w:tcMar>
+            <w:vAlign w:val="center"/>
+          </w:tcPr>
+          <w:p>
+            <w:pPr>
+              <w:pStyle w:val="Normal"/>
+              <w:jc w:val="left"/>
+              <w:pBdr>
+                <w:bottom w:val="none" w:sz="0" w:space="0" w:color="000000"/>
+                <w:top w:val="none" w:sz="0" w:space="0" w:color="000000"/>
+                <w:left w:val="none" w:sz="0" w:space="0" w:color="000000"/>
+                <w:right w:val="none" w:sz="0" w:space="0" w:color="000000"/>
+              </w:pBdr>
+              <w:spacing w:after="100" w:before="100" w:line="240"/>
+              <w:ind w:left="100" w:right="100" w:firstLine="0" w:firstLineChars="0"/>
+              <w:rPr>
+                <w:rFonts w:ascii="Times New Roman" w:hAnsi="Times New Roman" w:eastAsia="Times New Roman" w:cs="Times New Roman"/>
+                <w:i w:val="false"/>
+                <w:b w:val="false"/>
+                <w:u w:val="none"/>
+                <w:strike w:val="false"/>
+                <w:sz w:val="12"/>
+                <w:szCs w:val="12"/>
+                <w:color w:val="000000"/>
+              </w:rPr>
+            </w:pPr>
+            <w:r>
+              <w:rPr>
+                <w:rFonts w:ascii="Times New Roman" w:hAnsi="Times New Roman" w:eastAsia="Times New Roman" w:cs="Times New Roman"/>
+                <w:i w:val="false"/>
+                <w:b w:val="false"/>
+                <w:u w:val="none"/>
+                <w:strike w:val="false"/>
+                <w:sz w:val="12"/>
+                <w:szCs w:val="12"/>
+                <w:color w:val="000000"/>
+              </w:rPr>
+              <w:t xml:space="preserve">0.056</w:t>
+            </w:r>
+          </w:p>
+        </w:tc>
+        <w:tc>
+          <w:tcPr>
+            <w:tcBorders>
+              <w:bottom w:val="none" w:sz="0" w:space="0" w:color="000000"/>
+              <w:top w:val="none" w:sz="0" w:space="0" w:color="000000"/>
+              <w:left w:val="none" w:sz="0" w:space="0" w:color="000000"/>
+              <w:right w:val="none" w:sz="0" w:space="0" w:color="000000"/>
+            </w:tcBorders>
+            <w:shd w:val="clear" w:color="auto" w:fill="FFFFFF"/>
+            <w:tcMar>
+              <w:top w:w="0" w:type="dxa"/>
+              <w:bottom w:w="0" w:type="dxa"/>
+              <w:left w:w="0" w:type="dxa"/>
+              <w:right w:w="0" w:type="dxa"/>
+            </w:tcMar>
+            <w:vAlign w:val="center"/>
+          </w:tcPr>
+          <w:p>
+            <w:pPr>
+              <w:pStyle w:val="Normal"/>
+              <w:jc w:val="left"/>
+              <w:pBdr>
+                <w:bottom w:val="none" w:sz="0" w:space="0" w:color="000000"/>
+                <w:top w:val="none" w:sz="0" w:space="0" w:color="000000"/>
+                <w:left w:val="none" w:sz="0" w:space="0" w:color="000000"/>
+                <w:right w:val="none" w:sz="0" w:space="0" w:color="000000"/>
+              </w:pBdr>
+              <w:spacing w:after="100" w:before="100" w:line="240"/>
+              <w:ind w:left="100" w:right="100" w:firstLine="0" w:firstLineChars="0"/>
+              <w:rPr>
+                <w:rFonts w:ascii="Times New Roman" w:hAnsi="Times New Roman" w:eastAsia="Times New Roman" w:cs="Times New Roman"/>
+                <w:i w:val="false"/>
+                <w:b w:val="false"/>
+                <w:u w:val="none"/>
+                <w:strike w:val="false"/>
+                <w:sz w:val="12"/>
+                <w:szCs w:val="12"/>
+                <w:color w:val="000000"/>
+              </w:rPr>
+            </w:pPr>
+            <w:r>
+              <w:rPr>
+                <w:rFonts w:ascii="Times New Roman" w:hAnsi="Times New Roman" w:eastAsia="Times New Roman" w:cs="Times New Roman"/>
+                <w:i w:val="false"/>
+                <w:b w:val="false"/>
+                <w:u w:val="none"/>
+                <w:strike w:val="false"/>
+                <w:sz w:val="12"/>
+                <w:szCs w:val="12"/>
+                <w:color w:val="000000"/>
+              </w:rPr>
+              <w:t xml:space="preserve">0.361</w:t>
             </w:r>
           </w:p>
         </w:tc>
@@ -6794,7 +6794,7 @@
                 <w:szCs w:val="12"/>
                 <w:color w:val="000000"/>
               </w:rPr>
-              <w:t xml:space="preserve">0.250</w:t>
+              <w:t xml:space="preserve">0.209</w:t>
             </w:r>
           </w:p>
         </w:tc>
@@ -6959,117 +6959,117 @@
                 <w:szCs w:val="12"/>
                 <w:color w:val="000000"/>
               </w:rPr>
-              <w:t xml:space="preserve">0.66 (0.35–1.26)</w:t>
-            </w:r>
-          </w:p>
-        </w:tc>
-        <w:tc>
-          <w:tcPr>
-            <w:tcBorders>
-              <w:bottom w:val="none" w:sz="0" w:space="0" w:color="000000"/>
-              <w:top w:val="none" w:sz="0" w:space="0" w:color="000000"/>
-              <w:left w:val="none" w:sz="0" w:space="0" w:color="000000"/>
-              <w:right w:val="none" w:sz="0" w:space="0" w:color="000000"/>
-            </w:tcBorders>
-            <w:shd w:val="clear" w:color="auto" w:fill="FFFFFF"/>
-            <w:tcMar>
-              <w:top w:w="0" w:type="dxa"/>
-              <w:bottom w:w="0" w:type="dxa"/>
-              <w:left w:w="0" w:type="dxa"/>
-              <w:right w:w="0" w:type="dxa"/>
-            </w:tcMar>
-            <w:vAlign w:val="center"/>
-          </w:tcPr>
-          <w:p>
-            <w:pPr>
-              <w:pStyle w:val="Normal"/>
-              <w:jc w:val="left"/>
-              <w:pBdr>
-                <w:bottom w:val="none" w:sz="0" w:space="0" w:color="000000"/>
-                <w:top w:val="none" w:sz="0" w:space="0" w:color="000000"/>
-                <w:left w:val="none" w:sz="0" w:space="0" w:color="000000"/>
-                <w:right w:val="none" w:sz="0" w:space="0" w:color="000000"/>
-              </w:pBdr>
-              <w:spacing w:after="100" w:before="100" w:line="240"/>
-              <w:ind w:left="100" w:right="100" w:firstLine="0" w:firstLineChars="0"/>
-              <w:rPr>
-                <w:rFonts w:ascii="Times New Roman" w:hAnsi="Times New Roman" w:eastAsia="Times New Roman" w:cs="Times New Roman"/>
-                <w:i w:val="false"/>
-                <w:b w:val="false"/>
-                <w:u w:val="none"/>
-                <w:strike w:val="false"/>
-                <w:sz w:val="12"/>
-                <w:szCs w:val="12"/>
-                <w:color w:val="000000"/>
-              </w:rPr>
-            </w:pPr>
-            <w:r>
-              <w:rPr>
-                <w:rFonts w:ascii="Times New Roman" w:hAnsi="Times New Roman" w:eastAsia="Times New Roman" w:cs="Times New Roman"/>
-                <w:i w:val="false"/>
-                <w:b w:val="false"/>
-                <w:u w:val="none"/>
-                <w:strike w:val="false"/>
-                <w:sz w:val="12"/>
-                <w:szCs w:val="12"/>
-                <w:color w:val="000000"/>
-              </w:rPr>
-              <w:t xml:space="preserve">0.212</w:t>
-            </w:r>
-          </w:p>
-        </w:tc>
-        <w:tc>
-          <w:tcPr>
-            <w:tcBorders>
-              <w:bottom w:val="none" w:sz="0" w:space="0" w:color="000000"/>
-              <w:top w:val="none" w:sz="0" w:space="0" w:color="000000"/>
-              <w:left w:val="none" w:sz="0" w:space="0" w:color="000000"/>
-              <w:right w:val="none" w:sz="0" w:space="0" w:color="000000"/>
-            </w:tcBorders>
-            <w:shd w:val="clear" w:color="auto" w:fill="FFFFFF"/>
-            <w:tcMar>
-              <w:top w:w="0" w:type="dxa"/>
-              <w:bottom w:w="0" w:type="dxa"/>
-              <w:left w:w="0" w:type="dxa"/>
-              <w:right w:w="0" w:type="dxa"/>
-            </w:tcMar>
-            <w:vAlign w:val="center"/>
-          </w:tcPr>
-          <w:p>
-            <w:pPr>
-              <w:pStyle w:val="Normal"/>
-              <w:jc w:val="left"/>
-              <w:pBdr>
-                <w:bottom w:val="none" w:sz="0" w:space="0" w:color="000000"/>
-                <w:top w:val="none" w:sz="0" w:space="0" w:color="000000"/>
-                <w:left w:val="none" w:sz="0" w:space="0" w:color="000000"/>
-                <w:right w:val="none" w:sz="0" w:space="0" w:color="000000"/>
-              </w:pBdr>
-              <w:spacing w:after="100" w:before="100" w:line="240"/>
-              <w:ind w:left="100" w:right="100" w:firstLine="0" w:firstLineChars="0"/>
-              <w:rPr>
-                <w:rFonts w:ascii="Times New Roman" w:hAnsi="Times New Roman" w:eastAsia="Times New Roman" w:cs="Times New Roman"/>
-                <w:i w:val="false"/>
-                <w:b w:val="false"/>
-                <w:u w:val="none"/>
-                <w:strike w:val="false"/>
-                <w:sz w:val="12"/>
-                <w:szCs w:val="12"/>
-                <w:color w:val="000000"/>
-              </w:rPr>
-            </w:pPr>
-            <w:r>
-              <w:rPr>
-                <w:rFonts w:ascii="Times New Roman" w:hAnsi="Times New Roman" w:eastAsia="Times New Roman" w:cs="Times New Roman"/>
-                <w:i w:val="false"/>
-                <w:b w:val="false"/>
-                <w:u w:val="none"/>
-                <w:strike w:val="false"/>
-                <w:sz w:val="12"/>
-                <w:szCs w:val="12"/>
-                <w:color w:val="000000"/>
-              </w:rPr>
-              <w:t xml:space="preserve">0.326</w:t>
+              <w:t xml:space="preserve">0.67 (0.35–1.27)</w:t>
+            </w:r>
+          </w:p>
+        </w:tc>
+        <w:tc>
+          <w:tcPr>
+            <w:tcBorders>
+              <w:bottom w:val="none" w:sz="0" w:space="0" w:color="000000"/>
+              <w:top w:val="none" w:sz="0" w:space="0" w:color="000000"/>
+              <w:left w:val="none" w:sz="0" w:space="0" w:color="000000"/>
+              <w:right w:val="none" w:sz="0" w:space="0" w:color="000000"/>
+            </w:tcBorders>
+            <w:shd w:val="clear" w:color="auto" w:fill="FFFFFF"/>
+            <w:tcMar>
+              <w:top w:w="0" w:type="dxa"/>
+              <w:bottom w:w="0" w:type="dxa"/>
+              <w:left w:w="0" w:type="dxa"/>
+              <w:right w:w="0" w:type="dxa"/>
+            </w:tcMar>
+            <w:vAlign w:val="center"/>
+          </w:tcPr>
+          <w:p>
+            <w:pPr>
+              <w:pStyle w:val="Normal"/>
+              <w:jc w:val="left"/>
+              <w:pBdr>
+                <w:bottom w:val="none" w:sz="0" w:space="0" w:color="000000"/>
+                <w:top w:val="none" w:sz="0" w:space="0" w:color="000000"/>
+                <w:left w:val="none" w:sz="0" w:space="0" w:color="000000"/>
+                <w:right w:val="none" w:sz="0" w:space="0" w:color="000000"/>
+              </w:pBdr>
+              <w:spacing w:after="100" w:before="100" w:line="240"/>
+              <w:ind w:left="100" w:right="100" w:firstLine="0" w:firstLineChars="0"/>
+              <w:rPr>
+                <w:rFonts w:ascii="Times New Roman" w:hAnsi="Times New Roman" w:eastAsia="Times New Roman" w:cs="Times New Roman"/>
+                <w:i w:val="false"/>
+                <w:b w:val="false"/>
+                <w:u w:val="none"/>
+                <w:strike w:val="false"/>
+                <w:sz w:val="12"/>
+                <w:szCs w:val="12"/>
+                <w:color w:val="000000"/>
+              </w:rPr>
+            </w:pPr>
+            <w:r>
+              <w:rPr>
+                <w:rFonts w:ascii="Times New Roman" w:hAnsi="Times New Roman" w:eastAsia="Times New Roman" w:cs="Times New Roman"/>
+                <w:i w:val="false"/>
+                <w:b w:val="false"/>
+                <w:u w:val="none"/>
+                <w:strike w:val="false"/>
+                <w:sz w:val="12"/>
+                <w:szCs w:val="12"/>
+                <w:color w:val="000000"/>
+              </w:rPr>
+              <w:t xml:space="preserve">0.215</w:t>
+            </w:r>
+          </w:p>
+        </w:tc>
+        <w:tc>
+          <w:tcPr>
+            <w:tcBorders>
+              <w:bottom w:val="none" w:sz="0" w:space="0" w:color="000000"/>
+              <w:top w:val="none" w:sz="0" w:space="0" w:color="000000"/>
+              <w:left w:val="none" w:sz="0" w:space="0" w:color="000000"/>
+              <w:right w:val="none" w:sz="0" w:space="0" w:color="000000"/>
+            </w:tcBorders>
+            <w:shd w:val="clear" w:color="auto" w:fill="FFFFFF"/>
+            <w:tcMar>
+              <w:top w:w="0" w:type="dxa"/>
+              <w:bottom w:w="0" w:type="dxa"/>
+              <w:left w:w="0" w:type="dxa"/>
+              <w:right w:w="0" w:type="dxa"/>
+            </w:tcMar>
+            <w:vAlign w:val="center"/>
+          </w:tcPr>
+          <w:p>
+            <w:pPr>
+              <w:pStyle w:val="Normal"/>
+              <w:jc w:val="left"/>
+              <w:pBdr>
+                <w:bottom w:val="none" w:sz="0" w:space="0" w:color="000000"/>
+                <w:top w:val="none" w:sz="0" w:space="0" w:color="000000"/>
+                <w:left w:val="none" w:sz="0" w:space="0" w:color="000000"/>
+                <w:right w:val="none" w:sz="0" w:space="0" w:color="000000"/>
+              </w:pBdr>
+              <w:spacing w:after="100" w:before="100" w:line="240"/>
+              <w:ind w:left="100" w:right="100" w:firstLine="0" w:firstLineChars="0"/>
+              <w:rPr>
+                <w:rFonts w:ascii="Times New Roman" w:hAnsi="Times New Roman" w:eastAsia="Times New Roman" w:cs="Times New Roman"/>
+                <w:i w:val="false"/>
+                <w:b w:val="false"/>
+                <w:u w:val="none"/>
+                <w:strike w:val="false"/>
+                <w:sz w:val="12"/>
+                <w:szCs w:val="12"/>
+                <w:color w:val="000000"/>
+              </w:rPr>
+            </w:pPr>
+            <w:r>
+              <w:rPr>
+                <w:rFonts w:ascii="Times New Roman" w:hAnsi="Times New Roman" w:eastAsia="Times New Roman" w:cs="Times New Roman"/>
+                <w:i w:val="false"/>
+                <w:b w:val="false"/>
+                <w:u w:val="none"/>
+                <w:strike w:val="false"/>
+                <w:sz w:val="12"/>
+                <w:szCs w:val="12"/>
+                <w:color w:val="000000"/>
+              </w:rPr>
+              <w:t xml:space="preserve">0.381</w:t>
             </w:r>
           </w:p>
         </w:tc>
@@ -8174,117 +8174,117 @@
                 <w:szCs w:val="12"/>
                 <w:color w:val="000000"/>
               </w:rPr>
-              <w:t xml:space="preserve">1.14 (0.64–2.01)</w:t>
-            </w:r>
-          </w:p>
-        </w:tc>
-        <w:tc>
-          <w:tcPr>
-            <w:tcBorders>
-              <w:bottom w:val="none" w:sz="0" w:space="0" w:color="000000"/>
-              <w:top w:val="none" w:sz="0" w:space="0" w:color="000000"/>
-              <w:left w:val="none" w:sz="0" w:space="0" w:color="000000"/>
-              <w:right w:val="none" w:sz="0" w:space="0" w:color="000000"/>
-            </w:tcBorders>
-            <w:shd w:val="clear" w:color="auto" w:fill="FFFFFF"/>
-            <w:tcMar>
-              <w:top w:w="0" w:type="dxa"/>
-              <w:bottom w:w="0" w:type="dxa"/>
-              <w:left w:w="0" w:type="dxa"/>
-              <w:right w:w="0" w:type="dxa"/>
-            </w:tcMar>
-            <w:vAlign w:val="center"/>
-          </w:tcPr>
-          <w:p>
-            <w:pPr>
-              <w:pStyle w:val="Normal"/>
-              <w:jc w:val="left"/>
-              <w:pBdr>
-                <w:bottom w:val="none" w:sz="0" w:space="0" w:color="000000"/>
-                <w:top w:val="none" w:sz="0" w:space="0" w:color="000000"/>
-                <w:left w:val="none" w:sz="0" w:space="0" w:color="000000"/>
-                <w:right w:val="none" w:sz="0" w:space="0" w:color="000000"/>
-              </w:pBdr>
-              <w:spacing w:after="100" w:before="100" w:line="240"/>
-              <w:ind w:left="100" w:right="100" w:firstLine="0" w:firstLineChars="0"/>
-              <w:rPr>
-                <w:rFonts w:ascii="Times New Roman" w:hAnsi="Times New Roman" w:eastAsia="Times New Roman" w:cs="Times New Roman"/>
-                <w:i w:val="false"/>
-                <w:b w:val="false"/>
-                <w:u w:val="none"/>
-                <w:strike w:val="false"/>
-                <w:sz w:val="12"/>
-                <w:szCs w:val="12"/>
-                <w:color w:val="000000"/>
-              </w:rPr>
-            </w:pPr>
-            <w:r>
-              <w:rPr>
-                <w:rFonts w:ascii="Times New Roman" w:hAnsi="Times New Roman" w:eastAsia="Times New Roman" w:cs="Times New Roman"/>
-                <w:i w:val="false"/>
-                <w:b w:val="false"/>
-                <w:u w:val="none"/>
-                <w:strike w:val="false"/>
-                <w:sz w:val="12"/>
-                <w:szCs w:val="12"/>
-                <w:color w:val="000000"/>
-              </w:rPr>
-              <w:t xml:space="preserve">0.662</w:t>
-            </w:r>
-          </w:p>
-        </w:tc>
-        <w:tc>
-          <w:tcPr>
-            <w:tcBorders>
-              <w:bottom w:val="none" w:sz="0" w:space="0" w:color="000000"/>
-              <w:top w:val="none" w:sz="0" w:space="0" w:color="000000"/>
-              <w:left w:val="none" w:sz="0" w:space="0" w:color="000000"/>
-              <w:right w:val="none" w:sz="0" w:space="0" w:color="000000"/>
-            </w:tcBorders>
-            <w:shd w:val="clear" w:color="auto" w:fill="FFFFFF"/>
-            <w:tcMar>
-              <w:top w:w="0" w:type="dxa"/>
-              <w:bottom w:w="0" w:type="dxa"/>
-              <w:left w:w="0" w:type="dxa"/>
-              <w:right w:w="0" w:type="dxa"/>
-            </w:tcMar>
-            <w:vAlign w:val="center"/>
-          </w:tcPr>
-          <w:p>
-            <w:pPr>
-              <w:pStyle w:val="Normal"/>
-              <w:jc w:val="left"/>
-              <w:pBdr>
-                <w:bottom w:val="none" w:sz="0" w:space="0" w:color="000000"/>
-                <w:top w:val="none" w:sz="0" w:space="0" w:color="000000"/>
-                <w:left w:val="none" w:sz="0" w:space="0" w:color="000000"/>
-                <w:right w:val="none" w:sz="0" w:space="0" w:color="000000"/>
-              </w:pBdr>
-              <w:spacing w:after="100" w:before="100" w:line="240"/>
-              <w:ind w:left="100" w:right="100" w:firstLine="0" w:firstLineChars="0"/>
-              <w:rPr>
-                <w:rFonts w:ascii="Times New Roman" w:hAnsi="Times New Roman" w:eastAsia="Times New Roman" w:cs="Times New Roman"/>
-                <w:i w:val="false"/>
-                <w:b w:val="false"/>
-                <w:u w:val="none"/>
-                <w:strike w:val="false"/>
-                <w:sz w:val="12"/>
-                <w:szCs w:val="12"/>
-                <w:color w:val="000000"/>
-              </w:rPr>
-            </w:pPr>
-            <w:r>
-              <w:rPr>
-                <w:rFonts w:ascii="Times New Roman" w:hAnsi="Times New Roman" w:eastAsia="Times New Roman" w:cs="Times New Roman"/>
-                <w:i w:val="false"/>
-                <w:b w:val="false"/>
-                <w:u w:val="none"/>
-                <w:strike w:val="false"/>
-                <w:sz w:val="12"/>
-                <w:szCs w:val="12"/>
-                <w:color w:val="000000"/>
-              </w:rPr>
-              <w:t xml:space="preserve">0.662</w:t>
+              <w:t xml:space="preserve">1.19 (0.67–2.10)</w:t>
+            </w:r>
+          </w:p>
+        </w:tc>
+        <w:tc>
+          <w:tcPr>
+            <w:tcBorders>
+              <w:bottom w:val="none" w:sz="0" w:space="0" w:color="000000"/>
+              <w:top w:val="none" w:sz="0" w:space="0" w:color="000000"/>
+              <w:left w:val="none" w:sz="0" w:space="0" w:color="000000"/>
+              <w:right w:val="none" w:sz="0" w:space="0" w:color="000000"/>
+            </w:tcBorders>
+            <w:shd w:val="clear" w:color="auto" w:fill="FFFFFF"/>
+            <w:tcMar>
+              <w:top w:w="0" w:type="dxa"/>
+              <w:bottom w:w="0" w:type="dxa"/>
+              <w:left w:w="0" w:type="dxa"/>
+              <w:right w:w="0" w:type="dxa"/>
+            </w:tcMar>
+            <w:vAlign w:val="center"/>
+          </w:tcPr>
+          <w:p>
+            <w:pPr>
+              <w:pStyle w:val="Normal"/>
+              <w:jc w:val="left"/>
+              <w:pBdr>
+                <w:bottom w:val="none" w:sz="0" w:space="0" w:color="000000"/>
+                <w:top w:val="none" w:sz="0" w:space="0" w:color="000000"/>
+                <w:left w:val="none" w:sz="0" w:space="0" w:color="000000"/>
+                <w:right w:val="none" w:sz="0" w:space="0" w:color="000000"/>
+              </w:pBdr>
+              <w:spacing w:after="100" w:before="100" w:line="240"/>
+              <w:ind w:left="100" w:right="100" w:firstLine="0" w:firstLineChars="0"/>
+              <w:rPr>
+                <w:rFonts w:ascii="Times New Roman" w:hAnsi="Times New Roman" w:eastAsia="Times New Roman" w:cs="Times New Roman"/>
+                <w:i w:val="false"/>
+                <w:b w:val="false"/>
+                <w:u w:val="none"/>
+                <w:strike w:val="false"/>
+                <w:sz w:val="12"/>
+                <w:szCs w:val="12"/>
+                <w:color w:val="000000"/>
+              </w:rPr>
+            </w:pPr>
+            <w:r>
+              <w:rPr>
+                <w:rFonts w:ascii="Times New Roman" w:hAnsi="Times New Roman" w:eastAsia="Times New Roman" w:cs="Times New Roman"/>
+                <w:i w:val="false"/>
+                <w:b w:val="false"/>
+                <w:u w:val="none"/>
+                <w:strike w:val="false"/>
+                <w:sz w:val="12"/>
+                <w:szCs w:val="12"/>
+                <w:color w:val="000000"/>
+              </w:rPr>
+              <w:t xml:space="preserve">0.549</w:t>
+            </w:r>
+          </w:p>
+        </w:tc>
+        <w:tc>
+          <w:tcPr>
+            <w:tcBorders>
+              <w:bottom w:val="none" w:sz="0" w:space="0" w:color="000000"/>
+              <w:top w:val="none" w:sz="0" w:space="0" w:color="000000"/>
+              <w:left w:val="none" w:sz="0" w:space="0" w:color="000000"/>
+              <w:right w:val="none" w:sz="0" w:space="0" w:color="000000"/>
+            </w:tcBorders>
+            <w:shd w:val="clear" w:color="auto" w:fill="FFFFFF"/>
+            <w:tcMar>
+              <w:top w:w="0" w:type="dxa"/>
+              <w:bottom w:w="0" w:type="dxa"/>
+              <w:left w:w="0" w:type="dxa"/>
+              <w:right w:w="0" w:type="dxa"/>
+            </w:tcMar>
+            <w:vAlign w:val="center"/>
+          </w:tcPr>
+          <w:p>
+            <w:pPr>
+              <w:pStyle w:val="Normal"/>
+              <w:jc w:val="left"/>
+              <w:pBdr>
+                <w:bottom w:val="none" w:sz="0" w:space="0" w:color="000000"/>
+                <w:top w:val="none" w:sz="0" w:space="0" w:color="000000"/>
+                <w:left w:val="none" w:sz="0" w:space="0" w:color="000000"/>
+                <w:right w:val="none" w:sz="0" w:space="0" w:color="000000"/>
+              </w:pBdr>
+              <w:spacing w:after="100" w:before="100" w:line="240"/>
+              <w:ind w:left="100" w:right="100" w:firstLine="0" w:firstLineChars="0"/>
+              <w:rPr>
+                <w:rFonts w:ascii="Times New Roman" w:hAnsi="Times New Roman" w:eastAsia="Times New Roman" w:cs="Times New Roman"/>
+                <w:i w:val="false"/>
+                <w:b w:val="false"/>
+                <w:u w:val="none"/>
+                <w:strike w:val="false"/>
+                <w:sz w:val="12"/>
+                <w:szCs w:val="12"/>
+                <w:color w:val="000000"/>
+              </w:rPr>
+            </w:pPr>
+            <w:r>
+              <w:rPr>
+                <w:rFonts w:ascii="Times New Roman" w:hAnsi="Times New Roman" w:eastAsia="Times New Roman" w:cs="Times New Roman"/>
+                <w:i w:val="false"/>
+                <w:b w:val="false"/>
+                <w:u w:val="none"/>
+                <w:strike w:val="false"/>
+                <w:sz w:val="12"/>
+                <w:szCs w:val="12"/>
+                <w:color w:val="000000"/>
+              </w:rPr>
+              <w:t xml:space="preserve">0.627</w:t>
             </w:r>
           </w:p>
         </w:tc>
@@ -8449,117 +8449,117 @@
                 <w:szCs w:val="12"/>
                 <w:color w:val="000000"/>
               </w:rPr>
-              <w:t xml:space="preserve">1.10 (0.60–2.03)</w:t>
-            </w:r>
-          </w:p>
-        </w:tc>
-        <w:tc>
-          <w:tcPr>
-            <w:tcBorders>
-              <w:bottom w:val="none" w:sz="0" w:space="0" w:color="000000"/>
-              <w:top w:val="none" w:sz="0" w:space="0" w:color="000000"/>
-              <w:left w:val="none" w:sz="0" w:space="0" w:color="000000"/>
-              <w:right w:val="none" w:sz="0" w:space="0" w:color="000000"/>
-            </w:tcBorders>
-            <w:shd w:val="clear" w:color="auto" w:fill="FFFFFF"/>
-            <w:tcMar>
-              <w:top w:w="0" w:type="dxa"/>
-              <w:bottom w:w="0" w:type="dxa"/>
-              <w:left w:w="0" w:type="dxa"/>
-              <w:right w:w="0" w:type="dxa"/>
-            </w:tcMar>
-            <w:vAlign w:val="center"/>
-          </w:tcPr>
-          <w:p>
-            <w:pPr>
-              <w:pStyle w:val="Normal"/>
-              <w:jc w:val="left"/>
-              <w:pBdr>
-                <w:bottom w:val="none" w:sz="0" w:space="0" w:color="000000"/>
-                <w:top w:val="none" w:sz="0" w:space="0" w:color="000000"/>
-                <w:left w:val="none" w:sz="0" w:space="0" w:color="000000"/>
-                <w:right w:val="none" w:sz="0" w:space="0" w:color="000000"/>
-              </w:pBdr>
-              <w:spacing w:after="100" w:before="100" w:line="240"/>
-              <w:ind w:left="100" w:right="100" w:firstLine="0" w:firstLineChars="0"/>
-              <w:rPr>
-                <w:rFonts w:ascii="Times New Roman" w:hAnsi="Times New Roman" w:eastAsia="Times New Roman" w:cs="Times New Roman"/>
-                <w:i w:val="false"/>
-                <w:b w:val="false"/>
-                <w:u w:val="none"/>
-                <w:strike w:val="false"/>
-                <w:sz w:val="12"/>
-                <w:szCs w:val="12"/>
-                <w:color w:val="000000"/>
-              </w:rPr>
-            </w:pPr>
-            <w:r>
-              <w:rPr>
-                <w:rFonts w:ascii="Times New Roman" w:hAnsi="Times New Roman" w:eastAsia="Times New Roman" w:cs="Times New Roman"/>
-                <w:i w:val="false"/>
-                <w:b w:val="false"/>
-                <w:u w:val="none"/>
-                <w:strike w:val="false"/>
-                <w:sz w:val="12"/>
-                <w:szCs w:val="12"/>
-                <w:color w:val="000000"/>
-              </w:rPr>
-              <w:t xml:space="preserve">0.757</w:t>
-            </w:r>
-          </w:p>
-        </w:tc>
-        <w:tc>
-          <w:tcPr>
-            <w:tcBorders>
-              <w:bottom w:val="none" w:sz="0" w:space="0" w:color="000000"/>
-              <w:top w:val="none" w:sz="0" w:space="0" w:color="000000"/>
-              <w:left w:val="none" w:sz="0" w:space="0" w:color="000000"/>
-              <w:right w:val="none" w:sz="0" w:space="0" w:color="000000"/>
-            </w:tcBorders>
-            <w:shd w:val="clear" w:color="auto" w:fill="FFFFFF"/>
-            <w:tcMar>
-              <w:top w:w="0" w:type="dxa"/>
-              <w:bottom w:w="0" w:type="dxa"/>
-              <w:left w:w="0" w:type="dxa"/>
-              <w:right w:w="0" w:type="dxa"/>
-            </w:tcMar>
-            <w:vAlign w:val="center"/>
-          </w:tcPr>
-          <w:p>
-            <w:pPr>
-              <w:pStyle w:val="Normal"/>
-              <w:jc w:val="left"/>
-              <w:pBdr>
-                <w:bottom w:val="none" w:sz="0" w:space="0" w:color="000000"/>
-                <w:top w:val="none" w:sz="0" w:space="0" w:color="000000"/>
-                <w:left w:val="none" w:sz="0" w:space="0" w:color="000000"/>
-                <w:right w:val="none" w:sz="0" w:space="0" w:color="000000"/>
-              </w:pBdr>
-              <w:spacing w:after="100" w:before="100" w:line="240"/>
-              <w:ind w:left="100" w:right="100" w:firstLine="0" w:firstLineChars="0"/>
-              <w:rPr>
-                <w:rFonts w:ascii="Times New Roman" w:hAnsi="Times New Roman" w:eastAsia="Times New Roman" w:cs="Times New Roman"/>
-                <w:i w:val="false"/>
-                <w:b w:val="false"/>
-                <w:u w:val="none"/>
-                <w:strike w:val="false"/>
-                <w:sz w:val="12"/>
-                <w:szCs w:val="12"/>
-                <w:color w:val="000000"/>
-              </w:rPr>
-            </w:pPr>
-            <w:r>
-              <w:rPr>
-                <w:rFonts w:ascii="Times New Roman" w:hAnsi="Times New Roman" w:eastAsia="Times New Roman" w:cs="Times New Roman"/>
-                <w:i w:val="false"/>
-                <w:b w:val="false"/>
-                <w:u w:val="none"/>
-                <w:strike w:val="false"/>
-                <w:sz w:val="12"/>
-                <w:szCs w:val="12"/>
-                <w:color w:val="000000"/>
-              </w:rPr>
-              <w:t xml:space="preserve">0.322</w:t>
+              <w:t xml:space="preserve">1.22 (0.66–2.24)</w:t>
+            </w:r>
+          </w:p>
+        </w:tc>
+        <w:tc>
+          <w:tcPr>
+            <w:tcBorders>
+              <w:bottom w:val="none" w:sz="0" w:space="0" w:color="000000"/>
+              <w:top w:val="none" w:sz="0" w:space="0" w:color="000000"/>
+              <w:left w:val="none" w:sz="0" w:space="0" w:color="000000"/>
+              <w:right w:val="none" w:sz="0" w:space="0" w:color="000000"/>
+            </w:tcBorders>
+            <w:shd w:val="clear" w:color="auto" w:fill="FFFFFF"/>
+            <w:tcMar>
+              <w:top w:w="0" w:type="dxa"/>
+              <w:bottom w:w="0" w:type="dxa"/>
+              <w:left w:w="0" w:type="dxa"/>
+              <w:right w:w="0" w:type="dxa"/>
+            </w:tcMar>
+            <w:vAlign w:val="center"/>
+          </w:tcPr>
+          <w:p>
+            <w:pPr>
+              <w:pStyle w:val="Normal"/>
+              <w:jc w:val="left"/>
+              <w:pBdr>
+                <w:bottom w:val="none" w:sz="0" w:space="0" w:color="000000"/>
+                <w:top w:val="none" w:sz="0" w:space="0" w:color="000000"/>
+                <w:left w:val="none" w:sz="0" w:space="0" w:color="000000"/>
+                <w:right w:val="none" w:sz="0" w:space="0" w:color="000000"/>
+              </w:pBdr>
+              <w:spacing w:after="100" w:before="100" w:line="240"/>
+              <w:ind w:left="100" w:right="100" w:firstLine="0" w:firstLineChars="0"/>
+              <w:rPr>
+                <w:rFonts w:ascii="Times New Roman" w:hAnsi="Times New Roman" w:eastAsia="Times New Roman" w:cs="Times New Roman"/>
+                <w:i w:val="false"/>
+                <w:b w:val="false"/>
+                <w:u w:val="none"/>
+                <w:strike w:val="false"/>
+                <w:sz w:val="12"/>
+                <w:szCs w:val="12"/>
+                <w:color w:val="000000"/>
+              </w:rPr>
+            </w:pPr>
+            <w:r>
+              <w:rPr>
+                <w:rFonts w:ascii="Times New Roman" w:hAnsi="Times New Roman" w:eastAsia="Times New Roman" w:cs="Times New Roman"/>
+                <w:i w:val="false"/>
+                <w:b w:val="false"/>
+                <w:u w:val="none"/>
+                <w:strike w:val="false"/>
+                <w:sz w:val="12"/>
+                <w:szCs w:val="12"/>
+                <w:color w:val="000000"/>
+              </w:rPr>
+              <w:t xml:space="preserve">0.533</w:t>
+            </w:r>
+          </w:p>
+        </w:tc>
+        <w:tc>
+          <w:tcPr>
+            <w:tcBorders>
+              <w:bottom w:val="none" w:sz="0" w:space="0" w:color="000000"/>
+              <w:top w:val="none" w:sz="0" w:space="0" w:color="000000"/>
+              <w:left w:val="none" w:sz="0" w:space="0" w:color="000000"/>
+              <w:right w:val="none" w:sz="0" w:space="0" w:color="000000"/>
+            </w:tcBorders>
+            <w:shd w:val="clear" w:color="auto" w:fill="FFFFFF"/>
+            <w:tcMar>
+              <w:top w:w="0" w:type="dxa"/>
+              <w:bottom w:w="0" w:type="dxa"/>
+              <w:left w:w="0" w:type="dxa"/>
+              <w:right w:w="0" w:type="dxa"/>
+            </w:tcMar>
+            <w:vAlign w:val="center"/>
+          </w:tcPr>
+          <w:p>
+            <w:pPr>
+              <w:pStyle w:val="Normal"/>
+              <w:jc w:val="left"/>
+              <w:pBdr>
+                <w:bottom w:val="none" w:sz="0" w:space="0" w:color="000000"/>
+                <w:top w:val="none" w:sz="0" w:space="0" w:color="000000"/>
+                <w:left w:val="none" w:sz="0" w:space="0" w:color="000000"/>
+                <w:right w:val="none" w:sz="0" w:space="0" w:color="000000"/>
+              </w:pBdr>
+              <w:spacing w:after="100" w:before="100" w:line="240"/>
+              <w:ind w:left="100" w:right="100" w:firstLine="0" w:firstLineChars="0"/>
+              <w:rPr>
+                <w:rFonts w:ascii="Times New Roman" w:hAnsi="Times New Roman" w:eastAsia="Times New Roman" w:cs="Times New Roman"/>
+                <w:i w:val="false"/>
+                <w:b w:val="false"/>
+                <w:u w:val="none"/>
+                <w:strike w:val="false"/>
+                <w:sz w:val="12"/>
+                <w:szCs w:val="12"/>
+                <w:color w:val="000000"/>
+              </w:rPr>
+            </w:pPr>
+            <w:r>
+              <w:rPr>
+                <w:rFonts w:ascii="Times New Roman" w:hAnsi="Times New Roman" w:eastAsia="Times New Roman" w:cs="Times New Roman"/>
+                <w:i w:val="false"/>
+                <w:b w:val="false"/>
+                <w:u w:val="none"/>
+                <w:strike w:val="false"/>
+                <w:sz w:val="12"/>
+                <w:szCs w:val="12"/>
+                <w:color w:val="000000"/>
+              </w:rPr>
+              <w:t xml:space="preserve">0.392</w:t>
             </w:r>
           </w:p>
         </w:tc>
@@ -9664,117 +9664,117 @@
                 <w:szCs w:val="12"/>
                 <w:color w:val="000000"/>
               </w:rPr>
-              <w:t xml:space="preserve">1.34 (0.75–2.38)</w:t>
-            </w:r>
-          </w:p>
-        </w:tc>
-        <w:tc>
-          <w:tcPr>
-            <w:tcBorders>
-              <w:bottom w:val="none" w:sz="0" w:space="0" w:color="000000"/>
-              <w:top w:val="none" w:sz="0" w:space="0" w:color="000000"/>
-              <w:left w:val="none" w:sz="0" w:space="0" w:color="000000"/>
-              <w:right w:val="none" w:sz="0" w:space="0" w:color="000000"/>
-            </w:tcBorders>
-            <w:shd w:val="clear" w:color="auto" w:fill="FFFFFF"/>
-            <w:tcMar>
-              <w:top w:w="0" w:type="dxa"/>
-              <w:bottom w:w="0" w:type="dxa"/>
-              <w:left w:w="0" w:type="dxa"/>
-              <w:right w:w="0" w:type="dxa"/>
-            </w:tcMar>
-            <w:vAlign w:val="center"/>
-          </w:tcPr>
-          <w:p>
-            <w:pPr>
-              <w:pStyle w:val="Normal"/>
-              <w:jc w:val="left"/>
-              <w:pBdr>
-                <w:bottom w:val="none" w:sz="0" w:space="0" w:color="000000"/>
-                <w:top w:val="none" w:sz="0" w:space="0" w:color="000000"/>
-                <w:left w:val="none" w:sz="0" w:space="0" w:color="000000"/>
-                <w:right w:val="none" w:sz="0" w:space="0" w:color="000000"/>
-              </w:pBdr>
-              <w:spacing w:after="100" w:before="100" w:line="240"/>
-              <w:ind w:left="100" w:right="100" w:firstLine="0" w:firstLineChars="0"/>
-              <w:rPr>
-                <w:rFonts w:ascii="Times New Roman" w:hAnsi="Times New Roman" w:eastAsia="Times New Roman" w:cs="Times New Roman"/>
-                <w:i w:val="false"/>
-                <w:b w:val="false"/>
-                <w:u w:val="none"/>
-                <w:strike w:val="false"/>
-                <w:sz w:val="12"/>
-                <w:szCs w:val="12"/>
-                <w:color w:val="000000"/>
-              </w:rPr>
-            </w:pPr>
-            <w:r>
-              <w:rPr>
-                <w:rFonts w:ascii="Times New Roman" w:hAnsi="Times New Roman" w:eastAsia="Times New Roman" w:cs="Times New Roman"/>
-                <w:i w:val="false"/>
-                <w:b w:val="false"/>
-                <w:u w:val="none"/>
-                <w:strike w:val="false"/>
-                <w:sz w:val="12"/>
-                <w:szCs w:val="12"/>
-                <w:color w:val="000000"/>
-              </w:rPr>
-              <w:t xml:space="preserve">0.325</w:t>
-            </w:r>
-          </w:p>
-        </w:tc>
-        <w:tc>
-          <w:tcPr>
-            <w:tcBorders>
-              <w:bottom w:val="none" w:sz="0" w:space="0" w:color="000000"/>
-              <w:top w:val="none" w:sz="0" w:space="0" w:color="000000"/>
-              <w:left w:val="none" w:sz="0" w:space="0" w:color="000000"/>
-              <w:right w:val="none" w:sz="0" w:space="0" w:color="000000"/>
-            </w:tcBorders>
-            <w:shd w:val="clear" w:color="auto" w:fill="FFFFFF"/>
-            <w:tcMar>
-              <w:top w:w="0" w:type="dxa"/>
-              <w:bottom w:w="0" w:type="dxa"/>
-              <w:left w:w="0" w:type="dxa"/>
-              <w:right w:w="0" w:type="dxa"/>
-            </w:tcMar>
-            <w:vAlign w:val="center"/>
-          </w:tcPr>
-          <w:p>
-            <w:pPr>
-              <w:pStyle w:val="Normal"/>
-              <w:jc w:val="left"/>
-              <w:pBdr>
-                <w:bottom w:val="none" w:sz="0" w:space="0" w:color="000000"/>
-                <w:top w:val="none" w:sz="0" w:space="0" w:color="000000"/>
-                <w:left w:val="none" w:sz="0" w:space="0" w:color="000000"/>
-                <w:right w:val="none" w:sz="0" w:space="0" w:color="000000"/>
-              </w:pBdr>
-              <w:spacing w:after="100" w:before="100" w:line="240"/>
-              <w:ind w:left="100" w:right="100" w:firstLine="0" w:firstLineChars="0"/>
-              <w:rPr>
-                <w:rFonts w:ascii="Times New Roman" w:hAnsi="Times New Roman" w:eastAsia="Times New Roman" w:cs="Times New Roman"/>
-                <w:i w:val="false"/>
-                <w:b w:val="false"/>
-                <w:u w:val="none"/>
-                <w:strike w:val="false"/>
-                <w:sz w:val="12"/>
-                <w:szCs w:val="12"/>
-                <w:color w:val="000000"/>
-              </w:rPr>
-            </w:pPr>
-            <w:r>
-              <w:rPr>
-                <w:rFonts w:ascii="Times New Roman" w:hAnsi="Times New Roman" w:eastAsia="Times New Roman" w:cs="Times New Roman"/>
-                <w:i w:val="false"/>
-                <w:b w:val="false"/>
-                <w:u w:val="none"/>
-                <w:strike w:val="false"/>
-                <w:sz w:val="12"/>
-                <w:szCs w:val="12"/>
-                <w:color w:val="000000"/>
-              </w:rPr>
-              <w:t xml:space="preserve">0.434</w:t>
+              <w:t xml:space="preserve">1.31 (0.74–2.33)</w:t>
+            </w:r>
+          </w:p>
+        </w:tc>
+        <w:tc>
+          <w:tcPr>
+            <w:tcBorders>
+              <w:bottom w:val="none" w:sz="0" w:space="0" w:color="000000"/>
+              <w:top w:val="none" w:sz="0" w:space="0" w:color="000000"/>
+              <w:left w:val="none" w:sz="0" w:space="0" w:color="000000"/>
+              <w:right w:val="none" w:sz="0" w:space="0" w:color="000000"/>
+            </w:tcBorders>
+            <w:shd w:val="clear" w:color="auto" w:fill="FFFFFF"/>
+            <w:tcMar>
+              <w:top w:w="0" w:type="dxa"/>
+              <w:bottom w:w="0" w:type="dxa"/>
+              <w:left w:w="0" w:type="dxa"/>
+              <w:right w:w="0" w:type="dxa"/>
+            </w:tcMar>
+            <w:vAlign w:val="center"/>
+          </w:tcPr>
+          <w:p>
+            <w:pPr>
+              <w:pStyle w:val="Normal"/>
+              <w:jc w:val="left"/>
+              <w:pBdr>
+                <w:bottom w:val="none" w:sz="0" w:space="0" w:color="000000"/>
+                <w:top w:val="none" w:sz="0" w:space="0" w:color="000000"/>
+                <w:left w:val="none" w:sz="0" w:space="0" w:color="000000"/>
+                <w:right w:val="none" w:sz="0" w:space="0" w:color="000000"/>
+              </w:pBdr>
+              <w:spacing w:after="100" w:before="100" w:line="240"/>
+              <w:ind w:left="100" w:right="100" w:firstLine="0" w:firstLineChars="0"/>
+              <w:rPr>
+                <w:rFonts w:ascii="Times New Roman" w:hAnsi="Times New Roman" w:eastAsia="Times New Roman" w:cs="Times New Roman"/>
+                <w:i w:val="false"/>
+                <w:b w:val="false"/>
+                <w:u w:val="none"/>
+                <w:strike w:val="false"/>
+                <w:sz w:val="12"/>
+                <w:szCs w:val="12"/>
+                <w:color w:val="000000"/>
+              </w:rPr>
+            </w:pPr>
+            <w:r>
+              <w:rPr>
+                <w:rFonts w:ascii="Times New Roman" w:hAnsi="Times New Roman" w:eastAsia="Times New Roman" w:cs="Times New Roman"/>
+                <w:i w:val="false"/>
+                <w:b w:val="false"/>
+                <w:u w:val="none"/>
+                <w:strike w:val="false"/>
+                <w:sz w:val="12"/>
+                <w:szCs w:val="12"/>
+                <w:color w:val="000000"/>
+              </w:rPr>
+              <w:t xml:space="preserve">0.360</w:t>
+            </w:r>
+          </w:p>
+        </w:tc>
+        <w:tc>
+          <w:tcPr>
+            <w:tcBorders>
+              <w:bottom w:val="none" w:sz="0" w:space="0" w:color="000000"/>
+              <w:top w:val="none" w:sz="0" w:space="0" w:color="000000"/>
+              <w:left w:val="none" w:sz="0" w:space="0" w:color="000000"/>
+              <w:right w:val="none" w:sz="0" w:space="0" w:color="000000"/>
+            </w:tcBorders>
+            <w:shd w:val="clear" w:color="auto" w:fill="FFFFFF"/>
+            <w:tcMar>
+              <w:top w:w="0" w:type="dxa"/>
+              <w:bottom w:w="0" w:type="dxa"/>
+              <w:left w:w="0" w:type="dxa"/>
+              <w:right w:w="0" w:type="dxa"/>
+            </w:tcMar>
+            <w:vAlign w:val="center"/>
+          </w:tcPr>
+          <w:p>
+            <w:pPr>
+              <w:pStyle w:val="Normal"/>
+              <w:jc w:val="left"/>
+              <w:pBdr>
+                <w:bottom w:val="none" w:sz="0" w:space="0" w:color="000000"/>
+                <w:top w:val="none" w:sz="0" w:space="0" w:color="000000"/>
+                <w:left w:val="none" w:sz="0" w:space="0" w:color="000000"/>
+                <w:right w:val="none" w:sz="0" w:space="0" w:color="000000"/>
+              </w:pBdr>
+              <w:spacing w:after="100" w:before="100" w:line="240"/>
+              <w:ind w:left="100" w:right="100" w:firstLine="0" w:firstLineChars="0"/>
+              <w:rPr>
+                <w:rFonts w:ascii="Times New Roman" w:hAnsi="Times New Roman" w:eastAsia="Times New Roman" w:cs="Times New Roman"/>
+                <w:i w:val="false"/>
+                <w:b w:val="false"/>
+                <w:u w:val="none"/>
+                <w:strike w:val="false"/>
+                <w:sz w:val="12"/>
+                <w:szCs w:val="12"/>
+                <w:color w:val="000000"/>
+              </w:rPr>
+            </w:pPr>
+            <w:r>
+              <w:rPr>
+                <w:rFonts w:ascii="Times New Roman" w:hAnsi="Times New Roman" w:eastAsia="Times New Roman" w:cs="Times New Roman"/>
+                <w:i w:val="false"/>
+                <w:b w:val="false"/>
+                <w:u w:val="none"/>
+                <w:strike w:val="false"/>
+                <w:sz w:val="12"/>
+                <w:szCs w:val="12"/>
+                <w:color w:val="000000"/>
+              </w:rPr>
+              <w:t xml:space="preserve">0.481</w:t>
             </w:r>
           </w:p>
         </w:tc>
@@ -9939,117 +9939,117 @@
                 <w:szCs w:val="12"/>
                 <w:color w:val="000000"/>
               </w:rPr>
-              <w:t xml:space="preserve">1.15 (0.61–2.14)</w:t>
-            </w:r>
-          </w:p>
-        </w:tc>
-        <w:tc>
-          <w:tcPr>
-            <w:tcBorders>
-              <w:bottom w:val="none" w:sz="0" w:space="0" w:color="000000"/>
-              <w:top w:val="none" w:sz="0" w:space="0" w:color="000000"/>
-              <w:left w:val="none" w:sz="0" w:space="0" w:color="000000"/>
-              <w:right w:val="none" w:sz="0" w:space="0" w:color="000000"/>
-            </w:tcBorders>
-            <w:shd w:val="clear" w:color="auto" w:fill="FFFFFF"/>
-            <w:tcMar>
-              <w:top w:w="0" w:type="dxa"/>
-              <w:bottom w:w="0" w:type="dxa"/>
-              <w:left w:w="0" w:type="dxa"/>
-              <w:right w:w="0" w:type="dxa"/>
-            </w:tcMar>
-            <w:vAlign w:val="center"/>
-          </w:tcPr>
-          <w:p>
-            <w:pPr>
-              <w:pStyle w:val="Normal"/>
-              <w:jc w:val="left"/>
-              <w:pBdr>
-                <w:bottom w:val="none" w:sz="0" w:space="0" w:color="000000"/>
-                <w:top w:val="none" w:sz="0" w:space="0" w:color="000000"/>
-                <w:left w:val="none" w:sz="0" w:space="0" w:color="000000"/>
-                <w:right w:val="none" w:sz="0" w:space="0" w:color="000000"/>
-              </w:pBdr>
-              <w:spacing w:after="100" w:before="100" w:line="240"/>
-              <w:ind w:left="100" w:right="100" w:firstLine="0" w:firstLineChars="0"/>
-              <w:rPr>
-                <w:rFonts w:ascii="Times New Roman" w:hAnsi="Times New Roman" w:eastAsia="Times New Roman" w:cs="Times New Roman"/>
-                <w:i w:val="false"/>
-                <w:b w:val="false"/>
-                <w:u w:val="none"/>
-                <w:strike w:val="false"/>
-                <w:sz w:val="12"/>
-                <w:szCs w:val="12"/>
-                <w:color w:val="000000"/>
-              </w:rPr>
-            </w:pPr>
-            <w:r>
-              <w:rPr>
-                <w:rFonts w:ascii="Times New Roman" w:hAnsi="Times New Roman" w:eastAsia="Times New Roman" w:cs="Times New Roman"/>
-                <w:i w:val="false"/>
-                <w:b w:val="false"/>
-                <w:u w:val="none"/>
-                <w:strike w:val="false"/>
-                <w:sz w:val="12"/>
-                <w:szCs w:val="12"/>
-                <w:color w:val="000000"/>
-              </w:rPr>
-              <w:t xml:space="preserve">0.670</w:t>
-            </w:r>
-          </w:p>
-        </w:tc>
-        <w:tc>
-          <w:tcPr>
-            <w:tcBorders>
-              <w:bottom w:val="none" w:sz="0" w:space="0" w:color="000000"/>
-              <w:top w:val="none" w:sz="0" w:space="0" w:color="000000"/>
-              <w:left w:val="none" w:sz="0" w:space="0" w:color="000000"/>
-              <w:right w:val="none" w:sz="0" w:space="0" w:color="000000"/>
-            </w:tcBorders>
-            <w:shd w:val="clear" w:color="auto" w:fill="FFFFFF"/>
-            <w:tcMar>
-              <w:top w:w="0" w:type="dxa"/>
-              <w:bottom w:w="0" w:type="dxa"/>
-              <w:left w:w="0" w:type="dxa"/>
-              <w:right w:w="0" w:type="dxa"/>
-            </w:tcMar>
-            <w:vAlign w:val="center"/>
-          </w:tcPr>
-          <w:p>
-            <w:pPr>
-              <w:pStyle w:val="Normal"/>
-              <w:jc w:val="left"/>
-              <w:pBdr>
-                <w:bottom w:val="none" w:sz="0" w:space="0" w:color="000000"/>
-                <w:top w:val="none" w:sz="0" w:space="0" w:color="000000"/>
-                <w:left w:val="none" w:sz="0" w:space="0" w:color="000000"/>
-                <w:right w:val="none" w:sz="0" w:space="0" w:color="000000"/>
-              </w:pBdr>
-              <w:spacing w:after="100" w:before="100" w:line="240"/>
-              <w:ind w:left="100" w:right="100" w:firstLine="0" w:firstLineChars="0"/>
-              <w:rPr>
-                <w:rFonts w:ascii="Times New Roman" w:hAnsi="Times New Roman" w:eastAsia="Times New Roman" w:cs="Times New Roman"/>
-                <w:i w:val="false"/>
-                <w:b w:val="false"/>
-                <w:u w:val="none"/>
-                <w:strike w:val="false"/>
-                <w:sz w:val="12"/>
-                <w:szCs w:val="12"/>
-                <w:color w:val="000000"/>
-              </w:rPr>
-            </w:pPr>
-            <w:r>
-              <w:rPr>
-                <w:rFonts w:ascii="Times New Roman" w:hAnsi="Times New Roman" w:eastAsia="Times New Roman" w:cs="Times New Roman"/>
-                <w:i w:val="false"/>
-                <w:b w:val="false"/>
-                <w:u w:val="none"/>
-                <w:strike w:val="false"/>
-                <w:sz w:val="12"/>
-                <w:szCs w:val="12"/>
-                <w:color w:val="000000"/>
-              </w:rPr>
-              <w:t xml:space="preserve">0.161</w:t>
+              <w:t xml:space="preserve">1.22 (0.65–2.28)</w:t>
+            </w:r>
+          </w:p>
+        </w:tc>
+        <w:tc>
+          <w:tcPr>
+            <w:tcBorders>
+              <w:bottom w:val="none" w:sz="0" w:space="0" w:color="000000"/>
+              <w:top w:val="none" w:sz="0" w:space="0" w:color="000000"/>
+              <w:left w:val="none" w:sz="0" w:space="0" w:color="000000"/>
+              <w:right w:val="none" w:sz="0" w:space="0" w:color="000000"/>
+            </w:tcBorders>
+            <w:shd w:val="clear" w:color="auto" w:fill="FFFFFF"/>
+            <w:tcMar>
+              <w:top w:w="0" w:type="dxa"/>
+              <w:bottom w:w="0" w:type="dxa"/>
+              <w:left w:w="0" w:type="dxa"/>
+              <w:right w:w="0" w:type="dxa"/>
+            </w:tcMar>
+            <w:vAlign w:val="center"/>
+          </w:tcPr>
+          <w:p>
+            <w:pPr>
+              <w:pStyle w:val="Normal"/>
+              <w:jc w:val="left"/>
+              <w:pBdr>
+                <w:bottom w:val="none" w:sz="0" w:space="0" w:color="000000"/>
+                <w:top w:val="none" w:sz="0" w:space="0" w:color="000000"/>
+                <w:left w:val="none" w:sz="0" w:space="0" w:color="000000"/>
+                <w:right w:val="none" w:sz="0" w:space="0" w:color="000000"/>
+              </w:pBdr>
+              <w:spacing w:after="100" w:before="100" w:line="240"/>
+              <w:ind w:left="100" w:right="100" w:firstLine="0" w:firstLineChars="0"/>
+              <w:rPr>
+                <w:rFonts w:ascii="Times New Roman" w:hAnsi="Times New Roman" w:eastAsia="Times New Roman" w:cs="Times New Roman"/>
+                <w:i w:val="false"/>
+                <w:b w:val="false"/>
+                <w:u w:val="none"/>
+                <w:strike w:val="false"/>
+                <w:sz w:val="12"/>
+                <w:szCs w:val="12"/>
+                <w:color w:val="000000"/>
+              </w:rPr>
+            </w:pPr>
+            <w:r>
+              <w:rPr>
+                <w:rFonts w:ascii="Times New Roman" w:hAnsi="Times New Roman" w:eastAsia="Times New Roman" w:cs="Times New Roman"/>
+                <w:i w:val="false"/>
+                <w:b w:val="false"/>
+                <w:u w:val="none"/>
+                <w:strike w:val="false"/>
+                <w:sz w:val="12"/>
+                <w:szCs w:val="12"/>
+                <w:color w:val="000000"/>
+              </w:rPr>
+              <w:t xml:space="preserve">0.539</w:t>
+            </w:r>
+          </w:p>
+        </w:tc>
+        <w:tc>
+          <w:tcPr>
+            <w:tcBorders>
+              <w:bottom w:val="none" w:sz="0" w:space="0" w:color="000000"/>
+              <w:top w:val="none" w:sz="0" w:space="0" w:color="000000"/>
+              <w:left w:val="none" w:sz="0" w:space="0" w:color="000000"/>
+              <w:right w:val="none" w:sz="0" w:space="0" w:color="000000"/>
+            </w:tcBorders>
+            <w:shd w:val="clear" w:color="auto" w:fill="FFFFFF"/>
+            <w:tcMar>
+              <w:top w:w="0" w:type="dxa"/>
+              <w:bottom w:w="0" w:type="dxa"/>
+              <w:left w:w="0" w:type="dxa"/>
+              <w:right w:w="0" w:type="dxa"/>
+            </w:tcMar>
+            <w:vAlign w:val="center"/>
+          </w:tcPr>
+          <w:p>
+            <w:pPr>
+              <w:pStyle w:val="Normal"/>
+              <w:jc w:val="left"/>
+              <w:pBdr>
+                <w:bottom w:val="none" w:sz="0" w:space="0" w:color="000000"/>
+                <w:top w:val="none" w:sz="0" w:space="0" w:color="000000"/>
+                <w:left w:val="none" w:sz="0" w:space="0" w:color="000000"/>
+                <w:right w:val="none" w:sz="0" w:space="0" w:color="000000"/>
+              </w:pBdr>
+              <w:spacing w:after="100" w:before="100" w:line="240"/>
+              <w:ind w:left="100" w:right="100" w:firstLine="0" w:firstLineChars="0"/>
+              <w:rPr>
+                <w:rFonts w:ascii="Times New Roman" w:hAnsi="Times New Roman" w:eastAsia="Times New Roman" w:cs="Times New Roman"/>
+                <w:i w:val="false"/>
+                <w:b w:val="false"/>
+                <w:u w:val="none"/>
+                <w:strike w:val="false"/>
+                <w:sz w:val="12"/>
+                <w:szCs w:val="12"/>
+                <w:color w:val="000000"/>
+              </w:rPr>
+            </w:pPr>
+            <w:r>
+              <w:rPr>
+                <w:rFonts w:ascii="Times New Roman" w:hAnsi="Times New Roman" w:eastAsia="Times New Roman" w:cs="Times New Roman"/>
+                <w:i w:val="false"/>
+                <w:b w:val="false"/>
+                <w:u w:val="none"/>
+                <w:strike w:val="false"/>
+                <w:sz w:val="12"/>
+                <w:szCs w:val="12"/>
+                <w:color w:val="000000"/>
+              </w:rPr>
+              <w:t xml:space="preserve">0.182</w:t>
             </w:r>
           </w:p>
         </w:tc>
@@ -11154,117 +11154,117 @@
                 <w:szCs w:val="12"/>
                 <w:color w:val="000000"/>
               </w:rPr>
-              <w:t xml:space="preserve">2.16 (1.19–3.92)</w:t>
-            </w:r>
-          </w:p>
-        </w:tc>
-        <w:tc>
-          <w:tcPr>
-            <w:tcBorders>
-              <w:bottom w:val="none" w:sz="0" w:space="0" w:color="000000"/>
-              <w:top w:val="none" w:sz="0" w:space="0" w:color="000000"/>
-              <w:left w:val="none" w:sz="0" w:space="0" w:color="000000"/>
-              <w:right w:val="none" w:sz="0" w:space="0" w:color="000000"/>
-            </w:tcBorders>
-            <w:shd w:val="clear" w:color="auto" w:fill="FFFFFF"/>
-            <w:tcMar>
-              <w:top w:w="0" w:type="dxa"/>
-              <w:bottom w:w="0" w:type="dxa"/>
-              <w:left w:w="0" w:type="dxa"/>
-              <w:right w:w="0" w:type="dxa"/>
-            </w:tcMar>
-            <w:vAlign w:val="center"/>
-          </w:tcPr>
-          <w:p>
-            <w:pPr>
-              <w:pStyle w:val="Normal"/>
-              <w:jc w:val="left"/>
-              <w:pBdr>
-                <w:bottom w:val="none" w:sz="0" w:space="0" w:color="000000"/>
-                <w:top w:val="none" w:sz="0" w:space="0" w:color="000000"/>
-                <w:left w:val="none" w:sz="0" w:space="0" w:color="000000"/>
-                <w:right w:val="none" w:sz="0" w:space="0" w:color="000000"/>
-              </w:pBdr>
-              <w:spacing w:after="100" w:before="100" w:line="240"/>
-              <w:ind w:left="100" w:right="100" w:firstLine="0" w:firstLineChars="0"/>
-              <w:rPr>
-                <w:rFonts w:ascii="Times New Roman" w:hAnsi="Times New Roman" w:eastAsia="Times New Roman" w:cs="Times New Roman"/>
-                <w:i w:val="false"/>
-                <w:b w:val="false"/>
-                <w:u w:val="none"/>
-                <w:strike w:val="false"/>
-                <w:sz w:val="12"/>
-                <w:szCs w:val="12"/>
-                <w:color w:val="000000"/>
-              </w:rPr>
-            </w:pPr>
-            <w:r>
-              <w:rPr>
-                <w:rFonts w:ascii="Times New Roman" w:hAnsi="Times New Roman" w:eastAsia="Times New Roman" w:cs="Times New Roman"/>
-                <w:i w:val="false"/>
-                <w:b w:val="false"/>
-                <w:u w:val="none"/>
-                <w:strike w:val="false"/>
-                <w:sz w:val="12"/>
-                <w:szCs w:val="12"/>
-                <w:color w:val="000000"/>
-              </w:rPr>
-              <w:t xml:space="preserve">0.012</w:t>
-            </w:r>
-          </w:p>
-        </w:tc>
-        <w:tc>
-          <w:tcPr>
-            <w:tcBorders>
-              <w:bottom w:val="none" w:sz="0" w:space="0" w:color="000000"/>
-              <w:top w:val="none" w:sz="0" w:space="0" w:color="000000"/>
-              <w:left w:val="none" w:sz="0" w:space="0" w:color="000000"/>
-              <w:right w:val="none" w:sz="0" w:space="0" w:color="000000"/>
-            </w:tcBorders>
-            <w:shd w:val="clear" w:color="auto" w:fill="FFFFFF"/>
-            <w:tcMar>
-              <w:top w:w="0" w:type="dxa"/>
-              <w:bottom w:w="0" w:type="dxa"/>
-              <w:left w:w="0" w:type="dxa"/>
-              <w:right w:w="0" w:type="dxa"/>
-            </w:tcMar>
-            <w:vAlign w:val="center"/>
-          </w:tcPr>
-          <w:p>
-            <w:pPr>
-              <w:pStyle w:val="Normal"/>
-              <w:jc w:val="left"/>
-              <w:pBdr>
-                <w:bottom w:val="none" w:sz="0" w:space="0" w:color="000000"/>
-                <w:top w:val="none" w:sz="0" w:space="0" w:color="000000"/>
-                <w:left w:val="none" w:sz="0" w:space="0" w:color="000000"/>
-                <w:right w:val="none" w:sz="0" w:space="0" w:color="000000"/>
-              </w:pBdr>
-              <w:spacing w:after="100" w:before="100" w:line="240"/>
-              <w:ind w:left="100" w:right="100" w:firstLine="0" w:firstLineChars="0"/>
-              <w:rPr>
-                <w:rFonts w:ascii="Times New Roman" w:hAnsi="Times New Roman" w:eastAsia="Times New Roman" w:cs="Times New Roman"/>
-                <w:i w:val="false"/>
-                <w:b w:val="false"/>
-                <w:u w:val="none"/>
-                <w:strike w:val="false"/>
-                <w:sz w:val="12"/>
-                <w:szCs w:val="12"/>
-                <w:color w:val="000000"/>
-              </w:rPr>
-            </w:pPr>
-            <w:r>
-              <w:rPr>
-                <w:rFonts w:ascii="Times New Roman" w:hAnsi="Times New Roman" w:eastAsia="Times New Roman" w:cs="Times New Roman"/>
-                <w:i w:val="false"/>
-                <w:b w:val="false"/>
-                <w:u w:val="none"/>
-                <w:strike w:val="false"/>
-                <w:sz w:val="12"/>
-                <w:szCs w:val="12"/>
-                <w:color w:val="000000"/>
-              </w:rPr>
-              <w:t xml:space="preserve">0.092</w:t>
+              <w:t xml:space="preserve">2.18 (1.20–3.95)</w:t>
+            </w:r>
+          </w:p>
+        </w:tc>
+        <w:tc>
+          <w:tcPr>
+            <w:tcBorders>
+              <w:bottom w:val="none" w:sz="0" w:space="0" w:color="000000"/>
+              <w:top w:val="none" w:sz="0" w:space="0" w:color="000000"/>
+              <w:left w:val="none" w:sz="0" w:space="0" w:color="000000"/>
+              <w:right w:val="none" w:sz="0" w:space="0" w:color="000000"/>
+            </w:tcBorders>
+            <w:shd w:val="clear" w:color="auto" w:fill="FFFFFF"/>
+            <w:tcMar>
+              <w:top w:w="0" w:type="dxa"/>
+              <w:bottom w:w="0" w:type="dxa"/>
+              <w:left w:w="0" w:type="dxa"/>
+              <w:right w:w="0" w:type="dxa"/>
+            </w:tcMar>
+            <w:vAlign w:val="center"/>
+          </w:tcPr>
+          <w:p>
+            <w:pPr>
+              <w:pStyle w:val="Normal"/>
+              <w:jc w:val="left"/>
+              <w:pBdr>
+                <w:bottom w:val="none" w:sz="0" w:space="0" w:color="000000"/>
+                <w:top w:val="none" w:sz="0" w:space="0" w:color="000000"/>
+                <w:left w:val="none" w:sz="0" w:space="0" w:color="000000"/>
+                <w:right w:val="none" w:sz="0" w:space="0" w:color="000000"/>
+              </w:pBdr>
+              <w:spacing w:after="100" w:before="100" w:line="240"/>
+              <w:ind w:left="100" w:right="100" w:firstLine="0" w:firstLineChars="0"/>
+              <w:rPr>
+                <w:rFonts w:ascii="Times New Roman" w:hAnsi="Times New Roman" w:eastAsia="Times New Roman" w:cs="Times New Roman"/>
+                <w:i w:val="false"/>
+                <w:b w:val="false"/>
+                <w:u w:val="none"/>
+                <w:strike w:val="false"/>
+                <w:sz w:val="12"/>
+                <w:szCs w:val="12"/>
+                <w:color w:val="000000"/>
+              </w:rPr>
+            </w:pPr>
+            <w:r>
+              <w:rPr>
+                <w:rFonts w:ascii="Times New Roman" w:hAnsi="Times New Roman" w:eastAsia="Times New Roman" w:cs="Times New Roman"/>
+                <w:i w:val="false"/>
+                <w:b w:val="false"/>
+                <w:u w:val="none"/>
+                <w:strike w:val="false"/>
+                <w:sz w:val="12"/>
+                <w:szCs w:val="12"/>
+                <w:color w:val="000000"/>
+              </w:rPr>
+              <w:t xml:space="preserve">0.011</w:t>
+            </w:r>
+          </w:p>
+        </w:tc>
+        <w:tc>
+          <w:tcPr>
+            <w:tcBorders>
+              <w:bottom w:val="none" w:sz="0" w:space="0" w:color="000000"/>
+              <w:top w:val="none" w:sz="0" w:space="0" w:color="000000"/>
+              <w:left w:val="none" w:sz="0" w:space="0" w:color="000000"/>
+              <w:right w:val="none" w:sz="0" w:space="0" w:color="000000"/>
+            </w:tcBorders>
+            <w:shd w:val="clear" w:color="auto" w:fill="FFFFFF"/>
+            <w:tcMar>
+              <w:top w:w="0" w:type="dxa"/>
+              <w:bottom w:w="0" w:type="dxa"/>
+              <w:left w:w="0" w:type="dxa"/>
+              <w:right w:w="0" w:type="dxa"/>
+            </w:tcMar>
+            <w:vAlign w:val="center"/>
+          </w:tcPr>
+          <w:p>
+            <w:pPr>
+              <w:pStyle w:val="Normal"/>
+              <w:jc w:val="left"/>
+              <w:pBdr>
+                <w:bottom w:val="none" w:sz="0" w:space="0" w:color="000000"/>
+                <w:top w:val="none" w:sz="0" w:space="0" w:color="000000"/>
+                <w:left w:val="none" w:sz="0" w:space="0" w:color="000000"/>
+                <w:right w:val="none" w:sz="0" w:space="0" w:color="000000"/>
+              </w:pBdr>
+              <w:spacing w:after="100" w:before="100" w:line="240"/>
+              <w:ind w:left="100" w:right="100" w:firstLine="0" w:firstLineChars="0"/>
+              <w:rPr>
+                <w:rFonts w:ascii="Times New Roman" w:hAnsi="Times New Roman" w:eastAsia="Times New Roman" w:cs="Times New Roman"/>
+                <w:i w:val="false"/>
+                <w:b w:val="false"/>
+                <w:u w:val="none"/>
+                <w:strike w:val="false"/>
+                <w:sz w:val="12"/>
+                <w:szCs w:val="12"/>
+                <w:color w:val="000000"/>
+              </w:rPr>
+            </w:pPr>
+            <w:r>
+              <w:rPr>
+                <w:rFonts w:ascii="Times New Roman" w:hAnsi="Times New Roman" w:eastAsia="Times New Roman" w:cs="Times New Roman"/>
+                <w:i w:val="false"/>
+                <w:b w:val="false"/>
+                <w:u w:val="none"/>
+                <w:strike w:val="false"/>
+                <w:sz w:val="12"/>
+                <w:szCs w:val="12"/>
+                <w:color w:val="000000"/>
+              </w:rPr>
+              <w:t xml:space="preserve">0.086</w:t>
             </w:r>
           </w:p>
         </w:tc>
@@ -11429,117 +11429,117 @@
                 <w:szCs w:val="12"/>
                 <w:color w:val="000000"/>
               </w:rPr>
-              <w:t xml:space="preserve">2.02 (1.07–3.81)</w:t>
-            </w:r>
-          </w:p>
-        </w:tc>
-        <w:tc>
-          <w:tcPr>
-            <w:tcBorders>
-              <w:bottom w:val="none" w:sz="0" w:space="0" w:color="000000"/>
-              <w:top w:val="none" w:sz="0" w:space="0" w:color="000000"/>
-              <w:left w:val="none" w:sz="0" w:space="0" w:color="000000"/>
-              <w:right w:val="none" w:sz="0" w:space="0" w:color="000000"/>
-            </w:tcBorders>
-            <w:shd w:val="clear" w:color="auto" w:fill="FFFFFF"/>
-            <w:tcMar>
-              <w:top w:w="0" w:type="dxa"/>
-              <w:bottom w:w="0" w:type="dxa"/>
-              <w:left w:w="0" w:type="dxa"/>
-              <w:right w:w="0" w:type="dxa"/>
-            </w:tcMar>
-            <w:vAlign w:val="center"/>
-          </w:tcPr>
-          <w:p>
-            <w:pPr>
-              <w:pStyle w:val="Normal"/>
-              <w:jc w:val="left"/>
-              <w:pBdr>
-                <w:bottom w:val="none" w:sz="0" w:space="0" w:color="000000"/>
-                <w:top w:val="none" w:sz="0" w:space="0" w:color="000000"/>
-                <w:left w:val="none" w:sz="0" w:space="0" w:color="000000"/>
-                <w:right w:val="none" w:sz="0" w:space="0" w:color="000000"/>
-              </w:pBdr>
-              <w:spacing w:after="100" w:before="100" w:line="240"/>
-              <w:ind w:left="100" w:right="100" w:firstLine="0" w:firstLineChars="0"/>
-              <w:rPr>
-                <w:rFonts w:ascii="Times New Roman" w:hAnsi="Times New Roman" w:eastAsia="Times New Roman" w:cs="Times New Roman"/>
-                <w:i w:val="false"/>
-                <w:b w:val="false"/>
-                <w:u w:val="none"/>
-                <w:strike w:val="false"/>
-                <w:sz w:val="12"/>
-                <w:szCs w:val="12"/>
-                <w:color w:val="000000"/>
-              </w:rPr>
-            </w:pPr>
-            <w:r>
-              <w:rPr>
-                <w:rFonts w:ascii="Times New Roman" w:hAnsi="Times New Roman" w:eastAsia="Times New Roman" w:cs="Times New Roman"/>
-                <w:i w:val="false"/>
-                <w:b w:val="false"/>
-                <w:u w:val="none"/>
-                <w:strike w:val="false"/>
-                <w:sz w:val="12"/>
-                <w:szCs w:val="12"/>
-                <w:color w:val="000000"/>
-              </w:rPr>
-              <w:t xml:space="preserve">0.030</w:t>
-            </w:r>
-          </w:p>
-        </w:tc>
-        <w:tc>
-          <w:tcPr>
-            <w:tcBorders>
-              <w:bottom w:val="none" w:sz="0" w:space="0" w:color="000000"/>
-              <w:top w:val="none" w:sz="0" w:space="0" w:color="000000"/>
-              <w:left w:val="none" w:sz="0" w:space="0" w:color="000000"/>
-              <w:right w:val="none" w:sz="0" w:space="0" w:color="000000"/>
-            </w:tcBorders>
-            <w:shd w:val="clear" w:color="auto" w:fill="FFFFFF"/>
-            <w:tcMar>
-              <w:top w:w="0" w:type="dxa"/>
-              <w:bottom w:w="0" w:type="dxa"/>
-              <w:left w:w="0" w:type="dxa"/>
-              <w:right w:w="0" w:type="dxa"/>
-            </w:tcMar>
-            <w:vAlign w:val="center"/>
-          </w:tcPr>
-          <w:p>
-            <w:pPr>
-              <w:pStyle w:val="Normal"/>
-              <w:jc w:val="left"/>
-              <w:pBdr>
-                <w:bottom w:val="none" w:sz="0" w:space="0" w:color="000000"/>
-                <w:top w:val="none" w:sz="0" w:space="0" w:color="000000"/>
-                <w:left w:val="none" w:sz="0" w:space="0" w:color="000000"/>
-                <w:right w:val="none" w:sz="0" w:space="0" w:color="000000"/>
-              </w:pBdr>
-              <w:spacing w:after="100" w:before="100" w:line="240"/>
-              <w:ind w:left="100" w:right="100" w:firstLine="0" w:firstLineChars="0"/>
-              <w:rPr>
-                <w:rFonts w:ascii="Times New Roman" w:hAnsi="Times New Roman" w:eastAsia="Times New Roman" w:cs="Times New Roman"/>
-                <w:i w:val="false"/>
-                <w:b w:val="false"/>
-                <w:u w:val="none"/>
-                <w:strike w:val="false"/>
-                <w:sz w:val="12"/>
-                <w:szCs w:val="12"/>
-                <w:color w:val="000000"/>
-              </w:rPr>
-            </w:pPr>
-            <w:r>
-              <w:rPr>
-                <w:rFonts w:ascii="Times New Roman" w:hAnsi="Times New Roman" w:eastAsia="Times New Roman" w:cs="Times New Roman"/>
-                <w:i w:val="false"/>
-                <w:b w:val="false"/>
-                <w:u w:val="none"/>
-                <w:strike w:val="false"/>
-                <w:sz w:val="12"/>
-                <w:szCs w:val="12"/>
-                <w:color w:val="000000"/>
-              </w:rPr>
-              <w:t xml:space="preserve">0.316</w:t>
+              <w:t xml:space="preserve">2.11 (1.12–3.96)</w:t>
+            </w:r>
+          </w:p>
+        </w:tc>
+        <w:tc>
+          <w:tcPr>
+            <w:tcBorders>
+              <w:bottom w:val="none" w:sz="0" w:space="0" w:color="000000"/>
+              <w:top w:val="none" w:sz="0" w:space="0" w:color="000000"/>
+              <w:left w:val="none" w:sz="0" w:space="0" w:color="000000"/>
+              <w:right w:val="none" w:sz="0" w:space="0" w:color="000000"/>
+            </w:tcBorders>
+            <w:shd w:val="clear" w:color="auto" w:fill="FFFFFF"/>
+            <w:tcMar>
+              <w:top w:w="0" w:type="dxa"/>
+              <w:bottom w:w="0" w:type="dxa"/>
+              <w:left w:w="0" w:type="dxa"/>
+              <w:right w:w="0" w:type="dxa"/>
+            </w:tcMar>
+            <w:vAlign w:val="center"/>
+          </w:tcPr>
+          <w:p>
+            <w:pPr>
+              <w:pStyle w:val="Normal"/>
+              <w:jc w:val="left"/>
+              <w:pBdr>
+                <w:bottom w:val="none" w:sz="0" w:space="0" w:color="000000"/>
+                <w:top w:val="none" w:sz="0" w:space="0" w:color="000000"/>
+                <w:left w:val="none" w:sz="0" w:space="0" w:color="000000"/>
+                <w:right w:val="none" w:sz="0" w:space="0" w:color="000000"/>
+              </w:pBdr>
+              <w:spacing w:after="100" w:before="100" w:line="240"/>
+              <w:ind w:left="100" w:right="100" w:firstLine="0" w:firstLineChars="0"/>
+              <w:rPr>
+                <w:rFonts w:ascii="Times New Roman" w:hAnsi="Times New Roman" w:eastAsia="Times New Roman" w:cs="Times New Roman"/>
+                <w:i w:val="false"/>
+                <w:b w:val="false"/>
+                <w:u w:val="none"/>
+                <w:strike w:val="false"/>
+                <w:sz w:val="12"/>
+                <w:szCs w:val="12"/>
+                <w:color w:val="000000"/>
+              </w:rPr>
+            </w:pPr>
+            <w:r>
+              <w:rPr>
+                <w:rFonts w:ascii="Times New Roman" w:hAnsi="Times New Roman" w:eastAsia="Times New Roman" w:cs="Times New Roman"/>
+                <w:i w:val="false"/>
+                <w:b w:val="false"/>
+                <w:u w:val="none"/>
+                <w:strike w:val="false"/>
+                <w:sz w:val="12"/>
+                <w:szCs w:val="12"/>
+                <w:color w:val="000000"/>
+              </w:rPr>
+              <w:t xml:space="preserve">0.021</w:t>
+            </w:r>
+          </w:p>
+        </w:tc>
+        <w:tc>
+          <w:tcPr>
+            <w:tcBorders>
+              <w:bottom w:val="none" w:sz="0" w:space="0" w:color="000000"/>
+              <w:top w:val="none" w:sz="0" w:space="0" w:color="000000"/>
+              <w:left w:val="none" w:sz="0" w:space="0" w:color="000000"/>
+              <w:right w:val="none" w:sz="0" w:space="0" w:color="000000"/>
+            </w:tcBorders>
+            <w:shd w:val="clear" w:color="auto" w:fill="FFFFFF"/>
+            <w:tcMar>
+              <w:top w:w="0" w:type="dxa"/>
+              <w:bottom w:w="0" w:type="dxa"/>
+              <w:left w:w="0" w:type="dxa"/>
+              <w:right w:w="0" w:type="dxa"/>
+            </w:tcMar>
+            <w:vAlign w:val="center"/>
+          </w:tcPr>
+          <w:p>
+            <w:pPr>
+              <w:pStyle w:val="Normal"/>
+              <w:jc w:val="left"/>
+              <w:pBdr>
+                <w:bottom w:val="none" w:sz="0" w:space="0" w:color="000000"/>
+                <w:top w:val="none" w:sz="0" w:space="0" w:color="000000"/>
+                <w:left w:val="none" w:sz="0" w:space="0" w:color="000000"/>
+                <w:right w:val="none" w:sz="0" w:space="0" w:color="000000"/>
+              </w:pBdr>
+              <w:spacing w:after="100" w:before="100" w:line="240"/>
+              <w:ind w:left="100" w:right="100" w:firstLine="0" w:firstLineChars="0"/>
+              <w:rPr>
+                <w:rFonts w:ascii="Times New Roman" w:hAnsi="Times New Roman" w:eastAsia="Times New Roman" w:cs="Times New Roman"/>
+                <w:i w:val="false"/>
+                <w:b w:val="false"/>
+                <w:u w:val="none"/>
+                <w:strike w:val="false"/>
+                <w:sz w:val="12"/>
+                <w:szCs w:val="12"/>
+                <w:color w:val="000000"/>
+              </w:rPr>
+            </w:pPr>
+            <w:r>
+              <w:rPr>
+                <w:rFonts w:ascii="Times New Roman" w:hAnsi="Times New Roman" w:eastAsia="Times New Roman" w:cs="Times New Roman"/>
+                <w:i w:val="false"/>
+                <w:b w:val="false"/>
+                <w:u w:val="none"/>
+                <w:strike w:val="false"/>
+                <w:sz w:val="12"/>
+                <w:szCs w:val="12"/>
+                <w:color w:val="000000"/>
+              </w:rPr>
+              <w:t xml:space="preserve">0.471</w:t>
             </w:r>
           </w:p>
         </w:tc>
@@ -12699,62 +12699,62 @@
                 <w:szCs w:val="12"/>
                 <w:color w:val="000000"/>
               </w:rPr>
-              <w:t xml:space="preserve">0.137</w:t>
-            </w:r>
-          </w:p>
-        </w:tc>
-        <w:tc>
-          <w:tcPr>
-            <w:tcBorders>
-              <w:bottom w:val="none" w:sz="0" w:space="0" w:color="000000"/>
-              <w:top w:val="none" w:sz="0" w:space="0" w:color="000000"/>
-              <w:left w:val="none" w:sz="0" w:space="0" w:color="000000"/>
-              <w:right w:val="none" w:sz="0" w:space="0" w:color="000000"/>
-            </w:tcBorders>
-            <w:shd w:val="clear" w:color="auto" w:fill="FFFFFF"/>
-            <w:tcMar>
-              <w:top w:w="0" w:type="dxa"/>
-              <w:bottom w:w="0" w:type="dxa"/>
-              <w:left w:w="0" w:type="dxa"/>
-              <w:right w:w="0" w:type="dxa"/>
-            </w:tcMar>
-            <w:vAlign w:val="center"/>
-          </w:tcPr>
-          <w:p>
-            <w:pPr>
-              <w:pStyle w:val="Normal"/>
-              <w:jc w:val="left"/>
-              <w:pBdr>
-                <w:bottom w:val="none" w:sz="0" w:space="0" w:color="000000"/>
-                <w:top w:val="none" w:sz="0" w:space="0" w:color="000000"/>
-                <w:left w:val="none" w:sz="0" w:space="0" w:color="000000"/>
-                <w:right w:val="none" w:sz="0" w:space="0" w:color="000000"/>
-              </w:pBdr>
-              <w:spacing w:after="100" w:before="100" w:line="240"/>
-              <w:ind w:left="100" w:right="100" w:firstLine="0" w:firstLineChars="0"/>
-              <w:rPr>
-                <w:rFonts w:ascii="Times New Roman" w:hAnsi="Times New Roman" w:eastAsia="Times New Roman" w:cs="Times New Roman"/>
-                <w:i w:val="false"/>
-                <w:b w:val="false"/>
-                <w:u w:val="none"/>
-                <w:strike w:val="false"/>
-                <w:sz w:val="12"/>
-                <w:szCs w:val="12"/>
-                <w:color w:val="000000"/>
-              </w:rPr>
-            </w:pPr>
-            <w:r>
-              <w:rPr>
-                <w:rFonts w:ascii="Times New Roman" w:hAnsi="Times New Roman" w:eastAsia="Times New Roman" w:cs="Times New Roman"/>
-                <w:i w:val="false"/>
-                <w:b w:val="false"/>
-                <w:u w:val="none"/>
-                <w:strike w:val="false"/>
-                <w:sz w:val="12"/>
-                <w:szCs w:val="12"/>
-                <w:color w:val="000000"/>
-              </w:rPr>
-              <w:t xml:space="preserve">0.274</w:t>
+              <w:t xml:space="preserve">0.140</w:t>
+            </w:r>
+          </w:p>
+        </w:tc>
+        <w:tc>
+          <w:tcPr>
+            <w:tcBorders>
+              <w:bottom w:val="none" w:sz="0" w:space="0" w:color="000000"/>
+              <w:top w:val="none" w:sz="0" w:space="0" w:color="000000"/>
+              <w:left w:val="none" w:sz="0" w:space="0" w:color="000000"/>
+              <w:right w:val="none" w:sz="0" w:space="0" w:color="000000"/>
+            </w:tcBorders>
+            <w:shd w:val="clear" w:color="auto" w:fill="FFFFFF"/>
+            <w:tcMar>
+              <w:top w:w="0" w:type="dxa"/>
+              <w:bottom w:w="0" w:type="dxa"/>
+              <w:left w:w="0" w:type="dxa"/>
+              <w:right w:w="0" w:type="dxa"/>
+            </w:tcMar>
+            <w:vAlign w:val="center"/>
+          </w:tcPr>
+          <w:p>
+            <w:pPr>
+              <w:pStyle w:val="Normal"/>
+              <w:jc w:val="left"/>
+              <w:pBdr>
+                <w:bottom w:val="none" w:sz="0" w:space="0" w:color="000000"/>
+                <w:top w:val="none" w:sz="0" w:space="0" w:color="000000"/>
+                <w:left w:val="none" w:sz="0" w:space="0" w:color="000000"/>
+                <w:right w:val="none" w:sz="0" w:space="0" w:color="000000"/>
+              </w:pBdr>
+              <w:spacing w:after="100" w:before="100" w:line="240"/>
+              <w:ind w:left="100" w:right="100" w:firstLine="0" w:firstLineChars="0"/>
+              <w:rPr>
+                <w:rFonts w:ascii="Times New Roman" w:hAnsi="Times New Roman" w:eastAsia="Times New Roman" w:cs="Times New Roman"/>
+                <w:i w:val="false"/>
+                <w:b w:val="false"/>
+                <w:u w:val="none"/>
+                <w:strike w:val="false"/>
+                <w:sz w:val="12"/>
+                <w:szCs w:val="12"/>
+                <w:color w:val="000000"/>
+              </w:rPr>
+            </w:pPr>
+            <w:r>
+              <w:rPr>
+                <w:rFonts w:ascii="Times New Roman" w:hAnsi="Times New Roman" w:eastAsia="Times New Roman" w:cs="Times New Roman"/>
+                <w:i w:val="false"/>
+                <w:b w:val="false"/>
+                <w:u w:val="none"/>
+                <w:strike w:val="false"/>
+                <w:sz w:val="12"/>
+                <w:szCs w:val="12"/>
+                <w:color w:val="000000"/>
+              </w:rPr>
+              <w:t xml:space="preserve">0.225</w:t>
             </w:r>
           </w:p>
         </w:tc>
@@ -12919,337 +12919,337 @@
                 <w:szCs w:val="12"/>
                 <w:color w:val="000000"/>
               </w:rPr>
-              <w:t xml:space="preserve">0.68 (0.36–1.29)</w:t>
-            </w:r>
-          </w:p>
-        </w:tc>
-        <w:tc>
-          <w:tcPr>
-            <w:tcBorders>
-              <w:bottom w:val="none" w:sz="0" w:space="0" w:color="000000"/>
-              <w:top w:val="none" w:sz="0" w:space="0" w:color="000000"/>
-              <w:left w:val="none" w:sz="0" w:space="0" w:color="000000"/>
-              <w:right w:val="none" w:sz="0" w:space="0" w:color="000000"/>
-            </w:tcBorders>
-            <w:shd w:val="clear" w:color="auto" w:fill="FFFFFF"/>
-            <w:tcMar>
-              <w:top w:w="0" w:type="dxa"/>
-              <w:bottom w:w="0" w:type="dxa"/>
-              <w:left w:w="0" w:type="dxa"/>
-              <w:right w:w="0" w:type="dxa"/>
-            </w:tcMar>
-            <w:vAlign w:val="center"/>
-          </w:tcPr>
-          <w:p>
-            <w:pPr>
-              <w:pStyle w:val="Normal"/>
-              <w:jc w:val="left"/>
-              <w:pBdr>
-                <w:bottom w:val="none" w:sz="0" w:space="0" w:color="000000"/>
-                <w:top w:val="none" w:sz="0" w:space="0" w:color="000000"/>
-                <w:left w:val="none" w:sz="0" w:space="0" w:color="000000"/>
-                <w:right w:val="none" w:sz="0" w:space="0" w:color="000000"/>
-              </w:pBdr>
-              <w:spacing w:after="100" w:before="100" w:line="240"/>
-              <w:ind w:left="100" w:right="100" w:firstLine="0" w:firstLineChars="0"/>
-              <w:rPr>
-                <w:rFonts w:ascii="Times New Roman" w:hAnsi="Times New Roman" w:eastAsia="Times New Roman" w:cs="Times New Roman"/>
-                <w:i w:val="false"/>
-                <w:b w:val="false"/>
-                <w:u w:val="none"/>
-                <w:strike w:val="false"/>
-                <w:sz w:val="12"/>
-                <w:szCs w:val="12"/>
-                <w:color w:val="000000"/>
-              </w:rPr>
-            </w:pPr>
-            <w:r>
-              <w:rPr>
-                <w:rFonts w:ascii="Times New Roman" w:hAnsi="Times New Roman" w:eastAsia="Times New Roman" w:cs="Times New Roman"/>
-                <w:i w:val="false"/>
-                <w:b w:val="false"/>
-                <w:u w:val="none"/>
-                <w:strike w:val="false"/>
-                <w:sz w:val="12"/>
-                <w:szCs w:val="12"/>
-                <w:color w:val="000000"/>
-              </w:rPr>
-              <w:t xml:space="preserve">0.240</w:t>
-            </w:r>
-          </w:p>
-        </w:tc>
-        <w:tc>
-          <w:tcPr>
-            <w:tcBorders>
-              <w:bottom w:val="none" w:sz="0" w:space="0" w:color="000000"/>
-              <w:top w:val="none" w:sz="0" w:space="0" w:color="000000"/>
-              <w:left w:val="none" w:sz="0" w:space="0" w:color="000000"/>
-              <w:right w:val="none" w:sz="0" w:space="0" w:color="000000"/>
-            </w:tcBorders>
-            <w:shd w:val="clear" w:color="auto" w:fill="FFFFFF"/>
-            <w:tcMar>
-              <w:top w:w="0" w:type="dxa"/>
-              <w:bottom w:w="0" w:type="dxa"/>
-              <w:left w:w="0" w:type="dxa"/>
-              <w:right w:w="0" w:type="dxa"/>
-            </w:tcMar>
-            <w:vAlign w:val="center"/>
-          </w:tcPr>
-          <w:p>
-            <w:pPr>
-              <w:pStyle w:val="Normal"/>
-              <w:jc w:val="left"/>
-              <w:pBdr>
-                <w:bottom w:val="none" w:sz="0" w:space="0" w:color="000000"/>
-                <w:top w:val="none" w:sz="0" w:space="0" w:color="000000"/>
-                <w:left w:val="none" w:sz="0" w:space="0" w:color="000000"/>
-                <w:right w:val="none" w:sz="0" w:space="0" w:color="000000"/>
-              </w:pBdr>
-              <w:spacing w:after="100" w:before="100" w:line="240"/>
-              <w:ind w:left="100" w:right="100" w:firstLine="0" w:firstLineChars="0"/>
-              <w:rPr>
-                <w:rFonts w:ascii="Times New Roman" w:hAnsi="Times New Roman" w:eastAsia="Times New Roman" w:cs="Times New Roman"/>
-                <w:i w:val="false"/>
-                <w:b w:val="false"/>
-                <w:u w:val="none"/>
-                <w:strike w:val="false"/>
-                <w:sz w:val="12"/>
-                <w:szCs w:val="12"/>
-                <w:color w:val="000000"/>
-              </w:rPr>
-            </w:pPr>
-            <w:r>
-              <w:rPr>
-                <w:rFonts w:ascii="Times New Roman" w:hAnsi="Times New Roman" w:eastAsia="Times New Roman" w:cs="Times New Roman"/>
-                <w:i w:val="false"/>
-                <w:b w:val="false"/>
-                <w:u w:val="none"/>
-                <w:strike w:val="false"/>
-                <w:sz w:val="12"/>
-                <w:szCs w:val="12"/>
-                <w:color w:val="000000"/>
-              </w:rPr>
-              <w:t xml:space="preserve">0.012</w:t>
-            </w:r>
-          </w:p>
-        </w:tc>
-        <w:tc>
-          <w:tcPr>
-            <w:tcBorders>
-              <w:bottom w:val="none" w:sz="0" w:space="0" w:color="000000"/>
-              <w:top w:val="none" w:sz="0" w:space="0" w:color="000000"/>
-              <w:left w:val="none" w:sz="0" w:space="0" w:color="000000"/>
-              <w:right w:val="none" w:sz="0" w:space="0" w:color="000000"/>
-            </w:tcBorders>
-            <w:shd w:val="clear" w:color="auto" w:fill="FFFFFF"/>
-            <w:tcMar>
-              <w:top w:w="0" w:type="dxa"/>
-              <w:bottom w:w="0" w:type="dxa"/>
-              <w:left w:w="0" w:type="dxa"/>
-              <w:right w:w="0" w:type="dxa"/>
-            </w:tcMar>
-            <w:vAlign w:val="center"/>
-          </w:tcPr>
-          <w:p>
-            <w:pPr>
-              <w:pStyle w:val="Normal"/>
-              <w:jc w:val="left"/>
-              <w:pBdr>
-                <w:bottom w:val="none" w:sz="0" w:space="0" w:color="000000"/>
-                <w:top w:val="none" w:sz="0" w:space="0" w:color="000000"/>
-                <w:left w:val="none" w:sz="0" w:space="0" w:color="000000"/>
-                <w:right w:val="none" w:sz="0" w:space="0" w:color="000000"/>
-              </w:pBdr>
-              <w:spacing w:after="100" w:before="100" w:line="240"/>
-              <w:ind w:left="100" w:right="100" w:firstLine="0" w:firstLineChars="0"/>
-              <w:rPr>
-                <w:rFonts w:ascii="Times New Roman" w:hAnsi="Times New Roman" w:eastAsia="Times New Roman" w:cs="Times New Roman"/>
-                <w:i w:val="false"/>
-                <w:b w:val="false"/>
-                <w:u w:val="none"/>
-                <w:strike w:val="false"/>
-                <w:sz w:val="12"/>
-                <w:szCs w:val="12"/>
-                <w:color w:val="000000"/>
-              </w:rPr>
-            </w:pPr>
-            <w:r>
-              <w:rPr>
-                <w:rFonts w:ascii="Times New Roman" w:hAnsi="Times New Roman" w:eastAsia="Times New Roman" w:cs="Times New Roman"/>
-                <w:i w:val="false"/>
-                <w:b w:val="false"/>
-                <w:u w:val="none"/>
-                <w:strike w:val="false"/>
-                <w:sz w:val="12"/>
-                <w:szCs w:val="12"/>
-                <w:color w:val="000000"/>
-              </w:rPr>
-              <w:t xml:space="preserve">1.06 (0.53–2.12)</w:t>
-            </w:r>
-          </w:p>
-        </w:tc>
-        <w:tc>
-          <w:tcPr>
-            <w:tcBorders>
-              <w:bottom w:val="none" w:sz="0" w:space="0" w:color="000000"/>
-              <w:top w:val="none" w:sz="0" w:space="0" w:color="000000"/>
-              <w:left w:val="none" w:sz="0" w:space="0" w:color="000000"/>
-              <w:right w:val="none" w:sz="0" w:space="0" w:color="000000"/>
-            </w:tcBorders>
-            <w:shd w:val="clear" w:color="auto" w:fill="FFFFFF"/>
-            <w:tcMar>
-              <w:top w:w="0" w:type="dxa"/>
-              <w:bottom w:w="0" w:type="dxa"/>
-              <w:left w:w="0" w:type="dxa"/>
-              <w:right w:w="0" w:type="dxa"/>
-            </w:tcMar>
-            <w:vAlign w:val="center"/>
-          </w:tcPr>
-          <w:p>
-            <w:pPr>
-              <w:pStyle w:val="Normal"/>
-              <w:jc w:val="left"/>
-              <w:pBdr>
-                <w:bottom w:val="none" w:sz="0" w:space="0" w:color="000000"/>
-                <w:top w:val="none" w:sz="0" w:space="0" w:color="000000"/>
-                <w:left w:val="none" w:sz="0" w:space="0" w:color="000000"/>
-                <w:right w:val="none" w:sz="0" w:space="0" w:color="000000"/>
-              </w:pBdr>
-              <w:spacing w:after="100" w:before="100" w:line="240"/>
-              <w:ind w:left="100" w:right="100" w:firstLine="0" w:firstLineChars="0"/>
-              <w:rPr>
-                <w:rFonts w:ascii="Times New Roman" w:hAnsi="Times New Roman" w:eastAsia="Times New Roman" w:cs="Times New Roman"/>
-                <w:i w:val="false"/>
-                <w:b w:val="false"/>
-                <w:u w:val="none"/>
-                <w:strike w:val="false"/>
-                <w:sz w:val="12"/>
-                <w:szCs w:val="12"/>
-                <w:color w:val="000000"/>
-              </w:rPr>
-            </w:pPr>
-            <w:r>
-              <w:rPr>
-                <w:rFonts w:ascii="Times New Roman" w:hAnsi="Times New Roman" w:eastAsia="Times New Roman" w:cs="Times New Roman"/>
-                <w:i w:val="false"/>
-                <w:b w:val="false"/>
-                <w:u w:val="none"/>
-                <w:strike w:val="false"/>
-                <w:sz w:val="12"/>
-                <w:szCs w:val="12"/>
-                <w:color w:val="000000"/>
-              </w:rPr>
-              <w:t xml:space="preserve">0.863</w:t>
-            </w:r>
-          </w:p>
-        </w:tc>
-        <w:tc>
-          <w:tcPr>
-            <w:tcBorders>
-              <w:bottom w:val="none" w:sz="0" w:space="0" w:color="000000"/>
-              <w:top w:val="none" w:sz="0" w:space="0" w:color="000000"/>
-              <w:left w:val="none" w:sz="0" w:space="0" w:color="000000"/>
-              <w:right w:val="none" w:sz="0" w:space="0" w:color="000000"/>
-            </w:tcBorders>
-            <w:shd w:val="clear" w:color="auto" w:fill="FFFFFF"/>
-            <w:tcMar>
-              <w:top w:w="0" w:type="dxa"/>
-              <w:bottom w:w="0" w:type="dxa"/>
-              <w:left w:w="0" w:type="dxa"/>
-              <w:right w:w="0" w:type="dxa"/>
-            </w:tcMar>
-            <w:vAlign w:val="center"/>
-          </w:tcPr>
-          <w:p>
-            <w:pPr>
-              <w:pStyle w:val="Normal"/>
-              <w:jc w:val="left"/>
-              <w:pBdr>
-                <w:bottom w:val="none" w:sz="0" w:space="0" w:color="000000"/>
-                <w:top w:val="none" w:sz="0" w:space="0" w:color="000000"/>
-                <w:left w:val="none" w:sz="0" w:space="0" w:color="000000"/>
-                <w:right w:val="none" w:sz="0" w:space="0" w:color="000000"/>
-              </w:pBdr>
-              <w:spacing w:after="100" w:before="100" w:line="240"/>
-              <w:ind w:left="100" w:right="100" w:firstLine="0" w:firstLineChars="0"/>
-              <w:rPr>
-                <w:rFonts w:ascii="Times New Roman" w:hAnsi="Times New Roman" w:eastAsia="Times New Roman" w:cs="Times New Roman"/>
-                <w:i w:val="false"/>
-                <w:b w:val="false"/>
-                <w:u w:val="none"/>
-                <w:strike w:val="false"/>
-                <w:sz w:val="12"/>
-                <w:szCs w:val="12"/>
-                <w:color w:val="000000"/>
-              </w:rPr>
-            </w:pPr>
-            <w:r>
-              <w:rPr>
-                <w:rFonts w:ascii="Times New Roman" w:hAnsi="Times New Roman" w:eastAsia="Times New Roman" w:cs="Times New Roman"/>
-                <w:i w:val="false"/>
-                <w:b w:val="false"/>
-                <w:u w:val="none"/>
-                <w:strike w:val="false"/>
-                <w:sz w:val="12"/>
-                <w:szCs w:val="12"/>
-                <w:color w:val="000000"/>
-              </w:rPr>
-              <w:t xml:space="preserve">0.14 (0.03–0.53)</w:t>
-            </w:r>
-          </w:p>
-        </w:tc>
-        <w:tc>
-          <w:tcPr>
-            <w:tcBorders>
-              <w:bottom w:val="none" w:sz="0" w:space="0" w:color="000000"/>
-              <w:top w:val="none" w:sz="0" w:space="0" w:color="000000"/>
-              <w:left w:val="none" w:sz="0" w:space="0" w:color="000000"/>
-              <w:right w:val="none" w:sz="0" w:space="0" w:color="000000"/>
-            </w:tcBorders>
-            <w:shd w:val="clear" w:color="auto" w:fill="FFFFFF"/>
-            <w:tcMar>
-              <w:top w:w="0" w:type="dxa"/>
-              <w:bottom w:w="0" w:type="dxa"/>
-              <w:left w:w="0" w:type="dxa"/>
-              <w:right w:w="0" w:type="dxa"/>
-            </w:tcMar>
-            <w:vAlign w:val="center"/>
-          </w:tcPr>
-          <w:p>
-            <w:pPr>
-              <w:pStyle w:val="Normal"/>
-              <w:jc w:val="left"/>
-              <w:pBdr>
-                <w:bottom w:val="none" w:sz="0" w:space="0" w:color="000000"/>
-                <w:top w:val="none" w:sz="0" w:space="0" w:color="000000"/>
-                <w:left w:val="none" w:sz="0" w:space="0" w:color="000000"/>
-                <w:right w:val="none" w:sz="0" w:space="0" w:color="000000"/>
-              </w:pBdr>
-              <w:spacing w:after="100" w:before="100" w:line="240"/>
-              <w:ind w:left="100" w:right="100" w:firstLine="0" w:firstLineChars="0"/>
-              <w:rPr>
-                <w:rFonts w:ascii="Times New Roman" w:hAnsi="Times New Roman" w:eastAsia="Times New Roman" w:cs="Times New Roman"/>
-                <w:i w:val="false"/>
-                <w:b w:val="false"/>
-                <w:u w:val="none"/>
-                <w:strike w:val="false"/>
-                <w:sz w:val="12"/>
-                <w:szCs w:val="12"/>
-                <w:color w:val="000000"/>
-              </w:rPr>
-            </w:pPr>
-            <w:r>
-              <w:rPr>
-                <w:rFonts w:ascii="Times New Roman" w:hAnsi="Times New Roman" w:eastAsia="Times New Roman" w:cs="Times New Roman"/>
-                <w:i w:val="false"/>
-                <w:b w:val="false"/>
-                <w:u w:val="none"/>
-                <w:strike w:val="false"/>
-                <w:sz w:val="12"/>
-                <w:szCs w:val="12"/>
-                <w:color w:val="000000"/>
-              </w:rPr>
-              <w:t xml:space="preserve">0.004</w:t>
+              <w:t xml:space="preserve">0.63 (0.33–1.19)</w:t>
+            </w:r>
+          </w:p>
+        </w:tc>
+        <w:tc>
+          <w:tcPr>
+            <w:tcBorders>
+              <w:bottom w:val="none" w:sz="0" w:space="0" w:color="000000"/>
+              <w:top w:val="none" w:sz="0" w:space="0" w:color="000000"/>
+              <w:left w:val="none" w:sz="0" w:space="0" w:color="000000"/>
+              <w:right w:val="none" w:sz="0" w:space="0" w:color="000000"/>
+            </w:tcBorders>
+            <w:shd w:val="clear" w:color="auto" w:fill="FFFFFF"/>
+            <w:tcMar>
+              <w:top w:w="0" w:type="dxa"/>
+              <w:bottom w:w="0" w:type="dxa"/>
+              <w:left w:w="0" w:type="dxa"/>
+              <w:right w:w="0" w:type="dxa"/>
+            </w:tcMar>
+            <w:vAlign w:val="center"/>
+          </w:tcPr>
+          <w:p>
+            <w:pPr>
+              <w:pStyle w:val="Normal"/>
+              <w:jc w:val="left"/>
+              <w:pBdr>
+                <w:bottom w:val="none" w:sz="0" w:space="0" w:color="000000"/>
+                <w:top w:val="none" w:sz="0" w:space="0" w:color="000000"/>
+                <w:left w:val="none" w:sz="0" w:space="0" w:color="000000"/>
+                <w:right w:val="none" w:sz="0" w:space="0" w:color="000000"/>
+              </w:pBdr>
+              <w:spacing w:after="100" w:before="100" w:line="240"/>
+              <w:ind w:left="100" w:right="100" w:firstLine="0" w:firstLineChars="0"/>
+              <w:rPr>
+                <w:rFonts w:ascii="Times New Roman" w:hAnsi="Times New Roman" w:eastAsia="Times New Roman" w:cs="Times New Roman"/>
+                <w:i w:val="false"/>
+                <w:b w:val="false"/>
+                <w:u w:val="none"/>
+                <w:strike w:val="false"/>
+                <w:sz w:val="12"/>
+                <w:szCs w:val="12"/>
+                <w:color w:val="000000"/>
+              </w:rPr>
+            </w:pPr>
+            <w:r>
+              <w:rPr>
+                <w:rFonts w:ascii="Times New Roman" w:hAnsi="Times New Roman" w:eastAsia="Times New Roman" w:cs="Times New Roman"/>
+                <w:i w:val="false"/>
+                <w:b w:val="false"/>
+                <w:u w:val="none"/>
+                <w:strike w:val="false"/>
+                <w:sz w:val="12"/>
+                <w:szCs w:val="12"/>
+                <w:color w:val="000000"/>
+              </w:rPr>
+              <w:t xml:space="preserve">0.155</w:t>
+            </w:r>
+          </w:p>
+        </w:tc>
+        <w:tc>
+          <w:tcPr>
+            <w:tcBorders>
+              <w:bottom w:val="none" w:sz="0" w:space="0" w:color="000000"/>
+              <w:top w:val="none" w:sz="0" w:space="0" w:color="000000"/>
+              <w:left w:val="none" w:sz="0" w:space="0" w:color="000000"/>
+              <w:right w:val="none" w:sz="0" w:space="0" w:color="000000"/>
+            </w:tcBorders>
+            <w:shd w:val="clear" w:color="auto" w:fill="FFFFFF"/>
+            <w:tcMar>
+              <w:top w:w="0" w:type="dxa"/>
+              <w:bottom w:w="0" w:type="dxa"/>
+              <w:left w:w="0" w:type="dxa"/>
+              <w:right w:w="0" w:type="dxa"/>
+            </w:tcMar>
+            <w:vAlign w:val="center"/>
+          </w:tcPr>
+          <w:p>
+            <w:pPr>
+              <w:pStyle w:val="Normal"/>
+              <w:jc w:val="left"/>
+              <w:pBdr>
+                <w:bottom w:val="none" w:sz="0" w:space="0" w:color="000000"/>
+                <w:top w:val="none" w:sz="0" w:space="0" w:color="000000"/>
+                <w:left w:val="none" w:sz="0" w:space="0" w:color="000000"/>
+                <w:right w:val="none" w:sz="0" w:space="0" w:color="000000"/>
+              </w:pBdr>
+              <w:spacing w:after="100" w:before="100" w:line="240"/>
+              <w:ind w:left="100" w:right="100" w:firstLine="0" w:firstLineChars="0"/>
+              <w:rPr>
+                <w:rFonts w:ascii="Times New Roman" w:hAnsi="Times New Roman" w:eastAsia="Times New Roman" w:cs="Times New Roman"/>
+                <w:i w:val="false"/>
+                <w:b w:val="false"/>
+                <w:u w:val="none"/>
+                <w:strike w:val="false"/>
+                <w:sz w:val="12"/>
+                <w:szCs w:val="12"/>
+                <w:color w:val="000000"/>
+              </w:rPr>
+            </w:pPr>
+            <w:r>
+              <w:rPr>
+                <w:rFonts w:ascii="Times New Roman" w:hAnsi="Times New Roman" w:eastAsia="Times New Roman" w:cs="Times New Roman"/>
+                <w:i w:val="false"/>
+                <w:b w:val="false"/>
+                <w:u w:val="none"/>
+                <w:strike w:val="false"/>
+                <w:sz w:val="12"/>
+                <w:szCs w:val="12"/>
+                <w:color w:val="000000"/>
+              </w:rPr>
+              <w:t xml:space="preserve">0.011</w:t>
+            </w:r>
+          </w:p>
+        </w:tc>
+        <w:tc>
+          <w:tcPr>
+            <w:tcBorders>
+              <w:bottom w:val="none" w:sz="0" w:space="0" w:color="000000"/>
+              <w:top w:val="none" w:sz="0" w:space="0" w:color="000000"/>
+              <w:left w:val="none" w:sz="0" w:space="0" w:color="000000"/>
+              <w:right w:val="none" w:sz="0" w:space="0" w:color="000000"/>
+            </w:tcBorders>
+            <w:shd w:val="clear" w:color="auto" w:fill="FFFFFF"/>
+            <w:tcMar>
+              <w:top w:w="0" w:type="dxa"/>
+              <w:bottom w:w="0" w:type="dxa"/>
+              <w:left w:w="0" w:type="dxa"/>
+              <w:right w:w="0" w:type="dxa"/>
+            </w:tcMar>
+            <w:vAlign w:val="center"/>
+          </w:tcPr>
+          <w:p>
+            <w:pPr>
+              <w:pStyle w:val="Normal"/>
+              <w:jc w:val="left"/>
+              <w:pBdr>
+                <w:bottom w:val="none" w:sz="0" w:space="0" w:color="000000"/>
+                <w:top w:val="none" w:sz="0" w:space="0" w:color="000000"/>
+                <w:left w:val="none" w:sz="0" w:space="0" w:color="000000"/>
+                <w:right w:val="none" w:sz="0" w:space="0" w:color="000000"/>
+              </w:pBdr>
+              <w:spacing w:after="100" w:before="100" w:line="240"/>
+              <w:ind w:left="100" w:right="100" w:firstLine="0" w:firstLineChars="0"/>
+              <w:rPr>
+                <w:rFonts w:ascii="Times New Roman" w:hAnsi="Times New Roman" w:eastAsia="Times New Roman" w:cs="Times New Roman"/>
+                <w:i w:val="false"/>
+                <w:b w:val="false"/>
+                <w:u w:val="none"/>
+                <w:strike w:val="false"/>
+                <w:sz w:val="12"/>
+                <w:szCs w:val="12"/>
+                <w:color w:val="000000"/>
+              </w:rPr>
+            </w:pPr>
+            <w:r>
+              <w:rPr>
+                <w:rFonts w:ascii="Times New Roman" w:hAnsi="Times New Roman" w:eastAsia="Times New Roman" w:cs="Times New Roman"/>
+                <w:i w:val="false"/>
+                <w:b w:val="false"/>
+                <w:u w:val="none"/>
+                <w:strike w:val="false"/>
+                <w:sz w:val="12"/>
+                <w:szCs w:val="12"/>
+                <w:color w:val="000000"/>
+              </w:rPr>
+              <w:t xml:space="preserve">1.03 (0.52–2.06)</w:t>
+            </w:r>
+          </w:p>
+        </w:tc>
+        <w:tc>
+          <w:tcPr>
+            <w:tcBorders>
+              <w:bottom w:val="none" w:sz="0" w:space="0" w:color="000000"/>
+              <w:top w:val="none" w:sz="0" w:space="0" w:color="000000"/>
+              <w:left w:val="none" w:sz="0" w:space="0" w:color="000000"/>
+              <w:right w:val="none" w:sz="0" w:space="0" w:color="000000"/>
+            </w:tcBorders>
+            <w:shd w:val="clear" w:color="auto" w:fill="FFFFFF"/>
+            <w:tcMar>
+              <w:top w:w="0" w:type="dxa"/>
+              <w:bottom w:w="0" w:type="dxa"/>
+              <w:left w:w="0" w:type="dxa"/>
+              <w:right w:w="0" w:type="dxa"/>
+            </w:tcMar>
+            <w:vAlign w:val="center"/>
+          </w:tcPr>
+          <w:p>
+            <w:pPr>
+              <w:pStyle w:val="Normal"/>
+              <w:jc w:val="left"/>
+              <w:pBdr>
+                <w:bottom w:val="none" w:sz="0" w:space="0" w:color="000000"/>
+                <w:top w:val="none" w:sz="0" w:space="0" w:color="000000"/>
+                <w:left w:val="none" w:sz="0" w:space="0" w:color="000000"/>
+                <w:right w:val="none" w:sz="0" w:space="0" w:color="000000"/>
+              </w:pBdr>
+              <w:spacing w:after="100" w:before="100" w:line="240"/>
+              <w:ind w:left="100" w:right="100" w:firstLine="0" w:firstLineChars="0"/>
+              <w:rPr>
+                <w:rFonts w:ascii="Times New Roman" w:hAnsi="Times New Roman" w:eastAsia="Times New Roman" w:cs="Times New Roman"/>
+                <w:i w:val="false"/>
+                <w:b w:val="false"/>
+                <w:u w:val="none"/>
+                <w:strike w:val="false"/>
+                <w:sz w:val="12"/>
+                <w:szCs w:val="12"/>
+                <w:color w:val="000000"/>
+              </w:rPr>
+            </w:pPr>
+            <w:r>
+              <w:rPr>
+                <w:rFonts w:ascii="Times New Roman" w:hAnsi="Times New Roman" w:eastAsia="Times New Roman" w:cs="Times New Roman"/>
+                <w:i w:val="false"/>
+                <w:b w:val="false"/>
+                <w:u w:val="none"/>
+                <w:strike w:val="false"/>
+                <w:sz w:val="12"/>
+                <w:szCs w:val="12"/>
+                <w:color w:val="000000"/>
+              </w:rPr>
+              <w:t xml:space="preserve">0.933</w:t>
+            </w:r>
+          </w:p>
+        </w:tc>
+        <w:tc>
+          <w:tcPr>
+            <w:tcBorders>
+              <w:bottom w:val="none" w:sz="0" w:space="0" w:color="000000"/>
+              <w:top w:val="none" w:sz="0" w:space="0" w:color="000000"/>
+              <w:left w:val="none" w:sz="0" w:space="0" w:color="000000"/>
+              <w:right w:val="none" w:sz="0" w:space="0" w:color="000000"/>
+            </w:tcBorders>
+            <w:shd w:val="clear" w:color="auto" w:fill="FFFFFF"/>
+            <w:tcMar>
+              <w:top w:w="0" w:type="dxa"/>
+              <w:bottom w:w="0" w:type="dxa"/>
+              <w:left w:w="0" w:type="dxa"/>
+              <w:right w:w="0" w:type="dxa"/>
+            </w:tcMar>
+            <w:vAlign w:val="center"/>
+          </w:tcPr>
+          <w:p>
+            <w:pPr>
+              <w:pStyle w:val="Normal"/>
+              <w:jc w:val="left"/>
+              <w:pBdr>
+                <w:bottom w:val="none" w:sz="0" w:space="0" w:color="000000"/>
+                <w:top w:val="none" w:sz="0" w:space="0" w:color="000000"/>
+                <w:left w:val="none" w:sz="0" w:space="0" w:color="000000"/>
+                <w:right w:val="none" w:sz="0" w:space="0" w:color="000000"/>
+              </w:pBdr>
+              <w:spacing w:after="100" w:before="100" w:line="240"/>
+              <w:ind w:left="100" w:right="100" w:firstLine="0" w:firstLineChars="0"/>
+              <w:rPr>
+                <w:rFonts w:ascii="Times New Roman" w:hAnsi="Times New Roman" w:eastAsia="Times New Roman" w:cs="Times New Roman"/>
+                <w:i w:val="false"/>
+                <w:b w:val="false"/>
+                <w:u w:val="none"/>
+                <w:strike w:val="false"/>
+                <w:sz w:val="12"/>
+                <w:szCs w:val="12"/>
+                <w:color w:val="000000"/>
+              </w:rPr>
+            </w:pPr>
+            <w:r>
+              <w:rPr>
+                <w:rFonts w:ascii="Times New Roman" w:hAnsi="Times New Roman" w:eastAsia="Times New Roman" w:cs="Times New Roman"/>
+                <w:i w:val="false"/>
+                <w:b w:val="false"/>
+                <w:u w:val="none"/>
+                <w:strike w:val="false"/>
+                <w:sz w:val="12"/>
+                <w:szCs w:val="12"/>
+                <w:color w:val="000000"/>
+              </w:rPr>
+              <w:t xml:space="preserve">0.14 (0.03–0.55)</w:t>
+            </w:r>
+          </w:p>
+        </w:tc>
+        <w:tc>
+          <w:tcPr>
+            <w:tcBorders>
+              <w:bottom w:val="none" w:sz="0" w:space="0" w:color="000000"/>
+              <w:top w:val="none" w:sz="0" w:space="0" w:color="000000"/>
+              <w:left w:val="none" w:sz="0" w:space="0" w:color="000000"/>
+              <w:right w:val="none" w:sz="0" w:space="0" w:color="000000"/>
+            </w:tcBorders>
+            <w:shd w:val="clear" w:color="auto" w:fill="FFFFFF"/>
+            <w:tcMar>
+              <w:top w:w="0" w:type="dxa"/>
+              <w:bottom w:w="0" w:type="dxa"/>
+              <w:left w:w="0" w:type="dxa"/>
+              <w:right w:w="0" w:type="dxa"/>
+            </w:tcMar>
+            <w:vAlign w:val="center"/>
+          </w:tcPr>
+          <w:p>
+            <w:pPr>
+              <w:pStyle w:val="Normal"/>
+              <w:jc w:val="left"/>
+              <w:pBdr>
+                <w:bottom w:val="none" w:sz="0" w:space="0" w:color="000000"/>
+                <w:top w:val="none" w:sz="0" w:space="0" w:color="000000"/>
+                <w:left w:val="none" w:sz="0" w:space="0" w:color="000000"/>
+                <w:right w:val="none" w:sz="0" w:space="0" w:color="000000"/>
+              </w:pBdr>
+              <w:spacing w:after="100" w:before="100" w:line="240"/>
+              <w:ind w:left="100" w:right="100" w:firstLine="0" w:firstLineChars="0"/>
+              <w:rPr>
+                <w:rFonts w:ascii="Times New Roman" w:hAnsi="Times New Roman" w:eastAsia="Times New Roman" w:cs="Times New Roman"/>
+                <w:i w:val="false"/>
+                <w:b w:val="false"/>
+                <w:u w:val="none"/>
+                <w:strike w:val="false"/>
+                <w:sz w:val="12"/>
+                <w:szCs w:val="12"/>
+                <w:color w:val="000000"/>
+              </w:rPr>
+            </w:pPr>
+            <w:r>
+              <w:rPr>
+                <w:rFonts w:ascii="Times New Roman" w:hAnsi="Times New Roman" w:eastAsia="Times New Roman" w:cs="Times New Roman"/>
+                <w:i w:val="false"/>
+                <w:b w:val="false"/>
+                <w:u w:val="none"/>
+                <w:strike w:val="false"/>
+                <w:sz w:val="12"/>
+                <w:szCs w:val="12"/>
+                <w:color w:val="000000"/>
+              </w:rPr>
+              <w:t xml:space="preserve">0.005</w:t>
             </w:r>
           </w:p>
         </w:tc>
@@ -14134,7 +14134,7 @@
                 <w:szCs w:val="12"/>
                 <w:color w:val="000000"/>
               </w:rPr>
-              <w:t xml:space="preserve">0.60 (0.34–1.09)</w:t>
+              <w:t xml:space="preserve">0.61 (0.34–1.11)</w:t>
             </w:r>
           </w:p>
         </w:tc>
@@ -14189,7 +14189,7 @@
                 <w:szCs w:val="12"/>
                 <w:color w:val="000000"/>
               </w:rPr>
-              <w:t xml:space="preserve">0.094</w:t>
+              <w:t xml:space="preserve">0.104</w:t>
             </w:r>
           </w:p>
         </w:tc>
@@ -14244,7 +14244,7 @@
                 <w:szCs w:val="12"/>
                 <w:color w:val="000000"/>
               </w:rPr>
-              <w:t xml:space="preserve">0.250</w:t>
+              <w:t xml:space="preserve">0.209</w:t>
             </w:r>
           </w:p>
         </w:tc>
@@ -14409,7 +14409,7 @@
                 <w:szCs w:val="12"/>
                 <w:color w:val="000000"/>
               </w:rPr>
-              <w:t xml:space="preserve">0.69 (0.38–1.28)</w:t>
+              <w:t xml:space="preserve">0.66 (0.36–1.22)</w:t>
             </w:r>
           </w:p>
         </w:tc>
@@ -14464,7 +14464,7 @@
                 <w:szCs w:val="12"/>
                 <w:color w:val="000000"/>
               </w:rPr>
-              <w:t xml:space="preserve">0.241</w:t>
+              <w:t xml:space="preserve">0.187</w:t>
             </w:r>
           </w:p>
         </w:tc>
@@ -14519,7 +14519,7 @@
                 <w:szCs w:val="12"/>
                 <w:color w:val="000000"/>
               </w:rPr>
-              <w:t xml:space="preserve">0.331</w:t>
+              <w:t xml:space="preserve">0.319</w:t>
             </w:r>
           </w:p>
         </w:tc>

--- a/output/tables/COAD/COAD_survival_summary.docx
+++ b/output/tables/COAD/COAD_survival_summary.docx
@@ -25,7 +25,7 @@
         <w:ind w:left="60" w:right="60" w:firstLine="0" w:firstLineChars="0"/>
       </w:pPr>
       <w:r>
-        <w:t xml:space="preserve">Overall survival by gene expression (High vs Low), TCGA-COAD. HR from Cox regression; multivariable model adjusted for age (per 10 years), sex, pathologic stage group and pretreatment cea. Sensitivity: stratified by tss. q = Benjamini–Hochberg across exploratory genes only; the primary gene (ROCK2) is reported with its unadjusted p. Time-split HRs (0–24 / &gt;24 months, adjusted) are shown only for genes whose expression term violated proportional hazards. RMST difference = High − Low restricted mean survival time up to 60 months.</w:t>
+        <w:t xml:space="preserve">Overall survival by gene expression (High vs Low), TCGA-COAD. HR from Cox regression; multivariable model adjusted for ageg, sex, pathologic stage group and pretreatment cea. Sensitivity: stratified by tss. q = Benjamini–Hochberg across exploratory genes only; the primary gene (HIST1H2AC) is reported with its unadjusted p. Time-split HRs (0–24 / &gt;24 months, adjusted) are shown only for genes whose expression term violated proportional hazards. RMST difference = High − Low restricted mean survival time up to 60 months.</w:t>
       </w:r>
     </w:p>
     <w:tbl xmlns:a="http://schemas.openxmlformats.org/drawingml/2006/main" xmlns:pic="http://schemas.openxmlformats.org/drawingml/2006/picture">
@@ -35,7 +35,7 @@
         <w:tblLook w:firstRow="1" w:lastRow="0" w:firstColumn="0" w:lastColumn="0" w:noHBand="0" w:noVBand="1"/>
       </w:tblPr>
       <w:tblGrid>
-        <w:gridCol w:w="831"/>
+        <w:gridCol w:w="1051"/>
         <w:gridCol w:w="964"/>
         <w:gridCol w:w="591"/>
         <w:gridCol w:w="757"/>
@@ -1609,7 +1609,7 @@
                 <w:szCs w:val="12"/>
                 <w:color w:val="000000"/>
               </w:rPr>
-              <w:t xml:space="preserve">ROCK2</w:t>
+              <w:t xml:space="preserve">HIST1H2AC</w:t>
             </w:r>
           </w:p>
         </w:tc>
@@ -1829,7 +1829,7 @@
                 <w:szCs w:val="12"/>
                 <w:color w:val="000000"/>
               </w:rPr>
-              <w:t xml:space="preserve">83.2 (49.4–NR)</w:t>
+              <w:t xml:space="preserve">99.9 (67.2–NR)</w:t>
             </w:r>
           </w:p>
         </w:tc>
@@ -1884,7 +1884,7 @@
                 <w:szCs w:val="12"/>
                 <w:color w:val="000000"/>
               </w:rPr>
-              <w:t xml:space="preserve">99.9 (65.8–NR)</w:t>
+              <w:t xml:space="preserve">81.3 (56.2–NR)</w:t>
             </w:r>
           </w:p>
         </w:tc>
@@ -1939,7 +1939,7 @@
                 <w:szCs w:val="12"/>
                 <w:color w:val="000000"/>
               </w:rPr>
-              <w:t xml:space="preserve">0.021</w:t>
+              <w:t xml:space="preserve">0.019</w:t>
             </w:r>
           </w:p>
         </w:tc>
@@ -2049,7 +2049,7 @@
                 <w:szCs w:val="12"/>
                 <w:color w:val="000000"/>
               </w:rPr>
-              <w:t xml:space="preserve">0.62 (0.41–0.93)</w:t>
+              <w:t xml:space="preserve">1.62 (1.08–2.44)</w:t>
             </w:r>
           </w:p>
         </w:tc>
@@ -2104,7 +2104,7 @@
                 <w:szCs w:val="12"/>
                 <w:color w:val="000000"/>
               </w:rPr>
-              <w:t xml:space="preserve">0.022</w:t>
+              <w:t xml:space="preserve">0.020</w:t>
             </w:r>
           </w:p>
         </w:tc>
@@ -2214,7 +2214,7 @@
                 <w:szCs w:val="12"/>
                 <w:color w:val="000000"/>
               </w:rPr>
-              <w:t xml:space="preserve">0.46 (0.25–0.84)</w:t>
+              <w:t xml:space="preserve">1.59 (0.87–2.92)</w:t>
             </w:r>
           </w:p>
         </w:tc>
@@ -2269,7 +2269,7 @@
                 <w:szCs w:val="12"/>
                 <w:color w:val="000000"/>
               </w:rPr>
-              <w:t xml:space="preserve">0.011</w:t>
+              <w:t xml:space="preserve">0.135</w:t>
             </w:r>
           </w:p>
         </w:tc>
@@ -2379,7 +2379,7 @@
                 <w:szCs w:val="12"/>
                 <w:color w:val="000000"/>
               </w:rPr>
-              <w:t xml:space="preserve">9.8</w:t>
+              <w:t xml:space="preserve">12.2</w:t>
             </w:r>
           </w:p>
         </w:tc>
@@ -2489,7 +2489,7 @@
                 <w:szCs w:val="12"/>
                 <w:color w:val="000000"/>
               </w:rPr>
-              <w:t xml:space="preserve">0.44 (0.22–0.86)</w:t>
+              <w:t xml:space="preserve">1.48 (0.77–2.83)</w:t>
             </w:r>
           </w:p>
         </w:tc>
@@ -2544,7 +2544,7 @@
                 <w:szCs w:val="12"/>
                 <w:color w:val="000000"/>
               </w:rPr>
-              <w:t xml:space="preserve">0.017</w:t>
+              <w:t xml:space="preserve">0.237</w:t>
             </w:r>
           </w:p>
         </w:tc>
@@ -2599,7 +2599,7 @@
                 <w:szCs w:val="12"/>
                 <w:color w:val="000000"/>
               </w:rPr>
-              <w:t xml:space="preserve">0.363</w:t>
+              <w:t xml:space="preserve">0.367</w:t>
             </w:r>
           </w:p>
         </w:tc>
@@ -2874,7 +2874,7 @@
                 <w:szCs w:val="12"/>
                 <w:color w:val="000000"/>
               </w:rPr>
-              <w:t xml:space="preserve">6.02 (1.76, 10.28)</w:t>
+              <w:t xml:space="preserve">-5.29 (-9.57, -1.01)</w:t>
             </w:r>
           </w:p>
         </w:tc>
@@ -2929,7 +2929,7 @@
                 <w:szCs w:val="12"/>
                 <w:color w:val="000000"/>
               </w:rPr>
-              <w:t xml:space="preserve">0.006</w:t>
+              <w:t xml:space="preserve">0.015</w:t>
             </w:r>
           </w:p>
         </w:tc>
@@ -2984,7 +2984,7 @@
                 <w:szCs w:val="12"/>
                 <w:color w:val="000000"/>
               </w:rPr>
-              <w:t xml:space="preserve">true</w:t>
+              <w:t xml:space="preserve">false</w:t>
             </w:r>
           </w:p>
         </w:tc>
@@ -3704,172 +3704,172 @@
                 <w:szCs w:val="12"/>
                 <w:color w:val="000000"/>
               </w:rPr>
-              <w:t xml:space="preserve">1.13 (0.64–1.99)</w:t>
-            </w:r>
-          </w:p>
-        </w:tc>
-        <w:tc>
-          <w:tcPr>
-            <w:tcBorders>
-              <w:bottom w:val="none" w:sz="0" w:space="0" w:color="000000"/>
-              <w:top w:val="none" w:sz="0" w:space="0" w:color="000000"/>
-              <w:left w:val="none" w:sz="0" w:space="0" w:color="000000"/>
-              <w:right w:val="none" w:sz="0" w:space="0" w:color="000000"/>
-            </w:tcBorders>
-            <w:shd w:val="clear" w:color="auto" w:fill="FFFFFF"/>
-            <w:tcMar>
-              <w:top w:w="0" w:type="dxa"/>
-              <w:bottom w:w="0" w:type="dxa"/>
-              <w:left w:w="0" w:type="dxa"/>
-              <w:right w:w="0" w:type="dxa"/>
-            </w:tcMar>
-            <w:vAlign w:val="center"/>
-          </w:tcPr>
-          <w:p>
-            <w:pPr>
-              <w:pStyle w:val="Normal"/>
-              <w:jc w:val="left"/>
-              <w:pBdr>
-                <w:bottom w:val="none" w:sz="0" w:space="0" w:color="000000"/>
-                <w:top w:val="none" w:sz="0" w:space="0" w:color="000000"/>
-                <w:left w:val="none" w:sz="0" w:space="0" w:color="000000"/>
-                <w:right w:val="none" w:sz="0" w:space="0" w:color="000000"/>
-              </w:pBdr>
-              <w:spacing w:after="100" w:before="100" w:line="240"/>
-              <w:ind w:left="100" w:right="100" w:firstLine="0" w:firstLineChars="0"/>
-              <w:rPr>
-                <w:rFonts w:ascii="Times New Roman" w:hAnsi="Times New Roman" w:eastAsia="Times New Roman" w:cs="Times New Roman"/>
-                <w:i w:val="false"/>
-                <w:b w:val="false"/>
-                <w:u w:val="none"/>
-                <w:strike w:val="false"/>
-                <w:sz w:val="12"/>
-                <w:szCs w:val="12"/>
-                <w:color w:val="000000"/>
-              </w:rPr>
-            </w:pPr>
-            <w:r>
-              <w:rPr>
-                <w:rFonts w:ascii="Times New Roman" w:hAnsi="Times New Roman" w:eastAsia="Times New Roman" w:cs="Times New Roman"/>
-                <w:i w:val="false"/>
-                <w:b w:val="false"/>
-                <w:u w:val="none"/>
-                <w:strike w:val="false"/>
-                <w:sz w:val="12"/>
-                <w:szCs w:val="12"/>
-                <w:color w:val="000000"/>
-              </w:rPr>
-              <w:t xml:space="preserve">0.675</w:t>
-            </w:r>
-          </w:p>
-        </w:tc>
-        <w:tc>
-          <w:tcPr>
-            <w:tcBorders>
-              <w:bottom w:val="none" w:sz="0" w:space="0" w:color="000000"/>
-              <w:top w:val="none" w:sz="0" w:space="0" w:color="000000"/>
-              <w:left w:val="none" w:sz="0" w:space="0" w:color="000000"/>
-              <w:right w:val="none" w:sz="0" w:space="0" w:color="000000"/>
-            </w:tcBorders>
-            <w:shd w:val="clear" w:color="auto" w:fill="FFFFFF"/>
-            <w:tcMar>
-              <w:top w:w="0" w:type="dxa"/>
-              <w:bottom w:w="0" w:type="dxa"/>
-              <w:left w:w="0" w:type="dxa"/>
-              <w:right w:w="0" w:type="dxa"/>
-            </w:tcMar>
-            <w:vAlign w:val="center"/>
-          </w:tcPr>
-          <w:p>
-            <w:pPr>
-              <w:pStyle w:val="Normal"/>
-              <w:jc w:val="left"/>
-              <w:pBdr>
-                <w:bottom w:val="none" w:sz="0" w:space="0" w:color="000000"/>
-                <w:top w:val="none" w:sz="0" w:space="0" w:color="000000"/>
-                <w:left w:val="none" w:sz="0" w:space="0" w:color="000000"/>
-                <w:right w:val="none" w:sz="0" w:space="0" w:color="000000"/>
-              </w:pBdr>
-              <w:spacing w:after="100" w:before="100" w:line="240"/>
-              <w:ind w:left="100" w:right="100" w:firstLine="0" w:firstLineChars="0"/>
-              <w:rPr>
-                <w:rFonts w:ascii="Times New Roman" w:hAnsi="Times New Roman" w:eastAsia="Times New Roman" w:cs="Times New Roman"/>
-                <w:i w:val="false"/>
-                <w:b w:val="false"/>
-                <w:u w:val="none"/>
-                <w:strike w:val="false"/>
-                <w:sz w:val="12"/>
-                <w:szCs w:val="12"/>
-                <w:color w:val="000000"/>
-              </w:rPr>
-            </w:pPr>
-            <w:r>
-              <w:rPr>
-                <w:rFonts w:ascii="Times New Roman" w:hAnsi="Times New Roman" w:eastAsia="Times New Roman" w:cs="Times New Roman"/>
-                <w:i w:val="false"/>
-                <w:b w:val="false"/>
-                <w:u w:val="none"/>
-                <w:strike w:val="false"/>
-                <w:sz w:val="12"/>
-                <w:szCs w:val="12"/>
-                <w:color w:val="000000"/>
-              </w:rPr>
-              <w:t xml:space="preserve">0.675</w:t>
-            </w:r>
-          </w:p>
-        </w:tc>
-        <w:tc>
-          <w:tcPr>
-            <w:tcBorders>
-              <w:bottom w:val="none" w:sz="0" w:space="0" w:color="000000"/>
-              <w:top w:val="none" w:sz="0" w:space="0" w:color="000000"/>
-              <w:left w:val="none" w:sz="0" w:space="0" w:color="000000"/>
-              <w:right w:val="none" w:sz="0" w:space="0" w:color="000000"/>
-            </w:tcBorders>
-            <w:shd w:val="clear" w:color="auto" w:fill="FFFFFF"/>
-            <w:tcMar>
-              <w:top w:w="0" w:type="dxa"/>
-              <w:bottom w:w="0" w:type="dxa"/>
-              <w:left w:w="0" w:type="dxa"/>
-              <w:right w:w="0" w:type="dxa"/>
-            </w:tcMar>
-            <w:vAlign w:val="center"/>
-          </w:tcPr>
-          <w:p>
-            <w:pPr>
-              <w:pStyle w:val="Normal"/>
-              <w:jc w:val="left"/>
-              <w:pBdr>
-                <w:bottom w:val="none" w:sz="0" w:space="0" w:color="000000"/>
-                <w:top w:val="none" w:sz="0" w:space="0" w:color="000000"/>
-                <w:left w:val="none" w:sz="0" w:space="0" w:color="000000"/>
-                <w:right w:val="none" w:sz="0" w:space="0" w:color="000000"/>
-              </w:pBdr>
-              <w:spacing w:after="100" w:before="100" w:line="240"/>
-              <w:ind w:left="100" w:right="100" w:firstLine="0" w:firstLineChars="0"/>
-              <w:rPr>
-                <w:rFonts w:ascii="Times New Roman" w:hAnsi="Times New Roman" w:eastAsia="Times New Roman" w:cs="Times New Roman"/>
-                <w:i w:val="false"/>
-                <w:b w:val="false"/>
-                <w:u w:val="none"/>
-                <w:strike w:val="false"/>
-                <w:sz w:val="12"/>
-                <w:szCs w:val="12"/>
-                <w:color w:val="000000"/>
-              </w:rPr>
-            </w:pPr>
-            <w:r>
-              <w:rPr>
-                <w:rFonts w:ascii="Times New Roman" w:hAnsi="Times New Roman" w:eastAsia="Times New Roman" w:cs="Times New Roman"/>
-                <w:i w:val="false"/>
-                <w:b w:val="false"/>
-                <w:u w:val="none"/>
-                <w:strike w:val="false"/>
-                <w:sz w:val="12"/>
-                <w:szCs w:val="12"/>
-                <w:color w:val="000000"/>
-              </w:rPr>
-              <w:t xml:space="preserve">9.8</w:t>
+              <w:t xml:space="preserve">1.12 (0.64–1.98)</w:t>
+            </w:r>
+          </w:p>
+        </w:tc>
+        <w:tc>
+          <w:tcPr>
+            <w:tcBorders>
+              <w:bottom w:val="none" w:sz="0" w:space="0" w:color="000000"/>
+              <w:top w:val="none" w:sz="0" w:space="0" w:color="000000"/>
+              <w:left w:val="none" w:sz="0" w:space="0" w:color="000000"/>
+              <w:right w:val="none" w:sz="0" w:space="0" w:color="000000"/>
+            </w:tcBorders>
+            <w:shd w:val="clear" w:color="auto" w:fill="FFFFFF"/>
+            <w:tcMar>
+              <w:top w:w="0" w:type="dxa"/>
+              <w:bottom w:w="0" w:type="dxa"/>
+              <w:left w:w="0" w:type="dxa"/>
+              <w:right w:w="0" w:type="dxa"/>
+            </w:tcMar>
+            <w:vAlign w:val="center"/>
+          </w:tcPr>
+          <w:p>
+            <w:pPr>
+              <w:pStyle w:val="Normal"/>
+              <w:jc w:val="left"/>
+              <w:pBdr>
+                <w:bottom w:val="none" w:sz="0" w:space="0" w:color="000000"/>
+                <w:top w:val="none" w:sz="0" w:space="0" w:color="000000"/>
+                <w:left w:val="none" w:sz="0" w:space="0" w:color="000000"/>
+                <w:right w:val="none" w:sz="0" w:space="0" w:color="000000"/>
+              </w:pBdr>
+              <w:spacing w:after="100" w:before="100" w:line="240"/>
+              <w:ind w:left="100" w:right="100" w:firstLine="0" w:firstLineChars="0"/>
+              <w:rPr>
+                <w:rFonts w:ascii="Times New Roman" w:hAnsi="Times New Roman" w:eastAsia="Times New Roman" w:cs="Times New Roman"/>
+                <w:i w:val="false"/>
+                <w:b w:val="false"/>
+                <w:u w:val="none"/>
+                <w:strike w:val="false"/>
+                <w:sz w:val="12"/>
+                <w:szCs w:val="12"/>
+                <w:color w:val="000000"/>
+              </w:rPr>
+            </w:pPr>
+            <w:r>
+              <w:rPr>
+                <w:rFonts w:ascii="Times New Roman" w:hAnsi="Times New Roman" w:eastAsia="Times New Roman" w:cs="Times New Roman"/>
+                <w:i w:val="false"/>
+                <w:b w:val="false"/>
+                <w:u w:val="none"/>
+                <w:strike w:val="false"/>
+                <w:sz w:val="12"/>
+                <w:szCs w:val="12"/>
+                <w:color w:val="000000"/>
+              </w:rPr>
+              <w:t xml:space="preserve">0.686</w:t>
+            </w:r>
+          </w:p>
+        </w:tc>
+        <w:tc>
+          <w:tcPr>
+            <w:tcBorders>
+              <w:bottom w:val="none" w:sz="0" w:space="0" w:color="000000"/>
+              <w:top w:val="none" w:sz="0" w:space="0" w:color="000000"/>
+              <w:left w:val="none" w:sz="0" w:space="0" w:color="000000"/>
+              <w:right w:val="none" w:sz="0" w:space="0" w:color="000000"/>
+            </w:tcBorders>
+            <w:shd w:val="clear" w:color="auto" w:fill="FFFFFF"/>
+            <w:tcMar>
+              <w:top w:w="0" w:type="dxa"/>
+              <w:bottom w:w="0" w:type="dxa"/>
+              <w:left w:w="0" w:type="dxa"/>
+              <w:right w:w="0" w:type="dxa"/>
+            </w:tcMar>
+            <w:vAlign w:val="center"/>
+          </w:tcPr>
+          <w:p>
+            <w:pPr>
+              <w:pStyle w:val="Normal"/>
+              <w:jc w:val="left"/>
+              <w:pBdr>
+                <w:bottom w:val="none" w:sz="0" w:space="0" w:color="000000"/>
+                <w:top w:val="none" w:sz="0" w:space="0" w:color="000000"/>
+                <w:left w:val="none" w:sz="0" w:space="0" w:color="000000"/>
+                <w:right w:val="none" w:sz="0" w:space="0" w:color="000000"/>
+              </w:pBdr>
+              <w:spacing w:after="100" w:before="100" w:line="240"/>
+              <w:ind w:left="100" w:right="100" w:firstLine="0" w:firstLineChars="0"/>
+              <w:rPr>
+                <w:rFonts w:ascii="Times New Roman" w:hAnsi="Times New Roman" w:eastAsia="Times New Roman" w:cs="Times New Roman"/>
+                <w:i w:val="false"/>
+                <w:b w:val="false"/>
+                <w:u w:val="none"/>
+                <w:strike w:val="false"/>
+                <w:sz w:val="12"/>
+                <w:szCs w:val="12"/>
+                <w:color w:val="000000"/>
+              </w:rPr>
+            </w:pPr>
+            <w:r>
+              <w:rPr>
+                <w:rFonts w:ascii="Times New Roman" w:hAnsi="Times New Roman" w:eastAsia="Times New Roman" w:cs="Times New Roman"/>
+                <w:i w:val="false"/>
+                <w:b w:val="false"/>
+                <w:u w:val="none"/>
+                <w:strike w:val="false"/>
+                <w:sz w:val="12"/>
+                <w:szCs w:val="12"/>
+                <w:color w:val="000000"/>
+              </w:rPr>
+              <w:t xml:space="preserve">0.686</w:t>
+            </w:r>
+          </w:p>
+        </w:tc>
+        <w:tc>
+          <w:tcPr>
+            <w:tcBorders>
+              <w:bottom w:val="none" w:sz="0" w:space="0" w:color="000000"/>
+              <w:top w:val="none" w:sz="0" w:space="0" w:color="000000"/>
+              <w:left w:val="none" w:sz="0" w:space="0" w:color="000000"/>
+              <w:right w:val="none" w:sz="0" w:space="0" w:color="000000"/>
+            </w:tcBorders>
+            <w:shd w:val="clear" w:color="auto" w:fill="FFFFFF"/>
+            <w:tcMar>
+              <w:top w:w="0" w:type="dxa"/>
+              <w:bottom w:w="0" w:type="dxa"/>
+              <w:left w:w="0" w:type="dxa"/>
+              <w:right w:w="0" w:type="dxa"/>
+            </w:tcMar>
+            <w:vAlign w:val="center"/>
+          </w:tcPr>
+          <w:p>
+            <w:pPr>
+              <w:pStyle w:val="Normal"/>
+              <w:jc w:val="left"/>
+              <w:pBdr>
+                <w:bottom w:val="none" w:sz="0" w:space="0" w:color="000000"/>
+                <w:top w:val="none" w:sz="0" w:space="0" w:color="000000"/>
+                <w:left w:val="none" w:sz="0" w:space="0" w:color="000000"/>
+                <w:right w:val="none" w:sz="0" w:space="0" w:color="000000"/>
+              </w:pBdr>
+              <w:spacing w:after="100" w:before="100" w:line="240"/>
+              <w:ind w:left="100" w:right="100" w:firstLine="0" w:firstLineChars="0"/>
+              <w:rPr>
+                <w:rFonts w:ascii="Times New Roman" w:hAnsi="Times New Roman" w:eastAsia="Times New Roman" w:cs="Times New Roman"/>
+                <w:i w:val="false"/>
+                <w:b w:val="false"/>
+                <w:u w:val="none"/>
+                <w:strike w:val="false"/>
+                <w:sz w:val="12"/>
+                <w:szCs w:val="12"/>
+                <w:color w:val="000000"/>
+              </w:rPr>
+            </w:pPr>
+            <w:r>
+              <w:rPr>
+                <w:rFonts w:ascii="Times New Roman" w:hAnsi="Times New Roman" w:eastAsia="Times New Roman" w:cs="Times New Roman"/>
+                <w:i w:val="false"/>
+                <w:b w:val="false"/>
+                <w:u w:val="none"/>
+                <w:strike w:val="false"/>
+                <w:sz w:val="12"/>
+                <w:szCs w:val="12"/>
+                <w:color w:val="000000"/>
+              </w:rPr>
+              <w:t xml:space="preserve">12.2</w:t>
             </w:r>
           </w:p>
         </w:tc>
@@ -3979,117 +3979,117 @@
                 <w:szCs w:val="12"/>
                 <w:color w:val="000000"/>
               </w:rPr>
-              <w:t xml:space="preserve">1.22 (0.65–2.32)</w:t>
-            </w:r>
-          </w:p>
-        </w:tc>
-        <w:tc>
-          <w:tcPr>
-            <w:tcBorders>
-              <w:bottom w:val="none" w:sz="0" w:space="0" w:color="000000"/>
-              <w:top w:val="none" w:sz="0" w:space="0" w:color="000000"/>
-              <w:left w:val="none" w:sz="0" w:space="0" w:color="000000"/>
-              <w:right w:val="none" w:sz="0" w:space="0" w:color="000000"/>
-            </w:tcBorders>
-            <w:shd w:val="clear" w:color="auto" w:fill="FFFFFF"/>
-            <w:tcMar>
-              <w:top w:w="0" w:type="dxa"/>
-              <w:bottom w:w="0" w:type="dxa"/>
-              <w:left w:w="0" w:type="dxa"/>
-              <w:right w:w="0" w:type="dxa"/>
-            </w:tcMar>
-            <w:vAlign w:val="center"/>
-          </w:tcPr>
-          <w:p>
-            <w:pPr>
-              <w:pStyle w:val="Normal"/>
-              <w:jc w:val="left"/>
-              <w:pBdr>
-                <w:bottom w:val="none" w:sz="0" w:space="0" w:color="000000"/>
-                <w:top w:val="none" w:sz="0" w:space="0" w:color="000000"/>
-                <w:left w:val="none" w:sz="0" w:space="0" w:color="000000"/>
-                <w:right w:val="none" w:sz="0" w:space="0" w:color="000000"/>
-              </w:pBdr>
-              <w:spacing w:after="100" w:before="100" w:line="240"/>
-              <w:ind w:left="100" w:right="100" w:firstLine="0" w:firstLineChars="0"/>
-              <w:rPr>
-                <w:rFonts w:ascii="Times New Roman" w:hAnsi="Times New Roman" w:eastAsia="Times New Roman" w:cs="Times New Roman"/>
-                <w:i w:val="false"/>
-                <w:b w:val="false"/>
-                <w:u w:val="none"/>
-                <w:strike w:val="false"/>
-                <w:sz w:val="12"/>
-                <w:szCs w:val="12"/>
-                <w:color w:val="000000"/>
-              </w:rPr>
-            </w:pPr>
-            <w:r>
-              <w:rPr>
-                <w:rFonts w:ascii="Times New Roman" w:hAnsi="Times New Roman" w:eastAsia="Times New Roman" w:cs="Times New Roman"/>
-                <w:i w:val="false"/>
-                <w:b w:val="false"/>
-                <w:u w:val="none"/>
-                <w:strike w:val="false"/>
-                <w:sz w:val="12"/>
-                <w:szCs w:val="12"/>
-                <w:color w:val="000000"/>
-              </w:rPr>
-              <w:t xml:space="preserve">0.537</w:t>
-            </w:r>
-          </w:p>
-        </w:tc>
-        <w:tc>
-          <w:tcPr>
-            <w:tcBorders>
-              <w:bottom w:val="none" w:sz="0" w:space="0" w:color="000000"/>
-              <w:top w:val="none" w:sz="0" w:space="0" w:color="000000"/>
-              <w:left w:val="none" w:sz="0" w:space="0" w:color="000000"/>
-              <w:right w:val="none" w:sz="0" w:space="0" w:color="000000"/>
-            </w:tcBorders>
-            <w:shd w:val="clear" w:color="auto" w:fill="FFFFFF"/>
-            <w:tcMar>
-              <w:top w:w="0" w:type="dxa"/>
-              <w:bottom w:w="0" w:type="dxa"/>
-              <w:left w:w="0" w:type="dxa"/>
-              <w:right w:w="0" w:type="dxa"/>
-            </w:tcMar>
-            <w:vAlign w:val="center"/>
-          </w:tcPr>
-          <w:p>
-            <w:pPr>
-              <w:pStyle w:val="Normal"/>
-              <w:jc w:val="left"/>
-              <w:pBdr>
-                <w:bottom w:val="none" w:sz="0" w:space="0" w:color="000000"/>
-                <w:top w:val="none" w:sz="0" w:space="0" w:color="000000"/>
-                <w:left w:val="none" w:sz="0" w:space="0" w:color="000000"/>
-                <w:right w:val="none" w:sz="0" w:space="0" w:color="000000"/>
-              </w:pBdr>
-              <w:spacing w:after="100" w:before="100" w:line="240"/>
-              <w:ind w:left="100" w:right="100" w:firstLine="0" w:firstLineChars="0"/>
-              <w:rPr>
-                <w:rFonts w:ascii="Times New Roman" w:hAnsi="Times New Roman" w:eastAsia="Times New Roman" w:cs="Times New Roman"/>
-                <w:i w:val="false"/>
-                <w:b w:val="false"/>
-                <w:u w:val="none"/>
-                <w:strike w:val="false"/>
-                <w:sz w:val="12"/>
-                <w:szCs w:val="12"/>
-                <w:color w:val="000000"/>
-              </w:rPr>
-            </w:pPr>
-            <w:r>
-              <w:rPr>
-                <w:rFonts w:ascii="Times New Roman" w:hAnsi="Times New Roman" w:eastAsia="Times New Roman" w:cs="Times New Roman"/>
-                <w:i w:val="false"/>
-                <w:b w:val="false"/>
-                <w:u w:val="none"/>
-                <w:strike w:val="false"/>
-                <w:sz w:val="12"/>
-                <w:szCs w:val="12"/>
-                <w:color w:val="000000"/>
-              </w:rPr>
-              <w:t xml:space="preserve">0.210</w:t>
+              <w:t xml:space="preserve">1.29 (0.68–2.43)</w:t>
+            </w:r>
+          </w:p>
+        </w:tc>
+        <w:tc>
+          <w:tcPr>
+            <w:tcBorders>
+              <w:bottom w:val="none" w:sz="0" w:space="0" w:color="000000"/>
+              <w:top w:val="none" w:sz="0" w:space="0" w:color="000000"/>
+              <w:left w:val="none" w:sz="0" w:space="0" w:color="000000"/>
+              <w:right w:val="none" w:sz="0" w:space="0" w:color="000000"/>
+            </w:tcBorders>
+            <w:shd w:val="clear" w:color="auto" w:fill="FFFFFF"/>
+            <w:tcMar>
+              <w:top w:w="0" w:type="dxa"/>
+              <w:bottom w:w="0" w:type="dxa"/>
+              <w:left w:w="0" w:type="dxa"/>
+              <w:right w:w="0" w:type="dxa"/>
+            </w:tcMar>
+            <w:vAlign w:val="center"/>
+          </w:tcPr>
+          <w:p>
+            <w:pPr>
+              <w:pStyle w:val="Normal"/>
+              <w:jc w:val="left"/>
+              <w:pBdr>
+                <w:bottom w:val="none" w:sz="0" w:space="0" w:color="000000"/>
+                <w:top w:val="none" w:sz="0" w:space="0" w:color="000000"/>
+                <w:left w:val="none" w:sz="0" w:space="0" w:color="000000"/>
+                <w:right w:val="none" w:sz="0" w:space="0" w:color="000000"/>
+              </w:pBdr>
+              <w:spacing w:after="100" w:before="100" w:line="240"/>
+              <w:ind w:left="100" w:right="100" w:firstLine="0" w:firstLineChars="0"/>
+              <w:rPr>
+                <w:rFonts w:ascii="Times New Roman" w:hAnsi="Times New Roman" w:eastAsia="Times New Roman" w:cs="Times New Roman"/>
+                <w:i w:val="false"/>
+                <w:b w:val="false"/>
+                <w:u w:val="none"/>
+                <w:strike w:val="false"/>
+                <w:sz w:val="12"/>
+                <w:szCs w:val="12"/>
+                <w:color w:val="000000"/>
+              </w:rPr>
+            </w:pPr>
+            <w:r>
+              <w:rPr>
+                <w:rFonts w:ascii="Times New Roman" w:hAnsi="Times New Roman" w:eastAsia="Times New Roman" w:cs="Times New Roman"/>
+                <w:i w:val="false"/>
+                <w:b w:val="false"/>
+                <w:u w:val="none"/>
+                <w:strike w:val="false"/>
+                <w:sz w:val="12"/>
+                <w:szCs w:val="12"/>
+                <w:color w:val="000000"/>
+              </w:rPr>
+              <w:t xml:space="preserve">0.434</w:t>
+            </w:r>
+          </w:p>
+        </w:tc>
+        <w:tc>
+          <w:tcPr>
+            <w:tcBorders>
+              <w:bottom w:val="none" w:sz="0" w:space="0" w:color="000000"/>
+              <w:top w:val="none" w:sz="0" w:space="0" w:color="000000"/>
+              <w:left w:val="none" w:sz="0" w:space="0" w:color="000000"/>
+              <w:right w:val="none" w:sz="0" w:space="0" w:color="000000"/>
+            </w:tcBorders>
+            <w:shd w:val="clear" w:color="auto" w:fill="FFFFFF"/>
+            <w:tcMar>
+              <w:top w:w="0" w:type="dxa"/>
+              <w:bottom w:w="0" w:type="dxa"/>
+              <w:left w:w="0" w:type="dxa"/>
+              <w:right w:w="0" w:type="dxa"/>
+            </w:tcMar>
+            <w:vAlign w:val="center"/>
+          </w:tcPr>
+          <w:p>
+            <w:pPr>
+              <w:pStyle w:val="Normal"/>
+              <w:jc w:val="left"/>
+              <w:pBdr>
+                <w:bottom w:val="none" w:sz="0" w:space="0" w:color="000000"/>
+                <w:top w:val="none" w:sz="0" w:space="0" w:color="000000"/>
+                <w:left w:val="none" w:sz="0" w:space="0" w:color="000000"/>
+                <w:right w:val="none" w:sz="0" w:space="0" w:color="000000"/>
+              </w:pBdr>
+              <w:spacing w:after="100" w:before="100" w:line="240"/>
+              <w:ind w:left="100" w:right="100" w:firstLine="0" w:firstLineChars="0"/>
+              <w:rPr>
+                <w:rFonts w:ascii="Times New Roman" w:hAnsi="Times New Roman" w:eastAsia="Times New Roman" w:cs="Times New Roman"/>
+                <w:i w:val="false"/>
+                <w:b w:val="false"/>
+                <w:u w:val="none"/>
+                <w:strike w:val="false"/>
+                <w:sz w:val="12"/>
+                <w:szCs w:val="12"/>
+                <w:color w:val="000000"/>
+              </w:rPr>
+            </w:pPr>
+            <w:r>
+              <w:rPr>
+                <w:rFonts w:ascii="Times New Roman" w:hAnsi="Times New Roman" w:eastAsia="Times New Roman" w:cs="Times New Roman"/>
+                <w:i w:val="false"/>
+                <w:b w:val="false"/>
+                <w:u w:val="none"/>
+                <w:strike w:val="false"/>
+                <w:sz w:val="12"/>
+                <w:szCs w:val="12"/>
+                <w:color w:val="000000"/>
+              </w:rPr>
+              <w:t xml:space="preserve">0.172</w:t>
             </w:r>
           </w:p>
         </w:tc>
@@ -4474,7 +4474,7 @@
                 <w:szCs w:val="12"/>
                 <w:color w:val="000000"/>
               </w:rPr>
-              <w:t xml:space="preserve">true</w:t>
+              <w:t xml:space="preserve">false</w:t>
             </w:r>
           </w:p>
         </w:tc>
@@ -4974,7 +4974,7 @@
                 <w:szCs w:val="12"/>
                 <w:color w:val="000000"/>
               </w:rPr>
-              <w:t xml:space="preserve">0.400</w:t>
+              <w:t xml:space="preserve">0.393</w:t>
             </w:r>
           </w:p>
         </w:tc>
@@ -5139,227 +5139,227 @@
                 <w:szCs w:val="12"/>
                 <w:color w:val="000000"/>
               </w:rPr>
-              <w:t xml:space="preserve">0.400</w:t>
-            </w:r>
-          </w:p>
-        </w:tc>
-        <w:tc>
-          <w:tcPr>
-            <w:tcBorders>
-              <w:bottom w:val="none" w:sz="0" w:space="0" w:color="000000"/>
-              <w:top w:val="none" w:sz="0" w:space="0" w:color="000000"/>
-              <w:left w:val="none" w:sz="0" w:space="0" w:color="000000"/>
-              <w:right w:val="none" w:sz="0" w:space="0" w:color="000000"/>
-            </w:tcBorders>
-            <w:shd w:val="clear" w:color="auto" w:fill="FFFFFF"/>
-            <w:tcMar>
-              <w:top w:w="0" w:type="dxa"/>
-              <w:bottom w:w="0" w:type="dxa"/>
-              <w:left w:w="0" w:type="dxa"/>
-              <w:right w:w="0" w:type="dxa"/>
-            </w:tcMar>
-            <w:vAlign w:val="center"/>
-          </w:tcPr>
-          <w:p>
-            <w:pPr>
-              <w:pStyle w:val="Normal"/>
-              <w:jc w:val="left"/>
-              <w:pBdr>
-                <w:bottom w:val="none" w:sz="0" w:space="0" w:color="000000"/>
-                <w:top w:val="none" w:sz="0" w:space="0" w:color="000000"/>
-                <w:left w:val="none" w:sz="0" w:space="0" w:color="000000"/>
-                <w:right w:val="none" w:sz="0" w:space="0" w:color="000000"/>
-              </w:pBdr>
-              <w:spacing w:after="100" w:before="100" w:line="240"/>
-              <w:ind w:left="100" w:right="100" w:firstLine="0" w:firstLineChars="0"/>
-              <w:rPr>
-                <w:rFonts w:ascii="Times New Roman" w:hAnsi="Times New Roman" w:eastAsia="Times New Roman" w:cs="Times New Roman"/>
-                <w:i w:val="false"/>
-                <w:b w:val="false"/>
-                <w:u w:val="none"/>
-                <w:strike w:val="false"/>
-                <w:sz w:val="12"/>
-                <w:szCs w:val="12"/>
-                <w:color w:val="000000"/>
-              </w:rPr>
-            </w:pPr>
-            <w:r>
-              <w:rPr>
-                <w:rFonts w:ascii="Times New Roman" w:hAnsi="Times New Roman" w:eastAsia="Times New Roman" w:cs="Times New Roman"/>
-                <w:i w:val="false"/>
-                <w:b w:val="false"/>
-                <w:u w:val="none"/>
-                <w:strike w:val="false"/>
-                <w:sz w:val="12"/>
-                <w:szCs w:val="12"/>
-                <w:color w:val="000000"/>
-              </w:rPr>
-              <w:t xml:space="preserve">1.66 (0.91–3.03)</w:t>
-            </w:r>
-          </w:p>
-        </w:tc>
-        <w:tc>
-          <w:tcPr>
-            <w:tcBorders>
-              <w:bottom w:val="none" w:sz="0" w:space="0" w:color="000000"/>
-              <w:top w:val="none" w:sz="0" w:space="0" w:color="000000"/>
-              <w:left w:val="none" w:sz="0" w:space="0" w:color="000000"/>
-              <w:right w:val="none" w:sz="0" w:space="0" w:color="000000"/>
-            </w:tcBorders>
-            <w:shd w:val="clear" w:color="auto" w:fill="FFFFFF"/>
-            <w:tcMar>
-              <w:top w:w="0" w:type="dxa"/>
-              <w:bottom w:w="0" w:type="dxa"/>
-              <w:left w:w="0" w:type="dxa"/>
-              <w:right w:w="0" w:type="dxa"/>
-            </w:tcMar>
-            <w:vAlign w:val="center"/>
-          </w:tcPr>
-          <w:p>
-            <w:pPr>
-              <w:pStyle w:val="Normal"/>
-              <w:jc w:val="left"/>
-              <w:pBdr>
-                <w:bottom w:val="none" w:sz="0" w:space="0" w:color="000000"/>
-                <w:top w:val="none" w:sz="0" w:space="0" w:color="000000"/>
-                <w:left w:val="none" w:sz="0" w:space="0" w:color="000000"/>
-                <w:right w:val="none" w:sz="0" w:space="0" w:color="000000"/>
-              </w:pBdr>
-              <w:spacing w:after="100" w:before="100" w:line="240"/>
-              <w:ind w:left="100" w:right="100" w:firstLine="0" w:firstLineChars="0"/>
-              <w:rPr>
-                <w:rFonts w:ascii="Times New Roman" w:hAnsi="Times New Roman" w:eastAsia="Times New Roman" w:cs="Times New Roman"/>
-                <w:i w:val="false"/>
-                <w:b w:val="false"/>
-                <w:u w:val="none"/>
-                <w:strike w:val="false"/>
-                <w:sz w:val="12"/>
-                <w:szCs w:val="12"/>
-                <w:color w:val="000000"/>
-              </w:rPr>
-            </w:pPr>
-            <w:r>
-              <w:rPr>
-                <w:rFonts w:ascii="Times New Roman" w:hAnsi="Times New Roman" w:eastAsia="Times New Roman" w:cs="Times New Roman"/>
-                <w:i w:val="false"/>
-                <w:b w:val="false"/>
-                <w:u w:val="none"/>
-                <w:strike w:val="false"/>
-                <w:sz w:val="12"/>
-                <w:szCs w:val="12"/>
-                <w:color w:val="000000"/>
-              </w:rPr>
-              <w:t xml:space="preserve">0.098</w:t>
-            </w:r>
-          </w:p>
-        </w:tc>
-        <w:tc>
-          <w:tcPr>
-            <w:tcBorders>
-              <w:bottom w:val="none" w:sz="0" w:space="0" w:color="000000"/>
-              <w:top w:val="none" w:sz="0" w:space="0" w:color="000000"/>
-              <w:left w:val="none" w:sz="0" w:space="0" w:color="000000"/>
-              <w:right w:val="none" w:sz="0" w:space="0" w:color="000000"/>
-            </w:tcBorders>
-            <w:shd w:val="clear" w:color="auto" w:fill="FFFFFF"/>
-            <w:tcMar>
-              <w:top w:w="0" w:type="dxa"/>
-              <w:bottom w:w="0" w:type="dxa"/>
-              <w:left w:w="0" w:type="dxa"/>
-              <w:right w:w="0" w:type="dxa"/>
-            </w:tcMar>
-            <w:vAlign w:val="center"/>
-          </w:tcPr>
-          <w:p>
-            <w:pPr>
-              <w:pStyle w:val="Normal"/>
-              <w:jc w:val="left"/>
-              <w:pBdr>
-                <w:bottom w:val="none" w:sz="0" w:space="0" w:color="000000"/>
-                <w:top w:val="none" w:sz="0" w:space="0" w:color="000000"/>
-                <w:left w:val="none" w:sz="0" w:space="0" w:color="000000"/>
-                <w:right w:val="none" w:sz="0" w:space="0" w:color="000000"/>
-              </w:pBdr>
-              <w:spacing w:after="100" w:before="100" w:line="240"/>
-              <w:ind w:left="100" w:right="100" w:firstLine="0" w:firstLineChars="0"/>
-              <w:rPr>
-                <w:rFonts w:ascii="Times New Roman" w:hAnsi="Times New Roman" w:eastAsia="Times New Roman" w:cs="Times New Roman"/>
-                <w:i w:val="false"/>
-                <w:b w:val="false"/>
-                <w:u w:val="none"/>
-                <w:strike w:val="false"/>
-                <w:sz w:val="12"/>
-                <w:szCs w:val="12"/>
-                <w:color w:val="000000"/>
-              </w:rPr>
-            </w:pPr>
-            <w:r>
-              <w:rPr>
-                <w:rFonts w:ascii="Times New Roman" w:hAnsi="Times New Roman" w:eastAsia="Times New Roman" w:cs="Times New Roman"/>
-                <w:i w:val="false"/>
-                <w:b w:val="false"/>
-                <w:u w:val="none"/>
-                <w:strike w:val="false"/>
-                <w:sz w:val="12"/>
-                <w:szCs w:val="12"/>
-                <w:color w:val="000000"/>
-              </w:rPr>
-              <w:t xml:space="preserve">0.209</w:t>
-            </w:r>
-          </w:p>
-        </w:tc>
-        <w:tc>
-          <w:tcPr>
-            <w:tcBorders>
-              <w:bottom w:val="none" w:sz="0" w:space="0" w:color="000000"/>
-              <w:top w:val="none" w:sz="0" w:space="0" w:color="000000"/>
-              <w:left w:val="none" w:sz="0" w:space="0" w:color="000000"/>
-              <w:right w:val="none" w:sz="0" w:space="0" w:color="000000"/>
-            </w:tcBorders>
-            <w:shd w:val="clear" w:color="auto" w:fill="FFFFFF"/>
-            <w:tcMar>
-              <w:top w:w="0" w:type="dxa"/>
-              <w:bottom w:w="0" w:type="dxa"/>
-              <w:left w:w="0" w:type="dxa"/>
-              <w:right w:w="0" w:type="dxa"/>
-            </w:tcMar>
-            <w:vAlign w:val="center"/>
-          </w:tcPr>
-          <w:p>
-            <w:pPr>
-              <w:pStyle w:val="Normal"/>
-              <w:jc w:val="left"/>
-              <w:pBdr>
-                <w:bottom w:val="none" w:sz="0" w:space="0" w:color="000000"/>
-                <w:top w:val="none" w:sz="0" w:space="0" w:color="000000"/>
-                <w:left w:val="none" w:sz="0" w:space="0" w:color="000000"/>
-                <w:right w:val="none" w:sz="0" w:space="0" w:color="000000"/>
-              </w:pBdr>
-              <w:spacing w:after="100" w:before="100" w:line="240"/>
-              <w:ind w:left="100" w:right="100" w:firstLine="0" w:firstLineChars="0"/>
-              <w:rPr>
-                <w:rFonts w:ascii="Times New Roman" w:hAnsi="Times New Roman" w:eastAsia="Times New Roman" w:cs="Times New Roman"/>
-                <w:i w:val="false"/>
-                <w:b w:val="false"/>
-                <w:u w:val="none"/>
-                <w:strike w:val="false"/>
-                <w:sz w:val="12"/>
-                <w:szCs w:val="12"/>
-                <w:color w:val="000000"/>
-              </w:rPr>
-            </w:pPr>
-            <w:r>
-              <w:rPr>
-                <w:rFonts w:ascii="Times New Roman" w:hAnsi="Times New Roman" w:eastAsia="Times New Roman" w:cs="Times New Roman"/>
-                <w:i w:val="false"/>
-                <w:b w:val="false"/>
-                <w:u w:val="none"/>
-                <w:strike w:val="false"/>
-                <w:sz w:val="12"/>
-                <w:szCs w:val="12"/>
-                <w:color w:val="000000"/>
-              </w:rPr>
-              <w:t xml:space="preserve">9.8</w:t>
+              <w:t xml:space="preserve">0.394</w:t>
+            </w:r>
+          </w:p>
+        </w:tc>
+        <w:tc>
+          <w:tcPr>
+            <w:tcBorders>
+              <w:bottom w:val="none" w:sz="0" w:space="0" w:color="000000"/>
+              <w:top w:val="none" w:sz="0" w:space="0" w:color="000000"/>
+              <w:left w:val="none" w:sz="0" w:space="0" w:color="000000"/>
+              <w:right w:val="none" w:sz="0" w:space="0" w:color="000000"/>
+            </w:tcBorders>
+            <w:shd w:val="clear" w:color="auto" w:fill="FFFFFF"/>
+            <w:tcMar>
+              <w:top w:w="0" w:type="dxa"/>
+              <w:bottom w:w="0" w:type="dxa"/>
+              <w:left w:w="0" w:type="dxa"/>
+              <w:right w:w="0" w:type="dxa"/>
+            </w:tcMar>
+            <w:vAlign w:val="center"/>
+          </w:tcPr>
+          <w:p>
+            <w:pPr>
+              <w:pStyle w:val="Normal"/>
+              <w:jc w:val="left"/>
+              <w:pBdr>
+                <w:bottom w:val="none" w:sz="0" w:space="0" w:color="000000"/>
+                <w:top w:val="none" w:sz="0" w:space="0" w:color="000000"/>
+                <w:left w:val="none" w:sz="0" w:space="0" w:color="000000"/>
+                <w:right w:val="none" w:sz="0" w:space="0" w:color="000000"/>
+              </w:pBdr>
+              <w:spacing w:after="100" w:before="100" w:line="240"/>
+              <w:ind w:left="100" w:right="100" w:firstLine="0" w:firstLineChars="0"/>
+              <w:rPr>
+                <w:rFonts w:ascii="Times New Roman" w:hAnsi="Times New Roman" w:eastAsia="Times New Roman" w:cs="Times New Roman"/>
+                <w:i w:val="false"/>
+                <w:b w:val="false"/>
+                <w:u w:val="none"/>
+                <w:strike w:val="false"/>
+                <w:sz w:val="12"/>
+                <w:szCs w:val="12"/>
+                <w:color w:val="000000"/>
+              </w:rPr>
+            </w:pPr>
+            <w:r>
+              <w:rPr>
+                <w:rFonts w:ascii="Times New Roman" w:hAnsi="Times New Roman" w:eastAsia="Times New Roman" w:cs="Times New Roman"/>
+                <w:i w:val="false"/>
+                <w:b w:val="false"/>
+                <w:u w:val="none"/>
+                <w:strike w:val="false"/>
+                <w:sz w:val="12"/>
+                <w:szCs w:val="12"/>
+                <w:color w:val="000000"/>
+              </w:rPr>
+              <w:t xml:space="preserve">1.56 (0.86–2.85)</w:t>
+            </w:r>
+          </w:p>
+        </w:tc>
+        <w:tc>
+          <w:tcPr>
+            <w:tcBorders>
+              <w:bottom w:val="none" w:sz="0" w:space="0" w:color="000000"/>
+              <w:top w:val="none" w:sz="0" w:space="0" w:color="000000"/>
+              <w:left w:val="none" w:sz="0" w:space="0" w:color="000000"/>
+              <w:right w:val="none" w:sz="0" w:space="0" w:color="000000"/>
+            </w:tcBorders>
+            <w:shd w:val="clear" w:color="auto" w:fill="FFFFFF"/>
+            <w:tcMar>
+              <w:top w:w="0" w:type="dxa"/>
+              <w:bottom w:w="0" w:type="dxa"/>
+              <w:left w:w="0" w:type="dxa"/>
+              <w:right w:w="0" w:type="dxa"/>
+            </w:tcMar>
+            <w:vAlign w:val="center"/>
+          </w:tcPr>
+          <w:p>
+            <w:pPr>
+              <w:pStyle w:val="Normal"/>
+              <w:jc w:val="left"/>
+              <w:pBdr>
+                <w:bottom w:val="none" w:sz="0" w:space="0" w:color="000000"/>
+                <w:top w:val="none" w:sz="0" w:space="0" w:color="000000"/>
+                <w:left w:val="none" w:sz="0" w:space="0" w:color="000000"/>
+                <w:right w:val="none" w:sz="0" w:space="0" w:color="000000"/>
+              </w:pBdr>
+              <w:spacing w:after="100" w:before="100" w:line="240"/>
+              <w:ind w:left="100" w:right="100" w:firstLine="0" w:firstLineChars="0"/>
+              <w:rPr>
+                <w:rFonts w:ascii="Times New Roman" w:hAnsi="Times New Roman" w:eastAsia="Times New Roman" w:cs="Times New Roman"/>
+                <w:i w:val="false"/>
+                <w:b w:val="false"/>
+                <w:u w:val="none"/>
+                <w:strike w:val="false"/>
+                <w:sz w:val="12"/>
+                <w:szCs w:val="12"/>
+                <w:color w:val="000000"/>
+              </w:rPr>
+            </w:pPr>
+            <w:r>
+              <w:rPr>
+                <w:rFonts w:ascii="Times New Roman" w:hAnsi="Times New Roman" w:eastAsia="Times New Roman" w:cs="Times New Roman"/>
+                <w:i w:val="false"/>
+                <w:b w:val="false"/>
+                <w:u w:val="none"/>
+                <w:strike w:val="false"/>
+                <w:sz w:val="12"/>
+                <w:szCs w:val="12"/>
+                <w:color w:val="000000"/>
+              </w:rPr>
+              <w:t xml:space="preserve">0.146</w:t>
+            </w:r>
+          </w:p>
+        </w:tc>
+        <w:tc>
+          <w:tcPr>
+            <w:tcBorders>
+              <w:bottom w:val="none" w:sz="0" w:space="0" w:color="000000"/>
+              <w:top w:val="none" w:sz="0" w:space="0" w:color="000000"/>
+              <w:left w:val="none" w:sz="0" w:space="0" w:color="000000"/>
+              <w:right w:val="none" w:sz="0" w:space="0" w:color="000000"/>
+            </w:tcBorders>
+            <w:shd w:val="clear" w:color="auto" w:fill="FFFFFF"/>
+            <w:tcMar>
+              <w:top w:w="0" w:type="dxa"/>
+              <w:bottom w:w="0" w:type="dxa"/>
+              <w:left w:w="0" w:type="dxa"/>
+              <w:right w:w="0" w:type="dxa"/>
+            </w:tcMar>
+            <w:vAlign w:val="center"/>
+          </w:tcPr>
+          <w:p>
+            <w:pPr>
+              <w:pStyle w:val="Normal"/>
+              <w:jc w:val="left"/>
+              <w:pBdr>
+                <w:bottom w:val="none" w:sz="0" w:space="0" w:color="000000"/>
+                <w:top w:val="none" w:sz="0" w:space="0" w:color="000000"/>
+                <w:left w:val="none" w:sz="0" w:space="0" w:color="000000"/>
+                <w:right w:val="none" w:sz="0" w:space="0" w:color="000000"/>
+              </w:pBdr>
+              <w:spacing w:after="100" w:before="100" w:line="240"/>
+              <w:ind w:left="100" w:right="100" w:firstLine="0" w:firstLineChars="0"/>
+              <w:rPr>
+                <w:rFonts w:ascii="Times New Roman" w:hAnsi="Times New Roman" w:eastAsia="Times New Roman" w:cs="Times New Roman"/>
+                <w:i w:val="false"/>
+                <w:b w:val="false"/>
+                <w:u w:val="none"/>
+                <w:strike w:val="false"/>
+                <w:sz w:val="12"/>
+                <w:szCs w:val="12"/>
+                <w:color w:val="000000"/>
+              </w:rPr>
+            </w:pPr>
+            <w:r>
+              <w:rPr>
+                <w:rFonts w:ascii="Times New Roman" w:hAnsi="Times New Roman" w:eastAsia="Times New Roman" w:cs="Times New Roman"/>
+                <w:i w:val="false"/>
+                <w:b w:val="false"/>
+                <w:u w:val="none"/>
+                <w:strike w:val="false"/>
+                <w:sz w:val="12"/>
+                <w:szCs w:val="12"/>
+                <w:color w:val="000000"/>
+              </w:rPr>
+              <w:t xml:space="preserve">0.262</w:t>
+            </w:r>
+          </w:p>
+        </w:tc>
+        <w:tc>
+          <w:tcPr>
+            <w:tcBorders>
+              <w:bottom w:val="none" w:sz="0" w:space="0" w:color="000000"/>
+              <w:top w:val="none" w:sz="0" w:space="0" w:color="000000"/>
+              <w:left w:val="none" w:sz="0" w:space="0" w:color="000000"/>
+              <w:right w:val="none" w:sz="0" w:space="0" w:color="000000"/>
+            </w:tcBorders>
+            <w:shd w:val="clear" w:color="auto" w:fill="FFFFFF"/>
+            <w:tcMar>
+              <w:top w:w="0" w:type="dxa"/>
+              <w:bottom w:w="0" w:type="dxa"/>
+              <w:left w:w="0" w:type="dxa"/>
+              <w:right w:w="0" w:type="dxa"/>
+            </w:tcMar>
+            <w:vAlign w:val="center"/>
+          </w:tcPr>
+          <w:p>
+            <w:pPr>
+              <w:pStyle w:val="Normal"/>
+              <w:jc w:val="left"/>
+              <w:pBdr>
+                <w:bottom w:val="none" w:sz="0" w:space="0" w:color="000000"/>
+                <w:top w:val="none" w:sz="0" w:space="0" w:color="000000"/>
+                <w:left w:val="none" w:sz="0" w:space="0" w:color="000000"/>
+                <w:right w:val="none" w:sz="0" w:space="0" w:color="000000"/>
+              </w:pBdr>
+              <w:spacing w:after="100" w:before="100" w:line="240"/>
+              <w:ind w:left="100" w:right="100" w:firstLine="0" w:firstLineChars="0"/>
+              <w:rPr>
+                <w:rFonts w:ascii="Times New Roman" w:hAnsi="Times New Roman" w:eastAsia="Times New Roman" w:cs="Times New Roman"/>
+                <w:i w:val="false"/>
+                <w:b w:val="false"/>
+                <w:u w:val="none"/>
+                <w:strike w:val="false"/>
+                <w:sz w:val="12"/>
+                <w:szCs w:val="12"/>
+                <w:color w:val="000000"/>
+              </w:rPr>
+            </w:pPr>
+            <w:r>
+              <w:rPr>
+                <w:rFonts w:ascii="Times New Roman" w:hAnsi="Times New Roman" w:eastAsia="Times New Roman" w:cs="Times New Roman"/>
+                <w:i w:val="false"/>
+                <w:b w:val="false"/>
+                <w:u w:val="none"/>
+                <w:strike w:val="false"/>
+                <w:sz w:val="12"/>
+                <w:szCs w:val="12"/>
+                <w:color w:val="000000"/>
+              </w:rPr>
+              <w:t xml:space="preserve">12.2</w:t>
             </w:r>
           </w:p>
         </w:tc>
@@ -5469,117 +5469,117 @@
                 <w:szCs w:val="12"/>
                 <w:color w:val="000000"/>
               </w:rPr>
-              <w:t xml:space="preserve">1.83 (0.98–3.40)</w:t>
-            </w:r>
-          </w:p>
-        </w:tc>
-        <w:tc>
-          <w:tcPr>
-            <w:tcBorders>
-              <w:bottom w:val="none" w:sz="0" w:space="0" w:color="000000"/>
-              <w:top w:val="none" w:sz="0" w:space="0" w:color="000000"/>
-              <w:left w:val="none" w:sz="0" w:space="0" w:color="000000"/>
-              <w:right w:val="none" w:sz="0" w:space="0" w:color="000000"/>
-            </w:tcBorders>
-            <w:shd w:val="clear" w:color="auto" w:fill="FFFFFF"/>
-            <w:tcMar>
-              <w:top w:w="0" w:type="dxa"/>
-              <w:bottom w:w="0" w:type="dxa"/>
-              <w:left w:w="0" w:type="dxa"/>
-              <w:right w:w="0" w:type="dxa"/>
-            </w:tcMar>
-            <w:vAlign w:val="center"/>
-          </w:tcPr>
-          <w:p>
-            <w:pPr>
-              <w:pStyle w:val="Normal"/>
-              <w:jc w:val="left"/>
-              <w:pBdr>
-                <w:bottom w:val="none" w:sz="0" w:space="0" w:color="000000"/>
-                <w:top w:val="none" w:sz="0" w:space="0" w:color="000000"/>
-                <w:left w:val="none" w:sz="0" w:space="0" w:color="000000"/>
-                <w:right w:val="none" w:sz="0" w:space="0" w:color="000000"/>
-              </w:pBdr>
-              <w:spacing w:after="100" w:before="100" w:line="240"/>
-              <w:ind w:left="100" w:right="100" w:firstLine="0" w:firstLineChars="0"/>
-              <w:rPr>
-                <w:rFonts w:ascii="Times New Roman" w:hAnsi="Times New Roman" w:eastAsia="Times New Roman" w:cs="Times New Roman"/>
-                <w:i w:val="false"/>
-                <w:b w:val="false"/>
-                <w:u w:val="none"/>
-                <w:strike w:val="false"/>
-                <w:sz w:val="12"/>
-                <w:szCs w:val="12"/>
-                <w:color w:val="000000"/>
-              </w:rPr>
-            </w:pPr>
-            <w:r>
-              <w:rPr>
-                <w:rFonts w:ascii="Times New Roman" w:hAnsi="Times New Roman" w:eastAsia="Times New Roman" w:cs="Times New Roman"/>
-                <w:i w:val="false"/>
-                <w:b w:val="false"/>
-                <w:u w:val="none"/>
-                <w:strike w:val="false"/>
-                <w:sz w:val="12"/>
-                <w:szCs w:val="12"/>
-                <w:color w:val="000000"/>
-              </w:rPr>
-              <w:t xml:space="preserve">0.056</w:t>
-            </w:r>
-          </w:p>
-        </w:tc>
-        <w:tc>
-          <w:tcPr>
-            <w:tcBorders>
-              <w:bottom w:val="none" w:sz="0" w:space="0" w:color="000000"/>
-              <w:top w:val="none" w:sz="0" w:space="0" w:color="000000"/>
-              <w:left w:val="none" w:sz="0" w:space="0" w:color="000000"/>
-              <w:right w:val="none" w:sz="0" w:space="0" w:color="000000"/>
-            </w:tcBorders>
-            <w:shd w:val="clear" w:color="auto" w:fill="FFFFFF"/>
-            <w:tcMar>
-              <w:top w:w="0" w:type="dxa"/>
-              <w:bottom w:w="0" w:type="dxa"/>
-              <w:left w:w="0" w:type="dxa"/>
-              <w:right w:w="0" w:type="dxa"/>
-            </w:tcMar>
-            <w:vAlign w:val="center"/>
-          </w:tcPr>
-          <w:p>
-            <w:pPr>
-              <w:pStyle w:val="Normal"/>
-              <w:jc w:val="left"/>
-              <w:pBdr>
-                <w:bottom w:val="none" w:sz="0" w:space="0" w:color="000000"/>
-                <w:top w:val="none" w:sz="0" w:space="0" w:color="000000"/>
-                <w:left w:val="none" w:sz="0" w:space="0" w:color="000000"/>
-                <w:right w:val="none" w:sz="0" w:space="0" w:color="000000"/>
-              </w:pBdr>
-              <w:spacing w:after="100" w:before="100" w:line="240"/>
-              <w:ind w:left="100" w:right="100" w:firstLine="0" w:firstLineChars="0"/>
-              <w:rPr>
-                <w:rFonts w:ascii="Times New Roman" w:hAnsi="Times New Roman" w:eastAsia="Times New Roman" w:cs="Times New Roman"/>
-                <w:i w:val="false"/>
-                <w:b w:val="false"/>
-                <w:u w:val="none"/>
-                <w:strike w:val="false"/>
-                <w:sz w:val="12"/>
-                <w:szCs w:val="12"/>
-                <w:color w:val="000000"/>
-              </w:rPr>
-            </w:pPr>
-            <w:r>
-              <w:rPr>
-                <w:rFonts w:ascii="Times New Roman" w:hAnsi="Times New Roman" w:eastAsia="Times New Roman" w:cs="Times New Roman"/>
-                <w:i w:val="false"/>
-                <w:b w:val="false"/>
-                <w:u w:val="none"/>
-                <w:strike w:val="false"/>
-                <w:sz w:val="12"/>
-                <w:szCs w:val="12"/>
-                <w:color w:val="000000"/>
-              </w:rPr>
-              <w:t xml:space="preserve">0.361</w:t>
+              <w:t xml:space="preserve">1.63 (0.88–3.02)</w:t>
+            </w:r>
+          </w:p>
+        </w:tc>
+        <w:tc>
+          <w:tcPr>
+            <w:tcBorders>
+              <w:bottom w:val="none" w:sz="0" w:space="0" w:color="000000"/>
+              <w:top w:val="none" w:sz="0" w:space="0" w:color="000000"/>
+              <w:left w:val="none" w:sz="0" w:space="0" w:color="000000"/>
+              <w:right w:val="none" w:sz="0" w:space="0" w:color="000000"/>
+            </w:tcBorders>
+            <w:shd w:val="clear" w:color="auto" w:fill="FFFFFF"/>
+            <w:tcMar>
+              <w:top w:w="0" w:type="dxa"/>
+              <w:bottom w:w="0" w:type="dxa"/>
+              <w:left w:w="0" w:type="dxa"/>
+              <w:right w:w="0" w:type="dxa"/>
+            </w:tcMar>
+            <w:vAlign w:val="center"/>
+          </w:tcPr>
+          <w:p>
+            <w:pPr>
+              <w:pStyle w:val="Normal"/>
+              <w:jc w:val="left"/>
+              <w:pBdr>
+                <w:bottom w:val="none" w:sz="0" w:space="0" w:color="000000"/>
+                <w:top w:val="none" w:sz="0" w:space="0" w:color="000000"/>
+                <w:left w:val="none" w:sz="0" w:space="0" w:color="000000"/>
+                <w:right w:val="none" w:sz="0" w:space="0" w:color="000000"/>
+              </w:pBdr>
+              <w:spacing w:after="100" w:before="100" w:line="240"/>
+              <w:ind w:left="100" w:right="100" w:firstLine="0" w:firstLineChars="0"/>
+              <w:rPr>
+                <w:rFonts w:ascii="Times New Roman" w:hAnsi="Times New Roman" w:eastAsia="Times New Roman" w:cs="Times New Roman"/>
+                <w:i w:val="false"/>
+                <w:b w:val="false"/>
+                <w:u w:val="none"/>
+                <w:strike w:val="false"/>
+                <w:sz w:val="12"/>
+                <w:szCs w:val="12"/>
+                <w:color w:val="000000"/>
+              </w:rPr>
+            </w:pPr>
+            <w:r>
+              <w:rPr>
+                <w:rFonts w:ascii="Times New Roman" w:hAnsi="Times New Roman" w:eastAsia="Times New Roman" w:cs="Times New Roman"/>
+                <w:i w:val="false"/>
+                <w:b w:val="false"/>
+                <w:u w:val="none"/>
+                <w:strike w:val="false"/>
+                <w:sz w:val="12"/>
+                <w:szCs w:val="12"/>
+                <w:color w:val="000000"/>
+              </w:rPr>
+              <w:t xml:space="preserve">0.124</w:t>
+            </w:r>
+          </w:p>
+        </w:tc>
+        <w:tc>
+          <w:tcPr>
+            <w:tcBorders>
+              <w:bottom w:val="none" w:sz="0" w:space="0" w:color="000000"/>
+              <w:top w:val="none" w:sz="0" w:space="0" w:color="000000"/>
+              <w:left w:val="none" w:sz="0" w:space="0" w:color="000000"/>
+              <w:right w:val="none" w:sz="0" w:space="0" w:color="000000"/>
+            </w:tcBorders>
+            <w:shd w:val="clear" w:color="auto" w:fill="FFFFFF"/>
+            <w:tcMar>
+              <w:top w:w="0" w:type="dxa"/>
+              <w:bottom w:w="0" w:type="dxa"/>
+              <w:left w:w="0" w:type="dxa"/>
+              <w:right w:w="0" w:type="dxa"/>
+            </w:tcMar>
+            <w:vAlign w:val="center"/>
+          </w:tcPr>
+          <w:p>
+            <w:pPr>
+              <w:pStyle w:val="Normal"/>
+              <w:jc w:val="left"/>
+              <w:pBdr>
+                <w:bottom w:val="none" w:sz="0" w:space="0" w:color="000000"/>
+                <w:top w:val="none" w:sz="0" w:space="0" w:color="000000"/>
+                <w:left w:val="none" w:sz="0" w:space="0" w:color="000000"/>
+                <w:right w:val="none" w:sz="0" w:space="0" w:color="000000"/>
+              </w:pBdr>
+              <w:spacing w:after="100" w:before="100" w:line="240"/>
+              <w:ind w:left="100" w:right="100" w:firstLine="0" w:firstLineChars="0"/>
+              <w:rPr>
+                <w:rFonts w:ascii="Times New Roman" w:hAnsi="Times New Roman" w:eastAsia="Times New Roman" w:cs="Times New Roman"/>
+                <w:i w:val="false"/>
+                <w:b w:val="false"/>
+                <w:u w:val="none"/>
+                <w:strike w:val="false"/>
+                <w:sz w:val="12"/>
+                <w:szCs w:val="12"/>
+                <w:color w:val="000000"/>
+              </w:rPr>
+            </w:pPr>
+            <w:r>
+              <w:rPr>
+                <w:rFonts w:ascii="Times New Roman" w:hAnsi="Times New Roman" w:eastAsia="Times New Roman" w:cs="Times New Roman"/>
+                <w:i w:val="false"/>
+                <w:b w:val="false"/>
+                <w:u w:val="none"/>
+                <w:strike w:val="false"/>
+                <w:sz w:val="12"/>
+                <w:szCs w:val="12"/>
+                <w:color w:val="000000"/>
+              </w:rPr>
+              <w:t xml:space="preserve">0.392</w:t>
             </w:r>
           </w:p>
         </w:tc>
@@ -5964,7 +5964,7 @@
                 <w:szCs w:val="12"/>
                 <w:color w:val="000000"/>
               </w:rPr>
-              <w:t xml:space="preserve">true</w:t>
+              <w:t xml:space="preserve">false</w:t>
             </w:r>
           </w:p>
         </w:tc>
@@ -6464,7 +6464,7 @@
                 <w:szCs w:val="12"/>
                 <w:color w:val="000000"/>
               </w:rPr>
-              <w:t xml:space="preserve">0.113</w:t>
+              <w:t xml:space="preserve">0.096</w:t>
             </w:r>
           </w:p>
         </w:tc>
@@ -6629,227 +6629,227 @@
                 <w:szCs w:val="12"/>
                 <w:color w:val="000000"/>
               </w:rPr>
-              <w:t xml:space="preserve">0.117</w:t>
-            </w:r>
-          </w:p>
-        </w:tc>
-        <w:tc>
-          <w:tcPr>
-            <w:tcBorders>
-              <w:bottom w:val="none" w:sz="0" w:space="0" w:color="000000"/>
-              <w:top w:val="none" w:sz="0" w:space="0" w:color="000000"/>
-              <w:left w:val="none" w:sz="0" w:space="0" w:color="000000"/>
-              <w:right w:val="none" w:sz="0" w:space="0" w:color="000000"/>
-            </w:tcBorders>
-            <w:shd w:val="clear" w:color="auto" w:fill="FFFFFF"/>
-            <w:tcMar>
-              <w:top w:w="0" w:type="dxa"/>
-              <w:bottom w:w="0" w:type="dxa"/>
-              <w:left w:w="0" w:type="dxa"/>
-              <w:right w:w="0" w:type="dxa"/>
-            </w:tcMar>
-            <w:vAlign w:val="center"/>
-          </w:tcPr>
-          <w:p>
-            <w:pPr>
-              <w:pStyle w:val="Normal"/>
-              <w:jc w:val="left"/>
-              <w:pBdr>
-                <w:bottom w:val="none" w:sz="0" w:space="0" w:color="000000"/>
-                <w:top w:val="none" w:sz="0" w:space="0" w:color="000000"/>
-                <w:left w:val="none" w:sz="0" w:space="0" w:color="000000"/>
-                <w:right w:val="none" w:sz="0" w:space="0" w:color="000000"/>
-              </w:pBdr>
-              <w:spacing w:after="100" w:before="100" w:line="240"/>
-              <w:ind w:left="100" w:right="100" w:firstLine="0" w:firstLineChars="0"/>
-              <w:rPr>
-                <w:rFonts w:ascii="Times New Roman" w:hAnsi="Times New Roman" w:eastAsia="Times New Roman" w:cs="Times New Roman"/>
-                <w:i w:val="false"/>
-                <w:b w:val="false"/>
-                <w:u w:val="none"/>
-                <w:strike w:val="false"/>
-                <w:sz w:val="12"/>
-                <w:szCs w:val="12"/>
-                <w:color w:val="000000"/>
-              </w:rPr>
-            </w:pPr>
-            <w:r>
-              <w:rPr>
-                <w:rFonts w:ascii="Times New Roman" w:hAnsi="Times New Roman" w:eastAsia="Times New Roman" w:cs="Times New Roman"/>
-                <w:i w:val="false"/>
-                <w:b w:val="false"/>
-                <w:u w:val="none"/>
-                <w:strike w:val="false"/>
-                <w:sz w:val="12"/>
-                <w:szCs w:val="12"/>
-                <w:color w:val="000000"/>
-              </w:rPr>
-              <w:t xml:space="preserve">0.58 (0.33–1.04)</w:t>
-            </w:r>
-          </w:p>
-        </w:tc>
-        <w:tc>
-          <w:tcPr>
-            <w:tcBorders>
-              <w:bottom w:val="none" w:sz="0" w:space="0" w:color="000000"/>
-              <w:top w:val="none" w:sz="0" w:space="0" w:color="000000"/>
-              <w:left w:val="none" w:sz="0" w:space="0" w:color="000000"/>
-              <w:right w:val="none" w:sz="0" w:space="0" w:color="000000"/>
-            </w:tcBorders>
-            <w:shd w:val="clear" w:color="auto" w:fill="FFFFFF"/>
-            <w:tcMar>
-              <w:top w:w="0" w:type="dxa"/>
-              <w:bottom w:w="0" w:type="dxa"/>
-              <w:left w:w="0" w:type="dxa"/>
-              <w:right w:w="0" w:type="dxa"/>
-            </w:tcMar>
-            <w:vAlign w:val="center"/>
-          </w:tcPr>
-          <w:p>
-            <w:pPr>
-              <w:pStyle w:val="Normal"/>
-              <w:jc w:val="left"/>
-              <w:pBdr>
-                <w:bottom w:val="none" w:sz="0" w:space="0" w:color="000000"/>
-                <w:top w:val="none" w:sz="0" w:space="0" w:color="000000"/>
-                <w:left w:val="none" w:sz="0" w:space="0" w:color="000000"/>
-                <w:right w:val="none" w:sz="0" w:space="0" w:color="000000"/>
-              </w:pBdr>
-              <w:spacing w:after="100" w:before="100" w:line="240"/>
-              <w:ind w:left="100" w:right="100" w:firstLine="0" w:firstLineChars="0"/>
-              <w:rPr>
-                <w:rFonts w:ascii="Times New Roman" w:hAnsi="Times New Roman" w:eastAsia="Times New Roman" w:cs="Times New Roman"/>
-                <w:i w:val="false"/>
-                <w:b w:val="false"/>
-                <w:u w:val="none"/>
-                <w:strike w:val="false"/>
-                <w:sz w:val="12"/>
-                <w:szCs w:val="12"/>
-                <w:color w:val="000000"/>
-              </w:rPr>
-            </w:pPr>
-            <w:r>
-              <w:rPr>
-                <w:rFonts w:ascii="Times New Roman" w:hAnsi="Times New Roman" w:eastAsia="Times New Roman" w:cs="Times New Roman"/>
-                <w:i w:val="false"/>
-                <w:b w:val="false"/>
-                <w:u w:val="none"/>
-                <w:strike w:val="false"/>
-                <w:sz w:val="12"/>
-                <w:szCs w:val="12"/>
-                <w:color w:val="000000"/>
-              </w:rPr>
-              <w:t xml:space="preserve">0.069</w:t>
-            </w:r>
-          </w:p>
-        </w:tc>
-        <w:tc>
-          <w:tcPr>
-            <w:tcBorders>
-              <w:bottom w:val="none" w:sz="0" w:space="0" w:color="000000"/>
-              <w:top w:val="none" w:sz="0" w:space="0" w:color="000000"/>
-              <w:left w:val="none" w:sz="0" w:space="0" w:color="000000"/>
-              <w:right w:val="none" w:sz="0" w:space="0" w:color="000000"/>
-            </w:tcBorders>
-            <w:shd w:val="clear" w:color="auto" w:fill="FFFFFF"/>
-            <w:tcMar>
-              <w:top w:w="0" w:type="dxa"/>
-              <w:bottom w:w="0" w:type="dxa"/>
-              <w:left w:w="0" w:type="dxa"/>
-              <w:right w:w="0" w:type="dxa"/>
-            </w:tcMar>
-            <w:vAlign w:val="center"/>
-          </w:tcPr>
-          <w:p>
-            <w:pPr>
-              <w:pStyle w:val="Normal"/>
-              <w:jc w:val="left"/>
-              <w:pBdr>
-                <w:bottom w:val="none" w:sz="0" w:space="0" w:color="000000"/>
-                <w:top w:val="none" w:sz="0" w:space="0" w:color="000000"/>
-                <w:left w:val="none" w:sz="0" w:space="0" w:color="000000"/>
-                <w:right w:val="none" w:sz="0" w:space="0" w:color="000000"/>
-              </w:pBdr>
-              <w:spacing w:after="100" w:before="100" w:line="240"/>
-              <w:ind w:left="100" w:right="100" w:firstLine="0" w:firstLineChars="0"/>
-              <w:rPr>
-                <w:rFonts w:ascii="Times New Roman" w:hAnsi="Times New Roman" w:eastAsia="Times New Roman" w:cs="Times New Roman"/>
-                <w:i w:val="false"/>
-                <w:b w:val="false"/>
-                <w:u w:val="none"/>
-                <w:strike w:val="false"/>
-                <w:sz w:val="12"/>
-                <w:szCs w:val="12"/>
-                <w:color w:val="000000"/>
-              </w:rPr>
-            </w:pPr>
-            <w:r>
-              <w:rPr>
-                <w:rFonts w:ascii="Times New Roman" w:hAnsi="Times New Roman" w:eastAsia="Times New Roman" w:cs="Times New Roman"/>
-                <w:i w:val="false"/>
-                <w:b w:val="false"/>
-                <w:u w:val="none"/>
-                <w:strike w:val="false"/>
-                <w:sz w:val="12"/>
-                <w:szCs w:val="12"/>
-                <w:color w:val="000000"/>
-              </w:rPr>
-              <w:t xml:space="preserve">0.209</w:t>
-            </w:r>
-          </w:p>
-        </w:tc>
-        <w:tc>
-          <w:tcPr>
-            <w:tcBorders>
-              <w:bottom w:val="none" w:sz="0" w:space="0" w:color="000000"/>
-              <w:top w:val="none" w:sz="0" w:space="0" w:color="000000"/>
-              <w:left w:val="none" w:sz="0" w:space="0" w:color="000000"/>
-              <w:right w:val="none" w:sz="0" w:space="0" w:color="000000"/>
-            </w:tcBorders>
-            <w:shd w:val="clear" w:color="auto" w:fill="FFFFFF"/>
-            <w:tcMar>
-              <w:top w:w="0" w:type="dxa"/>
-              <w:bottom w:w="0" w:type="dxa"/>
-              <w:left w:w="0" w:type="dxa"/>
-              <w:right w:w="0" w:type="dxa"/>
-            </w:tcMar>
-            <w:vAlign w:val="center"/>
-          </w:tcPr>
-          <w:p>
-            <w:pPr>
-              <w:pStyle w:val="Normal"/>
-              <w:jc w:val="left"/>
-              <w:pBdr>
-                <w:bottom w:val="none" w:sz="0" w:space="0" w:color="000000"/>
-                <w:top w:val="none" w:sz="0" w:space="0" w:color="000000"/>
-                <w:left w:val="none" w:sz="0" w:space="0" w:color="000000"/>
-                <w:right w:val="none" w:sz="0" w:space="0" w:color="000000"/>
-              </w:pBdr>
-              <w:spacing w:after="100" w:before="100" w:line="240"/>
-              <w:ind w:left="100" w:right="100" w:firstLine="0" w:firstLineChars="0"/>
-              <w:rPr>
-                <w:rFonts w:ascii="Times New Roman" w:hAnsi="Times New Roman" w:eastAsia="Times New Roman" w:cs="Times New Roman"/>
-                <w:i w:val="false"/>
-                <w:b w:val="false"/>
-                <w:u w:val="none"/>
-                <w:strike w:val="false"/>
-                <w:sz w:val="12"/>
-                <w:szCs w:val="12"/>
-                <w:color w:val="000000"/>
-              </w:rPr>
-            </w:pPr>
-            <w:r>
-              <w:rPr>
-                <w:rFonts w:ascii="Times New Roman" w:hAnsi="Times New Roman" w:eastAsia="Times New Roman" w:cs="Times New Roman"/>
-                <w:i w:val="false"/>
-                <w:b w:val="false"/>
-                <w:u w:val="none"/>
-                <w:strike w:val="false"/>
-                <w:sz w:val="12"/>
-                <w:szCs w:val="12"/>
-                <w:color w:val="000000"/>
-              </w:rPr>
-              <w:t xml:space="preserve">9.8</w:t>
+              <w:t xml:space="preserve">0.099</w:t>
+            </w:r>
+          </w:p>
+        </w:tc>
+        <w:tc>
+          <w:tcPr>
+            <w:tcBorders>
+              <w:bottom w:val="none" w:sz="0" w:space="0" w:color="000000"/>
+              <w:top w:val="none" w:sz="0" w:space="0" w:color="000000"/>
+              <w:left w:val="none" w:sz="0" w:space="0" w:color="000000"/>
+              <w:right w:val="none" w:sz="0" w:space="0" w:color="000000"/>
+            </w:tcBorders>
+            <w:shd w:val="clear" w:color="auto" w:fill="FFFFFF"/>
+            <w:tcMar>
+              <w:top w:w="0" w:type="dxa"/>
+              <w:bottom w:w="0" w:type="dxa"/>
+              <w:left w:w="0" w:type="dxa"/>
+              <w:right w:w="0" w:type="dxa"/>
+            </w:tcMar>
+            <w:vAlign w:val="center"/>
+          </w:tcPr>
+          <w:p>
+            <w:pPr>
+              <w:pStyle w:val="Normal"/>
+              <w:jc w:val="left"/>
+              <w:pBdr>
+                <w:bottom w:val="none" w:sz="0" w:space="0" w:color="000000"/>
+                <w:top w:val="none" w:sz="0" w:space="0" w:color="000000"/>
+                <w:left w:val="none" w:sz="0" w:space="0" w:color="000000"/>
+                <w:right w:val="none" w:sz="0" w:space="0" w:color="000000"/>
+              </w:pBdr>
+              <w:spacing w:after="100" w:before="100" w:line="240"/>
+              <w:ind w:left="100" w:right="100" w:firstLine="0" w:firstLineChars="0"/>
+              <w:rPr>
+                <w:rFonts w:ascii="Times New Roman" w:hAnsi="Times New Roman" w:eastAsia="Times New Roman" w:cs="Times New Roman"/>
+                <w:i w:val="false"/>
+                <w:b w:val="false"/>
+                <w:u w:val="none"/>
+                <w:strike w:val="false"/>
+                <w:sz w:val="12"/>
+                <w:szCs w:val="12"/>
+                <w:color w:val="000000"/>
+              </w:rPr>
+            </w:pPr>
+            <w:r>
+              <w:rPr>
+                <w:rFonts w:ascii="Times New Roman" w:hAnsi="Times New Roman" w:eastAsia="Times New Roman" w:cs="Times New Roman"/>
+                <w:i w:val="false"/>
+                <w:b w:val="false"/>
+                <w:u w:val="none"/>
+                <w:strike w:val="false"/>
+                <w:sz w:val="12"/>
+                <w:szCs w:val="12"/>
+                <w:color w:val="000000"/>
+              </w:rPr>
+              <w:t xml:space="preserve">0.57 (0.32–1.01)</w:t>
+            </w:r>
+          </w:p>
+        </w:tc>
+        <w:tc>
+          <w:tcPr>
+            <w:tcBorders>
+              <w:bottom w:val="none" w:sz="0" w:space="0" w:color="000000"/>
+              <w:top w:val="none" w:sz="0" w:space="0" w:color="000000"/>
+              <w:left w:val="none" w:sz="0" w:space="0" w:color="000000"/>
+              <w:right w:val="none" w:sz="0" w:space="0" w:color="000000"/>
+            </w:tcBorders>
+            <w:shd w:val="clear" w:color="auto" w:fill="FFFFFF"/>
+            <w:tcMar>
+              <w:top w:w="0" w:type="dxa"/>
+              <w:bottom w:w="0" w:type="dxa"/>
+              <w:left w:w="0" w:type="dxa"/>
+              <w:right w:w="0" w:type="dxa"/>
+            </w:tcMar>
+            <w:vAlign w:val="center"/>
+          </w:tcPr>
+          <w:p>
+            <w:pPr>
+              <w:pStyle w:val="Normal"/>
+              <w:jc w:val="left"/>
+              <w:pBdr>
+                <w:bottom w:val="none" w:sz="0" w:space="0" w:color="000000"/>
+                <w:top w:val="none" w:sz="0" w:space="0" w:color="000000"/>
+                <w:left w:val="none" w:sz="0" w:space="0" w:color="000000"/>
+                <w:right w:val="none" w:sz="0" w:space="0" w:color="000000"/>
+              </w:pBdr>
+              <w:spacing w:after="100" w:before="100" w:line="240"/>
+              <w:ind w:left="100" w:right="100" w:firstLine="0" w:firstLineChars="0"/>
+              <w:rPr>
+                <w:rFonts w:ascii="Times New Roman" w:hAnsi="Times New Roman" w:eastAsia="Times New Roman" w:cs="Times New Roman"/>
+                <w:i w:val="false"/>
+                <w:b w:val="false"/>
+                <w:u w:val="none"/>
+                <w:strike w:val="false"/>
+                <w:sz w:val="12"/>
+                <w:szCs w:val="12"/>
+                <w:color w:val="000000"/>
+              </w:rPr>
+            </w:pPr>
+            <w:r>
+              <w:rPr>
+                <w:rFonts w:ascii="Times New Roman" w:hAnsi="Times New Roman" w:eastAsia="Times New Roman" w:cs="Times New Roman"/>
+                <w:i w:val="false"/>
+                <w:b w:val="false"/>
+                <w:u w:val="none"/>
+                <w:strike w:val="false"/>
+                <w:sz w:val="12"/>
+                <w:szCs w:val="12"/>
+                <w:color w:val="000000"/>
+              </w:rPr>
+              <w:t xml:space="preserve">0.055</w:t>
+            </w:r>
+          </w:p>
+        </w:tc>
+        <w:tc>
+          <w:tcPr>
+            <w:tcBorders>
+              <w:bottom w:val="none" w:sz="0" w:space="0" w:color="000000"/>
+              <w:top w:val="none" w:sz="0" w:space="0" w:color="000000"/>
+              <w:left w:val="none" w:sz="0" w:space="0" w:color="000000"/>
+              <w:right w:val="none" w:sz="0" w:space="0" w:color="000000"/>
+            </w:tcBorders>
+            <w:shd w:val="clear" w:color="auto" w:fill="FFFFFF"/>
+            <w:tcMar>
+              <w:top w:w="0" w:type="dxa"/>
+              <w:bottom w:w="0" w:type="dxa"/>
+              <w:left w:w="0" w:type="dxa"/>
+              <w:right w:w="0" w:type="dxa"/>
+            </w:tcMar>
+            <w:vAlign w:val="center"/>
+          </w:tcPr>
+          <w:p>
+            <w:pPr>
+              <w:pStyle w:val="Normal"/>
+              <w:jc w:val="left"/>
+              <w:pBdr>
+                <w:bottom w:val="none" w:sz="0" w:space="0" w:color="000000"/>
+                <w:top w:val="none" w:sz="0" w:space="0" w:color="000000"/>
+                <w:left w:val="none" w:sz="0" w:space="0" w:color="000000"/>
+                <w:right w:val="none" w:sz="0" w:space="0" w:color="000000"/>
+              </w:pBdr>
+              <w:spacing w:after="100" w:before="100" w:line="240"/>
+              <w:ind w:left="100" w:right="100" w:firstLine="0" w:firstLineChars="0"/>
+              <w:rPr>
+                <w:rFonts w:ascii="Times New Roman" w:hAnsi="Times New Roman" w:eastAsia="Times New Roman" w:cs="Times New Roman"/>
+                <w:i w:val="false"/>
+                <w:b w:val="false"/>
+                <w:u w:val="none"/>
+                <w:strike w:val="false"/>
+                <w:sz w:val="12"/>
+                <w:szCs w:val="12"/>
+                <w:color w:val="000000"/>
+              </w:rPr>
+            </w:pPr>
+            <w:r>
+              <w:rPr>
+                <w:rFonts w:ascii="Times New Roman" w:hAnsi="Times New Roman" w:eastAsia="Times New Roman" w:cs="Times New Roman"/>
+                <w:i w:val="false"/>
+                <w:b w:val="false"/>
+                <w:u w:val="none"/>
+                <w:strike w:val="false"/>
+                <w:sz w:val="12"/>
+                <w:szCs w:val="12"/>
+                <w:color w:val="000000"/>
+              </w:rPr>
+              <w:t xml:space="preserve">0.166</w:t>
+            </w:r>
+          </w:p>
+        </w:tc>
+        <w:tc>
+          <w:tcPr>
+            <w:tcBorders>
+              <w:bottom w:val="none" w:sz="0" w:space="0" w:color="000000"/>
+              <w:top w:val="none" w:sz="0" w:space="0" w:color="000000"/>
+              <w:left w:val="none" w:sz="0" w:space="0" w:color="000000"/>
+              <w:right w:val="none" w:sz="0" w:space="0" w:color="000000"/>
+            </w:tcBorders>
+            <w:shd w:val="clear" w:color="auto" w:fill="FFFFFF"/>
+            <w:tcMar>
+              <w:top w:w="0" w:type="dxa"/>
+              <w:bottom w:w="0" w:type="dxa"/>
+              <w:left w:w="0" w:type="dxa"/>
+              <w:right w:w="0" w:type="dxa"/>
+            </w:tcMar>
+            <w:vAlign w:val="center"/>
+          </w:tcPr>
+          <w:p>
+            <w:pPr>
+              <w:pStyle w:val="Normal"/>
+              <w:jc w:val="left"/>
+              <w:pBdr>
+                <w:bottom w:val="none" w:sz="0" w:space="0" w:color="000000"/>
+                <w:top w:val="none" w:sz="0" w:space="0" w:color="000000"/>
+                <w:left w:val="none" w:sz="0" w:space="0" w:color="000000"/>
+                <w:right w:val="none" w:sz="0" w:space="0" w:color="000000"/>
+              </w:pBdr>
+              <w:spacing w:after="100" w:before="100" w:line="240"/>
+              <w:ind w:left="100" w:right="100" w:firstLine="0" w:firstLineChars="0"/>
+              <w:rPr>
+                <w:rFonts w:ascii="Times New Roman" w:hAnsi="Times New Roman" w:eastAsia="Times New Roman" w:cs="Times New Roman"/>
+                <w:i w:val="false"/>
+                <w:b w:val="false"/>
+                <w:u w:val="none"/>
+                <w:strike w:val="false"/>
+                <w:sz w:val="12"/>
+                <w:szCs w:val="12"/>
+                <w:color w:val="000000"/>
+              </w:rPr>
+            </w:pPr>
+            <w:r>
+              <w:rPr>
+                <w:rFonts w:ascii="Times New Roman" w:hAnsi="Times New Roman" w:eastAsia="Times New Roman" w:cs="Times New Roman"/>
+                <w:i w:val="false"/>
+                <w:b w:val="false"/>
+                <w:u w:val="none"/>
+                <w:strike w:val="false"/>
+                <w:sz w:val="12"/>
+                <w:szCs w:val="12"/>
+                <w:color w:val="000000"/>
+              </w:rPr>
+              <w:t xml:space="preserve">12.2</w:t>
             </w:r>
           </w:p>
         </w:tc>
@@ -6959,117 +6959,117 @@
                 <w:szCs w:val="12"/>
                 <w:color w:val="000000"/>
               </w:rPr>
-              <w:t xml:space="preserve">0.67 (0.35–1.27)</w:t>
-            </w:r>
-          </w:p>
-        </w:tc>
-        <w:tc>
-          <w:tcPr>
-            <w:tcBorders>
-              <w:bottom w:val="none" w:sz="0" w:space="0" w:color="000000"/>
-              <w:top w:val="none" w:sz="0" w:space="0" w:color="000000"/>
-              <w:left w:val="none" w:sz="0" w:space="0" w:color="000000"/>
-              <w:right w:val="none" w:sz="0" w:space="0" w:color="000000"/>
-            </w:tcBorders>
-            <w:shd w:val="clear" w:color="auto" w:fill="FFFFFF"/>
-            <w:tcMar>
-              <w:top w:w="0" w:type="dxa"/>
-              <w:bottom w:w="0" w:type="dxa"/>
-              <w:left w:w="0" w:type="dxa"/>
-              <w:right w:w="0" w:type="dxa"/>
-            </w:tcMar>
-            <w:vAlign w:val="center"/>
-          </w:tcPr>
-          <w:p>
-            <w:pPr>
-              <w:pStyle w:val="Normal"/>
-              <w:jc w:val="left"/>
-              <w:pBdr>
-                <w:bottom w:val="none" w:sz="0" w:space="0" w:color="000000"/>
-                <w:top w:val="none" w:sz="0" w:space="0" w:color="000000"/>
-                <w:left w:val="none" w:sz="0" w:space="0" w:color="000000"/>
-                <w:right w:val="none" w:sz="0" w:space="0" w:color="000000"/>
-              </w:pBdr>
-              <w:spacing w:after="100" w:before="100" w:line="240"/>
-              <w:ind w:left="100" w:right="100" w:firstLine="0" w:firstLineChars="0"/>
-              <w:rPr>
-                <w:rFonts w:ascii="Times New Roman" w:hAnsi="Times New Roman" w:eastAsia="Times New Roman" w:cs="Times New Roman"/>
-                <w:i w:val="false"/>
-                <w:b w:val="false"/>
-                <w:u w:val="none"/>
-                <w:strike w:val="false"/>
-                <w:sz w:val="12"/>
-                <w:szCs w:val="12"/>
-                <w:color w:val="000000"/>
-              </w:rPr>
-            </w:pPr>
-            <w:r>
-              <w:rPr>
-                <w:rFonts w:ascii="Times New Roman" w:hAnsi="Times New Roman" w:eastAsia="Times New Roman" w:cs="Times New Roman"/>
-                <w:i w:val="false"/>
-                <w:b w:val="false"/>
-                <w:u w:val="none"/>
-                <w:strike w:val="false"/>
-                <w:sz w:val="12"/>
-                <w:szCs w:val="12"/>
-                <w:color w:val="000000"/>
-              </w:rPr>
-              <w:t xml:space="preserve">0.215</w:t>
-            </w:r>
-          </w:p>
-        </w:tc>
-        <w:tc>
-          <w:tcPr>
-            <w:tcBorders>
-              <w:bottom w:val="none" w:sz="0" w:space="0" w:color="000000"/>
-              <w:top w:val="none" w:sz="0" w:space="0" w:color="000000"/>
-              <w:left w:val="none" w:sz="0" w:space="0" w:color="000000"/>
-              <w:right w:val="none" w:sz="0" w:space="0" w:color="000000"/>
-            </w:tcBorders>
-            <w:shd w:val="clear" w:color="auto" w:fill="FFFFFF"/>
-            <w:tcMar>
-              <w:top w:w="0" w:type="dxa"/>
-              <w:bottom w:w="0" w:type="dxa"/>
-              <w:left w:w="0" w:type="dxa"/>
-              <w:right w:w="0" w:type="dxa"/>
-            </w:tcMar>
-            <w:vAlign w:val="center"/>
-          </w:tcPr>
-          <w:p>
-            <w:pPr>
-              <w:pStyle w:val="Normal"/>
-              <w:jc w:val="left"/>
-              <w:pBdr>
-                <w:bottom w:val="none" w:sz="0" w:space="0" w:color="000000"/>
-                <w:top w:val="none" w:sz="0" w:space="0" w:color="000000"/>
-                <w:left w:val="none" w:sz="0" w:space="0" w:color="000000"/>
-                <w:right w:val="none" w:sz="0" w:space="0" w:color="000000"/>
-              </w:pBdr>
-              <w:spacing w:after="100" w:before="100" w:line="240"/>
-              <w:ind w:left="100" w:right="100" w:firstLine="0" w:firstLineChars="0"/>
-              <w:rPr>
-                <w:rFonts w:ascii="Times New Roman" w:hAnsi="Times New Roman" w:eastAsia="Times New Roman" w:cs="Times New Roman"/>
-                <w:i w:val="false"/>
-                <w:b w:val="false"/>
-                <w:u w:val="none"/>
-                <w:strike w:val="false"/>
-                <w:sz w:val="12"/>
-                <w:szCs w:val="12"/>
-                <w:color w:val="000000"/>
-              </w:rPr>
-            </w:pPr>
-            <w:r>
-              <w:rPr>
-                <w:rFonts w:ascii="Times New Roman" w:hAnsi="Times New Roman" w:eastAsia="Times New Roman" w:cs="Times New Roman"/>
-                <w:i w:val="false"/>
-                <w:b w:val="false"/>
-                <w:u w:val="none"/>
-                <w:strike w:val="false"/>
-                <w:sz w:val="12"/>
-                <w:szCs w:val="12"/>
-                <w:color w:val="000000"/>
-              </w:rPr>
-              <w:t xml:space="preserve">0.381</w:t>
+              <w:t xml:space="preserve">0.63 (0.33–1.19)</w:t>
+            </w:r>
+          </w:p>
+        </w:tc>
+        <w:tc>
+          <w:tcPr>
+            <w:tcBorders>
+              <w:bottom w:val="none" w:sz="0" w:space="0" w:color="000000"/>
+              <w:top w:val="none" w:sz="0" w:space="0" w:color="000000"/>
+              <w:left w:val="none" w:sz="0" w:space="0" w:color="000000"/>
+              <w:right w:val="none" w:sz="0" w:space="0" w:color="000000"/>
+            </w:tcBorders>
+            <w:shd w:val="clear" w:color="auto" w:fill="FFFFFF"/>
+            <w:tcMar>
+              <w:top w:w="0" w:type="dxa"/>
+              <w:bottom w:w="0" w:type="dxa"/>
+              <w:left w:w="0" w:type="dxa"/>
+              <w:right w:w="0" w:type="dxa"/>
+            </w:tcMar>
+            <w:vAlign w:val="center"/>
+          </w:tcPr>
+          <w:p>
+            <w:pPr>
+              <w:pStyle w:val="Normal"/>
+              <w:jc w:val="left"/>
+              <w:pBdr>
+                <w:bottom w:val="none" w:sz="0" w:space="0" w:color="000000"/>
+                <w:top w:val="none" w:sz="0" w:space="0" w:color="000000"/>
+                <w:left w:val="none" w:sz="0" w:space="0" w:color="000000"/>
+                <w:right w:val="none" w:sz="0" w:space="0" w:color="000000"/>
+              </w:pBdr>
+              <w:spacing w:after="100" w:before="100" w:line="240"/>
+              <w:ind w:left="100" w:right="100" w:firstLine="0" w:firstLineChars="0"/>
+              <w:rPr>
+                <w:rFonts w:ascii="Times New Roman" w:hAnsi="Times New Roman" w:eastAsia="Times New Roman" w:cs="Times New Roman"/>
+                <w:i w:val="false"/>
+                <w:b w:val="false"/>
+                <w:u w:val="none"/>
+                <w:strike w:val="false"/>
+                <w:sz w:val="12"/>
+                <w:szCs w:val="12"/>
+                <w:color w:val="000000"/>
+              </w:rPr>
+            </w:pPr>
+            <w:r>
+              <w:rPr>
+                <w:rFonts w:ascii="Times New Roman" w:hAnsi="Times New Roman" w:eastAsia="Times New Roman" w:cs="Times New Roman"/>
+                <w:i w:val="false"/>
+                <w:b w:val="false"/>
+                <w:u w:val="none"/>
+                <w:strike w:val="false"/>
+                <w:sz w:val="12"/>
+                <w:szCs w:val="12"/>
+                <w:color w:val="000000"/>
+              </w:rPr>
+              <w:t xml:space="preserve">0.155</w:t>
+            </w:r>
+          </w:p>
+        </w:tc>
+        <w:tc>
+          <w:tcPr>
+            <w:tcBorders>
+              <w:bottom w:val="none" w:sz="0" w:space="0" w:color="000000"/>
+              <w:top w:val="none" w:sz="0" w:space="0" w:color="000000"/>
+              <w:left w:val="none" w:sz="0" w:space="0" w:color="000000"/>
+              <w:right w:val="none" w:sz="0" w:space="0" w:color="000000"/>
+            </w:tcBorders>
+            <w:shd w:val="clear" w:color="auto" w:fill="FFFFFF"/>
+            <w:tcMar>
+              <w:top w:w="0" w:type="dxa"/>
+              <w:bottom w:w="0" w:type="dxa"/>
+              <w:left w:w="0" w:type="dxa"/>
+              <w:right w:w="0" w:type="dxa"/>
+            </w:tcMar>
+            <w:vAlign w:val="center"/>
+          </w:tcPr>
+          <w:p>
+            <w:pPr>
+              <w:pStyle w:val="Normal"/>
+              <w:jc w:val="left"/>
+              <w:pBdr>
+                <w:bottom w:val="none" w:sz="0" w:space="0" w:color="000000"/>
+                <w:top w:val="none" w:sz="0" w:space="0" w:color="000000"/>
+                <w:left w:val="none" w:sz="0" w:space="0" w:color="000000"/>
+                <w:right w:val="none" w:sz="0" w:space="0" w:color="000000"/>
+              </w:pBdr>
+              <w:spacing w:after="100" w:before="100" w:line="240"/>
+              <w:ind w:left="100" w:right="100" w:firstLine="0" w:firstLineChars="0"/>
+              <w:rPr>
+                <w:rFonts w:ascii="Times New Roman" w:hAnsi="Times New Roman" w:eastAsia="Times New Roman" w:cs="Times New Roman"/>
+                <w:i w:val="false"/>
+                <w:b w:val="false"/>
+                <w:u w:val="none"/>
+                <w:strike w:val="false"/>
+                <w:sz w:val="12"/>
+                <w:szCs w:val="12"/>
+                <w:color w:val="000000"/>
+              </w:rPr>
+            </w:pPr>
+            <w:r>
+              <w:rPr>
+                <w:rFonts w:ascii="Times New Roman" w:hAnsi="Times New Roman" w:eastAsia="Times New Roman" w:cs="Times New Roman"/>
+                <w:i w:val="false"/>
+                <w:b w:val="false"/>
+                <w:u w:val="none"/>
+                <w:strike w:val="false"/>
+                <w:sz w:val="12"/>
+                <w:szCs w:val="12"/>
+                <w:color w:val="000000"/>
+              </w:rPr>
+              <w:t xml:space="preserve">0.311</w:t>
             </w:r>
           </w:p>
         </w:tc>
@@ -7454,7 +7454,7 @@
                 <w:szCs w:val="12"/>
                 <w:color w:val="000000"/>
               </w:rPr>
-              <w:t xml:space="preserve">true</w:t>
+              <w:t xml:space="preserve">false</w:t>
             </w:r>
           </w:p>
         </w:tc>
@@ -7954,7 +7954,7 @@
                 <w:szCs w:val="12"/>
                 <w:color w:val="000000"/>
               </w:rPr>
-              <w:t xml:space="preserve">0.400</w:t>
+              <w:t xml:space="preserve">0.393</w:t>
             </w:r>
           </w:p>
         </w:tc>
@@ -8119,227 +8119,227 @@
                 <w:szCs w:val="12"/>
                 <w:color w:val="000000"/>
               </w:rPr>
-              <w:t xml:space="preserve">0.400</w:t>
-            </w:r>
-          </w:p>
-        </w:tc>
-        <w:tc>
-          <w:tcPr>
-            <w:tcBorders>
-              <w:bottom w:val="none" w:sz="0" w:space="0" w:color="000000"/>
-              <w:top w:val="none" w:sz="0" w:space="0" w:color="000000"/>
-              <w:left w:val="none" w:sz="0" w:space="0" w:color="000000"/>
-              <w:right w:val="none" w:sz="0" w:space="0" w:color="000000"/>
-            </w:tcBorders>
-            <w:shd w:val="clear" w:color="auto" w:fill="FFFFFF"/>
-            <w:tcMar>
-              <w:top w:w="0" w:type="dxa"/>
-              <w:bottom w:w="0" w:type="dxa"/>
-              <w:left w:w="0" w:type="dxa"/>
-              <w:right w:w="0" w:type="dxa"/>
-            </w:tcMar>
-            <w:vAlign w:val="center"/>
-          </w:tcPr>
-          <w:p>
-            <w:pPr>
-              <w:pStyle w:val="Normal"/>
-              <w:jc w:val="left"/>
-              <w:pBdr>
-                <w:bottom w:val="none" w:sz="0" w:space="0" w:color="000000"/>
-                <w:top w:val="none" w:sz="0" w:space="0" w:color="000000"/>
-                <w:left w:val="none" w:sz="0" w:space="0" w:color="000000"/>
-                <w:right w:val="none" w:sz="0" w:space="0" w:color="000000"/>
-              </w:pBdr>
-              <w:spacing w:after="100" w:before="100" w:line="240"/>
-              <w:ind w:left="100" w:right="100" w:firstLine="0" w:firstLineChars="0"/>
-              <w:rPr>
-                <w:rFonts w:ascii="Times New Roman" w:hAnsi="Times New Roman" w:eastAsia="Times New Roman" w:cs="Times New Roman"/>
-                <w:i w:val="false"/>
-                <w:b w:val="false"/>
-                <w:u w:val="none"/>
-                <w:strike w:val="false"/>
-                <w:sz w:val="12"/>
-                <w:szCs w:val="12"/>
-                <w:color w:val="000000"/>
-              </w:rPr>
-            </w:pPr>
-            <w:r>
-              <w:rPr>
-                <w:rFonts w:ascii="Times New Roman" w:hAnsi="Times New Roman" w:eastAsia="Times New Roman" w:cs="Times New Roman"/>
-                <w:i w:val="false"/>
-                <w:b w:val="false"/>
-                <w:u w:val="none"/>
-                <w:strike w:val="false"/>
-                <w:sz w:val="12"/>
-                <w:szCs w:val="12"/>
-                <w:color w:val="000000"/>
-              </w:rPr>
-              <w:t xml:space="preserve">1.19 (0.67–2.10)</w:t>
-            </w:r>
-          </w:p>
-        </w:tc>
-        <w:tc>
-          <w:tcPr>
-            <w:tcBorders>
-              <w:bottom w:val="none" w:sz="0" w:space="0" w:color="000000"/>
-              <w:top w:val="none" w:sz="0" w:space="0" w:color="000000"/>
-              <w:left w:val="none" w:sz="0" w:space="0" w:color="000000"/>
-              <w:right w:val="none" w:sz="0" w:space="0" w:color="000000"/>
-            </w:tcBorders>
-            <w:shd w:val="clear" w:color="auto" w:fill="FFFFFF"/>
-            <w:tcMar>
-              <w:top w:w="0" w:type="dxa"/>
-              <w:bottom w:w="0" w:type="dxa"/>
-              <w:left w:w="0" w:type="dxa"/>
-              <w:right w:w="0" w:type="dxa"/>
-            </w:tcMar>
-            <w:vAlign w:val="center"/>
-          </w:tcPr>
-          <w:p>
-            <w:pPr>
-              <w:pStyle w:val="Normal"/>
-              <w:jc w:val="left"/>
-              <w:pBdr>
-                <w:bottom w:val="none" w:sz="0" w:space="0" w:color="000000"/>
-                <w:top w:val="none" w:sz="0" w:space="0" w:color="000000"/>
-                <w:left w:val="none" w:sz="0" w:space="0" w:color="000000"/>
-                <w:right w:val="none" w:sz="0" w:space="0" w:color="000000"/>
-              </w:pBdr>
-              <w:spacing w:after="100" w:before="100" w:line="240"/>
-              <w:ind w:left="100" w:right="100" w:firstLine="0" w:firstLineChars="0"/>
-              <w:rPr>
-                <w:rFonts w:ascii="Times New Roman" w:hAnsi="Times New Roman" w:eastAsia="Times New Roman" w:cs="Times New Roman"/>
-                <w:i w:val="false"/>
-                <w:b w:val="false"/>
-                <w:u w:val="none"/>
-                <w:strike w:val="false"/>
-                <w:sz w:val="12"/>
-                <w:szCs w:val="12"/>
-                <w:color w:val="000000"/>
-              </w:rPr>
-            </w:pPr>
-            <w:r>
-              <w:rPr>
-                <w:rFonts w:ascii="Times New Roman" w:hAnsi="Times New Roman" w:eastAsia="Times New Roman" w:cs="Times New Roman"/>
-                <w:i w:val="false"/>
-                <w:b w:val="false"/>
-                <w:u w:val="none"/>
-                <w:strike w:val="false"/>
-                <w:sz w:val="12"/>
-                <w:szCs w:val="12"/>
-                <w:color w:val="000000"/>
-              </w:rPr>
-              <w:t xml:space="preserve">0.549</w:t>
-            </w:r>
-          </w:p>
-        </w:tc>
-        <w:tc>
-          <w:tcPr>
-            <w:tcBorders>
-              <w:bottom w:val="none" w:sz="0" w:space="0" w:color="000000"/>
-              <w:top w:val="none" w:sz="0" w:space="0" w:color="000000"/>
-              <w:left w:val="none" w:sz="0" w:space="0" w:color="000000"/>
-              <w:right w:val="none" w:sz="0" w:space="0" w:color="000000"/>
-            </w:tcBorders>
-            <w:shd w:val="clear" w:color="auto" w:fill="FFFFFF"/>
-            <w:tcMar>
-              <w:top w:w="0" w:type="dxa"/>
-              <w:bottom w:w="0" w:type="dxa"/>
-              <w:left w:w="0" w:type="dxa"/>
-              <w:right w:w="0" w:type="dxa"/>
-            </w:tcMar>
-            <w:vAlign w:val="center"/>
-          </w:tcPr>
-          <w:p>
-            <w:pPr>
-              <w:pStyle w:val="Normal"/>
-              <w:jc w:val="left"/>
-              <w:pBdr>
-                <w:bottom w:val="none" w:sz="0" w:space="0" w:color="000000"/>
-                <w:top w:val="none" w:sz="0" w:space="0" w:color="000000"/>
-                <w:left w:val="none" w:sz="0" w:space="0" w:color="000000"/>
-                <w:right w:val="none" w:sz="0" w:space="0" w:color="000000"/>
-              </w:pBdr>
-              <w:spacing w:after="100" w:before="100" w:line="240"/>
-              <w:ind w:left="100" w:right="100" w:firstLine="0" w:firstLineChars="0"/>
-              <w:rPr>
-                <w:rFonts w:ascii="Times New Roman" w:hAnsi="Times New Roman" w:eastAsia="Times New Roman" w:cs="Times New Roman"/>
-                <w:i w:val="false"/>
-                <w:b w:val="false"/>
-                <w:u w:val="none"/>
-                <w:strike w:val="false"/>
-                <w:sz w:val="12"/>
-                <w:szCs w:val="12"/>
-                <w:color w:val="000000"/>
-              </w:rPr>
-            </w:pPr>
-            <w:r>
-              <w:rPr>
-                <w:rFonts w:ascii="Times New Roman" w:hAnsi="Times New Roman" w:eastAsia="Times New Roman" w:cs="Times New Roman"/>
-                <w:i w:val="false"/>
-                <w:b w:val="false"/>
-                <w:u w:val="none"/>
-                <w:strike w:val="false"/>
-                <w:sz w:val="12"/>
-                <w:szCs w:val="12"/>
-                <w:color w:val="000000"/>
-              </w:rPr>
-              <w:t xml:space="preserve">0.627</w:t>
-            </w:r>
-          </w:p>
-        </w:tc>
-        <w:tc>
-          <w:tcPr>
-            <w:tcBorders>
-              <w:bottom w:val="none" w:sz="0" w:space="0" w:color="000000"/>
-              <w:top w:val="none" w:sz="0" w:space="0" w:color="000000"/>
-              <w:left w:val="none" w:sz="0" w:space="0" w:color="000000"/>
-              <w:right w:val="none" w:sz="0" w:space="0" w:color="000000"/>
-            </w:tcBorders>
-            <w:shd w:val="clear" w:color="auto" w:fill="FFFFFF"/>
-            <w:tcMar>
-              <w:top w:w="0" w:type="dxa"/>
-              <w:bottom w:w="0" w:type="dxa"/>
-              <w:left w:w="0" w:type="dxa"/>
-              <w:right w:w="0" w:type="dxa"/>
-            </w:tcMar>
-            <w:vAlign w:val="center"/>
-          </w:tcPr>
-          <w:p>
-            <w:pPr>
-              <w:pStyle w:val="Normal"/>
-              <w:jc w:val="left"/>
-              <w:pBdr>
-                <w:bottom w:val="none" w:sz="0" w:space="0" w:color="000000"/>
-                <w:top w:val="none" w:sz="0" w:space="0" w:color="000000"/>
-                <w:left w:val="none" w:sz="0" w:space="0" w:color="000000"/>
-                <w:right w:val="none" w:sz="0" w:space="0" w:color="000000"/>
-              </w:pBdr>
-              <w:spacing w:after="100" w:before="100" w:line="240"/>
-              <w:ind w:left="100" w:right="100" w:firstLine="0" w:firstLineChars="0"/>
-              <w:rPr>
-                <w:rFonts w:ascii="Times New Roman" w:hAnsi="Times New Roman" w:eastAsia="Times New Roman" w:cs="Times New Roman"/>
-                <w:i w:val="false"/>
-                <w:b w:val="false"/>
-                <w:u w:val="none"/>
-                <w:strike w:val="false"/>
-                <w:sz w:val="12"/>
-                <w:szCs w:val="12"/>
-                <w:color w:val="000000"/>
-              </w:rPr>
-            </w:pPr>
-            <w:r>
-              <w:rPr>
-                <w:rFonts w:ascii="Times New Roman" w:hAnsi="Times New Roman" w:eastAsia="Times New Roman" w:cs="Times New Roman"/>
-                <w:i w:val="false"/>
-                <w:b w:val="false"/>
-                <w:u w:val="none"/>
-                <w:strike w:val="false"/>
-                <w:sz w:val="12"/>
-                <w:szCs w:val="12"/>
-                <w:color w:val="000000"/>
-              </w:rPr>
-              <w:t xml:space="preserve">9.8</w:t>
+              <w:t xml:space="preserve">0.394</w:t>
+            </w:r>
+          </w:p>
+        </w:tc>
+        <w:tc>
+          <w:tcPr>
+            <w:tcBorders>
+              <w:bottom w:val="none" w:sz="0" w:space="0" w:color="000000"/>
+              <w:top w:val="none" w:sz="0" w:space="0" w:color="000000"/>
+              <w:left w:val="none" w:sz="0" w:space="0" w:color="000000"/>
+              <w:right w:val="none" w:sz="0" w:space="0" w:color="000000"/>
+            </w:tcBorders>
+            <w:shd w:val="clear" w:color="auto" w:fill="FFFFFF"/>
+            <w:tcMar>
+              <w:top w:w="0" w:type="dxa"/>
+              <w:bottom w:w="0" w:type="dxa"/>
+              <w:left w:w="0" w:type="dxa"/>
+              <w:right w:w="0" w:type="dxa"/>
+            </w:tcMar>
+            <w:vAlign w:val="center"/>
+          </w:tcPr>
+          <w:p>
+            <w:pPr>
+              <w:pStyle w:val="Normal"/>
+              <w:jc w:val="left"/>
+              <w:pBdr>
+                <w:bottom w:val="none" w:sz="0" w:space="0" w:color="000000"/>
+                <w:top w:val="none" w:sz="0" w:space="0" w:color="000000"/>
+                <w:left w:val="none" w:sz="0" w:space="0" w:color="000000"/>
+                <w:right w:val="none" w:sz="0" w:space="0" w:color="000000"/>
+              </w:pBdr>
+              <w:spacing w:after="100" w:before="100" w:line="240"/>
+              <w:ind w:left="100" w:right="100" w:firstLine="0" w:firstLineChars="0"/>
+              <w:rPr>
+                <w:rFonts w:ascii="Times New Roman" w:hAnsi="Times New Roman" w:eastAsia="Times New Roman" w:cs="Times New Roman"/>
+                <w:i w:val="false"/>
+                <w:b w:val="false"/>
+                <w:u w:val="none"/>
+                <w:strike w:val="false"/>
+                <w:sz w:val="12"/>
+                <w:szCs w:val="12"/>
+                <w:color w:val="000000"/>
+              </w:rPr>
+            </w:pPr>
+            <w:r>
+              <w:rPr>
+                <w:rFonts w:ascii="Times New Roman" w:hAnsi="Times New Roman" w:eastAsia="Times New Roman" w:cs="Times New Roman"/>
+                <w:i w:val="false"/>
+                <w:b w:val="false"/>
+                <w:u w:val="none"/>
+                <w:strike w:val="false"/>
+                <w:sz w:val="12"/>
+                <w:szCs w:val="12"/>
+                <w:color w:val="000000"/>
+              </w:rPr>
+              <w:t xml:space="preserve">1.28 (0.72–2.26)</w:t>
+            </w:r>
+          </w:p>
+        </w:tc>
+        <w:tc>
+          <w:tcPr>
+            <w:tcBorders>
+              <w:bottom w:val="none" w:sz="0" w:space="0" w:color="000000"/>
+              <w:top w:val="none" w:sz="0" w:space="0" w:color="000000"/>
+              <w:left w:val="none" w:sz="0" w:space="0" w:color="000000"/>
+              <w:right w:val="none" w:sz="0" w:space="0" w:color="000000"/>
+            </w:tcBorders>
+            <w:shd w:val="clear" w:color="auto" w:fill="FFFFFF"/>
+            <w:tcMar>
+              <w:top w:w="0" w:type="dxa"/>
+              <w:bottom w:w="0" w:type="dxa"/>
+              <w:left w:w="0" w:type="dxa"/>
+              <w:right w:w="0" w:type="dxa"/>
+            </w:tcMar>
+            <w:vAlign w:val="center"/>
+          </w:tcPr>
+          <w:p>
+            <w:pPr>
+              <w:pStyle w:val="Normal"/>
+              <w:jc w:val="left"/>
+              <w:pBdr>
+                <w:bottom w:val="none" w:sz="0" w:space="0" w:color="000000"/>
+                <w:top w:val="none" w:sz="0" w:space="0" w:color="000000"/>
+                <w:left w:val="none" w:sz="0" w:space="0" w:color="000000"/>
+                <w:right w:val="none" w:sz="0" w:space="0" w:color="000000"/>
+              </w:pBdr>
+              <w:spacing w:after="100" w:before="100" w:line="240"/>
+              <w:ind w:left="100" w:right="100" w:firstLine="0" w:firstLineChars="0"/>
+              <w:rPr>
+                <w:rFonts w:ascii="Times New Roman" w:hAnsi="Times New Roman" w:eastAsia="Times New Roman" w:cs="Times New Roman"/>
+                <w:i w:val="false"/>
+                <w:b w:val="false"/>
+                <w:u w:val="none"/>
+                <w:strike w:val="false"/>
+                <w:sz w:val="12"/>
+                <w:szCs w:val="12"/>
+                <w:color w:val="000000"/>
+              </w:rPr>
+            </w:pPr>
+            <w:r>
+              <w:rPr>
+                <w:rFonts w:ascii="Times New Roman" w:hAnsi="Times New Roman" w:eastAsia="Times New Roman" w:cs="Times New Roman"/>
+                <w:i w:val="false"/>
+                <w:b w:val="false"/>
+                <w:u w:val="none"/>
+                <w:strike w:val="false"/>
+                <w:sz w:val="12"/>
+                <w:szCs w:val="12"/>
+                <w:color w:val="000000"/>
+              </w:rPr>
+              <w:t xml:space="preserve">0.397</w:t>
+            </w:r>
+          </w:p>
+        </w:tc>
+        <w:tc>
+          <w:tcPr>
+            <w:tcBorders>
+              <w:bottom w:val="none" w:sz="0" w:space="0" w:color="000000"/>
+              <w:top w:val="none" w:sz="0" w:space="0" w:color="000000"/>
+              <w:left w:val="none" w:sz="0" w:space="0" w:color="000000"/>
+              <w:right w:val="none" w:sz="0" w:space="0" w:color="000000"/>
+            </w:tcBorders>
+            <w:shd w:val="clear" w:color="auto" w:fill="FFFFFF"/>
+            <w:tcMar>
+              <w:top w:w="0" w:type="dxa"/>
+              <w:bottom w:w="0" w:type="dxa"/>
+              <w:left w:w="0" w:type="dxa"/>
+              <w:right w:w="0" w:type="dxa"/>
+            </w:tcMar>
+            <w:vAlign w:val="center"/>
+          </w:tcPr>
+          <w:p>
+            <w:pPr>
+              <w:pStyle w:val="Normal"/>
+              <w:jc w:val="left"/>
+              <w:pBdr>
+                <w:bottom w:val="none" w:sz="0" w:space="0" w:color="000000"/>
+                <w:top w:val="none" w:sz="0" w:space="0" w:color="000000"/>
+                <w:left w:val="none" w:sz="0" w:space="0" w:color="000000"/>
+                <w:right w:val="none" w:sz="0" w:space="0" w:color="000000"/>
+              </w:pBdr>
+              <w:spacing w:after="100" w:before="100" w:line="240"/>
+              <w:ind w:left="100" w:right="100" w:firstLine="0" w:firstLineChars="0"/>
+              <w:rPr>
+                <w:rFonts w:ascii="Times New Roman" w:hAnsi="Times New Roman" w:eastAsia="Times New Roman" w:cs="Times New Roman"/>
+                <w:i w:val="false"/>
+                <w:b w:val="false"/>
+                <w:u w:val="none"/>
+                <w:strike w:val="false"/>
+                <w:sz w:val="12"/>
+                <w:szCs w:val="12"/>
+                <w:color w:val="000000"/>
+              </w:rPr>
+            </w:pPr>
+            <w:r>
+              <w:rPr>
+                <w:rFonts w:ascii="Times New Roman" w:hAnsi="Times New Roman" w:eastAsia="Times New Roman" w:cs="Times New Roman"/>
+                <w:i w:val="false"/>
+                <w:b w:val="false"/>
+                <w:u w:val="none"/>
+                <w:strike w:val="false"/>
+                <w:sz w:val="12"/>
+                <w:szCs w:val="12"/>
+                <w:color w:val="000000"/>
+              </w:rPr>
+              <w:t xml:space="preserve">0.447</w:t>
+            </w:r>
+          </w:p>
+        </w:tc>
+        <w:tc>
+          <w:tcPr>
+            <w:tcBorders>
+              <w:bottom w:val="none" w:sz="0" w:space="0" w:color="000000"/>
+              <w:top w:val="none" w:sz="0" w:space="0" w:color="000000"/>
+              <w:left w:val="none" w:sz="0" w:space="0" w:color="000000"/>
+              <w:right w:val="none" w:sz="0" w:space="0" w:color="000000"/>
+            </w:tcBorders>
+            <w:shd w:val="clear" w:color="auto" w:fill="FFFFFF"/>
+            <w:tcMar>
+              <w:top w:w="0" w:type="dxa"/>
+              <w:bottom w:w="0" w:type="dxa"/>
+              <w:left w:w="0" w:type="dxa"/>
+              <w:right w:w="0" w:type="dxa"/>
+            </w:tcMar>
+            <w:vAlign w:val="center"/>
+          </w:tcPr>
+          <w:p>
+            <w:pPr>
+              <w:pStyle w:val="Normal"/>
+              <w:jc w:val="left"/>
+              <w:pBdr>
+                <w:bottom w:val="none" w:sz="0" w:space="0" w:color="000000"/>
+                <w:top w:val="none" w:sz="0" w:space="0" w:color="000000"/>
+                <w:left w:val="none" w:sz="0" w:space="0" w:color="000000"/>
+                <w:right w:val="none" w:sz="0" w:space="0" w:color="000000"/>
+              </w:pBdr>
+              <w:spacing w:after="100" w:before="100" w:line="240"/>
+              <w:ind w:left="100" w:right="100" w:firstLine="0" w:firstLineChars="0"/>
+              <w:rPr>
+                <w:rFonts w:ascii="Times New Roman" w:hAnsi="Times New Roman" w:eastAsia="Times New Roman" w:cs="Times New Roman"/>
+                <w:i w:val="false"/>
+                <w:b w:val="false"/>
+                <w:u w:val="none"/>
+                <w:strike w:val="false"/>
+                <w:sz w:val="12"/>
+                <w:szCs w:val="12"/>
+                <w:color w:val="000000"/>
+              </w:rPr>
+            </w:pPr>
+            <w:r>
+              <w:rPr>
+                <w:rFonts w:ascii="Times New Roman" w:hAnsi="Times New Roman" w:eastAsia="Times New Roman" w:cs="Times New Roman"/>
+                <w:i w:val="false"/>
+                <w:b w:val="false"/>
+                <w:u w:val="none"/>
+                <w:strike w:val="false"/>
+                <w:sz w:val="12"/>
+                <w:szCs w:val="12"/>
+                <w:color w:val="000000"/>
+              </w:rPr>
+              <w:t xml:space="preserve">12.2</w:t>
             </w:r>
           </w:p>
         </w:tc>
@@ -8449,117 +8449,117 @@
                 <w:szCs w:val="12"/>
                 <w:color w:val="000000"/>
               </w:rPr>
-              <w:t xml:space="preserve">1.22 (0.66–2.24)</w:t>
-            </w:r>
-          </w:p>
-        </w:tc>
-        <w:tc>
-          <w:tcPr>
-            <w:tcBorders>
-              <w:bottom w:val="none" w:sz="0" w:space="0" w:color="000000"/>
-              <w:top w:val="none" w:sz="0" w:space="0" w:color="000000"/>
-              <w:left w:val="none" w:sz="0" w:space="0" w:color="000000"/>
-              <w:right w:val="none" w:sz="0" w:space="0" w:color="000000"/>
-            </w:tcBorders>
-            <w:shd w:val="clear" w:color="auto" w:fill="FFFFFF"/>
-            <w:tcMar>
-              <w:top w:w="0" w:type="dxa"/>
-              <w:bottom w:w="0" w:type="dxa"/>
-              <w:left w:w="0" w:type="dxa"/>
-              <w:right w:w="0" w:type="dxa"/>
-            </w:tcMar>
-            <w:vAlign w:val="center"/>
-          </w:tcPr>
-          <w:p>
-            <w:pPr>
-              <w:pStyle w:val="Normal"/>
-              <w:jc w:val="left"/>
-              <w:pBdr>
-                <w:bottom w:val="none" w:sz="0" w:space="0" w:color="000000"/>
-                <w:top w:val="none" w:sz="0" w:space="0" w:color="000000"/>
-                <w:left w:val="none" w:sz="0" w:space="0" w:color="000000"/>
-                <w:right w:val="none" w:sz="0" w:space="0" w:color="000000"/>
-              </w:pBdr>
-              <w:spacing w:after="100" w:before="100" w:line="240"/>
-              <w:ind w:left="100" w:right="100" w:firstLine="0" w:firstLineChars="0"/>
-              <w:rPr>
-                <w:rFonts w:ascii="Times New Roman" w:hAnsi="Times New Roman" w:eastAsia="Times New Roman" w:cs="Times New Roman"/>
-                <w:i w:val="false"/>
-                <w:b w:val="false"/>
-                <w:u w:val="none"/>
-                <w:strike w:val="false"/>
-                <w:sz w:val="12"/>
-                <w:szCs w:val="12"/>
-                <w:color w:val="000000"/>
-              </w:rPr>
-            </w:pPr>
-            <w:r>
-              <w:rPr>
-                <w:rFonts w:ascii="Times New Roman" w:hAnsi="Times New Roman" w:eastAsia="Times New Roman" w:cs="Times New Roman"/>
-                <w:i w:val="false"/>
-                <w:b w:val="false"/>
-                <w:u w:val="none"/>
-                <w:strike w:val="false"/>
-                <w:sz w:val="12"/>
-                <w:szCs w:val="12"/>
-                <w:color w:val="000000"/>
-              </w:rPr>
-              <w:t xml:space="preserve">0.533</w:t>
-            </w:r>
-          </w:p>
-        </w:tc>
-        <w:tc>
-          <w:tcPr>
-            <w:tcBorders>
-              <w:bottom w:val="none" w:sz="0" w:space="0" w:color="000000"/>
-              <w:top w:val="none" w:sz="0" w:space="0" w:color="000000"/>
-              <w:left w:val="none" w:sz="0" w:space="0" w:color="000000"/>
-              <w:right w:val="none" w:sz="0" w:space="0" w:color="000000"/>
-            </w:tcBorders>
-            <w:shd w:val="clear" w:color="auto" w:fill="FFFFFF"/>
-            <w:tcMar>
-              <w:top w:w="0" w:type="dxa"/>
-              <w:bottom w:w="0" w:type="dxa"/>
-              <w:left w:w="0" w:type="dxa"/>
-              <w:right w:w="0" w:type="dxa"/>
-            </w:tcMar>
-            <w:vAlign w:val="center"/>
-          </w:tcPr>
-          <w:p>
-            <w:pPr>
-              <w:pStyle w:val="Normal"/>
-              <w:jc w:val="left"/>
-              <w:pBdr>
-                <w:bottom w:val="none" w:sz="0" w:space="0" w:color="000000"/>
-                <w:top w:val="none" w:sz="0" w:space="0" w:color="000000"/>
-                <w:left w:val="none" w:sz="0" w:space="0" w:color="000000"/>
-                <w:right w:val="none" w:sz="0" w:space="0" w:color="000000"/>
-              </w:pBdr>
-              <w:spacing w:after="100" w:before="100" w:line="240"/>
-              <w:ind w:left="100" w:right="100" w:firstLine="0" w:firstLineChars="0"/>
-              <w:rPr>
-                <w:rFonts w:ascii="Times New Roman" w:hAnsi="Times New Roman" w:eastAsia="Times New Roman" w:cs="Times New Roman"/>
-                <w:i w:val="false"/>
-                <w:b w:val="false"/>
-                <w:u w:val="none"/>
-                <w:strike w:val="false"/>
-                <w:sz w:val="12"/>
-                <w:szCs w:val="12"/>
-                <w:color w:val="000000"/>
-              </w:rPr>
-            </w:pPr>
-            <w:r>
-              <w:rPr>
-                <w:rFonts w:ascii="Times New Roman" w:hAnsi="Times New Roman" w:eastAsia="Times New Roman" w:cs="Times New Roman"/>
-                <w:i w:val="false"/>
-                <w:b w:val="false"/>
-                <w:u w:val="none"/>
-                <w:strike w:val="false"/>
-                <w:sz w:val="12"/>
-                <w:szCs w:val="12"/>
-                <w:color w:val="000000"/>
-              </w:rPr>
-              <w:t xml:space="preserve">0.392</w:t>
+              <w:t xml:space="preserve">1.31 (0.71–2.40)</w:t>
+            </w:r>
+          </w:p>
+        </w:tc>
+        <w:tc>
+          <w:tcPr>
+            <w:tcBorders>
+              <w:bottom w:val="none" w:sz="0" w:space="0" w:color="000000"/>
+              <w:top w:val="none" w:sz="0" w:space="0" w:color="000000"/>
+              <w:left w:val="none" w:sz="0" w:space="0" w:color="000000"/>
+              <w:right w:val="none" w:sz="0" w:space="0" w:color="000000"/>
+            </w:tcBorders>
+            <w:shd w:val="clear" w:color="auto" w:fill="FFFFFF"/>
+            <w:tcMar>
+              <w:top w:w="0" w:type="dxa"/>
+              <w:bottom w:w="0" w:type="dxa"/>
+              <w:left w:w="0" w:type="dxa"/>
+              <w:right w:w="0" w:type="dxa"/>
+            </w:tcMar>
+            <w:vAlign w:val="center"/>
+          </w:tcPr>
+          <w:p>
+            <w:pPr>
+              <w:pStyle w:val="Normal"/>
+              <w:jc w:val="left"/>
+              <w:pBdr>
+                <w:bottom w:val="none" w:sz="0" w:space="0" w:color="000000"/>
+                <w:top w:val="none" w:sz="0" w:space="0" w:color="000000"/>
+                <w:left w:val="none" w:sz="0" w:space="0" w:color="000000"/>
+                <w:right w:val="none" w:sz="0" w:space="0" w:color="000000"/>
+              </w:pBdr>
+              <w:spacing w:after="100" w:before="100" w:line="240"/>
+              <w:ind w:left="100" w:right="100" w:firstLine="0" w:firstLineChars="0"/>
+              <w:rPr>
+                <w:rFonts w:ascii="Times New Roman" w:hAnsi="Times New Roman" w:eastAsia="Times New Roman" w:cs="Times New Roman"/>
+                <w:i w:val="false"/>
+                <w:b w:val="false"/>
+                <w:u w:val="none"/>
+                <w:strike w:val="false"/>
+                <w:sz w:val="12"/>
+                <w:szCs w:val="12"/>
+                <w:color w:val="000000"/>
+              </w:rPr>
+            </w:pPr>
+            <w:r>
+              <w:rPr>
+                <w:rFonts w:ascii="Times New Roman" w:hAnsi="Times New Roman" w:eastAsia="Times New Roman" w:cs="Times New Roman"/>
+                <w:i w:val="false"/>
+                <w:b w:val="false"/>
+                <w:u w:val="none"/>
+                <w:strike w:val="false"/>
+                <w:sz w:val="12"/>
+                <w:szCs w:val="12"/>
+                <w:color w:val="000000"/>
+              </w:rPr>
+              <w:t xml:space="preserve">0.391</w:t>
+            </w:r>
+          </w:p>
+        </w:tc>
+        <w:tc>
+          <w:tcPr>
+            <w:tcBorders>
+              <w:bottom w:val="none" w:sz="0" w:space="0" w:color="000000"/>
+              <w:top w:val="none" w:sz="0" w:space="0" w:color="000000"/>
+              <w:left w:val="none" w:sz="0" w:space="0" w:color="000000"/>
+              <w:right w:val="none" w:sz="0" w:space="0" w:color="000000"/>
+            </w:tcBorders>
+            <w:shd w:val="clear" w:color="auto" w:fill="FFFFFF"/>
+            <w:tcMar>
+              <w:top w:w="0" w:type="dxa"/>
+              <w:bottom w:w="0" w:type="dxa"/>
+              <w:left w:w="0" w:type="dxa"/>
+              <w:right w:w="0" w:type="dxa"/>
+            </w:tcMar>
+            <w:vAlign w:val="center"/>
+          </w:tcPr>
+          <w:p>
+            <w:pPr>
+              <w:pStyle w:val="Normal"/>
+              <w:jc w:val="left"/>
+              <w:pBdr>
+                <w:bottom w:val="none" w:sz="0" w:space="0" w:color="000000"/>
+                <w:top w:val="none" w:sz="0" w:space="0" w:color="000000"/>
+                <w:left w:val="none" w:sz="0" w:space="0" w:color="000000"/>
+                <w:right w:val="none" w:sz="0" w:space="0" w:color="000000"/>
+              </w:pBdr>
+              <w:spacing w:after="100" w:before="100" w:line="240"/>
+              <w:ind w:left="100" w:right="100" w:firstLine="0" w:firstLineChars="0"/>
+              <w:rPr>
+                <w:rFonts w:ascii="Times New Roman" w:hAnsi="Times New Roman" w:eastAsia="Times New Roman" w:cs="Times New Roman"/>
+                <w:i w:val="false"/>
+                <w:b w:val="false"/>
+                <w:u w:val="none"/>
+                <w:strike w:val="false"/>
+                <w:sz w:val="12"/>
+                <w:szCs w:val="12"/>
+                <w:color w:val="000000"/>
+              </w:rPr>
+            </w:pPr>
+            <w:r>
+              <w:rPr>
+                <w:rFonts w:ascii="Times New Roman" w:hAnsi="Times New Roman" w:eastAsia="Times New Roman" w:cs="Times New Roman"/>
+                <w:i w:val="false"/>
+                <w:b w:val="false"/>
+                <w:u w:val="none"/>
+                <w:strike w:val="false"/>
+                <w:sz w:val="12"/>
+                <w:szCs w:val="12"/>
+                <w:color w:val="000000"/>
+              </w:rPr>
+              <w:t xml:space="preserve">0.450</w:t>
             </w:r>
           </w:p>
         </w:tc>
@@ -8944,7 +8944,7 @@
                 <w:szCs w:val="12"/>
                 <w:color w:val="000000"/>
               </w:rPr>
-              <w:t xml:space="preserve">true</w:t>
+              <w:t xml:space="preserve">false</w:t>
             </w:r>
           </w:p>
         </w:tc>
@@ -9444,7 +9444,7 @@
                 <w:szCs w:val="12"/>
                 <w:color w:val="000000"/>
               </w:rPr>
-              <w:t xml:space="preserve">0.400</w:t>
+              <w:t xml:space="preserve">0.393</w:t>
             </w:r>
           </w:p>
         </w:tc>
@@ -9609,227 +9609,227 @@
                 <w:szCs w:val="12"/>
                 <w:color w:val="000000"/>
               </w:rPr>
-              <w:t xml:space="preserve">0.400</w:t>
-            </w:r>
-          </w:p>
-        </w:tc>
-        <w:tc>
-          <w:tcPr>
-            <w:tcBorders>
-              <w:bottom w:val="none" w:sz="0" w:space="0" w:color="000000"/>
-              <w:top w:val="none" w:sz="0" w:space="0" w:color="000000"/>
-              <w:left w:val="none" w:sz="0" w:space="0" w:color="000000"/>
-              <w:right w:val="none" w:sz="0" w:space="0" w:color="000000"/>
-            </w:tcBorders>
-            <w:shd w:val="clear" w:color="auto" w:fill="FFFFFF"/>
-            <w:tcMar>
-              <w:top w:w="0" w:type="dxa"/>
-              <w:bottom w:w="0" w:type="dxa"/>
-              <w:left w:w="0" w:type="dxa"/>
-              <w:right w:w="0" w:type="dxa"/>
-            </w:tcMar>
-            <w:vAlign w:val="center"/>
-          </w:tcPr>
-          <w:p>
-            <w:pPr>
-              <w:pStyle w:val="Normal"/>
-              <w:jc w:val="left"/>
-              <w:pBdr>
-                <w:bottom w:val="none" w:sz="0" w:space="0" w:color="000000"/>
-                <w:top w:val="none" w:sz="0" w:space="0" w:color="000000"/>
-                <w:left w:val="none" w:sz="0" w:space="0" w:color="000000"/>
-                <w:right w:val="none" w:sz="0" w:space="0" w:color="000000"/>
-              </w:pBdr>
-              <w:spacing w:after="100" w:before="100" w:line="240"/>
-              <w:ind w:left="100" w:right="100" w:firstLine="0" w:firstLineChars="0"/>
-              <w:rPr>
-                <w:rFonts w:ascii="Times New Roman" w:hAnsi="Times New Roman" w:eastAsia="Times New Roman" w:cs="Times New Roman"/>
-                <w:i w:val="false"/>
-                <w:b w:val="false"/>
-                <w:u w:val="none"/>
-                <w:strike w:val="false"/>
-                <w:sz w:val="12"/>
-                <w:szCs w:val="12"/>
-                <w:color w:val="000000"/>
-              </w:rPr>
-            </w:pPr>
-            <w:r>
-              <w:rPr>
-                <w:rFonts w:ascii="Times New Roman" w:hAnsi="Times New Roman" w:eastAsia="Times New Roman" w:cs="Times New Roman"/>
-                <w:i w:val="false"/>
-                <w:b w:val="false"/>
-                <w:u w:val="none"/>
-                <w:strike w:val="false"/>
-                <w:sz w:val="12"/>
-                <w:szCs w:val="12"/>
-                <w:color w:val="000000"/>
-              </w:rPr>
-              <w:t xml:space="preserve">1.31 (0.74–2.33)</w:t>
-            </w:r>
-          </w:p>
-        </w:tc>
-        <w:tc>
-          <w:tcPr>
-            <w:tcBorders>
-              <w:bottom w:val="none" w:sz="0" w:space="0" w:color="000000"/>
-              <w:top w:val="none" w:sz="0" w:space="0" w:color="000000"/>
-              <w:left w:val="none" w:sz="0" w:space="0" w:color="000000"/>
-              <w:right w:val="none" w:sz="0" w:space="0" w:color="000000"/>
-            </w:tcBorders>
-            <w:shd w:val="clear" w:color="auto" w:fill="FFFFFF"/>
-            <w:tcMar>
-              <w:top w:w="0" w:type="dxa"/>
-              <w:bottom w:w="0" w:type="dxa"/>
-              <w:left w:w="0" w:type="dxa"/>
-              <w:right w:w="0" w:type="dxa"/>
-            </w:tcMar>
-            <w:vAlign w:val="center"/>
-          </w:tcPr>
-          <w:p>
-            <w:pPr>
-              <w:pStyle w:val="Normal"/>
-              <w:jc w:val="left"/>
-              <w:pBdr>
-                <w:bottom w:val="none" w:sz="0" w:space="0" w:color="000000"/>
-                <w:top w:val="none" w:sz="0" w:space="0" w:color="000000"/>
-                <w:left w:val="none" w:sz="0" w:space="0" w:color="000000"/>
-                <w:right w:val="none" w:sz="0" w:space="0" w:color="000000"/>
-              </w:pBdr>
-              <w:spacing w:after="100" w:before="100" w:line="240"/>
-              <w:ind w:left="100" w:right="100" w:firstLine="0" w:firstLineChars="0"/>
-              <w:rPr>
-                <w:rFonts w:ascii="Times New Roman" w:hAnsi="Times New Roman" w:eastAsia="Times New Roman" w:cs="Times New Roman"/>
-                <w:i w:val="false"/>
-                <w:b w:val="false"/>
-                <w:u w:val="none"/>
-                <w:strike w:val="false"/>
-                <w:sz w:val="12"/>
-                <w:szCs w:val="12"/>
-                <w:color w:val="000000"/>
-              </w:rPr>
-            </w:pPr>
-            <w:r>
-              <w:rPr>
-                <w:rFonts w:ascii="Times New Roman" w:hAnsi="Times New Roman" w:eastAsia="Times New Roman" w:cs="Times New Roman"/>
-                <w:i w:val="false"/>
-                <w:b w:val="false"/>
-                <w:u w:val="none"/>
-                <w:strike w:val="false"/>
-                <w:sz w:val="12"/>
-                <w:szCs w:val="12"/>
-                <w:color w:val="000000"/>
-              </w:rPr>
-              <w:t xml:space="preserve">0.360</w:t>
-            </w:r>
-          </w:p>
-        </w:tc>
-        <w:tc>
-          <w:tcPr>
-            <w:tcBorders>
-              <w:bottom w:val="none" w:sz="0" w:space="0" w:color="000000"/>
-              <w:top w:val="none" w:sz="0" w:space="0" w:color="000000"/>
-              <w:left w:val="none" w:sz="0" w:space="0" w:color="000000"/>
-              <w:right w:val="none" w:sz="0" w:space="0" w:color="000000"/>
-            </w:tcBorders>
-            <w:shd w:val="clear" w:color="auto" w:fill="FFFFFF"/>
-            <w:tcMar>
-              <w:top w:w="0" w:type="dxa"/>
-              <w:bottom w:w="0" w:type="dxa"/>
-              <w:left w:w="0" w:type="dxa"/>
-              <w:right w:w="0" w:type="dxa"/>
-            </w:tcMar>
-            <w:vAlign w:val="center"/>
-          </w:tcPr>
-          <w:p>
-            <w:pPr>
-              <w:pStyle w:val="Normal"/>
-              <w:jc w:val="left"/>
-              <w:pBdr>
-                <w:bottom w:val="none" w:sz="0" w:space="0" w:color="000000"/>
-                <w:top w:val="none" w:sz="0" w:space="0" w:color="000000"/>
-                <w:left w:val="none" w:sz="0" w:space="0" w:color="000000"/>
-                <w:right w:val="none" w:sz="0" w:space="0" w:color="000000"/>
-              </w:pBdr>
-              <w:spacing w:after="100" w:before="100" w:line="240"/>
-              <w:ind w:left="100" w:right="100" w:firstLine="0" w:firstLineChars="0"/>
-              <w:rPr>
-                <w:rFonts w:ascii="Times New Roman" w:hAnsi="Times New Roman" w:eastAsia="Times New Roman" w:cs="Times New Roman"/>
-                <w:i w:val="false"/>
-                <w:b w:val="false"/>
-                <w:u w:val="none"/>
-                <w:strike w:val="false"/>
-                <w:sz w:val="12"/>
-                <w:szCs w:val="12"/>
-                <w:color w:val="000000"/>
-              </w:rPr>
-            </w:pPr>
-            <w:r>
-              <w:rPr>
-                <w:rFonts w:ascii="Times New Roman" w:hAnsi="Times New Roman" w:eastAsia="Times New Roman" w:cs="Times New Roman"/>
-                <w:i w:val="false"/>
-                <w:b w:val="false"/>
-                <w:u w:val="none"/>
-                <w:strike w:val="false"/>
-                <w:sz w:val="12"/>
-                <w:szCs w:val="12"/>
-                <w:color w:val="000000"/>
-              </w:rPr>
-              <w:t xml:space="preserve">0.481</w:t>
-            </w:r>
-          </w:p>
-        </w:tc>
-        <w:tc>
-          <w:tcPr>
-            <w:tcBorders>
-              <w:bottom w:val="none" w:sz="0" w:space="0" w:color="000000"/>
-              <w:top w:val="none" w:sz="0" w:space="0" w:color="000000"/>
-              <w:left w:val="none" w:sz="0" w:space="0" w:color="000000"/>
-              <w:right w:val="none" w:sz="0" w:space="0" w:color="000000"/>
-            </w:tcBorders>
-            <w:shd w:val="clear" w:color="auto" w:fill="FFFFFF"/>
-            <w:tcMar>
-              <w:top w:w="0" w:type="dxa"/>
-              <w:bottom w:w="0" w:type="dxa"/>
-              <w:left w:w="0" w:type="dxa"/>
-              <w:right w:w="0" w:type="dxa"/>
-            </w:tcMar>
-            <w:vAlign w:val="center"/>
-          </w:tcPr>
-          <w:p>
-            <w:pPr>
-              <w:pStyle w:val="Normal"/>
-              <w:jc w:val="left"/>
-              <w:pBdr>
-                <w:bottom w:val="none" w:sz="0" w:space="0" w:color="000000"/>
-                <w:top w:val="none" w:sz="0" w:space="0" w:color="000000"/>
-                <w:left w:val="none" w:sz="0" w:space="0" w:color="000000"/>
-                <w:right w:val="none" w:sz="0" w:space="0" w:color="000000"/>
-              </w:pBdr>
-              <w:spacing w:after="100" w:before="100" w:line="240"/>
-              <w:ind w:left="100" w:right="100" w:firstLine="0" w:firstLineChars="0"/>
-              <w:rPr>
-                <w:rFonts w:ascii="Times New Roman" w:hAnsi="Times New Roman" w:eastAsia="Times New Roman" w:cs="Times New Roman"/>
-                <w:i w:val="false"/>
-                <w:b w:val="false"/>
-                <w:u w:val="none"/>
-                <w:strike w:val="false"/>
-                <w:sz w:val="12"/>
-                <w:szCs w:val="12"/>
-                <w:color w:val="000000"/>
-              </w:rPr>
-            </w:pPr>
-            <w:r>
-              <w:rPr>
-                <w:rFonts w:ascii="Times New Roman" w:hAnsi="Times New Roman" w:eastAsia="Times New Roman" w:cs="Times New Roman"/>
-                <w:i w:val="false"/>
-                <w:b w:val="false"/>
-                <w:u w:val="none"/>
-                <w:strike w:val="false"/>
-                <w:sz w:val="12"/>
-                <w:szCs w:val="12"/>
-                <w:color w:val="000000"/>
-              </w:rPr>
-              <w:t xml:space="preserve">9.8</w:t>
+              <w:t xml:space="preserve">0.394</w:t>
+            </w:r>
+          </w:p>
+        </w:tc>
+        <w:tc>
+          <w:tcPr>
+            <w:tcBorders>
+              <w:bottom w:val="none" w:sz="0" w:space="0" w:color="000000"/>
+              <w:top w:val="none" w:sz="0" w:space="0" w:color="000000"/>
+              <w:left w:val="none" w:sz="0" w:space="0" w:color="000000"/>
+              <w:right w:val="none" w:sz="0" w:space="0" w:color="000000"/>
+            </w:tcBorders>
+            <w:shd w:val="clear" w:color="auto" w:fill="FFFFFF"/>
+            <w:tcMar>
+              <w:top w:w="0" w:type="dxa"/>
+              <w:bottom w:w="0" w:type="dxa"/>
+              <w:left w:w="0" w:type="dxa"/>
+              <w:right w:w="0" w:type="dxa"/>
+            </w:tcMar>
+            <w:vAlign w:val="center"/>
+          </w:tcPr>
+          <w:p>
+            <w:pPr>
+              <w:pStyle w:val="Normal"/>
+              <w:jc w:val="left"/>
+              <w:pBdr>
+                <w:bottom w:val="none" w:sz="0" w:space="0" w:color="000000"/>
+                <w:top w:val="none" w:sz="0" w:space="0" w:color="000000"/>
+                <w:left w:val="none" w:sz="0" w:space="0" w:color="000000"/>
+                <w:right w:val="none" w:sz="0" w:space="0" w:color="000000"/>
+              </w:pBdr>
+              <w:spacing w:after="100" w:before="100" w:line="240"/>
+              <w:ind w:left="100" w:right="100" w:firstLine="0" w:firstLineChars="0"/>
+              <w:rPr>
+                <w:rFonts w:ascii="Times New Roman" w:hAnsi="Times New Roman" w:eastAsia="Times New Roman" w:cs="Times New Roman"/>
+                <w:i w:val="false"/>
+                <w:b w:val="false"/>
+                <w:u w:val="none"/>
+                <w:strike w:val="false"/>
+                <w:sz w:val="12"/>
+                <w:szCs w:val="12"/>
+                <w:color w:val="000000"/>
+              </w:rPr>
+            </w:pPr>
+            <w:r>
+              <w:rPr>
+                <w:rFonts w:ascii="Times New Roman" w:hAnsi="Times New Roman" w:eastAsia="Times New Roman" w:cs="Times New Roman"/>
+                <w:i w:val="false"/>
+                <w:b w:val="false"/>
+                <w:u w:val="none"/>
+                <w:strike w:val="false"/>
+                <w:sz w:val="12"/>
+                <w:szCs w:val="12"/>
+                <w:color w:val="000000"/>
+              </w:rPr>
+              <w:t xml:space="preserve">1.35 (0.76–2.41)</w:t>
+            </w:r>
+          </w:p>
+        </w:tc>
+        <w:tc>
+          <w:tcPr>
+            <w:tcBorders>
+              <w:bottom w:val="none" w:sz="0" w:space="0" w:color="000000"/>
+              <w:top w:val="none" w:sz="0" w:space="0" w:color="000000"/>
+              <w:left w:val="none" w:sz="0" w:space="0" w:color="000000"/>
+              <w:right w:val="none" w:sz="0" w:space="0" w:color="000000"/>
+            </w:tcBorders>
+            <w:shd w:val="clear" w:color="auto" w:fill="FFFFFF"/>
+            <w:tcMar>
+              <w:top w:w="0" w:type="dxa"/>
+              <w:bottom w:w="0" w:type="dxa"/>
+              <w:left w:w="0" w:type="dxa"/>
+              <w:right w:w="0" w:type="dxa"/>
+            </w:tcMar>
+            <w:vAlign w:val="center"/>
+          </w:tcPr>
+          <w:p>
+            <w:pPr>
+              <w:pStyle w:val="Normal"/>
+              <w:jc w:val="left"/>
+              <w:pBdr>
+                <w:bottom w:val="none" w:sz="0" w:space="0" w:color="000000"/>
+                <w:top w:val="none" w:sz="0" w:space="0" w:color="000000"/>
+                <w:left w:val="none" w:sz="0" w:space="0" w:color="000000"/>
+                <w:right w:val="none" w:sz="0" w:space="0" w:color="000000"/>
+              </w:pBdr>
+              <w:spacing w:after="100" w:before="100" w:line="240"/>
+              <w:ind w:left="100" w:right="100" w:firstLine="0" w:firstLineChars="0"/>
+              <w:rPr>
+                <w:rFonts w:ascii="Times New Roman" w:hAnsi="Times New Roman" w:eastAsia="Times New Roman" w:cs="Times New Roman"/>
+                <w:i w:val="false"/>
+                <w:b w:val="false"/>
+                <w:u w:val="none"/>
+                <w:strike w:val="false"/>
+                <w:sz w:val="12"/>
+                <w:szCs w:val="12"/>
+                <w:color w:val="000000"/>
+              </w:rPr>
+            </w:pPr>
+            <w:r>
+              <w:rPr>
+                <w:rFonts w:ascii="Times New Roman" w:hAnsi="Times New Roman" w:eastAsia="Times New Roman" w:cs="Times New Roman"/>
+                <w:i w:val="false"/>
+                <w:b w:val="false"/>
+                <w:u w:val="none"/>
+                <w:strike w:val="false"/>
+                <w:sz w:val="12"/>
+                <w:szCs w:val="12"/>
+                <w:color w:val="000000"/>
+              </w:rPr>
+              <w:t xml:space="preserve">0.305</w:t>
+            </w:r>
+          </w:p>
+        </w:tc>
+        <w:tc>
+          <w:tcPr>
+            <w:tcBorders>
+              <w:bottom w:val="none" w:sz="0" w:space="0" w:color="000000"/>
+              <w:top w:val="none" w:sz="0" w:space="0" w:color="000000"/>
+              <w:left w:val="none" w:sz="0" w:space="0" w:color="000000"/>
+              <w:right w:val="none" w:sz="0" w:space="0" w:color="000000"/>
+            </w:tcBorders>
+            <w:shd w:val="clear" w:color="auto" w:fill="FFFFFF"/>
+            <w:tcMar>
+              <w:top w:w="0" w:type="dxa"/>
+              <w:bottom w:w="0" w:type="dxa"/>
+              <w:left w:w="0" w:type="dxa"/>
+              <w:right w:w="0" w:type="dxa"/>
+            </w:tcMar>
+            <w:vAlign w:val="center"/>
+          </w:tcPr>
+          <w:p>
+            <w:pPr>
+              <w:pStyle w:val="Normal"/>
+              <w:jc w:val="left"/>
+              <w:pBdr>
+                <w:bottom w:val="none" w:sz="0" w:space="0" w:color="000000"/>
+                <w:top w:val="none" w:sz="0" w:space="0" w:color="000000"/>
+                <w:left w:val="none" w:sz="0" w:space="0" w:color="000000"/>
+                <w:right w:val="none" w:sz="0" w:space="0" w:color="000000"/>
+              </w:pBdr>
+              <w:spacing w:after="100" w:before="100" w:line="240"/>
+              <w:ind w:left="100" w:right="100" w:firstLine="0" w:firstLineChars="0"/>
+              <w:rPr>
+                <w:rFonts w:ascii="Times New Roman" w:hAnsi="Times New Roman" w:eastAsia="Times New Roman" w:cs="Times New Roman"/>
+                <w:i w:val="false"/>
+                <w:b w:val="false"/>
+                <w:u w:val="none"/>
+                <w:strike w:val="false"/>
+                <w:sz w:val="12"/>
+                <w:szCs w:val="12"/>
+                <w:color w:val="000000"/>
+              </w:rPr>
+            </w:pPr>
+            <w:r>
+              <w:rPr>
+                <w:rFonts w:ascii="Times New Roman" w:hAnsi="Times New Roman" w:eastAsia="Times New Roman" w:cs="Times New Roman"/>
+                <w:i w:val="false"/>
+                <w:b w:val="false"/>
+                <w:u w:val="none"/>
+                <w:strike w:val="false"/>
+                <w:sz w:val="12"/>
+                <w:szCs w:val="12"/>
+                <w:color w:val="000000"/>
+              </w:rPr>
+              <w:t xml:space="preserve">0.393</w:t>
+            </w:r>
+          </w:p>
+        </w:tc>
+        <w:tc>
+          <w:tcPr>
+            <w:tcBorders>
+              <w:bottom w:val="none" w:sz="0" w:space="0" w:color="000000"/>
+              <w:top w:val="none" w:sz="0" w:space="0" w:color="000000"/>
+              <w:left w:val="none" w:sz="0" w:space="0" w:color="000000"/>
+              <w:right w:val="none" w:sz="0" w:space="0" w:color="000000"/>
+            </w:tcBorders>
+            <w:shd w:val="clear" w:color="auto" w:fill="FFFFFF"/>
+            <w:tcMar>
+              <w:top w:w="0" w:type="dxa"/>
+              <w:bottom w:w="0" w:type="dxa"/>
+              <w:left w:w="0" w:type="dxa"/>
+              <w:right w:w="0" w:type="dxa"/>
+            </w:tcMar>
+            <w:vAlign w:val="center"/>
+          </w:tcPr>
+          <w:p>
+            <w:pPr>
+              <w:pStyle w:val="Normal"/>
+              <w:jc w:val="left"/>
+              <w:pBdr>
+                <w:bottom w:val="none" w:sz="0" w:space="0" w:color="000000"/>
+                <w:top w:val="none" w:sz="0" w:space="0" w:color="000000"/>
+                <w:left w:val="none" w:sz="0" w:space="0" w:color="000000"/>
+                <w:right w:val="none" w:sz="0" w:space="0" w:color="000000"/>
+              </w:pBdr>
+              <w:spacing w:after="100" w:before="100" w:line="240"/>
+              <w:ind w:left="100" w:right="100" w:firstLine="0" w:firstLineChars="0"/>
+              <w:rPr>
+                <w:rFonts w:ascii="Times New Roman" w:hAnsi="Times New Roman" w:eastAsia="Times New Roman" w:cs="Times New Roman"/>
+                <w:i w:val="false"/>
+                <w:b w:val="false"/>
+                <w:u w:val="none"/>
+                <w:strike w:val="false"/>
+                <w:sz w:val="12"/>
+                <w:szCs w:val="12"/>
+                <w:color w:val="000000"/>
+              </w:rPr>
+            </w:pPr>
+            <w:r>
+              <w:rPr>
+                <w:rFonts w:ascii="Times New Roman" w:hAnsi="Times New Roman" w:eastAsia="Times New Roman" w:cs="Times New Roman"/>
+                <w:i w:val="false"/>
+                <w:b w:val="false"/>
+                <w:u w:val="none"/>
+                <w:strike w:val="false"/>
+                <w:sz w:val="12"/>
+                <w:szCs w:val="12"/>
+                <w:color w:val="000000"/>
+              </w:rPr>
+              <w:t xml:space="preserve">12.2</w:t>
             </w:r>
           </w:p>
         </w:tc>
@@ -9939,117 +9939,117 @@
                 <w:szCs w:val="12"/>
                 <w:color w:val="000000"/>
               </w:rPr>
-              <w:t xml:space="preserve">1.22 (0.65–2.28)</w:t>
-            </w:r>
-          </w:p>
-        </w:tc>
-        <w:tc>
-          <w:tcPr>
-            <w:tcBorders>
-              <w:bottom w:val="none" w:sz="0" w:space="0" w:color="000000"/>
-              <w:top w:val="none" w:sz="0" w:space="0" w:color="000000"/>
-              <w:left w:val="none" w:sz="0" w:space="0" w:color="000000"/>
-              <w:right w:val="none" w:sz="0" w:space="0" w:color="000000"/>
-            </w:tcBorders>
-            <w:shd w:val="clear" w:color="auto" w:fill="FFFFFF"/>
-            <w:tcMar>
-              <w:top w:w="0" w:type="dxa"/>
-              <w:bottom w:w="0" w:type="dxa"/>
-              <w:left w:w="0" w:type="dxa"/>
-              <w:right w:w="0" w:type="dxa"/>
-            </w:tcMar>
-            <w:vAlign w:val="center"/>
-          </w:tcPr>
-          <w:p>
-            <w:pPr>
-              <w:pStyle w:val="Normal"/>
-              <w:jc w:val="left"/>
-              <w:pBdr>
-                <w:bottom w:val="none" w:sz="0" w:space="0" w:color="000000"/>
-                <w:top w:val="none" w:sz="0" w:space="0" w:color="000000"/>
-                <w:left w:val="none" w:sz="0" w:space="0" w:color="000000"/>
-                <w:right w:val="none" w:sz="0" w:space="0" w:color="000000"/>
-              </w:pBdr>
-              <w:spacing w:after="100" w:before="100" w:line="240"/>
-              <w:ind w:left="100" w:right="100" w:firstLine="0" w:firstLineChars="0"/>
-              <w:rPr>
-                <w:rFonts w:ascii="Times New Roman" w:hAnsi="Times New Roman" w:eastAsia="Times New Roman" w:cs="Times New Roman"/>
-                <w:i w:val="false"/>
-                <w:b w:val="false"/>
-                <w:u w:val="none"/>
-                <w:strike w:val="false"/>
-                <w:sz w:val="12"/>
-                <w:szCs w:val="12"/>
-                <w:color w:val="000000"/>
-              </w:rPr>
-            </w:pPr>
-            <w:r>
-              <w:rPr>
-                <w:rFonts w:ascii="Times New Roman" w:hAnsi="Times New Roman" w:eastAsia="Times New Roman" w:cs="Times New Roman"/>
-                <w:i w:val="false"/>
-                <w:b w:val="false"/>
-                <w:u w:val="none"/>
-                <w:strike w:val="false"/>
-                <w:sz w:val="12"/>
-                <w:szCs w:val="12"/>
-                <w:color w:val="000000"/>
-              </w:rPr>
-              <w:t xml:space="preserve">0.539</w:t>
-            </w:r>
-          </w:p>
-        </w:tc>
-        <w:tc>
-          <w:tcPr>
-            <w:tcBorders>
-              <w:bottom w:val="none" w:sz="0" w:space="0" w:color="000000"/>
-              <w:top w:val="none" w:sz="0" w:space="0" w:color="000000"/>
-              <w:left w:val="none" w:sz="0" w:space="0" w:color="000000"/>
-              <w:right w:val="none" w:sz="0" w:space="0" w:color="000000"/>
-            </w:tcBorders>
-            <w:shd w:val="clear" w:color="auto" w:fill="FFFFFF"/>
-            <w:tcMar>
-              <w:top w:w="0" w:type="dxa"/>
-              <w:bottom w:w="0" w:type="dxa"/>
-              <w:left w:w="0" w:type="dxa"/>
-              <w:right w:w="0" w:type="dxa"/>
-            </w:tcMar>
-            <w:vAlign w:val="center"/>
-          </w:tcPr>
-          <w:p>
-            <w:pPr>
-              <w:pStyle w:val="Normal"/>
-              <w:jc w:val="left"/>
-              <w:pBdr>
-                <w:bottom w:val="none" w:sz="0" w:space="0" w:color="000000"/>
-                <w:top w:val="none" w:sz="0" w:space="0" w:color="000000"/>
-                <w:left w:val="none" w:sz="0" w:space="0" w:color="000000"/>
-                <w:right w:val="none" w:sz="0" w:space="0" w:color="000000"/>
-              </w:pBdr>
-              <w:spacing w:after="100" w:before="100" w:line="240"/>
-              <w:ind w:left="100" w:right="100" w:firstLine="0" w:firstLineChars="0"/>
-              <w:rPr>
-                <w:rFonts w:ascii="Times New Roman" w:hAnsi="Times New Roman" w:eastAsia="Times New Roman" w:cs="Times New Roman"/>
-                <w:i w:val="false"/>
-                <w:b w:val="false"/>
-                <w:u w:val="none"/>
-                <w:strike w:val="false"/>
-                <w:sz w:val="12"/>
-                <w:szCs w:val="12"/>
-                <w:color w:val="000000"/>
-              </w:rPr>
-            </w:pPr>
-            <w:r>
-              <w:rPr>
-                <w:rFonts w:ascii="Times New Roman" w:hAnsi="Times New Roman" w:eastAsia="Times New Roman" w:cs="Times New Roman"/>
-                <w:i w:val="false"/>
-                <w:b w:val="false"/>
-                <w:u w:val="none"/>
-                <w:strike w:val="false"/>
-                <w:sz w:val="12"/>
-                <w:szCs w:val="12"/>
-                <w:color w:val="000000"/>
-              </w:rPr>
-              <w:t xml:space="preserve">0.182</w:t>
+              <w:t xml:space="preserve">1.29 (0.69–2.41)</w:t>
+            </w:r>
+          </w:p>
+        </w:tc>
+        <w:tc>
+          <w:tcPr>
+            <w:tcBorders>
+              <w:bottom w:val="none" w:sz="0" w:space="0" w:color="000000"/>
+              <w:top w:val="none" w:sz="0" w:space="0" w:color="000000"/>
+              <w:left w:val="none" w:sz="0" w:space="0" w:color="000000"/>
+              <w:right w:val="none" w:sz="0" w:space="0" w:color="000000"/>
+            </w:tcBorders>
+            <w:shd w:val="clear" w:color="auto" w:fill="FFFFFF"/>
+            <w:tcMar>
+              <w:top w:w="0" w:type="dxa"/>
+              <w:bottom w:w="0" w:type="dxa"/>
+              <w:left w:w="0" w:type="dxa"/>
+              <w:right w:w="0" w:type="dxa"/>
+            </w:tcMar>
+            <w:vAlign w:val="center"/>
+          </w:tcPr>
+          <w:p>
+            <w:pPr>
+              <w:pStyle w:val="Normal"/>
+              <w:jc w:val="left"/>
+              <w:pBdr>
+                <w:bottom w:val="none" w:sz="0" w:space="0" w:color="000000"/>
+                <w:top w:val="none" w:sz="0" w:space="0" w:color="000000"/>
+                <w:left w:val="none" w:sz="0" w:space="0" w:color="000000"/>
+                <w:right w:val="none" w:sz="0" w:space="0" w:color="000000"/>
+              </w:pBdr>
+              <w:spacing w:after="100" w:before="100" w:line="240"/>
+              <w:ind w:left="100" w:right="100" w:firstLine="0" w:firstLineChars="0"/>
+              <w:rPr>
+                <w:rFonts w:ascii="Times New Roman" w:hAnsi="Times New Roman" w:eastAsia="Times New Roman" w:cs="Times New Roman"/>
+                <w:i w:val="false"/>
+                <w:b w:val="false"/>
+                <w:u w:val="none"/>
+                <w:strike w:val="false"/>
+                <w:sz w:val="12"/>
+                <w:szCs w:val="12"/>
+                <w:color w:val="000000"/>
+              </w:rPr>
+            </w:pPr>
+            <w:r>
+              <w:rPr>
+                <w:rFonts w:ascii="Times New Roman" w:hAnsi="Times New Roman" w:eastAsia="Times New Roman" w:cs="Times New Roman"/>
+                <w:i w:val="false"/>
+                <w:b w:val="false"/>
+                <w:u w:val="none"/>
+                <w:strike w:val="false"/>
+                <w:sz w:val="12"/>
+                <w:szCs w:val="12"/>
+                <w:color w:val="000000"/>
+              </w:rPr>
+              <w:t xml:space="preserve">0.424</w:t>
+            </w:r>
+          </w:p>
+        </w:tc>
+        <w:tc>
+          <w:tcPr>
+            <w:tcBorders>
+              <w:bottom w:val="none" w:sz="0" w:space="0" w:color="000000"/>
+              <w:top w:val="none" w:sz="0" w:space="0" w:color="000000"/>
+              <w:left w:val="none" w:sz="0" w:space="0" w:color="000000"/>
+              <w:right w:val="none" w:sz="0" w:space="0" w:color="000000"/>
+            </w:tcBorders>
+            <w:shd w:val="clear" w:color="auto" w:fill="FFFFFF"/>
+            <w:tcMar>
+              <w:top w:w="0" w:type="dxa"/>
+              <w:bottom w:w="0" w:type="dxa"/>
+              <w:left w:w="0" w:type="dxa"/>
+              <w:right w:w="0" w:type="dxa"/>
+            </w:tcMar>
+            <w:vAlign w:val="center"/>
+          </w:tcPr>
+          <w:p>
+            <w:pPr>
+              <w:pStyle w:val="Normal"/>
+              <w:jc w:val="left"/>
+              <w:pBdr>
+                <w:bottom w:val="none" w:sz="0" w:space="0" w:color="000000"/>
+                <w:top w:val="none" w:sz="0" w:space="0" w:color="000000"/>
+                <w:left w:val="none" w:sz="0" w:space="0" w:color="000000"/>
+                <w:right w:val="none" w:sz="0" w:space="0" w:color="000000"/>
+              </w:pBdr>
+              <w:spacing w:after="100" w:before="100" w:line="240"/>
+              <w:ind w:left="100" w:right="100" w:firstLine="0" w:firstLineChars="0"/>
+              <w:rPr>
+                <w:rFonts w:ascii="Times New Roman" w:hAnsi="Times New Roman" w:eastAsia="Times New Roman" w:cs="Times New Roman"/>
+                <w:i w:val="false"/>
+                <w:b w:val="false"/>
+                <w:u w:val="none"/>
+                <w:strike w:val="false"/>
+                <w:sz w:val="12"/>
+                <w:szCs w:val="12"/>
+                <w:color w:val="000000"/>
+              </w:rPr>
+            </w:pPr>
+            <w:r>
+              <w:rPr>
+                <w:rFonts w:ascii="Times New Roman" w:hAnsi="Times New Roman" w:eastAsia="Times New Roman" w:cs="Times New Roman"/>
+                <w:i w:val="false"/>
+                <w:b w:val="false"/>
+                <w:u w:val="none"/>
+                <w:strike w:val="false"/>
+                <w:sz w:val="12"/>
+                <w:szCs w:val="12"/>
+                <w:color w:val="000000"/>
+              </w:rPr>
+              <w:t xml:space="preserve">0.198</w:t>
             </w:r>
           </w:p>
         </w:tc>
@@ -10434,7 +10434,7 @@
                 <w:szCs w:val="12"/>
                 <w:color w:val="000000"/>
               </w:rPr>
-              <w:t xml:space="preserve">true</w:t>
+              <w:t xml:space="preserve">false</w:t>
             </w:r>
           </w:p>
         </w:tc>
@@ -10934,7 +10934,7 @@
                 <w:szCs w:val="12"/>
                 <w:color w:val="000000"/>
               </w:rPr>
-              <w:t xml:space="preserve">0.051</w:t>
+              <w:t xml:space="preserve">0.057</w:t>
             </w:r>
           </w:p>
         </w:tc>
@@ -11099,227 +11099,227 @@
                 <w:szCs w:val="12"/>
                 <w:color w:val="000000"/>
               </w:rPr>
-              <w:t xml:space="preserve">0.056</w:t>
-            </w:r>
-          </w:p>
-        </w:tc>
-        <w:tc>
-          <w:tcPr>
-            <w:tcBorders>
-              <w:bottom w:val="none" w:sz="0" w:space="0" w:color="000000"/>
-              <w:top w:val="none" w:sz="0" w:space="0" w:color="000000"/>
-              <w:left w:val="none" w:sz="0" w:space="0" w:color="000000"/>
-              <w:right w:val="none" w:sz="0" w:space="0" w:color="000000"/>
-            </w:tcBorders>
-            <w:shd w:val="clear" w:color="auto" w:fill="FFFFFF"/>
-            <w:tcMar>
-              <w:top w:w="0" w:type="dxa"/>
-              <w:bottom w:w="0" w:type="dxa"/>
-              <w:left w:w="0" w:type="dxa"/>
-              <w:right w:w="0" w:type="dxa"/>
-            </w:tcMar>
-            <w:vAlign w:val="center"/>
-          </w:tcPr>
-          <w:p>
-            <w:pPr>
-              <w:pStyle w:val="Normal"/>
-              <w:jc w:val="left"/>
-              <w:pBdr>
-                <w:bottom w:val="none" w:sz="0" w:space="0" w:color="000000"/>
-                <w:top w:val="none" w:sz="0" w:space="0" w:color="000000"/>
-                <w:left w:val="none" w:sz="0" w:space="0" w:color="000000"/>
-                <w:right w:val="none" w:sz="0" w:space="0" w:color="000000"/>
-              </w:pBdr>
-              <w:spacing w:after="100" w:before="100" w:line="240"/>
-              <w:ind w:left="100" w:right="100" w:firstLine="0" w:firstLineChars="0"/>
-              <w:rPr>
-                <w:rFonts w:ascii="Times New Roman" w:hAnsi="Times New Roman" w:eastAsia="Times New Roman" w:cs="Times New Roman"/>
-                <w:i w:val="false"/>
-                <w:b w:val="false"/>
-                <w:u w:val="none"/>
-                <w:strike w:val="false"/>
-                <w:sz w:val="12"/>
-                <w:szCs w:val="12"/>
-                <w:color w:val="000000"/>
-              </w:rPr>
-            </w:pPr>
-            <w:r>
-              <w:rPr>
-                <w:rFonts w:ascii="Times New Roman" w:hAnsi="Times New Roman" w:eastAsia="Times New Roman" w:cs="Times New Roman"/>
-                <w:i w:val="false"/>
-                <w:b w:val="false"/>
-                <w:u w:val="none"/>
-                <w:strike w:val="false"/>
-                <w:sz w:val="12"/>
-                <w:szCs w:val="12"/>
-                <w:color w:val="000000"/>
-              </w:rPr>
-              <w:t xml:space="preserve">2.18 (1.20–3.95)</w:t>
-            </w:r>
-          </w:p>
-        </w:tc>
-        <w:tc>
-          <w:tcPr>
-            <w:tcBorders>
-              <w:bottom w:val="none" w:sz="0" w:space="0" w:color="000000"/>
-              <w:top w:val="none" w:sz="0" w:space="0" w:color="000000"/>
-              <w:left w:val="none" w:sz="0" w:space="0" w:color="000000"/>
-              <w:right w:val="none" w:sz="0" w:space="0" w:color="000000"/>
-            </w:tcBorders>
-            <w:shd w:val="clear" w:color="auto" w:fill="FFFFFF"/>
-            <w:tcMar>
-              <w:top w:w="0" w:type="dxa"/>
-              <w:bottom w:w="0" w:type="dxa"/>
-              <w:left w:w="0" w:type="dxa"/>
-              <w:right w:w="0" w:type="dxa"/>
-            </w:tcMar>
-            <w:vAlign w:val="center"/>
-          </w:tcPr>
-          <w:p>
-            <w:pPr>
-              <w:pStyle w:val="Normal"/>
-              <w:jc w:val="left"/>
-              <w:pBdr>
-                <w:bottom w:val="none" w:sz="0" w:space="0" w:color="000000"/>
-                <w:top w:val="none" w:sz="0" w:space="0" w:color="000000"/>
-                <w:left w:val="none" w:sz="0" w:space="0" w:color="000000"/>
-                <w:right w:val="none" w:sz="0" w:space="0" w:color="000000"/>
-              </w:pBdr>
-              <w:spacing w:after="100" w:before="100" w:line="240"/>
-              <w:ind w:left="100" w:right="100" w:firstLine="0" w:firstLineChars="0"/>
-              <w:rPr>
-                <w:rFonts w:ascii="Times New Roman" w:hAnsi="Times New Roman" w:eastAsia="Times New Roman" w:cs="Times New Roman"/>
-                <w:i w:val="false"/>
-                <w:b w:val="false"/>
-                <w:u w:val="none"/>
-                <w:strike w:val="false"/>
-                <w:sz w:val="12"/>
-                <w:szCs w:val="12"/>
-                <w:color w:val="000000"/>
-              </w:rPr>
-            </w:pPr>
-            <w:r>
-              <w:rPr>
-                <w:rFonts w:ascii="Times New Roman" w:hAnsi="Times New Roman" w:eastAsia="Times New Roman" w:cs="Times New Roman"/>
-                <w:i w:val="false"/>
-                <w:b w:val="false"/>
-                <w:u w:val="none"/>
-                <w:strike w:val="false"/>
-                <w:sz w:val="12"/>
-                <w:szCs w:val="12"/>
-                <w:color w:val="000000"/>
-              </w:rPr>
-              <w:t xml:space="preserve">0.011</w:t>
-            </w:r>
-          </w:p>
-        </w:tc>
-        <w:tc>
-          <w:tcPr>
-            <w:tcBorders>
-              <w:bottom w:val="none" w:sz="0" w:space="0" w:color="000000"/>
-              <w:top w:val="none" w:sz="0" w:space="0" w:color="000000"/>
-              <w:left w:val="none" w:sz="0" w:space="0" w:color="000000"/>
-              <w:right w:val="none" w:sz="0" w:space="0" w:color="000000"/>
-            </w:tcBorders>
-            <w:shd w:val="clear" w:color="auto" w:fill="FFFFFF"/>
-            <w:tcMar>
-              <w:top w:w="0" w:type="dxa"/>
-              <w:bottom w:w="0" w:type="dxa"/>
-              <w:left w:w="0" w:type="dxa"/>
-              <w:right w:w="0" w:type="dxa"/>
-            </w:tcMar>
-            <w:vAlign w:val="center"/>
-          </w:tcPr>
-          <w:p>
-            <w:pPr>
-              <w:pStyle w:val="Normal"/>
-              <w:jc w:val="left"/>
-              <w:pBdr>
-                <w:bottom w:val="none" w:sz="0" w:space="0" w:color="000000"/>
-                <w:top w:val="none" w:sz="0" w:space="0" w:color="000000"/>
-                <w:left w:val="none" w:sz="0" w:space="0" w:color="000000"/>
-                <w:right w:val="none" w:sz="0" w:space="0" w:color="000000"/>
-              </w:pBdr>
-              <w:spacing w:after="100" w:before="100" w:line="240"/>
-              <w:ind w:left="100" w:right="100" w:firstLine="0" w:firstLineChars="0"/>
-              <w:rPr>
-                <w:rFonts w:ascii="Times New Roman" w:hAnsi="Times New Roman" w:eastAsia="Times New Roman" w:cs="Times New Roman"/>
-                <w:i w:val="false"/>
-                <w:b w:val="false"/>
-                <w:u w:val="none"/>
-                <w:strike w:val="false"/>
-                <w:sz w:val="12"/>
-                <w:szCs w:val="12"/>
-                <w:color w:val="000000"/>
-              </w:rPr>
-            </w:pPr>
-            <w:r>
-              <w:rPr>
-                <w:rFonts w:ascii="Times New Roman" w:hAnsi="Times New Roman" w:eastAsia="Times New Roman" w:cs="Times New Roman"/>
-                <w:i w:val="false"/>
-                <w:b w:val="false"/>
-                <w:u w:val="none"/>
-                <w:strike w:val="false"/>
-                <w:sz w:val="12"/>
-                <w:szCs w:val="12"/>
-                <w:color w:val="000000"/>
-              </w:rPr>
-              <w:t xml:space="preserve">0.086</w:t>
-            </w:r>
-          </w:p>
-        </w:tc>
-        <w:tc>
-          <w:tcPr>
-            <w:tcBorders>
-              <w:bottom w:val="none" w:sz="0" w:space="0" w:color="000000"/>
-              <w:top w:val="none" w:sz="0" w:space="0" w:color="000000"/>
-              <w:left w:val="none" w:sz="0" w:space="0" w:color="000000"/>
-              <w:right w:val="none" w:sz="0" w:space="0" w:color="000000"/>
-            </w:tcBorders>
-            <w:shd w:val="clear" w:color="auto" w:fill="FFFFFF"/>
-            <w:tcMar>
-              <w:top w:w="0" w:type="dxa"/>
-              <w:bottom w:w="0" w:type="dxa"/>
-              <w:left w:w="0" w:type="dxa"/>
-              <w:right w:w="0" w:type="dxa"/>
-            </w:tcMar>
-            <w:vAlign w:val="center"/>
-          </w:tcPr>
-          <w:p>
-            <w:pPr>
-              <w:pStyle w:val="Normal"/>
-              <w:jc w:val="left"/>
-              <w:pBdr>
-                <w:bottom w:val="none" w:sz="0" w:space="0" w:color="000000"/>
-                <w:top w:val="none" w:sz="0" w:space="0" w:color="000000"/>
-                <w:left w:val="none" w:sz="0" w:space="0" w:color="000000"/>
-                <w:right w:val="none" w:sz="0" w:space="0" w:color="000000"/>
-              </w:pBdr>
-              <w:spacing w:after="100" w:before="100" w:line="240"/>
-              <w:ind w:left="100" w:right="100" w:firstLine="0" w:firstLineChars="0"/>
-              <w:rPr>
-                <w:rFonts w:ascii="Times New Roman" w:hAnsi="Times New Roman" w:eastAsia="Times New Roman" w:cs="Times New Roman"/>
-                <w:i w:val="false"/>
-                <w:b w:val="false"/>
-                <w:u w:val="none"/>
-                <w:strike w:val="false"/>
-                <w:sz w:val="12"/>
-                <w:szCs w:val="12"/>
-                <w:color w:val="000000"/>
-              </w:rPr>
-            </w:pPr>
-            <w:r>
-              <w:rPr>
-                <w:rFonts w:ascii="Times New Roman" w:hAnsi="Times New Roman" w:eastAsia="Times New Roman" w:cs="Times New Roman"/>
-                <w:i w:val="false"/>
-                <w:b w:val="false"/>
-                <w:u w:val="none"/>
-                <w:strike w:val="false"/>
-                <w:sz w:val="12"/>
-                <w:szCs w:val="12"/>
-                <w:color w:val="000000"/>
-              </w:rPr>
-              <w:t xml:space="preserve">9.8</w:t>
+              <w:t xml:space="preserve">0.063</w:t>
+            </w:r>
+          </w:p>
+        </w:tc>
+        <w:tc>
+          <w:tcPr>
+            <w:tcBorders>
+              <w:bottom w:val="none" w:sz="0" w:space="0" w:color="000000"/>
+              <w:top w:val="none" w:sz="0" w:space="0" w:color="000000"/>
+              <w:left w:val="none" w:sz="0" w:space="0" w:color="000000"/>
+              <w:right w:val="none" w:sz="0" w:space="0" w:color="000000"/>
+            </w:tcBorders>
+            <w:shd w:val="clear" w:color="auto" w:fill="FFFFFF"/>
+            <w:tcMar>
+              <w:top w:w="0" w:type="dxa"/>
+              <w:bottom w:w="0" w:type="dxa"/>
+              <w:left w:w="0" w:type="dxa"/>
+              <w:right w:w="0" w:type="dxa"/>
+            </w:tcMar>
+            <w:vAlign w:val="center"/>
+          </w:tcPr>
+          <w:p>
+            <w:pPr>
+              <w:pStyle w:val="Normal"/>
+              <w:jc w:val="left"/>
+              <w:pBdr>
+                <w:bottom w:val="none" w:sz="0" w:space="0" w:color="000000"/>
+                <w:top w:val="none" w:sz="0" w:space="0" w:color="000000"/>
+                <w:left w:val="none" w:sz="0" w:space="0" w:color="000000"/>
+                <w:right w:val="none" w:sz="0" w:space="0" w:color="000000"/>
+              </w:pBdr>
+              <w:spacing w:after="100" w:before="100" w:line="240"/>
+              <w:ind w:left="100" w:right="100" w:firstLine="0" w:firstLineChars="0"/>
+              <w:rPr>
+                <w:rFonts w:ascii="Times New Roman" w:hAnsi="Times New Roman" w:eastAsia="Times New Roman" w:cs="Times New Roman"/>
+                <w:i w:val="false"/>
+                <w:b w:val="false"/>
+                <w:u w:val="none"/>
+                <w:strike w:val="false"/>
+                <w:sz w:val="12"/>
+                <w:szCs w:val="12"/>
+                <w:color w:val="000000"/>
+              </w:rPr>
+            </w:pPr>
+            <w:r>
+              <w:rPr>
+                <w:rFonts w:ascii="Times New Roman" w:hAnsi="Times New Roman" w:eastAsia="Times New Roman" w:cs="Times New Roman"/>
+                <w:i w:val="false"/>
+                <w:b w:val="false"/>
+                <w:u w:val="none"/>
+                <w:strike w:val="false"/>
+                <w:sz w:val="12"/>
+                <w:szCs w:val="12"/>
+                <w:color w:val="000000"/>
+              </w:rPr>
+              <w:t xml:space="preserve">2.23 (1.22–4.06)</w:t>
+            </w:r>
+          </w:p>
+        </w:tc>
+        <w:tc>
+          <w:tcPr>
+            <w:tcBorders>
+              <w:bottom w:val="none" w:sz="0" w:space="0" w:color="000000"/>
+              <w:top w:val="none" w:sz="0" w:space="0" w:color="000000"/>
+              <w:left w:val="none" w:sz="0" w:space="0" w:color="000000"/>
+              <w:right w:val="none" w:sz="0" w:space="0" w:color="000000"/>
+            </w:tcBorders>
+            <w:shd w:val="clear" w:color="auto" w:fill="FFFFFF"/>
+            <w:tcMar>
+              <w:top w:w="0" w:type="dxa"/>
+              <w:bottom w:w="0" w:type="dxa"/>
+              <w:left w:w="0" w:type="dxa"/>
+              <w:right w:w="0" w:type="dxa"/>
+            </w:tcMar>
+            <w:vAlign w:val="center"/>
+          </w:tcPr>
+          <w:p>
+            <w:pPr>
+              <w:pStyle w:val="Normal"/>
+              <w:jc w:val="left"/>
+              <w:pBdr>
+                <w:bottom w:val="none" w:sz="0" w:space="0" w:color="000000"/>
+                <w:top w:val="none" w:sz="0" w:space="0" w:color="000000"/>
+                <w:left w:val="none" w:sz="0" w:space="0" w:color="000000"/>
+                <w:right w:val="none" w:sz="0" w:space="0" w:color="000000"/>
+              </w:pBdr>
+              <w:spacing w:after="100" w:before="100" w:line="240"/>
+              <w:ind w:left="100" w:right="100" w:firstLine="0" w:firstLineChars="0"/>
+              <w:rPr>
+                <w:rFonts w:ascii="Times New Roman" w:hAnsi="Times New Roman" w:eastAsia="Times New Roman" w:cs="Times New Roman"/>
+                <w:i w:val="false"/>
+                <w:b w:val="false"/>
+                <w:u w:val="none"/>
+                <w:strike w:val="false"/>
+                <w:sz w:val="12"/>
+                <w:szCs w:val="12"/>
+                <w:color w:val="000000"/>
+              </w:rPr>
+            </w:pPr>
+            <w:r>
+              <w:rPr>
+                <w:rFonts w:ascii="Times New Roman" w:hAnsi="Times New Roman" w:eastAsia="Times New Roman" w:cs="Times New Roman"/>
+                <w:i w:val="false"/>
+                <w:b w:val="false"/>
+                <w:u w:val="none"/>
+                <w:strike w:val="false"/>
+                <w:sz w:val="12"/>
+                <w:szCs w:val="12"/>
+                <w:color w:val="000000"/>
+              </w:rPr>
+              <w:t xml:space="preserve">0.009</w:t>
+            </w:r>
+          </w:p>
+        </w:tc>
+        <w:tc>
+          <w:tcPr>
+            <w:tcBorders>
+              <w:bottom w:val="none" w:sz="0" w:space="0" w:color="000000"/>
+              <w:top w:val="none" w:sz="0" w:space="0" w:color="000000"/>
+              <w:left w:val="none" w:sz="0" w:space="0" w:color="000000"/>
+              <w:right w:val="none" w:sz="0" w:space="0" w:color="000000"/>
+            </w:tcBorders>
+            <w:shd w:val="clear" w:color="auto" w:fill="FFFFFF"/>
+            <w:tcMar>
+              <w:top w:w="0" w:type="dxa"/>
+              <w:bottom w:w="0" w:type="dxa"/>
+              <w:left w:w="0" w:type="dxa"/>
+              <w:right w:w="0" w:type="dxa"/>
+            </w:tcMar>
+            <w:vAlign w:val="center"/>
+          </w:tcPr>
+          <w:p>
+            <w:pPr>
+              <w:pStyle w:val="Normal"/>
+              <w:jc w:val="left"/>
+              <w:pBdr>
+                <w:bottom w:val="none" w:sz="0" w:space="0" w:color="000000"/>
+                <w:top w:val="none" w:sz="0" w:space="0" w:color="000000"/>
+                <w:left w:val="none" w:sz="0" w:space="0" w:color="000000"/>
+                <w:right w:val="none" w:sz="0" w:space="0" w:color="000000"/>
+              </w:pBdr>
+              <w:spacing w:after="100" w:before="100" w:line="240"/>
+              <w:ind w:left="100" w:right="100" w:firstLine="0" w:firstLineChars="0"/>
+              <w:rPr>
+                <w:rFonts w:ascii="Times New Roman" w:hAnsi="Times New Roman" w:eastAsia="Times New Roman" w:cs="Times New Roman"/>
+                <w:i w:val="false"/>
+                <w:b w:val="false"/>
+                <w:u w:val="none"/>
+                <w:strike w:val="false"/>
+                <w:sz w:val="12"/>
+                <w:szCs w:val="12"/>
+                <w:color w:val="000000"/>
+              </w:rPr>
+            </w:pPr>
+            <w:r>
+              <w:rPr>
+                <w:rFonts w:ascii="Times New Roman" w:hAnsi="Times New Roman" w:eastAsia="Times New Roman" w:cs="Times New Roman"/>
+                <w:i w:val="false"/>
+                <w:b w:val="false"/>
+                <w:u w:val="none"/>
+                <w:strike w:val="false"/>
+                <w:sz w:val="12"/>
+                <w:szCs w:val="12"/>
+                <w:color w:val="000000"/>
+              </w:rPr>
+              <w:t xml:space="preserve">0.078</w:t>
+            </w:r>
+          </w:p>
+        </w:tc>
+        <w:tc>
+          <w:tcPr>
+            <w:tcBorders>
+              <w:bottom w:val="none" w:sz="0" w:space="0" w:color="000000"/>
+              <w:top w:val="none" w:sz="0" w:space="0" w:color="000000"/>
+              <w:left w:val="none" w:sz="0" w:space="0" w:color="000000"/>
+              <w:right w:val="none" w:sz="0" w:space="0" w:color="000000"/>
+            </w:tcBorders>
+            <w:shd w:val="clear" w:color="auto" w:fill="FFFFFF"/>
+            <w:tcMar>
+              <w:top w:w="0" w:type="dxa"/>
+              <w:bottom w:w="0" w:type="dxa"/>
+              <w:left w:w="0" w:type="dxa"/>
+              <w:right w:w="0" w:type="dxa"/>
+            </w:tcMar>
+            <w:vAlign w:val="center"/>
+          </w:tcPr>
+          <w:p>
+            <w:pPr>
+              <w:pStyle w:val="Normal"/>
+              <w:jc w:val="left"/>
+              <w:pBdr>
+                <w:bottom w:val="none" w:sz="0" w:space="0" w:color="000000"/>
+                <w:top w:val="none" w:sz="0" w:space="0" w:color="000000"/>
+                <w:left w:val="none" w:sz="0" w:space="0" w:color="000000"/>
+                <w:right w:val="none" w:sz="0" w:space="0" w:color="000000"/>
+              </w:pBdr>
+              <w:spacing w:after="100" w:before="100" w:line="240"/>
+              <w:ind w:left="100" w:right="100" w:firstLine="0" w:firstLineChars="0"/>
+              <w:rPr>
+                <w:rFonts w:ascii="Times New Roman" w:hAnsi="Times New Roman" w:eastAsia="Times New Roman" w:cs="Times New Roman"/>
+                <w:i w:val="false"/>
+                <w:b w:val="false"/>
+                <w:u w:val="none"/>
+                <w:strike w:val="false"/>
+                <w:sz w:val="12"/>
+                <w:szCs w:val="12"/>
+                <w:color w:val="000000"/>
+              </w:rPr>
+            </w:pPr>
+            <w:r>
+              <w:rPr>
+                <w:rFonts w:ascii="Times New Roman" w:hAnsi="Times New Roman" w:eastAsia="Times New Roman" w:cs="Times New Roman"/>
+                <w:i w:val="false"/>
+                <w:b w:val="false"/>
+                <w:u w:val="none"/>
+                <w:strike w:val="false"/>
+                <w:sz w:val="12"/>
+                <w:szCs w:val="12"/>
+                <w:color w:val="000000"/>
+              </w:rPr>
+              <w:t xml:space="preserve">12.2</w:t>
             </w:r>
           </w:p>
         </w:tc>
@@ -11429,117 +11429,117 @@
                 <w:szCs w:val="12"/>
                 <w:color w:val="000000"/>
               </w:rPr>
-              <w:t xml:space="preserve">2.11 (1.12–3.96)</w:t>
-            </w:r>
-          </w:p>
-        </w:tc>
-        <w:tc>
-          <w:tcPr>
-            <w:tcBorders>
-              <w:bottom w:val="none" w:sz="0" w:space="0" w:color="000000"/>
-              <w:top w:val="none" w:sz="0" w:space="0" w:color="000000"/>
-              <w:left w:val="none" w:sz="0" w:space="0" w:color="000000"/>
-              <w:right w:val="none" w:sz="0" w:space="0" w:color="000000"/>
-            </w:tcBorders>
-            <w:shd w:val="clear" w:color="auto" w:fill="FFFFFF"/>
-            <w:tcMar>
-              <w:top w:w="0" w:type="dxa"/>
-              <w:bottom w:w="0" w:type="dxa"/>
-              <w:left w:w="0" w:type="dxa"/>
-              <w:right w:w="0" w:type="dxa"/>
-            </w:tcMar>
-            <w:vAlign w:val="center"/>
-          </w:tcPr>
-          <w:p>
-            <w:pPr>
-              <w:pStyle w:val="Normal"/>
-              <w:jc w:val="left"/>
-              <w:pBdr>
-                <w:bottom w:val="none" w:sz="0" w:space="0" w:color="000000"/>
-                <w:top w:val="none" w:sz="0" w:space="0" w:color="000000"/>
-                <w:left w:val="none" w:sz="0" w:space="0" w:color="000000"/>
-                <w:right w:val="none" w:sz="0" w:space="0" w:color="000000"/>
-              </w:pBdr>
-              <w:spacing w:after="100" w:before="100" w:line="240"/>
-              <w:ind w:left="100" w:right="100" w:firstLine="0" w:firstLineChars="0"/>
-              <w:rPr>
-                <w:rFonts w:ascii="Times New Roman" w:hAnsi="Times New Roman" w:eastAsia="Times New Roman" w:cs="Times New Roman"/>
-                <w:i w:val="false"/>
-                <w:b w:val="false"/>
-                <w:u w:val="none"/>
-                <w:strike w:val="false"/>
-                <w:sz w:val="12"/>
-                <w:szCs w:val="12"/>
-                <w:color w:val="000000"/>
-              </w:rPr>
-            </w:pPr>
-            <w:r>
-              <w:rPr>
-                <w:rFonts w:ascii="Times New Roman" w:hAnsi="Times New Roman" w:eastAsia="Times New Roman" w:cs="Times New Roman"/>
-                <w:i w:val="false"/>
-                <w:b w:val="false"/>
-                <w:u w:val="none"/>
-                <w:strike w:val="false"/>
-                <w:sz w:val="12"/>
-                <w:szCs w:val="12"/>
-                <w:color w:val="000000"/>
-              </w:rPr>
-              <w:t xml:space="preserve">0.021</w:t>
-            </w:r>
-          </w:p>
-        </w:tc>
-        <w:tc>
-          <w:tcPr>
-            <w:tcBorders>
-              <w:bottom w:val="none" w:sz="0" w:space="0" w:color="000000"/>
-              <w:top w:val="none" w:sz="0" w:space="0" w:color="000000"/>
-              <w:left w:val="none" w:sz="0" w:space="0" w:color="000000"/>
-              <w:right w:val="none" w:sz="0" w:space="0" w:color="000000"/>
-            </w:tcBorders>
-            <w:shd w:val="clear" w:color="auto" w:fill="FFFFFF"/>
-            <w:tcMar>
-              <w:top w:w="0" w:type="dxa"/>
-              <w:bottom w:w="0" w:type="dxa"/>
-              <w:left w:w="0" w:type="dxa"/>
-              <w:right w:w="0" w:type="dxa"/>
-            </w:tcMar>
-            <w:vAlign w:val="center"/>
-          </w:tcPr>
-          <w:p>
-            <w:pPr>
-              <w:pStyle w:val="Normal"/>
-              <w:jc w:val="left"/>
-              <w:pBdr>
-                <w:bottom w:val="none" w:sz="0" w:space="0" w:color="000000"/>
-                <w:top w:val="none" w:sz="0" w:space="0" w:color="000000"/>
-                <w:left w:val="none" w:sz="0" w:space="0" w:color="000000"/>
-                <w:right w:val="none" w:sz="0" w:space="0" w:color="000000"/>
-              </w:pBdr>
-              <w:spacing w:after="100" w:before="100" w:line="240"/>
-              <w:ind w:left="100" w:right="100" w:firstLine="0" w:firstLineChars="0"/>
-              <w:rPr>
-                <w:rFonts w:ascii="Times New Roman" w:hAnsi="Times New Roman" w:eastAsia="Times New Roman" w:cs="Times New Roman"/>
-                <w:i w:val="false"/>
-                <w:b w:val="false"/>
-                <w:u w:val="none"/>
-                <w:strike w:val="false"/>
-                <w:sz w:val="12"/>
-                <w:szCs w:val="12"/>
-                <w:color w:val="000000"/>
-              </w:rPr>
-            </w:pPr>
-            <w:r>
-              <w:rPr>
-                <w:rFonts w:ascii="Times New Roman" w:hAnsi="Times New Roman" w:eastAsia="Times New Roman" w:cs="Times New Roman"/>
-                <w:i w:val="false"/>
-                <w:b w:val="false"/>
-                <w:u w:val="none"/>
-                <w:strike w:val="false"/>
-                <w:sz w:val="12"/>
-                <w:szCs w:val="12"/>
-                <w:color w:val="000000"/>
-              </w:rPr>
-              <w:t xml:space="preserve">0.471</w:t>
+              <w:t xml:space="preserve">2.23 (1.18–4.20)</w:t>
+            </w:r>
+          </w:p>
+        </w:tc>
+        <w:tc>
+          <w:tcPr>
+            <w:tcBorders>
+              <w:bottom w:val="none" w:sz="0" w:space="0" w:color="000000"/>
+              <w:top w:val="none" w:sz="0" w:space="0" w:color="000000"/>
+              <w:left w:val="none" w:sz="0" w:space="0" w:color="000000"/>
+              <w:right w:val="none" w:sz="0" w:space="0" w:color="000000"/>
+            </w:tcBorders>
+            <w:shd w:val="clear" w:color="auto" w:fill="FFFFFF"/>
+            <w:tcMar>
+              <w:top w:w="0" w:type="dxa"/>
+              <w:bottom w:w="0" w:type="dxa"/>
+              <w:left w:w="0" w:type="dxa"/>
+              <w:right w:w="0" w:type="dxa"/>
+            </w:tcMar>
+            <w:vAlign w:val="center"/>
+          </w:tcPr>
+          <w:p>
+            <w:pPr>
+              <w:pStyle w:val="Normal"/>
+              <w:jc w:val="left"/>
+              <w:pBdr>
+                <w:bottom w:val="none" w:sz="0" w:space="0" w:color="000000"/>
+                <w:top w:val="none" w:sz="0" w:space="0" w:color="000000"/>
+                <w:left w:val="none" w:sz="0" w:space="0" w:color="000000"/>
+                <w:right w:val="none" w:sz="0" w:space="0" w:color="000000"/>
+              </w:pBdr>
+              <w:spacing w:after="100" w:before="100" w:line="240"/>
+              <w:ind w:left="100" w:right="100" w:firstLine="0" w:firstLineChars="0"/>
+              <w:rPr>
+                <w:rFonts w:ascii="Times New Roman" w:hAnsi="Times New Roman" w:eastAsia="Times New Roman" w:cs="Times New Roman"/>
+                <w:i w:val="false"/>
+                <w:b w:val="false"/>
+                <w:u w:val="none"/>
+                <w:strike w:val="false"/>
+                <w:sz w:val="12"/>
+                <w:szCs w:val="12"/>
+                <w:color w:val="000000"/>
+              </w:rPr>
+            </w:pPr>
+            <w:r>
+              <w:rPr>
+                <w:rFonts w:ascii="Times New Roman" w:hAnsi="Times New Roman" w:eastAsia="Times New Roman" w:cs="Times New Roman"/>
+                <w:i w:val="false"/>
+                <w:b w:val="false"/>
+                <w:u w:val="none"/>
+                <w:strike w:val="false"/>
+                <w:sz w:val="12"/>
+                <w:szCs w:val="12"/>
+                <w:color w:val="000000"/>
+              </w:rPr>
+              <w:t xml:space="preserve">0.013</w:t>
+            </w:r>
+          </w:p>
+        </w:tc>
+        <w:tc>
+          <w:tcPr>
+            <w:tcBorders>
+              <w:bottom w:val="none" w:sz="0" w:space="0" w:color="000000"/>
+              <w:top w:val="none" w:sz="0" w:space="0" w:color="000000"/>
+              <w:left w:val="none" w:sz="0" w:space="0" w:color="000000"/>
+              <w:right w:val="none" w:sz="0" w:space="0" w:color="000000"/>
+            </w:tcBorders>
+            <w:shd w:val="clear" w:color="auto" w:fill="FFFFFF"/>
+            <w:tcMar>
+              <w:top w:w="0" w:type="dxa"/>
+              <w:bottom w:w="0" w:type="dxa"/>
+              <w:left w:w="0" w:type="dxa"/>
+              <w:right w:w="0" w:type="dxa"/>
+            </w:tcMar>
+            <w:vAlign w:val="center"/>
+          </w:tcPr>
+          <w:p>
+            <w:pPr>
+              <w:pStyle w:val="Normal"/>
+              <w:jc w:val="left"/>
+              <w:pBdr>
+                <w:bottom w:val="none" w:sz="0" w:space="0" w:color="000000"/>
+                <w:top w:val="none" w:sz="0" w:space="0" w:color="000000"/>
+                <w:left w:val="none" w:sz="0" w:space="0" w:color="000000"/>
+                <w:right w:val="none" w:sz="0" w:space="0" w:color="000000"/>
+              </w:pBdr>
+              <w:spacing w:after="100" w:before="100" w:line="240"/>
+              <w:ind w:left="100" w:right="100" w:firstLine="0" w:firstLineChars="0"/>
+              <w:rPr>
+                <w:rFonts w:ascii="Times New Roman" w:hAnsi="Times New Roman" w:eastAsia="Times New Roman" w:cs="Times New Roman"/>
+                <w:i w:val="false"/>
+                <w:b w:val="false"/>
+                <w:u w:val="none"/>
+                <w:strike w:val="false"/>
+                <w:sz w:val="12"/>
+                <w:szCs w:val="12"/>
+                <w:color w:val="000000"/>
+              </w:rPr>
+            </w:pPr>
+            <w:r>
+              <w:rPr>
+                <w:rFonts w:ascii="Times New Roman" w:hAnsi="Times New Roman" w:eastAsia="Times New Roman" w:cs="Times New Roman"/>
+                <w:i w:val="false"/>
+                <w:b w:val="false"/>
+                <w:u w:val="none"/>
+                <w:strike w:val="false"/>
+                <w:sz w:val="12"/>
+                <w:szCs w:val="12"/>
+                <w:color w:val="000000"/>
+              </w:rPr>
+              <w:t xml:space="preserve">0.282</w:t>
             </w:r>
           </w:p>
         </w:tc>
@@ -11924,7 +11924,7 @@
                 <w:szCs w:val="12"/>
                 <w:color w:val="000000"/>
               </w:rPr>
-              <w:t xml:space="preserve">true</w:t>
+              <w:t xml:space="preserve">false</w:t>
             </w:r>
           </w:p>
         </w:tc>
@@ -12424,7 +12424,7 @@
                 <w:szCs w:val="12"/>
                 <w:color w:val="000000"/>
               </w:rPr>
-              <w:t xml:space="preserve">0.400</w:t>
+              <w:t xml:space="preserve">0.393</w:t>
             </w:r>
           </w:p>
         </w:tc>
@@ -12589,227 +12589,227 @@
                 <w:szCs w:val="12"/>
                 <w:color w:val="000000"/>
               </w:rPr>
-              <w:t xml:space="preserve">0.400</w:t>
-            </w:r>
-          </w:p>
-        </w:tc>
-        <w:tc>
-          <w:tcPr>
-            <w:tcBorders>
-              <w:bottom w:val="none" w:sz="0" w:space="0" w:color="000000"/>
-              <w:top w:val="none" w:sz="0" w:space="0" w:color="000000"/>
-              <w:left w:val="none" w:sz="0" w:space="0" w:color="000000"/>
-              <w:right w:val="none" w:sz="0" w:space="0" w:color="000000"/>
-            </w:tcBorders>
-            <w:shd w:val="clear" w:color="auto" w:fill="FFFFFF"/>
-            <w:tcMar>
-              <w:top w:w="0" w:type="dxa"/>
-              <w:bottom w:w="0" w:type="dxa"/>
-              <w:left w:w="0" w:type="dxa"/>
-              <w:right w:w="0" w:type="dxa"/>
-            </w:tcMar>
-            <w:vAlign w:val="center"/>
-          </w:tcPr>
-          <w:p>
-            <w:pPr>
-              <w:pStyle w:val="Normal"/>
-              <w:jc w:val="left"/>
-              <w:pBdr>
-                <w:bottom w:val="none" w:sz="0" w:space="0" w:color="000000"/>
-                <w:top w:val="none" w:sz="0" w:space="0" w:color="000000"/>
-                <w:left w:val="none" w:sz="0" w:space="0" w:color="000000"/>
-                <w:right w:val="none" w:sz="0" w:space="0" w:color="000000"/>
-              </w:pBdr>
-              <w:spacing w:after="100" w:before="100" w:line="240"/>
-              <w:ind w:left="100" w:right="100" w:firstLine="0" w:firstLineChars="0"/>
-              <w:rPr>
-                <w:rFonts w:ascii="Times New Roman" w:hAnsi="Times New Roman" w:eastAsia="Times New Roman" w:cs="Times New Roman"/>
-                <w:i w:val="false"/>
-                <w:b w:val="false"/>
-                <w:u w:val="none"/>
-                <w:strike w:val="false"/>
-                <w:sz w:val="12"/>
-                <w:szCs w:val="12"/>
-                <w:color w:val="000000"/>
-              </w:rPr>
-            </w:pPr>
-            <w:r>
-              <w:rPr>
-                <w:rFonts w:ascii="Times New Roman" w:hAnsi="Times New Roman" w:eastAsia="Times New Roman" w:cs="Times New Roman"/>
-                <w:i w:val="false"/>
-                <w:b w:val="false"/>
-                <w:u w:val="none"/>
-                <w:strike w:val="false"/>
-                <w:sz w:val="12"/>
-                <w:szCs w:val="12"/>
-                <w:color w:val="000000"/>
-              </w:rPr>
-              <w:t xml:space="preserve">0.63 (0.35–1.16)</w:t>
-            </w:r>
-          </w:p>
-        </w:tc>
-        <w:tc>
-          <w:tcPr>
-            <w:tcBorders>
-              <w:bottom w:val="none" w:sz="0" w:space="0" w:color="000000"/>
-              <w:top w:val="none" w:sz="0" w:space="0" w:color="000000"/>
-              <w:left w:val="none" w:sz="0" w:space="0" w:color="000000"/>
-              <w:right w:val="none" w:sz="0" w:space="0" w:color="000000"/>
-            </w:tcBorders>
-            <w:shd w:val="clear" w:color="auto" w:fill="FFFFFF"/>
-            <w:tcMar>
-              <w:top w:w="0" w:type="dxa"/>
-              <w:bottom w:w="0" w:type="dxa"/>
-              <w:left w:w="0" w:type="dxa"/>
-              <w:right w:w="0" w:type="dxa"/>
-            </w:tcMar>
-            <w:vAlign w:val="center"/>
-          </w:tcPr>
-          <w:p>
-            <w:pPr>
-              <w:pStyle w:val="Normal"/>
-              <w:jc w:val="left"/>
-              <w:pBdr>
-                <w:bottom w:val="none" w:sz="0" w:space="0" w:color="000000"/>
-                <w:top w:val="none" w:sz="0" w:space="0" w:color="000000"/>
-                <w:left w:val="none" w:sz="0" w:space="0" w:color="000000"/>
-                <w:right w:val="none" w:sz="0" w:space="0" w:color="000000"/>
-              </w:pBdr>
-              <w:spacing w:after="100" w:before="100" w:line="240"/>
-              <w:ind w:left="100" w:right="100" w:firstLine="0" w:firstLineChars="0"/>
-              <w:rPr>
-                <w:rFonts w:ascii="Times New Roman" w:hAnsi="Times New Roman" w:eastAsia="Times New Roman" w:cs="Times New Roman"/>
-                <w:i w:val="false"/>
-                <w:b w:val="false"/>
-                <w:u w:val="none"/>
-                <w:strike w:val="false"/>
-                <w:sz w:val="12"/>
-                <w:szCs w:val="12"/>
-                <w:color w:val="000000"/>
-              </w:rPr>
-            </w:pPr>
-            <w:r>
-              <w:rPr>
-                <w:rFonts w:ascii="Times New Roman" w:hAnsi="Times New Roman" w:eastAsia="Times New Roman" w:cs="Times New Roman"/>
-                <w:i w:val="false"/>
-                <w:b w:val="false"/>
-                <w:u w:val="none"/>
-                <w:strike w:val="false"/>
-                <w:sz w:val="12"/>
-                <w:szCs w:val="12"/>
-                <w:color w:val="000000"/>
-              </w:rPr>
-              <w:t xml:space="preserve">0.140</w:t>
-            </w:r>
-          </w:p>
-        </w:tc>
-        <w:tc>
-          <w:tcPr>
-            <w:tcBorders>
-              <w:bottom w:val="none" w:sz="0" w:space="0" w:color="000000"/>
-              <w:top w:val="none" w:sz="0" w:space="0" w:color="000000"/>
-              <w:left w:val="none" w:sz="0" w:space="0" w:color="000000"/>
-              <w:right w:val="none" w:sz="0" w:space="0" w:color="000000"/>
-            </w:tcBorders>
-            <w:shd w:val="clear" w:color="auto" w:fill="FFFFFF"/>
-            <w:tcMar>
-              <w:top w:w="0" w:type="dxa"/>
-              <w:bottom w:w="0" w:type="dxa"/>
-              <w:left w:w="0" w:type="dxa"/>
-              <w:right w:w="0" w:type="dxa"/>
-            </w:tcMar>
-            <w:vAlign w:val="center"/>
-          </w:tcPr>
-          <w:p>
-            <w:pPr>
-              <w:pStyle w:val="Normal"/>
-              <w:jc w:val="left"/>
-              <w:pBdr>
-                <w:bottom w:val="none" w:sz="0" w:space="0" w:color="000000"/>
-                <w:top w:val="none" w:sz="0" w:space="0" w:color="000000"/>
-                <w:left w:val="none" w:sz="0" w:space="0" w:color="000000"/>
-                <w:right w:val="none" w:sz="0" w:space="0" w:color="000000"/>
-              </w:pBdr>
-              <w:spacing w:after="100" w:before="100" w:line="240"/>
-              <w:ind w:left="100" w:right="100" w:firstLine="0" w:firstLineChars="0"/>
-              <w:rPr>
-                <w:rFonts w:ascii="Times New Roman" w:hAnsi="Times New Roman" w:eastAsia="Times New Roman" w:cs="Times New Roman"/>
-                <w:i w:val="false"/>
-                <w:b w:val="false"/>
-                <w:u w:val="none"/>
-                <w:strike w:val="false"/>
-                <w:sz w:val="12"/>
-                <w:szCs w:val="12"/>
-                <w:color w:val="000000"/>
-              </w:rPr>
-            </w:pPr>
-            <w:r>
-              <w:rPr>
-                <w:rFonts w:ascii="Times New Roman" w:hAnsi="Times New Roman" w:eastAsia="Times New Roman" w:cs="Times New Roman"/>
-                <w:i w:val="false"/>
-                <w:b w:val="false"/>
-                <w:u w:val="none"/>
-                <w:strike w:val="false"/>
-                <w:sz w:val="12"/>
-                <w:szCs w:val="12"/>
-                <w:color w:val="000000"/>
-              </w:rPr>
-              <w:t xml:space="preserve">0.225</w:t>
-            </w:r>
-          </w:p>
-        </w:tc>
-        <w:tc>
-          <w:tcPr>
-            <w:tcBorders>
-              <w:bottom w:val="none" w:sz="0" w:space="0" w:color="000000"/>
-              <w:top w:val="none" w:sz="0" w:space="0" w:color="000000"/>
-              <w:left w:val="none" w:sz="0" w:space="0" w:color="000000"/>
-              <w:right w:val="none" w:sz="0" w:space="0" w:color="000000"/>
-            </w:tcBorders>
-            <w:shd w:val="clear" w:color="auto" w:fill="FFFFFF"/>
-            <w:tcMar>
-              <w:top w:w="0" w:type="dxa"/>
-              <w:bottom w:w="0" w:type="dxa"/>
-              <w:left w:w="0" w:type="dxa"/>
-              <w:right w:w="0" w:type="dxa"/>
-            </w:tcMar>
-            <w:vAlign w:val="center"/>
-          </w:tcPr>
-          <w:p>
-            <w:pPr>
-              <w:pStyle w:val="Normal"/>
-              <w:jc w:val="left"/>
-              <w:pBdr>
-                <w:bottom w:val="none" w:sz="0" w:space="0" w:color="000000"/>
-                <w:top w:val="none" w:sz="0" w:space="0" w:color="000000"/>
-                <w:left w:val="none" w:sz="0" w:space="0" w:color="000000"/>
-                <w:right w:val="none" w:sz="0" w:space="0" w:color="000000"/>
-              </w:pBdr>
-              <w:spacing w:after="100" w:before="100" w:line="240"/>
-              <w:ind w:left="100" w:right="100" w:firstLine="0" w:firstLineChars="0"/>
-              <w:rPr>
-                <w:rFonts w:ascii="Times New Roman" w:hAnsi="Times New Roman" w:eastAsia="Times New Roman" w:cs="Times New Roman"/>
-                <w:i w:val="false"/>
-                <w:b w:val="false"/>
-                <w:u w:val="none"/>
-                <w:strike w:val="false"/>
-                <w:sz w:val="12"/>
-                <w:szCs w:val="12"/>
-                <w:color w:val="000000"/>
-              </w:rPr>
-            </w:pPr>
-            <w:r>
-              <w:rPr>
-                <w:rFonts w:ascii="Times New Roman" w:hAnsi="Times New Roman" w:eastAsia="Times New Roman" w:cs="Times New Roman"/>
-                <w:i w:val="false"/>
-                <w:b w:val="false"/>
-                <w:u w:val="none"/>
-                <w:strike w:val="false"/>
-                <w:sz w:val="12"/>
-                <w:szCs w:val="12"/>
-                <w:color w:val="000000"/>
-              </w:rPr>
-              <w:t xml:space="preserve">9.8</w:t>
+              <w:t xml:space="preserve">0.394</w:t>
+            </w:r>
+          </w:p>
+        </w:tc>
+        <w:tc>
+          <w:tcPr>
+            <w:tcBorders>
+              <w:bottom w:val="none" w:sz="0" w:space="0" w:color="000000"/>
+              <w:top w:val="none" w:sz="0" w:space="0" w:color="000000"/>
+              <w:left w:val="none" w:sz="0" w:space="0" w:color="000000"/>
+              <w:right w:val="none" w:sz="0" w:space="0" w:color="000000"/>
+            </w:tcBorders>
+            <w:shd w:val="clear" w:color="auto" w:fill="FFFFFF"/>
+            <w:tcMar>
+              <w:top w:w="0" w:type="dxa"/>
+              <w:bottom w:w="0" w:type="dxa"/>
+              <w:left w:w="0" w:type="dxa"/>
+              <w:right w:w="0" w:type="dxa"/>
+            </w:tcMar>
+            <w:vAlign w:val="center"/>
+          </w:tcPr>
+          <w:p>
+            <w:pPr>
+              <w:pStyle w:val="Normal"/>
+              <w:jc w:val="left"/>
+              <w:pBdr>
+                <w:bottom w:val="none" w:sz="0" w:space="0" w:color="000000"/>
+                <w:top w:val="none" w:sz="0" w:space="0" w:color="000000"/>
+                <w:left w:val="none" w:sz="0" w:space="0" w:color="000000"/>
+                <w:right w:val="none" w:sz="0" w:space="0" w:color="000000"/>
+              </w:pBdr>
+              <w:spacing w:after="100" w:before="100" w:line="240"/>
+              <w:ind w:left="100" w:right="100" w:firstLine="0" w:firstLineChars="0"/>
+              <w:rPr>
+                <w:rFonts w:ascii="Times New Roman" w:hAnsi="Times New Roman" w:eastAsia="Times New Roman" w:cs="Times New Roman"/>
+                <w:i w:val="false"/>
+                <w:b w:val="false"/>
+                <w:u w:val="none"/>
+                <w:strike w:val="false"/>
+                <w:sz w:val="12"/>
+                <w:szCs w:val="12"/>
+                <w:color w:val="000000"/>
+              </w:rPr>
+            </w:pPr>
+            <w:r>
+              <w:rPr>
+                <w:rFonts w:ascii="Times New Roman" w:hAnsi="Times New Roman" w:eastAsia="Times New Roman" w:cs="Times New Roman"/>
+                <w:i w:val="false"/>
+                <w:b w:val="false"/>
+                <w:u w:val="none"/>
+                <w:strike w:val="false"/>
+                <w:sz w:val="12"/>
+                <w:szCs w:val="12"/>
+                <w:color w:val="000000"/>
+              </w:rPr>
+              <w:t xml:space="preserve">0.70 (0.38–1.29)</w:t>
+            </w:r>
+          </w:p>
+        </w:tc>
+        <w:tc>
+          <w:tcPr>
+            <w:tcBorders>
+              <w:bottom w:val="none" w:sz="0" w:space="0" w:color="000000"/>
+              <w:top w:val="none" w:sz="0" w:space="0" w:color="000000"/>
+              <w:left w:val="none" w:sz="0" w:space="0" w:color="000000"/>
+              <w:right w:val="none" w:sz="0" w:space="0" w:color="000000"/>
+            </w:tcBorders>
+            <w:shd w:val="clear" w:color="auto" w:fill="FFFFFF"/>
+            <w:tcMar>
+              <w:top w:w="0" w:type="dxa"/>
+              <w:bottom w:w="0" w:type="dxa"/>
+              <w:left w:w="0" w:type="dxa"/>
+              <w:right w:w="0" w:type="dxa"/>
+            </w:tcMar>
+            <w:vAlign w:val="center"/>
+          </w:tcPr>
+          <w:p>
+            <w:pPr>
+              <w:pStyle w:val="Normal"/>
+              <w:jc w:val="left"/>
+              <w:pBdr>
+                <w:bottom w:val="none" w:sz="0" w:space="0" w:color="000000"/>
+                <w:top w:val="none" w:sz="0" w:space="0" w:color="000000"/>
+                <w:left w:val="none" w:sz="0" w:space="0" w:color="000000"/>
+                <w:right w:val="none" w:sz="0" w:space="0" w:color="000000"/>
+              </w:pBdr>
+              <w:spacing w:after="100" w:before="100" w:line="240"/>
+              <w:ind w:left="100" w:right="100" w:firstLine="0" w:firstLineChars="0"/>
+              <w:rPr>
+                <w:rFonts w:ascii="Times New Roman" w:hAnsi="Times New Roman" w:eastAsia="Times New Roman" w:cs="Times New Roman"/>
+                <w:i w:val="false"/>
+                <w:b w:val="false"/>
+                <w:u w:val="none"/>
+                <w:strike w:val="false"/>
+                <w:sz w:val="12"/>
+                <w:szCs w:val="12"/>
+                <w:color w:val="000000"/>
+              </w:rPr>
+            </w:pPr>
+            <w:r>
+              <w:rPr>
+                <w:rFonts w:ascii="Times New Roman" w:hAnsi="Times New Roman" w:eastAsia="Times New Roman" w:cs="Times New Roman"/>
+                <w:i w:val="false"/>
+                <w:b w:val="false"/>
+                <w:u w:val="none"/>
+                <w:strike w:val="false"/>
+                <w:sz w:val="12"/>
+                <w:szCs w:val="12"/>
+                <w:color w:val="000000"/>
+              </w:rPr>
+              <w:t xml:space="preserve">0.256</w:t>
+            </w:r>
+          </w:p>
+        </w:tc>
+        <w:tc>
+          <w:tcPr>
+            <w:tcBorders>
+              <w:bottom w:val="none" w:sz="0" w:space="0" w:color="000000"/>
+              <w:top w:val="none" w:sz="0" w:space="0" w:color="000000"/>
+              <w:left w:val="none" w:sz="0" w:space="0" w:color="000000"/>
+              <w:right w:val="none" w:sz="0" w:space="0" w:color="000000"/>
+            </w:tcBorders>
+            <w:shd w:val="clear" w:color="auto" w:fill="FFFFFF"/>
+            <w:tcMar>
+              <w:top w:w="0" w:type="dxa"/>
+              <w:bottom w:w="0" w:type="dxa"/>
+              <w:left w:w="0" w:type="dxa"/>
+              <w:right w:w="0" w:type="dxa"/>
+            </w:tcMar>
+            <w:vAlign w:val="center"/>
+          </w:tcPr>
+          <w:p>
+            <w:pPr>
+              <w:pStyle w:val="Normal"/>
+              <w:jc w:val="left"/>
+              <w:pBdr>
+                <w:bottom w:val="none" w:sz="0" w:space="0" w:color="000000"/>
+                <w:top w:val="none" w:sz="0" w:space="0" w:color="000000"/>
+                <w:left w:val="none" w:sz="0" w:space="0" w:color="000000"/>
+                <w:right w:val="none" w:sz="0" w:space="0" w:color="000000"/>
+              </w:pBdr>
+              <w:spacing w:after="100" w:before="100" w:line="240"/>
+              <w:ind w:left="100" w:right="100" w:firstLine="0" w:firstLineChars="0"/>
+              <w:rPr>
+                <w:rFonts w:ascii="Times New Roman" w:hAnsi="Times New Roman" w:eastAsia="Times New Roman" w:cs="Times New Roman"/>
+                <w:i w:val="false"/>
+                <w:b w:val="false"/>
+                <w:u w:val="none"/>
+                <w:strike w:val="false"/>
+                <w:sz w:val="12"/>
+                <w:szCs w:val="12"/>
+                <w:color w:val="000000"/>
+              </w:rPr>
+            </w:pPr>
+            <w:r>
+              <w:rPr>
+                <w:rFonts w:ascii="Times New Roman" w:hAnsi="Times New Roman" w:eastAsia="Times New Roman" w:cs="Times New Roman"/>
+                <w:i w:val="false"/>
+                <w:b w:val="false"/>
+                <w:u w:val="none"/>
+                <w:strike w:val="false"/>
+                <w:sz w:val="12"/>
+                <w:szCs w:val="12"/>
+                <w:color w:val="000000"/>
+              </w:rPr>
+              <w:t xml:space="preserve">0.385</w:t>
+            </w:r>
+          </w:p>
+        </w:tc>
+        <w:tc>
+          <w:tcPr>
+            <w:tcBorders>
+              <w:bottom w:val="none" w:sz="0" w:space="0" w:color="000000"/>
+              <w:top w:val="none" w:sz="0" w:space="0" w:color="000000"/>
+              <w:left w:val="none" w:sz="0" w:space="0" w:color="000000"/>
+              <w:right w:val="none" w:sz="0" w:space="0" w:color="000000"/>
+            </w:tcBorders>
+            <w:shd w:val="clear" w:color="auto" w:fill="FFFFFF"/>
+            <w:tcMar>
+              <w:top w:w="0" w:type="dxa"/>
+              <w:bottom w:w="0" w:type="dxa"/>
+              <w:left w:w="0" w:type="dxa"/>
+              <w:right w:w="0" w:type="dxa"/>
+            </w:tcMar>
+            <w:vAlign w:val="center"/>
+          </w:tcPr>
+          <w:p>
+            <w:pPr>
+              <w:pStyle w:val="Normal"/>
+              <w:jc w:val="left"/>
+              <w:pBdr>
+                <w:bottom w:val="none" w:sz="0" w:space="0" w:color="000000"/>
+                <w:top w:val="none" w:sz="0" w:space="0" w:color="000000"/>
+                <w:left w:val="none" w:sz="0" w:space="0" w:color="000000"/>
+                <w:right w:val="none" w:sz="0" w:space="0" w:color="000000"/>
+              </w:pBdr>
+              <w:spacing w:after="100" w:before="100" w:line="240"/>
+              <w:ind w:left="100" w:right="100" w:firstLine="0" w:firstLineChars="0"/>
+              <w:rPr>
+                <w:rFonts w:ascii="Times New Roman" w:hAnsi="Times New Roman" w:eastAsia="Times New Roman" w:cs="Times New Roman"/>
+                <w:i w:val="false"/>
+                <w:b w:val="false"/>
+                <w:u w:val="none"/>
+                <w:strike w:val="false"/>
+                <w:sz w:val="12"/>
+                <w:szCs w:val="12"/>
+                <w:color w:val="000000"/>
+              </w:rPr>
+            </w:pPr>
+            <w:r>
+              <w:rPr>
+                <w:rFonts w:ascii="Times New Roman" w:hAnsi="Times New Roman" w:eastAsia="Times New Roman" w:cs="Times New Roman"/>
+                <w:i w:val="false"/>
+                <w:b w:val="false"/>
+                <w:u w:val="none"/>
+                <w:strike w:val="false"/>
+                <w:sz w:val="12"/>
+                <w:szCs w:val="12"/>
+                <w:color w:val="000000"/>
+              </w:rPr>
+              <w:t xml:space="preserve">12.2</w:t>
             </w:r>
           </w:p>
         </w:tc>
@@ -12919,172 +12919,392 @@
                 <w:szCs w:val="12"/>
                 <w:color w:val="000000"/>
               </w:rPr>
-              <w:t xml:space="preserve">0.63 (0.33–1.19)</w:t>
-            </w:r>
-          </w:p>
-        </w:tc>
-        <w:tc>
-          <w:tcPr>
-            <w:tcBorders>
-              <w:bottom w:val="none" w:sz="0" w:space="0" w:color="000000"/>
-              <w:top w:val="none" w:sz="0" w:space="0" w:color="000000"/>
-              <w:left w:val="none" w:sz="0" w:space="0" w:color="000000"/>
-              <w:right w:val="none" w:sz="0" w:space="0" w:color="000000"/>
-            </w:tcBorders>
-            <w:shd w:val="clear" w:color="auto" w:fill="FFFFFF"/>
-            <w:tcMar>
-              <w:top w:w="0" w:type="dxa"/>
-              <w:bottom w:w="0" w:type="dxa"/>
-              <w:left w:w="0" w:type="dxa"/>
-              <w:right w:w="0" w:type="dxa"/>
-            </w:tcMar>
-            <w:vAlign w:val="center"/>
-          </w:tcPr>
-          <w:p>
-            <w:pPr>
-              <w:pStyle w:val="Normal"/>
-              <w:jc w:val="left"/>
-              <w:pBdr>
-                <w:bottom w:val="none" w:sz="0" w:space="0" w:color="000000"/>
-                <w:top w:val="none" w:sz="0" w:space="0" w:color="000000"/>
-                <w:left w:val="none" w:sz="0" w:space="0" w:color="000000"/>
-                <w:right w:val="none" w:sz="0" w:space="0" w:color="000000"/>
-              </w:pBdr>
-              <w:spacing w:after="100" w:before="100" w:line="240"/>
-              <w:ind w:left="100" w:right="100" w:firstLine="0" w:firstLineChars="0"/>
-              <w:rPr>
-                <w:rFonts w:ascii="Times New Roman" w:hAnsi="Times New Roman" w:eastAsia="Times New Roman" w:cs="Times New Roman"/>
-                <w:i w:val="false"/>
-                <w:b w:val="false"/>
-                <w:u w:val="none"/>
-                <w:strike w:val="false"/>
-                <w:sz w:val="12"/>
-                <w:szCs w:val="12"/>
-                <w:color w:val="000000"/>
-              </w:rPr>
-            </w:pPr>
-            <w:r>
-              <w:rPr>
-                <w:rFonts w:ascii="Times New Roman" w:hAnsi="Times New Roman" w:eastAsia="Times New Roman" w:cs="Times New Roman"/>
-                <w:i w:val="false"/>
-                <w:b w:val="false"/>
-                <w:u w:val="none"/>
-                <w:strike w:val="false"/>
-                <w:sz w:val="12"/>
-                <w:szCs w:val="12"/>
-                <w:color w:val="000000"/>
-              </w:rPr>
-              <w:t xml:space="preserve">0.155</w:t>
-            </w:r>
-          </w:p>
-        </w:tc>
-        <w:tc>
-          <w:tcPr>
-            <w:tcBorders>
-              <w:bottom w:val="none" w:sz="0" w:space="0" w:color="000000"/>
-              <w:top w:val="none" w:sz="0" w:space="0" w:color="000000"/>
-              <w:left w:val="none" w:sz="0" w:space="0" w:color="000000"/>
-              <w:right w:val="none" w:sz="0" w:space="0" w:color="000000"/>
-            </w:tcBorders>
-            <w:shd w:val="clear" w:color="auto" w:fill="FFFFFF"/>
-            <w:tcMar>
-              <w:top w:w="0" w:type="dxa"/>
-              <w:bottom w:w="0" w:type="dxa"/>
-              <w:left w:w="0" w:type="dxa"/>
-              <w:right w:w="0" w:type="dxa"/>
-            </w:tcMar>
-            <w:vAlign w:val="center"/>
-          </w:tcPr>
-          <w:p>
-            <w:pPr>
-              <w:pStyle w:val="Normal"/>
-              <w:jc w:val="left"/>
-              <w:pBdr>
-                <w:bottom w:val="none" w:sz="0" w:space="0" w:color="000000"/>
-                <w:top w:val="none" w:sz="0" w:space="0" w:color="000000"/>
-                <w:left w:val="none" w:sz="0" w:space="0" w:color="000000"/>
-                <w:right w:val="none" w:sz="0" w:space="0" w:color="000000"/>
-              </w:pBdr>
-              <w:spacing w:after="100" w:before="100" w:line="240"/>
-              <w:ind w:left="100" w:right="100" w:firstLine="0" w:firstLineChars="0"/>
-              <w:rPr>
-                <w:rFonts w:ascii="Times New Roman" w:hAnsi="Times New Roman" w:eastAsia="Times New Roman" w:cs="Times New Roman"/>
-                <w:i w:val="false"/>
-                <w:b w:val="false"/>
-                <w:u w:val="none"/>
-                <w:strike w:val="false"/>
-                <w:sz w:val="12"/>
-                <w:szCs w:val="12"/>
-                <w:color w:val="000000"/>
-              </w:rPr>
-            </w:pPr>
-            <w:r>
-              <w:rPr>
-                <w:rFonts w:ascii="Times New Roman" w:hAnsi="Times New Roman" w:eastAsia="Times New Roman" w:cs="Times New Roman"/>
-                <w:i w:val="false"/>
-                <w:b w:val="false"/>
-                <w:u w:val="none"/>
-                <w:strike w:val="false"/>
-                <w:sz w:val="12"/>
-                <w:szCs w:val="12"/>
-                <w:color w:val="000000"/>
-              </w:rPr>
-              <w:t xml:space="preserve">0.011</w:t>
-            </w:r>
-          </w:p>
-        </w:tc>
-        <w:tc>
-          <w:tcPr>
-            <w:tcBorders>
-              <w:bottom w:val="none" w:sz="0" w:space="0" w:color="000000"/>
-              <w:top w:val="none" w:sz="0" w:space="0" w:color="000000"/>
-              <w:left w:val="none" w:sz="0" w:space="0" w:color="000000"/>
-              <w:right w:val="none" w:sz="0" w:space="0" w:color="000000"/>
-            </w:tcBorders>
-            <w:shd w:val="clear" w:color="auto" w:fill="FFFFFF"/>
-            <w:tcMar>
-              <w:top w:w="0" w:type="dxa"/>
-              <w:bottom w:w="0" w:type="dxa"/>
-              <w:left w:w="0" w:type="dxa"/>
-              <w:right w:w="0" w:type="dxa"/>
-            </w:tcMar>
-            <w:vAlign w:val="center"/>
-          </w:tcPr>
-          <w:p>
-            <w:pPr>
-              <w:pStyle w:val="Normal"/>
-              <w:jc w:val="left"/>
-              <w:pBdr>
-                <w:bottom w:val="none" w:sz="0" w:space="0" w:color="000000"/>
-                <w:top w:val="none" w:sz="0" w:space="0" w:color="000000"/>
-                <w:left w:val="none" w:sz="0" w:space="0" w:color="000000"/>
-                <w:right w:val="none" w:sz="0" w:space="0" w:color="000000"/>
-              </w:pBdr>
-              <w:spacing w:after="100" w:before="100" w:line="240"/>
-              <w:ind w:left="100" w:right="100" w:firstLine="0" w:firstLineChars="0"/>
-              <w:rPr>
-                <w:rFonts w:ascii="Times New Roman" w:hAnsi="Times New Roman" w:eastAsia="Times New Roman" w:cs="Times New Roman"/>
-                <w:i w:val="false"/>
-                <w:b w:val="false"/>
-                <w:u w:val="none"/>
-                <w:strike w:val="false"/>
-                <w:sz w:val="12"/>
-                <w:szCs w:val="12"/>
-                <w:color w:val="000000"/>
-              </w:rPr>
-            </w:pPr>
-            <w:r>
-              <w:rPr>
-                <w:rFonts w:ascii="Times New Roman" w:hAnsi="Times New Roman" w:eastAsia="Times New Roman" w:cs="Times New Roman"/>
-                <w:i w:val="false"/>
-                <w:b w:val="false"/>
-                <w:u w:val="none"/>
-                <w:strike w:val="false"/>
-                <w:sz w:val="12"/>
-                <w:szCs w:val="12"/>
-                <w:color w:val="000000"/>
-              </w:rPr>
-              <w:t xml:space="preserve">1.03 (0.52–2.06)</w:t>
+              <w:t xml:space="preserve">0.72 (0.38–1.36)</w:t>
+            </w:r>
+          </w:p>
+        </w:tc>
+        <w:tc>
+          <w:tcPr>
+            <w:tcBorders>
+              <w:bottom w:val="none" w:sz="0" w:space="0" w:color="000000"/>
+              <w:top w:val="none" w:sz="0" w:space="0" w:color="000000"/>
+              <w:left w:val="none" w:sz="0" w:space="0" w:color="000000"/>
+              <w:right w:val="none" w:sz="0" w:space="0" w:color="000000"/>
+            </w:tcBorders>
+            <w:shd w:val="clear" w:color="auto" w:fill="FFFFFF"/>
+            <w:tcMar>
+              <w:top w:w="0" w:type="dxa"/>
+              <w:bottom w:w="0" w:type="dxa"/>
+              <w:left w:w="0" w:type="dxa"/>
+              <w:right w:w="0" w:type="dxa"/>
+            </w:tcMar>
+            <w:vAlign w:val="center"/>
+          </w:tcPr>
+          <w:p>
+            <w:pPr>
+              <w:pStyle w:val="Normal"/>
+              <w:jc w:val="left"/>
+              <w:pBdr>
+                <w:bottom w:val="none" w:sz="0" w:space="0" w:color="000000"/>
+                <w:top w:val="none" w:sz="0" w:space="0" w:color="000000"/>
+                <w:left w:val="none" w:sz="0" w:space="0" w:color="000000"/>
+                <w:right w:val="none" w:sz="0" w:space="0" w:color="000000"/>
+              </w:pBdr>
+              <w:spacing w:after="100" w:before="100" w:line="240"/>
+              <w:ind w:left="100" w:right="100" w:firstLine="0" w:firstLineChars="0"/>
+              <w:rPr>
+                <w:rFonts w:ascii="Times New Roman" w:hAnsi="Times New Roman" w:eastAsia="Times New Roman" w:cs="Times New Roman"/>
+                <w:i w:val="false"/>
+                <w:b w:val="false"/>
+                <w:u w:val="none"/>
+                <w:strike w:val="false"/>
+                <w:sz w:val="12"/>
+                <w:szCs w:val="12"/>
+                <w:color w:val="000000"/>
+              </w:rPr>
+            </w:pPr>
+            <w:r>
+              <w:rPr>
+                <w:rFonts w:ascii="Times New Roman" w:hAnsi="Times New Roman" w:eastAsia="Times New Roman" w:cs="Times New Roman"/>
+                <w:i w:val="false"/>
+                <w:b w:val="false"/>
+                <w:u w:val="none"/>
+                <w:strike w:val="false"/>
+                <w:sz w:val="12"/>
+                <w:szCs w:val="12"/>
+                <w:color w:val="000000"/>
+              </w:rPr>
+              <w:t xml:space="preserve">0.306</w:t>
+            </w:r>
+          </w:p>
+        </w:tc>
+        <w:tc>
+          <w:tcPr>
+            <w:tcBorders>
+              <w:bottom w:val="none" w:sz="0" w:space="0" w:color="000000"/>
+              <w:top w:val="none" w:sz="0" w:space="0" w:color="000000"/>
+              <w:left w:val="none" w:sz="0" w:space="0" w:color="000000"/>
+              <w:right w:val="none" w:sz="0" w:space="0" w:color="000000"/>
+            </w:tcBorders>
+            <w:shd w:val="clear" w:color="auto" w:fill="FFFFFF"/>
+            <w:tcMar>
+              <w:top w:w="0" w:type="dxa"/>
+              <w:bottom w:w="0" w:type="dxa"/>
+              <w:left w:w="0" w:type="dxa"/>
+              <w:right w:w="0" w:type="dxa"/>
+            </w:tcMar>
+            <w:vAlign w:val="center"/>
+          </w:tcPr>
+          <w:p>
+            <w:pPr>
+              <w:pStyle w:val="Normal"/>
+              <w:jc w:val="left"/>
+              <w:pBdr>
+                <w:bottom w:val="none" w:sz="0" w:space="0" w:color="000000"/>
+                <w:top w:val="none" w:sz="0" w:space="0" w:color="000000"/>
+                <w:left w:val="none" w:sz="0" w:space="0" w:color="000000"/>
+                <w:right w:val="none" w:sz="0" w:space="0" w:color="000000"/>
+              </w:pBdr>
+              <w:spacing w:after="100" w:before="100" w:line="240"/>
+              <w:ind w:left="100" w:right="100" w:firstLine="0" w:firstLineChars="0"/>
+              <w:rPr>
+                <w:rFonts w:ascii="Times New Roman" w:hAnsi="Times New Roman" w:eastAsia="Times New Roman" w:cs="Times New Roman"/>
+                <w:i w:val="false"/>
+                <w:b w:val="false"/>
+                <w:u w:val="none"/>
+                <w:strike w:val="false"/>
+                <w:sz w:val="12"/>
+                <w:szCs w:val="12"/>
+                <w:color w:val="000000"/>
+              </w:rPr>
+            </w:pPr>
+            <w:r>
+              <w:rPr>
+                <w:rFonts w:ascii="Times New Roman" w:hAnsi="Times New Roman" w:eastAsia="Times New Roman" w:cs="Times New Roman"/>
+                <w:i w:val="false"/>
+                <w:b w:val="false"/>
+                <w:u w:val="none"/>
+                <w:strike w:val="false"/>
+                <w:sz w:val="12"/>
+                <w:szCs w:val="12"/>
+                <w:color w:val="000000"/>
+              </w:rPr>
+              <w:t xml:space="preserve">0.014</w:t>
+            </w:r>
+          </w:p>
+        </w:tc>
+        <w:tc>
+          <w:tcPr>
+            <w:tcBorders>
+              <w:bottom w:val="none" w:sz="0" w:space="0" w:color="000000"/>
+              <w:top w:val="none" w:sz="0" w:space="0" w:color="000000"/>
+              <w:left w:val="none" w:sz="0" w:space="0" w:color="000000"/>
+              <w:right w:val="none" w:sz="0" w:space="0" w:color="000000"/>
+            </w:tcBorders>
+            <w:shd w:val="clear" w:color="auto" w:fill="FFFFFF"/>
+            <w:tcMar>
+              <w:top w:w="0" w:type="dxa"/>
+              <w:bottom w:w="0" w:type="dxa"/>
+              <w:left w:w="0" w:type="dxa"/>
+              <w:right w:w="0" w:type="dxa"/>
+            </w:tcMar>
+            <w:vAlign w:val="center"/>
+          </w:tcPr>
+          <w:p>
+            <w:pPr>
+              <w:pStyle w:val="Normal"/>
+              <w:jc w:val="left"/>
+              <w:pBdr>
+                <w:bottom w:val="none" w:sz="0" w:space="0" w:color="000000"/>
+                <w:top w:val="none" w:sz="0" w:space="0" w:color="000000"/>
+                <w:left w:val="none" w:sz="0" w:space="0" w:color="000000"/>
+                <w:right w:val="none" w:sz="0" w:space="0" w:color="000000"/>
+              </w:pBdr>
+              <w:spacing w:after="100" w:before="100" w:line="240"/>
+              <w:ind w:left="100" w:right="100" w:firstLine="0" w:firstLineChars="0"/>
+              <w:rPr>
+                <w:rFonts w:ascii="Times New Roman" w:hAnsi="Times New Roman" w:eastAsia="Times New Roman" w:cs="Times New Roman"/>
+                <w:i w:val="false"/>
+                <w:b w:val="false"/>
+                <w:u w:val="none"/>
+                <w:strike w:val="false"/>
+                <w:sz w:val="12"/>
+                <w:szCs w:val="12"/>
+                <w:color w:val="000000"/>
+              </w:rPr>
+            </w:pPr>
+            <w:r>
+              <w:rPr>
+                <w:rFonts w:ascii="Times New Roman" w:hAnsi="Times New Roman" w:eastAsia="Times New Roman" w:cs="Times New Roman"/>
+                <w:i w:val="false"/>
+                <w:b w:val="false"/>
+                <w:u w:val="none"/>
+                <w:strike w:val="false"/>
+                <w:sz w:val="12"/>
+                <w:szCs w:val="12"/>
+                <w:color w:val="000000"/>
+              </w:rPr>
+              <w:t xml:space="preserve">1.16 (0.58–2.30)</w:t>
+            </w:r>
+          </w:p>
+        </w:tc>
+        <w:tc>
+          <w:tcPr>
+            <w:tcBorders>
+              <w:bottom w:val="none" w:sz="0" w:space="0" w:color="000000"/>
+              <w:top w:val="none" w:sz="0" w:space="0" w:color="000000"/>
+              <w:left w:val="none" w:sz="0" w:space="0" w:color="000000"/>
+              <w:right w:val="none" w:sz="0" w:space="0" w:color="000000"/>
+            </w:tcBorders>
+            <w:shd w:val="clear" w:color="auto" w:fill="FFFFFF"/>
+            <w:tcMar>
+              <w:top w:w="0" w:type="dxa"/>
+              <w:bottom w:w="0" w:type="dxa"/>
+              <w:left w:w="0" w:type="dxa"/>
+              <w:right w:w="0" w:type="dxa"/>
+            </w:tcMar>
+            <w:vAlign w:val="center"/>
+          </w:tcPr>
+          <w:p>
+            <w:pPr>
+              <w:pStyle w:val="Normal"/>
+              <w:jc w:val="left"/>
+              <w:pBdr>
+                <w:bottom w:val="none" w:sz="0" w:space="0" w:color="000000"/>
+                <w:top w:val="none" w:sz="0" w:space="0" w:color="000000"/>
+                <w:left w:val="none" w:sz="0" w:space="0" w:color="000000"/>
+                <w:right w:val="none" w:sz="0" w:space="0" w:color="000000"/>
+              </w:pBdr>
+              <w:spacing w:after="100" w:before="100" w:line="240"/>
+              <w:ind w:left="100" w:right="100" w:firstLine="0" w:firstLineChars="0"/>
+              <w:rPr>
+                <w:rFonts w:ascii="Times New Roman" w:hAnsi="Times New Roman" w:eastAsia="Times New Roman" w:cs="Times New Roman"/>
+                <w:i w:val="false"/>
+                <w:b w:val="false"/>
+                <w:u w:val="none"/>
+                <w:strike w:val="false"/>
+                <w:sz w:val="12"/>
+                <w:szCs w:val="12"/>
+                <w:color w:val="000000"/>
+              </w:rPr>
+            </w:pPr>
+            <w:r>
+              <w:rPr>
+                <w:rFonts w:ascii="Times New Roman" w:hAnsi="Times New Roman" w:eastAsia="Times New Roman" w:cs="Times New Roman"/>
+                <w:i w:val="false"/>
+                <w:b w:val="false"/>
+                <w:u w:val="none"/>
+                <w:strike w:val="false"/>
+                <w:sz w:val="12"/>
+                <w:szCs w:val="12"/>
+                <w:color w:val="000000"/>
+              </w:rPr>
+              <w:t xml:space="preserve">0.682</w:t>
+            </w:r>
+          </w:p>
+        </w:tc>
+        <w:tc>
+          <w:tcPr>
+            <w:tcBorders>
+              <w:bottom w:val="none" w:sz="0" w:space="0" w:color="000000"/>
+              <w:top w:val="none" w:sz="0" w:space="0" w:color="000000"/>
+              <w:left w:val="none" w:sz="0" w:space="0" w:color="000000"/>
+              <w:right w:val="none" w:sz="0" w:space="0" w:color="000000"/>
+            </w:tcBorders>
+            <w:shd w:val="clear" w:color="auto" w:fill="FFFFFF"/>
+            <w:tcMar>
+              <w:top w:w="0" w:type="dxa"/>
+              <w:bottom w:w="0" w:type="dxa"/>
+              <w:left w:w="0" w:type="dxa"/>
+              <w:right w:w="0" w:type="dxa"/>
+            </w:tcMar>
+            <w:vAlign w:val="center"/>
+          </w:tcPr>
+          <w:p>
+            <w:pPr>
+              <w:pStyle w:val="Normal"/>
+              <w:jc w:val="left"/>
+              <w:pBdr>
+                <w:bottom w:val="none" w:sz="0" w:space="0" w:color="000000"/>
+                <w:top w:val="none" w:sz="0" w:space="0" w:color="000000"/>
+                <w:left w:val="none" w:sz="0" w:space="0" w:color="000000"/>
+                <w:right w:val="none" w:sz="0" w:space="0" w:color="000000"/>
+              </w:pBdr>
+              <w:spacing w:after="100" w:before="100" w:line="240"/>
+              <w:ind w:left="100" w:right="100" w:firstLine="0" w:firstLineChars="0"/>
+              <w:rPr>
+                <w:rFonts w:ascii="Times New Roman" w:hAnsi="Times New Roman" w:eastAsia="Times New Roman" w:cs="Times New Roman"/>
+                <w:i w:val="false"/>
+                <w:b w:val="false"/>
+                <w:u w:val="none"/>
+                <w:strike w:val="false"/>
+                <w:sz w:val="12"/>
+                <w:szCs w:val="12"/>
+                <w:color w:val="000000"/>
+              </w:rPr>
+            </w:pPr>
+            <w:r>
+              <w:rPr>
+                <w:rFonts w:ascii="Times New Roman" w:hAnsi="Times New Roman" w:eastAsia="Times New Roman" w:cs="Times New Roman"/>
+                <w:i w:val="false"/>
+                <w:b w:val="false"/>
+                <w:u w:val="none"/>
+                <w:strike w:val="false"/>
+                <w:sz w:val="12"/>
+                <w:szCs w:val="12"/>
+                <w:color w:val="000000"/>
+              </w:rPr>
+              <w:t xml:space="preserve">0.15 (0.04–0.62)</w:t>
+            </w:r>
+          </w:p>
+        </w:tc>
+        <w:tc>
+          <w:tcPr>
+            <w:tcBorders>
+              <w:bottom w:val="none" w:sz="0" w:space="0" w:color="000000"/>
+              <w:top w:val="none" w:sz="0" w:space="0" w:color="000000"/>
+              <w:left w:val="none" w:sz="0" w:space="0" w:color="000000"/>
+              <w:right w:val="none" w:sz="0" w:space="0" w:color="000000"/>
+            </w:tcBorders>
+            <w:shd w:val="clear" w:color="auto" w:fill="FFFFFF"/>
+            <w:tcMar>
+              <w:top w:w="0" w:type="dxa"/>
+              <w:bottom w:w="0" w:type="dxa"/>
+              <w:left w:w="0" w:type="dxa"/>
+              <w:right w:w="0" w:type="dxa"/>
+            </w:tcMar>
+            <w:vAlign w:val="center"/>
+          </w:tcPr>
+          <w:p>
+            <w:pPr>
+              <w:pStyle w:val="Normal"/>
+              <w:jc w:val="left"/>
+              <w:pBdr>
+                <w:bottom w:val="none" w:sz="0" w:space="0" w:color="000000"/>
+                <w:top w:val="none" w:sz="0" w:space="0" w:color="000000"/>
+                <w:left w:val="none" w:sz="0" w:space="0" w:color="000000"/>
+                <w:right w:val="none" w:sz="0" w:space="0" w:color="000000"/>
+              </w:pBdr>
+              <w:spacing w:after="100" w:before="100" w:line="240"/>
+              <w:ind w:left="100" w:right="100" w:firstLine="0" w:firstLineChars="0"/>
+              <w:rPr>
+                <w:rFonts w:ascii="Times New Roman" w:hAnsi="Times New Roman" w:eastAsia="Times New Roman" w:cs="Times New Roman"/>
+                <w:i w:val="false"/>
+                <w:b w:val="false"/>
+                <w:u w:val="none"/>
+                <w:strike w:val="false"/>
+                <w:sz w:val="12"/>
+                <w:szCs w:val="12"/>
+                <w:color w:val="000000"/>
+              </w:rPr>
+            </w:pPr>
+            <w:r>
+              <w:rPr>
+                <w:rFonts w:ascii="Times New Roman" w:hAnsi="Times New Roman" w:eastAsia="Times New Roman" w:cs="Times New Roman"/>
+                <w:i w:val="false"/>
+                <w:b w:val="false"/>
+                <w:u w:val="none"/>
+                <w:strike w:val="false"/>
+                <w:sz w:val="12"/>
+                <w:szCs w:val="12"/>
+                <w:color w:val="000000"/>
+              </w:rPr>
+              <w:t xml:space="preserve">0.008</w:t>
+            </w:r>
+          </w:p>
+        </w:tc>
+        <w:tc>
+          <w:tcPr>
+            <w:tcBorders>
+              <w:bottom w:val="none" w:sz="0" w:space="0" w:color="000000"/>
+              <w:top w:val="none" w:sz="0" w:space="0" w:color="000000"/>
+              <w:left w:val="none" w:sz="0" w:space="0" w:color="000000"/>
+              <w:right w:val="none" w:sz="0" w:space="0" w:color="000000"/>
+            </w:tcBorders>
+            <w:shd w:val="clear" w:color="auto" w:fill="FFFFFF"/>
+            <w:tcMar>
+              <w:top w:w="0" w:type="dxa"/>
+              <w:bottom w:w="0" w:type="dxa"/>
+              <w:left w:w="0" w:type="dxa"/>
+              <w:right w:w="0" w:type="dxa"/>
+            </w:tcMar>
+            <w:vAlign w:val="center"/>
+          </w:tcPr>
+          <w:p>
+            <w:pPr>
+              <w:pStyle w:val="Normal"/>
+              <w:jc w:val="left"/>
+              <w:pBdr>
+                <w:bottom w:val="none" w:sz="0" w:space="0" w:color="000000"/>
+                <w:top w:val="none" w:sz="0" w:space="0" w:color="000000"/>
+                <w:left w:val="none" w:sz="0" w:space="0" w:color="000000"/>
+                <w:right w:val="none" w:sz="0" w:space="0" w:color="000000"/>
+              </w:pBdr>
+              <w:spacing w:after="100" w:before="100" w:line="240"/>
+              <w:ind w:left="100" w:right="100" w:firstLine="0" w:firstLineChars="0"/>
+              <w:rPr>
+                <w:rFonts w:ascii="Times New Roman" w:hAnsi="Times New Roman" w:eastAsia="Times New Roman" w:cs="Times New Roman"/>
+                <w:i w:val="false"/>
+                <w:b w:val="false"/>
+                <w:u w:val="none"/>
+                <w:strike w:val="false"/>
+                <w:sz w:val="12"/>
+                <w:szCs w:val="12"/>
+                <w:color w:val="000000"/>
+              </w:rPr>
+            </w:pPr>
+            <w:r>
+              <w:rPr>
+                <w:rFonts w:ascii="Times New Roman" w:hAnsi="Times New Roman" w:eastAsia="Times New Roman" w:cs="Times New Roman"/>
+                <w:i w:val="false"/>
+                <w:b w:val="false"/>
+                <w:u w:val="none"/>
+                <w:strike w:val="false"/>
+                <w:sz w:val="12"/>
+                <w:szCs w:val="12"/>
+                <w:color w:val="000000"/>
+              </w:rPr>
+              <w:t xml:space="preserve">0.19 (-4.11, 4.48)</w:t>
             </w:r>
           </w:p>
         </w:tc>
@@ -13163,226 +13383,6 @@
           <w:p>
             <w:pPr>
               <w:pStyle w:val="Normal"/>
-              <w:jc w:val="left"/>
-              <w:pBdr>
-                <w:bottom w:val="none" w:sz="0" w:space="0" w:color="000000"/>
-                <w:top w:val="none" w:sz="0" w:space="0" w:color="000000"/>
-                <w:left w:val="none" w:sz="0" w:space="0" w:color="000000"/>
-                <w:right w:val="none" w:sz="0" w:space="0" w:color="000000"/>
-              </w:pBdr>
-              <w:spacing w:after="100" w:before="100" w:line="240"/>
-              <w:ind w:left="100" w:right="100" w:firstLine="0" w:firstLineChars="0"/>
-              <w:rPr>
-                <w:rFonts w:ascii="Times New Roman" w:hAnsi="Times New Roman" w:eastAsia="Times New Roman" w:cs="Times New Roman"/>
-                <w:i w:val="false"/>
-                <w:b w:val="false"/>
-                <w:u w:val="none"/>
-                <w:strike w:val="false"/>
-                <w:sz w:val="12"/>
-                <w:szCs w:val="12"/>
-                <w:color w:val="000000"/>
-              </w:rPr>
-            </w:pPr>
-            <w:r>
-              <w:rPr>
-                <w:rFonts w:ascii="Times New Roman" w:hAnsi="Times New Roman" w:eastAsia="Times New Roman" w:cs="Times New Roman"/>
-                <w:i w:val="false"/>
-                <w:b w:val="false"/>
-                <w:u w:val="none"/>
-                <w:strike w:val="false"/>
-                <w:sz w:val="12"/>
-                <w:szCs w:val="12"/>
-                <w:color w:val="000000"/>
-              </w:rPr>
-              <w:t xml:space="preserve">0.14 (0.03–0.55)</w:t>
-            </w:r>
-          </w:p>
-        </w:tc>
-        <w:tc>
-          <w:tcPr>
-            <w:tcBorders>
-              <w:bottom w:val="none" w:sz="0" w:space="0" w:color="000000"/>
-              <w:top w:val="none" w:sz="0" w:space="0" w:color="000000"/>
-              <w:left w:val="none" w:sz="0" w:space="0" w:color="000000"/>
-              <w:right w:val="none" w:sz="0" w:space="0" w:color="000000"/>
-            </w:tcBorders>
-            <w:shd w:val="clear" w:color="auto" w:fill="FFFFFF"/>
-            <w:tcMar>
-              <w:top w:w="0" w:type="dxa"/>
-              <w:bottom w:w="0" w:type="dxa"/>
-              <w:left w:w="0" w:type="dxa"/>
-              <w:right w:w="0" w:type="dxa"/>
-            </w:tcMar>
-            <w:vAlign w:val="center"/>
-          </w:tcPr>
-          <w:p>
-            <w:pPr>
-              <w:pStyle w:val="Normal"/>
-              <w:jc w:val="left"/>
-              <w:pBdr>
-                <w:bottom w:val="none" w:sz="0" w:space="0" w:color="000000"/>
-                <w:top w:val="none" w:sz="0" w:space="0" w:color="000000"/>
-                <w:left w:val="none" w:sz="0" w:space="0" w:color="000000"/>
-                <w:right w:val="none" w:sz="0" w:space="0" w:color="000000"/>
-              </w:pBdr>
-              <w:spacing w:after="100" w:before="100" w:line="240"/>
-              <w:ind w:left="100" w:right="100" w:firstLine="0" w:firstLineChars="0"/>
-              <w:rPr>
-                <w:rFonts w:ascii="Times New Roman" w:hAnsi="Times New Roman" w:eastAsia="Times New Roman" w:cs="Times New Roman"/>
-                <w:i w:val="false"/>
-                <w:b w:val="false"/>
-                <w:u w:val="none"/>
-                <w:strike w:val="false"/>
-                <w:sz w:val="12"/>
-                <w:szCs w:val="12"/>
-                <w:color w:val="000000"/>
-              </w:rPr>
-            </w:pPr>
-            <w:r>
-              <w:rPr>
-                <w:rFonts w:ascii="Times New Roman" w:hAnsi="Times New Roman" w:eastAsia="Times New Roman" w:cs="Times New Roman"/>
-                <w:i w:val="false"/>
-                <w:b w:val="false"/>
-                <w:u w:val="none"/>
-                <w:strike w:val="false"/>
-                <w:sz w:val="12"/>
-                <w:szCs w:val="12"/>
-                <w:color w:val="000000"/>
-              </w:rPr>
-              <w:t xml:space="preserve">0.005</w:t>
-            </w:r>
-          </w:p>
-        </w:tc>
-        <w:tc>
-          <w:tcPr>
-            <w:tcBorders>
-              <w:bottom w:val="none" w:sz="0" w:space="0" w:color="000000"/>
-              <w:top w:val="none" w:sz="0" w:space="0" w:color="000000"/>
-              <w:left w:val="none" w:sz="0" w:space="0" w:color="000000"/>
-              <w:right w:val="none" w:sz="0" w:space="0" w:color="000000"/>
-            </w:tcBorders>
-            <w:shd w:val="clear" w:color="auto" w:fill="FFFFFF"/>
-            <w:tcMar>
-              <w:top w:w="0" w:type="dxa"/>
-              <w:bottom w:w="0" w:type="dxa"/>
-              <w:left w:w="0" w:type="dxa"/>
-              <w:right w:w="0" w:type="dxa"/>
-            </w:tcMar>
-            <w:vAlign w:val="center"/>
-          </w:tcPr>
-          <w:p>
-            <w:pPr>
-              <w:pStyle w:val="Normal"/>
-              <w:jc w:val="left"/>
-              <w:pBdr>
-                <w:bottom w:val="none" w:sz="0" w:space="0" w:color="000000"/>
-                <w:top w:val="none" w:sz="0" w:space="0" w:color="000000"/>
-                <w:left w:val="none" w:sz="0" w:space="0" w:color="000000"/>
-                <w:right w:val="none" w:sz="0" w:space="0" w:color="000000"/>
-              </w:pBdr>
-              <w:spacing w:after="100" w:before="100" w:line="240"/>
-              <w:ind w:left="100" w:right="100" w:firstLine="0" w:firstLineChars="0"/>
-              <w:rPr>
-                <w:rFonts w:ascii="Times New Roman" w:hAnsi="Times New Roman" w:eastAsia="Times New Roman" w:cs="Times New Roman"/>
-                <w:i w:val="false"/>
-                <w:b w:val="false"/>
-                <w:u w:val="none"/>
-                <w:strike w:val="false"/>
-                <w:sz w:val="12"/>
-                <w:szCs w:val="12"/>
-                <w:color w:val="000000"/>
-              </w:rPr>
-            </w:pPr>
-            <w:r>
-              <w:rPr>
-                <w:rFonts w:ascii="Times New Roman" w:hAnsi="Times New Roman" w:eastAsia="Times New Roman" w:cs="Times New Roman"/>
-                <w:i w:val="false"/>
-                <w:b w:val="false"/>
-                <w:u w:val="none"/>
-                <w:strike w:val="false"/>
-                <w:sz w:val="12"/>
-                <w:szCs w:val="12"/>
-                <w:color w:val="000000"/>
-              </w:rPr>
-              <w:t xml:space="preserve">0.19 (-4.11, 4.48)</w:t>
-            </w:r>
-          </w:p>
-        </w:tc>
-        <w:tc>
-          <w:tcPr>
-            <w:tcBorders>
-              <w:bottom w:val="none" w:sz="0" w:space="0" w:color="000000"/>
-              <w:top w:val="none" w:sz="0" w:space="0" w:color="000000"/>
-              <w:left w:val="none" w:sz="0" w:space="0" w:color="000000"/>
-              <w:right w:val="none" w:sz="0" w:space="0" w:color="000000"/>
-            </w:tcBorders>
-            <w:shd w:val="clear" w:color="auto" w:fill="FFFFFF"/>
-            <w:tcMar>
-              <w:top w:w="0" w:type="dxa"/>
-              <w:bottom w:w="0" w:type="dxa"/>
-              <w:left w:w="0" w:type="dxa"/>
-              <w:right w:w="0" w:type="dxa"/>
-            </w:tcMar>
-            <w:vAlign w:val="center"/>
-          </w:tcPr>
-          <w:p>
-            <w:pPr>
-              <w:pStyle w:val="Normal"/>
-              <w:jc w:val="left"/>
-              <w:pBdr>
-                <w:bottom w:val="none" w:sz="0" w:space="0" w:color="000000"/>
-                <w:top w:val="none" w:sz="0" w:space="0" w:color="000000"/>
-                <w:left w:val="none" w:sz="0" w:space="0" w:color="000000"/>
-                <w:right w:val="none" w:sz="0" w:space="0" w:color="000000"/>
-              </w:pBdr>
-              <w:spacing w:after="100" w:before="100" w:line="240"/>
-              <w:ind w:left="100" w:right="100" w:firstLine="0" w:firstLineChars="0"/>
-              <w:rPr>
-                <w:rFonts w:ascii="Times New Roman" w:hAnsi="Times New Roman" w:eastAsia="Times New Roman" w:cs="Times New Roman"/>
-                <w:i w:val="false"/>
-                <w:b w:val="false"/>
-                <w:u w:val="none"/>
-                <w:strike w:val="false"/>
-                <w:sz w:val="12"/>
-                <w:szCs w:val="12"/>
-                <w:color w:val="000000"/>
-              </w:rPr>
-            </w:pPr>
-            <w:r>
-              <w:rPr>
-                <w:rFonts w:ascii="Times New Roman" w:hAnsi="Times New Roman" w:eastAsia="Times New Roman" w:cs="Times New Roman"/>
-                <w:i w:val="false"/>
-                <w:b w:val="false"/>
-                <w:u w:val="none"/>
-                <w:strike w:val="false"/>
-                <w:sz w:val="12"/>
-                <w:szCs w:val="12"/>
-                <w:color w:val="000000"/>
-              </w:rPr>
-              <w:t xml:space="preserve">0.933</w:t>
-            </w:r>
-          </w:p>
-        </w:tc>
-        <w:tc>
-          <w:tcPr>
-            <w:tcBorders>
-              <w:bottom w:val="none" w:sz="0" w:space="0" w:color="000000"/>
-              <w:top w:val="none" w:sz="0" w:space="0" w:color="000000"/>
-              <w:left w:val="none" w:sz="0" w:space="0" w:color="000000"/>
-              <w:right w:val="none" w:sz="0" w:space="0" w:color="000000"/>
-            </w:tcBorders>
-            <w:shd w:val="clear" w:color="auto" w:fill="FFFFFF"/>
-            <w:tcMar>
-              <w:top w:w="0" w:type="dxa"/>
-              <w:bottom w:w="0" w:type="dxa"/>
-              <w:left w:w="0" w:type="dxa"/>
-              <w:right w:w="0" w:type="dxa"/>
-            </w:tcMar>
-            <w:vAlign w:val="center"/>
-          </w:tcPr>
-          <w:p>
-            <w:pPr>
-              <w:pStyle w:val="Normal"/>
               <w:jc w:val="right"/>
               <w:pBdr>
                 <w:bottom w:val="none" w:sz="0" w:space="0" w:color="000000"/>
@@ -13414,7 +13414,1497 @@
                 <w:szCs w:val="12"/>
                 <w:color w:val="000000"/>
               </w:rPr>
-              <w:t xml:space="preserve">true</w:t>
+              <w:t xml:space="preserve">false</w:t>
+            </w:r>
+          </w:p>
+        </w:tc>
+        <w:tc>
+          <w:tcPr>
+            <w:tcBorders>
+              <w:bottom w:val="none" w:sz="0" w:space="0" w:color="000000"/>
+              <w:top w:val="none" w:sz="0" w:space="0" w:color="000000"/>
+              <w:left w:val="none" w:sz="0" w:space="0" w:color="000000"/>
+              <w:right w:val="none" w:sz="0" w:space="0" w:color="000000"/>
+            </w:tcBorders>
+            <w:shd w:val="clear" w:color="auto" w:fill="FFFFFF"/>
+            <w:tcMar>
+              <w:top w:w="0" w:type="dxa"/>
+              <w:bottom w:w="0" w:type="dxa"/>
+              <w:left w:w="0" w:type="dxa"/>
+              <w:right w:w="0" w:type="dxa"/>
+            </w:tcMar>
+            <w:vAlign w:val="center"/>
+          </w:tcPr>
+          <w:p>
+            <w:pPr>
+              <w:pStyle w:val="Normal"/>
+              <w:jc w:val="left"/>
+              <w:pBdr>
+                <w:bottom w:val="none" w:sz="0" w:space="0" w:color="000000"/>
+                <w:top w:val="none" w:sz="0" w:space="0" w:color="000000"/>
+                <w:left w:val="none" w:sz="0" w:space="0" w:color="000000"/>
+                <w:right w:val="none" w:sz="0" w:space="0" w:color="000000"/>
+              </w:pBdr>
+              <w:spacing w:after="100" w:before="100" w:line="240"/>
+              <w:ind w:left="100" w:right="100" w:firstLine="0" w:firstLineChars="0"/>
+              <w:rPr>
+                <w:rFonts w:ascii="Times New Roman" w:hAnsi="Times New Roman" w:eastAsia="Times New Roman" w:cs="Times New Roman"/>
+                <w:i w:val="false"/>
+                <w:b w:val="false"/>
+                <w:u w:val="none"/>
+                <w:strike w:val="false"/>
+                <w:sz w:val="12"/>
+                <w:szCs w:val="12"/>
+                <w:color w:val="000000"/>
+              </w:rPr>
+            </w:pPr>
+            <w:r>
+              <w:rPr>
+                <w:rFonts w:ascii="Times New Roman" w:hAnsi="Times New Roman" w:eastAsia="Times New Roman" w:cs="Times New Roman"/>
+                <w:i w:val="false"/>
+                <w:b w:val="false"/>
+                <w:u w:val="none"/>
+                <w:strike w:val="false"/>
+                <w:sz w:val="12"/>
+                <w:szCs w:val="12"/>
+                <w:color w:val="000000"/>
+              </w:rPr>
+              <w:t xml:space="preserve"/>
+            </w:r>
+          </w:p>
+        </w:tc>
+      </w:tr>
+      <w:tr>
+        <w:trPr>
+          <w:trHeight w:val="488" w:hRule="auto"/>
+        </w:trPr>
+        <w:tc>
+          <w:tcPr>
+            <w:tcBorders>
+              <w:bottom w:val="none" w:sz="0" w:space="0" w:color="000000"/>
+              <w:top w:val="none" w:sz="0" w:space="0" w:color="000000"/>
+              <w:left w:val="none" w:sz="0" w:space="0" w:color="000000"/>
+              <w:right w:val="none" w:sz="0" w:space="0" w:color="000000"/>
+            </w:tcBorders>
+            <w:shd w:val="clear" w:color="auto" w:fill="FFFFFF"/>
+            <w:tcMar>
+              <w:top w:w="0" w:type="dxa"/>
+              <w:bottom w:w="0" w:type="dxa"/>
+              <w:left w:w="0" w:type="dxa"/>
+              <w:right w:w="0" w:type="dxa"/>
+            </w:tcMar>
+            <w:vAlign w:val="center"/>
+          </w:tcPr>
+          <w:p>
+            <w:pPr>
+              <w:pStyle w:val="Normal"/>
+              <w:jc w:val="left"/>
+              <w:pBdr>
+                <w:bottom w:val="none" w:sz="0" w:space="0" w:color="000000"/>
+                <w:top w:val="none" w:sz="0" w:space="0" w:color="000000"/>
+                <w:left w:val="none" w:sz="0" w:space="0" w:color="000000"/>
+                <w:right w:val="none" w:sz="0" w:space="0" w:color="000000"/>
+              </w:pBdr>
+              <w:spacing w:after="100" w:before="100" w:line="240"/>
+              <w:ind w:left="100" w:right="100" w:firstLine="0" w:firstLineChars="0"/>
+              <w:rPr>
+                <w:rFonts w:ascii="Times New Roman" w:hAnsi="Times New Roman" w:eastAsia="Times New Roman" w:cs="Times New Roman"/>
+                <w:i w:val="false"/>
+                <w:b w:val="false"/>
+                <w:u w:val="none"/>
+                <w:strike w:val="false"/>
+                <w:sz w:val="12"/>
+                <w:szCs w:val="12"/>
+                <w:color w:val="000000"/>
+              </w:rPr>
+            </w:pPr>
+            <w:r>
+              <w:rPr>
+                <w:rFonts w:ascii="Times New Roman" w:hAnsi="Times New Roman" w:eastAsia="Times New Roman" w:cs="Times New Roman"/>
+                <w:i w:val="false"/>
+                <w:b w:val="false"/>
+                <w:u w:val="none"/>
+                <w:strike w:val="false"/>
+                <w:sz w:val="12"/>
+                <w:szCs w:val="12"/>
+                <w:color w:val="000000"/>
+              </w:rPr>
+              <w:t xml:space="preserve">ROCK2</w:t>
+            </w:r>
+          </w:p>
+        </w:tc>
+        <w:tc>
+          <w:tcPr>
+            <w:tcBorders>
+              <w:bottom w:val="none" w:sz="0" w:space="0" w:color="000000"/>
+              <w:top w:val="none" w:sz="0" w:space="0" w:color="000000"/>
+              <w:left w:val="none" w:sz="0" w:space="0" w:color="000000"/>
+              <w:right w:val="none" w:sz="0" w:space="0" w:color="000000"/>
+            </w:tcBorders>
+            <w:shd w:val="clear" w:color="auto" w:fill="FFFFFF"/>
+            <w:tcMar>
+              <w:top w:w="0" w:type="dxa"/>
+              <w:bottom w:w="0" w:type="dxa"/>
+              <w:left w:w="0" w:type="dxa"/>
+              <w:right w:w="0" w:type="dxa"/>
+            </w:tcMar>
+            <w:vAlign w:val="center"/>
+          </w:tcPr>
+          <w:p>
+            <w:pPr>
+              <w:pStyle w:val="Normal"/>
+              <w:jc w:val="left"/>
+              <w:pBdr>
+                <w:bottom w:val="none" w:sz="0" w:space="0" w:color="000000"/>
+                <w:top w:val="none" w:sz="0" w:space="0" w:color="000000"/>
+                <w:left w:val="none" w:sz="0" w:space="0" w:color="000000"/>
+                <w:right w:val="none" w:sz="0" w:space="0" w:color="000000"/>
+              </w:pBdr>
+              <w:spacing w:after="100" w:before="100" w:line="240"/>
+              <w:ind w:left="100" w:right="100" w:firstLine="0" w:firstLineChars="0"/>
+              <w:rPr>
+                <w:rFonts w:ascii="Times New Roman" w:hAnsi="Times New Roman" w:eastAsia="Times New Roman" w:cs="Times New Roman"/>
+                <w:i w:val="false"/>
+                <w:b w:val="false"/>
+                <w:u w:val="none"/>
+                <w:strike w:val="false"/>
+                <w:sz w:val="12"/>
+                <w:szCs w:val="12"/>
+                <w:color w:val="000000"/>
+              </w:rPr>
+            </w:pPr>
+            <w:r>
+              <w:rPr>
+                <w:rFonts w:ascii="Times New Roman" w:hAnsi="Times New Roman" w:eastAsia="Times New Roman" w:cs="Times New Roman"/>
+                <w:i w:val="false"/>
+                <w:b w:val="false"/>
+                <w:u w:val="none"/>
+                <w:strike w:val="false"/>
+                <w:sz w:val="12"/>
+                <w:szCs w:val="12"/>
+                <w:color w:val="000000"/>
+              </w:rPr>
+              <w:t xml:space="preserve">exploratory</w:t>
+            </w:r>
+          </w:p>
+        </w:tc>
+        <w:tc>
+          <w:tcPr>
+            <w:tcBorders>
+              <w:bottom w:val="none" w:sz="0" w:space="0" w:color="000000"/>
+              <w:top w:val="none" w:sz="0" w:space="0" w:color="000000"/>
+              <w:left w:val="none" w:sz="0" w:space="0" w:color="000000"/>
+              <w:right w:val="none" w:sz="0" w:space="0" w:color="000000"/>
+            </w:tcBorders>
+            <w:shd w:val="clear" w:color="auto" w:fill="FFFFFF"/>
+            <w:tcMar>
+              <w:top w:w="0" w:type="dxa"/>
+              <w:bottom w:w="0" w:type="dxa"/>
+              <w:left w:w="0" w:type="dxa"/>
+              <w:right w:w="0" w:type="dxa"/>
+            </w:tcMar>
+            <w:vAlign w:val="center"/>
+          </w:tcPr>
+          <w:p>
+            <w:pPr>
+              <w:pStyle w:val="Normal"/>
+              <w:jc w:val="right"/>
+              <w:pBdr>
+                <w:bottom w:val="none" w:sz="0" w:space="0" w:color="000000"/>
+                <w:top w:val="none" w:sz="0" w:space="0" w:color="000000"/>
+                <w:left w:val="none" w:sz="0" w:space="0" w:color="000000"/>
+                <w:right w:val="none" w:sz="0" w:space="0" w:color="000000"/>
+              </w:pBdr>
+              <w:spacing w:after="100" w:before="100" w:line="240"/>
+              <w:ind w:left="100" w:right="100" w:firstLine="0" w:firstLineChars="0"/>
+              <w:rPr>
+                <w:rFonts w:ascii="Times New Roman" w:hAnsi="Times New Roman" w:eastAsia="Times New Roman" w:cs="Times New Roman"/>
+                <w:i w:val="false"/>
+                <w:b w:val="false"/>
+                <w:u w:val="none"/>
+                <w:strike w:val="false"/>
+                <w:sz w:val="12"/>
+                <w:szCs w:val="12"/>
+                <w:color w:val="000000"/>
+              </w:rPr>
+            </w:pPr>
+            <w:r>
+              <w:rPr>
+                <w:rFonts w:ascii="Times New Roman" w:hAnsi="Times New Roman" w:eastAsia="Times New Roman" w:cs="Times New Roman"/>
+                <w:i w:val="false"/>
+                <w:b w:val="false"/>
+                <w:u w:val="none"/>
+                <w:strike w:val="false"/>
+                <w:sz w:val="12"/>
+                <w:szCs w:val="12"/>
+                <w:color w:val="000000"/>
+              </w:rPr>
+              <w:t xml:space="preserve">439</w:t>
+            </w:r>
+          </w:p>
+        </w:tc>
+        <w:tc>
+          <w:tcPr>
+            <w:tcBorders>
+              <w:bottom w:val="none" w:sz="0" w:space="0" w:color="000000"/>
+              <w:top w:val="none" w:sz="0" w:space="0" w:color="000000"/>
+              <w:left w:val="none" w:sz="0" w:space="0" w:color="000000"/>
+              <w:right w:val="none" w:sz="0" w:space="0" w:color="000000"/>
+            </w:tcBorders>
+            <w:shd w:val="clear" w:color="auto" w:fill="FFFFFF"/>
+            <w:tcMar>
+              <w:top w:w="0" w:type="dxa"/>
+              <w:bottom w:w="0" w:type="dxa"/>
+              <w:left w:w="0" w:type="dxa"/>
+              <w:right w:w="0" w:type="dxa"/>
+            </w:tcMar>
+            <w:vAlign w:val="center"/>
+          </w:tcPr>
+          <w:p>
+            <w:pPr>
+              <w:pStyle w:val="Normal"/>
+              <w:jc w:val="right"/>
+              <w:pBdr>
+                <w:bottom w:val="none" w:sz="0" w:space="0" w:color="000000"/>
+                <w:top w:val="none" w:sz="0" w:space="0" w:color="000000"/>
+                <w:left w:val="none" w:sz="0" w:space="0" w:color="000000"/>
+                <w:right w:val="none" w:sz="0" w:space="0" w:color="000000"/>
+              </w:pBdr>
+              <w:spacing w:after="100" w:before="100" w:line="240"/>
+              <w:ind w:left="100" w:right="100" w:firstLine="0" w:firstLineChars="0"/>
+              <w:rPr>
+                <w:rFonts w:ascii="Times New Roman" w:hAnsi="Times New Roman" w:eastAsia="Times New Roman" w:cs="Times New Roman"/>
+                <w:i w:val="false"/>
+                <w:b w:val="false"/>
+                <w:u w:val="none"/>
+                <w:strike w:val="false"/>
+                <w:sz w:val="12"/>
+                <w:szCs w:val="12"/>
+                <w:color w:val="000000"/>
+              </w:rPr>
+            </w:pPr>
+            <w:r>
+              <w:rPr>
+                <w:rFonts w:ascii="Times New Roman" w:hAnsi="Times New Roman" w:eastAsia="Times New Roman" w:cs="Times New Roman"/>
+                <w:i w:val="false"/>
+                <w:b w:val="false"/>
+                <w:u w:val="none"/>
+                <w:strike w:val="false"/>
+                <w:sz w:val="12"/>
+                <w:szCs w:val="12"/>
+                <w:color w:val="000000"/>
+              </w:rPr>
+              <w:t xml:space="preserve">97</w:t>
+            </w:r>
+          </w:p>
+        </w:tc>
+        <w:tc>
+          <w:tcPr>
+            <w:tcBorders>
+              <w:bottom w:val="none" w:sz="0" w:space="0" w:color="000000"/>
+              <w:top w:val="none" w:sz="0" w:space="0" w:color="000000"/>
+              <w:left w:val="none" w:sz="0" w:space="0" w:color="000000"/>
+              <w:right w:val="none" w:sz="0" w:space="0" w:color="000000"/>
+            </w:tcBorders>
+            <w:shd w:val="clear" w:color="auto" w:fill="FFFFFF"/>
+            <w:tcMar>
+              <w:top w:w="0" w:type="dxa"/>
+              <w:bottom w:w="0" w:type="dxa"/>
+              <w:left w:w="0" w:type="dxa"/>
+              <w:right w:w="0" w:type="dxa"/>
+            </w:tcMar>
+            <w:vAlign w:val="center"/>
+          </w:tcPr>
+          <w:p>
+            <w:pPr>
+              <w:pStyle w:val="Normal"/>
+              <w:jc w:val="left"/>
+              <w:pBdr>
+                <w:bottom w:val="none" w:sz="0" w:space="0" w:color="000000"/>
+                <w:top w:val="none" w:sz="0" w:space="0" w:color="000000"/>
+                <w:left w:val="none" w:sz="0" w:space="0" w:color="000000"/>
+                <w:right w:val="none" w:sz="0" w:space="0" w:color="000000"/>
+              </w:pBdr>
+              <w:spacing w:after="100" w:before="100" w:line="240"/>
+              <w:ind w:left="100" w:right="100" w:firstLine="0" w:firstLineChars="0"/>
+              <w:rPr>
+                <w:rFonts w:ascii="Times New Roman" w:hAnsi="Times New Roman" w:eastAsia="Times New Roman" w:cs="Times New Roman"/>
+                <w:i w:val="false"/>
+                <w:b w:val="false"/>
+                <w:u w:val="none"/>
+                <w:strike w:val="false"/>
+                <w:sz w:val="12"/>
+                <w:szCs w:val="12"/>
+                <w:color w:val="000000"/>
+              </w:rPr>
+            </w:pPr>
+            <w:r>
+              <w:rPr>
+                <w:rFonts w:ascii="Times New Roman" w:hAnsi="Times New Roman" w:eastAsia="Times New Roman" w:cs="Times New Roman"/>
+                <w:i w:val="false"/>
+                <w:b w:val="false"/>
+                <w:u w:val="none"/>
+                <w:strike w:val="false"/>
+                <w:sz w:val="12"/>
+                <w:szCs w:val="12"/>
+                <w:color w:val="000000"/>
+              </w:rPr>
+              <w:t xml:space="preserve">83.2 (49.4–NR)</w:t>
+            </w:r>
+          </w:p>
+        </w:tc>
+        <w:tc>
+          <w:tcPr>
+            <w:tcBorders>
+              <w:bottom w:val="none" w:sz="0" w:space="0" w:color="000000"/>
+              <w:top w:val="none" w:sz="0" w:space="0" w:color="000000"/>
+              <w:left w:val="none" w:sz="0" w:space="0" w:color="000000"/>
+              <w:right w:val="none" w:sz="0" w:space="0" w:color="000000"/>
+            </w:tcBorders>
+            <w:shd w:val="clear" w:color="auto" w:fill="FFFFFF"/>
+            <w:tcMar>
+              <w:top w:w="0" w:type="dxa"/>
+              <w:bottom w:w="0" w:type="dxa"/>
+              <w:left w:w="0" w:type="dxa"/>
+              <w:right w:w="0" w:type="dxa"/>
+            </w:tcMar>
+            <w:vAlign w:val="center"/>
+          </w:tcPr>
+          <w:p>
+            <w:pPr>
+              <w:pStyle w:val="Normal"/>
+              <w:jc w:val="left"/>
+              <w:pBdr>
+                <w:bottom w:val="none" w:sz="0" w:space="0" w:color="000000"/>
+                <w:top w:val="none" w:sz="0" w:space="0" w:color="000000"/>
+                <w:left w:val="none" w:sz="0" w:space="0" w:color="000000"/>
+                <w:right w:val="none" w:sz="0" w:space="0" w:color="000000"/>
+              </w:pBdr>
+              <w:spacing w:after="100" w:before="100" w:line="240"/>
+              <w:ind w:left="100" w:right="100" w:firstLine="0" w:firstLineChars="0"/>
+              <w:rPr>
+                <w:rFonts w:ascii="Times New Roman" w:hAnsi="Times New Roman" w:eastAsia="Times New Roman" w:cs="Times New Roman"/>
+                <w:i w:val="false"/>
+                <w:b w:val="false"/>
+                <w:u w:val="none"/>
+                <w:strike w:val="false"/>
+                <w:sz w:val="12"/>
+                <w:szCs w:val="12"/>
+                <w:color w:val="000000"/>
+              </w:rPr>
+            </w:pPr>
+            <w:r>
+              <w:rPr>
+                <w:rFonts w:ascii="Times New Roman" w:hAnsi="Times New Roman" w:eastAsia="Times New Roman" w:cs="Times New Roman"/>
+                <w:i w:val="false"/>
+                <w:b w:val="false"/>
+                <w:u w:val="none"/>
+                <w:strike w:val="false"/>
+                <w:sz w:val="12"/>
+                <w:szCs w:val="12"/>
+                <w:color w:val="000000"/>
+              </w:rPr>
+              <w:t xml:space="preserve">99.9 (65.8–NR)</w:t>
+            </w:r>
+          </w:p>
+        </w:tc>
+        <w:tc>
+          <w:tcPr>
+            <w:tcBorders>
+              <w:bottom w:val="none" w:sz="0" w:space="0" w:color="000000"/>
+              <w:top w:val="none" w:sz="0" w:space="0" w:color="000000"/>
+              <w:left w:val="none" w:sz="0" w:space="0" w:color="000000"/>
+              <w:right w:val="none" w:sz="0" w:space="0" w:color="000000"/>
+            </w:tcBorders>
+            <w:shd w:val="clear" w:color="auto" w:fill="FFFFFF"/>
+            <w:tcMar>
+              <w:top w:w="0" w:type="dxa"/>
+              <w:bottom w:w="0" w:type="dxa"/>
+              <w:left w:w="0" w:type="dxa"/>
+              <w:right w:w="0" w:type="dxa"/>
+            </w:tcMar>
+            <w:vAlign w:val="center"/>
+          </w:tcPr>
+          <w:p>
+            <w:pPr>
+              <w:pStyle w:val="Normal"/>
+              <w:jc w:val="left"/>
+              <w:pBdr>
+                <w:bottom w:val="none" w:sz="0" w:space="0" w:color="000000"/>
+                <w:top w:val="none" w:sz="0" w:space="0" w:color="000000"/>
+                <w:left w:val="none" w:sz="0" w:space="0" w:color="000000"/>
+                <w:right w:val="none" w:sz="0" w:space="0" w:color="000000"/>
+              </w:pBdr>
+              <w:spacing w:after="100" w:before="100" w:line="240"/>
+              <w:ind w:left="100" w:right="100" w:firstLine="0" w:firstLineChars="0"/>
+              <w:rPr>
+                <w:rFonts w:ascii="Times New Roman" w:hAnsi="Times New Roman" w:eastAsia="Times New Roman" w:cs="Times New Roman"/>
+                <w:i w:val="false"/>
+                <w:b w:val="false"/>
+                <w:u w:val="none"/>
+                <w:strike w:val="false"/>
+                <w:sz w:val="12"/>
+                <w:szCs w:val="12"/>
+                <w:color w:val="000000"/>
+              </w:rPr>
+            </w:pPr>
+            <w:r>
+              <w:rPr>
+                <w:rFonts w:ascii="Times New Roman" w:hAnsi="Times New Roman" w:eastAsia="Times New Roman" w:cs="Times New Roman"/>
+                <w:i w:val="false"/>
+                <w:b w:val="false"/>
+                <w:u w:val="none"/>
+                <w:strike w:val="false"/>
+                <w:sz w:val="12"/>
+                <w:szCs w:val="12"/>
+                <w:color w:val="000000"/>
+              </w:rPr>
+              <w:t xml:space="preserve">0.021</w:t>
+            </w:r>
+          </w:p>
+        </w:tc>
+        <w:tc>
+          <w:tcPr>
+            <w:tcBorders>
+              <w:bottom w:val="none" w:sz="0" w:space="0" w:color="000000"/>
+              <w:top w:val="none" w:sz="0" w:space="0" w:color="000000"/>
+              <w:left w:val="none" w:sz="0" w:space="0" w:color="000000"/>
+              <w:right w:val="none" w:sz="0" w:space="0" w:color="000000"/>
+            </w:tcBorders>
+            <w:shd w:val="clear" w:color="auto" w:fill="FFFFFF"/>
+            <w:tcMar>
+              <w:top w:w="0" w:type="dxa"/>
+              <w:bottom w:w="0" w:type="dxa"/>
+              <w:left w:w="0" w:type="dxa"/>
+              <w:right w:w="0" w:type="dxa"/>
+            </w:tcMar>
+            <w:vAlign w:val="center"/>
+          </w:tcPr>
+          <w:p>
+            <w:pPr>
+              <w:pStyle w:val="Normal"/>
+              <w:jc w:val="left"/>
+              <w:pBdr>
+                <w:bottom w:val="none" w:sz="0" w:space="0" w:color="000000"/>
+                <w:top w:val="none" w:sz="0" w:space="0" w:color="000000"/>
+                <w:left w:val="none" w:sz="0" w:space="0" w:color="000000"/>
+                <w:right w:val="none" w:sz="0" w:space="0" w:color="000000"/>
+              </w:pBdr>
+              <w:spacing w:after="100" w:before="100" w:line="240"/>
+              <w:ind w:left="100" w:right="100" w:firstLine="0" w:firstLineChars="0"/>
+              <w:rPr>
+                <w:rFonts w:ascii="Times New Roman" w:hAnsi="Times New Roman" w:eastAsia="Times New Roman" w:cs="Times New Roman"/>
+                <w:i w:val="false"/>
+                <w:b w:val="false"/>
+                <w:u w:val="none"/>
+                <w:strike w:val="false"/>
+                <w:sz w:val="12"/>
+                <w:szCs w:val="12"/>
+                <w:color w:val="000000"/>
+              </w:rPr>
+            </w:pPr>
+            <w:r>
+              <w:rPr>
+                <w:rFonts w:ascii="Times New Roman" w:hAnsi="Times New Roman" w:eastAsia="Times New Roman" w:cs="Times New Roman"/>
+                <w:i w:val="false"/>
+                <w:b w:val="false"/>
+                <w:u w:val="none"/>
+                <w:strike w:val="false"/>
+                <w:sz w:val="12"/>
+                <w:szCs w:val="12"/>
+                <w:color w:val="000000"/>
+              </w:rPr>
+              <w:t xml:space="preserve">0.062</w:t>
+            </w:r>
+          </w:p>
+        </w:tc>
+        <w:tc>
+          <w:tcPr>
+            <w:tcBorders>
+              <w:bottom w:val="none" w:sz="0" w:space="0" w:color="000000"/>
+              <w:top w:val="none" w:sz="0" w:space="0" w:color="000000"/>
+              <w:left w:val="none" w:sz="0" w:space="0" w:color="000000"/>
+              <w:right w:val="none" w:sz="0" w:space="0" w:color="000000"/>
+            </w:tcBorders>
+            <w:shd w:val="clear" w:color="auto" w:fill="FFFFFF"/>
+            <w:tcMar>
+              <w:top w:w="0" w:type="dxa"/>
+              <w:bottom w:w="0" w:type="dxa"/>
+              <w:left w:w="0" w:type="dxa"/>
+              <w:right w:w="0" w:type="dxa"/>
+            </w:tcMar>
+            <w:vAlign w:val="center"/>
+          </w:tcPr>
+          <w:p>
+            <w:pPr>
+              <w:pStyle w:val="Normal"/>
+              <w:jc w:val="left"/>
+              <w:pBdr>
+                <w:bottom w:val="none" w:sz="0" w:space="0" w:color="000000"/>
+                <w:top w:val="none" w:sz="0" w:space="0" w:color="000000"/>
+                <w:left w:val="none" w:sz="0" w:space="0" w:color="000000"/>
+                <w:right w:val="none" w:sz="0" w:space="0" w:color="000000"/>
+              </w:pBdr>
+              <w:spacing w:after="100" w:before="100" w:line="240"/>
+              <w:ind w:left="100" w:right="100" w:firstLine="0" w:firstLineChars="0"/>
+              <w:rPr>
+                <w:rFonts w:ascii="Times New Roman" w:hAnsi="Times New Roman" w:eastAsia="Times New Roman" w:cs="Times New Roman"/>
+                <w:i w:val="false"/>
+                <w:b w:val="false"/>
+                <w:u w:val="none"/>
+                <w:strike w:val="false"/>
+                <w:sz w:val="12"/>
+                <w:szCs w:val="12"/>
+                <w:color w:val="000000"/>
+              </w:rPr>
+            </w:pPr>
+            <w:r>
+              <w:rPr>
+                <w:rFonts w:ascii="Times New Roman" w:hAnsi="Times New Roman" w:eastAsia="Times New Roman" w:cs="Times New Roman"/>
+                <w:i w:val="false"/>
+                <w:b w:val="false"/>
+                <w:u w:val="none"/>
+                <w:strike w:val="false"/>
+                <w:sz w:val="12"/>
+                <w:szCs w:val="12"/>
+                <w:color w:val="000000"/>
+              </w:rPr>
+              <w:t xml:space="preserve">0.62 (0.41–0.93)</w:t>
+            </w:r>
+          </w:p>
+        </w:tc>
+        <w:tc>
+          <w:tcPr>
+            <w:tcBorders>
+              <w:bottom w:val="none" w:sz="0" w:space="0" w:color="000000"/>
+              <w:top w:val="none" w:sz="0" w:space="0" w:color="000000"/>
+              <w:left w:val="none" w:sz="0" w:space="0" w:color="000000"/>
+              <w:right w:val="none" w:sz="0" w:space="0" w:color="000000"/>
+            </w:tcBorders>
+            <w:shd w:val="clear" w:color="auto" w:fill="FFFFFF"/>
+            <w:tcMar>
+              <w:top w:w="0" w:type="dxa"/>
+              <w:bottom w:w="0" w:type="dxa"/>
+              <w:left w:w="0" w:type="dxa"/>
+              <w:right w:w="0" w:type="dxa"/>
+            </w:tcMar>
+            <w:vAlign w:val="center"/>
+          </w:tcPr>
+          <w:p>
+            <w:pPr>
+              <w:pStyle w:val="Normal"/>
+              <w:jc w:val="left"/>
+              <w:pBdr>
+                <w:bottom w:val="none" w:sz="0" w:space="0" w:color="000000"/>
+                <w:top w:val="none" w:sz="0" w:space="0" w:color="000000"/>
+                <w:left w:val="none" w:sz="0" w:space="0" w:color="000000"/>
+                <w:right w:val="none" w:sz="0" w:space="0" w:color="000000"/>
+              </w:pBdr>
+              <w:spacing w:after="100" w:before="100" w:line="240"/>
+              <w:ind w:left="100" w:right="100" w:firstLine="0" w:firstLineChars="0"/>
+              <w:rPr>
+                <w:rFonts w:ascii="Times New Roman" w:hAnsi="Times New Roman" w:eastAsia="Times New Roman" w:cs="Times New Roman"/>
+                <w:i w:val="false"/>
+                <w:b w:val="false"/>
+                <w:u w:val="none"/>
+                <w:strike w:val="false"/>
+                <w:sz w:val="12"/>
+                <w:szCs w:val="12"/>
+                <w:color w:val="000000"/>
+              </w:rPr>
+            </w:pPr>
+            <w:r>
+              <w:rPr>
+                <w:rFonts w:ascii="Times New Roman" w:hAnsi="Times New Roman" w:eastAsia="Times New Roman" w:cs="Times New Roman"/>
+                <w:i w:val="false"/>
+                <w:b w:val="false"/>
+                <w:u w:val="none"/>
+                <w:strike w:val="false"/>
+                <w:sz w:val="12"/>
+                <w:szCs w:val="12"/>
+                <w:color w:val="000000"/>
+              </w:rPr>
+              <w:t xml:space="preserve">0.022</w:t>
+            </w:r>
+          </w:p>
+        </w:tc>
+        <w:tc>
+          <w:tcPr>
+            <w:tcBorders>
+              <w:bottom w:val="none" w:sz="0" w:space="0" w:color="000000"/>
+              <w:top w:val="none" w:sz="0" w:space="0" w:color="000000"/>
+              <w:left w:val="none" w:sz="0" w:space="0" w:color="000000"/>
+              <w:right w:val="none" w:sz="0" w:space="0" w:color="000000"/>
+            </w:tcBorders>
+            <w:shd w:val="clear" w:color="auto" w:fill="FFFFFF"/>
+            <w:tcMar>
+              <w:top w:w="0" w:type="dxa"/>
+              <w:bottom w:w="0" w:type="dxa"/>
+              <w:left w:w="0" w:type="dxa"/>
+              <w:right w:w="0" w:type="dxa"/>
+            </w:tcMar>
+            <w:vAlign w:val="center"/>
+          </w:tcPr>
+          <w:p>
+            <w:pPr>
+              <w:pStyle w:val="Normal"/>
+              <w:jc w:val="left"/>
+              <w:pBdr>
+                <w:bottom w:val="none" w:sz="0" w:space="0" w:color="000000"/>
+                <w:top w:val="none" w:sz="0" w:space="0" w:color="000000"/>
+                <w:left w:val="none" w:sz="0" w:space="0" w:color="000000"/>
+                <w:right w:val="none" w:sz="0" w:space="0" w:color="000000"/>
+              </w:pBdr>
+              <w:spacing w:after="100" w:before="100" w:line="240"/>
+              <w:ind w:left="100" w:right="100" w:firstLine="0" w:firstLineChars="0"/>
+              <w:rPr>
+                <w:rFonts w:ascii="Times New Roman" w:hAnsi="Times New Roman" w:eastAsia="Times New Roman" w:cs="Times New Roman"/>
+                <w:i w:val="false"/>
+                <w:b w:val="false"/>
+                <w:u w:val="none"/>
+                <w:strike w:val="false"/>
+                <w:sz w:val="12"/>
+                <w:szCs w:val="12"/>
+                <w:color w:val="000000"/>
+              </w:rPr>
+            </w:pPr>
+            <w:r>
+              <w:rPr>
+                <w:rFonts w:ascii="Times New Roman" w:hAnsi="Times New Roman" w:eastAsia="Times New Roman" w:cs="Times New Roman"/>
+                <w:i w:val="false"/>
+                <w:b w:val="false"/>
+                <w:u w:val="none"/>
+                <w:strike w:val="false"/>
+                <w:sz w:val="12"/>
+                <w:szCs w:val="12"/>
+                <w:color w:val="000000"/>
+              </w:rPr>
+              <w:t xml:space="preserve">0.066</w:t>
+            </w:r>
+          </w:p>
+        </w:tc>
+        <w:tc>
+          <w:tcPr>
+            <w:tcBorders>
+              <w:bottom w:val="none" w:sz="0" w:space="0" w:color="000000"/>
+              <w:top w:val="none" w:sz="0" w:space="0" w:color="000000"/>
+              <w:left w:val="none" w:sz="0" w:space="0" w:color="000000"/>
+              <w:right w:val="none" w:sz="0" w:space="0" w:color="000000"/>
+            </w:tcBorders>
+            <w:shd w:val="clear" w:color="auto" w:fill="FFFFFF"/>
+            <w:tcMar>
+              <w:top w:w="0" w:type="dxa"/>
+              <w:bottom w:w="0" w:type="dxa"/>
+              <w:left w:w="0" w:type="dxa"/>
+              <w:right w:w="0" w:type="dxa"/>
+            </w:tcMar>
+            <w:vAlign w:val="center"/>
+          </w:tcPr>
+          <w:p>
+            <w:pPr>
+              <w:pStyle w:val="Normal"/>
+              <w:jc w:val="left"/>
+              <w:pBdr>
+                <w:bottom w:val="none" w:sz="0" w:space="0" w:color="000000"/>
+                <w:top w:val="none" w:sz="0" w:space="0" w:color="000000"/>
+                <w:left w:val="none" w:sz="0" w:space="0" w:color="000000"/>
+                <w:right w:val="none" w:sz="0" w:space="0" w:color="000000"/>
+              </w:pBdr>
+              <w:spacing w:after="100" w:before="100" w:line="240"/>
+              <w:ind w:left="100" w:right="100" w:firstLine="0" w:firstLineChars="0"/>
+              <w:rPr>
+                <w:rFonts w:ascii="Times New Roman" w:hAnsi="Times New Roman" w:eastAsia="Times New Roman" w:cs="Times New Roman"/>
+                <w:i w:val="false"/>
+                <w:b w:val="false"/>
+                <w:u w:val="none"/>
+                <w:strike w:val="false"/>
+                <w:sz w:val="12"/>
+                <w:szCs w:val="12"/>
+                <w:color w:val="000000"/>
+              </w:rPr>
+            </w:pPr>
+            <w:r>
+              <w:rPr>
+                <w:rFonts w:ascii="Times New Roman" w:hAnsi="Times New Roman" w:eastAsia="Times New Roman" w:cs="Times New Roman"/>
+                <w:i w:val="false"/>
+                <w:b w:val="false"/>
+                <w:u w:val="none"/>
+                <w:strike w:val="false"/>
+                <w:sz w:val="12"/>
+                <w:szCs w:val="12"/>
+                <w:color w:val="000000"/>
+              </w:rPr>
+              <w:t xml:space="preserve">0.50 (0.28–0.91)</w:t>
+            </w:r>
+          </w:p>
+        </w:tc>
+        <w:tc>
+          <w:tcPr>
+            <w:tcBorders>
+              <w:bottom w:val="none" w:sz="0" w:space="0" w:color="000000"/>
+              <w:top w:val="none" w:sz="0" w:space="0" w:color="000000"/>
+              <w:left w:val="none" w:sz="0" w:space="0" w:color="000000"/>
+              <w:right w:val="none" w:sz="0" w:space="0" w:color="000000"/>
+            </w:tcBorders>
+            <w:shd w:val="clear" w:color="auto" w:fill="FFFFFF"/>
+            <w:tcMar>
+              <w:top w:w="0" w:type="dxa"/>
+              <w:bottom w:w="0" w:type="dxa"/>
+              <w:left w:w="0" w:type="dxa"/>
+              <w:right w:w="0" w:type="dxa"/>
+            </w:tcMar>
+            <w:vAlign w:val="center"/>
+          </w:tcPr>
+          <w:p>
+            <w:pPr>
+              <w:pStyle w:val="Normal"/>
+              <w:jc w:val="left"/>
+              <w:pBdr>
+                <w:bottom w:val="none" w:sz="0" w:space="0" w:color="000000"/>
+                <w:top w:val="none" w:sz="0" w:space="0" w:color="000000"/>
+                <w:left w:val="none" w:sz="0" w:space="0" w:color="000000"/>
+                <w:right w:val="none" w:sz="0" w:space="0" w:color="000000"/>
+              </w:pBdr>
+              <w:spacing w:after="100" w:before="100" w:line="240"/>
+              <w:ind w:left="100" w:right="100" w:firstLine="0" w:firstLineChars="0"/>
+              <w:rPr>
+                <w:rFonts w:ascii="Times New Roman" w:hAnsi="Times New Roman" w:eastAsia="Times New Roman" w:cs="Times New Roman"/>
+                <w:i w:val="false"/>
+                <w:b w:val="false"/>
+                <w:u w:val="none"/>
+                <w:strike w:val="false"/>
+                <w:sz w:val="12"/>
+                <w:szCs w:val="12"/>
+                <w:color w:val="000000"/>
+              </w:rPr>
+            </w:pPr>
+            <w:r>
+              <w:rPr>
+                <w:rFonts w:ascii="Times New Roman" w:hAnsi="Times New Roman" w:eastAsia="Times New Roman" w:cs="Times New Roman"/>
+                <w:i w:val="false"/>
+                <w:b w:val="false"/>
+                <w:u w:val="none"/>
+                <w:strike w:val="false"/>
+                <w:sz w:val="12"/>
+                <w:szCs w:val="12"/>
+                <w:color w:val="000000"/>
+              </w:rPr>
+              <w:t xml:space="preserve">0.024</w:t>
+            </w:r>
+          </w:p>
+        </w:tc>
+        <w:tc>
+          <w:tcPr>
+            <w:tcBorders>
+              <w:bottom w:val="none" w:sz="0" w:space="0" w:color="000000"/>
+              <w:top w:val="none" w:sz="0" w:space="0" w:color="000000"/>
+              <w:left w:val="none" w:sz="0" w:space="0" w:color="000000"/>
+              <w:right w:val="none" w:sz="0" w:space="0" w:color="000000"/>
+            </w:tcBorders>
+            <w:shd w:val="clear" w:color="auto" w:fill="FFFFFF"/>
+            <w:tcMar>
+              <w:top w:w="0" w:type="dxa"/>
+              <w:bottom w:w="0" w:type="dxa"/>
+              <w:left w:w="0" w:type="dxa"/>
+              <w:right w:w="0" w:type="dxa"/>
+            </w:tcMar>
+            <w:vAlign w:val="center"/>
+          </w:tcPr>
+          <w:p>
+            <w:pPr>
+              <w:pStyle w:val="Normal"/>
+              <w:jc w:val="left"/>
+              <w:pBdr>
+                <w:bottom w:val="none" w:sz="0" w:space="0" w:color="000000"/>
+                <w:top w:val="none" w:sz="0" w:space="0" w:color="000000"/>
+                <w:left w:val="none" w:sz="0" w:space="0" w:color="000000"/>
+                <w:right w:val="none" w:sz="0" w:space="0" w:color="000000"/>
+              </w:pBdr>
+              <w:spacing w:after="100" w:before="100" w:line="240"/>
+              <w:ind w:left="100" w:right="100" w:firstLine="0" w:firstLineChars="0"/>
+              <w:rPr>
+                <w:rFonts w:ascii="Times New Roman" w:hAnsi="Times New Roman" w:eastAsia="Times New Roman" w:cs="Times New Roman"/>
+                <w:i w:val="false"/>
+                <w:b w:val="false"/>
+                <w:u w:val="none"/>
+                <w:strike w:val="false"/>
+                <w:sz w:val="12"/>
+                <w:szCs w:val="12"/>
+                <w:color w:val="000000"/>
+              </w:rPr>
+            </w:pPr>
+            <w:r>
+              <w:rPr>
+                <w:rFonts w:ascii="Times New Roman" w:hAnsi="Times New Roman" w:eastAsia="Times New Roman" w:cs="Times New Roman"/>
+                <w:i w:val="false"/>
+                <w:b w:val="false"/>
+                <w:u w:val="none"/>
+                <w:strike w:val="false"/>
+                <w:sz w:val="12"/>
+                <w:szCs w:val="12"/>
+                <w:color w:val="000000"/>
+              </w:rPr>
+              <w:t xml:space="preserve">0.107</w:t>
+            </w:r>
+          </w:p>
+        </w:tc>
+        <w:tc>
+          <w:tcPr>
+            <w:tcBorders>
+              <w:bottom w:val="none" w:sz="0" w:space="0" w:color="000000"/>
+              <w:top w:val="none" w:sz="0" w:space="0" w:color="000000"/>
+              <w:left w:val="none" w:sz="0" w:space="0" w:color="000000"/>
+              <w:right w:val="none" w:sz="0" w:space="0" w:color="000000"/>
+            </w:tcBorders>
+            <w:shd w:val="clear" w:color="auto" w:fill="FFFFFF"/>
+            <w:tcMar>
+              <w:top w:w="0" w:type="dxa"/>
+              <w:bottom w:w="0" w:type="dxa"/>
+              <w:left w:w="0" w:type="dxa"/>
+              <w:right w:w="0" w:type="dxa"/>
+            </w:tcMar>
+            <w:vAlign w:val="center"/>
+          </w:tcPr>
+          <w:p>
+            <w:pPr>
+              <w:pStyle w:val="Normal"/>
+              <w:jc w:val="left"/>
+              <w:pBdr>
+                <w:bottom w:val="none" w:sz="0" w:space="0" w:color="000000"/>
+                <w:top w:val="none" w:sz="0" w:space="0" w:color="000000"/>
+                <w:left w:val="none" w:sz="0" w:space="0" w:color="000000"/>
+                <w:right w:val="none" w:sz="0" w:space="0" w:color="000000"/>
+              </w:pBdr>
+              <w:spacing w:after="100" w:before="100" w:line="240"/>
+              <w:ind w:left="100" w:right="100" w:firstLine="0" w:firstLineChars="0"/>
+              <w:rPr>
+                <w:rFonts w:ascii="Times New Roman" w:hAnsi="Times New Roman" w:eastAsia="Times New Roman" w:cs="Times New Roman"/>
+                <w:i w:val="false"/>
+                <w:b w:val="false"/>
+                <w:u w:val="none"/>
+                <w:strike w:val="false"/>
+                <w:sz w:val="12"/>
+                <w:szCs w:val="12"/>
+                <w:color w:val="000000"/>
+              </w:rPr>
+            </w:pPr>
+            <w:r>
+              <w:rPr>
+                <w:rFonts w:ascii="Times New Roman" w:hAnsi="Times New Roman" w:eastAsia="Times New Roman" w:cs="Times New Roman"/>
+                <w:i w:val="false"/>
+                <w:b w:val="false"/>
+                <w:u w:val="none"/>
+                <w:strike w:val="false"/>
+                <w:sz w:val="12"/>
+                <w:szCs w:val="12"/>
+                <w:color w:val="000000"/>
+              </w:rPr>
+              <w:t xml:space="preserve">12.2</w:t>
+            </w:r>
+          </w:p>
+        </w:tc>
+        <w:tc>
+          <w:tcPr>
+            <w:tcBorders>
+              <w:bottom w:val="none" w:sz="0" w:space="0" w:color="000000"/>
+              <w:top w:val="none" w:sz="0" w:space="0" w:color="000000"/>
+              <w:left w:val="none" w:sz="0" w:space="0" w:color="000000"/>
+              <w:right w:val="none" w:sz="0" w:space="0" w:color="000000"/>
+            </w:tcBorders>
+            <w:shd w:val="clear" w:color="auto" w:fill="FFFFFF"/>
+            <w:tcMar>
+              <w:top w:w="0" w:type="dxa"/>
+              <w:bottom w:w="0" w:type="dxa"/>
+              <w:left w:w="0" w:type="dxa"/>
+              <w:right w:w="0" w:type="dxa"/>
+            </w:tcMar>
+            <w:vAlign w:val="center"/>
+          </w:tcPr>
+          <w:p>
+            <w:pPr>
+              <w:pStyle w:val="Normal"/>
+              <w:jc w:val="right"/>
+              <w:pBdr>
+                <w:bottom w:val="none" w:sz="0" w:space="0" w:color="000000"/>
+                <w:top w:val="none" w:sz="0" w:space="0" w:color="000000"/>
+                <w:left w:val="none" w:sz="0" w:space="0" w:color="000000"/>
+                <w:right w:val="none" w:sz="0" w:space="0" w:color="000000"/>
+              </w:pBdr>
+              <w:spacing w:after="100" w:before="100" w:line="240"/>
+              <w:ind w:left="100" w:right="100" w:firstLine="0" w:firstLineChars="0"/>
+              <w:rPr>
+                <w:rFonts w:ascii="Times New Roman" w:hAnsi="Times New Roman" w:eastAsia="Times New Roman" w:cs="Times New Roman"/>
+                <w:i w:val="false"/>
+                <w:b w:val="false"/>
+                <w:u w:val="none"/>
+                <w:strike w:val="false"/>
+                <w:sz w:val="12"/>
+                <w:szCs w:val="12"/>
+                <w:color w:val="000000"/>
+              </w:rPr>
+            </w:pPr>
+            <w:r>
+              <w:rPr>
+                <w:rFonts w:ascii="Times New Roman" w:hAnsi="Times New Roman" w:eastAsia="Times New Roman" w:cs="Times New Roman"/>
+                <w:i w:val="false"/>
+                <w:b w:val="false"/>
+                <w:u w:val="none"/>
+                <w:strike w:val="false"/>
+                <w:sz w:val="12"/>
+                <w:szCs w:val="12"/>
+                <w:color w:val="000000"/>
+              </w:rPr>
+              <w:t xml:space="preserve"/>
+            </w:r>
+          </w:p>
+        </w:tc>
+        <w:tc>
+          <w:tcPr>
+            <w:tcBorders>
+              <w:bottom w:val="none" w:sz="0" w:space="0" w:color="000000"/>
+              <w:top w:val="none" w:sz="0" w:space="0" w:color="000000"/>
+              <w:left w:val="none" w:sz="0" w:space="0" w:color="000000"/>
+              <w:right w:val="none" w:sz="0" w:space="0" w:color="000000"/>
+            </w:tcBorders>
+            <w:shd w:val="clear" w:color="auto" w:fill="FFFFFF"/>
+            <w:tcMar>
+              <w:top w:w="0" w:type="dxa"/>
+              <w:bottom w:w="0" w:type="dxa"/>
+              <w:left w:w="0" w:type="dxa"/>
+              <w:right w:w="0" w:type="dxa"/>
+            </w:tcMar>
+            <w:vAlign w:val="center"/>
+          </w:tcPr>
+          <w:p>
+            <w:pPr>
+              <w:pStyle w:val="Normal"/>
+              <w:jc w:val="left"/>
+              <w:pBdr>
+                <w:bottom w:val="none" w:sz="0" w:space="0" w:color="000000"/>
+                <w:top w:val="none" w:sz="0" w:space="0" w:color="000000"/>
+                <w:left w:val="none" w:sz="0" w:space="0" w:color="000000"/>
+                <w:right w:val="none" w:sz="0" w:space="0" w:color="000000"/>
+              </w:pBdr>
+              <w:spacing w:after="100" w:before="100" w:line="240"/>
+              <w:ind w:left="100" w:right="100" w:firstLine="0" w:firstLineChars="0"/>
+              <w:rPr>
+                <w:rFonts w:ascii="Times New Roman" w:hAnsi="Times New Roman" w:eastAsia="Times New Roman" w:cs="Times New Roman"/>
+                <w:i w:val="false"/>
+                <w:b w:val="false"/>
+                <w:u w:val="none"/>
+                <w:strike w:val="false"/>
+                <w:sz w:val="12"/>
+                <w:szCs w:val="12"/>
+                <w:color w:val="000000"/>
+              </w:rPr>
+            </w:pPr>
+            <w:r>
+              <w:rPr>
+                <w:rFonts w:ascii="Times New Roman" w:hAnsi="Times New Roman" w:eastAsia="Times New Roman" w:cs="Times New Roman"/>
+                <w:i w:val="false"/>
+                <w:b w:val="false"/>
+                <w:u w:val="none"/>
+                <w:strike w:val="false"/>
+                <w:sz w:val="12"/>
+                <w:szCs w:val="12"/>
+                <w:color w:val="000000"/>
+              </w:rPr>
+              <w:t xml:space="preserve">0.45 (0.23–0.88)</w:t>
+            </w:r>
+          </w:p>
+        </w:tc>
+        <w:tc>
+          <w:tcPr>
+            <w:tcBorders>
+              <w:bottom w:val="none" w:sz="0" w:space="0" w:color="000000"/>
+              <w:top w:val="none" w:sz="0" w:space="0" w:color="000000"/>
+              <w:left w:val="none" w:sz="0" w:space="0" w:color="000000"/>
+              <w:right w:val="none" w:sz="0" w:space="0" w:color="000000"/>
+            </w:tcBorders>
+            <w:shd w:val="clear" w:color="auto" w:fill="FFFFFF"/>
+            <w:tcMar>
+              <w:top w:w="0" w:type="dxa"/>
+              <w:bottom w:w="0" w:type="dxa"/>
+              <w:left w:w="0" w:type="dxa"/>
+              <w:right w:w="0" w:type="dxa"/>
+            </w:tcMar>
+            <w:vAlign w:val="center"/>
+          </w:tcPr>
+          <w:p>
+            <w:pPr>
+              <w:pStyle w:val="Normal"/>
+              <w:jc w:val="left"/>
+              <w:pBdr>
+                <w:bottom w:val="none" w:sz="0" w:space="0" w:color="000000"/>
+                <w:top w:val="none" w:sz="0" w:space="0" w:color="000000"/>
+                <w:left w:val="none" w:sz="0" w:space="0" w:color="000000"/>
+                <w:right w:val="none" w:sz="0" w:space="0" w:color="000000"/>
+              </w:pBdr>
+              <w:spacing w:after="100" w:before="100" w:line="240"/>
+              <w:ind w:left="100" w:right="100" w:firstLine="0" w:firstLineChars="0"/>
+              <w:rPr>
+                <w:rFonts w:ascii="Times New Roman" w:hAnsi="Times New Roman" w:eastAsia="Times New Roman" w:cs="Times New Roman"/>
+                <w:i w:val="false"/>
+                <w:b w:val="false"/>
+                <w:u w:val="none"/>
+                <w:strike w:val="false"/>
+                <w:sz w:val="12"/>
+                <w:szCs w:val="12"/>
+                <w:color w:val="000000"/>
+              </w:rPr>
+            </w:pPr>
+            <w:r>
+              <w:rPr>
+                <w:rFonts w:ascii="Times New Roman" w:hAnsi="Times New Roman" w:eastAsia="Times New Roman" w:cs="Times New Roman"/>
+                <w:i w:val="false"/>
+                <w:b w:val="false"/>
+                <w:u w:val="none"/>
+                <w:strike w:val="false"/>
+                <w:sz w:val="12"/>
+                <w:szCs w:val="12"/>
+                <w:color w:val="000000"/>
+              </w:rPr>
+              <w:t xml:space="preserve">0.019</w:t>
+            </w:r>
+          </w:p>
+        </w:tc>
+        <w:tc>
+          <w:tcPr>
+            <w:tcBorders>
+              <w:bottom w:val="none" w:sz="0" w:space="0" w:color="000000"/>
+              <w:top w:val="none" w:sz="0" w:space="0" w:color="000000"/>
+              <w:left w:val="none" w:sz="0" w:space="0" w:color="000000"/>
+              <w:right w:val="none" w:sz="0" w:space="0" w:color="000000"/>
+            </w:tcBorders>
+            <w:shd w:val="clear" w:color="auto" w:fill="FFFFFF"/>
+            <w:tcMar>
+              <w:top w:w="0" w:type="dxa"/>
+              <w:bottom w:w="0" w:type="dxa"/>
+              <w:left w:w="0" w:type="dxa"/>
+              <w:right w:w="0" w:type="dxa"/>
+            </w:tcMar>
+            <w:vAlign w:val="center"/>
+          </w:tcPr>
+          <w:p>
+            <w:pPr>
+              <w:pStyle w:val="Normal"/>
+              <w:jc w:val="left"/>
+              <w:pBdr>
+                <w:bottom w:val="none" w:sz="0" w:space="0" w:color="000000"/>
+                <w:top w:val="none" w:sz="0" w:space="0" w:color="000000"/>
+                <w:left w:val="none" w:sz="0" w:space="0" w:color="000000"/>
+                <w:right w:val="none" w:sz="0" w:space="0" w:color="000000"/>
+              </w:pBdr>
+              <w:spacing w:after="100" w:before="100" w:line="240"/>
+              <w:ind w:left="100" w:right="100" w:firstLine="0" w:firstLineChars="0"/>
+              <w:rPr>
+                <w:rFonts w:ascii="Times New Roman" w:hAnsi="Times New Roman" w:eastAsia="Times New Roman" w:cs="Times New Roman"/>
+                <w:i w:val="false"/>
+                <w:b w:val="false"/>
+                <w:u w:val="none"/>
+                <w:strike w:val="false"/>
+                <w:sz w:val="12"/>
+                <w:szCs w:val="12"/>
+                <w:color w:val="000000"/>
+              </w:rPr>
+            </w:pPr>
+            <w:r>
+              <w:rPr>
+                <w:rFonts w:ascii="Times New Roman" w:hAnsi="Times New Roman" w:eastAsia="Times New Roman" w:cs="Times New Roman"/>
+                <w:i w:val="false"/>
+                <w:b w:val="false"/>
+                <w:u w:val="none"/>
+                <w:strike w:val="false"/>
+                <w:sz w:val="12"/>
+                <w:szCs w:val="12"/>
+                <w:color w:val="000000"/>
+              </w:rPr>
+              <w:t xml:space="preserve">0.251</w:t>
+            </w:r>
+          </w:p>
+        </w:tc>
+        <w:tc>
+          <w:tcPr>
+            <w:tcBorders>
+              <w:bottom w:val="none" w:sz="0" w:space="0" w:color="000000"/>
+              <w:top w:val="none" w:sz="0" w:space="0" w:color="000000"/>
+              <w:left w:val="none" w:sz="0" w:space="0" w:color="000000"/>
+              <w:right w:val="none" w:sz="0" w:space="0" w:color="000000"/>
+            </w:tcBorders>
+            <w:shd w:val="clear" w:color="auto" w:fill="FFFFFF"/>
+            <w:tcMar>
+              <w:top w:w="0" w:type="dxa"/>
+              <w:bottom w:w="0" w:type="dxa"/>
+              <w:left w:w="0" w:type="dxa"/>
+              <w:right w:w="0" w:type="dxa"/>
+            </w:tcMar>
+            <w:vAlign w:val="center"/>
+          </w:tcPr>
+          <w:p>
+            <w:pPr>
+              <w:pStyle w:val="Normal"/>
+              <w:jc w:val="left"/>
+              <w:pBdr>
+                <w:bottom w:val="none" w:sz="0" w:space="0" w:color="000000"/>
+                <w:top w:val="none" w:sz="0" w:space="0" w:color="000000"/>
+                <w:left w:val="none" w:sz="0" w:space="0" w:color="000000"/>
+                <w:right w:val="none" w:sz="0" w:space="0" w:color="000000"/>
+              </w:pBdr>
+              <w:spacing w:after="100" w:before="100" w:line="240"/>
+              <w:ind w:left="100" w:right="100" w:firstLine="0" w:firstLineChars="0"/>
+              <w:rPr>
+                <w:rFonts w:ascii="Times New Roman" w:hAnsi="Times New Roman" w:eastAsia="Times New Roman" w:cs="Times New Roman"/>
+                <w:i w:val="false"/>
+                <w:b w:val="false"/>
+                <w:u w:val="none"/>
+                <w:strike w:val="false"/>
+                <w:sz w:val="12"/>
+                <w:szCs w:val="12"/>
+                <w:color w:val="000000"/>
+              </w:rPr>
+            </w:pPr>
+            <w:r>
+              <w:rPr>
+                <w:rFonts w:ascii="Times New Roman" w:hAnsi="Times New Roman" w:eastAsia="Times New Roman" w:cs="Times New Roman"/>
+                <w:i w:val="false"/>
+                <w:b w:val="false"/>
+                <w:u w:val="none"/>
+                <w:strike w:val="false"/>
+                <w:sz w:val="12"/>
+                <w:szCs w:val="12"/>
+                <w:color w:val="000000"/>
+              </w:rPr>
+              <w:t xml:space="preserve"/>
+            </w:r>
+          </w:p>
+        </w:tc>
+        <w:tc>
+          <w:tcPr>
+            <w:tcBorders>
+              <w:bottom w:val="none" w:sz="0" w:space="0" w:color="000000"/>
+              <w:top w:val="none" w:sz="0" w:space="0" w:color="000000"/>
+              <w:left w:val="none" w:sz="0" w:space="0" w:color="000000"/>
+              <w:right w:val="none" w:sz="0" w:space="0" w:color="000000"/>
+            </w:tcBorders>
+            <w:shd w:val="clear" w:color="auto" w:fill="FFFFFF"/>
+            <w:tcMar>
+              <w:top w:w="0" w:type="dxa"/>
+              <w:bottom w:w="0" w:type="dxa"/>
+              <w:left w:w="0" w:type="dxa"/>
+              <w:right w:w="0" w:type="dxa"/>
+            </w:tcMar>
+            <w:vAlign w:val="center"/>
+          </w:tcPr>
+          <w:p>
+            <w:pPr>
+              <w:pStyle w:val="Normal"/>
+              <w:jc w:val="left"/>
+              <w:pBdr>
+                <w:bottom w:val="none" w:sz="0" w:space="0" w:color="000000"/>
+                <w:top w:val="none" w:sz="0" w:space="0" w:color="000000"/>
+                <w:left w:val="none" w:sz="0" w:space="0" w:color="000000"/>
+                <w:right w:val="none" w:sz="0" w:space="0" w:color="000000"/>
+              </w:pBdr>
+              <w:spacing w:after="100" w:before="100" w:line="240"/>
+              <w:ind w:left="100" w:right="100" w:firstLine="0" w:firstLineChars="0"/>
+              <w:rPr>
+                <w:rFonts w:ascii="Times New Roman" w:hAnsi="Times New Roman" w:eastAsia="Times New Roman" w:cs="Times New Roman"/>
+                <w:i w:val="false"/>
+                <w:b w:val="false"/>
+                <w:u w:val="none"/>
+                <w:strike w:val="false"/>
+                <w:sz w:val="12"/>
+                <w:szCs w:val="12"/>
+                <w:color w:val="000000"/>
+              </w:rPr>
+            </w:pPr>
+            <w:r>
+              <w:rPr>
+                <w:rFonts w:ascii="Times New Roman" w:hAnsi="Times New Roman" w:eastAsia="Times New Roman" w:cs="Times New Roman"/>
+                <w:i w:val="false"/>
+                <w:b w:val="false"/>
+                <w:u w:val="none"/>
+                <w:strike w:val="false"/>
+                <w:sz w:val="12"/>
+                <w:szCs w:val="12"/>
+                <w:color w:val="000000"/>
+              </w:rPr>
+              <w:t xml:space="preserve"/>
+            </w:r>
+          </w:p>
+        </w:tc>
+        <w:tc>
+          <w:tcPr>
+            <w:tcBorders>
+              <w:bottom w:val="none" w:sz="0" w:space="0" w:color="000000"/>
+              <w:top w:val="none" w:sz="0" w:space="0" w:color="000000"/>
+              <w:left w:val="none" w:sz="0" w:space="0" w:color="000000"/>
+              <w:right w:val="none" w:sz="0" w:space="0" w:color="000000"/>
+            </w:tcBorders>
+            <w:shd w:val="clear" w:color="auto" w:fill="FFFFFF"/>
+            <w:tcMar>
+              <w:top w:w="0" w:type="dxa"/>
+              <w:bottom w:w="0" w:type="dxa"/>
+              <w:left w:w="0" w:type="dxa"/>
+              <w:right w:w="0" w:type="dxa"/>
+            </w:tcMar>
+            <w:vAlign w:val="center"/>
+          </w:tcPr>
+          <w:p>
+            <w:pPr>
+              <w:pStyle w:val="Normal"/>
+              <w:jc w:val="left"/>
+              <w:pBdr>
+                <w:bottom w:val="none" w:sz="0" w:space="0" w:color="000000"/>
+                <w:top w:val="none" w:sz="0" w:space="0" w:color="000000"/>
+                <w:left w:val="none" w:sz="0" w:space="0" w:color="000000"/>
+                <w:right w:val="none" w:sz="0" w:space="0" w:color="000000"/>
+              </w:pBdr>
+              <w:spacing w:after="100" w:before="100" w:line="240"/>
+              <w:ind w:left="100" w:right="100" w:firstLine="0" w:firstLineChars="0"/>
+              <w:rPr>
+                <w:rFonts w:ascii="Times New Roman" w:hAnsi="Times New Roman" w:eastAsia="Times New Roman" w:cs="Times New Roman"/>
+                <w:i w:val="false"/>
+                <w:b w:val="false"/>
+                <w:u w:val="none"/>
+                <w:strike w:val="false"/>
+                <w:sz w:val="12"/>
+                <w:szCs w:val="12"/>
+                <w:color w:val="000000"/>
+              </w:rPr>
+            </w:pPr>
+            <w:r>
+              <w:rPr>
+                <w:rFonts w:ascii="Times New Roman" w:hAnsi="Times New Roman" w:eastAsia="Times New Roman" w:cs="Times New Roman"/>
+                <w:i w:val="false"/>
+                <w:b w:val="false"/>
+                <w:u w:val="none"/>
+                <w:strike w:val="false"/>
+                <w:sz w:val="12"/>
+                <w:szCs w:val="12"/>
+                <w:color w:val="000000"/>
+              </w:rPr>
+              <w:t xml:space="preserve"/>
+            </w:r>
+          </w:p>
+        </w:tc>
+        <w:tc>
+          <w:tcPr>
+            <w:tcBorders>
+              <w:bottom w:val="none" w:sz="0" w:space="0" w:color="000000"/>
+              <w:top w:val="none" w:sz="0" w:space="0" w:color="000000"/>
+              <w:left w:val="none" w:sz="0" w:space="0" w:color="000000"/>
+              <w:right w:val="none" w:sz="0" w:space="0" w:color="000000"/>
+            </w:tcBorders>
+            <w:shd w:val="clear" w:color="auto" w:fill="FFFFFF"/>
+            <w:tcMar>
+              <w:top w:w="0" w:type="dxa"/>
+              <w:bottom w:w="0" w:type="dxa"/>
+              <w:left w:w="0" w:type="dxa"/>
+              <w:right w:w="0" w:type="dxa"/>
+            </w:tcMar>
+            <w:vAlign w:val="center"/>
+          </w:tcPr>
+          <w:p>
+            <w:pPr>
+              <w:pStyle w:val="Normal"/>
+              <w:jc w:val="left"/>
+              <w:pBdr>
+                <w:bottom w:val="none" w:sz="0" w:space="0" w:color="000000"/>
+                <w:top w:val="none" w:sz="0" w:space="0" w:color="000000"/>
+                <w:left w:val="none" w:sz="0" w:space="0" w:color="000000"/>
+                <w:right w:val="none" w:sz="0" w:space="0" w:color="000000"/>
+              </w:pBdr>
+              <w:spacing w:after="100" w:before="100" w:line="240"/>
+              <w:ind w:left="100" w:right="100" w:firstLine="0" w:firstLineChars="0"/>
+              <w:rPr>
+                <w:rFonts w:ascii="Times New Roman" w:hAnsi="Times New Roman" w:eastAsia="Times New Roman" w:cs="Times New Roman"/>
+                <w:i w:val="false"/>
+                <w:b w:val="false"/>
+                <w:u w:val="none"/>
+                <w:strike w:val="false"/>
+                <w:sz w:val="12"/>
+                <w:szCs w:val="12"/>
+                <w:color w:val="000000"/>
+              </w:rPr>
+            </w:pPr>
+            <w:r>
+              <w:rPr>
+                <w:rFonts w:ascii="Times New Roman" w:hAnsi="Times New Roman" w:eastAsia="Times New Roman" w:cs="Times New Roman"/>
+                <w:i w:val="false"/>
+                <w:b w:val="false"/>
+                <w:u w:val="none"/>
+                <w:strike w:val="false"/>
+                <w:sz w:val="12"/>
+                <w:szCs w:val="12"/>
+                <w:color w:val="000000"/>
+              </w:rPr>
+              <w:t xml:space="preserve"/>
+            </w:r>
+          </w:p>
+        </w:tc>
+        <w:tc>
+          <w:tcPr>
+            <w:tcBorders>
+              <w:bottom w:val="none" w:sz="0" w:space="0" w:color="000000"/>
+              <w:top w:val="none" w:sz="0" w:space="0" w:color="000000"/>
+              <w:left w:val="none" w:sz="0" w:space="0" w:color="000000"/>
+              <w:right w:val="none" w:sz="0" w:space="0" w:color="000000"/>
+            </w:tcBorders>
+            <w:shd w:val="clear" w:color="auto" w:fill="FFFFFF"/>
+            <w:tcMar>
+              <w:top w:w="0" w:type="dxa"/>
+              <w:bottom w:w="0" w:type="dxa"/>
+              <w:left w:w="0" w:type="dxa"/>
+              <w:right w:w="0" w:type="dxa"/>
+            </w:tcMar>
+            <w:vAlign w:val="center"/>
+          </w:tcPr>
+          <w:p>
+            <w:pPr>
+              <w:pStyle w:val="Normal"/>
+              <w:jc w:val="left"/>
+              <w:pBdr>
+                <w:bottom w:val="none" w:sz="0" w:space="0" w:color="000000"/>
+                <w:top w:val="none" w:sz="0" w:space="0" w:color="000000"/>
+                <w:left w:val="none" w:sz="0" w:space="0" w:color="000000"/>
+                <w:right w:val="none" w:sz="0" w:space="0" w:color="000000"/>
+              </w:pBdr>
+              <w:spacing w:after="100" w:before="100" w:line="240"/>
+              <w:ind w:left="100" w:right="100" w:firstLine="0" w:firstLineChars="0"/>
+              <w:rPr>
+                <w:rFonts w:ascii="Times New Roman" w:hAnsi="Times New Roman" w:eastAsia="Times New Roman" w:cs="Times New Roman"/>
+                <w:i w:val="false"/>
+                <w:b w:val="false"/>
+                <w:u w:val="none"/>
+                <w:strike w:val="false"/>
+                <w:sz w:val="12"/>
+                <w:szCs w:val="12"/>
+                <w:color w:val="000000"/>
+              </w:rPr>
+            </w:pPr>
+            <w:r>
+              <w:rPr>
+                <w:rFonts w:ascii="Times New Roman" w:hAnsi="Times New Roman" w:eastAsia="Times New Roman" w:cs="Times New Roman"/>
+                <w:i w:val="false"/>
+                <w:b w:val="false"/>
+                <w:u w:val="none"/>
+                <w:strike w:val="false"/>
+                <w:sz w:val="12"/>
+                <w:szCs w:val="12"/>
+                <w:color w:val="000000"/>
+              </w:rPr>
+              <w:t xml:space="preserve">6.02 (1.76, 10.28)</w:t>
+            </w:r>
+          </w:p>
+        </w:tc>
+        <w:tc>
+          <w:tcPr>
+            <w:tcBorders>
+              <w:bottom w:val="none" w:sz="0" w:space="0" w:color="000000"/>
+              <w:top w:val="none" w:sz="0" w:space="0" w:color="000000"/>
+              <w:left w:val="none" w:sz="0" w:space="0" w:color="000000"/>
+              <w:right w:val="none" w:sz="0" w:space="0" w:color="000000"/>
+            </w:tcBorders>
+            <w:shd w:val="clear" w:color="auto" w:fill="FFFFFF"/>
+            <w:tcMar>
+              <w:top w:w="0" w:type="dxa"/>
+              <w:bottom w:w="0" w:type="dxa"/>
+              <w:left w:w="0" w:type="dxa"/>
+              <w:right w:w="0" w:type="dxa"/>
+            </w:tcMar>
+            <w:vAlign w:val="center"/>
+          </w:tcPr>
+          <w:p>
+            <w:pPr>
+              <w:pStyle w:val="Normal"/>
+              <w:jc w:val="left"/>
+              <w:pBdr>
+                <w:bottom w:val="none" w:sz="0" w:space="0" w:color="000000"/>
+                <w:top w:val="none" w:sz="0" w:space="0" w:color="000000"/>
+                <w:left w:val="none" w:sz="0" w:space="0" w:color="000000"/>
+                <w:right w:val="none" w:sz="0" w:space="0" w:color="000000"/>
+              </w:pBdr>
+              <w:spacing w:after="100" w:before="100" w:line="240"/>
+              <w:ind w:left="100" w:right="100" w:firstLine="0" w:firstLineChars="0"/>
+              <w:rPr>
+                <w:rFonts w:ascii="Times New Roman" w:hAnsi="Times New Roman" w:eastAsia="Times New Roman" w:cs="Times New Roman"/>
+                <w:i w:val="false"/>
+                <w:b w:val="false"/>
+                <w:u w:val="none"/>
+                <w:strike w:val="false"/>
+                <w:sz w:val="12"/>
+                <w:szCs w:val="12"/>
+                <w:color w:val="000000"/>
+              </w:rPr>
+            </w:pPr>
+            <w:r>
+              <w:rPr>
+                <w:rFonts w:ascii="Times New Roman" w:hAnsi="Times New Roman" w:eastAsia="Times New Roman" w:cs="Times New Roman"/>
+                <w:i w:val="false"/>
+                <w:b w:val="false"/>
+                <w:u w:val="none"/>
+                <w:strike w:val="false"/>
+                <w:sz w:val="12"/>
+                <w:szCs w:val="12"/>
+                <w:color w:val="000000"/>
+              </w:rPr>
+              <w:t xml:space="preserve">0.006</w:t>
+            </w:r>
+          </w:p>
+        </w:tc>
+        <w:tc>
+          <w:tcPr>
+            <w:tcBorders>
+              <w:bottom w:val="none" w:sz="0" w:space="0" w:color="000000"/>
+              <w:top w:val="none" w:sz="0" w:space="0" w:color="000000"/>
+              <w:left w:val="none" w:sz="0" w:space="0" w:color="000000"/>
+              <w:right w:val="none" w:sz="0" w:space="0" w:color="000000"/>
+            </w:tcBorders>
+            <w:shd w:val="clear" w:color="auto" w:fill="FFFFFF"/>
+            <w:tcMar>
+              <w:top w:w="0" w:type="dxa"/>
+              <w:bottom w:w="0" w:type="dxa"/>
+              <w:left w:w="0" w:type="dxa"/>
+              <w:right w:w="0" w:type="dxa"/>
+            </w:tcMar>
+            <w:vAlign w:val="center"/>
+          </w:tcPr>
+          <w:p>
+            <w:pPr>
+              <w:pStyle w:val="Normal"/>
+              <w:jc w:val="right"/>
+              <w:pBdr>
+                <w:bottom w:val="none" w:sz="0" w:space="0" w:color="000000"/>
+                <w:top w:val="none" w:sz="0" w:space="0" w:color="000000"/>
+                <w:left w:val="none" w:sz="0" w:space="0" w:color="000000"/>
+                <w:right w:val="none" w:sz="0" w:space="0" w:color="000000"/>
+              </w:pBdr>
+              <w:spacing w:after="100" w:before="100" w:line="240"/>
+              <w:ind w:left="100" w:right="100" w:firstLine="0" w:firstLineChars="0"/>
+              <w:rPr>
+                <w:rFonts w:ascii="Times New Roman" w:hAnsi="Times New Roman" w:eastAsia="Times New Roman" w:cs="Times New Roman"/>
+                <w:i w:val="false"/>
+                <w:b w:val="false"/>
+                <w:u w:val="none"/>
+                <w:strike w:val="false"/>
+                <w:sz w:val="12"/>
+                <w:szCs w:val="12"/>
+                <w:color w:val="000000"/>
+              </w:rPr>
+            </w:pPr>
+            <w:r>
+              <w:rPr>
+                <w:rFonts w:ascii="Times New Roman" w:hAnsi="Times New Roman" w:eastAsia="Times New Roman" w:cs="Times New Roman"/>
+                <w:i w:val="false"/>
+                <w:b w:val="false"/>
+                <w:u w:val="none"/>
+                <w:strike w:val="false"/>
+                <w:sz w:val="12"/>
+                <w:szCs w:val="12"/>
+                <w:color w:val="000000"/>
+              </w:rPr>
+              <w:t xml:space="preserve">false</w:t>
             </w:r>
           </w:p>
         </w:tc>
@@ -13914,7 +15404,7 @@
                 <w:szCs w:val="12"/>
                 <w:color w:val="000000"/>
               </w:rPr>
-              <w:t xml:space="preserve">0.054</w:t>
+              <w:t xml:space="preserve">0.061</w:t>
             </w:r>
           </w:p>
         </w:tc>
@@ -14079,7 +15569,7 @@
                 <w:szCs w:val="12"/>
                 <w:color w:val="000000"/>
               </w:rPr>
-              <w:t xml:space="preserve">0.058</w:t>
+              <w:t xml:space="preserve">0.065</w:t>
             </w:r>
           </w:p>
         </w:tc>
@@ -14134,7 +15624,7 @@
                 <w:szCs w:val="12"/>
                 <w:color w:val="000000"/>
               </w:rPr>
-              <w:t xml:space="preserve">0.61 (0.34–1.11)</w:t>
+              <w:t xml:space="preserve">0.60 (0.34–1.08)</w:t>
             </w:r>
           </w:p>
         </w:tc>
@@ -14189,6 +15679,281 @@
                 <w:szCs w:val="12"/>
                 <w:color w:val="000000"/>
               </w:rPr>
+              <w:t xml:space="preserve">0.087</w:t>
+            </w:r>
+          </w:p>
+        </w:tc>
+        <w:tc>
+          <w:tcPr>
+            <w:tcBorders>
+              <w:bottom w:val="single" w:sz="12" w:space="0" w:color="666666"/>
+              <w:top w:val="none" w:sz="0" w:space="0" w:color="000000"/>
+              <w:left w:val="none" w:sz="0" w:space="0" w:color="000000"/>
+              <w:right w:val="none" w:sz="0" w:space="0" w:color="000000"/>
+            </w:tcBorders>
+            <w:shd w:val="clear" w:color="auto" w:fill="FFFFFF"/>
+            <w:tcMar>
+              <w:top w:w="0" w:type="dxa"/>
+              <w:bottom w:w="0" w:type="dxa"/>
+              <w:left w:w="0" w:type="dxa"/>
+              <w:right w:w="0" w:type="dxa"/>
+            </w:tcMar>
+            <w:vAlign w:val="center"/>
+          </w:tcPr>
+          <w:p>
+            <w:pPr>
+              <w:pStyle w:val="Normal"/>
+              <w:jc w:val="left"/>
+              <w:pBdr>
+                <w:bottom w:val="none" w:sz="0" w:space="0" w:color="000000"/>
+                <w:top w:val="none" w:sz="0" w:space="0" w:color="000000"/>
+                <w:left w:val="none" w:sz="0" w:space="0" w:color="000000"/>
+                <w:right w:val="none" w:sz="0" w:space="0" w:color="000000"/>
+              </w:pBdr>
+              <w:spacing w:after="100" w:before="100" w:line="240"/>
+              <w:ind w:left="100" w:right="100" w:firstLine="0" w:firstLineChars="0"/>
+              <w:rPr>
+                <w:rFonts w:ascii="Times New Roman" w:hAnsi="Times New Roman" w:eastAsia="Times New Roman" w:cs="Times New Roman"/>
+                <w:i w:val="false"/>
+                <w:b w:val="false"/>
+                <w:u w:val="none"/>
+                <w:strike w:val="false"/>
+                <w:sz w:val="12"/>
+                <w:szCs w:val="12"/>
+                <w:color w:val="000000"/>
+              </w:rPr>
+            </w:pPr>
+            <w:r>
+              <w:rPr>
+                <w:rFonts w:ascii="Times New Roman" w:hAnsi="Times New Roman" w:eastAsia="Times New Roman" w:cs="Times New Roman"/>
+                <w:i w:val="false"/>
+                <w:b w:val="false"/>
+                <w:u w:val="none"/>
+                <w:strike w:val="false"/>
+                <w:sz w:val="12"/>
+                <w:szCs w:val="12"/>
+                <w:color w:val="000000"/>
+              </w:rPr>
+              <w:t xml:space="preserve">0.196</w:t>
+            </w:r>
+          </w:p>
+        </w:tc>
+        <w:tc>
+          <w:tcPr>
+            <w:tcBorders>
+              <w:bottom w:val="single" w:sz="12" w:space="0" w:color="666666"/>
+              <w:top w:val="none" w:sz="0" w:space="0" w:color="000000"/>
+              <w:left w:val="none" w:sz="0" w:space="0" w:color="000000"/>
+              <w:right w:val="none" w:sz="0" w:space="0" w:color="000000"/>
+            </w:tcBorders>
+            <w:shd w:val="clear" w:color="auto" w:fill="FFFFFF"/>
+            <w:tcMar>
+              <w:top w:w="0" w:type="dxa"/>
+              <w:bottom w:w="0" w:type="dxa"/>
+              <w:left w:w="0" w:type="dxa"/>
+              <w:right w:w="0" w:type="dxa"/>
+            </w:tcMar>
+            <w:vAlign w:val="center"/>
+          </w:tcPr>
+          <w:p>
+            <w:pPr>
+              <w:pStyle w:val="Normal"/>
+              <w:jc w:val="left"/>
+              <w:pBdr>
+                <w:bottom w:val="none" w:sz="0" w:space="0" w:color="000000"/>
+                <w:top w:val="none" w:sz="0" w:space="0" w:color="000000"/>
+                <w:left w:val="none" w:sz="0" w:space="0" w:color="000000"/>
+                <w:right w:val="none" w:sz="0" w:space="0" w:color="000000"/>
+              </w:pBdr>
+              <w:spacing w:after="100" w:before="100" w:line="240"/>
+              <w:ind w:left="100" w:right="100" w:firstLine="0" w:firstLineChars="0"/>
+              <w:rPr>
+                <w:rFonts w:ascii="Times New Roman" w:hAnsi="Times New Roman" w:eastAsia="Times New Roman" w:cs="Times New Roman"/>
+                <w:i w:val="false"/>
+                <w:b w:val="false"/>
+                <w:u w:val="none"/>
+                <w:strike w:val="false"/>
+                <w:sz w:val="12"/>
+                <w:szCs w:val="12"/>
+                <w:color w:val="000000"/>
+              </w:rPr>
+            </w:pPr>
+            <w:r>
+              <w:rPr>
+                <w:rFonts w:ascii="Times New Roman" w:hAnsi="Times New Roman" w:eastAsia="Times New Roman" w:cs="Times New Roman"/>
+                <w:i w:val="false"/>
+                <w:b w:val="false"/>
+                <w:u w:val="none"/>
+                <w:strike w:val="false"/>
+                <w:sz w:val="12"/>
+                <w:szCs w:val="12"/>
+                <w:color w:val="000000"/>
+              </w:rPr>
+              <w:t xml:space="preserve">12.2</w:t>
+            </w:r>
+          </w:p>
+        </w:tc>
+        <w:tc>
+          <w:tcPr>
+            <w:tcBorders>
+              <w:bottom w:val="single" w:sz="12" w:space="0" w:color="666666"/>
+              <w:top w:val="none" w:sz="0" w:space="0" w:color="000000"/>
+              <w:left w:val="none" w:sz="0" w:space="0" w:color="000000"/>
+              <w:right w:val="none" w:sz="0" w:space="0" w:color="000000"/>
+            </w:tcBorders>
+            <w:shd w:val="clear" w:color="auto" w:fill="FFFFFF"/>
+            <w:tcMar>
+              <w:top w:w="0" w:type="dxa"/>
+              <w:bottom w:w="0" w:type="dxa"/>
+              <w:left w:w="0" w:type="dxa"/>
+              <w:right w:w="0" w:type="dxa"/>
+            </w:tcMar>
+            <w:vAlign w:val="center"/>
+          </w:tcPr>
+          <w:p>
+            <w:pPr>
+              <w:pStyle w:val="Normal"/>
+              <w:jc w:val="right"/>
+              <w:pBdr>
+                <w:bottom w:val="none" w:sz="0" w:space="0" w:color="000000"/>
+                <w:top w:val="none" w:sz="0" w:space="0" w:color="000000"/>
+                <w:left w:val="none" w:sz="0" w:space="0" w:color="000000"/>
+                <w:right w:val="none" w:sz="0" w:space="0" w:color="000000"/>
+              </w:pBdr>
+              <w:spacing w:after="100" w:before="100" w:line="240"/>
+              <w:ind w:left="100" w:right="100" w:firstLine="0" w:firstLineChars="0"/>
+              <w:rPr>
+                <w:rFonts w:ascii="Times New Roman" w:hAnsi="Times New Roman" w:eastAsia="Times New Roman" w:cs="Times New Roman"/>
+                <w:i w:val="false"/>
+                <w:b w:val="false"/>
+                <w:u w:val="none"/>
+                <w:strike w:val="false"/>
+                <w:sz w:val="12"/>
+                <w:szCs w:val="12"/>
+                <w:color w:val="000000"/>
+              </w:rPr>
+            </w:pPr>
+            <w:r>
+              <w:rPr>
+                <w:rFonts w:ascii="Times New Roman" w:hAnsi="Times New Roman" w:eastAsia="Times New Roman" w:cs="Times New Roman"/>
+                <w:i w:val="false"/>
+                <w:b w:val="false"/>
+                <w:u w:val="none"/>
+                <w:strike w:val="false"/>
+                <w:sz w:val="12"/>
+                <w:szCs w:val="12"/>
+                <w:color w:val="000000"/>
+              </w:rPr>
+              <w:t xml:space="preserve"/>
+            </w:r>
+          </w:p>
+        </w:tc>
+        <w:tc>
+          <w:tcPr>
+            <w:tcBorders>
+              <w:bottom w:val="single" w:sz="12" w:space="0" w:color="666666"/>
+              <w:top w:val="none" w:sz="0" w:space="0" w:color="000000"/>
+              <w:left w:val="none" w:sz="0" w:space="0" w:color="000000"/>
+              <w:right w:val="none" w:sz="0" w:space="0" w:color="000000"/>
+            </w:tcBorders>
+            <w:shd w:val="clear" w:color="auto" w:fill="FFFFFF"/>
+            <w:tcMar>
+              <w:top w:w="0" w:type="dxa"/>
+              <w:bottom w:w="0" w:type="dxa"/>
+              <w:left w:w="0" w:type="dxa"/>
+              <w:right w:w="0" w:type="dxa"/>
+            </w:tcMar>
+            <w:vAlign w:val="center"/>
+          </w:tcPr>
+          <w:p>
+            <w:pPr>
+              <w:pStyle w:val="Normal"/>
+              <w:jc w:val="left"/>
+              <w:pBdr>
+                <w:bottom w:val="none" w:sz="0" w:space="0" w:color="000000"/>
+                <w:top w:val="none" w:sz="0" w:space="0" w:color="000000"/>
+                <w:left w:val="none" w:sz="0" w:space="0" w:color="000000"/>
+                <w:right w:val="none" w:sz="0" w:space="0" w:color="000000"/>
+              </w:pBdr>
+              <w:spacing w:after="100" w:before="100" w:line="240"/>
+              <w:ind w:left="100" w:right="100" w:firstLine="0" w:firstLineChars="0"/>
+              <w:rPr>
+                <w:rFonts w:ascii="Times New Roman" w:hAnsi="Times New Roman" w:eastAsia="Times New Roman" w:cs="Times New Roman"/>
+                <w:i w:val="false"/>
+                <w:b w:val="false"/>
+                <w:u w:val="none"/>
+                <w:strike w:val="false"/>
+                <w:sz w:val="12"/>
+                <w:szCs w:val="12"/>
+                <w:color w:val="000000"/>
+              </w:rPr>
+            </w:pPr>
+            <w:r>
+              <w:rPr>
+                <w:rFonts w:ascii="Times New Roman" w:hAnsi="Times New Roman" w:eastAsia="Times New Roman" w:cs="Times New Roman"/>
+                <w:i w:val="false"/>
+                <w:b w:val="false"/>
+                <w:u w:val="none"/>
+                <w:strike w:val="false"/>
+                <w:sz w:val="12"/>
+                <w:szCs w:val="12"/>
+                <w:color w:val="000000"/>
+              </w:rPr>
+              <w:t xml:space="preserve">0.61 (0.33–1.11)</w:t>
+            </w:r>
+          </w:p>
+        </w:tc>
+        <w:tc>
+          <w:tcPr>
+            <w:tcBorders>
+              <w:bottom w:val="single" w:sz="12" w:space="0" w:color="666666"/>
+              <w:top w:val="none" w:sz="0" w:space="0" w:color="000000"/>
+              <w:left w:val="none" w:sz="0" w:space="0" w:color="000000"/>
+              <w:right w:val="none" w:sz="0" w:space="0" w:color="000000"/>
+            </w:tcBorders>
+            <w:shd w:val="clear" w:color="auto" w:fill="FFFFFF"/>
+            <w:tcMar>
+              <w:top w:w="0" w:type="dxa"/>
+              <w:bottom w:w="0" w:type="dxa"/>
+              <w:left w:w="0" w:type="dxa"/>
+              <w:right w:w="0" w:type="dxa"/>
+            </w:tcMar>
+            <w:vAlign w:val="center"/>
+          </w:tcPr>
+          <w:p>
+            <w:pPr>
+              <w:pStyle w:val="Normal"/>
+              <w:jc w:val="left"/>
+              <w:pBdr>
+                <w:bottom w:val="none" w:sz="0" w:space="0" w:color="000000"/>
+                <w:top w:val="none" w:sz="0" w:space="0" w:color="000000"/>
+                <w:left w:val="none" w:sz="0" w:space="0" w:color="000000"/>
+                <w:right w:val="none" w:sz="0" w:space="0" w:color="000000"/>
+              </w:pBdr>
+              <w:spacing w:after="100" w:before="100" w:line="240"/>
+              <w:ind w:left="100" w:right="100" w:firstLine="0" w:firstLineChars="0"/>
+              <w:rPr>
+                <w:rFonts w:ascii="Times New Roman" w:hAnsi="Times New Roman" w:eastAsia="Times New Roman" w:cs="Times New Roman"/>
+                <w:i w:val="false"/>
+                <w:b w:val="false"/>
+                <w:u w:val="none"/>
+                <w:strike w:val="false"/>
+                <w:sz w:val="12"/>
+                <w:szCs w:val="12"/>
+                <w:color w:val="000000"/>
+              </w:rPr>
+            </w:pPr>
+            <w:r>
+              <w:rPr>
+                <w:rFonts w:ascii="Times New Roman" w:hAnsi="Times New Roman" w:eastAsia="Times New Roman" w:cs="Times New Roman"/>
+                <w:i w:val="false"/>
+                <w:b w:val="false"/>
+                <w:u w:val="none"/>
+                <w:strike w:val="false"/>
+                <w:sz w:val="12"/>
+                <w:szCs w:val="12"/>
+                <w:color w:val="000000"/>
+              </w:rPr>
               <w:t xml:space="preserve">0.104</w:t>
             </w:r>
           </w:p>
@@ -14244,7 +16009,7 @@
                 <w:szCs w:val="12"/>
                 <w:color w:val="000000"/>
               </w:rPr>
-              <w:t xml:space="preserve">0.209</w:t>
+              <w:t xml:space="preserve">0.371</w:t>
             </w:r>
           </w:p>
         </w:tc>
@@ -14299,7 +16064,7 @@
                 <w:szCs w:val="12"/>
                 <w:color w:val="000000"/>
               </w:rPr>
-              <w:t xml:space="preserve">9.8</w:t>
+              <w:t xml:space="preserve"/>
             </w:r>
           </w:p>
         </w:tc>
@@ -14323,6 +16088,281 @@
           <w:p>
             <w:pPr>
               <w:pStyle w:val="Normal"/>
+              <w:jc w:val="left"/>
+              <w:pBdr>
+                <w:bottom w:val="none" w:sz="0" w:space="0" w:color="000000"/>
+                <w:top w:val="none" w:sz="0" w:space="0" w:color="000000"/>
+                <w:left w:val="none" w:sz="0" w:space="0" w:color="000000"/>
+                <w:right w:val="none" w:sz="0" w:space="0" w:color="000000"/>
+              </w:pBdr>
+              <w:spacing w:after="100" w:before="100" w:line="240"/>
+              <w:ind w:left="100" w:right="100" w:firstLine="0" w:firstLineChars="0"/>
+              <w:rPr>
+                <w:rFonts w:ascii="Times New Roman" w:hAnsi="Times New Roman" w:eastAsia="Times New Roman" w:cs="Times New Roman"/>
+                <w:i w:val="false"/>
+                <w:b w:val="false"/>
+                <w:u w:val="none"/>
+                <w:strike w:val="false"/>
+                <w:sz w:val="12"/>
+                <w:szCs w:val="12"/>
+                <w:color w:val="000000"/>
+              </w:rPr>
+            </w:pPr>
+            <w:r>
+              <w:rPr>
+                <w:rFonts w:ascii="Times New Roman" w:hAnsi="Times New Roman" w:eastAsia="Times New Roman" w:cs="Times New Roman"/>
+                <w:i w:val="false"/>
+                <w:b w:val="false"/>
+                <w:u w:val="none"/>
+                <w:strike w:val="false"/>
+                <w:sz w:val="12"/>
+                <w:szCs w:val="12"/>
+                <w:color w:val="000000"/>
+              </w:rPr>
+              <w:t xml:space="preserve"/>
+            </w:r>
+          </w:p>
+        </w:tc>
+        <w:tc>
+          <w:tcPr>
+            <w:tcBorders>
+              <w:bottom w:val="single" w:sz="12" w:space="0" w:color="666666"/>
+              <w:top w:val="none" w:sz="0" w:space="0" w:color="000000"/>
+              <w:left w:val="none" w:sz="0" w:space="0" w:color="000000"/>
+              <w:right w:val="none" w:sz="0" w:space="0" w:color="000000"/>
+            </w:tcBorders>
+            <w:shd w:val="clear" w:color="auto" w:fill="FFFFFF"/>
+            <w:tcMar>
+              <w:top w:w="0" w:type="dxa"/>
+              <w:bottom w:w="0" w:type="dxa"/>
+              <w:left w:w="0" w:type="dxa"/>
+              <w:right w:w="0" w:type="dxa"/>
+            </w:tcMar>
+            <w:vAlign w:val="center"/>
+          </w:tcPr>
+          <w:p>
+            <w:pPr>
+              <w:pStyle w:val="Normal"/>
+              <w:jc w:val="left"/>
+              <w:pBdr>
+                <w:bottom w:val="none" w:sz="0" w:space="0" w:color="000000"/>
+                <w:top w:val="none" w:sz="0" w:space="0" w:color="000000"/>
+                <w:left w:val="none" w:sz="0" w:space="0" w:color="000000"/>
+                <w:right w:val="none" w:sz="0" w:space="0" w:color="000000"/>
+              </w:pBdr>
+              <w:spacing w:after="100" w:before="100" w:line="240"/>
+              <w:ind w:left="100" w:right="100" w:firstLine="0" w:firstLineChars="0"/>
+              <w:rPr>
+                <w:rFonts w:ascii="Times New Roman" w:hAnsi="Times New Roman" w:eastAsia="Times New Roman" w:cs="Times New Roman"/>
+                <w:i w:val="false"/>
+                <w:b w:val="false"/>
+                <w:u w:val="none"/>
+                <w:strike w:val="false"/>
+                <w:sz w:val="12"/>
+                <w:szCs w:val="12"/>
+                <w:color w:val="000000"/>
+              </w:rPr>
+            </w:pPr>
+            <w:r>
+              <w:rPr>
+                <w:rFonts w:ascii="Times New Roman" w:hAnsi="Times New Roman" w:eastAsia="Times New Roman" w:cs="Times New Roman"/>
+                <w:i w:val="false"/>
+                <w:b w:val="false"/>
+                <w:u w:val="none"/>
+                <w:strike w:val="false"/>
+                <w:sz w:val="12"/>
+                <w:szCs w:val="12"/>
+                <w:color w:val="000000"/>
+              </w:rPr>
+              <w:t xml:space="preserve"/>
+            </w:r>
+          </w:p>
+        </w:tc>
+        <w:tc>
+          <w:tcPr>
+            <w:tcBorders>
+              <w:bottom w:val="single" w:sz="12" w:space="0" w:color="666666"/>
+              <w:top w:val="none" w:sz="0" w:space="0" w:color="000000"/>
+              <w:left w:val="none" w:sz="0" w:space="0" w:color="000000"/>
+              <w:right w:val="none" w:sz="0" w:space="0" w:color="000000"/>
+            </w:tcBorders>
+            <w:shd w:val="clear" w:color="auto" w:fill="FFFFFF"/>
+            <w:tcMar>
+              <w:top w:w="0" w:type="dxa"/>
+              <w:bottom w:w="0" w:type="dxa"/>
+              <w:left w:w="0" w:type="dxa"/>
+              <w:right w:w="0" w:type="dxa"/>
+            </w:tcMar>
+            <w:vAlign w:val="center"/>
+          </w:tcPr>
+          <w:p>
+            <w:pPr>
+              <w:pStyle w:val="Normal"/>
+              <w:jc w:val="left"/>
+              <w:pBdr>
+                <w:bottom w:val="none" w:sz="0" w:space="0" w:color="000000"/>
+                <w:top w:val="none" w:sz="0" w:space="0" w:color="000000"/>
+                <w:left w:val="none" w:sz="0" w:space="0" w:color="000000"/>
+                <w:right w:val="none" w:sz="0" w:space="0" w:color="000000"/>
+              </w:pBdr>
+              <w:spacing w:after="100" w:before="100" w:line="240"/>
+              <w:ind w:left="100" w:right="100" w:firstLine="0" w:firstLineChars="0"/>
+              <w:rPr>
+                <w:rFonts w:ascii="Times New Roman" w:hAnsi="Times New Roman" w:eastAsia="Times New Roman" w:cs="Times New Roman"/>
+                <w:i w:val="false"/>
+                <w:b w:val="false"/>
+                <w:u w:val="none"/>
+                <w:strike w:val="false"/>
+                <w:sz w:val="12"/>
+                <w:szCs w:val="12"/>
+                <w:color w:val="000000"/>
+              </w:rPr>
+            </w:pPr>
+            <w:r>
+              <w:rPr>
+                <w:rFonts w:ascii="Times New Roman" w:hAnsi="Times New Roman" w:eastAsia="Times New Roman" w:cs="Times New Roman"/>
+                <w:i w:val="false"/>
+                <w:b w:val="false"/>
+                <w:u w:val="none"/>
+                <w:strike w:val="false"/>
+                <w:sz w:val="12"/>
+                <w:szCs w:val="12"/>
+                <w:color w:val="000000"/>
+              </w:rPr>
+              <w:t xml:space="preserve"/>
+            </w:r>
+          </w:p>
+        </w:tc>
+        <w:tc>
+          <w:tcPr>
+            <w:tcBorders>
+              <w:bottom w:val="single" w:sz="12" w:space="0" w:color="666666"/>
+              <w:top w:val="none" w:sz="0" w:space="0" w:color="000000"/>
+              <w:left w:val="none" w:sz="0" w:space="0" w:color="000000"/>
+              <w:right w:val="none" w:sz="0" w:space="0" w:color="000000"/>
+            </w:tcBorders>
+            <w:shd w:val="clear" w:color="auto" w:fill="FFFFFF"/>
+            <w:tcMar>
+              <w:top w:w="0" w:type="dxa"/>
+              <w:bottom w:w="0" w:type="dxa"/>
+              <w:left w:w="0" w:type="dxa"/>
+              <w:right w:w="0" w:type="dxa"/>
+            </w:tcMar>
+            <w:vAlign w:val="center"/>
+          </w:tcPr>
+          <w:p>
+            <w:pPr>
+              <w:pStyle w:val="Normal"/>
+              <w:jc w:val="left"/>
+              <w:pBdr>
+                <w:bottom w:val="none" w:sz="0" w:space="0" w:color="000000"/>
+                <w:top w:val="none" w:sz="0" w:space="0" w:color="000000"/>
+                <w:left w:val="none" w:sz="0" w:space="0" w:color="000000"/>
+                <w:right w:val="none" w:sz="0" w:space="0" w:color="000000"/>
+              </w:pBdr>
+              <w:spacing w:after="100" w:before="100" w:line="240"/>
+              <w:ind w:left="100" w:right="100" w:firstLine="0" w:firstLineChars="0"/>
+              <w:rPr>
+                <w:rFonts w:ascii="Times New Roman" w:hAnsi="Times New Roman" w:eastAsia="Times New Roman" w:cs="Times New Roman"/>
+                <w:i w:val="false"/>
+                <w:b w:val="false"/>
+                <w:u w:val="none"/>
+                <w:strike w:val="false"/>
+                <w:sz w:val="12"/>
+                <w:szCs w:val="12"/>
+                <w:color w:val="000000"/>
+              </w:rPr>
+            </w:pPr>
+            <w:r>
+              <w:rPr>
+                <w:rFonts w:ascii="Times New Roman" w:hAnsi="Times New Roman" w:eastAsia="Times New Roman" w:cs="Times New Roman"/>
+                <w:i w:val="false"/>
+                <w:b w:val="false"/>
+                <w:u w:val="none"/>
+                <w:strike w:val="false"/>
+                <w:sz w:val="12"/>
+                <w:szCs w:val="12"/>
+                <w:color w:val="000000"/>
+              </w:rPr>
+              <w:t xml:space="preserve">5.10 (0.81, 9.38)</w:t>
+            </w:r>
+          </w:p>
+        </w:tc>
+        <w:tc>
+          <w:tcPr>
+            <w:tcBorders>
+              <w:bottom w:val="single" w:sz="12" w:space="0" w:color="666666"/>
+              <w:top w:val="none" w:sz="0" w:space="0" w:color="000000"/>
+              <w:left w:val="none" w:sz="0" w:space="0" w:color="000000"/>
+              <w:right w:val="none" w:sz="0" w:space="0" w:color="000000"/>
+            </w:tcBorders>
+            <w:shd w:val="clear" w:color="auto" w:fill="FFFFFF"/>
+            <w:tcMar>
+              <w:top w:w="0" w:type="dxa"/>
+              <w:bottom w:w="0" w:type="dxa"/>
+              <w:left w:w="0" w:type="dxa"/>
+              <w:right w:w="0" w:type="dxa"/>
+            </w:tcMar>
+            <w:vAlign w:val="center"/>
+          </w:tcPr>
+          <w:p>
+            <w:pPr>
+              <w:pStyle w:val="Normal"/>
+              <w:jc w:val="left"/>
+              <w:pBdr>
+                <w:bottom w:val="none" w:sz="0" w:space="0" w:color="000000"/>
+                <w:top w:val="none" w:sz="0" w:space="0" w:color="000000"/>
+                <w:left w:val="none" w:sz="0" w:space="0" w:color="000000"/>
+                <w:right w:val="none" w:sz="0" w:space="0" w:color="000000"/>
+              </w:pBdr>
+              <w:spacing w:after="100" w:before="100" w:line="240"/>
+              <w:ind w:left="100" w:right="100" w:firstLine="0" w:firstLineChars="0"/>
+              <w:rPr>
+                <w:rFonts w:ascii="Times New Roman" w:hAnsi="Times New Roman" w:eastAsia="Times New Roman" w:cs="Times New Roman"/>
+                <w:i w:val="false"/>
+                <w:b w:val="false"/>
+                <w:u w:val="none"/>
+                <w:strike w:val="false"/>
+                <w:sz w:val="12"/>
+                <w:szCs w:val="12"/>
+                <w:color w:val="000000"/>
+              </w:rPr>
+            </w:pPr>
+            <w:r>
+              <w:rPr>
+                <w:rFonts w:ascii="Times New Roman" w:hAnsi="Times New Roman" w:eastAsia="Times New Roman" w:cs="Times New Roman"/>
+                <w:i w:val="false"/>
+                <w:b w:val="false"/>
+                <w:u w:val="none"/>
+                <w:strike w:val="false"/>
+                <w:sz w:val="12"/>
+                <w:szCs w:val="12"/>
+                <w:color w:val="000000"/>
+              </w:rPr>
+              <w:t xml:space="preserve">0.020</w:t>
+            </w:r>
+          </w:p>
+        </w:tc>
+        <w:tc>
+          <w:tcPr>
+            <w:tcBorders>
+              <w:bottom w:val="single" w:sz="12" w:space="0" w:color="666666"/>
+              <w:top w:val="none" w:sz="0" w:space="0" w:color="000000"/>
+              <w:left w:val="none" w:sz="0" w:space="0" w:color="000000"/>
+              <w:right w:val="none" w:sz="0" w:space="0" w:color="000000"/>
+            </w:tcBorders>
+            <w:shd w:val="clear" w:color="auto" w:fill="FFFFFF"/>
+            <w:tcMar>
+              <w:top w:w="0" w:type="dxa"/>
+              <w:bottom w:w="0" w:type="dxa"/>
+              <w:left w:w="0" w:type="dxa"/>
+              <w:right w:w="0" w:type="dxa"/>
+            </w:tcMar>
+            <w:vAlign w:val="center"/>
+          </w:tcPr>
+          <w:p>
+            <w:pPr>
+              <w:pStyle w:val="Normal"/>
               <w:jc w:val="right"/>
               <w:pBdr>
                 <w:bottom w:val="none" w:sz="0" w:space="0" w:color="000000"/>
@@ -14354,557 +16394,7 @@
                 <w:szCs w:val="12"/>
                 <w:color w:val="000000"/>
               </w:rPr>
-              <w:t xml:space="preserve"/>
-            </w:r>
-          </w:p>
-        </w:tc>
-        <w:tc>
-          <w:tcPr>
-            <w:tcBorders>
-              <w:bottom w:val="single" w:sz="12" w:space="0" w:color="666666"/>
-              <w:top w:val="none" w:sz="0" w:space="0" w:color="000000"/>
-              <w:left w:val="none" w:sz="0" w:space="0" w:color="000000"/>
-              <w:right w:val="none" w:sz="0" w:space="0" w:color="000000"/>
-            </w:tcBorders>
-            <w:shd w:val="clear" w:color="auto" w:fill="FFFFFF"/>
-            <w:tcMar>
-              <w:top w:w="0" w:type="dxa"/>
-              <w:bottom w:w="0" w:type="dxa"/>
-              <w:left w:w="0" w:type="dxa"/>
-              <w:right w:w="0" w:type="dxa"/>
-            </w:tcMar>
-            <w:vAlign w:val="center"/>
-          </w:tcPr>
-          <w:p>
-            <w:pPr>
-              <w:pStyle w:val="Normal"/>
-              <w:jc w:val="left"/>
-              <w:pBdr>
-                <w:bottom w:val="none" w:sz="0" w:space="0" w:color="000000"/>
-                <w:top w:val="none" w:sz="0" w:space="0" w:color="000000"/>
-                <w:left w:val="none" w:sz="0" w:space="0" w:color="000000"/>
-                <w:right w:val="none" w:sz="0" w:space="0" w:color="000000"/>
-              </w:pBdr>
-              <w:spacing w:after="100" w:before="100" w:line="240"/>
-              <w:ind w:left="100" w:right="100" w:firstLine="0" w:firstLineChars="0"/>
-              <w:rPr>
-                <w:rFonts w:ascii="Times New Roman" w:hAnsi="Times New Roman" w:eastAsia="Times New Roman" w:cs="Times New Roman"/>
-                <w:i w:val="false"/>
-                <w:b w:val="false"/>
-                <w:u w:val="none"/>
-                <w:strike w:val="false"/>
-                <w:sz w:val="12"/>
-                <w:szCs w:val="12"/>
-                <w:color w:val="000000"/>
-              </w:rPr>
-            </w:pPr>
-            <w:r>
-              <w:rPr>
-                <w:rFonts w:ascii="Times New Roman" w:hAnsi="Times New Roman" w:eastAsia="Times New Roman" w:cs="Times New Roman"/>
-                <w:i w:val="false"/>
-                <w:b w:val="false"/>
-                <w:u w:val="none"/>
-                <w:strike w:val="false"/>
-                <w:sz w:val="12"/>
-                <w:szCs w:val="12"/>
-                <w:color w:val="000000"/>
-              </w:rPr>
-              <w:t xml:space="preserve">0.66 (0.36–1.22)</w:t>
-            </w:r>
-          </w:p>
-        </w:tc>
-        <w:tc>
-          <w:tcPr>
-            <w:tcBorders>
-              <w:bottom w:val="single" w:sz="12" w:space="0" w:color="666666"/>
-              <w:top w:val="none" w:sz="0" w:space="0" w:color="000000"/>
-              <w:left w:val="none" w:sz="0" w:space="0" w:color="000000"/>
-              <w:right w:val="none" w:sz="0" w:space="0" w:color="000000"/>
-            </w:tcBorders>
-            <w:shd w:val="clear" w:color="auto" w:fill="FFFFFF"/>
-            <w:tcMar>
-              <w:top w:w="0" w:type="dxa"/>
-              <w:bottom w:w="0" w:type="dxa"/>
-              <w:left w:w="0" w:type="dxa"/>
-              <w:right w:w="0" w:type="dxa"/>
-            </w:tcMar>
-            <w:vAlign w:val="center"/>
-          </w:tcPr>
-          <w:p>
-            <w:pPr>
-              <w:pStyle w:val="Normal"/>
-              <w:jc w:val="left"/>
-              <w:pBdr>
-                <w:bottom w:val="none" w:sz="0" w:space="0" w:color="000000"/>
-                <w:top w:val="none" w:sz="0" w:space="0" w:color="000000"/>
-                <w:left w:val="none" w:sz="0" w:space="0" w:color="000000"/>
-                <w:right w:val="none" w:sz="0" w:space="0" w:color="000000"/>
-              </w:pBdr>
-              <w:spacing w:after="100" w:before="100" w:line="240"/>
-              <w:ind w:left="100" w:right="100" w:firstLine="0" w:firstLineChars="0"/>
-              <w:rPr>
-                <w:rFonts w:ascii="Times New Roman" w:hAnsi="Times New Roman" w:eastAsia="Times New Roman" w:cs="Times New Roman"/>
-                <w:i w:val="false"/>
-                <w:b w:val="false"/>
-                <w:u w:val="none"/>
-                <w:strike w:val="false"/>
-                <w:sz w:val="12"/>
-                <w:szCs w:val="12"/>
-                <w:color w:val="000000"/>
-              </w:rPr>
-            </w:pPr>
-            <w:r>
-              <w:rPr>
-                <w:rFonts w:ascii="Times New Roman" w:hAnsi="Times New Roman" w:eastAsia="Times New Roman" w:cs="Times New Roman"/>
-                <w:i w:val="false"/>
-                <w:b w:val="false"/>
-                <w:u w:val="none"/>
-                <w:strike w:val="false"/>
-                <w:sz w:val="12"/>
-                <w:szCs w:val="12"/>
-                <w:color w:val="000000"/>
-              </w:rPr>
-              <w:t xml:space="preserve">0.187</w:t>
-            </w:r>
-          </w:p>
-        </w:tc>
-        <w:tc>
-          <w:tcPr>
-            <w:tcBorders>
-              <w:bottom w:val="single" w:sz="12" w:space="0" w:color="666666"/>
-              <w:top w:val="none" w:sz="0" w:space="0" w:color="000000"/>
-              <w:left w:val="none" w:sz="0" w:space="0" w:color="000000"/>
-              <w:right w:val="none" w:sz="0" w:space="0" w:color="000000"/>
-            </w:tcBorders>
-            <w:shd w:val="clear" w:color="auto" w:fill="FFFFFF"/>
-            <w:tcMar>
-              <w:top w:w="0" w:type="dxa"/>
-              <w:bottom w:w="0" w:type="dxa"/>
-              <w:left w:w="0" w:type="dxa"/>
-              <w:right w:w="0" w:type="dxa"/>
-            </w:tcMar>
-            <w:vAlign w:val="center"/>
-          </w:tcPr>
-          <w:p>
-            <w:pPr>
-              <w:pStyle w:val="Normal"/>
-              <w:jc w:val="left"/>
-              <w:pBdr>
-                <w:bottom w:val="none" w:sz="0" w:space="0" w:color="000000"/>
-                <w:top w:val="none" w:sz="0" w:space="0" w:color="000000"/>
-                <w:left w:val="none" w:sz="0" w:space="0" w:color="000000"/>
-                <w:right w:val="none" w:sz="0" w:space="0" w:color="000000"/>
-              </w:pBdr>
-              <w:spacing w:after="100" w:before="100" w:line="240"/>
-              <w:ind w:left="100" w:right="100" w:firstLine="0" w:firstLineChars="0"/>
-              <w:rPr>
-                <w:rFonts w:ascii="Times New Roman" w:hAnsi="Times New Roman" w:eastAsia="Times New Roman" w:cs="Times New Roman"/>
-                <w:i w:val="false"/>
-                <w:b w:val="false"/>
-                <w:u w:val="none"/>
-                <w:strike w:val="false"/>
-                <w:sz w:val="12"/>
-                <w:szCs w:val="12"/>
-                <w:color w:val="000000"/>
-              </w:rPr>
-            </w:pPr>
-            <w:r>
-              <w:rPr>
-                <w:rFonts w:ascii="Times New Roman" w:hAnsi="Times New Roman" w:eastAsia="Times New Roman" w:cs="Times New Roman"/>
-                <w:i w:val="false"/>
-                <w:b w:val="false"/>
-                <w:u w:val="none"/>
-                <w:strike w:val="false"/>
-                <w:sz w:val="12"/>
-                <w:szCs w:val="12"/>
-                <w:color w:val="000000"/>
-              </w:rPr>
-              <w:t xml:space="preserve">0.319</w:t>
-            </w:r>
-          </w:p>
-        </w:tc>
-        <w:tc>
-          <w:tcPr>
-            <w:tcBorders>
-              <w:bottom w:val="single" w:sz="12" w:space="0" w:color="666666"/>
-              <w:top w:val="none" w:sz="0" w:space="0" w:color="000000"/>
-              <w:left w:val="none" w:sz="0" w:space="0" w:color="000000"/>
-              <w:right w:val="none" w:sz="0" w:space="0" w:color="000000"/>
-            </w:tcBorders>
-            <w:shd w:val="clear" w:color="auto" w:fill="FFFFFF"/>
-            <w:tcMar>
-              <w:top w:w="0" w:type="dxa"/>
-              <w:bottom w:w="0" w:type="dxa"/>
-              <w:left w:w="0" w:type="dxa"/>
-              <w:right w:w="0" w:type="dxa"/>
-            </w:tcMar>
-            <w:vAlign w:val="center"/>
-          </w:tcPr>
-          <w:p>
-            <w:pPr>
-              <w:pStyle w:val="Normal"/>
-              <w:jc w:val="left"/>
-              <w:pBdr>
-                <w:bottom w:val="none" w:sz="0" w:space="0" w:color="000000"/>
-                <w:top w:val="none" w:sz="0" w:space="0" w:color="000000"/>
-                <w:left w:val="none" w:sz="0" w:space="0" w:color="000000"/>
-                <w:right w:val="none" w:sz="0" w:space="0" w:color="000000"/>
-              </w:pBdr>
-              <w:spacing w:after="100" w:before="100" w:line="240"/>
-              <w:ind w:left="100" w:right="100" w:firstLine="0" w:firstLineChars="0"/>
-              <w:rPr>
-                <w:rFonts w:ascii="Times New Roman" w:hAnsi="Times New Roman" w:eastAsia="Times New Roman" w:cs="Times New Roman"/>
-                <w:i w:val="false"/>
-                <w:b w:val="false"/>
-                <w:u w:val="none"/>
-                <w:strike w:val="false"/>
-                <w:sz w:val="12"/>
-                <w:szCs w:val="12"/>
-                <w:color w:val="000000"/>
-              </w:rPr>
-            </w:pPr>
-            <w:r>
-              <w:rPr>
-                <w:rFonts w:ascii="Times New Roman" w:hAnsi="Times New Roman" w:eastAsia="Times New Roman" w:cs="Times New Roman"/>
-                <w:i w:val="false"/>
-                <w:b w:val="false"/>
-                <w:u w:val="none"/>
-                <w:strike w:val="false"/>
-                <w:sz w:val="12"/>
-                <w:szCs w:val="12"/>
-                <w:color w:val="000000"/>
-              </w:rPr>
-              <w:t xml:space="preserve"/>
-            </w:r>
-          </w:p>
-        </w:tc>
-        <w:tc>
-          <w:tcPr>
-            <w:tcBorders>
-              <w:bottom w:val="single" w:sz="12" w:space="0" w:color="666666"/>
-              <w:top w:val="none" w:sz="0" w:space="0" w:color="000000"/>
-              <w:left w:val="none" w:sz="0" w:space="0" w:color="000000"/>
-              <w:right w:val="none" w:sz="0" w:space="0" w:color="000000"/>
-            </w:tcBorders>
-            <w:shd w:val="clear" w:color="auto" w:fill="FFFFFF"/>
-            <w:tcMar>
-              <w:top w:w="0" w:type="dxa"/>
-              <w:bottom w:w="0" w:type="dxa"/>
-              <w:left w:w="0" w:type="dxa"/>
-              <w:right w:w="0" w:type="dxa"/>
-            </w:tcMar>
-            <w:vAlign w:val="center"/>
-          </w:tcPr>
-          <w:p>
-            <w:pPr>
-              <w:pStyle w:val="Normal"/>
-              <w:jc w:val="left"/>
-              <w:pBdr>
-                <w:bottom w:val="none" w:sz="0" w:space="0" w:color="000000"/>
-                <w:top w:val="none" w:sz="0" w:space="0" w:color="000000"/>
-                <w:left w:val="none" w:sz="0" w:space="0" w:color="000000"/>
-                <w:right w:val="none" w:sz="0" w:space="0" w:color="000000"/>
-              </w:pBdr>
-              <w:spacing w:after="100" w:before="100" w:line="240"/>
-              <w:ind w:left="100" w:right="100" w:firstLine="0" w:firstLineChars="0"/>
-              <w:rPr>
-                <w:rFonts w:ascii="Times New Roman" w:hAnsi="Times New Roman" w:eastAsia="Times New Roman" w:cs="Times New Roman"/>
-                <w:i w:val="false"/>
-                <w:b w:val="false"/>
-                <w:u w:val="none"/>
-                <w:strike w:val="false"/>
-                <w:sz w:val="12"/>
-                <w:szCs w:val="12"/>
-                <w:color w:val="000000"/>
-              </w:rPr>
-            </w:pPr>
-            <w:r>
-              <w:rPr>
-                <w:rFonts w:ascii="Times New Roman" w:hAnsi="Times New Roman" w:eastAsia="Times New Roman" w:cs="Times New Roman"/>
-                <w:i w:val="false"/>
-                <w:b w:val="false"/>
-                <w:u w:val="none"/>
-                <w:strike w:val="false"/>
-                <w:sz w:val="12"/>
-                <w:szCs w:val="12"/>
-                <w:color w:val="000000"/>
-              </w:rPr>
-              <w:t xml:space="preserve"/>
-            </w:r>
-          </w:p>
-        </w:tc>
-        <w:tc>
-          <w:tcPr>
-            <w:tcBorders>
-              <w:bottom w:val="single" w:sz="12" w:space="0" w:color="666666"/>
-              <w:top w:val="none" w:sz="0" w:space="0" w:color="000000"/>
-              <w:left w:val="none" w:sz="0" w:space="0" w:color="000000"/>
-              <w:right w:val="none" w:sz="0" w:space="0" w:color="000000"/>
-            </w:tcBorders>
-            <w:shd w:val="clear" w:color="auto" w:fill="FFFFFF"/>
-            <w:tcMar>
-              <w:top w:w="0" w:type="dxa"/>
-              <w:bottom w:w="0" w:type="dxa"/>
-              <w:left w:w="0" w:type="dxa"/>
-              <w:right w:w="0" w:type="dxa"/>
-            </w:tcMar>
-            <w:vAlign w:val="center"/>
-          </w:tcPr>
-          <w:p>
-            <w:pPr>
-              <w:pStyle w:val="Normal"/>
-              <w:jc w:val="left"/>
-              <w:pBdr>
-                <w:bottom w:val="none" w:sz="0" w:space="0" w:color="000000"/>
-                <w:top w:val="none" w:sz="0" w:space="0" w:color="000000"/>
-                <w:left w:val="none" w:sz="0" w:space="0" w:color="000000"/>
-                <w:right w:val="none" w:sz="0" w:space="0" w:color="000000"/>
-              </w:pBdr>
-              <w:spacing w:after="100" w:before="100" w:line="240"/>
-              <w:ind w:left="100" w:right="100" w:firstLine="0" w:firstLineChars="0"/>
-              <w:rPr>
-                <w:rFonts w:ascii="Times New Roman" w:hAnsi="Times New Roman" w:eastAsia="Times New Roman" w:cs="Times New Roman"/>
-                <w:i w:val="false"/>
-                <w:b w:val="false"/>
-                <w:u w:val="none"/>
-                <w:strike w:val="false"/>
-                <w:sz w:val="12"/>
-                <w:szCs w:val="12"/>
-                <w:color w:val="000000"/>
-              </w:rPr>
-            </w:pPr>
-            <w:r>
-              <w:rPr>
-                <w:rFonts w:ascii="Times New Roman" w:hAnsi="Times New Roman" w:eastAsia="Times New Roman" w:cs="Times New Roman"/>
-                <w:i w:val="false"/>
-                <w:b w:val="false"/>
-                <w:u w:val="none"/>
-                <w:strike w:val="false"/>
-                <w:sz w:val="12"/>
-                <w:szCs w:val="12"/>
-                <w:color w:val="000000"/>
-              </w:rPr>
-              <w:t xml:space="preserve"/>
-            </w:r>
-          </w:p>
-        </w:tc>
-        <w:tc>
-          <w:tcPr>
-            <w:tcBorders>
-              <w:bottom w:val="single" w:sz="12" w:space="0" w:color="666666"/>
-              <w:top w:val="none" w:sz="0" w:space="0" w:color="000000"/>
-              <w:left w:val="none" w:sz="0" w:space="0" w:color="000000"/>
-              <w:right w:val="none" w:sz="0" w:space="0" w:color="000000"/>
-            </w:tcBorders>
-            <w:shd w:val="clear" w:color="auto" w:fill="FFFFFF"/>
-            <w:tcMar>
-              <w:top w:w="0" w:type="dxa"/>
-              <w:bottom w:w="0" w:type="dxa"/>
-              <w:left w:w="0" w:type="dxa"/>
-              <w:right w:w="0" w:type="dxa"/>
-            </w:tcMar>
-            <w:vAlign w:val="center"/>
-          </w:tcPr>
-          <w:p>
-            <w:pPr>
-              <w:pStyle w:val="Normal"/>
-              <w:jc w:val="left"/>
-              <w:pBdr>
-                <w:bottom w:val="none" w:sz="0" w:space="0" w:color="000000"/>
-                <w:top w:val="none" w:sz="0" w:space="0" w:color="000000"/>
-                <w:left w:val="none" w:sz="0" w:space="0" w:color="000000"/>
-                <w:right w:val="none" w:sz="0" w:space="0" w:color="000000"/>
-              </w:pBdr>
-              <w:spacing w:after="100" w:before="100" w:line="240"/>
-              <w:ind w:left="100" w:right="100" w:firstLine="0" w:firstLineChars="0"/>
-              <w:rPr>
-                <w:rFonts w:ascii="Times New Roman" w:hAnsi="Times New Roman" w:eastAsia="Times New Roman" w:cs="Times New Roman"/>
-                <w:i w:val="false"/>
-                <w:b w:val="false"/>
-                <w:u w:val="none"/>
-                <w:strike w:val="false"/>
-                <w:sz w:val="12"/>
-                <w:szCs w:val="12"/>
-                <w:color w:val="000000"/>
-              </w:rPr>
-            </w:pPr>
-            <w:r>
-              <w:rPr>
-                <w:rFonts w:ascii="Times New Roman" w:hAnsi="Times New Roman" w:eastAsia="Times New Roman" w:cs="Times New Roman"/>
-                <w:i w:val="false"/>
-                <w:b w:val="false"/>
-                <w:u w:val="none"/>
-                <w:strike w:val="false"/>
-                <w:sz w:val="12"/>
-                <w:szCs w:val="12"/>
-                <w:color w:val="000000"/>
-              </w:rPr>
-              <w:t xml:space="preserve"/>
-            </w:r>
-          </w:p>
-        </w:tc>
-        <w:tc>
-          <w:tcPr>
-            <w:tcBorders>
-              <w:bottom w:val="single" w:sz="12" w:space="0" w:color="666666"/>
-              <w:top w:val="none" w:sz="0" w:space="0" w:color="000000"/>
-              <w:left w:val="none" w:sz="0" w:space="0" w:color="000000"/>
-              <w:right w:val="none" w:sz="0" w:space="0" w:color="000000"/>
-            </w:tcBorders>
-            <w:shd w:val="clear" w:color="auto" w:fill="FFFFFF"/>
-            <w:tcMar>
-              <w:top w:w="0" w:type="dxa"/>
-              <w:bottom w:w="0" w:type="dxa"/>
-              <w:left w:w="0" w:type="dxa"/>
-              <w:right w:w="0" w:type="dxa"/>
-            </w:tcMar>
-            <w:vAlign w:val="center"/>
-          </w:tcPr>
-          <w:p>
-            <w:pPr>
-              <w:pStyle w:val="Normal"/>
-              <w:jc w:val="left"/>
-              <w:pBdr>
-                <w:bottom w:val="none" w:sz="0" w:space="0" w:color="000000"/>
-                <w:top w:val="none" w:sz="0" w:space="0" w:color="000000"/>
-                <w:left w:val="none" w:sz="0" w:space="0" w:color="000000"/>
-                <w:right w:val="none" w:sz="0" w:space="0" w:color="000000"/>
-              </w:pBdr>
-              <w:spacing w:after="100" w:before="100" w:line="240"/>
-              <w:ind w:left="100" w:right="100" w:firstLine="0" w:firstLineChars="0"/>
-              <w:rPr>
-                <w:rFonts w:ascii="Times New Roman" w:hAnsi="Times New Roman" w:eastAsia="Times New Roman" w:cs="Times New Roman"/>
-                <w:i w:val="false"/>
-                <w:b w:val="false"/>
-                <w:u w:val="none"/>
-                <w:strike w:val="false"/>
-                <w:sz w:val="12"/>
-                <w:szCs w:val="12"/>
-                <w:color w:val="000000"/>
-              </w:rPr>
-            </w:pPr>
-            <w:r>
-              <w:rPr>
-                <w:rFonts w:ascii="Times New Roman" w:hAnsi="Times New Roman" w:eastAsia="Times New Roman" w:cs="Times New Roman"/>
-                <w:i w:val="false"/>
-                <w:b w:val="false"/>
-                <w:u w:val="none"/>
-                <w:strike w:val="false"/>
-                <w:sz w:val="12"/>
-                <w:szCs w:val="12"/>
-                <w:color w:val="000000"/>
-              </w:rPr>
-              <w:t xml:space="preserve">5.10 (0.81, 9.38)</w:t>
-            </w:r>
-          </w:p>
-        </w:tc>
-        <w:tc>
-          <w:tcPr>
-            <w:tcBorders>
-              <w:bottom w:val="single" w:sz="12" w:space="0" w:color="666666"/>
-              <w:top w:val="none" w:sz="0" w:space="0" w:color="000000"/>
-              <w:left w:val="none" w:sz="0" w:space="0" w:color="000000"/>
-              <w:right w:val="none" w:sz="0" w:space="0" w:color="000000"/>
-            </w:tcBorders>
-            <w:shd w:val="clear" w:color="auto" w:fill="FFFFFF"/>
-            <w:tcMar>
-              <w:top w:w="0" w:type="dxa"/>
-              <w:bottom w:w="0" w:type="dxa"/>
-              <w:left w:w="0" w:type="dxa"/>
-              <w:right w:w="0" w:type="dxa"/>
-            </w:tcMar>
-            <w:vAlign w:val="center"/>
-          </w:tcPr>
-          <w:p>
-            <w:pPr>
-              <w:pStyle w:val="Normal"/>
-              <w:jc w:val="left"/>
-              <w:pBdr>
-                <w:bottom w:val="none" w:sz="0" w:space="0" w:color="000000"/>
-                <w:top w:val="none" w:sz="0" w:space="0" w:color="000000"/>
-                <w:left w:val="none" w:sz="0" w:space="0" w:color="000000"/>
-                <w:right w:val="none" w:sz="0" w:space="0" w:color="000000"/>
-              </w:pBdr>
-              <w:spacing w:after="100" w:before="100" w:line="240"/>
-              <w:ind w:left="100" w:right="100" w:firstLine="0" w:firstLineChars="0"/>
-              <w:rPr>
-                <w:rFonts w:ascii="Times New Roman" w:hAnsi="Times New Roman" w:eastAsia="Times New Roman" w:cs="Times New Roman"/>
-                <w:i w:val="false"/>
-                <w:b w:val="false"/>
-                <w:u w:val="none"/>
-                <w:strike w:val="false"/>
-                <w:sz w:val="12"/>
-                <w:szCs w:val="12"/>
-                <w:color w:val="000000"/>
-              </w:rPr>
-            </w:pPr>
-            <w:r>
-              <w:rPr>
-                <w:rFonts w:ascii="Times New Roman" w:hAnsi="Times New Roman" w:eastAsia="Times New Roman" w:cs="Times New Roman"/>
-                <w:i w:val="false"/>
-                <w:b w:val="false"/>
-                <w:u w:val="none"/>
-                <w:strike w:val="false"/>
-                <w:sz w:val="12"/>
-                <w:szCs w:val="12"/>
-                <w:color w:val="000000"/>
-              </w:rPr>
-              <w:t xml:space="preserve">0.020</w:t>
-            </w:r>
-          </w:p>
-        </w:tc>
-        <w:tc>
-          <w:tcPr>
-            <w:tcBorders>
-              <w:bottom w:val="single" w:sz="12" w:space="0" w:color="666666"/>
-              <w:top w:val="none" w:sz="0" w:space="0" w:color="000000"/>
-              <w:left w:val="none" w:sz="0" w:space="0" w:color="000000"/>
-              <w:right w:val="none" w:sz="0" w:space="0" w:color="000000"/>
-            </w:tcBorders>
-            <w:shd w:val="clear" w:color="auto" w:fill="FFFFFF"/>
-            <w:tcMar>
-              <w:top w:w="0" w:type="dxa"/>
-              <w:bottom w:w="0" w:type="dxa"/>
-              <w:left w:w="0" w:type="dxa"/>
-              <w:right w:w="0" w:type="dxa"/>
-            </w:tcMar>
-            <w:vAlign w:val="center"/>
-          </w:tcPr>
-          <w:p>
-            <w:pPr>
-              <w:pStyle w:val="Normal"/>
-              <w:jc w:val="right"/>
-              <w:pBdr>
-                <w:bottom w:val="none" w:sz="0" w:space="0" w:color="000000"/>
-                <w:top w:val="none" w:sz="0" w:space="0" w:color="000000"/>
-                <w:left w:val="none" w:sz="0" w:space="0" w:color="000000"/>
-                <w:right w:val="none" w:sz="0" w:space="0" w:color="000000"/>
-              </w:pBdr>
-              <w:spacing w:after="100" w:before="100" w:line="240"/>
-              <w:ind w:left="100" w:right="100" w:firstLine="0" w:firstLineChars="0"/>
-              <w:rPr>
-                <w:rFonts w:ascii="Times New Roman" w:hAnsi="Times New Roman" w:eastAsia="Times New Roman" w:cs="Times New Roman"/>
-                <w:i w:val="false"/>
-                <w:b w:val="false"/>
-                <w:u w:val="none"/>
-                <w:strike w:val="false"/>
-                <w:sz w:val="12"/>
-                <w:szCs w:val="12"/>
-                <w:color w:val="000000"/>
-              </w:rPr>
-            </w:pPr>
-            <w:r>
-              <w:rPr>
-                <w:rFonts w:ascii="Times New Roman" w:hAnsi="Times New Roman" w:eastAsia="Times New Roman" w:cs="Times New Roman"/>
-                <w:i w:val="false"/>
-                <w:b w:val="false"/>
-                <w:u w:val="none"/>
-                <w:strike w:val="false"/>
-                <w:sz w:val="12"/>
-                <w:szCs w:val="12"/>
-                <w:color w:val="000000"/>
-              </w:rPr>
-              <w:t xml:space="preserve">true</w:t>
+              <w:t xml:space="preserve">false</w:t>
             </w:r>
           </w:p>
         </w:tc>

--- a/output/tables/COAD/COAD_survival_summary.docx
+++ b/output/tables/COAD/COAD_survival_summary.docx
@@ -25,7 +25,7 @@
         <w:ind w:left="60" w:right="60" w:firstLine="0" w:firstLineChars="0"/>
       </w:pPr>
       <w:r>
-        <w:t xml:space="preserve">Overall survival by gene expression (High vs Low), TCGA-COAD. HR from Cox regression; multivariable model adjusted for ageg, sex, pathologic stage group and pretreatment cea. Sensitivity: stratified by tss. q = Benjamini–Hochberg across exploratory genes only; the primary gene (HIST1H2AC) is reported with its unadjusted p. Time-split HRs (0–24 / &gt;24 months, adjusted) are shown only for genes whose expression term violated proportional hazards. RMST difference = High − Low restricted mean survival time up to 60 months.</w:t>
+        <w:t xml:space="preserve">Overall survival by gene expression (High vs Low), TCGA-COAD. HR from Cox regression; gene HRs (univariable, multivariable, strata, time-split) are per 1 log2 unit of expression; multivariable model adjusted for ageg, sex, pathologic stage group and pretreatment cea. Sensitivity: stratified by tss. q = Benjamini–Hochberg across exploratory genes only; the primary gene (HIST1H2AC) is reported with its unadjusted p. Time-split HRs (0–24 / &gt;24 months, adjusted) are shown only for genes whose expression term violated proportional hazards. RMST difference = High − Low restricted mean survival time up to 60 months.</w:t>
       </w:r>
     </w:p>
     <w:tbl xmlns:a="http://schemas.openxmlformats.org/drawingml/2006/main" xmlns:pic="http://schemas.openxmlformats.org/drawingml/2006/picture">
@@ -2049,7 +2049,7 @@
                 <w:szCs w:val="12"/>
                 <w:color w:val="000000"/>
               </w:rPr>
-              <w:t xml:space="preserve">1.62 (1.08–2.44)</w:t>
+              <w:t xml:space="preserve">1.43 (1.16–1.77)</w:t>
             </w:r>
           </w:p>
         </w:tc>
@@ -2104,7 +2104,7 @@
                 <w:szCs w:val="12"/>
                 <w:color w:val="000000"/>
               </w:rPr>
-              <w:t xml:space="preserve">0.020</w:t>
+              <w:t xml:space="preserve">&lt;0.001</w:t>
             </w:r>
           </w:p>
         </w:tc>
@@ -2214,7 +2214,7 @@
                 <w:szCs w:val="12"/>
                 <w:color w:val="000000"/>
               </w:rPr>
-              <w:t xml:space="preserve">1.59 (0.87–2.92)</w:t>
+              <w:t xml:space="preserve">1.26 (0.92–1.73)</w:t>
             </w:r>
           </w:p>
         </w:tc>
@@ -2269,7 +2269,7 @@
                 <w:szCs w:val="12"/>
                 <w:color w:val="000000"/>
               </w:rPr>
-              <w:t xml:space="preserve">0.135</w:t>
+              <w:t xml:space="preserve">0.154</w:t>
             </w:r>
           </w:p>
         </w:tc>
@@ -2489,7 +2489,7 @@
                 <w:szCs w:val="12"/>
                 <w:color w:val="000000"/>
               </w:rPr>
-              <w:t xml:space="preserve">1.48 (0.77–2.83)</w:t>
+              <w:t xml:space="preserve">1.20 (0.86–1.66)</w:t>
             </w:r>
           </w:p>
         </w:tc>
@@ -2544,7 +2544,7 @@
                 <w:szCs w:val="12"/>
                 <w:color w:val="000000"/>
               </w:rPr>
-              <w:t xml:space="preserve">0.237</w:t>
+              <w:t xml:space="preserve">0.287</w:t>
             </w:r>
           </w:p>
         </w:tc>
@@ -2599,7 +2599,7 @@
                 <w:szCs w:val="12"/>
                 <w:color w:val="000000"/>
               </w:rPr>
-              <w:t xml:space="preserve">0.367</w:t>
+              <w:t xml:space="preserve">0.349</w:t>
             </w:r>
           </w:p>
         </w:tc>
@@ -3539,282 +3539,282 @@
                 <w:szCs w:val="12"/>
                 <w:color w:val="000000"/>
               </w:rPr>
-              <w:t xml:space="preserve">0.86 (0.58–1.29)</w:t>
-            </w:r>
-          </w:p>
-        </w:tc>
-        <w:tc>
-          <w:tcPr>
-            <w:tcBorders>
-              <w:bottom w:val="none" w:sz="0" w:space="0" w:color="000000"/>
-              <w:top w:val="none" w:sz="0" w:space="0" w:color="000000"/>
-              <w:left w:val="none" w:sz="0" w:space="0" w:color="000000"/>
-              <w:right w:val="none" w:sz="0" w:space="0" w:color="000000"/>
-            </w:tcBorders>
-            <w:shd w:val="clear" w:color="auto" w:fill="FFFFFF"/>
-            <w:tcMar>
-              <w:top w:w="0" w:type="dxa"/>
-              <w:bottom w:w="0" w:type="dxa"/>
-              <w:left w:w="0" w:type="dxa"/>
-              <w:right w:w="0" w:type="dxa"/>
-            </w:tcMar>
-            <w:vAlign w:val="center"/>
-          </w:tcPr>
-          <w:p>
-            <w:pPr>
-              <w:pStyle w:val="Normal"/>
-              <w:jc w:val="left"/>
-              <w:pBdr>
-                <w:bottom w:val="none" w:sz="0" w:space="0" w:color="000000"/>
-                <w:top w:val="none" w:sz="0" w:space="0" w:color="000000"/>
-                <w:left w:val="none" w:sz="0" w:space="0" w:color="000000"/>
-                <w:right w:val="none" w:sz="0" w:space="0" w:color="000000"/>
-              </w:pBdr>
-              <w:spacing w:after="100" w:before="100" w:line="240"/>
-              <w:ind w:left="100" w:right="100" w:firstLine="0" w:firstLineChars="0"/>
-              <w:rPr>
-                <w:rFonts w:ascii="Times New Roman" w:hAnsi="Times New Roman" w:eastAsia="Times New Roman" w:cs="Times New Roman"/>
-                <w:i w:val="false"/>
-                <w:b w:val="false"/>
-                <w:u w:val="none"/>
-                <w:strike w:val="false"/>
-                <w:sz w:val="12"/>
-                <w:szCs w:val="12"/>
-                <w:color w:val="000000"/>
-              </w:rPr>
-            </w:pPr>
-            <w:r>
-              <w:rPr>
-                <w:rFonts w:ascii="Times New Roman" w:hAnsi="Times New Roman" w:eastAsia="Times New Roman" w:cs="Times New Roman"/>
-                <w:i w:val="false"/>
-                <w:b w:val="false"/>
-                <w:u w:val="none"/>
-                <w:strike w:val="false"/>
-                <w:sz w:val="12"/>
-                <w:szCs w:val="12"/>
-                <w:color w:val="000000"/>
-              </w:rPr>
-              <w:t xml:space="preserve">0.475</w:t>
-            </w:r>
-          </w:p>
-        </w:tc>
-        <w:tc>
-          <w:tcPr>
-            <w:tcBorders>
-              <w:bottom w:val="none" w:sz="0" w:space="0" w:color="000000"/>
-              <w:top w:val="none" w:sz="0" w:space="0" w:color="000000"/>
-              <w:left w:val="none" w:sz="0" w:space="0" w:color="000000"/>
-              <w:right w:val="none" w:sz="0" w:space="0" w:color="000000"/>
-            </w:tcBorders>
-            <w:shd w:val="clear" w:color="auto" w:fill="FFFFFF"/>
-            <w:tcMar>
-              <w:top w:w="0" w:type="dxa"/>
-              <w:bottom w:w="0" w:type="dxa"/>
-              <w:left w:w="0" w:type="dxa"/>
-              <w:right w:w="0" w:type="dxa"/>
-            </w:tcMar>
-            <w:vAlign w:val="center"/>
-          </w:tcPr>
-          <w:p>
-            <w:pPr>
-              <w:pStyle w:val="Normal"/>
-              <w:jc w:val="left"/>
-              <w:pBdr>
-                <w:bottom w:val="none" w:sz="0" w:space="0" w:color="000000"/>
-                <w:top w:val="none" w:sz="0" w:space="0" w:color="000000"/>
-                <w:left w:val="none" w:sz="0" w:space="0" w:color="000000"/>
-                <w:right w:val="none" w:sz="0" w:space="0" w:color="000000"/>
-              </w:pBdr>
-              <w:spacing w:after="100" w:before="100" w:line="240"/>
-              <w:ind w:left="100" w:right="100" w:firstLine="0" w:firstLineChars="0"/>
-              <w:rPr>
-                <w:rFonts w:ascii="Times New Roman" w:hAnsi="Times New Roman" w:eastAsia="Times New Roman" w:cs="Times New Roman"/>
-                <w:i w:val="false"/>
-                <w:b w:val="false"/>
-                <w:u w:val="none"/>
-                <w:strike w:val="false"/>
-                <w:sz w:val="12"/>
-                <w:szCs w:val="12"/>
-                <w:color w:val="000000"/>
-              </w:rPr>
-            </w:pPr>
-            <w:r>
-              <w:rPr>
-                <w:rFonts w:ascii="Times New Roman" w:hAnsi="Times New Roman" w:eastAsia="Times New Roman" w:cs="Times New Roman"/>
-                <w:i w:val="false"/>
-                <w:b w:val="false"/>
-                <w:u w:val="none"/>
-                <w:strike w:val="false"/>
-                <w:sz w:val="12"/>
-                <w:szCs w:val="12"/>
-                <w:color w:val="000000"/>
-              </w:rPr>
-              <w:t xml:space="preserve">0.475</w:t>
-            </w:r>
-          </w:p>
-        </w:tc>
-        <w:tc>
-          <w:tcPr>
-            <w:tcBorders>
-              <w:bottom w:val="none" w:sz="0" w:space="0" w:color="000000"/>
-              <w:top w:val="none" w:sz="0" w:space="0" w:color="000000"/>
-              <w:left w:val="none" w:sz="0" w:space="0" w:color="000000"/>
-              <w:right w:val="none" w:sz="0" w:space="0" w:color="000000"/>
-            </w:tcBorders>
-            <w:shd w:val="clear" w:color="auto" w:fill="FFFFFF"/>
-            <w:tcMar>
-              <w:top w:w="0" w:type="dxa"/>
-              <w:bottom w:w="0" w:type="dxa"/>
-              <w:left w:w="0" w:type="dxa"/>
-              <w:right w:w="0" w:type="dxa"/>
-            </w:tcMar>
-            <w:vAlign w:val="center"/>
-          </w:tcPr>
-          <w:p>
-            <w:pPr>
-              <w:pStyle w:val="Normal"/>
-              <w:jc w:val="left"/>
-              <w:pBdr>
-                <w:bottom w:val="none" w:sz="0" w:space="0" w:color="000000"/>
-                <w:top w:val="none" w:sz="0" w:space="0" w:color="000000"/>
-                <w:left w:val="none" w:sz="0" w:space="0" w:color="000000"/>
-                <w:right w:val="none" w:sz="0" w:space="0" w:color="000000"/>
-              </w:pBdr>
-              <w:spacing w:after="100" w:before="100" w:line="240"/>
-              <w:ind w:left="100" w:right="100" w:firstLine="0" w:firstLineChars="0"/>
-              <w:rPr>
-                <w:rFonts w:ascii="Times New Roman" w:hAnsi="Times New Roman" w:eastAsia="Times New Roman" w:cs="Times New Roman"/>
-                <w:i w:val="false"/>
-                <w:b w:val="false"/>
-                <w:u w:val="none"/>
-                <w:strike w:val="false"/>
-                <w:sz w:val="12"/>
-                <w:szCs w:val="12"/>
-                <w:color w:val="000000"/>
-              </w:rPr>
-            </w:pPr>
-            <w:r>
-              <w:rPr>
-                <w:rFonts w:ascii="Times New Roman" w:hAnsi="Times New Roman" w:eastAsia="Times New Roman" w:cs="Times New Roman"/>
-                <w:i w:val="false"/>
-                <w:b w:val="false"/>
-                <w:u w:val="none"/>
-                <w:strike w:val="false"/>
-                <w:sz w:val="12"/>
-                <w:szCs w:val="12"/>
-                <w:color w:val="000000"/>
-              </w:rPr>
-              <w:t xml:space="preserve">1.12 (0.64–1.98)</w:t>
-            </w:r>
-          </w:p>
-        </w:tc>
-        <w:tc>
-          <w:tcPr>
-            <w:tcBorders>
-              <w:bottom w:val="none" w:sz="0" w:space="0" w:color="000000"/>
-              <w:top w:val="none" w:sz="0" w:space="0" w:color="000000"/>
-              <w:left w:val="none" w:sz="0" w:space="0" w:color="000000"/>
-              <w:right w:val="none" w:sz="0" w:space="0" w:color="000000"/>
-            </w:tcBorders>
-            <w:shd w:val="clear" w:color="auto" w:fill="FFFFFF"/>
-            <w:tcMar>
-              <w:top w:w="0" w:type="dxa"/>
-              <w:bottom w:w="0" w:type="dxa"/>
-              <w:left w:w="0" w:type="dxa"/>
-              <w:right w:w="0" w:type="dxa"/>
-            </w:tcMar>
-            <w:vAlign w:val="center"/>
-          </w:tcPr>
-          <w:p>
-            <w:pPr>
-              <w:pStyle w:val="Normal"/>
-              <w:jc w:val="left"/>
-              <w:pBdr>
-                <w:bottom w:val="none" w:sz="0" w:space="0" w:color="000000"/>
-                <w:top w:val="none" w:sz="0" w:space="0" w:color="000000"/>
-                <w:left w:val="none" w:sz="0" w:space="0" w:color="000000"/>
-                <w:right w:val="none" w:sz="0" w:space="0" w:color="000000"/>
-              </w:pBdr>
-              <w:spacing w:after="100" w:before="100" w:line="240"/>
-              <w:ind w:left="100" w:right="100" w:firstLine="0" w:firstLineChars="0"/>
-              <w:rPr>
-                <w:rFonts w:ascii="Times New Roman" w:hAnsi="Times New Roman" w:eastAsia="Times New Roman" w:cs="Times New Roman"/>
-                <w:i w:val="false"/>
-                <w:b w:val="false"/>
-                <w:u w:val="none"/>
-                <w:strike w:val="false"/>
-                <w:sz w:val="12"/>
-                <w:szCs w:val="12"/>
-                <w:color w:val="000000"/>
-              </w:rPr>
-            </w:pPr>
-            <w:r>
-              <w:rPr>
-                <w:rFonts w:ascii="Times New Roman" w:hAnsi="Times New Roman" w:eastAsia="Times New Roman" w:cs="Times New Roman"/>
-                <w:i w:val="false"/>
-                <w:b w:val="false"/>
-                <w:u w:val="none"/>
-                <w:strike w:val="false"/>
-                <w:sz w:val="12"/>
-                <w:szCs w:val="12"/>
-                <w:color w:val="000000"/>
-              </w:rPr>
-              <w:t xml:space="preserve">0.686</w:t>
-            </w:r>
-          </w:p>
-        </w:tc>
-        <w:tc>
-          <w:tcPr>
-            <w:tcBorders>
-              <w:bottom w:val="none" w:sz="0" w:space="0" w:color="000000"/>
-              <w:top w:val="none" w:sz="0" w:space="0" w:color="000000"/>
-              <w:left w:val="none" w:sz="0" w:space="0" w:color="000000"/>
-              <w:right w:val="none" w:sz="0" w:space="0" w:color="000000"/>
-            </w:tcBorders>
-            <w:shd w:val="clear" w:color="auto" w:fill="FFFFFF"/>
-            <w:tcMar>
-              <w:top w:w="0" w:type="dxa"/>
-              <w:bottom w:w="0" w:type="dxa"/>
-              <w:left w:w="0" w:type="dxa"/>
-              <w:right w:w="0" w:type="dxa"/>
-            </w:tcMar>
-            <w:vAlign w:val="center"/>
-          </w:tcPr>
-          <w:p>
-            <w:pPr>
-              <w:pStyle w:val="Normal"/>
-              <w:jc w:val="left"/>
-              <w:pBdr>
-                <w:bottom w:val="none" w:sz="0" w:space="0" w:color="000000"/>
-                <w:top w:val="none" w:sz="0" w:space="0" w:color="000000"/>
-                <w:left w:val="none" w:sz="0" w:space="0" w:color="000000"/>
-                <w:right w:val="none" w:sz="0" w:space="0" w:color="000000"/>
-              </w:pBdr>
-              <w:spacing w:after="100" w:before="100" w:line="240"/>
-              <w:ind w:left="100" w:right="100" w:firstLine="0" w:firstLineChars="0"/>
-              <w:rPr>
-                <w:rFonts w:ascii="Times New Roman" w:hAnsi="Times New Roman" w:eastAsia="Times New Roman" w:cs="Times New Roman"/>
-                <w:i w:val="false"/>
-                <w:b w:val="false"/>
-                <w:u w:val="none"/>
-                <w:strike w:val="false"/>
-                <w:sz w:val="12"/>
-                <w:szCs w:val="12"/>
-                <w:color w:val="000000"/>
-              </w:rPr>
-            </w:pPr>
-            <w:r>
-              <w:rPr>
-                <w:rFonts w:ascii="Times New Roman" w:hAnsi="Times New Roman" w:eastAsia="Times New Roman" w:cs="Times New Roman"/>
-                <w:i w:val="false"/>
-                <w:b w:val="false"/>
-                <w:u w:val="none"/>
-                <w:strike w:val="false"/>
-                <w:sz w:val="12"/>
-                <w:szCs w:val="12"/>
-                <w:color w:val="000000"/>
-              </w:rPr>
-              <w:t xml:space="preserve">0.686</w:t>
+              <w:t xml:space="preserve">1.01 (0.84–1.23)</w:t>
+            </w:r>
+          </w:p>
+        </w:tc>
+        <w:tc>
+          <w:tcPr>
+            <w:tcBorders>
+              <w:bottom w:val="none" w:sz="0" w:space="0" w:color="000000"/>
+              <w:top w:val="none" w:sz="0" w:space="0" w:color="000000"/>
+              <w:left w:val="none" w:sz="0" w:space="0" w:color="000000"/>
+              <w:right w:val="none" w:sz="0" w:space="0" w:color="000000"/>
+            </w:tcBorders>
+            <w:shd w:val="clear" w:color="auto" w:fill="FFFFFF"/>
+            <w:tcMar>
+              <w:top w:w="0" w:type="dxa"/>
+              <w:bottom w:w="0" w:type="dxa"/>
+              <w:left w:w="0" w:type="dxa"/>
+              <w:right w:w="0" w:type="dxa"/>
+            </w:tcMar>
+            <w:vAlign w:val="center"/>
+          </w:tcPr>
+          <w:p>
+            <w:pPr>
+              <w:pStyle w:val="Normal"/>
+              <w:jc w:val="left"/>
+              <w:pBdr>
+                <w:bottom w:val="none" w:sz="0" w:space="0" w:color="000000"/>
+                <w:top w:val="none" w:sz="0" w:space="0" w:color="000000"/>
+                <w:left w:val="none" w:sz="0" w:space="0" w:color="000000"/>
+                <w:right w:val="none" w:sz="0" w:space="0" w:color="000000"/>
+              </w:pBdr>
+              <w:spacing w:after="100" w:before="100" w:line="240"/>
+              <w:ind w:left="100" w:right="100" w:firstLine="0" w:firstLineChars="0"/>
+              <w:rPr>
+                <w:rFonts w:ascii="Times New Roman" w:hAnsi="Times New Roman" w:eastAsia="Times New Roman" w:cs="Times New Roman"/>
+                <w:i w:val="false"/>
+                <w:b w:val="false"/>
+                <w:u w:val="none"/>
+                <w:strike w:val="false"/>
+                <w:sz w:val="12"/>
+                <w:szCs w:val="12"/>
+                <w:color w:val="000000"/>
+              </w:rPr>
+            </w:pPr>
+            <w:r>
+              <w:rPr>
+                <w:rFonts w:ascii="Times New Roman" w:hAnsi="Times New Roman" w:eastAsia="Times New Roman" w:cs="Times New Roman"/>
+                <w:i w:val="false"/>
+                <w:b w:val="false"/>
+                <w:u w:val="none"/>
+                <w:strike w:val="false"/>
+                <w:sz w:val="12"/>
+                <w:szCs w:val="12"/>
+                <w:color w:val="000000"/>
+              </w:rPr>
+              <w:t xml:space="preserve">0.884</w:t>
+            </w:r>
+          </w:p>
+        </w:tc>
+        <w:tc>
+          <w:tcPr>
+            <w:tcBorders>
+              <w:bottom w:val="none" w:sz="0" w:space="0" w:color="000000"/>
+              <w:top w:val="none" w:sz="0" w:space="0" w:color="000000"/>
+              <w:left w:val="none" w:sz="0" w:space="0" w:color="000000"/>
+              <w:right w:val="none" w:sz="0" w:space="0" w:color="000000"/>
+            </w:tcBorders>
+            <w:shd w:val="clear" w:color="auto" w:fill="FFFFFF"/>
+            <w:tcMar>
+              <w:top w:w="0" w:type="dxa"/>
+              <w:bottom w:w="0" w:type="dxa"/>
+              <w:left w:w="0" w:type="dxa"/>
+              <w:right w:w="0" w:type="dxa"/>
+            </w:tcMar>
+            <w:vAlign w:val="center"/>
+          </w:tcPr>
+          <w:p>
+            <w:pPr>
+              <w:pStyle w:val="Normal"/>
+              <w:jc w:val="left"/>
+              <w:pBdr>
+                <w:bottom w:val="none" w:sz="0" w:space="0" w:color="000000"/>
+                <w:top w:val="none" w:sz="0" w:space="0" w:color="000000"/>
+                <w:left w:val="none" w:sz="0" w:space="0" w:color="000000"/>
+                <w:right w:val="none" w:sz="0" w:space="0" w:color="000000"/>
+              </w:pBdr>
+              <w:spacing w:after="100" w:before="100" w:line="240"/>
+              <w:ind w:left="100" w:right="100" w:firstLine="0" w:firstLineChars="0"/>
+              <w:rPr>
+                <w:rFonts w:ascii="Times New Roman" w:hAnsi="Times New Roman" w:eastAsia="Times New Roman" w:cs="Times New Roman"/>
+                <w:i w:val="false"/>
+                <w:b w:val="false"/>
+                <w:u w:val="none"/>
+                <w:strike w:val="false"/>
+                <w:sz w:val="12"/>
+                <w:szCs w:val="12"/>
+                <w:color w:val="000000"/>
+              </w:rPr>
+            </w:pPr>
+            <w:r>
+              <w:rPr>
+                <w:rFonts w:ascii="Times New Roman" w:hAnsi="Times New Roman" w:eastAsia="Times New Roman" w:cs="Times New Roman"/>
+                <w:i w:val="false"/>
+                <w:b w:val="false"/>
+                <w:u w:val="none"/>
+                <w:strike w:val="false"/>
+                <w:sz w:val="12"/>
+                <w:szCs w:val="12"/>
+                <w:color w:val="000000"/>
+              </w:rPr>
+              <w:t xml:space="preserve">0.884</w:t>
+            </w:r>
+          </w:p>
+        </w:tc>
+        <w:tc>
+          <w:tcPr>
+            <w:tcBorders>
+              <w:bottom w:val="none" w:sz="0" w:space="0" w:color="000000"/>
+              <w:top w:val="none" w:sz="0" w:space="0" w:color="000000"/>
+              <w:left w:val="none" w:sz="0" w:space="0" w:color="000000"/>
+              <w:right w:val="none" w:sz="0" w:space="0" w:color="000000"/>
+            </w:tcBorders>
+            <w:shd w:val="clear" w:color="auto" w:fill="FFFFFF"/>
+            <w:tcMar>
+              <w:top w:w="0" w:type="dxa"/>
+              <w:bottom w:w="0" w:type="dxa"/>
+              <w:left w:w="0" w:type="dxa"/>
+              <w:right w:w="0" w:type="dxa"/>
+            </w:tcMar>
+            <w:vAlign w:val="center"/>
+          </w:tcPr>
+          <w:p>
+            <w:pPr>
+              <w:pStyle w:val="Normal"/>
+              <w:jc w:val="left"/>
+              <w:pBdr>
+                <w:bottom w:val="none" w:sz="0" w:space="0" w:color="000000"/>
+                <w:top w:val="none" w:sz="0" w:space="0" w:color="000000"/>
+                <w:left w:val="none" w:sz="0" w:space="0" w:color="000000"/>
+                <w:right w:val="none" w:sz="0" w:space="0" w:color="000000"/>
+              </w:pBdr>
+              <w:spacing w:after="100" w:before="100" w:line="240"/>
+              <w:ind w:left="100" w:right="100" w:firstLine="0" w:firstLineChars="0"/>
+              <w:rPr>
+                <w:rFonts w:ascii="Times New Roman" w:hAnsi="Times New Roman" w:eastAsia="Times New Roman" w:cs="Times New Roman"/>
+                <w:i w:val="false"/>
+                <w:b w:val="false"/>
+                <w:u w:val="none"/>
+                <w:strike w:val="false"/>
+                <w:sz w:val="12"/>
+                <w:szCs w:val="12"/>
+                <w:color w:val="000000"/>
+              </w:rPr>
+            </w:pPr>
+            <w:r>
+              <w:rPr>
+                <w:rFonts w:ascii="Times New Roman" w:hAnsi="Times New Roman" w:eastAsia="Times New Roman" w:cs="Times New Roman"/>
+                <w:i w:val="false"/>
+                <w:b w:val="false"/>
+                <w:u w:val="none"/>
+                <w:strike w:val="false"/>
+                <w:sz w:val="12"/>
+                <w:szCs w:val="12"/>
+                <w:color w:val="000000"/>
+              </w:rPr>
+              <w:t xml:space="preserve">1.33 (0.96–1.83)</w:t>
+            </w:r>
+          </w:p>
+        </w:tc>
+        <w:tc>
+          <w:tcPr>
+            <w:tcBorders>
+              <w:bottom w:val="none" w:sz="0" w:space="0" w:color="000000"/>
+              <w:top w:val="none" w:sz="0" w:space="0" w:color="000000"/>
+              <w:left w:val="none" w:sz="0" w:space="0" w:color="000000"/>
+              <w:right w:val="none" w:sz="0" w:space="0" w:color="000000"/>
+            </w:tcBorders>
+            <w:shd w:val="clear" w:color="auto" w:fill="FFFFFF"/>
+            <w:tcMar>
+              <w:top w:w="0" w:type="dxa"/>
+              <w:bottom w:w="0" w:type="dxa"/>
+              <w:left w:w="0" w:type="dxa"/>
+              <w:right w:w="0" w:type="dxa"/>
+            </w:tcMar>
+            <w:vAlign w:val="center"/>
+          </w:tcPr>
+          <w:p>
+            <w:pPr>
+              <w:pStyle w:val="Normal"/>
+              <w:jc w:val="left"/>
+              <w:pBdr>
+                <w:bottom w:val="none" w:sz="0" w:space="0" w:color="000000"/>
+                <w:top w:val="none" w:sz="0" w:space="0" w:color="000000"/>
+                <w:left w:val="none" w:sz="0" w:space="0" w:color="000000"/>
+                <w:right w:val="none" w:sz="0" w:space="0" w:color="000000"/>
+              </w:pBdr>
+              <w:spacing w:after="100" w:before="100" w:line="240"/>
+              <w:ind w:left="100" w:right="100" w:firstLine="0" w:firstLineChars="0"/>
+              <w:rPr>
+                <w:rFonts w:ascii="Times New Roman" w:hAnsi="Times New Roman" w:eastAsia="Times New Roman" w:cs="Times New Roman"/>
+                <w:i w:val="false"/>
+                <w:b w:val="false"/>
+                <w:u w:val="none"/>
+                <w:strike w:val="false"/>
+                <w:sz w:val="12"/>
+                <w:szCs w:val="12"/>
+                <w:color w:val="000000"/>
+              </w:rPr>
+            </w:pPr>
+            <w:r>
+              <w:rPr>
+                <w:rFonts w:ascii="Times New Roman" w:hAnsi="Times New Roman" w:eastAsia="Times New Roman" w:cs="Times New Roman"/>
+                <w:i w:val="false"/>
+                <w:b w:val="false"/>
+                <w:u w:val="none"/>
+                <w:strike w:val="false"/>
+                <w:sz w:val="12"/>
+                <w:szCs w:val="12"/>
+                <w:color w:val="000000"/>
+              </w:rPr>
+              <w:t xml:space="preserve">0.083</w:t>
+            </w:r>
+          </w:p>
+        </w:tc>
+        <w:tc>
+          <w:tcPr>
+            <w:tcBorders>
+              <w:bottom w:val="none" w:sz="0" w:space="0" w:color="000000"/>
+              <w:top w:val="none" w:sz="0" w:space="0" w:color="000000"/>
+              <w:left w:val="none" w:sz="0" w:space="0" w:color="000000"/>
+              <w:right w:val="none" w:sz="0" w:space="0" w:color="000000"/>
+            </w:tcBorders>
+            <w:shd w:val="clear" w:color="auto" w:fill="FFFFFF"/>
+            <w:tcMar>
+              <w:top w:w="0" w:type="dxa"/>
+              <w:bottom w:w="0" w:type="dxa"/>
+              <w:left w:w="0" w:type="dxa"/>
+              <w:right w:w="0" w:type="dxa"/>
+            </w:tcMar>
+            <w:vAlign w:val="center"/>
+          </w:tcPr>
+          <w:p>
+            <w:pPr>
+              <w:pStyle w:val="Normal"/>
+              <w:jc w:val="left"/>
+              <w:pBdr>
+                <w:bottom w:val="none" w:sz="0" w:space="0" w:color="000000"/>
+                <w:top w:val="none" w:sz="0" w:space="0" w:color="000000"/>
+                <w:left w:val="none" w:sz="0" w:space="0" w:color="000000"/>
+                <w:right w:val="none" w:sz="0" w:space="0" w:color="000000"/>
+              </w:pBdr>
+              <w:spacing w:after="100" w:before="100" w:line="240"/>
+              <w:ind w:left="100" w:right="100" w:firstLine="0" w:firstLineChars="0"/>
+              <w:rPr>
+                <w:rFonts w:ascii="Times New Roman" w:hAnsi="Times New Roman" w:eastAsia="Times New Roman" w:cs="Times New Roman"/>
+                <w:i w:val="false"/>
+                <w:b w:val="false"/>
+                <w:u w:val="none"/>
+                <w:strike w:val="false"/>
+                <w:sz w:val="12"/>
+                <w:szCs w:val="12"/>
+                <w:color w:val="000000"/>
+              </w:rPr>
+            </w:pPr>
+            <w:r>
+              <w:rPr>
+                <w:rFonts w:ascii="Times New Roman" w:hAnsi="Times New Roman" w:eastAsia="Times New Roman" w:cs="Times New Roman"/>
+                <w:i w:val="false"/>
+                <w:b w:val="false"/>
+                <w:u w:val="none"/>
+                <w:strike w:val="false"/>
+                <w:sz w:val="12"/>
+                <w:szCs w:val="12"/>
+                <w:color w:val="000000"/>
+              </w:rPr>
+              <w:t xml:space="preserve">0.188</w:t>
             </w:r>
           </w:p>
         </w:tc>
@@ -3979,117 +3979,117 @@
                 <w:szCs w:val="12"/>
                 <w:color w:val="000000"/>
               </w:rPr>
-              <w:t xml:space="preserve">1.29 (0.68–2.43)</w:t>
-            </w:r>
-          </w:p>
-        </w:tc>
-        <w:tc>
-          <w:tcPr>
-            <w:tcBorders>
-              <w:bottom w:val="none" w:sz="0" w:space="0" w:color="000000"/>
-              <w:top w:val="none" w:sz="0" w:space="0" w:color="000000"/>
-              <w:left w:val="none" w:sz="0" w:space="0" w:color="000000"/>
-              <w:right w:val="none" w:sz="0" w:space="0" w:color="000000"/>
-            </w:tcBorders>
-            <w:shd w:val="clear" w:color="auto" w:fill="FFFFFF"/>
-            <w:tcMar>
-              <w:top w:w="0" w:type="dxa"/>
-              <w:bottom w:w="0" w:type="dxa"/>
-              <w:left w:w="0" w:type="dxa"/>
-              <w:right w:w="0" w:type="dxa"/>
-            </w:tcMar>
-            <w:vAlign w:val="center"/>
-          </w:tcPr>
-          <w:p>
-            <w:pPr>
-              <w:pStyle w:val="Normal"/>
-              <w:jc w:val="left"/>
-              <w:pBdr>
-                <w:bottom w:val="none" w:sz="0" w:space="0" w:color="000000"/>
-                <w:top w:val="none" w:sz="0" w:space="0" w:color="000000"/>
-                <w:left w:val="none" w:sz="0" w:space="0" w:color="000000"/>
-                <w:right w:val="none" w:sz="0" w:space="0" w:color="000000"/>
-              </w:pBdr>
-              <w:spacing w:after="100" w:before="100" w:line="240"/>
-              <w:ind w:left="100" w:right="100" w:firstLine="0" w:firstLineChars="0"/>
-              <w:rPr>
-                <w:rFonts w:ascii="Times New Roman" w:hAnsi="Times New Roman" w:eastAsia="Times New Roman" w:cs="Times New Roman"/>
-                <w:i w:val="false"/>
-                <w:b w:val="false"/>
-                <w:u w:val="none"/>
-                <w:strike w:val="false"/>
-                <w:sz w:val="12"/>
-                <w:szCs w:val="12"/>
-                <w:color w:val="000000"/>
-              </w:rPr>
-            </w:pPr>
-            <w:r>
-              <w:rPr>
-                <w:rFonts w:ascii="Times New Roman" w:hAnsi="Times New Roman" w:eastAsia="Times New Roman" w:cs="Times New Roman"/>
-                <w:i w:val="false"/>
-                <w:b w:val="false"/>
-                <w:u w:val="none"/>
-                <w:strike w:val="false"/>
-                <w:sz w:val="12"/>
-                <w:szCs w:val="12"/>
-                <w:color w:val="000000"/>
-              </w:rPr>
-              <w:t xml:space="preserve">0.434</w:t>
-            </w:r>
-          </w:p>
-        </w:tc>
-        <w:tc>
-          <w:tcPr>
-            <w:tcBorders>
-              <w:bottom w:val="none" w:sz="0" w:space="0" w:color="000000"/>
-              <w:top w:val="none" w:sz="0" w:space="0" w:color="000000"/>
-              <w:left w:val="none" w:sz="0" w:space="0" w:color="000000"/>
-              <w:right w:val="none" w:sz="0" w:space="0" w:color="000000"/>
-            </w:tcBorders>
-            <w:shd w:val="clear" w:color="auto" w:fill="FFFFFF"/>
-            <w:tcMar>
-              <w:top w:w="0" w:type="dxa"/>
-              <w:bottom w:w="0" w:type="dxa"/>
-              <w:left w:w="0" w:type="dxa"/>
-              <w:right w:w="0" w:type="dxa"/>
-            </w:tcMar>
-            <w:vAlign w:val="center"/>
-          </w:tcPr>
-          <w:p>
-            <w:pPr>
-              <w:pStyle w:val="Normal"/>
-              <w:jc w:val="left"/>
-              <w:pBdr>
-                <w:bottom w:val="none" w:sz="0" w:space="0" w:color="000000"/>
-                <w:top w:val="none" w:sz="0" w:space="0" w:color="000000"/>
-                <w:left w:val="none" w:sz="0" w:space="0" w:color="000000"/>
-                <w:right w:val="none" w:sz="0" w:space="0" w:color="000000"/>
-              </w:pBdr>
-              <w:spacing w:after="100" w:before="100" w:line="240"/>
-              <w:ind w:left="100" w:right="100" w:firstLine="0" w:firstLineChars="0"/>
-              <w:rPr>
-                <w:rFonts w:ascii="Times New Roman" w:hAnsi="Times New Roman" w:eastAsia="Times New Roman" w:cs="Times New Roman"/>
-                <w:i w:val="false"/>
-                <w:b w:val="false"/>
-                <w:u w:val="none"/>
-                <w:strike w:val="false"/>
-                <w:sz w:val="12"/>
-                <w:szCs w:val="12"/>
-                <w:color w:val="000000"/>
-              </w:rPr>
-            </w:pPr>
-            <w:r>
-              <w:rPr>
-                <w:rFonts w:ascii="Times New Roman" w:hAnsi="Times New Roman" w:eastAsia="Times New Roman" w:cs="Times New Roman"/>
-                <w:i w:val="false"/>
-                <w:b w:val="false"/>
-                <w:u w:val="none"/>
-                <w:strike w:val="false"/>
-                <w:sz w:val="12"/>
-                <w:szCs w:val="12"/>
-                <w:color w:val="000000"/>
-              </w:rPr>
-              <w:t xml:space="preserve">0.172</w:t>
+              <w:t xml:space="preserve">1.62 (1.10–2.39)</w:t>
+            </w:r>
+          </w:p>
+        </w:tc>
+        <w:tc>
+          <w:tcPr>
+            <w:tcBorders>
+              <w:bottom w:val="none" w:sz="0" w:space="0" w:color="000000"/>
+              <w:top w:val="none" w:sz="0" w:space="0" w:color="000000"/>
+              <w:left w:val="none" w:sz="0" w:space="0" w:color="000000"/>
+              <w:right w:val="none" w:sz="0" w:space="0" w:color="000000"/>
+            </w:tcBorders>
+            <w:shd w:val="clear" w:color="auto" w:fill="FFFFFF"/>
+            <w:tcMar>
+              <w:top w:w="0" w:type="dxa"/>
+              <w:bottom w:w="0" w:type="dxa"/>
+              <w:left w:w="0" w:type="dxa"/>
+              <w:right w:w="0" w:type="dxa"/>
+            </w:tcMar>
+            <w:vAlign w:val="center"/>
+          </w:tcPr>
+          <w:p>
+            <w:pPr>
+              <w:pStyle w:val="Normal"/>
+              <w:jc w:val="left"/>
+              <w:pBdr>
+                <w:bottom w:val="none" w:sz="0" w:space="0" w:color="000000"/>
+                <w:top w:val="none" w:sz="0" w:space="0" w:color="000000"/>
+                <w:left w:val="none" w:sz="0" w:space="0" w:color="000000"/>
+                <w:right w:val="none" w:sz="0" w:space="0" w:color="000000"/>
+              </w:pBdr>
+              <w:spacing w:after="100" w:before="100" w:line="240"/>
+              <w:ind w:left="100" w:right="100" w:firstLine="0" w:firstLineChars="0"/>
+              <w:rPr>
+                <w:rFonts w:ascii="Times New Roman" w:hAnsi="Times New Roman" w:eastAsia="Times New Roman" w:cs="Times New Roman"/>
+                <w:i w:val="false"/>
+                <w:b w:val="false"/>
+                <w:u w:val="none"/>
+                <w:strike w:val="false"/>
+                <w:sz w:val="12"/>
+                <w:szCs w:val="12"/>
+                <w:color w:val="000000"/>
+              </w:rPr>
+            </w:pPr>
+            <w:r>
+              <w:rPr>
+                <w:rFonts w:ascii="Times New Roman" w:hAnsi="Times New Roman" w:eastAsia="Times New Roman" w:cs="Times New Roman"/>
+                <w:i w:val="false"/>
+                <w:b w:val="false"/>
+                <w:u w:val="none"/>
+                <w:strike w:val="false"/>
+                <w:sz w:val="12"/>
+                <w:szCs w:val="12"/>
+                <w:color w:val="000000"/>
+              </w:rPr>
+              <w:t xml:space="preserve">0.016</w:t>
+            </w:r>
+          </w:p>
+        </w:tc>
+        <w:tc>
+          <w:tcPr>
+            <w:tcBorders>
+              <w:bottom w:val="none" w:sz="0" w:space="0" w:color="000000"/>
+              <w:top w:val="none" w:sz="0" w:space="0" w:color="000000"/>
+              <w:left w:val="none" w:sz="0" w:space="0" w:color="000000"/>
+              <w:right w:val="none" w:sz="0" w:space="0" w:color="000000"/>
+            </w:tcBorders>
+            <w:shd w:val="clear" w:color="auto" w:fill="FFFFFF"/>
+            <w:tcMar>
+              <w:top w:w="0" w:type="dxa"/>
+              <w:bottom w:w="0" w:type="dxa"/>
+              <w:left w:w="0" w:type="dxa"/>
+              <w:right w:w="0" w:type="dxa"/>
+            </w:tcMar>
+            <w:vAlign w:val="center"/>
+          </w:tcPr>
+          <w:p>
+            <w:pPr>
+              <w:pStyle w:val="Normal"/>
+              <w:jc w:val="left"/>
+              <w:pBdr>
+                <w:bottom w:val="none" w:sz="0" w:space="0" w:color="000000"/>
+                <w:top w:val="none" w:sz="0" w:space="0" w:color="000000"/>
+                <w:left w:val="none" w:sz="0" w:space="0" w:color="000000"/>
+                <w:right w:val="none" w:sz="0" w:space="0" w:color="000000"/>
+              </w:pBdr>
+              <w:spacing w:after="100" w:before="100" w:line="240"/>
+              <w:ind w:left="100" w:right="100" w:firstLine="0" w:firstLineChars="0"/>
+              <w:rPr>
+                <w:rFonts w:ascii="Times New Roman" w:hAnsi="Times New Roman" w:eastAsia="Times New Roman" w:cs="Times New Roman"/>
+                <w:i w:val="false"/>
+                <w:b w:val="false"/>
+                <w:u w:val="none"/>
+                <w:strike w:val="false"/>
+                <w:sz w:val="12"/>
+                <w:szCs w:val="12"/>
+                <w:color w:val="000000"/>
+              </w:rPr>
+            </w:pPr>
+            <w:r>
+              <w:rPr>
+                <w:rFonts w:ascii="Times New Roman" w:hAnsi="Times New Roman" w:eastAsia="Times New Roman" w:cs="Times New Roman"/>
+                <w:i w:val="false"/>
+                <w:b w:val="false"/>
+                <w:u w:val="none"/>
+                <w:strike w:val="false"/>
+                <w:sz w:val="12"/>
+                <w:szCs w:val="12"/>
+                <w:color w:val="000000"/>
+              </w:rPr>
+              <w:t xml:space="preserve">0.303</w:t>
             </w:r>
           </w:p>
         </w:tc>
@@ -5029,282 +5029,282 @@
                 <w:szCs w:val="12"/>
                 <w:color w:val="000000"/>
               </w:rPr>
-              <w:t xml:space="preserve">1.21 (0.81–1.81)</w:t>
-            </w:r>
-          </w:p>
-        </w:tc>
-        <w:tc>
-          <w:tcPr>
-            <w:tcBorders>
-              <w:bottom w:val="none" w:sz="0" w:space="0" w:color="000000"/>
-              <w:top w:val="none" w:sz="0" w:space="0" w:color="000000"/>
-              <w:left w:val="none" w:sz="0" w:space="0" w:color="000000"/>
-              <w:right w:val="none" w:sz="0" w:space="0" w:color="000000"/>
-            </w:tcBorders>
-            <w:shd w:val="clear" w:color="auto" w:fill="FFFFFF"/>
-            <w:tcMar>
-              <w:top w:w="0" w:type="dxa"/>
-              <w:bottom w:w="0" w:type="dxa"/>
-              <w:left w:w="0" w:type="dxa"/>
-              <w:right w:w="0" w:type="dxa"/>
-            </w:tcMar>
-            <w:vAlign w:val="center"/>
-          </w:tcPr>
-          <w:p>
-            <w:pPr>
-              <w:pStyle w:val="Normal"/>
-              <w:jc w:val="left"/>
-              <w:pBdr>
-                <w:bottom w:val="none" w:sz="0" w:space="0" w:color="000000"/>
-                <w:top w:val="none" w:sz="0" w:space="0" w:color="000000"/>
-                <w:left w:val="none" w:sz="0" w:space="0" w:color="000000"/>
-                <w:right w:val="none" w:sz="0" w:space="0" w:color="000000"/>
-              </w:pBdr>
-              <w:spacing w:after="100" w:before="100" w:line="240"/>
-              <w:ind w:left="100" w:right="100" w:firstLine="0" w:firstLineChars="0"/>
-              <w:rPr>
-                <w:rFonts w:ascii="Times New Roman" w:hAnsi="Times New Roman" w:eastAsia="Times New Roman" w:cs="Times New Roman"/>
-                <w:i w:val="false"/>
-                <w:b w:val="false"/>
-                <w:u w:val="none"/>
-                <w:strike w:val="false"/>
-                <w:sz w:val="12"/>
-                <w:szCs w:val="12"/>
-                <w:color w:val="000000"/>
-              </w:rPr>
-            </w:pPr>
-            <w:r>
-              <w:rPr>
-                <w:rFonts w:ascii="Times New Roman" w:hAnsi="Times New Roman" w:eastAsia="Times New Roman" w:cs="Times New Roman"/>
-                <w:i w:val="false"/>
-                <w:b w:val="false"/>
-                <w:u w:val="none"/>
-                <w:strike w:val="false"/>
-                <w:sz w:val="12"/>
-                <w:szCs w:val="12"/>
-                <w:color w:val="000000"/>
-              </w:rPr>
-              <w:t xml:space="preserve">0.350</w:t>
-            </w:r>
-          </w:p>
-        </w:tc>
-        <w:tc>
-          <w:tcPr>
-            <w:tcBorders>
-              <w:bottom w:val="none" w:sz="0" w:space="0" w:color="000000"/>
-              <w:top w:val="none" w:sz="0" w:space="0" w:color="000000"/>
-              <w:left w:val="none" w:sz="0" w:space="0" w:color="000000"/>
-              <w:right w:val="none" w:sz="0" w:space="0" w:color="000000"/>
-            </w:tcBorders>
-            <w:shd w:val="clear" w:color="auto" w:fill="FFFFFF"/>
-            <w:tcMar>
-              <w:top w:w="0" w:type="dxa"/>
-              <w:bottom w:w="0" w:type="dxa"/>
-              <w:left w:w="0" w:type="dxa"/>
-              <w:right w:w="0" w:type="dxa"/>
-            </w:tcMar>
-            <w:vAlign w:val="center"/>
-          </w:tcPr>
-          <w:p>
-            <w:pPr>
-              <w:pStyle w:val="Normal"/>
-              <w:jc w:val="left"/>
-              <w:pBdr>
-                <w:bottom w:val="none" w:sz="0" w:space="0" w:color="000000"/>
-                <w:top w:val="none" w:sz="0" w:space="0" w:color="000000"/>
-                <w:left w:val="none" w:sz="0" w:space="0" w:color="000000"/>
-                <w:right w:val="none" w:sz="0" w:space="0" w:color="000000"/>
-              </w:pBdr>
-              <w:spacing w:after="100" w:before="100" w:line="240"/>
-              <w:ind w:left="100" w:right="100" w:firstLine="0" w:firstLineChars="0"/>
-              <w:rPr>
-                <w:rFonts w:ascii="Times New Roman" w:hAnsi="Times New Roman" w:eastAsia="Times New Roman" w:cs="Times New Roman"/>
-                <w:i w:val="false"/>
-                <w:b w:val="false"/>
-                <w:u w:val="none"/>
-                <w:strike w:val="false"/>
-                <w:sz w:val="12"/>
-                <w:szCs w:val="12"/>
-                <w:color w:val="000000"/>
-              </w:rPr>
-            </w:pPr>
-            <w:r>
-              <w:rPr>
-                <w:rFonts w:ascii="Times New Roman" w:hAnsi="Times New Roman" w:eastAsia="Times New Roman" w:cs="Times New Roman"/>
-                <w:i w:val="false"/>
-                <w:b w:val="false"/>
-                <w:u w:val="none"/>
-                <w:strike w:val="false"/>
-                <w:sz w:val="12"/>
-                <w:szCs w:val="12"/>
-                <w:color w:val="000000"/>
-              </w:rPr>
-              <w:t xml:space="preserve">0.394</w:t>
-            </w:r>
-          </w:p>
-        </w:tc>
-        <w:tc>
-          <w:tcPr>
-            <w:tcBorders>
-              <w:bottom w:val="none" w:sz="0" w:space="0" w:color="000000"/>
-              <w:top w:val="none" w:sz="0" w:space="0" w:color="000000"/>
-              <w:left w:val="none" w:sz="0" w:space="0" w:color="000000"/>
-              <w:right w:val="none" w:sz="0" w:space="0" w:color="000000"/>
-            </w:tcBorders>
-            <w:shd w:val="clear" w:color="auto" w:fill="FFFFFF"/>
-            <w:tcMar>
-              <w:top w:w="0" w:type="dxa"/>
-              <w:bottom w:w="0" w:type="dxa"/>
-              <w:left w:w="0" w:type="dxa"/>
-              <w:right w:w="0" w:type="dxa"/>
-            </w:tcMar>
-            <w:vAlign w:val="center"/>
-          </w:tcPr>
-          <w:p>
-            <w:pPr>
-              <w:pStyle w:val="Normal"/>
-              <w:jc w:val="left"/>
-              <w:pBdr>
-                <w:bottom w:val="none" w:sz="0" w:space="0" w:color="000000"/>
-                <w:top w:val="none" w:sz="0" w:space="0" w:color="000000"/>
-                <w:left w:val="none" w:sz="0" w:space="0" w:color="000000"/>
-                <w:right w:val="none" w:sz="0" w:space="0" w:color="000000"/>
-              </w:pBdr>
-              <w:spacing w:after="100" w:before="100" w:line="240"/>
-              <w:ind w:left="100" w:right="100" w:firstLine="0" w:firstLineChars="0"/>
-              <w:rPr>
-                <w:rFonts w:ascii="Times New Roman" w:hAnsi="Times New Roman" w:eastAsia="Times New Roman" w:cs="Times New Roman"/>
-                <w:i w:val="false"/>
-                <w:b w:val="false"/>
-                <w:u w:val="none"/>
-                <w:strike w:val="false"/>
-                <w:sz w:val="12"/>
-                <w:szCs w:val="12"/>
-                <w:color w:val="000000"/>
-              </w:rPr>
-            </w:pPr>
-            <w:r>
-              <w:rPr>
-                <w:rFonts w:ascii="Times New Roman" w:hAnsi="Times New Roman" w:eastAsia="Times New Roman" w:cs="Times New Roman"/>
-                <w:i w:val="false"/>
-                <w:b w:val="false"/>
-                <w:u w:val="none"/>
-                <w:strike w:val="false"/>
-                <w:sz w:val="12"/>
-                <w:szCs w:val="12"/>
-                <w:color w:val="000000"/>
-              </w:rPr>
-              <w:t xml:space="preserve">1.56 (0.86–2.85)</w:t>
-            </w:r>
-          </w:p>
-        </w:tc>
-        <w:tc>
-          <w:tcPr>
-            <w:tcBorders>
-              <w:bottom w:val="none" w:sz="0" w:space="0" w:color="000000"/>
-              <w:top w:val="none" w:sz="0" w:space="0" w:color="000000"/>
-              <w:left w:val="none" w:sz="0" w:space="0" w:color="000000"/>
-              <w:right w:val="none" w:sz="0" w:space="0" w:color="000000"/>
-            </w:tcBorders>
-            <w:shd w:val="clear" w:color="auto" w:fill="FFFFFF"/>
-            <w:tcMar>
-              <w:top w:w="0" w:type="dxa"/>
-              <w:bottom w:w="0" w:type="dxa"/>
-              <w:left w:w="0" w:type="dxa"/>
-              <w:right w:w="0" w:type="dxa"/>
-            </w:tcMar>
-            <w:vAlign w:val="center"/>
-          </w:tcPr>
-          <w:p>
-            <w:pPr>
-              <w:pStyle w:val="Normal"/>
-              <w:jc w:val="left"/>
-              <w:pBdr>
-                <w:bottom w:val="none" w:sz="0" w:space="0" w:color="000000"/>
-                <w:top w:val="none" w:sz="0" w:space="0" w:color="000000"/>
-                <w:left w:val="none" w:sz="0" w:space="0" w:color="000000"/>
-                <w:right w:val="none" w:sz="0" w:space="0" w:color="000000"/>
-              </w:pBdr>
-              <w:spacing w:after="100" w:before="100" w:line="240"/>
-              <w:ind w:left="100" w:right="100" w:firstLine="0" w:firstLineChars="0"/>
-              <w:rPr>
-                <w:rFonts w:ascii="Times New Roman" w:hAnsi="Times New Roman" w:eastAsia="Times New Roman" w:cs="Times New Roman"/>
-                <w:i w:val="false"/>
-                <w:b w:val="false"/>
-                <w:u w:val="none"/>
-                <w:strike w:val="false"/>
-                <w:sz w:val="12"/>
-                <w:szCs w:val="12"/>
-                <w:color w:val="000000"/>
-              </w:rPr>
-            </w:pPr>
-            <w:r>
-              <w:rPr>
-                <w:rFonts w:ascii="Times New Roman" w:hAnsi="Times New Roman" w:eastAsia="Times New Roman" w:cs="Times New Roman"/>
-                <w:i w:val="false"/>
-                <w:b w:val="false"/>
-                <w:u w:val="none"/>
-                <w:strike w:val="false"/>
-                <w:sz w:val="12"/>
-                <w:szCs w:val="12"/>
-                <w:color w:val="000000"/>
-              </w:rPr>
-              <w:t xml:space="preserve">0.146</w:t>
-            </w:r>
-          </w:p>
-        </w:tc>
-        <w:tc>
-          <w:tcPr>
-            <w:tcBorders>
-              <w:bottom w:val="none" w:sz="0" w:space="0" w:color="000000"/>
-              <w:top w:val="none" w:sz="0" w:space="0" w:color="000000"/>
-              <w:left w:val="none" w:sz="0" w:space="0" w:color="000000"/>
-              <w:right w:val="none" w:sz="0" w:space="0" w:color="000000"/>
-            </w:tcBorders>
-            <w:shd w:val="clear" w:color="auto" w:fill="FFFFFF"/>
-            <w:tcMar>
-              <w:top w:w="0" w:type="dxa"/>
-              <w:bottom w:w="0" w:type="dxa"/>
-              <w:left w:w="0" w:type="dxa"/>
-              <w:right w:w="0" w:type="dxa"/>
-            </w:tcMar>
-            <w:vAlign w:val="center"/>
-          </w:tcPr>
-          <w:p>
-            <w:pPr>
-              <w:pStyle w:val="Normal"/>
-              <w:jc w:val="left"/>
-              <w:pBdr>
-                <w:bottom w:val="none" w:sz="0" w:space="0" w:color="000000"/>
-                <w:top w:val="none" w:sz="0" w:space="0" w:color="000000"/>
-                <w:left w:val="none" w:sz="0" w:space="0" w:color="000000"/>
-                <w:right w:val="none" w:sz="0" w:space="0" w:color="000000"/>
-              </w:pBdr>
-              <w:spacing w:after="100" w:before="100" w:line="240"/>
-              <w:ind w:left="100" w:right="100" w:firstLine="0" w:firstLineChars="0"/>
-              <w:rPr>
-                <w:rFonts w:ascii="Times New Roman" w:hAnsi="Times New Roman" w:eastAsia="Times New Roman" w:cs="Times New Roman"/>
-                <w:i w:val="false"/>
-                <w:b w:val="false"/>
-                <w:u w:val="none"/>
-                <w:strike w:val="false"/>
-                <w:sz w:val="12"/>
-                <w:szCs w:val="12"/>
-                <w:color w:val="000000"/>
-              </w:rPr>
-            </w:pPr>
-            <w:r>
-              <w:rPr>
-                <w:rFonts w:ascii="Times New Roman" w:hAnsi="Times New Roman" w:eastAsia="Times New Roman" w:cs="Times New Roman"/>
-                <w:i w:val="false"/>
-                <w:b w:val="false"/>
-                <w:u w:val="none"/>
-                <w:strike w:val="false"/>
-                <w:sz w:val="12"/>
-                <w:szCs w:val="12"/>
-                <w:color w:val="000000"/>
-              </w:rPr>
-              <w:t xml:space="preserve">0.262</w:t>
+              <w:t xml:space="preserve">1.34 (0.93–1.94)</w:t>
+            </w:r>
+          </w:p>
+        </w:tc>
+        <w:tc>
+          <w:tcPr>
+            <w:tcBorders>
+              <w:bottom w:val="none" w:sz="0" w:space="0" w:color="000000"/>
+              <w:top w:val="none" w:sz="0" w:space="0" w:color="000000"/>
+              <w:left w:val="none" w:sz="0" w:space="0" w:color="000000"/>
+              <w:right w:val="none" w:sz="0" w:space="0" w:color="000000"/>
+            </w:tcBorders>
+            <w:shd w:val="clear" w:color="auto" w:fill="FFFFFF"/>
+            <w:tcMar>
+              <w:top w:w="0" w:type="dxa"/>
+              <w:bottom w:w="0" w:type="dxa"/>
+              <w:left w:w="0" w:type="dxa"/>
+              <w:right w:w="0" w:type="dxa"/>
+            </w:tcMar>
+            <w:vAlign w:val="center"/>
+          </w:tcPr>
+          <w:p>
+            <w:pPr>
+              <w:pStyle w:val="Normal"/>
+              <w:jc w:val="left"/>
+              <w:pBdr>
+                <w:bottom w:val="none" w:sz="0" w:space="0" w:color="000000"/>
+                <w:top w:val="none" w:sz="0" w:space="0" w:color="000000"/>
+                <w:left w:val="none" w:sz="0" w:space="0" w:color="000000"/>
+                <w:right w:val="none" w:sz="0" w:space="0" w:color="000000"/>
+              </w:pBdr>
+              <w:spacing w:after="100" w:before="100" w:line="240"/>
+              <w:ind w:left="100" w:right="100" w:firstLine="0" w:firstLineChars="0"/>
+              <w:rPr>
+                <w:rFonts w:ascii="Times New Roman" w:hAnsi="Times New Roman" w:eastAsia="Times New Roman" w:cs="Times New Roman"/>
+                <w:i w:val="false"/>
+                <w:b w:val="false"/>
+                <w:u w:val="none"/>
+                <w:strike w:val="false"/>
+                <w:sz w:val="12"/>
+                <w:szCs w:val="12"/>
+                <w:color w:val="000000"/>
+              </w:rPr>
+            </w:pPr>
+            <w:r>
+              <w:rPr>
+                <w:rFonts w:ascii="Times New Roman" w:hAnsi="Times New Roman" w:eastAsia="Times New Roman" w:cs="Times New Roman"/>
+                <w:i w:val="false"/>
+                <w:b w:val="false"/>
+                <w:u w:val="none"/>
+                <w:strike w:val="false"/>
+                <w:sz w:val="12"/>
+                <w:szCs w:val="12"/>
+                <w:color w:val="000000"/>
+              </w:rPr>
+              <w:t xml:space="preserve">0.111</w:t>
+            </w:r>
+          </w:p>
+        </w:tc>
+        <w:tc>
+          <w:tcPr>
+            <w:tcBorders>
+              <w:bottom w:val="none" w:sz="0" w:space="0" w:color="000000"/>
+              <w:top w:val="none" w:sz="0" w:space="0" w:color="000000"/>
+              <w:left w:val="none" w:sz="0" w:space="0" w:color="000000"/>
+              <w:right w:val="none" w:sz="0" w:space="0" w:color="000000"/>
+            </w:tcBorders>
+            <w:shd w:val="clear" w:color="auto" w:fill="FFFFFF"/>
+            <w:tcMar>
+              <w:top w:w="0" w:type="dxa"/>
+              <w:bottom w:w="0" w:type="dxa"/>
+              <w:left w:w="0" w:type="dxa"/>
+              <w:right w:w="0" w:type="dxa"/>
+            </w:tcMar>
+            <w:vAlign w:val="center"/>
+          </w:tcPr>
+          <w:p>
+            <w:pPr>
+              <w:pStyle w:val="Normal"/>
+              <w:jc w:val="left"/>
+              <w:pBdr>
+                <w:bottom w:val="none" w:sz="0" w:space="0" w:color="000000"/>
+                <w:top w:val="none" w:sz="0" w:space="0" w:color="000000"/>
+                <w:left w:val="none" w:sz="0" w:space="0" w:color="000000"/>
+                <w:right w:val="none" w:sz="0" w:space="0" w:color="000000"/>
+              </w:pBdr>
+              <w:spacing w:after="100" w:before="100" w:line="240"/>
+              <w:ind w:left="100" w:right="100" w:firstLine="0" w:firstLineChars="0"/>
+              <w:rPr>
+                <w:rFonts w:ascii="Times New Roman" w:hAnsi="Times New Roman" w:eastAsia="Times New Roman" w:cs="Times New Roman"/>
+                <w:i w:val="false"/>
+                <w:b w:val="false"/>
+                <w:u w:val="none"/>
+                <w:strike w:val="false"/>
+                <w:sz w:val="12"/>
+                <w:szCs w:val="12"/>
+                <w:color w:val="000000"/>
+              </w:rPr>
+            </w:pPr>
+            <w:r>
+              <w:rPr>
+                <w:rFonts w:ascii="Times New Roman" w:hAnsi="Times New Roman" w:eastAsia="Times New Roman" w:cs="Times New Roman"/>
+                <w:i w:val="false"/>
+                <w:b w:val="false"/>
+                <w:u w:val="none"/>
+                <w:strike w:val="false"/>
+                <w:sz w:val="12"/>
+                <w:szCs w:val="12"/>
+                <w:color w:val="000000"/>
+              </w:rPr>
+              <w:t xml:space="preserve">0.331</w:t>
+            </w:r>
+          </w:p>
+        </w:tc>
+        <w:tc>
+          <w:tcPr>
+            <w:tcBorders>
+              <w:bottom w:val="none" w:sz="0" w:space="0" w:color="000000"/>
+              <w:top w:val="none" w:sz="0" w:space="0" w:color="000000"/>
+              <w:left w:val="none" w:sz="0" w:space="0" w:color="000000"/>
+              <w:right w:val="none" w:sz="0" w:space="0" w:color="000000"/>
+            </w:tcBorders>
+            <w:shd w:val="clear" w:color="auto" w:fill="FFFFFF"/>
+            <w:tcMar>
+              <w:top w:w="0" w:type="dxa"/>
+              <w:bottom w:w="0" w:type="dxa"/>
+              <w:left w:w="0" w:type="dxa"/>
+              <w:right w:w="0" w:type="dxa"/>
+            </w:tcMar>
+            <w:vAlign w:val="center"/>
+          </w:tcPr>
+          <w:p>
+            <w:pPr>
+              <w:pStyle w:val="Normal"/>
+              <w:jc w:val="left"/>
+              <w:pBdr>
+                <w:bottom w:val="none" w:sz="0" w:space="0" w:color="000000"/>
+                <w:top w:val="none" w:sz="0" w:space="0" w:color="000000"/>
+                <w:left w:val="none" w:sz="0" w:space="0" w:color="000000"/>
+                <w:right w:val="none" w:sz="0" w:space="0" w:color="000000"/>
+              </w:pBdr>
+              <w:spacing w:after="100" w:before="100" w:line="240"/>
+              <w:ind w:left="100" w:right="100" w:firstLine="0" w:firstLineChars="0"/>
+              <w:rPr>
+                <w:rFonts w:ascii="Times New Roman" w:hAnsi="Times New Roman" w:eastAsia="Times New Roman" w:cs="Times New Roman"/>
+                <w:i w:val="false"/>
+                <w:b w:val="false"/>
+                <w:u w:val="none"/>
+                <w:strike w:val="false"/>
+                <w:sz w:val="12"/>
+                <w:szCs w:val="12"/>
+                <w:color w:val="000000"/>
+              </w:rPr>
+            </w:pPr>
+            <w:r>
+              <w:rPr>
+                <w:rFonts w:ascii="Times New Roman" w:hAnsi="Times New Roman" w:eastAsia="Times New Roman" w:cs="Times New Roman"/>
+                <w:i w:val="false"/>
+                <w:b w:val="false"/>
+                <w:u w:val="none"/>
+                <w:strike w:val="false"/>
+                <w:sz w:val="12"/>
+                <w:szCs w:val="12"/>
+                <w:color w:val="000000"/>
+              </w:rPr>
+              <w:t xml:space="preserve">1.62 (0.99–2.65)</w:t>
+            </w:r>
+          </w:p>
+        </w:tc>
+        <w:tc>
+          <w:tcPr>
+            <w:tcBorders>
+              <w:bottom w:val="none" w:sz="0" w:space="0" w:color="000000"/>
+              <w:top w:val="none" w:sz="0" w:space="0" w:color="000000"/>
+              <w:left w:val="none" w:sz="0" w:space="0" w:color="000000"/>
+              <w:right w:val="none" w:sz="0" w:space="0" w:color="000000"/>
+            </w:tcBorders>
+            <w:shd w:val="clear" w:color="auto" w:fill="FFFFFF"/>
+            <w:tcMar>
+              <w:top w:w="0" w:type="dxa"/>
+              <w:bottom w:w="0" w:type="dxa"/>
+              <w:left w:w="0" w:type="dxa"/>
+              <w:right w:w="0" w:type="dxa"/>
+            </w:tcMar>
+            <w:vAlign w:val="center"/>
+          </w:tcPr>
+          <w:p>
+            <w:pPr>
+              <w:pStyle w:val="Normal"/>
+              <w:jc w:val="left"/>
+              <w:pBdr>
+                <w:bottom w:val="none" w:sz="0" w:space="0" w:color="000000"/>
+                <w:top w:val="none" w:sz="0" w:space="0" w:color="000000"/>
+                <w:left w:val="none" w:sz="0" w:space="0" w:color="000000"/>
+                <w:right w:val="none" w:sz="0" w:space="0" w:color="000000"/>
+              </w:pBdr>
+              <w:spacing w:after="100" w:before="100" w:line="240"/>
+              <w:ind w:left="100" w:right="100" w:firstLine="0" w:firstLineChars="0"/>
+              <w:rPr>
+                <w:rFonts w:ascii="Times New Roman" w:hAnsi="Times New Roman" w:eastAsia="Times New Roman" w:cs="Times New Roman"/>
+                <w:i w:val="false"/>
+                <w:b w:val="false"/>
+                <w:u w:val="none"/>
+                <w:strike w:val="false"/>
+                <w:sz w:val="12"/>
+                <w:szCs w:val="12"/>
+                <w:color w:val="000000"/>
+              </w:rPr>
+            </w:pPr>
+            <w:r>
+              <w:rPr>
+                <w:rFonts w:ascii="Times New Roman" w:hAnsi="Times New Roman" w:eastAsia="Times New Roman" w:cs="Times New Roman"/>
+                <w:i w:val="false"/>
+                <w:b w:val="false"/>
+                <w:u w:val="none"/>
+                <w:strike w:val="false"/>
+                <w:sz w:val="12"/>
+                <w:szCs w:val="12"/>
+                <w:color w:val="000000"/>
+              </w:rPr>
+              <w:t xml:space="preserve">0.054</w:t>
+            </w:r>
+          </w:p>
+        </w:tc>
+        <w:tc>
+          <w:tcPr>
+            <w:tcBorders>
+              <w:bottom w:val="none" w:sz="0" w:space="0" w:color="000000"/>
+              <w:top w:val="none" w:sz="0" w:space="0" w:color="000000"/>
+              <w:left w:val="none" w:sz="0" w:space="0" w:color="000000"/>
+              <w:right w:val="none" w:sz="0" w:space="0" w:color="000000"/>
+            </w:tcBorders>
+            <w:shd w:val="clear" w:color="auto" w:fill="FFFFFF"/>
+            <w:tcMar>
+              <w:top w:w="0" w:type="dxa"/>
+              <w:bottom w:w="0" w:type="dxa"/>
+              <w:left w:w="0" w:type="dxa"/>
+              <w:right w:w="0" w:type="dxa"/>
+            </w:tcMar>
+            <w:vAlign w:val="center"/>
+          </w:tcPr>
+          <w:p>
+            <w:pPr>
+              <w:pStyle w:val="Normal"/>
+              <w:jc w:val="left"/>
+              <w:pBdr>
+                <w:bottom w:val="none" w:sz="0" w:space="0" w:color="000000"/>
+                <w:top w:val="none" w:sz="0" w:space="0" w:color="000000"/>
+                <w:left w:val="none" w:sz="0" w:space="0" w:color="000000"/>
+                <w:right w:val="none" w:sz="0" w:space="0" w:color="000000"/>
+              </w:pBdr>
+              <w:spacing w:after="100" w:before="100" w:line="240"/>
+              <w:ind w:left="100" w:right="100" w:firstLine="0" w:firstLineChars="0"/>
+              <w:rPr>
+                <w:rFonts w:ascii="Times New Roman" w:hAnsi="Times New Roman" w:eastAsia="Times New Roman" w:cs="Times New Roman"/>
+                <w:i w:val="false"/>
+                <w:b w:val="false"/>
+                <w:u w:val="none"/>
+                <w:strike w:val="false"/>
+                <w:sz w:val="12"/>
+                <w:szCs w:val="12"/>
+                <w:color w:val="000000"/>
+              </w:rPr>
+            </w:pPr>
+            <w:r>
+              <w:rPr>
+                <w:rFonts w:ascii="Times New Roman" w:hAnsi="Times New Roman" w:eastAsia="Times New Roman" w:cs="Times New Roman"/>
+                <w:i w:val="false"/>
+                <w:b w:val="false"/>
+                <w:u w:val="none"/>
+                <w:strike w:val="false"/>
+                <w:sz w:val="12"/>
+                <w:szCs w:val="12"/>
+                <w:color w:val="000000"/>
+              </w:rPr>
+              <w:t xml:space="preserve">0.188</w:t>
             </w:r>
           </w:p>
         </w:tc>
@@ -5469,117 +5469,117 @@
                 <w:szCs w:val="12"/>
                 <w:color w:val="000000"/>
               </w:rPr>
-              <w:t xml:space="preserve">1.63 (0.88–3.02)</w:t>
-            </w:r>
-          </w:p>
-        </w:tc>
-        <w:tc>
-          <w:tcPr>
-            <w:tcBorders>
-              <w:bottom w:val="none" w:sz="0" w:space="0" w:color="000000"/>
-              <w:top w:val="none" w:sz="0" w:space="0" w:color="000000"/>
-              <w:left w:val="none" w:sz="0" w:space="0" w:color="000000"/>
-              <w:right w:val="none" w:sz="0" w:space="0" w:color="000000"/>
-            </w:tcBorders>
-            <w:shd w:val="clear" w:color="auto" w:fill="FFFFFF"/>
-            <w:tcMar>
-              <w:top w:w="0" w:type="dxa"/>
-              <w:bottom w:w="0" w:type="dxa"/>
-              <w:left w:w="0" w:type="dxa"/>
-              <w:right w:w="0" w:type="dxa"/>
-            </w:tcMar>
-            <w:vAlign w:val="center"/>
-          </w:tcPr>
-          <w:p>
-            <w:pPr>
-              <w:pStyle w:val="Normal"/>
-              <w:jc w:val="left"/>
-              <w:pBdr>
-                <w:bottom w:val="none" w:sz="0" w:space="0" w:color="000000"/>
-                <w:top w:val="none" w:sz="0" w:space="0" w:color="000000"/>
-                <w:left w:val="none" w:sz="0" w:space="0" w:color="000000"/>
-                <w:right w:val="none" w:sz="0" w:space="0" w:color="000000"/>
-              </w:pBdr>
-              <w:spacing w:after="100" w:before="100" w:line="240"/>
-              <w:ind w:left="100" w:right="100" w:firstLine="0" w:firstLineChars="0"/>
-              <w:rPr>
-                <w:rFonts w:ascii="Times New Roman" w:hAnsi="Times New Roman" w:eastAsia="Times New Roman" w:cs="Times New Roman"/>
-                <w:i w:val="false"/>
-                <w:b w:val="false"/>
-                <w:u w:val="none"/>
-                <w:strike w:val="false"/>
-                <w:sz w:val="12"/>
-                <w:szCs w:val="12"/>
-                <w:color w:val="000000"/>
-              </w:rPr>
-            </w:pPr>
-            <w:r>
-              <w:rPr>
-                <w:rFonts w:ascii="Times New Roman" w:hAnsi="Times New Roman" w:eastAsia="Times New Roman" w:cs="Times New Roman"/>
-                <w:i w:val="false"/>
-                <w:b w:val="false"/>
-                <w:u w:val="none"/>
-                <w:strike w:val="false"/>
-                <w:sz w:val="12"/>
-                <w:szCs w:val="12"/>
-                <w:color w:val="000000"/>
-              </w:rPr>
-              <w:t xml:space="preserve">0.124</w:t>
-            </w:r>
-          </w:p>
-        </w:tc>
-        <w:tc>
-          <w:tcPr>
-            <w:tcBorders>
-              <w:bottom w:val="none" w:sz="0" w:space="0" w:color="000000"/>
-              <w:top w:val="none" w:sz="0" w:space="0" w:color="000000"/>
-              <w:left w:val="none" w:sz="0" w:space="0" w:color="000000"/>
-              <w:right w:val="none" w:sz="0" w:space="0" w:color="000000"/>
-            </w:tcBorders>
-            <w:shd w:val="clear" w:color="auto" w:fill="FFFFFF"/>
-            <w:tcMar>
-              <w:top w:w="0" w:type="dxa"/>
-              <w:bottom w:w="0" w:type="dxa"/>
-              <w:left w:w="0" w:type="dxa"/>
-              <w:right w:w="0" w:type="dxa"/>
-            </w:tcMar>
-            <w:vAlign w:val="center"/>
-          </w:tcPr>
-          <w:p>
-            <w:pPr>
-              <w:pStyle w:val="Normal"/>
-              <w:jc w:val="left"/>
-              <w:pBdr>
-                <w:bottom w:val="none" w:sz="0" w:space="0" w:color="000000"/>
-                <w:top w:val="none" w:sz="0" w:space="0" w:color="000000"/>
-                <w:left w:val="none" w:sz="0" w:space="0" w:color="000000"/>
-                <w:right w:val="none" w:sz="0" w:space="0" w:color="000000"/>
-              </w:pBdr>
-              <w:spacing w:after="100" w:before="100" w:line="240"/>
-              <w:ind w:left="100" w:right="100" w:firstLine="0" w:firstLineChars="0"/>
-              <w:rPr>
-                <w:rFonts w:ascii="Times New Roman" w:hAnsi="Times New Roman" w:eastAsia="Times New Roman" w:cs="Times New Roman"/>
-                <w:i w:val="false"/>
-                <w:b w:val="false"/>
-                <w:u w:val="none"/>
-                <w:strike w:val="false"/>
-                <w:sz w:val="12"/>
-                <w:szCs w:val="12"/>
-                <w:color w:val="000000"/>
-              </w:rPr>
-            </w:pPr>
-            <w:r>
-              <w:rPr>
-                <w:rFonts w:ascii="Times New Roman" w:hAnsi="Times New Roman" w:eastAsia="Times New Roman" w:cs="Times New Roman"/>
-                <w:i w:val="false"/>
-                <w:b w:val="false"/>
-                <w:u w:val="none"/>
-                <w:strike w:val="false"/>
-                <w:sz w:val="12"/>
-                <w:szCs w:val="12"/>
-                <w:color w:val="000000"/>
-              </w:rPr>
-              <w:t xml:space="preserve">0.392</w:t>
+              <w:t xml:space="preserve">1.63 (1.01–2.63)</w:t>
+            </w:r>
+          </w:p>
+        </w:tc>
+        <w:tc>
+          <w:tcPr>
+            <w:tcBorders>
+              <w:bottom w:val="none" w:sz="0" w:space="0" w:color="000000"/>
+              <w:top w:val="none" w:sz="0" w:space="0" w:color="000000"/>
+              <w:left w:val="none" w:sz="0" w:space="0" w:color="000000"/>
+              <w:right w:val="none" w:sz="0" w:space="0" w:color="000000"/>
+            </w:tcBorders>
+            <w:shd w:val="clear" w:color="auto" w:fill="FFFFFF"/>
+            <w:tcMar>
+              <w:top w:w="0" w:type="dxa"/>
+              <w:bottom w:w="0" w:type="dxa"/>
+              <w:left w:w="0" w:type="dxa"/>
+              <w:right w:w="0" w:type="dxa"/>
+            </w:tcMar>
+            <w:vAlign w:val="center"/>
+          </w:tcPr>
+          <w:p>
+            <w:pPr>
+              <w:pStyle w:val="Normal"/>
+              <w:jc w:val="left"/>
+              <w:pBdr>
+                <w:bottom w:val="none" w:sz="0" w:space="0" w:color="000000"/>
+                <w:top w:val="none" w:sz="0" w:space="0" w:color="000000"/>
+                <w:left w:val="none" w:sz="0" w:space="0" w:color="000000"/>
+                <w:right w:val="none" w:sz="0" w:space="0" w:color="000000"/>
+              </w:pBdr>
+              <w:spacing w:after="100" w:before="100" w:line="240"/>
+              <w:ind w:left="100" w:right="100" w:firstLine="0" w:firstLineChars="0"/>
+              <w:rPr>
+                <w:rFonts w:ascii="Times New Roman" w:hAnsi="Times New Roman" w:eastAsia="Times New Roman" w:cs="Times New Roman"/>
+                <w:i w:val="false"/>
+                <w:b w:val="false"/>
+                <w:u w:val="none"/>
+                <w:strike w:val="false"/>
+                <w:sz w:val="12"/>
+                <w:szCs w:val="12"/>
+                <w:color w:val="000000"/>
+              </w:rPr>
+            </w:pPr>
+            <w:r>
+              <w:rPr>
+                <w:rFonts w:ascii="Times New Roman" w:hAnsi="Times New Roman" w:eastAsia="Times New Roman" w:cs="Times New Roman"/>
+                <w:i w:val="false"/>
+                <w:b w:val="false"/>
+                <w:u w:val="none"/>
+                <w:strike w:val="false"/>
+                <w:sz w:val="12"/>
+                <w:szCs w:val="12"/>
+                <w:color w:val="000000"/>
+              </w:rPr>
+              <w:t xml:space="preserve">0.047</w:t>
+            </w:r>
+          </w:p>
+        </w:tc>
+        <w:tc>
+          <w:tcPr>
+            <w:tcBorders>
+              <w:bottom w:val="none" w:sz="0" w:space="0" w:color="000000"/>
+              <w:top w:val="none" w:sz="0" w:space="0" w:color="000000"/>
+              <w:left w:val="none" w:sz="0" w:space="0" w:color="000000"/>
+              <w:right w:val="none" w:sz="0" w:space="0" w:color="000000"/>
+            </w:tcBorders>
+            <w:shd w:val="clear" w:color="auto" w:fill="FFFFFF"/>
+            <w:tcMar>
+              <w:top w:w="0" w:type="dxa"/>
+              <w:bottom w:w="0" w:type="dxa"/>
+              <w:left w:w="0" w:type="dxa"/>
+              <w:right w:w="0" w:type="dxa"/>
+            </w:tcMar>
+            <w:vAlign w:val="center"/>
+          </w:tcPr>
+          <w:p>
+            <w:pPr>
+              <w:pStyle w:val="Normal"/>
+              <w:jc w:val="left"/>
+              <w:pBdr>
+                <w:bottom w:val="none" w:sz="0" w:space="0" w:color="000000"/>
+                <w:top w:val="none" w:sz="0" w:space="0" w:color="000000"/>
+                <w:left w:val="none" w:sz="0" w:space="0" w:color="000000"/>
+                <w:right w:val="none" w:sz="0" w:space="0" w:color="000000"/>
+              </w:pBdr>
+              <w:spacing w:after="100" w:before="100" w:line="240"/>
+              <w:ind w:left="100" w:right="100" w:firstLine="0" w:firstLineChars="0"/>
+              <w:rPr>
+                <w:rFonts w:ascii="Times New Roman" w:hAnsi="Times New Roman" w:eastAsia="Times New Roman" w:cs="Times New Roman"/>
+                <w:i w:val="false"/>
+                <w:b w:val="false"/>
+                <w:u w:val="none"/>
+                <w:strike w:val="false"/>
+                <w:sz w:val="12"/>
+                <w:szCs w:val="12"/>
+                <w:color w:val="000000"/>
+              </w:rPr>
+            </w:pPr>
+            <w:r>
+              <w:rPr>
+                <w:rFonts w:ascii="Times New Roman" w:hAnsi="Times New Roman" w:eastAsia="Times New Roman" w:cs="Times New Roman"/>
+                <w:i w:val="false"/>
+                <w:b w:val="false"/>
+                <w:u w:val="none"/>
+                <w:strike w:val="false"/>
+                <w:sz w:val="12"/>
+                <w:szCs w:val="12"/>
+                <w:color w:val="000000"/>
+              </w:rPr>
+              <w:t xml:space="preserve">0.477</w:t>
             </w:r>
           </w:p>
         </w:tc>
@@ -6519,282 +6519,282 @@
                 <w:szCs w:val="12"/>
                 <w:color w:val="000000"/>
               </w:rPr>
-              <w:t xml:space="preserve">0.66 (0.44–0.99)</w:t>
-            </w:r>
-          </w:p>
-        </w:tc>
-        <w:tc>
-          <w:tcPr>
-            <w:tcBorders>
-              <w:bottom w:val="none" w:sz="0" w:space="0" w:color="000000"/>
-              <w:top w:val="none" w:sz="0" w:space="0" w:color="000000"/>
-              <w:left w:val="none" w:sz="0" w:space="0" w:color="000000"/>
-              <w:right w:val="none" w:sz="0" w:space="0" w:color="000000"/>
-            </w:tcBorders>
-            <w:shd w:val="clear" w:color="auto" w:fill="FFFFFF"/>
-            <w:tcMar>
-              <w:top w:w="0" w:type="dxa"/>
-              <w:bottom w:w="0" w:type="dxa"/>
-              <w:left w:w="0" w:type="dxa"/>
-              <w:right w:w="0" w:type="dxa"/>
-            </w:tcMar>
-            <w:vAlign w:val="center"/>
-          </w:tcPr>
-          <w:p>
-            <w:pPr>
-              <w:pStyle w:val="Normal"/>
-              <w:jc w:val="left"/>
-              <w:pBdr>
-                <w:bottom w:val="none" w:sz="0" w:space="0" w:color="000000"/>
-                <w:top w:val="none" w:sz="0" w:space="0" w:color="000000"/>
-                <w:left w:val="none" w:sz="0" w:space="0" w:color="000000"/>
-                <w:right w:val="none" w:sz="0" w:space="0" w:color="000000"/>
-              </w:pBdr>
-              <w:spacing w:after="100" w:before="100" w:line="240"/>
-              <w:ind w:left="100" w:right="100" w:firstLine="0" w:firstLineChars="0"/>
-              <w:rPr>
-                <w:rFonts w:ascii="Times New Roman" w:hAnsi="Times New Roman" w:eastAsia="Times New Roman" w:cs="Times New Roman"/>
-                <w:i w:val="false"/>
-                <w:b w:val="false"/>
-                <w:u w:val="none"/>
-                <w:strike w:val="false"/>
-                <w:sz w:val="12"/>
-                <w:szCs w:val="12"/>
-                <w:color w:val="000000"/>
-              </w:rPr>
-            </w:pPr>
-            <w:r>
-              <w:rPr>
-                <w:rFonts w:ascii="Times New Roman" w:hAnsi="Times New Roman" w:eastAsia="Times New Roman" w:cs="Times New Roman"/>
-                <w:i w:val="false"/>
-                <w:b w:val="false"/>
-                <w:u w:val="none"/>
-                <w:strike w:val="false"/>
-                <w:sz w:val="12"/>
-                <w:szCs w:val="12"/>
-                <w:color w:val="000000"/>
-              </w:rPr>
-              <w:t xml:space="preserve">0.044</w:t>
-            </w:r>
-          </w:p>
-        </w:tc>
-        <w:tc>
-          <w:tcPr>
-            <w:tcBorders>
-              <w:bottom w:val="none" w:sz="0" w:space="0" w:color="000000"/>
-              <w:top w:val="none" w:sz="0" w:space="0" w:color="000000"/>
-              <w:left w:val="none" w:sz="0" w:space="0" w:color="000000"/>
-              <w:right w:val="none" w:sz="0" w:space="0" w:color="000000"/>
-            </w:tcBorders>
-            <w:shd w:val="clear" w:color="auto" w:fill="FFFFFF"/>
-            <w:tcMar>
-              <w:top w:w="0" w:type="dxa"/>
-              <w:bottom w:w="0" w:type="dxa"/>
-              <w:left w:w="0" w:type="dxa"/>
-              <w:right w:w="0" w:type="dxa"/>
-            </w:tcMar>
-            <w:vAlign w:val="center"/>
-          </w:tcPr>
-          <w:p>
-            <w:pPr>
-              <w:pStyle w:val="Normal"/>
-              <w:jc w:val="left"/>
-              <w:pBdr>
-                <w:bottom w:val="none" w:sz="0" w:space="0" w:color="000000"/>
-                <w:top w:val="none" w:sz="0" w:space="0" w:color="000000"/>
-                <w:left w:val="none" w:sz="0" w:space="0" w:color="000000"/>
-                <w:right w:val="none" w:sz="0" w:space="0" w:color="000000"/>
-              </w:pBdr>
-              <w:spacing w:after="100" w:before="100" w:line="240"/>
-              <w:ind w:left="100" w:right="100" w:firstLine="0" w:firstLineChars="0"/>
-              <w:rPr>
-                <w:rFonts w:ascii="Times New Roman" w:hAnsi="Times New Roman" w:eastAsia="Times New Roman" w:cs="Times New Roman"/>
-                <w:i w:val="false"/>
-                <w:b w:val="false"/>
-                <w:u w:val="none"/>
-                <w:strike w:val="false"/>
-                <w:sz w:val="12"/>
-                <w:szCs w:val="12"/>
-                <w:color w:val="000000"/>
-              </w:rPr>
-            </w:pPr>
-            <w:r>
-              <w:rPr>
-                <w:rFonts w:ascii="Times New Roman" w:hAnsi="Times New Roman" w:eastAsia="Times New Roman" w:cs="Times New Roman"/>
-                <w:i w:val="false"/>
-                <w:b w:val="false"/>
-                <w:u w:val="none"/>
-                <w:strike w:val="false"/>
-                <w:sz w:val="12"/>
-                <w:szCs w:val="12"/>
-                <w:color w:val="000000"/>
-              </w:rPr>
-              <w:t xml:space="preserve">0.099</w:t>
-            </w:r>
-          </w:p>
-        </w:tc>
-        <w:tc>
-          <w:tcPr>
-            <w:tcBorders>
-              <w:bottom w:val="none" w:sz="0" w:space="0" w:color="000000"/>
-              <w:top w:val="none" w:sz="0" w:space="0" w:color="000000"/>
-              <w:left w:val="none" w:sz="0" w:space="0" w:color="000000"/>
-              <w:right w:val="none" w:sz="0" w:space="0" w:color="000000"/>
-            </w:tcBorders>
-            <w:shd w:val="clear" w:color="auto" w:fill="FFFFFF"/>
-            <w:tcMar>
-              <w:top w:w="0" w:type="dxa"/>
-              <w:bottom w:w="0" w:type="dxa"/>
-              <w:left w:w="0" w:type="dxa"/>
-              <w:right w:w="0" w:type="dxa"/>
-            </w:tcMar>
-            <w:vAlign w:val="center"/>
-          </w:tcPr>
-          <w:p>
-            <w:pPr>
-              <w:pStyle w:val="Normal"/>
-              <w:jc w:val="left"/>
-              <w:pBdr>
-                <w:bottom w:val="none" w:sz="0" w:space="0" w:color="000000"/>
-                <w:top w:val="none" w:sz="0" w:space="0" w:color="000000"/>
-                <w:left w:val="none" w:sz="0" w:space="0" w:color="000000"/>
-                <w:right w:val="none" w:sz="0" w:space="0" w:color="000000"/>
-              </w:pBdr>
-              <w:spacing w:after="100" w:before="100" w:line="240"/>
-              <w:ind w:left="100" w:right="100" w:firstLine="0" w:firstLineChars="0"/>
-              <w:rPr>
-                <w:rFonts w:ascii="Times New Roman" w:hAnsi="Times New Roman" w:eastAsia="Times New Roman" w:cs="Times New Roman"/>
-                <w:i w:val="false"/>
-                <w:b w:val="false"/>
-                <w:u w:val="none"/>
-                <w:strike w:val="false"/>
-                <w:sz w:val="12"/>
-                <w:szCs w:val="12"/>
-                <w:color w:val="000000"/>
-              </w:rPr>
-            </w:pPr>
-            <w:r>
-              <w:rPr>
-                <w:rFonts w:ascii="Times New Roman" w:hAnsi="Times New Roman" w:eastAsia="Times New Roman" w:cs="Times New Roman"/>
-                <w:i w:val="false"/>
-                <w:b w:val="false"/>
-                <w:u w:val="none"/>
-                <w:strike w:val="false"/>
-                <w:sz w:val="12"/>
-                <w:szCs w:val="12"/>
-                <w:color w:val="000000"/>
-              </w:rPr>
-              <w:t xml:space="preserve">0.57 (0.32–1.01)</w:t>
-            </w:r>
-          </w:p>
-        </w:tc>
-        <w:tc>
-          <w:tcPr>
-            <w:tcBorders>
-              <w:bottom w:val="none" w:sz="0" w:space="0" w:color="000000"/>
-              <w:top w:val="none" w:sz="0" w:space="0" w:color="000000"/>
-              <w:left w:val="none" w:sz="0" w:space="0" w:color="000000"/>
-              <w:right w:val="none" w:sz="0" w:space="0" w:color="000000"/>
-            </w:tcBorders>
-            <w:shd w:val="clear" w:color="auto" w:fill="FFFFFF"/>
-            <w:tcMar>
-              <w:top w:w="0" w:type="dxa"/>
-              <w:bottom w:w="0" w:type="dxa"/>
-              <w:left w:w="0" w:type="dxa"/>
-              <w:right w:w="0" w:type="dxa"/>
-            </w:tcMar>
-            <w:vAlign w:val="center"/>
-          </w:tcPr>
-          <w:p>
-            <w:pPr>
-              <w:pStyle w:val="Normal"/>
-              <w:jc w:val="left"/>
-              <w:pBdr>
-                <w:bottom w:val="none" w:sz="0" w:space="0" w:color="000000"/>
-                <w:top w:val="none" w:sz="0" w:space="0" w:color="000000"/>
-                <w:left w:val="none" w:sz="0" w:space="0" w:color="000000"/>
-                <w:right w:val="none" w:sz="0" w:space="0" w:color="000000"/>
-              </w:pBdr>
-              <w:spacing w:after="100" w:before="100" w:line="240"/>
-              <w:ind w:left="100" w:right="100" w:firstLine="0" w:firstLineChars="0"/>
-              <w:rPr>
-                <w:rFonts w:ascii="Times New Roman" w:hAnsi="Times New Roman" w:eastAsia="Times New Roman" w:cs="Times New Roman"/>
-                <w:i w:val="false"/>
-                <w:b w:val="false"/>
-                <w:u w:val="none"/>
-                <w:strike w:val="false"/>
-                <w:sz w:val="12"/>
-                <w:szCs w:val="12"/>
-                <w:color w:val="000000"/>
-              </w:rPr>
-            </w:pPr>
-            <w:r>
-              <w:rPr>
-                <w:rFonts w:ascii="Times New Roman" w:hAnsi="Times New Roman" w:eastAsia="Times New Roman" w:cs="Times New Roman"/>
-                <w:i w:val="false"/>
-                <w:b w:val="false"/>
-                <w:u w:val="none"/>
-                <w:strike w:val="false"/>
-                <w:sz w:val="12"/>
-                <w:szCs w:val="12"/>
-                <w:color w:val="000000"/>
-              </w:rPr>
-              <w:t xml:space="preserve">0.055</w:t>
-            </w:r>
-          </w:p>
-        </w:tc>
-        <w:tc>
-          <w:tcPr>
-            <w:tcBorders>
-              <w:bottom w:val="none" w:sz="0" w:space="0" w:color="000000"/>
-              <w:top w:val="none" w:sz="0" w:space="0" w:color="000000"/>
-              <w:left w:val="none" w:sz="0" w:space="0" w:color="000000"/>
-              <w:right w:val="none" w:sz="0" w:space="0" w:color="000000"/>
-            </w:tcBorders>
-            <w:shd w:val="clear" w:color="auto" w:fill="FFFFFF"/>
-            <w:tcMar>
-              <w:top w:w="0" w:type="dxa"/>
-              <w:bottom w:w="0" w:type="dxa"/>
-              <w:left w:w="0" w:type="dxa"/>
-              <w:right w:w="0" w:type="dxa"/>
-            </w:tcMar>
-            <w:vAlign w:val="center"/>
-          </w:tcPr>
-          <w:p>
-            <w:pPr>
-              <w:pStyle w:val="Normal"/>
-              <w:jc w:val="left"/>
-              <w:pBdr>
-                <w:bottom w:val="none" w:sz="0" w:space="0" w:color="000000"/>
-                <w:top w:val="none" w:sz="0" w:space="0" w:color="000000"/>
-                <w:left w:val="none" w:sz="0" w:space="0" w:color="000000"/>
-                <w:right w:val="none" w:sz="0" w:space="0" w:color="000000"/>
-              </w:pBdr>
-              <w:spacing w:after="100" w:before="100" w:line="240"/>
-              <w:ind w:left="100" w:right="100" w:firstLine="0" w:firstLineChars="0"/>
-              <w:rPr>
-                <w:rFonts w:ascii="Times New Roman" w:hAnsi="Times New Roman" w:eastAsia="Times New Roman" w:cs="Times New Roman"/>
-                <w:i w:val="false"/>
-                <w:b w:val="false"/>
-                <w:u w:val="none"/>
-                <w:strike w:val="false"/>
-                <w:sz w:val="12"/>
-                <w:szCs w:val="12"/>
-                <w:color w:val="000000"/>
-              </w:rPr>
-            </w:pPr>
-            <w:r>
-              <w:rPr>
-                <w:rFonts w:ascii="Times New Roman" w:hAnsi="Times New Roman" w:eastAsia="Times New Roman" w:cs="Times New Roman"/>
-                <w:i w:val="false"/>
-                <w:b w:val="false"/>
-                <w:u w:val="none"/>
-                <w:strike w:val="false"/>
-                <w:sz w:val="12"/>
-                <w:szCs w:val="12"/>
-                <w:color w:val="000000"/>
-              </w:rPr>
-              <w:t xml:space="preserve">0.166</w:t>
+              <w:t xml:space="preserve">0.86 (0.66–1.13)</w:t>
+            </w:r>
+          </w:p>
+        </w:tc>
+        <w:tc>
+          <w:tcPr>
+            <w:tcBorders>
+              <w:bottom w:val="none" w:sz="0" w:space="0" w:color="000000"/>
+              <w:top w:val="none" w:sz="0" w:space="0" w:color="000000"/>
+              <w:left w:val="none" w:sz="0" w:space="0" w:color="000000"/>
+              <w:right w:val="none" w:sz="0" w:space="0" w:color="000000"/>
+            </w:tcBorders>
+            <w:shd w:val="clear" w:color="auto" w:fill="FFFFFF"/>
+            <w:tcMar>
+              <w:top w:w="0" w:type="dxa"/>
+              <w:bottom w:w="0" w:type="dxa"/>
+              <w:left w:w="0" w:type="dxa"/>
+              <w:right w:w="0" w:type="dxa"/>
+            </w:tcMar>
+            <w:vAlign w:val="center"/>
+          </w:tcPr>
+          <w:p>
+            <w:pPr>
+              <w:pStyle w:val="Normal"/>
+              <w:jc w:val="left"/>
+              <w:pBdr>
+                <w:bottom w:val="none" w:sz="0" w:space="0" w:color="000000"/>
+                <w:top w:val="none" w:sz="0" w:space="0" w:color="000000"/>
+                <w:left w:val="none" w:sz="0" w:space="0" w:color="000000"/>
+                <w:right w:val="none" w:sz="0" w:space="0" w:color="000000"/>
+              </w:pBdr>
+              <w:spacing w:after="100" w:before="100" w:line="240"/>
+              <w:ind w:left="100" w:right="100" w:firstLine="0" w:firstLineChars="0"/>
+              <w:rPr>
+                <w:rFonts w:ascii="Times New Roman" w:hAnsi="Times New Roman" w:eastAsia="Times New Roman" w:cs="Times New Roman"/>
+                <w:i w:val="false"/>
+                <w:b w:val="false"/>
+                <w:u w:val="none"/>
+                <w:strike w:val="false"/>
+                <w:sz w:val="12"/>
+                <w:szCs w:val="12"/>
+                <w:color w:val="000000"/>
+              </w:rPr>
+            </w:pPr>
+            <w:r>
+              <w:rPr>
+                <w:rFonts w:ascii="Times New Roman" w:hAnsi="Times New Roman" w:eastAsia="Times New Roman" w:cs="Times New Roman"/>
+                <w:i w:val="false"/>
+                <w:b w:val="false"/>
+                <w:u w:val="none"/>
+                <w:strike w:val="false"/>
+                <w:sz w:val="12"/>
+                <w:szCs w:val="12"/>
+                <w:color w:val="000000"/>
+              </w:rPr>
+              <w:t xml:space="preserve">0.288</w:t>
+            </w:r>
+          </w:p>
+        </w:tc>
+        <w:tc>
+          <w:tcPr>
+            <w:tcBorders>
+              <w:bottom w:val="none" w:sz="0" w:space="0" w:color="000000"/>
+              <w:top w:val="none" w:sz="0" w:space="0" w:color="000000"/>
+              <w:left w:val="none" w:sz="0" w:space="0" w:color="000000"/>
+              <w:right w:val="none" w:sz="0" w:space="0" w:color="000000"/>
+            </w:tcBorders>
+            <w:shd w:val="clear" w:color="auto" w:fill="FFFFFF"/>
+            <w:tcMar>
+              <w:top w:w="0" w:type="dxa"/>
+              <w:bottom w:w="0" w:type="dxa"/>
+              <w:left w:w="0" w:type="dxa"/>
+              <w:right w:w="0" w:type="dxa"/>
+            </w:tcMar>
+            <w:vAlign w:val="center"/>
+          </w:tcPr>
+          <w:p>
+            <w:pPr>
+              <w:pStyle w:val="Normal"/>
+              <w:jc w:val="left"/>
+              <w:pBdr>
+                <w:bottom w:val="none" w:sz="0" w:space="0" w:color="000000"/>
+                <w:top w:val="none" w:sz="0" w:space="0" w:color="000000"/>
+                <w:left w:val="none" w:sz="0" w:space="0" w:color="000000"/>
+                <w:right w:val="none" w:sz="0" w:space="0" w:color="000000"/>
+              </w:pBdr>
+              <w:spacing w:after="100" w:before="100" w:line="240"/>
+              <w:ind w:left="100" w:right="100" w:firstLine="0" w:firstLineChars="0"/>
+              <w:rPr>
+                <w:rFonts w:ascii="Times New Roman" w:hAnsi="Times New Roman" w:eastAsia="Times New Roman" w:cs="Times New Roman"/>
+                <w:i w:val="false"/>
+                <w:b w:val="false"/>
+                <w:u w:val="none"/>
+                <w:strike w:val="false"/>
+                <w:sz w:val="12"/>
+                <w:szCs w:val="12"/>
+                <w:color w:val="000000"/>
+              </w:rPr>
+            </w:pPr>
+            <w:r>
+              <w:rPr>
+                <w:rFonts w:ascii="Times New Roman" w:hAnsi="Times New Roman" w:eastAsia="Times New Roman" w:cs="Times New Roman"/>
+                <w:i w:val="false"/>
+                <w:b w:val="false"/>
+                <w:u w:val="none"/>
+                <w:strike w:val="false"/>
+                <w:sz w:val="12"/>
+                <w:szCs w:val="12"/>
+                <w:color w:val="000000"/>
+              </w:rPr>
+              <w:t xml:space="preserve">0.370</w:t>
+            </w:r>
+          </w:p>
+        </w:tc>
+        <w:tc>
+          <w:tcPr>
+            <w:tcBorders>
+              <w:bottom w:val="none" w:sz="0" w:space="0" w:color="000000"/>
+              <w:top w:val="none" w:sz="0" w:space="0" w:color="000000"/>
+              <w:left w:val="none" w:sz="0" w:space="0" w:color="000000"/>
+              <w:right w:val="none" w:sz="0" w:space="0" w:color="000000"/>
+            </w:tcBorders>
+            <w:shd w:val="clear" w:color="auto" w:fill="FFFFFF"/>
+            <w:tcMar>
+              <w:top w:w="0" w:type="dxa"/>
+              <w:bottom w:w="0" w:type="dxa"/>
+              <w:left w:w="0" w:type="dxa"/>
+              <w:right w:w="0" w:type="dxa"/>
+            </w:tcMar>
+            <w:vAlign w:val="center"/>
+          </w:tcPr>
+          <w:p>
+            <w:pPr>
+              <w:pStyle w:val="Normal"/>
+              <w:jc w:val="left"/>
+              <w:pBdr>
+                <w:bottom w:val="none" w:sz="0" w:space="0" w:color="000000"/>
+                <w:top w:val="none" w:sz="0" w:space="0" w:color="000000"/>
+                <w:left w:val="none" w:sz="0" w:space="0" w:color="000000"/>
+                <w:right w:val="none" w:sz="0" w:space="0" w:color="000000"/>
+              </w:pBdr>
+              <w:spacing w:after="100" w:before="100" w:line="240"/>
+              <w:ind w:left="100" w:right="100" w:firstLine="0" w:firstLineChars="0"/>
+              <w:rPr>
+                <w:rFonts w:ascii="Times New Roman" w:hAnsi="Times New Roman" w:eastAsia="Times New Roman" w:cs="Times New Roman"/>
+                <w:i w:val="false"/>
+                <w:b w:val="false"/>
+                <w:u w:val="none"/>
+                <w:strike w:val="false"/>
+                <w:sz w:val="12"/>
+                <w:szCs w:val="12"/>
+                <w:color w:val="000000"/>
+              </w:rPr>
+            </w:pPr>
+            <w:r>
+              <w:rPr>
+                <w:rFonts w:ascii="Times New Roman" w:hAnsi="Times New Roman" w:eastAsia="Times New Roman" w:cs="Times New Roman"/>
+                <w:i w:val="false"/>
+                <w:b w:val="false"/>
+                <w:u w:val="none"/>
+                <w:strike w:val="false"/>
+                <w:sz w:val="12"/>
+                <w:szCs w:val="12"/>
+                <w:color w:val="000000"/>
+              </w:rPr>
+              <w:t xml:space="preserve">0.84 (0.58–1.20)</w:t>
+            </w:r>
+          </w:p>
+        </w:tc>
+        <w:tc>
+          <w:tcPr>
+            <w:tcBorders>
+              <w:bottom w:val="none" w:sz="0" w:space="0" w:color="000000"/>
+              <w:top w:val="none" w:sz="0" w:space="0" w:color="000000"/>
+              <w:left w:val="none" w:sz="0" w:space="0" w:color="000000"/>
+              <w:right w:val="none" w:sz="0" w:space="0" w:color="000000"/>
+            </w:tcBorders>
+            <w:shd w:val="clear" w:color="auto" w:fill="FFFFFF"/>
+            <w:tcMar>
+              <w:top w:w="0" w:type="dxa"/>
+              <w:bottom w:w="0" w:type="dxa"/>
+              <w:left w:w="0" w:type="dxa"/>
+              <w:right w:w="0" w:type="dxa"/>
+            </w:tcMar>
+            <w:vAlign w:val="center"/>
+          </w:tcPr>
+          <w:p>
+            <w:pPr>
+              <w:pStyle w:val="Normal"/>
+              <w:jc w:val="left"/>
+              <w:pBdr>
+                <w:bottom w:val="none" w:sz="0" w:space="0" w:color="000000"/>
+                <w:top w:val="none" w:sz="0" w:space="0" w:color="000000"/>
+                <w:left w:val="none" w:sz="0" w:space="0" w:color="000000"/>
+                <w:right w:val="none" w:sz="0" w:space="0" w:color="000000"/>
+              </w:pBdr>
+              <w:spacing w:after="100" w:before="100" w:line="240"/>
+              <w:ind w:left="100" w:right="100" w:firstLine="0" w:firstLineChars="0"/>
+              <w:rPr>
+                <w:rFonts w:ascii="Times New Roman" w:hAnsi="Times New Roman" w:eastAsia="Times New Roman" w:cs="Times New Roman"/>
+                <w:i w:val="false"/>
+                <w:b w:val="false"/>
+                <w:u w:val="none"/>
+                <w:strike w:val="false"/>
+                <w:sz w:val="12"/>
+                <w:szCs w:val="12"/>
+                <w:color w:val="000000"/>
+              </w:rPr>
+            </w:pPr>
+            <w:r>
+              <w:rPr>
+                <w:rFonts w:ascii="Times New Roman" w:hAnsi="Times New Roman" w:eastAsia="Times New Roman" w:cs="Times New Roman"/>
+                <w:i w:val="false"/>
+                <w:b w:val="false"/>
+                <w:u w:val="none"/>
+                <w:strike w:val="false"/>
+                <w:sz w:val="12"/>
+                <w:szCs w:val="12"/>
+                <w:color w:val="000000"/>
+              </w:rPr>
+              <w:t xml:space="preserve">0.329</w:t>
+            </w:r>
+          </w:p>
+        </w:tc>
+        <w:tc>
+          <w:tcPr>
+            <w:tcBorders>
+              <w:bottom w:val="none" w:sz="0" w:space="0" w:color="000000"/>
+              <w:top w:val="none" w:sz="0" w:space="0" w:color="000000"/>
+              <w:left w:val="none" w:sz="0" w:space="0" w:color="000000"/>
+              <w:right w:val="none" w:sz="0" w:space="0" w:color="000000"/>
+            </w:tcBorders>
+            <w:shd w:val="clear" w:color="auto" w:fill="FFFFFF"/>
+            <w:tcMar>
+              <w:top w:w="0" w:type="dxa"/>
+              <w:bottom w:w="0" w:type="dxa"/>
+              <w:left w:w="0" w:type="dxa"/>
+              <w:right w:w="0" w:type="dxa"/>
+            </w:tcMar>
+            <w:vAlign w:val="center"/>
+          </w:tcPr>
+          <w:p>
+            <w:pPr>
+              <w:pStyle w:val="Normal"/>
+              <w:jc w:val="left"/>
+              <w:pBdr>
+                <w:bottom w:val="none" w:sz="0" w:space="0" w:color="000000"/>
+                <w:top w:val="none" w:sz="0" w:space="0" w:color="000000"/>
+                <w:left w:val="none" w:sz="0" w:space="0" w:color="000000"/>
+                <w:right w:val="none" w:sz="0" w:space="0" w:color="000000"/>
+              </w:pBdr>
+              <w:spacing w:after="100" w:before="100" w:line="240"/>
+              <w:ind w:left="100" w:right="100" w:firstLine="0" w:firstLineChars="0"/>
+              <w:rPr>
+                <w:rFonts w:ascii="Times New Roman" w:hAnsi="Times New Roman" w:eastAsia="Times New Roman" w:cs="Times New Roman"/>
+                <w:i w:val="false"/>
+                <w:b w:val="false"/>
+                <w:u w:val="none"/>
+                <w:strike w:val="false"/>
+                <w:sz w:val="12"/>
+                <w:szCs w:val="12"/>
+                <w:color w:val="000000"/>
+              </w:rPr>
+            </w:pPr>
+            <w:r>
+              <w:rPr>
+                <w:rFonts w:ascii="Times New Roman" w:hAnsi="Times New Roman" w:eastAsia="Times New Roman" w:cs="Times New Roman"/>
+                <w:i w:val="false"/>
+                <w:b w:val="false"/>
+                <w:u w:val="none"/>
+                <w:strike w:val="false"/>
+                <w:sz w:val="12"/>
+                <w:szCs w:val="12"/>
+                <w:color w:val="000000"/>
+              </w:rPr>
+              <w:t xml:space="preserve">0.489</w:t>
             </w:r>
           </w:p>
         </w:tc>
@@ -6959,117 +6959,117 @@
                 <w:szCs w:val="12"/>
                 <w:color w:val="000000"/>
               </w:rPr>
-              <w:t xml:space="preserve">0.63 (0.33–1.19)</w:t>
-            </w:r>
-          </w:p>
-        </w:tc>
-        <w:tc>
-          <w:tcPr>
-            <w:tcBorders>
-              <w:bottom w:val="none" w:sz="0" w:space="0" w:color="000000"/>
-              <w:top w:val="none" w:sz="0" w:space="0" w:color="000000"/>
-              <w:left w:val="none" w:sz="0" w:space="0" w:color="000000"/>
-              <w:right w:val="none" w:sz="0" w:space="0" w:color="000000"/>
-            </w:tcBorders>
-            <w:shd w:val="clear" w:color="auto" w:fill="FFFFFF"/>
-            <w:tcMar>
-              <w:top w:w="0" w:type="dxa"/>
-              <w:bottom w:w="0" w:type="dxa"/>
-              <w:left w:w="0" w:type="dxa"/>
-              <w:right w:w="0" w:type="dxa"/>
-            </w:tcMar>
-            <w:vAlign w:val="center"/>
-          </w:tcPr>
-          <w:p>
-            <w:pPr>
-              <w:pStyle w:val="Normal"/>
-              <w:jc w:val="left"/>
-              <w:pBdr>
-                <w:bottom w:val="none" w:sz="0" w:space="0" w:color="000000"/>
-                <w:top w:val="none" w:sz="0" w:space="0" w:color="000000"/>
-                <w:left w:val="none" w:sz="0" w:space="0" w:color="000000"/>
-                <w:right w:val="none" w:sz="0" w:space="0" w:color="000000"/>
-              </w:pBdr>
-              <w:spacing w:after="100" w:before="100" w:line="240"/>
-              <w:ind w:left="100" w:right="100" w:firstLine="0" w:firstLineChars="0"/>
-              <w:rPr>
-                <w:rFonts w:ascii="Times New Roman" w:hAnsi="Times New Roman" w:eastAsia="Times New Roman" w:cs="Times New Roman"/>
-                <w:i w:val="false"/>
-                <w:b w:val="false"/>
-                <w:u w:val="none"/>
-                <w:strike w:val="false"/>
-                <w:sz w:val="12"/>
-                <w:szCs w:val="12"/>
-                <w:color w:val="000000"/>
-              </w:rPr>
-            </w:pPr>
-            <w:r>
-              <w:rPr>
-                <w:rFonts w:ascii="Times New Roman" w:hAnsi="Times New Roman" w:eastAsia="Times New Roman" w:cs="Times New Roman"/>
-                <w:i w:val="false"/>
-                <w:b w:val="false"/>
-                <w:u w:val="none"/>
-                <w:strike w:val="false"/>
-                <w:sz w:val="12"/>
-                <w:szCs w:val="12"/>
-                <w:color w:val="000000"/>
-              </w:rPr>
-              <w:t xml:space="preserve">0.155</w:t>
-            </w:r>
-          </w:p>
-        </w:tc>
-        <w:tc>
-          <w:tcPr>
-            <w:tcBorders>
-              <w:bottom w:val="none" w:sz="0" w:space="0" w:color="000000"/>
-              <w:top w:val="none" w:sz="0" w:space="0" w:color="000000"/>
-              <w:left w:val="none" w:sz="0" w:space="0" w:color="000000"/>
-              <w:right w:val="none" w:sz="0" w:space="0" w:color="000000"/>
-            </w:tcBorders>
-            <w:shd w:val="clear" w:color="auto" w:fill="FFFFFF"/>
-            <w:tcMar>
-              <w:top w:w="0" w:type="dxa"/>
-              <w:bottom w:w="0" w:type="dxa"/>
-              <w:left w:w="0" w:type="dxa"/>
-              <w:right w:w="0" w:type="dxa"/>
-            </w:tcMar>
-            <w:vAlign w:val="center"/>
-          </w:tcPr>
-          <w:p>
-            <w:pPr>
-              <w:pStyle w:val="Normal"/>
-              <w:jc w:val="left"/>
-              <w:pBdr>
-                <w:bottom w:val="none" w:sz="0" w:space="0" w:color="000000"/>
-                <w:top w:val="none" w:sz="0" w:space="0" w:color="000000"/>
-                <w:left w:val="none" w:sz="0" w:space="0" w:color="000000"/>
-                <w:right w:val="none" w:sz="0" w:space="0" w:color="000000"/>
-              </w:pBdr>
-              <w:spacing w:after="100" w:before="100" w:line="240"/>
-              <w:ind w:left="100" w:right="100" w:firstLine="0" w:firstLineChars="0"/>
-              <w:rPr>
-                <w:rFonts w:ascii="Times New Roman" w:hAnsi="Times New Roman" w:eastAsia="Times New Roman" w:cs="Times New Roman"/>
-                <w:i w:val="false"/>
-                <w:b w:val="false"/>
-                <w:u w:val="none"/>
-                <w:strike w:val="false"/>
-                <w:sz w:val="12"/>
-                <w:szCs w:val="12"/>
-                <w:color w:val="000000"/>
-              </w:rPr>
-            </w:pPr>
-            <w:r>
-              <w:rPr>
-                <w:rFonts w:ascii="Times New Roman" w:hAnsi="Times New Roman" w:eastAsia="Times New Roman" w:cs="Times New Roman"/>
-                <w:i w:val="false"/>
-                <w:b w:val="false"/>
-                <w:u w:val="none"/>
-                <w:strike w:val="false"/>
-                <w:sz w:val="12"/>
-                <w:szCs w:val="12"/>
-                <w:color w:val="000000"/>
-              </w:rPr>
-              <w:t xml:space="preserve">0.311</w:t>
+              <w:t xml:space="preserve">0.83 (0.54–1.26)</w:t>
+            </w:r>
+          </w:p>
+        </w:tc>
+        <w:tc>
+          <w:tcPr>
+            <w:tcBorders>
+              <w:bottom w:val="none" w:sz="0" w:space="0" w:color="000000"/>
+              <w:top w:val="none" w:sz="0" w:space="0" w:color="000000"/>
+              <w:left w:val="none" w:sz="0" w:space="0" w:color="000000"/>
+              <w:right w:val="none" w:sz="0" w:space="0" w:color="000000"/>
+            </w:tcBorders>
+            <w:shd w:val="clear" w:color="auto" w:fill="FFFFFF"/>
+            <w:tcMar>
+              <w:top w:w="0" w:type="dxa"/>
+              <w:bottom w:w="0" w:type="dxa"/>
+              <w:left w:w="0" w:type="dxa"/>
+              <w:right w:w="0" w:type="dxa"/>
+            </w:tcMar>
+            <w:vAlign w:val="center"/>
+          </w:tcPr>
+          <w:p>
+            <w:pPr>
+              <w:pStyle w:val="Normal"/>
+              <w:jc w:val="left"/>
+              <w:pBdr>
+                <w:bottom w:val="none" w:sz="0" w:space="0" w:color="000000"/>
+                <w:top w:val="none" w:sz="0" w:space="0" w:color="000000"/>
+                <w:left w:val="none" w:sz="0" w:space="0" w:color="000000"/>
+                <w:right w:val="none" w:sz="0" w:space="0" w:color="000000"/>
+              </w:pBdr>
+              <w:spacing w:after="100" w:before="100" w:line="240"/>
+              <w:ind w:left="100" w:right="100" w:firstLine="0" w:firstLineChars="0"/>
+              <w:rPr>
+                <w:rFonts w:ascii="Times New Roman" w:hAnsi="Times New Roman" w:eastAsia="Times New Roman" w:cs="Times New Roman"/>
+                <w:i w:val="false"/>
+                <w:b w:val="false"/>
+                <w:u w:val="none"/>
+                <w:strike w:val="false"/>
+                <w:sz w:val="12"/>
+                <w:szCs w:val="12"/>
+                <w:color w:val="000000"/>
+              </w:rPr>
+            </w:pPr>
+            <w:r>
+              <w:rPr>
+                <w:rFonts w:ascii="Times New Roman" w:hAnsi="Times New Roman" w:eastAsia="Times New Roman" w:cs="Times New Roman"/>
+                <w:i w:val="false"/>
+                <w:b w:val="false"/>
+                <w:u w:val="none"/>
+                <w:strike w:val="false"/>
+                <w:sz w:val="12"/>
+                <w:szCs w:val="12"/>
+                <w:color w:val="000000"/>
+              </w:rPr>
+              <w:t xml:space="preserve">0.371</w:t>
+            </w:r>
+          </w:p>
+        </w:tc>
+        <w:tc>
+          <w:tcPr>
+            <w:tcBorders>
+              <w:bottom w:val="none" w:sz="0" w:space="0" w:color="000000"/>
+              <w:top w:val="none" w:sz="0" w:space="0" w:color="000000"/>
+              <w:left w:val="none" w:sz="0" w:space="0" w:color="000000"/>
+              <w:right w:val="none" w:sz="0" w:space="0" w:color="000000"/>
+            </w:tcBorders>
+            <w:shd w:val="clear" w:color="auto" w:fill="FFFFFF"/>
+            <w:tcMar>
+              <w:top w:w="0" w:type="dxa"/>
+              <w:bottom w:w="0" w:type="dxa"/>
+              <w:left w:w="0" w:type="dxa"/>
+              <w:right w:w="0" w:type="dxa"/>
+            </w:tcMar>
+            <w:vAlign w:val="center"/>
+          </w:tcPr>
+          <w:p>
+            <w:pPr>
+              <w:pStyle w:val="Normal"/>
+              <w:jc w:val="left"/>
+              <w:pBdr>
+                <w:bottom w:val="none" w:sz="0" w:space="0" w:color="000000"/>
+                <w:top w:val="none" w:sz="0" w:space="0" w:color="000000"/>
+                <w:left w:val="none" w:sz="0" w:space="0" w:color="000000"/>
+                <w:right w:val="none" w:sz="0" w:space="0" w:color="000000"/>
+              </w:pBdr>
+              <w:spacing w:after="100" w:before="100" w:line="240"/>
+              <w:ind w:left="100" w:right="100" w:firstLine="0" w:firstLineChars="0"/>
+              <w:rPr>
+                <w:rFonts w:ascii="Times New Roman" w:hAnsi="Times New Roman" w:eastAsia="Times New Roman" w:cs="Times New Roman"/>
+                <w:i w:val="false"/>
+                <w:b w:val="false"/>
+                <w:u w:val="none"/>
+                <w:strike w:val="false"/>
+                <w:sz w:val="12"/>
+                <w:szCs w:val="12"/>
+                <w:color w:val="000000"/>
+              </w:rPr>
+            </w:pPr>
+            <w:r>
+              <w:rPr>
+                <w:rFonts w:ascii="Times New Roman" w:hAnsi="Times New Roman" w:eastAsia="Times New Roman" w:cs="Times New Roman"/>
+                <w:i w:val="false"/>
+                <w:b w:val="false"/>
+                <w:u w:val="none"/>
+                <w:strike w:val="false"/>
+                <w:sz w:val="12"/>
+                <w:szCs w:val="12"/>
+                <w:color w:val="000000"/>
+              </w:rPr>
+              <w:t xml:space="preserve">0.300</w:t>
             </w:r>
           </w:p>
         </w:tc>
@@ -8009,282 +8009,282 @@
                 <w:szCs w:val="12"/>
                 <w:color w:val="000000"/>
               </w:rPr>
-              <w:t xml:space="preserve">0.82 (0.55–1.22)</w:t>
-            </w:r>
-          </w:p>
-        </w:tc>
-        <w:tc>
-          <w:tcPr>
-            <w:tcBorders>
-              <w:bottom w:val="none" w:sz="0" w:space="0" w:color="000000"/>
-              <w:top w:val="none" w:sz="0" w:space="0" w:color="000000"/>
-              <w:left w:val="none" w:sz="0" w:space="0" w:color="000000"/>
-              <w:right w:val="none" w:sz="0" w:space="0" w:color="000000"/>
-            </w:tcBorders>
-            <w:shd w:val="clear" w:color="auto" w:fill="FFFFFF"/>
-            <w:tcMar>
-              <w:top w:w="0" w:type="dxa"/>
-              <w:bottom w:w="0" w:type="dxa"/>
-              <w:left w:w="0" w:type="dxa"/>
-              <w:right w:w="0" w:type="dxa"/>
-            </w:tcMar>
-            <w:vAlign w:val="center"/>
-          </w:tcPr>
-          <w:p>
-            <w:pPr>
-              <w:pStyle w:val="Normal"/>
-              <w:jc w:val="left"/>
-              <w:pBdr>
-                <w:bottom w:val="none" w:sz="0" w:space="0" w:color="000000"/>
-                <w:top w:val="none" w:sz="0" w:space="0" w:color="000000"/>
-                <w:left w:val="none" w:sz="0" w:space="0" w:color="000000"/>
-                <w:right w:val="none" w:sz="0" w:space="0" w:color="000000"/>
-              </w:pBdr>
-              <w:spacing w:after="100" w:before="100" w:line="240"/>
-              <w:ind w:left="100" w:right="100" w:firstLine="0" w:firstLineChars="0"/>
-              <w:rPr>
-                <w:rFonts w:ascii="Times New Roman" w:hAnsi="Times New Roman" w:eastAsia="Times New Roman" w:cs="Times New Roman"/>
-                <w:i w:val="false"/>
-                <w:b w:val="false"/>
-                <w:u w:val="none"/>
-                <w:strike w:val="false"/>
-                <w:sz w:val="12"/>
-                <w:szCs w:val="12"/>
-                <w:color w:val="000000"/>
-              </w:rPr>
-            </w:pPr>
-            <w:r>
-              <w:rPr>
-                <w:rFonts w:ascii="Times New Roman" w:hAnsi="Times New Roman" w:eastAsia="Times New Roman" w:cs="Times New Roman"/>
-                <w:i w:val="false"/>
-                <w:b w:val="false"/>
-                <w:u w:val="none"/>
-                <w:strike w:val="false"/>
-                <w:sz w:val="12"/>
-                <w:szCs w:val="12"/>
-                <w:color w:val="000000"/>
-              </w:rPr>
-              <w:t xml:space="preserve">0.329</w:t>
-            </w:r>
-          </w:p>
-        </w:tc>
-        <w:tc>
-          <w:tcPr>
-            <w:tcBorders>
-              <w:bottom w:val="none" w:sz="0" w:space="0" w:color="000000"/>
-              <w:top w:val="none" w:sz="0" w:space="0" w:color="000000"/>
-              <w:left w:val="none" w:sz="0" w:space="0" w:color="000000"/>
-              <w:right w:val="none" w:sz="0" w:space="0" w:color="000000"/>
-            </w:tcBorders>
-            <w:shd w:val="clear" w:color="auto" w:fill="FFFFFF"/>
-            <w:tcMar>
-              <w:top w:w="0" w:type="dxa"/>
-              <w:bottom w:w="0" w:type="dxa"/>
-              <w:left w:w="0" w:type="dxa"/>
-              <w:right w:w="0" w:type="dxa"/>
-            </w:tcMar>
-            <w:vAlign w:val="center"/>
-          </w:tcPr>
-          <w:p>
-            <w:pPr>
-              <w:pStyle w:val="Normal"/>
-              <w:jc w:val="left"/>
-              <w:pBdr>
-                <w:bottom w:val="none" w:sz="0" w:space="0" w:color="000000"/>
-                <w:top w:val="none" w:sz="0" w:space="0" w:color="000000"/>
-                <w:left w:val="none" w:sz="0" w:space="0" w:color="000000"/>
-                <w:right w:val="none" w:sz="0" w:space="0" w:color="000000"/>
-              </w:pBdr>
-              <w:spacing w:after="100" w:before="100" w:line="240"/>
-              <w:ind w:left="100" w:right="100" w:firstLine="0" w:firstLineChars="0"/>
-              <w:rPr>
-                <w:rFonts w:ascii="Times New Roman" w:hAnsi="Times New Roman" w:eastAsia="Times New Roman" w:cs="Times New Roman"/>
-                <w:i w:val="false"/>
-                <w:b w:val="false"/>
-                <w:u w:val="none"/>
-                <w:strike w:val="false"/>
-                <w:sz w:val="12"/>
-                <w:szCs w:val="12"/>
-                <w:color w:val="000000"/>
-              </w:rPr>
-            </w:pPr>
-            <w:r>
-              <w:rPr>
-                <w:rFonts w:ascii="Times New Roman" w:hAnsi="Times New Roman" w:eastAsia="Times New Roman" w:cs="Times New Roman"/>
-                <w:i w:val="false"/>
-                <w:b w:val="false"/>
-                <w:u w:val="none"/>
-                <w:strike w:val="false"/>
-                <w:sz w:val="12"/>
-                <w:szCs w:val="12"/>
-                <w:color w:val="000000"/>
-              </w:rPr>
-              <w:t xml:space="preserve">0.394</w:t>
-            </w:r>
-          </w:p>
-        </w:tc>
-        <w:tc>
-          <w:tcPr>
-            <w:tcBorders>
-              <w:bottom w:val="none" w:sz="0" w:space="0" w:color="000000"/>
-              <w:top w:val="none" w:sz="0" w:space="0" w:color="000000"/>
-              <w:left w:val="none" w:sz="0" w:space="0" w:color="000000"/>
-              <w:right w:val="none" w:sz="0" w:space="0" w:color="000000"/>
-            </w:tcBorders>
-            <w:shd w:val="clear" w:color="auto" w:fill="FFFFFF"/>
-            <w:tcMar>
-              <w:top w:w="0" w:type="dxa"/>
-              <w:bottom w:w="0" w:type="dxa"/>
-              <w:left w:w="0" w:type="dxa"/>
-              <w:right w:w="0" w:type="dxa"/>
-            </w:tcMar>
-            <w:vAlign w:val="center"/>
-          </w:tcPr>
-          <w:p>
-            <w:pPr>
-              <w:pStyle w:val="Normal"/>
-              <w:jc w:val="left"/>
-              <w:pBdr>
-                <w:bottom w:val="none" w:sz="0" w:space="0" w:color="000000"/>
-                <w:top w:val="none" w:sz="0" w:space="0" w:color="000000"/>
-                <w:left w:val="none" w:sz="0" w:space="0" w:color="000000"/>
-                <w:right w:val="none" w:sz="0" w:space="0" w:color="000000"/>
-              </w:pBdr>
-              <w:spacing w:after="100" w:before="100" w:line="240"/>
-              <w:ind w:left="100" w:right="100" w:firstLine="0" w:firstLineChars="0"/>
-              <w:rPr>
-                <w:rFonts w:ascii="Times New Roman" w:hAnsi="Times New Roman" w:eastAsia="Times New Roman" w:cs="Times New Roman"/>
-                <w:i w:val="false"/>
-                <w:b w:val="false"/>
-                <w:u w:val="none"/>
-                <w:strike w:val="false"/>
-                <w:sz w:val="12"/>
-                <w:szCs w:val="12"/>
-                <w:color w:val="000000"/>
-              </w:rPr>
-            </w:pPr>
-            <w:r>
-              <w:rPr>
-                <w:rFonts w:ascii="Times New Roman" w:hAnsi="Times New Roman" w:eastAsia="Times New Roman" w:cs="Times New Roman"/>
-                <w:i w:val="false"/>
-                <w:b w:val="false"/>
-                <w:u w:val="none"/>
-                <w:strike w:val="false"/>
-                <w:sz w:val="12"/>
-                <w:szCs w:val="12"/>
-                <w:color w:val="000000"/>
-              </w:rPr>
-              <w:t xml:space="preserve">1.28 (0.72–2.26)</w:t>
-            </w:r>
-          </w:p>
-        </w:tc>
-        <w:tc>
-          <w:tcPr>
-            <w:tcBorders>
-              <w:bottom w:val="none" w:sz="0" w:space="0" w:color="000000"/>
-              <w:top w:val="none" w:sz="0" w:space="0" w:color="000000"/>
-              <w:left w:val="none" w:sz="0" w:space="0" w:color="000000"/>
-              <w:right w:val="none" w:sz="0" w:space="0" w:color="000000"/>
-            </w:tcBorders>
-            <w:shd w:val="clear" w:color="auto" w:fill="FFFFFF"/>
-            <w:tcMar>
-              <w:top w:w="0" w:type="dxa"/>
-              <w:bottom w:w="0" w:type="dxa"/>
-              <w:left w:w="0" w:type="dxa"/>
-              <w:right w:w="0" w:type="dxa"/>
-            </w:tcMar>
-            <w:vAlign w:val="center"/>
-          </w:tcPr>
-          <w:p>
-            <w:pPr>
-              <w:pStyle w:val="Normal"/>
-              <w:jc w:val="left"/>
-              <w:pBdr>
-                <w:bottom w:val="none" w:sz="0" w:space="0" w:color="000000"/>
-                <w:top w:val="none" w:sz="0" w:space="0" w:color="000000"/>
-                <w:left w:val="none" w:sz="0" w:space="0" w:color="000000"/>
-                <w:right w:val="none" w:sz="0" w:space="0" w:color="000000"/>
-              </w:pBdr>
-              <w:spacing w:after="100" w:before="100" w:line="240"/>
-              <w:ind w:left="100" w:right="100" w:firstLine="0" w:firstLineChars="0"/>
-              <w:rPr>
-                <w:rFonts w:ascii="Times New Roman" w:hAnsi="Times New Roman" w:eastAsia="Times New Roman" w:cs="Times New Roman"/>
-                <w:i w:val="false"/>
-                <w:b w:val="false"/>
-                <w:u w:val="none"/>
-                <w:strike w:val="false"/>
-                <w:sz w:val="12"/>
-                <w:szCs w:val="12"/>
-                <w:color w:val="000000"/>
-              </w:rPr>
-            </w:pPr>
-            <w:r>
-              <w:rPr>
-                <w:rFonts w:ascii="Times New Roman" w:hAnsi="Times New Roman" w:eastAsia="Times New Roman" w:cs="Times New Roman"/>
-                <w:i w:val="false"/>
-                <w:b w:val="false"/>
-                <w:u w:val="none"/>
-                <w:strike w:val="false"/>
-                <w:sz w:val="12"/>
-                <w:szCs w:val="12"/>
-                <w:color w:val="000000"/>
-              </w:rPr>
-              <w:t xml:space="preserve">0.397</w:t>
-            </w:r>
-          </w:p>
-        </w:tc>
-        <w:tc>
-          <w:tcPr>
-            <w:tcBorders>
-              <w:bottom w:val="none" w:sz="0" w:space="0" w:color="000000"/>
-              <w:top w:val="none" w:sz="0" w:space="0" w:color="000000"/>
-              <w:left w:val="none" w:sz="0" w:space="0" w:color="000000"/>
-              <w:right w:val="none" w:sz="0" w:space="0" w:color="000000"/>
-            </w:tcBorders>
-            <w:shd w:val="clear" w:color="auto" w:fill="FFFFFF"/>
-            <w:tcMar>
-              <w:top w:w="0" w:type="dxa"/>
-              <w:bottom w:w="0" w:type="dxa"/>
-              <w:left w:w="0" w:type="dxa"/>
-              <w:right w:w="0" w:type="dxa"/>
-            </w:tcMar>
-            <w:vAlign w:val="center"/>
-          </w:tcPr>
-          <w:p>
-            <w:pPr>
-              <w:pStyle w:val="Normal"/>
-              <w:jc w:val="left"/>
-              <w:pBdr>
-                <w:bottom w:val="none" w:sz="0" w:space="0" w:color="000000"/>
-                <w:top w:val="none" w:sz="0" w:space="0" w:color="000000"/>
-                <w:left w:val="none" w:sz="0" w:space="0" w:color="000000"/>
-                <w:right w:val="none" w:sz="0" w:space="0" w:color="000000"/>
-              </w:pBdr>
-              <w:spacing w:after="100" w:before="100" w:line="240"/>
-              <w:ind w:left="100" w:right="100" w:firstLine="0" w:firstLineChars="0"/>
-              <w:rPr>
-                <w:rFonts w:ascii="Times New Roman" w:hAnsi="Times New Roman" w:eastAsia="Times New Roman" w:cs="Times New Roman"/>
-                <w:i w:val="false"/>
-                <w:b w:val="false"/>
-                <w:u w:val="none"/>
-                <w:strike w:val="false"/>
-                <w:sz w:val="12"/>
-                <w:szCs w:val="12"/>
-                <w:color w:val="000000"/>
-              </w:rPr>
-            </w:pPr>
-            <w:r>
-              <w:rPr>
-                <w:rFonts w:ascii="Times New Roman" w:hAnsi="Times New Roman" w:eastAsia="Times New Roman" w:cs="Times New Roman"/>
-                <w:i w:val="false"/>
-                <w:b w:val="false"/>
-                <w:u w:val="none"/>
-                <w:strike w:val="false"/>
-                <w:sz w:val="12"/>
-                <w:szCs w:val="12"/>
-                <w:color w:val="000000"/>
-              </w:rPr>
-              <w:t xml:space="preserve">0.447</w:t>
+              <w:t xml:space="preserve">0.95 (0.69–1.32)</w:t>
+            </w:r>
+          </w:p>
+        </w:tc>
+        <w:tc>
+          <w:tcPr>
+            <w:tcBorders>
+              <w:bottom w:val="none" w:sz="0" w:space="0" w:color="000000"/>
+              <w:top w:val="none" w:sz="0" w:space="0" w:color="000000"/>
+              <w:left w:val="none" w:sz="0" w:space="0" w:color="000000"/>
+              <w:right w:val="none" w:sz="0" w:space="0" w:color="000000"/>
+            </w:tcBorders>
+            <w:shd w:val="clear" w:color="auto" w:fill="FFFFFF"/>
+            <w:tcMar>
+              <w:top w:w="0" w:type="dxa"/>
+              <w:bottom w:w="0" w:type="dxa"/>
+              <w:left w:w="0" w:type="dxa"/>
+              <w:right w:w="0" w:type="dxa"/>
+            </w:tcMar>
+            <w:vAlign w:val="center"/>
+          </w:tcPr>
+          <w:p>
+            <w:pPr>
+              <w:pStyle w:val="Normal"/>
+              <w:jc w:val="left"/>
+              <w:pBdr>
+                <w:bottom w:val="none" w:sz="0" w:space="0" w:color="000000"/>
+                <w:top w:val="none" w:sz="0" w:space="0" w:color="000000"/>
+                <w:left w:val="none" w:sz="0" w:space="0" w:color="000000"/>
+                <w:right w:val="none" w:sz="0" w:space="0" w:color="000000"/>
+              </w:pBdr>
+              <w:spacing w:after="100" w:before="100" w:line="240"/>
+              <w:ind w:left="100" w:right="100" w:firstLine="0" w:firstLineChars="0"/>
+              <w:rPr>
+                <w:rFonts w:ascii="Times New Roman" w:hAnsi="Times New Roman" w:eastAsia="Times New Roman" w:cs="Times New Roman"/>
+                <w:i w:val="false"/>
+                <w:b w:val="false"/>
+                <w:u w:val="none"/>
+                <w:strike w:val="false"/>
+                <w:sz w:val="12"/>
+                <w:szCs w:val="12"/>
+                <w:color w:val="000000"/>
+              </w:rPr>
+            </w:pPr>
+            <w:r>
+              <w:rPr>
+                <w:rFonts w:ascii="Times New Roman" w:hAnsi="Times New Roman" w:eastAsia="Times New Roman" w:cs="Times New Roman"/>
+                <w:i w:val="false"/>
+                <w:b w:val="false"/>
+                <w:u w:val="none"/>
+                <w:strike w:val="false"/>
+                <w:sz w:val="12"/>
+                <w:szCs w:val="12"/>
+                <w:color w:val="000000"/>
+              </w:rPr>
+              <w:t xml:space="preserve">0.772</w:t>
+            </w:r>
+          </w:p>
+        </w:tc>
+        <w:tc>
+          <w:tcPr>
+            <w:tcBorders>
+              <w:bottom w:val="none" w:sz="0" w:space="0" w:color="000000"/>
+              <w:top w:val="none" w:sz="0" w:space="0" w:color="000000"/>
+              <w:left w:val="none" w:sz="0" w:space="0" w:color="000000"/>
+              <w:right w:val="none" w:sz="0" w:space="0" w:color="000000"/>
+            </w:tcBorders>
+            <w:shd w:val="clear" w:color="auto" w:fill="FFFFFF"/>
+            <w:tcMar>
+              <w:top w:w="0" w:type="dxa"/>
+              <w:bottom w:w="0" w:type="dxa"/>
+              <w:left w:w="0" w:type="dxa"/>
+              <w:right w:w="0" w:type="dxa"/>
+            </w:tcMar>
+            <w:vAlign w:val="center"/>
+          </w:tcPr>
+          <w:p>
+            <w:pPr>
+              <w:pStyle w:val="Normal"/>
+              <w:jc w:val="left"/>
+              <w:pBdr>
+                <w:bottom w:val="none" w:sz="0" w:space="0" w:color="000000"/>
+                <w:top w:val="none" w:sz="0" w:space="0" w:color="000000"/>
+                <w:left w:val="none" w:sz="0" w:space="0" w:color="000000"/>
+                <w:right w:val="none" w:sz="0" w:space="0" w:color="000000"/>
+              </w:pBdr>
+              <w:spacing w:after="100" w:before="100" w:line="240"/>
+              <w:ind w:left="100" w:right="100" w:firstLine="0" w:firstLineChars="0"/>
+              <w:rPr>
+                <w:rFonts w:ascii="Times New Roman" w:hAnsi="Times New Roman" w:eastAsia="Times New Roman" w:cs="Times New Roman"/>
+                <w:i w:val="false"/>
+                <w:b w:val="false"/>
+                <w:u w:val="none"/>
+                <w:strike w:val="false"/>
+                <w:sz w:val="12"/>
+                <w:szCs w:val="12"/>
+                <w:color w:val="000000"/>
+              </w:rPr>
+            </w:pPr>
+            <w:r>
+              <w:rPr>
+                <w:rFonts w:ascii="Times New Roman" w:hAnsi="Times New Roman" w:eastAsia="Times New Roman" w:cs="Times New Roman"/>
+                <w:i w:val="false"/>
+                <w:b w:val="false"/>
+                <w:u w:val="none"/>
+                <w:strike w:val="false"/>
+                <w:sz w:val="12"/>
+                <w:szCs w:val="12"/>
+                <w:color w:val="000000"/>
+              </w:rPr>
+              <w:t xml:space="preserve">0.868</w:t>
+            </w:r>
+          </w:p>
+        </w:tc>
+        <w:tc>
+          <w:tcPr>
+            <w:tcBorders>
+              <w:bottom w:val="none" w:sz="0" w:space="0" w:color="000000"/>
+              <w:top w:val="none" w:sz="0" w:space="0" w:color="000000"/>
+              <w:left w:val="none" w:sz="0" w:space="0" w:color="000000"/>
+              <w:right w:val="none" w:sz="0" w:space="0" w:color="000000"/>
+            </w:tcBorders>
+            <w:shd w:val="clear" w:color="auto" w:fill="FFFFFF"/>
+            <w:tcMar>
+              <w:top w:w="0" w:type="dxa"/>
+              <w:bottom w:w="0" w:type="dxa"/>
+              <w:left w:w="0" w:type="dxa"/>
+              <w:right w:w="0" w:type="dxa"/>
+            </w:tcMar>
+            <w:vAlign w:val="center"/>
+          </w:tcPr>
+          <w:p>
+            <w:pPr>
+              <w:pStyle w:val="Normal"/>
+              <w:jc w:val="left"/>
+              <w:pBdr>
+                <w:bottom w:val="none" w:sz="0" w:space="0" w:color="000000"/>
+                <w:top w:val="none" w:sz="0" w:space="0" w:color="000000"/>
+                <w:left w:val="none" w:sz="0" w:space="0" w:color="000000"/>
+                <w:right w:val="none" w:sz="0" w:space="0" w:color="000000"/>
+              </w:pBdr>
+              <w:spacing w:after="100" w:before="100" w:line="240"/>
+              <w:ind w:left="100" w:right="100" w:firstLine="0" w:firstLineChars="0"/>
+              <w:rPr>
+                <w:rFonts w:ascii="Times New Roman" w:hAnsi="Times New Roman" w:eastAsia="Times New Roman" w:cs="Times New Roman"/>
+                <w:i w:val="false"/>
+                <w:b w:val="false"/>
+                <w:u w:val="none"/>
+                <w:strike w:val="false"/>
+                <w:sz w:val="12"/>
+                <w:szCs w:val="12"/>
+                <w:color w:val="000000"/>
+              </w:rPr>
+            </w:pPr>
+            <w:r>
+              <w:rPr>
+                <w:rFonts w:ascii="Times New Roman" w:hAnsi="Times New Roman" w:eastAsia="Times New Roman" w:cs="Times New Roman"/>
+                <w:i w:val="false"/>
+                <w:b w:val="false"/>
+                <w:u w:val="none"/>
+                <w:strike w:val="false"/>
+                <w:sz w:val="12"/>
+                <w:szCs w:val="12"/>
+                <w:color w:val="000000"/>
+              </w:rPr>
+              <w:t xml:space="preserve">1.34 (0.84–2.14)</w:t>
+            </w:r>
+          </w:p>
+        </w:tc>
+        <w:tc>
+          <w:tcPr>
+            <w:tcBorders>
+              <w:bottom w:val="none" w:sz="0" w:space="0" w:color="000000"/>
+              <w:top w:val="none" w:sz="0" w:space="0" w:color="000000"/>
+              <w:left w:val="none" w:sz="0" w:space="0" w:color="000000"/>
+              <w:right w:val="none" w:sz="0" w:space="0" w:color="000000"/>
+            </w:tcBorders>
+            <w:shd w:val="clear" w:color="auto" w:fill="FFFFFF"/>
+            <w:tcMar>
+              <w:top w:w="0" w:type="dxa"/>
+              <w:bottom w:w="0" w:type="dxa"/>
+              <w:left w:w="0" w:type="dxa"/>
+              <w:right w:w="0" w:type="dxa"/>
+            </w:tcMar>
+            <w:vAlign w:val="center"/>
+          </w:tcPr>
+          <w:p>
+            <w:pPr>
+              <w:pStyle w:val="Normal"/>
+              <w:jc w:val="left"/>
+              <w:pBdr>
+                <w:bottom w:val="none" w:sz="0" w:space="0" w:color="000000"/>
+                <w:top w:val="none" w:sz="0" w:space="0" w:color="000000"/>
+                <w:left w:val="none" w:sz="0" w:space="0" w:color="000000"/>
+                <w:right w:val="none" w:sz="0" w:space="0" w:color="000000"/>
+              </w:pBdr>
+              <w:spacing w:after="100" w:before="100" w:line="240"/>
+              <w:ind w:left="100" w:right="100" w:firstLine="0" w:firstLineChars="0"/>
+              <w:rPr>
+                <w:rFonts w:ascii="Times New Roman" w:hAnsi="Times New Roman" w:eastAsia="Times New Roman" w:cs="Times New Roman"/>
+                <w:i w:val="false"/>
+                <w:b w:val="false"/>
+                <w:u w:val="none"/>
+                <w:strike w:val="false"/>
+                <w:sz w:val="12"/>
+                <w:szCs w:val="12"/>
+                <w:color w:val="000000"/>
+              </w:rPr>
+            </w:pPr>
+            <w:r>
+              <w:rPr>
+                <w:rFonts w:ascii="Times New Roman" w:hAnsi="Times New Roman" w:eastAsia="Times New Roman" w:cs="Times New Roman"/>
+                <w:i w:val="false"/>
+                <w:b w:val="false"/>
+                <w:u w:val="none"/>
+                <w:strike w:val="false"/>
+                <w:sz w:val="12"/>
+                <w:szCs w:val="12"/>
+                <w:color w:val="000000"/>
+              </w:rPr>
+              <w:t xml:space="preserve">0.214</w:t>
+            </w:r>
+          </w:p>
+        </w:tc>
+        <w:tc>
+          <w:tcPr>
+            <w:tcBorders>
+              <w:bottom w:val="none" w:sz="0" w:space="0" w:color="000000"/>
+              <w:top w:val="none" w:sz="0" w:space="0" w:color="000000"/>
+              <w:left w:val="none" w:sz="0" w:space="0" w:color="000000"/>
+              <w:right w:val="none" w:sz="0" w:space="0" w:color="000000"/>
+            </w:tcBorders>
+            <w:shd w:val="clear" w:color="auto" w:fill="FFFFFF"/>
+            <w:tcMar>
+              <w:top w:w="0" w:type="dxa"/>
+              <w:bottom w:w="0" w:type="dxa"/>
+              <w:left w:w="0" w:type="dxa"/>
+              <w:right w:w="0" w:type="dxa"/>
+            </w:tcMar>
+            <w:vAlign w:val="center"/>
+          </w:tcPr>
+          <w:p>
+            <w:pPr>
+              <w:pStyle w:val="Normal"/>
+              <w:jc w:val="left"/>
+              <w:pBdr>
+                <w:bottom w:val="none" w:sz="0" w:space="0" w:color="000000"/>
+                <w:top w:val="none" w:sz="0" w:space="0" w:color="000000"/>
+                <w:left w:val="none" w:sz="0" w:space="0" w:color="000000"/>
+                <w:right w:val="none" w:sz="0" w:space="0" w:color="000000"/>
+              </w:pBdr>
+              <w:spacing w:after="100" w:before="100" w:line="240"/>
+              <w:ind w:left="100" w:right="100" w:firstLine="0" w:firstLineChars="0"/>
+              <w:rPr>
+                <w:rFonts w:ascii="Times New Roman" w:hAnsi="Times New Roman" w:eastAsia="Times New Roman" w:cs="Times New Roman"/>
+                <w:i w:val="false"/>
+                <w:b w:val="false"/>
+                <w:u w:val="none"/>
+                <w:strike w:val="false"/>
+                <w:sz w:val="12"/>
+                <w:szCs w:val="12"/>
+                <w:color w:val="000000"/>
+              </w:rPr>
+            </w:pPr>
+            <w:r>
+              <w:rPr>
+                <w:rFonts w:ascii="Times New Roman" w:hAnsi="Times New Roman" w:eastAsia="Times New Roman" w:cs="Times New Roman"/>
+                <w:i w:val="false"/>
+                <w:b w:val="false"/>
+                <w:u w:val="none"/>
+                <w:strike w:val="false"/>
+                <w:sz w:val="12"/>
+                <w:szCs w:val="12"/>
+                <w:color w:val="000000"/>
+              </w:rPr>
+              <w:t xml:space="preserve">0.384</w:t>
             </w:r>
           </w:p>
         </w:tc>
@@ -8449,117 +8449,117 @@
                 <w:szCs w:val="12"/>
                 <w:color w:val="000000"/>
               </w:rPr>
-              <w:t xml:space="preserve">1.31 (0.71–2.40)</w:t>
-            </w:r>
-          </w:p>
-        </w:tc>
-        <w:tc>
-          <w:tcPr>
-            <w:tcBorders>
-              <w:bottom w:val="none" w:sz="0" w:space="0" w:color="000000"/>
-              <w:top w:val="none" w:sz="0" w:space="0" w:color="000000"/>
-              <w:left w:val="none" w:sz="0" w:space="0" w:color="000000"/>
-              <w:right w:val="none" w:sz="0" w:space="0" w:color="000000"/>
-            </w:tcBorders>
-            <w:shd w:val="clear" w:color="auto" w:fill="FFFFFF"/>
-            <w:tcMar>
-              <w:top w:w="0" w:type="dxa"/>
-              <w:bottom w:w="0" w:type="dxa"/>
-              <w:left w:w="0" w:type="dxa"/>
-              <w:right w:w="0" w:type="dxa"/>
-            </w:tcMar>
-            <w:vAlign w:val="center"/>
-          </w:tcPr>
-          <w:p>
-            <w:pPr>
-              <w:pStyle w:val="Normal"/>
-              <w:jc w:val="left"/>
-              <w:pBdr>
-                <w:bottom w:val="none" w:sz="0" w:space="0" w:color="000000"/>
-                <w:top w:val="none" w:sz="0" w:space="0" w:color="000000"/>
-                <w:left w:val="none" w:sz="0" w:space="0" w:color="000000"/>
-                <w:right w:val="none" w:sz="0" w:space="0" w:color="000000"/>
-              </w:pBdr>
-              <w:spacing w:after="100" w:before="100" w:line="240"/>
-              <w:ind w:left="100" w:right="100" w:firstLine="0" w:firstLineChars="0"/>
-              <w:rPr>
-                <w:rFonts w:ascii="Times New Roman" w:hAnsi="Times New Roman" w:eastAsia="Times New Roman" w:cs="Times New Roman"/>
-                <w:i w:val="false"/>
-                <w:b w:val="false"/>
-                <w:u w:val="none"/>
-                <w:strike w:val="false"/>
-                <w:sz w:val="12"/>
-                <w:szCs w:val="12"/>
-                <w:color w:val="000000"/>
-              </w:rPr>
-            </w:pPr>
-            <w:r>
-              <w:rPr>
-                <w:rFonts w:ascii="Times New Roman" w:hAnsi="Times New Roman" w:eastAsia="Times New Roman" w:cs="Times New Roman"/>
-                <w:i w:val="false"/>
-                <w:b w:val="false"/>
-                <w:u w:val="none"/>
-                <w:strike w:val="false"/>
-                <w:sz w:val="12"/>
-                <w:szCs w:val="12"/>
-                <w:color w:val="000000"/>
-              </w:rPr>
-              <w:t xml:space="preserve">0.391</w:t>
-            </w:r>
-          </w:p>
-        </w:tc>
-        <w:tc>
-          <w:tcPr>
-            <w:tcBorders>
-              <w:bottom w:val="none" w:sz="0" w:space="0" w:color="000000"/>
-              <w:top w:val="none" w:sz="0" w:space="0" w:color="000000"/>
-              <w:left w:val="none" w:sz="0" w:space="0" w:color="000000"/>
-              <w:right w:val="none" w:sz="0" w:space="0" w:color="000000"/>
-            </w:tcBorders>
-            <w:shd w:val="clear" w:color="auto" w:fill="FFFFFF"/>
-            <w:tcMar>
-              <w:top w:w="0" w:type="dxa"/>
-              <w:bottom w:w="0" w:type="dxa"/>
-              <w:left w:w="0" w:type="dxa"/>
-              <w:right w:w="0" w:type="dxa"/>
-            </w:tcMar>
-            <w:vAlign w:val="center"/>
-          </w:tcPr>
-          <w:p>
-            <w:pPr>
-              <w:pStyle w:val="Normal"/>
-              <w:jc w:val="left"/>
-              <w:pBdr>
-                <w:bottom w:val="none" w:sz="0" w:space="0" w:color="000000"/>
-                <w:top w:val="none" w:sz="0" w:space="0" w:color="000000"/>
-                <w:left w:val="none" w:sz="0" w:space="0" w:color="000000"/>
-                <w:right w:val="none" w:sz="0" w:space="0" w:color="000000"/>
-              </w:pBdr>
-              <w:spacing w:after="100" w:before="100" w:line="240"/>
-              <w:ind w:left="100" w:right="100" w:firstLine="0" w:firstLineChars="0"/>
-              <w:rPr>
-                <w:rFonts w:ascii="Times New Roman" w:hAnsi="Times New Roman" w:eastAsia="Times New Roman" w:cs="Times New Roman"/>
-                <w:i w:val="false"/>
-                <w:b w:val="false"/>
-                <w:u w:val="none"/>
-                <w:strike w:val="false"/>
-                <w:sz w:val="12"/>
-                <w:szCs w:val="12"/>
-                <w:color w:val="000000"/>
-              </w:rPr>
-            </w:pPr>
-            <w:r>
-              <w:rPr>
-                <w:rFonts w:ascii="Times New Roman" w:hAnsi="Times New Roman" w:eastAsia="Times New Roman" w:cs="Times New Roman"/>
-                <w:i w:val="false"/>
-                <w:b w:val="false"/>
-                <w:u w:val="none"/>
-                <w:strike w:val="false"/>
-                <w:sz w:val="12"/>
-                <w:szCs w:val="12"/>
-                <w:color w:val="000000"/>
-              </w:rPr>
-              <w:t xml:space="preserve">0.450</w:t>
+              <w:t xml:space="preserve">1.48 (0.91–2.41)</w:t>
+            </w:r>
+          </w:p>
+        </w:tc>
+        <w:tc>
+          <w:tcPr>
+            <w:tcBorders>
+              <w:bottom w:val="none" w:sz="0" w:space="0" w:color="000000"/>
+              <w:top w:val="none" w:sz="0" w:space="0" w:color="000000"/>
+              <w:left w:val="none" w:sz="0" w:space="0" w:color="000000"/>
+              <w:right w:val="none" w:sz="0" w:space="0" w:color="000000"/>
+            </w:tcBorders>
+            <w:shd w:val="clear" w:color="auto" w:fill="FFFFFF"/>
+            <w:tcMar>
+              <w:top w:w="0" w:type="dxa"/>
+              <w:bottom w:w="0" w:type="dxa"/>
+              <w:left w:w="0" w:type="dxa"/>
+              <w:right w:w="0" w:type="dxa"/>
+            </w:tcMar>
+            <w:vAlign w:val="center"/>
+          </w:tcPr>
+          <w:p>
+            <w:pPr>
+              <w:pStyle w:val="Normal"/>
+              <w:jc w:val="left"/>
+              <w:pBdr>
+                <w:bottom w:val="none" w:sz="0" w:space="0" w:color="000000"/>
+                <w:top w:val="none" w:sz="0" w:space="0" w:color="000000"/>
+                <w:left w:val="none" w:sz="0" w:space="0" w:color="000000"/>
+                <w:right w:val="none" w:sz="0" w:space="0" w:color="000000"/>
+              </w:pBdr>
+              <w:spacing w:after="100" w:before="100" w:line="240"/>
+              <w:ind w:left="100" w:right="100" w:firstLine="0" w:firstLineChars="0"/>
+              <w:rPr>
+                <w:rFonts w:ascii="Times New Roman" w:hAnsi="Times New Roman" w:eastAsia="Times New Roman" w:cs="Times New Roman"/>
+                <w:i w:val="false"/>
+                <w:b w:val="false"/>
+                <w:u w:val="none"/>
+                <w:strike w:val="false"/>
+                <w:sz w:val="12"/>
+                <w:szCs w:val="12"/>
+                <w:color w:val="000000"/>
+              </w:rPr>
+            </w:pPr>
+            <w:r>
+              <w:rPr>
+                <w:rFonts w:ascii="Times New Roman" w:hAnsi="Times New Roman" w:eastAsia="Times New Roman" w:cs="Times New Roman"/>
+                <w:i w:val="false"/>
+                <w:b w:val="false"/>
+                <w:u w:val="none"/>
+                <w:strike w:val="false"/>
+                <w:sz w:val="12"/>
+                <w:szCs w:val="12"/>
+                <w:color w:val="000000"/>
+              </w:rPr>
+              <w:t xml:space="preserve">0.115</w:t>
+            </w:r>
+          </w:p>
+        </w:tc>
+        <w:tc>
+          <w:tcPr>
+            <w:tcBorders>
+              <w:bottom w:val="none" w:sz="0" w:space="0" w:color="000000"/>
+              <w:top w:val="none" w:sz="0" w:space="0" w:color="000000"/>
+              <w:left w:val="none" w:sz="0" w:space="0" w:color="000000"/>
+              <w:right w:val="none" w:sz="0" w:space="0" w:color="000000"/>
+            </w:tcBorders>
+            <w:shd w:val="clear" w:color="auto" w:fill="FFFFFF"/>
+            <w:tcMar>
+              <w:top w:w="0" w:type="dxa"/>
+              <w:bottom w:w="0" w:type="dxa"/>
+              <w:left w:w="0" w:type="dxa"/>
+              <w:right w:w="0" w:type="dxa"/>
+            </w:tcMar>
+            <w:vAlign w:val="center"/>
+          </w:tcPr>
+          <w:p>
+            <w:pPr>
+              <w:pStyle w:val="Normal"/>
+              <w:jc w:val="left"/>
+              <w:pBdr>
+                <w:bottom w:val="none" w:sz="0" w:space="0" w:color="000000"/>
+                <w:top w:val="none" w:sz="0" w:space="0" w:color="000000"/>
+                <w:left w:val="none" w:sz="0" w:space="0" w:color="000000"/>
+                <w:right w:val="none" w:sz="0" w:space="0" w:color="000000"/>
+              </w:pBdr>
+              <w:spacing w:after="100" w:before="100" w:line="240"/>
+              <w:ind w:left="100" w:right="100" w:firstLine="0" w:firstLineChars="0"/>
+              <w:rPr>
+                <w:rFonts w:ascii="Times New Roman" w:hAnsi="Times New Roman" w:eastAsia="Times New Roman" w:cs="Times New Roman"/>
+                <w:i w:val="false"/>
+                <w:b w:val="false"/>
+                <w:u w:val="none"/>
+                <w:strike w:val="false"/>
+                <w:sz w:val="12"/>
+                <w:szCs w:val="12"/>
+                <w:color w:val="000000"/>
+              </w:rPr>
+            </w:pPr>
+            <w:r>
+              <w:rPr>
+                <w:rFonts w:ascii="Times New Roman" w:hAnsi="Times New Roman" w:eastAsia="Times New Roman" w:cs="Times New Roman"/>
+                <w:i w:val="false"/>
+                <w:b w:val="false"/>
+                <w:u w:val="none"/>
+                <w:strike w:val="false"/>
+                <w:sz w:val="12"/>
+                <w:szCs w:val="12"/>
+                <w:color w:val="000000"/>
+              </w:rPr>
+              <w:t xml:space="preserve">0.357</w:t>
             </w:r>
           </w:p>
         </w:tc>
@@ -9499,282 +9499,282 @@
                 <w:szCs w:val="12"/>
                 <w:color w:val="000000"/>
               </w:rPr>
-              <w:t xml:space="preserve">1.22 (0.82–1.83)</w:t>
-            </w:r>
-          </w:p>
-        </w:tc>
-        <w:tc>
-          <w:tcPr>
-            <w:tcBorders>
-              <w:bottom w:val="none" w:sz="0" w:space="0" w:color="000000"/>
-              <w:top w:val="none" w:sz="0" w:space="0" w:color="000000"/>
-              <w:left w:val="none" w:sz="0" w:space="0" w:color="000000"/>
-              <w:right w:val="none" w:sz="0" w:space="0" w:color="000000"/>
-            </w:tcBorders>
-            <w:shd w:val="clear" w:color="auto" w:fill="FFFFFF"/>
-            <w:tcMar>
-              <w:top w:w="0" w:type="dxa"/>
-              <w:bottom w:w="0" w:type="dxa"/>
-              <w:left w:w="0" w:type="dxa"/>
-              <w:right w:w="0" w:type="dxa"/>
-            </w:tcMar>
-            <w:vAlign w:val="center"/>
-          </w:tcPr>
-          <w:p>
-            <w:pPr>
-              <w:pStyle w:val="Normal"/>
-              <w:jc w:val="left"/>
-              <w:pBdr>
-                <w:bottom w:val="none" w:sz="0" w:space="0" w:color="000000"/>
-                <w:top w:val="none" w:sz="0" w:space="0" w:color="000000"/>
-                <w:left w:val="none" w:sz="0" w:space="0" w:color="000000"/>
-                <w:right w:val="none" w:sz="0" w:space="0" w:color="000000"/>
-              </w:pBdr>
-              <w:spacing w:after="100" w:before="100" w:line="240"/>
-              <w:ind w:left="100" w:right="100" w:firstLine="0" w:firstLineChars="0"/>
-              <w:rPr>
-                <w:rFonts w:ascii="Times New Roman" w:hAnsi="Times New Roman" w:eastAsia="Times New Roman" w:cs="Times New Roman"/>
-                <w:i w:val="false"/>
-                <w:b w:val="false"/>
-                <w:u w:val="none"/>
-                <w:strike w:val="false"/>
-                <w:sz w:val="12"/>
-                <w:szCs w:val="12"/>
-                <w:color w:val="000000"/>
-              </w:rPr>
-            </w:pPr>
-            <w:r>
-              <w:rPr>
-                <w:rFonts w:ascii="Times New Roman" w:hAnsi="Times New Roman" w:eastAsia="Times New Roman" w:cs="Times New Roman"/>
-                <w:i w:val="false"/>
-                <w:b w:val="false"/>
-                <w:u w:val="none"/>
-                <w:strike w:val="false"/>
-                <w:sz w:val="12"/>
-                <w:szCs w:val="12"/>
-                <w:color w:val="000000"/>
-              </w:rPr>
-              <w:t xml:space="preserve">0.322</w:t>
-            </w:r>
-          </w:p>
-        </w:tc>
-        <w:tc>
-          <w:tcPr>
-            <w:tcBorders>
-              <w:bottom w:val="none" w:sz="0" w:space="0" w:color="000000"/>
-              <w:top w:val="none" w:sz="0" w:space="0" w:color="000000"/>
-              <w:left w:val="none" w:sz="0" w:space="0" w:color="000000"/>
-              <w:right w:val="none" w:sz="0" w:space="0" w:color="000000"/>
-            </w:tcBorders>
-            <w:shd w:val="clear" w:color="auto" w:fill="FFFFFF"/>
-            <w:tcMar>
-              <w:top w:w="0" w:type="dxa"/>
-              <w:bottom w:w="0" w:type="dxa"/>
-              <w:left w:w="0" w:type="dxa"/>
-              <w:right w:w="0" w:type="dxa"/>
-            </w:tcMar>
-            <w:vAlign w:val="center"/>
-          </w:tcPr>
-          <w:p>
-            <w:pPr>
-              <w:pStyle w:val="Normal"/>
-              <w:jc w:val="left"/>
-              <w:pBdr>
-                <w:bottom w:val="none" w:sz="0" w:space="0" w:color="000000"/>
-                <w:top w:val="none" w:sz="0" w:space="0" w:color="000000"/>
-                <w:left w:val="none" w:sz="0" w:space="0" w:color="000000"/>
-                <w:right w:val="none" w:sz="0" w:space="0" w:color="000000"/>
-              </w:pBdr>
-              <w:spacing w:after="100" w:before="100" w:line="240"/>
-              <w:ind w:left="100" w:right="100" w:firstLine="0" w:firstLineChars="0"/>
-              <w:rPr>
-                <w:rFonts w:ascii="Times New Roman" w:hAnsi="Times New Roman" w:eastAsia="Times New Roman" w:cs="Times New Roman"/>
-                <w:i w:val="false"/>
-                <w:b w:val="false"/>
-                <w:u w:val="none"/>
-                <w:strike w:val="false"/>
-                <w:sz w:val="12"/>
-                <w:szCs w:val="12"/>
-                <w:color w:val="000000"/>
-              </w:rPr>
-            </w:pPr>
-            <w:r>
-              <w:rPr>
-                <w:rFonts w:ascii="Times New Roman" w:hAnsi="Times New Roman" w:eastAsia="Times New Roman" w:cs="Times New Roman"/>
-                <w:i w:val="false"/>
-                <w:b w:val="false"/>
-                <w:u w:val="none"/>
-                <w:strike w:val="false"/>
-                <w:sz w:val="12"/>
-                <w:szCs w:val="12"/>
-                <w:color w:val="000000"/>
-              </w:rPr>
-              <w:t xml:space="preserve">0.394</w:t>
-            </w:r>
-          </w:p>
-        </w:tc>
-        <w:tc>
-          <w:tcPr>
-            <w:tcBorders>
-              <w:bottom w:val="none" w:sz="0" w:space="0" w:color="000000"/>
-              <w:top w:val="none" w:sz="0" w:space="0" w:color="000000"/>
-              <w:left w:val="none" w:sz="0" w:space="0" w:color="000000"/>
-              <w:right w:val="none" w:sz="0" w:space="0" w:color="000000"/>
-            </w:tcBorders>
-            <w:shd w:val="clear" w:color="auto" w:fill="FFFFFF"/>
-            <w:tcMar>
-              <w:top w:w="0" w:type="dxa"/>
-              <w:bottom w:w="0" w:type="dxa"/>
-              <w:left w:w="0" w:type="dxa"/>
-              <w:right w:w="0" w:type="dxa"/>
-            </w:tcMar>
-            <w:vAlign w:val="center"/>
-          </w:tcPr>
-          <w:p>
-            <w:pPr>
-              <w:pStyle w:val="Normal"/>
-              <w:jc w:val="left"/>
-              <w:pBdr>
-                <w:bottom w:val="none" w:sz="0" w:space="0" w:color="000000"/>
-                <w:top w:val="none" w:sz="0" w:space="0" w:color="000000"/>
-                <w:left w:val="none" w:sz="0" w:space="0" w:color="000000"/>
-                <w:right w:val="none" w:sz="0" w:space="0" w:color="000000"/>
-              </w:pBdr>
-              <w:spacing w:after="100" w:before="100" w:line="240"/>
-              <w:ind w:left="100" w:right="100" w:firstLine="0" w:firstLineChars="0"/>
-              <w:rPr>
-                <w:rFonts w:ascii="Times New Roman" w:hAnsi="Times New Roman" w:eastAsia="Times New Roman" w:cs="Times New Roman"/>
-                <w:i w:val="false"/>
-                <w:b w:val="false"/>
-                <w:u w:val="none"/>
-                <w:strike w:val="false"/>
-                <w:sz w:val="12"/>
-                <w:szCs w:val="12"/>
-                <w:color w:val="000000"/>
-              </w:rPr>
-            </w:pPr>
-            <w:r>
-              <w:rPr>
-                <w:rFonts w:ascii="Times New Roman" w:hAnsi="Times New Roman" w:eastAsia="Times New Roman" w:cs="Times New Roman"/>
-                <w:i w:val="false"/>
-                <w:b w:val="false"/>
-                <w:u w:val="none"/>
-                <w:strike w:val="false"/>
-                <w:sz w:val="12"/>
-                <w:szCs w:val="12"/>
-                <w:color w:val="000000"/>
-              </w:rPr>
-              <w:t xml:space="preserve">1.35 (0.76–2.41)</w:t>
-            </w:r>
-          </w:p>
-        </w:tc>
-        <w:tc>
-          <w:tcPr>
-            <w:tcBorders>
-              <w:bottom w:val="none" w:sz="0" w:space="0" w:color="000000"/>
-              <w:top w:val="none" w:sz="0" w:space="0" w:color="000000"/>
-              <w:left w:val="none" w:sz="0" w:space="0" w:color="000000"/>
-              <w:right w:val="none" w:sz="0" w:space="0" w:color="000000"/>
-            </w:tcBorders>
-            <w:shd w:val="clear" w:color="auto" w:fill="FFFFFF"/>
-            <w:tcMar>
-              <w:top w:w="0" w:type="dxa"/>
-              <w:bottom w:w="0" w:type="dxa"/>
-              <w:left w:w="0" w:type="dxa"/>
-              <w:right w:w="0" w:type="dxa"/>
-            </w:tcMar>
-            <w:vAlign w:val="center"/>
-          </w:tcPr>
-          <w:p>
-            <w:pPr>
-              <w:pStyle w:val="Normal"/>
-              <w:jc w:val="left"/>
-              <w:pBdr>
-                <w:bottom w:val="none" w:sz="0" w:space="0" w:color="000000"/>
-                <w:top w:val="none" w:sz="0" w:space="0" w:color="000000"/>
-                <w:left w:val="none" w:sz="0" w:space="0" w:color="000000"/>
-                <w:right w:val="none" w:sz="0" w:space="0" w:color="000000"/>
-              </w:pBdr>
-              <w:spacing w:after="100" w:before="100" w:line="240"/>
-              <w:ind w:left="100" w:right="100" w:firstLine="0" w:firstLineChars="0"/>
-              <w:rPr>
-                <w:rFonts w:ascii="Times New Roman" w:hAnsi="Times New Roman" w:eastAsia="Times New Roman" w:cs="Times New Roman"/>
-                <w:i w:val="false"/>
-                <w:b w:val="false"/>
-                <w:u w:val="none"/>
-                <w:strike w:val="false"/>
-                <w:sz w:val="12"/>
-                <w:szCs w:val="12"/>
-                <w:color w:val="000000"/>
-              </w:rPr>
-            </w:pPr>
-            <w:r>
-              <w:rPr>
-                <w:rFonts w:ascii="Times New Roman" w:hAnsi="Times New Roman" w:eastAsia="Times New Roman" w:cs="Times New Roman"/>
-                <w:i w:val="false"/>
-                <w:b w:val="false"/>
-                <w:u w:val="none"/>
-                <w:strike w:val="false"/>
-                <w:sz w:val="12"/>
-                <w:szCs w:val="12"/>
-                <w:color w:val="000000"/>
-              </w:rPr>
-              <w:t xml:space="preserve">0.305</w:t>
-            </w:r>
-          </w:p>
-        </w:tc>
-        <w:tc>
-          <w:tcPr>
-            <w:tcBorders>
-              <w:bottom w:val="none" w:sz="0" w:space="0" w:color="000000"/>
-              <w:top w:val="none" w:sz="0" w:space="0" w:color="000000"/>
-              <w:left w:val="none" w:sz="0" w:space="0" w:color="000000"/>
-              <w:right w:val="none" w:sz="0" w:space="0" w:color="000000"/>
-            </w:tcBorders>
-            <w:shd w:val="clear" w:color="auto" w:fill="FFFFFF"/>
-            <w:tcMar>
-              <w:top w:w="0" w:type="dxa"/>
-              <w:bottom w:w="0" w:type="dxa"/>
-              <w:left w:w="0" w:type="dxa"/>
-              <w:right w:w="0" w:type="dxa"/>
-            </w:tcMar>
-            <w:vAlign w:val="center"/>
-          </w:tcPr>
-          <w:p>
-            <w:pPr>
-              <w:pStyle w:val="Normal"/>
-              <w:jc w:val="left"/>
-              <w:pBdr>
-                <w:bottom w:val="none" w:sz="0" w:space="0" w:color="000000"/>
-                <w:top w:val="none" w:sz="0" w:space="0" w:color="000000"/>
-                <w:left w:val="none" w:sz="0" w:space="0" w:color="000000"/>
-                <w:right w:val="none" w:sz="0" w:space="0" w:color="000000"/>
-              </w:pBdr>
-              <w:spacing w:after="100" w:before="100" w:line="240"/>
-              <w:ind w:left="100" w:right="100" w:firstLine="0" w:firstLineChars="0"/>
-              <w:rPr>
-                <w:rFonts w:ascii="Times New Roman" w:hAnsi="Times New Roman" w:eastAsia="Times New Roman" w:cs="Times New Roman"/>
-                <w:i w:val="false"/>
-                <w:b w:val="false"/>
-                <w:u w:val="none"/>
-                <w:strike w:val="false"/>
-                <w:sz w:val="12"/>
-                <w:szCs w:val="12"/>
-                <w:color w:val="000000"/>
-              </w:rPr>
-            </w:pPr>
-            <w:r>
-              <w:rPr>
-                <w:rFonts w:ascii="Times New Roman" w:hAnsi="Times New Roman" w:eastAsia="Times New Roman" w:cs="Times New Roman"/>
-                <w:i w:val="false"/>
-                <w:b w:val="false"/>
-                <w:u w:val="none"/>
-                <w:strike w:val="false"/>
-                <w:sz w:val="12"/>
-                <w:szCs w:val="12"/>
-                <w:color w:val="000000"/>
-              </w:rPr>
-              <w:t xml:space="preserve">0.393</w:t>
+              <w:t xml:space="preserve">1.32 (0.93–1.88)</w:t>
+            </w:r>
+          </w:p>
+        </w:tc>
+        <w:tc>
+          <w:tcPr>
+            <w:tcBorders>
+              <w:bottom w:val="none" w:sz="0" w:space="0" w:color="000000"/>
+              <w:top w:val="none" w:sz="0" w:space="0" w:color="000000"/>
+              <w:left w:val="none" w:sz="0" w:space="0" w:color="000000"/>
+              <w:right w:val="none" w:sz="0" w:space="0" w:color="000000"/>
+            </w:tcBorders>
+            <w:shd w:val="clear" w:color="auto" w:fill="FFFFFF"/>
+            <w:tcMar>
+              <w:top w:w="0" w:type="dxa"/>
+              <w:bottom w:w="0" w:type="dxa"/>
+              <w:left w:w="0" w:type="dxa"/>
+              <w:right w:w="0" w:type="dxa"/>
+            </w:tcMar>
+            <w:vAlign w:val="center"/>
+          </w:tcPr>
+          <w:p>
+            <w:pPr>
+              <w:pStyle w:val="Normal"/>
+              <w:jc w:val="left"/>
+              <w:pBdr>
+                <w:bottom w:val="none" w:sz="0" w:space="0" w:color="000000"/>
+                <w:top w:val="none" w:sz="0" w:space="0" w:color="000000"/>
+                <w:left w:val="none" w:sz="0" w:space="0" w:color="000000"/>
+                <w:right w:val="none" w:sz="0" w:space="0" w:color="000000"/>
+              </w:pBdr>
+              <w:spacing w:after="100" w:before="100" w:line="240"/>
+              <w:ind w:left="100" w:right="100" w:firstLine="0" w:firstLineChars="0"/>
+              <w:rPr>
+                <w:rFonts w:ascii="Times New Roman" w:hAnsi="Times New Roman" w:eastAsia="Times New Roman" w:cs="Times New Roman"/>
+                <w:i w:val="false"/>
+                <w:b w:val="false"/>
+                <w:u w:val="none"/>
+                <w:strike w:val="false"/>
+                <w:sz w:val="12"/>
+                <w:szCs w:val="12"/>
+                <w:color w:val="000000"/>
+              </w:rPr>
+            </w:pPr>
+            <w:r>
+              <w:rPr>
+                <w:rFonts w:ascii="Times New Roman" w:hAnsi="Times New Roman" w:eastAsia="Times New Roman" w:cs="Times New Roman"/>
+                <w:i w:val="false"/>
+                <w:b w:val="false"/>
+                <w:u w:val="none"/>
+                <w:strike w:val="false"/>
+                <w:sz w:val="12"/>
+                <w:szCs w:val="12"/>
+                <w:color w:val="000000"/>
+              </w:rPr>
+              <w:t xml:space="preserve">0.120</w:t>
+            </w:r>
+          </w:p>
+        </w:tc>
+        <w:tc>
+          <w:tcPr>
+            <w:tcBorders>
+              <w:bottom w:val="none" w:sz="0" w:space="0" w:color="000000"/>
+              <w:top w:val="none" w:sz="0" w:space="0" w:color="000000"/>
+              <w:left w:val="none" w:sz="0" w:space="0" w:color="000000"/>
+              <w:right w:val="none" w:sz="0" w:space="0" w:color="000000"/>
+            </w:tcBorders>
+            <w:shd w:val="clear" w:color="auto" w:fill="FFFFFF"/>
+            <w:tcMar>
+              <w:top w:w="0" w:type="dxa"/>
+              <w:bottom w:w="0" w:type="dxa"/>
+              <w:left w:w="0" w:type="dxa"/>
+              <w:right w:w="0" w:type="dxa"/>
+            </w:tcMar>
+            <w:vAlign w:val="center"/>
+          </w:tcPr>
+          <w:p>
+            <w:pPr>
+              <w:pStyle w:val="Normal"/>
+              <w:jc w:val="left"/>
+              <w:pBdr>
+                <w:bottom w:val="none" w:sz="0" w:space="0" w:color="000000"/>
+                <w:top w:val="none" w:sz="0" w:space="0" w:color="000000"/>
+                <w:left w:val="none" w:sz="0" w:space="0" w:color="000000"/>
+                <w:right w:val="none" w:sz="0" w:space="0" w:color="000000"/>
+              </w:pBdr>
+              <w:spacing w:after="100" w:before="100" w:line="240"/>
+              <w:ind w:left="100" w:right="100" w:firstLine="0" w:firstLineChars="0"/>
+              <w:rPr>
+                <w:rFonts w:ascii="Times New Roman" w:hAnsi="Times New Roman" w:eastAsia="Times New Roman" w:cs="Times New Roman"/>
+                <w:i w:val="false"/>
+                <w:b w:val="false"/>
+                <w:u w:val="none"/>
+                <w:strike w:val="false"/>
+                <w:sz w:val="12"/>
+                <w:szCs w:val="12"/>
+                <w:color w:val="000000"/>
+              </w:rPr>
+            </w:pPr>
+            <w:r>
+              <w:rPr>
+                <w:rFonts w:ascii="Times New Roman" w:hAnsi="Times New Roman" w:eastAsia="Times New Roman" w:cs="Times New Roman"/>
+                <w:i w:val="false"/>
+                <w:b w:val="false"/>
+                <w:u w:val="none"/>
+                <w:strike w:val="false"/>
+                <w:sz w:val="12"/>
+                <w:szCs w:val="12"/>
+                <w:color w:val="000000"/>
+              </w:rPr>
+              <w:t xml:space="preserve">0.331</w:t>
+            </w:r>
+          </w:p>
+        </w:tc>
+        <w:tc>
+          <w:tcPr>
+            <w:tcBorders>
+              <w:bottom w:val="none" w:sz="0" w:space="0" w:color="000000"/>
+              <w:top w:val="none" w:sz="0" w:space="0" w:color="000000"/>
+              <w:left w:val="none" w:sz="0" w:space="0" w:color="000000"/>
+              <w:right w:val="none" w:sz="0" w:space="0" w:color="000000"/>
+            </w:tcBorders>
+            <w:shd w:val="clear" w:color="auto" w:fill="FFFFFF"/>
+            <w:tcMar>
+              <w:top w:w="0" w:type="dxa"/>
+              <w:bottom w:w="0" w:type="dxa"/>
+              <w:left w:w="0" w:type="dxa"/>
+              <w:right w:w="0" w:type="dxa"/>
+            </w:tcMar>
+            <w:vAlign w:val="center"/>
+          </w:tcPr>
+          <w:p>
+            <w:pPr>
+              <w:pStyle w:val="Normal"/>
+              <w:jc w:val="left"/>
+              <w:pBdr>
+                <w:bottom w:val="none" w:sz="0" w:space="0" w:color="000000"/>
+                <w:top w:val="none" w:sz="0" w:space="0" w:color="000000"/>
+                <w:left w:val="none" w:sz="0" w:space="0" w:color="000000"/>
+                <w:right w:val="none" w:sz="0" w:space="0" w:color="000000"/>
+              </w:pBdr>
+              <w:spacing w:after="100" w:before="100" w:line="240"/>
+              <w:ind w:left="100" w:right="100" w:firstLine="0" w:firstLineChars="0"/>
+              <w:rPr>
+                <w:rFonts w:ascii="Times New Roman" w:hAnsi="Times New Roman" w:eastAsia="Times New Roman" w:cs="Times New Roman"/>
+                <w:i w:val="false"/>
+                <w:b w:val="false"/>
+                <w:u w:val="none"/>
+                <w:strike w:val="false"/>
+                <w:sz w:val="12"/>
+                <w:szCs w:val="12"/>
+                <w:color w:val="000000"/>
+              </w:rPr>
+            </w:pPr>
+            <w:r>
+              <w:rPr>
+                <w:rFonts w:ascii="Times New Roman" w:hAnsi="Times New Roman" w:eastAsia="Times New Roman" w:cs="Times New Roman"/>
+                <w:i w:val="false"/>
+                <w:b w:val="false"/>
+                <w:u w:val="none"/>
+                <w:strike w:val="false"/>
+                <w:sz w:val="12"/>
+                <w:szCs w:val="12"/>
+                <w:color w:val="000000"/>
+              </w:rPr>
+              <w:t xml:space="preserve">1.59 (0.97–2.62)</w:t>
+            </w:r>
+          </w:p>
+        </w:tc>
+        <w:tc>
+          <w:tcPr>
+            <w:tcBorders>
+              <w:bottom w:val="none" w:sz="0" w:space="0" w:color="000000"/>
+              <w:top w:val="none" w:sz="0" w:space="0" w:color="000000"/>
+              <w:left w:val="none" w:sz="0" w:space="0" w:color="000000"/>
+              <w:right w:val="none" w:sz="0" w:space="0" w:color="000000"/>
+            </w:tcBorders>
+            <w:shd w:val="clear" w:color="auto" w:fill="FFFFFF"/>
+            <w:tcMar>
+              <w:top w:w="0" w:type="dxa"/>
+              <w:bottom w:w="0" w:type="dxa"/>
+              <w:left w:w="0" w:type="dxa"/>
+              <w:right w:w="0" w:type="dxa"/>
+            </w:tcMar>
+            <w:vAlign w:val="center"/>
+          </w:tcPr>
+          <w:p>
+            <w:pPr>
+              <w:pStyle w:val="Normal"/>
+              <w:jc w:val="left"/>
+              <w:pBdr>
+                <w:bottom w:val="none" w:sz="0" w:space="0" w:color="000000"/>
+                <w:top w:val="none" w:sz="0" w:space="0" w:color="000000"/>
+                <w:left w:val="none" w:sz="0" w:space="0" w:color="000000"/>
+                <w:right w:val="none" w:sz="0" w:space="0" w:color="000000"/>
+              </w:pBdr>
+              <w:spacing w:after="100" w:before="100" w:line="240"/>
+              <w:ind w:left="100" w:right="100" w:firstLine="0" w:firstLineChars="0"/>
+              <w:rPr>
+                <w:rFonts w:ascii="Times New Roman" w:hAnsi="Times New Roman" w:eastAsia="Times New Roman" w:cs="Times New Roman"/>
+                <w:i w:val="false"/>
+                <w:b w:val="false"/>
+                <w:u w:val="none"/>
+                <w:strike w:val="false"/>
+                <w:sz w:val="12"/>
+                <w:szCs w:val="12"/>
+                <w:color w:val="000000"/>
+              </w:rPr>
+            </w:pPr>
+            <w:r>
+              <w:rPr>
+                <w:rFonts w:ascii="Times New Roman" w:hAnsi="Times New Roman" w:eastAsia="Times New Roman" w:cs="Times New Roman"/>
+                <w:i w:val="false"/>
+                <w:b w:val="false"/>
+                <w:u w:val="none"/>
+                <w:strike w:val="false"/>
+                <w:sz w:val="12"/>
+                <w:szCs w:val="12"/>
+                <w:color w:val="000000"/>
+              </w:rPr>
+              <w:t xml:space="preserve">0.066</w:t>
+            </w:r>
+          </w:p>
+        </w:tc>
+        <w:tc>
+          <w:tcPr>
+            <w:tcBorders>
+              <w:bottom w:val="none" w:sz="0" w:space="0" w:color="000000"/>
+              <w:top w:val="none" w:sz="0" w:space="0" w:color="000000"/>
+              <w:left w:val="none" w:sz="0" w:space="0" w:color="000000"/>
+              <w:right w:val="none" w:sz="0" w:space="0" w:color="000000"/>
+            </w:tcBorders>
+            <w:shd w:val="clear" w:color="auto" w:fill="FFFFFF"/>
+            <w:tcMar>
+              <w:top w:w="0" w:type="dxa"/>
+              <w:bottom w:w="0" w:type="dxa"/>
+              <w:left w:w="0" w:type="dxa"/>
+              <w:right w:w="0" w:type="dxa"/>
+            </w:tcMar>
+            <w:vAlign w:val="center"/>
+          </w:tcPr>
+          <w:p>
+            <w:pPr>
+              <w:pStyle w:val="Normal"/>
+              <w:jc w:val="left"/>
+              <w:pBdr>
+                <w:bottom w:val="none" w:sz="0" w:space="0" w:color="000000"/>
+                <w:top w:val="none" w:sz="0" w:space="0" w:color="000000"/>
+                <w:left w:val="none" w:sz="0" w:space="0" w:color="000000"/>
+                <w:right w:val="none" w:sz="0" w:space="0" w:color="000000"/>
+              </w:pBdr>
+              <w:spacing w:after="100" w:before="100" w:line="240"/>
+              <w:ind w:left="100" w:right="100" w:firstLine="0" w:firstLineChars="0"/>
+              <w:rPr>
+                <w:rFonts w:ascii="Times New Roman" w:hAnsi="Times New Roman" w:eastAsia="Times New Roman" w:cs="Times New Roman"/>
+                <w:i w:val="false"/>
+                <w:b w:val="false"/>
+                <w:u w:val="none"/>
+                <w:strike w:val="false"/>
+                <w:sz w:val="12"/>
+                <w:szCs w:val="12"/>
+                <w:color w:val="000000"/>
+              </w:rPr>
+            </w:pPr>
+            <w:r>
+              <w:rPr>
+                <w:rFonts w:ascii="Times New Roman" w:hAnsi="Times New Roman" w:eastAsia="Times New Roman" w:cs="Times New Roman"/>
+                <w:i w:val="false"/>
+                <w:b w:val="false"/>
+                <w:u w:val="none"/>
+                <w:strike w:val="false"/>
+                <w:sz w:val="12"/>
+                <w:szCs w:val="12"/>
+                <w:color w:val="000000"/>
+              </w:rPr>
+              <w:t xml:space="preserve">0.188</w:t>
             </w:r>
           </w:p>
         </w:tc>
@@ -9939,117 +9939,117 @@
                 <w:szCs w:val="12"/>
                 <w:color w:val="000000"/>
               </w:rPr>
-              <w:t xml:space="preserve">1.29 (0.69–2.41)</w:t>
-            </w:r>
-          </w:p>
-        </w:tc>
-        <w:tc>
-          <w:tcPr>
-            <w:tcBorders>
-              <w:bottom w:val="none" w:sz="0" w:space="0" w:color="000000"/>
-              <w:top w:val="none" w:sz="0" w:space="0" w:color="000000"/>
-              <w:left w:val="none" w:sz="0" w:space="0" w:color="000000"/>
-              <w:right w:val="none" w:sz="0" w:space="0" w:color="000000"/>
-            </w:tcBorders>
-            <w:shd w:val="clear" w:color="auto" w:fill="FFFFFF"/>
-            <w:tcMar>
-              <w:top w:w="0" w:type="dxa"/>
-              <w:bottom w:w="0" w:type="dxa"/>
-              <w:left w:w="0" w:type="dxa"/>
-              <w:right w:w="0" w:type="dxa"/>
-            </w:tcMar>
-            <w:vAlign w:val="center"/>
-          </w:tcPr>
-          <w:p>
-            <w:pPr>
-              <w:pStyle w:val="Normal"/>
-              <w:jc w:val="left"/>
-              <w:pBdr>
-                <w:bottom w:val="none" w:sz="0" w:space="0" w:color="000000"/>
-                <w:top w:val="none" w:sz="0" w:space="0" w:color="000000"/>
-                <w:left w:val="none" w:sz="0" w:space="0" w:color="000000"/>
-                <w:right w:val="none" w:sz="0" w:space="0" w:color="000000"/>
-              </w:pBdr>
-              <w:spacing w:after="100" w:before="100" w:line="240"/>
-              <w:ind w:left="100" w:right="100" w:firstLine="0" w:firstLineChars="0"/>
-              <w:rPr>
-                <w:rFonts w:ascii="Times New Roman" w:hAnsi="Times New Roman" w:eastAsia="Times New Roman" w:cs="Times New Roman"/>
-                <w:i w:val="false"/>
-                <w:b w:val="false"/>
-                <w:u w:val="none"/>
-                <w:strike w:val="false"/>
-                <w:sz w:val="12"/>
-                <w:szCs w:val="12"/>
-                <w:color w:val="000000"/>
-              </w:rPr>
-            </w:pPr>
-            <w:r>
-              <w:rPr>
-                <w:rFonts w:ascii="Times New Roman" w:hAnsi="Times New Roman" w:eastAsia="Times New Roman" w:cs="Times New Roman"/>
-                <w:i w:val="false"/>
-                <w:b w:val="false"/>
-                <w:u w:val="none"/>
-                <w:strike w:val="false"/>
-                <w:sz w:val="12"/>
-                <w:szCs w:val="12"/>
-                <w:color w:val="000000"/>
-              </w:rPr>
-              <w:t xml:space="preserve">0.424</w:t>
-            </w:r>
-          </w:p>
-        </w:tc>
-        <w:tc>
-          <w:tcPr>
-            <w:tcBorders>
-              <w:bottom w:val="none" w:sz="0" w:space="0" w:color="000000"/>
-              <w:top w:val="none" w:sz="0" w:space="0" w:color="000000"/>
-              <w:left w:val="none" w:sz="0" w:space="0" w:color="000000"/>
-              <w:right w:val="none" w:sz="0" w:space="0" w:color="000000"/>
-            </w:tcBorders>
-            <w:shd w:val="clear" w:color="auto" w:fill="FFFFFF"/>
-            <w:tcMar>
-              <w:top w:w="0" w:type="dxa"/>
-              <w:bottom w:w="0" w:type="dxa"/>
-              <w:left w:w="0" w:type="dxa"/>
-              <w:right w:w="0" w:type="dxa"/>
-            </w:tcMar>
-            <w:vAlign w:val="center"/>
-          </w:tcPr>
-          <w:p>
-            <w:pPr>
-              <w:pStyle w:val="Normal"/>
-              <w:jc w:val="left"/>
-              <w:pBdr>
-                <w:bottom w:val="none" w:sz="0" w:space="0" w:color="000000"/>
-                <w:top w:val="none" w:sz="0" w:space="0" w:color="000000"/>
-                <w:left w:val="none" w:sz="0" w:space="0" w:color="000000"/>
-                <w:right w:val="none" w:sz="0" w:space="0" w:color="000000"/>
-              </w:pBdr>
-              <w:spacing w:after="100" w:before="100" w:line="240"/>
-              <w:ind w:left="100" w:right="100" w:firstLine="0" w:firstLineChars="0"/>
-              <w:rPr>
-                <w:rFonts w:ascii="Times New Roman" w:hAnsi="Times New Roman" w:eastAsia="Times New Roman" w:cs="Times New Roman"/>
-                <w:i w:val="false"/>
-                <w:b w:val="false"/>
-                <w:u w:val="none"/>
-                <w:strike w:val="false"/>
-                <w:sz w:val="12"/>
-                <w:szCs w:val="12"/>
-                <w:color w:val="000000"/>
-              </w:rPr>
-            </w:pPr>
-            <w:r>
-              <w:rPr>
-                <w:rFonts w:ascii="Times New Roman" w:hAnsi="Times New Roman" w:eastAsia="Times New Roman" w:cs="Times New Roman"/>
-                <w:i w:val="false"/>
-                <w:b w:val="false"/>
-                <w:u w:val="none"/>
-                <w:strike w:val="false"/>
-                <w:sz w:val="12"/>
-                <w:szCs w:val="12"/>
-                <w:color w:val="000000"/>
-              </w:rPr>
-              <w:t xml:space="preserve">0.198</w:t>
+              <w:t xml:space="preserve">1.96 (1.09–3.55)</w:t>
+            </w:r>
+          </w:p>
+        </w:tc>
+        <w:tc>
+          <w:tcPr>
+            <w:tcBorders>
+              <w:bottom w:val="none" w:sz="0" w:space="0" w:color="000000"/>
+              <w:top w:val="none" w:sz="0" w:space="0" w:color="000000"/>
+              <w:left w:val="none" w:sz="0" w:space="0" w:color="000000"/>
+              <w:right w:val="none" w:sz="0" w:space="0" w:color="000000"/>
+            </w:tcBorders>
+            <w:shd w:val="clear" w:color="auto" w:fill="FFFFFF"/>
+            <w:tcMar>
+              <w:top w:w="0" w:type="dxa"/>
+              <w:bottom w:w="0" w:type="dxa"/>
+              <w:left w:w="0" w:type="dxa"/>
+              <w:right w:w="0" w:type="dxa"/>
+            </w:tcMar>
+            <w:vAlign w:val="center"/>
+          </w:tcPr>
+          <w:p>
+            <w:pPr>
+              <w:pStyle w:val="Normal"/>
+              <w:jc w:val="left"/>
+              <w:pBdr>
+                <w:bottom w:val="none" w:sz="0" w:space="0" w:color="000000"/>
+                <w:top w:val="none" w:sz="0" w:space="0" w:color="000000"/>
+                <w:left w:val="none" w:sz="0" w:space="0" w:color="000000"/>
+                <w:right w:val="none" w:sz="0" w:space="0" w:color="000000"/>
+              </w:pBdr>
+              <w:spacing w:after="100" w:before="100" w:line="240"/>
+              <w:ind w:left="100" w:right="100" w:firstLine="0" w:firstLineChars="0"/>
+              <w:rPr>
+                <w:rFonts w:ascii="Times New Roman" w:hAnsi="Times New Roman" w:eastAsia="Times New Roman" w:cs="Times New Roman"/>
+                <w:i w:val="false"/>
+                <w:b w:val="false"/>
+                <w:u w:val="none"/>
+                <w:strike w:val="false"/>
+                <w:sz w:val="12"/>
+                <w:szCs w:val="12"/>
+                <w:color w:val="000000"/>
+              </w:rPr>
+            </w:pPr>
+            <w:r>
+              <w:rPr>
+                <w:rFonts w:ascii="Times New Roman" w:hAnsi="Times New Roman" w:eastAsia="Times New Roman" w:cs="Times New Roman"/>
+                <w:i w:val="false"/>
+                <w:b w:val="false"/>
+                <w:u w:val="none"/>
+                <w:strike w:val="false"/>
+                <w:sz w:val="12"/>
+                <w:szCs w:val="12"/>
+                <w:color w:val="000000"/>
+              </w:rPr>
+              <w:t xml:space="preserve">0.026</w:t>
+            </w:r>
+          </w:p>
+        </w:tc>
+        <w:tc>
+          <w:tcPr>
+            <w:tcBorders>
+              <w:bottom w:val="none" w:sz="0" w:space="0" w:color="000000"/>
+              <w:top w:val="none" w:sz="0" w:space="0" w:color="000000"/>
+              <w:left w:val="none" w:sz="0" w:space="0" w:color="000000"/>
+              <w:right w:val="none" w:sz="0" w:space="0" w:color="000000"/>
+            </w:tcBorders>
+            <w:shd w:val="clear" w:color="auto" w:fill="FFFFFF"/>
+            <w:tcMar>
+              <w:top w:w="0" w:type="dxa"/>
+              <w:bottom w:w="0" w:type="dxa"/>
+              <w:left w:w="0" w:type="dxa"/>
+              <w:right w:w="0" w:type="dxa"/>
+            </w:tcMar>
+            <w:vAlign w:val="center"/>
+          </w:tcPr>
+          <w:p>
+            <w:pPr>
+              <w:pStyle w:val="Normal"/>
+              <w:jc w:val="left"/>
+              <w:pBdr>
+                <w:bottom w:val="none" w:sz="0" w:space="0" w:color="000000"/>
+                <w:top w:val="none" w:sz="0" w:space="0" w:color="000000"/>
+                <w:left w:val="none" w:sz="0" w:space="0" w:color="000000"/>
+                <w:right w:val="none" w:sz="0" w:space="0" w:color="000000"/>
+              </w:pBdr>
+              <w:spacing w:after="100" w:before="100" w:line="240"/>
+              <w:ind w:left="100" w:right="100" w:firstLine="0" w:firstLineChars="0"/>
+              <w:rPr>
+                <w:rFonts w:ascii="Times New Roman" w:hAnsi="Times New Roman" w:eastAsia="Times New Roman" w:cs="Times New Roman"/>
+                <w:i w:val="false"/>
+                <w:b w:val="false"/>
+                <w:u w:val="none"/>
+                <w:strike w:val="false"/>
+                <w:sz w:val="12"/>
+                <w:szCs w:val="12"/>
+                <w:color w:val="000000"/>
+              </w:rPr>
+            </w:pPr>
+            <w:r>
+              <w:rPr>
+                <w:rFonts w:ascii="Times New Roman" w:hAnsi="Times New Roman" w:eastAsia="Times New Roman" w:cs="Times New Roman"/>
+                <w:i w:val="false"/>
+                <w:b w:val="false"/>
+                <w:u w:val="none"/>
+                <w:strike w:val="false"/>
+                <w:sz w:val="12"/>
+                <w:szCs w:val="12"/>
+                <w:color w:val="000000"/>
+              </w:rPr>
+              <w:t xml:space="preserve">0.216</w:t>
             </w:r>
           </w:p>
         </w:tc>
@@ -10989,282 +10989,282 @@
                 <w:szCs w:val="12"/>
                 <w:color w:val="000000"/>
               </w:rPr>
-              <w:t xml:space="preserve">1.75 (1.17–2.63)</w:t>
-            </w:r>
-          </w:p>
-        </w:tc>
-        <w:tc>
-          <w:tcPr>
-            <w:tcBorders>
-              <w:bottom w:val="none" w:sz="0" w:space="0" w:color="000000"/>
-              <w:top w:val="none" w:sz="0" w:space="0" w:color="000000"/>
-              <w:left w:val="none" w:sz="0" w:space="0" w:color="000000"/>
-              <w:right w:val="none" w:sz="0" w:space="0" w:color="000000"/>
-            </w:tcBorders>
-            <w:shd w:val="clear" w:color="auto" w:fill="FFFFFF"/>
-            <w:tcMar>
-              <w:top w:w="0" w:type="dxa"/>
-              <w:bottom w:w="0" w:type="dxa"/>
-              <w:left w:w="0" w:type="dxa"/>
-              <w:right w:w="0" w:type="dxa"/>
-            </w:tcMar>
-            <w:vAlign w:val="center"/>
-          </w:tcPr>
-          <w:p>
-            <w:pPr>
-              <w:pStyle w:val="Normal"/>
-              <w:jc w:val="left"/>
-              <w:pBdr>
-                <w:bottom w:val="none" w:sz="0" w:space="0" w:color="000000"/>
-                <w:top w:val="none" w:sz="0" w:space="0" w:color="000000"/>
-                <w:left w:val="none" w:sz="0" w:space="0" w:color="000000"/>
-                <w:right w:val="none" w:sz="0" w:space="0" w:color="000000"/>
-              </w:pBdr>
-              <w:spacing w:after="100" w:before="100" w:line="240"/>
-              <w:ind w:left="100" w:right="100" w:firstLine="0" w:firstLineChars="0"/>
-              <w:rPr>
-                <w:rFonts w:ascii="Times New Roman" w:hAnsi="Times New Roman" w:eastAsia="Times New Roman" w:cs="Times New Roman"/>
-                <w:i w:val="false"/>
-                <w:b w:val="false"/>
-                <w:u w:val="none"/>
-                <w:strike w:val="false"/>
-                <w:sz w:val="12"/>
-                <w:szCs w:val="12"/>
-                <w:color w:val="000000"/>
-              </w:rPr>
-            </w:pPr>
-            <w:r>
-              <w:rPr>
-                <w:rFonts w:ascii="Times New Roman" w:hAnsi="Times New Roman" w:eastAsia="Times New Roman" w:cs="Times New Roman"/>
-                <w:i w:val="false"/>
-                <w:b w:val="false"/>
-                <w:u w:val="none"/>
-                <w:strike w:val="false"/>
-                <w:sz w:val="12"/>
-                <w:szCs w:val="12"/>
-                <w:color w:val="000000"/>
-              </w:rPr>
-              <w:t xml:space="preserve">0.007</w:t>
-            </w:r>
-          </w:p>
-        </w:tc>
-        <w:tc>
-          <w:tcPr>
-            <w:tcBorders>
-              <w:bottom w:val="none" w:sz="0" w:space="0" w:color="000000"/>
-              <w:top w:val="none" w:sz="0" w:space="0" w:color="000000"/>
-              <w:left w:val="none" w:sz="0" w:space="0" w:color="000000"/>
-              <w:right w:val="none" w:sz="0" w:space="0" w:color="000000"/>
-            </w:tcBorders>
-            <w:shd w:val="clear" w:color="auto" w:fill="FFFFFF"/>
-            <w:tcMar>
-              <w:top w:w="0" w:type="dxa"/>
-              <w:bottom w:w="0" w:type="dxa"/>
-              <w:left w:w="0" w:type="dxa"/>
-              <w:right w:w="0" w:type="dxa"/>
-            </w:tcMar>
-            <w:vAlign w:val="center"/>
-          </w:tcPr>
-          <w:p>
-            <w:pPr>
-              <w:pStyle w:val="Normal"/>
-              <w:jc w:val="left"/>
-              <w:pBdr>
-                <w:bottom w:val="none" w:sz="0" w:space="0" w:color="000000"/>
-                <w:top w:val="none" w:sz="0" w:space="0" w:color="000000"/>
-                <w:left w:val="none" w:sz="0" w:space="0" w:color="000000"/>
-                <w:right w:val="none" w:sz="0" w:space="0" w:color="000000"/>
-              </w:pBdr>
-              <w:spacing w:after="100" w:before="100" w:line="240"/>
-              <w:ind w:left="100" w:right="100" w:firstLine="0" w:firstLineChars="0"/>
-              <w:rPr>
-                <w:rFonts w:ascii="Times New Roman" w:hAnsi="Times New Roman" w:eastAsia="Times New Roman" w:cs="Times New Roman"/>
-                <w:i w:val="false"/>
-                <w:b w:val="false"/>
-                <w:u w:val="none"/>
-                <w:strike w:val="false"/>
-                <w:sz w:val="12"/>
-                <w:szCs w:val="12"/>
-                <w:color w:val="000000"/>
-              </w:rPr>
-            </w:pPr>
-            <w:r>
-              <w:rPr>
-                <w:rFonts w:ascii="Times New Roman" w:hAnsi="Times New Roman" w:eastAsia="Times New Roman" w:cs="Times New Roman"/>
-                <w:i w:val="false"/>
-                <w:b w:val="false"/>
-                <w:u w:val="none"/>
-                <w:strike w:val="false"/>
-                <w:sz w:val="12"/>
-                <w:szCs w:val="12"/>
-                <w:color w:val="000000"/>
-              </w:rPr>
-              <w:t xml:space="preserve">0.063</w:t>
-            </w:r>
-          </w:p>
-        </w:tc>
-        <w:tc>
-          <w:tcPr>
-            <w:tcBorders>
-              <w:bottom w:val="none" w:sz="0" w:space="0" w:color="000000"/>
-              <w:top w:val="none" w:sz="0" w:space="0" w:color="000000"/>
-              <w:left w:val="none" w:sz="0" w:space="0" w:color="000000"/>
-              <w:right w:val="none" w:sz="0" w:space="0" w:color="000000"/>
-            </w:tcBorders>
-            <w:shd w:val="clear" w:color="auto" w:fill="FFFFFF"/>
-            <w:tcMar>
-              <w:top w:w="0" w:type="dxa"/>
-              <w:bottom w:w="0" w:type="dxa"/>
-              <w:left w:w="0" w:type="dxa"/>
-              <w:right w:w="0" w:type="dxa"/>
-            </w:tcMar>
-            <w:vAlign w:val="center"/>
-          </w:tcPr>
-          <w:p>
-            <w:pPr>
-              <w:pStyle w:val="Normal"/>
-              <w:jc w:val="left"/>
-              <w:pBdr>
-                <w:bottom w:val="none" w:sz="0" w:space="0" w:color="000000"/>
-                <w:top w:val="none" w:sz="0" w:space="0" w:color="000000"/>
-                <w:left w:val="none" w:sz="0" w:space="0" w:color="000000"/>
-                <w:right w:val="none" w:sz="0" w:space="0" w:color="000000"/>
-              </w:pBdr>
-              <w:spacing w:after="100" w:before="100" w:line="240"/>
-              <w:ind w:left="100" w:right="100" w:firstLine="0" w:firstLineChars="0"/>
-              <w:rPr>
-                <w:rFonts w:ascii="Times New Roman" w:hAnsi="Times New Roman" w:eastAsia="Times New Roman" w:cs="Times New Roman"/>
-                <w:i w:val="false"/>
-                <w:b w:val="false"/>
-                <w:u w:val="none"/>
-                <w:strike w:val="false"/>
-                <w:sz w:val="12"/>
-                <w:szCs w:val="12"/>
-                <w:color w:val="000000"/>
-              </w:rPr>
-            </w:pPr>
-            <w:r>
-              <w:rPr>
-                <w:rFonts w:ascii="Times New Roman" w:hAnsi="Times New Roman" w:eastAsia="Times New Roman" w:cs="Times New Roman"/>
-                <w:i w:val="false"/>
-                <w:b w:val="false"/>
-                <w:u w:val="none"/>
-                <w:strike w:val="false"/>
-                <w:sz w:val="12"/>
-                <w:szCs w:val="12"/>
-                <w:color w:val="000000"/>
-              </w:rPr>
-              <w:t xml:space="preserve">2.23 (1.22–4.06)</w:t>
-            </w:r>
-          </w:p>
-        </w:tc>
-        <w:tc>
-          <w:tcPr>
-            <w:tcBorders>
-              <w:bottom w:val="none" w:sz="0" w:space="0" w:color="000000"/>
-              <w:top w:val="none" w:sz="0" w:space="0" w:color="000000"/>
-              <w:left w:val="none" w:sz="0" w:space="0" w:color="000000"/>
-              <w:right w:val="none" w:sz="0" w:space="0" w:color="000000"/>
-            </w:tcBorders>
-            <w:shd w:val="clear" w:color="auto" w:fill="FFFFFF"/>
-            <w:tcMar>
-              <w:top w:w="0" w:type="dxa"/>
-              <w:bottom w:w="0" w:type="dxa"/>
-              <w:left w:w="0" w:type="dxa"/>
-              <w:right w:w="0" w:type="dxa"/>
-            </w:tcMar>
-            <w:vAlign w:val="center"/>
-          </w:tcPr>
-          <w:p>
-            <w:pPr>
-              <w:pStyle w:val="Normal"/>
-              <w:jc w:val="left"/>
-              <w:pBdr>
-                <w:bottom w:val="none" w:sz="0" w:space="0" w:color="000000"/>
-                <w:top w:val="none" w:sz="0" w:space="0" w:color="000000"/>
-                <w:left w:val="none" w:sz="0" w:space="0" w:color="000000"/>
-                <w:right w:val="none" w:sz="0" w:space="0" w:color="000000"/>
-              </w:pBdr>
-              <w:spacing w:after="100" w:before="100" w:line="240"/>
-              <w:ind w:left="100" w:right="100" w:firstLine="0" w:firstLineChars="0"/>
-              <w:rPr>
-                <w:rFonts w:ascii="Times New Roman" w:hAnsi="Times New Roman" w:eastAsia="Times New Roman" w:cs="Times New Roman"/>
-                <w:i w:val="false"/>
-                <w:b w:val="false"/>
-                <w:u w:val="none"/>
-                <w:strike w:val="false"/>
-                <w:sz w:val="12"/>
-                <w:szCs w:val="12"/>
-                <w:color w:val="000000"/>
-              </w:rPr>
-            </w:pPr>
-            <w:r>
-              <w:rPr>
-                <w:rFonts w:ascii="Times New Roman" w:hAnsi="Times New Roman" w:eastAsia="Times New Roman" w:cs="Times New Roman"/>
-                <w:i w:val="false"/>
-                <w:b w:val="false"/>
-                <w:u w:val="none"/>
-                <w:strike w:val="false"/>
-                <w:sz w:val="12"/>
-                <w:szCs w:val="12"/>
-                <w:color w:val="000000"/>
-              </w:rPr>
-              <w:t xml:space="preserve">0.009</w:t>
-            </w:r>
-          </w:p>
-        </w:tc>
-        <w:tc>
-          <w:tcPr>
-            <w:tcBorders>
-              <w:bottom w:val="none" w:sz="0" w:space="0" w:color="000000"/>
-              <w:top w:val="none" w:sz="0" w:space="0" w:color="000000"/>
-              <w:left w:val="none" w:sz="0" w:space="0" w:color="000000"/>
-              <w:right w:val="none" w:sz="0" w:space="0" w:color="000000"/>
-            </w:tcBorders>
-            <w:shd w:val="clear" w:color="auto" w:fill="FFFFFF"/>
-            <w:tcMar>
-              <w:top w:w="0" w:type="dxa"/>
-              <w:bottom w:w="0" w:type="dxa"/>
-              <w:left w:w="0" w:type="dxa"/>
-              <w:right w:w="0" w:type="dxa"/>
-            </w:tcMar>
-            <w:vAlign w:val="center"/>
-          </w:tcPr>
-          <w:p>
-            <w:pPr>
-              <w:pStyle w:val="Normal"/>
-              <w:jc w:val="left"/>
-              <w:pBdr>
-                <w:bottom w:val="none" w:sz="0" w:space="0" w:color="000000"/>
-                <w:top w:val="none" w:sz="0" w:space="0" w:color="000000"/>
-                <w:left w:val="none" w:sz="0" w:space="0" w:color="000000"/>
-                <w:right w:val="none" w:sz="0" w:space="0" w:color="000000"/>
-              </w:pBdr>
-              <w:spacing w:after="100" w:before="100" w:line="240"/>
-              <w:ind w:left="100" w:right="100" w:firstLine="0" w:firstLineChars="0"/>
-              <w:rPr>
-                <w:rFonts w:ascii="Times New Roman" w:hAnsi="Times New Roman" w:eastAsia="Times New Roman" w:cs="Times New Roman"/>
-                <w:i w:val="false"/>
-                <w:b w:val="false"/>
-                <w:u w:val="none"/>
-                <w:strike w:val="false"/>
-                <w:sz w:val="12"/>
-                <w:szCs w:val="12"/>
-                <w:color w:val="000000"/>
-              </w:rPr>
-            </w:pPr>
-            <w:r>
-              <w:rPr>
-                <w:rFonts w:ascii="Times New Roman" w:hAnsi="Times New Roman" w:eastAsia="Times New Roman" w:cs="Times New Roman"/>
-                <w:i w:val="false"/>
-                <w:b w:val="false"/>
-                <w:u w:val="none"/>
-                <w:strike w:val="false"/>
-                <w:sz w:val="12"/>
-                <w:szCs w:val="12"/>
-                <w:color w:val="000000"/>
-              </w:rPr>
-              <w:t xml:space="preserve">0.078</w:t>
+              <w:t xml:space="preserve">1.38 (1.10–1.74)</w:t>
+            </w:r>
+          </w:p>
+        </w:tc>
+        <w:tc>
+          <w:tcPr>
+            <w:tcBorders>
+              <w:bottom w:val="none" w:sz="0" w:space="0" w:color="000000"/>
+              <w:top w:val="none" w:sz="0" w:space="0" w:color="000000"/>
+              <w:left w:val="none" w:sz="0" w:space="0" w:color="000000"/>
+              <w:right w:val="none" w:sz="0" w:space="0" w:color="000000"/>
+            </w:tcBorders>
+            <w:shd w:val="clear" w:color="auto" w:fill="FFFFFF"/>
+            <w:tcMar>
+              <w:top w:w="0" w:type="dxa"/>
+              <w:bottom w:w="0" w:type="dxa"/>
+              <w:left w:w="0" w:type="dxa"/>
+              <w:right w:w="0" w:type="dxa"/>
+            </w:tcMar>
+            <w:vAlign w:val="center"/>
+          </w:tcPr>
+          <w:p>
+            <w:pPr>
+              <w:pStyle w:val="Normal"/>
+              <w:jc w:val="left"/>
+              <w:pBdr>
+                <w:bottom w:val="none" w:sz="0" w:space="0" w:color="000000"/>
+                <w:top w:val="none" w:sz="0" w:space="0" w:color="000000"/>
+                <w:left w:val="none" w:sz="0" w:space="0" w:color="000000"/>
+                <w:right w:val="none" w:sz="0" w:space="0" w:color="000000"/>
+              </w:pBdr>
+              <w:spacing w:after="100" w:before="100" w:line="240"/>
+              <w:ind w:left="100" w:right="100" w:firstLine="0" w:firstLineChars="0"/>
+              <w:rPr>
+                <w:rFonts w:ascii="Times New Roman" w:hAnsi="Times New Roman" w:eastAsia="Times New Roman" w:cs="Times New Roman"/>
+                <w:i w:val="false"/>
+                <w:b w:val="false"/>
+                <w:u w:val="none"/>
+                <w:strike w:val="false"/>
+                <w:sz w:val="12"/>
+                <w:szCs w:val="12"/>
+                <w:color w:val="000000"/>
+              </w:rPr>
+            </w:pPr>
+            <w:r>
+              <w:rPr>
+                <w:rFonts w:ascii="Times New Roman" w:hAnsi="Times New Roman" w:eastAsia="Times New Roman" w:cs="Times New Roman"/>
+                <w:i w:val="false"/>
+                <w:b w:val="false"/>
+                <w:u w:val="none"/>
+                <w:strike w:val="false"/>
+                <w:sz w:val="12"/>
+                <w:szCs w:val="12"/>
+                <w:color w:val="000000"/>
+              </w:rPr>
+              <w:t xml:space="preserve">0.006</w:t>
+            </w:r>
+          </w:p>
+        </w:tc>
+        <w:tc>
+          <w:tcPr>
+            <w:tcBorders>
+              <w:bottom w:val="none" w:sz="0" w:space="0" w:color="000000"/>
+              <w:top w:val="none" w:sz="0" w:space="0" w:color="000000"/>
+              <w:left w:val="none" w:sz="0" w:space="0" w:color="000000"/>
+              <w:right w:val="none" w:sz="0" w:space="0" w:color="000000"/>
+            </w:tcBorders>
+            <w:shd w:val="clear" w:color="auto" w:fill="FFFFFF"/>
+            <w:tcMar>
+              <w:top w:w="0" w:type="dxa"/>
+              <w:bottom w:w="0" w:type="dxa"/>
+              <w:left w:w="0" w:type="dxa"/>
+              <w:right w:w="0" w:type="dxa"/>
+            </w:tcMar>
+            <w:vAlign w:val="center"/>
+          </w:tcPr>
+          <w:p>
+            <w:pPr>
+              <w:pStyle w:val="Normal"/>
+              <w:jc w:val="left"/>
+              <w:pBdr>
+                <w:bottom w:val="none" w:sz="0" w:space="0" w:color="000000"/>
+                <w:top w:val="none" w:sz="0" w:space="0" w:color="000000"/>
+                <w:left w:val="none" w:sz="0" w:space="0" w:color="000000"/>
+                <w:right w:val="none" w:sz="0" w:space="0" w:color="000000"/>
+              </w:pBdr>
+              <w:spacing w:after="100" w:before="100" w:line="240"/>
+              <w:ind w:left="100" w:right="100" w:firstLine="0" w:firstLineChars="0"/>
+              <w:rPr>
+                <w:rFonts w:ascii="Times New Roman" w:hAnsi="Times New Roman" w:eastAsia="Times New Roman" w:cs="Times New Roman"/>
+                <w:i w:val="false"/>
+                <w:b w:val="false"/>
+                <w:u w:val="none"/>
+                <w:strike w:val="false"/>
+                <w:sz w:val="12"/>
+                <w:szCs w:val="12"/>
+                <w:color w:val="000000"/>
+              </w:rPr>
+            </w:pPr>
+            <w:r>
+              <w:rPr>
+                <w:rFonts w:ascii="Times New Roman" w:hAnsi="Times New Roman" w:eastAsia="Times New Roman" w:cs="Times New Roman"/>
+                <w:i w:val="false"/>
+                <w:b w:val="false"/>
+                <w:u w:val="none"/>
+                <w:strike w:val="false"/>
+                <w:sz w:val="12"/>
+                <w:szCs w:val="12"/>
+                <w:color w:val="000000"/>
+              </w:rPr>
+              <w:t xml:space="preserve">0.051</w:t>
+            </w:r>
+          </w:p>
+        </w:tc>
+        <w:tc>
+          <w:tcPr>
+            <w:tcBorders>
+              <w:bottom w:val="none" w:sz="0" w:space="0" w:color="000000"/>
+              <w:top w:val="none" w:sz="0" w:space="0" w:color="000000"/>
+              <w:left w:val="none" w:sz="0" w:space="0" w:color="000000"/>
+              <w:right w:val="none" w:sz="0" w:space="0" w:color="000000"/>
+            </w:tcBorders>
+            <w:shd w:val="clear" w:color="auto" w:fill="FFFFFF"/>
+            <w:tcMar>
+              <w:top w:w="0" w:type="dxa"/>
+              <w:bottom w:w="0" w:type="dxa"/>
+              <w:left w:w="0" w:type="dxa"/>
+              <w:right w:w="0" w:type="dxa"/>
+            </w:tcMar>
+            <w:vAlign w:val="center"/>
+          </w:tcPr>
+          <w:p>
+            <w:pPr>
+              <w:pStyle w:val="Normal"/>
+              <w:jc w:val="left"/>
+              <w:pBdr>
+                <w:bottom w:val="none" w:sz="0" w:space="0" w:color="000000"/>
+                <w:top w:val="none" w:sz="0" w:space="0" w:color="000000"/>
+                <w:left w:val="none" w:sz="0" w:space="0" w:color="000000"/>
+                <w:right w:val="none" w:sz="0" w:space="0" w:color="000000"/>
+              </w:pBdr>
+              <w:spacing w:after="100" w:before="100" w:line="240"/>
+              <w:ind w:left="100" w:right="100" w:firstLine="0" w:firstLineChars="0"/>
+              <w:rPr>
+                <w:rFonts w:ascii="Times New Roman" w:hAnsi="Times New Roman" w:eastAsia="Times New Roman" w:cs="Times New Roman"/>
+                <w:i w:val="false"/>
+                <w:b w:val="false"/>
+                <w:u w:val="none"/>
+                <w:strike w:val="false"/>
+                <w:sz w:val="12"/>
+                <w:szCs w:val="12"/>
+                <w:color w:val="000000"/>
+              </w:rPr>
+            </w:pPr>
+            <w:r>
+              <w:rPr>
+                <w:rFonts w:ascii="Times New Roman" w:hAnsi="Times New Roman" w:eastAsia="Times New Roman" w:cs="Times New Roman"/>
+                <w:i w:val="false"/>
+                <w:b w:val="false"/>
+                <w:u w:val="none"/>
+                <w:strike w:val="false"/>
+                <w:sz w:val="12"/>
+                <w:szCs w:val="12"/>
+                <w:color w:val="000000"/>
+              </w:rPr>
+              <w:t xml:space="preserve">1.47 (1.07–2.01)</w:t>
+            </w:r>
+          </w:p>
+        </w:tc>
+        <w:tc>
+          <w:tcPr>
+            <w:tcBorders>
+              <w:bottom w:val="none" w:sz="0" w:space="0" w:color="000000"/>
+              <w:top w:val="none" w:sz="0" w:space="0" w:color="000000"/>
+              <w:left w:val="none" w:sz="0" w:space="0" w:color="000000"/>
+              <w:right w:val="none" w:sz="0" w:space="0" w:color="000000"/>
+            </w:tcBorders>
+            <w:shd w:val="clear" w:color="auto" w:fill="FFFFFF"/>
+            <w:tcMar>
+              <w:top w:w="0" w:type="dxa"/>
+              <w:bottom w:w="0" w:type="dxa"/>
+              <w:left w:w="0" w:type="dxa"/>
+              <w:right w:w="0" w:type="dxa"/>
+            </w:tcMar>
+            <w:vAlign w:val="center"/>
+          </w:tcPr>
+          <w:p>
+            <w:pPr>
+              <w:pStyle w:val="Normal"/>
+              <w:jc w:val="left"/>
+              <w:pBdr>
+                <w:bottom w:val="none" w:sz="0" w:space="0" w:color="000000"/>
+                <w:top w:val="none" w:sz="0" w:space="0" w:color="000000"/>
+                <w:left w:val="none" w:sz="0" w:space="0" w:color="000000"/>
+                <w:right w:val="none" w:sz="0" w:space="0" w:color="000000"/>
+              </w:pBdr>
+              <w:spacing w:after="100" w:before="100" w:line="240"/>
+              <w:ind w:left="100" w:right="100" w:firstLine="0" w:firstLineChars="0"/>
+              <w:rPr>
+                <w:rFonts w:ascii="Times New Roman" w:hAnsi="Times New Roman" w:eastAsia="Times New Roman" w:cs="Times New Roman"/>
+                <w:i w:val="false"/>
+                <w:b w:val="false"/>
+                <w:u w:val="none"/>
+                <w:strike w:val="false"/>
+                <w:sz w:val="12"/>
+                <w:szCs w:val="12"/>
+                <w:color w:val="000000"/>
+              </w:rPr>
+            </w:pPr>
+            <w:r>
+              <w:rPr>
+                <w:rFonts w:ascii="Times New Roman" w:hAnsi="Times New Roman" w:eastAsia="Times New Roman" w:cs="Times New Roman"/>
+                <w:i w:val="false"/>
+                <w:b w:val="false"/>
+                <w:u w:val="none"/>
+                <w:strike w:val="false"/>
+                <w:sz w:val="12"/>
+                <w:szCs w:val="12"/>
+                <w:color w:val="000000"/>
+              </w:rPr>
+              <w:t xml:space="preserve">0.016</w:t>
+            </w:r>
+          </w:p>
+        </w:tc>
+        <w:tc>
+          <w:tcPr>
+            <w:tcBorders>
+              <w:bottom w:val="none" w:sz="0" w:space="0" w:color="000000"/>
+              <w:top w:val="none" w:sz="0" w:space="0" w:color="000000"/>
+              <w:left w:val="none" w:sz="0" w:space="0" w:color="000000"/>
+              <w:right w:val="none" w:sz="0" w:space="0" w:color="000000"/>
+            </w:tcBorders>
+            <w:shd w:val="clear" w:color="auto" w:fill="FFFFFF"/>
+            <w:tcMar>
+              <w:top w:w="0" w:type="dxa"/>
+              <w:bottom w:w="0" w:type="dxa"/>
+              <w:left w:w="0" w:type="dxa"/>
+              <w:right w:w="0" w:type="dxa"/>
+            </w:tcMar>
+            <w:vAlign w:val="center"/>
+          </w:tcPr>
+          <w:p>
+            <w:pPr>
+              <w:pStyle w:val="Normal"/>
+              <w:jc w:val="left"/>
+              <w:pBdr>
+                <w:bottom w:val="none" w:sz="0" w:space="0" w:color="000000"/>
+                <w:top w:val="none" w:sz="0" w:space="0" w:color="000000"/>
+                <w:left w:val="none" w:sz="0" w:space="0" w:color="000000"/>
+                <w:right w:val="none" w:sz="0" w:space="0" w:color="000000"/>
+              </w:pBdr>
+              <w:spacing w:after="100" w:before="100" w:line="240"/>
+              <w:ind w:left="100" w:right="100" w:firstLine="0" w:firstLineChars="0"/>
+              <w:rPr>
+                <w:rFonts w:ascii="Times New Roman" w:hAnsi="Times New Roman" w:eastAsia="Times New Roman" w:cs="Times New Roman"/>
+                <w:i w:val="false"/>
+                <w:b w:val="false"/>
+                <w:u w:val="none"/>
+                <w:strike w:val="false"/>
+                <w:sz w:val="12"/>
+                <w:szCs w:val="12"/>
+                <w:color w:val="000000"/>
+              </w:rPr>
+            </w:pPr>
+            <w:r>
+              <w:rPr>
+                <w:rFonts w:ascii="Times New Roman" w:hAnsi="Times New Roman" w:eastAsia="Times New Roman" w:cs="Times New Roman"/>
+                <w:i w:val="false"/>
+                <w:b w:val="false"/>
+                <w:u w:val="none"/>
+                <w:strike w:val="false"/>
+                <w:sz w:val="12"/>
+                <w:szCs w:val="12"/>
+                <w:color w:val="000000"/>
+              </w:rPr>
+              <w:t xml:space="preserve">0.144</w:t>
             </w:r>
           </w:p>
         </w:tc>
@@ -11429,117 +11429,117 @@
                 <w:szCs w:val="12"/>
                 <w:color w:val="000000"/>
               </w:rPr>
-              <w:t xml:space="preserve">2.23 (1.18–4.20)</w:t>
-            </w:r>
-          </w:p>
-        </w:tc>
-        <w:tc>
-          <w:tcPr>
-            <w:tcBorders>
-              <w:bottom w:val="none" w:sz="0" w:space="0" w:color="000000"/>
-              <w:top w:val="none" w:sz="0" w:space="0" w:color="000000"/>
-              <w:left w:val="none" w:sz="0" w:space="0" w:color="000000"/>
-              <w:right w:val="none" w:sz="0" w:space="0" w:color="000000"/>
-            </w:tcBorders>
-            <w:shd w:val="clear" w:color="auto" w:fill="FFFFFF"/>
-            <w:tcMar>
-              <w:top w:w="0" w:type="dxa"/>
-              <w:bottom w:w="0" w:type="dxa"/>
-              <w:left w:w="0" w:type="dxa"/>
-              <w:right w:w="0" w:type="dxa"/>
-            </w:tcMar>
-            <w:vAlign w:val="center"/>
-          </w:tcPr>
-          <w:p>
-            <w:pPr>
-              <w:pStyle w:val="Normal"/>
-              <w:jc w:val="left"/>
-              <w:pBdr>
-                <w:bottom w:val="none" w:sz="0" w:space="0" w:color="000000"/>
-                <w:top w:val="none" w:sz="0" w:space="0" w:color="000000"/>
-                <w:left w:val="none" w:sz="0" w:space="0" w:color="000000"/>
-                <w:right w:val="none" w:sz="0" w:space="0" w:color="000000"/>
-              </w:pBdr>
-              <w:spacing w:after="100" w:before="100" w:line="240"/>
-              <w:ind w:left="100" w:right="100" w:firstLine="0" w:firstLineChars="0"/>
-              <w:rPr>
-                <w:rFonts w:ascii="Times New Roman" w:hAnsi="Times New Roman" w:eastAsia="Times New Roman" w:cs="Times New Roman"/>
-                <w:i w:val="false"/>
-                <w:b w:val="false"/>
-                <w:u w:val="none"/>
-                <w:strike w:val="false"/>
-                <w:sz w:val="12"/>
-                <w:szCs w:val="12"/>
-                <w:color w:val="000000"/>
-              </w:rPr>
-            </w:pPr>
-            <w:r>
-              <w:rPr>
-                <w:rFonts w:ascii="Times New Roman" w:hAnsi="Times New Roman" w:eastAsia="Times New Roman" w:cs="Times New Roman"/>
-                <w:i w:val="false"/>
-                <w:b w:val="false"/>
-                <w:u w:val="none"/>
-                <w:strike w:val="false"/>
-                <w:sz w:val="12"/>
-                <w:szCs w:val="12"/>
-                <w:color w:val="000000"/>
-              </w:rPr>
-              <w:t xml:space="preserve">0.013</w:t>
-            </w:r>
-          </w:p>
-        </w:tc>
-        <w:tc>
-          <w:tcPr>
-            <w:tcBorders>
-              <w:bottom w:val="none" w:sz="0" w:space="0" w:color="000000"/>
-              <w:top w:val="none" w:sz="0" w:space="0" w:color="000000"/>
-              <w:left w:val="none" w:sz="0" w:space="0" w:color="000000"/>
-              <w:right w:val="none" w:sz="0" w:space="0" w:color="000000"/>
-            </w:tcBorders>
-            <w:shd w:val="clear" w:color="auto" w:fill="FFFFFF"/>
-            <w:tcMar>
-              <w:top w:w="0" w:type="dxa"/>
-              <w:bottom w:w="0" w:type="dxa"/>
-              <w:left w:w="0" w:type="dxa"/>
-              <w:right w:w="0" w:type="dxa"/>
-            </w:tcMar>
-            <w:vAlign w:val="center"/>
-          </w:tcPr>
-          <w:p>
-            <w:pPr>
-              <w:pStyle w:val="Normal"/>
-              <w:jc w:val="left"/>
-              <w:pBdr>
-                <w:bottom w:val="none" w:sz="0" w:space="0" w:color="000000"/>
-                <w:top w:val="none" w:sz="0" w:space="0" w:color="000000"/>
-                <w:left w:val="none" w:sz="0" w:space="0" w:color="000000"/>
-                <w:right w:val="none" w:sz="0" w:space="0" w:color="000000"/>
-              </w:pBdr>
-              <w:spacing w:after="100" w:before="100" w:line="240"/>
-              <w:ind w:left="100" w:right="100" w:firstLine="0" w:firstLineChars="0"/>
-              <w:rPr>
-                <w:rFonts w:ascii="Times New Roman" w:hAnsi="Times New Roman" w:eastAsia="Times New Roman" w:cs="Times New Roman"/>
-                <w:i w:val="false"/>
-                <w:b w:val="false"/>
-                <w:u w:val="none"/>
-                <w:strike w:val="false"/>
-                <w:sz w:val="12"/>
-                <w:szCs w:val="12"/>
-                <w:color w:val="000000"/>
-              </w:rPr>
-            </w:pPr>
-            <w:r>
-              <w:rPr>
-                <w:rFonts w:ascii="Times New Roman" w:hAnsi="Times New Roman" w:eastAsia="Times New Roman" w:cs="Times New Roman"/>
-                <w:i w:val="false"/>
-                <w:b w:val="false"/>
-                <w:u w:val="none"/>
-                <w:strike w:val="false"/>
-                <w:sz w:val="12"/>
-                <w:szCs w:val="12"/>
-                <w:color w:val="000000"/>
-              </w:rPr>
-              <w:t xml:space="preserve">0.282</w:t>
+              <w:t xml:space="preserve">1.58 (1.09–2.28)</w:t>
+            </w:r>
+          </w:p>
+        </w:tc>
+        <w:tc>
+          <w:tcPr>
+            <w:tcBorders>
+              <w:bottom w:val="none" w:sz="0" w:space="0" w:color="000000"/>
+              <w:top w:val="none" w:sz="0" w:space="0" w:color="000000"/>
+              <w:left w:val="none" w:sz="0" w:space="0" w:color="000000"/>
+              <w:right w:val="none" w:sz="0" w:space="0" w:color="000000"/>
+            </w:tcBorders>
+            <w:shd w:val="clear" w:color="auto" w:fill="FFFFFF"/>
+            <w:tcMar>
+              <w:top w:w="0" w:type="dxa"/>
+              <w:bottom w:w="0" w:type="dxa"/>
+              <w:left w:w="0" w:type="dxa"/>
+              <w:right w:w="0" w:type="dxa"/>
+            </w:tcMar>
+            <w:vAlign w:val="center"/>
+          </w:tcPr>
+          <w:p>
+            <w:pPr>
+              <w:pStyle w:val="Normal"/>
+              <w:jc w:val="left"/>
+              <w:pBdr>
+                <w:bottom w:val="none" w:sz="0" w:space="0" w:color="000000"/>
+                <w:top w:val="none" w:sz="0" w:space="0" w:color="000000"/>
+                <w:left w:val="none" w:sz="0" w:space="0" w:color="000000"/>
+                <w:right w:val="none" w:sz="0" w:space="0" w:color="000000"/>
+              </w:pBdr>
+              <w:spacing w:after="100" w:before="100" w:line="240"/>
+              <w:ind w:left="100" w:right="100" w:firstLine="0" w:firstLineChars="0"/>
+              <w:rPr>
+                <w:rFonts w:ascii="Times New Roman" w:hAnsi="Times New Roman" w:eastAsia="Times New Roman" w:cs="Times New Roman"/>
+                <w:i w:val="false"/>
+                <w:b w:val="false"/>
+                <w:u w:val="none"/>
+                <w:strike w:val="false"/>
+                <w:sz w:val="12"/>
+                <w:szCs w:val="12"/>
+                <w:color w:val="000000"/>
+              </w:rPr>
+            </w:pPr>
+            <w:r>
+              <w:rPr>
+                <w:rFonts w:ascii="Times New Roman" w:hAnsi="Times New Roman" w:eastAsia="Times New Roman" w:cs="Times New Roman"/>
+                <w:i w:val="false"/>
+                <w:b w:val="false"/>
+                <w:u w:val="none"/>
+                <w:strike w:val="false"/>
+                <w:sz w:val="12"/>
+                <w:szCs w:val="12"/>
+                <w:color w:val="000000"/>
+              </w:rPr>
+              <w:t xml:space="preserve">0.015</w:t>
+            </w:r>
+          </w:p>
+        </w:tc>
+        <w:tc>
+          <w:tcPr>
+            <w:tcBorders>
+              <w:bottom w:val="none" w:sz="0" w:space="0" w:color="000000"/>
+              <w:top w:val="none" w:sz="0" w:space="0" w:color="000000"/>
+              <w:left w:val="none" w:sz="0" w:space="0" w:color="000000"/>
+              <w:right w:val="none" w:sz="0" w:space="0" w:color="000000"/>
+            </w:tcBorders>
+            <w:shd w:val="clear" w:color="auto" w:fill="FFFFFF"/>
+            <w:tcMar>
+              <w:top w:w="0" w:type="dxa"/>
+              <w:bottom w:w="0" w:type="dxa"/>
+              <w:left w:w="0" w:type="dxa"/>
+              <w:right w:w="0" w:type="dxa"/>
+            </w:tcMar>
+            <w:vAlign w:val="center"/>
+          </w:tcPr>
+          <w:p>
+            <w:pPr>
+              <w:pStyle w:val="Normal"/>
+              <w:jc w:val="left"/>
+              <w:pBdr>
+                <w:bottom w:val="none" w:sz="0" w:space="0" w:color="000000"/>
+                <w:top w:val="none" w:sz="0" w:space="0" w:color="000000"/>
+                <w:left w:val="none" w:sz="0" w:space="0" w:color="000000"/>
+                <w:right w:val="none" w:sz="0" w:space="0" w:color="000000"/>
+              </w:pBdr>
+              <w:spacing w:after="100" w:before="100" w:line="240"/>
+              <w:ind w:left="100" w:right="100" w:firstLine="0" w:firstLineChars="0"/>
+              <w:rPr>
+                <w:rFonts w:ascii="Times New Roman" w:hAnsi="Times New Roman" w:eastAsia="Times New Roman" w:cs="Times New Roman"/>
+                <w:i w:val="false"/>
+                <w:b w:val="false"/>
+                <w:u w:val="none"/>
+                <w:strike w:val="false"/>
+                <w:sz w:val="12"/>
+                <w:szCs w:val="12"/>
+                <w:color w:val="000000"/>
+              </w:rPr>
+            </w:pPr>
+            <w:r>
+              <w:rPr>
+                <w:rFonts w:ascii="Times New Roman" w:hAnsi="Times New Roman" w:eastAsia="Times New Roman" w:cs="Times New Roman"/>
+                <w:i w:val="false"/>
+                <w:b w:val="false"/>
+                <w:u w:val="none"/>
+                <w:strike w:val="false"/>
+                <w:sz w:val="12"/>
+                <w:szCs w:val="12"/>
+                <w:color w:val="000000"/>
+              </w:rPr>
+              <w:t xml:space="preserve">0.371</w:t>
             </w:r>
           </w:p>
         </w:tc>
@@ -12479,282 +12479,282 @@
                 <w:szCs w:val="12"/>
                 <w:color w:val="000000"/>
               </w:rPr>
-              <w:t xml:space="preserve">0.82 (0.55–1.22)</w:t>
-            </w:r>
-          </w:p>
-        </w:tc>
-        <w:tc>
-          <w:tcPr>
-            <w:tcBorders>
-              <w:bottom w:val="none" w:sz="0" w:space="0" w:color="000000"/>
-              <w:top w:val="none" w:sz="0" w:space="0" w:color="000000"/>
-              <w:left w:val="none" w:sz="0" w:space="0" w:color="000000"/>
-              <w:right w:val="none" w:sz="0" w:space="0" w:color="000000"/>
-            </w:tcBorders>
-            <w:shd w:val="clear" w:color="auto" w:fill="FFFFFF"/>
-            <w:tcMar>
-              <w:top w:w="0" w:type="dxa"/>
-              <w:bottom w:w="0" w:type="dxa"/>
-              <w:left w:w="0" w:type="dxa"/>
-              <w:right w:w="0" w:type="dxa"/>
-            </w:tcMar>
-            <w:vAlign w:val="center"/>
-          </w:tcPr>
-          <w:p>
-            <w:pPr>
-              <w:pStyle w:val="Normal"/>
-              <w:jc w:val="left"/>
-              <w:pBdr>
-                <w:bottom w:val="none" w:sz="0" w:space="0" w:color="000000"/>
-                <w:top w:val="none" w:sz="0" w:space="0" w:color="000000"/>
-                <w:left w:val="none" w:sz="0" w:space="0" w:color="000000"/>
-                <w:right w:val="none" w:sz="0" w:space="0" w:color="000000"/>
-              </w:pBdr>
-              <w:spacing w:after="100" w:before="100" w:line="240"/>
-              <w:ind w:left="100" w:right="100" w:firstLine="0" w:firstLineChars="0"/>
-              <w:rPr>
-                <w:rFonts w:ascii="Times New Roman" w:hAnsi="Times New Roman" w:eastAsia="Times New Roman" w:cs="Times New Roman"/>
-                <w:i w:val="false"/>
-                <w:b w:val="false"/>
-                <w:u w:val="none"/>
-                <w:strike w:val="false"/>
-                <w:sz w:val="12"/>
-                <w:szCs w:val="12"/>
-                <w:color w:val="000000"/>
-              </w:rPr>
-            </w:pPr>
-            <w:r>
-              <w:rPr>
-                <w:rFonts w:ascii="Times New Roman" w:hAnsi="Times New Roman" w:eastAsia="Times New Roman" w:cs="Times New Roman"/>
-                <w:i w:val="false"/>
-                <w:b w:val="false"/>
-                <w:u w:val="none"/>
-                <w:strike w:val="false"/>
-                <w:sz w:val="12"/>
-                <w:szCs w:val="12"/>
-                <w:color w:val="000000"/>
-              </w:rPr>
-              <w:t xml:space="preserve">0.326</w:t>
-            </w:r>
-          </w:p>
-        </w:tc>
-        <w:tc>
-          <w:tcPr>
-            <w:tcBorders>
-              <w:bottom w:val="none" w:sz="0" w:space="0" w:color="000000"/>
-              <w:top w:val="none" w:sz="0" w:space="0" w:color="000000"/>
-              <w:left w:val="none" w:sz="0" w:space="0" w:color="000000"/>
-              <w:right w:val="none" w:sz="0" w:space="0" w:color="000000"/>
-            </w:tcBorders>
-            <w:shd w:val="clear" w:color="auto" w:fill="FFFFFF"/>
-            <w:tcMar>
-              <w:top w:w="0" w:type="dxa"/>
-              <w:bottom w:w="0" w:type="dxa"/>
-              <w:left w:w="0" w:type="dxa"/>
-              <w:right w:w="0" w:type="dxa"/>
-            </w:tcMar>
-            <w:vAlign w:val="center"/>
-          </w:tcPr>
-          <w:p>
-            <w:pPr>
-              <w:pStyle w:val="Normal"/>
-              <w:jc w:val="left"/>
-              <w:pBdr>
-                <w:bottom w:val="none" w:sz="0" w:space="0" w:color="000000"/>
-                <w:top w:val="none" w:sz="0" w:space="0" w:color="000000"/>
-                <w:left w:val="none" w:sz="0" w:space="0" w:color="000000"/>
-                <w:right w:val="none" w:sz="0" w:space="0" w:color="000000"/>
-              </w:pBdr>
-              <w:spacing w:after="100" w:before="100" w:line="240"/>
-              <w:ind w:left="100" w:right="100" w:firstLine="0" w:firstLineChars="0"/>
-              <w:rPr>
-                <w:rFonts w:ascii="Times New Roman" w:hAnsi="Times New Roman" w:eastAsia="Times New Roman" w:cs="Times New Roman"/>
-                <w:i w:val="false"/>
-                <w:b w:val="false"/>
-                <w:u w:val="none"/>
-                <w:strike w:val="false"/>
-                <w:sz w:val="12"/>
-                <w:szCs w:val="12"/>
-                <w:color w:val="000000"/>
-              </w:rPr>
-            </w:pPr>
-            <w:r>
-              <w:rPr>
-                <w:rFonts w:ascii="Times New Roman" w:hAnsi="Times New Roman" w:eastAsia="Times New Roman" w:cs="Times New Roman"/>
-                <w:i w:val="false"/>
-                <w:b w:val="false"/>
-                <w:u w:val="none"/>
-                <w:strike w:val="false"/>
-                <w:sz w:val="12"/>
-                <w:szCs w:val="12"/>
-                <w:color w:val="000000"/>
-              </w:rPr>
-              <w:t xml:space="preserve">0.394</w:t>
-            </w:r>
-          </w:p>
-        </w:tc>
-        <w:tc>
-          <w:tcPr>
-            <w:tcBorders>
-              <w:bottom w:val="none" w:sz="0" w:space="0" w:color="000000"/>
-              <w:top w:val="none" w:sz="0" w:space="0" w:color="000000"/>
-              <w:left w:val="none" w:sz="0" w:space="0" w:color="000000"/>
-              <w:right w:val="none" w:sz="0" w:space="0" w:color="000000"/>
-            </w:tcBorders>
-            <w:shd w:val="clear" w:color="auto" w:fill="FFFFFF"/>
-            <w:tcMar>
-              <w:top w:w="0" w:type="dxa"/>
-              <w:bottom w:w="0" w:type="dxa"/>
-              <w:left w:w="0" w:type="dxa"/>
-              <w:right w:w="0" w:type="dxa"/>
-            </w:tcMar>
-            <w:vAlign w:val="center"/>
-          </w:tcPr>
-          <w:p>
-            <w:pPr>
-              <w:pStyle w:val="Normal"/>
-              <w:jc w:val="left"/>
-              <w:pBdr>
-                <w:bottom w:val="none" w:sz="0" w:space="0" w:color="000000"/>
-                <w:top w:val="none" w:sz="0" w:space="0" w:color="000000"/>
-                <w:left w:val="none" w:sz="0" w:space="0" w:color="000000"/>
-                <w:right w:val="none" w:sz="0" w:space="0" w:color="000000"/>
-              </w:pBdr>
-              <w:spacing w:after="100" w:before="100" w:line="240"/>
-              <w:ind w:left="100" w:right="100" w:firstLine="0" w:firstLineChars="0"/>
-              <w:rPr>
-                <w:rFonts w:ascii="Times New Roman" w:hAnsi="Times New Roman" w:eastAsia="Times New Roman" w:cs="Times New Roman"/>
-                <w:i w:val="false"/>
-                <w:b w:val="false"/>
-                <w:u w:val="none"/>
-                <w:strike w:val="false"/>
-                <w:sz w:val="12"/>
-                <w:szCs w:val="12"/>
-                <w:color w:val="000000"/>
-              </w:rPr>
-            </w:pPr>
-            <w:r>
-              <w:rPr>
-                <w:rFonts w:ascii="Times New Roman" w:hAnsi="Times New Roman" w:eastAsia="Times New Roman" w:cs="Times New Roman"/>
-                <w:i w:val="false"/>
-                <w:b w:val="false"/>
-                <w:u w:val="none"/>
-                <w:strike w:val="false"/>
-                <w:sz w:val="12"/>
-                <w:szCs w:val="12"/>
-                <w:color w:val="000000"/>
-              </w:rPr>
-              <w:t xml:space="preserve">0.70 (0.38–1.29)</w:t>
-            </w:r>
-          </w:p>
-        </w:tc>
-        <w:tc>
-          <w:tcPr>
-            <w:tcBorders>
-              <w:bottom w:val="none" w:sz="0" w:space="0" w:color="000000"/>
-              <w:top w:val="none" w:sz="0" w:space="0" w:color="000000"/>
-              <w:left w:val="none" w:sz="0" w:space="0" w:color="000000"/>
-              <w:right w:val="none" w:sz="0" w:space="0" w:color="000000"/>
-            </w:tcBorders>
-            <w:shd w:val="clear" w:color="auto" w:fill="FFFFFF"/>
-            <w:tcMar>
-              <w:top w:w="0" w:type="dxa"/>
-              <w:bottom w:w="0" w:type="dxa"/>
-              <w:left w:w="0" w:type="dxa"/>
-              <w:right w:w="0" w:type="dxa"/>
-            </w:tcMar>
-            <w:vAlign w:val="center"/>
-          </w:tcPr>
-          <w:p>
-            <w:pPr>
-              <w:pStyle w:val="Normal"/>
-              <w:jc w:val="left"/>
-              <w:pBdr>
-                <w:bottom w:val="none" w:sz="0" w:space="0" w:color="000000"/>
-                <w:top w:val="none" w:sz="0" w:space="0" w:color="000000"/>
-                <w:left w:val="none" w:sz="0" w:space="0" w:color="000000"/>
-                <w:right w:val="none" w:sz="0" w:space="0" w:color="000000"/>
-              </w:pBdr>
-              <w:spacing w:after="100" w:before="100" w:line="240"/>
-              <w:ind w:left="100" w:right="100" w:firstLine="0" w:firstLineChars="0"/>
-              <w:rPr>
-                <w:rFonts w:ascii="Times New Roman" w:hAnsi="Times New Roman" w:eastAsia="Times New Roman" w:cs="Times New Roman"/>
-                <w:i w:val="false"/>
-                <w:b w:val="false"/>
-                <w:u w:val="none"/>
-                <w:strike w:val="false"/>
-                <w:sz w:val="12"/>
-                <w:szCs w:val="12"/>
-                <w:color w:val="000000"/>
-              </w:rPr>
-            </w:pPr>
-            <w:r>
-              <w:rPr>
-                <w:rFonts w:ascii="Times New Roman" w:hAnsi="Times New Roman" w:eastAsia="Times New Roman" w:cs="Times New Roman"/>
-                <w:i w:val="false"/>
-                <w:b w:val="false"/>
-                <w:u w:val="none"/>
-                <w:strike w:val="false"/>
-                <w:sz w:val="12"/>
-                <w:szCs w:val="12"/>
-                <w:color w:val="000000"/>
-              </w:rPr>
-              <w:t xml:space="preserve">0.256</w:t>
-            </w:r>
-          </w:p>
-        </w:tc>
-        <w:tc>
-          <w:tcPr>
-            <w:tcBorders>
-              <w:bottom w:val="none" w:sz="0" w:space="0" w:color="000000"/>
-              <w:top w:val="none" w:sz="0" w:space="0" w:color="000000"/>
-              <w:left w:val="none" w:sz="0" w:space="0" w:color="000000"/>
-              <w:right w:val="none" w:sz="0" w:space="0" w:color="000000"/>
-            </w:tcBorders>
-            <w:shd w:val="clear" w:color="auto" w:fill="FFFFFF"/>
-            <w:tcMar>
-              <w:top w:w="0" w:type="dxa"/>
-              <w:bottom w:w="0" w:type="dxa"/>
-              <w:left w:w="0" w:type="dxa"/>
-              <w:right w:w="0" w:type="dxa"/>
-            </w:tcMar>
-            <w:vAlign w:val="center"/>
-          </w:tcPr>
-          <w:p>
-            <w:pPr>
-              <w:pStyle w:val="Normal"/>
-              <w:jc w:val="left"/>
-              <w:pBdr>
-                <w:bottom w:val="none" w:sz="0" w:space="0" w:color="000000"/>
-                <w:top w:val="none" w:sz="0" w:space="0" w:color="000000"/>
-                <w:left w:val="none" w:sz="0" w:space="0" w:color="000000"/>
-                <w:right w:val="none" w:sz="0" w:space="0" w:color="000000"/>
-              </w:pBdr>
-              <w:spacing w:after="100" w:before="100" w:line="240"/>
-              <w:ind w:left="100" w:right="100" w:firstLine="0" w:firstLineChars="0"/>
-              <w:rPr>
-                <w:rFonts w:ascii="Times New Roman" w:hAnsi="Times New Roman" w:eastAsia="Times New Roman" w:cs="Times New Roman"/>
-                <w:i w:val="false"/>
-                <w:b w:val="false"/>
-                <w:u w:val="none"/>
-                <w:strike w:val="false"/>
-                <w:sz w:val="12"/>
-                <w:szCs w:val="12"/>
-                <w:color w:val="000000"/>
-              </w:rPr>
-            </w:pPr>
-            <w:r>
-              <w:rPr>
-                <w:rFonts w:ascii="Times New Roman" w:hAnsi="Times New Roman" w:eastAsia="Times New Roman" w:cs="Times New Roman"/>
-                <w:i w:val="false"/>
-                <w:b w:val="false"/>
-                <w:u w:val="none"/>
-                <w:strike w:val="false"/>
-                <w:sz w:val="12"/>
-                <w:szCs w:val="12"/>
-                <w:color w:val="000000"/>
-              </w:rPr>
-              <w:t xml:space="preserve">0.385</w:t>
+              <w:t xml:space="preserve">0.88 (0.74–1.05)</w:t>
+            </w:r>
+          </w:p>
+        </w:tc>
+        <w:tc>
+          <w:tcPr>
+            <w:tcBorders>
+              <w:bottom w:val="none" w:sz="0" w:space="0" w:color="000000"/>
+              <w:top w:val="none" w:sz="0" w:space="0" w:color="000000"/>
+              <w:left w:val="none" w:sz="0" w:space="0" w:color="000000"/>
+              <w:right w:val="none" w:sz="0" w:space="0" w:color="000000"/>
+            </w:tcBorders>
+            <w:shd w:val="clear" w:color="auto" w:fill="FFFFFF"/>
+            <w:tcMar>
+              <w:top w:w="0" w:type="dxa"/>
+              <w:bottom w:w="0" w:type="dxa"/>
+              <w:left w:w="0" w:type="dxa"/>
+              <w:right w:w="0" w:type="dxa"/>
+            </w:tcMar>
+            <w:vAlign w:val="center"/>
+          </w:tcPr>
+          <w:p>
+            <w:pPr>
+              <w:pStyle w:val="Normal"/>
+              <w:jc w:val="left"/>
+              <w:pBdr>
+                <w:bottom w:val="none" w:sz="0" w:space="0" w:color="000000"/>
+                <w:top w:val="none" w:sz="0" w:space="0" w:color="000000"/>
+                <w:left w:val="none" w:sz="0" w:space="0" w:color="000000"/>
+                <w:right w:val="none" w:sz="0" w:space="0" w:color="000000"/>
+              </w:pBdr>
+              <w:spacing w:after="100" w:before="100" w:line="240"/>
+              <w:ind w:left="100" w:right="100" w:firstLine="0" w:firstLineChars="0"/>
+              <w:rPr>
+                <w:rFonts w:ascii="Times New Roman" w:hAnsi="Times New Roman" w:eastAsia="Times New Roman" w:cs="Times New Roman"/>
+                <w:i w:val="false"/>
+                <w:b w:val="false"/>
+                <w:u w:val="none"/>
+                <w:strike w:val="false"/>
+                <w:sz w:val="12"/>
+                <w:szCs w:val="12"/>
+                <w:color w:val="000000"/>
+              </w:rPr>
+            </w:pPr>
+            <w:r>
+              <w:rPr>
+                <w:rFonts w:ascii="Times New Roman" w:hAnsi="Times New Roman" w:eastAsia="Times New Roman" w:cs="Times New Roman"/>
+                <w:i w:val="false"/>
+                <w:b w:val="false"/>
+                <w:u w:val="none"/>
+                <w:strike w:val="false"/>
+                <w:sz w:val="12"/>
+                <w:szCs w:val="12"/>
+                <w:color w:val="000000"/>
+              </w:rPr>
+              <w:t xml:space="preserve">0.147</w:t>
+            </w:r>
+          </w:p>
+        </w:tc>
+        <w:tc>
+          <w:tcPr>
+            <w:tcBorders>
+              <w:bottom w:val="none" w:sz="0" w:space="0" w:color="000000"/>
+              <w:top w:val="none" w:sz="0" w:space="0" w:color="000000"/>
+              <w:left w:val="none" w:sz="0" w:space="0" w:color="000000"/>
+              <w:right w:val="none" w:sz="0" w:space="0" w:color="000000"/>
+            </w:tcBorders>
+            <w:shd w:val="clear" w:color="auto" w:fill="FFFFFF"/>
+            <w:tcMar>
+              <w:top w:w="0" w:type="dxa"/>
+              <w:bottom w:w="0" w:type="dxa"/>
+              <w:left w:w="0" w:type="dxa"/>
+              <w:right w:w="0" w:type="dxa"/>
+            </w:tcMar>
+            <w:vAlign w:val="center"/>
+          </w:tcPr>
+          <w:p>
+            <w:pPr>
+              <w:pStyle w:val="Normal"/>
+              <w:jc w:val="left"/>
+              <w:pBdr>
+                <w:bottom w:val="none" w:sz="0" w:space="0" w:color="000000"/>
+                <w:top w:val="none" w:sz="0" w:space="0" w:color="000000"/>
+                <w:left w:val="none" w:sz="0" w:space="0" w:color="000000"/>
+                <w:right w:val="none" w:sz="0" w:space="0" w:color="000000"/>
+              </w:pBdr>
+              <w:spacing w:after="100" w:before="100" w:line="240"/>
+              <w:ind w:left="100" w:right="100" w:firstLine="0" w:firstLineChars="0"/>
+              <w:rPr>
+                <w:rFonts w:ascii="Times New Roman" w:hAnsi="Times New Roman" w:eastAsia="Times New Roman" w:cs="Times New Roman"/>
+                <w:i w:val="false"/>
+                <w:b w:val="false"/>
+                <w:u w:val="none"/>
+                <w:strike w:val="false"/>
+                <w:sz w:val="12"/>
+                <w:szCs w:val="12"/>
+                <w:color w:val="000000"/>
+              </w:rPr>
+            </w:pPr>
+            <w:r>
+              <w:rPr>
+                <w:rFonts w:ascii="Times New Roman" w:hAnsi="Times New Roman" w:eastAsia="Times New Roman" w:cs="Times New Roman"/>
+                <w:i w:val="false"/>
+                <w:b w:val="false"/>
+                <w:u w:val="none"/>
+                <w:strike w:val="false"/>
+                <w:sz w:val="12"/>
+                <w:szCs w:val="12"/>
+                <w:color w:val="000000"/>
+              </w:rPr>
+              <w:t xml:space="preserve">0.331</w:t>
+            </w:r>
+          </w:p>
+        </w:tc>
+        <w:tc>
+          <w:tcPr>
+            <w:tcBorders>
+              <w:bottom w:val="none" w:sz="0" w:space="0" w:color="000000"/>
+              <w:top w:val="none" w:sz="0" w:space="0" w:color="000000"/>
+              <w:left w:val="none" w:sz="0" w:space="0" w:color="000000"/>
+              <w:right w:val="none" w:sz="0" w:space="0" w:color="000000"/>
+            </w:tcBorders>
+            <w:shd w:val="clear" w:color="auto" w:fill="FFFFFF"/>
+            <w:tcMar>
+              <w:top w:w="0" w:type="dxa"/>
+              <w:bottom w:w="0" w:type="dxa"/>
+              <w:left w:w="0" w:type="dxa"/>
+              <w:right w:w="0" w:type="dxa"/>
+            </w:tcMar>
+            <w:vAlign w:val="center"/>
+          </w:tcPr>
+          <w:p>
+            <w:pPr>
+              <w:pStyle w:val="Normal"/>
+              <w:jc w:val="left"/>
+              <w:pBdr>
+                <w:bottom w:val="none" w:sz="0" w:space="0" w:color="000000"/>
+                <w:top w:val="none" w:sz="0" w:space="0" w:color="000000"/>
+                <w:left w:val="none" w:sz="0" w:space="0" w:color="000000"/>
+                <w:right w:val="none" w:sz="0" w:space="0" w:color="000000"/>
+              </w:pBdr>
+              <w:spacing w:after="100" w:before="100" w:line="240"/>
+              <w:ind w:left="100" w:right="100" w:firstLine="0" w:firstLineChars="0"/>
+              <w:rPr>
+                <w:rFonts w:ascii="Times New Roman" w:hAnsi="Times New Roman" w:eastAsia="Times New Roman" w:cs="Times New Roman"/>
+                <w:i w:val="false"/>
+                <w:b w:val="false"/>
+                <w:u w:val="none"/>
+                <w:strike w:val="false"/>
+                <w:sz w:val="12"/>
+                <w:szCs w:val="12"/>
+                <w:color w:val="000000"/>
+              </w:rPr>
+            </w:pPr>
+            <w:r>
+              <w:rPr>
+                <w:rFonts w:ascii="Times New Roman" w:hAnsi="Times New Roman" w:eastAsia="Times New Roman" w:cs="Times New Roman"/>
+                <w:i w:val="false"/>
+                <w:b w:val="false"/>
+                <w:u w:val="none"/>
+                <w:strike w:val="false"/>
+                <w:sz w:val="12"/>
+                <w:szCs w:val="12"/>
+                <w:color w:val="000000"/>
+              </w:rPr>
+              <w:t xml:space="preserve">0.89 (0.70–1.15)</w:t>
+            </w:r>
+          </w:p>
+        </w:tc>
+        <w:tc>
+          <w:tcPr>
+            <w:tcBorders>
+              <w:bottom w:val="none" w:sz="0" w:space="0" w:color="000000"/>
+              <w:top w:val="none" w:sz="0" w:space="0" w:color="000000"/>
+              <w:left w:val="none" w:sz="0" w:space="0" w:color="000000"/>
+              <w:right w:val="none" w:sz="0" w:space="0" w:color="000000"/>
+            </w:tcBorders>
+            <w:shd w:val="clear" w:color="auto" w:fill="FFFFFF"/>
+            <w:tcMar>
+              <w:top w:w="0" w:type="dxa"/>
+              <w:bottom w:w="0" w:type="dxa"/>
+              <w:left w:w="0" w:type="dxa"/>
+              <w:right w:w="0" w:type="dxa"/>
+            </w:tcMar>
+            <w:vAlign w:val="center"/>
+          </w:tcPr>
+          <w:p>
+            <w:pPr>
+              <w:pStyle w:val="Normal"/>
+              <w:jc w:val="left"/>
+              <w:pBdr>
+                <w:bottom w:val="none" w:sz="0" w:space="0" w:color="000000"/>
+                <w:top w:val="none" w:sz="0" w:space="0" w:color="000000"/>
+                <w:left w:val="none" w:sz="0" w:space="0" w:color="000000"/>
+                <w:right w:val="none" w:sz="0" w:space="0" w:color="000000"/>
+              </w:pBdr>
+              <w:spacing w:after="100" w:before="100" w:line="240"/>
+              <w:ind w:left="100" w:right="100" w:firstLine="0" w:firstLineChars="0"/>
+              <w:rPr>
+                <w:rFonts w:ascii="Times New Roman" w:hAnsi="Times New Roman" w:eastAsia="Times New Roman" w:cs="Times New Roman"/>
+                <w:i w:val="false"/>
+                <w:b w:val="false"/>
+                <w:u w:val="none"/>
+                <w:strike w:val="false"/>
+                <w:sz w:val="12"/>
+                <w:szCs w:val="12"/>
+                <w:color w:val="000000"/>
+              </w:rPr>
+            </w:pPr>
+            <w:r>
+              <w:rPr>
+                <w:rFonts w:ascii="Times New Roman" w:hAnsi="Times New Roman" w:eastAsia="Times New Roman" w:cs="Times New Roman"/>
+                <w:i w:val="false"/>
+                <w:b w:val="false"/>
+                <w:u w:val="none"/>
+                <w:strike w:val="false"/>
+                <w:sz w:val="12"/>
+                <w:szCs w:val="12"/>
+                <w:color w:val="000000"/>
+              </w:rPr>
+              <w:t xml:space="preserve">0.380</w:t>
+            </w:r>
+          </w:p>
+        </w:tc>
+        <w:tc>
+          <w:tcPr>
+            <w:tcBorders>
+              <w:bottom w:val="none" w:sz="0" w:space="0" w:color="000000"/>
+              <w:top w:val="none" w:sz="0" w:space="0" w:color="000000"/>
+              <w:left w:val="none" w:sz="0" w:space="0" w:color="000000"/>
+              <w:right w:val="none" w:sz="0" w:space="0" w:color="000000"/>
+            </w:tcBorders>
+            <w:shd w:val="clear" w:color="auto" w:fill="FFFFFF"/>
+            <w:tcMar>
+              <w:top w:w="0" w:type="dxa"/>
+              <w:bottom w:w="0" w:type="dxa"/>
+              <w:left w:w="0" w:type="dxa"/>
+              <w:right w:w="0" w:type="dxa"/>
+            </w:tcMar>
+            <w:vAlign w:val="center"/>
+          </w:tcPr>
+          <w:p>
+            <w:pPr>
+              <w:pStyle w:val="Normal"/>
+              <w:jc w:val="left"/>
+              <w:pBdr>
+                <w:bottom w:val="none" w:sz="0" w:space="0" w:color="000000"/>
+                <w:top w:val="none" w:sz="0" w:space="0" w:color="000000"/>
+                <w:left w:val="none" w:sz="0" w:space="0" w:color="000000"/>
+                <w:right w:val="none" w:sz="0" w:space="0" w:color="000000"/>
+              </w:pBdr>
+              <w:spacing w:after="100" w:before="100" w:line="240"/>
+              <w:ind w:left="100" w:right="100" w:firstLine="0" w:firstLineChars="0"/>
+              <w:rPr>
+                <w:rFonts w:ascii="Times New Roman" w:hAnsi="Times New Roman" w:eastAsia="Times New Roman" w:cs="Times New Roman"/>
+                <w:i w:val="false"/>
+                <w:b w:val="false"/>
+                <w:u w:val="none"/>
+                <w:strike w:val="false"/>
+                <w:sz w:val="12"/>
+                <w:szCs w:val="12"/>
+                <w:color w:val="000000"/>
+              </w:rPr>
+            </w:pPr>
+            <w:r>
+              <w:rPr>
+                <w:rFonts w:ascii="Times New Roman" w:hAnsi="Times New Roman" w:eastAsia="Times New Roman" w:cs="Times New Roman"/>
+                <w:i w:val="false"/>
+                <w:b w:val="false"/>
+                <w:u w:val="none"/>
+                <w:strike w:val="false"/>
+                <w:sz w:val="12"/>
+                <w:szCs w:val="12"/>
+                <w:color w:val="000000"/>
+              </w:rPr>
+              <w:t xml:space="preserve">0.489</w:t>
             </w:r>
           </w:p>
         </w:tc>
@@ -12919,62 +12919,282 @@
                 <w:szCs w:val="12"/>
                 <w:color w:val="000000"/>
               </w:rPr>
-              <w:t xml:space="preserve">0.72 (0.38–1.36)</w:t>
-            </w:r>
-          </w:p>
-        </w:tc>
-        <w:tc>
-          <w:tcPr>
-            <w:tcBorders>
-              <w:bottom w:val="none" w:sz="0" w:space="0" w:color="000000"/>
-              <w:top w:val="none" w:sz="0" w:space="0" w:color="000000"/>
-              <w:left w:val="none" w:sz="0" w:space="0" w:color="000000"/>
-              <w:right w:val="none" w:sz="0" w:space="0" w:color="000000"/>
-            </w:tcBorders>
-            <w:shd w:val="clear" w:color="auto" w:fill="FFFFFF"/>
-            <w:tcMar>
-              <w:top w:w="0" w:type="dxa"/>
-              <w:bottom w:w="0" w:type="dxa"/>
-              <w:left w:w="0" w:type="dxa"/>
-              <w:right w:w="0" w:type="dxa"/>
-            </w:tcMar>
-            <w:vAlign w:val="center"/>
-          </w:tcPr>
-          <w:p>
-            <w:pPr>
-              <w:pStyle w:val="Normal"/>
-              <w:jc w:val="left"/>
-              <w:pBdr>
-                <w:bottom w:val="none" w:sz="0" w:space="0" w:color="000000"/>
-                <w:top w:val="none" w:sz="0" w:space="0" w:color="000000"/>
-                <w:left w:val="none" w:sz="0" w:space="0" w:color="000000"/>
-                <w:right w:val="none" w:sz="0" w:space="0" w:color="000000"/>
-              </w:pBdr>
-              <w:spacing w:after="100" w:before="100" w:line="240"/>
-              <w:ind w:left="100" w:right="100" w:firstLine="0" w:firstLineChars="0"/>
-              <w:rPr>
-                <w:rFonts w:ascii="Times New Roman" w:hAnsi="Times New Roman" w:eastAsia="Times New Roman" w:cs="Times New Roman"/>
-                <w:i w:val="false"/>
-                <w:b w:val="false"/>
-                <w:u w:val="none"/>
-                <w:strike w:val="false"/>
-                <w:sz w:val="12"/>
-                <w:szCs w:val="12"/>
-                <w:color w:val="000000"/>
-              </w:rPr>
-            </w:pPr>
-            <w:r>
-              <w:rPr>
-                <w:rFonts w:ascii="Times New Roman" w:hAnsi="Times New Roman" w:eastAsia="Times New Roman" w:cs="Times New Roman"/>
-                <w:i w:val="false"/>
-                <w:b w:val="false"/>
-                <w:u w:val="none"/>
-                <w:strike w:val="false"/>
-                <w:sz w:val="12"/>
-                <w:szCs w:val="12"/>
-                <w:color w:val="000000"/>
-              </w:rPr>
-              <w:t xml:space="preserve">0.306</w:t>
+              <w:t xml:space="preserve">0.86 (0.66–1.12)</w:t>
+            </w:r>
+          </w:p>
+        </w:tc>
+        <w:tc>
+          <w:tcPr>
+            <w:tcBorders>
+              <w:bottom w:val="none" w:sz="0" w:space="0" w:color="000000"/>
+              <w:top w:val="none" w:sz="0" w:space="0" w:color="000000"/>
+              <w:left w:val="none" w:sz="0" w:space="0" w:color="000000"/>
+              <w:right w:val="none" w:sz="0" w:space="0" w:color="000000"/>
+            </w:tcBorders>
+            <w:shd w:val="clear" w:color="auto" w:fill="FFFFFF"/>
+            <w:tcMar>
+              <w:top w:w="0" w:type="dxa"/>
+              <w:bottom w:w="0" w:type="dxa"/>
+              <w:left w:w="0" w:type="dxa"/>
+              <w:right w:w="0" w:type="dxa"/>
+            </w:tcMar>
+            <w:vAlign w:val="center"/>
+          </w:tcPr>
+          <w:p>
+            <w:pPr>
+              <w:pStyle w:val="Normal"/>
+              <w:jc w:val="left"/>
+              <w:pBdr>
+                <w:bottom w:val="none" w:sz="0" w:space="0" w:color="000000"/>
+                <w:top w:val="none" w:sz="0" w:space="0" w:color="000000"/>
+                <w:left w:val="none" w:sz="0" w:space="0" w:color="000000"/>
+                <w:right w:val="none" w:sz="0" w:space="0" w:color="000000"/>
+              </w:pBdr>
+              <w:spacing w:after="100" w:before="100" w:line="240"/>
+              <w:ind w:left="100" w:right="100" w:firstLine="0" w:firstLineChars="0"/>
+              <w:rPr>
+                <w:rFonts w:ascii="Times New Roman" w:hAnsi="Times New Roman" w:eastAsia="Times New Roman" w:cs="Times New Roman"/>
+                <w:i w:val="false"/>
+                <w:b w:val="false"/>
+                <w:u w:val="none"/>
+                <w:strike w:val="false"/>
+                <w:sz w:val="12"/>
+                <w:szCs w:val="12"/>
+                <w:color w:val="000000"/>
+              </w:rPr>
+            </w:pPr>
+            <w:r>
+              <w:rPr>
+                <w:rFonts w:ascii="Times New Roman" w:hAnsi="Times New Roman" w:eastAsia="Times New Roman" w:cs="Times New Roman"/>
+                <w:i w:val="false"/>
+                <w:b w:val="false"/>
+                <w:u w:val="none"/>
+                <w:strike w:val="false"/>
+                <w:sz w:val="12"/>
+                <w:szCs w:val="12"/>
+                <w:color w:val="000000"/>
+              </w:rPr>
+              <w:t xml:space="preserve">0.251</w:t>
+            </w:r>
+          </w:p>
+        </w:tc>
+        <w:tc>
+          <w:tcPr>
+            <w:tcBorders>
+              <w:bottom w:val="none" w:sz="0" w:space="0" w:color="000000"/>
+              <w:top w:val="none" w:sz="0" w:space="0" w:color="000000"/>
+              <w:left w:val="none" w:sz="0" w:space="0" w:color="000000"/>
+              <w:right w:val="none" w:sz="0" w:space="0" w:color="000000"/>
+            </w:tcBorders>
+            <w:shd w:val="clear" w:color="auto" w:fill="FFFFFF"/>
+            <w:tcMar>
+              <w:top w:w="0" w:type="dxa"/>
+              <w:bottom w:w="0" w:type="dxa"/>
+              <w:left w:w="0" w:type="dxa"/>
+              <w:right w:w="0" w:type="dxa"/>
+            </w:tcMar>
+            <w:vAlign w:val="center"/>
+          </w:tcPr>
+          <w:p>
+            <w:pPr>
+              <w:pStyle w:val="Normal"/>
+              <w:jc w:val="left"/>
+              <w:pBdr>
+                <w:bottom w:val="none" w:sz="0" w:space="0" w:color="000000"/>
+                <w:top w:val="none" w:sz="0" w:space="0" w:color="000000"/>
+                <w:left w:val="none" w:sz="0" w:space="0" w:color="000000"/>
+                <w:right w:val="none" w:sz="0" w:space="0" w:color="000000"/>
+              </w:pBdr>
+              <w:spacing w:after="100" w:before="100" w:line="240"/>
+              <w:ind w:left="100" w:right="100" w:firstLine="0" w:firstLineChars="0"/>
+              <w:rPr>
+                <w:rFonts w:ascii="Times New Roman" w:hAnsi="Times New Roman" w:eastAsia="Times New Roman" w:cs="Times New Roman"/>
+                <w:i w:val="false"/>
+                <w:b w:val="false"/>
+                <w:u w:val="none"/>
+                <w:strike w:val="false"/>
+                <w:sz w:val="12"/>
+                <w:szCs w:val="12"/>
+                <w:color w:val="000000"/>
+              </w:rPr>
+            </w:pPr>
+            <w:r>
+              <w:rPr>
+                <w:rFonts w:ascii="Times New Roman" w:hAnsi="Times New Roman" w:eastAsia="Times New Roman" w:cs="Times New Roman"/>
+                <w:i w:val="false"/>
+                <w:b w:val="false"/>
+                <w:u w:val="none"/>
+                <w:strike w:val="false"/>
+                <w:sz w:val="12"/>
+                <w:szCs w:val="12"/>
+                <w:color w:val="000000"/>
+              </w:rPr>
+              <w:t xml:space="preserve">0.031</w:t>
+            </w:r>
+          </w:p>
+        </w:tc>
+        <w:tc>
+          <w:tcPr>
+            <w:tcBorders>
+              <w:bottom w:val="none" w:sz="0" w:space="0" w:color="000000"/>
+              <w:top w:val="none" w:sz="0" w:space="0" w:color="000000"/>
+              <w:left w:val="none" w:sz="0" w:space="0" w:color="000000"/>
+              <w:right w:val="none" w:sz="0" w:space="0" w:color="000000"/>
+            </w:tcBorders>
+            <w:shd w:val="clear" w:color="auto" w:fill="FFFFFF"/>
+            <w:tcMar>
+              <w:top w:w="0" w:type="dxa"/>
+              <w:bottom w:w="0" w:type="dxa"/>
+              <w:left w:w="0" w:type="dxa"/>
+              <w:right w:w="0" w:type="dxa"/>
+            </w:tcMar>
+            <w:vAlign w:val="center"/>
+          </w:tcPr>
+          <w:p>
+            <w:pPr>
+              <w:pStyle w:val="Normal"/>
+              <w:jc w:val="left"/>
+              <w:pBdr>
+                <w:bottom w:val="none" w:sz="0" w:space="0" w:color="000000"/>
+                <w:top w:val="none" w:sz="0" w:space="0" w:color="000000"/>
+                <w:left w:val="none" w:sz="0" w:space="0" w:color="000000"/>
+                <w:right w:val="none" w:sz="0" w:space="0" w:color="000000"/>
+              </w:pBdr>
+              <w:spacing w:after="100" w:before="100" w:line="240"/>
+              <w:ind w:left="100" w:right="100" w:firstLine="0" w:firstLineChars="0"/>
+              <w:rPr>
+                <w:rFonts w:ascii="Times New Roman" w:hAnsi="Times New Roman" w:eastAsia="Times New Roman" w:cs="Times New Roman"/>
+                <w:i w:val="false"/>
+                <w:b w:val="false"/>
+                <w:u w:val="none"/>
+                <w:strike w:val="false"/>
+                <w:sz w:val="12"/>
+                <w:szCs w:val="12"/>
+                <w:color w:val="000000"/>
+              </w:rPr>
+            </w:pPr>
+            <w:r>
+              <w:rPr>
+                <w:rFonts w:ascii="Times New Roman" w:hAnsi="Times New Roman" w:eastAsia="Times New Roman" w:cs="Times New Roman"/>
+                <w:i w:val="false"/>
+                <w:b w:val="false"/>
+                <w:u w:val="none"/>
+                <w:strike w:val="false"/>
+                <w:sz w:val="12"/>
+                <w:szCs w:val="12"/>
+                <w:color w:val="000000"/>
+              </w:rPr>
+              <w:t xml:space="preserve">1.07 (0.78–1.48)</w:t>
+            </w:r>
+          </w:p>
+        </w:tc>
+        <w:tc>
+          <w:tcPr>
+            <w:tcBorders>
+              <w:bottom w:val="none" w:sz="0" w:space="0" w:color="000000"/>
+              <w:top w:val="none" w:sz="0" w:space="0" w:color="000000"/>
+              <w:left w:val="none" w:sz="0" w:space="0" w:color="000000"/>
+              <w:right w:val="none" w:sz="0" w:space="0" w:color="000000"/>
+            </w:tcBorders>
+            <w:shd w:val="clear" w:color="auto" w:fill="FFFFFF"/>
+            <w:tcMar>
+              <w:top w:w="0" w:type="dxa"/>
+              <w:bottom w:w="0" w:type="dxa"/>
+              <w:left w:w="0" w:type="dxa"/>
+              <w:right w:w="0" w:type="dxa"/>
+            </w:tcMar>
+            <w:vAlign w:val="center"/>
+          </w:tcPr>
+          <w:p>
+            <w:pPr>
+              <w:pStyle w:val="Normal"/>
+              <w:jc w:val="left"/>
+              <w:pBdr>
+                <w:bottom w:val="none" w:sz="0" w:space="0" w:color="000000"/>
+                <w:top w:val="none" w:sz="0" w:space="0" w:color="000000"/>
+                <w:left w:val="none" w:sz="0" w:space="0" w:color="000000"/>
+                <w:right w:val="none" w:sz="0" w:space="0" w:color="000000"/>
+              </w:pBdr>
+              <w:spacing w:after="100" w:before="100" w:line="240"/>
+              <w:ind w:left="100" w:right="100" w:firstLine="0" w:firstLineChars="0"/>
+              <w:rPr>
+                <w:rFonts w:ascii="Times New Roman" w:hAnsi="Times New Roman" w:eastAsia="Times New Roman" w:cs="Times New Roman"/>
+                <w:i w:val="false"/>
+                <w:b w:val="false"/>
+                <w:u w:val="none"/>
+                <w:strike w:val="false"/>
+                <w:sz w:val="12"/>
+                <w:szCs w:val="12"/>
+                <w:color w:val="000000"/>
+              </w:rPr>
+            </w:pPr>
+            <w:r>
+              <w:rPr>
+                <w:rFonts w:ascii="Times New Roman" w:hAnsi="Times New Roman" w:eastAsia="Times New Roman" w:cs="Times New Roman"/>
+                <w:i w:val="false"/>
+                <w:b w:val="false"/>
+                <w:u w:val="none"/>
+                <w:strike w:val="false"/>
+                <w:sz w:val="12"/>
+                <w:szCs w:val="12"/>
+                <w:color w:val="000000"/>
+              </w:rPr>
+              <w:t xml:space="preserve">0.675</w:t>
+            </w:r>
+          </w:p>
+        </w:tc>
+        <w:tc>
+          <w:tcPr>
+            <w:tcBorders>
+              <w:bottom w:val="none" w:sz="0" w:space="0" w:color="000000"/>
+              <w:top w:val="none" w:sz="0" w:space="0" w:color="000000"/>
+              <w:left w:val="none" w:sz="0" w:space="0" w:color="000000"/>
+              <w:right w:val="none" w:sz="0" w:space="0" w:color="000000"/>
+            </w:tcBorders>
+            <w:shd w:val="clear" w:color="auto" w:fill="FFFFFF"/>
+            <w:tcMar>
+              <w:top w:w="0" w:type="dxa"/>
+              <w:bottom w:w="0" w:type="dxa"/>
+              <w:left w:w="0" w:type="dxa"/>
+              <w:right w:w="0" w:type="dxa"/>
+            </w:tcMar>
+            <w:vAlign w:val="center"/>
+          </w:tcPr>
+          <w:p>
+            <w:pPr>
+              <w:pStyle w:val="Normal"/>
+              <w:jc w:val="left"/>
+              <w:pBdr>
+                <w:bottom w:val="none" w:sz="0" w:space="0" w:color="000000"/>
+                <w:top w:val="none" w:sz="0" w:space="0" w:color="000000"/>
+                <w:left w:val="none" w:sz="0" w:space="0" w:color="000000"/>
+                <w:right w:val="none" w:sz="0" w:space="0" w:color="000000"/>
+              </w:pBdr>
+              <w:spacing w:after="100" w:before="100" w:line="240"/>
+              <w:ind w:left="100" w:right="100" w:firstLine="0" w:firstLineChars="0"/>
+              <w:rPr>
+                <w:rFonts w:ascii="Times New Roman" w:hAnsi="Times New Roman" w:eastAsia="Times New Roman" w:cs="Times New Roman"/>
+                <w:i w:val="false"/>
+                <w:b w:val="false"/>
+                <w:u w:val="none"/>
+                <w:strike w:val="false"/>
+                <w:sz w:val="12"/>
+                <w:szCs w:val="12"/>
+                <w:color w:val="000000"/>
+              </w:rPr>
+            </w:pPr>
+            <w:r>
+              <w:rPr>
+                <w:rFonts w:ascii="Times New Roman" w:hAnsi="Times New Roman" w:eastAsia="Times New Roman" w:cs="Times New Roman"/>
+                <w:i w:val="false"/>
+                <w:b w:val="false"/>
+                <w:u w:val="none"/>
+                <w:strike w:val="false"/>
+                <w:sz w:val="12"/>
+                <w:szCs w:val="12"/>
+                <w:color w:val="000000"/>
+              </w:rPr>
+              <w:t xml:space="preserve">0.59 (0.38–0.90)</w:t>
             </w:r>
           </w:p>
         </w:tc>
@@ -13030,226 +13250,6 @@
                 <w:color w:val="000000"/>
               </w:rPr>
               <w:t xml:space="preserve">0.014</w:t>
-            </w:r>
-          </w:p>
-        </w:tc>
-        <w:tc>
-          <w:tcPr>
-            <w:tcBorders>
-              <w:bottom w:val="none" w:sz="0" w:space="0" w:color="000000"/>
-              <w:top w:val="none" w:sz="0" w:space="0" w:color="000000"/>
-              <w:left w:val="none" w:sz="0" w:space="0" w:color="000000"/>
-              <w:right w:val="none" w:sz="0" w:space="0" w:color="000000"/>
-            </w:tcBorders>
-            <w:shd w:val="clear" w:color="auto" w:fill="FFFFFF"/>
-            <w:tcMar>
-              <w:top w:w="0" w:type="dxa"/>
-              <w:bottom w:w="0" w:type="dxa"/>
-              <w:left w:w="0" w:type="dxa"/>
-              <w:right w:w="0" w:type="dxa"/>
-            </w:tcMar>
-            <w:vAlign w:val="center"/>
-          </w:tcPr>
-          <w:p>
-            <w:pPr>
-              <w:pStyle w:val="Normal"/>
-              <w:jc w:val="left"/>
-              <w:pBdr>
-                <w:bottom w:val="none" w:sz="0" w:space="0" w:color="000000"/>
-                <w:top w:val="none" w:sz="0" w:space="0" w:color="000000"/>
-                <w:left w:val="none" w:sz="0" w:space="0" w:color="000000"/>
-                <w:right w:val="none" w:sz="0" w:space="0" w:color="000000"/>
-              </w:pBdr>
-              <w:spacing w:after="100" w:before="100" w:line="240"/>
-              <w:ind w:left="100" w:right="100" w:firstLine="0" w:firstLineChars="0"/>
-              <w:rPr>
-                <w:rFonts w:ascii="Times New Roman" w:hAnsi="Times New Roman" w:eastAsia="Times New Roman" w:cs="Times New Roman"/>
-                <w:i w:val="false"/>
-                <w:b w:val="false"/>
-                <w:u w:val="none"/>
-                <w:strike w:val="false"/>
-                <w:sz w:val="12"/>
-                <w:szCs w:val="12"/>
-                <w:color w:val="000000"/>
-              </w:rPr>
-            </w:pPr>
-            <w:r>
-              <w:rPr>
-                <w:rFonts w:ascii="Times New Roman" w:hAnsi="Times New Roman" w:eastAsia="Times New Roman" w:cs="Times New Roman"/>
-                <w:i w:val="false"/>
-                <w:b w:val="false"/>
-                <w:u w:val="none"/>
-                <w:strike w:val="false"/>
-                <w:sz w:val="12"/>
-                <w:szCs w:val="12"/>
-                <w:color w:val="000000"/>
-              </w:rPr>
-              <w:t xml:space="preserve">1.16 (0.58–2.30)</w:t>
-            </w:r>
-          </w:p>
-        </w:tc>
-        <w:tc>
-          <w:tcPr>
-            <w:tcBorders>
-              <w:bottom w:val="none" w:sz="0" w:space="0" w:color="000000"/>
-              <w:top w:val="none" w:sz="0" w:space="0" w:color="000000"/>
-              <w:left w:val="none" w:sz="0" w:space="0" w:color="000000"/>
-              <w:right w:val="none" w:sz="0" w:space="0" w:color="000000"/>
-            </w:tcBorders>
-            <w:shd w:val="clear" w:color="auto" w:fill="FFFFFF"/>
-            <w:tcMar>
-              <w:top w:w="0" w:type="dxa"/>
-              <w:bottom w:w="0" w:type="dxa"/>
-              <w:left w:w="0" w:type="dxa"/>
-              <w:right w:w="0" w:type="dxa"/>
-            </w:tcMar>
-            <w:vAlign w:val="center"/>
-          </w:tcPr>
-          <w:p>
-            <w:pPr>
-              <w:pStyle w:val="Normal"/>
-              <w:jc w:val="left"/>
-              <w:pBdr>
-                <w:bottom w:val="none" w:sz="0" w:space="0" w:color="000000"/>
-                <w:top w:val="none" w:sz="0" w:space="0" w:color="000000"/>
-                <w:left w:val="none" w:sz="0" w:space="0" w:color="000000"/>
-                <w:right w:val="none" w:sz="0" w:space="0" w:color="000000"/>
-              </w:pBdr>
-              <w:spacing w:after="100" w:before="100" w:line="240"/>
-              <w:ind w:left="100" w:right="100" w:firstLine="0" w:firstLineChars="0"/>
-              <w:rPr>
-                <w:rFonts w:ascii="Times New Roman" w:hAnsi="Times New Roman" w:eastAsia="Times New Roman" w:cs="Times New Roman"/>
-                <w:i w:val="false"/>
-                <w:b w:val="false"/>
-                <w:u w:val="none"/>
-                <w:strike w:val="false"/>
-                <w:sz w:val="12"/>
-                <w:szCs w:val="12"/>
-                <w:color w:val="000000"/>
-              </w:rPr>
-            </w:pPr>
-            <w:r>
-              <w:rPr>
-                <w:rFonts w:ascii="Times New Roman" w:hAnsi="Times New Roman" w:eastAsia="Times New Roman" w:cs="Times New Roman"/>
-                <w:i w:val="false"/>
-                <w:b w:val="false"/>
-                <w:u w:val="none"/>
-                <w:strike w:val="false"/>
-                <w:sz w:val="12"/>
-                <w:szCs w:val="12"/>
-                <w:color w:val="000000"/>
-              </w:rPr>
-              <w:t xml:space="preserve">0.682</w:t>
-            </w:r>
-          </w:p>
-        </w:tc>
-        <w:tc>
-          <w:tcPr>
-            <w:tcBorders>
-              <w:bottom w:val="none" w:sz="0" w:space="0" w:color="000000"/>
-              <w:top w:val="none" w:sz="0" w:space="0" w:color="000000"/>
-              <w:left w:val="none" w:sz="0" w:space="0" w:color="000000"/>
-              <w:right w:val="none" w:sz="0" w:space="0" w:color="000000"/>
-            </w:tcBorders>
-            <w:shd w:val="clear" w:color="auto" w:fill="FFFFFF"/>
-            <w:tcMar>
-              <w:top w:w="0" w:type="dxa"/>
-              <w:bottom w:w="0" w:type="dxa"/>
-              <w:left w:w="0" w:type="dxa"/>
-              <w:right w:w="0" w:type="dxa"/>
-            </w:tcMar>
-            <w:vAlign w:val="center"/>
-          </w:tcPr>
-          <w:p>
-            <w:pPr>
-              <w:pStyle w:val="Normal"/>
-              <w:jc w:val="left"/>
-              <w:pBdr>
-                <w:bottom w:val="none" w:sz="0" w:space="0" w:color="000000"/>
-                <w:top w:val="none" w:sz="0" w:space="0" w:color="000000"/>
-                <w:left w:val="none" w:sz="0" w:space="0" w:color="000000"/>
-                <w:right w:val="none" w:sz="0" w:space="0" w:color="000000"/>
-              </w:pBdr>
-              <w:spacing w:after="100" w:before="100" w:line="240"/>
-              <w:ind w:left="100" w:right="100" w:firstLine="0" w:firstLineChars="0"/>
-              <w:rPr>
-                <w:rFonts w:ascii="Times New Roman" w:hAnsi="Times New Roman" w:eastAsia="Times New Roman" w:cs="Times New Roman"/>
-                <w:i w:val="false"/>
-                <w:b w:val="false"/>
-                <w:u w:val="none"/>
-                <w:strike w:val="false"/>
-                <w:sz w:val="12"/>
-                <w:szCs w:val="12"/>
-                <w:color w:val="000000"/>
-              </w:rPr>
-            </w:pPr>
-            <w:r>
-              <w:rPr>
-                <w:rFonts w:ascii="Times New Roman" w:hAnsi="Times New Roman" w:eastAsia="Times New Roman" w:cs="Times New Roman"/>
-                <w:i w:val="false"/>
-                <w:b w:val="false"/>
-                <w:u w:val="none"/>
-                <w:strike w:val="false"/>
-                <w:sz w:val="12"/>
-                <w:szCs w:val="12"/>
-                <w:color w:val="000000"/>
-              </w:rPr>
-              <w:t xml:space="preserve">0.15 (0.04–0.62)</w:t>
-            </w:r>
-          </w:p>
-        </w:tc>
-        <w:tc>
-          <w:tcPr>
-            <w:tcBorders>
-              <w:bottom w:val="none" w:sz="0" w:space="0" w:color="000000"/>
-              <w:top w:val="none" w:sz="0" w:space="0" w:color="000000"/>
-              <w:left w:val="none" w:sz="0" w:space="0" w:color="000000"/>
-              <w:right w:val="none" w:sz="0" w:space="0" w:color="000000"/>
-            </w:tcBorders>
-            <w:shd w:val="clear" w:color="auto" w:fill="FFFFFF"/>
-            <w:tcMar>
-              <w:top w:w="0" w:type="dxa"/>
-              <w:bottom w:w="0" w:type="dxa"/>
-              <w:left w:w="0" w:type="dxa"/>
-              <w:right w:w="0" w:type="dxa"/>
-            </w:tcMar>
-            <w:vAlign w:val="center"/>
-          </w:tcPr>
-          <w:p>
-            <w:pPr>
-              <w:pStyle w:val="Normal"/>
-              <w:jc w:val="left"/>
-              <w:pBdr>
-                <w:bottom w:val="none" w:sz="0" w:space="0" w:color="000000"/>
-                <w:top w:val="none" w:sz="0" w:space="0" w:color="000000"/>
-                <w:left w:val="none" w:sz="0" w:space="0" w:color="000000"/>
-                <w:right w:val="none" w:sz="0" w:space="0" w:color="000000"/>
-              </w:pBdr>
-              <w:spacing w:after="100" w:before="100" w:line="240"/>
-              <w:ind w:left="100" w:right="100" w:firstLine="0" w:firstLineChars="0"/>
-              <w:rPr>
-                <w:rFonts w:ascii="Times New Roman" w:hAnsi="Times New Roman" w:eastAsia="Times New Roman" w:cs="Times New Roman"/>
-                <w:i w:val="false"/>
-                <w:b w:val="false"/>
-                <w:u w:val="none"/>
-                <w:strike w:val="false"/>
-                <w:sz w:val="12"/>
-                <w:szCs w:val="12"/>
-                <w:color w:val="000000"/>
-              </w:rPr>
-            </w:pPr>
-            <w:r>
-              <w:rPr>
-                <w:rFonts w:ascii="Times New Roman" w:hAnsi="Times New Roman" w:eastAsia="Times New Roman" w:cs="Times New Roman"/>
-                <w:i w:val="false"/>
-                <w:b w:val="false"/>
-                <w:u w:val="none"/>
-                <w:strike w:val="false"/>
-                <w:sz w:val="12"/>
-                <w:szCs w:val="12"/>
-                <w:color w:val="000000"/>
-              </w:rPr>
-              <w:t xml:space="preserve">0.008</w:t>
             </w:r>
           </w:p>
         </w:tc>
@@ -13969,282 +13969,282 @@
                 <w:szCs w:val="12"/>
                 <w:color w:val="000000"/>
               </w:rPr>
-              <w:t xml:space="preserve">0.62 (0.41–0.93)</w:t>
-            </w:r>
-          </w:p>
-        </w:tc>
-        <w:tc>
-          <w:tcPr>
-            <w:tcBorders>
-              <w:bottom w:val="none" w:sz="0" w:space="0" w:color="000000"/>
-              <w:top w:val="none" w:sz="0" w:space="0" w:color="000000"/>
-              <w:left w:val="none" w:sz="0" w:space="0" w:color="000000"/>
-              <w:right w:val="none" w:sz="0" w:space="0" w:color="000000"/>
-            </w:tcBorders>
-            <w:shd w:val="clear" w:color="auto" w:fill="FFFFFF"/>
-            <w:tcMar>
-              <w:top w:w="0" w:type="dxa"/>
-              <w:bottom w:w="0" w:type="dxa"/>
-              <w:left w:w="0" w:type="dxa"/>
-              <w:right w:w="0" w:type="dxa"/>
-            </w:tcMar>
-            <w:vAlign w:val="center"/>
-          </w:tcPr>
-          <w:p>
-            <w:pPr>
-              <w:pStyle w:val="Normal"/>
-              <w:jc w:val="left"/>
-              <w:pBdr>
-                <w:bottom w:val="none" w:sz="0" w:space="0" w:color="000000"/>
-                <w:top w:val="none" w:sz="0" w:space="0" w:color="000000"/>
-                <w:left w:val="none" w:sz="0" w:space="0" w:color="000000"/>
-                <w:right w:val="none" w:sz="0" w:space="0" w:color="000000"/>
-              </w:pBdr>
-              <w:spacing w:after="100" w:before="100" w:line="240"/>
-              <w:ind w:left="100" w:right="100" w:firstLine="0" w:firstLineChars="0"/>
-              <w:rPr>
-                <w:rFonts w:ascii="Times New Roman" w:hAnsi="Times New Roman" w:eastAsia="Times New Roman" w:cs="Times New Roman"/>
-                <w:i w:val="false"/>
-                <w:b w:val="false"/>
-                <w:u w:val="none"/>
-                <w:strike w:val="false"/>
-                <w:sz w:val="12"/>
-                <w:szCs w:val="12"/>
-                <w:color w:val="000000"/>
-              </w:rPr>
-            </w:pPr>
-            <w:r>
-              <w:rPr>
-                <w:rFonts w:ascii="Times New Roman" w:hAnsi="Times New Roman" w:eastAsia="Times New Roman" w:cs="Times New Roman"/>
-                <w:i w:val="false"/>
-                <w:b w:val="false"/>
-                <w:u w:val="none"/>
-                <w:strike w:val="false"/>
-                <w:sz w:val="12"/>
-                <w:szCs w:val="12"/>
-                <w:color w:val="000000"/>
-              </w:rPr>
-              <w:t xml:space="preserve">0.022</w:t>
-            </w:r>
-          </w:p>
-        </w:tc>
-        <w:tc>
-          <w:tcPr>
-            <w:tcBorders>
-              <w:bottom w:val="none" w:sz="0" w:space="0" w:color="000000"/>
-              <w:top w:val="none" w:sz="0" w:space="0" w:color="000000"/>
-              <w:left w:val="none" w:sz="0" w:space="0" w:color="000000"/>
-              <w:right w:val="none" w:sz="0" w:space="0" w:color="000000"/>
-            </w:tcBorders>
-            <w:shd w:val="clear" w:color="auto" w:fill="FFFFFF"/>
-            <w:tcMar>
-              <w:top w:w="0" w:type="dxa"/>
-              <w:bottom w:w="0" w:type="dxa"/>
-              <w:left w:w="0" w:type="dxa"/>
-              <w:right w:w="0" w:type="dxa"/>
-            </w:tcMar>
-            <w:vAlign w:val="center"/>
-          </w:tcPr>
-          <w:p>
-            <w:pPr>
-              <w:pStyle w:val="Normal"/>
-              <w:jc w:val="left"/>
-              <w:pBdr>
-                <w:bottom w:val="none" w:sz="0" w:space="0" w:color="000000"/>
-                <w:top w:val="none" w:sz="0" w:space="0" w:color="000000"/>
-                <w:left w:val="none" w:sz="0" w:space="0" w:color="000000"/>
-                <w:right w:val="none" w:sz="0" w:space="0" w:color="000000"/>
-              </w:pBdr>
-              <w:spacing w:after="100" w:before="100" w:line="240"/>
-              <w:ind w:left="100" w:right="100" w:firstLine="0" w:firstLineChars="0"/>
-              <w:rPr>
-                <w:rFonts w:ascii="Times New Roman" w:hAnsi="Times New Roman" w:eastAsia="Times New Roman" w:cs="Times New Roman"/>
-                <w:i w:val="false"/>
-                <w:b w:val="false"/>
-                <w:u w:val="none"/>
-                <w:strike w:val="false"/>
-                <w:sz w:val="12"/>
-                <w:szCs w:val="12"/>
-                <w:color w:val="000000"/>
-              </w:rPr>
-            </w:pPr>
-            <w:r>
-              <w:rPr>
-                <w:rFonts w:ascii="Times New Roman" w:hAnsi="Times New Roman" w:eastAsia="Times New Roman" w:cs="Times New Roman"/>
-                <w:i w:val="false"/>
-                <w:b w:val="false"/>
-                <w:u w:val="none"/>
-                <w:strike w:val="false"/>
-                <w:sz w:val="12"/>
-                <w:szCs w:val="12"/>
-                <w:color w:val="000000"/>
-              </w:rPr>
-              <w:t xml:space="preserve">0.066</w:t>
-            </w:r>
-          </w:p>
-        </w:tc>
-        <w:tc>
-          <w:tcPr>
-            <w:tcBorders>
-              <w:bottom w:val="none" w:sz="0" w:space="0" w:color="000000"/>
-              <w:top w:val="none" w:sz="0" w:space="0" w:color="000000"/>
-              <w:left w:val="none" w:sz="0" w:space="0" w:color="000000"/>
-              <w:right w:val="none" w:sz="0" w:space="0" w:color="000000"/>
-            </w:tcBorders>
-            <w:shd w:val="clear" w:color="auto" w:fill="FFFFFF"/>
-            <w:tcMar>
-              <w:top w:w="0" w:type="dxa"/>
-              <w:bottom w:w="0" w:type="dxa"/>
-              <w:left w:w="0" w:type="dxa"/>
-              <w:right w:w="0" w:type="dxa"/>
-            </w:tcMar>
-            <w:vAlign w:val="center"/>
-          </w:tcPr>
-          <w:p>
-            <w:pPr>
-              <w:pStyle w:val="Normal"/>
-              <w:jc w:val="left"/>
-              <w:pBdr>
-                <w:bottom w:val="none" w:sz="0" w:space="0" w:color="000000"/>
-                <w:top w:val="none" w:sz="0" w:space="0" w:color="000000"/>
-                <w:left w:val="none" w:sz="0" w:space="0" w:color="000000"/>
-                <w:right w:val="none" w:sz="0" w:space="0" w:color="000000"/>
-              </w:pBdr>
-              <w:spacing w:after="100" w:before="100" w:line="240"/>
-              <w:ind w:left="100" w:right="100" w:firstLine="0" w:firstLineChars="0"/>
-              <w:rPr>
-                <w:rFonts w:ascii="Times New Roman" w:hAnsi="Times New Roman" w:eastAsia="Times New Roman" w:cs="Times New Roman"/>
-                <w:i w:val="false"/>
-                <w:b w:val="false"/>
-                <w:u w:val="none"/>
-                <w:strike w:val="false"/>
-                <w:sz w:val="12"/>
-                <w:szCs w:val="12"/>
-                <w:color w:val="000000"/>
-              </w:rPr>
-            </w:pPr>
-            <w:r>
-              <w:rPr>
-                <w:rFonts w:ascii="Times New Roman" w:hAnsi="Times New Roman" w:eastAsia="Times New Roman" w:cs="Times New Roman"/>
-                <w:i w:val="false"/>
-                <w:b w:val="false"/>
-                <w:u w:val="none"/>
-                <w:strike w:val="false"/>
-                <w:sz w:val="12"/>
-                <w:szCs w:val="12"/>
-                <w:color w:val="000000"/>
-              </w:rPr>
-              <w:t xml:space="preserve">0.50 (0.28–0.91)</w:t>
-            </w:r>
-          </w:p>
-        </w:tc>
-        <w:tc>
-          <w:tcPr>
-            <w:tcBorders>
-              <w:bottom w:val="none" w:sz="0" w:space="0" w:color="000000"/>
-              <w:top w:val="none" w:sz="0" w:space="0" w:color="000000"/>
-              <w:left w:val="none" w:sz="0" w:space="0" w:color="000000"/>
-              <w:right w:val="none" w:sz="0" w:space="0" w:color="000000"/>
-            </w:tcBorders>
-            <w:shd w:val="clear" w:color="auto" w:fill="FFFFFF"/>
-            <w:tcMar>
-              <w:top w:w="0" w:type="dxa"/>
-              <w:bottom w:w="0" w:type="dxa"/>
-              <w:left w:w="0" w:type="dxa"/>
-              <w:right w:w="0" w:type="dxa"/>
-            </w:tcMar>
-            <w:vAlign w:val="center"/>
-          </w:tcPr>
-          <w:p>
-            <w:pPr>
-              <w:pStyle w:val="Normal"/>
-              <w:jc w:val="left"/>
-              <w:pBdr>
-                <w:bottom w:val="none" w:sz="0" w:space="0" w:color="000000"/>
-                <w:top w:val="none" w:sz="0" w:space="0" w:color="000000"/>
-                <w:left w:val="none" w:sz="0" w:space="0" w:color="000000"/>
-                <w:right w:val="none" w:sz="0" w:space="0" w:color="000000"/>
-              </w:pBdr>
-              <w:spacing w:after="100" w:before="100" w:line="240"/>
-              <w:ind w:left="100" w:right="100" w:firstLine="0" w:firstLineChars="0"/>
-              <w:rPr>
-                <w:rFonts w:ascii="Times New Roman" w:hAnsi="Times New Roman" w:eastAsia="Times New Roman" w:cs="Times New Roman"/>
-                <w:i w:val="false"/>
-                <w:b w:val="false"/>
-                <w:u w:val="none"/>
-                <w:strike w:val="false"/>
-                <w:sz w:val="12"/>
-                <w:szCs w:val="12"/>
-                <w:color w:val="000000"/>
-              </w:rPr>
-            </w:pPr>
-            <w:r>
-              <w:rPr>
-                <w:rFonts w:ascii="Times New Roman" w:hAnsi="Times New Roman" w:eastAsia="Times New Roman" w:cs="Times New Roman"/>
-                <w:i w:val="false"/>
-                <w:b w:val="false"/>
-                <w:u w:val="none"/>
-                <w:strike w:val="false"/>
-                <w:sz w:val="12"/>
-                <w:szCs w:val="12"/>
-                <w:color w:val="000000"/>
-              </w:rPr>
-              <w:t xml:space="preserve">0.024</w:t>
-            </w:r>
-          </w:p>
-        </w:tc>
-        <w:tc>
-          <w:tcPr>
-            <w:tcBorders>
-              <w:bottom w:val="none" w:sz="0" w:space="0" w:color="000000"/>
-              <w:top w:val="none" w:sz="0" w:space="0" w:color="000000"/>
-              <w:left w:val="none" w:sz="0" w:space="0" w:color="000000"/>
-              <w:right w:val="none" w:sz="0" w:space="0" w:color="000000"/>
-            </w:tcBorders>
-            <w:shd w:val="clear" w:color="auto" w:fill="FFFFFF"/>
-            <w:tcMar>
-              <w:top w:w="0" w:type="dxa"/>
-              <w:bottom w:w="0" w:type="dxa"/>
-              <w:left w:w="0" w:type="dxa"/>
-              <w:right w:w="0" w:type="dxa"/>
-            </w:tcMar>
-            <w:vAlign w:val="center"/>
-          </w:tcPr>
-          <w:p>
-            <w:pPr>
-              <w:pStyle w:val="Normal"/>
-              <w:jc w:val="left"/>
-              <w:pBdr>
-                <w:bottom w:val="none" w:sz="0" w:space="0" w:color="000000"/>
-                <w:top w:val="none" w:sz="0" w:space="0" w:color="000000"/>
-                <w:left w:val="none" w:sz="0" w:space="0" w:color="000000"/>
-                <w:right w:val="none" w:sz="0" w:space="0" w:color="000000"/>
-              </w:pBdr>
-              <w:spacing w:after="100" w:before="100" w:line="240"/>
-              <w:ind w:left="100" w:right="100" w:firstLine="0" w:firstLineChars="0"/>
-              <w:rPr>
-                <w:rFonts w:ascii="Times New Roman" w:hAnsi="Times New Roman" w:eastAsia="Times New Roman" w:cs="Times New Roman"/>
-                <w:i w:val="false"/>
-                <w:b w:val="false"/>
-                <w:u w:val="none"/>
-                <w:strike w:val="false"/>
-                <w:sz w:val="12"/>
-                <w:szCs w:val="12"/>
-                <w:color w:val="000000"/>
-              </w:rPr>
-            </w:pPr>
-            <w:r>
-              <w:rPr>
-                <w:rFonts w:ascii="Times New Roman" w:hAnsi="Times New Roman" w:eastAsia="Times New Roman" w:cs="Times New Roman"/>
-                <w:i w:val="false"/>
-                <w:b w:val="false"/>
-                <w:u w:val="none"/>
-                <w:strike w:val="false"/>
-                <w:sz w:val="12"/>
-                <w:szCs w:val="12"/>
-                <w:color w:val="000000"/>
-              </w:rPr>
-              <w:t xml:space="preserve">0.107</w:t>
+              <w:t xml:space="preserve">0.88 (0.71–1.10)</w:t>
+            </w:r>
+          </w:p>
+        </w:tc>
+        <w:tc>
+          <w:tcPr>
+            <w:tcBorders>
+              <w:bottom w:val="none" w:sz="0" w:space="0" w:color="000000"/>
+              <w:top w:val="none" w:sz="0" w:space="0" w:color="000000"/>
+              <w:left w:val="none" w:sz="0" w:space="0" w:color="000000"/>
+              <w:right w:val="none" w:sz="0" w:space="0" w:color="000000"/>
+            </w:tcBorders>
+            <w:shd w:val="clear" w:color="auto" w:fill="FFFFFF"/>
+            <w:tcMar>
+              <w:top w:w="0" w:type="dxa"/>
+              <w:bottom w:w="0" w:type="dxa"/>
+              <w:left w:w="0" w:type="dxa"/>
+              <w:right w:w="0" w:type="dxa"/>
+            </w:tcMar>
+            <w:vAlign w:val="center"/>
+          </w:tcPr>
+          <w:p>
+            <w:pPr>
+              <w:pStyle w:val="Normal"/>
+              <w:jc w:val="left"/>
+              <w:pBdr>
+                <w:bottom w:val="none" w:sz="0" w:space="0" w:color="000000"/>
+                <w:top w:val="none" w:sz="0" w:space="0" w:color="000000"/>
+                <w:left w:val="none" w:sz="0" w:space="0" w:color="000000"/>
+                <w:right w:val="none" w:sz="0" w:space="0" w:color="000000"/>
+              </w:pBdr>
+              <w:spacing w:after="100" w:before="100" w:line="240"/>
+              <w:ind w:left="100" w:right="100" w:firstLine="0" w:firstLineChars="0"/>
+              <w:rPr>
+                <w:rFonts w:ascii="Times New Roman" w:hAnsi="Times New Roman" w:eastAsia="Times New Roman" w:cs="Times New Roman"/>
+                <w:i w:val="false"/>
+                <w:b w:val="false"/>
+                <w:u w:val="none"/>
+                <w:strike w:val="false"/>
+                <w:sz w:val="12"/>
+                <w:szCs w:val="12"/>
+                <w:color w:val="000000"/>
+              </w:rPr>
+            </w:pPr>
+            <w:r>
+              <w:rPr>
+                <w:rFonts w:ascii="Times New Roman" w:hAnsi="Times New Roman" w:eastAsia="Times New Roman" w:cs="Times New Roman"/>
+                <w:i w:val="false"/>
+                <w:b w:val="false"/>
+                <w:u w:val="none"/>
+                <w:strike w:val="false"/>
+                <w:sz w:val="12"/>
+                <w:szCs w:val="12"/>
+                <w:color w:val="000000"/>
+              </w:rPr>
+              <w:t xml:space="preserve">0.255</w:t>
+            </w:r>
+          </w:p>
+        </w:tc>
+        <w:tc>
+          <w:tcPr>
+            <w:tcBorders>
+              <w:bottom w:val="none" w:sz="0" w:space="0" w:color="000000"/>
+              <w:top w:val="none" w:sz="0" w:space="0" w:color="000000"/>
+              <w:left w:val="none" w:sz="0" w:space="0" w:color="000000"/>
+              <w:right w:val="none" w:sz="0" w:space="0" w:color="000000"/>
+            </w:tcBorders>
+            <w:shd w:val="clear" w:color="auto" w:fill="FFFFFF"/>
+            <w:tcMar>
+              <w:top w:w="0" w:type="dxa"/>
+              <w:bottom w:w="0" w:type="dxa"/>
+              <w:left w:w="0" w:type="dxa"/>
+              <w:right w:w="0" w:type="dxa"/>
+            </w:tcMar>
+            <w:vAlign w:val="center"/>
+          </w:tcPr>
+          <w:p>
+            <w:pPr>
+              <w:pStyle w:val="Normal"/>
+              <w:jc w:val="left"/>
+              <w:pBdr>
+                <w:bottom w:val="none" w:sz="0" w:space="0" w:color="000000"/>
+                <w:top w:val="none" w:sz="0" w:space="0" w:color="000000"/>
+                <w:left w:val="none" w:sz="0" w:space="0" w:color="000000"/>
+                <w:right w:val="none" w:sz="0" w:space="0" w:color="000000"/>
+              </w:pBdr>
+              <w:spacing w:after="100" w:before="100" w:line="240"/>
+              <w:ind w:left="100" w:right="100" w:firstLine="0" w:firstLineChars="0"/>
+              <w:rPr>
+                <w:rFonts w:ascii="Times New Roman" w:hAnsi="Times New Roman" w:eastAsia="Times New Roman" w:cs="Times New Roman"/>
+                <w:i w:val="false"/>
+                <w:b w:val="false"/>
+                <w:u w:val="none"/>
+                <w:strike w:val="false"/>
+                <w:sz w:val="12"/>
+                <w:szCs w:val="12"/>
+                <w:color w:val="000000"/>
+              </w:rPr>
+            </w:pPr>
+            <w:r>
+              <w:rPr>
+                <w:rFonts w:ascii="Times New Roman" w:hAnsi="Times New Roman" w:eastAsia="Times New Roman" w:cs="Times New Roman"/>
+                <w:i w:val="false"/>
+                <w:b w:val="false"/>
+                <w:u w:val="none"/>
+                <w:strike w:val="false"/>
+                <w:sz w:val="12"/>
+                <w:szCs w:val="12"/>
+                <w:color w:val="000000"/>
+              </w:rPr>
+              <w:t xml:space="preserve">0.370</w:t>
+            </w:r>
+          </w:p>
+        </w:tc>
+        <w:tc>
+          <w:tcPr>
+            <w:tcBorders>
+              <w:bottom w:val="none" w:sz="0" w:space="0" w:color="000000"/>
+              <w:top w:val="none" w:sz="0" w:space="0" w:color="000000"/>
+              <w:left w:val="none" w:sz="0" w:space="0" w:color="000000"/>
+              <w:right w:val="none" w:sz="0" w:space="0" w:color="000000"/>
+            </w:tcBorders>
+            <w:shd w:val="clear" w:color="auto" w:fill="FFFFFF"/>
+            <w:tcMar>
+              <w:top w:w="0" w:type="dxa"/>
+              <w:bottom w:w="0" w:type="dxa"/>
+              <w:left w:w="0" w:type="dxa"/>
+              <w:right w:w="0" w:type="dxa"/>
+            </w:tcMar>
+            <w:vAlign w:val="center"/>
+          </w:tcPr>
+          <w:p>
+            <w:pPr>
+              <w:pStyle w:val="Normal"/>
+              <w:jc w:val="left"/>
+              <w:pBdr>
+                <w:bottom w:val="none" w:sz="0" w:space="0" w:color="000000"/>
+                <w:top w:val="none" w:sz="0" w:space="0" w:color="000000"/>
+                <w:left w:val="none" w:sz="0" w:space="0" w:color="000000"/>
+                <w:right w:val="none" w:sz="0" w:space="0" w:color="000000"/>
+              </w:pBdr>
+              <w:spacing w:after="100" w:before="100" w:line="240"/>
+              <w:ind w:left="100" w:right="100" w:firstLine="0" w:firstLineChars="0"/>
+              <w:rPr>
+                <w:rFonts w:ascii="Times New Roman" w:hAnsi="Times New Roman" w:eastAsia="Times New Roman" w:cs="Times New Roman"/>
+                <w:i w:val="false"/>
+                <w:b w:val="false"/>
+                <w:u w:val="none"/>
+                <w:strike w:val="false"/>
+                <w:sz w:val="12"/>
+                <w:szCs w:val="12"/>
+                <w:color w:val="000000"/>
+              </w:rPr>
+            </w:pPr>
+            <w:r>
+              <w:rPr>
+                <w:rFonts w:ascii="Times New Roman" w:hAnsi="Times New Roman" w:eastAsia="Times New Roman" w:cs="Times New Roman"/>
+                <w:i w:val="false"/>
+                <w:b w:val="false"/>
+                <w:u w:val="none"/>
+                <w:strike w:val="false"/>
+                <w:sz w:val="12"/>
+                <w:szCs w:val="12"/>
+                <w:color w:val="000000"/>
+              </w:rPr>
+              <w:t xml:space="preserve">0.93 (0.70–1.23)</w:t>
+            </w:r>
+          </w:p>
+        </w:tc>
+        <w:tc>
+          <w:tcPr>
+            <w:tcBorders>
+              <w:bottom w:val="none" w:sz="0" w:space="0" w:color="000000"/>
+              <w:top w:val="none" w:sz="0" w:space="0" w:color="000000"/>
+              <w:left w:val="none" w:sz="0" w:space="0" w:color="000000"/>
+              <w:right w:val="none" w:sz="0" w:space="0" w:color="000000"/>
+            </w:tcBorders>
+            <w:shd w:val="clear" w:color="auto" w:fill="FFFFFF"/>
+            <w:tcMar>
+              <w:top w:w="0" w:type="dxa"/>
+              <w:bottom w:w="0" w:type="dxa"/>
+              <w:left w:w="0" w:type="dxa"/>
+              <w:right w:w="0" w:type="dxa"/>
+            </w:tcMar>
+            <w:vAlign w:val="center"/>
+          </w:tcPr>
+          <w:p>
+            <w:pPr>
+              <w:pStyle w:val="Normal"/>
+              <w:jc w:val="left"/>
+              <w:pBdr>
+                <w:bottom w:val="none" w:sz="0" w:space="0" w:color="000000"/>
+                <w:top w:val="none" w:sz="0" w:space="0" w:color="000000"/>
+                <w:left w:val="none" w:sz="0" w:space="0" w:color="000000"/>
+                <w:right w:val="none" w:sz="0" w:space="0" w:color="000000"/>
+              </w:pBdr>
+              <w:spacing w:after="100" w:before="100" w:line="240"/>
+              <w:ind w:left="100" w:right="100" w:firstLine="0" w:firstLineChars="0"/>
+              <w:rPr>
+                <w:rFonts w:ascii="Times New Roman" w:hAnsi="Times New Roman" w:eastAsia="Times New Roman" w:cs="Times New Roman"/>
+                <w:i w:val="false"/>
+                <w:b w:val="false"/>
+                <w:u w:val="none"/>
+                <w:strike w:val="false"/>
+                <w:sz w:val="12"/>
+                <w:szCs w:val="12"/>
+                <w:color w:val="000000"/>
+              </w:rPr>
+            </w:pPr>
+            <w:r>
+              <w:rPr>
+                <w:rFonts w:ascii="Times New Roman" w:hAnsi="Times New Roman" w:eastAsia="Times New Roman" w:cs="Times New Roman"/>
+                <w:i w:val="false"/>
+                <w:b w:val="false"/>
+                <w:u w:val="none"/>
+                <w:strike w:val="false"/>
+                <w:sz w:val="12"/>
+                <w:szCs w:val="12"/>
+                <w:color w:val="000000"/>
+              </w:rPr>
+              <w:t xml:space="preserve">0.602</w:t>
+            </w:r>
+          </w:p>
+        </w:tc>
+        <w:tc>
+          <w:tcPr>
+            <w:tcBorders>
+              <w:bottom w:val="none" w:sz="0" w:space="0" w:color="000000"/>
+              <w:top w:val="none" w:sz="0" w:space="0" w:color="000000"/>
+              <w:left w:val="none" w:sz="0" w:space="0" w:color="000000"/>
+              <w:right w:val="none" w:sz="0" w:space="0" w:color="000000"/>
+            </w:tcBorders>
+            <w:shd w:val="clear" w:color="auto" w:fill="FFFFFF"/>
+            <w:tcMar>
+              <w:top w:w="0" w:type="dxa"/>
+              <w:bottom w:w="0" w:type="dxa"/>
+              <w:left w:w="0" w:type="dxa"/>
+              <w:right w:w="0" w:type="dxa"/>
+            </w:tcMar>
+            <w:vAlign w:val="center"/>
+          </w:tcPr>
+          <w:p>
+            <w:pPr>
+              <w:pStyle w:val="Normal"/>
+              <w:jc w:val="left"/>
+              <w:pBdr>
+                <w:bottom w:val="none" w:sz="0" w:space="0" w:color="000000"/>
+                <w:top w:val="none" w:sz="0" w:space="0" w:color="000000"/>
+                <w:left w:val="none" w:sz="0" w:space="0" w:color="000000"/>
+                <w:right w:val="none" w:sz="0" w:space="0" w:color="000000"/>
+              </w:pBdr>
+              <w:spacing w:after="100" w:before="100" w:line="240"/>
+              <w:ind w:left="100" w:right="100" w:firstLine="0" w:firstLineChars="0"/>
+              <w:rPr>
+                <w:rFonts w:ascii="Times New Roman" w:hAnsi="Times New Roman" w:eastAsia="Times New Roman" w:cs="Times New Roman"/>
+                <w:i w:val="false"/>
+                <w:b w:val="false"/>
+                <w:u w:val="none"/>
+                <w:strike w:val="false"/>
+                <w:sz w:val="12"/>
+                <w:szCs w:val="12"/>
+                <w:color w:val="000000"/>
+              </w:rPr>
+            </w:pPr>
+            <w:r>
+              <w:rPr>
+                <w:rFonts w:ascii="Times New Roman" w:hAnsi="Times New Roman" w:eastAsia="Times New Roman" w:cs="Times New Roman"/>
+                <w:i w:val="false"/>
+                <w:b w:val="false"/>
+                <w:u w:val="none"/>
+                <w:strike w:val="false"/>
+                <w:sz w:val="12"/>
+                <w:szCs w:val="12"/>
+                <w:color w:val="000000"/>
+              </w:rPr>
+              <w:t xml:space="preserve">0.638</w:t>
             </w:r>
           </w:p>
         </w:tc>
@@ -14409,117 +14409,117 @@
                 <w:szCs w:val="12"/>
                 <w:color w:val="000000"/>
               </w:rPr>
-              <w:t xml:space="preserve">0.45 (0.23–0.88)</w:t>
-            </w:r>
-          </w:p>
-        </w:tc>
-        <w:tc>
-          <w:tcPr>
-            <w:tcBorders>
-              <w:bottom w:val="none" w:sz="0" w:space="0" w:color="000000"/>
-              <w:top w:val="none" w:sz="0" w:space="0" w:color="000000"/>
-              <w:left w:val="none" w:sz="0" w:space="0" w:color="000000"/>
-              <w:right w:val="none" w:sz="0" w:space="0" w:color="000000"/>
-            </w:tcBorders>
-            <w:shd w:val="clear" w:color="auto" w:fill="FFFFFF"/>
-            <w:tcMar>
-              <w:top w:w="0" w:type="dxa"/>
-              <w:bottom w:w="0" w:type="dxa"/>
-              <w:left w:w="0" w:type="dxa"/>
-              <w:right w:w="0" w:type="dxa"/>
-            </w:tcMar>
-            <w:vAlign w:val="center"/>
-          </w:tcPr>
-          <w:p>
-            <w:pPr>
-              <w:pStyle w:val="Normal"/>
-              <w:jc w:val="left"/>
-              <w:pBdr>
-                <w:bottom w:val="none" w:sz="0" w:space="0" w:color="000000"/>
-                <w:top w:val="none" w:sz="0" w:space="0" w:color="000000"/>
-                <w:left w:val="none" w:sz="0" w:space="0" w:color="000000"/>
-                <w:right w:val="none" w:sz="0" w:space="0" w:color="000000"/>
-              </w:pBdr>
-              <w:spacing w:after="100" w:before="100" w:line="240"/>
-              <w:ind w:left="100" w:right="100" w:firstLine="0" w:firstLineChars="0"/>
-              <w:rPr>
-                <w:rFonts w:ascii="Times New Roman" w:hAnsi="Times New Roman" w:eastAsia="Times New Roman" w:cs="Times New Roman"/>
-                <w:i w:val="false"/>
-                <w:b w:val="false"/>
-                <w:u w:val="none"/>
-                <w:strike w:val="false"/>
-                <w:sz w:val="12"/>
-                <w:szCs w:val="12"/>
-                <w:color w:val="000000"/>
-              </w:rPr>
-            </w:pPr>
-            <w:r>
-              <w:rPr>
-                <w:rFonts w:ascii="Times New Roman" w:hAnsi="Times New Roman" w:eastAsia="Times New Roman" w:cs="Times New Roman"/>
-                <w:i w:val="false"/>
-                <w:b w:val="false"/>
-                <w:u w:val="none"/>
-                <w:strike w:val="false"/>
-                <w:sz w:val="12"/>
-                <w:szCs w:val="12"/>
-                <w:color w:val="000000"/>
-              </w:rPr>
-              <w:t xml:space="preserve">0.019</w:t>
-            </w:r>
-          </w:p>
-        </w:tc>
-        <w:tc>
-          <w:tcPr>
-            <w:tcBorders>
-              <w:bottom w:val="none" w:sz="0" w:space="0" w:color="000000"/>
-              <w:top w:val="none" w:sz="0" w:space="0" w:color="000000"/>
-              <w:left w:val="none" w:sz="0" w:space="0" w:color="000000"/>
-              <w:right w:val="none" w:sz="0" w:space="0" w:color="000000"/>
-            </w:tcBorders>
-            <w:shd w:val="clear" w:color="auto" w:fill="FFFFFF"/>
-            <w:tcMar>
-              <w:top w:w="0" w:type="dxa"/>
-              <w:bottom w:w="0" w:type="dxa"/>
-              <w:left w:w="0" w:type="dxa"/>
-              <w:right w:w="0" w:type="dxa"/>
-            </w:tcMar>
-            <w:vAlign w:val="center"/>
-          </w:tcPr>
-          <w:p>
-            <w:pPr>
-              <w:pStyle w:val="Normal"/>
-              <w:jc w:val="left"/>
-              <w:pBdr>
-                <w:bottom w:val="none" w:sz="0" w:space="0" w:color="000000"/>
-                <w:top w:val="none" w:sz="0" w:space="0" w:color="000000"/>
-                <w:left w:val="none" w:sz="0" w:space="0" w:color="000000"/>
-                <w:right w:val="none" w:sz="0" w:space="0" w:color="000000"/>
-              </w:pBdr>
-              <w:spacing w:after="100" w:before="100" w:line="240"/>
-              <w:ind w:left="100" w:right="100" w:firstLine="0" w:firstLineChars="0"/>
-              <w:rPr>
-                <w:rFonts w:ascii="Times New Roman" w:hAnsi="Times New Roman" w:eastAsia="Times New Roman" w:cs="Times New Roman"/>
-                <w:i w:val="false"/>
-                <w:b w:val="false"/>
-                <w:u w:val="none"/>
-                <w:strike w:val="false"/>
-                <w:sz w:val="12"/>
-                <w:szCs w:val="12"/>
-                <w:color w:val="000000"/>
-              </w:rPr>
-            </w:pPr>
-            <w:r>
-              <w:rPr>
-                <w:rFonts w:ascii="Times New Roman" w:hAnsi="Times New Roman" w:eastAsia="Times New Roman" w:cs="Times New Roman"/>
-                <w:i w:val="false"/>
-                <w:b w:val="false"/>
-                <w:u w:val="none"/>
-                <w:strike w:val="false"/>
-                <w:sz w:val="12"/>
-                <w:szCs w:val="12"/>
-                <w:color w:val="000000"/>
-              </w:rPr>
-              <w:t xml:space="preserve">0.251</w:t>
+              <w:t xml:space="preserve">0.93 (0.67–1.29)</w:t>
+            </w:r>
+          </w:p>
+        </w:tc>
+        <w:tc>
+          <w:tcPr>
+            <w:tcBorders>
+              <w:bottom w:val="none" w:sz="0" w:space="0" w:color="000000"/>
+              <w:top w:val="none" w:sz="0" w:space="0" w:color="000000"/>
+              <w:left w:val="none" w:sz="0" w:space="0" w:color="000000"/>
+              <w:right w:val="none" w:sz="0" w:space="0" w:color="000000"/>
+            </w:tcBorders>
+            <w:shd w:val="clear" w:color="auto" w:fill="FFFFFF"/>
+            <w:tcMar>
+              <w:top w:w="0" w:type="dxa"/>
+              <w:bottom w:w="0" w:type="dxa"/>
+              <w:left w:w="0" w:type="dxa"/>
+              <w:right w:w="0" w:type="dxa"/>
+            </w:tcMar>
+            <w:vAlign w:val="center"/>
+          </w:tcPr>
+          <w:p>
+            <w:pPr>
+              <w:pStyle w:val="Normal"/>
+              <w:jc w:val="left"/>
+              <w:pBdr>
+                <w:bottom w:val="none" w:sz="0" w:space="0" w:color="000000"/>
+                <w:top w:val="none" w:sz="0" w:space="0" w:color="000000"/>
+                <w:left w:val="none" w:sz="0" w:space="0" w:color="000000"/>
+                <w:right w:val="none" w:sz="0" w:space="0" w:color="000000"/>
+              </w:pBdr>
+              <w:spacing w:after="100" w:before="100" w:line="240"/>
+              <w:ind w:left="100" w:right="100" w:firstLine="0" w:firstLineChars="0"/>
+              <w:rPr>
+                <w:rFonts w:ascii="Times New Roman" w:hAnsi="Times New Roman" w:eastAsia="Times New Roman" w:cs="Times New Roman"/>
+                <w:i w:val="false"/>
+                <w:b w:val="false"/>
+                <w:u w:val="none"/>
+                <w:strike w:val="false"/>
+                <w:sz w:val="12"/>
+                <w:szCs w:val="12"/>
+                <w:color w:val="000000"/>
+              </w:rPr>
+            </w:pPr>
+            <w:r>
+              <w:rPr>
+                <w:rFonts w:ascii="Times New Roman" w:hAnsi="Times New Roman" w:eastAsia="Times New Roman" w:cs="Times New Roman"/>
+                <w:i w:val="false"/>
+                <w:b w:val="false"/>
+                <w:u w:val="none"/>
+                <w:strike w:val="false"/>
+                <w:sz w:val="12"/>
+                <w:szCs w:val="12"/>
+                <w:color w:val="000000"/>
+              </w:rPr>
+              <w:t xml:space="preserve">0.666</w:t>
+            </w:r>
+          </w:p>
+        </w:tc>
+        <w:tc>
+          <w:tcPr>
+            <w:tcBorders>
+              <w:bottom w:val="none" w:sz="0" w:space="0" w:color="000000"/>
+              <w:top w:val="none" w:sz="0" w:space="0" w:color="000000"/>
+              <w:left w:val="none" w:sz="0" w:space="0" w:color="000000"/>
+              <w:right w:val="none" w:sz="0" w:space="0" w:color="000000"/>
+            </w:tcBorders>
+            <w:shd w:val="clear" w:color="auto" w:fill="FFFFFF"/>
+            <w:tcMar>
+              <w:top w:w="0" w:type="dxa"/>
+              <w:bottom w:w="0" w:type="dxa"/>
+              <w:left w:w="0" w:type="dxa"/>
+              <w:right w:w="0" w:type="dxa"/>
+            </w:tcMar>
+            <w:vAlign w:val="center"/>
+          </w:tcPr>
+          <w:p>
+            <w:pPr>
+              <w:pStyle w:val="Normal"/>
+              <w:jc w:val="left"/>
+              <w:pBdr>
+                <w:bottom w:val="none" w:sz="0" w:space="0" w:color="000000"/>
+                <w:top w:val="none" w:sz="0" w:space="0" w:color="000000"/>
+                <w:left w:val="none" w:sz="0" w:space="0" w:color="000000"/>
+                <w:right w:val="none" w:sz="0" w:space="0" w:color="000000"/>
+              </w:pBdr>
+              <w:spacing w:after="100" w:before="100" w:line="240"/>
+              <w:ind w:left="100" w:right="100" w:firstLine="0" w:firstLineChars="0"/>
+              <w:rPr>
+                <w:rFonts w:ascii="Times New Roman" w:hAnsi="Times New Roman" w:eastAsia="Times New Roman" w:cs="Times New Roman"/>
+                <w:i w:val="false"/>
+                <w:b w:val="false"/>
+                <w:u w:val="none"/>
+                <w:strike w:val="false"/>
+                <w:sz w:val="12"/>
+                <w:szCs w:val="12"/>
+                <w:color w:val="000000"/>
+              </w:rPr>
+            </w:pPr>
+            <w:r>
+              <w:rPr>
+                <w:rFonts w:ascii="Times New Roman" w:hAnsi="Times New Roman" w:eastAsia="Times New Roman" w:cs="Times New Roman"/>
+                <w:i w:val="false"/>
+                <w:b w:val="false"/>
+                <w:u w:val="none"/>
+                <w:strike w:val="false"/>
+                <w:sz w:val="12"/>
+                <w:szCs w:val="12"/>
+                <w:color w:val="000000"/>
+              </w:rPr>
+              <w:t xml:space="preserve">0.215</w:t>
             </w:r>
           </w:p>
         </w:tc>
@@ -15459,7 +15459,7 @@
                 <w:szCs w:val="12"/>
                 <w:color w:val="000000"/>
               </w:rPr>
-              <w:t xml:space="preserve">0.59 (0.39–0.90)</w:t>
+              <w:t xml:space="preserve">0.95 (0.87–1.04)</w:t>
             </w:r>
           </w:p>
         </w:tc>
@@ -15514,7 +15514,7 @@
                 <w:szCs w:val="12"/>
                 <w:color w:val="000000"/>
               </w:rPr>
-              <w:t xml:space="preserve">0.014</w:t>
+              <w:t xml:space="preserve">0.255</w:t>
             </w:r>
           </w:p>
         </w:tc>
@@ -15569,7 +15569,7 @@
                 <w:szCs w:val="12"/>
                 <w:color w:val="000000"/>
               </w:rPr>
-              <w:t xml:space="preserve">0.065</w:t>
+              <w:t xml:space="preserve">0.370</w:t>
             </w:r>
           </w:p>
         </w:tc>
@@ -15624,7 +15624,7 @@
                 <w:szCs w:val="12"/>
                 <w:color w:val="000000"/>
               </w:rPr>
-              <w:t xml:space="preserve">0.60 (0.34–1.08)</w:t>
+              <w:t xml:space="preserve">0.97 (0.86–1.10)</w:t>
             </w:r>
           </w:p>
         </w:tc>
@@ -15679,7 +15679,7 @@
                 <w:szCs w:val="12"/>
                 <w:color w:val="000000"/>
               </w:rPr>
-              <w:t xml:space="preserve">0.087</w:t>
+              <w:t xml:space="preserve">0.638</w:t>
             </w:r>
           </w:p>
         </w:tc>
@@ -15734,7 +15734,7 @@
                 <w:szCs w:val="12"/>
                 <w:color w:val="000000"/>
               </w:rPr>
-              <w:t xml:space="preserve">0.196</w:t>
+              <w:t xml:space="preserve">0.638</w:t>
             </w:r>
           </w:p>
         </w:tc>
@@ -15899,7 +15899,7 @@
                 <w:szCs w:val="12"/>
                 <w:color w:val="000000"/>
               </w:rPr>
-              <w:t xml:space="preserve">0.61 (0.33–1.11)</w:t>
+              <w:t xml:space="preserve">1.01 (0.88–1.15)</w:t>
             </w:r>
           </w:p>
         </w:tc>
@@ -15954,7 +15954,7 @@
                 <w:szCs w:val="12"/>
                 <w:color w:val="000000"/>
               </w:rPr>
-              <w:t xml:space="preserve">0.104</w:t>
+              <w:t xml:space="preserve">0.908</w:t>
             </w:r>
           </w:p>
         </w:tc>
@@ -16009,7 +16009,7 @@
                 <w:szCs w:val="12"/>
                 <w:color w:val="000000"/>
               </w:rPr>
-              <w:t xml:space="preserve">0.371</w:t>
+              <w:t xml:space="preserve">0.347</w:t>
             </w:r>
           </w:p>
         </w:tc>

--- a/output/tables/COAD/COAD_survival_summary.docx
+++ b/output/tables/COAD/COAD_survival_summary.docx
@@ -25,7 +25,7 @@
         <w:ind w:left="60" w:right="60" w:firstLine="0" w:firstLineChars="0"/>
       </w:pPr>
       <w:r>
-        <w:t xml:space="preserve">Overall survival by gene expression (High vs Low), TCGA-COAD. HR from Cox regression; gene HRs (univariable, multivariable, strata, time-split) are per 1 log2 unit of expression; multivariable model adjusted for ageg, sex, pathologic stage group and pretreatment cea. Sensitivity: stratified by tss. q = Benjamini–Hochberg across exploratory genes only; the primary gene (HIST1H2AC) is reported with its unadjusted p. Time-split HRs (0–24 / &gt;24 months, adjusted) are shown only for genes whose expression term violated proportional hazards. RMST difference = High − Low restricted mean survival time up to 60 months.</w:t>
+        <w:t xml:space="preserve">Overall survival by gene expression (High vs Low), TCGA-COAD. HR from Cox regression; gene HRs (univariable, multivariable, strata, time-split) are per 1 log2 unit of expression; multivariable model adjusted for ageg, sex, pathologic stage group and pretreatment cea. Sensitivity: stratified by tss. q = Benjamini–Hochberg across exploratory genes only; the primary gene (MAD2L1) is reported with its unadjusted p. Time-split HRs (0–24 / &gt;24 months, adjusted) are shown only for genes whose expression term violated proportional hazards. RMST difference = High − Low restricted mean survival time up to 60 months.</w:t>
       </w:r>
     </w:p>
     <w:tbl xmlns:a="http://schemas.openxmlformats.org/drawingml/2006/main" xmlns:pic="http://schemas.openxmlformats.org/drawingml/2006/picture">
@@ -1609,7 +1609,7 @@
                 <w:szCs w:val="12"/>
                 <w:color w:val="000000"/>
               </w:rPr>
-              <w:t xml:space="preserve">HIST1H2AC</w:t>
+              <w:t xml:space="preserve">MAD2L1</w:t>
             </w:r>
           </w:p>
         </w:tc>
@@ -1829,7 +1829,7 @@
                 <w:szCs w:val="12"/>
                 <w:color w:val="000000"/>
               </w:rPr>
-              <w:t xml:space="preserve">99.9 (67.2–NR)</w:t>
+              <w:t xml:space="preserve">67.2 (60.7–NR)</w:t>
             </w:r>
           </w:p>
         </w:tc>
@@ -1884,7 +1884,7 @@
                 <w:szCs w:val="12"/>
                 <w:color w:val="000000"/>
               </w:rPr>
-              <w:t xml:space="preserve">81.3 (56.2–NR)</w:t>
+              <w:t xml:space="preserve">99.9 (83.2–NR)</w:t>
             </w:r>
           </w:p>
         </w:tc>
@@ -1939,7 +1939,7 @@
                 <w:szCs w:val="12"/>
                 <w:color w:val="000000"/>
               </w:rPr>
-              <w:t xml:space="preserve">0.019</w:t>
+              <w:t xml:space="preserve">0.023</w:t>
             </w:r>
           </w:p>
         </w:tc>
@@ -2049,7 +2049,7 @@
                 <w:szCs w:val="12"/>
                 <w:color w:val="000000"/>
               </w:rPr>
-              <w:t xml:space="preserve">1.43 (1.16–1.77)</w:t>
+              <w:t xml:space="preserve">0.76 (0.61–0.95)</w:t>
             </w:r>
           </w:p>
         </w:tc>
@@ -2104,7 +2104,7 @@
                 <w:szCs w:val="12"/>
                 <w:color w:val="000000"/>
               </w:rPr>
-              <w:t xml:space="preserve">&lt;0.001</w:t>
+              <w:t xml:space="preserve">0.018</w:t>
             </w:r>
           </w:p>
         </w:tc>
@@ -2214,7 +2214,7 @@
                 <w:szCs w:val="12"/>
                 <w:color w:val="000000"/>
               </w:rPr>
-              <w:t xml:space="preserve">1.26 (0.92–1.73)</w:t>
+              <w:t xml:space="preserve">0.86 (0.61–1.21)</w:t>
             </w:r>
           </w:p>
         </w:tc>
@@ -2269,7 +2269,7 @@
                 <w:szCs w:val="12"/>
                 <w:color w:val="000000"/>
               </w:rPr>
-              <w:t xml:space="preserve">0.154</w:t>
+              <w:t xml:space="preserve">0.380</w:t>
             </w:r>
           </w:p>
         </w:tc>
@@ -2489,7 +2489,7 @@
                 <w:szCs w:val="12"/>
                 <w:color w:val="000000"/>
               </w:rPr>
-              <w:t xml:space="preserve">1.20 (0.86–1.66)</w:t>
+              <w:t xml:space="preserve">0.89 (0.61–1.29)</w:t>
             </w:r>
           </w:p>
         </w:tc>
@@ -2544,7 +2544,7 @@
                 <w:szCs w:val="12"/>
                 <w:color w:val="000000"/>
               </w:rPr>
-              <w:t xml:space="preserve">0.287</w:t>
+              <w:t xml:space="preserve">0.528</w:t>
             </w:r>
           </w:p>
         </w:tc>
@@ -2599,7 +2599,7 @@
                 <w:szCs w:val="12"/>
                 <w:color w:val="000000"/>
               </w:rPr>
-              <w:t xml:space="preserve">0.349</w:t>
+              <w:t xml:space="preserve">0.363</w:t>
             </w:r>
           </w:p>
         </w:tc>
@@ -2874,7 +2874,7 @@
                 <w:szCs w:val="12"/>
                 <w:color w:val="000000"/>
               </w:rPr>
-              <w:t xml:space="preserve">-5.29 (-9.57, -1.01)</w:t>
+              <w:t xml:space="preserve">4.27 (-0.05, 8.59)</w:t>
             </w:r>
           </w:p>
         </w:tc>
@@ -2929,7 +2929,7 @@
                 <w:szCs w:val="12"/>
                 <w:color w:val="000000"/>
               </w:rPr>
-              <w:t xml:space="preserve">0.015</w:t>
+              <w:t xml:space="preserve">0.053</w:t>
             </w:r>
           </w:p>
         </w:tc>
@@ -3814,7 +3814,7 @@
                 <w:szCs w:val="12"/>
                 <w:color w:val="000000"/>
               </w:rPr>
-              <w:t xml:space="preserve">0.188</w:t>
+              <w:t xml:space="preserve">0.208</w:t>
             </w:r>
           </w:p>
         </w:tc>
@@ -4974,7 +4974,7 @@
                 <w:szCs w:val="12"/>
                 <w:color w:val="000000"/>
               </w:rPr>
-              <w:t xml:space="preserve">0.393</w:t>
+              <w:t xml:space="preserve">0.388</w:t>
             </w:r>
           </w:p>
         </w:tc>
@@ -5139,7 +5139,7 @@
                 <w:szCs w:val="12"/>
                 <w:color w:val="000000"/>
               </w:rPr>
-              <w:t xml:space="preserve">0.331</w:t>
+              <w:t xml:space="preserve">0.295</w:t>
             </w:r>
           </w:p>
         </w:tc>
@@ -5304,7 +5304,7 @@
                 <w:szCs w:val="12"/>
                 <w:color w:val="000000"/>
               </w:rPr>
-              <w:t xml:space="preserve">0.188</w:t>
+              <w:t xml:space="preserve">0.208</w:t>
             </w:r>
           </w:p>
         </w:tc>
@@ -6464,7 +6464,7 @@
                 <w:szCs w:val="12"/>
                 <w:color w:val="000000"/>
               </w:rPr>
-              <w:t xml:space="preserve">0.096</w:t>
+              <w:t xml:space="preserve">0.085</w:t>
             </w:r>
           </w:p>
         </w:tc>
@@ -6629,7 +6629,7 @@
                 <w:szCs w:val="12"/>
                 <w:color w:val="000000"/>
               </w:rPr>
-              <w:t xml:space="preserve">0.370</w:t>
+              <w:t xml:space="preserve">0.360</w:t>
             </w:r>
           </w:p>
         </w:tc>
@@ -6794,7 +6794,7 @@
                 <w:szCs w:val="12"/>
                 <w:color w:val="000000"/>
               </w:rPr>
-              <w:t xml:space="preserve">0.489</w:t>
+              <w:t xml:space="preserve">0.471</w:t>
             </w:r>
           </w:p>
         </w:tc>
@@ -7954,7 +7954,7 @@
                 <w:szCs w:val="12"/>
                 <w:color w:val="000000"/>
               </w:rPr>
-              <w:t xml:space="preserve">0.393</w:t>
+              <w:t xml:space="preserve">0.388</w:t>
             </w:r>
           </w:p>
         </w:tc>
@@ -8119,7 +8119,7 @@
                 <w:szCs w:val="12"/>
                 <w:color w:val="000000"/>
               </w:rPr>
-              <w:t xml:space="preserve">0.868</w:t>
+              <w:t xml:space="preserve">0.857</w:t>
             </w:r>
           </w:p>
         </w:tc>
@@ -8284,7 +8284,7 @@
                 <w:szCs w:val="12"/>
                 <w:color w:val="000000"/>
               </w:rPr>
-              <w:t xml:space="preserve">0.384</w:t>
+              <w:t xml:space="preserve">0.356</w:t>
             </w:r>
           </w:p>
         </w:tc>
@@ -9444,7 +9444,7 @@
                 <w:szCs w:val="12"/>
                 <w:color w:val="000000"/>
               </w:rPr>
-              <w:t xml:space="preserve">0.393</w:t>
+              <w:t xml:space="preserve">0.388</w:t>
             </w:r>
           </w:p>
         </w:tc>
@@ -9609,7 +9609,7 @@
                 <w:szCs w:val="12"/>
                 <w:color w:val="000000"/>
               </w:rPr>
-              <w:t xml:space="preserve">0.331</w:t>
+              <w:t xml:space="preserve">0.295</w:t>
             </w:r>
           </w:p>
         </w:tc>
@@ -9774,7 +9774,7 @@
                 <w:szCs w:val="12"/>
                 <w:color w:val="000000"/>
               </w:rPr>
-              <w:t xml:space="preserve">0.188</w:t>
+              <w:t xml:space="preserve">0.208</w:t>
             </w:r>
           </w:p>
         </w:tc>
@@ -10934,7 +10934,7 @@
                 <w:szCs w:val="12"/>
                 <w:color w:val="000000"/>
               </w:rPr>
-              <w:t xml:space="preserve">0.057</w:t>
+              <w:t xml:space="preserve">0.052</w:t>
             </w:r>
           </w:p>
         </w:tc>
@@ -11099,7 +11099,7 @@
                 <w:szCs w:val="12"/>
                 <w:color w:val="000000"/>
               </w:rPr>
-              <w:t xml:space="preserve">0.051</w:t>
+              <w:t xml:space="preserve">0.029</w:t>
             </w:r>
           </w:p>
         </w:tc>
@@ -11264,7 +11264,7 @@
                 <w:szCs w:val="12"/>
                 <w:color w:val="000000"/>
               </w:rPr>
-              <w:t xml:space="preserve">0.144</w:t>
+              <w:t xml:space="preserve">0.160</w:t>
             </w:r>
           </w:p>
         </w:tc>
@@ -12424,7 +12424,7 @@
                 <w:szCs w:val="12"/>
                 <w:color w:val="000000"/>
               </w:rPr>
-              <w:t xml:space="preserve">0.393</w:t>
+              <w:t xml:space="preserve">0.388</w:t>
             </w:r>
           </w:p>
         </w:tc>
@@ -12589,7 +12589,7 @@
                 <w:szCs w:val="12"/>
                 <w:color w:val="000000"/>
               </w:rPr>
-              <w:t xml:space="preserve">0.331</w:t>
+              <w:t xml:space="preserve">0.295</w:t>
             </w:r>
           </w:p>
         </w:tc>
@@ -12754,7 +12754,7 @@
                 <w:szCs w:val="12"/>
                 <w:color w:val="000000"/>
               </w:rPr>
-              <w:t xml:space="preserve">0.489</w:t>
+              <w:t xml:space="preserve">0.476</w:t>
             </w:r>
           </w:p>
         </w:tc>
@@ -13914,7 +13914,7 @@
                 <w:szCs w:val="12"/>
                 <w:color w:val="000000"/>
               </w:rPr>
-              <w:t xml:space="preserve">0.062</w:t>
+              <w:t xml:space="preserve">0.052</w:t>
             </w:r>
           </w:p>
         </w:tc>
@@ -14079,7 +14079,7 @@
                 <w:szCs w:val="12"/>
                 <w:color w:val="000000"/>
               </w:rPr>
-              <w:t xml:space="preserve">0.370</w:t>
+              <w:t xml:space="preserve">0.360</w:t>
             </w:r>
           </w:p>
         </w:tc>
@@ -14850,6 +14850,1496 @@
                 <w:color w:val="000000"/>
               </w:rPr>
               <w:t xml:space="preserve">0.006</w:t>
+            </w:r>
+          </w:p>
+        </w:tc>
+        <w:tc>
+          <w:tcPr>
+            <w:tcBorders>
+              <w:bottom w:val="none" w:sz="0" w:space="0" w:color="000000"/>
+              <w:top w:val="none" w:sz="0" w:space="0" w:color="000000"/>
+              <w:left w:val="none" w:sz="0" w:space="0" w:color="000000"/>
+              <w:right w:val="none" w:sz="0" w:space="0" w:color="000000"/>
+            </w:tcBorders>
+            <w:shd w:val="clear" w:color="auto" w:fill="FFFFFF"/>
+            <w:tcMar>
+              <w:top w:w="0" w:type="dxa"/>
+              <w:bottom w:w="0" w:type="dxa"/>
+              <w:left w:w="0" w:type="dxa"/>
+              <w:right w:w="0" w:type="dxa"/>
+            </w:tcMar>
+            <w:vAlign w:val="center"/>
+          </w:tcPr>
+          <w:p>
+            <w:pPr>
+              <w:pStyle w:val="Normal"/>
+              <w:jc w:val="right"/>
+              <w:pBdr>
+                <w:bottom w:val="none" w:sz="0" w:space="0" w:color="000000"/>
+                <w:top w:val="none" w:sz="0" w:space="0" w:color="000000"/>
+                <w:left w:val="none" w:sz="0" w:space="0" w:color="000000"/>
+                <w:right w:val="none" w:sz="0" w:space="0" w:color="000000"/>
+              </w:pBdr>
+              <w:spacing w:after="100" w:before="100" w:line="240"/>
+              <w:ind w:left="100" w:right="100" w:firstLine="0" w:firstLineChars="0"/>
+              <w:rPr>
+                <w:rFonts w:ascii="Times New Roman" w:hAnsi="Times New Roman" w:eastAsia="Times New Roman" w:cs="Times New Roman"/>
+                <w:i w:val="false"/>
+                <w:b w:val="false"/>
+                <w:u w:val="none"/>
+                <w:strike w:val="false"/>
+                <w:sz w:val="12"/>
+                <w:szCs w:val="12"/>
+                <w:color w:val="000000"/>
+              </w:rPr>
+            </w:pPr>
+            <w:r>
+              <w:rPr>
+                <w:rFonts w:ascii="Times New Roman" w:hAnsi="Times New Roman" w:eastAsia="Times New Roman" w:cs="Times New Roman"/>
+                <w:i w:val="false"/>
+                <w:b w:val="false"/>
+                <w:u w:val="none"/>
+                <w:strike w:val="false"/>
+                <w:sz w:val="12"/>
+                <w:szCs w:val="12"/>
+                <w:color w:val="000000"/>
+              </w:rPr>
+              <w:t xml:space="preserve">false</w:t>
+            </w:r>
+          </w:p>
+        </w:tc>
+        <w:tc>
+          <w:tcPr>
+            <w:tcBorders>
+              <w:bottom w:val="none" w:sz="0" w:space="0" w:color="000000"/>
+              <w:top w:val="none" w:sz="0" w:space="0" w:color="000000"/>
+              <w:left w:val="none" w:sz="0" w:space="0" w:color="000000"/>
+              <w:right w:val="none" w:sz="0" w:space="0" w:color="000000"/>
+            </w:tcBorders>
+            <w:shd w:val="clear" w:color="auto" w:fill="FFFFFF"/>
+            <w:tcMar>
+              <w:top w:w="0" w:type="dxa"/>
+              <w:bottom w:w="0" w:type="dxa"/>
+              <w:left w:w="0" w:type="dxa"/>
+              <w:right w:w="0" w:type="dxa"/>
+            </w:tcMar>
+            <w:vAlign w:val="center"/>
+          </w:tcPr>
+          <w:p>
+            <w:pPr>
+              <w:pStyle w:val="Normal"/>
+              <w:jc w:val="left"/>
+              <w:pBdr>
+                <w:bottom w:val="none" w:sz="0" w:space="0" w:color="000000"/>
+                <w:top w:val="none" w:sz="0" w:space="0" w:color="000000"/>
+                <w:left w:val="none" w:sz="0" w:space="0" w:color="000000"/>
+                <w:right w:val="none" w:sz="0" w:space="0" w:color="000000"/>
+              </w:pBdr>
+              <w:spacing w:after="100" w:before="100" w:line="240"/>
+              <w:ind w:left="100" w:right="100" w:firstLine="0" w:firstLineChars="0"/>
+              <w:rPr>
+                <w:rFonts w:ascii="Times New Roman" w:hAnsi="Times New Roman" w:eastAsia="Times New Roman" w:cs="Times New Roman"/>
+                <w:i w:val="false"/>
+                <w:b w:val="false"/>
+                <w:u w:val="none"/>
+                <w:strike w:val="false"/>
+                <w:sz w:val="12"/>
+                <w:szCs w:val="12"/>
+                <w:color w:val="000000"/>
+              </w:rPr>
+            </w:pPr>
+            <w:r>
+              <w:rPr>
+                <w:rFonts w:ascii="Times New Roman" w:hAnsi="Times New Roman" w:eastAsia="Times New Roman" w:cs="Times New Roman"/>
+                <w:i w:val="false"/>
+                <w:b w:val="false"/>
+                <w:u w:val="none"/>
+                <w:strike w:val="false"/>
+                <w:sz w:val="12"/>
+                <w:szCs w:val="12"/>
+                <w:color w:val="000000"/>
+              </w:rPr>
+              <w:t xml:space="preserve"/>
+            </w:r>
+          </w:p>
+        </w:tc>
+      </w:tr>
+      <w:tr>
+        <w:trPr>
+          <w:trHeight w:val="488" w:hRule="auto"/>
+        </w:trPr>
+        <w:tc>
+          <w:tcPr>
+            <w:tcBorders>
+              <w:bottom w:val="none" w:sz="0" w:space="0" w:color="000000"/>
+              <w:top w:val="none" w:sz="0" w:space="0" w:color="000000"/>
+              <w:left w:val="none" w:sz="0" w:space="0" w:color="000000"/>
+              <w:right w:val="none" w:sz="0" w:space="0" w:color="000000"/>
+            </w:tcBorders>
+            <w:shd w:val="clear" w:color="auto" w:fill="FFFFFF"/>
+            <w:tcMar>
+              <w:top w:w="0" w:type="dxa"/>
+              <w:bottom w:w="0" w:type="dxa"/>
+              <w:left w:w="0" w:type="dxa"/>
+              <w:right w:w="0" w:type="dxa"/>
+            </w:tcMar>
+            <w:vAlign w:val="center"/>
+          </w:tcPr>
+          <w:p>
+            <w:pPr>
+              <w:pStyle w:val="Normal"/>
+              <w:jc w:val="left"/>
+              <w:pBdr>
+                <w:bottom w:val="none" w:sz="0" w:space="0" w:color="000000"/>
+                <w:top w:val="none" w:sz="0" w:space="0" w:color="000000"/>
+                <w:left w:val="none" w:sz="0" w:space="0" w:color="000000"/>
+                <w:right w:val="none" w:sz="0" w:space="0" w:color="000000"/>
+              </w:pBdr>
+              <w:spacing w:after="100" w:before="100" w:line="240"/>
+              <w:ind w:left="100" w:right="100" w:firstLine="0" w:firstLineChars="0"/>
+              <w:rPr>
+                <w:rFonts w:ascii="Times New Roman" w:hAnsi="Times New Roman" w:eastAsia="Times New Roman" w:cs="Times New Roman"/>
+                <w:i w:val="false"/>
+                <w:b w:val="false"/>
+                <w:u w:val="none"/>
+                <w:strike w:val="false"/>
+                <w:sz w:val="12"/>
+                <w:szCs w:val="12"/>
+                <w:color w:val="000000"/>
+              </w:rPr>
+            </w:pPr>
+            <w:r>
+              <w:rPr>
+                <w:rFonts w:ascii="Times New Roman" w:hAnsi="Times New Roman" w:eastAsia="Times New Roman" w:cs="Times New Roman"/>
+                <w:i w:val="false"/>
+                <w:b w:val="false"/>
+                <w:u w:val="none"/>
+                <w:strike w:val="false"/>
+                <w:sz w:val="12"/>
+                <w:szCs w:val="12"/>
+                <w:color w:val="000000"/>
+              </w:rPr>
+              <w:t xml:space="preserve">MS4A1</w:t>
+            </w:r>
+          </w:p>
+        </w:tc>
+        <w:tc>
+          <w:tcPr>
+            <w:tcBorders>
+              <w:bottom w:val="none" w:sz="0" w:space="0" w:color="000000"/>
+              <w:top w:val="none" w:sz="0" w:space="0" w:color="000000"/>
+              <w:left w:val="none" w:sz="0" w:space="0" w:color="000000"/>
+              <w:right w:val="none" w:sz="0" w:space="0" w:color="000000"/>
+            </w:tcBorders>
+            <w:shd w:val="clear" w:color="auto" w:fill="FFFFFF"/>
+            <w:tcMar>
+              <w:top w:w="0" w:type="dxa"/>
+              <w:bottom w:w="0" w:type="dxa"/>
+              <w:left w:w="0" w:type="dxa"/>
+              <w:right w:w="0" w:type="dxa"/>
+            </w:tcMar>
+            <w:vAlign w:val="center"/>
+          </w:tcPr>
+          <w:p>
+            <w:pPr>
+              <w:pStyle w:val="Normal"/>
+              <w:jc w:val="left"/>
+              <w:pBdr>
+                <w:bottom w:val="none" w:sz="0" w:space="0" w:color="000000"/>
+                <w:top w:val="none" w:sz="0" w:space="0" w:color="000000"/>
+                <w:left w:val="none" w:sz="0" w:space="0" w:color="000000"/>
+                <w:right w:val="none" w:sz="0" w:space="0" w:color="000000"/>
+              </w:pBdr>
+              <w:spacing w:after="100" w:before="100" w:line="240"/>
+              <w:ind w:left="100" w:right="100" w:firstLine="0" w:firstLineChars="0"/>
+              <w:rPr>
+                <w:rFonts w:ascii="Times New Roman" w:hAnsi="Times New Roman" w:eastAsia="Times New Roman" w:cs="Times New Roman"/>
+                <w:i w:val="false"/>
+                <w:b w:val="false"/>
+                <w:u w:val="none"/>
+                <w:strike w:val="false"/>
+                <w:sz w:val="12"/>
+                <w:szCs w:val="12"/>
+                <w:color w:val="000000"/>
+              </w:rPr>
+            </w:pPr>
+            <w:r>
+              <w:rPr>
+                <w:rFonts w:ascii="Times New Roman" w:hAnsi="Times New Roman" w:eastAsia="Times New Roman" w:cs="Times New Roman"/>
+                <w:i w:val="false"/>
+                <w:b w:val="false"/>
+                <w:u w:val="none"/>
+                <w:strike w:val="false"/>
+                <w:sz w:val="12"/>
+                <w:szCs w:val="12"/>
+                <w:color w:val="000000"/>
+              </w:rPr>
+              <w:t xml:space="preserve">exploratory</w:t>
+            </w:r>
+          </w:p>
+        </w:tc>
+        <w:tc>
+          <w:tcPr>
+            <w:tcBorders>
+              <w:bottom w:val="none" w:sz="0" w:space="0" w:color="000000"/>
+              <w:top w:val="none" w:sz="0" w:space="0" w:color="000000"/>
+              <w:left w:val="none" w:sz="0" w:space="0" w:color="000000"/>
+              <w:right w:val="none" w:sz="0" w:space="0" w:color="000000"/>
+            </w:tcBorders>
+            <w:shd w:val="clear" w:color="auto" w:fill="FFFFFF"/>
+            <w:tcMar>
+              <w:top w:w="0" w:type="dxa"/>
+              <w:bottom w:w="0" w:type="dxa"/>
+              <w:left w:w="0" w:type="dxa"/>
+              <w:right w:w="0" w:type="dxa"/>
+            </w:tcMar>
+            <w:vAlign w:val="center"/>
+          </w:tcPr>
+          <w:p>
+            <w:pPr>
+              <w:pStyle w:val="Normal"/>
+              <w:jc w:val="right"/>
+              <w:pBdr>
+                <w:bottom w:val="none" w:sz="0" w:space="0" w:color="000000"/>
+                <w:top w:val="none" w:sz="0" w:space="0" w:color="000000"/>
+                <w:left w:val="none" w:sz="0" w:space="0" w:color="000000"/>
+                <w:right w:val="none" w:sz="0" w:space="0" w:color="000000"/>
+              </w:pBdr>
+              <w:spacing w:after="100" w:before="100" w:line="240"/>
+              <w:ind w:left="100" w:right="100" w:firstLine="0" w:firstLineChars="0"/>
+              <w:rPr>
+                <w:rFonts w:ascii="Times New Roman" w:hAnsi="Times New Roman" w:eastAsia="Times New Roman" w:cs="Times New Roman"/>
+                <w:i w:val="false"/>
+                <w:b w:val="false"/>
+                <w:u w:val="none"/>
+                <w:strike w:val="false"/>
+                <w:sz w:val="12"/>
+                <w:szCs w:val="12"/>
+                <w:color w:val="000000"/>
+              </w:rPr>
+            </w:pPr>
+            <w:r>
+              <w:rPr>
+                <w:rFonts w:ascii="Times New Roman" w:hAnsi="Times New Roman" w:eastAsia="Times New Roman" w:cs="Times New Roman"/>
+                <w:i w:val="false"/>
+                <w:b w:val="false"/>
+                <w:u w:val="none"/>
+                <w:strike w:val="false"/>
+                <w:sz w:val="12"/>
+                <w:szCs w:val="12"/>
+                <w:color w:val="000000"/>
+              </w:rPr>
+              <w:t xml:space="preserve">439</w:t>
+            </w:r>
+          </w:p>
+        </w:tc>
+        <w:tc>
+          <w:tcPr>
+            <w:tcBorders>
+              <w:bottom w:val="none" w:sz="0" w:space="0" w:color="000000"/>
+              <w:top w:val="none" w:sz="0" w:space="0" w:color="000000"/>
+              <w:left w:val="none" w:sz="0" w:space="0" w:color="000000"/>
+              <w:right w:val="none" w:sz="0" w:space="0" w:color="000000"/>
+            </w:tcBorders>
+            <w:shd w:val="clear" w:color="auto" w:fill="FFFFFF"/>
+            <w:tcMar>
+              <w:top w:w="0" w:type="dxa"/>
+              <w:bottom w:w="0" w:type="dxa"/>
+              <w:left w:w="0" w:type="dxa"/>
+              <w:right w:w="0" w:type="dxa"/>
+            </w:tcMar>
+            <w:vAlign w:val="center"/>
+          </w:tcPr>
+          <w:p>
+            <w:pPr>
+              <w:pStyle w:val="Normal"/>
+              <w:jc w:val="right"/>
+              <w:pBdr>
+                <w:bottom w:val="none" w:sz="0" w:space="0" w:color="000000"/>
+                <w:top w:val="none" w:sz="0" w:space="0" w:color="000000"/>
+                <w:left w:val="none" w:sz="0" w:space="0" w:color="000000"/>
+                <w:right w:val="none" w:sz="0" w:space="0" w:color="000000"/>
+              </w:pBdr>
+              <w:spacing w:after="100" w:before="100" w:line="240"/>
+              <w:ind w:left="100" w:right="100" w:firstLine="0" w:firstLineChars="0"/>
+              <w:rPr>
+                <w:rFonts w:ascii="Times New Roman" w:hAnsi="Times New Roman" w:eastAsia="Times New Roman" w:cs="Times New Roman"/>
+                <w:i w:val="false"/>
+                <w:b w:val="false"/>
+                <w:u w:val="none"/>
+                <w:strike w:val="false"/>
+                <w:sz w:val="12"/>
+                <w:szCs w:val="12"/>
+                <w:color w:val="000000"/>
+              </w:rPr>
+            </w:pPr>
+            <w:r>
+              <w:rPr>
+                <w:rFonts w:ascii="Times New Roman" w:hAnsi="Times New Roman" w:eastAsia="Times New Roman" w:cs="Times New Roman"/>
+                <w:i w:val="false"/>
+                <w:b w:val="false"/>
+                <w:u w:val="none"/>
+                <w:strike w:val="false"/>
+                <w:sz w:val="12"/>
+                <w:szCs w:val="12"/>
+                <w:color w:val="000000"/>
+              </w:rPr>
+              <w:t xml:space="preserve">97</w:t>
+            </w:r>
+          </w:p>
+        </w:tc>
+        <w:tc>
+          <w:tcPr>
+            <w:tcBorders>
+              <w:bottom w:val="none" w:sz="0" w:space="0" w:color="000000"/>
+              <w:top w:val="none" w:sz="0" w:space="0" w:color="000000"/>
+              <w:left w:val="none" w:sz="0" w:space="0" w:color="000000"/>
+              <w:right w:val="none" w:sz="0" w:space="0" w:color="000000"/>
+            </w:tcBorders>
+            <w:shd w:val="clear" w:color="auto" w:fill="FFFFFF"/>
+            <w:tcMar>
+              <w:top w:w="0" w:type="dxa"/>
+              <w:bottom w:w="0" w:type="dxa"/>
+              <w:left w:w="0" w:type="dxa"/>
+              <w:right w:w="0" w:type="dxa"/>
+            </w:tcMar>
+            <w:vAlign w:val="center"/>
+          </w:tcPr>
+          <w:p>
+            <w:pPr>
+              <w:pStyle w:val="Normal"/>
+              <w:jc w:val="left"/>
+              <w:pBdr>
+                <w:bottom w:val="none" w:sz="0" w:space="0" w:color="000000"/>
+                <w:top w:val="none" w:sz="0" w:space="0" w:color="000000"/>
+                <w:left w:val="none" w:sz="0" w:space="0" w:color="000000"/>
+                <w:right w:val="none" w:sz="0" w:space="0" w:color="000000"/>
+              </w:pBdr>
+              <w:spacing w:after="100" w:before="100" w:line="240"/>
+              <w:ind w:left="100" w:right="100" w:firstLine="0" w:firstLineChars="0"/>
+              <w:rPr>
+                <w:rFonts w:ascii="Times New Roman" w:hAnsi="Times New Roman" w:eastAsia="Times New Roman" w:cs="Times New Roman"/>
+                <w:i w:val="false"/>
+                <w:b w:val="false"/>
+                <w:u w:val="none"/>
+                <w:strike w:val="false"/>
+                <w:sz w:val="12"/>
+                <w:szCs w:val="12"/>
+                <w:color w:val="000000"/>
+              </w:rPr>
+            </w:pPr>
+            <w:r>
+              <w:rPr>
+                <w:rFonts w:ascii="Times New Roman" w:hAnsi="Times New Roman" w:eastAsia="Times New Roman" w:cs="Times New Roman"/>
+                <w:i w:val="false"/>
+                <w:b w:val="false"/>
+                <w:u w:val="none"/>
+                <w:strike w:val="false"/>
+                <w:sz w:val="12"/>
+                <w:szCs w:val="12"/>
+                <w:color w:val="000000"/>
+              </w:rPr>
+              <w:t xml:space="preserve">67.2 (56.2–NR)</w:t>
+            </w:r>
+          </w:p>
+        </w:tc>
+        <w:tc>
+          <w:tcPr>
+            <w:tcBorders>
+              <w:bottom w:val="none" w:sz="0" w:space="0" w:color="000000"/>
+              <w:top w:val="none" w:sz="0" w:space="0" w:color="000000"/>
+              <w:left w:val="none" w:sz="0" w:space="0" w:color="000000"/>
+              <w:right w:val="none" w:sz="0" w:space="0" w:color="000000"/>
+            </w:tcBorders>
+            <w:shd w:val="clear" w:color="auto" w:fill="FFFFFF"/>
+            <w:tcMar>
+              <w:top w:w="0" w:type="dxa"/>
+              <w:bottom w:w="0" w:type="dxa"/>
+              <w:left w:w="0" w:type="dxa"/>
+              <w:right w:w="0" w:type="dxa"/>
+            </w:tcMar>
+            <w:vAlign w:val="center"/>
+          </w:tcPr>
+          <w:p>
+            <w:pPr>
+              <w:pStyle w:val="Normal"/>
+              <w:jc w:val="left"/>
+              <w:pBdr>
+                <w:bottom w:val="none" w:sz="0" w:space="0" w:color="000000"/>
+                <w:top w:val="none" w:sz="0" w:space="0" w:color="000000"/>
+                <w:left w:val="none" w:sz="0" w:space="0" w:color="000000"/>
+                <w:right w:val="none" w:sz="0" w:space="0" w:color="000000"/>
+              </w:pBdr>
+              <w:spacing w:after="100" w:before="100" w:line="240"/>
+              <w:ind w:left="100" w:right="100" w:firstLine="0" w:firstLineChars="0"/>
+              <w:rPr>
+                <w:rFonts w:ascii="Times New Roman" w:hAnsi="Times New Roman" w:eastAsia="Times New Roman" w:cs="Times New Roman"/>
+                <w:i w:val="false"/>
+                <w:b w:val="false"/>
+                <w:u w:val="none"/>
+                <w:strike w:val="false"/>
+                <w:sz w:val="12"/>
+                <w:szCs w:val="12"/>
+                <w:color w:val="000000"/>
+              </w:rPr>
+            </w:pPr>
+            <w:r>
+              <w:rPr>
+                <w:rFonts w:ascii="Times New Roman" w:hAnsi="Times New Roman" w:eastAsia="Times New Roman" w:cs="Times New Roman"/>
+                <w:i w:val="false"/>
+                <w:b w:val="false"/>
+                <w:u w:val="none"/>
+                <w:strike w:val="false"/>
+                <w:sz w:val="12"/>
+                <w:szCs w:val="12"/>
+                <w:color w:val="000000"/>
+              </w:rPr>
+              <w:t xml:space="preserve">99.9 (99.9–NR)</w:t>
+            </w:r>
+          </w:p>
+        </w:tc>
+        <w:tc>
+          <w:tcPr>
+            <w:tcBorders>
+              <w:bottom w:val="none" w:sz="0" w:space="0" w:color="000000"/>
+              <w:top w:val="none" w:sz="0" w:space="0" w:color="000000"/>
+              <w:left w:val="none" w:sz="0" w:space="0" w:color="000000"/>
+              <w:right w:val="none" w:sz="0" w:space="0" w:color="000000"/>
+            </w:tcBorders>
+            <w:shd w:val="clear" w:color="auto" w:fill="FFFFFF"/>
+            <w:tcMar>
+              <w:top w:w="0" w:type="dxa"/>
+              <w:bottom w:w="0" w:type="dxa"/>
+              <w:left w:w="0" w:type="dxa"/>
+              <w:right w:w="0" w:type="dxa"/>
+            </w:tcMar>
+            <w:vAlign w:val="center"/>
+          </w:tcPr>
+          <w:p>
+            <w:pPr>
+              <w:pStyle w:val="Normal"/>
+              <w:jc w:val="left"/>
+              <w:pBdr>
+                <w:bottom w:val="none" w:sz="0" w:space="0" w:color="000000"/>
+                <w:top w:val="none" w:sz="0" w:space="0" w:color="000000"/>
+                <w:left w:val="none" w:sz="0" w:space="0" w:color="000000"/>
+                <w:right w:val="none" w:sz="0" w:space="0" w:color="000000"/>
+              </w:pBdr>
+              <w:spacing w:after="100" w:before="100" w:line="240"/>
+              <w:ind w:left="100" w:right="100" w:firstLine="0" w:firstLineChars="0"/>
+              <w:rPr>
+                <w:rFonts w:ascii="Times New Roman" w:hAnsi="Times New Roman" w:eastAsia="Times New Roman" w:cs="Times New Roman"/>
+                <w:i w:val="false"/>
+                <w:b w:val="false"/>
+                <w:u w:val="none"/>
+                <w:strike w:val="false"/>
+                <w:sz w:val="12"/>
+                <w:szCs w:val="12"/>
+                <w:color w:val="000000"/>
+              </w:rPr>
+            </w:pPr>
+            <w:r>
+              <w:rPr>
+                <w:rFonts w:ascii="Times New Roman" w:hAnsi="Times New Roman" w:eastAsia="Times New Roman" w:cs="Times New Roman"/>
+                <w:i w:val="false"/>
+                <w:b w:val="false"/>
+                <w:u w:val="none"/>
+                <w:strike w:val="false"/>
+                <w:sz w:val="12"/>
+                <w:szCs w:val="12"/>
+                <w:color w:val="000000"/>
+              </w:rPr>
+              <w:t xml:space="preserve">0.013</w:t>
+            </w:r>
+          </w:p>
+        </w:tc>
+        <w:tc>
+          <w:tcPr>
+            <w:tcBorders>
+              <w:bottom w:val="none" w:sz="0" w:space="0" w:color="000000"/>
+              <w:top w:val="none" w:sz="0" w:space="0" w:color="000000"/>
+              <w:left w:val="none" w:sz="0" w:space="0" w:color="000000"/>
+              <w:right w:val="none" w:sz="0" w:space="0" w:color="000000"/>
+            </w:tcBorders>
+            <w:shd w:val="clear" w:color="auto" w:fill="FFFFFF"/>
+            <w:tcMar>
+              <w:top w:w="0" w:type="dxa"/>
+              <w:bottom w:w="0" w:type="dxa"/>
+              <w:left w:w="0" w:type="dxa"/>
+              <w:right w:w="0" w:type="dxa"/>
+            </w:tcMar>
+            <w:vAlign w:val="center"/>
+          </w:tcPr>
+          <w:p>
+            <w:pPr>
+              <w:pStyle w:val="Normal"/>
+              <w:jc w:val="left"/>
+              <w:pBdr>
+                <w:bottom w:val="none" w:sz="0" w:space="0" w:color="000000"/>
+                <w:top w:val="none" w:sz="0" w:space="0" w:color="000000"/>
+                <w:left w:val="none" w:sz="0" w:space="0" w:color="000000"/>
+                <w:right w:val="none" w:sz="0" w:space="0" w:color="000000"/>
+              </w:pBdr>
+              <w:spacing w:after="100" w:before="100" w:line="240"/>
+              <w:ind w:left="100" w:right="100" w:firstLine="0" w:firstLineChars="0"/>
+              <w:rPr>
+                <w:rFonts w:ascii="Times New Roman" w:hAnsi="Times New Roman" w:eastAsia="Times New Roman" w:cs="Times New Roman"/>
+                <w:i w:val="false"/>
+                <w:b w:val="false"/>
+                <w:u w:val="none"/>
+                <w:strike w:val="false"/>
+                <w:sz w:val="12"/>
+                <w:szCs w:val="12"/>
+                <w:color w:val="000000"/>
+              </w:rPr>
+            </w:pPr>
+            <w:r>
+              <w:rPr>
+                <w:rFonts w:ascii="Times New Roman" w:hAnsi="Times New Roman" w:eastAsia="Times New Roman" w:cs="Times New Roman"/>
+                <w:i w:val="false"/>
+                <w:b w:val="false"/>
+                <w:u w:val="none"/>
+                <w:strike w:val="false"/>
+                <w:sz w:val="12"/>
+                <w:szCs w:val="12"/>
+                <w:color w:val="000000"/>
+              </w:rPr>
+              <w:t xml:space="preserve">0.052</w:t>
+            </w:r>
+          </w:p>
+        </w:tc>
+        <w:tc>
+          <w:tcPr>
+            <w:tcBorders>
+              <w:bottom w:val="none" w:sz="0" w:space="0" w:color="000000"/>
+              <w:top w:val="none" w:sz="0" w:space="0" w:color="000000"/>
+              <w:left w:val="none" w:sz="0" w:space="0" w:color="000000"/>
+              <w:right w:val="none" w:sz="0" w:space="0" w:color="000000"/>
+            </w:tcBorders>
+            <w:shd w:val="clear" w:color="auto" w:fill="FFFFFF"/>
+            <w:tcMar>
+              <w:top w:w="0" w:type="dxa"/>
+              <w:bottom w:w="0" w:type="dxa"/>
+              <w:left w:w="0" w:type="dxa"/>
+              <w:right w:w="0" w:type="dxa"/>
+            </w:tcMar>
+            <w:vAlign w:val="center"/>
+          </w:tcPr>
+          <w:p>
+            <w:pPr>
+              <w:pStyle w:val="Normal"/>
+              <w:jc w:val="left"/>
+              <w:pBdr>
+                <w:bottom w:val="none" w:sz="0" w:space="0" w:color="000000"/>
+                <w:top w:val="none" w:sz="0" w:space="0" w:color="000000"/>
+                <w:left w:val="none" w:sz="0" w:space="0" w:color="000000"/>
+                <w:right w:val="none" w:sz="0" w:space="0" w:color="000000"/>
+              </w:pBdr>
+              <w:spacing w:after="100" w:before="100" w:line="240"/>
+              <w:ind w:left="100" w:right="100" w:firstLine="0" w:firstLineChars="0"/>
+              <w:rPr>
+                <w:rFonts w:ascii="Times New Roman" w:hAnsi="Times New Roman" w:eastAsia="Times New Roman" w:cs="Times New Roman"/>
+                <w:i w:val="false"/>
+                <w:b w:val="false"/>
+                <w:u w:val="none"/>
+                <w:strike w:val="false"/>
+                <w:sz w:val="12"/>
+                <w:szCs w:val="12"/>
+                <w:color w:val="000000"/>
+              </w:rPr>
+            </w:pPr>
+            <w:r>
+              <w:rPr>
+                <w:rFonts w:ascii="Times New Roman" w:hAnsi="Times New Roman" w:eastAsia="Times New Roman" w:cs="Times New Roman"/>
+                <w:i w:val="false"/>
+                <w:b w:val="false"/>
+                <w:u w:val="none"/>
+                <w:strike w:val="false"/>
+                <w:sz w:val="12"/>
+                <w:szCs w:val="12"/>
+                <w:color w:val="000000"/>
+              </w:rPr>
+              <w:t xml:space="preserve">0.95 (0.87–1.04)</w:t>
+            </w:r>
+          </w:p>
+        </w:tc>
+        <w:tc>
+          <w:tcPr>
+            <w:tcBorders>
+              <w:bottom w:val="none" w:sz="0" w:space="0" w:color="000000"/>
+              <w:top w:val="none" w:sz="0" w:space="0" w:color="000000"/>
+              <w:left w:val="none" w:sz="0" w:space="0" w:color="000000"/>
+              <w:right w:val="none" w:sz="0" w:space="0" w:color="000000"/>
+            </w:tcBorders>
+            <w:shd w:val="clear" w:color="auto" w:fill="FFFFFF"/>
+            <w:tcMar>
+              <w:top w:w="0" w:type="dxa"/>
+              <w:bottom w:w="0" w:type="dxa"/>
+              <w:left w:w="0" w:type="dxa"/>
+              <w:right w:w="0" w:type="dxa"/>
+            </w:tcMar>
+            <w:vAlign w:val="center"/>
+          </w:tcPr>
+          <w:p>
+            <w:pPr>
+              <w:pStyle w:val="Normal"/>
+              <w:jc w:val="left"/>
+              <w:pBdr>
+                <w:bottom w:val="none" w:sz="0" w:space="0" w:color="000000"/>
+                <w:top w:val="none" w:sz="0" w:space="0" w:color="000000"/>
+                <w:left w:val="none" w:sz="0" w:space="0" w:color="000000"/>
+                <w:right w:val="none" w:sz="0" w:space="0" w:color="000000"/>
+              </w:pBdr>
+              <w:spacing w:after="100" w:before="100" w:line="240"/>
+              <w:ind w:left="100" w:right="100" w:firstLine="0" w:firstLineChars="0"/>
+              <w:rPr>
+                <w:rFonts w:ascii="Times New Roman" w:hAnsi="Times New Roman" w:eastAsia="Times New Roman" w:cs="Times New Roman"/>
+                <w:i w:val="false"/>
+                <w:b w:val="false"/>
+                <w:u w:val="none"/>
+                <w:strike w:val="false"/>
+                <w:sz w:val="12"/>
+                <w:szCs w:val="12"/>
+                <w:color w:val="000000"/>
+              </w:rPr>
+            </w:pPr>
+            <w:r>
+              <w:rPr>
+                <w:rFonts w:ascii="Times New Roman" w:hAnsi="Times New Roman" w:eastAsia="Times New Roman" w:cs="Times New Roman"/>
+                <w:i w:val="false"/>
+                <w:b w:val="false"/>
+                <w:u w:val="none"/>
+                <w:strike w:val="false"/>
+                <w:sz w:val="12"/>
+                <w:szCs w:val="12"/>
+                <w:color w:val="000000"/>
+              </w:rPr>
+              <w:t xml:space="preserve">0.255</w:t>
+            </w:r>
+          </w:p>
+        </w:tc>
+        <w:tc>
+          <w:tcPr>
+            <w:tcBorders>
+              <w:bottom w:val="none" w:sz="0" w:space="0" w:color="000000"/>
+              <w:top w:val="none" w:sz="0" w:space="0" w:color="000000"/>
+              <w:left w:val="none" w:sz="0" w:space="0" w:color="000000"/>
+              <w:right w:val="none" w:sz="0" w:space="0" w:color="000000"/>
+            </w:tcBorders>
+            <w:shd w:val="clear" w:color="auto" w:fill="FFFFFF"/>
+            <w:tcMar>
+              <w:top w:w="0" w:type="dxa"/>
+              <w:bottom w:w="0" w:type="dxa"/>
+              <w:left w:w="0" w:type="dxa"/>
+              <w:right w:w="0" w:type="dxa"/>
+            </w:tcMar>
+            <w:vAlign w:val="center"/>
+          </w:tcPr>
+          <w:p>
+            <w:pPr>
+              <w:pStyle w:val="Normal"/>
+              <w:jc w:val="left"/>
+              <w:pBdr>
+                <w:bottom w:val="none" w:sz="0" w:space="0" w:color="000000"/>
+                <w:top w:val="none" w:sz="0" w:space="0" w:color="000000"/>
+                <w:left w:val="none" w:sz="0" w:space="0" w:color="000000"/>
+                <w:right w:val="none" w:sz="0" w:space="0" w:color="000000"/>
+              </w:pBdr>
+              <w:spacing w:after="100" w:before="100" w:line="240"/>
+              <w:ind w:left="100" w:right="100" w:firstLine="0" w:firstLineChars="0"/>
+              <w:rPr>
+                <w:rFonts w:ascii="Times New Roman" w:hAnsi="Times New Roman" w:eastAsia="Times New Roman" w:cs="Times New Roman"/>
+                <w:i w:val="false"/>
+                <w:b w:val="false"/>
+                <w:u w:val="none"/>
+                <w:strike w:val="false"/>
+                <w:sz w:val="12"/>
+                <w:szCs w:val="12"/>
+                <w:color w:val="000000"/>
+              </w:rPr>
+            </w:pPr>
+            <w:r>
+              <w:rPr>
+                <w:rFonts w:ascii="Times New Roman" w:hAnsi="Times New Roman" w:eastAsia="Times New Roman" w:cs="Times New Roman"/>
+                <w:i w:val="false"/>
+                <w:b w:val="false"/>
+                <w:u w:val="none"/>
+                <w:strike w:val="false"/>
+                <w:sz w:val="12"/>
+                <w:szCs w:val="12"/>
+                <w:color w:val="000000"/>
+              </w:rPr>
+              <w:t xml:space="preserve">0.360</w:t>
+            </w:r>
+          </w:p>
+        </w:tc>
+        <w:tc>
+          <w:tcPr>
+            <w:tcBorders>
+              <w:bottom w:val="none" w:sz="0" w:space="0" w:color="000000"/>
+              <w:top w:val="none" w:sz="0" w:space="0" w:color="000000"/>
+              <w:left w:val="none" w:sz="0" w:space="0" w:color="000000"/>
+              <w:right w:val="none" w:sz="0" w:space="0" w:color="000000"/>
+            </w:tcBorders>
+            <w:shd w:val="clear" w:color="auto" w:fill="FFFFFF"/>
+            <w:tcMar>
+              <w:top w:w="0" w:type="dxa"/>
+              <w:bottom w:w="0" w:type="dxa"/>
+              <w:left w:w="0" w:type="dxa"/>
+              <w:right w:w="0" w:type="dxa"/>
+            </w:tcMar>
+            <w:vAlign w:val="center"/>
+          </w:tcPr>
+          <w:p>
+            <w:pPr>
+              <w:pStyle w:val="Normal"/>
+              <w:jc w:val="left"/>
+              <w:pBdr>
+                <w:bottom w:val="none" w:sz="0" w:space="0" w:color="000000"/>
+                <w:top w:val="none" w:sz="0" w:space="0" w:color="000000"/>
+                <w:left w:val="none" w:sz="0" w:space="0" w:color="000000"/>
+                <w:right w:val="none" w:sz="0" w:space="0" w:color="000000"/>
+              </w:pBdr>
+              <w:spacing w:after="100" w:before="100" w:line="240"/>
+              <w:ind w:left="100" w:right="100" w:firstLine="0" w:firstLineChars="0"/>
+              <w:rPr>
+                <w:rFonts w:ascii="Times New Roman" w:hAnsi="Times New Roman" w:eastAsia="Times New Roman" w:cs="Times New Roman"/>
+                <w:i w:val="false"/>
+                <w:b w:val="false"/>
+                <w:u w:val="none"/>
+                <w:strike w:val="false"/>
+                <w:sz w:val="12"/>
+                <w:szCs w:val="12"/>
+                <w:color w:val="000000"/>
+              </w:rPr>
+            </w:pPr>
+            <w:r>
+              <w:rPr>
+                <w:rFonts w:ascii="Times New Roman" w:hAnsi="Times New Roman" w:eastAsia="Times New Roman" w:cs="Times New Roman"/>
+                <w:i w:val="false"/>
+                <w:b w:val="false"/>
+                <w:u w:val="none"/>
+                <w:strike w:val="false"/>
+                <w:sz w:val="12"/>
+                <w:szCs w:val="12"/>
+                <w:color w:val="000000"/>
+              </w:rPr>
+              <w:t xml:space="preserve">0.97 (0.86–1.10)</w:t>
+            </w:r>
+          </w:p>
+        </w:tc>
+        <w:tc>
+          <w:tcPr>
+            <w:tcBorders>
+              <w:bottom w:val="none" w:sz="0" w:space="0" w:color="000000"/>
+              <w:top w:val="none" w:sz="0" w:space="0" w:color="000000"/>
+              <w:left w:val="none" w:sz="0" w:space="0" w:color="000000"/>
+              <w:right w:val="none" w:sz="0" w:space="0" w:color="000000"/>
+            </w:tcBorders>
+            <w:shd w:val="clear" w:color="auto" w:fill="FFFFFF"/>
+            <w:tcMar>
+              <w:top w:w="0" w:type="dxa"/>
+              <w:bottom w:w="0" w:type="dxa"/>
+              <w:left w:w="0" w:type="dxa"/>
+              <w:right w:w="0" w:type="dxa"/>
+            </w:tcMar>
+            <w:vAlign w:val="center"/>
+          </w:tcPr>
+          <w:p>
+            <w:pPr>
+              <w:pStyle w:val="Normal"/>
+              <w:jc w:val="left"/>
+              <w:pBdr>
+                <w:bottom w:val="none" w:sz="0" w:space="0" w:color="000000"/>
+                <w:top w:val="none" w:sz="0" w:space="0" w:color="000000"/>
+                <w:left w:val="none" w:sz="0" w:space="0" w:color="000000"/>
+                <w:right w:val="none" w:sz="0" w:space="0" w:color="000000"/>
+              </w:pBdr>
+              <w:spacing w:after="100" w:before="100" w:line="240"/>
+              <w:ind w:left="100" w:right="100" w:firstLine="0" w:firstLineChars="0"/>
+              <w:rPr>
+                <w:rFonts w:ascii="Times New Roman" w:hAnsi="Times New Roman" w:eastAsia="Times New Roman" w:cs="Times New Roman"/>
+                <w:i w:val="false"/>
+                <w:b w:val="false"/>
+                <w:u w:val="none"/>
+                <w:strike w:val="false"/>
+                <w:sz w:val="12"/>
+                <w:szCs w:val="12"/>
+                <w:color w:val="000000"/>
+              </w:rPr>
+            </w:pPr>
+            <w:r>
+              <w:rPr>
+                <w:rFonts w:ascii="Times New Roman" w:hAnsi="Times New Roman" w:eastAsia="Times New Roman" w:cs="Times New Roman"/>
+                <w:i w:val="false"/>
+                <w:b w:val="false"/>
+                <w:u w:val="none"/>
+                <w:strike w:val="false"/>
+                <w:sz w:val="12"/>
+                <w:szCs w:val="12"/>
+                <w:color w:val="000000"/>
+              </w:rPr>
+              <w:t xml:space="preserve">0.638</w:t>
+            </w:r>
+          </w:p>
+        </w:tc>
+        <w:tc>
+          <w:tcPr>
+            <w:tcBorders>
+              <w:bottom w:val="none" w:sz="0" w:space="0" w:color="000000"/>
+              <w:top w:val="none" w:sz="0" w:space="0" w:color="000000"/>
+              <w:left w:val="none" w:sz="0" w:space="0" w:color="000000"/>
+              <w:right w:val="none" w:sz="0" w:space="0" w:color="000000"/>
+            </w:tcBorders>
+            <w:shd w:val="clear" w:color="auto" w:fill="FFFFFF"/>
+            <w:tcMar>
+              <w:top w:w="0" w:type="dxa"/>
+              <w:bottom w:w="0" w:type="dxa"/>
+              <w:left w:w="0" w:type="dxa"/>
+              <w:right w:w="0" w:type="dxa"/>
+            </w:tcMar>
+            <w:vAlign w:val="center"/>
+          </w:tcPr>
+          <w:p>
+            <w:pPr>
+              <w:pStyle w:val="Normal"/>
+              <w:jc w:val="left"/>
+              <w:pBdr>
+                <w:bottom w:val="none" w:sz="0" w:space="0" w:color="000000"/>
+                <w:top w:val="none" w:sz="0" w:space="0" w:color="000000"/>
+                <w:left w:val="none" w:sz="0" w:space="0" w:color="000000"/>
+                <w:right w:val="none" w:sz="0" w:space="0" w:color="000000"/>
+              </w:pBdr>
+              <w:spacing w:after="100" w:before="100" w:line="240"/>
+              <w:ind w:left="100" w:right="100" w:firstLine="0" w:firstLineChars="0"/>
+              <w:rPr>
+                <w:rFonts w:ascii="Times New Roman" w:hAnsi="Times New Roman" w:eastAsia="Times New Roman" w:cs="Times New Roman"/>
+                <w:i w:val="false"/>
+                <w:b w:val="false"/>
+                <w:u w:val="none"/>
+                <w:strike w:val="false"/>
+                <w:sz w:val="12"/>
+                <w:szCs w:val="12"/>
+                <w:color w:val="000000"/>
+              </w:rPr>
+            </w:pPr>
+            <w:r>
+              <w:rPr>
+                <w:rFonts w:ascii="Times New Roman" w:hAnsi="Times New Roman" w:eastAsia="Times New Roman" w:cs="Times New Roman"/>
+                <w:i w:val="false"/>
+                <w:b w:val="false"/>
+                <w:u w:val="none"/>
+                <w:strike w:val="false"/>
+                <w:sz w:val="12"/>
+                <w:szCs w:val="12"/>
+                <w:color w:val="000000"/>
+              </w:rPr>
+              <w:t xml:space="preserve">0.638</w:t>
+            </w:r>
+          </w:p>
+        </w:tc>
+        <w:tc>
+          <w:tcPr>
+            <w:tcBorders>
+              <w:bottom w:val="none" w:sz="0" w:space="0" w:color="000000"/>
+              <w:top w:val="none" w:sz="0" w:space="0" w:color="000000"/>
+              <w:left w:val="none" w:sz="0" w:space="0" w:color="000000"/>
+              <w:right w:val="none" w:sz="0" w:space="0" w:color="000000"/>
+            </w:tcBorders>
+            <w:shd w:val="clear" w:color="auto" w:fill="FFFFFF"/>
+            <w:tcMar>
+              <w:top w:w="0" w:type="dxa"/>
+              <w:bottom w:w="0" w:type="dxa"/>
+              <w:left w:w="0" w:type="dxa"/>
+              <w:right w:w="0" w:type="dxa"/>
+            </w:tcMar>
+            <w:vAlign w:val="center"/>
+          </w:tcPr>
+          <w:p>
+            <w:pPr>
+              <w:pStyle w:val="Normal"/>
+              <w:jc w:val="left"/>
+              <w:pBdr>
+                <w:bottom w:val="none" w:sz="0" w:space="0" w:color="000000"/>
+                <w:top w:val="none" w:sz="0" w:space="0" w:color="000000"/>
+                <w:left w:val="none" w:sz="0" w:space="0" w:color="000000"/>
+                <w:right w:val="none" w:sz="0" w:space="0" w:color="000000"/>
+              </w:pBdr>
+              <w:spacing w:after="100" w:before="100" w:line="240"/>
+              <w:ind w:left="100" w:right="100" w:firstLine="0" w:firstLineChars="0"/>
+              <w:rPr>
+                <w:rFonts w:ascii="Times New Roman" w:hAnsi="Times New Roman" w:eastAsia="Times New Roman" w:cs="Times New Roman"/>
+                <w:i w:val="false"/>
+                <w:b w:val="false"/>
+                <w:u w:val="none"/>
+                <w:strike w:val="false"/>
+                <w:sz w:val="12"/>
+                <w:szCs w:val="12"/>
+                <w:color w:val="000000"/>
+              </w:rPr>
+            </w:pPr>
+            <w:r>
+              <w:rPr>
+                <w:rFonts w:ascii="Times New Roman" w:hAnsi="Times New Roman" w:eastAsia="Times New Roman" w:cs="Times New Roman"/>
+                <w:i w:val="false"/>
+                <w:b w:val="false"/>
+                <w:u w:val="none"/>
+                <w:strike w:val="false"/>
+                <w:sz w:val="12"/>
+                <w:szCs w:val="12"/>
+                <w:color w:val="000000"/>
+              </w:rPr>
+              <w:t xml:space="preserve">12.2</w:t>
+            </w:r>
+          </w:p>
+        </w:tc>
+        <w:tc>
+          <w:tcPr>
+            <w:tcBorders>
+              <w:bottom w:val="none" w:sz="0" w:space="0" w:color="000000"/>
+              <w:top w:val="none" w:sz="0" w:space="0" w:color="000000"/>
+              <w:left w:val="none" w:sz="0" w:space="0" w:color="000000"/>
+              <w:right w:val="none" w:sz="0" w:space="0" w:color="000000"/>
+            </w:tcBorders>
+            <w:shd w:val="clear" w:color="auto" w:fill="FFFFFF"/>
+            <w:tcMar>
+              <w:top w:w="0" w:type="dxa"/>
+              <w:bottom w:w="0" w:type="dxa"/>
+              <w:left w:w="0" w:type="dxa"/>
+              <w:right w:w="0" w:type="dxa"/>
+            </w:tcMar>
+            <w:vAlign w:val="center"/>
+          </w:tcPr>
+          <w:p>
+            <w:pPr>
+              <w:pStyle w:val="Normal"/>
+              <w:jc w:val="right"/>
+              <w:pBdr>
+                <w:bottom w:val="none" w:sz="0" w:space="0" w:color="000000"/>
+                <w:top w:val="none" w:sz="0" w:space="0" w:color="000000"/>
+                <w:left w:val="none" w:sz="0" w:space="0" w:color="000000"/>
+                <w:right w:val="none" w:sz="0" w:space="0" w:color="000000"/>
+              </w:pBdr>
+              <w:spacing w:after="100" w:before="100" w:line="240"/>
+              <w:ind w:left="100" w:right="100" w:firstLine="0" w:firstLineChars="0"/>
+              <w:rPr>
+                <w:rFonts w:ascii="Times New Roman" w:hAnsi="Times New Roman" w:eastAsia="Times New Roman" w:cs="Times New Roman"/>
+                <w:i w:val="false"/>
+                <w:b w:val="false"/>
+                <w:u w:val="none"/>
+                <w:strike w:val="false"/>
+                <w:sz w:val="12"/>
+                <w:szCs w:val="12"/>
+                <w:color w:val="000000"/>
+              </w:rPr>
+            </w:pPr>
+            <w:r>
+              <w:rPr>
+                <w:rFonts w:ascii="Times New Roman" w:hAnsi="Times New Roman" w:eastAsia="Times New Roman" w:cs="Times New Roman"/>
+                <w:i w:val="false"/>
+                <w:b w:val="false"/>
+                <w:u w:val="none"/>
+                <w:strike w:val="false"/>
+                <w:sz w:val="12"/>
+                <w:szCs w:val="12"/>
+                <w:color w:val="000000"/>
+              </w:rPr>
+              <w:t xml:space="preserve"/>
+            </w:r>
+          </w:p>
+        </w:tc>
+        <w:tc>
+          <w:tcPr>
+            <w:tcBorders>
+              <w:bottom w:val="none" w:sz="0" w:space="0" w:color="000000"/>
+              <w:top w:val="none" w:sz="0" w:space="0" w:color="000000"/>
+              <w:left w:val="none" w:sz="0" w:space="0" w:color="000000"/>
+              <w:right w:val="none" w:sz="0" w:space="0" w:color="000000"/>
+            </w:tcBorders>
+            <w:shd w:val="clear" w:color="auto" w:fill="FFFFFF"/>
+            <w:tcMar>
+              <w:top w:w="0" w:type="dxa"/>
+              <w:bottom w:w="0" w:type="dxa"/>
+              <w:left w:w="0" w:type="dxa"/>
+              <w:right w:w="0" w:type="dxa"/>
+            </w:tcMar>
+            <w:vAlign w:val="center"/>
+          </w:tcPr>
+          <w:p>
+            <w:pPr>
+              <w:pStyle w:val="Normal"/>
+              <w:jc w:val="left"/>
+              <w:pBdr>
+                <w:bottom w:val="none" w:sz="0" w:space="0" w:color="000000"/>
+                <w:top w:val="none" w:sz="0" w:space="0" w:color="000000"/>
+                <w:left w:val="none" w:sz="0" w:space="0" w:color="000000"/>
+                <w:right w:val="none" w:sz="0" w:space="0" w:color="000000"/>
+              </w:pBdr>
+              <w:spacing w:after="100" w:before="100" w:line="240"/>
+              <w:ind w:left="100" w:right="100" w:firstLine="0" w:firstLineChars="0"/>
+              <w:rPr>
+                <w:rFonts w:ascii="Times New Roman" w:hAnsi="Times New Roman" w:eastAsia="Times New Roman" w:cs="Times New Roman"/>
+                <w:i w:val="false"/>
+                <w:b w:val="false"/>
+                <w:u w:val="none"/>
+                <w:strike w:val="false"/>
+                <w:sz w:val="12"/>
+                <w:szCs w:val="12"/>
+                <w:color w:val="000000"/>
+              </w:rPr>
+            </w:pPr>
+            <w:r>
+              <w:rPr>
+                <w:rFonts w:ascii="Times New Roman" w:hAnsi="Times New Roman" w:eastAsia="Times New Roman" w:cs="Times New Roman"/>
+                <w:i w:val="false"/>
+                <w:b w:val="false"/>
+                <w:u w:val="none"/>
+                <w:strike w:val="false"/>
+                <w:sz w:val="12"/>
+                <w:szCs w:val="12"/>
+                <w:color w:val="000000"/>
+              </w:rPr>
+              <w:t xml:space="preserve">1.01 (0.88–1.15)</w:t>
+            </w:r>
+          </w:p>
+        </w:tc>
+        <w:tc>
+          <w:tcPr>
+            <w:tcBorders>
+              <w:bottom w:val="none" w:sz="0" w:space="0" w:color="000000"/>
+              <w:top w:val="none" w:sz="0" w:space="0" w:color="000000"/>
+              <w:left w:val="none" w:sz="0" w:space="0" w:color="000000"/>
+              <w:right w:val="none" w:sz="0" w:space="0" w:color="000000"/>
+            </w:tcBorders>
+            <w:shd w:val="clear" w:color="auto" w:fill="FFFFFF"/>
+            <w:tcMar>
+              <w:top w:w="0" w:type="dxa"/>
+              <w:bottom w:w="0" w:type="dxa"/>
+              <w:left w:w="0" w:type="dxa"/>
+              <w:right w:w="0" w:type="dxa"/>
+            </w:tcMar>
+            <w:vAlign w:val="center"/>
+          </w:tcPr>
+          <w:p>
+            <w:pPr>
+              <w:pStyle w:val="Normal"/>
+              <w:jc w:val="left"/>
+              <w:pBdr>
+                <w:bottom w:val="none" w:sz="0" w:space="0" w:color="000000"/>
+                <w:top w:val="none" w:sz="0" w:space="0" w:color="000000"/>
+                <w:left w:val="none" w:sz="0" w:space="0" w:color="000000"/>
+                <w:right w:val="none" w:sz="0" w:space="0" w:color="000000"/>
+              </w:pBdr>
+              <w:spacing w:after="100" w:before="100" w:line="240"/>
+              <w:ind w:left="100" w:right="100" w:firstLine="0" w:firstLineChars="0"/>
+              <w:rPr>
+                <w:rFonts w:ascii="Times New Roman" w:hAnsi="Times New Roman" w:eastAsia="Times New Roman" w:cs="Times New Roman"/>
+                <w:i w:val="false"/>
+                <w:b w:val="false"/>
+                <w:u w:val="none"/>
+                <w:strike w:val="false"/>
+                <w:sz w:val="12"/>
+                <w:szCs w:val="12"/>
+                <w:color w:val="000000"/>
+              </w:rPr>
+            </w:pPr>
+            <w:r>
+              <w:rPr>
+                <w:rFonts w:ascii="Times New Roman" w:hAnsi="Times New Roman" w:eastAsia="Times New Roman" w:cs="Times New Roman"/>
+                <w:i w:val="false"/>
+                <w:b w:val="false"/>
+                <w:u w:val="none"/>
+                <w:strike w:val="false"/>
+                <w:sz w:val="12"/>
+                <w:szCs w:val="12"/>
+                <w:color w:val="000000"/>
+              </w:rPr>
+              <w:t xml:space="preserve">0.908</w:t>
+            </w:r>
+          </w:p>
+        </w:tc>
+        <w:tc>
+          <w:tcPr>
+            <w:tcBorders>
+              <w:bottom w:val="none" w:sz="0" w:space="0" w:color="000000"/>
+              <w:top w:val="none" w:sz="0" w:space="0" w:color="000000"/>
+              <w:left w:val="none" w:sz="0" w:space="0" w:color="000000"/>
+              <w:right w:val="none" w:sz="0" w:space="0" w:color="000000"/>
+            </w:tcBorders>
+            <w:shd w:val="clear" w:color="auto" w:fill="FFFFFF"/>
+            <w:tcMar>
+              <w:top w:w="0" w:type="dxa"/>
+              <w:bottom w:w="0" w:type="dxa"/>
+              <w:left w:w="0" w:type="dxa"/>
+              <w:right w:w="0" w:type="dxa"/>
+            </w:tcMar>
+            <w:vAlign w:val="center"/>
+          </w:tcPr>
+          <w:p>
+            <w:pPr>
+              <w:pStyle w:val="Normal"/>
+              <w:jc w:val="left"/>
+              <w:pBdr>
+                <w:bottom w:val="none" w:sz="0" w:space="0" w:color="000000"/>
+                <w:top w:val="none" w:sz="0" w:space="0" w:color="000000"/>
+                <w:left w:val="none" w:sz="0" w:space="0" w:color="000000"/>
+                <w:right w:val="none" w:sz="0" w:space="0" w:color="000000"/>
+              </w:pBdr>
+              <w:spacing w:after="100" w:before="100" w:line="240"/>
+              <w:ind w:left="100" w:right="100" w:firstLine="0" w:firstLineChars="0"/>
+              <w:rPr>
+                <w:rFonts w:ascii="Times New Roman" w:hAnsi="Times New Roman" w:eastAsia="Times New Roman" w:cs="Times New Roman"/>
+                <w:i w:val="false"/>
+                <w:b w:val="false"/>
+                <w:u w:val="none"/>
+                <w:strike w:val="false"/>
+                <w:sz w:val="12"/>
+                <w:szCs w:val="12"/>
+                <w:color w:val="000000"/>
+              </w:rPr>
+            </w:pPr>
+            <w:r>
+              <w:rPr>
+                <w:rFonts w:ascii="Times New Roman" w:hAnsi="Times New Roman" w:eastAsia="Times New Roman" w:cs="Times New Roman"/>
+                <w:i w:val="false"/>
+                <w:b w:val="false"/>
+                <w:u w:val="none"/>
+                <w:strike w:val="false"/>
+                <w:sz w:val="12"/>
+                <w:szCs w:val="12"/>
+                <w:color w:val="000000"/>
+              </w:rPr>
+              <w:t xml:space="preserve">0.347</w:t>
+            </w:r>
+          </w:p>
+        </w:tc>
+        <w:tc>
+          <w:tcPr>
+            <w:tcBorders>
+              <w:bottom w:val="none" w:sz="0" w:space="0" w:color="000000"/>
+              <w:top w:val="none" w:sz="0" w:space="0" w:color="000000"/>
+              <w:left w:val="none" w:sz="0" w:space="0" w:color="000000"/>
+              <w:right w:val="none" w:sz="0" w:space="0" w:color="000000"/>
+            </w:tcBorders>
+            <w:shd w:val="clear" w:color="auto" w:fill="FFFFFF"/>
+            <w:tcMar>
+              <w:top w:w="0" w:type="dxa"/>
+              <w:bottom w:w="0" w:type="dxa"/>
+              <w:left w:w="0" w:type="dxa"/>
+              <w:right w:w="0" w:type="dxa"/>
+            </w:tcMar>
+            <w:vAlign w:val="center"/>
+          </w:tcPr>
+          <w:p>
+            <w:pPr>
+              <w:pStyle w:val="Normal"/>
+              <w:jc w:val="left"/>
+              <w:pBdr>
+                <w:bottom w:val="none" w:sz="0" w:space="0" w:color="000000"/>
+                <w:top w:val="none" w:sz="0" w:space="0" w:color="000000"/>
+                <w:left w:val="none" w:sz="0" w:space="0" w:color="000000"/>
+                <w:right w:val="none" w:sz="0" w:space="0" w:color="000000"/>
+              </w:pBdr>
+              <w:spacing w:after="100" w:before="100" w:line="240"/>
+              <w:ind w:left="100" w:right="100" w:firstLine="0" w:firstLineChars="0"/>
+              <w:rPr>
+                <w:rFonts w:ascii="Times New Roman" w:hAnsi="Times New Roman" w:eastAsia="Times New Roman" w:cs="Times New Roman"/>
+                <w:i w:val="false"/>
+                <w:b w:val="false"/>
+                <w:u w:val="none"/>
+                <w:strike w:val="false"/>
+                <w:sz w:val="12"/>
+                <w:szCs w:val="12"/>
+                <w:color w:val="000000"/>
+              </w:rPr>
+            </w:pPr>
+            <w:r>
+              <w:rPr>
+                <w:rFonts w:ascii="Times New Roman" w:hAnsi="Times New Roman" w:eastAsia="Times New Roman" w:cs="Times New Roman"/>
+                <w:i w:val="false"/>
+                <w:b w:val="false"/>
+                <w:u w:val="none"/>
+                <w:strike w:val="false"/>
+                <w:sz w:val="12"/>
+                <w:szCs w:val="12"/>
+                <w:color w:val="000000"/>
+              </w:rPr>
+              <w:t xml:space="preserve"/>
+            </w:r>
+          </w:p>
+        </w:tc>
+        <w:tc>
+          <w:tcPr>
+            <w:tcBorders>
+              <w:bottom w:val="none" w:sz="0" w:space="0" w:color="000000"/>
+              <w:top w:val="none" w:sz="0" w:space="0" w:color="000000"/>
+              <w:left w:val="none" w:sz="0" w:space="0" w:color="000000"/>
+              <w:right w:val="none" w:sz="0" w:space="0" w:color="000000"/>
+            </w:tcBorders>
+            <w:shd w:val="clear" w:color="auto" w:fill="FFFFFF"/>
+            <w:tcMar>
+              <w:top w:w="0" w:type="dxa"/>
+              <w:bottom w:w="0" w:type="dxa"/>
+              <w:left w:w="0" w:type="dxa"/>
+              <w:right w:w="0" w:type="dxa"/>
+            </w:tcMar>
+            <w:vAlign w:val="center"/>
+          </w:tcPr>
+          <w:p>
+            <w:pPr>
+              <w:pStyle w:val="Normal"/>
+              <w:jc w:val="left"/>
+              <w:pBdr>
+                <w:bottom w:val="none" w:sz="0" w:space="0" w:color="000000"/>
+                <w:top w:val="none" w:sz="0" w:space="0" w:color="000000"/>
+                <w:left w:val="none" w:sz="0" w:space="0" w:color="000000"/>
+                <w:right w:val="none" w:sz="0" w:space="0" w:color="000000"/>
+              </w:pBdr>
+              <w:spacing w:after="100" w:before="100" w:line="240"/>
+              <w:ind w:left="100" w:right="100" w:firstLine="0" w:firstLineChars="0"/>
+              <w:rPr>
+                <w:rFonts w:ascii="Times New Roman" w:hAnsi="Times New Roman" w:eastAsia="Times New Roman" w:cs="Times New Roman"/>
+                <w:i w:val="false"/>
+                <w:b w:val="false"/>
+                <w:u w:val="none"/>
+                <w:strike w:val="false"/>
+                <w:sz w:val="12"/>
+                <w:szCs w:val="12"/>
+                <w:color w:val="000000"/>
+              </w:rPr>
+            </w:pPr>
+            <w:r>
+              <w:rPr>
+                <w:rFonts w:ascii="Times New Roman" w:hAnsi="Times New Roman" w:eastAsia="Times New Roman" w:cs="Times New Roman"/>
+                <w:i w:val="false"/>
+                <w:b w:val="false"/>
+                <w:u w:val="none"/>
+                <w:strike w:val="false"/>
+                <w:sz w:val="12"/>
+                <w:szCs w:val="12"/>
+                <w:color w:val="000000"/>
+              </w:rPr>
+              <w:t xml:space="preserve"/>
+            </w:r>
+          </w:p>
+        </w:tc>
+        <w:tc>
+          <w:tcPr>
+            <w:tcBorders>
+              <w:bottom w:val="none" w:sz="0" w:space="0" w:color="000000"/>
+              <w:top w:val="none" w:sz="0" w:space="0" w:color="000000"/>
+              <w:left w:val="none" w:sz="0" w:space="0" w:color="000000"/>
+              <w:right w:val="none" w:sz="0" w:space="0" w:color="000000"/>
+            </w:tcBorders>
+            <w:shd w:val="clear" w:color="auto" w:fill="FFFFFF"/>
+            <w:tcMar>
+              <w:top w:w="0" w:type="dxa"/>
+              <w:bottom w:w="0" w:type="dxa"/>
+              <w:left w:w="0" w:type="dxa"/>
+              <w:right w:w="0" w:type="dxa"/>
+            </w:tcMar>
+            <w:vAlign w:val="center"/>
+          </w:tcPr>
+          <w:p>
+            <w:pPr>
+              <w:pStyle w:val="Normal"/>
+              <w:jc w:val="left"/>
+              <w:pBdr>
+                <w:bottom w:val="none" w:sz="0" w:space="0" w:color="000000"/>
+                <w:top w:val="none" w:sz="0" w:space="0" w:color="000000"/>
+                <w:left w:val="none" w:sz="0" w:space="0" w:color="000000"/>
+                <w:right w:val="none" w:sz="0" w:space="0" w:color="000000"/>
+              </w:pBdr>
+              <w:spacing w:after="100" w:before="100" w:line="240"/>
+              <w:ind w:left="100" w:right="100" w:firstLine="0" w:firstLineChars="0"/>
+              <w:rPr>
+                <w:rFonts w:ascii="Times New Roman" w:hAnsi="Times New Roman" w:eastAsia="Times New Roman" w:cs="Times New Roman"/>
+                <w:i w:val="false"/>
+                <w:b w:val="false"/>
+                <w:u w:val="none"/>
+                <w:strike w:val="false"/>
+                <w:sz w:val="12"/>
+                <w:szCs w:val="12"/>
+                <w:color w:val="000000"/>
+              </w:rPr>
+            </w:pPr>
+            <w:r>
+              <w:rPr>
+                <w:rFonts w:ascii="Times New Roman" w:hAnsi="Times New Roman" w:eastAsia="Times New Roman" w:cs="Times New Roman"/>
+                <w:i w:val="false"/>
+                <w:b w:val="false"/>
+                <w:u w:val="none"/>
+                <w:strike w:val="false"/>
+                <w:sz w:val="12"/>
+                <w:szCs w:val="12"/>
+                <w:color w:val="000000"/>
+              </w:rPr>
+              <w:t xml:space="preserve"/>
+            </w:r>
+          </w:p>
+        </w:tc>
+        <w:tc>
+          <w:tcPr>
+            <w:tcBorders>
+              <w:bottom w:val="none" w:sz="0" w:space="0" w:color="000000"/>
+              <w:top w:val="none" w:sz="0" w:space="0" w:color="000000"/>
+              <w:left w:val="none" w:sz="0" w:space="0" w:color="000000"/>
+              <w:right w:val="none" w:sz="0" w:space="0" w:color="000000"/>
+            </w:tcBorders>
+            <w:shd w:val="clear" w:color="auto" w:fill="FFFFFF"/>
+            <w:tcMar>
+              <w:top w:w="0" w:type="dxa"/>
+              <w:bottom w:w="0" w:type="dxa"/>
+              <w:left w:w="0" w:type="dxa"/>
+              <w:right w:w="0" w:type="dxa"/>
+            </w:tcMar>
+            <w:vAlign w:val="center"/>
+          </w:tcPr>
+          <w:p>
+            <w:pPr>
+              <w:pStyle w:val="Normal"/>
+              <w:jc w:val="left"/>
+              <w:pBdr>
+                <w:bottom w:val="none" w:sz="0" w:space="0" w:color="000000"/>
+                <w:top w:val="none" w:sz="0" w:space="0" w:color="000000"/>
+                <w:left w:val="none" w:sz="0" w:space="0" w:color="000000"/>
+                <w:right w:val="none" w:sz="0" w:space="0" w:color="000000"/>
+              </w:pBdr>
+              <w:spacing w:after="100" w:before="100" w:line="240"/>
+              <w:ind w:left="100" w:right="100" w:firstLine="0" w:firstLineChars="0"/>
+              <w:rPr>
+                <w:rFonts w:ascii="Times New Roman" w:hAnsi="Times New Roman" w:eastAsia="Times New Roman" w:cs="Times New Roman"/>
+                <w:i w:val="false"/>
+                <w:b w:val="false"/>
+                <w:u w:val="none"/>
+                <w:strike w:val="false"/>
+                <w:sz w:val="12"/>
+                <w:szCs w:val="12"/>
+                <w:color w:val="000000"/>
+              </w:rPr>
+            </w:pPr>
+            <w:r>
+              <w:rPr>
+                <w:rFonts w:ascii="Times New Roman" w:hAnsi="Times New Roman" w:eastAsia="Times New Roman" w:cs="Times New Roman"/>
+                <w:i w:val="false"/>
+                <w:b w:val="false"/>
+                <w:u w:val="none"/>
+                <w:strike w:val="false"/>
+                <w:sz w:val="12"/>
+                <w:szCs w:val="12"/>
+                <w:color w:val="000000"/>
+              </w:rPr>
+              <w:t xml:space="preserve"/>
+            </w:r>
+          </w:p>
+        </w:tc>
+        <w:tc>
+          <w:tcPr>
+            <w:tcBorders>
+              <w:bottom w:val="none" w:sz="0" w:space="0" w:color="000000"/>
+              <w:top w:val="none" w:sz="0" w:space="0" w:color="000000"/>
+              <w:left w:val="none" w:sz="0" w:space="0" w:color="000000"/>
+              <w:right w:val="none" w:sz="0" w:space="0" w:color="000000"/>
+            </w:tcBorders>
+            <w:shd w:val="clear" w:color="auto" w:fill="FFFFFF"/>
+            <w:tcMar>
+              <w:top w:w="0" w:type="dxa"/>
+              <w:bottom w:w="0" w:type="dxa"/>
+              <w:left w:w="0" w:type="dxa"/>
+              <w:right w:w="0" w:type="dxa"/>
+            </w:tcMar>
+            <w:vAlign w:val="center"/>
+          </w:tcPr>
+          <w:p>
+            <w:pPr>
+              <w:pStyle w:val="Normal"/>
+              <w:jc w:val="left"/>
+              <w:pBdr>
+                <w:bottom w:val="none" w:sz="0" w:space="0" w:color="000000"/>
+                <w:top w:val="none" w:sz="0" w:space="0" w:color="000000"/>
+                <w:left w:val="none" w:sz="0" w:space="0" w:color="000000"/>
+                <w:right w:val="none" w:sz="0" w:space="0" w:color="000000"/>
+              </w:pBdr>
+              <w:spacing w:after="100" w:before="100" w:line="240"/>
+              <w:ind w:left="100" w:right="100" w:firstLine="0" w:firstLineChars="0"/>
+              <w:rPr>
+                <w:rFonts w:ascii="Times New Roman" w:hAnsi="Times New Roman" w:eastAsia="Times New Roman" w:cs="Times New Roman"/>
+                <w:i w:val="false"/>
+                <w:b w:val="false"/>
+                <w:u w:val="none"/>
+                <w:strike w:val="false"/>
+                <w:sz w:val="12"/>
+                <w:szCs w:val="12"/>
+                <w:color w:val="000000"/>
+              </w:rPr>
+            </w:pPr>
+            <w:r>
+              <w:rPr>
+                <w:rFonts w:ascii="Times New Roman" w:hAnsi="Times New Roman" w:eastAsia="Times New Roman" w:cs="Times New Roman"/>
+                <w:i w:val="false"/>
+                <w:b w:val="false"/>
+                <w:u w:val="none"/>
+                <w:strike w:val="false"/>
+                <w:sz w:val="12"/>
+                <w:szCs w:val="12"/>
+                <w:color w:val="000000"/>
+              </w:rPr>
+              <w:t xml:space="preserve">5.10 (0.81, 9.38)</w:t>
+            </w:r>
+          </w:p>
+        </w:tc>
+        <w:tc>
+          <w:tcPr>
+            <w:tcBorders>
+              <w:bottom w:val="none" w:sz="0" w:space="0" w:color="000000"/>
+              <w:top w:val="none" w:sz="0" w:space="0" w:color="000000"/>
+              <w:left w:val="none" w:sz="0" w:space="0" w:color="000000"/>
+              <w:right w:val="none" w:sz="0" w:space="0" w:color="000000"/>
+            </w:tcBorders>
+            <w:shd w:val="clear" w:color="auto" w:fill="FFFFFF"/>
+            <w:tcMar>
+              <w:top w:w="0" w:type="dxa"/>
+              <w:bottom w:w="0" w:type="dxa"/>
+              <w:left w:w="0" w:type="dxa"/>
+              <w:right w:w="0" w:type="dxa"/>
+            </w:tcMar>
+            <w:vAlign w:val="center"/>
+          </w:tcPr>
+          <w:p>
+            <w:pPr>
+              <w:pStyle w:val="Normal"/>
+              <w:jc w:val="left"/>
+              <w:pBdr>
+                <w:bottom w:val="none" w:sz="0" w:space="0" w:color="000000"/>
+                <w:top w:val="none" w:sz="0" w:space="0" w:color="000000"/>
+                <w:left w:val="none" w:sz="0" w:space="0" w:color="000000"/>
+                <w:right w:val="none" w:sz="0" w:space="0" w:color="000000"/>
+              </w:pBdr>
+              <w:spacing w:after="100" w:before="100" w:line="240"/>
+              <w:ind w:left="100" w:right="100" w:firstLine="0" w:firstLineChars="0"/>
+              <w:rPr>
+                <w:rFonts w:ascii="Times New Roman" w:hAnsi="Times New Roman" w:eastAsia="Times New Roman" w:cs="Times New Roman"/>
+                <w:i w:val="false"/>
+                <w:b w:val="false"/>
+                <w:u w:val="none"/>
+                <w:strike w:val="false"/>
+                <w:sz w:val="12"/>
+                <w:szCs w:val="12"/>
+                <w:color w:val="000000"/>
+              </w:rPr>
+            </w:pPr>
+            <w:r>
+              <w:rPr>
+                <w:rFonts w:ascii="Times New Roman" w:hAnsi="Times New Roman" w:eastAsia="Times New Roman" w:cs="Times New Roman"/>
+                <w:i w:val="false"/>
+                <w:b w:val="false"/>
+                <w:u w:val="none"/>
+                <w:strike w:val="false"/>
+                <w:sz w:val="12"/>
+                <w:szCs w:val="12"/>
+                <w:color w:val="000000"/>
+              </w:rPr>
+              <w:t xml:space="preserve">0.020</w:t>
             </w:r>
           </w:p>
         </w:tc>
@@ -15019,7 +16509,7 @@
                 <w:szCs w:val="12"/>
                 <w:color w:val="000000"/>
               </w:rPr>
-              <w:t xml:space="preserve">MS4A1</w:t>
+              <w:t xml:space="preserve">HIST1H2AC</w:t>
             </w:r>
           </w:p>
         </w:tc>
@@ -15239,7 +16729,7 @@
                 <w:szCs w:val="12"/>
                 <w:color w:val="000000"/>
               </w:rPr>
-              <w:t xml:space="preserve">67.2 (56.2–NR)</w:t>
+              <w:t xml:space="preserve">99.9 (67.2–NR)</w:t>
             </w:r>
           </w:p>
         </w:tc>
@@ -15294,7 +16784,7 @@
                 <w:szCs w:val="12"/>
                 <w:color w:val="000000"/>
               </w:rPr>
-              <w:t xml:space="preserve">99.9 (99.9–NR)</w:t>
+              <w:t xml:space="preserve">81.3 (56.2–NR)</w:t>
             </w:r>
           </w:p>
         </w:tc>
@@ -15349,7 +16839,7 @@
                 <w:szCs w:val="12"/>
                 <w:color w:val="000000"/>
               </w:rPr>
-              <w:t xml:space="preserve">0.013</w:t>
+              <w:t xml:space="preserve">0.019</w:t>
             </w:r>
           </w:p>
         </w:tc>
@@ -15404,7 +16894,7 @@
                 <w:szCs w:val="12"/>
                 <w:color w:val="000000"/>
               </w:rPr>
-              <w:t xml:space="preserve">0.061</w:t>
+              <w:t xml:space="preserve">0.052</w:t>
             </w:r>
           </w:p>
         </w:tc>
@@ -15459,7 +16949,7 @@
                 <w:szCs w:val="12"/>
                 <w:color w:val="000000"/>
               </w:rPr>
-              <w:t xml:space="preserve">0.95 (0.87–1.04)</w:t>
+              <w:t xml:space="preserve">1.43 (1.16–1.77)</w:t>
             </w:r>
           </w:p>
         </w:tc>
@@ -15514,7 +17004,7 @@
                 <w:szCs w:val="12"/>
                 <w:color w:val="000000"/>
               </w:rPr>
-              <w:t xml:space="preserve">0.255</w:t>
+              <w:t xml:space="preserve">&lt;0.001</w:t>
             </w:r>
           </w:p>
         </w:tc>
@@ -15569,7 +17059,7 @@
                 <w:szCs w:val="12"/>
                 <w:color w:val="000000"/>
               </w:rPr>
-              <w:t xml:space="preserve">0.370</w:t>
+              <w:t xml:space="preserve">0.009</w:t>
             </w:r>
           </w:p>
         </w:tc>
@@ -15624,7 +17114,7 @@
                 <w:szCs w:val="12"/>
                 <w:color w:val="000000"/>
               </w:rPr>
-              <w:t xml:space="preserve">0.97 (0.86–1.10)</w:t>
+              <w:t xml:space="preserve">1.26 (0.92–1.73)</w:t>
             </w:r>
           </w:p>
         </w:tc>
@@ -15679,7 +17169,7 @@
                 <w:szCs w:val="12"/>
                 <w:color w:val="000000"/>
               </w:rPr>
-              <w:t xml:space="preserve">0.638</w:t>
+              <w:t xml:space="preserve">0.154</w:t>
             </w:r>
           </w:p>
         </w:tc>
@@ -15734,7 +17224,7 @@
                 <w:szCs w:val="12"/>
                 <w:color w:val="000000"/>
               </w:rPr>
-              <w:t xml:space="preserve">0.638</w:t>
+              <w:t xml:space="preserve">0.309</w:t>
             </w:r>
           </w:p>
         </w:tc>
@@ -15899,7 +17389,7 @@
                 <w:szCs w:val="12"/>
                 <w:color w:val="000000"/>
               </w:rPr>
-              <w:t xml:space="preserve">1.01 (0.88–1.15)</w:t>
+              <w:t xml:space="preserve">1.20 (0.86–1.66)</w:t>
             </w:r>
           </w:p>
         </w:tc>
@@ -15954,7 +17444,7 @@
                 <w:szCs w:val="12"/>
                 <w:color w:val="000000"/>
               </w:rPr>
-              <w:t xml:space="preserve">0.908</w:t>
+              <w:t xml:space="preserve">0.287</w:t>
             </w:r>
           </w:p>
         </w:tc>
@@ -16009,7 +17499,7 @@
                 <w:szCs w:val="12"/>
                 <w:color w:val="000000"/>
               </w:rPr>
-              <w:t xml:space="preserve">0.347</w:t>
+              <w:t xml:space="preserve">0.349</w:t>
             </w:r>
           </w:p>
         </w:tc>
@@ -16284,7 +17774,7 @@
                 <w:szCs w:val="12"/>
                 <w:color w:val="000000"/>
               </w:rPr>
-              <w:t xml:space="preserve">5.10 (0.81, 9.38)</w:t>
+              <w:t xml:space="preserve">-5.29 (-9.57, -1.01)</w:t>
             </w:r>
           </w:p>
         </w:tc>
@@ -16339,7 +17829,7 @@
                 <w:szCs w:val="12"/>
                 <w:color w:val="000000"/>
               </w:rPr>
-              <w:t xml:space="preserve">0.020</w:t>
+              <w:t xml:space="preserve">0.015</w:t>
             </w:r>
           </w:p>
         </w:tc>

--- a/output/tables/COAD/COAD_survival_summary.docx
+++ b/output/tables/COAD/COAD_survival_summary.docx
@@ -25,7 +25,7 @@
         <w:ind w:left="60" w:right="60" w:firstLine="0" w:firstLineChars="0"/>
       </w:pPr>
       <w:r>
-        <w:t xml:space="preserve">Overall survival by gene expression (High vs Low), TCGA-COAD. HR from Cox regression; gene HRs (univariable, multivariable, strata, time-split) are per 1 log2 unit of expression; multivariable model adjusted for ageg, sex, pathologic stage group and pretreatment cea. Sensitivity: stratified by tss. q = Benjamini–Hochberg across exploratory genes only; the primary gene (MAD2L1) is reported with its unadjusted p. Time-split HRs (0–24 / &gt;24 months, adjusted) are shown only for genes whose expression term violated proportional hazards. RMST difference = High − Low restricted mean survival time up to 60 months.</w:t>
+        <w:t xml:space="preserve">Overall survival by gene expression (High vs Low), TCGA-COAD. HR from Cox regression; gene HRs (univariable, multivariable, strata, time-split) are per 1 log2 unit of expression; multivariable model adjusted for age group, years, sex, pathologic stage group and pretreatment cea. Sensitivity: stratified by tss. q = Benjamini–Hochberg across exploratory genes only; the primary gene (MAD2L1) is reported with its unadjusted p. Time-split HRs (0–24 / &gt;24 months, adjusted) are shown only for genes whose expression term violated proportional hazards. RMST difference = High − Low restricted mean survival time up to 60 months.</w:t>
       </w:r>
     </w:p>
     <w:tbl xmlns:a="http://schemas.openxmlformats.org/drawingml/2006/main" xmlns:pic="http://schemas.openxmlformats.org/drawingml/2006/picture">
@@ -2214,7 +2214,7 @@
                 <w:szCs w:val="12"/>
                 <w:color w:val="000000"/>
               </w:rPr>
-              <w:t xml:space="preserve">0.86 (0.61–1.21)</w:t>
+              <w:t xml:space="preserve">0.83 (0.60–1.16)</w:t>
             </w:r>
           </w:p>
         </w:tc>
@@ -2269,7 +2269,7 @@
                 <w:szCs w:val="12"/>
                 <w:color w:val="000000"/>
               </w:rPr>
-              <w:t xml:space="preserve">0.380</w:t>
+              <w:t xml:space="preserve">0.285</w:t>
             </w:r>
           </w:p>
         </w:tc>
@@ -2379,7 +2379,7 @@
                 <w:szCs w:val="12"/>
                 <w:color w:val="000000"/>
               </w:rPr>
-              <w:t xml:space="preserve">12.2</w:t>
+              <w:t xml:space="preserve">9.8</w:t>
             </w:r>
           </w:p>
         </w:tc>
@@ -2489,7 +2489,7 @@
                 <w:szCs w:val="12"/>
                 <w:color w:val="000000"/>
               </w:rPr>
-              <w:t xml:space="preserve">0.89 (0.61–1.29)</w:t>
+              <w:t xml:space="preserve">0.88 (0.61–1.25)</w:t>
             </w:r>
           </w:p>
         </w:tc>
@@ -2544,7 +2544,7 @@
                 <w:szCs w:val="12"/>
                 <w:color w:val="000000"/>
               </w:rPr>
-              <w:t xml:space="preserve">0.528</w:t>
+              <w:t xml:space="preserve">0.471</w:t>
             </w:r>
           </w:p>
         </w:tc>
@@ -2599,7 +2599,7 @@
                 <w:szCs w:val="12"/>
                 <w:color w:val="000000"/>
               </w:rPr>
-              <w:t xml:space="preserve">0.363</w:t>
+              <w:t xml:space="preserve">0.297</w:t>
             </w:r>
           </w:p>
         </w:tc>
@@ -2984,7 +2984,7 @@
                 <w:szCs w:val="12"/>
                 <w:color w:val="000000"/>
               </w:rPr>
-              <w:t xml:space="preserve">false</w:t>
+              <w:t xml:space="preserve">true</w:t>
             </w:r>
           </w:p>
         </w:tc>
@@ -3704,172 +3704,172 @@
                 <w:szCs w:val="12"/>
                 <w:color w:val="000000"/>
               </w:rPr>
-              <w:t xml:space="preserve">1.33 (0.96–1.83)</w:t>
-            </w:r>
-          </w:p>
-        </w:tc>
-        <w:tc>
-          <w:tcPr>
-            <w:tcBorders>
-              <w:bottom w:val="none" w:sz="0" w:space="0" w:color="000000"/>
-              <w:top w:val="none" w:sz="0" w:space="0" w:color="000000"/>
-              <w:left w:val="none" w:sz="0" w:space="0" w:color="000000"/>
-              <w:right w:val="none" w:sz="0" w:space="0" w:color="000000"/>
-            </w:tcBorders>
-            <w:shd w:val="clear" w:color="auto" w:fill="FFFFFF"/>
-            <w:tcMar>
-              <w:top w:w="0" w:type="dxa"/>
-              <w:bottom w:w="0" w:type="dxa"/>
-              <w:left w:w="0" w:type="dxa"/>
-              <w:right w:w="0" w:type="dxa"/>
-            </w:tcMar>
-            <w:vAlign w:val="center"/>
-          </w:tcPr>
-          <w:p>
-            <w:pPr>
-              <w:pStyle w:val="Normal"/>
-              <w:jc w:val="left"/>
-              <w:pBdr>
-                <w:bottom w:val="none" w:sz="0" w:space="0" w:color="000000"/>
-                <w:top w:val="none" w:sz="0" w:space="0" w:color="000000"/>
-                <w:left w:val="none" w:sz="0" w:space="0" w:color="000000"/>
-                <w:right w:val="none" w:sz="0" w:space="0" w:color="000000"/>
-              </w:pBdr>
-              <w:spacing w:after="100" w:before="100" w:line="240"/>
-              <w:ind w:left="100" w:right="100" w:firstLine="0" w:firstLineChars="0"/>
-              <w:rPr>
-                <w:rFonts w:ascii="Times New Roman" w:hAnsi="Times New Roman" w:eastAsia="Times New Roman" w:cs="Times New Roman"/>
-                <w:i w:val="false"/>
-                <w:b w:val="false"/>
-                <w:u w:val="none"/>
-                <w:strike w:val="false"/>
-                <w:sz w:val="12"/>
-                <w:szCs w:val="12"/>
-                <w:color w:val="000000"/>
-              </w:rPr>
-            </w:pPr>
-            <w:r>
-              <w:rPr>
-                <w:rFonts w:ascii="Times New Roman" w:hAnsi="Times New Roman" w:eastAsia="Times New Roman" w:cs="Times New Roman"/>
-                <w:i w:val="false"/>
-                <w:b w:val="false"/>
-                <w:u w:val="none"/>
-                <w:strike w:val="false"/>
-                <w:sz w:val="12"/>
-                <w:szCs w:val="12"/>
-                <w:color w:val="000000"/>
-              </w:rPr>
-              <w:t xml:space="preserve">0.083</w:t>
-            </w:r>
-          </w:p>
-        </w:tc>
-        <w:tc>
-          <w:tcPr>
-            <w:tcBorders>
-              <w:bottom w:val="none" w:sz="0" w:space="0" w:color="000000"/>
-              <w:top w:val="none" w:sz="0" w:space="0" w:color="000000"/>
-              <w:left w:val="none" w:sz="0" w:space="0" w:color="000000"/>
-              <w:right w:val="none" w:sz="0" w:space="0" w:color="000000"/>
-            </w:tcBorders>
-            <w:shd w:val="clear" w:color="auto" w:fill="FFFFFF"/>
-            <w:tcMar>
-              <w:top w:w="0" w:type="dxa"/>
-              <w:bottom w:w="0" w:type="dxa"/>
-              <w:left w:w="0" w:type="dxa"/>
-              <w:right w:w="0" w:type="dxa"/>
-            </w:tcMar>
-            <w:vAlign w:val="center"/>
-          </w:tcPr>
-          <w:p>
-            <w:pPr>
-              <w:pStyle w:val="Normal"/>
-              <w:jc w:val="left"/>
-              <w:pBdr>
-                <w:bottom w:val="none" w:sz="0" w:space="0" w:color="000000"/>
-                <w:top w:val="none" w:sz="0" w:space="0" w:color="000000"/>
-                <w:left w:val="none" w:sz="0" w:space="0" w:color="000000"/>
-                <w:right w:val="none" w:sz="0" w:space="0" w:color="000000"/>
-              </w:pBdr>
-              <w:spacing w:after="100" w:before="100" w:line="240"/>
-              <w:ind w:left="100" w:right="100" w:firstLine="0" w:firstLineChars="0"/>
-              <w:rPr>
-                <w:rFonts w:ascii="Times New Roman" w:hAnsi="Times New Roman" w:eastAsia="Times New Roman" w:cs="Times New Roman"/>
-                <w:i w:val="false"/>
-                <w:b w:val="false"/>
-                <w:u w:val="none"/>
-                <w:strike w:val="false"/>
-                <w:sz w:val="12"/>
-                <w:szCs w:val="12"/>
-                <w:color w:val="000000"/>
-              </w:rPr>
-            </w:pPr>
-            <w:r>
-              <w:rPr>
-                <w:rFonts w:ascii="Times New Roman" w:hAnsi="Times New Roman" w:eastAsia="Times New Roman" w:cs="Times New Roman"/>
-                <w:i w:val="false"/>
-                <w:b w:val="false"/>
-                <w:u w:val="none"/>
-                <w:strike w:val="false"/>
-                <w:sz w:val="12"/>
-                <w:szCs w:val="12"/>
-                <w:color w:val="000000"/>
-              </w:rPr>
-              <w:t xml:space="preserve">0.208</w:t>
-            </w:r>
-          </w:p>
-        </w:tc>
-        <w:tc>
-          <w:tcPr>
-            <w:tcBorders>
-              <w:bottom w:val="none" w:sz="0" w:space="0" w:color="000000"/>
-              <w:top w:val="none" w:sz="0" w:space="0" w:color="000000"/>
-              <w:left w:val="none" w:sz="0" w:space="0" w:color="000000"/>
-              <w:right w:val="none" w:sz="0" w:space="0" w:color="000000"/>
-            </w:tcBorders>
-            <w:shd w:val="clear" w:color="auto" w:fill="FFFFFF"/>
-            <w:tcMar>
-              <w:top w:w="0" w:type="dxa"/>
-              <w:bottom w:w="0" w:type="dxa"/>
-              <w:left w:w="0" w:type="dxa"/>
-              <w:right w:w="0" w:type="dxa"/>
-            </w:tcMar>
-            <w:vAlign w:val="center"/>
-          </w:tcPr>
-          <w:p>
-            <w:pPr>
-              <w:pStyle w:val="Normal"/>
-              <w:jc w:val="left"/>
-              <w:pBdr>
-                <w:bottom w:val="none" w:sz="0" w:space="0" w:color="000000"/>
-                <w:top w:val="none" w:sz="0" w:space="0" w:color="000000"/>
-                <w:left w:val="none" w:sz="0" w:space="0" w:color="000000"/>
-                <w:right w:val="none" w:sz="0" w:space="0" w:color="000000"/>
-              </w:pBdr>
-              <w:spacing w:after="100" w:before="100" w:line="240"/>
-              <w:ind w:left="100" w:right="100" w:firstLine="0" w:firstLineChars="0"/>
-              <w:rPr>
-                <w:rFonts w:ascii="Times New Roman" w:hAnsi="Times New Roman" w:eastAsia="Times New Roman" w:cs="Times New Roman"/>
-                <w:i w:val="false"/>
-                <w:b w:val="false"/>
-                <w:u w:val="none"/>
-                <w:strike w:val="false"/>
-                <w:sz w:val="12"/>
-                <w:szCs w:val="12"/>
-                <w:color w:val="000000"/>
-              </w:rPr>
-            </w:pPr>
-            <w:r>
-              <w:rPr>
-                <w:rFonts w:ascii="Times New Roman" w:hAnsi="Times New Roman" w:eastAsia="Times New Roman" w:cs="Times New Roman"/>
-                <w:i w:val="false"/>
-                <w:b w:val="false"/>
-                <w:u w:val="none"/>
-                <w:strike w:val="false"/>
-                <w:sz w:val="12"/>
-                <w:szCs w:val="12"/>
-                <w:color w:val="000000"/>
-              </w:rPr>
-              <w:t xml:space="preserve">12.2</w:t>
+              <w:t xml:space="preserve">1.35 (0.96–1.88)</w:t>
+            </w:r>
+          </w:p>
+        </w:tc>
+        <w:tc>
+          <w:tcPr>
+            <w:tcBorders>
+              <w:bottom w:val="none" w:sz="0" w:space="0" w:color="000000"/>
+              <w:top w:val="none" w:sz="0" w:space="0" w:color="000000"/>
+              <w:left w:val="none" w:sz="0" w:space="0" w:color="000000"/>
+              <w:right w:val="none" w:sz="0" w:space="0" w:color="000000"/>
+            </w:tcBorders>
+            <w:shd w:val="clear" w:color="auto" w:fill="FFFFFF"/>
+            <w:tcMar>
+              <w:top w:w="0" w:type="dxa"/>
+              <w:bottom w:w="0" w:type="dxa"/>
+              <w:left w:w="0" w:type="dxa"/>
+              <w:right w:w="0" w:type="dxa"/>
+            </w:tcMar>
+            <w:vAlign w:val="center"/>
+          </w:tcPr>
+          <w:p>
+            <w:pPr>
+              <w:pStyle w:val="Normal"/>
+              <w:jc w:val="left"/>
+              <w:pBdr>
+                <w:bottom w:val="none" w:sz="0" w:space="0" w:color="000000"/>
+                <w:top w:val="none" w:sz="0" w:space="0" w:color="000000"/>
+                <w:left w:val="none" w:sz="0" w:space="0" w:color="000000"/>
+                <w:right w:val="none" w:sz="0" w:space="0" w:color="000000"/>
+              </w:pBdr>
+              <w:spacing w:after="100" w:before="100" w:line="240"/>
+              <w:ind w:left="100" w:right="100" w:firstLine="0" w:firstLineChars="0"/>
+              <w:rPr>
+                <w:rFonts w:ascii="Times New Roman" w:hAnsi="Times New Roman" w:eastAsia="Times New Roman" w:cs="Times New Roman"/>
+                <w:i w:val="false"/>
+                <w:b w:val="false"/>
+                <w:u w:val="none"/>
+                <w:strike w:val="false"/>
+                <w:sz w:val="12"/>
+                <w:szCs w:val="12"/>
+                <w:color w:val="000000"/>
+              </w:rPr>
+            </w:pPr>
+            <w:r>
+              <w:rPr>
+                <w:rFonts w:ascii="Times New Roman" w:hAnsi="Times New Roman" w:eastAsia="Times New Roman" w:cs="Times New Roman"/>
+                <w:i w:val="false"/>
+                <w:b w:val="false"/>
+                <w:u w:val="none"/>
+                <w:strike w:val="false"/>
+                <w:sz w:val="12"/>
+                <w:szCs w:val="12"/>
+                <w:color w:val="000000"/>
+              </w:rPr>
+              <w:t xml:space="preserve">0.082</w:t>
+            </w:r>
+          </w:p>
+        </w:tc>
+        <w:tc>
+          <w:tcPr>
+            <w:tcBorders>
+              <w:bottom w:val="none" w:sz="0" w:space="0" w:color="000000"/>
+              <w:top w:val="none" w:sz="0" w:space="0" w:color="000000"/>
+              <w:left w:val="none" w:sz="0" w:space="0" w:color="000000"/>
+              <w:right w:val="none" w:sz="0" w:space="0" w:color="000000"/>
+            </w:tcBorders>
+            <w:shd w:val="clear" w:color="auto" w:fill="FFFFFF"/>
+            <w:tcMar>
+              <w:top w:w="0" w:type="dxa"/>
+              <w:bottom w:w="0" w:type="dxa"/>
+              <w:left w:w="0" w:type="dxa"/>
+              <w:right w:w="0" w:type="dxa"/>
+            </w:tcMar>
+            <w:vAlign w:val="center"/>
+          </w:tcPr>
+          <w:p>
+            <w:pPr>
+              <w:pStyle w:val="Normal"/>
+              <w:jc w:val="left"/>
+              <w:pBdr>
+                <w:bottom w:val="none" w:sz="0" w:space="0" w:color="000000"/>
+                <w:top w:val="none" w:sz="0" w:space="0" w:color="000000"/>
+                <w:left w:val="none" w:sz="0" w:space="0" w:color="000000"/>
+                <w:right w:val="none" w:sz="0" w:space="0" w:color="000000"/>
+              </w:pBdr>
+              <w:spacing w:after="100" w:before="100" w:line="240"/>
+              <w:ind w:left="100" w:right="100" w:firstLine="0" w:firstLineChars="0"/>
+              <w:rPr>
+                <w:rFonts w:ascii="Times New Roman" w:hAnsi="Times New Roman" w:eastAsia="Times New Roman" w:cs="Times New Roman"/>
+                <w:i w:val="false"/>
+                <w:b w:val="false"/>
+                <w:u w:val="none"/>
+                <w:strike w:val="false"/>
+                <w:sz w:val="12"/>
+                <w:szCs w:val="12"/>
+                <w:color w:val="000000"/>
+              </w:rPr>
+            </w:pPr>
+            <w:r>
+              <w:rPr>
+                <w:rFonts w:ascii="Times New Roman" w:hAnsi="Times New Roman" w:eastAsia="Times New Roman" w:cs="Times New Roman"/>
+                <w:i w:val="false"/>
+                <w:b w:val="false"/>
+                <w:u w:val="none"/>
+                <w:strike w:val="false"/>
+                <w:sz w:val="12"/>
+                <w:szCs w:val="12"/>
+                <w:color w:val="000000"/>
+              </w:rPr>
+              <w:t xml:space="preserve">0.204</w:t>
+            </w:r>
+          </w:p>
+        </w:tc>
+        <w:tc>
+          <w:tcPr>
+            <w:tcBorders>
+              <w:bottom w:val="none" w:sz="0" w:space="0" w:color="000000"/>
+              <w:top w:val="none" w:sz="0" w:space="0" w:color="000000"/>
+              <w:left w:val="none" w:sz="0" w:space="0" w:color="000000"/>
+              <w:right w:val="none" w:sz="0" w:space="0" w:color="000000"/>
+            </w:tcBorders>
+            <w:shd w:val="clear" w:color="auto" w:fill="FFFFFF"/>
+            <w:tcMar>
+              <w:top w:w="0" w:type="dxa"/>
+              <w:bottom w:w="0" w:type="dxa"/>
+              <w:left w:w="0" w:type="dxa"/>
+              <w:right w:w="0" w:type="dxa"/>
+            </w:tcMar>
+            <w:vAlign w:val="center"/>
+          </w:tcPr>
+          <w:p>
+            <w:pPr>
+              <w:pStyle w:val="Normal"/>
+              <w:jc w:val="left"/>
+              <w:pBdr>
+                <w:bottom w:val="none" w:sz="0" w:space="0" w:color="000000"/>
+                <w:top w:val="none" w:sz="0" w:space="0" w:color="000000"/>
+                <w:left w:val="none" w:sz="0" w:space="0" w:color="000000"/>
+                <w:right w:val="none" w:sz="0" w:space="0" w:color="000000"/>
+              </w:pBdr>
+              <w:spacing w:after="100" w:before="100" w:line="240"/>
+              <w:ind w:left="100" w:right="100" w:firstLine="0" w:firstLineChars="0"/>
+              <w:rPr>
+                <w:rFonts w:ascii="Times New Roman" w:hAnsi="Times New Roman" w:eastAsia="Times New Roman" w:cs="Times New Roman"/>
+                <w:i w:val="false"/>
+                <w:b w:val="false"/>
+                <w:u w:val="none"/>
+                <w:strike w:val="false"/>
+                <w:sz w:val="12"/>
+                <w:szCs w:val="12"/>
+                <w:color w:val="000000"/>
+              </w:rPr>
+            </w:pPr>
+            <w:r>
+              <w:rPr>
+                <w:rFonts w:ascii="Times New Roman" w:hAnsi="Times New Roman" w:eastAsia="Times New Roman" w:cs="Times New Roman"/>
+                <w:i w:val="false"/>
+                <w:b w:val="false"/>
+                <w:u w:val="none"/>
+                <w:strike w:val="false"/>
+                <w:sz w:val="12"/>
+                <w:szCs w:val="12"/>
+                <w:color w:val="000000"/>
+              </w:rPr>
+              <w:t xml:space="preserve">9.8</w:t>
             </w:r>
           </w:p>
         </w:tc>
@@ -3979,117 +3979,117 @@
                 <w:szCs w:val="12"/>
                 <w:color w:val="000000"/>
               </w:rPr>
-              <w:t xml:space="preserve">1.62 (1.10–2.39)</w:t>
-            </w:r>
-          </w:p>
-        </w:tc>
-        <w:tc>
-          <w:tcPr>
-            <w:tcBorders>
-              <w:bottom w:val="none" w:sz="0" w:space="0" w:color="000000"/>
-              <w:top w:val="none" w:sz="0" w:space="0" w:color="000000"/>
-              <w:left w:val="none" w:sz="0" w:space="0" w:color="000000"/>
-              <w:right w:val="none" w:sz="0" w:space="0" w:color="000000"/>
-            </w:tcBorders>
-            <w:shd w:val="clear" w:color="auto" w:fill="FFFFFF"/>
-            <w:tcMar>
-              <w:top w:w="0" w:type="dxa"/>
-              <w:bottom w:w="0" w:type="dxa"/>
-              <w:left w:w="0" w:type="dxa"/>
-              <w:right w:w="0" w:type="dxa"/>
-            </w:tcMar>
-            <w:vAlign w:val="center"/>
-          </w:tcPr>
-          <w:p>
-            <w:pPr>
-              <w:pStyle w:val="Normal"/>
-              <w:jc w:val="left"/>
-              <w:pBdr>
-                <w:bottom w:val="none" w:sz="0" w:space="0" w:color="000000"/>
-                <w:top w:val="none" w:sz="0" w:space="0" w:color="000000"/>
-                <w:left w:val="none" w:sz="0" w:space="0" w:color="000000"/>
-                <w:right w:val="none" w:sz="0" w:space="0" w:color="000000"/>
-              </w:pBdr>
-              <w:spacing w:after="100" w:before="100" w:line="240"/>
-              <w:ind w:left="100" w:right="100" w:firstLine="0" w:firstLineChars="0"/>
-              <w:rPr>
-                <w:rFonts w:ascii="Times New Roman" w:hAnsi="Times New Roman" w:eastAsia="Times New Roman" w:cs="Times New Roman"/>
-                <w:i w:val="false"/>
-                <w:b w:val="false"/>
-                <w:u w:val="none"/>
-                <w:strike w:val="false"/>
-                <w:sz w:val="12"/>
-                <w:szCs w:val="12"/>
-                <w:color w:val="000000"/>
-              </w:rPr>
-            </w:pPr>
-            <w:r>
-              <w:rPr>
-                <w:rFonts w:ascii="Times New Roman" w:hAnsi="Times New Roman" w:eastAsia="Times New Roman" w:cs="Times New Roman"/>
-                <w:i w:val="false"/>
-                <w:b w:val="false"/>
-                <w:u w:val="none"/>
-                <w:strike w:val="false"/>
-                <w:sz w:val="12"/>
-                <w:szCs w:val="12"/>
-                <w:color w:val="000000"/>
-              </w:rPr>
-              <w:t xml:space="preserve">0.016</w:t>
-            </w:r>
-          </w:p>
-        </w:tc>
-        <w:tc>
-          <w:tcPr>
-            <w:tcBorders>
-              <w:bottom w:val="none" w:sz="0" w:space="0" w:color="000000"/>
-              <w:top w:val="none" w:sz="0" w:space="0" w:color="000000"/>
-              <w:left w:val="none" w:sz="0" w:space="0" w:color="000000"/>
-              <w:right w:val="none" w:sz="0" w:space="0" w:color="000000"/>
-            </w:tcBorders>
-            <w:shd w:val="clear" w:color="auto" w:fill="FFFFFF"/>
-            <w:tcMar>
-              <w:top w:w="0" w:type="dxa"/>
-              <w:bottom w:w="0" w:type="dxa"/>
-              <w:left w:w="0" w:type="dxa"/>
-              <w:right w:w="0" w:type="dxa"/>
-            </w:tcMar>
-            <w:vAlign w:val="center"/>
-          </w:tcPr>
-          <w:p>
-            <w:pPr>
-              <w:pStyle w:val="Normal"/>
-              <w:jc w:val="left"/>
-              <w:pBdr>
-                <w:bottom w:val="none" w:sz="0" w:space="0" w:color="000000"/>
-                <w:top w:val="none" w:sz="0" w:space="0" w:color="000000"/>
-                <w:left w:val="none" w:sz="0" w:space="0" w:color="000000"/>
-                <w:right w:val="none" w:sz="0" w:space="0" w:color="000000"/>
-              </w:pBdr>
-              <w:spacing w:after="100" w:before="100" w:line="240"/>
-              <w:ind w:left="100" w:right="100" w:firstLine="0" w:firstLineChars="0"/>
-              <w:rPr>
-                <w:rFonts w:ascii="Times New Roman" w:hAnsi="Times New Roman" w:eastAsia="Times New Roman" w:cs="Times New Roman"/>
-                <w:i w:val="false"/>
-                <w:b w:val="false"/>
-                <w:u w:val="none"/>
-                <w:strike w:val="false"/>
-                <w:sz w:val="12"/>
-                <w:szCs w:val="12"/>
-                <w:color w:val="000000"/>
-              </w:rPr>
-            </w:pPr>
-            <w:r>
-              <w:rPr>
-                <w:rFonts w:ascii="Times New Roman" w:hAnsi="Times New Roman" w:eastAsia="Times New Roman" w:cs="Times New Roman"/>
-                <w:i w:val="false"/>
-                <w:b w:val="false"/>
-                <w:u w:val="none"/>
-                <w:strike w:val="false"/>
-                <w:sz w:val="12"/>
-                <w:szCs w:val="12"/>
-                <w:color w:val="000000"/>
-              </w:rPr>
-              <w:t xml:space="preserve">0.303</w:t>
+              <w:t xml:space="preserve">1.54 (1.05–2.25)</w:t>
+            </w:r>
+          </w:p>
+        </w:tc>
+        <w:tc>
+          <w:tcPr>
+            <w:tcBorders>
+              <w:bottom w:val="none" w:sz="0" w:space="0" w:color="000000"/>
+              <w:top w:val="none" w:sz="0" w:space="0" w:color="000000"/>
+              <w:left w:val="none" w:sz="0" w:space="0" w:color="000000"/>
+              <w:right w:val="none" w:sz="0" w:space="0" w:color="000000"/>
+            </w:tcBorders>
+            <w:shd w:val="clear" w:color="auto" w:fill="FFFFFF"/>
+            <w:tcMar>
+              <w:top w:w="0" w:type="dxa"/>
+              <w:bottom w:w="0" w:type="dxa"/>
+              <w:left w:w="0" w:type="dxa"/>
+              <w:right w:w="0" w:type="dxa"/>
+            </w:tcMar>
+            <w:vAlign w:val="center"/>
+          </w:tcPr>
+          <w:p>
+            <w:pPr>
+              <w:pStyle w:val="Normal"/>
+              <w:jc w:val="left"/>
+              <w:pBdr>
+                <w:bottom w:val="none" w:sz="0" w:space="0" w:color="000000"/>
+                <w:top w:val="none" w:sz="0" w:space="0" w:color="000000"/>
+                <w:left w:val="none" w:sz="0" w:space="0" w:color="000000"/>
+                <w:right w:val="none" w:sz="0" w:space="0" w:color="000000"/>
+              </w:pBdr>
+              <w:spacing w:after="100" w:before="100" w:line="240"/>
+              <w:ind w:left="100" w:right="100" w:firstLine="0" w:firstLineChars="0"/>
+              <w:rPr>
+                <w:rFonts w:ascii="Times New Roman" w:hAnsi="Times New Roman" w:eastAsia="Times New Roman" w:cs="Times New Roman"/>
+                <w:i w:val="false"/>
+                <w:b w:val="false"/>
+                <w:u w:val="none"/>
+                <w:strike w:val="false"/>
+                <w:sz w:val="12"/>
+                <w:szCs w:val="12"/>
+                <w:color w:val="000000"/>
+              </w:rPr>
+            </w:pPr>
+            <w:r>
+              <w:rPr>
+                <w:rFonts w:ascii="Times New Roman" w:hAnsi="Times New Roman" w:eastAsia="Times New Roman" w:cs="Times New Roman"/>
+                <w:i w:val="false"/>
+                <w:b w:val="false"/>
+                <w:u w:val="none"/>
+                <w:strike w:val="false"/>
+                <w:sz w:val="12"/>
+                <w:szCs w:val="12"/>
+                <w:color w:val="000000"/>
+              </w:rPr>
+              <w:t xml:space="preserve">0.028</w:t>
+            </w:r>
+          </w:p>
+        </w:tc>
+        <w:tc>
+          <w:tcPr>
+            <w:tcBorders>
+              <w:bottom w:val="none" w:sz="0" w:space="0" w:color="000000"/>
+              <w:top w:val="none" w:sz="0" w:space="0" w:color="000000"/>
+              <w:left w:val="none" w:sz="0" w:space="0" w:color="000000"/>
+              <w:right w:val="none" w:sz="0" w:space="0" w:color="000000"/>
+            </w:tcBorders>
+            <w:shd w:val="clear" w:color="auto" w:fill="FFFFFF"/>
+            <w:tcMar>
+              <w:top w:w="0" w:type="dxa"/>
+              <w:bottom w:w="0" w:type="dxa"/>
+              <w:left w:w="0" w:type="dxa"/>
+              <w:right w:w="0" w:type="dxa"/>
+            </w:tcMar>
+            <w:vAlign w:val="center"/>
+          </w:tcPr>
+          <w:p>
+            <w:pPr>
+              <w:pStyle w:val="Normal"/>
+              <w:jc w:val="left"/>
+              <w:pBdr>
+                <w:bottom w:val="none" w:sz="0" w:space="0" w:color="000000"/>
+                <w:top w:val="none" w:sz="0" w:space="0" w:color="000000"/>
+                <w:left w:val="none" w:sz="0" w:space="0" w:color="000000"/>
+                <w:right w:val="none" w:sz="0" w:space="0" w:color="000000"/>
+              </w:pBdr>
+              <w:spacing w:after="100" w:before="100" w:line="240"/>
+              <w:ind w:left="100" w:right="100" w:firstLine="0" w:firstLineChars="0"/>
+              <w:rPr>
+                <w:rFonts w:ascii="Times New Roman" w:hAnsi="Times New Roman" w:eastAsia="Times New Roman" w:cs="Times New Roman"/>
+                <w:i w:val="false"/>
+                <w:b w:val="false"/>
+                <w:u w:val="none"/>
+                <w:strike w:val="false"/>
+                <w:sz w:val="12"/>
+                <w:szCs w:val="12"/>
+                <w:color w:val="000000"/>
+              </w:rPr>
+            </w:pPr>
+            <w:r>
+              <w:rPr>
+                <w:rFonts w:ascii="Times New Roman" w:hAnsi="Times New Roman" w:eastAsia="Times New Roman" w:cs="Times New Roman"/>
+                <w:i w:val="false"/>
+                <w:b w:val="false"/>
+                <w:u w:val="none"/>
+                <w:strike w:val="false"/>
+                <w:sz w:val="12"/>
+                <w:szCs w:val="12"/>
+                <w:color w:val="000000"/>
+              </w:rPr>
+              <w:t xml:space="preserve">0.229</w:t>
             </w:r>
           </w:p>
         </w:tc>
@@ -4474,7 +4474,7 @@
                 <w:szCs w:val="12"/>
                 <w:color w:val="000000"/>
               </w:rPr>
-              <w:t xml:space="preserve">false</w:t>
+              <w:t xml:space="preserve">true</w:t>
             </w:r>
           </w:p>
         </w:tc>
@@ -5194,172 +5194,172 @@
                 <w:szCs w:val="12"/>
                 <w:color w:val="000000"/>
               </w:rPr>
-              <w:t xml:space="preserve">1.62 (0.99–2.65)</w:t>
-            </w:r>
-          </w:p>
-        </w:tc>
-        <w:tc>
-          <w:tcPr>
-            <w:tcBorders>
-              <w:bottom w:val="none" w:sz="0" w:space="0" w:color="000000"/>
-              <w:top w:val="none" w:sz="0" w:space="0" w:color="000000"/>
-              <w:left w:val="none" w:sz="0" w:space="0" w:color="000000"/>
-              <w:right w:val="none" w:sz="0" w:space="0" w:color="000000"/>
-            </w:tcBorders>
-            <w:shd w:val="clear" w:color="auto" w:fill="FFFFFF"/>
-            <w:tcMar>
-              <w:top w:w="0" w:type="dxa"/>
-              <w:bottom w:w="0" w:type="dxa"/>
-              <w:left w:w="0" w:type="dxa"/>
-              <w:right w:w="0" w:type="dxa"/>
-            </w:tcMar>
-            <w:vAlign w:val="center"/>
-          </w:tcPr>
-          <w:p>
-            <w:pPr>
-              <w:pStyle w:val="Normal"/>
-              <w:jc w:val="left"/>
-              <w:pBdr>
-                <w:bottom w:val="none" w:sz="0" w:space="0" w:color="000000"/>
-                <w:top w:val="none" w:sz="0" w:space="0" w:color="000000"/>
-                <w:left w:val="none" w:sz="0" w:space="0" w:color="000000"/>
-                <w:right w:val="none" w:sz="0" w:space="0" w:color="000000"/>
-              </w:pBdr>
-              <w:spacing w:after="100" w:before="100" w:line="240"/>
-              <w:ind w:left="100" w:right="100" w:firstLine="0" w:firstLineChars="0"/>
-              <w:rPr>
-                <w:rFonts w:ascii="Times New Roman" w:hAnsi="Times New Roman" w:eastAsia="Times New Roman" w:cs="Times New Roman"/>
-                <w:i w:val="false"/>
-                <w:b w:val="false"/>
-                <w:u w:val="none"/>
-                <w:strike w:val="false"/>
-                <w:sz w:val="12"/>
-                <w:szCs w:val="12"/>
-                <w:color w:val="000000"/>
-              </w:rPr>
-            </w:pPr>
-            <w:r>
-              <w:rPr>
-                <w:rFonts w:ascii="Times New Roman" w:hAnsi="Times New Roman" w:eastAsia="Times New Roman" w:cs="Times New Roman"/>
-                <w:i w:val="false"/>
-                <w:b w:val="false"/>
-                <w:u w:val="none"/>
-                <w:strike w:val="false"/>
-                <w:sz w:val="12"/>
-                <w:szCs w:val="12"/>
-                <w:color w:val="000000"/>
-              </w:rPr>
-              <w:t xml:space="preserve">0.054</w:t>
-            </w:r>
-          </w:p>
-        </w:tc>
-        <w:tc>
-          <w:tcPr>
-            <w:tcBorders>
-              <w:bottom w:val="none" w:sz="0" w:space="0" w:color="000000"/>
-              <w:top w:val="none" w:sz="0" w:space="0" w:color="000000"/>
-              <w:left w:val="none" w:sz="0" w:space="0" w:color="000000"/>
-              <w:right w:val="none" w:sz="0" w:space="0" w:color="000000"/>
-            </w:tcBorders>
-            <w:shd w:val="clear" w:color="auto" w:fill="FFFFFF"/>
-            <w:tcMar>
-              <w:top w:w="0" w:type="dxa"/>
-              <w:bottom w:w="0" w:type="dxa"/>
-              <w:left w:w="0" w:type="dxa"/>
-              <w:right w:w="0" w:type="dxa"/>
-            </w:tcMar>
-            <w:vAlign w:val="center"/>
-          </w:tcPr>
-          <w:p>
-            <w:pPr>
-              <w:pStyle w:val="Normal"/>
-              <w:jc w:val="left"/>
-              <w:pBdr>
-                <w:bottom w:val="none" w:sz="0" w:space="0" w:color="000000"/>
-                <w:top w:val="none" w:sz="0" w:space="0" w:color="000000"/>
-                <w:left w:val="none" w:sz="0" w:space="0" w:color="000000"/>
-                <w:right w:val="none" w:sz="0" w:space="0" w:color="000000"/>
-              </w:pBdr>
-              <w:spacing w:after="100" w:before="100" w:line="240"/>
-              <w:ind w:left="100" w:right="100" w:firstLine="0" w:firstLineChars="0"/>
-              <w:rPr>
-                <w:rFonts w:ascii="Times New Roman" w:hAnsi="Times New Roman" w:eastAsia="Times New Roman" w:cs="Times New Roman"/>
-                <w:i w:val="false"/>
-                <w:b w:val="false"/>
-                <w:u w:val="none"/>
-                <w:strike w:val="false"/>
-                <w:sz w:val="12"/>
-                <w:szCs w:val="12"/>
-                <w:color w:val="000000"/>
-              </w:rPr>
-            </w:pPr>
-            <w:r>
-              <w:rPr>
-                <w:rFonts w:ascii="Times New Roman" w:hAnsi="Times New Roman" w:eastAsia="Times New Roman" w:cs="Times New Roman"/>
-                <w:i w:val="false"/>
-                <w:b w:val="false"/>
-                <w:u w:val="none"/>
-                <w:strike w:val="false"/>
-                <w:sz w:val="12"/>
-                <w:szCs w:val="12"/>
-                <w:color w:val="000000"/>
-              </w:rPr>
-              <w:t xml:space="preserve">0.208</w:t>
-            </w:r>
-          </w:p>
-        </w:tc>
-        <w:tc>
-          <w:tcPr>
-            <w:tcBorders>
-              <w:bottom w:val="none" w:sz="0" w:space="0" w:color="000000"/>
-              <w:top w:val="none" w:sz="0" w:space="0" w:color="000000"/>
-              <w:left w:val="none" w:sz="0" w:space="0" w:color="000000"/>
-              <w:right w:val="none" w:sz="0" w:space="0" w:color="000000"/>
-            </w:tcBorders>
-            <w:shd w:val="clear" w:color="auto" w:fill="FFFFFF"/>
-            <w:tcMar>
-              <w:top w:w="0" w:type="dxa"/>
-              <w:bottom w:w="0" w:type="dxa"/>
-              <w:left w:w="0" w:type="dxa"/>
-              <w:right w:w="0" w:type="dxa"/>
-            </w:tcMar>
-            <w:vAlign w:val="center"/>
-          </w:tcPr>
-          <w:p>
-            <w:pPr>
-              <w:pStyle w:val="Normal"/>
-              <w:jc w:val="left"/>
-              <w:pBdr>
-                <w:bottom w:val="none" w:sz="0" w:space="0" w:color="000000"/>
-                <w:top w:val="none" w:sz="0" w:space="0" w:color="000000"/>
-                <w:left w:val="none" w:sz="0" w:space="0" w:color="000000"/>
-                <w:right w:val="none" w:sz="0" w:space="0" w:color="000000"/>
-              </w:pBdr>
-              <w:spacing w:after="100" w:before="100" w:line="240"/>
-              <w:ind w:left="100" w:right="100" w:firstLine="0" w:firstLineChars="0"/>
-              <w:rPr>
-                <w:rFonts w:ascii="Times New Roman" w:hAnsi="Times New Roman" w:eastAsia="Times New Roman" w:cs="Times New Roman"/>
-                <w:i w:val="false"/>
-                <w:b w:val="false"/>
-                <w:u w:val="none"/>
-                <w:strike w:val="false"/>
-                <w:sz w:val="12"/>
-                <w:szCs w:val="12"/>
-                <w:color w:val="000000"/>
-              </w:rPr>
-            </w:pPr>
-            <w:r>
-              <w:rPr>
-                <w:rFonts w:ascii="Times New Roman" w:hAnsi="Times New Roman" w:eastAsia="Times New Roman" w:cs="Times New Roman"/>
-                <w:i w:val="false"/>
-                <w:b w:val="false"/>
-                <w:u w:val="none"/>
-                <w:strike w:val="false"/>
-                <w:sz w:val="12"/>
-                <w:szCs w:val="12"/>
-                <w:color w:val="000000"/>
-              </w:rPr>
-              <w:t xml:space="preserve">12.2</w:t>
+              <w:t xml:space="preserve">1.58 (0.98–2.57)</w:t>
+            </w:r>
+          </w:p>
+        </w:tc>
+        <w:tc>
+          <w:tcPr>
+            <w:tcBorders>
+              <w:bottom w:val="none" w:sz="0" w:space="0" w:color="000000"/>
+              <w:top w:val="none" w:sz="0" w:space="0" w:color="000000"/>
+              <w:left w:val="none" w:sz="0" w:space="0" w:color="000000"/>
+              <w:right w:val="none" w:sz="0" w:space="0" w:color="000000"/>
+            </w:tcBorders>
+            <w:shd w:val="clear" w:color="auto" w:fill="FFFFFF"/>
+            <w:tcMar>
+              <w:top w:w="0" w:type="dxa"/>
+              <w:bottom w:w="0" w:type="dxa"/>
+              <w:left w:w="0" w:type="dxa"/>
+              <w:right w:w="0" w:type="dxa"/>
+            </w:tcMar>
+            <w:vAlign w:val="center"/>
+          </w:tcPr>
+          <w:p>
+            <w:pPr>
+              <w:pStyle w:val="Normal"/>
+              <w:jc w:val="left"/>
+              <w:pBdr>
+                <w:bottom w:val="none" w:sz="0" w:space="0" w:color="000000"/>
+                <w:top w:val="none" w:sz="0" w:space="0" w:color="000000"/>
+                <w:left w:val="none" w:sz="0" w:space="0" w:color="000000"/>
+                <w:right w:val="none" w:sz="0" w:space="0" w:color="000000"/>
+              </w:pBdr>
+              <w:spacing w:after="100" w:before="100" w:line="240"/>
+              <w:ind w:left="100" w:right="100" w:firstLine="0" w:firstLineChars="0"/>
+              <w:rPr>
+                <w:rFonts w:ascii="Times New Roman" w:hAnsi="Times New Roman" w:eastAsia="Times New Roman" w:cs="Times New Roman"/>
+                <w:i w:val="false"/>
+                <w:b w:val="false"/>
+                <w:u w:val="none"/>
+                <w:strike w:val="false"/>
+                <w:sz w:val="12"/>
+                <w:szCs w:val="12"/>
+                <w:color w:val="000000"/>
+              </w:rPr>
+            </w:pPr>
+            <w:r>
+              <w:rPr>
+                <w:rFonts w:ascii="Times New Roman" w:hAnsi="Times New Roman" w:eastAsia="Times New Roman" w:cs="Times New Roman"/>
+                <w:i w:val="false"/>
+                <w:b w:val="false"/>
+                <w:u w:val="none"/>
+                <w:strike w:val="false"/>
+                <w:sz w:val="12"/>
+                <w:szCs w:val="12"/>
+                <w:color w:val="000000"/>
+              </w:rPr>
+              <w:t xml:space="preserve">0.061</w:t>
+            </w:r>
+          </w:p>
+        </w:tc>
+        <w:tc>
+          <w:tcPr>
+            <w:tcBorders>
+              <w:bottom w:val="none" w:sz="0" w:space="0" w:color="000000"/>
+              <w:top w:val="none" w:sz="0" w:space="0" w:color="000000"/>
+              <w:left w:val="none" w:sz="0" w:space="0" w:color="000000"/>
+              <w:right w:val="none" w:sz="0" w:space="0" w:color="000000"/>
+            </w:tcBorders>
+            <w:shd w:val="clear" w:color="auto" w:fill="FFFFFF"/>
+            <w:tcMar>
+              <w:top w:w="0" w:type="dxa"/>
+              <w:bottom w:w="0" w:type="dxa"/>
+              <w:left w:w="0" w:type="dxa"/>
+              <w:right w:w="0" w:type="dxa"/>
+            </w:tcMar>
+            <w:vAlign w:val="center"/>
+          </w:tcPr>
+          <w:p>
+            <w:pPr>
+              <w:pStyle w:val="Normal"/>
+              <w:jc w:val="left"/>
+              <w:pBdr>
+                <w:bottom w:val="none" w:sz="0" w:space="0" w:color="000000"/>
+                <w:top w:val="none" w:sz="0" w:space="0" w:color="000000"/>
+                <w:left w:val="none" w:sz="0" w:space="0" w:color="000000"/>
+                <w:right w:val="none" w:sz="0" w:space="0" w:color="000000"/>
+              </w:pBdr>
+              <w:spacing w:after="100" w:before="100" w:line="240"/>
+              <w:ind w:left="100" w:right="100" w:firstLine="0" w:firstLineChars="0"/>
+              <w:rPr>
+                <w:rFonts w:ascii="Times New Roman" w:hAnsi="Times New Roman" w:eastAsia="Times New Roman" w:cs="Times New Roman"/>
+                <w:i w:val="false"/>
+                <w:b w:val="false"/>
+                <w:u w:val="none"/>
+                <w:strike w:val="false"/>
+                <w:sz w:val="12"/>
+                <w:szCs w:val="12"/>
+                <w:color w:val="000000"/>
+              </w:rPr>
+            </w:pPr>
+            <w:r>
+              <w:rPr>
+                <w:rFonts w:ascii="Times New Roman" w:hAnsi="Times New Roman" w:eastAsia="Times New Roman" w:cs="Times New Roman"/>
+                <w:i w:val="false"/>
+                <w:b w:val="false"/>
+                <w:u w:val="none"/>
+                <w:strike w:val="false"/>
+                <w:sz w:val="12"/>
+                <w:szCs w:val="12"/>
+                <w:color w:val="000000"/>
+              </w:rPr>
+              <w:t xml:space="preserve">0.204</w:t>
+            </w:r>
+          </w:p>
+        </w:tc>
+        <w:tc>
+          <w:tcPr>
+            <w:tcBorders>
+              <w:bottom w:val="none" w:sz="0" w:space="0" w:color="000000"/>
+              <w:top w:val="none" w:sz="0" w:space="0" w:color="000000"/>
+              <w:left w:val="none" w:sz="0" w:space="0" w:color="000000"/>
+              <w:right w:val="none" w:sz="0" w:space="0" w:color="000000"/>
+            </w:tcBorders>
+            <w:shd w:val="clear" w:color="auto" w:fill="FFFFFF"/>
+            <w:tcMar>
+              <w:top w:w="0" w:type="dxa"/>
+              <w:bottom w:w="0" w:type="dxa"/>
+              <w:left w:w="0" w:type="dxa"/>
+              <w:right w:w="0" w:type="dxa"/>
+            </w:tcMar>
+            <w:vAlign w:val="center"/>
+          </w:tcPr>
+          <w:p>
+            <w:pPr>
+              <w:pStyle w:val="Normal"/>
+              <w:jc w:val="left"/>
+              <w:pBdr>
+                <w:bottom w:val="none" w:sz="0" w:space="0" w:color="000000"/>
+                <w:top w:val="none" w:sz="0" w:space="0" w:color="000000"/>
+                <w:left w:val="none" w:sz="0" w:space="0" w:color="000000"/>
+                <w:right w:val="none" w:sz="0" w:space="0" w:color="000000"/>
+              </w:pBdr>
+              <w:spacing w:after="100" w:before="100" w:line="240"/>
+              <w:ind w:left="100" w:right="100" w:firstLine="0" w:firstLineChars="0"/>
+              <w:rPr>
+                <w:rFonts w:ascii="Times New Roman" w:hAnsi="Times New Roman" w:eastAsia="Times New Roman" w:cs="Times New Roman"/>
+                <w:i w:val="false"/>
+                <w:b w:val="false"/>
+                <w:u w:val="none"/>
+                <w:strike w:val="false"/>
+                <w:sz w:val="12"/>
+                <w:szCs w:val="12"/>
+                <w:color w:val="000000"/>
+              </w:rPr>
+            </w:pPr>
+            <w:r>
+              <w:rPr>
+                <w:rFonts w:ascii="Times New Roman" w:hAnsi="Times New Roman" w:eastAsia="Times New Roman" w:cs="Times New Roman"/>
+                <w:i w:val="false"/>
+                <w:b w:val="false"/>
+                <w:u w:val="none"/>
+                <w:strike w:val="false"/>
+                <w:sz w:val="12"/>
+                <w:szCs w:val="12"/>
+                <w:color w:val="000000"/>
+              </w:rPr>
+              <w:t xml:space="preserve">9.8</w:t>
             </w:r>
           </w:p>
         </w:tc>
@@ -5469,117 +5469,117 @@
                 <w:szCs w:val="12"/>
                 <w:color w:val="000000"/>
               </w:rPr>
-              <w:t xml:space="preserve">1.63 (1.01–2.63)</w:t>
-            </w:r>
-          </w:p>
-        </w:tc>
-        <w:tc>
-          <w:tcPr>
-            <w:tcBorders>
-              <w:bottom w:val="none" w:sz="0" w:space="0" w:color="000000"/>
-              <w:top w:val="none" w:sz="0" w:space="0" w:color="000000"/>
-              <w:left w:val="none" w:sz="0" w:space="0" w:color="000000"/>
-              <w:right w:val="none" w:sz="0" w:space="0" w:color="000000"/>
-            </w:tcBorders>
-            <w:shd w:val="clear" w:color="auto" w:fill="FFFFFF"/>
-            <w:tcMar>
-              <w:top w:w="0" w:type="dxa"/>
-              <w:bottom w:w="0" w:type="dxa"/>
-              <w:left w:w="0" w:type="dxa"/>
-              <w:right w:w="0" w:type="dxa"/>
-            </w:tcMar>
-            <w:vAlign w:val="center"/>
-          </w:tcPr>
-          <w:p>
-            <w:pPr>
-              <w:pStyle w:val="Normal"/>
-              <w:jc w:val="left"/>
-              <w:pBdr>
-                <w:bottom w:val="none" w:sz="0" w:space="0" w:color="000000"/>
-                <w:top w:val="none" w:sz="0" w:space="0" w:color="000000"/>
-                <w:left w:val="none" w:sz="0" w:space="0" w:color="000000"/>
-                <w:right w:val="none" w:sz="0" w:space="0" w:color="000000"/>
-              </w:pBdr>
-              <w:spacing w:after="100" w:before="100" w:line="240"/>
-              <w:ind w:left="100" w:right="100" w:firstLine="0" w:firstLineChars="0"/>
-              <w:rPr>
-                <w:rFonts w:ascii="Times New Roman" w:hAnsi="Times New Roman" w:eastAsia="Times New Roman" w:cs="Times New Roman"/>
-                <w:i w:val="false"/>
-                <w:b w:val="false"/>
-                <w:u w:val="none"/>
-                <w:strike w:val="false"/>
-                <w:sz w:val="12"/>
-                <w:szCs w:val="12"/>
-                <w:color w:val="000000"/>
-              </w:rPr>
-            </w:pPr>
-            <w:r>
-              <w:rPr>
-                <w:rFonts w:ascii="Times New Roman" w:hAnsi="Times New Roman" w:eastAsia="Times New Roman" w:cs="Times New Roman"/>
-                <w:i w:val="false"/>
-                <w:b w:val="false"/>
-                <w:u w:val="none"/>
-                <w:strike w:val="false"/>
-                <w:sz w:val="12"/>
-                <w:szCs w:val="12"/>
-                <w:color w:val="000000"/>
-              </w:rPr>
-              <w:t xml:space="preserve">0.047</w:t>
-            </w:r>
-          </w:p>
-        </w:tc>
-        <w:tc>
-          <w:tcPr>
-            <w:tcBorders>
-              <w:bottom w:val="none" w:sz="0" w:space="0" w:color="000000"/>
-              <w:top w:val="none" w:sz="0" w:space="0" w:color="000000"/>
-              <w:left w:val="none" w:sz="0" w:space="0" w:color="000000"/>
-              <w:right w:val="none" w:sz="0" w:space="0" w:color="000000"/>
-            </w:tcBorders>
-            <w:shd w:val="clear" w:color="auto" w:fill="FFFFFF"/>
-            <w:tcMar>
-              <w:top w:w="0" w:type="dxa"/>
-              <w:bottom w:w="0" w:type="dxa"/>
-              <w:left w:w="0" w:type="dxa"/>
-              <w:right w:w="0" w:type="dxa"/>
-            </w:tcMar>
-            <w:vAlign w:val="center"/>
-          </w:tcPr>
-          <w:p>
-            <w:pPr>
-              <w:pStyle w:val="Normal"/>
-              <w:jc w:val="left"/>
-              <w:pBdr>
-                <w:bottom w:val="none" w:sz="0" w:space="0" w:color="000000"/>
-                <w:top w:val="none" w:sz="0" w:space="0" w:color="000000"/>
-                <w:left w:val="none" w:sz="0" w:space="0" w:color="000000"/>
-                <w:right w:val="none" w:sz="0" w:space="0" w:color="000000"/>
-              </w:pBdr>
-              <w:spacing w:after="100" w:before="100" w:line="240"/>
-              <w:ind w:left="100" w:right="100" w:firstLine="0" w:firstLineChars="0"/>
-              <w:rPr>
-                <w:rFonts w:ascii="Times New Roman" w:hAnsi="Times New Roman" w:eastAsia="Times New Roman" w:cs="Times New Roman"/>
-                <w:i w:val="false"/>
-                <w:b w:val="false"/>
-                <w:u w:val="none"/>
-                <w:strike w:val="false"/>
-                <w:sz w:val="12"/>
-                <w:szCs w:val="12"/>
-                <w:color w:val="000000"/>
-              </w:rPr>
-            </w:pPr>
-            <w:r>
-              <w:rPr>
-                <w:rFonts w:ascii="Times New Roman" w:hAnsi="Times New Roman" w:eastAsia="Times New Roman" w:cs="Times New Roman"/>
-                <w:i w:val="false"/>
-                <w:b w:val="false"/>
-                <w:u w:val="none"/>
-                <w:strike w:val="false"/>
-                <w:sz w:val="12"/>
-                <w:szCs w:val="12"/>
-                <w:color w:val="000000"/>
-              </w:rPr>
-              <w:t xml:space="preserve">0.477</w:t>
+              <w:t xml:space="preserve">1.62 (1.01–2.60)</w:t>
+            </w:r>
+          </w:p>
+        </w:tc>
+        <w:tc>
+          <w:tcPr>
+            <w:tcBorders>
+              <w:bottom w:val="none" w:sz="0" w:space="0" w:color="000000"/>
+              <w:top w:val="none" w:sz="0" w:space="0" w:color="000000"/>
+              <w:left w:val="none" w:sz="0" w:space="0" w:color="000000"/>
+              <w:right w:val="none" w:sz="0" w:space="0" w:color="000000"/>
+            </w:tcBorders>
+            <w:shd w:val="clear" w:color="auto" w:fill="FFFFFF"/>
+            <w:tcMar>
+              <w:top w:w="0" w:type="dxa"/>
+              <w:bottom w:w="0" w:type="dxa"/>
+              <w:left w:w="0" w:type="dxa"/>
+              <w:right w:w="0" w:type="dxa"/>
+            </w:tcMar>
+            <w:vAlign w:val="center"/>
+          </w:tcPr>
+          <w:p>
+            <w:pPr>
+              <w:pStyle w:val="Normal"/>
+              <w:jc w:val="left"/>
+              <w:pBdr>
+                <w:bottom w:val="none" w:sz="0" w:space="0" w:color="000000"/>
+                <w:top w:val="none" w:sz="0" w:space="0" w:color="000000"/>
+                <w:left w:val="none" w:sz="0" w:space="0" w:color="000000"/>
+                <w:right w:val="none" w:sz="0" w:space="0" w:color="000000"/>
+              </w:pBdr>
+              <w:spacing w:after="100" w:before="100" w:line="240"/>
+              <w:ind w:left="100" w:right="100" w:firstLine="0" w:firstLineChars="0"/>
+              <w:rPr>
+                <w:rFonts w:ascii="Times New Roman" w:hAnsi="Times New Roman" w:eastAsia="Times New Roman" w:cs="Times New Roman"/>
+                <w:i w:val="false"/>
+                <w:b w:val="false"/>
+                <w:u w:val="none"/>
+                <w:strike w:val="false"/>
+                <w:sz w:val="12"/>
+                <w:szCs w:val="12"/>
+                <w:color w:val="000000"/>
+              </w:rPr>
+            </w:pPr>
+            <w:r>
+              <w:rPr>
+                <w:rFonts w:ascii="Times New Roman" w:hAnsi="Times New Roman" w:eastAsia="Times New Roman" w:cs="Times New Roman"/>
+                <w:i w:val="false"/>
+                <w:b w:val="false"/>
+                <w:u w:val="none"/>
+                <w:strike w:val="false"/>
+                <w:sz w:val="12"/>
+                <w:szCs w:val="12"/>
+                <w:color w:val="000000"/>
+              </w:rPr>
+              <w:t xml:space="preserve">0.046</w:t>
+            </w:r>
+          </w:p>
+        </w:tc>
+        <w:tc>
+          <w:tcPr>
+            <w:tcBorders>
+              <w:bottom w:val="none" w:sz="0" w:space="0" w:color="000000"/>
+              <w:top w:val="none" w:sz="0" w:space="0" w:color="000000"/>
+              <w:left w:val="none" w:sz="0" w:space="0" w:color="000000"/>
+              <w:right w:val="none" w:sz="0" w:space="0" w:color="000000"/>
+            </w:tcBorders>
+            <w:shd w:val="clear" w:color="auto" w:fill="FFFFFF"/>
+            <w:tcMar>
+              <w:top w:w="0" w:type="dxa"/>
+              <w:bottom w:w="0" w:type="dxa"/>
+              <w:left w:w="0" w:type="dxa"/>
+              <w:right w:w="0" w:type="dxa"/>
+            </w:tcMar>
+            <w:vAlign w:val="center"/>
+          </w:tcPr>
+          <w:p>
+            <w:pPr>
+              <w:pStyle w:val="Normal"/>
+              <w:jc w:val="left"/>
+              <w:pBdr>
+                <w:bottom w:val="none" w:sz="0" w:space="0" w:color="000000"/>
+                <w:top w:val="none" w:sz="0" w:space="0" w:color="000000"/>
+                <w:left w:val="none" w:sz="0" w:space="0" w:color="000000"/>
+                <w:right w:val="none" w:sz="0" w:space="0" w:color="000000"/>
+              </w:pBdr>
+              <w:spacing w:after="100" w:before="100" w:line="240"/>
+              <w:ind w:left="100" w:right="100" w:firstLine="0" w:firstLineChars="0"/>
+              <w:rPr>
+                <w:rFonts w:ascii="Times New Roman" w:hAnsi="Times New Roman" w:eastAsia="Times New Roman" w:cs="Times New Roman"/>
+                <w:i w:val="false"/>
+                <w:b w:val="false"/>
+                <w:u w:val="none"/>
+                <w:strike w:val="false"/>
+                <w:sz w:val="12"/>
+                <w:szCs w:val="12"/>
+                <w:color w:val="000000"/>
+              </w:rPr>
+            </w:pPr>
+            <w:r>
+              <w:rPr>
+                <w:rFonts w:ascii="Times New Roman" w:hAnsi="Times New Roman" w:eastAsia="Times New Roman" w:cs="Times New Roman"/>
+                <w:i w:val="false"/>
+                <w:b w:val="false"/>
+                <w:u w:val="none"/>
+                <w:strike w:val="false"/>
+                <w:sz w:val="12"/>
+                <w:szCs w:val="12"/>
+                <w:color w:val="000000"/>
+              </w:rPr>
+              <w:t xml:space="preserve">0.423</w:t>
             </w:r>
           </w:p>
         </w:tc>
@@ -5964,7 +5964,7 @@
                 <w:szCs w:val="12"/>
                 <w:color w:val="000000"/>
               </w:rPr>
-              <w:t xml:space="preserve">false</w:t>
+              <w:t xml:space="preserve">true</w:t>
             </w:r>
           </w:p>
         </w:tc>
@@ -6684,172 +6684,172 @@
                 <w:szCs w:val="12"/>
                 <w:color w:val="000000"/>
               </w:rPr>
-              <w:t xml:space="preserve">0.84 (0.58–1.20)</w:t>
-            </w:r>
-          </w:p>
-        </w:tc>
-        <w:tc>
-          <w:tcPr>
-            <w:tcBorders>
-              <w:bottom w:val="none" w:sz="0" w:space="0" w:color="000000"/>
-              <w:top w:val="none" w:sz="0" w:space="0" w:color="000000"/>
-              <w:left w:val="none" w:sz="0" w:space="0" w:color="000000"/>
-              <w:right w:val="none" w:sz="0" w:space="0" w:color="000000"/>
-            </w:tcBorders>
-            <w:shd w:val="clear" w:color="auto" w:fill="FFFFFF"/>
-            <w:tcMar>
-              <w:top w:w="0" w:type="dxa"/>
-              <w:bottom w:w="0" w:type="dxa"/>
-              <w:left w:w="0" w:type="dxa"/>
-              <w:right w:w="0" w:type="dxa"/>
-            </w:tcMar>
-            <w:vAlign w:val="center"/>
-          </w:tcPr>
-          <w:p>
-            <w:pPr>
-              <w:pStyle w:val="Normal"/>
-              <w:jc w:val="left"/>
-              <w:pBdr>
-                <w:bottom w:val="none" w:sz="0" w:space="0" w:color="000000"/>
-                <w:top w:val="none" w:sz="0" w:space="0" w:color="000000"/>
-                <w:left w:val="none" w:sz="0" w:space="0" w:color="000000"/>
-                <w:right w:val="none" w:sz="0" w:space="0" w:color="000000"/>
-              </w:pBdr>
-              <w:spacing w:after="100" w:before="100" w:line="240"/>
-              <w:ind w:left="100" w:right="100" w:firstLine="0" w:firstLineChars="0"/>
-              <w:rPr>
-                <w:rFonts w:ascii="Times New Roman" w:hAnsi="Times New Roman" w:eastAsia="Times New Roman" w:cs="Times New Roman"/>
-                <w:i w:val="false"/>
-                <w:b w:val="false"/>
-                <w:u w:val="none"/>
-                <w:strike w:val="false"/>
-                <w:sz w:val="12"/>
-                <w:szCs w:val="12"/>
-                <w:color w:val="000000"/>
-              </w:rPr>
-            </w:pPr>
-            <w:r>
-              <w:rPr>
-                <w:rFonts w:ascii="Times New Roman" w:hAnsi="Times New Roman" w:eastAsia="Times New Roman" w:cs="Times New Roman"/>
-                <w:i w:val="false"/>
-                <w:b w:val="false"/>
-                <w:u w:val="none"/>
-                <w:strike w:val="false"/>
-                <w:sz w:val="12"/>
-                <w:szCs w:val="12"/>
-                <w:color w:val="000000"/>
-              </w:rPr>
-              <w:t xml:space="preserve">0.329</w:t>
-            </w:r>
-          </w:p>
-        </w:tc>
-        <w:tc>
-          <w:tcPr>
-            <w:tcBorders>
-              <w:bottom w:val="none" w:sz="0" w:space="0" w:color="000000"/>
-              <w:top w:val="none" w:sz="0" w:space="0" w:color="000000"/>
-              <w:left w:val="none" w:sz="0" w:space="0" w:color="000000"/>
-              <w:right w:val="none" w:sz="0" w:space="0" w:color="000000"/>
-            </w:tcBorders>
-            <w:shd w:val="clear" w:color="auto" w:fill="FFFFFF"/>
-            <w:tcMar>
-              <w:top w:w="0" w:type="dxa"/>
-              <w:bottom w:w="0" w:type="dxa"/>
-              <w:left w:w="0" w:type="dxa"/>
-              <w:right w:w="0" w:type="dxa"/>
-            </w:tcMar>
-            <w:vAlign w:val="center"/>
-          </w:tcPr>
-          <w:p>
-            <w:pPr>
-              <w:pStyle w:val="Normal"/>
-              <w:jc w:val="left"/>
-              <w:pBdr>
-                <w:bottom w:val="none" w:sz="0" w:space="0" w:color="000000"/>
-                <w:top w:val="none" w:sz="0" w:space="0" w:color="000000"/>
-                <w:left w:val="none" w:sz="0" w:space="0" w:color="000000"/>
-                <w:right w:val="none" w:sz="0" w:space="0" w:color="000000"/>
-              </w:pBdr>
-              <w:spacing w:after="100" w:before="100" w:line="240"/>
-              <w:ind w:left="100" w:right="100" w:firstLine="0" w:firstLineChars="0"/>
-              <w:rPr>
-                <w:rFonts w:ascii="Times New Roman" w:hAnsi="Times New Roman" w:eastAsia="Times New Roman" w:cs="Times New Roman"/>
-                <w:i w:val="false"/>
-                <w:b w:val="false"/>
-                <w:u w:val="none"/>
-                <w:strike w:val="false"/>
-                <w:sz w:val="12"/>
-                <w:szCs w:val="12"/>
-                <w:color w:val="000000"/>
-              </w:rPr>
-            </w:pPr>
-            <w:r>
-              <w:rPr>
-                <w:rFonts w:ascii="Times New Roman" w:hAnsi="Times New Roman" w:eastAsia="Times New Roman" w:cs="Times New Roman"/>
-                <w:i w:val="false"/>
-                <w:b w:val="false"/>
-                <w:u w:val="none"/>
-                <w:strike w:val="false"/>
-                <w:sz w:val="12"/>
-                <w:szCs w:val="12"/>
-                <w:color w:val="000000"/>
-              </w:rPr>
-              <w:t xml:space="preserve">0.471</w:t>
-            </w:r>
-          </w:p>
-        </w:tc>
-        <w:tc>
-          <w:tcPr>
-            <w:tcBorders>
-              <w:bottom w:val="none" w:sz="0" w:space="0" w:color="000000"/>
-              <w:top w:val="none" w:sz="0" w:space="0" w:color="000000"/>
-              <w:left w:val="none" w:sz="0" w:space="0" w:color="000000"/>
-              <w:right w:val="none" w:sz="0" w:space="0" w:color="000000"/>
-            </w:tcBorders>
-            <w:shd w:val="clear" w:color="auto" w:fill="FFFFFF"/>
-            <w:tcMar>
-              <w:top w:w="0" w:type="dxa"/>
-              <w:bottom w:w="0" w:type="dxa"/>
-              <w:left w:w="0" w:type="dxa"/>
-              <w:right w:w="0" w:type="dxa"/>
-            </w:tcMar>
-            <w:vAlign w:val="center"/>
-          </w:tcPr>
-          <w:p>
-            <w:pPr>
-              <w:pStyle w:val="Normal"/>
-              <w:jc w:val="left"/>
-              <w:pBdr>
-                <w:bottom w:val="none" w:sz="0" w:space="0" w:color="000000"/>
-                <w:top w:val="none" w:sz="0" w:space="0" w:color="000000"/>
-                <w:left w:val="none" w:sz="0" w:space="0" w:color="000000"/>
-                <w:right w:val="none" w:sz="0" w:space="0" w:color="000000"/>
-              </w:pBdr>
-              <w:spacing w:after="100" w:before="100" w:line="240"/>
-              <w:ind w:left="100" w:right="100" w:firstLine="0" w:firstLineChars="0"/>
-              <w:rPr>
-                <w:rFonts w:ascii="Times New Roman" w:hAnsi="Times New Roman" w:eastAsia="Times New Roman" w:cs="Times New Roman"/>
-                <w:i w:val="false"/>
-                <w:b w:val="false"/>
-                <w:u w:val="none"/>
-                <w:strike w:val="false"/>
-                <w:sz w:val="12"/>
-                <w:szCs w:val="12"/>
-                <w:color w:val="000000"/>
-              </w:rPr>
-            </w:pPr>
-            <w:r>
-              <w:rPr>
-                <w:rFonts w:ascii="Times New Roman" w:hAnsi="Times New Roman" w:eastAsia="Times New Roman" w:cs="Times New Roman"/>
-                <w:i w:val="false"/>
-                <w:b w:val="false"/>
-                <w:u w:val="none"/>
-                <w:strike w:val="false"/>
-                <w:sz w:val="12"/>
-                <w:szCs w:val="12"/>
-                <w:color w:val="000000"/>
-              </w:rPr>
-              <w:t xml:space="preserve">12.2</w:t>
+              <w:t xml:space="preserve">0.86 (0.60–1.23)</w:t>
+            </w:r>
+          </w:p>
+        </w:tc>
+        <w:tc>
+          <w:tcPr>
+            <w:tcBorders>
+              <w:bottom w:val="none" w:sz="0" w:space="0" w:color="000000"/>
+              <w:top w:val="none" w:sz="0" w:space="0" w:color="000000"/>
+              <w:left w:val="none" w:sz="0" w:space="0" w:color="000000"/>
+              <w:right w:val="none" w:sz="0" w:space="0" w:color="000000"/>
+            </w:tcBorders>
+            <w:shd w:val="clear" w:color="auto" w:fill="FFFFFF"/>
+            <w:tcMar>
+              <w:top w:w="0" w:type="dxa"/>
+              <w:bottom w:w="0" w:type="dxa"/>
+              <w:left w:w="0" w:type="dxa"/>
+              <w:right w:w="0" w:type="dxa"/>
+            </w:tcMar>
+            <w:vAlign w:val="center"/>
+          </w:tcPr>
+          <w:p>
+            <w:pPr>
+              <w:pStyle w:val="Normal"/>
+              <w:jc w:val="left"/>
+              <w:pBdr>
+                <w:bottom w:val="none" w:sz="0" w:space="0" w:color="000000"/>
+                <w:top w:val="none" w:sz="0" w:space="0" w:color="000000"/>
+                <w:left w:val="none" w:sz="0" w:space="0" w:color="000000"/>
+                <w:right w:val="none" w:sz="0" w:space="0" w:color="000000"/>
+              </w:pBdr>
+              <w:spacing w:after="100" w:before="100" w:line="240"/>
+              <w:ind w:left="100" w:right="100" w:firstLine="0" w:firstLineChars="0"/>
+              <w:rPr>
+                <w:rFonts w:ascii="Times New Roman" w:hAnsi="Times New Roman" w:eastAsia="Times New Roman" w:cs="Times New Roman"/>
+                <w:i w:val="false"/>
+                <w:b w:val="false"/>
+                <w:u w:val="none"/>
+                <w:strike w:val="false"/>
+                <w:sz w:val="12"/>
+                <w:szCs w:val="12"/>
+                <w:color w:val="000000"/>
+              </w:rPr>
+            </w:pPr>
+            <w:r>
+              <w:rPr>
+                <w:rFonts w:ascii="Times New Roman" w:hAnsi="Times New Roman" w:eastAsia="Times New Roman" w:cs="Times New Roman"/>
+                <w:i w:val="false"/>
+                <w:b w:val="false"/>
+                <w:u w:val="none"/>
+                <w:strike w:val="false"/>
+                <w:sz w:val="12"/>
+                <w:szCs w:val="12"/>
+                <w:color w:val="000000"/>
+              </w:rPr>
+              <w:t xml:space="preserve">0.420</w:t>
+            </w:r>
+          </w:p>
+        </w:tc>
+        <w:tc>
+          <w:tcPr>
+            <w:tcBorders>
+              <w:bottom w:val="none" w:sz="0" w:space="0" w:color="000000"/>
+              <w:top w:val="none" w:sz="0" w:space="0" w:color="000000"/>
+              <w:left w:val="none" w:sz="0" w:space="0" w:color="000000"/>
+              <w:right w:val="none" w:sz="0" w:space="0" w:color="000000"/>
+            </w:tcBorders>
+            <w:shd w:val="clear" w:color="auto" w:fill="FFFFFF"/>
+            <w:tcMar>
+              <w:top w:w="0" w:type="dxa"/>
+              <w:bottom w:w="0" w:type="dxa"/>
+              <w:left w:w="0" w:type="dxa"/>
+              <w:right w:w="0" w:type="dxa"/>
+            </w:tcMar>
+            <w:vAlign w:val="center"/>
+          </w:tcPr>
+          <w:p>
+            <w:pPr>
+              <w:pStyle w:val="Normal"/>
+              <w:jc w:val="left"/>
+              <w:pBdr>
+                <w:bottom w:val="none" w:sz="0" w:space="0" w:color="000000"/>
+                <w:top w:val="none" w:sz="0" w:space="0" w:color="000000"/>
+                <w:left w:val="none" w:sz="0" w:space="0" w:color="000000"/>
+                <w:right w:val="none" w:sz="0" w:space="0" w:color="000000"/>
+              </w:pBdr>
+              <w:spacing w:after="100" w:before="100" w:line="240"/>
+              <w:ind w:left="100" w:right="100" w:firstLine="0" w:firstLineChars="0"/>
+              <w:rPr>
+                <w:rFonts w:ascii="Times New Roman" w:hAnsi="Times New Roman" w:eastAsia="Times New Roman" w:cs="Times New Roman"/>
+                <w:i w:val="false"/>
+                <w:b w:val="false"/>
+                <w:u w:val="none"/>
+                <w:strike w:val="false"/>
+                <w:sz w:val="12"/>
+                <w:szCs w:val="12"/>
+                <w:color w:val="000000"/>
+              </w:rPr>
+            </w:pPr>
+            <w:r>
+              <w:rPr>
+                <w:rFonts w:ascii="Times New Roman" w:hAnsi="Times New Roman" w:eastAsia="Times New Roman" w:cs="Times New Roman"/>
+                <w:i w:val="false"/>
+                <w:b w:val="false"/>
+                <w:u w:val="none"/>
+                <w:strike w:val="false"/>
+                <w:sz w:val="12"/>
+                <w:szCs w:val="12"/>
+                <w:color w:val="000000"/>
+              </w:rPr>
+              <w:t xml:space="preserve">0.467</w:t>
+            </w:r>
+          </w:p>
+        </w:tc>
+        <w:tc>
+          <w:tcPr>
+            <w:tcBorders>
+              <w:bottom w:val="none" w:sz="0" w:space="0" w:color="000000"/>
+              <w:top w:val="none" w:sz="0" w:space="0" w:color="000000"/>
+              <w:left w:val="none" w:sz="0" w:space="0" w:color="000000"/>
+              <w:right w:val="none" w:sz="0" w:space="0" w:color="000000"/>
+            </w:tcBorders>
+            <w:shd w:val="clear" w:color="auto" w:fill="FFFFFF"/>
+            <w:tcMar>
+              <w:top w:w="0" w:type="dxa"/>
+              <w:bottom w:w="0" w:type="dxa"/>
+              <w:left w:w="0" w:type="dxa"/>
+              <w:right w:w="0" w:type="dxa"/>
+            </w:tcMar>
+            <w:vAlign w:val="center"/>
+          </w:tcPr>
+          <w:p>
+            <w:pPr>
+              <w:pStyle w:val="Normal"/>
+              <w:jc w:val="left"/>
+              <w:pBdr>
+                <w:bottom w:val="none" w:sz="0" w:space="0" w:color="000000"/>
+                <w:top w:val="none" w:sz="0" w:space="0" w:color="000000"/>
+                <w:left w:val="none" w:sz="0" w:space="0" w:color="000000"/>
+                <w:right w:val="none" w:sz="0" w:space="0" w:color="000000"/>
+              </w:pBdr>
+              <w:spacing w:after="100" w:before="100" w:line="240"/>
+              <w:ind w:left="100" w:right="100" w:firstLine="0" w:firstLineChars="0"/>
+              <w:rPr>
+                <w:rFonts w:ascii="Times New Roman" w:hAnsi="Times New Roman" w:eastAsia="Times New Roman" w:cs="Times New Roman"/>
+                <w:i w:val="false"/>
+                <w:b w:val="false"/>
+                <w:u w:val="none"/>
+                <w:strike w:val="false"/>
+                <w:sz w:val="12"/>
+                <w:szCs w:val="12"/>
+                <w:color w:val="000000"/>
+              </w:rPr>
+            </w:pPr>
+            <w:r>
+              <w:rPr>
+                <w:rFonts w:ascii="Times New Roman" w:hAnsi="Times New Roman" w:eastAsia="Times New Roman" w:cs="Times New Roman"/>
+                <w:i w:val="false"/>
+                <w:b w:val="false"/>
+                <w:u w:val="none"/>
+                <w:strike w:val="false"/>
+                <w:sz w:val="12"/>
+                <w:szCs w:val="12"/>
+                <w:color w:val="000000"/>
+              </w:rPr>
+              <w:t xml:space="preserve">9.8</w:t>
             </w:r>
           </w:p>
         </w:tc>
@@ -6959,117 +6959,117 @@
                 <w:szCs w:val="12"/>
                 <w:color w:val="000000"/>
               </w:rPr>
-              <w:t xml:space="preserve">0.83 (0.54–1.26)</w:t>
-            </w:r>
-          </w:p>
-        </w:tc>
-        <w:tc>
-          <w:tcPr>
-            <w:tcBorders>
-              <w:bottom w:val="none" w:sz="0" w:space="0" w:color="000000"/>
-              <w:top w:val="none" w:sz="0" w:space="0" w:color="000000"/>
-              <w:left w:val="none" w:sz="0" w:space="0" w:color="000000"/>
-              <w:right w:val="none" w:sz="0" w:space="0" w:color="000000"/>
-            </w:tcBorders>
-            <w:shd w:val="clear" w:color="auto" w:fill="FFFFFF"/>
-            <w:tcMar>
-              <w:top w:w="0" w:type="dxa"/>
-              <w:bottom w:w="0" w:type="dxa"/>
-              <w:left w:w="0" w:type="dxa"/>
-              <w:right w:w="0" w:type="dxa"/>
-            </w:tcMar>
-            <w:vAlign w:val="center"/>
-          </w:tcPr>
-          <w:p>
-            <w:pPr>
-              <w:pStyle w:val="Normal"/>
-              <w:jc w:val="left"/>
-              <w:pBdr>
-                <w:bottom w:val="none" w:sz="0" w:space="0" w:color="000000"/>
-                <w:top w:val="none" w:sz="0" w:space="0" w:color="000000"/>
-                <w:left w:val="none" w:sz="0" w:space="0" w:color="000000"/>
-                <w:right w:val="none" w:sz="0" w:space="0" w:color="000000"/>
-              </w:pBdr>
-              <w:spacing w:after="100" w:before="100" w:line="240"/>
-              <w:ind w:left="100" w:right="100" w:firstLine="0" w:firstLineChars="0"/>
-              <w:rPr>
-                <w:rFonts w:ascii="Times New Roman" w:hAnsi="Times New Roman" w:eastAsia="Times New Roman" w:cs="Times New Roman"/>
-                <w:i w:val="false"/>
-                <w:b w:val="false"/>
-                <w:u w:val="none"/>
-                <w:strike w:val="false"/>
-                <w:sz w:val="12"/>
-                <w:szCs w:val="12"/>
-                <w:color w:val="000000"/>
-              </w:rPr>
-            </w:pPr>
-            <w:r>
-              <w:rPr>
-                <w:rFonts w:ascii="Times New Roman" w:hAnsi="Times New Roman" w:eastAsia="Times New Roman" w:cs="Times New Roman"/>
-                <w:i w:val="false"/>
-                <w:b w:val="false"/>
-                <w:u w:val="none"/>
-                <w:strike w:val="false"/>
-                <w:sz w:val="12"/>
-                <w:szCs w:val="12"/>
-                <w:color w:val="000000"/>
-              </w:rPr>
-              <w:t xml:space="preserve">0.371</w:t>
-            </w:r>
-          </w:p>
-        </w:tc>
-        <w:tc>
-          <w:tcPr>
-            <w:tcBorders>
-              <w:bottom w:val="none" w:sz="0" w:space="0" w:color="000000"/>
-              <w:top w:val="none" w:sz="0" w:space="0" w:color="000000"/>
-              <w:left w:val="none" w:sz="0" w:space="0" w:color="000000"/>
-              <w:right w:val="none" w:sz="0" w:space="0" w:color="000000"/>
-            </w:tcBorders>
-            <w:shd w:val="clear" w:color="auto" w:fill="FFFFFF"/>
-            <w:tcMar>
-              <w:top w:w="0" w:type="dxa"/>
-              <w:bottom w:w="0" w:type="dxa"/>
-              <w:left w:w="0" w:type="dxa"/>
-              <w:right w:w="0" w:type="dxa"/>
-            </w:tcMar>
-            <w:vAlign w:val="center"/>
-          </w:tcPr>
-          <w:p>
-            <w:pPr>
-              <w:pStyle w:val="Normal"/>
-              <w:jc w:val="left"/>
-              <w:pBdr>
-                <w:bottom w:val="none" w:sz="0" w:space="0" w:color="000000"/>
-                <w:top w:val="none" w:sz="0" w:space="0" w:color="000000"/>
-                <w:left w:val="none" w:sz="0" w:space="0" w:color="000000"/>
-                <w:right w:val="none" w:sz="0" w:space="0" w:color="000000"/>
-              </w:pBdr>
-              <w:spacing w:after="100" w:before="100" w:line="240"/>
-              <w:ind w:left="100" w:right="100" w:firstLine="0" w:firstLineChars="0"/>
-              <w:rPr>
-                <w:rFonts w:ascii="Times New Roman" w:hAnsi="Times New Roman" w:eastAsia="Times New Roman" w:cs="Times New Roman"/>
-                <w:i w:val="false"/>
-                <w:b w:val="false"/>
-                <w:u w:val="none"/>
-                <w:strike w:val="false"/>
-                <w:sz w:val="12"/>
-                <w:szCs w:val="12"/>
-                <w:color w:val="000000"/>
-              </w:rPr>
-            </w:pPr>
-            <w:r>
-              <w:rPr>
-                <w:rFonts w:ascii="Times New Roman" w:hAnsi="Times New Roman" w:eastAsia="Times New Roman" w:cs="Times New Roman"/>
-                <w:i w:val="false"/>
-                <w:b w:val="false"/>
-                <w:u w:val="none"/>
-                <w:strike w:val="false"/>
-                <w:sz w:val="12"/>
-                <w:szCs w:val="12"/>
-                <w:color w:val="000000"/>
-              </w:rPr>
-              <w:t xml:space="preserve">0.300</w:t>
+              <w:t xml:space="preserve">0.88 (0.58–1.35)</w:t>
+            </w:r>
+          </w:p>
+        </w:tc>
+        <w:tc>
+          <w:tcPr>
+            <w:tcBorders>
+              <w:bottom w:val="none" w:sz="0" w:space="0" w:color="000000"/>
+              <w:top w:val="none" w:sz="0" w:space="0" w:color="000000"/>
+              <w:left w:val="none" w:sz="0" w:space="0" w:color="000000"/>
+              <w:right w:val="none" w:sz="0" w:space="0" w:color="000000"/>
+            </w:tcBorders>
+            <w:shd w:val="clear" w:color="auto" w:fill="FFFFFF"/>
+            <w:tcMar>
+              <w:top w:w="0" w:type="dxa"/>
+              <w:bottom w:w="0" w:type="dxa"/>
+              <w:left w:w="0" w:type="dxa"/>
+              <w:right w:w="0" w:type="dxa"/>
+            </w:tcMar>
+            <w:vAlign w:val="center"/>
+          </w:tcPr>
+          <w:p>
+            <w:pPr>
+              <w:pStyle w:val="Normal"/>
+              <w:jc w:val="left"/>
+              <w:pBdr>
+                <w:bottom w:val="none" w:sz="0" w:space="0" w:color="000000"/>
+                <w:top w:val="none" w:sz="0" w:space="0" w:color="000000"/>
+                <w:left w:val="none" w:sz="0" w:space="0" w:color="000000"/>
+                <w:right w:val="none" w:sz="0" w:space="0" w:color="000000"/>
+              </w:pBdr>
+              <w:spacing w:after="100" w:before="100" w:line="240"/>
+              <w:ind w:left="100" w:right="100" w:firstLine="0" w:firstLineChars="0"/>
+              <w:rPr>
+                <w:rFonts w:ascii="Times New Roman" w:hAnsi="Times New Roman" w:eastAsia="Times New Roman" w:cs="Times New Roman"/>
+                <w:i w:val="false"/>
+                <w:b w:val="false"/>
+                <w:u w:val="none"/>
+                <w:strike w:val="false"/>
+                <w:sz w:val="12"/>
+                <w:szCs w:val="12"/>
+                <w:color w:val="000000"/>
+              </w:rPr>
+            </w:pPr>
+            <w:r>
+              <w:rPr>
+                <w:rFonts w:ascii="Times New Roman" w:hAnsi="Times New Roman" w:eastAsia="Times New Roman" w:cs="Times New Roman"/>
+                <w:i w:val="false"/>
+                <w:b w:val="false"/>
+                <w:u w:val="none"/>
+                <w:strike w:val="false"/>
+                <w:sz w:val="12"/>
+                <w:szCs w:val="12"/>
+                <w:color w:val="000000"/>
+              </w:rPr>
+              <w:t xml:space="preserve">0.564</w:t>
+            </w:r>
+          </w:p>
+        </w:tc>
+        <w:tc>
+          <w:tcPr>
+            <w:tcBorders>
+              <w:bottom w:val="none" w:sz="0" w:space="0" w:color="000000"/>
+              <w:top w:val="none" w:sz="0" w:space="0" w:color="000000"/>
+              <w:left w:val="none" w:sz="0" w:space="0" w:color="000000"/>
+              <w:right w:val="none" w:sz="0" w:space="0" w:color="000000"/>
+            </w:tcBorders>
+            <w:shd w:val="clear" w:color="auto" w:fill="FFFFFF"/>
+            <w:tcMar>
+              <w:top w:w="0" w:type="dxa"/>
+              <w:bottom w:w="0" w:type="dxa"/>
+              <w:left w:w="0" w:type="dxa"/>
+              <w:right w:w="0" w:type="dxa"/>
+            </w:tcMar>
+            <w:vAlign w:val="center"/>
+          </w:tcPr>
+          <w:p>
+            <w:pPr>
+              <w:pStyle w:val="Normal"/>
+              <w:jc w:val="left"/>
+              <w:pBdr>
+                <w:bottom w:val="none" w:sz="0" w:space="0" w:color="000000"/>
+                <w:top w:val="none" w:sz="0" w:space="0" w:color="000000"/>
+                <w:left w:val="none" w:sz="0" w:space="0" w:color="000000"/>
+                <w:right w:val="none" w:sz="0" w:space="0" w:color="000000"/>
+              </w:pBdr>
+              <w:spacing w:after="100" w:before="100" w:line="240"/>
+              <w:ind w:left="100" w:right="100" w:firstLine="0" w:firstLineChars="0"/>
+              <w:rPr>
+                <w:rFonts w:ascii="Times New Roman" w:hAnsi="Times New Roman" w:eastAsia="Times New Roman" w:cs="Times New Roman"/>
+                <w:i w:val="false"/>
+                <w:b w:val="false"/>
+                <w:u w:val="none"/>
+                <w:strike w:val="false"/>
+                <w:sz w:val="12"/>
+                <w:szCs w:val="12"/>
+                <w:color w:val="000000"/>
+              </w:rPr>
+            </w:pPr>
+            <w:r>
+              <w:rPr>
+                <w:rFonts w:ascii="Times New Roman" w:hAnsi="Times New Roman" w:eastAsia="Times New Roman" w:cs="Times New Roman"/>
+                <w:i w:val="false"/>
+                <w:b w:val="false"/>
+                <w:u w:val="none"/>
+                <w:strike w:val="false"/>
+                <w:sz w:val="12"/>
+                <w:szCs w:val="12"/>
+                <w:color w:val="000000"/>
+              </w:rPr>
+              <w:t xml:space="preserve">0.253</w:t>
             </w:r>
           </w:p>
         </w:tc>
@@ -7454,7 +7454,7 @@
                 <w:szCs w:val="12"/>
                 <w:color w:val="000000"/>
               </w:rPr>
-              <w:t xml:space="preserve">false</w:t>
+              <w:t xml:space="preserve">true</w:t>
             </w:r>
           </w:p>
         </w:tc>
@@ -8174,172 +8174,172 @@
                 <w:szCs w:val="12"/>
                 <w:color w:val="000000"/>
               </w:rPr>
-              <w:t xml:space="preserve">1.34 (0.84–2.14)</w:t>
-            </w:r>
-          </w:p>
-        </w:tc>
-        <w:tc>
-          <w:tcPr>
-            <w:tcBorders>
-              <w:bottom w:val="none" w:sz="0" w:space="0" w:color="000000"/>
-              <w:top w:val="none" w:sz="0" w:space="0" w:color="000000"/>
-              <w:left w:val="none" w:sz="0" w:space="0" w:color="000000"/>
-              <w:right w:val="none" w:sz="0" w:space="0" w:color="000000"/>
-            </w:tcBorders>
-            <w:shd w:val="clear" w:color="auto" w:fill="FFFFFF"/>
-            <w:tcMar>
-              <w:top w:w="0" w:type="dxa"/>
-              <w:bottom w:w="0" w:type="dxa"/>
-              <w:left w:w="0" w:type="dxa"/>
-              <w:right w:w="0" w:type="dxa"/>
-            </w:tcMar>
-            <w:vAlign w:val="center"/>
-          </w:tcPr>
-          <w:p>
-            <w:pPr>
-              <w:pStyle w:val="Normal"/>
-              <w:jc w:val="left"/>
-              <w:pBdr>
-                <w:bottom w:val="none" w:sz="0" w:space="0" w:color="000000"/>
-                <w:top w:val="none" w:sz="0" w:space="0" w:color="000000"/>
-                <w:left w:val="none" w:sz="0" w:space="0" w:color="000000"/>
-                <w:right w:val="none" w:sz="0" w:space="0" w:color="000000"/>
-              </w:pBdr>
-              <w:spacing w:after="100" w:before="100" w:line="240"/>
-              <w:ind w:left="100" w:right="100" w:firstLine="0" w:firstLineChars="0"/>
-              <w:rPr>
-                <w:rFonts w:ascii="Times New Roman" w:hAnsi="Times New Roman" w:eastAsia="Times New Roman" w:cs="Times New Roman"/>
-                <w:i w:val="false"/>
-                <w:b w:val="false"/>
-                <w:u w:val="none"/>
-                <w:strike w:val="false"/>
-                <w:sz w:val="12"/>
-                <w:szCs w:val="12"/>
-                <w:color w:val="000000"/>
-              </w:rPr>
-            </w:pPr>
-            <w:r>
-              <w:rPr>
-                <w:rFonts w:ascii="Times New Roman" w:hAnsi="Times New Roman" w:eastAsia="Times New Roman" w:cs="Times New Roman"/>
-                <w:i w:val="false"/>
-                <w:b w:val="false"/>
-                <w:u w:val="none"/>
-                <w:strike w:val="false"/>
-                <w:sz w:val="12"/>
-                <w:szCs w:val="12"/>
-                <w:color w:val="000000"/>
-              </w:rPr>
-              <w:t xml:space="preserve">0.214</w:t>
-            </w:r>
-          </w:p>
-        </w:tc>
-        <w:tc>
-          <w:tcPr>
-            <w:tcBorders>
-              <w:bottom w:val="none" w:sz="0" w:space="0" w:color="000000"/>
-              <w:top w:val="none" w:sz="0" w:space="0" w:color="000000"/>
-              <w:left w:val="none" w:sz="0" w:space="0" w:color="000000"/>
-              <w:right w:val="none" w:sz="0" w:space="0" w:color="000000"/>
-            </w:tcBorders>
-            <w:shd w:val="clear" w:color="auto" w:fill="FFFFFF"/>
-            <w:tcMar>
-              <w:top w:w="0" w:type="dxa"/>
-              <w:bottom w:w="0" w:type="dxa"/>
-              <w:left w:w="0" w:type="dxa"/>
-              <w:right w:w="0" w:type="dxa"/>
-            </w:tcMar>
-            <w:vAlign w:val="center"/>
-          </w:tcPr>
-          <w:p>
-            <w:pPr>
-              <w:pStyle w:val="Normal"/>
-              <w:jc w:val="left"/>
-              <w:pBdr>
-                <w:bottom w:val="none" w:sz="0" w:space="0" w:color="000000"/>
-                <w:top w:val="none" w:sz="0" w:space="0" w:color="000000"/>
-                <w:left w:val="none" w:sz="0" w:space="0" w:color="000000"/>
-                <w:right w:val="none" w:sz="0" w:space="0" w:color="000000"/>
-              </w:pBdr>
-              <w:spacing w:after="100" w:before="100" w:line="240"/>
-              <w:ind w:left="100" w:right="100" w:firstLine="0" w:firstLineChars="0"/>
-              <w:rPr>
-                <w:rFonts w:ascii="Times New Roman" w:hAnsi="Times New Roman" w:eastAsia="Times New Roman" w:cs="Times New Roman"/>
-                <w:i w:val="false"/>
-                <w:b w:val="false"/>
-                <w:u w:val="none"/>
-                <w:strike w:val="false"/>
-                <w:sz w:val="12"/>
-                <w:szCs w:val="12"/>
-                <w:color w:val="000000"/>
-              </w:rPr>
-            </w:pPr>
-            <w:r>
-              <w:rPr>
-                <w:rFonts w:ascii="Times New Roman" w:hAnsi="Times New Roman" w:eastAsia="Times New Roman" w:cs="Times New Roman"/>
-                <w:i w:val="false"/>
-                <w:b w:val="false"/>
-                <w:u w:val="none"/>
-                <w:strike w:val="false"/>
-                <w:sz w:val="12"/>
-                <w:szCs w:val="12"/>
-                <w:color w:val="000000"/>
-              </w:rPr>
-              <w:t xml:space="preserve">0.356</w:t>
-            </w:r>
-          </w:p>
-        </w:tc>
-        <w:tc>
-          <w:tcPr>
-            <w:tcBorders>
-              <w:bottom w:val="none" w:sz="0" w:space="0" w:color="000000"/>
-              <w:top w:val="none" w:sz="0" w:space="0" w:color="000000"/>
-              <w:left w:val="none" w:sz="0" w:space="0" w:color="000000"/>
-              <w:right w:val="none" w:sz="0" w:space="0" w:color="000000"/>
-            </w:tcBorders>
-            <w:shd w:val="clear" w:color="auto" w:fill="FFFFFF"/>
-            <w:tcMar>
-              <w:top w:w="0" w:type="dxa"/>
-              <w:bottom w:w="0" w:type="dxa"/>
-              <w:left w:w="0" w:type="dxa"/>
-              <w:right w:w="0" w:type="dxa"/>
-            </w:tcMar>
-            <w:vAlign w:val="center"/>
-          </w:tcPr>
-          <w:p>
-            <w:pPr>
-              <w:pStyle w:val="Normal"/>
-              <w:jc w:val="left"/>
-              <w:pBdr>
-                <w:bottom w:val="none" w:sz="0" w:space="0" w:color="000000"/>
-                <w:top w:val="none" w:sz="0" w:space="0" w:color="000000"/>
-                <w:left w:val="none" w:sz="0" w:space="0" w:color="000000"/>
-                <w:right w:val="none" w:sz="0" w:space="0" w:color="000000"/>
-              </w:pBdr>
-              <w:spacing w:after="100" w:before="100" w:line="240"/>
-              <w:ind w:left="100" w:right="100" w:firstLine="0" w:firstLineChars="0"/>
-              <w:rPr>
-                <w:rFonts w:ascii="Times New Roman" w:hAnsi="Times New Roman" w:eastAsia="Times New Roman" w:cs="Times New Roman"/>
-                <w:i w:val="false"/>
-                <w:b w:val="false"/>
-                <w:u w:val="none"/>
-                <w:strike w:val="false"/>
-                <w:sz w:val="12"/>
-                <w:szCs w:val="12"/>
-                <w:color w:val="000000"/>
-              </w:rPr>
-            </w:pPr>
-            <w:r>
-              <w:rPr>
-                <w:rFonts w:ascii="Times New Roman" w:hAnsi="Times New Roman" w:eastAsia="Times New Roman" w:cs="Times New Roman"/>
-                <w:i w:val="false"/>
-                <w:b w:val="false"/>
-                <w:u w:val="none"/>
-                <w:strike w:val="false"/>
-                <w:sz w:val="12"/>
-                <w:szCs w:val="12"/>
-                <w:color w:val="000000"/>
-              </w:rPr>
-              <w:t xml:space="preserve">12.2</w:t>
+              <w:t xml:space="preserve">1.25 (0.78–2.00)</w:t>
+            </w:r>
+          </w:p>
+        </w:tc>
+        <w:tc>
+          <w:tcPr>
+            <w:tcBorders>
+              <w:bottom w:val="none" w:sz="0" w:space="0" w:color="000000"/>
+              <w:top w:val="none" w:sz="0" w:space="0" w:color="000000"/>
+              <w:left w:val="none" w:sz="0" w:space="0" w:color="000000"/>
+              <w:right w:val="none" w:sz="0" w:space="0" w:color="000000"/>
+            </w:tcBorders>
+            <w:shd w:val="clear" w:color="auto" w:fill="FFFFFF"/>
+            <w:tcMar>
+              <w:top w:w="0" w:type="dxa"/>
+              <w:bottom w:w="0" w:type="dxa"/>
+              <w:left w:w="0" w:type="dxa"/>
+              <w:right w:w="0" w:type="dxa"/>
+            </w:tcMar>
+            <w:vAlign w:val="center"/>
+          </w:tcPr>
+          <w:p>
+            <w:pPr>
+              <w:pStyle w:val="Normal"/>
+              <w:jc w:val="left"/>
+              <w:pBdr>
+                <w:bottom w:val="none" w:sz="0" w:space="0" w:color="000000"/>
+                <w:top w:val="none" w:sz="0" w:space="0" w:color="000000"/>
+                <w:left w:val="none" w:sz="0" w:space="0" w:color="000000"/>
+                <w:right w:val="none" w:sz="0" w:space="0" w:color="000000"/>
+              </w:pBdr>
+              <w:spacing w:after="100" w:before="100" w:line="240"/>
+              <w:ind w:left="100" w:right="100" w:firstLine="0" w:firstLineChars="0"/>
+              <w:rPr>
+                <w:rFonts w:ascii="Times New Roman" w:hAnsi="Times New Roman" w:eastAsia="Times New Roman" w:cs="Times New Roman"/>
+                <w:i w:val="false"/>
+                <w:b w:val="false"/>
+                <w:u w:val="none"/>
+                <w:strike w:val="false"/>
+                <w:sz w:val="12"/>
+                <w:szCs w:val="12"/>
+                <w:color w:val="000000"/>
+              </w:rPr>
+            </w:pPr>
+            <w:r>
+              <w:rPr>
+                <w:rFonts w:ascii="Times New Roman" w:hAnsi="Times New Roman" w:eastAsia="Times New Roman" w:cs="Times New Roman"/>
+                <w:i w:val="false"/>
+                <w:b w:val="false"/>
+                <w:u w:val="none"/>
+                <w:strike w:val="false"/>
+                <w:sz w:val="12"/>
+                <w:szCs w:val="12"/>
+                <w:color w:val="000000"/>
+              </w:rPr>
+              <w:t xml:space="preserve">0.346</w:t>
+            </w:r>
+          </w:p>
+        </w:tc>
+        <w:tc>
+          <w:tcPr>
+            <w:tcBorders>
+              <w:bottom w:val="none" w:sz="0" w:space="0" w:color="000000"/>
+              <w:top w:val="none" w:sz="0" w:space="0" w:color="000000"/>
+              <w:left w:val="none" w:sz="0" w:space="0" w:color="000000"/>
+              <w:right w:val="none" w:sz="0" w:space="0" w:color="000000"/>
+            </w:tcBorders>
+            <w:shd w:val="clear" w:color="auto" w:fill="FFFFFF"/>
+            <w:tcMar>
+              <w:top w:w="0" w:type="dxa"/>
+              <w:bottom w:w="0" w:type="dxa"/>
+              <w:left w:w="0" w:type="dxa"/>
+              <w:right w:w="0" w:type="dxa"/>
+            </w:tcMar>
+            <w:vAlign w:val="center"/>
+          </w:tcPr>
+          <w:p>
+            <w:pPr>
+              <w:pStyle w:val="Normal"/>
+              <w:jc w:val="left"/>
+              <w:pBdr>
+                <w:bottom w:val="none" w:sz="0" w:space="0" w:color="000000"/>
+                <w:top w:val="none" w:sz="0" w:space="0" w:color="000000"/>
+                <w:left w:val="none" w:sz="0" w:space="0" w:color="000000"/>
+                <w:right w:val="none" w:sz="0" w:space="0" w:color="000000"/>
+              </w:pBdr>
+              <w:spacing w:after="100" w:before="100" w:line="240"/>
+              <w:ind w:left="100" w:right="100" w:firstLine="0" w:firstLineChars="0"/>
+              <w:rPr>
+                <w:rFonts w:ascii="Times New Roman" w:hAnsi="Times New Roman" w:eastAsia="Times New Roman" w:cs="Times New Roman"/>
+                <w:i w:val="false"/>
+                <w:b w:val="false"/>
+                <w:u w:val="none"/>
+                <w:strike w:val="false"/>
+                <w:sz w:val="12"/>
+                <w:szCs w:val="12"/>
+                <w:color w:val="000000"/>
+              </w:rPr>
+            </w:pPr>
+            <w:r>
+              <w:rPr>
+                <w:rFonts w:ascii="Times New Roman" w:hAnsi="Times New Roman" w:eastAsia="Times New Roman" w:cs="Times New Roman"/>
+                <w:i w:val="false"/>
+                <w:b w:val="false"/>
+                <w:u w:val="none"/>
+                <w:strike w:val="false"/>
+                <w:sz w:val="12"/>
+                <w:szCs w:val="12"/>
+                <w:color w:val="000000"/>
+              </w:rPr>
+              <w:t xml:space="preserve">0.461</w:t>
+            </w:r>
+          </w:p>
+        </w:tc>
+        <w:tc>
+          <w:tcPr>
+            <w:tcBorders>
+              <w:bottom w:val="none" w:sz="0" w:space="0" w:color="000000"/>
+              <w:top w:val="none" w:sz="0" w:space="0" w:color="000000"/>
+              <w:left w:val="none" w:sz="0" w:space="0" w:color="000000"/>
+              <w:right w:val="none" w:sz="0" w:space="0" w:color="000000"/>
+            </w:tcBorders>
+            <w:shd w:val="clear" w:color="auto" w:fill="FFFFFF"/>
+            <w:tcMar>
+              <w:top w:w="0" w:type="dxa"/>
+              <w:bottom w:w="0" w:type="dxa"/>
+              <w:left w:w="0" w:type="dxa"/>
+              <w:right w:w="0" w:type="dxa"/>
+            </w:tcMar>
+            <w:vAlign w:val="center"/>
+          </w:tcPr>
+          <w:p>
+            <w:pPr>
+              <w:pStyle w:val="Normal"/>
+              <w:jc w:val="left"/>
+              <w:pBdr>
+                <w:bottom w:val="none" w:sz="0" w:space="0" w:color="000000"/>
+                <w:top w:val="none" w:sz="0" w:space="0" w:color="000000"/>
+                <w:left w:val="none" w:sz="0" w:space="0" w:color="000000"/>
+                <w:right w:val="none" w:sz="0" w:space="0" w:color="000000"/>
+              </w:pBdr>
+              <w:spacing w:after="100" w:before="100" w:line="240"/>
+              <w:ind w:left="100" w:right="100" w:firstLine="0" w:firstLineChars="0"/>
+              <w:rPr>
+                <w:rFonts w:ascii="Times New Roman" w:hAnsi="Times New Roman" w:eastAsia="Times New Roman" w:cs="Times New Roman"/>
+                <w:i w:val="false"/>
+                <w:b w:val="false"/>
+                <w:u w:val="none"/>
+                <w:strike w:val="false"/>
+                <w:sz w:val="12"/>
+                <w:szCs w:val="12"/>
+                <w:color w:val="000000"/>
+              </w:rPr>
+            </w:pPr>
+            <w:r>
+              <w:rPr>
+                <w:rFonts w:ascii="Times New Roman" w:hAnsi="Times New Roman" w:eastAsia="Times New Roman" w:cs="Times New Roman"/>
+                <w:i w:val="false"/>
+                <w:b w:val="false"/>
+                <w:u w:val="none"/>
+                <w:strike w:val="false"/>
+                <w:sz w:val="12"/>
+                <w:szCs w:val="12"/>
+                <w:color w:val="000000"/>
+              </w:rPr>
+              <w:t xml:space="preserve">9.8</w:t>
             </w:r>
           </w:p>
         </w:tc>
@@ -8449,117 +8449,117 @@
                 <w:szCs w:val="12"/>
                 <w:color w:val="000000"/>
               </w:rPr>
-              <w:t xml:space="preserve">1.48 (0.91–2.41)</w:t>
-            </w:r>
-          </w:p>
-        </w:tc>
-        <w:tc>
-          <w:tcPr>
-            <w:tcBorders>
-              <w:bottom w:val="none" w:sz="0" w:space="0" w:color="000000"/>
-              <w:top w:val="none" w:sz="0" w:space="0" w:color="000000"/>
-              <w:left w:val="none" w:sz="0" w:space="0" w:color="000000"/>
-              <w:right w:val="none" w:sz="0" w:space="0" w:color="000000"/>
-            </w:tcBorders>
-            <w:shd w:val="clear" w:color="auto" w:fill="FFFFFF"/>
-            <w:tcMar>
-              <w:top w:w="0" w:type="dxa"/>
-              <w:bottom w:w="0" w:type="dxa"/>
-              <w:left w:w="0" w:type="dxa"/>
-              <w:right w:w="0" w:type="dxa"/>
-            </w:tcMar>
-            <w:vAlign w:val="center"/>
-          </w:tcPr>
-          <w:p>
-            <w:pPr>
-              <w:pStyle w:val="Normal"/>
-              <w:jc w:val="left"/>
-              <w:pBdr>
-                <w:bottom w:val="none" w:sz="0" w:space="0" w:color="000000"/>
-                <w:top w:val="none" w:sz="0" w:space="0" w:color="000000"/>
-                <w:left w:val="none" w:sz="0" w:space="0" w:color="000000"/>
-                <w:right w:val="none" w:sz="0" w:space="0" w:color="000000"/>
-              </w:pBdr>
-              <w:spacing w:after="100" w:before="100" w:line="240"/>
-              <w:ind w:left="100" w:right="100" w:firstLine="0" w:firstLineChars="0"/>
-              <w:rPr>
-                <w:rFonts w:ascii="Times New Roman" w:hAnsi="Times New Roman" w:eastAsia="Times New Roman" w:cs="Times New Roman"/>
-                <w:i w:val="false"/>
-                <w:b w:val="false"/>
-                <w:u w:val="none"/>
-                <w:strike w:val="false"/>
-                <w:sz w:val="12"/>
-                <w:szCs w:val="12"/>
-                <w:color w:val="000000"/>
-              </w:rPr>
-            </w:pPr>
-            <w:r>
-              <w:rPr>
-                <w:rFonts w:ascii="Times New Roman" w:hAnsi="Times New Roman" w:eastAsia="Times New Roman" w:cs="Times New Roman"/>
-                <w:i w:val="false"/>
-                <w:b w:val="false"/>
-                <w:u w:val="none"/>
-                <w:strike w:val="false"/>
-                <w:sz w:val="12"/>
-                <w:szCs w:val="12"/>
-                <w:color w:val="000000"/>
-              </w:rPr>
-              <w:t xml:space="preserve">0.115</w:t>
-            </w:r>
-          </w:p>
-        </w:tc>
-        <w:tc>
-          <w:tcPr>
-            <w:tcBorders>
-              <w:bottom w:val="none" w:sz="0" w:space="0" w:color="000000"/>
-              <w:top w:val="none" w:sz="0" w:space="0" w:color="000000"/>
-              <w:left w:val="none" w:sz="0" w:space="0" w:color="000000"/>
-              <w:right w:val="none" w:sz="0" w:space="0" w:color="000000"/>
-            </w:tcBorders>
-            <w:shd w:val="clear" w:color="auto" w:fill="FFFFFF"/>
-            <w:tcMar>
-              <w:top w:w="0" w:type="dxa"/>
-              <w:bottom w:w="0" w:type="dxa"/>
-              <w:left w:w="0" w:type="dxa"/>
-              <w:right w:w="0" w:type="dxa"/>
-            </w:tcMar>
-            <w:vAlign w:val="center"/>
-          </w:tcPr>
-          <w:p>
-            <w:pPr>
-              <w:pStyle w:val="Normal"/>
-              <w:jc w:val="left"/>
-              <w:pBdr>
-                <w:bottom w:val="none" w:sz="0" w:space="0" w:color="000000"/>
-                <w:top w:val="none" w:sz="0" w:space="0" w:color="000000"/>
-                <w:left w:val="none" w:sz="0" w:space="0" w:color="000000"/>
-                <w:right w:val="none" w:sz="0" w:space="0" w:color="000000"/>
-              </w:pBdr>
-              <w:spacing w:after="100" w:before="100" w:line="240"/>
-              <w:ind w:left="100" w:right="100" w:firstLine="0" w:firstLineChars="0"/>
-              <w:rPr>
-                <w:rFonts w:ascii="Times New Roman" w:hAnsi="Times New Roman" w:eastAsia="Times New Roman" w:cs="Times New Roman"/>
-                <w:i w:val="false"/>
-                <w:b w:val="false"/>
-                <w:u w:val="none"/>
-                <w:strike w:val="false"/>
-                <w:sz w:val="12"/>
-                <w:szCs w:val="12"/>
-                <w:color w:val="000000"/>
-              </w:rPr>
-            </w:pPr>
-            <w:r>
-              <w:rPr>
-                <w:rFonts w:ascii="Times New Roman" w:hAnsi="Times New Roman" w:eastAsia="Times New Roman" w:cs="Times New Roman"/>
-                <w:i w:val="false"/>
-                <w:b w:val="false"/>
-                <w:u w:val="none"/>
-                <w:strike w:val="false"/>
-                <w:sz w:val="12"/>
-                <w:szCs w:val="12"/>
-                <w:color w:val="000000"/>
-              </w:rPr>
-              <w:t xml:space="preserve">0.357</w:t>
+              <w:t xml:space="preserve">1.32 (0.81–2.14)</w:t>
+            </w:r>
+          </w:p>
+        </w:tc>
+        <w:tc>
+          <w:tcPr>
+            <w:tcBorders>
+              <w:bottom w:val="none" w:sz="0" w:space="0" w:color="000000"/>
+              <w:top w:val="none" w:sz="0" w:space="0" w:color="000000"/>
+              <w:left w:val="none" w:sz="0" w:space="0" w:color="000000"/>
+              <w:right w:val="none" w:sz="0" w:space="0" w:color="000000"/>
+            </w:tcBorders>
+            <w:shd w:val="clear" w:color="auto" w:fill="FFFFFF"/>
+            <w:tcMar>
+              <w:top w:w="0" w:type="dxa"/>
+              <w:bottom w:w="0" w:type="dxa"/>
+              <w:left w:w="0" w:type="dxa"/>
+              <w:right w:w="0" w:type="dxa"/>
+            </w:tcMar>
+            <w:vAlign w:val="center"/>
+          </w:tcPr>
+          <w:p>
+            <w:pPr>
+              <w:pStyle w:val="Normal"/>
+              <w:jc w:val="left"/>
+              <w:pBdr>
+                <w:bottom w:val="none" w:sz="0" w:space="0" w:color="000000"/>
+                <w:top w:val="none" w:sz="0" w:space="0" w:color="000000"/>
+                <w:left w:val="none" w:sz="0" w:space="0" w:color="000000"/>
+                <w:right w:val="none" w:sz="0" w:space="0" w:color="000000"/>
+              </w:pBdr>
+              <w:spacing w:after="100" w:before="100" w:line="240"/>
+              <w:ind w:left="100" w:right="100" w:firstLine="0" w:firstLineChars="0"/>
+              <w:rPr>
+                <w:rFonts w:ascii="Times New Roman" w:hAnsi="Times New Roman" w:eastAsia="Times New Roman" w:cs="Times New Roman"/>
+                <w:i w:val="false"/>
+                <w:b w:val="false"/>
+                <w:u w:val="none"/>
+                <w:strike w:val="false"/>
+                <w:sz w:val="12"/>
+                <w:szCs w:val="12"/>
+                <w:color w:val="000000"/>
+              </w:rPr>
+            </w:pPr>
+            <w:r>
+              <w:rPr>
+                <w:rFonts w:ascii="Times New Roman" w:hAnsi="Times New Roman" w:eastAsia="Times New Roman" w:cs="Times New Roman"/>
+                <w:i w:val="false"/>
+                <w:b w:val="false"/>
+                <w:u w:val="none"/>
+                <w:strike w:val="false"/>
+                <w:sz w:val="12"/>
+                <w:szCs w:val="12"/>
+                <w:color w:val="000000"/>
+              </w:rPr>
+              <w:t xml:space="preserve">0.270</w:t>
+            </w:r>
+          </w:p>
+        </w:tc>
+        <w:tc>
+          <w:tcPr>
+            <w:tcBorders>
+              <w:bottom w:val="none" w:sz="0" w:space="0" w:color="000000"/>
+              <w:top w:val="none" w:sz="0" w:space="0" w:color="000000"/>
+              <w:left w:val="none" w:sz="0" w:space="0" w:color="000000"/>
+              <w:right w:val="none" w:sz="0" w:space="0" w:color="000000"/>
+            </w:tcBorders>
+            <w:shd w:val="clear" w:color="auto" w:fill="FFFFFF"/>
+            <w:tcMar>
+              <w:top w:w="0" w:type="dxa"/>
+              <w:bottom w:w="0" w:type="dxa"/>
+              <w:left w:w="0" w:type="dxa"/>
+              <w:right w:w="0" w:type="dxa"/>
+            </w:tcMar>
+            <w:vAlign w:val="center"/>
+          </w:tcPr>
+          <w:p>
+            <w:pPr>
+              <w:pStyle w:val="Normal"/>
+              <w:jc w:val="left"/>
+              <w:pBdr>
+                <w:bottom w:val="none" w:sz="0" w:space="0" w:color="000000"/>
+                <w:top w:val="none" w:sz="0" w:space="0" w:color="000000"/>
+                <w:left w:val="none" w:sz="0" w:space="0" w:color="000000"/>
+                <w:right w:val="none" w:sz="0" w:space="0" w:color="000000"/>
+              </w:pBdr>
+              <w:spacing w:after="100" w:before="100" w:line="240"/>
+              <w:ind w:left="100" w:right="100" w:firstLine="0" w:firstLineChars="0"/>
+              <w:rPr>
+                <w:rFonts w:ascii="Times New Roman" w:hAnsi="Times New Roman" w:eastAsia="Times New Roman" w:cs="Times New Roman"/>
+                <w:i w:val="false"/>
+                <w:b w:val="false"/>
+                <w:u w:val="none"/>
+                <w:strike w:val="false"/>
+                <w:sz w:val="12"/>
+                <w:szCs w:val="12"/>
+                <w:color w:val="000000"/>
+              </w:rPr>
+            </w:pPr>
+            <w:r>
+              <w:rPr>
+                <w:rFonts w:ascii="Times New Roman" w:hAnsi="Times New Roman" w:eastAsia="Times New Roman" w:cs="Times New Roman"/>
+                <w:i w:val="false"/>
+                <w:b w:val="false"/>
+                <w:u w:val="none"/>
+                <w:strike w:val="false"/>
+                <w:sz w:val="12"/>
+                <w:szCs w:val="12"/>
+                <w:color w:val="000000"/>
+              </w:rPr>
+              <w:t xml:space="preserve">0.204</w:t>
             </w:r>
           </w:p>
         </w:tc>
@@ -8944,7 +8944,7 @@
                 <w:szCs w:val="12"/>
                 <w:color w:val="000000"/>
               </w:rPr>
-              <w:t xml:space="preserve">false</w:t>
+              <w:t xml:space="preserve">true</w:t>
             </w:r>
           </w:p>
         </w:tc>
@@ -9664,7 +9664,7 @@
                 <w:szCs w:val="12"/>
                 <w:color w:val="000000"/>
               </w:rPr>
-              <w:t xml:space="preserve">1.59 (0.97–2.62)</w:t>
+              <w:t xml:space="preserve">1.65 (0.97–2.80)</w:t>
             </w:r>
           </w:p>
         </w:tc>
@@ -9774,62 +9774,62 @@
                 <w:szCs w:val="12"/>
                 <w:color w:val="000000"/>
               </w:rPr>
-              <w:t xml:space="preserve">0.208</w:t>
-            </w:r>
-          </w:p>
-        </w:tc>
-        <w:tc>
-          <w:tcPr>
-            <w:tcBorders>
-              <w:bottom w:val="none" w:sz="0" w:space="0" w:color="000000"/>
-              <w:top w:val="none" w:sz="0" w:space="0" w:color="000000"/>
-              <w:left w:val="none" w:sz="0" w:space="0" w:color="000000"/>
-              <w:right w:val="none" w:sz="0" w:space="0" w:color="000000"/>
-            </w:tcBorders>
-            <w:shd w:val="clear" w:color="auto" w:fill="FFFFFF"/>
-            <w:tcMar>
-              <w:top w:w="0" w:type="dxa"/>
-              <w:bottom w:w="0" w:type="dxa"/>
-              <w:left w:w="0" w:type="dxa"/>
-              <w:right w:w="0" w:type="dxa"/>
-            </w:tcMar>
-            <w:vAlign w:val="center"/>
-          </w:tcPr>
-          <w:p>
-            <w:pPr>
-              <w:pStyle w:val="Normal"/>
-              <w:jc w:val="left"/>
-              <w:pBdr>
-                <w:bottom w:val="none" w:sz="0" w:space="0" w:color="000000"/>
-                <w:top w:val="none" w:sz="0" w:space="0" w:color="000000"/>
-                <w:left w:val="none" w:sz="0" w:space="0" w:color="000000"/>
-                <w:right w:val="none" w:sz="0" w:space="0" w:color="000000"/>
-              </w:pBdr>
-              <w:spacing w:after="100" w:before="100" w:line="240"/>
-              <w:ind w:left="100" w:right="100" w:firstLine="0" w:firstLineChars="0"/>
-              <w:rPr>
-                <w:rFonts w:ascii="Times New Roman" w:hAnsi="Times New Roman" w:eastAsia="Times New Roman" w:cs="Times New Roman"/>
-                <w:i w:val="false"/>
-                <w:b w:val="false"/>
-                <w:u w:val="none"/>
-                <w:strike w:val="false"/>
-                <w:sz w:val="12"/>
-                <w:szCs w:val="12"/>
-                <w:color w:val="000000"/>
-              </w:rPr>
-            </w:pPr>
-            <w:r>
-              <w:rPr>
-                <w:rFonts w:ascii="Times New Roman" w:hAnsi="Times New Roman" w:eastAsia="Times New Roman" w:cs="Times New Roman"/>
-                <w:i w:val="false"/>
-                <w:b w:val="false"/>
-                <w:u w:val="none"/>
-                <w:strike w:val="false"/>
-                <w:sz w:val="12"/>
-                <w:szCs w:val="12"/>
-                <w:color w:val="000000"/>
-              </w:rPr>
-              <w:t xml:space="preserve">12.2</w:t>
+              <w:t xml:space="preserve">0.204</w:t>
+            </w:r>
+          </w:p>
+        </w:tc>
+        <w:tc>
+          <w:tcPr>
+            <w:tcBorders>
+              <w:bottom w:val="none" w:sz="0" w:space="0" w:color="000000"/>
+              <w:top w:val="none" w:sz="0" w:space="0" w:color="000000"/>
+              <w:left w:val="none" w:sz="0" w:space="0" w:color="000000"/>
+              <w:right w:val="none" w:sz="0" w:space="0" w:color="000000"/>
+            </w:tcBorders>
+            <w:shd w:val="clear" w:color="auto" w:fill="FFFFFF"/>
+            <w:tcMar>
+              <w:top w:w="0" w:type="dxa"/>
+              <w:bottom w:w="0" w:type="dxa"/>
+              <w:left w:w="0" w:type="dxa"/>
+              <w:right w:w="0" w:type="dxa"/>
+            </w:tcMar>
+            <w:vAlign w:val="center"/>
+          </w:tcPr>
+          <w:p>
+            <w:pPr>
+              <w:pStyle w:val="Normal"/>
+              <w:jc w:val="left"/>
+              <w:pBdr>
+                <w:bottom w:val="none" w:sz="0" w:space="0" w:color="000000"/>
+                <w:top w:val="none" w:sz="0" w:space="0" w:color="000000"/>
+                <w:left w:val="none" w:sz="0" w:space="0" w:color="000000"/>
+                <w:right w:val="none" w:sz="0" w:space="0" w:color="000000"/>
+              </w:pBdr>
+              <w:spacing w:after="100" w:before="100" w:line="240"/>
+              <w:ind w:left="100" w:right="100" w:firstLine="0" w:firstLineChars="0"/>
+              <w:rPr>
+                <w:rFonts w:ascii="Times New Roman" w:hAnsi="Times New Roman" w:eastAsia="Times New Roman" w:cs="Times New Roman"/>
+                <w:i w:val="false"/>
+                <w:b w:val="false"/>
+                <w:u w:val="none"/>
+                <w:strike w:val="false"/>
+                <w:sz w:val="12"/>
+                <w:szCs w:val="12"/>
+                <w:color w:val="000000"/>
+              </w:rPr>
+            </w:pPr>
+            <w:r>
+              <w:rPr>
+                <w:rFonts w:ascii="Times New Roman" w:hAnsi="Times New Roman" w:eastAsia="Times New Roman" w:cs="Times New Roman"/>
+                <w:i w:val="false"/>
+                <w:b w:val="false"/>
+                <w:u w:val="none"/>
+                <w:strike w:val="false"/>
+                <w:sz w:val="12"/>
+                <w:szCs w:val="12"/>
+                <w:color w:val="000000"/>
+              </w:rPr>
+              <w:t xml:space="preserve">9.8</w:t>
             </w:r>
           </w:p>
         </w:tc>
@@ -9939,117 +9939,117 @@
                 <w:szCs w:val="12"/>
                 <w:color w:val="000000"/>
               </w:rPr>
-              <w:t xml:space="preserve">1.96 (1.09–3.55)</w:t>
-            </w:r>
-          </w:p>
-        </w:tc>
-        <w:tc>
-          <w:tcPr>
-            <w:tcBorders>
-              <w:bottom w:val="none" w:sz="0" w:space="0" w:color="000000"/>
-              <w:top w:val="none" w:sz="0" w:space="0" w:color="000000"/>
-              <w:left w:val="none" w:sz="0" w:space="0" w:color="000000"/>
-              <w:right w:val="none" w:sz="0" w:space="0" w:color="000000"/>
-            </w:tcBorders>
-            <w:shd w:val="clear" w:color="auto" w:fill="FFFFFF"/>
-            <w:tcMar>
-              <w:top w:w="0" w:type="dxa"/>
-              <w:bottom w:w="0" w:type="dxa"/>
-              <w:left w:w="0" w:type="dxa"/>
-              <w:right w:w="0" w:type="dxa"/>
-            </w:tcMar>
-            <w:vAlign w:val="center"/>
-          </w:tcPr>
-          <w:p>
-            <w:pPr>
-              <w:pStyle w:val="Normal"/>
-              <w:jc w:val="left"/>
-              <w:pBdr>
-                <w:bottom w:val="none" w:sz="0" w:space="0" w:color="000000"/>
-                <w:top w:val="none" w:sz="0" w:space="0" w:color="000000"/>
-                <w:left w:val="none" w:sz="0" w:space="0" w:color="000000"/>
-                <w:right w:val="none" w:sz="0" w:space="0" w:color="000000"/>
-              </w:pBdr>
-              <w:spacing w:after="100" w:before="100" w:line="240"/>
-              <w:ind w:left="100" w:right="100" w:firstLine="0" w:firstLineChars="0"/>
-              <w:rPr>
-                <w:rFonts w:ascii="Times New Roman" w:hAnsi="Times New Roman" w:eastAsia="Times New Roman" w:cs="Times New Roman"/>
-                <w:i w:val="false"/>
-                <w:b w:val="false"/>
-                <w:u w:val="none"/>
-                <w:strike w:val="false"/>
-                <w:sz w:val="12"/>
-                <w:szCs w:val="12"/>
-                <w:color w:val="000000"/>
-              </w:rPr>
-            </w:pPr>
-            <w:r>
-              <w:rPr>
-                <w:rFonts w:ascii="Times New Roman" w:hAnsi="Times New Roman" w:eastAsia="Times New Roman" w:cs="Times New Roman"/>
-                <w:i w:val="false"/>
-                <w:b w:val="false"/>
-                <w:u w:val="none"/>
-                <w:strike w:val="false"/>
-                <w:sz w:val="12"/>
-                <w:szCs w:val="12"/>
-                <w:color w:val="000000"/>
-              </w:rPr>
-              <w:t xml:space="preserve">0.026</w:t>
-            </w:r>
-          </w:p>
-        </w:tc>
-        <w:tc>
-          <w:tcPr>
-            <w:tcBorders>
-              <w:bottom w:val="none" w:sz="0" w:space="0" w:color="000000"/>
-              <w:top w:val="none" w:sz="0" w:space="0" w:color="000000"/>
-              <w:left w:val="none" w:sz="0" w:space="0" w:color="000000"/>
-              <w:right w:val="none" w:sz="0" w:space="0" w:color="000000"/>
-            </w:tcBorders>
-            <w:shd w:val="clear" w:color="auto" w:fill="FFFFFF"/>
-            <w:tcMar>
-              <w:top w:w="0" w:type="dxa"/>
-              <w:bottom w:w="0" w:type="dxa"/>
-              <w:left w:w="0" w:type="dxa"/>
-              <w:right w:w="0" w:type="dxa"/>
-            </w:tcMar>
-            <w:vAlign w:val="center"/>
-          </w:tcPr>
-          <w:p>
-            <w:pPr>
-              <w:pStyle w:val="Normal"/>
-              <w:jc w:val="left"/>
-              <w:pBdr>
-                <w:bottom w:val="none" w:sz="0" w:space="0" w:color="000000"/>
-                <w:top w:val="none" w:sz="0" w:space="0" w:color="000000"/>
-                <w:left w:val="none" w:sz="0" w:space="0" w:color="000000"/>
-                <w:right w:val="none" w:sz="0" w:space="0" w:color="000000"/>
-              </w:pBdr>
-              <w:spacing w:after="100" w:before="100" w:line="240"/>
-              <w:ind w:left="100" w:right="100" w:firstLine="0" w:firstLineChars="0"/>
-              <w:rPr>
-                <w:rFonts w:ascii="Times New Roman" w:hAnsi="Times New Roman" w:eastAsia="Times New Roman" w:cs="Times New Roman"/>
-                <w:i w:val="false"/>
-                <w:b w:val="false"/>
-                <w:u w:val="none"/>
-                <w:strike w:val="false"/>
-                <w:sz w:val="12"/>
-                <w:szCs w:val="12"/>
-                <w:color w:val="000000"/>
-              </w:rPr>
-            </w:pPr>
-            <w:r>
-              <w:rPr>
-                <w:rFonts w:ascii="Times New Roman" w:hAnsi="Times New Roman" w:eastAsia="Times New Roman" w:cs="Times New Roman"/>
-                <w:i w:val="false"/>
-                <w:b w:val="false"/>
-                <w:u w:val="none"/>
-                <w:strike w:val="false"/>
-                <w:sz w:val="12"/>
-                <w:szCs w:val="12"/>
-                <w:color w:val="000000"/>
-              </w:rPr>
-              <w:t xml:space="preserve">0.216</w:t>
+              <w:t xml:space="preserve">1.80 (1.00–3.24)</w:t>
+            </w:r>
+          </w:p>
+        </w:tc>
+        <w:tc>
+          <w:tcPr>
+            <w:tcBorders>
+              <w:bottom w:val="none" w:sz="0" w:space="0" w:color="000000"/>
+              <w:top w:val="none" w:sz="0" w:space="0" w:color="000000"/>
+              <w:left w:val="none" w:sz="0" w:space="0" w:color="000000"/>
+              <w:right w:val="none" w:sz="0" w:space="0" w:color="000000"/>
+            </w:tcBorders>
+            <w:shd w:val="clear" w:color="auto" w:fill="FFFFFF"/>
+            <w:tcMar>
+              <w:top w:w="0" w:type="dxa"/>
+              <w:bottom w:w="0" w:type="dxa"/>
+              <w:left w:w="0" w:type="dxa"/>
+              <w:right w:w="0" w:type="dxa"/>
+            </w:tcMar>
+            <w:vAlign w:val="center"/>
+          </w:tcPr>
+          <w:p>
+            <w:pPr>
+              <w:pStyle w:val="Normal"/>
+              <w:jc w:val="left"/>
+              <w:pBdr>
+                <w:bottom w:val="none" w:sz="0" w:space="0" w:color="000000"/>
+                <w:top w:val="none" w:sz="0" w:space="0" w:color="000000"/>
+                <w:left w:val="none" w:sz="0" w:space="0" w:color="000000"/>
+                <w:right w:val="none" w:sz="0" w:space="0" w:color="000000"/>
+              </w:pBdr>
+              <w:spacing w:after="100" w:before="100" w:line="240"/>
+              <w:ind w:left="100" w:right="100" w:firstLine="0" w:firstLineChars="0"/>
+              <w:rPr>
+                <w:rFonts w:ascii="Times New Roman" w:hAnsi="Times New Roman" w:eastAsia="Times New Roman" w:cs="Times New Roman"/>
+                <w:i w:val="false"/>
+                <w:b w:val="false"/>
+                <w:u w:val="none"/>
+                <w:strike w:val="false"/>
+                <w:sz w:val="12"/>
+                <w:szCs w:val="12"/>
+                <w:color w:val="000000"/>
+              </w:rPr>
+            </w:pPr>
+            <w:r>
+              <w:rPr>
+                <w:rFonts w:ascii="Times New Roman" w:hAnsi="Times New Roman" w:eastAsia="Times New Roman" w:cs="Times New Roman"/>
+                <w:i w:val="false"/>
+                <w:b w:val="false"/>
+                <w:u w:val="none"/>
+                <w:strike w:val="false"/>
+                <w:sz w:val="12"/>
+                <w:szCs w:val="12"/>
+                <w:color w:val="000000"/>
+              </w:rPr>
+              <w:t xml:space="preserve">0.051</w:t>
+            </w:r>
+          </w:p>
+        </w:tc>
+        <w:tc>
+          <w:tcPr>
+            <w:tcBorders>
+              <w:bottom w:val="none" w:sz="0" w:space="0" w:color="000000"/>
+              <w:top w:val="none" w:sz="0" w:space="0" w:color="000000"/>
+              <w:left w:val="none" w:sz="0" w:space="0" w:color="000000"/>
+              <w:right w:val="none" w:sz="0" w:space="0" w:color="000000"/>
+            </w:tcBorders>
+            <w:shd w:val="clear" w:color="auto" w:fill="FFFFFF"/>
+            <w:tcMar>
+              <w:top w:w="0" w:type="dxa"/>
+              <w:bottom w:w="0" w:type="dxa"/>
+              <w:left w:w="0" w:type="dxa"/>
+              <w:right w:w="0" w:type="dxa"/>
+            </w:tcMar>
+            <w:vAlign w:val="center"/>
+          </w:tcPr>
+          <w:p>
+            <w:pPr>
+              <w:pStyle w:val="Normal"/>
+              <w:jc w:val="left"/>
+              <w:pBdr>
+                <w:bottom w:val="none" w:sz="0" w:space="0" w:color="000000"/>
+                <w:top w:val="none" w:sz="0" w:space="0" w:color="000000"/>
+                <w:left w:val="none" w:sz="0" w:space="0" w:color="000000"/>
+                <w:right w:val="none" w:sz="0" w:space="0" w:color="000000"/>
+              </w:pBdr>
+              <w:spacing w:after="100" w:before="100" w:line="240"/>
+              <w:ind w:left="100" w:right="100" w:firstLine="0" w:firstLineChars="0"/>
+              <w:rPr>
+                <w:rFonts w:ascii="Times New Roman" w:hAnsi="Times New Roman" w:eastAsia="Times New Roman" w:cs="Times New Roman"/>
+                <w:i w:val="false"/>
+                <w:b w:val="false"/>
+                <w:u w:val="none"/>
+                <w:strike w:val="false"/>
+                <w:sz w:val="12"/>
+                <w:szCs w:val="12"/>
+                <w:color w:val="000000"/>
+              </w:rPr>
+            </w:pPr>
+            <w:r>
+              <w:rPr>
+                <w:rFonts w:ascii="Times New Roman" w:hAnsi="Times New Roman" w:eastAsia="Times New Roman" w:cs="Times New Roman"/>
+                <w:i w:val="false"/>
+                <w:b w:val="false"/>
+                <w:u w:val="none"/>
+                <w:strike w:val="false"/>
+                <w:sz w:val="12"/>
+                <w:szCs w:val="12"/>
+                <w:color w:val="000000"/>
+              </w:rPr>
+              <w:t xml:space="preserve">0.145</w:t>
             </w:r>
           </w:p>
         </w:tc>
@@ -10434,7 +10434,7 @@
                 <w:szCs w:val="12"/>
                 <w:color w:val="000000"/>
               </w:rPr>
-              <w:t xml:space="preserve">false</w:t>
+              <w:t xml:space="preserve">true</w:t>
             </w:r>
           </w:p>
         </w:tc>
@@ -11154,7 +11154,282 @@
                 <w:szCs w:val="12"/>
                 <w:color w:val="000000"/>
               </w:rPr>
-              <w:t xml:space="preserve">1.47 (1.07–2.01)</w:t>
+              <w:t xml:space="preserve">1.50 (1.10–2.03)</w:t>
+            </w:r>
+          </w:p>
+        </w:tc>
+        <w:tc>
+          <w:tcPr>
+            <w:tcBorders>
+              <w:bottom w:val="none" w:sz="0" w:space="0" w:color="000000"/>
+              <w:top w:val="none" w:sz="0" w:space="0" w:color="000000"/>
+              <w:left w:val="none" w:sz="0" w:space="0" w:color="000000"/>
+              <w:right w:val="none" w:sz="0" w:space="0" w:color="000000"/>
+            </w:tcBorders>
+            <w:shd w:val="clear" w:color="auto" w:fill="FFFFFF"/>
+            <w:tcMar>
+              <w:top w:w="0" w:type="dxa"/>
+              <w:bottom w:w="0" w:type="dxa"/>
+              <w:left w:w="0" w:type="dxa"/>
+              <w:right w:w="0" w:type="dxa"/>
+            </w:tcMar>
+            <w:vAlign w:val="center"/>
+          </w:tcPr>
+          <w:p>
+            <w:pPr>
+              <w:pStyle w:val="Normal"/>
+              <w:jc w:val="left"/>
+              <w:pBdr>
+                <w:bottom w:val="none" w:sz="0" w:space="0" w:color="000000"/>
+                <w:top w:val="none" w:sz="0" w:space="0" w:color="000000"/>
+                <w:left w:val="none" w:sz="0" w:space="0" w:color="000000"/>
+                <w:right w:val="none" w:sz="0" w:space="0" w:color="000000"/>
+              </w:pBdr>
+              <w:spacing w:after="100" w:before="100" w:line="240"/>
+              <w:ind w:left="100" w:right="100" w:firstLine="0" w:firstLineChars="0"/>
+              <w:rPr>
+                <w:rFonts w:ascii="Times New Roman" w:hAnsi="Times New Roman" w:eastAsia="Times New Roman" w:cs="Times New Roman"/>
+                <w:i w:val="false"/>
+                <w:b w:val="false"/>
+                <w:u w:val="none"/>
+                <w:strike w:val="false"/>
+                <w:sz w:val="12"/>
+                <w:szCs w:val="12"/>
+                <w:color w:val="000000"/>
+              </w:rPr>
+            </w:pPr>
+            <w:r>
+              <w:rPr>
+                <w:rFonts w:ascii="Times New Roman" w:hAnsi="Times New Roman" w:eastAsia="Times New Roman" w:cs="Times New Roman"/>
+                <w:i w:val="false"/>
+                <w:b w:val="false"/>
+                <w:u w:val="none"/>
+                <w:strike w:val="false"/>
+                <w:sz w:val="12"/>
+                <w:szCs w:val="12"/>
+                <w:color w:val="000000"/>
+              </w:rPr>
+              <w:t xml:space="preserve">0.010</w:t>
+            </w:r>
+          </w:p>
+        </w:tc>
+        <w:tc>
+          <w:tcPr>
+            <w:tcBorders>
+              <w:bottom w:val="none" w:sz="0" w:space="0" w:color="000000"/>
+              <w:top w:val="none" w:sz="0" w:space="0" w:color="000000"/>
+              <w:left w:val="none" w:sz="0" w:space="0" w:color="000000"/>
+              <w:right w:val="none" w:sz="0" w:space="0" w:color="000000"/>
+            </w:tcBorders>
+            <w:shd w:val="clear" w:color="auto" w:fill="FFFFFF"/>
+            <w:tcMar>
+              <w:top w:w="0" w:type="dxa"/>
+              <w:bottom w:w="0" w:type="dxa"/>
+              <w:left w:w="0" w:type="dxa"/>
+              <w:right w:w="0" w:type="dxa"/>
+            </w:tcMar>
+            <w:vAlign w:val="center"/>
+          </w:tcPr>
+          <w:p>
+            <w:pPr>
+              <w:pStyle w:val="Normal"/>
+              <w:jc w:val="left"/>
+              <w:pBdr>
+                <w:bottom w:val="none" w:sz="0" w:space="0" w:color="000000"/>
+                <w:top w:val="none" w:sz="0" w:space="0" w:color="000000"/>
+                <w:left w:val="none" w:sz="0" w:space="0" w:color="000000"/>
+                <w:right w:val="none" w:sz="0" w:space="0" w:color="000000"/>
+              </w:pBdr>
+              <w:spacing w:after="100" w:before="100" w:line="240"/>
+              <w:ind w:left="100" w:right="100" w:firstLine="0" w:firstLineChars="0"/>
+              <w:rPr>
+                <w:rFonts w:ascii="Times New Roman" w:hAnsi="Times New Roman" w:eastAsia="Times New Roman" w:cs="Times New Roman"/>
+                <w:i w:val="false"/>
+                <w:b w:val="false"/>
+                <w:u w:val="none"/>
+                <w:strike w:val="false"/>
+                <w:sz w:val="12"/>
+                <w:szCs w:val="12"/>
+                <w:color w:val="000000"/>
+              </w:rPr>
+            </w:pPr>
+            <w:r>
+              <w:rPr>
+                <w:rFonts w:ascii="Times New Roman" w:hAnsi="Times New Roman" w:eastAsia="Times New Roman" w:cs="Times New Roman"/>
+                <w:i w:val="false"/>
+                <w:b w:val="false"/>
+                <w:u w:val="none"/>
+                <w:strike w:val="false"/>
+                <w:sz w:val="12"/>
+                <w:szCs w:val="12"/>
+                <w:color w:val="000000"/>
+              </w:rPr>
+              <w:t xml:space="preserve">0.098</w:t>
+            </w:r>
+          </w:p>
+        </w:tc>
+        <w:tc>
+          <w:tcPr>
+            <w:tcBorders>
+              <w:bottom w:val="none" w:sz="0" w:space="0" w:color="000000"/>
+              <w:top w:val="none" w:sz="0" w:space="0" w:color="000000"/>
+              <w:left w:val="none" w:sz="0" w:space="0" w:color="000000"/>
+              <w:right w:val="none" w:sz="0" w:space="0" w:color="000000"/>
+            </w:tcBorders>
+            <w:shd w:val="clear" w:color="auto" w:fill="FFFFFF"/>
+            <w:tcMar>
+              <w:top w:w="0" w:type="dxa"/>
+              <w:bottom w:w="0" w:type="dxa"/>
+              <w:left w:w="0" w:type="dxa"/>
+              <w:right w:w="0" w:type="dxa"/>
+            </w:tcMar>
+            <w:vAlign w:val="center"/>
+          </w:tcPr>
+          <w:p>
+            <w:pPr>
+              <w:pStyle w:val="Normal"/>
+              <w:jc w:val="left"/>
+              <w:pBdr>
+                <w:bottom w:val="none" w:sz="0" w:space="0" w:color="000000"/>
+                <w:top w:val="none" w:sz="0" w:space="0" w:color="000000"/>
+                <w:left w:val="none" w:sz="0" w:space="0" w:color="000000"/>
+                <w:right w:val="none" w:sz="0" w:space="0" w:color="000000"/>
+              </w:pBdr>
+              <w:spacing w:after="100" w:before="100" w:line="240"/>
+              <w:ind w:left="100" w:right="100" w:firstLine="0" w:firstLineChars="0"/>
+              <w:rPr>
+                <w:rFonts w:ascii="Times New Roman" w:hAnsi="Times New Roman" w:eastAsia="Times New Roman" w:cs="Times New Roman"/>
+                <w:i w:val="false"/>
+                <w:b w:val="false"/>
+                <w:u w:val="none"/>
+                <w:strike w:val="false"/>
+                <w:sz w:val="12"/>
+                <w:szCs w:val="12"/>
+                <w:color w:val="000000"/>
+              </w:rPr>
+            </w:pPr>
+            <w:r>
+              <w:rPr>
+                <w:rFonts w:ascii="Times New Roman" w:hAnsi="Times New Roman" w:eastAsia="Times New Roman" w:cs="Times New Roman"/>
+                <w:i w:val="false"/>
+                <w:b w:val="false"/>
+                <w:u w:val="none"/>
+                <w:strike w:val="false"/>
+                <w:sz w:val="12"/>
+                <w:szCs w:val="12"/>
+                <w:color w:val="000000"/>
+              </w:rPr>
+              <w:t xml:space="preserve">9.8</w:t>
+            </w:r>
+          </w:p>
+        </w:tc>
+        <w:tc>
+          <w:tcPr>
+            <w:tcBorders>
+              <w:bottom w:val="none" w:sz="0" w:space="0" w:color="000000"/>
+              <w:top w:val="none" w:sz="0" w:space="0" w:color="000000"/>
+              <w:left w:val="none" w:sz="0" w:space="0" w:color="000000"/>
+              <w:right w:val="none" w:sz="0" w:space="0" w:color="000000"/>
+            </w:tcBorders>
+            <w:shd w:val="clear" w:color="auto" w:fill="FFFFFF"/>
+            <w:tcMar>
+              <w:top w:w="0" w:type="dxa"/>
+              <w:bottom w:w="0" w:type="dxa"/>
+              <w:left w:w="0" w:type="dxa"/>
+              <w:right w:w="0" w:type="dxa"/>
+            </w:tcMar>
+            <w:vAlign w:val="center"/>
+          </w:tcPr>
+          <w:p>
+            <w:pPr>
+              <w:pStyle w:val="Normal"/>
+              <w:jc w:val="right"/>
+              <w:pBdr>
+                <w:bottom w:val="none" w:sz="0" w:space="0" w:color="000000"/>
+                <w:top w:val="none" w:sz="0" w:space="0" w:color="000000"/>
+                <w:left w:val="none" w:sz="0" w:space="0" w:color="000000"/>
+                <w:right w:val="none" w:sz="0" w:space="0" w:color="000000"/>
+              </w:pBdr>
+              <w:spacing w:after="100" w:before="100" w:line="240"/>
+              <w:ind w:left="100" w:right="100" w:firstLine="0" w:firstLineChars="0"/>
+              <w:rPr>
+                <w:rFonts w:ascii="Times New Roman" w:hAnsi="Times New Roman" w:eastAsia="Times New Roman" w:cs="Times New Roman"/>
+                <w:i w:val="false"/>
+                <w:b w:val="false"/>
+                <w:u w:val="none"/>
+                <w:strike w:val="false"/>
+                <w:sz w:val="12"/>
+                <w:szCs w:val="12"/>
+                <w:color w:val="000000"/>
+              </w:rPr>
+            </w:pPr>
+            <w:r>
+              <w:rPr>
+                <w:rFonts w:ascii="Times New Roman" w:hAnsi="Times New Roman" w:eastAsia="Times New Roman" w:cs="Times New Roman"/>
+                <w:i w:val="false"/>
+                <w:b w:val="false"/>
+                <w:u w:val="none"/>
+                <w:strike w:val="false"/>
+                <w:sz w:val="12"/>
+                <w:szCs w:val="12"/>
+                <w:color w:val="000000"/>
+              </w:rPr>
+              <w:t xml:space="preserve"/>
+            </w:r>
+          </w:p>
+        </w:tc>
+        <w:tc>
+          <w:tcPr>
+            <w:tcBorders>
+              <w:bottom w:val="none" w:sz="0" w:space="0" w:color="000000"/>
+              <w:top w:val="none" w:sz="0" w:space="0" w:color="000000"/>
+              <w:left w:val="none" w:sz="0" w:space="0" w:color="000000"/>
+              <w:right w:val="none" w:sz="0" w:space="0" w:color="000000"/>
+            </w:tcBorders>
+            <w:shd w:val="clear" w:color="auto" w:fill="FFFFFF"/>
+            <w:tcMar>
+              <w:top w:w="0" w:type="dxa"/>
+              <w:bottom w:w="0" w:type="dxa"/>
+              <w:left w:w="0" w:type="dxa"/>
+              <w:right w:w="0" w:type="dxa"/>
+            </w:tcMar>
+            <w:vAlign w:val="center"/>
+          </w:tcPr>
+          <w:p>
+            <w:pPr>
+              <w:pStyle w:val="Normal"/>
+              <w:jc w:val="left"/>
+              <w:pBdr>
+                <w:bottom w:val="none" w:sz="0" w:space="0" w:color="000000"/>
+                <w:top w:val="none" w:sz="0" w:space="0" w:color="000000"/>
+                <w:left w:val="none" w:sz="0" w:space="0" w:color="000000"/>
+                <w:right w:val="none" w:sz="0" w:space="0" w:color="000000"/>
+              </w:pBdr>
+              <w:spacing w:after="100" w:before="100" w:line="240"/>
+              <w:ind w:left="100" w:right="100" w:firstLine="0" w:firstLineChars="0"/>
+              <w:rPr>
+                <w:rFonts w:ascii="Times New Roman" w:hAnsi="Times New Roman" w:eastAsia="Times New Roman" w:cs="Times New Roman"/>
+                <w:i w:val="false"/>
+                <w:b w:val="false"/>
+                <w:u w:val="none"/>
+                <w:strike w:val="false"/>
+                <w:sz w:val="12"/>
+                <w:szCs w:val="12"/>
+                <w:color w:val="000000"/>
+              </w:rPr>
+            </w:pPr>
+            <w:r>
+              <w:rPr>
+                <w:rFonts w:ascii="Times New Roman" w:hAnsi="Times New Roman" w:eastAsia="Times New Roman" w:cs="Times New Roman"/>
+                <w:i w:val="false"/>
+                <w:b w:val="false"/>
+                <w:u w:val="none"/>
+                <w:strike w:val="false"/>
+                <w:sz w:val="12"/>
+                <w:szCs w:val="12"/>
+                <w:color w:val="000000"/>
+              </w:rPr>
+              <w:t xml:space="preserve">1.56 (1.09–2.25)</w:t>
             </w:r>
           </w:p>
         </w:tc>
@@ -11264,62 +11539,337 @@
                 <w:szCs w:val="12"/>
                 <w:color w:val="000000"/>
               </w:rPr>
-              <w:t xml:space="preserve">0.160</w:t>
-            </w:r>
-          </w:p>
-        </w:tc>
-        <w:tc>
-          <w:tcPr>
-            <w:tcBorders>
-              <w:bottom w:val="none" w:sz="0" w:space="0" w:color="000000"/>
-              <w:top w:val="none" w:sz="0" w:space="0" w:color="000000"/>
-              <w:left w:val="none" w:sz="0" w:space="0" w:color="000000"/>
-              <w:right w:val="none" w:sz="0" w:space="0" w:color="000000"/>
-            </w:tcBorders>
-            <w:shd w:val="clear" w:color="auto" w:fill="FFFFFF"/>
-            <w:tcMar>
-              <w:top w:w="0" w:type="dxa"/>
-              <w:bottom w:w="0" w:type="dxa"/>
-              <w:left w:w="0" w:type="dxa"/>
-              <w:right w:w="0" w:type="dxa"/>
-            </w:tcMar>
-            <w:vAlign w:val="center"/>
-          </w:tcPr>
-          <w:p>
-            <w:pPr>
-              <w:pStyle w:val="Normal"/>
-              <w:jc w:val="left"/>
-              <w:pBdr>
-                <w:bottom w:val="none" w:sz="0" w:space="0" w:color="000000"/>
-                <w:top w:val="none" w:sz="0" w:space="0" w:color="000000"/>
-                <w:left w:val="none" w:sz="0" w:space="0" w:color="000000"/>
-                <w:right w:val="none" w:sz="0" w:space="0" w:color="000000"/>
-              </w:pBdr>
-              <w:spacing w:after="100" w:before="100" w:line="240"/>
-              <w:ind w:left="100" w:right="100" w:firstLine="0" w:firstLineChars="0"/>
-              <w:rPr>
-                <w:rFonts w:ascii="Times New Roman" w:hAnsi="Times New Roman" w:eastAsia="Times New Roman" w:cs="Times New Roman"/>
-                <w:i w:val="false"/>
-                <w:b w:val="false"/>
-                <w:u w:val="none"/>
-                <w:strike w:val="false"/>
-                <w:sz w:val="12"/>
-                <w:szCs w:val="12"/>
-                <w:color w:val="000000"/>
-              </w:rPr>
-            </w:pPr>
-            <w:r>
-              <w:rPr>
-                <w:rFonts w:ascii="Times New Roman" w:hAnsi="Times New Roman" w:eastAsia="Times New Roman" w:cs="Times New Roman"/>
-                <w:i w:val="false"/>
-                <w:b w:val="false"/>
-                <w:u w:val="none"/>
-                <w:strike w:val="false"/>
-                <w:sz w:val="12"/>
-                <w:szCs w:val="12"/>
-                <w:color w:val="000000"/>
-              </w:rPr>
-              <w:t xml:space="preserve">12.2</w:t>
+              <w:t xml:space="preserve">0.343</w:t>
+            </w:r>
+          </w:p>
+        </w:tc>
+        <w:tc>
+          <w:tcPr>
+            <w:tcBorders>
+              <w:bottom w:val="none" w:sz="0" w:space="0" w:color="000000"/>
+              <w:top w:val="none" w:sz="0" w:space="0" w:color="000000"/>
+              <w:left w:val="none" w:sz="0" w:space="0" w:color="000000"/>
+              <w:right w:val="none" w:sz="0" w:space="0" w:color="000000"/>
+            </w:tcBorders>
+            <w:shd w:val="clear" w:color="auto" w:fill="FFFFFF"/>
+            <w:tcMar>
+              <w:top w:w="0" w:type="dxa"/>
+              <w:bottom w:w="0" w:type="dxa"/>
+              <w:left w:w="0" w:type="dxa"/>
+              <w:right w:w="0" w:type="dxa"/>
+            </w:tcMar>
+            <w:vAlign w:val="center"/>
+          </w:tcPr>
+          <w:p>
+            <w:pPr>
+              <w:pStyle w:val="Normal"/>
+              <w:jc w:val="left"/>
+              <w:pBdr>
+                <w:bottom w:val="none" w:sz="0" w:space="0" w:color="000000"/>
+                <w:top w:val="none" w:sz="0" w:space="0" w:color="000000"/>
+                <w:left w:val="none" w:sz="0" w:space="0" w:color="000000"/>
+                <w:right w:val="none" w:sz="0" w:space="0" w:color="000000"/>
+              </w:pBdr>
+              <w:spacing w:after="100" w:before="100" w:line="240"/>
+              <w:ind w:left="100" w:right="100" w:firstLine="0" w:firstLineChars="0"/>
+              <w:rPr>
+                <w:rFonts w:ascii="Times New Roman" w:hAnsi="Times New Roman" w:eastAsia="Times New Roman" w:cs="Times New Roman"/>
+                <w:i w:val="false"/>
+                <w:b w:val="false"/>
+                <w:u w:val="none"/>
+                <w:strike w:val="false"/>
+                <w:sz w:val="12"/>
+                <w:szCs w:val="12"/>
+                <w:color w:val="000000"/>
+              </w:rPr>
+            </w:pPr>
+            <w:r>
+              <w:rPr>
+                <w:rFonts w:ascii="Times New Roman" w:hAnsi="Times New Roman" w:eastAsia="Times New Roman" w:cs="Times New Roman"/>
+                <w:i w:val="false"/>
+                <w:b w:val="false"/>
+                <w:u w:val="none"/>
+                <w:strike w:val="false"/>
+                <w:sz w:val="12"/>
+                <w:szCs w:val="12"/>
+                <w:color w:val="000000"/>
+              </w:rPr>
+              <w:t xml:space="preserve"/>
+            </w:r>
+          </w:p>
+        </w:tc>
+        <w:tc>
+          <w:tcPr>
+            <w:tcBorders>
+              <w:bottom w:val="none" w:sz="0" w:space="0" w:color="000000"/>
+              <w:top w:val="none" w:sz="0" w:space="0" w:color="000000"/>
+              <w:left w:val="none" w:sz="0" w:space="0" w:color="000000"/>
+              <w:right w:val="none" w:sz="0" w:space="0" w:color="000000"/>
+            </w:tcBorders>
+            <w:shd w:val="clear" w:color="auto" w:fill="FFFFFF"/>
+            <w:tcMar>
+              <w:top w:w="0" w:type="dxa"/>
+              <w:bottom w:w="0" w:type="dxa"/>
+              <w:left w:w="0" w:type="dxa"/>
+              <w:right w:w="0" w:type="dxa"/>
+            </w:tcMar>
+            <w:vAlign w:val="center"/>
+          </w:tcPr>
+          <w:p>
+            <w:pPr>
+              <w:pStyle w:val="Normal"/>
+              <w:jc w:val="left"/>
+              <w:pBdr>
+                <w:bottom w:val="none" w:sz="0" w:space="0" w:color="000000"/>
+                <w:top w:val="none" w:sz="0" w:space="0" w:color="000000"/>
+                <w:left w:val="none" w:sz="0" w:space="0" w:color="000000"/>
+                <w:right w:val="none" w:sz="0" w:space="0" w:color="000000"/>
+              </w:pBdr>
+              <w:spacing w:after="100" w:before="100" w:line="240"/>
+              <w:ind w:left="100" w:right="100" w:firstLine="0" w:firstLineChars="0"/>
+              <w:rPr>
+                <w:rFonts w:ascii="Times New Roman" w:hAnsi="Times New Roman" w:eastAsia="Times New Roman" w:cs="Times New Roman"/>
+                <w:i w:val="false"/>
+                <w:b w:val="false"/>
+                <w:u w:val="none"/>
+                <w:strike w:val="false"/>
+                <w:sz w:val="12"/>
+                <w:szCs w:val="12"/>
+                <w:color w:val="000000"/>
+              </w:rPr>
+            </w:pPr>
+            <w:r>
+              <w:rPr>
+                <w:rFonts w:ascii="Times New Roman" w:hAnsi="Times New Roman" w:eastAsia="Times New Roman" w:cs="Times New Roman"/>
+                <w:i w:val="false"/>
+                <w:b w:val="false"/>
+                <w:u w:val="none"/>
+                <w:strike w:val="false"/>
+                <w:sz w:val="12"/>
+                <w:szCs w:val="12"/>
+                <w:color w:val="000000"/>
+              </w:rPr>
+              <w:t xml:space="preserve"/>
+            </w:r>
+          </w:p>
+        </w:tc>
+        <w:tc>
+          <w:tcPr>
+            <w:tcBorders>
+              <w:bottom w:val="none" w:sz="0" w:space="0" w:color="000000"/>
+              <w:top w:val="none" w:sz="0" w:space="0" w:color="000000"/>
+              <w:left w:val="none" w:sz="0" w:space="0" w:color="000000"/>
+              <w:right w:val="none" w:sz="0" w:space="0" w:color="000000"/>
+            </w:tcBorders>
+            <w:shd w:val="clear" w:color="auto" w:fill="FFFFFF"/>
+            <w:tcMar>
+              <w:top w:w="0" w:type="dxa"/>
+              <w:bottom w:w="0" w:type="dxa"/>
+              <w:left w:w="0" w:type="dxa"/>
+              <w:right w:w="0" w:type="dxa"/>
+            </w:tcMar>
+            <w:vAlign w:val="center"/>
+          </w:tcPr>
+          <w:p>
+            <w:pPr>
+              <w:pStyle w:val="Normal"/>
+              <w:jc w:val="left"/>
+              <w:pBdr>
+                <w:bottom w:val="none" w:sz="0" w:space="0" w:color="000000"/>
+                <w:top w:val="none" w:sz="0" w:space="0" w:color="000000"/>
+                <w:left w:val="none" w:sz="0" w:space="0" w:color="000000"/>
+                <w:right w:val="none" w:sz="0" w:space="0" w:color="000000"/>
+              </w:pBdr>
+              <w:spacing w:after="100" w:before="100" w:line="240"/>
+              <w:ind w:left="100" w:right="100" w:firstLine="0" w:firstLineChars="0"/>
+              <w:rPr>
+                <w:rFonts w:ascii="Times New Roman" w:hAnsi="Times New Roman" w:eastAsia="Times New Roman" w:cs="Times New Roman"/>
+                <w:i w:val="false"/>
+                <w:b w:val="false"/>
+                <w:u w:val="none"/>
+                <w:strike w:val="false"/>
+                <w:sz w:val="12"/>
+                <w:szCs w:val="12"/>
+                <w:color w:val="000000"/>
+              </w:rPr>
+            </w:pPr>
+            <w:r>
+              <w:rPr>
+                <w:rFonts w:ascii="Times New Roman" w:hAnsi="Times New Roman" w:eastAsia="Times New Roman" w:cs="Times New Roman"/>
+                <w:i w:val="false"/>
+                <w:b w:val="false"/>
+                <w:u w:val="none"/>
+                <w:strike w:val="false"/>
+                <w:sz w:val="12"/>
+                <w:szCs w:val="12"/>
+                <w:color w:val="000000"/>
+              </w:rPr>
+              <w:t xml:space="preserve"/>
+            </w:r>
+          </w:p>
+        </w:tc>
+        <w:tc>
+          <w:tcPr>
+            <w:tcBorders>
+              <w:bottom w:val="none" w:sz="0" w:space="0" w:color="000000"/>
+              <w:top w:val="none" w:sz="0" w:space="0" w:color="000000"/>
+              <w:left w:val="none" w:sz="0" w:space="0" w:color="000000"/>
+              <w:right w:val="none" w:sz="0" w:space="0" w:color="000000"/>
+            </w:tcBorders>
+            <w:shd w:val="clear" w:color="auto" w:fill="FFFFFF"/>
+            <w:tcMar>
+              <w:top w:w="0" w:type="dxa"/>
+              <w:bottom w:w="0" w:type="dxa"/>
+              <w:left w:w="0" w:type="dxa"/>
+              <w:right w:w="0" w:type="dxa"/>
+            </w:tcMar>
+            <w:vAlign w:val="center"/>
+          </w:tcPr>
+          <w:p>
+            <w:pPr>
+              <w:pStyle w:val="Normal"/>
+              <w:jc w:val="left"/>
+              <w:pBdr>
+                <w:bottom w:val="none" w:sz="0" w:space="0" w:color="000000"/>
+                <w:top w:val="none" w:sz="0" w:space="0" w:color="000000"/>
+                <w:left w:val="none" w:sz="0" w:space="0" w:color="000000"/>
+                <w:right w:val="none" w:sz="0" w:space="0" w:color="000000"/>
+              </w:pBdr>
+              <w:spacing w:after="100" w:before="100" w:line="240"/>
+              <w:ind w:left="100" w:right="100" w:firstLine="0" w:firstLineChars="0"/>
+              <w:rPr>
+                <w:rFonts w:ascii="Times New Roman" w:hAnsi="Times New Roman" w:eastAsia="Times New Roman" w:cs="Times New Roman"/>
+                <w:i w:val="false"/>
+                <w:b w:val="false"/>
+                <w:u w:val="none"/>
+                <w:strike w:val="false"/>
+                <w:sz w:val="12"/>
+                <w:szCs w:val="12"/>
+                <w:color w:val="000000"/>
+              </w:rPr>
+            </w:pPr>
+            <w:r>
+              <w:rPr>
+                <w:rFonts w:ascii="Times New Roman" w:hAnsi="Times New Roman" w:eastAsia="Times New Roman" w:cs="Times New Roman"/>
+                <w:i w:val="false"/>
+                <w:b w:val="false"/>
+                <w:u w:val="none"/>
+                <w:strike w:val="false"/>
+                <w:sz w:val="12"/>
+                <w:szCs w:val="12"/>
+                <w:color w:val="000000"/>
+              </w:rPr>
+              <w:t xml:space="preserve"/>
+            </w:r>
+          </w:p>
+        </w:tc>
+        <w:tc>
+          <w:tcPr>
+            <w:tcBorders>
+              <w:bottom w:val="none" w:sz="0" w:space="0" w:color="000000"/>
+              <w:top w:val="none" w:sz="0" w:space="0" w:color="000000"/>
+              <w:left w:val="none" w:sz="0" w:space="0" w:color="000000"/>
+              <w:right w:val="none" w:sz="0" w:space="0" w:color="000000"/>
+            </w:tcBorders>
+            <w:shd w:val="clear" w:color="auto" w:fill="FFFFFF"/>
+            <w:tcMar>
+              <w:top w:w="0" w:type="dxa"/>
+              <w:bottom w:w="0" w:type="dxa"/>
+              <w:left w:w="0" w:type="dxa"/>
+              <w:right w:w="0" w:type="dxa"/>
+            </w:tcMar>
+            <w:vAlign w:val="center"/>
+          </w:tcPr>
+          <w:p>
+            <w:pPr>
+              <w:pStyle w:val="Normal"/>
+              <w:jc w:val="left"/>
+              <w:pBdr>
+                <w:bottom w:val="none" w:sz="0" w:space="0" w:color="000000"/>
+                <w:top w:val="none" w:sz="0" w:space="0" w:color="000000"/>
+                <w:left w:val="none" w:sz="0" w:space="0" w:color="000000"/>
+                <w:right w:val="none" w:sz="0" w:space="0" w:color="000000"/>
+              </w:pBdr>
+              <w:spacing w:after="100" w:before="100" w:line="240"/>
+              <w:ind w:left="100" w:right="100" w:firstLine="0" w:firstLineChars="0"/>
+              <w:rPr>
+                <w:rFonts w:ascii="Times New Roman" w:hAnsi="Times New Roman" w:eastAsia="Times New Roman" w:cs="Times New Roman"/>
+                <w:i w:val="false"/>
+                <w:b w:val="false"/>
+                <w:u w:val="none"/>
+                <w:strike w:val="false"/>
+                <w:sz w:val="12"/>
+                <w:szCs w:val="12"/>
+                <w:color w:val="000000"/>
+              </w:rPr>
+            </w:pPr>
+            <w:r>
+              <w:rPr>
+                <w:rFonts w:ascii="Times New Roman" w:hAnsi="Times New Roman" w:eastAsia="Times New Roman" w:cs="Times New Roman"/>
+                <w:i w:val="false"/>
+                <w:b w:val="false"/>
+                <w:u w:val="none"/>
+                <w:strike w:val="false"/>
+                <w:sz w:val="12"/>
+                <w:szCs w:val="12"/>
+                <w:color w:val="000000"/>
+              </w:rPr>
+              <w:t xml:space="preserve">-5.81 (-10.10, -1.52)</w:t>
+            </w:r>
+          </w:p>
+        </w:tc>
+        <w:tc>
+          <w:tcPr>
+            <w:tcBorders>
+              <w:bottom w:val="none" w:sz="0" w:space="0" w:color="000000"/>
+              <w:top w:val="none" w:sz="0" w:space="0" w:color="000000"/>
+              <w:left w:val="none" w:sz="0" w:space="0" w:color="000000"/>
+              <w:right w:val="none" w:sz="0" w:space="0" w:color="000000"/>
+            </w:tcBorders>
+            <w:shd w:val="clear" w:color="auto" w:fill="FFFFFF"/>
+            <w:tcMar>
+              <w:top w:w="0" w:type="dxa"/>
+              <w:bottom w:w="0" w:type="dxa"/>
+              <w:left w:w="0" w:type="dxa"/>
+              <w:right w:w="0" w:type="dxa"/>
+            </w:tcMar>
+            <w:vAlign w:val="center"/>
+          </w:tcPr>
+          <w:p>
+            <w:pPr>
+              <w:pStyle w:val="Normal"/>
+              <w:jc w:val="left"/>
+              <w:pBdr>
+                <w:bottom w:val="none" w:sz="0" w:space="0" w:color="000000"/>
+                <w:top w:val="none" w:sz="0" w:space="0" w:color="000000"/>
+                <w:left w:val="none" w:sz="0" w:space="0" w:color="000000"/>
+                <w:right w:val="none" w:sz="0" w:space="0" w:color="000000"/>
+              </w:pBdr>
+              <w:spacing w:after="100" w:before="100" w:line="240"/>
+              <w:ind w:left="100" w:right="100" w:firstLine="0" w:firstLineChars="0"/>
+              <w:rPr>
+                <w:rFonts w:ascii="Times New Roman" w:hAnsi="Times New Roman" w:eastAsia="Times New Roman" w:cs="Times New Roman"/>
+                <w:i w:val="false"/>
+                <w:b w:val="false"/>
+                <w:u w:val="none"/>
+                <w:strike w:val="false"/>
+                <w:sz w:val="12"/>
+                <w:szCs w:val="12"/>
+                <w:color w:val="000000"/>
+              </w:rPr>
+            </w:pPr>
+            <w:r>
+              <w:rPr>
+                <w:rFonts w:ascii="Times New Roman" w:hAnsi="Times New Roman" w:eastAsia="Times New Roman" w:cs="Times New Roman"/>
+                <w:i w:val="false"/>
+                <w:b w:val="false"/>
+                <w:u w:val="none"/>
+                <w:strike w:val="false"/>
+                <w:sz w:val="12"/>
+                <w:szCs w:val="12"/>
+                <w:color w:val="000000"/>
+              </w:rPr>
+              <w:t xml:space="preserve">0.008</w:t>
             </w:r>
           </w:p>
         </w:tc>
@@ -11374,557 +11924,7 @@
                 <w:szCs w:val="12"/>
                 <w:color w:val="000000"/>
               </w:rPr>
-              <w:t xml:space="preserve"/>
-            </w:r>
-          </w:p>
-        </w:tc>
-        <w:tc>
-          <w:tcPr>
-            <w:tcBorders>
-              <w:bottom w:val="none" w:sz="0" w:space="0" w:color="000000"/>
-              <w:top w:val="none" w:sz="0" w:space="0" w:color="000000"/>
-              <w:left w:val="none" w:sz="0" w:space="0" w:color="000000"/>
-              <w:right w:val="none" w:sz="0" w:space="0" w:color="000000"/>
-            </w:tcBorders>
-            <w:shd w:val="clear" w:color="auto" w:fill="FFFFFF"/>
-            <w:tcMar>
-              <w:top w:w="0" w:type="dxa"/>
-              <w:bottom w:w="0" w:type="dxa"/>
-              <w:left w:w="0" w:type="dxa"/>
-              <w:right w:w="0" w:type="dxa"/>
-            </w:tcMar>
-            <w:vAlign w:val="center"/>
-          </w:tcPr>
-          <w:p>
-            <w:pPr>
-              <w:pStyle w:val="Normal"/>
-              <w:jc w:val="left"/>
-              <w:pBdr>
-                <w:bottom w:val="none" w:sz="0" w:space="0" w:color="000000"/>
-                <w:top w:val="none" w:sz="0" w:space="0" w:color="000000"/>
-                <w:left w:val="none" w:sz="0" w:space="0" w:color="000000"/>
-                <w:right w:val="none" w:sz="0" w:space="0" w:color="000000"/>
-              </w:pBdr>
-              <w:spacing w:after="100" w:before="100" w:line="240"/>
-              <w:ind w:left="100" w:right="100" w:firstLine="0" w:firstLineChars="0"/>
-              <w:rPr>
-                <w:rFonts w:ascii="Times New Roman" w:hAnsi="Times New Roman" w:eastAsia="Times New Roman" w:cs="Times New Roman"/>
-                <w:i w:val="false"/>
-                <w:b w:val="false"/>
-                <w:u w:val="none"/>
-                <w:strike w:val="false"/>
-                <w:sz w:val="12"/>
-                <w:szCs w:val="12"/>
-                <w:color w:val="000000"/>
-              </w:rPr>
-            </w:pPr>
-            <w:r>
-              <w:rPr>
-                <w:rFonts w:ascii="Times New Roman" w:hAnsi="Times New Roman" w:eastAsia="Times New Roman" w:cs="Times New Roman"/>
-                <w:i w:val="false"/>
-                <w:b w:val="false"/>
-                <w:u w:val="none"/>
-                <w:strike w:val="false"/>
-                <w:sz w:val="12"/>
-                <w:szCs w:val="12"/>
-                <w:color w:val="000000"/>
-              </w:rPr>
-              <w:t xml:space="preserve">1.58 (1.09–2.28)</w:t>
-            </w:r>
-          </w:p>
-        </w:tc>
-        <w:tc>
-          <w:tcPr>
-            <w:tcBorders>
-              <w:bottom w:val="none" w:sz="0" w:space="0" w:color="000000"/>
-              <w:top w:val="none" w:sz="0" w:space="0" w:color="000000"/>
-              <w:left w:val="none" w:sz="0" w:space="0" w:color="000000"/>
-              <w:right w:val="none" w:sz="0" w:space="0" w:color="000000"/>
-            </w:tcBorders>
-            <w:shd w:val="clear" w:color="auto" w:fill="FFFFFF"/>
-            <w:tcMar>
-              <w:top w:w="0" w:type="dxa"/>
-              <w:bottom w:w="0" w:type="dxa"/>
-              <w:left w:w="0" w:type="dxa"/>
-              <w:right w:w="0" w:type="dxa"/>
-            </w:tcMar>
-            <w:vAlign w:val="center"/>
-          </w:tcPr>
-          <w:p>
-            <w:pPr>
-              <w:pStyle w:val="Normal"/>
-              <w:jc w:val="left"/>
-              <w:pBdr>
-                <w:bottom w:val="none" w:sz="0" w:space="0" w:color="000000"/>
-                <w:top w:val="none" w:sz="0" w:space="0" w:color="000000"/>
-                <w:left w:val="none" w:sz="0" w:space="0" w:color="000000"/>
-                <w:right w:val="none" w:sz="0" w:space="0" w:color="000000"/>
-              </w:pBdr>
-              <w:spacing w:after="100" w:before="100" w:line="240"/>
-              <w:ind w:left="100" w:right="100" w:firstLine="0" w:firstLineChars="0"/>
-              <w:rPr>
-                <w:rFonts w:ascii="Times New Roman" w:hAnsi="Times New Roman" w:eastAsia="Times New Roman" w:cs="Times New Roman"/>
-                <w:i w:val="false"/>
-                <w:b w:val="false"/>
-                <w:u w:val="none"/>
-                <w:strike w:val="false"/>
-                <w:sz w:val="12"/>
-                <w:szCs w:val="12"/>
-                <w:color w:val="000000"/>
-              </w:rPr>
-            </w:pPr>
-            <w:r>
-              <w:rPr>
-                <w:rFonts w:ascii="Times New Roman" w:hAnsi="Times New Roman" w:eastAsia="Times New Roman" w:cs="Times New Roman"/>
-                <w:i w:val="false"/>
-                <w:b w:val="false"/>
-                <w:u w:val="none"/>
-                <w:strike w:val="false"/>
-                <w:sz w:val="12"/>
-                <w:szCs w:val="12"/>
-                <w:color w:val="000000"/>
-              </w:rPr>
-              <w:t xml:space="preserve">0.015</w:t>
-            </w:r>
-          </w:p>
-        </w:tc>
-        <w:tc>
-          <w:tcPr>
-            <w:tcBorders>
-              <w:bottom w:val="none" w:sz="0" w:space="0" w:color="000000"/>
-              <w:top w:val="none" w:sz="0" w:space="0" w:color="000000"/>
-              <w:left w:val="none" w:sz="0" w:space="0" w:color="000000"/>
-              <w:right w:val="none" w:sz="0" w:space="0" w:color="000000"/>
-            </w:tcBorders>
-            <w:shd w:val="clear" w:color="auto" w:fill="FFFFFF"/>
-            <w:tcMar>
-              <w:top w:w="0" w:type="dxa"/>
-              <w:bottom w:w="0" w:type="dxa"/>
-              <w:left w:w="0" w:type="dxa"/>
-              <w:right w:w="0" w:type="dxa"/>
-            </w:tcMar>
-            <w:vAlign w:val="center"/>
-          </w:tcPr>
-          <w:p>
-            <w:pPr>
-              <w:pStyle w:val="Normal"/>
-              <w:jc w:val="left"/>
-              <w:pBdr>
-                <w:bottom w:val="none" w:sz="0" w:space="0" w:color="000000"/>
-                <w:top w:val="none" w:sz="0" w:space="0" w:color="000000"/>
-                <w:left w:val="none" w:sz="0" w:space="0" w:color="000000"/>
-                <w:right w:val="none" w:sz="0" w:space="0" w:color="000000"/>
-              </w:pBdr>
-              <w:spacing w:after="100" w:before="100" w:line="240"/>
-              <w:ind w:left="100" w:right="100" w:firstLine="0" w:firstLineChars="0"/>
-              <w:rPr>
-                <w:rFonts w:ascii="Times New Roman" w:hAnsi="Times New Roman" w:eastAsia="Times New Roman" w:cs="Times New Roman"/>
-                <w:i w:val="false"/>
-                <w:b w:val="false"/>
-                <w:u w:val="none"/>
-                <w:strike w:val="false"/>
-                <w:sz w:val="12"/>
-                <w:szCs w:val="12"/>
-                <w:color w:val="000000"/>
-              </w:rPr>
-            </w:pPr>
-            <w:r>
-              <w:rPr>
-                <w:rFonts w:ascii="Times New Roman" w:hAnsi="Times New Roman" w:eastAsia="Times New Roman" w:cs="Times New Roman"/>
-                <w:i w:val="false"/>
-                <w:b w:val="false"/>
-                <w:u w:val="none"/>
-                <w:strike w:val="false"/>
-                <w:sz w:val="12"/>
-                <w:szCs w:val="12"/>
-                <w:color w:val="000000"/>
-              </w:rPr>
-              <w:t xml:space="preserve">0.371</w:t>
-            </w:r>
-          </w:p>
-        </w:tc>
-        <w:tc>
-          <w:tcPr>
-            <w:tcBorders>
-              <w:bottom w:val="none" w:sz="0" w:space="0" w:color="000000"/>
-              <w:top w:val="none" w:sz="0" w:space="0" w:color="000000"/>
-              <w:left w:val="none" w:sz="0" w:space="0" w:color="000000"/>
-              <w:right w:val="none" w:sz="0" w:space="0" w:color="000000"/>
-            </w:tcBorders>
-            <w:shd w:val="clear" w:color="auto" w:fill="FFFFFF"/>
-            <w:tcMar>
-              <w:top w:w="0" w:type="dxa"/>
-              <w:bottom w:w="0" w:type="dxa"/>
-              <w:left w:w="0" w:type="dxa"/>
-              <w:right w:w="0" w:type="dxa"/>
-            </w:tcMar>
-            <w:vAlign w:val="center"/>
-          </w:tcPr>
-          <w:p>
-            <w:pPr>
-              <w:pStyle w:val="Normal"/>
-              <w:jc w:val="left"/>
-              <w:pBdr>
-                <w:bottom w:val="none" w:sz="0" w:space="0" w:color="000000"/>
-                <w:top w:val="none" w:sz="0" w:space="0" w:color="000000"/>
-                <w:left w:val="none" w:sz="0" w:space="0" w:color="000000"/>
-                <w:right w:val="none" w:sz="0" w:space="0" w:color="000000"/>
-              </w:pBdr>
-              <w:spacing w:after="100" w:before="100" w:line="240"/>
-              <w:ind w:left="100" w:right="100" w:firstLine="0" w:firstLineChars="0"/>
-              <w:rPr>
-                <w:rFonts w:ascii="Times New Roman" w:hAnsi="Times New Roman" w:eastAsia="Times New Roman" w:cs="Times New Roman"/>
-                <w:i w:val="false"/>
-                <w:b w:val="false"/>
-                <w:u w:val="none"/>
-                <w:strike w:val="false"/>
-                <w:sz w:val="12"/>
-                <w:szCs w:val="12"/>
-                <w:color w:val="000000"/>
-              </w:rPr>
-            </w:pPr>
-            <w:r>
-              <w:rPr>
-                <w:rFonts w:ascii="Times New Roman" w:hAnsi="Times New Roman" w:eastAsia="Times New Roman" w:cs="Times New Roman"/>
-                <w:i w:val="false"/>
-                <w:b w:val="false"/>
-                <w:u w:val="none"/>
-                <w:strike w:val="false"/>
-                <w:sz w:val="12"/>
-                <w:szCs w:val="12"/>
-                <w:color w:val="000000"/>
-              </w:rPr>
-              <w:t xml:space="preserve"/>
-            </w:r>
-          </w:p>
-        </w:tc>
-        <w:tc>
-          <w:tcPr>
-            <w:tcBorders>
-              <w:bottom w:val="none" w:sz="0" w:space="0" w:color="000000"/>
-              <w:top w:val="none" w:sz="0" w:space="0" w:color="000000"/>
-              <w:left w:val="none" w:sz="0" w:space="0" w:color="000000"/>
-              <w:right w:val="none" w:sz="0" w:space="0" w:color="000000"/>
-            </w:tcBorders>
-            <w:shd w:val="clear" w:color="auto" w:fill="FFFFFF"/>
-            <w:tcMar>
-              <w:top w:w="0" w:type="dxa"/>
-              <w:bottom w:w="0" w:type="dxa"/>
-              <w:left w:w="0" w:type="dxa"/>
-              <w:right w:w="0" w:type="dxa"/>
-            </w:tcMar>
-            <w:vAlign w:val="center"/>
-          </w:tcPr>
-          <w:p>
-            <w:pPr>
-              <w:pStyle w:val="Normal"/>
-              <w:jc w:val="left"/>
-              <w:pBdr>
-                <w:bottom w:val="none" w:sz="0" w:space="0" w:color="000000"/>
-                <w:top w:val="none" w:sz="0" w:space="0" w:color="000000"/>
-                <w:left w:val="none" w:sz="0" w:space="0" w:color="000000"/>
-                <w:right w:val="none" w:sz="0" w:space="0" w:color="000000"/>
-              </w:pBdr>
-              <w:spacing w:after="100" w:before="100" w:line="240"/>
-              <w:ind w:left="100" w:right="100" w:firstLine="0" w:firstLineChars="0"/>
-              <w:rPr>
-                <w:rFonts w:ascii="Times New Roman" w:hAnsi="Times New Roman" w:eastAsia="Times New Roman" w:cs="Times New Roman"/>
-                <w:i w:val="false"/>
-                <w:b w:val="false"/>
-                <w:u w:val="none"/>
-                <w:strike w:val="false"/>
-                <w:sz w:val="12"/>
-                <w:szCs w:val="12"/>
-                <w:color w:val="000000"/>
-              </w:rPr>
-            </w:pPr>
-            <w:r>
-              <w:rPr>
-                <w:rFonts w:ascii="Times New Roman" w:hAnsi="Times New Roman" w:eastAsia="Times New Roman" w:cs="Times New Roman"/>
-                <w:i w:val="false"/>
-                <w:b w:val="false"/>
-                <w:u w:val="none"/>
-                <w:strike w:val="false"/>
-                <w:sz w:val="12"/>
-                <w:szCs w:val="12"/>
-                <w:color w:val="000000"/>
-              </w:rPr>
-              <w:t xml:space="preserve"/>
-            </w:r>
-          </w:p>
-        </w:tc>
-        <w:tc>
-          <w:tcPr>
-            <w:tcBorders>
-              <w:bottom w:val="none" w:sz="0" w:space="0" w:color="000000"/>
-              <w:top w:val="none" w:sz="0" w:space="0" w:color="000000"/>
-              <w:left w:val="none" w:sz="0" w:space="0" w:color="000000"/>
-              <w:right w:val="none" w:sz="0" w:space="0" w:color="000000"/>
-            </w:tcBorders>
-            <w:shd w:val="clear" w:color="auto" w:fill="FFFFFF"/>
-            <w:tcMar>
-              <w:top w:w="0" w:type="dxa"/>
-              <w:bottom w:w="0" w:type="dxa"/>
-              <w:left w:w="0" w:type="dxa"/>
-              <w:right w:w="0" w:type="dxa"/>
-            </w:tcMar>
-            <w:vAlign w:val="center"/>
-          </w:tcPr>
-          <w:p>
-            <w:pPr>
-              <w:pStyle w:val="Normal"/>
-              <w:jc w:val="left"/>
-              <w:pBdr>
-                <w:bottom w:val="none" w:sz="0" w:space="0" w:color="000000"/>
-                <w:top w:val="none" w:sz="0" w:space="0" w:color="000000"/>
-                <w:left w:val="none" w:sz="0" w:space="0" w:color="000000"/>
-                <w:right w:val="none" w:sz="0" w:space="0" w:color="000000"/>
-              </w:pBdr>
-              <w:spacing w:after="100" w:before="100" w:line="240"/>
-              <w:ind w:left="100" w:right="100" w:firstLine="0" w:firstLineChars="0"/>
-              <w:rPr>
-                <w:rFonts w:ascii="Times New Roman" w:hAnsi="Times New Roman" w:eastAsia="Times New Roman" w:cs="Times New Roman"/>
-                <w:i w:val="false"/>
-                <w:b w:val="false"/>
-                <w:u w:val="none"/>
-                <w:strike w:val="false"/>
-                <w:sz w:val="12"/>
-                <w:szCs w:val="12"/>
-                <w:color w:val="000000"/>
-              </w:rPr>
-            </w:pPr>
-            <w:r>
-              <w:rPr>
-                <w:rFonts w:ascii="Times New Roman" w:hAnsi="Times New Roman" w:eastAsia="Times New Roman" w:cs="Times New Roman"/>
-                <w:i w:val="false"/>
-                <w:b w:val="false"/>
-                <w:u w:val="none"/>
-                <w:strike w:val="false"/>
-                <w:sz w:val="12"/>
-                <w:szCs w:val="12"/>
-                <w:color w:val="000000"/>
-              </w:rPr>
-              <w:t xml:space="preserve"/>
-            </w:r>
-          </w:p>
-        </w:tc>
-        <w:tc>
-          <w:tcPr>
-            <w:tcBorders>
-              <w:bottom w:val="none" w:sz="0" w:space="0" w:color="000000"/>
-              <w:top w:val="none" w:sz="0" w:space="0" w:color="000000"/>
-              <w:left w:val="none" w:sz="0" w:space="0" w:color="000000"/>
-              <w:right w:val="none" w:sz="0" w:space="0" w:color="000000"/>
-            </w:tcBorders>
-            <w:shd w:val="clear" w:color="auto" w:fill="FFFFFF"/>
-            <w:tcMar>
-              <w:top w:w="0" w:type="dxa"/>
-              <w:bottom w:w="0" w:type="dxa"/>
-              <w:left w:w="0" w:type="dxa"/>
-              <w:right w:w="0" w:type="dxa"/>
-            </w:tcMar>
-            <w:vAlign w:val="center"/>
-          </w:tcPr>
-          <w:p>
-            <w:pPr>
-              <w:pStyle w:val="Normal"/>
-              <w:jc w:val="left"/>
-              <w:pBdr>
-                <w:bottom w:val="none" w:sz="0" w:space="0" w:color="000000"/>
-                <w:top w:val="none" w:sz="0" w:space="0" w:color="000000"/>
-                <w:left w:val="none" w:sz="0" w:space="0" w:color="000000"/>
-                <w:right w:val="none" w:sz="0" w:space="0" w:color="000000"/>
-              </w:pBdr>
-              <w:spacing w:after="100" w:before="100" w:line="240"/>
-              <w:ind w:left="100" w:right="100" w:firstLine="0" w:firstLineChars="0"/>
-              <w:rPr>
-                <w:rFonts w:ascii="Times New Roman" w:hAnsi="Times New Roman" w:eastAsia="Times New Roman" w:cs="Times New Roman"/>
-                <w:i w:val="false"/>
-                <w:b w:val="false"/>
-                <w:u w:val="none"/>
-                <w:strike w:val="false"/>
-                <w:sz w:val="12"/>
-                <w:szCs w:val="12"/>
-                <w:color w:val="000000"/>
-              </w:rPr>
-            </w:pPr>
-            <w:r>
-              <w:rPr>
-                <w:rFonts w:ascii="Times New Roman" w:hAnsi="Times New Roman" w:eastAsia="Times New Roman" w:cs="Times New Roman"/>
-                <w:i w:val="false"/>
-                <w:b w:val="false"/>
-                <w:u w:val="none"/>
-                <w:strike w:val="false"/>
-                <w:sz w:val="12"/>
-                <w:szCs w:val="12"/>
-                <w:color w:val="000000"/>
-              </w:rPr>
-              <w:t xml:space="preserve"/>
-            </w:r>
-          </w:p>
-        </w:tc>
-        <w:tc>
-          <w:tcPr>
-            <w:tcBorders>
-              <w:bottom w:val="none" w:sz="0" w:space="0" w:color="000000"/>
-              <w:top w:val="none" w:sz="0" w:space="0" w:color="000000"/>
-              <w:left w:val="none" w:sz="0" w:space="0" w:color="000000"/>
-              <w:right w:val="none" w:sz="0" w:space="0" w:color="000000"/>
-            </w:tcBorders>
-            <w:shd w:val="clear" w:color="auto" w:fill="FFFFFF"/>
-            <w:tcMar>
-              <w:top w:w="0" w:type="dxa"/>
-              <w:bottom w:w="0" w:type="dxa"/>
-              <w:left w:w="0" w:type="dxa"/>
-              <w:right w:w="0" w:type="dxa"/>
-            </w:tcMar>
-            <w:vAlign w:val="center"/>
-          </w:tcPr>
-          <w:p>
-            <w:pPr>
-              <w:pStyle w:val="Normal"/>
-              <w:jc w:val="left"/>
-              <w:pBdr>
-                <w:bottom w:val="none" w:sz="0" w:space="0" w:color="000000"/>
-                <w:top w:val="none" w:sz="0" w:space="0" w:color="000000"/>
-                <w:left w:val="none" w:sz="0" w:space="0" w:color="000000"/>
-                <w:right w:val="none" w:sz="0" w:space="0" w:color="000000"/>
-              </w:pBdr>
-              <w:spacing w:after="100" w:before="100" w:line="240"/>
-              <w:ind w:left="100" w:right="100" w:firstLine="0" w:firstLineChars="0"/>
-              <w:rPr>
-                <w:rFonts w:ascii="Times New Roman" w:hAnsi="Times New Roman" w:eastAsia="Times New Roman" w:cs="Times New Roman"/>
-                <w:i w:val="false"/>
-                <w:b w:val="false"/>
-                <w:u w:val="none"/>
-                <w:strike w:val="false"/>
-                <w:sz w:val="12"/>
-                <w:szCs w:val="12"/>
-                <w:color w:val="000000"/>
-              </w:rPr>
-            </w:pPr>
-            <w:r>
-              <w:rPr>
-                <w:rFonts w:ascii="Times New Roman" w:hAnsi="Times New Roman" w:eastAsia="Times New Roman" w:cs="Times New Roman"/>
-                <w:i w:val="false"/>
-                <w:b w:val="false"/>
-                <w:u w:val="none"/>
-                <w:strike w:val="false"/>
-                <w:sz w:val="12"/>
-                <w:szCs w:val="12"/>
-                <w:color w:val="000000"/>
-              </w:rPr>
-              <w:t xml:space="preserve">-5.81 (-10.10, -1.52)</w:t>
-            </w:r>
-          </w:p>
-        </w:tc>
-        <w:tc>
-          <w:tcPr>
-            <w:tcBorders>
-              <w:bottom w:val="none" w:sz="0" w:space="0" w:color="000000"/>
-              <w:top w:val="none" w:sz="0" w:space="0" w:color="000000"/>
-              <w:left w:val="none" w:sz="0" w:space="0" w:color="000000"/>
-              <w:right w:val="none" w:sz="0" w:space="0" w:color="000000"/>
-            </w:tcBorders>
-            <w:shd w:val="clear" w:color="auto" w:fill="FFFFFF"/>
-            <w:tcMar>
-              <w:top w:w="0" w:type="dxa"/>
-              <w:bottom w:w="0" w:type="dxa"/>
-              <w:left w:w="0" w:type="dxa"/>
-              <w:right w:w="0" w:type="dxa"/>
-            </w:tcMar>
-            <w:vAlign w:val="center"/>
-          </w:tcPr>
-          <w:p>
-            <w:pPr>
-              <w:pStyle w:val="Normal"/>
-              <w:jc w:val="left"/>
-              <w:pBdr>
-                <w:bottom w:val="none" w:sz="0" w:space="0" w:color="000000"/>
-                <w:top w:val="none" w:sz="0" w:space="0" w:color="000000"/>
-                <w:left w:val="none" w:sz="0" w:space="0" w:color="000000"/>
-                <w:right w:val="none" w:sz="0" w:space="0" w:color="000000"/>
-              </w:pBdr>
-              <w:spacing w:after="100" w:before="100" w:line="240"/>
-              <w:ind w:left="100" w:right="100" w:firstLine="0" w:firstLineChars="0"/>
-              <w:rPr>
-                <w:rFonts w:ascii="Times New Roman" w:hAnsi="Times New Roman" w:eastAsia="Times New Roman" w:cs="Times New Roman"/>
-                <w:i w:val="false"/>
-                <w:b w:val="false"/>
-                <w:u w:val="none"/>
-                <w:strike w:val="false"/>
-                <w:sz w:val="12"/>
-                <w:szCs w:val="12"/>
-                <w:color w:val="000000"/>
-              </w:rPr>
-            </w:pPr>
-            <w:r>
-              <w:rPr>
-                <w:rFonts w:ascii="Times New Roman" w:hAnsi="Times New Roman" w:eastAsia="Times New Roman" w:cs="Times New Roman"/>
-                <w:i w:val="false"/>
-                <w:b w:val="false"/>
-                <w:u w:val="none"/>
-                <w:strike w:val="false"/>
-                <w:sz w:val="12"/>
-                <w:szCs w:val="12"/>
-                <w:color w:val="000000"/>
-              </w:rPr>
-              <w:t xml:space="preserve">0.008</w:t>
-            </w:r>
-          </w:p>
-        </w:tc>
-        <w:tc>
-          <w:tcPr>
-            <w:tcBorders>
-              <w:bottom w:val="none" w:sz="0" w:space="0" w:color="000000"/>
-              <w:top w:val="none" w:sz="0" w:space="0" w:color="000000"/>
-              <w:left w:val="none" w:sz="0" w:space="0" w:color="000000"/>
-              <w:right w:val="none" w:sz="0" w:space="0" w:color="000000"/>
-            </w:tcBorders>
-            <w:shd w:val="clear" w:color="auto" w:fill="FFFFFF"/>
-            <w:tcMar>
-              <w:top w:w="0" w:type="dxa"/>
-              <w:bottom w:w="0" w:type="dxa"/>
-              <w:left w:w="0" w:type="dxa"/>
-              <w:right w:w="0" w:type="dxa"/>
-            </w:tcMar>
-            <w:vAlign w:val="center"/>
-          </w:tcPr>
-          <w:p>
-            <w:pPr>
-              <w:pStyle w:val="Normal"/>
-              <w:jc w:val="right"/>
-              <w:pBdr>
-                <w:bottom w:val="none" w:sz="0" w:space="0" w:color="000000"/>
-                <w:top w:val="none" w:sz="0" w:space="0" w:color="000000"/>
-                <w:left w:val="none" w:sz="0" w:space="0" w:color="000000"/>
-                <w:right w:val="none" w:sz="0" w:space="0" w:color="000000"/>
-              </w:pBdr>
-              <w:spacing w:after="100" w:before="100" w:line="240"/>
-              <w:ind w:left="100" w:right="100" w:firstLine="0" w:firstLineChars="0"/>
-              <w:rPr>
-                <w:rFonts w:ascii="Times New Roman" w:hAnsi="Times New Roman" w:eastAsia="Times New Roman" w:cs="Times New Roman"/>
-                <w:i w:val="false"/>
-                <w:b w:val="false"/>
-                <w:u w:val="none"/>
-                <w:strike w:val="false"/>
-                <w:sz w:val="12"/>
-                <w:szCs w:val="12"/>
-                <w:color w:val="000000"/>
-              </w:rPr>
-            </w:pPr>
-            <w:r>
-              <w:rPr>
-                <w:rFonts w:ascii="Times New Roman" w:hAnsi="Times New Roman" w:eastAsia="Times New Roman" w:cs="Times New Roman"/>
-                <w:i w:val="false"/>
-                <w:b w:val="false"/>
-                <w:u w:val="none"/>
-                <w:strike w:val="false"/>
-                <w:sz w:val="12"/>
-                <w:szCs w:val="12"/>
-                <w:color w:val="000000"/>
-              </w:rPr>
-              <w:t xml:space="preserve">false</w:t>
+              <w:t xml:space="preserve">true</w:t>
             </w:r>
           </w:p>
         </w:tc>
@@ -12644,172 +12644,172 @@
                 <w:szCs w:val="12"/>
                 <w:color w:val="000000"/>
               </w:rPr>
-              <w:t xml:space="preserve">0.89 (0.70–1.15)</w:t>
-            </w:r>
-          </w:p>
-        </w:tc>
-        <w:tc>
-          <w:tcPr>
-            <w:tcBorders>
-              <w:bottom w:val="none" w:sz="0" w:space="0" w:color="000000"/>
-              <w:top w:val="none" w:sz="0" w:space="0" w:color="000000"/>
-              <w:left w:val="none" w:sz="0" w:space="0" w:color="000000"/>
-              <w:right w:val="none" w:sz="0" w:space="0" w:color="000000"/>
-            </w:tcBorders>
-            <w:shd w:val="clear" w:color="auto" w:fill="FFFFFF"/>
-            <w:tcMar>
-              <w:top w:w="0" w:type="dxa"/>
-              <w:bottom w:w="0" w:type="dxa"/>
-              <w:left w:w="0" w:type="dxa"/>
-              <w:right w:w="0" w:type="dxa"/>
-            </w:tcMar>
-            <w:vAlign w:val="center"/>
-          </w:tcPr>
-          <w:p>
-            <w:pPr>
-              <w:pStyle w:val="Normal"/>
-              <w:jc w:val="left"/>
-              <w:pBdr>
-                <w:bottom w:val="none" w:sz="0" w:space="0" w:color="000000"/>
-                <w:top w:val="none" w:sz="0" w:space="0" w:color="000000"/>
-                <w:left w:val="none" w:sz="0" w:space="0" w:color="000000"/>
-                <w:right w:val="none" w:sz="0" w:space="0" w:color="000000"/>
-              </w:pBdr>
-              <w:spacing w:after="100" w:before="100" w:line="240"/>
-              <w:ind w:left="100" w:right="100" w:firstLine="0" w:firstLineChars="0"/>
-              <w:rPr>
-                <w:rFonts w:ascii="Times New Roman" w:hAnsi="Times New Roman" w:eastAsia="Times New Roman" w:cs="Times New Roman"/>
-                <w:i w:val="false"/>
-                <w:b w:val="false"/>
-                <w:u w:val="none"/>
-                <w:strike w:val="false"/>
-                <w:sz w:val="12"/>
-                <w:szCs w:val="12"/>
-                <w:color w:val="000000"/>
-              </w:rPr>
-            </w:pPr>
-            <w:r>
-              <w:rPr>
-                <w:rFonts w:ascii="Times New Roman" w:hAnsi="Times New Roman" w:eastAsia="Times New Roman" w:cs="Times New Roman"/>
-                <w:i w:val="false"/>
-                <w:b w:val="false"/>
-                <w:u w:val="none"/>
-                <w:strike w:val="false"/>
-                <w:sz w:val="12"/>
-                <w:szCs w:val="12"/>
-                <w:color w:val="000000"/>
-              </w:rPr>
-              <w:t xml:space="preserve">0.380</w:t>
-            </w:r>
-          </w:p>
-        </w:tc>
-        <w:tc>
-          <w:tcPr>
-            <w:tcBorders>
-              <w:bottom w:val="none" w:sz="0" w:space="0" w:color="000000"/>
-              <w:top w:val="none" w:sz="0" w:space="0" w:color="000000"/>
-              <w:left w:val="none" w:sz="0" w:space="0" w:color="000000"/>
-              <w:right w:val="none" w:sz="0" w:space="0" w:color="000000"/>
-            </w:tcBorders>
-            <w:shd w:val="clear" w:color="auto" w:fill="FFFFFF"/>
-            <w:tcMar>
-              <w:top w:w="0" w:type="dxa"/>
-              <w:bottom w:w="0" w:type="dxa"/>
-              <w:left w:w="0" w:type="dxa"/>
-              <w:right w:w="0" w:type="dxa"/>
-            </w:tcMar>
-            <w:vAlign w:val="center"/>
-          </w:tcPr>
-          <w:p>
-            <w:pPr>
-              <w:pStyle w:val="Normal"/>
-              <w:jc w:val="left"/>
-              <w:pBdr>
-                <w:bottom w:val="none" w:sz="0" w:space="0" w:color="000000"/>
-                <w:top w:val="none" w:sz="0" w:space="0" w:color="000000"/>
-                <w:left w:val="none" w:sz="0" w:space="0" w:color="000000"/>
-                <w:right w:val="none" w:sz="0" w:space="0" w:color="000000"/>
-              </w:pBdr>
-              <w:spacing w:after="100" w:before="100" w:line="240"/>
-              <w:ind w:left="100" w:right="100" w:firstLine="0" w:firstLineChars="0"/>
-              <w:rPr>
-                <w:rFonts w:ascii="Times New Roman" w:hAnsi="Times New Roman" w:eastAsia="Times New Roman" w:cs="Times New Roman"/>
-                <w:i w:val="false"/>
-                <w:b w:val="false"/>
-                <w:u w:val="none"/>
-                <w:strike w:val="false"/>
-                <w:sz w:val="12"/>
-                <w:szCs w:val="12"/>
-                <w:color w:val="000000"/>
-              </w:rPr>
-            </w:pPr>
-            <w:r>
-              <w:rPr>
-                <w:rFonts w:ascii="Times New Roman" w:hAnsi="Times New Roman" w:eastAsia="Times New Roman" w:cs="Times New Roman"/>
-                <w:i w:val="false"/>
-                <w:b w:val="false"/>
-                <w:u w:val="none"/>
-                <w:strike w:val="false"/>
-                <w:sz w:val="12"/>
-                <w:szCs w:val="12"/>
-                <w:color w:val="000000"/>
-              </w:rPr>
-              <w:t xml:space="preserve">0.476</w:t>
-            </w:r>
-          </w:p>
-        </w:tc>
-        <w:tc>
-          <w:tcPr>
-            <w:tcBorders>
-              <w:bottom w:val="none" w:sz="0" w:space="0" w:color="000000"/>
-              <w:top w:val="none" w:sz="0" w:space="0" w:color="000000"/>
-              <w:left w:val="none" w:sz="0" w:space="0" w:color="000000"/>
-              <w:right w:val="none" w:sz="0" w:space="0" w:color="000000"/>
-            </w:tcBorders>
-            <w:shd w:val="clear" w:color="auto" w:fill="FFFFFF"/>
-            <w:tcMar>
-              <w:top w:w="0" w:type="dxa"/>
-              <w:bottom w:w="0" w:type="dxa"/>
-              <w:left w:w="0" w:type="dxa"/>
-              <w:right w:w="0" w:type="dxa"/>
-            </w:tcMar>
-            <w:vAlign w:val="center"/>
-          </w:tcPr>
-          <w:p>
-            <w:pPr>
-              <w:pStyle w:val="Normal"/>
-              <w:jc w:val="left"/>
-              <w:pBdr>
-                <w:bottom w:val="none" w:sz="0" w:space="0" w:color="000000"/>
-                <w:top w:val="none" w:sz="0" w:space="0" w:color="000000"/>
-                <w:left w:val="none" w:sz="0" w:space="0" w:color="000000"/>
-                <w:right w:val="none" w:sz="0" w:space="0" w:color="000000"/>
-              </w:pBdr>
-              <w:spacing w:after="100" w:before="100" w:line="240"/>
-              <w:ind w:left="100" w:right="100" w:firstLine="0" w:firstLineChars="0"/>
-              <w:rPr>
-                <w:rFonts w:ascii="Times New Roman" w:hAnsi="Times New Roman" w:eastAsia="Times New Roman" w:cs="Times New Roman"/>
-                <w:i w:val="false"/>
-                <w:b w:val="false"/>
-                <w:u w:val="none"/>
-                <w:strike w:val="false"/>
-                <w:sz w:val="12"/>
-                <w:szCs w:val="12"/>
-                <w:color w:val="000000"/>
-              </w:rPr>
-            </w:pPr>
-            <w:r>
-              <w:rPr>
-                <w:rFonts w:ascii="Times New Roman" w:hAnsi="Times New Roman" w:eastAsia="Times New Roman" w:cs="Times New Roman"/>
-                <w:i w:val="false"/>
-                <w:b w:val="false"/>
-                <w:u w:val="none"/>
-                <w:strike w:val="false"/>
-                <w:sz w:val="12"/>
-                <w:szCs w:val="12"/>
-                <w:color w:val="000000"/>
-              </w:rPr>
-              <w:t xml:space="preserve">12.2</w:t>
+              <w:t xml:space="preserve">0.87 (0.68–1.12)</w:t>
+            </w:r>
+          </w:p>
+        </w:tc>
+        <w:tc>
+          <w:tcPr>
+            <w:tcBorders>
+              <w:bottom w:val="none" w:sz="0" w:space="0" w:color="000000"/>
+              <w:top w:val="none" w:sz="0" w:space="0" w:color="000000"/>
+              <w:left w:val="none" w:sz="0" w:space="0" w:color="000000"/>
+              <w:right w:val="none" w:sz="0" w:space="0" w:color="000000"/>
+            </w:tcBorders>
+            <w:shd w:val="clear" w:color="auto" w:fill="FFFFFF"/>
+            <w:tcMar>
+              <w:top w:w="0" w:type="dxa"/>
+              <w:bottom w:w="0" w:type="dxa"/>
+              <w:left w:w="0" w:type="dxa"/>
+              <w:right w:w="0" w:type="dxa"/>
+            </w:tcMar>
+            <w:vAlign w:val="center"/>
+          </w:tcPr>
+          <w:p>
+            <w:pPr>
+              <w:pStyle w:val="Normal"/>
+              <w:jc w:val="left"/>
+              <w:pBdr>
+                <w:bottom w:val="none" w:sz="0" w:space="0" w:color="000000"/>
+                <w:top w:val="none" w:sz="0" w:space="0" w:color="000000"/>
+                <w:left w:val="none" w:sz="0" w:space="0" w:color="000000"/>
+                <w:right w:val="none" w:sz="0" w:space="0" w:color="000000"/>
+              </w:pBdr>
+              <w:spacing w:after="100" w:before="100" w:line="240"/>
+              <w:ind w:left="100" w:right="100" w:firstLine="0" w:firstLineChars="0"/>
+              <w:rPr>
+                <w:rFonts w:ascii="Times New Roman" w:hAnsi="Times New Roman" w:eastAsia="Times New Roman" w:cs="Times New Roman"/>
+                <w:i w:val="false"/>
+                <w:b w:val="false"/>
+                <w:u w:val="none"/>
+                <w:strike w:val="false"/>
+                <w:sz w:val="12"/>
+                <w:szCs w:val="12"/>
+                <w:color w:val="000000"/>
+              </w:rPr>
+            </w:pPr>
+            <w:r>
+              <w:rPr>
+                <w:rFonts w:ascii="Times New Roman" w:hAnsi="Times New Roman" w:eastAsia="Times New Roman" w:cs="Times New Roman"/>
+                <w:i w:val="false"/>
+                <w:b w:val="false"/>
+                <w:u w:val="none"/>
+                <w:strike w:val="false"/>
+                <w:sz w:val="12"/>
+                <w:szCs w:val="12"/>
+                <w:color w:val="000000"/>
+              </w:rPr>
+              <w:t xml:space="preserve">0.278</w:t>
+            </w:r>
+          </w:p>
+        </w:tc>
+        <w:tc>
+          <w:tcPr>
+            <w:tcBorders>
+              <w:bottom w:val="none" w:sz="0" w:space="0" w:color="000000"/>
+              <w:top w:val="none" w:sz="0" w:space="0" w:color="000000"/>
+              <w:left w:val="none" w:sz="0" w:space="0" w:color="000000"/>
+              <w:right w:val="none" w:sz="0" w:space="0" w:color="000000"/>
+            </w:tcBorders>
+            <w:shd w:val="clear" w:color="auto" w:fill="FFFFFF"/>
+            <w:tcMar>
+              <w:top w:w="0" w:type="dxa"/>
+              <w:bottom w:w="0" w:type="dxa"/>
+              <w:left w:w="0" w:type="dxa"/>
+              <w:right w:w="0" w:type="dxa"/>
+            </w:tcMar>
+            <w:vAlign w:val="center"/>
+          </w:tcPr>
+          <w:p>
+            <w:pPr>
+              <w:pStyle w:val="Normal"/>
+              <w:jc w:val="left"/>
+              <w:pBdr>
+                <w:bottom w:val="none" w:sz="0" w:space="0" w:color="000000"/>
+                <w:top w:val="none" w:sz="0" w:space="0" w:color="000000"/>
+                <w:left w:val="none" w:sz="0" w:space="0" w:color="000000"/>
+                <w:right w:val="none" w:sz="0" w:space="0" w:color="000000"/>
+              </w:pBdr>
+              <w:spacing w:after="100" w:before="100" w:line="240"/>
+              <w:ind w:left="100" w:right="100" w:firstLine="0" w:firstLineChars="0"/>
+              <w:rPr>
+                <w:rFonts w:ascii="Times New Roman" w:hAnsi="Times New Roman" w:eastAsia="Times New Roman" w:cs="Times New Roman"/>
+                <w:i w:val="false"/>
+                <w:b w:val="false"/>
+                <w:u w:val="none"/>
+                <w:strike w:val="false"/>
+                <w:sz w:val="12"/>
+                <w:szCs w:val="12"/>
+                <w:color w:val="000000"/>
+              </w:rPr>
+            </w:pPr>
+            <w:r>
+              <w:rPr>
+                <w:rFonts w:ascii="Times New Roman" w:hAnsi="Times New Roman" w:eastAsia="Times New Roman" w:cs="Times New Roman"/>
+                <w:i w:val="false"/>
+                <w:b w:val="false"/>
+                <w:u w:val="none"/>
+                <w:strike w:val="false"/>
+                <w:sz w:val="12"/>
+                <w:szCs w:val="12"/>
+                <w:color w:val="000000"/>
+              </w:rPr>
+              <w:t xml:space="preserve">0.461</w:t>
+            </w:r>
+          </w:p>
+        </w:tc>
+        <w:tc>
+          <w:tcPr>
+            <w:tcBorders>
+              <w:bottom w:val="none" w:sz="0" w:space="0" w:color="000000"/>
+              <w:top w:val="none" w:sz="0" w:space="0" w:color="000000"/>
+              <w:left w:val="none" w:sz="0" w:space="0" w:color="000000"/>
+              <w:right w:val="none" w:sz="0" w:space="0" w:color="000000"/>
+            </w:tcBorders>
+            <w:shd w:val="clear" w:color="auto" w:fill="FFFFFF"/>
+            <w:tcMar>
+              <w:top w:w="0" w:type="dxa"/>
+              <w:bottom w:w="0" w:type="dxa"/>
+              <w:left w:w="0" w:type="dxa"/>
+              <w:right w:w="0" w:type="dxa"/>
+            </w:tcMar>
+            <w:vAlign w:val="center"/>
+          </w:tcPr>
+          <w:p>
+            <w:pPr>
+              <w:pStyle w:val="Normal"/>
+              <w:jc w:val="left"/>
+              <w:pBdr>
+                <w:bottom w:val="none" w:sz="0" w:space="0" w:color="000000"/>
+                <w:top w:val="none" w:sz="0" w:space="0" w:color="000000"/>
+                <w:left w:val="none" w:sz="0" w:space="0" w:color="000000"/>
+                <w:right w:val="none" w:sz="0" w:space="0" w:color="000000"/>
+              </w:pBdr>
+              <w:spacing w:after="100" w:before="100" w:line="240"/>
+              <w:ind w:left="100" w:right="100" w:firstLine="0" w:firstLineChars="0"/>
+              <w:rPr>
+                <w:rFonts w:ascii="Times New Roman" w:hAnsi="Times New Roman" w:eastAsia="Times New Roman" w:cs="Times New Roman"/>
+                <w:i w:val="false"/>
+                <w:b w:val="false"/>
+                <w:u w:val="none"/>
+                <w:strike w:val="false"/>
+                <w:sz w:val="12"/>
+                <w:szCs w:val="12"/>
+                <w:color w:val="000000"/>
+              </w:rPr>
+            </w:pPr>
+            <w:r>
+              <w:rPr>
+                <w:rFonts w:ascii="Times New Roman" w:hAnsi="Times New Roman" w:eastAsia="Times New Roman" w:cs="Times New Roman"/>
+                <w:i w:val="false"/>
+                <w:b w:val="false"/>
+                <w:u w:val="none"/>
+                <w:strike w:val="false"/>
+                <w:sz w:val="12"/>
+                <w:szCs w:val="12"/>
+                <w:color w:val="000000"/>
+              </w:rPr>
+              <w:t xml:space="preserve">9.8</w:t>
             </w:r>
           </w:p>
         </w:tc>
@@ -12919,337 +12919,337 @@
                 <w:szCs w:val="12"/>
                 <w:color w:val="000000"/>
               </w:rPr>
-              <w:t xml:space="preserve">0.86 (0.66–1.12)</w:t>
-            </w:r>
-          </w:p>
-        </w:tc>
-        <w:tc>
-          <w:tcPr>
-            <w:tcBorders>
-              <w:bottom w:val="none" w:sz="0" w:space="0" w:color="000000"/>
-              <w:top w:val="none" w:sz="0" w:space="0" w:color="000000"/>
-              <w:left w:val="none" w:sz="0" w:space="0" w:color="000000"/>
-              <w:right w:val="none" w:sz="0" w:space="0" w:color="000000"/>
-            </w:tcBorders>
-            <w:shd w:val="clear" w:color="auto" w:fill="FFFFFF"/>
-            <w:tcMar>
-              <w:top w:w="0" w:type="dxa"/>
-              <w:bottom w:w="0" w:type="dxa"/>
-              <w:left w:w="0" w:type="dxa"/>
-              <w:right w:w="0" w:type="dxa"/>
-            </w:tcMar>
-            <w:vAlign w:val="center"/>
-          </w:tcPr>
-          <w:p>
-            <w:pPr>
-              <w:pStyle w:val="Normal"/>
-              <w:jc w:val="left"/>
-              <w:pBdr>
-                <w:bottom w:val="none" w:sz="0" w:space="0" w:color="000000"/>
-                <w:top w:val="none" w:sz="0" w:space="0" w:color="000000"/>
-                <w:left w:val="none" w:sz="0" w:space="0" w:color="000000"/>
-                <w:right w:val="none" w:sz="0" w:space="0" w:color="000000"/>
-              </w:pBdr>
-              <w:spacing w:after="100" w:before="100" w:line="240"/>
-              <w:ind w:left="100" w:right="100" w:firstLine="0" w:firstLineChars="0"/>
-              <w:rPr>
-                <w:rFonts w:ascii="Times New Roman" w:hAnsi="Times New Roman" w:eastAsia="Times New Roman" w:cs="Times New Roman"/>
-                <w:i w:val="false"/>
-                <w:b w:val="false"/>
-                <w:u w:val="none"/>
-                <w:strike w:val="false"/>
-                <w:sz w:val="12"/>
-                <w:szCs w:val="12"/>
-                <w:color w:val="000000"/>
-              </w:rPr>
-            </w:pPr>
-            <w:r>
-              <w:rPr>
-                <w:rFonts w:ascii="Times New Roman" w:hAnsi="Times New Roman" w:eastAsia="Times New Roman" w:cs="Times New Roman"/>
-                <w:i w:val="false"/>
-                <w:b w:val="false"/>
-                <w:u w:val="none"/>
-                <w:strike w:val="false"/>
-                <w:sz w:val="12"/>
-                <w:szCs w:val="12"/>
-                <w:color w:val="000000"/>
-              </w:rPr>
-              <w:t xml:space="preserve">0.251</w:t>
-            </w:r>
-          </w:p>
-        </w:tc>
-        <w:tc>
-          <w:tcPr>
-            <w:tcBorders>
-              <w:bottom w:val="none" w:sz="0" w:space="0" w:color="000000"/>
-              <w:top w:val="none" w:sz="0" w:space="0" w:color="000000"/>
-              <w:left w:val="none" w:sz="0" w:space="0" w:color="000000"/>
-              <w:right w:val="none" w:sz="0" w:space="0" w:color="000000"/>
-            </w:tcBorders>
-            <w:shd w:val="clear" w:color="auto" w:fill="FFFFFF"/>
-            <w:tcMar>
-              <w:top w:w="0" w:type="dxa"/>
-              <w:bottom w:w="0" w:type="dxa"/>
-              <w:left w:w="0" w:type="dxa"/>
-              <w:right w:w="0" w:type="dxa"/>
-            </w:tcMar>
-            <w:vAlign w:val="center"/>
-          </w:tcPr>
-          <w:p>
-            <w:pPr>
-              <w:pStyle w:val="Normal"/>
-              <w:jc w:val="left"/>
-              <w:pBdr>
-                <w:bottom w:val="none" w:sz="0" w:space="0" w:color="000000"/>
-                <w:top w:val="none" w:sz="0" w:space="0" w:color="000000"/>
-                <w:left w:val="none" w:sz="0" w:space="0" w:color="000000"/>
-                <w:right w:val="none" w:sz="0" w:space="0" w:color="000000"/>
-              </w:pBdr>
-              <w:spacing w:after="100" w:before="100" w:line="240"/>
-              <w:ind w:left="100" w:right="100" w:firstLine="0" w:firstLineChars="0"/>
-              <w:rPr>
-                <w:rFonts w:ascii="Times New Roman" w:hAnsi="Times New Roman" w:eastAsia="Times New Roman" w:cs="Times New Roman"/>
-                <w:i w:val="false"/>
-                <w:b w:val="false"/>
-                <w:u w:val="none"/>
-                <w:strike w:val="false"/>
-                <w:sz w:val="12"/>
-                <w:szCs w:val="12"/>
-                <w:color w:val="000000"/>
-              </w:rPr>
-            </w:pPr>
-            <w:r>
-              <w:rPr>
-                <w:rFonts w:ascii="Times New Roman" w:hAnsi="Times New Roman" w:eastAsia="Times New Roman" w:cs="Times New Roman"/>
-                <w:i w:val="false"/>
-                <w:b w:val="false"/>
-                <w:u w:val="none"/>
-                <w:strike w:val="false"/>
-                <w:sz w:val="12"/>
-                <w:szCs w:val="12"/>
-                <w:color w:val="000000"/>
-              </w:rPr>
-              <w:t xml:space="preserve">0.031</w:t>
-            </w:r>
-          </w:p>
-        </w:tc>
-        <w:tc>
-          <w:tcPr>
-            <w:tcBorders>
-              <w:bottom w:val="none" w:sz="0" w:space="0" w:color="000000"/>
-              <w:top w:val="none" w:sz="0" w:space="0" w:color="000000"/>
-              <w:left w:val="none" w:sz="0" w:space="0" w:color="000000"/>
-              <w:right w:val="none" w:sz="0" w:space="0" w:color="000000"/>
-            </w:tcBorders>
-            <w:shd w:val="clear" w:color="auto" w:fill="FFFFFF"/>
-            <w:tcMar>
-              <w:top w:w="0" w:type="dxa"/>
-              <w:bottom w:w="0" w:type="dxa"/>
-              <w:left w:w="0" w:type="dxa"/>
-              <w:right w:w="0" w:type="dxa"/>
-            </w:tcMar>
-            <w:vAlign w:val="center"/>
-          </w:tcPr>
-          <w:p>
-            <w:pPr>
-              <w:pStyle w:val="Normal"/>
-              <w:jc w:val="left"/>
-              <w:pBdr>
-                <w:bottom w:val="none" w:sz="0" w:space="0" w:color="000000"/>
-                <w:top w:val="none" w:sz="0" w:space="0" w:color="000000"/>
-                <w:left w:val="none" w:sz="0" w:space="0" w:color="000000"/>
-                <w:right w:val="none" w:sz="0" w:space="0" w:color="000000"/>
-              </w:pBdr>
-              <w:spacing w:after="100" w:before="100" w:line="240"/>
-              <w:ind w:left="100" w:right="100" w:firstLine="0" w:firstLineChars="0"/>
-              <w:rPr>
-                <w:rFonts w:ascii="Times New Roman" w:hAnsi="Times New Roman" w:eastAsia="Times New Roman" w:cs="Times New Roman"/>
-                <w:i w:val="false"/>
-                <w:b w:val="false"/>
-                <w:u w:val="none"/>
-                <w:strike w:val="false"/>
-                <w:sz w:val="12"/>
-                <w:szCs w:val="12"/>
-                <w:color w:val="000000"/>
-              </w:rPr>
-            </w:pPr>
-            <w:r>
-              <w:rPr>
-                <w:rFonts w:ascii="Times New Roman" w:hAnsi="Times New Roman" w:eastAsia="Times New Roman" w:cs="Times New Roman"/>
-                <w:i w:val="false"/>
-                <w:b w:val="false"/>
-                <w:u w:val="none"/>
-                <w:strike w:val="false"/>
-                <w:sz w:val="12"/>
-                <w:szCs w:val="12"/>
-                <w:color w:val="000000"/>
-              </w:rPr>
-              <w:t xml:space="preserve">1.07 (0.78–1.48)</w:t>
-            </w:r>
-          </w:p>
-        </w:tc>
-        <w:tc>
-          <w:tcPr>
-            <w:tcBorders>
-              <w:bottom w:val="none" w:sz="0" w:space="0" w:color="000000"/>
-              <w:top w:val="none" w:sz="0" w:space="0" w:color="000000"/>
-              <w:left w:val="none" w:sz="0" w:space="0" w:color="000000"/>
-              <w:right w:val="none" w:sz="0" w:space="0" w:color="000000"/>
-            </w:tcBorders>
-            <w:shd w:val="clear" w:color="auto" w:fill="FFFFFF"/>
-            <w:tcMar>
-              <w:top w:w="0" w:type="dxa"/>
-              <w:bottom w:w="0" w:type="dxa"/>
-              <w:left w:w="0" w:type="dxa"/>
-              <w:right w:w="0" w:type="dxa"/>
-            </w:tcMar>
-            <w:vAlign w:val="center"/>
-          </w:tcPr>
-          <w:p>
-            <w:pPr>
-              <w:pStyle w:val="Normal"/>
-              <w:jc w:val="left"/>
-              <w:pBdr>
-                <w:bottom w:val="none" w:sz="0" w:space="0" w:color="000000"/>
-                <w:top w:val="none" w:sz="0" w:space="0" w:color="000000"/>
-                <w:left w:val="none" w:sz="0" w:space="0" w:color="000000"/>
-                <w:right w:val="none" w:sz="0" w:space="0" w:color="000000"/>
-              </w:pBdr>
-              <w:spacing w:after="100" w:before="100" w:line="240"/>
-              <w:ind w:left="100" w:right="100" w:firstLine="0" w:firstLineChars="0"/>
-              <w:rPr>
-                <w:rFonts w:ascii="Times New Roman" w:hAnsi="Times New Roman" w:eastAsia="Times New Roman" w:cs="Times New Roman"/>
-                <w:i w:val="false"/>
-                <w:b w:val="false"/>
-                <w:u w:val="none"/>
-                <w:strike w:val="false"/>
-                <w:sz w:val="12"/>
-                <w:szCs w:val="12"/>
-                <w:color w:val="000000"/>
-              </w:rPr>
-            </w:pPr>
-            <w:r>
-              <w:rPr>
-                <w:rFonts w:ascii="Times New Roman" w:hAnsi="Times New Roman" w:eastAsia="Times New Roman" w:cs="Times New Roman"/>
-                <w:i w:val="false"/>
-                <w:b w:val="false"/>
-                <w:u w:val="none"/>
-                <w:strike w:val="false"/>
-                <w:sz w:val="12"/>
-                <w:szCs w:val="12"/>
-                <w:color w:val="000000"/>
-              </w:rPr>
-              <w:t xml:space="preserve">0.675</w:t>
-            </w:r>
-          </w:p>
-        </w:tc>
-        <w:tc>
-          <w:tcPr>
-            <w:tcBorders>
-              <w:bottom w:val="none" w:sz="0" w:space="0" w:color="000000"/>
-              <w:top w:val="none" w:sz="0" w:space="0" w:color="000000"/>
-              <w:left w:val="none" w:sz="0" w:space="0" w:color="000000"/>
-              <w:right w:val="none" w:sz="0" w:space="0" w:color="000000"/>
-            </w:tcBorders>
-            <w:shd w:val="clear" w:color="auto" w:fill="FFFFFF"/>
-            <w:tcMar>
-              <w:top w:w="0" w:type="dxa"/>
-              <w:bottom w:w="0" w:type="dxa"/>
-              <w:left w:w="0" w:type="dxa"/>
-              <w:right w:w="0" w:type="dxa"/>
-            </w:tcMar>
-            <w:vAlign w:val="center"/>
-          </w:tcPr>
-          <w:p>
-            <w:pPr>
-              <w:pStyle w:val="Normal"/>
-              <w:jc w:val="left"/>
-              <w:pBdr>
-                <w:bottom w:val="none" w:sz="0" w:space="0" w:color="000000"/>
-                <w:top w:val="none" w:sz="0" w:space="0" w:color="000000"/>
-                <w:left w:val="none" w:sz="0" w:space="0" w:color="000000"/>
-                <w:right w:val="none" w:sz="0" w:space="0" w:color="000000"/>
-              </w:pBdr>
-              <w:spacing w:after="100" w:before="100" w:line="240"/>
-              <w:ind w:left="100" w:right="100" w:firstLine="0" w:firstLineChars="0"/>
-              <w:rPr>
-                <w:rFonts w:ascii="Times New Roman" w:hAnsi="Times New Roman" w:eastAsia="Times New Roman" w:cs="Times New Roman"/>
-                <w:i w:val="false"/>
-                <w:b w:val="false"/>
-                <w:u w:val="none"/>
-                <w:strike w:val="false"/>
-                <w:sz w:val="12"/>
-                <w:szCs w:val="12"/>
-                <w:color w:val="000000"/>
-              </w:rPr>
-            </w:pPr>
-            <w:r>
-              <w:rPr>
-                <w:rFonts w:ascii="Times New Roman" w:hAnsi="Times New Roman" w:eastAsia="Times New Roman" w:cs="Times New Roman"/>
-                <w:i w:val="false"/>
-                <w:b w:val="false"/>
-                <w:u w:val="none"/>
-                <w:strike w:val="false"/>
-                <w:sz w:val="12"/>
-                <w:szCs w:val="12"/>
-                <w:color w:val="000000"/>
-              </w:rPr>
-              <w:t xml:space="preserve">0.59 (0.38–0.90)</w:t>
-            </w:r>
-          </w:p>
-        </w:tc>
-        <w:tc>
-          <w:tcPr>
-            <w:tcBorders>
-              <w:bottom w:val="none" w:sz="0" w:space="0" w:color="000000"/>
-              <w:top w:val="none" w:sz="0" w:space="0" w:color="000000"/>
-              <w:left w:val="none" w:sz="0" w:space="0" w:color="000000"/>
-              <w:right w:val="none" w:sz="0" w:space="0" w:color="000000"/>
-            </w:tcBorders>
-            <w:shd w:val="clear" w:color="auto" w:fill="FFFFFF"/>
-            <w:tcMar>
-              <w:top w:w="0" w:type="dxa"/>
-              <w:bottom w:w="0" w:type="dxa"/>
-              <w:left w:w="0" w:type="dxa"/>
-              <w:right w:w="0" w:type="dxa"/>
-            </w:tcMar>
-            <w:vAlign w:val="center"/>
-          </w:tcPr>
-          <w:p>
-            <w:pPr>
-              <w:pStyle w:val="Normal"/>
-              <w:jc w:val="left"/>
-              <w:pBdr>
-                <w:bottom w:val="none" w:sz="0" w:space="0" w:color="000000"/>
-                <w:top w:val="none" w:sz="0" w:space="0" w:color="000000"/>
-                <w:left w:val="none" w:sz="0" w:space="0" w:color="000000"/>
-                <w:right w:val="none" w:sz="0" w:space="0" w:color="000000"/>
-              </w:pBdr>
-              <w:spacing w:after="100" w:before="100" w:line="240"/>
-              <w:ind w:left="100" w:right="100" w:firstLine="0" w:firstLineChars="0"/>
-              <w:rPr>
-                <w:rFonts w:ascii="Times New Roman" w:hAnsi="Times New Roman" w:eastAsia="Times New Roman" w:cs="Times New Roman"/>
-                <w:i w:val="false"/>
-                <w:b w:val="false"/>
-                <w:u w:val="none"/>
-                <w:strike w:val="false"/>
-                <w:sz w:val="12"/>
-                <w:szCs w:val="12"/>
-                <w:color w:val="000000"/>
-              </w:rPr>
-            </w:pPr>
-            <w:r>
-              <w:rPr>
-                <w:rFonts w:ascii="Times New Roman" w:hAnsi="Times New Roman" w:eastAsia="Times New Roman" w:cs="Times New Roman"/>
-                <w:i w:val="false"/>
-                <w:b w:val="false"/>
-                <w:u w:val="none"/>
-                <w:strike w:val="false"/>
-                <w:sz w:val="12"/>
-                <w:szCs w:val="12"/>
-                <w:color w:val="000000"/>
-              </w:rPr>
-              <w:t xml:space="preserve">0.014</w:t>
+              <w:t xml:space="preserve">0.84 (0.65–1.09)</w:t>
+            </w:r>
+          </w:p>
+        </w:tc>
+        <w:tc>
+          <w:tcPr>
+            <w:tcBorders>
+              <w:bottom w:val="none" w:sz="0" w:space="0" w:color="000000"/>
+              <w:top w:val="none" w:sz="0" w:space="0" w:color="000000"/>
+              <w:left w:val="none" w:sz="0" w:space="0" w:color="000000"/>
+              <w:right w:val="none" w:sz="0" w:space="0" w:color="000000"/>
+            </w:tcBorders>
+            <w:shd w:val="clear" w:color="auto" w:fill="FFFFFF"/>
+            <w:tcMar>
+              <w:top w:w="0" w:type="dxa"/>
+              <w:bottom w:w="0" w:type="dxa"/>
+              <w:left w:w="0" w:type="dxa"/>
+              <w:right w:w="0" w:type="dxa"/>
+            </w:tcMar>
+            <w:vAlign w:val="center"/>
+          </w:tcPr>
+          <w:p>
+            <w:pPr>
+              <w:pStyle w:val="Normal"/>
+              <w:jc w:val="left"/>
+              <w:pBdr>
+                <w:bottom w:val="none" w:sz="0" w:space="0" w:color="000000"/>
+                <w:top w:val="none" w:sz="0" w:space="0" w:color="000000"/>
+                <w:left w:val="none" w:sz="0" w:space="0" w:color="000000"/>
+                <w:right w:val="none" w:sz="0" w:space="0" w:color="000000"/>
+              </w:pBdr>
+              <w:spacing w:after="100" w:before="100" w:line="240"/>
+              <w:ind w:left="100" w:right="100" w:firstLine="0" w:firstLineChars="0"/>
+              <w:rPr>
+                <w:rFonts w:ascii="Times New Roman" w:hAnsi="Times New Roman" w:eastAsia="Times New Roman" w:cs="Times New Roman"/>
+                <w:i w:val="false"/>
+                <w:b w:val="false"/>
+                <w:u w:val="none"/>
+                <w:strike w:val="false"/>
+                <w:sz w:val="12"/>
+                <w:szCs w:val="12"/>
+                <w:color w:val="000000"/>
+              </w:rPr>
+            </w:pPr>
+            <w:r>
+              <w:rPr>
+                <w:rFonts w:ascii="Times New Roman" w:hAnsi="Times New Roman" w:eastAsia="Times New Roman" w:cs="Times New Roman"/>
+                <w:i w:val="false"/>
+                <w:b w:val="false"/>
+                <w:u w:val="none"/>
+                <w:strike w:val="false"/>
+                <w:sz w:val="12"/>
+                <w:szCs w:val="12"/>
+                <w:color w:val="000000"/>
+              </w:rPr>
+              <w:t xml:space="preserve">0.197</w:t>
+            </w:r>
+          </w:p>
+        </w:tc>
+        <w:tc>
+          <w:tcPr>
+            <w:tcBorders>
+              <w:bottom w:val="none" w:sz="0" w:space="0" w:color="000000"/>
+              <w:top w:val="none" w:sz="0" w:space="0" w:color="000000"/>
+              <w:left w:val="none" w:sz="0" w:space="0" w:color="000000"/>
+              <w:right w:val="none" w:sz="0" w:space="0" w:color="000000"/>
+            </w:tcBorders>
+            <w:shd w:val="clear" w:color="auto" w:fill="FFFFFF"/>
+            <w:tcMar>
+              <w:top w:w="0" w:type="dxa"/>
+              <w:bottom w:w="0" w:type="dxa"/>
+              <w:left w:w="0" w:type="dxa"/>
+              <w:right w:w="0" w:type="dxa"/>
+            </w:tcMar>
+            <w:vAlign w:val="center"/>
+          </w:tcPr>
+          <w:p>
+            <w:pPr>
+              <w:pStyle w:val="Normal"/>
+              <w:jc w:val="left"/>
+              <w:pBdr>
+                <w:bottom w:val="none" w:sz="0" w:space="0" w:color="000000"/>
+                <w:top w:val="none" w:sz="0" w:space="0" w:color="000000"/>
+                <w:left w:val="none" w:sz="0" w:space="0" w:color="000000"/>
+                <w:right w:val="none" w:sz="0" w:space="0" w:color="000000"/>
+              </w:pBdr>
+              <w:spacing w:after="100" w:before="100" w:line="240"/>
+              <w:ind w:left="100" w:right="100" w:firstLine="0" w:firstLineChars="0"/>
+              <w:rPr>
+                <w:rFonts w:ascii="Times New Roman" w:hAnsi="Times New Roman" w:eastAsia="Times New Roman" w:cs="Times New Roman"/>
+                <w:i w:val="false"/>
+                <w:b w:val="false"/>
+                <w:u w:val="none"/>
+                <w:strike w:val="false"/>
+                <w:sz w:val="12"/>
+                <w:szCs w:val="12"/>
+                <w:color w:val="000000"/>
+              </w:rPr>
+            </w:pPr>
+            <w:r>
+              <w:rPr>
+                <w:rFonts w:ascii="Times New Roman" w:hAnsi="Times New Roman" w:eastAsia="Times New Roman" w:cs="Times New Roman"/>
+                <w:i w:val="false"/>
+                <w:b w:val="false"/>
+                <w:u w:val="none"/>
+                <w:strike w:val="false"/>
+                <w:sz w:val="12"/>
+                <w:szCs w:val="12"/>
+                <w:color w:val="000000"/>
+              </w:rPr>
+              <w:t xml:space="preserve">0.027</w:t>
+            </w:r>
+          </w:p>
+        </w:tc>
+        <w:tc>
+          <w:tcPr>
+            <w:tcBorders>
+              <w:bottom w:val="none" w:sz="0" w:space="0" w:color="000000"/>
+              <w:top w:val="none" w:sz="0" w:space="0" w:color="000000"/>
+              <w:left w:val="none" w:sz="0" w:space="0" w:color="000000"/>
+              <w:right w:val="none" w:sz="0" w:space="0" w:color="000000"/>
+            </w:tcBorders>
+            <w:shd w:val="clear" w:color="auto" w:fill="FFFFFF"/>
+            <w:tcMar>
+              <w:top w:w="0" w:type="dxa"/>
+              <w:bottom w:w="0" w:type="dxa"/>
+              <w:left w:w="0" w:type="dxa"/>
+              <w:right w:w="0" w:type="dxa"/>
+            </w:tcMar>
+            <w:vAlign w:val="center"/>
+          </w:tcPr>
+          <w:p>
+            <w:pPr>
+              <w:pStyle w:val="Normal"/>
+              <w:jc w:val="left"/>
+              <w:pBdr>
+                <w:bottom w:val="none" w:sz="0" w:space="0" w:color="000000"/>
+                <w:top w:val="none" w:sz="0" w:space="0" w:color="000000"/>
+                <w:left w:val="none" w:sz="0" w:space="0" w:color="000000"/>
+                <w:right w:val="none" w:sz="0" w:space="0" w:color="000000"/>
+              </w:pBdr>
+              <w:spacing w:after="100" w:before="100" w:line="240"/>
+              <w:ind w:left="100" w:right="100" w:firstLine="0" w:firstLineChars="0"/>
+              <w:rPr>
+                <w:rFonts w:ascii="Times New Roman" w:hAnsi="Times New Roman" w:eastAsia="Times New Roman" w:cs="Times New Roman"/>
+                <w:i w:val="false"/>
+                <w:b w:val="false"/>
+                <w:u w:val="none"/>
+                <w:strike w:val="false"/>
+                <w:sz w:val="12"/>
+                <w:szCs w:val="12"/>
+                <w:color w:val="000000"/>
+              </w:rPr>
+            </w:pPr>
+            <w:r>
+              <w:rPr>
+                <w:rFonts w:ascii="Times New Roman" w:hAnsi="Times New Roman" w:eastAsia="Times New Roman" w:cs="Times New Roman"/>
+                <w:i w:val="false"/>
+                <w:b w:val="false"/>
+                <w:u w:val="none"/>
+                <w:strike w:val="false"/>
+                <w:sz w:val="12"/>
+                <w:szCs w:val="12"/>
+                <w:color w:val="000000"/>
+              </w:rPr>
+              <w:t xml:space="preserve">1.05 (0.76–1.44)</w:t>
+            </w:r>
+          </w:p>
+        </w:tc>
+        <w:tc>
+          <w:tcPr>
+            <w:tcBorders>
+              <w:bottom w:val="none" w:sz="0" w:space="0" w:color="000000"/>
+              <w:top w:val="none" w:sz="0" w:space="0" w:color="000000"/>
+              <w:left w:val="none" w:sz="0" w:space="0" w:color="000000"/>
+              <w:right w:val="none" w:sz="0" w:space="0" w:color="000000"/>
+            </w:tcBorders>
+            <w:shd w:val="clear" w:color="auto" w:fill="FFFFFF"/>
+            <w:tcMar>
+              <w:top w:w="0" w:type="dxa"/>
+              <w:bottom w:w="0" w:type="dxa"/>
+              <w:left w:w="0" w:type="dxa"/>
+              <w:right w:w="0" w:type="dxa"/>
+            </w:tcMar>
+            <w:vAlign w:val="center"/>
+          </w:tcPr>
+          <w:p>
+            <w:pPr>
+              <w:pStyle w:val="Normal"/>
+              <w:jc w:val="left"/>
+              <w:pBdr>
+                <w:bottom w:val="none" w:sz="0" w:space="0" w:color="000000"/>
+                <w:top w:val="none" w:sz="0" w:space="0" w:color="000000"/>
+                <w:left w:val="none" w:sz="0" w:space="0" w:color="000000"/>
+                <w:right w:val="none" w:sz="0" w:space="0" w:color="000000"/>
+              </w:pBdr>
+              <w:spacing w:after="100" w:before="100" w:line="240"/>
+              <w:ind w:left="100" w:right="100" w:firstLine="0" w:firstLineChars="0"/>
+              <w:rPr>
+                <w:rFonts w:ascii="Times New Roman" w:hAnsi="Times New Roman" w:eastAsia="Times New Roman" w:cs="Times New Roman"/>
+                <w:i w:val="false"/>
+                <w:b w:val="false"/>
+                <w:u w:val="none"/>
+                <w:strike w:val="false"/>
+                <w:sz w:val="12"/>
+                <w:szCs w:val="12"/>
+                <w:color w:val="000000"/>
+              </w:rPr>
+            </w:pPr>
+            <w:r>
+              <w:rPr>
+                <w:rFonts w:ascii="Times New Roman" w:hAnsi="Times New Roman" w:eastAsia="Times New Roman" w:cs="Times New Roman"/>
+                <w:i w:val="false"/>
+                <w:b w:val="false"/>
+                <w:u w:val="none"/>
+                <w:strike w:val="false"/>
+                <w:sz w:val="12"/>
+                <w:szCs w:val="12"/>
+                <w:color w:val="000000"/>
+              </w:rPr>
+              <w:t xml:space="preserve">0.775</w:t>
+            </w:r>
+          </w:p>
+        </w:tc>
+        <w:tc>
+          <w:tcPr>
+            <w:tcBorders>
+              <w:bottom w:val="none" w:sz="0" w:space="0" w:color="000000"/>
+              <w:top w:val="none" w:sz="0" w:space="0" w:color="000000"/>
+              <w:left w:val="none" w:sz="0" w:space="0" w:color="000000"/>
+              <w:right w:val="none" w:sz="0" w:space="0" w:color="000000"/>
+            </w:tcBorders>
+            <w:shd w:val="clear" w:color="auto" w:fill="FFFFFF"/>
+            <w:tcMar>
+              <w:top w:w="0" w:type="dxa"/>
+              <w:bottom w:w="0" w:type="dxa"/>
+              <w:left w:w="0" w:type="dxa"/>
+              <w:right w:w="0" w:type="dxa"/>
+            </w:tcMar>
+            <w:vAlign w:val="center"/>
+          </w:tcPr>
+          <w:p>
+            <w:pPr>
+              <w:pStyle w:val="Normal"/>
+              <w:jc w:val="left"/>
+              <w:pBdr>
+                <w:bottom w:val="none" w:sz="0" w:space="0" w:color="000000"/>
+                <w:top w:val="none" w:sz="0" w:space="0" w:color="000000"/>
+                <w:left w:val="none" w:sz="0" w:space="0" w:color="000000"/>
+                <w:right w:val="none" w:sz="0" w:space="0" w:color="000000"/>
+              </w:pBdr>
+              <w:spacing w:after="100" w:before="100" w:line="240"/>
+              <w:ind w:left="100" w:right="100" w:firstLine="0" w:firstLineChars="0"/>
+              <w:rPr>
+                <w:rFonts w:ascii="Times New Roman" w:hAnsi="Times New Roman" w:eastAsia="Times New Roman" w:cs="Times New Roman"/>
+                <w:i w:val="false"/>
+                <w:b w:val="false"/>
+                <w:u w:val="none"/>
+                <w:strike w:val="false"/>
+                <w:sz w:val="12"/>
+                <w:szCs w:val="12"/>
+                <w:color w:val="000000"/>
+              </w:rPr>
+            </w:pPr>
+            <w:r>
+              <w:rPr>
+                <w:rFonts w:ascii="Times New Roman" w:hAnsi="Times New Roman" w:eastAsia="Times New Roman" w:cs="Times New Roman"/>
+                <w:i w:val="false"/>
+                <w:b w:val="false"/>
+                <w:u w:val="none"/>
+                <w:strike w:val="false"/>
+                <w:sz w:val="12"/>
+                <w:szCs w:val="12"/>
+                <w:color w:val="000000"/>
+              </w:rPr>
+              <w:t xml:space="preserve">0.56 (0.37–0.86)</w:t>
+            </w:r>
+          </w:p>
+        </w:tc>
+        <w:tc>
+          <w:tcPr>
+            <w:tcBorders>
+              <w:bottom w:val="none" w:sz="0" w:space="0" w:color="000000"/>
+              <w:top w:val="none" w:sz="0" w:space="0" w:color="000000"/>
+              <w:left w:val="none" w:sz="0" w:space="0" w:color="000000"/>
+              <w:right w:val="none" w:sz="0" w:space="0" w:color="000000"/>
+            </w:tcBorders>
+            <w:shd w:val="clear" w:color="auto" w:fill="FFFFFF"/>
+            <w:tcMar>
+              <w:top w:w="0" w:type="dxa"/>
+              <w:bottom w:w="0" w:type="dxa"/>
+              <w:left w:w="0" w:type="dxa"/>
+              <w:right w:w="0" w:type="dxa"/>
+            </w:tcMar>
+            <w:vAlign w:val="center"/>
+          </w:tcPr>
+          <w:p>
+            <w:pPr>
+              <w:pStyle w:val="Normal"/>
+              <w:jc w:val="left"/>
+              <w:pBdr>
+                <w:bottom w:val="none" w:sz="0" w:space="0" w:color="000000"/>
+                <w:top w:val="none" w:sz="0" w:space="0" w:color="000000"/>
+                <w:left w:val="none" w:sz="0" w:space="0" w:color="000000"/>
+                <w:right w:val="none" w:sz="0" w:space="0" w:color="000000"/>
+              </w:pBdr>
+              <w:spacing w:after="100" w:before="100" w:line="240"/>
+              <w:ind w:left="100" w:right="100" w:firstLine="0" w:firstLineChars="0"/>
+              <w:rPr>
+                <w:rFonts w:ascii="Times New Roman" w:hAnsi="Times New Roman" w:eastAsia="Times New Roman" w:cs="Times New Roman"/>
+                <w:i w:val="false"/>
+                <w:b w:val="false"/>
+                <w:u w:val="none"/>
+                <w:strike w:val="false"/>
+                <w:sz w:val="12"/>
+                <w:szCs w:val="12"/>
+                <w:color w:val="000000"/>
+              </w:rPr>
+            </w:pPr>
+            <w:r>
+              <w:rPr>
+                <w:rFonts w:ascii="Times New Roman" w:hAnsi="Times New Roman" w:eastAsia="Times New Roman" w:cs="Times New Roman"/>
+                <w:i w:val="false"/>
+                <w:b w:val="false"/>
+                <w:u w:val="none"/>
+                <w:strike w:val="false"/>
+                <w:sz w:val="12"/>
+                <w:szCs w:val="12"/>
+                <w:color w:val="000000"/>
+              </w:rPr>
+              <w:t xml:space="preserve">0.008</w:t>
             </w:r>
           </w:p>
         </w:tc>
@@ -13414,7 +13414,7 @@
                 <w:szCs w:val="12"/>
                 <w:color w:val="000000"/>
               </w:rPr>
-              <w:t xml:space="preserve">false</w:t>
+              <w:t xml:space="preserve">true</w:t>
             </w:r>
           </w:p>
         </w:tc>
@@ -14134,172 +14134,172 @@
                 <w:szCs w:val="12"/>
                 <w:color w:val="000000"/>
               </w:rPr>
-              <w:t xml:space="preserve">0.93 (0.70–1.23)</w:t>
-            </w:r>
-          </w:p>
-        </w:tc>
-        <w:tc>
-          <w:tcPr>
-            <w:tcBorders>
-              <w:bottom w:val="none" w:sz="0" w:space="0" w:color="000000"/>
-              <w:top w:val="none" w:sz="0" w:space="0" w:color="000000"/>
-              <w:left w:val="none" w:sz="0" w:space="0" w:color="000000"/>
-              <w:right w:val="none" w:sz="0" w:space="0" w:color="000000"/>
-            </w:tcBorders>
-            <w:shd w:val="clear" w:color="auto" w:fill="FFFFFF"/>
-            <w:tcMar>
-              <w:top w:w="0" w:type="dxa"/>
-              <w:bottom w:w="0" w:type="dxa"/>
-              <w:left w:w="0" w:type="dxa"/>
-              <w:right w:w="0" w:type="dxa"/>
-            </w:tcMar>
-            <w:vAlign w:val="center"/>
-          </w:tcPr>
-          <w:p>
-            <w:pPr>
-              <w:pStyle w:val="Normal"/>
-              <w:jc w:val="left"/>
-              <w:pBdr>
-                <w:bottom w:val="none" w:sz="0" w:space="0" w:color="000000"/>
-                <w:top w:val="none" w:sz="0" w:space="0" w:color="000000"/>
-                <w:left w:val="none" w:sz="0" w:space="0" w:color="000000"/>
-                <w:right w:val="none" w:sz="0" w:space="0" w:color="000000"/>
-              </w:pBdr>
-              <w:spacing w:after="100" w:before="100" w:line="240"/>
-              <w:ind w:left="100" w:right="100" w:firstLine="0" w:firstLineChars="0"/>
-              <w:rPr>
-                <w:rFonts w:ascii="Times New Roman" w:hAnsi="Times New Roman" w:eastAsia="Times New Roman" w:cs="Times New Roman"/>
-                <w:i w:val="false"/>
-                <w:b w:val="false"/>
-                <w:u w:val="none"/>
-                <w:strike w:val="false"/>
-                <w:sz w:val="12"/>
-                <w:szCs w:val="12"/>
-                <w:color w:val="000000"/>
-              </w:rPr>
-            </w:pPr>
-            <w:r>
-              <w:rPr>
-                <w:rFonts w:ascii="Times New Roman" w:hAnsi="Times New Roman" w:eastAsia="Times New Roman" w:cs="Times New Roman"/>
-                <w:i w:val="false"/>
-                <w:b w:val="false"/>
-                <w:u w:val="none"/>
-                <w:strike w:val="false"/>
-                <w:sz w:val="12"/>
-                <w:szCs w:val="12"/>
-                <w:color w:val="000000"/>
-              </w:rPr>
-              <w:t xml:space="preserve">0.602</w:t>
-            </w:r>
-          </w:p>
-        </w:tc>
-        <w:tc>
-          <w:tcPr>
-            <w:tcBorders>
-              <w:bottom w:val="none" w:sz="0" w:space="0" w:color="000000"/>
-              <w:top w:val="none" w:sz="0" w:space="0" w:color="000000"/>
-              <w:left w:val="none" w:sz="0" w:space="0" w:color="000000"/>
-              <w:right w:val="none" w:sz="0" w:space="0" w:color="000000"/>
-            </w:tcBorders>
-            <w:shd w:val="clear" w:color="auto" w:fill="FFFFFF"/>
-            <w:tcMar>
-              <w:top w:w="0" w:type="dxa"/>
-              <w:bottom w:w="0" w:type="dxa"/>
-              <w:left w:w="0" w:type="dxa"/>
-              <w:right w:w="0" w:type="dxa"/>
-            </w:tcMar>
-            <w:vAlign w:val="center"/>
-          </w:tcPr>
-          <w:p>
-            <w:pPr>
-              <w:pStyle w:val="Normal"/>
-              <w:jc w:val="left"/>
-              <w:pBdr>
-                <w:bottom w:val="none" w:sz="0" w:space="0" w:color="000000"/>
-                <w:top w:val="none" w:sz="0" w:space="0" w:color="000000"/>
-                <w:left w:val="none" w:sz="0" w:space="0" w:color="000000"/>
-                <w:right w:val="none" w:sz="0" w:space="0" w:color="000000"/>
-              </w:pBdr>
-              <w:spacing w:after="100" w:before="100" w:line="240"/>
-              <w:ind w:left="100" w:right="100" w:firstLine="0" w:firstLineChars="0"/>
-              <w:rPr>
-                <w:rFonts w:ascii="Times New Roman" w:hAnsi="Times New Roman" w:eastAsia="Times New Roman" w:cs="Times New Roman"/>
-                <w:i w:val="false"/>
-                <w:b w:val="false"/>
-                <w:u w:val="none"/>
-                <w:strike w:val="false"/>
-                <w:sz w:val="12"/>
-                <w:szCs w:val="12"/>
-                <w:color w:val="000000"/>
-              </w:rPr>
-            </w:pPr>
-            <w:r>
-              <w:rPr>
-                <w:rFonts w:ascii="Times New Roman" w:hAnsi="Times New Roman" w:eastAsia="Times New Roman" w:cs="Times New Roman"/>
-                <w:i w:val="false"/>
-                <w:b w:val="false"/>
-                <w:u w:val="none"/>
-                <w:strike w:val="false"/>
-                <w:sz w:val="12"/>
-                <w:szCs w:val="12"/>
-                <w:color w:val="000000"/>
-              </w:rPr>
-              <w:t xml:space="preserve">0.638</w:t>
-            </w:r>
-          </w:p>
-        </w:tc>
-        <w:tc>
-          <w:tcPr>
-            <w:tcBorders>
-              <w:bottom w:val="none" w:sz="0" w:space="0" w:color="000000"/>
-              <w:top w:val="none" w:sz="0" w:space="0" w:color="000000"/>
-              <w:left w:val="none" w:sz="0" w:space="0" w:color="000000"/>
-              <w:right w:val="none" w:sz="0" w:space="0" w:color="000000"/>
-            </w:tcBorders>
-            <w:shd w:val="clear" w:color="auto" w:fill="FFFFFF"/>
-            <w:tcMar>
-              <w:top w:w="0" w:type="dxa"/>
-              <w:bottom w:w="0" w:type="dxa"/>
-              <w:left w:w="0" w:type="dxa"/>
-              <w:right w:w="0" w:type="dxa"/>
-            </w:tcMar>
-            <w:vAlign w:val="center"/>
-          </w:tcPr>
-          <w:p>
-            <w:pPr>
-              <w:pStyle w:val="Normal"/>
-              <w:jc w:val="left"/>
-              <w:pBdr>
-                <w:bottom w:val="none" w:sz="0" w:space="0" w:color="000000"/>
-                <w:top w:val="none" w:sz="0" w:space="0" w:color="000000"/>
-                <w:left w:val="none" w:sz="0" w:space="0" w:color="000000"/>
-                <w:right w:val="none" w:sz="0" w:space="0" w:color="000000"/>
-              </w:pBdr>
-              <w:spacing w:after="100" w:before="100" w:line="240"/>
-              <w:ind w:left="100" w:right="100" w:firstLine="0" w:firstLineChars="0"/>
-              <w:rPr>
-                <w:rFonts w:ascii="Times New Roman" w:hAnsi="Times New Roman" w:eastAsia="Times New Roman" w:cs="Times New Roman"/>
-                <w:i w:val="false"/>
-                <w:b w:val="false"/>
-                <w:u w:val="none"/>
-                <w:strike w:val="false"/>
-                <w:sz w:val="12"/>
-                <w:szCs w:val="12"/>
-                <w:color w:val="000000"/>
-              </w:rPr>
-            </w:pPr>
-            <w:r>
-              <w:rPr>
-                <w:rFonts w:ascii="Times New Roman" w:hAnsi="Times New Roman" w:eastAsia="Times New Roman" w:cs="Times New Roman"/>
-                <w:i w:val="false"/>
-                <w:b w:val="false"/>
-                <w:u w:val="none"/>
-                <w:strike w:val="false"/>
-                <w:sz w:val="12"/>
-                <w:szCs w:val="12"/>
-                <w:color w:val="000000"/>
-              </w:rPr>
-              <w:t xml:space="preserve">12.2</w:t>
+              <w:t xml:space="preserve">0.88 (0.66–1.16)</w:t>
+            </w:r>
+          </w:p>
+        </w:tc>
+        <w:tc>
+          <w:tcPr>
+            <w:tcBorders>
+              <w:bottom w:val="none" w:sz="0" w:space="0" w:color="000000"/>
+              <w:top w:val="none" w:sz="0" w:space="0" w:color="000000"/>
+              <w:left w:val="none" w:sz="0" w:space="0" w:color="000000"/>
+              <w:right w:val="none" w:sz="0" w:space="0" w:color="000000"/>
+            </w:tcBorders>
+            <w:shd w:val="clear" w:color="auto" w:fill="FFFFFF"/>
+            <w:tcMar>
+              <w:top w:w="0" w:type="dxa"/>
+              <w:bottom w:w="0" w:type="dxa"/>
+              <w:left w:w="0" w:type="dxa"/>
+              <w:right w:w="0" w:type="dxa"/>
+            </w:tcMar>
+            <w:vAlign w:val="center"/>
+          </w:tcPr>
+          <w:p>
+            <w:pPr>
+              <w:pStyle w:val="Normal"/>
+              <w:jc w:val="left"/>
+              <w:pBdr>
+                <w:bottom w:val="none" w:sz="0" w:space="0" w:color="000000"/>
+                <w:top w:val="none" w:sz="0" w:space="0" w:color="000000"/>
+                <w:left w:val="none" w:sz="0" w:space="0" w:color="000000"/>
+                <w:right w:val="none" w:sz="0" w:space="0" w:color="000000"/>
+              </w:pBdr>
+              <w:spacing w:after="100" w:before="100" w:line="240"/>
+              <w:ind w:left="100" w:right="100" w:firstLine="0" w:firstLineChars="0"/>
+              <w:rPr>
+                <w:rFonts w:ascii="Times New Roman" w:hAnsi="Times New Roman" w:eastAsia="Times New Roman" w:cs="Times New Roman"/>
+                <w:i w:val="false"/>
+                <w:b w:val="false"/>
+                <w:u w:val="none"/>
+                <w:strike w:val="false"/>
+                <w:sz w:val="12"/>
+                <w:szCs w:val="12"/>
+                <w:color w:val="000000"/>
+              </w:rPr>
+            </w:pPr>
+            <w:r>
+              <w:rPr>
+                <w:rFonts w:ascii="Times New Roman" w:hAnsi="Times New Roman" w:eastAsia="Times New Roman" w:cs="Times New Roman"/>
+                <w:i w:val="false"/>
+                <w:b w:val="false"/>
+                <w:u w:val="none"/>
+                <w:strike w:val="false"/>
+                <w:sz w:val="12"/>
+                <w:szCs w:val="12"/>
+                <w:color w:val="000000"/>
+              </w:rPr>
+              <w:t xml:space="preserve">0.369</w:t>
+            </w:r>
+          </w:p>
+        </w:tc>
+        <w:tc>
+          <w:tcPr>
+            <w:tcBorders>
+              <w:bottom w:val="none" w:sz="0" w:space="0" w:color="000000"/>
+              <w:top w:val="none" w:sz="0" w:space="0" w:color="000000"/>
+              <w:left w:val="none" w:sz="0" w:space="0" w:color="000000"/>
+              <w:right w:val="none" w:sz="0" w:space="0" w:color="000000"/>
+            </w:tcBorders>
+            <w:shd w:val="clear" w:color="auto" w:fill="FFFFFF"/>
+            <w:tcMar>
+              <w:top w:w="0" w:type="dxa"/>
+              <w:bottom w:w="0" w:type="dxa"/>
+              <w:left w:w="0" w:type="dxa"/>
+              <w:right w:w="0" w:type="dxa"/>
+            </w:tcMar>
+            <w:vAlign w:val="center"/>
+          </w:tcPr>
+          <w:p>
+            <w:pPr>
+              <w:pStyle w:val="Normal"/>
+              <w:jc w:val="left"/>
+              <w:pBdr>
+                <w:bottom w:val="none" w:sz="0" w:space="0" w:color="000000"/>
+                <w:top w:val="none" w:sz="0" w:space="0" w:color="000000"/>
+                <w:left w:val="none" w:sz="0" w:space="0" w:color="000000"/>
+                <w:right w:val="none" w:sz="0" w:space="0" w:color="000000"/>
+              </w:pBdr>
+              <w:spacing w:after="100" w:before="100" w:line="240"/>
+              <w:ind w:left="100" w:right="100" w:firstLine="0" w:firstLineChars="0"/>
+              <w:rPr>
+                <w:rFonts w:ascii="Times New Roman" w:hAnsi="Times New Roman" w:eastAsia="Times New Roman" w:cs="Times New Roman"/>
+                <w:i w:val="false"/>
+                <w:b w:val="false"/>
+                <w:u w:val="none"/>
+                <w:strike w:val="false"/>
+                <w:sz w:val="12"/>
+                <w:szCs w:val="12"/>
+                <w:color w:val="000000"/>
+              </w:rPr>
+            </w:pPr>
+            <w:r>
+              <w:rPr>
+                <w:rFonts w:ascii="Times New Roman" w:hAnsi="Times New Roman" w:eastAsia="Times New Roman" w:cs="Times New Roman"/>
+                <w:i w:val="false"/>
+                <w:b w:val="false"/>
+                <w:u w:val="none"/>
+                <w:strike w:val="false"/>
+                <w:sz w:val="12"/>
+                <w:szCs w:val="12"/>
+                <w:color w:val="000000"/>
+              </w:rPr>
+              <w:t xml:space="preserve">0.461</w:t>
+            </w:r>
+          </w:p>
+        </w:tc>
+        <w:tc>
+          <w:tcPr>
+            <w:tcBorders>
+              <w:bottom w:val="none" w:sz="0" w:space="0" w:color="000000"/>
+              <w:top w:val="none" w:sz="0" w:space="0" w:color="000000"/>
+              <w:left w:val="none" w:sz="0" w:space="0" w:color="000000"/>
+              <w:right w:val="none" w:sz="0" w:space="0" w:color="000000"/>
+            </w:tcBorders>
+            <w:shd w:val="clear" w:color="auto" w:fill="FFFFFF"/>
+            <w:tcMar>
+              <w:top w:w="0" w:type="dxa"/>
+              <w:bottom w:w="0" w:type="dxa"/>
+              <w:left w:w="0" w:type="dxa"/>
+              <w:right w:w="0" w:type="dxa"/>
+            </w:tcMar>
+            <w:vAlign w:val="center"/>
+          </w:tcPr>
+          <w:p>
+            <w:pPr>
+              <w:pStyle w:val="Normal"/>
+              <w:jc w:val="left"/>
+              <w:pBdr>
+                <w:bottom w:val="none" w:sz="0" w:space="0" w:color="000000"/>
+                <w:top w:val="none" w:sz="0" w:space="0" w:color="000000"/>
+                <w:left w:val="none" w:sz="0" w:space="0" w:color="000000"/>
+                <w:right w:val="none" w:sz="0" w:space="0" w:color="000000"/>
+              </w:pBdr>
+              <w:spacing w:after="100" w:before="100" w:line="240"/>
+              <w:ind w:left="100" w:right="100" w:firstLine="0" w:firstLineChars="0"/>
+              <w:rPr>
+                <w:rFonts w:ascii="Times New Roman" w:hAnsi="Times New Roman" w:eastAsia="Times New Roman" w:cs="Times New Roman"/>
+                <w:i w:val="false"/>
+                <w:b w:val="false"/>
+                <w:u w:val="none"/>
+                <w:strike w:val="false"/>
+                <w:sz w:val="12"/>
+                <w:szCs w:val="12"/>
+                <w:color w:val="000000"/>
+              </w:rPr>
+            </w:pPr>
+            <w:r>
+              <w:rPr>
+                <w:rFonts w:ascii="Times New Roman" w:hAnsi="Times New Roman" w:eastAsia="Times New Roman" w:cs="Times New Roman"/>
+                <w:i w:val="false"/>
+                <w:b w:val="false"/>
+                <w:u w:val="none"/>
+                <w:strike w:val="false"/>
+                <w:sz w:val="12"/>
+                <w:szCs w:val="12"/>
+                <w:color w:val="000000"/>
+              </w:rPr>
+              <w:t xml:space="preserve">9.8</w:t>
             </w:r>
           </w:p>
         </w:tc>
@@ -14409,117 +14409,117 @@
                 <w:szCs w:val="12"/>
                 <w:color w:val="000000"/>
               </w:rPr>
-              <w:t xml:space="preserve">0.93 (0.67–1.29)</w:t>
-            </w:r>
-          </w:p>
-        </w:tc>
-        <w:tc>
-          <w:tcPr>
-            <w:tcBorders>
-              <w:bottom w:val="none" w:sz="0" w:space="0" w:color="000000"/>
-              <w:top w:val="none" w:sz="0" w:space="0" w:color="000000"/>
-              <w:left w:val="none" w:sz="0" w:space="0" w:color="000000"/>
-              <w:right w:val="none" w:sz="0" w:space="0" w:color="000000"/>
-            </w:tcBorders>
-            <w:shd w:val="clear" w:color="auto" w:fill="FFFFFF"/>
-            <w:tcMar>
-              <w:top w:w="0" w:type="dxa"/>
-              <w:bottom w:w="0" w:type="dxa"/>
-              <w:left w:w="0" w:type="dxa"/>
-              <w:right w:w="0" w:type="dxa"/>
-            </w:tcMar>
-            <w:vAlign w:val="center"/>
-          </w:tcPr>
-          <w:p>
-            <w:pPr>
-              <w:pStyle w:val="Normal"/>
-              <w:jc w:val="left"/>
-              <w:pBdr>
-                <w:bottom w:val="none" w:sz="0" w:space="0" w:color="000000"/>
-                <w:top w:val="none" w:sz="0" w:space="0" w:color="000000"/>
-                <w:left w:val="none" w:sz="0" w:space="0" w:color="000000"/>
-                <w:right w:val="none" w:sz="0" w:space="0" w:color="000000"/>
-              </w:pBdr>
-              <w:spacing w:after="100" w:before="100" w:line="240"/>
-              <w:ind w:left="100" w:right="100" w:firstLine="0" w:firstLineChars="0"/>
-              <w:rPr>
-                <w:rFonts w:ascii="Times New Roman" w:hAnsi="Times New Roman" w:eastAsia="Times New Roman" w:cs="Times New Roman"/>
-                <w:i w:val="false"/>
-                <w:b w:val="false"/>
-                <w:u w:val="none"/>
-                <w:strike w:val="false"/>
-                <w:sz w:val="12"/>
-                <w:szCs w:val="12"/>
-                <w:color w:val="000000"/>
-              </w:rPr>
-            </w:pPr>
-            <w:r>
-              <w:rPr>
-                <w:rFonts w:ascii="Times New Roman" w:hAnsi="Times New Roman" w:eastAsia="Times New Roman" w:cs="Times New Roman"/>
-                <w:i w:val="false"/>
-                <w:b w:val="false"/>
-                <w:u w:val="none"/>
-                <w:strike w:val="false"/>
-                <w:sz w:val="12"/>
-                <w:szCs w:val="12"/>
-                <w:color w:val="000000"/>
-              </w:rPr>
-              <w:t xml:space="preserve">0.666</w:t>
-            </w:r>
-          </w:p>
-        </w:tc>
-        <w:tc>
-          <w:tcPr>
-            <w:tcBorders>
-              <w:bottom w:val="none" w:sz="0" w:space="0" w:color="000000"/>
-              <w:top w:val="none" w:sz="0" w:space="0" w:color="000000"/>
-              <w:left w:val="none" w:sz="0" w:space="0" w:color="000000"/>
-              <w:right w:val="none" w:sz="0" w:space="0" w:color="000000"/>
-            </w:tcBorders>
-            <w:shd w:val="clear" w:color="auto" w:fill="FFFFFF"/>
-            <w:tcMar>
-              <w:top w:w="0" w:type="dxa"/>
-              <w:bottom w:w="0" w:type="dxa"/>
-              <w:left w:w="0" w:type="dxa"/>
-              <w:right w:w="0" w:type="dxa"/>
-            </w:tcMar>
-            <w:vAlign w:val="center"/>
-          </w:tcPr>
-          <w:p>
-            <w:pPr>
-              <w:pStyle w:val="Normal"/>
-              <w:jc w:val="left"/>
-              <w:pBdr>
-                <w:bottom w:val="none" w:sz="0" w:space="0" w:color="000000"/>
-                <w:top w:val="none" w:sz="0" w:space="0" w:color="000000"/>
-                <w:left w:val="none" w:sz="0" w:space="0" w:color="000000"/>
-                <w:right w:val="none" w:sz="0" w:space="0" w:color="000000"/>
-              </w:pBdr>
-              <w:spacing w:after="100" w:before="100" w:line="240"/>
-              <w:ind w:left="100" w:right="100" w:firstLine="0" w:firstLineChars="0"/>
-              <w:rPr>
-                <w:rFonts w:ascii="Times New Roman" w:hAnsi="Times New Roman" w:eastAsia="Times New Roman" w:cs="Times New Roman"/>
-                <w:i w:val="false"/>
-                <w:b w:val="false"/>
-                <w:u w:val="none"/>
-                <w:strike w:val="false"/>
-                <w:sz w:val="12"/>
-                <w:szCs w:val="12"/>
-                <w:color w:val="000000"/>
-              </w:rPr>
-            </w:pPr>
-            <w:r>
-              <w:rPr>
-                <w:rFonts w:ascii="Times New Roman" w:hAnsi="Times New Roman" w:eastAsia="Times New Roman" w:cs="Times New Roman"/>
-                <w:i w:val="false"/>
-                <w:b w:val="false"/>
-                <w:u w:val="none"/>
-                <w:strike w:val="false"/>
-                <w:sz w:val="12"/>
-                <w:szCs w:val="12"/>
-                <w:color w:val="000000"/>
-              </w:rPr>
-              <w:t xml:space="preserve">0.215</w:t>
+              <w:t xml:space="preserve">0.88 (0.63–1.23)</w:t>
+            </w:r>
+          </w:p>
+        </w:tc>
+        <w:tc>
+          <w:tcPr>
+            <w:tcBorders>
+              <w:bottom w:val="none" w:sz="0" w:space="0" w:color="000000"/>
+              <w:top w:val="none" w:sz="0" w:space="0" w:color="000000"/>
+              <w:left w:val="none" w:sz="0" w:space="0" w:color="000000"/>
+              <w:right w:val="none" w:sz="0" w:space="0" w:color="000000"/>
+            </w:tcBorders>
+            <w:shd w:val="clear" w:color="auto" w:fill="FFFFFF"/>
+            <w:tcMar>
+              <w:top w:w="0" w:type="dxa"/>
+              <w:bottom w:w="0" w:type="dxa"/>
+              <w:left w:w="0" w:type="dxa"/>
+              <w:right w:w="0" w:type="dxa"/>
+            </w:tcMar>
+            <w:vAlign w:val="center"/>
+          </w:tcPr>
+          <w:p>
+            <w:pPr>
+              <w:pStyle w:val="Normal"/>
+              <w:jc w:val="left"/>
+              <w:pBdr>
+                <w:bottom w:val="none" w:sz="0" w:space="0" w:color="000000"/>
+                <w:top w:val="none" w:sz="0" w:space="0" w:color="000000"/>
+                <w:left w:val="none" w:sz="0" w:space="0" w:color="000000"/>
+                <w:right w:val="none" w:sz="0" w:space="0" w:color="000000"/>
+              </w:pBdr>
+              <w:spacing w:after="100" w:before="100" w:line="240"/>
+              <w:ind w:left="100" w:right="100" w:firstLine="0" w:firstLineChars="0"/>
+              <w:rPr>
+                <w:rFonts w:ascii="Times New Roman" w:hAnsi="Times New Roman" w:eastAsia="Times New Roman" w:cs="Times New Roman"/>
+                <w:i w:val="false"/>
+                <w:b w:val="false"/>
+                <w:u w:val="none"/>
+                <w:strike w:val="false"/>
+                <w:sz w:val="12"/>
+                <w:szCs w:val="12"/>
+                <w:color w:val="000000"/>
+              </w:rPr>
+            </w:pPr>
+            <w:r>
+              <w:rPr>
+                <w:rFonts w:ascii="Times New Roman" w:hAnsi="Times New Roman" w:eastAsia="Times New Roman" w:cs="Times New Roman"/>
+                <w:i w:val="false"/>
+                <w:b w:val="false"/>
+                <w:u w:val="none"/>
+                <w:strike w:val="false"/>
+                <w:sz w:val="12"/>
+                <w:szCs w:val="12"/>
+                <w:color w:val="000000"/>
+              </w:rPr>
+              <w:t xml:space="preserve">0.459</w:t>
+            </w:r>
+          </w:p>
+        </w:tc>
+        <w:tc>
+          <w:tcPr>
+            <w:tcBorders>
+              <w:bottom w:val="none" w:sz="0" w:space="0" w:color="000000"/>
+              <w:top w:val="none" w:sz="0" w:space="0" w:color="000000"/>
+              <w:left w:val="none" w:sz="0" w:space="0" w:color="000000"/>
+              <w:right w:val="none" w:sz="0" w:space="0" w:color="000000"/>
+            </w:tcBorders>
+            <w:shd w:val="clear" w:color="auto" w:fill="FFFFFF"/>
+            <w:tcMar>
+              <w:top w:w="0" w:type="dxa"/>
+              <w:bottom w:w="0" w:type="dxa"/>
+              <w:left w:w="0" w:type="dxa"/>
+              <w:right w:w="0" w:type="dxa"/>
+            </w:tcMar>
+            <w:vAlign w:val="center"/>
+          </w:tcPr>
+          <w:p>
+            <w:pPr>
+              <w:pStyle w:val="Normal"/>
+              <w:jc w:val="left"/>
+              <w:pBdr>
+                <w:bottom w:val="none" w:sz="0" w:space="0" w:color="000000"/>
+                <w:top w:val="none" w:sz="0" w:space="0" w:color="000000"/>
+                <w:left w:val="none" w:sz="0" w:space="0" w:color="000000"/>
+                <w:right w:val="none" w:sz="0" w:space="0" w:color="000000"/>
+              </w:pBdr>
+              <w:spacing w:after="100" w:before="100" w:line="240"/>
+              <w:ind w:left="100" w:right="100" w:firstLine="0" w:firstLineChars="0"/>
+              <w:rPr>
+                <w:rFonts w:ascii="Times New Roman" w:hAnsi="Times New Roman" w:eastAsia="Times New Roman" w:cs="Times New Roman"/>
+                <w:i w:val="false"/>
+                <w:b w:val="false"/>
+                <w:u w:val="none"/>
+                <w:strike w:val="false"/>
+                <w:sz w:val="12"/>
+                <w:szCs w:val="12"/>
+                <w:color w:val="000000"/>
+              </w:rPr>
+            </w:pPr>
+            <w:r>
+              <w:rPr>
+                <w:rFonts w:ascii="Times New Roman" w:hAnsi="Times New Roman" w:eastAsia="Times New Roman" w:cs="Times New Roman"/>
+                <w:i w:val="false"/>
+                <w:b w:val="false"/>
+                <w:u w:val="none"/>
+                <w:strike w:val="false"/>
+                <w:sz w:val="12"/>
+                <w:szCs w:val="12"/>
+                <w:color w:val="000000"/>
+              </w:rPr>
+              <w:t xml:space="preserve">0.128</w:t>
             </w:r>
           </w:p>
         </w:tc>
@@ -14904,7 +14904,7 @@
                 <w:szCs w:val="12"/>
                 <w:color w:val="000000"/>
               </w:rPr>
-              <w:t xml:space="preserve">false</w:t>
+              <w:t xml:space="preserve">true</w:t>
             </w:r>
           </w:p>
         </w:tc>
@@ -15624,172 +15624,172 @@
                 <w:szCs w:val="12"/>
                 <w:color w:val="000000"/>
               </w:rPr>
-              <w:t xml:space="preserve">0.97 (0.86–1.10)</w:t>
-            </w:r>
-          </w:p>
-        </w:tc>
-        <w:tc>
-          <w:tcPr>
-            <w:tcBorders>
-              <w:bottom w:val="none" w:sz="0" w:space="0" w:color="000000"/>
-              <w:top w:val="none" w:sz="0" w:space="0" w:color="000000"/>
-              <w:left w:val="none" w:sz="0" w:space="0" w:color="000000"/>
-              <w:right w:val="none" w:sz="0" w:space="0" w:color="000000"/>
-            </w:tcBorders>
-            <w:shd w:val="clear" w:color="auto" w:fill="FFFFFF"/>
-            <w:tcMar>
-              <w:top w:w="0" w:type="dxa"/>
-              <w:bottom w:w="0" w:type="dxa"/>
-              <w:left w:w="0" w:type="dxa"/>
-              <w:right w:w="0" w:type="dxa"/>
-            </w:tcMar>
-            <w:vAlign w:val="center"/>
-          </w:tcPr>
-          <w:p>
-            <w:pPr>
-              <w:pStyle w:val="Normal"/>
-              <w:jc w:val="left"/>
-              <w:pBdr>
-                <w:bottom w:val="none" w:sz="0" w:space="0" w:color="000000"/>
-                <w:top w:val="none" w:sz="0" w:space="0" w:color="000000"/>
-                <w:left w:val="none" w:sz="0" w:space="0" w:color="000000"/>
-                <w:right w:val="none" w:sz="0" w:space="0" w:color="000000"/>
-              </w:pBdr>
-              <w:spacing w:after="100" w:before="100" w:line="240"/>
-              <w:ind w:left="100" w:right="100" w:firstLine="0" w:firstLineChars="0"/>
-              <w:rPr>
-                <w:rFonts w:ascii="Times New Roman" w:hAnsi="Times New Roman" w:eastAsia="Times New Roman" w:cs="Times New Roman"/>
-                <w:i w:val="false"/>
-                <w:b w:val="false"/>
-                <w:u w:val="none"/>
-                <w:strike w:val="false"/>
-                <w:sz w:val="12"/>
-                <w:szCs w:val="12"/>
-                <w:color w:val="000000"/>
-              </w:rPr>
-            </w:pPr>
-            <w:r>
-              <w:rPr>
-                <w:rFonts w:ascii="Times New Roman" w:hAnsi="Times New Roman" w:eastAsia="Times New Roman" w:cs="Times New Roman"/>
-                <w:i w:val="false"/>
-                <w:b w:val="false"/>
-                <w:u w:val="none"/>
-                <w:strike w:val="false"/>
-                <w:sz w:val="12"/>
-                <w:szCs w:val="12"/>
-                <w:color w:val="000000"/>
-              </w:rPr>
-              <w:t xml:space="preserve">0.638</w:t>
-            </w:r>
-          </w:p>
-        </w:tc>
-        <w:tc>
-          <w:tcPr>
-            <w:tcBorders>
-              <w:bottom w:val="none" w:sz="0" w:space="0" w:color="000000"/>
-              <w:top w:val="none" w:sz="0" w:space="0" w:color="000000"/>
-              <w:left w:val="none" w:sz="0" w:space="0" w:color="000000"/>
-              <w:right w:val="none" w:sz="0" w:space="0" w:color="000000"/>
-            </w:tcBorders>
-            <w:shd w:val="clear" w:color="auto" w:fill="FFFFFF"/>
-            <w:tcMar>
-              <w:top w:w="0" w:type="dxa"/>
-              <w:bottom w:w="0" w:type="dxa"/>
-              <w:left w:w="0" w:type="dxa"/>
-              <w:right w:w="0" w:type="dxa"/>
-            </w:tcMar>
-            <w:vAlign w:val="center"/>
-          </w:tcPr>
-          <w:p>
-            <w:pPr>
-              <w:pStyle w:val="Normal"/>
-              <w:jc w:val="left"/>
-              <w:pBdr>
-                <w:bottom w:val="none" w:sz="0" w:space="0" w:color="000000"/>
-                <w:top w:val="none" w:sz="0" w:space="0" w:color="000000"/>
-                <w:left w:val="none" w:sz="0" w:space="0" w:color="000000"/>
-                <w:right w:val="none" w:sz="0" w:space="0" w:color="000000"/>
-              </w:pBdr>
-              <w:spacing w:after="100" w:before="100" w:line="240"/>
-              <w:ind w:left="100" w:right="100" w:firstLine="0" w:firstLineChars="0"/>
-              <w:rPr>
-                <w:rFonts w:ascii="Times New Roman" w:hAnsi="Times New Roman" w:eastAsia="Times New Roman" w:cs="Times New Roman"/>
-                <w:i w:val="false"/>
-                <w:b w:val="false"/>
-                <w:u w:val="none"/>
-                <w:strike w:val="false"/>
-                <w:sz w:val="12"/>
-                <w:szCs w:val="12"/>
-                <w:color w:val="000000"/>
-              </w:rPr>
-            </w:pPr>
-            <w:r>
-              <w:rPr>
-                <w:rFonts w:ascii="Times New Roman" w:hAnsi="Times New Roman" w:eastAsia="Times New Roman" w:cs="Times New Roman"/>
-                <w:i w:val="false"/>
-                <w:b w:val="false"/>
-                <w:u w:val="none"/>
-                <w:strike w:val="false"/>
-                <w:sz w:val="12"/>
-                <w:szCs w:val="12"/>
-                <w:color w:val="000000"/>
-              </w:rPr>
-              <w:t xml:space="preserve">0.638</w:t>
-            </w:r>
-          </w:p>
-        </w:tc>
-        <w:tc>
-          <w:tcPr>
-            <w:tcBorders>
-              <w:bottom w:val="none" w:sz="0" w:space="0" w:color="000000"/>
-              <w:top w:val="none" w:sz="0" w:space="0" w:color="000000"/>
-              <w:left w:val="none" w:sz="0" w:space="0" w:color="000000"/>
-              <w:right w:val="none" w:sz="0" w:space="0" w:color="000000"/>
-            </w:tcBorders>
-            <w:shd w:val="clear" w:color="auto" w:fill="FFFFFF"/>
-            <w:tcMar>
-              <w:top w:w="0" w:type="dxa"/>
-              <w:bottom w:w="0" w:type="dxa"/>
-              <w:left w:w="0" w:type="dxa"/>
-              <w:right w:w="0" w:type="dxa"/>
-            </w:tcMar>
-            <w:vAlign w:val="center"/>
-          </w:tcPr>
-          <w:p>
-            <w:pPr>
-              <w:pStyle w:val="Normal"/>
-              <w:jc w:val="left"/>
-              <w:pBdr>
-                <w:bottom w:val="none" w:sz="0" w:space="0" w:color="000000"/>
-                <w:top w:val="none" w:sz="0" w:space="0" w:color="000000"/>
-                <w:left w:val="none" w:sz="0" w:space="0" w:color="000000"/>
-                <w:right w:val="none" w:sz="0" w:space="0" w:color="000000"/>
-              </w:pBdr>
-              <w:spacing w:after="100" w:before="100" w:line="240"/>
-              <w:ind w:left="100" w:right="100" w:firstLine="0" w:firstLineChars="0"/>
-              <w:rPr>
-                <w:rFonts w:ascii="Times New Roman" w:hAnsi="Times New Roman" w:eastAsia="Times New Roman" w:cs="Times New Roman"/>
-                <w:i w:val="false"/>
-                <w:b w:val="false"/>
-                <w:u w:val="none"/>
-                <w:strike w:val="false"/>
-                <w:sz w:val="12"/>
-                <w:szCs w:val="12"/>
-                <w:color w:val="000000"/>
-              </w:rPr>
-            </w:pPr>
-            <w:r>
-              <w:rPr>
-                <w:rFonts w:ascii="Times New Roman" w:hAnsi="Times New Roman" w:eastAsia="Times New Roman" w:cs="Times New Roman"/>
-                <w:i w:val="false"/>
-                <w:b w:val="false"/>
-                <w:u w:val="none"/>
-                <w:strike w:val="false"/>
-                <w:sz w:val="12"/>
-                <w:szCs w:val="12"/>
-                <w:color w:val="000000"/>
-              </w:rPr>
-              <w:t xml:space="preserve">12.2</w:t>
+              <w:t xml:space="preserve">0.96 (0.85–1.09)</w:t>
+            </w:r>
+          </w:p>
+        </w:tc>
+        <w:tc>
+          <w:tcPr>
+            <w:tcBorders>
+              <w:bottom w:val="none" w:sz="0" w:space="0" w:color="000000"/>
+              <w:top w:val="none" w:sz="0" w:space="0" w:color="000000"/>
+              <w:left w:val="none" w:sz="0" w:space="0" w:color="000000"/>
+              <w:right w:val="none" w:sz="0" w:space="0" w:color="000000"/>
+            </w:tcBorders>
+            <w:shd w:val="clear" w:color="auto" w:fill="FFFFFF"/>
+            <w:tcMar>
+              <w:top w:w="0" w:type="dxa"/>
+              <w:bottom w:w="0" w:type="dxa"/>
+              <w:left w:w="0" w:type="dxa"/>
+              <w:right w:w="0" w:type="dxa"/>
+            </w:tcMar>
+            <w:vAlign w:val="center"/>
+          </w:tcPr>
+          <w:p>
+            <w:pPr>
+              <w:pStyle w:val="Normal"/>
+              <w:jc w:val="left"/>
+              <w:pBdr>
+                <w:bottom w:val="none" w:sz="0" w:space="0" w:color="000000"/>
+                <w:top w:val="none" w:sz="0" w:space="0" w:color="000000"/>
+                <w:left w:val="none" w:sz="0" w:space="0" w:color="000000"/>
+                <w:right w:val="none" w:sz="0" w:space="0" w:color="000000"/>
+              </w:pBdr>
+              <w:spacing w:after="100" w:before="100" w:line="240"/>
+              <w:ind w:left="100" w:right="100" w:firstLine="0" w:firstLineChars="0"/>
+              <w:rPr>
+                <w:rFonts w:ascii="Times New Roman" w:hAnsi="Times New Roman" w:eastAsia="Times New Roman" w:cs="Times New Roman"/>
+                <w:i w:val="false"/>
+                <w:b w:val="false"/>
+                <w:u w:val="none"/>
+                <w:strike w:val="false"/>
+                <w:sz w:val="12"/>
+                <w:szCs w:val="12"/>
+                <w:color w:val="000000"/>
+              </w:rPr>
+            </w:pPr>
+            <w:r>
+              <w:rPr>
+                <w:rFonts w:ascii="Times New Roman" w:hAnsi="Times New Roman" w:eastAsia="Times New Roman" w:cs="Times New Roman"/>
+                <w:i w:val="false"/>
+                <w:b w:val="false"/>
+                <w:u w:val="none"/>
+                <w:strike w:val="false"/>
+                <w:sz w:val="12"/>
+                <w:szCs w:val="12"/>
+                <w:color w:val="000000"/>
+              </w:rPr>
+              <w:t xml:space="preserve">0.548</w:t>
+            </w:r>
+          </w:p>
+        </w:tc>
+        <w:tc>
+          <w:tcPr>
+            <w:tcBorders>
+              <w:bottom w:val="none" w:sz="0" w:space="0" w:color="000000"/>
+              <w:top w:val="none" w:sz="0" w:space="0" w:color="000000"/>
+              <w:left w:val="none" w:sz="0" w:space="0" w:color="000000"/>
+              <w:right w:val="none" w:sz="0" w:space="0" w:color="000000"/>
+            </w:tcBorders>
+            <w:shd w:val="clear" w:color="auto" w:fill="FFFFFF"/>
+            <w:tcMar>
+              <w:top w:w="0" w:type="dxa"/>
+              <w:bottom w:w="0" w:type="dxa"/>
+              <w:left w:w="0" w:type="dxa"/>
+              <w:right w:w="0" w:type="dxa"/>
+            </w:tcMar>
+            <w:vAlign w:val="center"/>
+          </w:tcPr>
+          <w:p>
+            <w:pPr>
+              <w:pStyle w:val="Normal"/>
+              <w:jc w:val="left"/>
+              <w:pBdr>
+                <w:bottom w:val="none" w:sz="0" w:space="0" w:color="000000"/>
+                <w:top w:val="none" w:sz="0" w:space="0" w:color="000000"/>
+                <w:left w:val="none" w:sz="0" w:space="0" w:color="000000"/>
+                <w:right w:val="none" w:sz="0" w:space="0" w:color="000000"/>
+              </w:pBdr>
+              <w:spacing w:after="100" w:before="100" w:line="240"/>
+              <w:ind w:left="100" w:right="100" w:firstLine="0" w:firstLineChars="0"/>
+              <w:rPr>
+                <w:rFonts w:ascii="Times New Roman" w:hAnsi="Times New Roman" w:eastAsia="Times New Roman" w:cs="Times New Roman"/>
+                <w:i w:val="false"/>
+                <w:b w:val="false"/>
+                <w:u w:val="none"/>
+                <w:strike w:val="false"/>
+                <w:sz w:val="12"/>
+                <w:szCs w:val="12"/>
+                <w:color w:val="000000"/>
+              </w:rPr>
+            </w:pPr>
+            <w:r>
+              <w:rPr>
+                <w:rFonts w:ascii="Times New Roman" w:hAnsi="Times New Roman" w:eastAsia="Times New Roman" w:cs="Times New Roman"/>
+                <w:i w:val="false"/>
+                <w:b w:val="false"/>
+                <w:u w:val="none"/>
+                <w:strike w:val="false"/>
+                <w:sz w:val="12"/>
+                <w:szCs w:val="12"/>
+                <w:color w:val="000000"/>
+              </w:rPr>
+              <w:t xml:space="preserve">0.548</w:t>
+            </w:r>
+          </w:p>
+        </w:tc>
+        <w:tc>
+          <w:tcPr>
+            <w:tcBorders>
+              <w:bottom w:val="none" w:sz="0" w:space="0" w:color="000000"/>
+              <w:top w:val="none" w:sz="0" w:space="0" w:color="000000"/>
+              <w:left w:val="none" w:sz="0" w:space="0" w:color="000000"/>
+              <w:right w:val="none" w:sz="0" w:space="0" w:color="000000"/>
+            </w:tcBorders>
+            <w:shd w:val="clear" w:color="auto" w:fill="FFFFFF"/>
+            <w:tcMar>
+              <w:top w:w="0" w:type="dxa"/>
+              <w:bottom w:w="0" w:type="dxa"/>
+              <w:left w:w="0" w:type="dxa"/>
+              <w:right w:w="0" w:type="dxa"/>
+            </w:tcMar>
+            <w:vAlign w:val="center"/>
+          </w:tcPr>
+          <w:p>
+            <w:pPr>
+              <w:pStyle w:val="Normal"/>
+              <w:jc w:val="left"/>
+              <w:pBdr>
+                <w:bottom w:val="none" w:sz="0" w:space="0" w:color="000000"/>
+                <w:top w:val="none" w:sz="0" w:space="0" w:color="000000"/>
+                <w:left w:val="none" w:sz="0" w:space="0" w:color="000000"/>
+                <w:right w:val="none" w:sz="0" w:space="0" w:color="000000"/>
+              </w:pBdr>
+              <w:spacing w:after="100" w:before="100" w:line="240"/>
+              <w:ind w:left="100" w:right="100" w:firstLine="0" w:firstLineChars="0"/>
+              <w:rPr>
+                <w:rFonts w:ascii="Times New Roman" w:hAnsi="Times New Roman" w:eastAsia="Times New Roman" w:cs="Times New Roman"/>
+                <w:i w:val="false"/>
+                <w:b w:val="false"/>
+                <w:u w:val="none"/>
+                <w:strike w:val="false"/>
+                <w:sz w:val="12"/>
+                <w:szCs w:val="12"/>
+                <w:color w:val="000000"/>
+              </w:rPr>
+            </w:pPr>
+            <w:r>
+              <w:rPr>
+                <w:rFonts w:ascii="Times New Roman" w:hAnsi="Times New Roman" w:eastAsia="Times New Roman" w:cs="Times New Roman"/>
+                <w:i w:val="false"/>
+                <w:b w:val="false"/>
+                <w:u w:val="none"/>
+                <w:strike w:val="false"/>
+                <w:sz w:val="12"/>
+                <w:szCs w:val="12"/>
+                <w:color w:val="000000"/>
+              </w:rPr>
+              <w:t xml:space="preserve">9.8</w:t>
             </w:r>
           </w:p>
         </w:tc>
@@ -15899,117 +15899,117 @@
                 <w:szCs w:val="12"/>
                 <w:color w:val="000000"/>
               </w:rPr>
-              <w:t xml:space="preserve">1.01 (0.88–1.15)</w:t>
-            </w:r>
-          </w:p>
-        </w:tc>
-        <w:tc>
-          <w:tcPr>
-            <w:tcBorders>
-              <w:bottom w:val="none" w:sz="0" w:space="0" w:color="000000"/>
-              <w:top w:val="none" w:sz="0" w:space="0" w:color="000000"/>
-              <w:left w:val="none" w:sz="0" w:space="0" w:color="000000"/>
-              <w:right w:val="none" w:sz="0" w:space="0" w:color="000000"/>
-            </w:tcBorders>
-            <w:shd w:val="clear" w:color="auto" w:fill="FFFFFF"/>
-            <w:tcMar>
-              <w:top w:w="0" w:type="dxa"/>
-              <w:bottom w:w="0" w:type="dxa"/>
-              <w:left w:w="0" w:type="dxa"/>
-              <w:right w:w="0" w:type="dxa"/>
-            </w:tcMar>
-            <w:vAlign w:val="center"/>
-          </w:tcPr>
-          <w:p>
-            <w:pPr>
-              <w:pStyle w:val="Normal"/>
-              <w:jc w:val="left"/>
-              <w:pBdr>
-                <w:bottom w:val="none" w:sz="0" w:space="0" w:color="000000"/>
-                <w:top w:val="none" w:sz="0" w:space="0" w:color="000000"/>
-                <w:left w:val="none" w:sz="0" w:space="0" w:color="000000"/>
-                <w:right w:val="none" w:sz="0" w:space="0" w:color="000000"/>
-              </w:pBdr>
-              <w:spacing w:after="100" w:before="100" w:line="240"/>
-              <w:ind w:left="100" w:right="100" w:firstLine="0" w:firstLineChars="0"/>
-              <w:rPr>
-                <w:rFonts w:ascii="Times New Roman" w:hAnsi="Times New Roman" w:eastAsia="Times New Roman" w:cs="Times New Roman"/>
-                <w:i w:val="false"/>
-                <w:b w:val="false"/>
-                <w:u w:val="none"/>
-                <w:strike w:val="false"/>
-                <w:sz w:val="12"/>
-                <w:szCs w:val="12"/>
-                <w:color w:val="000000"/>
-              </w:rPr>
-            </w:pPr>
-            <w:r>
-              <w:rPr>
-                <w:rFonts w:ascii="Times New Roman" w:hAnsi="Times New Roman" w:eastAsia="Times New Roman" w:cs="Times New Roman"/>
-                <w:i w:val="false"/>
-                <w:b w:val="false"/>
-                <w:u w:val="none"/>
-                <w:strike w:val="false"/>
-                <w:sz w:val="12"/>
-                <w:szCs w:val="12"/>
-                <w:color w:val="000000"/>
-              </w:rPr>
-              <w:t xml:space="preserve">0.908</w:t>
-            </w:r>
-          </w:p>
-        </w:tc>
-        <w:tc>
-          <w:tcPr>
-            <w:tcBorders>
-              <w:bottom w:val="none" w:sz="0" w:space="0" w:color="000000"/>
-              <w:top w:val="none" w:sz="0" w:space="0" w:color="000000"/>
-              <w:left w:val="none" w:sz="0" w:space="0" w:color="000000"/>
-              <w:right w:val="none" w:sz="0" w:space="0" w:color="000000"/>
-            </w:tcBorders>
-            <w:shd w:val="clear" w:color="auto" w:fill="FFFFFF"/>
-            <w:tcMar>
-              <w:top w:w="0" w:type="dxa"/>
-              <w:bottom w:w="0" w:type="dxa"/>
-              <w:left w:w="0" w:type="dxa"/>
-              <w:right w:w="0" w:type="dxa"/>
-            </w:tcMar>
-            <w:vAlign w:val="center"/>
-          </w:tcPr>
-          <w:p>
-            <w:pPr>
-              <w:pStyle w:val="Normal"/>
-              <w:jc w:val="left"/>
-              <w:pBdr>
-                <w:bottom w:val="none" w:sz="0" w:space="0" w:color="000000"/>
-                <w:top w:val="none" w:sz="0" w:space="0" w:color="000000"/>
-                <w:left w:val="none" w:sz="0" w:space="0" w:color="000000"/>
-                <w:right w:val="none" w:sz="0" w:space="0" w:color="000000"/>
-              </w:pBdr>
-              <w:spacing w:after="100" w:before="100" w:line="240"/>
-              <w:ind w:left="100" w:right="100" w:firstLine="0" w:firstLineChars="0"/>
-              <w:rPr>
-                <w:rFonts w:ascii="Times New Roman" w:hAnsi="Times New Roman" w:eastAsia="Times New Roman" w:cs="Times New Roman"/>
-                <w:i w:val="false"/>
-                <w:b w:val="false"/>
-                <w:u w:val="none"/>
-                <w:strike w:val="false"/>
-                <w:sz w:val="12"/>
-                <w:szCs w:val="12"/>
-                <w:color w:val="000000"/>
-              </w:rPr>
-            </w:pPr>
-            <w:r>
-              <w:rPr>
-                <w:rFonts w:ascii="Times New Roman" w:hAnsi="Times New Roman" w:eastAsia="Times New Roman" w:cs="Times New Roman"/>
-                <w:i w:val="false"/>
-                <w:b w:val="false"/>
-                <w:u w:val="none"/>
-                <w:strike w:val="false"/>
-                <w:sz w:val="12"/>
-                <w:szCs w:val="12"/>
-                <w:color w:val="000000"/>
-              </w:rPr>
-              <w:t xml:space="preserve">0.347</w:t>
+              <w:t xml:space="preserve">1.03 (0.90–1.18)</w:t>
+            </w:r>
+          </w:p>
+        </w:tc>
+        <w:tc>
+          <w:tcPr>
+            <w:tcBorders>
+              <w:bottom w:val="none" w:sz="0" w:space="0" w:color="000000"/>
+              <w:top w:val="none" w:sz="0" w:space="0" w:color="000000"/>
+              <w:left w:val="none" w:sz="0" w:space="0" w:color="000000"/>
+              <w:right w:val="none" w:sz="0" w:space="0" w:color="000000"/>
+            </w:tcBorders>
+            <w:shd w:val="clear" w:color="auto" w:fill="FFFFFF"/>
+            <w:tcMar>
+              <w:top w:w="0" w:type="dxa"/>
+              <w:bottom w:w="0" w:type="dxa"/>
+              <w:left w:w="0" w:type="dxa"/>
+              <w:right w:w="0" w:type="dxa"/>
+            </w:tcMar>
+            <w:vAlign w:val="center"/>
+          </w:tcPr>
+          <w:p>
+            <w:pPr>
+              <w:pStyle w:val="Normal"/>
+              <w:jc w:val="left"/>
+              <w:pBdr>
+                <w:bottom w:val="none" w:sz="0" w:space="0" w:color="000000"/>
+                <w:top w:val="none" w:sz="0" w:space="0" w:color="000000"/>
+                <w:left w:val="none" w:sz="0" w:space="0" w:color="000000"/>
+                <w:right w:val="none" w:sz="0" w:space="0" w:color="000000"/>
+              </w:pBdr>
+              <w:spacing w:after="100" w:before="100" w:line="240"/>
+              <w:ind w:left="100" w:right="100" w:firstLine="0" w:firstLineChars="0"/>
+              <w:rPr>
+                <w:rFonts w:ascii="Times New Roman" w:hAnsi="Times New Roman" w:eastAsia="Times New Roman" w:cs="Times New Roman"/>
+                <w:i w:val="false"/>
+                <w:b w:val="false"/>
+                <w:u w:val="none"/>
+                <w:strike w:val="false"/>
+                <w:sz w:val="12"/>
+                <w:szCs w:val="12"/>
+                <w:color w:val="000000"/>
+              </w:rPr>
+            </w:pPr>
+            <w:r>
+              <w:rPr>
+                <w:rFonts w:ascii="Times New Roman" w:hAnsi="Times New Roman" w:eastAsia="Times New Roman" w:cs="Times New Roman"/>
+                <w:i w:val="false"/>
+                <w:b w:val="false"/>
+                <w:u w:val="none"/>
+                <w:strike w:val="false"/>
+                <w:sz w:val="12"/>
+                <w:szCs w:val="12"/>
+                <w:color w:val="000000"/>
+              </w:rPr>
+              <w:t xml:space="preserve">0.695</w:t>
+            </w:r>
+          </w:p>
+        </w:tc>
+        <w:tc>
+          <w:tcPr>
+            <w:tcBorders>
+              <w:bottom w:val="none" w:sz="0" w:space="0" w:color="000000"/>
+              <w:top w:val="none" w:sz="0" w:space="0" w:color="000000"/>
+              <w:left w:val="none" w:sz="0" w:space="0" w:color="000000"/>
+              <w:right w:val="none" w:sz="0" w:space="0" w:color="000000"/>
+            </w:tcBorders>
+            <w:shd w:val="clear" w:color="auto" w:fill="FFFFFF"/>
+            <w:tcMar>
+              <w:top w:w="0" w:type="dxa"/>
+              <w:bottom w:w="0" w:type="dxa"/>
+              <w:left w:w="0" w:type="dxa"/>
+              <w:right w:w="0" w:type="dxa"/>
+            </w:tcMar>
+            <w:vAlign w:val="center"/>
+          </w:tcPr>
+          <w:p>
+            <w:pPr>
+              <w:pStyle w:val="Normal"/>
+              <w:jc w:val="left"/>
+              <w:pBdr>
+                <w:bottom w:val="none" w:sz="0" w:space="0" w:color="000000"/>
+                <w:top w:val="none" w:sz="0" w:space="0" w:color="000000"/>
+                <w:left w:val="none" w:sz="0" w:space="0" w:color="000000"/>
+                <w:right w:val="none" w:sz="0" w:space="0" w:color="000000"/>
+              </w:pBdr>
+              <w:spacing w:after="100" w:before="100" w:line="240"/>
+              <w:ind w:left="100" w:right="100" w:firstLine="0" w:firstLineChars="0"/>
+              <w:rPr>
+                <w:rFonts w:ascii="Times New Roman" w:hAnsi="Times New Roman" w:eastAsia="Times New Roman" w:cs="Times New Roman"/>
+                <w:i w:val="false"/>
+                <w:b w:val="false"/>
+                <w:u w:val="none"/>
+                <w:strike w:val="false"/>
+                <w:sz w:val="12"/>
+                <w:szCs w:val="12"/>
+                <w:color w:val="000000"/>
+              </w:rPr>
+            </w:pPr>
+            <w:r>
+              <w:rPr>
+                <w:rFonts w:ascii="Times New Roman" w:hAnsi="Times New Roman" w:eastAsia="Times New Roman" w:cs="Times New Roman"/>
+                <w:i w:val="false"/>
+                <w:b w:val="false"/>
+                <w:u w:val="none"/>
+                <w:strike w:val="false"/>
+                <w:sz w:val="12"/>
+                <w:szCs w:val="12"/>
+                <w:color w:val="000000"/>
+              </w:rPr>
+              <w:t xml:space="preserve">0.294</w:t>
             </w:r>
           </w:p>
         </w:tc>
@@ -16394,7 +16394,7 @@
                 <w:szCs w:val="12"/>
                 <w:color w:val="000000"/>
               </w:rPr>
-              <w:t xml:space="preserve">false</w:t>
+              <w:t xml:space="preserve">true</w:t>
             </w:r>
           </w:p>
         </w:tc>
@@ -17114,7 +17114,7 @@
                 <w:szCs w:val="12"/>
                 <w:color w:val="000000"/>
               </w:rPr>
-              <w:t xml:space="preserve">1.26 (0.92–1.73)</w:t>
+              <w:t xml:space="preserve">1.27 (0.93–1.74)</w:t>
             </w:r>
           </w:p>
         </w:tc>
@@ -17169,7 +17169,7 @@
                 <w:szCs w:val="12"/>
                 <w:color w:val="000000"/>
               </w:rPr>
-              <w:t xml:space="preserve">0.154</w:t>
+              <w:t xml:space="preserve">0.132</w:t>
             </w:r>
           </w:p>
         </w:tc>
@@ -17224,7 +17224,7 @@
                 <w:szCs w:val="12"/>
                 <w:color w:val="000000"/>
               </w:rPr>
-              <w:t xml:space="preserve">0.309</w:t>
+              <w:t xml:space="preserve">0.265</w:t>
             </w:r>
           </w:p>
         </w:tc>
@@ -17279,7 +17279,7 @@
                 <w:szCs w:val="12"/>
                 <w:color w:val="000000"/>
               </w:rPr>
-              <w:t xml:space="preserve">12.2</w:t>
+              <w:t xml:space="preserve">9.8</w:t>
             </w:r>
           </w:p>
         </w:tc>
@@ -17389,7 +17389,7 @@
                 <w:szCs w:val="12"/>
                 <w:color w:val="000000"/>
               </w:rPr>
-              <w:t xml:space="preserve">1.20 (0.86–1.66)</w:t>
+              <w:t xml:space="preserve">1.24 (0.90–1.71)</w:t>
             </w:r>
           </w:p>
         </w:tc>
@@ -17444,7 +17444,7 @@
                 <w:szCs w:val="12"/>
                 <w:color w:val="000000"/>
               </w:rPr>
-              <w:t xml:space="preserve">0.287</w:t>
+              <w:t xml:space="preserve">0.189</w:t>
             </w:r>
           </w:p>
         </w:tc>
@@ -17499,7 +17499,7 @@
                 <w:szCs w:val="12"/>
                 <w:color w:val="000000"/>
               </w:rPr>
-              <w:t xml:space="preserve">0.349</w:t>
+              <w:t xml:space="preserve">0.336</w:t>
             </w:r>
           </w:p>
         </w:tc>
@@ -17884,7 +17884,7 @@
                 <w:szCs w:val="12"/>
                 <w:color w:val="000000"/>
               </w:rPr>
-              <w:t xml:space="preserve">false</w:t>
+              <w:t xml:space="preserve">true</w:t>
             </w:r>
           </w:p>
         </w:tc>

--- a/output/tables/COAD/COAD_survival_summary.docx
+++ b/output/tables/COAD/COAD_survival_summary.docx
@@ -25,7 +25,7 @@
         <w:ind w:left="60" w:right="60" w:firstLine="0" w:firstLineChars="0"/>
       </w:pPr>
       <w:r>
-        <w:t xml:space="preserve">Overall survival by gene expression (High vs Low), TCGA-COAD. HR from Cox regression; gene HRs (univariable, multivariable, strata, time-split) are per 1 log2 unit of expression; multivariable model adjusted for age group, years, sex, pathologic stage group and pretreatment cea. Sensitivity: stratified by tss. q = Benjamini–Hochberg across exploratory genes only; the primary gene (MAD2L1) is reported with its unadjusted p. Time-split HRs (0–24 / &gt;24 months, adjusted) are shown only for genes whose expression term violated proportional hazards. RMST difference = High − Low restricted mean survival time up to 60 months.</w:t>
+        <w:t xml:space="preserve">Overall survival by gene expression (High vs Low), TCGA-COAD. HR from Cox regression; gene HRs (univariable, multivariable, strata, time-split) are per 1 log2 unit of expression; multivariable model adjusted for age group, years, sex, pathologic stage group and pretreatment cea. Sensitivity: stratified by tss. q = Benjamini–Hochberg across exploratory genes only; the primary gene (HIST1H2AC) is reported with its unadjusted p. Time-split HRs (0–24 / &gt;24 months, adjusted) are shown only for genes whose expression term violated proportional hazards. RMST difference = High − Low restricted mean survival time up to 60 months.</w:t>
       </w:r>
     </w:p>
     <w:tbl xmlns:a="http://schemas.openxmlformats.org/drawingml/2006/main" xmlns:pic="http://schemas.openxmlformats.org/drawingml/2006/picture">
@@ -1609,7 +1609,7 @@
                 <w:szCs w:val="12"/>
                 <w:color w:val="000000"/>
               </w:rPr>
-              <w:t xml:space="preserve">MAD2L1</w:t>
+              <w:t xml:space="preserve">HIST1H2AC</w:t>
             </w:r>
           </w:p>
         </w:tc>
@@ -1829,7 +1829,7 @@
                 <w:szCs w:val="12"/>
                 <w:color w:val="000000"/>
               </w:rPr>
-              <w:t xml:space="preserve">67.2 (60.7–NR)</w:t>
+              <w:t xml:space="preserve">99.9 (67.2–NR)</w:t>
             </w:r>
           </w:p>
         </w:tc>
@@ -1884,7 +1884,7 @@
                 <w:szCs w:val="12"/>
                 <w:color w:val="000000"/>
               </w:rPr>
-              <w:t xml:space="preserve">99.9 (83.2–NR)</w:t>
+              <w:t xml:space="preserve">81.3 (56.2–NR)</w:t>
             </w:r>
           </w:p>
         </w:tc>
@@ -1939,7 +1939,7 @@
                 <w:szCs w:val="12"/>
                 <w:color w:val="000000"/>
               </w:rPr>
-              <w:t xml:space="preserve">0.023</w:t>
+              <w:t xml:space="preserve">0.019</w:t>
             </w:r>
           </w:p>
         </w:tc>
@@ -2049,7 +2049,7 @@
                 <w:szCs w:val="12"/>
                 <w:color w:val="000000"/>
               </w:rPr>
-              <w:t xml:space="preserve">0.76 (0.61–0.95)</w:t>
+              <w:t xml:space="preserve">1.43 (1.16–1.77)</w:t>
             </w:r>
           </w:p>
         </w:tc>
@@ -2104,7 +2104,7 @@
                 <w:szCs w:val="12"/>
                 <w:color w:val="000000"/>
               </w:rPr>
-              <w:t xml:space="preserve">0.018</w:t>
+              <w:t xml:space="preserve">&lt;0.001</w:t>
             </w:r>
           </w:p>
         </w:tc>
@@ -2214,7 +2214,7 @@
                 <w:szCs w:val="12"/>
                 <w:color w:val="000000"/>
               </w:rPr>
-              <w:t xml:space="preserve">0.83 (0.60–1.16)</w:t>
+              <w:t xml:space="preserve">1.27 (0.93–1.74)</w:t>
             </w:r>
           </w:p>
         </w:tc>
@@ -2269,7 +2269,7 @@
                 <w:szCs w:val="12"/>
                 <w:color w:val="000000"/>
               </w:rPr>
-              <w:t xml:space="preserve">0.285</w:t>
+              <w:t xml:space="preserve">0.132</w:t>
             </w:r>
           </w:p>
         </w:tc>
@@ -2489,7 +2489,7 @@
                 <w:szCs w:val="12"/>
                 <w:color w:val="000000"/>
               </w:rPr>
-              <w:t xml:space="preserve">0.88 (0.61–1.25)</w:t>
+              <w:t xml:space="preserve">1.24 (0.90–1.71)</w:t>
             </w:r>
           </w:p>
         </w:tc>
@@ -2544,7 +2544,7 @@
                 <w:szCs w:val="12"/>
                 <w:color w:val="000000"/>
               </w:rPr>
-              <w:t xml:space="preserve">0.471</w:t>
+              <w:t xml:space="preserve">0.189</w:t>
             </w:r>
           </w:p>
         </w:tc>
@@ -2599,7 +2599,7 @@
                 <w:szCs w:val="12"/>
                 <w:color w:val="000000"/>
               </w:rPr>
-              <w:t xml:space="preserve">0.297</w:t>
+              <w:t xml:space="preserve">0.336</w:t>
             </w:r>
           </w:p>
         </w:tc>
@@ -2874,7 +2874,7 @@
                 <w:szCs w:val="12"/>
                 <w:color w:val="000000"/>
               </w:rPr>
-              <w:t xml:space="preserve">4.27 (-0.05, 8.59)</w:t>
+              <w:t xml:space="preserve">-5.29 (-9.57, -1.01)</w:t>
             </w:r>
           </w:p>
         </w:tc>
@@ -2929,7 +2929,7 @@
                 <w:szCs w:val="12"/>
                 <w:color w:val="000000"/>
               </w:rPr>
-              <w:t xml:space="preserve">0.053</w:t>
+              <w:t xml:space="preserve">0.015</w:t>
             </w:r>
           </w:p>
         </w:tc>
@@ -10934,7 +10934,7 @@
                 <w:szCs w:val="12"/>
                 <w:color w:val="000000"/>
               </w:rPr>
-              <w:t xml:space="preserve">0.052</w:t>
+              <w:t xml:space="preserve">0.056</w:t>
             </w:r>
           </w:p>
         </w:tc>
@@ -11099,7 +11099,7 @@
                 <w:szCs w:val="12"/>
                 <w:color w:val="000000"/>
               </w:rPr>
-              <w:t xml:space="preserve">0.029</w:t>
+              <w:t xml:space="preserve">0.057</w:t>
             </w:r>
           </w:p>
         </w:tc>
@@ -13914,7 +13914,7 @@
                 <w:szCs w:val="12"/>
                 <w:color w:val="000000"/>
               </w:rPr>
-              <w:t xml:space="preserve">0.052</w:t>
+              <w:t xml:space="preserve">0.056</w:t>
             </w:r>
           </w:p>
         </w:tc>
@@ -15404,7 +15404,7 @@
                 <w:szCs w:val="12"/>
                 <w:color w:val="000000"/>
               </w:rPr>
-              <w:t xml:space="preserve">0.052</w:t>
+              <w:t xml:space="preserve">0.056</w:t>
             </w:r>
           </w:p>
         </w:tc>
@@ -16509,7 +16509,7 @@
                 <w:szCs w:val="12"/>
                 <w:color w:val="000000"/>
               </w:rPr>
-              <w:t xml:space="preserve">HIST1H2AC</w:t>
+              <w:t xml:space="preserve">MAD2L1</w:t>
             </w:r>
           </w:p>
         </w:tc>
@@ -16729,7 +16729,7 @@
                 <w:szCs w:val="12"/>
                 <w:color w:val="000000"/>
               </w:rPr>
-              <w:t xml:space="preserve">99.9 (67.2–NR)</w:t>
+              <w:t xml:space="preserve">67.2 (60.7–NR)</w:t>
             </w:r>
           </w:p>
         </w:tc>
@@ -16784,7 +16784,7 @@
                 <w:szCs w:val="12"/>
                 <w:color w:val="000000"/>
               </w:rPr>
-              <w:t xml:space="preserve">81.3 (56.2–NR)</w:t>
+              <w:t xml:space="preserve">99.9 (83.2–NR)</w:t>
             </w:r>
           </w:p>
         </w:tc>
@@ -16839,7 +16839,7 @@
                 <w:szCs w:val="12"/>
                 <w:color w:val="000000"/>
               </w:rPr>
-              <w:t xml:space="preserve">0.019</w:t>
+              <w:t xml:space="preserve">0.023</w:t>
             </w:r>
           </w:p>
         </w:tc>
@@ -16894,7 +16894,7 @@
                 <w:szCs w:val="12"/>
                 <w:color w:val="000000"/>
               </w:rPr>
-              <w:t xml:space="preserve">0.052</w:t>
+              <w:t xml:space="preserve">0.056</w:t>
             </w:r>
           </w:p>
         </w:tc>
@@ -16949,7 +16949,7 @@
                 <w:szCs w:val="12"/>
                 <w:color w:val="000000"/>
               </w:rPr>
-              <w:t xml:space="preserve">1.43 (1.16–1.77)</w:t>
+              <w:t xml:space="preserve">0.76 (0.61–0.95)</w:t>
             </w:r>
           </w:p>
         </w:tc>
@@ -17004,7 +17004,7 @@
                 <w:szCs w:val="12"/>
                 <w:color w:val="000000"/>
               </w:rPr>
-              <w:t xml:space="preserve">&lt;0.001</w:t>
+              <w:t xml:space="preserve">0.018</w:t>
             </w:r>
           </w:p>
         </w:tc>
@@ -17059,7 +17059,7 @@
                 <w:szCs w:val="12"/>
                 <w:color w:val="000000"/>
               </w:rPr>
-              <w:t xml:space="preserve">0.009</w:t>
+              <w:t xml:space="preserve">0.089</w:t>
             </w:r>
           </w:p>
         </w:tc>
@@ -17114,7 +17114,7 @@
                 <w:szCs w:val="12"/>
                 <w:color w:val="000000"/>
               </w:rPr>
-              <w:t xml:space="preserve">1.27 (0.93–1.74)</w:t>
+              <w:t xml:space="preserve">0.83 (0.60–1.16)</w:t>
             </w:r>
           </w:p>
         </w:tc>
@@ -17169,7 +17169,7 @@
                 <w:szCs w:val="12"/>
                 <w:color w:val="000000"/>
               </w:rPr>
-              <w:t xml:space="preserve">0.132</w:t>
+              <w:t xml:space="preserve">0.285</w:t>
             </w:r>
           </w:p>
         </w:tc>
@@ -17224,7 +17224,7 @@
                 <w:szCs w:val="12"/>
                 <w:color w:val="000000"/>
               </w:rPr>
-              <w:t xml:space="preserve">0.265</w:t>
+              <w:t xml:space="preserve">0.461</w:t>
             </w:r>
           </w:p>
         </w:tc>
@@ -17389,7 +17389,7 @@
                 <w:szCs w:val="12"/>
                 <w:color w:val="000000"/>
               </w:rPr>
-              <w:t xml:space="preserve">1.24 (0.90–1.71)</w:t>
+              <w:t xml:space="preserve">0.88 (0.61–1.25)</w:t>
             </w:r>
           </w:p>
         </w:tc>
@@ -17444,7 +17444,7 @@
                 <w:szCs w:val="12"/>
                 <w:color w:val="000000"/>
               </w:rPr>
-              <w:t xml:space="preserve">0.189</w:t>
+              <w:t xml:space="preserve">0.471</w:t>
             </w:r>
           </w:p>
         </w:tc>
@@ -17499,7 +17499,7 @@
                 <w:szCs w:val="12"/>
                 <w:color w:val="000000"/>
               </w:rPr>
-              <w:t xml:space="preserve">0.336</w:t>
+              <w:t xml:space="preserve">0.297</w:t>
             </w:r>
           </w:p>
         </w:tc>
@@ -17774,7 +17774,7 @@
                 <w:szCs w:val="12"/>
                 <w:color w:val="000000"/>
               </w:rPr>
-              <w:t xml:space="preserve">-5.29 (-9.57, -1.01)</w:t>
+              <w:t xml:space="preserve">4.27 (-0.05, 8.59)</w:t>
             </w:r>
           </w:p>
         </w:tc>
@@ -17829,7 +17829,7 @@
                 <w:szCs w:val="12"/>
                 <w:color w:val="000000"/>
               </w:rPr>
-              <w:t xml:space="preserve">0.015</w:t>
+              <w:t xml:space="preserve">0.053</w:t>
             </w:r>
           </w:p>
         </w:tc>

--- a/output/tables/COAD/COAD_survival_summary.docx
+++ b/output/tables/COAD/COAD_survival_summary.docx
@@ -25,7 +25,7 @@
         <w:ind w:left="60" w:right="60" w:firstLine="0" w:firstLineChars="0"/>
       </w:pPr>
       <w:r>
-        <w:t xml:space="preserve">Overall survival by gene expression (High vs Low), TCGA-COAD. HR from Cox regression; gene HRs (univariable, multivariable, strata, time-split) are per 1 log2 unit of expression; multivariable model adjusted for age group, years, sex, pathologic stage group and pretreatment cea. Sensitivity: stratified by tss. q = Benjamini–Hochberg across exploratory genes only; the primary gene (HIST1H2AC) is reported with its unadjusted p. Time-split HRs (0–24 / &gt;24 months, adjusted) are shown only for genes whose expression term violated proportional hazards. RMST difference = High − Low restricted mean survival time up to 60 months.</w:t>
+        <w:t xml:space="preserve">Overall survival by gene expression (High vs Low), TCGA-COAD. HR from Cox regression; gene HRs (univariable, multivariable, strata, time-split) are per 1 log2 unit of expression; multivariable model adjusted for age group, years, sex, pathologic stage group and pretreatment cea. Sensitivity: stratified by tss. q = Benjamini–Hochberg across exploratory genes only; the primary gene (MS4A1) is reported with its unadjusted p. Time-split HRs (0–24 / &gt;24 months, adjusted) are shown only for genes whose expression term violated proportional hazards. RMST difference = High − Low restricted mean survival time up to 60 months.</w:t>
       </w:r>
     </w:p>
     <w:tbl xmlns:a="http://schemas.openxmlformats.org/drawingml/2006/main" xmlns:pic="http://schemas.openxmlformats.org/drawingml/2006/picture">
@@ -1609,7 +1609,7 @@
                 <w:szCs w:val="12"/>
                 <w:color w:val="000000"/>
               </w:rPr>
-              <w:t xml:space="preserve">HIST1H2AC</w:t>
+              <w:t xml:space="preserve">MS4A1</w:t>
             </w:r>
           </w:p>
         </w:tc>
@@ -1829,7 +1829,7 @@
                 <w:szCs w:val="12"/>
                 <w:color w:val="000000"/>
               </w:rPr>
-              <w:t xml:space="preserve">99.9 (67.2–NR)</w:t>
+              <w:t xml:space="preserve">67.2 (56.2–NR)</w:t>
             </w:r>
           </w:p>
         </w:tc>
@@ -1884,7 +1884,7 @@
                 <w:szCs w:val="12"/>
                 <w:color w:val="000000"/>
               </w:rPr>
-              <w:t xml:space="preserve">81.3 (56.2–NR)</w:t>
+              <w:t xml:space="preserve">99.9 (99.9–NR)</w:t>
             </w:r>
           </w:p>
         </w:tc>
@@ -1939,7 +1939,7 @@
                 <w:szCs w:val="12"/>
                 <w:color w:val="000000"/>
               </w:rPr>
-              <w:t xml:space="preserve">0.019</w:t>
+              <w:t xml:space="preserve">0.013</w:t>
             </w:r>
           </w:p>
         </w:tc>
@@ -2049,7 +2049,7 @@
                 <w:szCs w:val="12"/>
                 <w:color w:val="000000"/>
               </w:rPr>
-              <w:t xml:space="preserve">1.43 (1.16–1.77)</w:t>
+              <w:t xml:space="preserve">0.95 (0.87–1.04)</w:t>
             </w:r>
           </w:p>
         </w:tc>
@@ -2104,7 +2104,7 @@
                 <w:szCs w:val="12"/>
                 <w:color w:val="000000"/>
               </w:rPr>
-              <w:t xml:space="preserve">&lt;0.001</w:t>
+              <w:t xml:space="preserve">0.255</w:t>
             </w:r>
           </w:p>
         </w:tc>
@@ -2214,7 +2214,7 @@
                 <w:szCs w:val="12"/>
                 <w:color w:val="000000"/>
               </w:rPr>
-              <w:t xml:space="preserve">1.27 (0.93–1.74)</w:t>
+              <w:t xml:space="preserve">0.96 (0.85–1.09)</w:t>
             </w:r>
           </w:p>
         </w:tc>
@@ -2269,7 +2269,7 @@
                 <w:szCs w:val="12"/>
                 <w:color w:val="000000"/>
               </w:rPr>
-              <w:t xml:space="preserve">0.132</w:t>
+              <w:t xml:space="preserve">0.548</w:t>
             </w:r>
           </w:p>
         </w:tc>
@@ -2489,7 +2489,7 @@
                 <w:szCs w:val="12"/>
                 <w:color w:val="000000"/>
               </w:rPr>
-              <w:t xml:space="preserve">1.24 (0.90–1.71)</w:t>
+              <w:t xml:space="preserve">1.03 (0.90–1.18)</w:t>
             </w:r>
           </w:p>
         </w:tc>
@@ -2544,7 +2544,7 @@
                 <w:szCs w:val="12"/>
                 <w:color w:val="000000"/>
               </w:rPr>
-              <w:t xml:space="preserve">0.189</w:t>
+              <w:t xml:space="preserve">0.695</w:t>
             </w:r>
           </w:p>
         </w:tc>
@@ -2599,7 +2599,7 @@
                 <w:szCs w:val="12"/>
                 <w:color w:val="000000"/>
               </w:rPr>
-              <w:t xml:space="preserve">0.336</w:t>
+              <w:t xml:space="preserve">0.294</w:t>
             </w:r>
           </w:p>
         </w:tc>
@@ -2874,7 +2874,7 @@
                 <w:szCs w:val="12"/>
                 <w:color w:val="000000"/>
               </w:rPr>
-              <w:t xml:space="preserve">-5.29 (-9.57, -1.01)</w:t>
+              <w:t xml:space="preserve">5.10 (0.81, 9.38)</w:t>
             </w:r>
           </w:p>
         </w:tc>
@@ -2929,7 +2929,7 @@
                 <w:szCs w:val="12"/>
                 <w:color w:val="000000"/>
               </w:rPr>
-              <w:t xml:space="preserve">0.015</w:t>
+              <w:t xml:space="preserve">0.020</w:t>
             </w:r>
           </w:p>
         </w:tc>
@@ -5139,7 +5139,7 @@
                 <w:szCs w:val="12"/>
                 <w:color w:val="000000"/>
               </w:rPr>
-              <w:t xml:space="preserve">0.295</w:t>
+              <w:t xml:space="preserve">0.240</w:t>
             </w:r>
           </w:p>
         </w:tc>
@@ -6794,7 +6794,7 @@
                 <w:szCs w:val="12"/>
                 <w:color w:val="000000"/>
               </w:rPr>
-              <w:t xml:space="preserve">0.467</w:t>
+              <w:t xml:space="preserve">0.420</w:t>
             </w:r>
           </w:p>
         </w:tc>
@@ -8284,7 +8284,7 @@
                 <w:szCs w:val="12"/>
                 <w:color w:val="000000"/>
               </w:rPr>
-              <w:t xml:space="preserve">0.461</w:t>
+              <w:t xml:space="preserve">0.410</w:t>
             </w:r>
           </w:p>
         </w:tc>
@@ -9609,7 +9609,7 @@
                 <w:szCs w:val="12"/>
                 <w:color w:val="000000"/>
               </w:rPr>
-              <w:t xml:space="preserve">0.295</w:t>
+              <w:t xml:space="preserve">0.240</w:t>
             </w:r>
           </w:p>
         </w:tc>
@@ -11099,7 +11099,7 @@
                 <w:szCs w:val="12"/>
                 <w:color w:val="000000"/>
               </w:rPr>
-              <w:t xml:space="preserve">0.057</w:t>
+              <w:t xml:space="preserve">0.029</w:t>
             </w:r>
           </w:p>
         </w:tc>
@@ -12589,7 +12589,7 @@
                 <w:szCs w:val="12"/>
                 <w:color w:val="000000"/>
               </w:rPr>
-              <w:t xml:space="preserve">0.295</w:t>
+              <w:t xml:space="preserve">0.245</w:t>
             </w:r>
           </w:p>
         </w:tc>
@@ -12754,7 +12754,7 @@
                 <w:szCs w:val="12"/>
                 <w:color w:val="000000"/>
               </w:rPr>
-              <w:t xml:space="preserve">0.461</w:t>
+              <w:t xml:space="preserve">0.407</w:t>
             </w:r>
           </w:p>
         </w:tc>
@@ -14244,7 +14244,7 @@
                 <w:szCs w:val="12"/>
                 <w:color w:val="000000"/>
               </w:rPr>
-              <w:t xml:space="preserve">0.461</w:t>
+              <w:t xml:space="preserve">0.410</w:t>
             </w:r>
           </w:p>
         </w:tc>
@@ -15019,7 +15019,7 @@
                 <w:szCs w:val="12"/>
                 <w:color w:val="000000"/>
               </w:rPr>
-              <w:t xml:space="preserve">MS4A1</w:t>
+              <w:t xml:space="preserve">HIST1H2AC</w:t>
             </w:r>
           </w:p>
         </w:tc>
@@ -15239,117 +15239,117 @@
                 <w:szCs w:val="12"/>
                 <w:color w:val="000000"/>
               </w:rPr>
-              <w:t xml:space="preserve">67.2 (56.2–NR)</w:t>
-            </w:r>
-          </w:p>
-        </w:tc>
-        <w:tc>
-          <w:tcPr>
-            <w:tcBorders>
-              <w:bottom w:val="none" w:sz="0" w:space="0" w:color="000000"/>
-              <w:top w:val="none" w:sz="0" w:space="0" w:color="000000"/>
-              <w:left w:val="none" w:sz="0" w:space="0" w:color="000000"/>
-              <w:right w:val="none" w:sz="0" w:space="0" w:color="000000"/>
-            </w:tcBorders>
-            <w:shd w:val="clear" w:color="auto" w:fill="FFFFFF"/>
-            <w:tcMar>
-              <w:top w:w="0" w:type="dxa"/>
-              <w:bottom w:w="0" w:type="dxa"/>
-              <w:left w:w="0" w:type="dxa"/>
-              <w:right w:w="0" w:type="dxa"/>
-            </w:tcMar>
-            <w:vAlign w:val="center"/>
-          </w:tcPr>
-          <w:p>
-            <w:pPr>
-              <w:pStyle w:val="Normal"/>
-              <w:jc w:val="left"/>
-              <w:pBdr>
-                <w:bottom w:val="none" w:sz="0" w:space="0" w:color="000000"/>
-                <w:top w:val="none" w:sz="0" w:space="0" w:color="000000"/>
-                <w:left w:val="none" w:sz="0" w:space="0" w:color="000000"/>
-                <w:right w:val="none" w:sz="0" w:space="0" w:color="000000"/>
-              </w:pBdr>
-              <w:spacing w:after="100" w:before="100" w:line="240"/>
-              <w:ind w:left="100" w:right="100" w:firstLine="0" w:firstLineChars="0"/>
-              <w:rPr>
-                <w:rFonts w:ascii="Times New Roman" w:hAnsi="Times New Roman" w:eastAsia="Times New Roman" w:cs="Times New Roman"/>
-                <w:i w:val="false"/>
-                <w:b w:val="false"/>
-                <w:u w:val="none"/>
-                <w:strike w:val="false"/>
-                <w:sz w:val="12"/>
-                <w:szCs w:val="12"/>
-                <w:color w:val="000000"/>
-              </w:rPr>
-            </w:pPr>
-            <w:r>
-              <w:rPr>
-                <w:rFonts w:ascii="Times New Roman" w:hAnsi="Times New Roman" w:eastAsia="Times New Roman" w:cs="Times New Roman"/>
-                <w:i w:val="false"/>
-                <w:b w:val="false"/>
-                <w:u w:val="none"/>
-                <w:strike w:val="false"/>
-                <w:sz w:val="12"/>
-                <w:szCs w:val="12"/>
-                <w:color w:val="000000"/>
-              </w:rPr>
-              <w:t xml:space="preserve">99.9 (99.9–NR)</w:t>
-            </w:r>
-          </w:p>
-        </w:tc>
-        <w:tc>
-          <w:tcPr>
-            <w:tcBorders>
-              <w:bottom w:val="none" w:sz="0" w:space="0" w:color="000000"/>
-              <w:top w:val="none" w:sz="0" w:space="0" w:color="000000"/>
-              <w:left w:val="none" w:sz="0" w:space="0" w:color="000000"/>
-              <w:right w:val="none" w:sz="0" w:space="0" w:color="000000"/>
-            </w:tcBorders>
-            <w:shd w:val="clear" w:color="auto" w:fill="FFFFFF"/>
-            <w:tcMar>
-              <w:top w:w="0" w:type="dxa"/>
-              <w:bottom w:w="0" w:type="dxa"/>
-              <w:left w:w="0" w:type="dxa"/>
-              <w:right w:w="0" w:type="dxa"/>
-            </w:tcMar>
-            <w:vAlign w:val="center"/>
-          </w:tcPr>
-          <w:p>
-            <w:pPr>
-              <w:pStyle w:val="Normal"/>
-              <w:jc w:val="left"/>
-              <w:pBdr>
-                <w:bottom w:val="none" w:sz="0" w:space="0" w:color="000000"/>
-                <w:top w:val="none" w:sz="0" w:space="0" w:color="000000"/>
-                <w:left w:val="none" w:sz="0" w:space="0" w:color="000000"/>
-                <w:right w:val="none" w:sz="0" w:space="0" w:color="000000"/>
-              </w:pBdr>
-              <w:spacing w:after="100" w:before="100" w:line="240"/>
-              <w:ind w:left="100" w:right="100" w:firstLine="0" w:firstLineChars="0"/>
-              <w:rPr>
-                <w:rFonts w:ascii="Times New Roman" w:hAnsi="Times New Roman" w:eastAsia="Times New Roman" w:cs="Times New Roman"/>
-                <w:i w:val="false"/>
-                <w:b w:val="false"/>
-                <w:u w:val="none"/>
-                <w:strike w:val="false"/>
-                <w:sz w:val="12"/>
-                <w:szCs w:val="12"/>
-                <w:color w:val="000000"/>
-              </w:rPr>
-            </w:pPr>
-            <w:r>
-              <w:rPr>
-                <w:rFonts w:ascii="Times New Roman" w:hAnsi="Times New Roman" w:eastAsia="Times New Roman" w:cs="Times New Roman"/>
-                <w:i w:val="false"/>
-                <w:b w:val="false"/>
-                <w:u w:val="none"/>
-                <w:strike w:val="false"/>
-                <w:sz w:val="12"/>
-                <w:szCs w:val="12"/>
-                <w:color w:val="000000"/>
-              </w:rPr>
-              <w:t xml:space="preserve">0.013</w:t>
+              <w:t xml:space="preserve">99.9 (67.2–NR)</w:t>
+            </w:r>
+          </w:p>
+        </w:tc>
+        <w:tc>
+          <w:tcPr>
+            <w:tcBorders>
+              <w:bottom w:val="none" w:sz="0" w:space="0" w:color="000000"/>
+              <w:top w:val="none" w:sz="0" w:space="0" w:color="000000"/>
+              <w:left w:val="none" w:sz="0" w:space="0" w:color="000000"/>
+              <w:right w:val="none" w:sz="0" w:space="0" w:color="000000"/>
+            </w:tcBorders>
+            <w:shd w:val="clear" w:color="auto" w:fill="FFFFFF"/>
+            <w:tcMar>
+              <w:top w:w="0" w:type="dxa"/>
+              <w:bottom w:w="0" w:type="dxa"/>
+              <w:left w:w="0" w:type="dxa"/>
+              <w:right w:w="0" w:type="dxa"/>
+            </w:tcMar>
+            <w:vAlign w:val="center"/>
+          </w:tcPr>
+          <w:p>
+            <w:pPr>
+              <w:pStyle w:val="Normal"/>
+              <w:jc w:val="left"/>
+              <w:pBdr>
+                <w:bottom w:val="none" w:sz="0" w:space="0" w:color="000000"/>
+                <w:top w:val="none" w:sz="0" w:space="0" w:color="000000"/>
+                <w:left w:val="none" w:sz="0" w:space="0" w:color="000000"/>
+                <w:right w:val="none" w:sz="0" w:space="0" w:color="000000"/>
+              </w:pBdr>
+              <w:spacing w:after="100" w:before="100" w:line="240"/>
+              <w:ind w:left="100" w:right="100" w:firstLine="0" w:firstLineChars="0"/>
+              <w:rPr>
+                <w:rFonts w:ascii="Times New Roman" w:hAnsi="Times New Roman" w:eastAsia="Times New Roman" w:cs="Times New Roman"/>
+                <w:i w:val="false"/>
+                <w:b w:val="false"/>
+                <w:u w:val="none"/>
+                <w:strike w:val="false"/>
+                <w:sz w:val="12"/>
+                <w:szCs w:val="12"/>
+                <w:color w:val="000000"/>
+              </w:rPr>
+            </w:pPr>
+            <w:r>
+              <w:rPr>
+                <w:rFonts w:ascii="Times New Roman" w:hAnsi="Times New Roman" w:eastAsia="Times New Roman" w:cs="Times New Roman"/>
+                <w:i w:val="false"/>
+                <w:b w:val="false"/>
+                <w:u w:val="none"/>
+                <w:strike w:val="false"/>
+                <w:sz w:val="12"/>
+                <w:szCs w:val="12"/>
+                <w:color w:val="000000"/>
+              </w:rPr>
+              <w:t xml:space="preserve">81.3 (56.2–NR)</w:t>
+            </w:r>
+          </w:p>
+        </w:tc>
+        <w:tc>
+          <w:tcPr>
+            <w:tcBorders>
+              <w:bottom w:val="none" w:sz="0" w:space="0" w:color="000000"/>
+              <w:top w:val="none" w:sz="0" w:space="0" w:color="000000"/>
+              <w:left w:val="none" w:sz="0" w:space="0" w:color="000000"/>
+              <w:right w:val="none" w:sz="0" w:space="0" w:color="000000"/>
+            </w:tcBorders>
+            <w:shd w:val="clear" w:color="auto" w:fill="FFFFFF"/>
+            <w:tcMar>
+              <w:top w:w="0" w:type="dxa"/>
+              <w:bottom w:w="0" w:type="dxa"/>
+              <w:left w:w="0" w:type="dxa"/>
+              <w:right w:w="0" w:type="dxa"/>
+            </w:tcMar>
+            <w:vAlign w:val="center"/>
+          </w:tcPr>
+          <w:p>
+            <w:pPr>
+              <w:pStyle w:val="Normal"/>
+              <w:jc w:val="left"/>
+              <w:pBdr>
+                <w:bottom w:val="none" w:sz="0" w:space="0" w:color="000000"/>
+                <w:top w:val="none" w:sz="0" w:space="0" w:color="000000"/>
+                <w:left w:val="none" w:sz="0" w:space="0" w:color="000000"/>
+                <w:right w:val="none" w:sz="0" w:space="0" w:color="000000"/>
+              </w:pBdr>
+              <w:spacing w:after="100" w:before="100" w:line="240"/>
+              <w:ind w:left="100" w:right="100" w:firstLine="0" w:firstLineChars="0"/>
+              <w:rPr>
+                <w:rFonts w:ascii="Times New Roman" w:hAnsi="Times New Roman" w:eastAsia="Times New Roman" w:cs="Times New Roman"/>
+                <w:i w:val="false"/>
+                <w:b w:val="false"/>
+                <w:u w:val="none"/>
+                <w:strike w:val="false"/>
+                <w:sz w:val="12"/>
+                <w:szCs w:val="12"/>
+                <w:color w:val="000000"/>
+              </w:rPr>
+            </w:pPr>
+            <w:r>
+              <w:rPr>
+                <w:rFonts w:ascii="Times New Roman" w:hAnsi="Times New Roman" w:eastAsia="Times New Roman" w:cs="Times New Roman"/>
+                <w:i w:val="false"/>
+                <w:b w:val="false"/>
+                <w:u w:val="none"/>
+                <w:strike w:val="false"/>
+                <w:sz w:val="12"/>
+                <w:szCs w:val="12"/>
+                <w:color w:val="000000"/>
+              </w:rPr>
+              <w:t xml:space="preserve">0.019</w:t>
             </w:r>
           </w:p>
         </w:tc>
@@ -15459,282 +15459,282 @@
                 <w:szCs w:val="12"/>
                 <w:color w:val="000000"/>
               </w:rPr>
-              <w:t xml:space="preserve">0.95 (0.87–1.04)</w:t>
-            </w:r>
-          </w:p>
-        </w:tc>
-        <w:tc>
-          <w:tcPr>
-            <w:tcBorders>
-              <w:bottom w:val="none" w:sz="0" w:space="0" w:color="000000"/>
-              <w:top w:val="none" w:sz="0" w:space="0" w:color="000000"/>
-              <w:left w:val="none" w:sz="0" w:space="0" w:color="000000"/>
-              <w:right w:val="none" w:sz="0" w:space="0" w:color="000000"/>
-            </w:tcBorders>
-            <w:shd w:val="clear" w:color="auto" w:fill="FFFFFF"/>
-            <w:tcMar>
-              <w:top w:w="0" w:type="dxa"/>
-              <w:bottom w:w="0" w:type="dxa"/>
-              <w:left w:w="0" w:type="dxa"/>
-              <w:right w:w="0" w:type="dxa"/>
-            </w:tcMar>
-            <w:vAlign w:val="center"/>
-          </w:tcPr>
-          <w:p>
-            <w:pPr>
-              <w:pStyle w:val="Normal"/>
-              <w:jc w:val="left"/>
-              <w:pBdr>
-                <w:bottom w:val="none" w:sz="0" w:space="0" w:color="000000"/>
-                <w:top w:val="none" w:sz="0" w:space="0" w:color="000000"/>
-                <w:left w:val="none" w:sz="0" w:space="0" w:color="000000"/>
-                <w:right w:val="none" w:sz="0" w:space="0" w:color="000000"/>
-              </w:pBdr>
-              <w:spacing w:after="100" w:before="100" w:line="240"/>
-              <w:ind w:left="100" w:right="100" w:firstLine="0" w:firstLineChars="0"/>
-              <w:rPr>
-                <w:rFonts w:ascii="Times New Roman" w:hAnsi="Times New Roman" w:eastAsia="Times New Roman" w:cs="Times New Roman"/>
-                <w:i w:val="false"/>
-                <w:b w:val="false"/>
-                <w:u w:val="none"/>
-                <w:strike w:val="false"/>
-                <w:sz w:val="12"/>
-                <w:szCs w:val="12"/>
-                <w:color w:val="000000"/>
-              </w:rPr>
-            </w:pPr>
-            <w:r>
-              <w:rPr>
-                <w:rFonts w:ascii="Times New Roman" w:hAnsi="Times New Roman" w:eastAsia="Times New Roman" w:cs="Times New Roman"/>
-                <w:i w:val="false"/>
-                <w:b w:val="false"/>
-                <w:u w:val="none"/>
-                <w:strike w:val="false"/>
-                <w:sz w:val="12"/>
-                <w:szCs w:val="12"/>
-                <w:color w:val="000000"/>
-              </w:rPr>
-              <w:t xml:space="preserve">0.255</w:t>
-            </w:r>
-          </w:p>
-        </w:tc>
-        <w:tc>
-          <w:tcPr>
-            <w:tcBorders>
-              <w:bottom w:val="none" w:sz="0" w:space="0" w:color="000000"/>
-              <w:top w:val="none" w:sz="0" w:space="0" w:color="000000"/>
-              <w:left w:val="none" w:sz="0" w:space="0" w:color="000000"/>
-              <w:right w:val="none" w:sz="0" w:space="0" w:color="000000"/>
-            </w:tcBorders>
-            <w:shd w:val="clear" w:color="auto" w:fill="FFFFFF"/>
-            <w:tcMar>
-              <w:top w:w="0" w:type="dxa"/>
-              <w:bottom w:w="0" w:type="dxa"/>
-              <w:left w:w="0" w:type="dxa"/>
-              <w:right w:w="0" w:type="dxa"/>
-            </w:tcMar>
-            <w:vAlign w:val="center"/>
-          </w:tcPr>
-          <w:p>
-            <w:pPr>
-              <w:pStyle w:val="Normal"/>
-              <w:jc w:val="left"/>
-              <w:pBdr>
-                <w:bottom w:val="none" w:sz="0" w:space="0" w:color="000000"/>
-                <w:top w:val="none" w:sz="0" w:space="0" w:color="000000"/>
-                <w:left w:val="none" w:sz="0" w:space="0" w:color="000000"/>
-                <w:right w:val="none" w:sz="0" w:space="0" w:color="000000"/>
-              </w:pBdr>
-              <w:spacing w:after="100" w:before="100" w:line="240"/>
-              <w:ind w:left="100" w:right="100" w:firstLine="0" w:firstLineChars="0"/>
-              <w:rPr>
-                <w:rFonts w:ascii="Times New Roman" w:hAnsi="Times New Roman" w:eastAsia="Times New Roman" w:cs="Times New Roman"/>
-                <w:i w:val="false"/>
-                <w:b w:val="false"/>
-                <w:u w:val="none"/>
-                <w:strike w:val="false"/>
-                <w:sz w:val="12"/>
-                <w:szCs w:val="12"/>
-                <w:color w:val="000000"/>
-              </w:rPr>
-            </w:pPr>
-            <w:r>
-              <w:rPr>
-                <w:rFonts w:ascii="Times New Roman" w:hAnsi="Times New Roman" w:eastAsia="Times New Roman" w:cs="Times New Roman"/>
-                <w:i w:val="false"/>
-                <w:b w:val="false"/>
-                <w:u w:val="none"/>
-                <w:strike w:val="false"/>
-                <w:sz w:val="12"/>
-                <w:szCs w:val="12"/>
-                <w:color w:val="000000"/>
-              </w:rPr>
-              <w:t xml:space="preserve">0.360</w:t>
-            </w:r>
-          </w:p>
-        </w:tc>
-        <w:tc>
-          <w:tcPr>
-            <w:tcBorders>
-              <w:bottom w:val="none" w:sz="0" w:space="0" w:color="000000"/>
-              <w:top w:val="none" w:sz="0" w:space="0" w:color="000000"/>
-              <w:left w:val="none" w:sz="0" w:space="0" w:color="000000"/>
-              <w:right w:val="none" w:sz="0" w:space="0" w:color="000000"/>
-            </w:tcBorders>
-            <w:shd w:val="clear" w:color="auto" w:fill="FFFFFF"/>
-            <w:tcMar>
-              <w:top w:w="0" w:type="dxa"/>
-              <w:bottom w:w="0" w:type="dxa"/>
-              <w:left w:w="0" w:type="dxa"/>
-              <w:right w:w="0" w:type="dxa"/>
-            </w:tcMar>
-            <w:vAlign w:val="center"/>
-          </w:tcPr>
-          <w:p>
-            <w:pPr>
-              <w:pStyle w:val="Normal"/>
-              <w:jc w:val="left"/>
-              <w:pBdr>
-                <w:bottom w:val="none" w:sz="0" w:space="0" w:color="000000"/>
-                <w:top w:val="none" w:sz="0" w:space="0" w:color="000000"/>
-                <w:left w:val="none" w:sz="0" w:space="0" w:color="000000"/>
-                <w:right w:val="none" w:sz="0" w:space="0" w:color="000000"/>
-              </w:pBdr>
-              <w:spacing w:after="100" w:before="100" w:line="240"/>
-              <w:ind w:left="100" w:right="100" w:firstLine="0" w:firstLineChars="0"/>
-              <w:rPr>
-                <w:rFonts w:ascii="Times New Roman" w:hAnsi="Times New Roman" w:eastAsia="Times New Roman" w:cs="Times New Roman"/>
-                <w:i w:val="false"/>
-                <w:b w:val="false"/>
-                <w:u w:val="none"/>
-                <w:strike w:val="false"/>
-                <w:sz w:val="12"/>
-                <w:szCs w:val="12"/>
-                <w:color w:val="000000"/>
-              </w:rPr>
-            </w:pPr>
-            <w:r>
-              <w:rPr>
-                <w:rFonts w:ascii="Times New Roman" w:hAnsi="Times New Roman" w:eastAsia="Times New Roman" w:cs="Times New Roman"/>
-                <w:i w:val="false"/>
-                <w:b w:val="false"/>
-                <w:u w:val="none"/>
-                <w:strike w:val="false"/>
-                <w:sz w:val="12"/>
-                <w:szCs w:val="12"/>
-                <w:color w:val="000000"/>
-              </w:rPr>
-              <w:t xml:space="preserve">0.96 (0.85–1.09)</w:t>
-            </w:r>
-          </w:p>
-        </w:tc>
-        <w:tc>
-          <w:tcPr>
-            <w:tcBorders>
-              <w:bottom w:val="none" w:sz="0" w:space="0" w:color="000000"/>
-              <w:top w:val="none" w:sz="0" w:space="0" w:color="000000"/>
-              <w:left w:val="none" w:sz="0" w:space="0" w:color="000000"/>
-              <w:right w:val="none" w:sz="0" w:space="0" w:color="000000"/>
-            </w:tcBorders>
-            <w:shd w:val="clear" w:color="auto" w:fill="FFFFFF"/>
-            <w:tcMar>
-              <w:top w:w="0" w:type="dxa"/>
-              <w:bottom w:w="0" w:type="dxa"/>
-              <w:left w:w="0" w:type="dxa"/>
-              <w:right w:w="0" w:type="dxa"/>
-            </w:tcMar>
-            <w:vAlign w:val="center"/>
-          </w:tcPr>
-          <w:p>
-            <w:pPr>
-              <w:pStyle w:val="Normal"/>
-              <w:jc w:val="left"/>
-              <w:pBdr>
-                <w:bottom w:val="none" w:sz="0" w:space="0" w:color="000000"/>
-                <w:top w:val="none" w:sz="0" w:space="0" w:color="000000"/>
-                <w:left w:val="none" w:sz="0" w:space="0" w:color="000000"/>
-                <w:right w:val="none" w:sz="0" w:space="0" w:color="000000"/>
-              </w:pBdr>
-              <w:spacing w:after="100" w:before="100" w:line="240"/>
-              <w:ind w:left="100" w:right="100" w:firstLine="0" w:firstLineChars="0"/>
-              <w:rPr>
-                <w:rFonts w:ascii="Times New Roman" w:hAnsi="Times New Roman" w:eastAsia="Times New Roman" w:cs="Times New Roman"/>
-                <w:i w:val="false"/>
-                <w:b w:val="false"/>
-                <w:u w:val="none"/>
-                <w:strike w:val="false"/>
-                <w:sz w:val="12"/>
-                <w:szCs w:val="12"/>
-                <w:color w:val="000000"/>
-              </w:rPr>
-            </w:pPr>
-            <w:r>
-              <w:rPr>
-                <w:rFonts w:ascii="Times New Roman" w:hAnsi="Times New Roman" w:eastAsia="Times New Roman" w:cs="Times New Roman"/>
-                <w:i w:val="false"/>
-                <w:b w:val="false"/>
-                <w:u w:val="none"/>
-                <w:strike w:val="false"/>
-                <w:sz w:val="12"/>
-                <w:szCs w:val="12"/>
-                <w:color w:val="000000"/>
-              </w:rPr>
-              <w:t xml:space="preserve">0.548</w:t>
-            </w:r>
-          </w:p>
-        </w:tc>
-        <w:tc>
-          <w:tcPr>
-            <w:tcBorders>
-              <w:bottom w:val="none" w:sz="0" w:space="0" w:color="000000"/>
-              <w:top w:val="none" w:sz="0" w:space="0" w:color="000000"/>
-              <w:left w:val="none" w:sz="0" w:space="0" w:color="000000"/>
-              <w:right w:val="none" w:sz="0" w:space="0" w:color="000000"/>
-            </w:tcBorders>
-            <w:shd w:val="clear" w:color="auto" w:fill="FFFFFF"/>
-            <w:tcMar>
-              <w:top w:w="0" w:type="dxa"/>
-              <w:bottom w:w="0" w:type="dxa"/>
-              <w:left w:w="0" w:type="dxa"/>
-              <w:right w:w="0" w:type="dxa"/>
-            </w:tcMar>
-            <w:vAlign w:val="center"/>
-          </w:tcPr>
-          <w:p>
-            <w:pPr>
-              <w:pStyle w:val="Normal"/>
-              <w:jc w:val="left"/>
-              <w:pBdr>
-                <w:bottom w:val="none" w:sz="0" w:space="0" w:color="000000"/>
-                <w:top w:val="none" w:sz="0" w:space="0" w:color="000000"/>
-                <w:left w:val="none" w:sz="0" w:space="0" w:color="000000"/>
-                <w:right w:val="none" w:sz="0" w:space="0" w:color="000000"/>
-              </w:pBdr>
-              <w:spacing w:after="100" w:before="100" w:line="240"/>
-              <w:ind w:left="100" w:right="100" w:firstLine="0" w:firstLineChars="0"/>
-              <w:rPr>
-                <w:rFonts w:ascii="Times New Roman" w:hAnsi="Times New Roman" w:eastAsia="Times New Roman" w:cs="Times New Roman"/>
-                <w:i w:val="false"/>
-                <w:b w:val="false"/>
-                <w:u w:val="none"/>
-                <w:strike w:val="false"/>
-                <w:sz w:val="12"/>
-                <w:szCs w:val="12"/>
-                <w:color w:val="000000"/>
-              </w:rPr>
-            </w:pPr>
-            <w:r>
-              <w:rPr>
-                <w:rFonts w:ascii="Times New Roman" w:hAnsi="Times New Roman" w:eastAsia="Times New Roman" w:cs="Times New Roman"/>
-                <w:i w:val="false"/>
-                <w:b w:val="false"/>
-                <w:u w:val="none"/>
-                <w:strike w:val="false"/>
-                <w:sz w:val="12"/>
-                <w:szCs w:val="12"/>
-                <w:color w:val="000000"/>
-              </w:rPr>
-              <w:t xml:space="preserve">0.548</w:t>
+              <w:t xml:space="preserve">1.43 (1.16–1.77)</w:t>
+            </w:r>
+          </w:p>
+        </w:tc>
+        <w:tc>
+          <w:tcPr>
+            <w:tcBorders>
+              <w:bottom w:val="none" w:sz="0" w:space="0" w:color="000000"/>
+              <w:top w:val="none" w:sz="0" w:space="0" w:color="000000"/>
+              <w:left w:val="none" w:sz="0" w:space="0" w:color="000000"/>
+              <w:right w:val="none" w:sz="0" w:space="0" w:color="000000"/>
+            </w:tcBorders>
+            <w:shd w:val="clear" w:color="auto" w:fill="FFFFFF"/>
+            <w:tcMar>
+              <w:top w:w="0" w:type="dxa"/>
+              <w:bottom w:w="0" w:type="dxa"/>
+              <w:left w:w="0" w:type="dxa"/>
+              <w:right w:w="0" w:type="dxa"/>
+            </w:tcMar>
+            <w:vAlign w:val="center"/>
+          </w:tcPr>
+          <w:p>
+            <w:pPr>
+              <w:pStyle w:val="Normal"/>
+              <w:jc w:val="left"/>
+              <w:pBdr>
+                <w:bottom w:val="none" w:sz="0" w:space="0" w:color="000000"/>
+                <w:top w:val="none" w:sz="0" w:space="0" w:color="000000"/>
+                <w:left w:val="none" w:sz="0" w:space="0" w:color="000000"/>
+                <w:right w:val="none" w:sz="0" w:space="0" w:color="000000"/>
+              </w:pBdr>
+              <w:spacing w:after="100" w:before="100" w:line="240"/>
+              <w:ind w:left="100" w:right="100" w:firstLine="0" w:firstLineChars="0"/>
+              <w:rPr>
+                <w:rFonts w:ascii="Times New Roman" w:hAnsi="Times New Roman" w:eastAsia="Times New Roman" w:cs="Times New Roman"/>
+                <w:i w:val="false"/>
+                <w:b w:val="false"/>
+                <w:u w:val="none"/>
+                <w:strike w:val="false"/>
+                <w:sz w:val="12"/>
+                <w:szCs w:val="12"/>
+                <w:color w:val="000000"/>
+              </w:rPr>
+            </w:pPr>
+            <w:r>
+              <w:rPr>
+                <w:rFonts w:ascii="Times New Roman" w:hAnsi="Times New Roman" w:eastAsia="Times New Roman" w:cs="Times New Roman"/>
+                <w:i w:val="false"/>
+                <w:b w:val="false"/>
+                <w:u w:val="none"/>
+                <w:strike w:val="false"/>
+                <w:sz w:val="12"/>
+                <w:szCs w:val="12"/>
+                <w:color w:val="000000"/>
+              </w:rPr>
+              <w:t xml:space="preserve">&lt;0.001</w:t>
+            </w:r>
+          </w:p>
+        </w:tc>
+        <w:tc>
+          <w:tcPr>
+            <w:tcBorders>
+              <w:bottom w:val="none" w:sz="0" w:space="0" w:color="000000"/>
+              <w:top w:val="none" w:sz="0" w:space="0" w:color="000000"/>
+              <w:left w:val="none" w:sz="0" w:space="0" w:color="000000"/>
+              <w:right w:val="none" w:sz="0" w:space="0" w:color="000000"/>
+            </w:tcBorders>
+            <w:shd w:val="clear" w:color="auto" w:fill="FFFFFF"/>
+            <w:tcMar>
+              <w:top w:w="0" w:type="dxa"/>
+              <w:bottom w:w="0" w:type="dxa"/>
+              <w:left w:w="0" w:type="dxa"/>
+              <w:right w:w="0" w:type="dxa"/>
+            </w:tcMar>
+            <w:vAlign w:val="center"/>
+          </w:tcPr>
+          <w:p>
+            <w:pPr>
+              <w:pStyle w:val="Normal"/>
+              <w:jc w:val="left"/>
+              <w:pBdr>
+                <w:bottom w:val="none" w:sz="0" w:space="0" w:color="000000"/>
+                <w:top w:val="none" w:sz="0" w:space="0" w:color="000000"/>
+                <w:left w:val="none" w:sz="0" w:space="0" w:color="000000"/>
+                <w:right w:val="none" w:sz="0" w:space="0" w:color="000000"/>
+              </w:pBdr>
+              <w:spacing w:after="100" w:before="100" w:line="240"/>
+              <w:ind w:left="100" w:right="100" w:firstLine="0" w:firstLineChars="0"/>
+              <w:rPr>
+                <w:rFonts w:ascii="Times New Roman" w:hAnsi="Times New Roman" w:eastAsia="Times New Roman" w:cs="Times New Roman"/>
+                <w:i w:val="false"/>
+                <w:b w:val="false"/>
+                <w:u w:val="none"/>
+                <w:strike w:val="false"/>
+                <w:sz w:val="12"/>
+                <w:szCs w:val="12"/>
+                <w:color w:val="000000"/>
+              </w:rPr>
+            </w:pPr>
+            <w:r>
+              <w:rPr>
+                <w:rFonts w:ascii="Times New Roman" w:hAnsi="Times New Roman" w:eastAsia="Times New Roman" w:cs="Times New Roman"/>
+                <w:i w:val="false"/>
+                <w:b w:val="false"/>
+                <w:u w:val="none"/>
+                <w:strike w:val="false"/>
+                <w:sz w:val="12"/>
+                <w:szCs w:val="12"/>
+                <w:color w:val="000000"/>
+              </w:rPr>
+              <w:t xml:space="preserve">0.009</w:t>
+            </w:r>
+          </w:p>
+        </w:tc>
+        <w:tc>
+          <w:tcPr>
+            <w:tcBorders>
+              <w:bottom w:val="none" w:sz="0" w:space="0" w:color="000000"/>
+              <w:top w:val="none" w:sz="0" w:space="0" w:color="000000"/>
+              <w:left w:val="none" w:sz="0" w:space="0" w:color="000000"/>
+              <w:right w:val="none" w:sz="0" w:space="0" w:color="000000"/>
+            </w:tcBorders>
+            <w:shd w:val="clear" w:color="auto" w:fill="FFFFFF"/>
+            <w:tcMar>
+              <w:top w:w="0" w:type="dxa"/>
+              <w:bottom w:w="0" w:type="dxa"/>
+              <w:left w:w="0" w:type="dxa"/>
+              <w:right w:w="0" w:type="dxa"/>
+            </w:tcMar>
+            <w:vAlign w:val="center"/>
+          </w:tcPr>
+          <w:p>
+            <w:pPr>
+              <w:pStyle w:val="Normal"/>
+              <w:jc w:val="left"/>
+              <w:pBdr>
+                <w:bottom w:val="none" w:sz="0" w:space="0" w:color="000000"/>
+                <w:top w:val="none" w:sz="0" w:space="0" w:color="000000"/>
+                <w:left w:val="none" w:sz="0" w:space="0" w:color="000000"/>
+                <w:right w:val="none" w:sz="0" w:space="0" w:color="000000"/>
+              </w:pBdr>
+              <w:spacing w:after="100" w:before="100" w:line="240"/>
+              <w:ind w:left="100" w:right="100" w:firstLine="0" w:firstLineChars="0"/>
+              <w:rPr>
+                <w:rFonts w:ascii="Times New Roman" w:hAnsi="Times New Roman" w:eastAsia="Times New Roman" w:cs="Times New Roman"/>
+                <w:i w:val="false"/>
+                <w:b w:val="false"/>
+                <w:u w:val="none"/>
+                <w:strike w:val="false"/>
+                <w:sz w:val="12"/>
+                <w:szCs w:val="12"/>
+                <w:color w:val="000000"/>
+              </w:rPr>
+            </w:pPr>
+            <w:r>
+              <w:rPr>
+                <w:rFonts w:ascii="Times New Roman" w:hAnsi="Times New Roman" w:eastAsia="Times New Roman" w:cs="Times New Roman"/>
+                <w:i w:val="false"/>
+                <w:b w:val="false"/>
+                <w:u w:val="none"/>
+                <w:strike w:val="false"/>
+                <w:sz w:val="12"/>
+                <w:szCs w:val="12"/>
+                <w:color w:val="000000"/>
+              </w:rPr>
+              <w:t xml:space="preserve">1.27 (0.93–1.74)</w:t>
+            </w:r>
+          </w:p>
+        </w:tc>
+        <w:tc>
+          <w:tcPr>
+            <w:tcBorders>
+              <w:bottom w:val="none" w:sz="0" w:space="0" w:color="000000"/>
+              <w:top w:val="none" w:sz="0" w:space="0" w:color="000000"/>
+              <w:left w:val="none" w:sz="0" w:space="0" w:color="000000"/>
+              <w:right w:val="none" w:sz="0" w:space="0" w:color="000000"/>
+            </w:tcBorders>
+            <w:shd w:val="clear" w:color="auto" w:fill="FFFFFF"/>
+            <w:tcMar>
+              <w:top w:w="0" w:type="dxa"/>
+              <w:bottom w:w="0" w:type="dxa"/>
+              <w:left w:w="0" w:type="dxa"/>
+              <w:right w:w="0" w:type="dxa"/>
+            </w:tcMar>
+            <w:vAlign w:val="center"/>
+          </w:tcPr>
+          <w:p>
+            <w:pPr>
+              <w:pStyle w:val="Normal"/>
+              <w:jc w:val="left"/>
+              <w:pBdr>
+                <w:bottom w:val="none" w:sz="0" w:space="0" w:color="000000"/>
+                <w:top w:val="none" w:sz="0" w:space="0" w:color="000000"/>
+                <w:left w:val="none" w:sz="0" w:space="0" w:color="000000"/>
+                <w:right w:val="none" w:sz="0" w:space="0" w:color="000000"/>
+              </w:pBdr>
+              <w:spacing w:after="100" w:before="100" w:line="240"/>
+              <w:ind w:left="100" w:right="100" w:firstLine="0" w:firstLineChars="0"/>
+              <w:rPr>
+                <w:rFonts w:ascii="Times New Roman" w:hAnsi="Times New Roman" w:eastAsia="Times New Roman" w:cs="Times New Roman"/>
+                <w:i w:val="false"/>
+                <w:b w:val="false"/>
+                <w:u w:val="none"/>
+                <w:strike w:val="false"/>
+                <w:sz w:val="12"/>
+                <w:szCs w:val="12"/>
+                <w:color w:val="000000"/>
+              </w:rPr>
+            </w:pPr>
+            <w:r>
+              <w:rPr>
+                <w:rFonts w:ascii="Times New Roman" w:hAnsi="Times New Roman" w:eastAsia="Times New Roman" w:cs="Times New Roman"/>
+                <w:i w:val="false"/>
+                <w:b w:val="false"/>
+                <w:u w:val="none"/>
+                <w:strike w:val="false"/>
+                <w:sz w:val="12"/>
+                <w:szCs w:val="12"/>
+                <w:color w:val="000000"/>
+              </w:rPr>
+              <w:t xml:space="preserve">0.132</w:t>
+            </w:r>
+          </w:p>
+        </w:tc>
+        <w:tc>
+          <w:tcPr>
+            <w:tcBorders>
+              <w:bottom w:val="none" w:sz="0" w:space="0" w:color="000000"/>
+              <w:top w:val="none" w:sz="0" w:space="0" w:color="000000"/>
+              <w:left w:val="none" w:sz="0" w:space="0" w:color="000000"/>
+              <w:right w:val="none" w:sz="0" w:space="0" w:color="000000"/>
+            </w:tcBorders>
+            <w:shd w:val="clear" w:color="auto" w:fill="FFFFFF"/>
+            <w:tcMar>
+              <w:top w:w="0" w:type="dxa"/>
+              <w:bottom w:w="0" w:type="dxa"/>
+              <w:left w:w="0" w:type="dxa"/>
+              <w:right w:w="0" w:type="dxa"/>
+            </w:tcMar>
+            <w:vAlign w:val="center"/>
+          </w:tcPr>
+          <w:p>
+            <w:pPr>
+              <w:pStyle w:val="Normal"/>
+              <w:jc w:val="left"/>
+              <w:pBdr>
+                <w:bottom w:val="none" w:sz="0" w:space="0" w:color="000000"/>
+                <w:top w:val="none" w:sz="0" w:space="0" w:color="000000"/>
+                <w:left w:val="none" w:sz="0" w:space="0" w:color="000000"/>
+                <w:right w:val="none" w:sz="0" w:space="0" w:color="000000"/>
+              </w:pBdr>
+              <w:spacing w:after="100" w:before="100" w:line="240"/>
+              <w:ind w:left="100" w:right="100" w:firstLine="0" w:firstLineChars="0"/>
+              <w:rPr>
+                <w:rFonts w:ascii="Times New Roman" w:hAnsi="Times New Roman" w:eastAsia="Times New Roman" w:cs="Times New Roman"/>
+                <w:i w:val="false"/>
+                <w:b w:val="false"/>
+                <w:u w:val="none"/>
+                <w:strike w:val="false"/>
+                <w:sz w:val="12"/>
+                <w:szCs w:val="12"/>
+                <w:color w:val="000000"/>
+              </w:rPr>
+            </w:pPr>
+            <w:r>
+              <w:rPr>
+                <w:rFonts w:ascii="Times New Roman" w:hAnsi="Times New Roman" w:eastAsia="Times New Roman" w:cs="Times New Roman"/>
+                <w:i w:val="false"/>
+                <w:b w:val="false"/>
+                <w:u w:val="none"/>
+                <w:strike w:val="false"/>
+                <w:sz w:val="12"/>
+                <w:szCs w:val="12"/>
+                <w:color w:val="000000"/>
+              </w:rPr>
+              <w:t xml:space="preserve">0.265</w:t>
             </w:r>
           </w:p>
         </w:tc>
@@ -15899,117 +15899,117 @@
                 <w:szCs w:val="12"/>
                 <w:color w:val="000000"/>
               </w:rPr>
-              <w:t xml:space="preserve">1.03 (0.90–1.18)</w:t>
-            </w:r>
-          </w:p>
-        </w:tc>
-        <w:tc>
-          <w:tcPr>
-            <w:tcBorders>
-              <w:bottom w:val="none" w:sz="0" w:space="0" w:color="000000"/>
-              <w:top w:val="none" w:sz="0" w:space="0" w:color="000000"/>
-              <w:left w:val="none" w:sz="0" w:space="0" w:color="000000"/>
-              <w:right w:val="none" w:sz="0" w:space="0" w:color="000000"/>
-            </w:tcBorders>
-            <w:shd w:val="clear" w:color="auto" w:fill="FFFFFF"/>
-            <w:tcMar>
-              <w:top w:w="0" w:type="dxa"/>
-              <w:bottom w:w="0" w:type="dxa"/>
-              <w:left w:w="0" w:type="dxa"/>
-              <w:right w:w="0" w:type="dxa"/>
-            </w:tcMar>
-            <w:vAlign w:val="center"/>
-          </w:tcPr>
-          <w:p>
-            <w:pPr>
-              <w:pStyle w:val="Normal"/>
-              <w:jc w:val="left"/>
-              <w:pBdr>
-                <w:bottom w:val="none" w:sz="0" w:space="0" w:color="000000"/>
-                <w:top w:val="none" w:sz="0" w:space="0" w:color="000000"/>
-                <w:left w:val="none" w:sz="0" w:space="0" w:color="000000"/>
-                <w:right w:val="none" w:sz="0" w:space="0" w:color="000000"/>
-              </w:pBdr>
-              <w:spacing w:after="100" w:before="100" w:line="240"/>
-              <w:ind w:left="100" w:right="100" w:firstLine="0" w:firstLineChars="0"/>
-              <w:rPr>
-                <w:rFonts w:ascii="Times New Roman" w:hAnsi="Times New Roman" w:eastAsia="Times New Roman" w:cs="Times New Roman"/>
-                <w:i w:val="false"/>
-                <w:b w:val="false"/>
-                <w:u w:val="none"/>
-                <w:strike w:val="false"/>
-                <w:sz w:val="12"/>
-                <w:szCs w:val="12"/>
-                <w:color w:val="000000"/>
-              </w:rPr>
-            </w:pPr>
-            <w:r>
-              <w:rPr>
-                <w:rFonts w:ascii="Times New Roman" w:hAnsi="Times New Roman" w:eastAsia="Times New Roman" w:cs="Times New Roman"/>
-                <w:i w:val="false"/>
-                <w:b w:val="false"/>
-                <w:u w:val="none"/>
-                <w:strike w:val="false"/>
-                <w:sz w:val="12"/>
-                <w:szCs w:val="12"/>
-                <w:color w:val="000000"/>
-              </w:rPr>
-              <w:t xml:space="preserve">0.695</w:t>
-            </w:r>
-          </w:p>
-        </w:tc>
-        <w:tc>
-          <w:tcPr>
-            <w:tcBorders>
-              <w:bottom w:val="none" w:sz="0" w:space="0" w:color="000000"/>
-              <w:top w:val="none" w:sz="0" w:space="0" w:color="000000"/>
-              <w:left w:val="none" w:sz="0" w:space="0" w:color="000000"/>
-              <w:right w:val="none" w:sz="0" w:space="0" w:color="000000"/>
-            </w:tcBorders>
-            <w:shd w:val="clear" w:color="auto" w:fill="FFFFFF"/>
-            <w:tcMar>
-              <w:top w:w="0" w:type="dxa"/>
-              <w:bottom w:w="0" w:type="dxa"/>
-              <w:left w:w="0" w:type="dxa"/>
-              <w:right w:w="0" w:type="dxa"/>
-            </w:tcMar>
-            <w:vAlign w:val="center"/>
-          </w:tcPr>
-          <w:p>
-            <w:pPr>
-              <w:pStyle w:val="Normal"/>
-              <w:jc w:val="left"/>
-              <w:pBdr>
-                <w:bottom w:val="none" w:sz="0" w:space="0" w:color="000000"/>
-                <w:top w:val="none" w:sz="0" w:space="0" w:color="000000"/>
-                <w:left w:val="none" w:sz="0" w:space="0" w:color="000000"/>
-                <w:right w:val="none" w:sz="0" w:space="0" w:color="000000"/>
-              </w:pBdr>
-              <w:spacing w:after="100" w:before="100" w:line="240"/>
-              <w:ind w:left="100" w:right="100" w:firstLine="0" w:firstLineChars="0"/>
-              <w:rPr>
-                <w:rFonts w:ascii="Times New Roman" w:hAnsi="Times New Roman" w:eastAsia="Times New Roman" w:cs="Times New Roman"/>
-                <w:i w:val="false"/>
-                <w:b w:val="false"/>
-                <w:u w:val="none"/>
-                <w:strike w:val="false"/>
-                <w:sz w:val="12"/>
-                <w:szCs w:val="12"/>
-                <w:color w:val="000000"/>
-              </w:rPr>
-            </w:pPr>
-            <w:r>
-              <w:rPr>
-                <w:rFonts w:ascii="Times New Roman" w:hAnsi="Times New Roman" w:eastAsia="Times New Roman" w:cs="Times New Roman"/>
-                <w:i w:val="false"/>
-                <w:b w:val="false"/>
-                <w:u w:val="none"/>
-                <w:strike w:val="false"/>
-                <w:sz w:val="12"/>
-                <w:szCs w:val="12"/>
-                <w:color w:val="000000"/>
-              </w:rPr>
-              <w:t xml:space="preserve">0.294</w:t>
+              <w:t xml:space="preserve">1.24 (0.90–1.71)</w:t>
+            </w:r>
+          </w:p>
+        </w:tc>
+        <w:tc>
+          <w:tcPr>
+            <w:tcBorders>
+              <w:bottom w:val="none" w:sz="0" w:space="0" w:color="000000"/>
+              <w:top w:val="none" w:sz="0" w:space="0" w:color="000000"/>
+              <w:left w:val="none" w:sz="0" w:space="0" w:color="000000"/>
+              <w:right w:val="none" w:sz="0" w:space="0" w:color="000000"/>
+            </w:tcBorders>
+            <w:shd w:val="clear" w:color="auto" w:fill="FFFFFF"/>
+            <w:tcMar>
+              <w:top w:w="0" w:type="dxa"/>
+              <w:bottom w:w="0" w:type="dxa"/>
+              <w:left w:w="0" w:type="dxa"/>
+              <w:right w:w="0" w:type="dxa"/>
+            </w:tcMar>
+            <w:vAlign w:val="center"/>
+          </w:tcPr>
+          <w:p>
+            <w:pPr>
+              <w:pStyle w:val="Normal"/>
+              <w:jc w:val="left"/>
+              <w:pBdr>
+                <w:bottom w:val="none" w:sz="0" w:space="0" w:color="000000"/>
+                <w:top w:val="none" w:sz="0" w:space="0" w:color="000000"/>
+                <w:left w:val="none" w:sz="0" w:space="0" w:color="000000"/>
+                <w:right w:val="none" w:sz="0" w:space="0" w:color="000000"/>
+              </w:pBdr>
+              <w:spacing w:after="100" w:before="100" w:line="240"/>
+              <w:ind w:left="100" w:right="100" w:firstLine="0" w:firstLineChars="0"/>
+              <w:rPr>
+                <w:rFonts w:ascii="Times New Roman" w:hAnsi="Times New Roman" w:eastAsia="Times New Roman" w:cs="Times New Roman"/>
+                <w:i w:val="false"/>
+                <w:b w:val="false"/>
+                <w:u w:val="none"/>
+                <w:strike w:val="false"/>
+                <w:sz w:val="12"/>
+                <w:szCs w:val="12"/>
+                <w:color w:val="000000"/>
+              </w:rPr>
+            </w:pPr>
+            <w:r>
+              <w:rPr>
+                <w:rFonts w:ascii="Times New Roman" w:hAnsi="Times New Roman" w:eastAsia="Times New Roman" w:cs="Times New Roman"/>
+                <w:i w:val="false"/>
+                <w:b w:val="false"/>
+                <w:u w:val="none"/>
+                <w:strike w:val="false"/>
+                <w:sz w:val="12"/>
+                <w:szCs w:val="12"/>
+                <w:color w:val="000000"/>
+              </w:rPr>
+              <w:t xml:space="preserve">0.189</w:t>
+            </w:r>
+          </w:p>
+        </w:tc>
+        <w:tc>
+          <w:tcPr>
+            <w:tcBorders>
+              <w:bottom w:val="none" w:sz="0" w:space="0" w:color="000000"/>
+              <w:top w:val="none" w:sz="0" w:space="0" w:color="000000"/>
+              <w:left w:val="none" w:sz="0" w:space="0" w:color="000000"/>
+              <w:right w:val="none" w:sz="0" w:space="0" w:color="000000"/>
+            </w:tcBorders>
+            <w:shd w:val="clear" w:color="auto" w:fill="FFFFFF"/>
+            <w:tcMar>
+              <w:top w:w="0" w:type="dxa"/>
+              <w:bottom w:w="0" w:type="dxa"/>
+              <w:left w:w="0" w:type="dxa"/>
+              <w:right w:w="0" w:type="dxa"/>
+            </w:tcMar>
+            <w:vAlign w:val="center"/>
+          </w:tcPr>
+          <w:p>
+            <w:pPr>
+              <w:pStyle w:val="Normal"/>
+              <w:jc w:val="left"/>
+              <w:pBdr>
+                <w:bottom w:val="none" w:sz="0" w:space="0" w:color="000000"/>
+                <w:top w:val="none" w:sz="0" w:space="0" w:color="000000"/>
+                <w:left w:val="none" w:sz="0" w:space="0" w:color="000000"/>
+                <w:right w:val="none" w:sz="0" w:space="0" w:color="000000"/>
+              </w:pBdr>
+              <w:spacing w:after="100" w:before="100" w:line="240"/>
+              <w:ind w:left="100" w:right="100" w:firstLine="0" w:firstLineChars="0"/>
+              <w:rPr>
+                <w:rFonts w:ascii="Times New Roman" w:hAnsi="Times New Roman" w:eastAsia="Times New Roman" w:cs="Times New Roman"/>
+                <w:i w:val="false"/>
+                <w:b w:val="false"/>
+                <w:u w:val="none"/>
+                <w:strike w:val="false"/>
+                <w:sz w:val="12"/>
+                <w:szCs w:val="12"/>
+                <w:color w:val="000000"/>
+              </w:rPr>
+            </w:pPr>
+            <w:r>
+              <w:rPr>
+                <w:rFonts w:ascii="Times New Roman" w:hAnsi="Times New Roman" w:eastAsia="Times New Roman" w:cs="Times New Roman"/>
+                <w:i w:val="false"/>
+                <w:b w:val="false"/>
+                <w:u w:val="none"/>
+                <w:strike w:val="false"/>
+                <w:sz w:val="12"/>
+                <w:szCs w:val="12"/>
+                <w:color w:val="000000"/>
+              </w:rPr>
+              <w:t xml:space="preserve">0.336</w:t>
             </w:r>
           </w:p>
         </w:tc>
@@ -16284,62 +16284,62 @@
                 <w:szCs w:val="12"/>
                 <w:color w:val="000000"/>
               </w:rPr>
-              <w:t xml:space="preserve">5.10 (0.81, 9.38)</w:t>
-            </w:r>
-          </w:p>
-        </w:tc>
-        <w:tc>
-          <w:tcPr>
-            <w:tcBorders>
-              <w:bottom w:val="none" w:sz="0" w:space="0" w:color="000000"/>
-              <w:top w:val="none" w:sz="0" w:space="0" w:color="000000"/>
-              <w:left w:val="none" w:sz="0" w:space="0" w:color="000000"/>
-              <w:right w:val="none" w:sz="0" w:space="0" w:color="000000"/>
-            </w:tcBorders>
-            <w:shd w:val="clear" w:color="auto" w:fill="FFFFFF"/>
-            <w:tcMar>
-              <w:top w:w="0" w:type="dxa"/>
-              <w:bottom w:w="0" w:type="dxa"/>
-              <w:left w:w="0" w:type="dxa"/>
-              <w:right w:w="0" w:type="dxa"/>
-            </w:tcMar>
-            <w:vAlign w:val="center"/>
-          </w:tcPr>
-          <w:p>
-            <w:pPr>
-              <w:pStyle w:val="Normal"/>
-              <w:jc w:val="left"/>
-              <w:pBdr>
-                <w:bottom w:val="none" w:sz="0" w:space="0" w:color="000000"/>
-                <w:top w:val="none" w:sz="0" w:space="0" w:color="000000"/>
-                <w:left w:val="none" w:sz="0" w:space="0" w:color="000000"/>
-                <w:right w:val="none" w:sz="0" w:space="0" w:color="000000"/>
-              </w:pBdr>
-              <w:spacing w:after="100" w:before="100" w:line="240"/>
-              <w:ind w:left="100" w:right="100" w:firstLine="0" w:firstLineChars="0"/>
-              <w:rPr>
-                <w:rFonts w:ascii="Times New Roman" w:hAnsi="Times New Roman" w:eastAsia="Times New Roman" w:cs="Times New Roman"/>
-                <w:i w:val="false"/>
-                <w:b w:val="false"/>
-                <w:u w:val="none"/>
-                <w:strike w:val="false"/>
-                <w:sz w:val="12"/>
-                <w:szCs w:val="12"/>
-                <w:color w:val="000000"/>
-              </w:rPr>
-            </w:pPr>
-            <w:r>
-              <w:rPr>
-                <w:rFonts w:ascii="Times New Roman" w:hAnsi="Times New Roman" w:eastAsia="Times New Roman" w:cs="Times New Roman"/>
-                <w:i w:val="false"/>
-                <w:b w:val="false"/>
-                <w:u w:val="none"/>
-                <w:strike w:val="false"/>
-                <w:sz w:val="12"/>
-                <w:szCs w:val="12"/>
-                <w:color w:val="000000"/>
-              </w:rPr>
-              <w:t xml:space="preserve">0.020</w:t>
+              <w:t xml:space="preserve">-5.29 (-9.57, -1.01)</w:t>
+            </w:r>
+          </w:p>
+        </w:tc>
+        <w:tc>
+          <w:tcPr>
+            <w:tcBorders>
+              <w:bottom w:val="none" w:sz="0" w:space="0" w:color="000000"/>
+              <w:top w:val="none" w:sz="0" w:space="0" w:color="000000"/>
+              <w:left w:val="none" w:sz="0" w:space="0" w:color="000000"/>
+              <w:right w:val="none" w:sz="0" w:space="0" w:color="000000"/>
+            </w:tcBorders>
+            <w:shd w:val="clear" w:color="auto" w:fill="FFFFFF"/>
+            <w:tcMar>
+              <w:top w:w="0" w:type="dxa"/>
+              <w:bottom w:w="0" w:type="dxa"/>
+              <w:left w:w="0" w:type="dxa"/>
+              <w:right w:w="0" w:type="dxa"/>
+            </w:tcMar>
+            <w:vAlign w:val="center"/>
+          </w:tcPr>
+          <w:p>
+            <w:pPr>
+              <w:pStyle w:val="Normal"/>
+              <w:jc w:val="left"/>
+              <w:pBdr>
+                <w:bottom w:val="none" w:sz="0" w:space="0" w:color="000000"/>
+                <w:top w:val="none" w:sz="0" w:space="0" w:color="000000"/>
+                <w:left w:val="none" w:sz="0" w:space="0" w:color="000000"/>
+                <w:right w:val="none" w:sz="0" w:space="0" w:color="000000"/>
+              </w:pBdr>
+              <w:spacing w:after="100" w:before="100" w:line="240"/>
+              <w:ind w:left="100" w:right="100" w:firstLine="0" w:firstLineChars="0"/>
+              <w:rPr>
+                <w:rFonts w:ascii="Times New Roman" w:hAnsi="Times New Roman" w:eastAsia="Times New Roman" w:cs="Times New Roman"/>
+                <w:i w:val="false"/>
+                <w:b w:val="false"/>
+                <w:u w:val="none"/>
+                <w:strike w:val="false"/>
+                <w:sz w:val="12"/>
+                <w:szCs w:val="12"/>
+                <w:color w:val="000000"/>
+              </w:rPr>
+            </w:pPr>
+            <w:r>
+              <w:rPr>
+                <w:rFonts w:ascii="Times New Roman" w:hAnsi="Times New Roman" w:eastAsia="Times New Roman" w:cs="Times New Roman"/>
+                <w:i w:val="false"/>
+                <w:b w:val="false"/>
+                <w:u w:val="none"/>
+                <w:strike w:val="false"/>
+                <w:sz w:val="12"/>
+                <w:szCs w:val="12"/>
+                <w:color w:val="000000"/>
+              </w:rPr>
+              <w:t xml:space="preserve">0.015</w:t>
             </w:r>
           </w:p>
         </w:tc>
@@ -17059,7 +17059,7 @@
                 <w:szCs w:val="12"/>
                 <w:color w:val="000000"/>
               </w:rPr>
-              <w:t xml:space="preserve">0.089</w:t>
+              <w:t xml:space="preserve">0.059</w:t>
             </w:r>
           </w:p>
         </w:tc>
@@ -17224,7 +17224,7 @@
                 <w:szCs w:val="12"/>
                 <w:color w:val="000000"/>
               </w:rPr>
-              <w:t xml:space="preserve">0.461</w:t>
+              <w:t xml:space="preserve">0.407</w:t>
             </w:r>
           </w:p>
         </w:tc>
